--- a/data/outputs/v2/Chemistry/SS3.1_Acids_and_Bases/Chemistry_Acids_and_Bases_CBE_LessonSequence.docx
+++ b/data/outputs/v2/Chemistry/SS3.1_Acids_and_Bases/Chemistry_Acids_and_Bases_CBE_LessonSequence.docx
@@ -3498,7 +3498,7 @@
             <w:pPr>
               <w:spacing w:after="20" w:before="0"/>
             </w:pPr>
-            <w:hyperlink w:history="1" r:id="rIdi7lmuy4i2ygazmvevjfff">
+            <w:hyperlink w:history="1" r:id="rIdp_nkvhs32ugwsjxceqaa4">
               <w:r>
                 <w:rPr>
                   <w:rFonts w:ascii="Arial" w:cs="Arial" w:eastAsia="Arial" w:hAnsi="Arial"/>
@@ -3507,7 +3507,7 @@
                   <w:szCs w:val="16"/>
                   <w:u w:val="single" w:color="2E75B6"/>
                 </w:rPr>
-                <w:t xml:space="preserve">Experimental probability</w:t>
+                <w:t xml:space="preserve">Uniform</w:t>
               </w:r>
             </w:hyperlink>
           </w:p>
@@ -3523,7 +3523,7 @@
                 <w:sz w:val="14"/>
                 <w:szCs w:val="14"/>
               </w:rPr>
-              <w:t xml:space="preserve">Source: Khan Academy (English - US curriculum)</w:t>
+              <w:t xml:space="preserve">Source: Touchable Earth (en)</w:t>
             </w:r>
           </w:p>
           <w:p>
@@ -3531,7 +3531,7 @@
               <w:spacing w:after="10" w:before="0"/>
               <w:ind w:left="120"/>
             </w:pPr>
-            <w:hyperlink w:history="1" r:id="rId2yzboqmhc6qh8ltet9msr">
+            <w:hyperlink w:history="1" r:id="rId2qullsvwpfny8hdaaxcme">
               <w:r>
                 <w:rPr>
                   <w:rFonts w:ascii="Arial" w:cs="Arial" w:eastAsia="Arial" w:hAnsi="Arial"/>
@@ -3576,7 +3576,7 @@
             <w:pPr>
               <w:spacing w:after="20" w:before="0"/>
             </w:pPr>
-            <w:hyperlink w:history="1" r:id="rIdymmbribolkvwmak1cqb2w">
+            <w:hyperlink w:history="1" r:id="rId8wnh9k3xmcbfj0-a5atcv">
               <w:r>
                 <w:rPr>
                   <w:rFonts w:ascii="Arial" w:cs="Arial" w:eastAsia="Arial" w:hAnsi="Arial"/>
@@ -3585,7 +3585,7 @@
                   <w:szCs w:val="16"/>
                   <w:u w:val="single" w:color="2E75B6"/>
                 </w:rPr>
-                <w:t xml:space="preserve">Properties of Acids (Flexbook)</w:t>
+                <w:t xml:space="preserve">Nucleic Acid Classification (Flexbook)</w:t>
               </w:r>
             </w:hyperlink>
           </w:p>
@@ -3609,7 +3609,7 @@
               <w:spacing w:after="10" w:before="0"/>
               <w:ind w:left="120"/>
             </w:pPr>
-            <w:hyperlink w:history="1" r:id="rId0vofwu2qffpym9agaicrk">
+            <w:hyperlink w:history="1" r:id="rId-2deco2t07l6b8oyx-qpl">
               <w:r>
                 <w:rPr>
                   <w:rFonts w:ascii="Arial" w:cs="Arial" w:eastAsia="Arial" w:hAnsi="Arial"/>
@@ -3804,7 +3804,7 @@
             <w:pPr>
               <w:spacing w:after="20" w:before="0"/>
             </w:pPr>
-            <w:hyperlink w:history="1" r:id="rIdsgajytvifjqtrouok2myz">
+            <w:hyperlink w:history="1" r:id="rIdolxqpuittacri1zijwgsm">
               <w:r>
                 <w:rPr>
                   <w:rFonts w:ascii="Arial" w:cs="Arial" w:eastAsia="Arial" w:hAnsi="Arial"/>
@@ -3813,7 +3813,7 @@
                   <w:szCs w:val="16"/>
                   <w:u w:val="single" w:color="2E75B6"/>
                 </w:rPr>
-                <w:t xml:space="preserve">Experimental probability</w:t>
+                <w:t xml:space="preserve">Uniform</w:t>
               </w:r>
             </w:hyperlink>
           </w:p>
@@ -3829,7 +3829,7 @@
                 <w:sz w:val="14"/>
                 <w:szCs w:val="14"/>
               </w:rPr>
-              <w:t xml:space="preserve">Source: Khan Academy (English - US curriculum)</w:t>
+              <w:t xml:space="preserve">Source: Touchable Earth (en)</w:t>
             </w:r>
           </w:p>
           <w:p>
@@ -3837,7 +3837,7 @@
               <w:spacing w:after="10" w:before="0"/>
               <w:ind w:left="120"/>
             </w:pPr>
-            <w:hyperlink w:history="1" r:id="rIdhhrsicy-2koyjtgs60tg5">
+            <w:hyperlink w:history="1" r:id="rIdhs1r1a7pxp5ghnbscanut">
               <w:r>
                 <w:rPr>
                   <w:rFonts w:ascii="Arial" w:cs="Arial" w:eastAsia="Arial" w:hAnsi="Arial"/>
@@ -3875,14 +3875,14 @@
                 <w:sz w:val="16"/>
                 <w:szCs w:val="16"/>
               </w:rPr>
-              <w:t xml:space="preserve">📖 HTML:</w:t>
+              <w:t xml:space="preserve">📖 EXERCISE:</w:t>
             </w:r>
           </w:p>
           <w:p>
             <w:pPr>
               <w:spacing w:after="20" w:before="0"/>
             </w:pPr>
-            <w:hyperlink w:history="1" r:id="rIdosze93vp_l67gw3d3ledx">
+            <w:hyperlink w:history="1" r:id="rIdckcexovhfj2ecyo_xnaza">
               <w:r>
                 <w:rPr>
                   <w:rFonts w:ascii="Arial" w:cs="Arial" w:eastAsia="Arial" w:hAnsi="Arial"/>
@@ -3891,7 +3891,7 @@
                   <w:szCs w:val="16"/>
                   <w:u w:val="single" w:color="2E75B6"/>
                 </w:rPr>
-                <w:t xml:space="preserve">Properties of Acids (Flexbook)</w:t>
+                <w:t xml:space="preserve">Nucleic Acid Classification Practice</w:t>
               </w:r>
             </w:hyperlink>
           </w:p>
@@ -3915,7 +3915,7 @@
               <w:spacing w:after="10" w:before="0"/>
               <w:ind w:left="120"/>
             </w:pPr>
-            <w:hyperlink w:history="1" r:id="rIdyo9fqm8wxhojleyncb4l9">
+            <w:hyperlink w:history="1" r:id="rIdqncxpg6wfe_mmgdpl8vl2">
               <w:r>
                 <w:rPr>
                   <w:rFonts w:ascii="Arial" w:cs="Arial" w:eastAsia="Arial" w:hAnsi="Arial"/>
@@ -4110,7 +4110,7 @@
             <w:pPr>
               <w:spacing w:after="20" w:before="0"/>
             </w:pPr>
-            <w:hyperlink w:history="1" r:id="rId_4bl_qnrs42ptvahi2c0t">
+            <w:hyperlink w:history="1" r:id="rIdl2qa2bgttofy2x7-stf73">
               <w:r>
                 <w:rPr>
                   <w:rFonts w:ascii="Arial" w:cs="Arial" w:eastAsia="Arial" w:hAnsi="Arial"/>
@@ -4119,7 +4119,7 @@
                   <w:szCs w:val="16"/>
                   <w:u w:val="single" w:color="2E75B6"/>
                 </w:rPr>
-                <w:t xml:space="preserve">Experimental probability</w:t>
+                <w:t xml:space="preserve">Uniform</w:t>
               </w:r>
             </w:hyperlink>
           </w:p>
@@ -4135,7 +4135,7 @@
                 <w:sz w:val="14"/>
                 <w:szCs w:val="14"/>
               </w:rPr>
-              <w:t xml:space="preserve">Source: Khan Academy (English - US curriculum)</w:t>
+              <w:t xml:space="preserve">Source: Touchable Earth (en)</w:t>
             </w:r>
           </w:p>
           <w:p>
@@ -4143,7 +4143,7 @@
               <w:spacing w:after="10" w:before="0"/>
               <w:ind w:left="120"/>
             </w:pPr>
-            <w:hyperlink w:history="1" r:id="rIduvdotqwwcvvm035crou6s">
+            <w:hyperlink w:history="1" r:id="rIdeniix3jp4byyzbmcsi4vk">
               <w:r>
                 <w:rPr>
                   <w:rFonts w:ascii="Arial" w:cs="Arial" w:eastAsia="Arial" w:hAnsi="Arial"/>
@@ -4181,14 +4181,14 @@
                 <w:sz w:val="16"/>
                 <w:szCs w:val="16"/>
               </w:rPr>
-              <w:t xml:space="preserve">📖 HTML:</w:t>
+              <w:t xml:space="preserve">📖 EXERCISE:</w:t>
             </w:r>
           </w:p>
           <w:p>
             <w:pPr>
               <w:spacing w:after="20" w:before="0"/>
             </w:pPr>
-            <w:hyperlink w:history="1" r:id="rId0gusxwdoew38rzupvd432">
+            <w:hyperlink w:history="1" r:id="rId_ikggxrz2fsgp9txxzq6m">
               <w:r>
                 <w:rPr>
                   <w:rFonts w:ascii="Arial" w:cs="Arial" w:eastAsia="Arial" w:hAnsi="Arial"/>
@@ -4197,7 +4197,7 @@
                   <w:szCs w:val="16"/>
                   <w:u w:val="single" w:color="2E75B6"/>
                 </w:rPr>
-                <w:t xml:space="preserve">Properties of Acids (Flexbook)</w:t>
+                <w:t xml:space="preserve">Amino Acid Classification and Structure Practice</w:t>
               </w:r>
             </w:hyperlink>
           </w:p>
@@ -4221,7 +4221,7 @@
               <w:spacing w:after="10" w:before="0"/>
               <w:ind w:left="120"/>
             </w:pPr>
-            <w:hyperlink w:history="1" r:id="rId2p6p530aepg34-pj80fsi">
+            <w:hyperlink w:history="1" r:id="rIdmvnfed-ue8guuz2ophzoi">
               <w:r>
                 <w:rPr>
                   <w:rFonts w:ascii="Arial" w:cs="Arial" w:eastAsia="Arial" w:hAnsi="Arial"/>
@@ -4416,7 +4416,7 @@
             <w:pPr>
               <w:spacing w:after="20" w:before="0"/>
             </w:pPr>
-            <w:hyperlink w:history="1" r:id="rIdix1059qw0hz6xfvfrwjd6">
+            <w:hyperlink w:history="1" r:id="rIddhryu4zjslt6a10zcm0np">
               <w:r>
                 <w:rPr>
                   <w:rFonts w:ascii="Arial" w:cs="Arial" w:eastAsia="Arial" w:hAnsi="Arial"/>
@@ -4425,7 +4425,7 @@
                   <w:szCs w:val="16"/>
                   <w:u w:val="single" w:color="2E75B6"/>
                 </w:rPr>
-                <w:t xml:space="preserve">Experimental probability</w:t>
+                <w:t xml:space="preserve">Uniform</w:t>
               </w:r>
             </w:hyperlink>
           </w:p>
@@ -4441,7 +4441,7 @@
                 <w:sz w:val="14"/>
                 <w:szCs w:val="14"/>
               </w:rPr>
-              <w:t xml:space="preserve">Source: Khan Academy (English - US curriculum)</w:t>
+              <w:t xml:space="preserve">Source: Touchable Earth (en)</w:t>
             </w:r>
           </w:p>
           <w:p>
@@ -4449,7 +4449,7 @@
               <w:spacing w:after="10" w:before="0"/>
               <w:ind w:left="120"/>
             </w:pPr>
-            <w:hyperlink w:history="1" r:id="rIdupyikap4sjr-swicmylbk">
+            <w:hyperlink w:history="1" r:id="rIdh1sxkvcrahaco0rmkxr86">
               <w:r>
                 <w:rPr>
                   <w:rFonts w:ascii="Arial" w:cs="Arial" w:eastAsia="Arial" w:hAnsi="Arial"/>
@@ -4494,7 +4494,7 @@
             <w:pPr>
               <w:spacing w:after="20" w:before="0"/>
             </w:pPr>
-            <w:hyperlink w:history="1" r:id="rId_gg-loy0lowjj3vnfejdx">
+            <w:hyperlink w:history="1" r:id="rId2kb7pulapv0crfeohsbau">
               <w:r>
                 <w:rPr>
                   <w:rFonts w:ascii="Arial" w:cs="Arial" w:eastAsia="Arial" w:hAnsi="Arial"/>
@@ -4503,7 +4503,7 @@
                   <w:szCs w:val="16"/>
                   <w:u w:val="single" w:color="2E75B6"/>
                 </w:rPr>
-                <w:t xml:space="preserve">Properties of Acids (Flexbook)</w:t>
+                <w:t xml:space="preserve">Nucleic Acid Classification (Flexbook)</w:t>
               </w:r>
             </w:hyperlink>
           </w:p>
@@ -4527,7 +4527,7 @@
               <w:spacing w:after="10" w:before="0"/>
               <w:ind w:left="120"/>
             </w:pPr>
-            <w:hyperlink w:history="1" r:id="rIdnuyfqisfuowbkypzd9rzt">
+            <w:hyperlink w:history="1" r:id="rId_lkcxucjo-eb3ik-1qxdz">
               <w:r>
                 <w:rPr>
                   <w:rFonts w:ascii="Arial" w:cs="Arial" w:eastAsia="Arial" w:hAnsi="Arial"/>
@@ -4722,7 +4722,7 @@
             <w:pPr>
               <w:spacing w:after="20" w:before="0"/>
             </w:pPr>
-            <w:hyperlink w:history="1" r:id="rIddkmwo6wnuinyip5mufwd-">
+            <w:hyperlink w:history="1" r:id="rIdudfv9pi0ip-wgzuu_lpkp">
               <w:r>
                 <w:rPr>
                   <w:rFonts w:ascii="Arial" w:cs="Arial" w:eastAsia="Arial" w:hAnsi="Arial"/>
@@ -4731,7 +4731,7 @@
                   <w:szCs w:val="16"/>
                   <w:u w:val="single" w:color="2E75B6"/>
                 </w:rPr>
-                <w:t xml:space="preserve">Experimental probability</w:t>
+                <w:t xml:space="preserve">Uniform</w:t>
               </w:r>
             </w:hyperlink>
           </w:p>
@@ -4747,7 +4747,7 @@
                 <w:sz w:val="14"/>
                 <w:szCs w:val="14"/>
               </w:rPr>
-              <w:t xml:space="preserve">Source: Khan Academy (English - US curriculum)</w:t>
+              <w:t xml:space="preserve">Source: Touchable Earth (en)</w:t>
             </w:r>
           </w:p>
           <w:p>
@@ -4755,7 +4755,7 @@
               <w:spacing w:after="10" w:before="0"/>
               <w:ind w:left="120"/>
             </w:pPr>
-            <w:hyperlink w:history="1" r:id="rIdvohlvrbf9epqsb9licetl">
+            <w:hyperlink w:history="1" r:id="rIdxgznjintqlfarl_mnpbo0">
               <w:r>
                 <w:rPr>
                   <w:rFonts w:ascii="Arial" w:cs="Arial" w:eastAsia="Arial" w:hAnsi="Arial"/>
@@ -4793,14 +4793,14 @@
                 <w:sz w:val="16"/>
                 <w:szCs w:val="16"/>
               </w:rPr>
-              <w:t xml:space="preserve">📖 HTML:</w:t>
+              <w:t xml:space="preserve">📖 EXERCISE:</w:t>
             </w:r>
           </w:p>
           <w:p>
             <w:pPr>
               <w:spacing w:after="20" w:before="0"/>
             </w:pPr>
-            <w:hyperlink w:history="1" r:id="rIdljw6ut0atftm-3-_44kjh">
+            <w:hyperlink w:history="1" r:id="rIdb9evemlw4-gwe7v1kxdyp">
               <w:r>
                 <w:rPr>
                   <w:rFonts w:ascii="Arial" w:cs="Arial" w:eastAsia="Arial" w:hAnsi="Arial"/>
@@ -4809,7 +4809,7 @@
                   <w:szCs w:val="16"/>
                   <w:u w:val="single" w:color="2E75B6"/>
                 </w:rPr>
-                <w:t xml:space="preserve">Properties of Acids (Flexbook)</w:t>
+                <w:t xml:space="preserve">Amino Acid Classification and Structure Practice</w:t>
               </w:r>
             </w:hyperlink>
           </w:p>
@@ -4833,7 +4833,7 @@
               <w:spacing w:after="10" w:before="0"/>
               <w:ind w:left="120"/>
             </w:pPr>
-            <w:hyperlink w:history="1" r:id="rIdptzn2gzeqi87pimmhd0ob">
+            <w:hyperlink w:history="1" r:id="rIdkca50kq8qtxkkt8tcuokf">
               <w:r>
                 <w:rPr>
                   <w:rFonts w:ascii="Arial" w:cs="Arial" w:eastAsia="Arial" w:hAnsi="Arial"/>
@@ -6320,7 +6320,7 @@
             <w:pPr>
               <w:spacing w:after="20" w:before="0"/>
             </w:pPr>
-            <w:hyperlink w:history="1" r:id="rIdgdk32praayw3flea6acqz">
+            <w:hyperlink w:history="1" r:id="rIdilhs-kmze9r26y_0nmeme">
               <w:r>
                 <w:rPr>
                   <w:rFonts w:ascii="Arial" w:cs="Arial" w:eastAsia="Arial" w:hAnsi="Arial"/>
@@ -6329,7 +6329,7 @@
                   <w:szCs w:val="16"/>
                   <w:u w:val="single" w:color="2E75B6"/>
                 </w:rPr>
-                <w:t xml:space="preserve">Experimental probability</w:t>
+                <w:t xml:space="preserve">Titration of a strong acid with a strong base</w:t>
               </w:r>
             </w:hyperlink>
           </w:p>
@@ -6353,7 +6353,7 @@
               <w:spacing w:after="10" w:before="0"/>
               <w:ind w:left="120"/>
             </w:pPr>
-            <w:hyperlink w:history="1" r:id="rIdrcceolbdvugyza7wd9zrn">
+            <w:hyperlink w:history="1" r:id="rIddfbqmj8h2ta2cdsi2luou">
               <w:r>
                 <w:rPr>
                   <w:rFonts w:ascii="Arial" w:cs="Arial" w:eastAsia="Arial" w:hAnsi="Arial"/>
@@ -6398,7 +6398,7 @@
             <w:pPr>
               <w:spacing w:after="20" w:before="0"/>
             </w:pPr>
-            <w:hyperlink w:history="1" r:id="rId1phpaoawuwaftvymi34qc">
+            <w:hyperlink w:history="1" r:id="rIdqmo6z9p4iu_0_5ox9x_6c">
               <w:r>
                 <w:rPr>
                   <w:rFonts w:ascii="Arial" w:cs="Arial" w:eastAsia="Arial" w:hAnsi="Arial"/>
@@ -6407,7 +6407,7 @@
                   <w:szCs w:val="16"/>
                   <w:u w:val="single" w:color="2E75B6"/>
                 </w:rPr>
-                <w:t xml:space="preserve">Properties of Acids (Flexbook)</w:t>
+                <w:t xml:space="preserve">pH Scale: Basics</w:t>
               </w:r>
             </w:hyperlink>
           </w:p>
@@ -6423,7 +6423,7 @@
                 <w:sz w:val="14"/>
                 <w:szCs w:val="14"/>
               </w:rPr>
-              <w:t xml:space="preserve">Source: CK-12</w:t>
+              <w:t xml:space="preserve">Source: PhET Interactive Simulations (English)</w:t>
             </w:r>
           </w:p>
           <w:p>
@@ -6431,7 +6431,7 @@
               <w:spacing w:after="10" w:before="0"/>
               <w:ind w:left="120"/>
             </w:pPr>
-            <w:hyperlink w:history="1" r:id="rIdsfllpeflqsl4krcyuj5x_">
+            <w:hyperlink w:history="1" r:id="rIdimaru8s3glf1chw5k7vgt">
               <w:r>
                 <w:rPr>
                   <w:rFonts w:ascii="Arial" w:cs="Arial" w:eastAsia="Arial" w:hAnsi="Arial"/>
@@ -6626,7 +6626,7 @@
             <w:pPr>
               <w:spacing w:after="20" w:before="0"/>
             </w:pPr>
-            <w:hyperlink w:history="1" r:id="rId7vew0leezidkhvvskjf_4">
+            <w:hyperlink w:history="1" r:id="rId_aiv6t85u6ekaqs-wbbls">
               <w:r>
                 <w:rPr>
                   <w:rFonts w:ascii="Arial" w:cs="Arial" w:eastAsia="Arial" w:hAnsi="Arial"/>
@@ -6635,7 +6635,7 @@
                   <w:szCs w:val="16"/>
                   <w:u w:val="single" w:color="2E75B6"/>
                 </w:rPr>
-                <w:t xml:space="preserve">Experimental probability</w:t>
+                <w:t xml:space="preserve">Titration of a strong acid with a strong base (continued)</w:t>
               </w:r>
             </w:hyperlink>
           </w:p>
@@ -6659,7 +6659,7 @@
               <w:spacing w:after="10" w:before="0"/>
               <w:ind w:left="120"/>
             </w:pPr>
-            <w:hyperlink w:history="1" r:id="rIdywysns1z0rjk5zuzleqj5">
+            <w:hyperlink w:history="1" r:id="rId0vipjun9ohbatiuv94scu">
               <w:r>
                 <w:rPr>
                   <w:rFonts w:ascii="Arial" w:cs="Arial" w:eastAsia="Arial" w:hAnsi="Arial"/>
@@ -6704,7 +6704,7 @@
             <w:pPr>
               <w:spacing w:after="20" w:before="0"/>
             </w:pPr>
-            <w:hyperlink w:history="1" r:id="rIdp-fjz-0xty5qv3bdkjwnb">
+            <w:hyperlink w:history="1" r:id="rIdq2dtyvxdqlfhixlqg2nms">
               <w:r>
                 <w:rPr>
                   <w:rFonts w:ascii="Arial" w:cs="Arial" w:eastAsia="Arial" w:hAnsi="Arial"/>
@@ -6713,7 +6713,7 @@
                   <w:szCs w:val="16"/>
                   <w:u w:val="single" w:color="2E75B6"/>
                 </w:rPr>
-                <w:t xml:space="preserve">Properties of Acids (Flexbook)</w:t>
+                <w:t xml:space="preserve">Naming Acids (Flexbook)</w:t>
               </w:r>
             </w:hyperlink>
           </w:p>
@@ -6737,7 +6737,7 @@
               <w:spacing w:after="10" w:before="0"/>
               <w:ind w:left="120"/>
             </w:pPr>
-            <w:hyperlink w:history="1" r:id="rIdjz0pqp0quc6xu4xpihy6y">
+            <w:hyperlink w:history="1" r:id="rIdo9civkhslr5qncllaigcc">
               <w:r>
                 <w:rPr>
                   <w:rFonts w:ascii="Arial" w:cs="Arial" w:eastAsia="Arial" w:hAnsi="Arial"/>
@@ -6932,7 +6932,7 @@
             <w:pPr>
               <w:spacing w:after="20" w:before="0"/>
             </w:pPr>
-            <w:hyperlink w:history="1" r:id="rIdfieokrip12moui3ezkyck">
+            <w:hyperlink w:history="1" r:id="rIderzdxl2ag-iadguw0ipme">
               <w:r>
                 <w:rPr>
                   <w:rFonts w:ascii="Arial" w:cs="Arial" w:eastAsia="Arial" w:hAnsi="Arial"/>
@@ -6941,7 +6941,7 @@
                   <w:szCs w:val="16"/>
                   <w:u w:val="single" w:color="2E75B6"/>
                 </w:rPr>
-                <w:t xml:space="preserve">Experimental probability</w:t>
+                <w:t xml:space="preserve">Titration of a weak base with a strong acid</w:t>
               </w:r>
             </w:hyperlink>
           </w:p>
@@ -6965,7 +6965,7 @@
               <w:spacing w:after="10" w:before="0"/>
               <w:ind w:left="120"/>
             </w:pPr>
-            <w:hyperlink w:history="1" r:id="rIdm6gkjssyanb_gdbef-r7u">
+            <w:hyperlink w:history="1" r:id="rIdamwtgdlqrrlrbb_j2s91g">
               <w:r>
                 <w:rPr>
                   <w:rFonts w:ascii="Arial" w:cs="Arial" w:eastAsia="Arial" w:hAnsi="Arial"/>
@@ -7003,14 +7003,14 @@
                 <w:sz w:val="16"/>
                 <w:szCs w:val="16"/>
               </w:rPr>
-              <w:t xml:space="preserve">📖 HTML:</w:t>
+              <w:t xml:space="preserve">📖 EXERCISE:</w:t>
             </w:r>
           </w:p>
           <w:p>
             <w:pPr>
               <w:spacing w:after="20" w:before="0"/>
             </w:pPr>
-            <w:hyperlink w:history="1" r:id="rIdkdfji7tmteklgxwfn-edc">
+            <w:hyperlink w:history="1" r:id="rIds2knv4ejahwbrvibirhh8">
               <w:r>
                 <w:rPr>
                   <w:rFonts w:ascii="Arial" w:cs="Arial" w:eastAsia="Arial" w:hAnsi="Arial"/>
@@ -7019,7 +7019,7 @@
                   <w:szCs w:val="16"/>
                   <w:u w:val="single" w:color="2E75B6"/>
                 </w:rPr>
-                <w:t xml:space="preserve">Properties of Acids (Flexbook)</w:t>
+                <w:t xml:space="preserve">Naming Acids Practice</w:t>
               </w:r>
             </w:hyperlink>
           </w:p>
@@ -7043,7 +7043,7 @@
               <w:spacing w:after="10" w:before="0"/>
               <w:ind w:left="120"/>
             </w:pPr>
-            <w:hyperlink w:history="1" r:id="rId70bpw6b0sgckkrln2eu_m">
+            <w:hyperlink w:history="1" r:id="rIdxrodluqhgahbdyjef38u5">
               <w:r>
                 <w:rPr>
                   <w:rFonts w:ascii="Arial" w:cs="Arial" w:eastAsia="Arial" w:hAnsi="Arial"/>
@@ -7238,7 +7238,7 @@
             <w:pPr>
               <w:spacing w:after="20" w:before="0"/>
             </w:pPr>
-            <w:hyperlink w:history="1" r:id="rIds3jcz320wsulpybcxe-q0">
+            <w:hyperlink w:history="1" r:id="rIdcq9mwvdt-kbqygxbqm2nq">
               <w:r>
                 <w:rPr>
                   <w:rFonts w:ascii="Arial" w:cs="Arial" w:eastAsia="Arial" w:hAnsi="Arial"/>
@@ -7247,7 +7247,7 @@
                   <w:szCs w:val="16"/>
                   <w:u w:val="single" w:color="2E75B6"/>
                 </w:rPr>
-                <w:t xml:space="preserve">Experimental probability</w:t>
+                <w:t xml:space="preserve">Acid–base properties of salts</w:t>
               </w:r>
             </w:hyperlink>
           </w:p>
@@ -7271,7 +7271,7 @@
               <w:spacing w:after="10" w:before="0"/>
               <w:ind w:left="120"/>
             </w:pPr>
-            <w:hyperlink w:history="1" r:id="rIdorfwbhz1n2mrl1jxt-5ml">
+            <w:hyperlink w:history="1" r:id="rIdqosfi3yufhiezsfu9tf6v">
               <w:r>
                 <w:rPr>
                   <w:rFonts w:ascii="Arial" w:cs="Arial" w:eastAsia="Arial" w:hAnsi="Arial"/>
@@ -7316,7 +7316,7 @@
             <w:pPr>
               <w:spacing w:after="20" w:before="0"/>
             </w:pPr>
-            <w:hyperlink w:history="1" r:id="rId--ymuzp1vq4p0bsdlqm0a">
+            <w:hyperlink w:history="1" r:id="rIdclz9tcr54viod1njml_pn">
               <w:r>
                 <w:rPr>
                   <w:rFonts w:ascii="Arial" w:cs="Arial" w:eastAsia="Arial" w:hAnsi="Arial"/>
@@ -7325,7 +7325,7 @@
                   <w:szCs w:val="16"/>
                   <w:u w:val="single" w:color="2E75B6"/>
                 </w:rPr>
-                <w:t xml:space="preserve">Properties of Acids (Flexbook)</w:t>
+                <w:t xml:space="preserve">Naming Acids (PLIX)</w:t>
               </w:r>
             </w:hyperlink>
           </w:p>
@@ -7349,7 +7349,7 @@
               <w:spacing w:after="10" w:before="0"/>
               <w:ind w:left="120"/>
             </w:pPr>
-            <w:hyperlink w:history="1" r:id="rIdapaspg7_t1_5toiivsrgk">
+            <w:hyperlink w:history="1" r:id="rIdalmcz2w9v8niv2nsa90tk">
               <w:r>
                 <w:rPr>
                   <w:rFonts w:ascii="Arial" w:cs="Arial" w:eastAsia="Arial" w:hAnsi="Arial"/>
@@ -7544,7 +7544,7 @@
             <w:pPr>
               <w:spacing w:after="20" w:before="0"/>
             </w:pPr>
-            <w:hyperlink w:history="1" r:id="rIdi1p3lxqsh5nawpyvtxirf">
+            <w:hyperlink w:history="1" r:id="rIddldbz2uhstfka23fsg9d4">
               <w:r>
                 <w:rPr>
                   <w:rFonts w:ascii="Arial" w:cs="Arial" w:eastAsia="Arial" w:hAnsi="Arial"/>
@@ -7553,7 +7553,7 @@
                   <w:szCs w:val="16"/>
                   <w:u w:val="single" w:color="2E75B6"/>
                 </w:rPr>
-                <w:t xml:space="preserve">Experimental probability</w:t>
+                <w:t xml:space="preserve">Carboxylic acid nomenclature and properties</w:t>
               </w:r>
             </w:hyperlink>
           </w:p>
@@ -7577,7 +7577,7 @@
               <w:spacing w:after="10" w:before="0"/>
               <w:ind w:left="120"/>
             </w:pPr>
-            <w:hyperlink w:history="1" r:id="rIdfkas4qffsvjlbiyy9pqeb">
+            <w:hyperlink w:history="1" r:id="rIdg-buesn69b8duwrnsa-tk">
               <w:r>
                 <w:rPr>
                   <w:rFonts w:ascii="Arial" w:cs="Arial" w:eastAsia="Arial" w:hAnsi="Arial"/>
@@ -7622,7 +7622,7 @@
             <w:pPr>
               <w:spacing w:after="20" w:before="0"/>
             </w:pPr>
-            <w:hyperlink w:history="1" r:id="rIdxnhieyxavbwmlgdp2i2yc">
+            <w:hyperlink w:history="1" r:id="rId86xnc4cg_ccteyxsk6hj8">
               <w:r>
                 <w:rPr>
                   <w:rFonts w:ascii="Arial" w:cs="Arial" w:eastAsia="Arial" w:hAnsi="Arial"/>
@@ -7631,7 +7631,7 @@
                   <w:szCs w:val="16"/>
                   <w:u w:val="single" w:color="2E75B6"/>
                 </w:rPr>
-                <w:t xml:space="preserve">Properties of Acids (Flexbook)</w:t>
+                <w:t xml:space="preserve">pH Scale: Basics</w:t>
               </w:r>
             </w:hyperlink>
           </w:p>
@@ -7647,7 +7647,7 @@
                 <w:sz w:val="14"/>
                 <w:szCs w:val="14"/>
               </w:rPr>
-              <w:t xml:space="preserve">Source: CK-12</w:t>
+              <w:t xml:space="preserve">Source: PhET Interactive Simulations (English)</w:t>
             </w:r>
           </w:p>
           <w:p>
@@ -7655,7 +7655,7 @@
               <w:spacing w:after="10" w:before="0"/>
               <w:ind w:left="120"/>
             </w:pPr>
-            <w:hyperlink w:history="1" r:id="rIdt71869khleyj-6n0xx4bl">
+            <w:hyperlink w:history="1" r:id="rIdvkh9uvdx_7iidfrhlie2o">
               <w:r>
                 <w:rPr>
                   <w:rFonts w:ascii="Arial" w:cs="Arial" w:eastAsia="Arial" w:hAnsi="Arial"/>
@@ -9142,7 +9142,7 @@
             <w:pPr>
               <w:spacing w:after="20" w:before="0"/>
             </w:pPr>
-            <w:hyperlink w:history="1" r:id="rId3-pcq5sjveltdoooil0-t">
+            <w:hyperlink w:history="1" r:id="rIdbnhi7w2nbapetvp69lr5f">
               <w:r>
                 <w:rPr>
                   <w:rFonts w:ascii="Arial" w:cs="Arial" w:eastAsia="Arial" w:hAnsi="Arial"/>
@@ -9151,7 +9151,7 @@
                   <w:szCs w:val="16"/>
                   <w:u w:val="single" w:color="2E75B6"/>
                 </w:rPr>
-                <w:t xml:space="preserve">Arrhenius Acids and Bases - Overview</w:t>
+                <w:t xml:space="preserve">Arrhenius acids and bases</w:t>
               </w:r>
             </w:hyperlink>
           </w:p>
@@ -9167,7 +9167,7 @@
                 <w:sz w:val="14"/>
                 <w:szCs w:val="14"/>
               </w:rPr>
-              <w:t xml:space="preserve">Source: CK-12</w:t>
+              <w:t xml:space="preserve">Source: Khan Academy (English - US curriculum)</w:t>
             </w:r>
           </w:p>
           <w:p>
@@ -9175,7 +9175,7 @@
               <w:spacing w:after="10" w:before="0"/>
               <w:ind w:left="120"/>
             </w:pPr>
-            <w:hyperlink w:history="1" r:id="rIdwdwyvr-vvtqj5ept7y5_u">
+            <w:hyperlink w:history="1" r:id="rId_gjagqpv3kqnpc_xdnop0">
               <w:r>
                 <w:rPr>
                   <w:rFonts w:ascii="Arial" w:cs="Arial" w:eastAsia="Arial" w:hAnsi="Arial"/>
@@ -9220,7 +9220,619 @@
             <w:pPr>
               <w:spacing w:after="20" w:before="0"/>
             </w:pPr>
-            <w:hyperlink w:history="1" r:id="rIdm5kmice3iubbdwievuhl8">
+            <w:hyperlink w:history="1" r:id="rId80jo0kwniphar9i9cb2sb">
+              <w:r>
+                <w:rPr>
+                  <w:rFonts w:ascii="Arial" w:cs="Arial" w:eastAsia="Arial" w:hAnsi="Arial"/>
+                  <w:color w:val="2E75B6"/>
+                  <w:sz w:val="16"/>
+                  <w:szCs w:val="16"/>
+                  <w:u w:val="single" w:color="2E75B6"/>
+                </w:rPr>
+                <w:t xml:space="preserve">Arrhenius Bases (Flexbook)</w:t>
+              </w:r>
+            </w:hyperlink>
+          </w:p>
+          <w:p>
+            <w:pPr>
+              <w:spacing w:after="10" w:before="0"/>
+              <w:ind w:left="120"/>
+            </w:pPr>
+            <w:r>
+              <w:rPr>
+                <w:rFonts w:ascii="Arial" w:cs="Arial" w:eastAsia="Arial" w:hAnsi="Arial"/>
+                <w:color w:val="595959"/>
+                <w:sz w:val="14"/>
+                <w:szCs w:val="14"/>
+              </w:rPr>
+              <w:t xml:space="preserve">Source: CK-12</w:t>
+            </w:r>
+          </w:p>
+          <w:p>
+            <w:pPr>
+              <w:spacing w:after="10" w:before="0"/>
+              <w:ind w:left="120"/>
+            </w:pPr>
+            <w:hyperlink w:history="1" r:id="rIdje4vig_jl2xt6x1rhd7qp">
+              <w:r>
+                <w:rPr>
+                  <w:rFonts w:ascii="Arial" w:cs="Arial" w:eastAsia="Arial" w:hAnsi="Arial"/>
+                  <w:color w:val="595959"/>
+                  <w:sz w:val="14"/>
+                  <w:szCs w:val="14"/>
+                  <w:u w:val="single" w:color="595959"/>
+                </w:rPr>
+                <w:t xml:space="preserve">🔍 Search ARES for similar readings</w:t>
+              </w:r>
+            </w:hyperlink>
+          </w:p>
+        </w:tc>
+        <w:tc>
+          <w:tcPr>
+            <w:tcW w:type="dxa" w:w="3040"/>
+            <w:shd w:fill="FFFFFF" w:color="auto" w:val="clear"/>
+            <w:tcMar>
+              <w:top w:type="dxa" w:w="60"/>
+              <w:left w:type="dxa" w:w="120"/>
+              <w:bottom w:type="dxa" w:w="60"/>
+              <w:right w:type="dxa" w:w="120"/>
+            </w:tcMar>
+            <w:vAlign w:val="top"/>
+          </w:tcPr>
+          <w:p>
+            <w:pPr>
+              <w:spacing w:after="40" w:before="0"/>
+              <w:jc w:val="left"/>
+            </w:pPr>
+            <w:r>
+              <w:rPr>
+                <w:rFonts w:ascii="Arial" w:cs="Arial" w:eastAsia="Arial" w:hAnsi="Arial"/>
+                <w:b w:val="false"/>
+                <w:bCs w:val="false"/>
+                <w:i w:val="false"/>
+                <w:iCs w:val="false"/>
+                <w:color w:val="000000"/>
+                <w:sz w:val="18"/>
+                <w:szCs w:val="18"/>
+              </w:rPr>
+              <w:t xml:space="preserve">Students open their notebooks to their Lesson 1 phenomenon observations and their Lesson 2 updated DQB entries. The teacher displays an image of the eight cups from Lesson 1 alongside their indicator colours. Students are given 2 minutes to silently read this prompt written on the board: 'In Lesson 2 you learned that lemon juice is an acid and liquid soap is a base. Both dissolve in water. What do you think is DIFFERENT about what they release into the water — at the level of tiny particles — that makes one turn red and the other turn blue?' Students write a one-sentence prediction in their notebooks using the sentence stem: 'I think the difference is...' They may refer to their Lesson 2 vocabulary list. This prediction is deliberately speculative — students are not expected to know the answer yet.</w:t>
+            </w:r>
+          </w:p>
+        </w:tc>
+        <w:tc>
+          <w:tcPr>
+            <w:tcW w:type="dxa" w:w="3040"/>
+            <w:shd w:fill="F2F2F2" w:color="auto" w:val="clear"/>
+            <w:tcMar>
+              <w:top w:type="dxa" w:w="60"/>
+              <w:left w:type="dxa" w:w="120"/>
+              <w:bottom w:type="dxa" w:w="60"/>
+              <w:right w:type="dxa" w:w="120"/>
+            </w:tcMar>
+            <w:vAlign w:val="top"/>
+          </w:tcPr>
+          <w:p>
+            <w:pPr>
+              <w:spacing w:after="40" w:before="0"/>
+              <w:jc w:val="left"/>
+            </w:pPr>
+            <w:r>
+              <w:rPr>
+                <w:rFonts w:ascii="Arial" w:cs="Arial" w:eastAsia="Arial" w:hAnsi="Arial"/>
+                <w:b w:val="false"/>
+                <w:bCs w:val="false"/>
+                <w:i w:val="false"/>
+                <w:iCs w:val="false"/>
+                <w:color w:val="000000"/>
+                <w:sz w:val="18"/>
+                <w:szCs w:val="18"/>
+              </w:rPr>
+              <w:t xml:space="preserve">Teacher circulates for 90 seconds reading over shoulders without commenting. After 2 minutes teacher says: 'I am not going to ask you to share your predictions yet — I want you to hold them. By the end of this lesson, you will be able to look back at what you wrote and judge for yourself whether your particle-level thinking was on the right track. That is what real scientists do — they make predictions and then test them against new information.' Teacher then says: 'Let us now build the model that will let you answer that question with precision.' WAIT TIME: Teacher pauses for 5 full seconds after posing the prompt before allowing any student to begin writing, to signal that thinking time is expected.</w:t>
+            </w:r>
+          </w:p>
+        </w:tc>
+        <w:tc>
+          <w:tcPr>
+            <w:tcW w:type="dxa" w:w="3040"/>
+            <w:shd w:fill="FFFFFF" w:color="auto" w:val="clear"/>
+            <w:tcMar>
+              <w:top w:type="dxa" w:w="60"/>
+              <w:left w:type="dxa" w:w="120"/>
+              <w:bottom w:type="dxa" w:w="60"/>
+              <w:right w:type="dxa" w:w="120"/>
+            </w:tcMar>
+            <w:vAlign w:val="top"/>
+          </w:tcPr>
+          <w:p>
+            <w:pPr>
+              <w:spacing w:after="40" w:before="0"/>
+              <w:jc w:val="left"/>
+            </w:pPr>
+            <w:r>
+              <w:rPr>
+                <w:rFonts w:ascii="Arial" w:cs="Arial" w:eastAsia="Arial" w:hAnsi="Arial"/>
+                <w:b w:val="false"/>
+                <w:bCs w:val="false"/>
+                <w:i w:val="false"/>
+                <w:iCs w:val="false"/>
+                <w:color w:val="000000"/>
+                <w:sz w:val="18"/>
+                <w:szCs w:val="18"/>
+              </w:rPr>
+              <w:t xml:space="preserve">Activating prior knowledge from Lessons 1 and 2 through written prediction. Connecting macroscopic observations (colour) to the need for a particle-level explanation. Creating cognitive anticipation that motivates engagement with the Arrhenius definition.</w:t>
+            </w:r>
+          </w:p>
+        </w:tc>
+        <w:tc>
+          <w:tcPr>
+            <w:tcW w:type="dxa" w:w="3040"/>
+            <w:shd w:fill="F2F2F2" w:color="auto" w:val="clear"/>
+            <w:tcMar>
+              <w:top w:type="dxa" w:w="60"/>
+              <w:left w:type="dxa" w:w="120"/>
+              <w:bottom w:type="dxa" w:w="60"/>
+              <w:right w:type="dxa" w:w="120"/>
+            </w:tcMar>
+            <w:vAlign w:val="top"/>
+          </w:tcPr>
+          <w:p>
+            <w:pPr>
+              <w:spacing w:after="40" w:before="0"/>
+              <w:jc w:val="left"/>
+            </w:pPr>
+            <w:r>
+              <w:rPr>
+                <w:rFonts w:ascii="Arial" w:cs="Arial" w:eastAsia="Arial" w:hAnsi="Arial"/>
+                <w:b w:val="false"/>
+                <w:bCs w:val="false"/>
+                <w:i w:val="false"/>
+                <w:iCs w:val="false"/>
+                <w:color w:val="000000"/>
+                <w:sz w:val="18"/>
+                <w:szCs w:val="18"/>
+              </w:rPr>
+              <w:t xml:space="preserve">Teacher scans student predictions during circulation. Look for: students who already use the word 'ions' or 'particles' (from Lesson 2 reading), students who conflate colour change with taste or texture (misconception to address in Explain phase), and students who write 'I do not know' — these students need additional scaffolding during the Explain phase. No formal collection — this is a private thinking record.</w:t>
+            </w:r>
+          </w:p>
+        </w:tc>
+      </w:tr>
+      <w:tr>
+        <w:tc>
+          <w:tcPr>
+            <w:tcW w:type="dxa" w:w="1520"/>
+            <w:shd w:fill="D9EEF1" w:color="auto" w:val="clear"/>
+            <w:tcMar>
+              <w:top w:type="dxa" w:w="60"/>
+              <w:left w:type="dxa" w:w="120"/>
+              <w:bottom w:type="dxa" w:w="60"/>
+              <w:right w:type="dxa" w:w="120"/>
+            </w:tcMar>
+            <w:vAlign w:val="top"/>
+          </w:tcPr>
+          <w:p>
+            <w:pPr>
+              <w:spacing w:after="40" w:before="0"/>
+              <w:jc w:val="left"/>
+            </w:pPr>
+            <w:r>
+              <w:rPr>
+                <w:rFonts w:ascii="Arial" w:cs="Arial" w:eastAsia="Arial" w:hAnsi="Arial"/>
+                <w:b/>
+                <w:bCs/>
+                <w:i w:val="false"/>
+                <w:iCs w:val="false"/>
+                <w:color w:val="000000"/>
+                <w:sz w:val="18"/>
+                <w:szCs w:val="18"/>
+              </w:rPr>
+              <w:t xml:space="preserve">Observe Phase</w:t>
+            </w:r>
+          </w:p>
+          <w:p>
+            <w:pPr>
+              <w:spacing w:after="20" w:before="0"/>
+            </w:pPr>
+            <w:r>
+              <w:rPr>
+                <w:rFonts w:ascii="Arial" w:cs="Arial" w:eastAsia="Arial" w:hAnsi="Arial"/>
+                <w:b/>
+                <w:bCs/>
+                <w:color w:val="1F3864"/>
+                <w:sz w:val="16"/>
+                <w:szCs w:val="16"/>
+              </w:rPr>
+              <w:t xml:space="preserve">📹 VIDEO:</w:t>
+            </w:r>
+          </w:p>
+          <w:p>
+            <w:pPr>
+              <w:spacing w:after="20" w:before="0"/>
+            </w:pPr>
+            <w:hyperlink w:history="1" r:id="rIdgatwmojcywwhb50pg6hbd">
+              <w:r>
+                <w:rPr>
+                  <w:rFonts w:ascii="Arial" w:cs="Arial" w:eastAsia="Arial" w:hAnsi="Arial"/>
+                  <w:color w:val="2E75B6"/>
+                  <w:sz w:val="16"/>
+                  <w:szCs w:val="16"/>
+                  <w:u w:val="single" w:color="2E75B6"/>
+                </w:rPr>
+                <w:t xml:space="preserve">Strong base solutions</w:t>
+              </w:r>
+            </w:hyperlink>
+          </w:p>
+          <w:p>
+            <w:pPr>
+              <w:spacing w:after="10" w:before="0"/>
+              <w:ind w:left="120"/>
+            </w:pPr>
+            <w:r>
+              <w:rPr>
+                <w:rFonts w:ascii="Arial" w:cs="Arial" w:eastAsia="Arial" w:hAnsi="Arial"/>
+                <w:color w:val="595959"/>
+                <w:sz w:val="14"/>
+                <w:szCs w:val="14"/>
+              </w:rPr>
+              <w:t xml:space="preserve">Source: Khan Academy (English - US curriculum)</w:t>
+            </w:r>
+          </w:p>
+          <w:p>
+            <w:pPr>
+              <w:spacing w:after="10" w:before="0"/>
+              <w:ind w:left="120"/>
+            </w:pPr>
+            <w:hyperlink w:history="1" r:id="rIdptfmhqdjgx9exb4binqu6">
+              <w:r>
+                <w:rPr>
+                  <w:rFonts w:ascii="Arial" w:cs="Arial" w:eastAsia="Arial" w:hAnsi="Arial"/>
+                  <w:color w:val="595959"/>
+                  <w:sz w:val="14"/>
+                  <w:szCs w:val="14"/>
+                  <w:u w:val="single" w:color="595959"/>
+                </w:rPr>
+                <w:t xml:space="preserve">🔍 Search ARES for similar videos</w:t>
+              </w:r>
+            </w:hyperlink>
+          </w:p>
+          <w:p>
+            <w:pPr>
+              <w:spacing w:after="40" w:before="0"/>
+            </w:pPr>
+            <w:r>
+              <w:rPr>
+                <w:sz w:val="14"/>
+                <w:szCs w:val="14"/>
+              </w:rPr>
+              <w:t xml:space="preserve"/>
+            </w:r>
+          </w:p>
+          <w:p>
+            <w:pPr>
+              <w:spacing w:after="20" w:before="0"/>
+            </w:pPr>
+            <w:r>
+              <w:rPr>
+                <w:rFonts w:ascii="Arial" w:cs="Arial" w:eastAsia="Arial" w:hAnsi="Arial"/>
+                <w:b/>
+                <w:bCs/>
+                <w:color w:val="1F3864"/>
+                <w:sz w:val="16"/>
+                <w:szCs w:val="16"/>
+              </w:rPr>
+              <w:t xml:space="preserve">📖 EXERCISE:</w:t>
+            </w:r>
+          </w:p>
+          <w:p>
+            <w:pPr>
+              <w:spacing w:after="20" w:before="0"/>
+            </w:pPr>
+            <w:hyperlink w:history="1" r:id="rId8khhilxab_sqieqpl7y4w">
+              <w:r>
+                <w:rPr>
+                  <w:rFonts w:ascii="Arial" w:cs="Arial" w:eastAsia="Arial" w:hAnsi="Arial"/>
+                  <w:color w:val="2E75B6"/>
+                  <w:sz w:val="16"/>
+                  <w:szCs w:val="16"/>
+                  <w:u w:val="single" w:color="2E75B6"/>
+                </w:rPr>
+                <w:t xml:space="preserve">Arrhenius Bases Practice</w:t>
+              </w:r>
+            </w:hyperlink>
+          </w:p>
+          <w:p>
+            <w:pPr>
+              <w:spacing w:after="10" w:before="0"/>
+              <w:ind w:left="120"/>
+            </w:pPr>
+            <w:r>
+              <w:rPr>
+                <w:rFonts w:ascii="Arial" w:cs="Arial" w:eastAsia="Arial" w:hAnsi="Arial"/>
+                <w:color w:val="595959"/>
+                <w:sz w:val="14"/>
+                <w:szCs w:val="14"/>
+              </w:rPr>
+              <w:t xml:space="preserve">Source: CK-12</w:t>
+            </w:r>
+          </w:p>
+          <w:p>
+            <w:pPr>
+              <w:spacing w:after="10" w:before="0"/>
+              <w:ind w:left="120"/>
+            </w:pPr>
+            <w:hyperlink w:history="1" r:id="rId8220g3x69wjr0rnur7gjs">
+              <w:r>
+                <w:rPr>
+                  <w:rFonts w:ascii="Arial" w:cs="Arial" w:eastAsia="Arial" w:hAnsi="Arial"/>
+                  <w:color w:val="595959"/>
+                  <w:sz w:val="14"/>
+                  <w:szCs w:val="14"/>
+                  <w:u w:val="single" w:color="595959"/>
+                </w:rPr>
+                <w:t xml:space="preserve">🔍 Search ARES for similar readings</w:t>
+              </w:r>
+            </w:hyperlink>
+          </w:p>
+        </w:tc>
+        <w:tc>
+          <w:tcPr>
+            <w:tcW w:type="dxa" w:w="3040"/>
+            <w:shd w:fill="FFFFFF" w:color="auto" w:val="clear"/>
+            <w:tcMar>
+              <w:top w:type="dxa" w:w="60"/>
+              <w:left w:type="dxa" w:w="120"/>
+              <w:bottom w:type="dxa" w:w="60"/>
+              <w:right w:type="dxa" w:w="120"/>
+            </w:tcMar>
+            <w:vAlign w:val="top"/>
+          </w:tcPr>
+          <w:p>
+            <w:pPr>
+              <w:spacing w:after="40" w:before="0"/>
+              <w:jc w:val="left"/>
+            </w:pPr>
+            <w:r>
+              <w:rPr>
+                <w:rFonts w:ascii="Arial" w:cs="Arial" w:eastAsia="Arial" w:hAnsi="Arial"/>
+                <w:b w:val="false"/>
+                <w:bCs w:val="false"/>
+                <w:i w:val="false"/>
+                <w:iCs w:val="false"/>
+                <w:color w:val="000000"/>
+                <w:sz w:val="18"/>
+                <w:szCs w:val="18"/>
+              </w:rPr>
+              <w:t xml:space="preserve">Teacher writes on the board: 'Svante Arrhenius — Swedish chemist, 1887.' Teacher explains briefly: 'More than 130 years ago, a scientist named Svante Arrhenius proposed something radical — that when certain substances dissolve in water, they split apart into charged particles called IONS. This was controversial at the time because no one could see ions. But this model explained so many observations that it became the foundation of acid-base chemistry.' Teacher then shows a simple visual (drawn on the board or projected) of an HCl molecule dissolving in water and splitting into H+ and Cl- ions — represented as labelled circles separating in a beaker of water molecules. Students observe and copy the diagram. Teacher then shows a parallel diagram for NaOH dissolving and splitting into Na+ and OH- ions. Students observe and copy. Teacher asks: 'What do you NOTICE is the same about both diagrams?' WAIT TIME: 8 seconds of silence before accepting responses. Students observe that both show a substance splitting into two ions in water. Teacher asks: 'What is DIFFERENT between the two?' WAIT TIME: 8 seconds. Students observe that HCl produces an H+ ion while NaOH produces an OH- ion. Teacher validates: 'That difference — H+ versus OH- — is the entire Arrhenius definition. Let us write it precisely.'</w:t>
+            </w:r>
+          </w:p>
+        </w:tc>
+        <w:tc>
+          <w:tcPr>
+            <w:tcW w:type="dxa" w:w="3040"/>
+            <w:shd w:fill="F2F2F2" w:color="auto" w:val="clear"/>
+            <w:tcMar>
+              <w:top w:type="dxa" w:w="60"/>
+              <w:left w:type="dxa" w:w="120"/>
+              <w:bottom w:type="dxa" w:w="60"/>
+              <w:right w:type="dxa" w:w="120"/>
+            </w:tcMar>
+            <w:vAlign w:val="top"/>
+          </w:tcPr>
+          <w:p>
+            <w:pPr>
+              <w:spacing w:after="40" w:before="0"/>
+              <w:jc w:val="left"/>
+            </w:pPr>
+            <w:r>
+              <w:rPr>
+                <w:rFonts w:ascii="Arial" w:cs="Arial" w:eastAsia="Arial" w:hAnsi="Arial"/>
+                <w:b w:val="false"/>
+                <w:bCs w:val="false"/>
+                <w:i w:val="false"/>
+                <w:iCs w:val="false"/>
+                <w:color w:val="000000"/>
+                <w:sz w:val="18"/>
+                <w:szCs w:val="18"/>
+              </w:rPr>
+              <w:t xml:space="preserve">Teacher draws both diagrams slowly and deliberately, narrating each step: 'HCl is hydrogen chloride. When I place it in water — aqueous solution — it does not stay as HCl. It ionises. It splits. One part is the hydrogen ion, H+. One part is the chloride ion, Cl-.' Teacher writes H+ and OH- in large text in two separate columns on the board labelled ACID and BASE. Teacher then says: 'Before I give you the formal definition, I want you to look at these two diagrams for 30 seconds and write in your own words what you think the difference between an acid and a base is at the particle level.' WAIT TIME: 30 seconds of writing time before teacher continues. This is not collected — it is a private formulation moment. Teacher then reveals the Arrhenius definitions formally, written on the board word by word.</w:t>
+            </w:r>
+          </w:p>
+        </w:tc>
+        <w:tc>
+          <w:tcPr>
+            <w:tcW w:type="dxa" w:w="3040"/>
+            <w:shd w:fill="FFFFFF" w:color="auto" w:val="clear"/>
+            <w:tcMar>
+              <w:top w:type="dxa" w:w="60"/>
+              <w:left w:type="dxa" w:w="120"/>
+              <w:bottom w:type="dxa" w:w="60"/>
+              <w:right w:type="dxa" w:w="120"/>
+            </w:tcMar>
+            <w:vAlign w:val="top"/>
+          </w:tcPr>
+          <w:p>
+            <w:pPr>
+              <w:spacing w:after="40" w:before="0"/>
+              <w:jc w:val="left"/>
+            </w:pPr>
+            <w:r>
+              <w:rPr>
+                <w:rFonts w:ascii="Arial" w:cs="Arial" w:eastAsia="Arial" w:hAnsi="Arial"/>
+                <w:b w:val="false"/>
+                <w:bCs w:val="false"/>
+                <w:i w:val="false"/>
+                <w:iCs w:val="false"/>
+                <w:color w:val="000000"/>
+                <w:sz w:val="18"/>
+                <w:szCs w:val="18"/>
+              </w:rPr>
+              <w:t xml:space="preserve">Visual particle diagrams make the abstract concept of ionisation concrete and observable. The Kenyan classroom context is honoured by keeping diagrams simple and reproducible without projector dependency — chalk drawings are equally effective. The contrast-and-compare structure (HCl vs NaOH) scaffolds students toward independently constructing the definition before it is stated formally.</w:t>
+            </w:r>
+          </w:p>
+        </w:tc>
+        <w:tc>
+          <w:tcPr>
+            <w:tcW w:type="dxa" w:w="3040"/>
+            <w:shd w:fill="F2F2F2" w:color="auto" w:val="clear"/>
+            <w:tcMar>
+              <w:top w:type="dxa" w:w="60"/>
+              <w:left w:type="dxa" w:w="120"/>
+              <w:bottom w:type="dxa" w:w="60"/>
+              <w:right w:type="dxa" w:w="120"/>
+            </w:tcMar>
+            <w:vAlign w:val="top"/>
+          </w:tcPr>
+          <w:p>
+            <w:pPr>
+              <w:spacing w:after="40" w:before="0"/>
+              <w:jc w:val="left"/>
+            </w:pPr>
+            <w:r>
+              <w:rPr>
+                <w:rFonts w:ascii="Arial" w:cs="Arial" w:eastAsia="Arial" w:hAnsi="Arial"/>
+                <w:b w:val="false"/>
+                <w:bCs w:val="false"/>
+                <w:i w:val="false"/>
+                <w:iCs w:val="false"/>
+                <w:color w:val="000000"/>
+                <w:sz w:val="18"/>
+                <w:szCs w:val="18"/>
+              </w:rPr>
+              <w:t xml:space="preserve">Teacher uses the 'What do you NOTICE / What is DIFFERENT' questioning sequence as a live comprehension check. Student responses reveal whether they can identify H+ and OH- as the distinguishing particles. If students say 'one is positive and one is negative' rather than naming the specific ions, teacher redirects: 'Yes — and what are the NAMES of those charged particles? Look at your diagram.' This is a targeted formative probe, not a summative judgment.</w:t>
+            </w:r>
+          </w:p>
+        </w:tc>
+      </w:tr>
+      <w:tr>
+        <w:tc>
+          <w:tcPr>
+            <w:tcW w:type="dxa" w:w="1520"/>
+            <w:shd w:fill="E2EFDA" w:color="auto" w:val="clear"/>
+            <w:tcMar>
+              <w:top w:type="dxa" w:w="60"/>
+              <w:left w:type="dxa" w:w="120"/>
+              <w:bottom w:type="dxa" w:w="60"/>
+              <w:right w:type="dxa" w:w="120"/>
+            </w:tcMar>
+            <w:vAlign w:val="top"/>
+          </w:tcPr>
+          <w:p>
+            <w:pPr>
+              <w:spacing w:after="40" w:before="0"/>
+              <w:jc w:val="left"/>
+            </w:pPr>
+            <w:r>
+              <w:rPr>
+                <w:rFonts w:ascii="Arial" w:cs="Arial" w:eastAsia="Arial" w:hAnsi="Arial"/>
+                <w:b/>
+                <w:bCs/>
+                <w:i w:val="false"/>
+                <w:iCs w:val="false"/>
+                <w:color w:val="000000"/>
+                <w:sz w:val="18"/>
+                <w:szCs w:val="18"/>
+              </w:rPr>
+              <w:t xml:space="preserve">Explain Phase</w:t>
+            </w:r>
+          </w:p>
+          <w:p>
+            <w:pPr>
+              <w:spacing w:after="20" w:before="0"/>
+            </w:pPr>
+            <w:r>
+              <w:rPr>
+                <w:rFonts w:ascii="Arial" w:cs="Arial" w:eastAsia="Arial" w:hAnsi="Arial"/>
+                <w:b/>
+                <w:bCs/>
+                <w:color w:val="1F3864"/>
+                <w:sz w:val="16"/>
+                <w:szCs w:val="16"/>
+              </w:rPr>
+              <w:t xml:space="preserve">📹 VIDEO:</w:t>
+            </w:r>
+          </w:p>
+          <w:p>
+            <w:pPr>
+              <w:spacing w:after="20" w:before="0"/>
+            </w:pPr>
+            <w:hyperlink w:history="1" r:id="rIdzc4jfbplishdjwqals95y">
+              <w:r>
+                <w:rPr>
+                  <w:rFonts w:ascii="Arial" w:cs="Arial" w:eastAsia="Arial" w:hAnsi="Arial"/>
+                  <w:color w:val="2E75B6"/>
+                  <w:sz w:val="16"/>
+                  <w:szCs w:val="16"/>
+                  <w:u w:val="single" w:color="2E75B6"/>
+                </w:rPr>
+                <w:t xml:space="preserve">Arrhenius acids and bases</w:t>
+              </w:r>
+            </w:hyperlink>
+          </w:p>
+          <w:p>
+            <w:pPr>
+              <w:spacing w:after="10" w:before="0"/>
+              <w:ind w:left="120"/>
+            </w:pPr>
+            <w:r>
+              <w:rPr>
+                <w:rFonts w:ascii="Arial" w:cs="Arial" w:eastAsia="Arial" w:hAnsi="Arial"/>
+                <w:color w:val="595959"/>
+                <w:sz w:val="14"/>
+                <w:szCs w:val="14"/>
+              </w:rPr>
+              <w:t xml:space="preserve">Source: Khan Academy (English - US curriculum)</w:t>
+            </w:r>
+          </w:p>
+          <w:p>
+            <w:pPr>
+              <w:spacing w:after="10" w:before="0"/>
+              <w:ind w:left="120"/>
+            </w:pPr>
+            <w:hyperlink w:history="1" r:id="rIdqriiqq5_ef9e1pm-fximi">
+              <w:r>
+                <w:rPr>
+                  <w:rFonts w:ascii="Arial" w:cs="Arial" w:eastAsia="Arial" w:hAnsi="Arial"/>
+                  <w:color w:val="595959"/>
+                  <w:sz w:val="14"/>
+                  <w:szCs w:val="14"/>
+                  <w:u w:val="single" w:color="595959"/>
+                </w:rPr>
+                <w:t xml:space="preserve">🔍 Search ARES for similar videos</w:t>
+              </w:r>
+            </w:hyperlink>
+          </w:p>
+          <w:p>
+            <w:pPr>
+              <w:spacing w:after="40" w:before="0"/>
+            </w:pPr>
+            <w:r>
+              <w:rPr>
+                <w:sz w:val="14"/>
+                <w:szCs w:val="14"/>
+              </w:rPr>
+              <w:t xml:space="preserve"/>
+            </w:r>
+          </w:p>
+          <w:p>
+            <w:pPr>
+              <w:spacing w:after="20" w:before="0"/>
+            </w:pPr>
+            <w:r>
+              <w:rPr>
+                <w:rFonts w:ascii="Arial" w:cs="Arial" w:eastAsia="Arial" w:hAnsi="Arial"/>
+                <w:b/>
+                <w:bCs/>
+                <w:color w:val="1F3864"/>
+                <w:sz w:val="16"/>
+                <w:szCs w:val="16"/>
+              </w:rPr>
+              <w:t xml:space="preserve">📖 HTML:</w:t>
+            </w:r>
+          </w:p>
+          <w:p>
+            <w:pPr>
+              <w:spacing w:after="20" w:before="0"/>
+            </w:pPr>
+            <w:hyperlink w:history="1" r:id="rIdsltyxotgxuapv2osh4a3o">
               <w:r>
                 <w:rPr>
                   <w:rFonts w:ascii="Arial" w:cs="Arial" w:eastAsia="Arial" w:hAnsi="Arial"/>
@@ -9253,7 +9865,7 @@
               <w:spacing w:after="10" w:before="0"/>
               <w:ind w:left="120"/>
             </w:pPr>
-            <w:hyperlink w:history="1" r:id="rIdjdzm7wgpupqwn-89dwdxi">
+            <w:hyperlink w:history="1" r:id="rIdbs6chhcikjb3oq57kqsje">
               <w:r>
                 <w:rPr>
                   <w:rFonts w:ascii="Arial" w:cs="Arial" w:eastAsia="Arial" w:hAnsi="Arial"/>
@@ -9295,7 +9907,7 @@
                 <w:sz w:val="18"/>
                 <w:szCs w:val="18"/>
               </w:rPr>
-              <w:t xml:space="preserve">Students open their notebooks to their Lesson 1 phenomenon observations and their Lesson 2 updated DQB entries. The teacher displays an image of the eight cups from Lesson 1 alongside their indicator colours. Students are given 2 minutes to silently read this prompt written on the board: 'In Lesson 2 you learned that lemon juice is an acid and liquid soap is a base. Both dissolve in water. What do you think is DIFFERENT about what they release into the water — at the level of tiny particles — that makes one turn red and the other turn blue?' Students write a one-sentence prediction in their notebooks using the sentence stem: 'I think the difference is...' They may refer to their Lesson 2 vocabulary list. This prediction is deliberately speculative — students are not expected to know the answer yet.</w:t>
+              <w:t xml:space="preserve">Teacher writes the formal Arrhenius definitions on the board: 'An ACID is a substance that produces hydrogen ions (H+) when dissolved in water (aqueous solution). A BASE is a substance that produces hydroxide ions (OH-) when dissolved in water.' Students copy these into their notebooks under a heading: 'The Arrhenius Model.' Teacher then guides students through writing four ionisation equations step by step. EQUATION 1 — HCl(aq): Teacher says: 'HCl dissolved in water. It gives one H+ and one Cl-. We write: HCl(aq) → H+(aq) + Cl-(aq). This is a monoprotic acid — it gives only ONE H+ per molecule.' Students copy and annotate: monoprotic. EQUATION 2 — H2SO4(aq): Teacher says: 'Sulphuric acid. Look at the formula — H2SO4. How many hydrogen atoms?' Students respond: two. Teacher: 'So it can release TWO H+ ions. We call this DIPROTIC. We write: H2SO4(aq) → 2H+(aq) + SO42-(aq). Notice the 2 in front of H+ and the 2- charge on the sulphate ion — the charge must balance.' Students copy, check charge balance, and annotate: diprotic. EQUATION 3 — NaOH(aq): Teacher says: 'Sodium hydroxide — the base in many household cleaners. It releases one OH-. We write: NaOH(aq) → Na+(aq) + OH-(aq).' Students copy. Teacher connects: 'This is why NaOH turns litmus blue — the OH- ion is responsible for basic behaviour.' EQUATION 4 — Ca(OH)2(aq): Teacher says: 'Calcium hydroxide — slaked lime, used by farmers in Kenya to treat acidic soil in tea-growing areas like Kericho. Look at the formula — Ca(OH)2. How many OH- groups?' Students respond: two. Teacher: 'Correct — so it releases TWO OH- ions. We write: Ca(OH)2(aq) → Ca2+(aq) + 2OH-(aq). Notice the 2- charge on calcium balances the two OH- ions.' Students copy and check. Teacher then says: 'Now return to the eight cups. I want you to use the Arrhenius model to explain — in writing — why lemon juice turned RED and why liquid soap turned BLUE. You have 4 minutes. Use the word H+ or OH- in your explanation.' WAIT TIME: 4 full minutes of independent writing before teacher asks for responses.</w:t>
             </w:r>
           </w:p>
         </w:tc>
@@ -9327,7 +9939,7 @@
                 <w:sz w:val="18"/>
                 <w:szCs w:val="18"/>
               </w:rPr>
-              <w:t xml:space="preserve">Teacher circulates for 90 seconds reading over shoulders without commenting. After 2 minutes teacher says: 'I am not going to ask you to share your predictions yet — I want you to hold them. By the end of this lesson, you will be able to look back at what you wrote and judge for yourself whether your particle-level thinking was on the right track. That is what real scientists do — they make predictions and then test them against new information.' Teacher then says: 'Let us now build the model that will let you answer that question with precision.' WAIT TIME: Teacher pauses for 5 full seconds after posing the prompt before allowing any student to begin writing, to signal that thinking time is expected.</w:t>
+              <w:t xml:space="preserve">Teacher writes each equation on the board slowly, checking charge balance aloud at each step. After writing each equation, teacher says: 'Check your charge balance — the total charge on the left must equal the total charge on the right.' For H2SO4, teacher explicitly models charge counting: 'Left side: H2SO4 is neutral — charge zero. Right side: 2 times H+ is +2, plus SO42- is -2. Total: zero. Balanced.' Teacher uses the Kericho/lime connection deliberately: 'Farmers in Kericho use Ca(OH)2 to reduce soil acidity. Now you can explain what is actually happening — the OH- ions are entering the soil. We will explore that more in Lesson 9.' After the 4-minute writing period, teacher cold-calls two students: one who predicted correctly in the Predict phase, one who did not. Teacher says: 'Compare what you predicted at the start of the lesson with what you can now explain. What changed in your thinking?' WAIT TIME: 6 seconds after each student speaks before responding or redirecting.</w:t>
             </w:r>
           </w:p>
         </w:tc>
@@ -9359,7 +9971,7 @@
                 <w:sz w:val="18"/>
                 <w:szCs w:val="18"/>
               </w:rPr>
-              <w:t xml:space="preserve">Activating prior knowledge from Lessons 1 and 2 through written prediction. Connecting macroscopic observations (colour) to the need for a particle-level explanation. Creating cognitive anticipation that motivates engagement with the Arrhenius definition.</w:t>
+              <w:t xml:space="preserve">Guided equation writing builds procedural fluency and conceptual understanding simultaneously. The Kericho agricultural connection grounds an abstract chemical concept in a real Kenyan land-use context that students may have heard of from geography or family experience. The return to the eight cups closes the predict-observe-explain cycle and gives students immediate evidence of their own learning — a metacognitive moment that builds scientific identity. Charge balance as a self-checking routine establishes a scientific habit of mind.</w:t>
             </w:r>
           </w:p>
         </w:tc>
@@ -9391,7 +10003,7 @@
                 <w:sz w:val="18"/>
                 <w:szCs w:val="18"/>
               </w:rPr>
-              <w:t xml:space="preserve">Teacher scans student predictions during circulation. Look for: students who already use the word 'ions' or 'particles' (from Lesson 2 reading), students who conflate colour change with taste or texture (misconception to address in Explain phase), and students who write 'I do not know' — these students need additional scaffolding during the Explain phase. No formal collection — this is a private thinking record.</w:t>
+              <w:t xml:space="preserve">Teacher scans student-written explanations of the lemon juice and soap colour changes during the 4-minute writing period. Success criteria: explanation must name H+ ions (for lemon juice) or OH- ions (for soap) as the cause of the indicator colour change. A response such as 'lemon juice is acidic so it turns red' is insufficient — teacher prompts: 'Can you add the particle-level reason? What is in the lemon juice that makes it acidic?' Students who successfully include H+ and OH- are ready for the Model Building phase. Students who cannot yet make the connection need the sentence frame provided in the Model Building phase.</w:t>
             </w:r>
           </w:p>
         </w:tc>
@@ -9400,32 +10012,32 @@
         <w:tc>
           <w:tcPr>
             <w:tcW w:type="dxa" w:w="1520"/>
-            <w:shd w:fill="D9EEF1" w:color="auto" w:val="clear"/>
-            <w:tcMar>
-              <w:top w:type="dxa" w:w="60"/>
-              <w:left w:type="dxa" w:w="120"/>
-              <w:bottom w:type="dxa" w:w="60"/>
-              <w:right w:type="dxa" w:w="120"/>
-            </w:tcMar>
-            <w:vAlign w:val="top"/>
-          </w:tcPr>
-          <w:p>
-            <w:pPr>
-              <w:spacing w:after="40" w:before="0"/>
-              <w:jc w:val="left"/>
-            </w:pPr>
-            <w:r>
-              <w:rPr>
-                <w:rFonts w:ascii="Arial" w:cs="Arial" w:eastAsia="Arial" w:hAnsi="Arial"/>
-                <w:b/>
-                <w:bCs/>
-                <w:i w:val="false"/>
-                <w:iCs w:val="false"/>
-                <w:color w:val="000000"/>
-                <w:sz w:val="18"/>
-                <w:szCs w:val="18"/>
-              </w:rPr>
-              <w:t xml:space="preserve">Observe Phase</w:t>
+            <w:shd w:fill="FCE4D6" w:color="auto" w:val="clear"/>
+            <w:tcMar>
+              <w:top w:type="dxa" w:w="60"/>
+              <w:left w:type="dxa" w:w="120"/>
+              <w:bottom w:type="dxa" w:w="60"/>
+              <w:right w:type="dxa" w:w="120"/>
+            </w:tcMar>
+            <w:vAlign w:val="top"/>
+          </w:tcPr>
+          <w:p>
+            <w:pPr>
+              <w:spacing w:after="40" w:before="0"/>
+              <w:jc w:val="left"/>
+            </w:pPr>
+            <w:r>
+              <w:rPr>
+                <w:rFonts w:ascii="Arial" w:cs="Arial" w:eastAsia="Arial" w:hAnsi="Arial"/>
+                <w:b/>
+                <w:bCs/>
+                <w:i w:val="false"/>
+                <w:iCs w:val="false"/>
+                <w:color w:val="000000"/>
+                <w:sz w:val="18"/>
+                <w:szCs w:val="18"/>
+              </w:rPr>
+              <w:t xml:space="preserve">Driving Question Board (DQB) Creation</w:t>
             </w:r>
           </w:p>
           <w:p>
@@ -9448,7 +10060,7 @@
             <w:pPr>
               <w:spacing w:after="20" w:before="0"/>
             </w:pPr>
-            <w:hyperlink w:history="1" r:id="rIdv5w2cclncaespjntvxqv_">
+            <w:hyperlink w:history="1" r:id="rIdfj9mwex37qs0khdtj3a7j">
               <w:r>
                 <w:rPr>
                   <w:rFonts w:ascii="Arial" w:cs="Arial" w:eastAsia="Arial" w:hAnsi="Arial"/>
@@ -9457,7 +10069,7 @@
                   <w:szCs w:val="16"/>
                   <w:u w:val="single" w:color="2E75B6"/>
                 </w:rPr>
-                <w:t xml:space="preserve">Arrhenius Acids and Bases - Overview</w:t>
+                <w:t xml:space="preserve">Arrhenius acids and bases</w:t>
               </w:r>
             </w:hyperlink>
           </w:p>
@@ -9473,7 +10085,7 @@
                 <w:sz w:val="14"/>
                 <w:szCs w:val="14"/>
               </w:rPr>
-              <w:t xml:space="preserve">Source: CK-12</w:t>
+              <w:t xml:space="preserve">Source: Khan Academy (English - US curriculum)</w:t>
             </w:r>
           </w:p>
           <w:p>
@@ -9481,7 +10093,7 @@
               <w:spacing w:after="10" w:before="0"/>
               <w:ind w:left="120"/>
             </w:pPr>
-            <w:hyperlink w:history="1" r:id="rIdeb0as0c48gv0uxz0t8xwp">
+            <w:hyperlink w:history="1" r:id="rId0ahymunbza5ojmfp-cgln">
               <w:r>
                 <w:rPr>
                   <w:rFonts w:ascii="Arial" w:cs="Arial" w:eastAsia="Arial" w:hAnsi="Arial"/>
@@ -9519,14 +10131,14 @@
                 <w:sz w:val="16"/>
                 <w:szCs w:val="16"/>
               </w:rPr>
-              <w:t xml:space="preserve">📖 HTML:</w:t>
+              <w:t xml:space="preserve">📖 EXERCISE:</w:t>
             </w:r>
           </w:p>
           <w:p>
             <w:pPr>
               <w:spacing w:after="20" w:before="0"/>
             </w:pPr>
-            <w:hyperlink w:history="1" r:id="rIdxqcuxkmxopkw5on3a9wsn">
+            <w:hyperlink w:history="1" r:id="rIdfzyh8uajflhvfes1jgsii">
               <w:r>
                 <w:rPr>
                   <w:rFonts w:ascii="Arial" w:cs="Arial" w:eastAsia="Arial" w:hAnsi="Arial"/>
@@ -9535,7 +10147,7 @@
                   <w:szCs w:val="16"/>
                   <w:u w:val="single" w:color="2E75B6"/>
                 </w:rPr>
-                <w:t xml:space="preserve">Arrhenius Acids (Flexbook)</w:t>
+                <w:t xml:space="preserve">Arrhenius Acids Practice</w:t>
               </w:r>
             </w:hyperlink>
           </w:p>
@@ -9559,7 +10171,7 @@
               <w:spacing w:after="10" w:before="0"/>
               <w:ind w:left="120"/>
             </w:pPr>
-            <w:hyperlink w:history="1" r:id="rIdgmrsz-h1iv4tylvptnpvq">
+            <w:hyperlink w:history="1" r:id="rIdv-jtr3bbb9uwqaljfqw9y">
               <w:r>
                 <w:rPr>
                   <w:rFonts w:ascii="Arial" w:cs="Arial" w:eastAsia="Arial" w:hAnsi="Arial"/>
@@ -9601,7 +10213,7 @@
                 <w:sz w:val="18"/>
                 <w:szCs w:val="18"/>
               </w:rPr>
-              <w:t xml:space="preserve">Teacher writes on the board: 'Svante Arrhenius — Swedish chemist, 1887.' Teacher explains briefly: 'More than 130 years ago, a scientist named Svante Arrhenius proposed something radical — that when certain substances dissolve in water, they split apart into charged particles called IONS. This was controversial at the time because no one could see ions. But this model explained so many observations that it became the foundation of acid-base chemistry.' Teacher then shows a simple visual (drawn on the board or projected) of an HCl molecule dissolving in water and splitting into H+ and Cl- ions — represented as labelled circles separating in a beaker of water molecules. Students observe and copy the diagram. Teacher then shows a parallel diagram for NaOH dissolving and splitting into Na+ and OH- ions. Students observe and copy. Teacher asks: 'What do you NOTICE is the same about both diagrams?' WAIT TIME: 8 seconds of silence before accepting responses. Students observe that both show a substance splitting into two ions in water. Teacher asks: 'What is DIFFERENT between the two?' WAIT TIME: 8 seconds. Students observe that HCl produces an H+ ion while NaOH produces an OH- ion. Teacher validates: 'That difference — H+ versus OH- — is the entire Arrhenius definition. Let us write it precisely.'</w:t>
+              <w:t xml:space="preserve">Teacher directs students to the class Driving Question Board (physical sticky-note board or designated section of the chalkboard). Teacher reads aloud the driving question: 'What invisible properties of everyday Kenyan liquids cause them to turn such different colours — and why does it matter for our health, our farms, and our environment?' Teacher says: 'In Lesson 1 you asked questions you could not yet answer. In Lesson 2 you added questions about what acids and bases are made of. Today we have a new tool — the Arrhenius model. I want each of you to take one sticky note (or a small piece of paper) and write ONE of the following: either (A) a question you can now ANSWER using the Arrhenius model, or (B) a new question the Arrhenius model has raised for you that we have not yet answered.' Students write individually for 2 minutes, then one representative from each pair posts their note on the board. Teacher quickly reads three or four posted notes aloud and categorises them: 'This one — Can all acids produce H+ ions? — is a question about ALL acids, not just HCl and H2SO4. We will answer that in Lesson 4. This one — Why does H+ make indicators change colour? — is a great mechanism question we will explore more deeply across the unit.' Teacher adds a new header strip to the DQB: 'Lesson 3: We know H+ and OH- ions cause the colour changes. But what else do these ions DO chemically?'</w:t>
             </w:r>
           </w:p>
         </w:tc>
@@ -9633,7 +10245,7 @@
                 <w:sz w:val="18"/>
                 <w:szCs w:val="18"/>
               </w:rPr>
-              <w:t xml:space="preserve">Teacher draws both diagrams slowly and deliberately, narrating each step: 'HCl is hydrogen chloride. When I place it in water — aqueous solution — it does not stay as HCl. It ionises. It splits. One part is the hydrogen ion, H+. One part is the chloride ion, Cl-.' Teacher writes H+ and OH- in large text in two separate columns on the board labelled ACID and BASE. Teacher then says: 'Before I give you the formal definition, I want you to look at these two diagrams for 30 seconds and write in your own words what you think the difference between an acid and a base is at the particle level.' WAIT TIME: 30 seconds of writing time before teacher continues. This is not collected — it is a private formulation moment. Teacher then reveals the Arrhenius definitions formally, written on the board word by word.</w:t>
+              <w:t xml:space="preserve">Teacher models the distinction between 'answerable now' and 'still open' questions by demonstrating with one example of each type before students write. Teacher says: 'Here is an example of a question I can now answer using Arrhenius: Why does HCl make litmus turn red? Answer: because HCl produces H+ ions in solution and H+ ions cause acidic behaviour. Here is a question the Arrhenius model raises but does not yet answer: Do ALL acids produce exactly the same amount of H+ ions? That is something we do not yet know — and it will matter a lot in Lesson 8 and 9.' Teacher uses the DQB update as a public record of the class thinking trajectory — not as an assessment. Teacher says: 'Every question on this board is evidence that your thinking is growing. Scientists who stop asking questions have stopped doing science.'</w:t>
             </w:r>
           </w:p>
         </w:tc>
@@ -9665,7 +10277,7 @@
                 <w:sz w:val="18"/>
                 <w:szCs w:val="18"/>
               </w:rPr>
-              <w:t xml:space="preserve">Visual particle diagrams make the abstract concept of ionisation concrete and observable. The Kenyan classroom context is honoured by keeping diagrams simple and reproducible without projector dependency — chalk drawings are equally effective. The contrast-and-compare structure (HCl vs NaOH) scaffolds students toward independently constructing the definition before it is stated formally.</w:t>
+              <w:t xml:space="preserve">The DQB update ritual reinforces the storyline structure and gives students agency over their own inquiry trajectory. Categorising questions publicly (answerable now vs. still open) models scientific metacognition and previews the remainder of the lesson sequence. The new header strip physically marks progress on the board, making the learning journey visible.</w:t>
             </w:r>
           </w:p>
         </w:tc>
@@ -9697,7 +10309,7 @@
                 <w:sz w:val="18"/>
                 <w:szCs w:val="18"/>
               </w:rPr>
-              <w:t xml:space="preserve">Teacher uses the 'What do you NOTICE / What is DIFFERENT' questioning sequence as a live comprehension check. Student responses reveal whether they can identify H+ and OH- as the distinguishing particles. If students say 'one is positive and one is negative' rather than naming the specific ions, teacher redirects: 'Yes — and what are the NAMES of those charged particles? Look at your diagram.' This is a targeted formative probe, not a summative judgment.</w:t>
+              <w:t xml:space="preserve">Teacher reads student DQB entries to gauge the quality of Arrhenius understanding. Well-formed entries that correctly use H+ or OH- show consolidation. Entries that conflate the Arrhenius model with macroscopic properties (e.g., 'Why does H+ taste sour?') indicate that students need the particle-macro link made more explicit in Lesson 4. Teacher notes these students for targeted support. No marks are given — the DQB is a thinking tool, not a test.</w:t>
             </w:r>
           </w:p>
         </w:tc>
@@ -9706,32 +10318,32 @@
         <w:tc>
           <w:tcPr>
             <w:tcW w:type="dxa" w:w="1520"/>
-            <w:shd w:fill="E2EFDA" w:color="auto" w:val="clear"/>
-            <w:tcMar>
-              <w:top w:type="dxa" w:w="60"/>
-              <w:left w:type="dxa" w:w="120"/>
-              <w:bottom w:type="dxa" w:w="60"/>
-              <w:right w:type="dxa" w:w="120"/>
-            </w:tcMar>
-            <w:vAlign w:val="top"/>
-          </w:tcPr>
-          <w:p>
-            <w:pPr>
-              <w:spacing w:after="40" w:before="0"/>
-              <w:jc w:val="left"/>
-            </w:pPr>
-            <w:r>
-              <w:rPr>
-                <w:rFonts w:ascii="Arial" w:cs="Arial" w:eastAsia="Arial" w:hAnsi="Arial"/>
-                <w:b/>
-                <w:bCs/>
-                <w:i w:val="false"/>
-                <w:iCs w:val="false"/>
-                <w:color w:val="000000"/>
-                <w:sz w:val="18"/>
-                <w:szCs w:val="18"/>
-              </w:rPr>
-              <w:t xml:space="preserve">Explain Phase</w:t>
+            <w:shd w:fill="D5E8F0" w:color="auto" w:val="clear"/>
+            <w:tcMar>
+              <w:top w:type="dxa" w:w="60"/>
+              <w:left w:type="dxa" w:w="120"/>
+              <w:bottom w:type="dxa" w:w="60"/>
+              <w:right w:type="dxa" w:w="120"/>
+            </w:tcMar>
+            <w:vAlign w:val="top"/>
+          </w:tcPr>
+          <w:p>
+            <w:pPr>
+              <w:spacing w:after="40" w:before="0"/>
+              <w:jc w:val="left"/>
+            </w:pPr>
+            <w:r>
+              <w:rPr>
+                <w:rFonts w:ascii="Arial" w:cs="Arial" w:eastAsia="Arial" w:hAnsi="Arial"/>
+                <w:b/>
+                <w:bCs/>
+                <w:i w:val="false"/>
+                <w:iCs w:val="false"/>
+                <w:color w:val="000000"/>
+                <w:sz w:val="18"/>
+                <w:szCs w:val="18"/>
+              </w:rPr>
+              <w:t xml:space="preserve">Model Building Phase</w:t>
             </w:r>
           </w:p>
           <w:p>
@@ -9754,7 +10366,7 @@
             <w:pPr>
               <w:spacing w:after="20" w:before="0"/>
             </w:pPr>
-            <w:hyperlink w:history="1" r:id="rIdvdaohl279suumrv1nybcl">
+            <w:hyperlink w:history="1" r:id="rIdzu6u6ic6tdia5v9npztgn">
               <w:r>
                 <w:rPr>
                   <w:rFonts w:ascii="Arial" w:cs="Arial" w:eastAsia="Arial" w:hAnsi="Arial"/>
@@ -9763,7 +10375,7 @@
                   <w:szCs w:val="16"/>
                   <w:u w:val="single" w:color="2E75B6"/>
                 </w:rPr>
-                <w:t xml:space="preserve">Arrhenius Acids and Bases - Overview</w:t>
+                <w:t xml:space="preserve">Arrhenius acids and bases</w:t>
               </w:r>
             </w:hyperlink>
           </w:p>
@@ -9779,7 +10391,7 @@
                 <w:sz w:val="14"/>
                 <w:szCs w:val="14"/>
               </w:rPr>
-              <w:t xml:space="preserve">Source: CK-12</w:t>
+              <w:t xml:space="preserve">Source: Khan Academy (English - US curriculum)</w:t>
             </w:r>
           </w:p>
           <w:p>
@@ -9787,7 +10399,7 @@
               <w:spacing w:after="10" w:before="0"/>
               <w:ind w:left="120"/>
             </w:pPr>
-            <w:hyperlink w:history="1" r:id="rIdiamwznmpf_hkq7zfvrbpy">
+            <w:hyperlink w:history="1" r:id="rIdsects5tpbcroxbe2memz1">
               <w:r>
                 <w:rPr>
                   <w:rFonts w:ascii="Arial" w:cs="Arial" w:eastAsia="Arial" w:hAnsi="Arial"/>
@@ -9832,7 +10444,7 @@
             <w:pPr>
               <w:spacing w:after="20" w:before="0"/>
             </w:pPr>
-            <w:hyperlink w:history="1" r:id="rIdrv5gs8batzsuu818o7x-f">
+            <w:hyperlink w:history="1" r:id="rIdiow3vjonjpsiwwhigyg1z">
               <w:r>
                 <w:rPr>
                   <w:rFonts w:ascii="Arial" w:cs="Arial" w:eastAsia="Arial" w:hAnsi="Arial"/>
@@ -9841,7 +10453,7 @@
                   <w:szCs w:val="16"/>
                   <w:u w:val="single" w:color="2E75B6"/>
                 </w:rPr>
-                <w:t xml:space="preserve">Arrhenius Acids (Flexbook)</w:t>
+                <w:t xml:space="preserve">Dropping Base, Arrhenius Base (PLIX)</w:t>
               </w:r>
             </w:hyperlink>
           </w:p>
@@ -9865,619 +10477,7 @@
               <w:spacing w:after="10" w:before="0"/>
               <w:ind w:left="120"/>
             </w:pPr>
-            <w:hyperlink w:history="1" r:id="rIdb5qle3kucylotcvrqxxck">
-              <w:r>
-                <w:rPr>
-                  <w:rFonts w:ascii="Arial" w:cs="Arial" w:eastAsia="Arial" w:hAnsi="Arial"/>
-                  <w:color w:val="595959"/>
-                  <w:sz w:val="14"/>
-                  <w:szCs w:val="14"/>
-                  <w:u w:val="single" w:color="595959"/>
-                </w:rPr>
-                <w:t xml:space="preserve">🔍 Search ARES for similar readings</w:t>
-              </w:r>
-            </w:hyperlink>
-          </w:p>
-        </w:tc>
-        <w:tc>
-          <w:tcPr>
-            <w:tcW w:type="dxa" w:w="3040"/>
-            <w:shd w:fill="FFFFFF" w:color="auto" w:val="clear"/>
-            <w:tcMar>
-              <w:top w:type="dxa" w:w="60"/>
-              <w:left w:type="dxa" w:w="120"/>
-              <w:bottom w:type="dxa" w:w="60"/>
-              <w:right w:type="dxa" w:w="120"/>
-            </w:tcMar>
-            <w:vAlign w:val="top"/>
-          </w:tcPr>
-          <w:p>
-            <w:pPr>
-              <w:spacing w:after="40" w:before="0"/>
-              <w:jc w:val="left"/>
-            </w:pPr>
-            <w:r>
-              <w:rPr>
-                <w:rFonts w:ascii="Arial" w:cs="Arial" w:eastAsia="Arial" w:hAnsi="Arial"/>
-                <w:b w:val="false"/>
-                <w:bCs w:val="false"/>
-                <w:i w:val="false"/>
-                <w:iCs w:val="false"/>
-                <w:color w:val="000000"/>
-                <w:sz w:val="18"/>
-                <w:szCs w:val="18"/>
-              </w:rPr>
-              <w:t xml:space="preserve">Teacher writes the formal Arrhenius definitions on the board: 'An ACID is a substance that produces hydrogen ions (H+) when dissolved in water (aqueous solution). A BASE is a substance that produces hydroxide ions (OH-) when dissolved in water.' Students copy these into their notebooks under a heading: 'The Arrhenius Model.' Teacher then guides students through writing four ionisation equations step by step. EQUATION 1 — HCl(aq): Teacher says: 'HCl dissolved in water. It gives one H+ and one Cl-. We write: HCl(aq) → H+(aq) + Cl-(aq). This is a monoprotic acid — it gives only ONE H+ per molecule.' Students copy and annotate: monoprotic. EQUATION 2 — H2SO4(aq): Teacher says: 'Sulphuric acid. Look at the formula — H2SO4. How many hydrogen atoms?' Students respond: two. Teacher: 'So it can release TWO H+ ions. We call this DIPROTIC. We write: H2SO4(aq) → 2H+(aq) + SO42-(aq). Notice the 2 in front of H+ and the 2- charge on the sulphate ion — the charge must balance.' Students copy, check charge balance, and annotate: diprotic. EQUATION 3 — NaOH(aq): Teacher says: 'Sodium hydroxide — the base in many household cleaners. It releases one OH-. We write: NaOH(aq) → Na+(aq) + OH-(aq).' Students copy. Teacher connects: 'This is why NaOH turns litmus blue — the OH- ion is responsible for basic behaviour.' EQUATION 4 — Ca(OH)2(aq): Teacher says: 'Calcium hydroxide — slaked lime, used by farmers in Kenya to treat acidic soil in tea-growing areas like Kericho. Look at the formula — Ca(OH)2. How many OH- groups?' Students respond: two. Teacher: 'Correct — so it releases TWO OH- ions. We write: Ca(OH)2(aq) → Ca2+(aq) + 2OH-(aq). Notice the 2- charge on calcium balances the two OH- ions.' Students copy and check. Teacher then says: 'Now return to the eight cups. I want you to use the Arrhenius model to explain — in writing — why lemon juice turned RED and why liquid soap turned BLUE. You have 4 minutes. Use the word H+ or OH- in your explanation.' WAIT TIME: 4 full minutes of independent writing before teacher asks for responses.</w:t>
-            </w:r>
-          </w:p>
-        </w:tc>
-        <w:tc>
-          <w:tcPr>
-            <w:tcW w:type="dxa" w:w="3040"/>
-            <w:shd w:fill="F2F2F2" w:color="auto" w:val="clear"/>
-            <w:tcMar>
-              <w:top w:type="dxa" w:w="60"/>
-              <w:left w:type="dxa" w:w="120"/>
-              <w:bottom w:type="dxa" w:w="60"/>
-              <w:right w:type="dxa" w:w="120"/>
-            </w:tcMar>
-            <w:vAlign w:val="top"/>
-          </w:tcPr>
-          <w:p>
-            <w:pPr>
-              <w:spacing w:after="40" w:before="0"/>
-              <w:jc w:val="left"/>
-            </w:pPr>
-            <w:r>
-              <w:rPr>
-                <w:rFonts w:ascii="Arial" w:cs="Arial" w:eastAsia="Arial" w:hAnsi="Arial"/>
-                <w:b w:val="false"/>
-                <w:bCs w:val="false"/>
-                <w:i w:val="false"/>
-                <w:iCs w:val="false"/>
-                <w:color w:val="000000"/>
-                <w:sz w:val="18"/>
-                <w:szCs w:val="18"/>
-              </w:rPr>
-              <w:t xml:space="preserve">Teacher writes each equation on the board slowly, checking charge balance aloud at each step. After writing each equation, teacher says: 'Check your charge balance — the total charge on the left must equal the total charge on the right.' For H2SO4, teacher explicitly models charge counting: 'Left side: H2SO4 is neutral — charge zero. Right side: 2 times H+ is +2, plus SO42- is -2. Total: zero. Balanced.' Teacher uses the Kericho/lime connection deliberately: 'Farmers in Kericho use Ca(OH)2 to reduce soil acidity. Now you can explain what is actually happening — the OH- ions are entering the soil. We will explore that more in Lesson 9.' After the 4-minute writing period, teacher cold-calls two students: one who predicted correctly in the Predict phase, one who did not. Teacher says: 'Compare what you predicted at the start of the lesson with what you can now explain. What changed in your thinking?' WAIT TIME: 6 seconds after each student speaks before responding or redirecting.</w:t>
-            </w:r>
-          </w:p>
-        </w:tc>
-        <w:tc>
-          <w:tcPr>
-            <w:tcW w:type="dxa" w:w="3040"/>
-            <w:shd w:fill="FFFFFF" w:color="auto" w:val="clear"/>
-            <w:tcMar>
-              <w:top w:type="dxa" w:w="60"/>
-              <w:left w:type="dxa" w:w="120"/>
-              <w:bottom w:type="dxa" w:w="60"/>
-              <w:right w:type="dxa" w:w="120"/>
-            </w:tcMar>
-            <w:vAlign w:val="top"/>
-          </w:tcPr>
-          <w:p>
-            <w:pPr>
-              <w:spacing w:after="40" w:before="0"/>
-              <w:jc w:val="left"/>
-            </w:pPr>
-            <w:r>
-              <w:rPr>
-                <w:rFonts w:ascii="Arial" w:cs="Arial" w:eastAsia="Arial" w:hAnsi="Arial"/>
-                <w:b w:val="false"/>
-                <w:bCs w:val="false"/>
-                <w:i w:val="false"/>
-                <w:iCs w:val="false"/>
-                <w:color w:val="000000"/>
-                <w:sz w:val="18"/>
-                <w:szCs w:val="18"/>
-              </w:rPr>
-              <w:t xml:space="preserve">Guided equation writing builds procedural fluency and conceptual understanding simultaneously. The Kericho agricultural connection grounds an abstract chemical concept in a real Kenyan land-use context that students may have heard of from geography or family experience. The return to the eight cups closes the predict-observe-explain cycle and gives students immediate evidence of their own learning — a metacognitive moment that builds scientific identity. Charge balance as a self-checking routine establishes a scientific habit of mind.</w:t>
-            </w:r>
-          </w:p>
-        </w:tc>
-        <w:tc>
-          <w:tcPr>
-            <w:tcW w:type="dxa" w:w="3040"/>
-            <w:shd w:fill="F2F2F2" w:color="auto" w:val="clear"/>
-            <w:tcMar>
-              <w:top w:type="dxa" w:w="60"/>
-              <w:left w:type="dxa" w:w="120"/>
-              <w:bottom w:type="dxa" w:w="60"/>
-              <w:right w:type="dxa" w:w="120"/>
-            </w:tcMar>
-            <w:vAlign w:val="top"/>
-          </w:tcPr>
-          <w:p>
-            <w:pPr>
-              <w:spacing w:after="40" w:before="0"/>
-              <w:jc w:val="left"/>
-            </w:pPr>
-            <w:r>
-              <w:rPr>
-                <w:rFonts w:ascii="Arial" w:cs="Arial" w:eastAsia="Arial" w:hAnsi="Arial"/>
-                <w:b w:val="false"/>
-                <w:bCs w:val="false"/>
-                <w:i w:val="false"/>
-                <w:iCs w:val="false"/>
-                <w:color w:val="000000"/>
-                <w:sz w:val="18"/>
-                <w:szCs w:val="18"/>
-              </w:rPr>
-              <w:t xml:space="preserve">Teacher scans student-written explanations of the lemon juice and soap colour changes during the 4-minute writing period. Success criteria: explanation must name H+ ions (for lemon juice) or OH- ions (for soap) as the cause of the indicator colour change. A response such as 'lemon juice is acidic so it turns red' is insufficient — teacher prompts: 'Can you add the particle-level reason? What is in the lemon juice that makes it acidic?' Students who successfully include H+ and OH- are ready for the Model Building phase. Students who cannot yet make the connection need the sentence frame provided in the Model Building phase.</w:t>
-            </w:r>
-          </w:p>
-        </w:tc>
-      </w:tr>
-      <w:tr>
-        <w:tc>
-          <w:tcPr>
-            <w:tcW w:type="dxa" w:w="1520"/>
-            <w:shd w:fill="FCE4D6" w:color="auto" w:val="clear"/>
-            <w:tcMar>
-              <w:top w:type="dxa" w:w="60"/>
-              <w:left w:type="dxa" w:w="120"/>
-              <w:bottom w:type="dxa" w:w="60"/>
-              <w:right w:type="dxa" w:w="120"/>
-            </w:tcMar>
-            <w:vAlign w:val="top"/>
-          </w:tcPr>
-          <w:p>
-            <w:pPr>
-              <w:spacing w:after="40" w:before="0"/>
-              <w:jc w:val="left"/>
-            </w:pPr>
-            <w:r>
-              <w:rPr>
-                <w:rFonts w:ascii="Arial" w:cs="Arial" w:eastAsia="Arial" w:hAnsi="Arial"/>
-                <w:b/>
-                <w:bCs/>
-                <w:i w:val="false"/>
-                <w:iCs w:val="false"/>
-                <w:color w:val="000000"/>
-                <w:sz w:val="18"/>
-                <w:szCs w:val="18"/>
-              </w:rPr>
-              <w:t xml:space="preserve">Driving Question Board (DQB) Creation</w:t>
-            </w:r>
-          </w:p>
-          <w:p>
-            <w:pPr>
-              <w:spacing w:after="20" w:before="0"/>
-            </w:pPr>
-            <w:r>
-              <w:rPr>
-                <w:rFonts w:ascii="Arial" w:cs="Arial" w:eastAsia="Arial" w:hAnsi="Arial"/>
-                <w:b/>
-                <w:bCs/>
-                <w:color w:val="1F3864"/>
-                <w:sz w:val="16"/>
-                <w:szCs w:val="16"/>
-              </w:rPr>
-              <w:t xml:space="preserve">📹 VIDEO:</w:t>
-            </w:r>
-          </w:p>
-          <w:p>
-            <w:pPr>
-              <w:spacing w:after="20" w:before="0"/>
-            </w:pPr>
-            <w:hyperlink w:history="1" r:id="rIdqk9wvmu0osiek8ui6kv3q">
-              <w:r>
-                <w:rPr>
-                  <w:rFonts w:ascii="Arial" w:cs="Arial" w:eastAsia="Arial" w:hAnsi="Arial"/>
-                  <w:color w:val="2E75B6"/>
-                  <w:sz w:val="16"/>
-                  <w:szCs w:val="16"/>
-                  <w:u w:val="single" w:color="2E75B6"/>
-                </w:rPr>
-                <w:t xml:space="preserve">Arrhenius Acids and Bases - Overview</w:t>
-              </w:r>
-            </w:hyperlink>
-          </w:p>
-          <w:p>
-            <w:pPr>
-              <w:spacing w:after="10" w:before="0"/>
-              <w:ind w:left="120"/>
-            </w:pPr>
-            <w:r>
-              <w:rPr>
-                <w:rFonts w:ascii="Arial" w:cs="Arial" w:eastAsia="Arial" w:hAnsi="Arial"/>
-                <w:color w:val="595959"/>
-                <w:sz w:val="14"/>
-                <w:szCs w:val="14"/>
-              </w:rPr>
-              <w:t xml:space="preserve">Source: CK-12</w:t>
-            </w:r>
-          </w:p>
-          <w:p>
-            <w:pPr>
-              <w:spacing w:after="10" w:before="0"/>
-              <w:ind w:left="120"/>
-            </w:pPr>
-            <w:hyperlink w:history="1" r:id="rIdwf5nbeph88lqx_prftfdl">
-              <w:r>
-                <w:rPr>
-                  <w:rFonts w:ascii="Arial" w:cs="Arial" w:eastAsia="Arial" w:hAnsi="Arial"/>
-                  <w:color w:val="595959"/>
-                  <w:sz w:val="14"/>
-                  <w:szCs w:val="14"/>
-                  <w:u w:val="single" w:color="595959"/>
-                </w:rPr>
-                <w:t xml:space="preserve">🔍 Search ARES for similar videos</w:t>
-              </w:r>
-            </w:hyperlink>
-          </w:p>
-          <w:p>
-            <w:pPr>
-              <w:spacing w:after="40" w:before="0"/>
-            </w:pPr>
-            <w:r>
-              <w:rPr>
-                <w:sz w:val="14"/>
-                <w:szCs w:val="14"/>
-              </w:rPr>
-              <w:t xml:space="preserve"/>
-            </w:r>
-          </w:p>
-          <w:p>
-            <w:pPr>
-              <w:spacing w:after="20" w:before="0"/>
-            </w:pPr>
-            <w:r>
-              <w:rPr>
-                <w:rFonts w:ascii="Arial" w:cs="Arial" w:eastAsia="Arial" w:hAnsi="Arial"/>
-                <w:b/>
-                <w:bCs/>
-                <w:color w:val="1F3864"/>
-                <w:sz w:val="16"/>
-                <w:szCs w:val="16"/>
-              </w:rPr>
-              <w:t xml:space="preserve">📖 HTML:</w:t>
-            </w:r>
-          </w:p>
-          <w:p>
-            <w:pPr>
-              <w:spacing w:after="20" w:before="0"/>
-            </w:pPr>
-            <w:hyperlink w:history="1" r:id="rIdwehap3j1-lmr0-mx8tgx2">
-              <w:r>
-                <w:rPr>
-                  <w:rFonts w:ascii="Arial" w:cs="Arial" w:eastAsia="Arial" w:hAnsi="Arial"/>
-                  <w:color w:val="2E75B6"/>
-                  <w:sz w:val="16"/>
-                  <w:szCs w:val="16"/>
-                  <w:u w:val="single" w:color="2E75B6"/>
-                </w:rPr>
-                <w:t xml:space="preserve">Arrhenius Acids (Flexbook)</w:t>
-              </w:r>
-            </w:hyperlink>
-          </w:p>
-          <w:p>
-            <w:pPr>
-              <w:spacing w:after="10" w:before="0"/>
-              <w:ind w:left="120"/>
-            </w:pPr>
-            <w:r>
-              <w:rPr>
-                <w:rFonts w:ascii="Arial" w:cs="Arial" w:eastAsia="Arial" w:hAnsi="Arial"/>
-                <w:color w:val="595959"/>
-                <w:sz w:val="14"/>
-                <w:szCs w:val="14"/>
-              </w:rPr>
-              <w:t xml:space="preserve">Source: CK-12</w:t>
-            </w:r>
-          </w:p>
-          <w:p>
-            <w:pPr>
-              <w:spacing w:after="10" w:before="0"/>
-              <w:ind w:left="120"/>
-            </w:pPr>
-            <w:hyperlink w:history="1" r:id="rIdwlvzuqj54ebzot9yx0qx3">
-              <w:r>
-                <w:rPr>
-                  <w:rFonts w:ascii="Arial" w:cs="Arial" w:eastAsia="Arial" w:hAnsi="Arial"/>
-                  <w:color w:val="595959"/>
-                  <w:sz w:val="14"/>
-                  <w:szCs w:val="14"/>
-                  <w:u w:val="single" w:color="595959"/>
-                </w:rPr>
-                <w:t xml:space="preserve">🔍 Search ARES for similar readings</w:t>
-              </w:r>
-            </w:hyperlink>
-          </w:p>
-        </w:tc>
-        <w:tc>
-          <w:tcPr>
-            <w:tcW w:type="dxa" w:w="3040"/>
-            <w:shd w:fill="FFFFFF" w:color="auto" w:val="clear"/>
-            <w:tcMar>
-              <w:top w:type="dxa" w:w="60"/>
-              <w:left w:type="dxa" w:w="120"/>
-              <w:bottom w:type="dxa" w:w="60"/>
-              <w:right w:type="dxa" w:w="120"/>
-            </w:tcMar>
-            <w:vAlign w:val="top"/>
-          </w:tcPr>
-          <w:p>
-            <w:pPr>
-              <w:spacing w:after="40" w:before="0"/>
-              <w:jc w:val="left"/>
-            </w:pPr>
-            <w:r>
-              <w:rPr>
-                <w:rFonts w:ascii="Arial" w:cs="Arial" w:eastAsia="Arial" w:hAnsi="Arial"/>
-                <w:b w:val="false"/>
-                <w:bCs w:val="false"/>
-                <w:i w:val="false"/>
-                <w:iCs w:val="false"/>
-                <w:color w:val="000000"/>
-                <w:sz w:val="18"/>
-                <w:szCs w:val="18"/>
-              </w:rPr>
-              <w:t xml:space="preserve">Teacher directs students to the class Driving Question Board (physical sticky-note board or designated section of the chalkboard). Teacher reads aloud the driving question: 'What invisible properties of everyday Kenyan liquids cause them to turn such different colours — and why does it matter for our health, our farms, and our environment?' Teacher says: 'In Lesson 1 you asked questions you could not yet answer. In Lesson 2 you added questions about what acids and bases are made of. Today we have a new tool — the Arrhenius model. I want each of you to take one sticky note (or a small piece of paper) and write ONE of the following: either (A) a question you can now ANSWER using the Arrhenius model, or (B) a new question the Arrhenius model has raised for you that we have not yet answered.' Students write individually for 2 minutes, then one representative from each pair posts their note on the board. Teacher quickly reads three or four posted notes aloud and categorises them: 'This one — Can all acids produce H+ ions? — is a question about ALL acids, not just HCl and H2SO4. We will answer that in Lesson 4. This one — Why does H+ make indicators change colour? — is a great mechanism question we will explore more deeply across the unit.' Teacher adds a new header strip to the DQB: 'Lesson 3: We know H+ and OH- ions cause the colour changes. But what else do these ions DO chemically?'</w:t>
-            </w:r>
-          </w:p>
-        </w:tc>
-        <w:tc>
-          <w:tcPr>
-            <w:tcW w:type="dxa" w:w="3040"/>
-            <w:shd w:fill="F2F2F2" w:color="auto" w:val="clear"/>
-            <w:tcMar>
-              <w:top w:type="dxa" w:w="60"/>
-              <w:left w:type="dxa" w:w="120"/>
-              <w:bottom w:type="dxa" w:w="60"/>
-              <w:right w:type="dxa" w:w="120"/>
-            </w:tcMar>
-            <w:vAlign w:val="top"/>
-          </w:tcPr>
-          <w:p>
-            <w:pPr>
-              <w:spacing w:after="40" w:before="0"/>
-              <w:jc w:val="left"/>
-            </w:pPr>
-            <w:r>
-              <w:rPr>
-                <w:rFonts w:ascii="Arial" w:cs="Arial" w:eastAsia="Arial" w:hAnsi="Arial"/>
-                <w:b w:val="false"/>
-                <w:bCs w:val="false"/>
-                <w:i w:val="false"/>
-                <w:iCs w:val="false"/>
-                <w:color w:val="000000"/>
-                <w:sz w:val="18"/>
-                <w:szCs w:val="18"/>
-              </w:rPr>
-              <w:t xml:space="preserve">Teacher models the distinction between 'answerable now' and 'still open' questions by demonstrating with one example of each type before students write. Teacher says: 'Here is an example of a question I can now answer using Arrhenius: Why does HCl make litmus turn red? Answer: because HCl produces H+ ions in solution and H+ ions cause acidic behaviour. Here is a question the Arrhenius model raises but does not yet answer: Do ALL acids produce exactly the same amount of H+ ions? That is something we do not yet know — and it will matter a lot in Lesson 8 and 9.' Teacher uses the DQB update as a public record of the class thinking trajectory — not as an assessment. Teacher says: 'Every question on this board is evidence that your thinking is growing. Scientists who stop asking questions have stopped doing science.'</w:t>
-            </w:r>
-          </w:p>
-        </w:tc>
-        <w:tc>
-          <w:tcPr>
-            <w:tcW w:type="dxa" w:w="3040"/>
-            <w:shd w:fill="FFFFFF" w:color="auto" w:val="clear"/>
-            <w:tcMar>
-              <w:top w:type="dxa" w:w="60"/>
-              <w:left w:type="dxa" w:w="120"/>
-              <w:bottom w:type="dxa" w:w="60"/>
-              <w:right w:type="dxa" w:w="120"/>
-            </w:tcMar>
-            <w:vAlign w:val="top"/>
-          </w:tcPr>
-          <w:p>
-            <w:pPr>
-              <w:spacing w:after="40" w:before="0"/>
-              <w:jc w:val="left"/>
-            </w:pPr>
-            <w:r>
-              <w:rPr>
-                <w:rFonts w:ascii="Arial" w:cs="Arial" w:eastAsia="Arial" w:hAnsi="Arial"/>
-                <w:b w:val="false"/>
-                <w:bCs w:val="false"/>
-                <w:i w:val="false"/>
-                <w:iCs w:val="false"/>
-                <w:color w:val="000000"/>
-                <w:sz w:val="18"/>
-                <w:szCs w:val="18"/>
-              </w:rPr>
-              <w:t xml:space="preserve">The DQB update ritual reinforces the storyline structure and gives students agency over their own inquiry trajectory. Categorising questions publicly (answerable now vs. still open) models scientific metacognition and previews the remainder of the lesson sequence. The new header strip physically marks progress on the board, making the learning journey visible.</w:t>
-            </w:r>
-          </w:p>
-        </w:tc>
-        <w:tc>
-          <w:tcPr>
-            <w:tcW w:type="dxa" w:w="3040"/>
-            <w:shd w:fill="F2F2F2" w:color="auto" w:val="clear"/>
-            <w:tcMar>
-              <w:top w:type="dxa" w:w="60"/>
-              <w:left w:type="dxa" w:w="120"/>
-              <w:bottom w:type="dxa" w:w="60"/>
-              <w:right w:type="dxa" w:w="120"/>
-            </w:tcMar>
-            <w:vAlign w:val="top"/>
-          </w:tcPr>
-          <w:p>
-            <w:pPr>
-              <w:spacing w:after="40" w:before="0"/>
-              <w:jc w:val="left"/>
-            </w:pPr>
-            <w:r>
-              <w:rPr>
-                <w:rFonts w:ascii="Arial" w:cs="Arial" w:eastAsia="Arial" w:hAnsi="Arial"/>
-                <w:b w:val="false"/>
-                <w:bCs w:val="false"/>
-                <w:i w:val="false"/>
-                <w:iCs w:val="false"/>
-                <w:color w:val="000000"/>
-                <w:sz w:val="18"/>
-                <w:szCs w:val="18"/>
-              </w:rPr>
-              <w:t xml:space="preserve">Teacher reads student DQB entries to gauge the quality of Arrhenius understanding. Well-formed entries that correctly use H+ or OH- show consolidation. Entries that conflate the Arrhenius model with macroscopic properties (e.g., 'Why does H+ taste sour?') indicate that students need the particle-macro link made more explicit in Lesson 4. Teacher notes these students for targeted support. No marks are given — the DQB is a thinking tool, not a test.</w:t>
-            </w:r>
-          </w:p>
-        </w:tc>
-      </w:tr>
-      <w:tr>
-        <w:tc>
-          <w:tcPr>
-            <w:tcW w:type="dxa" w:w="1520"/>
-            <w:shd w:fill="D5E8F0" w:color="auto" w:val="clear"/>
-            <w:tcMar>
-              <w:top w:type="dxa" w:w="60"/>
-              <w:left w:type="dxa" w:w="120"/>
-              <w:bottom w:type="dxa" w:w="60"/>
-              <w:right w:type="dxa" w:w="120"/>
-            </w:tcMar>
-            <w:vAlign w:val="top"/>
-          </w:tcPr>
-          <w:p>
-            <w:pPr>
-              <w:spacing w:after="40" w:before="0"/>
-              <w:jc w:val="left"/>
-            </w:pPr>
-            <w:r>
-              <w:rPr>
-                <w:rFonts w:ascii="Arial" w:cs="Arial" w:eastAsia="Arial" w:hAnsi="Arial"/>
-                <w:b/>
-                <w:bCs/>
-                <w:i w:val="false"/>
-                <w:iCs w:val="false"/>
-                <w:color w:val="000000"/>
-                <w:sz w:val="18"/>
-                <w:szCs w:val="18"/>
-              </w:rPr>
-              <w:t xml:space="preserve">Model Building Phase</w:t>
-            </w:r>
-          </w:p>
-          <w:p>
-            <w:pPr>
-              <w:spacing w:after="20" w:before="0"/>
-            </w:pPr>
-            <w:r>
-              <w:rPr>
-                <w:rFonts w:ascii="Arial" w:cs="Arial" w:eastAsia="Arial" w:hAnsi="Arial"/>
-                <w:b/>
-                <w:bCs/>
-                <w:color w:val="1F3864"/>
-                <w:sz w:val="16"/>
-                <w:szCs w:val="16"/>
-              </w:rPr>
-              <w:t xml:space="preserve">📹 VIDEO:</w:t>
-            </w:r>
-          </w:p>
-          <w:p>
-            <w:pPr>
-              <w:spacing w:after="20" w:before="0"/>
-            </w:pPr>
-            <w:hyperlink w:history="1" r:id="rIdasvyve7n4tshkyj2rr0ix">
-              <w:r>
-                <w:rPr>
-                  <w:rFonts w:ascii="Arial" w:cs="Arial" w:eastAsia="Arial" w:hAnsi="Arial"/>
-                  <w:color w:val="2E75B6"/>
-                  <w:sz w:val="16"/>
-                  <w:szCs w:val="16"/>
-                  <w:u w:val="single" w:color="2E75B6"/>
-                </w:rPr>
-                <w:t xml:space="preserve">Arrhenius Acids and Bases - Overview</w:t>
-              </w:r>
-            </w:hyperlink>
-          </w:p>
-          <w:p>
-            <w:pPr>
-              <w:spacing w:after="10" w:before="0"/>
-              <w:ind w:left="120"/>
-            </w:pPr>
-            <w:r>
-              <w:rPr>
-                <w:rFonts w:ascii="Arial" w:cs="Arial" w:eastAsia="Arial" w:hAnsi="Arial"/>
-                <w:color w:val="595959"/>
-                <w:sz w:val="14"/>
-                <w:szCs w:val="14"/>
-              </w:rPr>
-              <w:t xml:space="preserve">Source: CK-12</w:t>
-            </w:r>
-          </w:p>
-          <w:p>
-            <w:pPr>
-              <w:spacing w:after="10" w:before="0"/>
-              <w:ind w:left="120"/>
-            </w:pPr>
-            <w:hyperlink w:history="1" r:id="rIdi-0g82ebsqmxszahxcwr0">
-              <w:r>
-                <w:rPr>
-                  <w:rFonts w:ascii="Arial" w:cs="Arial" w:eastAsia="Arial" w:hAnsi="Arial"/>
-                  <w:color w:val="595959"/>
-                  <w:sz w:val="14"/>
-                  <w:szCs w:val="14"/>
-                  <w:u w:val="single" w:color="595959"/>
-                </w:rPr>
-                <w:t xml:space="preserve">🔍 Search ARES for similar videos</w:t>
-              </w:r>
-            </w:hyperlink>
-          </w:p>
-          <w:p>
-            <w:pPr>
-              <w:spacing w:after="40" w:before="0"/>
-            </w:pPr>
-            <w:r>
-              <w:rPr>
-                <w:sz w:val="14"/>
-                <w:szCs w:val="14"/>
-              </w:rPr>
-              <w:t xml:space="preserve"/>
-            </w:r>
-          </w:p>
-          <w:p>
-            <w:pPr>
-              <w:spacing w:after="20" w:before="0"/>
-            </w:pPr>
-            <w:r>
-              <w:rPr>
-                <w:rFonts w:ascii="Arial" w:cs="Arial" w:eastAsia="Arial" w:hAnsi="Arial"/>
-                <w:b/>
-                <w:bCs/>
-                <w:color w:val="1F3864"/>
-                <w:sz w:val="16"/>
-                <w:szCs w:val="16"/>
-              </w:rPr>
-              <w:t xml:space="preserve">📖 HTML:</w:t>
-            </w:r>
-          </w:p>
-          <w:p>
-            <w:pPr>
-              <w:spacing w:after="20" w:before="0"/>
-            </w:pPr>
-            <w:hyperlink w:history="1" r:id="rId6upsu3dde8hij_givenaa">
-              <w:r>
-                <w:rPr>
-                  <w:rFonts w:ascii="Arial" w:cs="Arial" w:eastAsia="Arial" w:hAnsi="Arial"/>
-                  <w:color w:val="2E75B6"/>
-                  <w:sz w:val="16"/>
-                  <w:szCs w:val="16"/>
-                  <w:u w:val="single" w:color="2E75B6"/>
-                </w:rPr>
-                <w:t xml:space="preserve">Arrhenius Acids (Flexbook)</w:t>
-              </w:r>
-            </w:hyperlink>
-          </w:p>
-          <w:p>
-            <w:pPr>
-              <w:spacing w:after="10" w:before="0"/>
-              <w:ind w:left="120"/>
-            </w:pPr>
-            <w:r>
-              <w:rPr>
-                <w:rFonts w:ascii="Arial" w:cs="Arial" w:eastAsia="Arial" w:hAnsi="Arial"/>
-                <w:color w:val="595959"/>
-                <w:sz w:val="14"/>
-                <w:szCs w:val="14"/>
-              </w:rPr>
-              <w:t xml:space="preserve">Source: CK-12</w:t>
-            </w:r>
-          </w:p>
-          <w:p>
-            <w:pPr>
-              <w:spacing w:after="10" w:before="0"/>
-              <w:ind w:left="120"/>
-            </w:pPr>
-            <w:hyperlink w:history="1" r:id="rIdetiladttjdryr1-jgtcrs">
+            <w:hyperlink w:history="1" r:id="rIdrxv3zdx5oyxim1fmvpebr">
               <w:r>
                 <w:rPr>
                   <w:rFonts w:ascii="Arial" w:cs="Arial" w:eastAsia="Arial" w:hAnsi="Arial"/>
@@ -11964,7 +11964,7 @@
             <w:pPr>
               <w:spacing w:after="20" w:before="0"/>
             </w:pPr>
-            <w:hyperlink w:history="1" r:id="rId2tqe-kcxvzgbunxsboayg">
+            <w:hyperlink w:history="1" r:id="rIdet1bptdra2ah7zcrmjvdi">
               <w:r>
                 <w:rPr>
                   <w:rFonts w:ascii="Arial" w:cs="Arial" w:eastAsia="Arial" w:hAnsi="Arial"/>
@@ -11973,7 +11973,7 @@
                   <w:szCs w:val="16"/>
                   <w:u w:val="single" w:color="2E75B6"/>
                 </w:rPr>
-                <w:t xml:space="preserve">Video: pH Scale</w:t>
+                <w:t xml:space="preserve">Arrhenius Acids and Bases - Overview</w:t>
               </w:r>
             </w:hyperlink>
           </w:p>
@@ -11989,7 +11989,7 @@
                 <w:sz w:val="14"/>
                 <w:szCs w:val="14"/>
               </w:rPr>
-              <w:t xml:space="preserve">Source: PhET Interactive Simulations (English)</w:t>
+              <w:t xml:space="preserve">Source: CK-12</w:t>
             </w:r>
           </w:p>
           <w:p>
@@ -11997,7 +11997,7 @@
               <w:spacing w:after="10" w:before="0"/>
               <w:ind w:left="120"/>
             </w:pPr>
-            <w:hyperlink w:history="1" r:id="rIdipsnxdlpia59xbredsgwp">
+            <w:hyperlink w:history="1" r:id="rId02sfkgqbyw4mjgfjk7zjr">
               <w:r>
                 <w:rPr>
                   <w:rFonts w:ascii="Arial" w:cs="Arial" w:eastAsia="Arial" w:hAnsi="Arial"/>
@@ -12035,14 +12035,14 @@
                 <w:sz w:val="16"/>
                 <w:szCs w:val="16"/>
               </w:rPr>
-              <w:t xml:space="preserve">📖 HTML:</w:t>
+              <w:t xml:space="preserve">📖 EXERCISE:</w:t>
             </w:r>
           </w:p>
           <w:p>
             <w:pPr>
               <w:spacing w:after="20" w:before="0"/>
             </w:pPr>
-            <w:hyperlink w:history="1" r:id="rIdhcguiu-w3nqfgxnlnhorw">
+            <w:hyperlink w:history="1" r:id="rIdl9e7aoke3kixe4_za3zi7">
               <w:r>
                 <w:rPr>
                   <w:rFonts w:ascii="Arial" w:cs="Arial" w:eastAsia="Arial" w:hAnsi="Arial"/>
@@ -12051,7 +12051,7 @@
                   <w:szCs w:val="16"/>
                   <w:u w:val="single" w:color="2E75B6"/>
                 </w:rPr>
-                <w:t xml:space="preserve">Properties of Acids (Flexbook)</w:t>
+                <w:t xml:space="preserve">Introduction to acid–base reactions</w:t>
               </w:r>
             </w:hyperlink>
           </w:p>
@@ -12067,7 +12067,7 @@
                 <w:sz w:val="14"/>
                 <w:szCs w:val="14"/>
               </w:rPr>
-              <w:t xml:space="preserve">Source: CK-12</w:t>
+              <w:t xml:space="preserve">Source: Khan Academy (English - US curriculum)</w:t>
             </w:r>
           </w:p>
           <w:p>
@@ -12075,7 +12075,7 @@
               <w:spacing w:after="10" w:before="0"/>
               <w:ind w:left="120"/>
             </w:pPr>
-            <w:hyperlink w:history="1" r:id="rIdgu3_jq9giuaeylnzgplz_">
+            <w:hyperlink w:history="1" r:id="rId9jhiftek-bs3uaqke0hdi">
               <w:r>
                 <w:rPr>
                   <w:rFonts w:ascii="Arial" w:cs="Arial" w:eastAsia="Arial" w:hAnsi="Arial"/>
@@ -12422,7 +12422,7 @@
             <w:pPr>
               <w:spacing w:after="20" w:before="0"/>
             </w:pPr>
-            <w:hyperlink w:history="1" r:id="rIdx7te06t88qvaaz_dnygrz">
+            <w:hyperlink w:history="1" r:id="rIdat4wtrkghqpzfun3wxd-b">
               <w:r>
                 <w:rPr>
                   <w:rFonts w:ascii="Arial" w:cs="Arial" w:eastAsia="Arial" w:hAnsi="Arial"/>
@@ -12431,7 +12431,7 @@
                   <w:szCs w:val="16"/>
                   <w:u w:val="single" w:color="2E75B6"/>
                 </w:rPr>
-                <w:t xml:space="preserve">Video: pH Scale</w:t>
+                <w:t xml:space="preserve">Arrhenius acids and bases</w:t>
               </w:r>
             </w:hyperlink>
           </w:p>
@@ -12447,7 +12447,7 @@
                 <w:sz w:val="14"/>
                 <w:szCs w:val="14"/>
               </w:rPr>
-              <w:t xml:space="preserve">Source: PhET Interactive Simulations (English)</w:t>
+              <w:t xml:space="preserve">Source: Khan Academy (English - US curriculum)</w:t>
             </w:r>
           </w:p>
           <w:p>
@@ -12455,7 +12455,7 @@
               <w:spacing w:after="10" w:before="0"/>
               <w:ind w:left="120"/>
             </w:pPr>
-            <w:hyperlink w:history="1" r:id="rId0iz8oviiigugv11efoqaz">
+            <w:hyperlink w:history="1" r:id="rIdbihirxye5r04o_m6iv3ec">
               <w:r>
                 <w:rPr>
                   <w:rFonts w:ascii="Arial" w:cs="Arial" w:eastAsia="Arial" w:hAnsi="Arial"/>
@@ -12493,14 +12493,14 @@
                 <w:sz w:val="16"/>
                 <w:szCs w:val="16"/>
               </w:rPr>
-              <w:t xml:space="preserve">📖 HTML:</w:t>
+              <w:t xml:space="preserve">📖 PDF:</w:t>
             </w:r>
           </w:p>
           <w:p>
             <w:pPr>
               <w:spacing w:after="20" w:before="0"/>
             </w:pPr>
-            <w:hyperlink w:history="1" r:id="rId4psd82ykijxzijwx_zula">
+            <w:hyperlink w:history="1" r:id="rIdpv7csqe57-syif-bwdztb">
               <w:r>
                 <w:rPr>
                   <w:rFonts w:ascii="Arial" w:cs="Arial" w:eastAsia="Arial" w:hAnsi="Arial"/>
@@ -12509,7 +12509,7 @@
                   <w:szCs w:val="16"/>
                   <w:u w:val="single" w:color="2E75B6"/>
                 </w:rPr>
-                <w:t xml:space="preserve">Properties of Acids (Flexbook)</w:t>
+                <w:t xml:space="preserve">Acids,Bases and Indicators</w:t>
               </w:r>
             </w:hyperlink>
           </w:p>
@@ -12525,7 +12525,7 @@
                 <w:sz w:val="14"/>
                 <w:szCs w:val="14"/>
               </w:rPr>
-              <w:t xml:space="preserve">Source: CK-12</w:t>
+              <w:t xml:space="preserve">Source: ARES Local Curriculum  - Digital Literacy Content</w:t>
             </w:r>
           </w:p>
           <w:p>
@@ -12533,7 +12533,7 @@
               <w:spacing w:after="10" w:before="0"/>
               <w:ind w:left="120"/>
             </w:pPr>
-            <w:hyperlink w:history="1" r:id="rIdrbreu3mirwluztkxiw6d0">
+            <w:hyperlink w:history="1" r:id="rIduoqvice8xcmpld5tk1ehf">
               <w:r>
                 <w:rPr>
                   <w:rFonts w:ascii="Arial" w:cs="Arial" w:eastAsia="Arial" w:hAnsi="Arial"/>
@@ -12994,7 +12994,7 @@
             <w:pPr>
               <w:spacing w:after="20" w:before="0"/>
             </w:pPr>
-            <w:hyperlink w:history="1" r:id="rIdsolpwfamabksqzdj1wy3l">
+            <w:hyperlink w:history="1" r:id="rIdx0csx2sopb96exmtmhm7o">
               <w:r>
                 <w:rPr>
                   <w:rFonts w:ascii="Arial" w:cs="Arial" w:eastAsia="Arial" w:hAnsi="Arial"/>
@@ -13003,7 +13003,7 @@
                   <w:szCs w:val="16"/>
                   <w:u w:val="single" w:color="2E75B6"/>
                 </w:rPr>
-                <w:t xml:space="preserve">Video: pH Scale</w:t>
+                <w:t xml:space="preserve">Conjugate acid–base pairs</w:t>
               </w:r>
             </w:hyperlink>
           </w:p>
@@ -13019,7 +13019,7 @@
                 <w:sz w:val="14"/>
                 <w:szCs w:val="14"/>
               </w:rPr>
-              <w:t xml:space="preserve">Source: PhET Interactive Simulations (English)</w:t>
+              <w:t xml:space="preserve">Source: Khan Academy (English - US curriculum)</w:t>
             </w:r>
           </w:p>
           <w:p>
@@ -13027,7 +13027,7 @@
               <w:spacing w:after="10" w:before="0"/>
               <w:ind w:left="120"/>
             </w:pPr>
-            <w:hyperlink w:history="1" r:id="rId9xpzfo0yyuagnw_jr8wef">
+            <w:hyperlink w:history="1" r:id="rIdg87qozyzn3xpbokwsf7fl">
               <w:r>
                 <w:rPr>
                   <w:rFonts w:ascii="Arial" w:cs="Arial" w:eastAsia="Arial" w:hAnsi="Arial"/>
@@ -13065,14 +13065,14 @@
                 <w:sz w:val="16"/>
                 <w:szCs w:val="16"/>
               </w:rPr>
-              <w:t xml:space="preserve">📖 HTML:</w:t>
+              <w:t xml:space="preserve">📖 EXERCISE:</w:t>
             </w:r>
           </w:p>
           <w:p>
             <w:pPr>
               <w:spacing w:after="20" w:before="0"/>
             </w:pPr>
-            <w:hyperlink w:history="1" r:id="rIdb3dkbtghyi-t2sciikxp3">
+            <w:hyperlink w:history="1" r:id="rIdtkce_bfyi_pvqsu4zhj47">
               <w:r>
                 <w:rPr>
                   <w:rFonts w:ascii="Arial" w:cs="Arial" w:eastAsia="Arial" w:hAnsi="Arial"/>
@@ -13081,7 +13081,7 @@
                   <w:szCs w:val="16"/>
                   <w:u w:val="single" w:color="2E75B6"/>
                 </w:rPr>
-                <w:t xml:space="preserve">Properties of Acids (Flexbook)</w:t>
+                <w:t xml:space="preserve">Introduction to acid–base reactions</w:t>
               </w:r>
             </w:hyperlink>
           </w:p>
@@ -13097,7 +13097,7 @@
                 <w:sz w:val="14"/>
                 <w:szCs w:val="14"/>
               </w:rPr>
-              <w:t xml:space="preserve">Source: CK-12</w:t>
+              <w:t xml:space="preserve">Source: Khan Academy (English - US curriculum)</w:t>
             </w:r>
           </w:p>
           <w:p>
@@ -13105,7 +13105,7 @@
               <w:spacing w:after="10" w:before="0"/>
               <w:ind w:left="120"/>
             </w:pPr>
-            <w:hyperlink w:history="1" r:id="rId-4k1fepjpiqkzy9niswza">
+            <w:hyperlink w:history="1" r:id="rIdyrka1mixpzu0rozg9jgm8">
               <w:r>
                 <w:rPr>
                   <w:rFonts w:ascii="Arial" w:cs="Arial" w:eastAsia="Arial" w:hAnsi="Arial"/>
@@ -13376,7 +13376,7 @@
             <w:pPr>
               <w:spacing w:after="20" w:before="0"/>
             </w:pPr>
-            <w:hyperlink w:history="1" r:id="rIdh5xuxmobwseimsadbr9l9">
+            <w:hyperlink w:history="1" r:id="rIdkazv_wsdhvj2e-gyg87zw">
               <w:r>
                 <w:rPr>
                   <w:rFonts w:ascii="Arial" w:cs="Arial" w:eastAsia="Arial" w:hAnsi="Arial"/>
@@ -13385,7 +13385,7 @@
                   <w:szCs w:val="16"/>
                   <w:u w:val="single" w:color="2E75B6"/>
                 </w:rPr>
-                <w:t xml:space="preserve">Video: pH Scale</w:t>
+                <w:t xml:space="preserve">Arrhenius Acids and Bases - Overview</w:t>
               </w:r>
             </w:hyperlink>
           </w:p>
@@ -13401,7 +13401,7 @@
                 <w:sz w:val="14"/>
                 <w:szCs w:val="14"/>
               </w:rPr>
-              <w:t xml:space="preserve">Source: PhET Interactive Simulations (English)</w:t>
+              <w:t xml:space="preserve">Source: CK-12</w:t>
             </w:r>
           </w:p>
           <w:p>
@@ -13409,7 +13409,7 @@
               <w:spacing w:after="10" w:before="0"/>
               <w:ind w:left="120"/>
             </w:pPr>
-            <w:hyperlink w:history="1" r:id="rIdbw6aqcxtipnv1mapdbnoe">
+            <w:hyperlink w:history="1" r:id="rId_d7ukgvftj1hj_8osvgcj">
               <w:r>
                 <w:rPr>
                   <w:rFonts w:ascii="Arial" w:cs="Arial" w:eastAsia="Arial" w:hAnsi="Arial"/>
@@ -13447,14 +13447,14 @@
                 <w:sz w:val="16"/>
                 <w:szCs w:val="16"/>
               </w:rPr>
-              <w:t xml:space="preserve">📖 HTML:</w:t>
+              <w:t xml:space="preserve">📖 EXERCISE:</w:t>
             </w:r>
           </w:p>
           <w:p>
             <w:pPr>
               <w:spacing w:after="20" w:before="0"/>
             </w:pPr>
-            <w:hyperlink w:history="1" r:id="rIditd4wx2xaty81zqds2iw5">
+            <w:hyperlink w:history="1" r:id="rIdbponz1pbkj_mp6gwpmbzh">
               <w:r>
                 <w:rPr>
                   <w:rFonts w:ascii="Arial" w:cs="Arial" w:eastAsia="Arial" w:hAnsi="Arial"/>
@@ -13463,7 +13463,7 @@
                   <w:szCs w:val="16"/>
                   <w:u w:val="single" w:color="2E75B6"/>
                 </w:rPr>
-                <w:t xml:space="preserve">Properties of Acids (Flexbook)</w:t>
+                <w:t xml:space="preserve">Introduction to acid–base reactions</w:t>
               </w:r>
             </w:hyperlink>
           </w:p>
@@ -13479,7 +13479,7 @@
                 <w:sz w:val="14"/>
                 <w:szCs w:val="14"/>
               </w:rPr>
-              <w:t xml:space="preserve">Source: CK-12</w:t>
+              <w:t xml:space="preserve">Source: Khan Academy (English - US curriculum)</w:t>
             </w:r>
           </w:p>
           <w:p>
@@ -13487,7 +13487,7 @@
               <w:spacing w:after="10" w:before="0"/>
               <w:ind w:left="120"/>
             </w:pPr>
-            <w:hyperlink w:history="1" r:id="rIdk6ujyafwn24lwmpjj9mqd">
+            <w:hyperlink w:history="1" r:id="rIdtsagcsrpdomdwkdrnvtkw">
               <w:r>
                 <w:rPr>
                   <w:rFonts w:ascii="Arial" w:cs="Arial" w:eastAsia="Arial" w:hAnsi="Arial"/>
@@ -13758,7 +13758,7 @@
             <w:pPr>
               <w:spacing w:after="20" w:before="0"/>
             </w:pPr>
-            <w:hyperlink w:history="1" r:id="rIdwl5xr4fapuw_cjn8moc9u">
+            <w:hyperlink w:history="1" r:id="rId08pfc-vbu1yrw-wxsntsl">
               <w:r>
                 <w:rPr>
                   <w:rFonts w:ascii="Arial" w:cs="Arial" w:eastAsia="Arial" w:hAnsi="Arial"/>
@@ -13767,7 +13767,7 @@
                   <w:szCs w:val="16"/>
                   <w:u w:val="single" w:color="2E75B6"/>
                 </w:rPr>
-                <w:t xml:space="preserve">Video: pH Scale</w:t>
+                <w:t xml:space="preserve">Arrhenius Acids and Bases - Overview</w:t>
               </w:r>
             </w:hyperlink>
           </w:p>
@@ -13783,7 +13783,7 @@
                 <w:sz w:val="14"/>
                 <w:szCs w:val="14"/>
               </w:rPr>
-              <w:t xml:space="preserve">Source: PhET Interactive Simulations (English)</w:t>
+              <w:t xml:space="preserve">Source: CK-12</w:t>
             </w:r>
           </w:p>
           <w:p>
@@ -13791,7 +13791,7 @@
               <w:spacing w:after="10" w:before="0"/>
               <w:ind w:left="120"/>
             </w:pPr>
-            <w:hyperlink w:history="1" r:id="rIdwcj96bkiuvui_nuddxqbh">
+            <w:hyperlink w:history="1" r:id="rIdajegskxs5tyo2ghamrccx">
               <w:r>
                 <w:rPr>
                   <w:rFonts w:ascii="Arial" w:cs="Arial" w:eastAsia="Arial" w:hAnsi="Arial"/>
@@ -13829,14 +13829,14 @@
                 <w:sz w:val="16"/>
                 <w:szCs w:val="16"/>
               </w:rPr>
-              <w:t xml:space="preserve">📖 HTML:</w:t>
+              <w:t xml:space="preserve">📖 EXERCISE:</w:t>
             </w:r>
           </w:p>
           <w:p>
             <w:pPr>
               <w:spacing w:after="20" w:before="0"/>
             </w:pPr>
-            <w:hyperlink w:history="1" r:id="rIdw4bfx9fydrubvdy4r1anx">
+            <w:hyperlink w:history="1" r:id="rIdajtrznpfi3947ehvnaz4l">
               <w:r>
                 <w:rPr>
                   <w:rFonts w:ascii="Arial" w:cs="Arial" w:eastAsia="Arial" w:hAnsi="Arial"/>
@@ -13845,7 +13845,7 @@
                   <w:szCs w:val="16"/>
                   <w:u w:val="single" w:color="2E75B6"/>
                 </w:rPr>
-                <w:t xml:space="preserve">Properties of Acids (Flexbook)</w:t>
+                <w:t xml:space="preserve">Introduction to acid–base reactions</w:t>
               </w:r>
             </w:hyperlink>
           </w:p>
@@ -13861,7 +13861,7 @@
                 <w:sz w:val="14"/>
                 <w:szCs w:val="14"/>
               </w:rPr>
-              <w:t xml:space="preserve">Source: CK-12</w:t>
+              <w:t xml:space="preserve">Source: Khan Academy (English - US curriculum)</w:t>
             </w:r>
           </w:p>
           <w:p>
@@ -13869,7 +13869,7 @@
               <w:spacing w:after="10" w:before="0"/>
               <w:ind w:left="120"/>
             </w:pPr>
-            <w:hyperlink w:history="1" r:id="rIdh3sbdgsicpgio2x9p3d1_">
+            <w:hyperlink w:history="1" r:id="rIdhv4pkof6ayf4j3dtr7rtg">
               <w:r>
                 <w:rPr>
                   <w:rFonts w:ascii="Arial" w:cs="Arial" w:eastAsia="Arial" w:hAnsi="Arial"/>
@@ -15660,7 +15660,7 @@
             <w:pPr>
               <w:spacing w:after="20" w:before="0"/>
             </w:pPr>
-            <w:hyperlink w:history="1" r:id="rIdwksegvzj82--8sap345nn">
+            <w:hyperlink w:history="1" r:id="rIdhwtui7nekzlxa0qqlmoe6">
               <w:r>
                 <w:rPr>
                   <w:rFonts w:ascii="Arial" w:cs="Arial" w:eastAsia="Arial" w:hAnsi="Arial"/>
@@ -15669,7 +15669,7 @@
                   <w:szCs w:val="16"/>
                   <w:u w:val="single" w:color="2E75B6"/>
                 </w:rPr>
-                <w:t xml:space="preserve">Acid–base titrations</w:t>
+                <w:t xml:space="preserve">Arrhenius Acids and Bases - Overview</w:t>
               </w:r>
             </w:hyperlink>
           </w:p>
@@ -15685,7 +15685,7 @@
                 <w:sz w:val="14"/>
                 <w:szCs w:val="14"/>
               </w:rPr>
-              <w:t xml:space="preserve">Source: Khan Academy (English - US curriculum)</w:t>
+              <w:t xml:space="preserve">Source: CK-12</w:t>
             </w:r>
           </w:p>
           <w:p>
@@ -15693,7 +15693,7 @@
               <w:spacing w:after="10" w:before="0"/>
               <w:ind w:left="120"/>
             </w:pPr>
-            <w:hyperlink w:history="1" r:id="rIdodabp_ia1na5-zr_r64hk">
+            <w:hyperlink w:history="1" r:id="rIdoglijwrmejlk2jahnjxye">
               <w:r>
                 <w:rPr>
                   <w:rFonts w:ascii="Arial" w:cs="Arial" w:eastAsia="Arial" w:hAnsi="Arial"/>
@@ -15731,14 +15731,14 @@
                 <w:sz w:val="16"/>
                 <w:szCs w:val="16"/>
               </w:rPr>
-              <w:t xml:space="preserve">📖 HTML:</w:t>
+              <w:t xml:space="preserve">📖 EXERCISE:</w:t>
             </w:r>
           </w:p>
           <w:p>
             <w:pPr>
               <w:spacing w:after="20" w:before="0"/>
             </w:pPr>
-            <w:hyperlink w:history="1" r:id="rId6et8d3asakpfunddwbyng">
+            <w:hyperlink w:history="1" r:id="rIdpgyovn5yugpbcdzd5zoay">
               <w:r>
                 <w:rPr>
                   <w:rFonts w:ascii="Arial" w:cs="Arial" w:eastAsia="Arial" w:hAnsi="Arial"/>
@@ -15747,7 +15747,7 @@
                   <w:szCs w:val="16"/>
                   <w:u w:val="single" w:color="2E75B6"/>
                 </w:rPr>
-                <w:t xml:space="preserve">Properties of Acids (Flexbook)</w:t>
+                <w:t xml:space="preserve">Introduction to acid–base reactions</w:t>
               </w:r>
             </w:hyperlink>
           </w:p>
@@ -15763,7 +15763,7 @@
                 <w:sz w:val="14"/>
                 <w:szCs w:val="14"/>
               </w:rPr>
-              <w:t xml:space="preserve">Source: CK-12</w:t>
+              <w:t xml:space="preserve">Source: Khan Academy (English - US curriculum)</w:t>
             </w:r>
           </w:p>
           <w:p>
@@ -15771,7 +15771,7 @@
               <w:spacing w:after="10" w:before="0"/>
               <w:ind w:left="120"/>
             </w:pPr>
-            <w:hyperlink w:history="1" r:id="rIdwcaahwlnbdtzk4knspkft">
+            <w:hyperlink w:history="1" r:id="rIdgnpncsyknzwfhwffjj81k">
               <w:r>
                 <w:rPr>
                   <w:rFonts w:ascii="Arial" w:cs="Arial" w:eastAsia="Arial" w:hAnsi="Arial"/>
@@ -15966,7 +15966,7 @@
             <w:pPr>
               <w:spacing w:after="20" w:before="0"/>
             </w:pPr>
-            <w:hyperlink w:history="1" r:id="rIdyonur6bgwkqqeqb0eqsuc">
+            <w:hyperlink w:history="1" r:id="rIdb35tywkmcubfe18068h50">
               <w:r>
                 <w:rPr>
                   <w:rFonts w:ascii="Arial" w:cs="Arial" w:eastAsia="Arial" w:hAnsi="Arial"/>
@@ -15975,7 +15975,7 @@
                   <w:szCs w:val="16"/>
                   <w:u w:val="single" w:color="2E75B6"/>
                 </w:rPr>
-                <w:t xml:space="preserve">Acid–base titrations</w:t>
+                <w:t xml:space="preserve">Arrhenius acids and bases</w:t>
               </w:r>
             </w:hyperlink>
           </w:p>
@@ -15999,7 +15999,7 @@
               <w:spacing w:after="10" w:before="0"/>
               <w:ind w:left="120"/>
             </w:pPr>
-            <w:hyperlink w:history="1" r:id="rIdcgu5uxs6jrybxaxe13vw6">
+            <w:hyperlink w:history="1" r:id="rIdblhb3lujxwa8s9jq7rjmk">
               <w:r>
                 <w:rPr>
                   <w:rFonts w:ascii="Arial" w:cs="Arial" w:eastAsia="Arial" w:hAnsi="Arial"/>
@@ -16037,14 +16037,14 @@
                 <w:sz w:val="16"/>
                 <w:szCs w:val="16"/>
               </w:rPr>
-              <w:t xml:space="preserve">📖 HTML:</w:t>
+              <w:t xml:space="preserve">📖 EXERCISE:</w:t>
             </w:r>
           </w:p>
           <w:p>
             <w:pPr>
               <w:spacing w:after="20" w:before="0"/>
             </w:pPr>
-            <w:hyperlink w:history="1" r:id="rId6koukukod5gtpmcxjeskh">
+            <w:hyperlink w:history="1" r:id="rId7i7ip_so5cwogcvop7p-i">
               <w:r>
                 <w:rPr>
                   <w:rFonts w:ascii="Arial" w:cs="Arial" w:eastAsia="Arial" w:hAnsi="Arial"/>
@@ -16053,7 +16053,7 @@
                   <w:szCs w:val="16"/>
                   <w:u w:val="single" w:color="2E75B6"/>
                 </w:rPr>
-                <w:t xml:space="preserve">Properties of Acids (Flexbook)</w:t>
+                <w:t xml:space="preserve">Introduction to acid–base reactions</w:t>
               </w:r>
             </w:hyperlink>
           </w:p>
@@ -16069,7 +16069,7 @@
                 <w:sz w:val="14"/>
                 <w:szCs w:val="14"/>
               </w:rPr>
-              <w:t xml:space="preserve">Source: CK-12</w:t>
+              <w:t xml:space="preserve">Source: Khan Academy (English - US curriculum)</w:t>
             </w:r>
           </w:p>
           <w:p>
@@ -16077,7 +16077,7 @@
               <w:spacing w:after="10" w:before="0"/>
               <w:ind w:left="120"/>
             </w:pPr>
-            <w:hyperlink w:history="1" r:id="rIdfdato2ok-e-rsw5d2xeos">
+            <w:hyperlink w:history="1" r:id="rIdxm1zbcv-h_ryqwreo6pmp">
               <w:r>
                 <w:rPr>
                   <w:rFonts w:ascii="Arial" w:cs="Arial" w:eastAsia="Arial" w:hAnsi="Arial"/>
@@ -16272,7 +16272,7 @@
             <w:pPr>
               <w:spacing w:after="20" w:before="0"/>
             </w:pPr>
-            <w:hyperlink w:history="1" r:id="rIdh9hmol2uoitn7kuqauhlb">
+            <w:hyperlink w:history="1" r:id="rIdfds1o1la6ezgraechywux">
               <w:r>
                 <w:rPr>
                   <w:rFonts w:ascii="Arial" w:cs="Arial" w:eastAsia="Arial" w:hAnsi="Arial"/>
@@ -16281,7 +16281,7 @@
                   <w:szCs w:val="16"/>
                   <w:u w:val="single" w:color="2E75B6"/>
                 </w:rPr>
-                <w:t xml:space="preserve">Acid–base titrations</w:t>
+                <w:t xml:space="preserve">Arrhenius Acids and Bases - Overview</w:t>
               </w:r>
             </w:hyperlink>
           </w:p>
@@ -16297,7 +16297,7 @@
                 <w:sz w:val="14"/>
                 <w:szCs w:val="14"/>
               </w:rPr>
-              <w:t xml:space="preserve">Source: Khan Academy (English - US curriculum)</w:t>
+              <w:t xml:space="preserve">Source: CK-12</w:t>
             </w:r>
           </w:p>
           <w:p>
@@ -16305,7 +16305,7 @@
               <w:spacing w:after="10" w:before="0"/>
               <w:ind w:left="120"/>
             </w:pPr>
-            <w:hyperlink w:history="1" r:id="rId4nqhpxegzvlmjy3kcttbw">
+            <w:hyperlink w:history="1" r:id="rIdjb79hxejksji4xwg6rfms">
               <w:r>
                 <w:rPr>
                   <w:rFonts w:ascii="Arial" w:cs="Arial" w:eastAsia="Arial" w:hAnsi="Arial"/>
@@ -16343,14 +16343,14 @@
                 <w:sz w:val="16"/>
                 <w:szCs w:val="16"/>
               </w:rPr>
-              <w:t xml:space="preserve">📖 HTML:</w:t>
+              <w:t xml:space="preserve">📖 EXERCISE:</w:t>
             </w:r>
           </w:p>
           <w:p>
             <w:pPr>
               <w:spacing w:after="20" w:before="0"/>
             </w:pPr>
-            <w:hyperlink w:history="1" r:id="rIdacvsz3j-pjmozbst5dohj">
+            <w:hyperlink w:history="1" r:id="rId5y_n3nnovxkml1j9bsctd">
               <w:r>
                 <w:rPr>
                   <w:rFonts w:ascii="Arial" w:cs="Arial" w:eastAsia="Arial" w:hAnsi="Arial"/>
@@ -16359,7 +16359,7 @@
                   <w:szCs w:val="16"/>
                   <w:u w:val="single" w:color="2E75B6"/>
                 </w:rPr>
-                <w:t xml:space="preserve">Properties of Acids (Flexbook)</w:t>
+                <w:t xml:space="preserve">Introduction to acid–base reactions</w:t>
               </w:r>
             </w:hyperlink>
           </w:p>
@@ -16375,7 +16375,7 @@
                 <w:sz w:val="14"/>
                 <w:szCs w:val="14"/>
               </w:rPr>
-              <w:t xml:space="preserve">Source: CK-12</w:t>
+              <w:t xml:space="preserve">Source: Khan Academy (English - US curriculum)</w:t>
             </w:r>
           </w:p>
           <w:p>
@@ -16383,7 +16383,7 @@
               <w:spacing w:after="10" w:before="0"/>
               <w:ind w:left="120"/>
             </w:pPr>
-            <w:hyperlink w:history="1" r:id="rIdjpv9gw81rcleozpdsggof">
+            <w:hyperlink w:history="1" r:id="rIdaq6afwkrad4s5kiuxo-ob">
               <w:r>
                 <w:rPr>
                   <w:rFonts w:ascii="Arial" w:cs="Arial" w:eastAsia="Arial" w:hAnsi="Arial"/>
@@ -16578,7 +16578,7 @@
             <w:pPr>
               <w:spacing w:after="20" w:before="0"/>
             </w:pPr>
-            <w:hyperlink w:history="1" r:id="rIdbn4zb-99dfxw5a7wegsvf">
+            <w:hyperlink w:history="1" r:id="rIdwpf_ijz236le11sjfwlnc">
               <w:r>
                 <w:rPr>
                   <w:rFonts w:ascii="Arial" w:cs="Arial" w:eastAsia="Arial" w:hAnsi="Arial"/>
@@ -16587,7 +16587,7 @@
                   <w:szCs w:val="16"/>
                   <w:u w:val="single" w:color="2E75B6"/>
                 </w:rPr>
-                <w:t xml:space="preserve">Acid–base titrations</w:t>
+                <w:t xml:space="preserve">Arrhenius Acids and Bases - Overview</w:t>
               </w:r>
             </w:hyperlink>
           </w:p>
@@ -16603,7 +16603,7 @@
                 <w:sz w:val="14"/>
                 <w:szCs w:val="14"/>
               </w:rPr>
-              <w:t xml:space="preserve">Source: Khan Academy (English - US curriculum)</w:t>
+              <w:t xml:space="preserve">Source: CK-12</w:t>
             </w:r>
           </w:p>
           <w:p>
@@ -16611,7 +16611,7 @@
               <w:spacing w:after="10" w:before="0"/>
               <w:ind w:left="120"/>
             </w:pPr>
-            <w:hyperlink w:history="1" r:id="rIdfieijijtyzteuwohb1uzn">
+            <w:hyperlink w:history="1" r:id="rIdfo7eupfxyeugpcpdhqgzj">
               <w:r>
                 <w:rPr>
                   <w:rFonts w:ascii="Arial" w:cs="Arial" w:eastAsia="Arial" w:hAnsi="Arial"/>
@@ -16649,14 +16649,14 @@
                 <w:sz w:val="16"/>
                 <w:szCs w:val="16"/>
               </w:rPr>
-              <w:t xml:space="preserve">📖 HTML:</w:t>
+              <w:t xml:space="preserve">📖 EXERCISE:</w:t>
             </w:r>
           </w:p>
           <w:p>
             <w:pPr>
               <w:spacing w:after="20" w:before="0"/>
             </w:pPr>
-            <w:hyperlink w:history="1" r:id="rIdlh3p5ojqcmf0xudjyiez_">
+            <w:hyperlink w:history="1" r:id="rId6g5cxbvw-rpd21lxbt0_p">
               <w:r>
                 <w:rPr>
                   <w:rFonts w:ascii="Arial" w:cs="Arial" w:eastAsia="Arial" w:hAnsi="Arial"/>
@@ -16665,7 +16665,7 @@
                   <w:szCs w:val="16"/>
                   <w:u w:val="single" w:color="2E75B6"/>
                 </w:rPr>
-                <w:t xml:space="preserve">Properties of Acids (Flexbook)</w:t>
+                <w:t xml:space="preserve">Introduction to acid–base reactions</w:t>
               </w:r>
             </w:hyperlink>
           </w:p>
@@ -16681,7 +16681,7 @@
                 <w:sz w:val="14"/>
                 <w:szCs w:val="14"/>
               </w:rPr>
-              <w:t xml:space="preserve">Source: CK-12</w:t>
+              <w:t xml:space="preserve">Source: Khan Academy (English - US curriculum)</w:t>
             </w:r>
           </w:p>
           <w:p>
@@ -16689,7 +16689,7 @@
               <w:spacing w:after="10" w:before="0"/>
               <w:ind w:left="120"/>
             </w:pPr>
-            <w:hyperlink w:history="1" r:id="rIdtfne38xk9eduji3beiwnt">
+            <w:hyperlink w:history="1" r:id="rIdivctiefardd1r_m2uwpbn">
               <w:r>
                 <w:rPr>
                   <w:rFonts w:ascii="Arial" w:cs="Arial" w:eastAsia="Arial" w:hAnsi="Arial"/>
@@ -16884,7 +16884,7 @@
             <w:pPr>
               <w:spacing w:after="20" w:before="0"/>
             </w:pPr>
-            <w:hyperlink w:history="1" r:id="rIddcgms_rwm-hnmcm8xaimo">
+            <w:hyperlink w:history="1" r:id="rId9kaks4r5olsbgxnp7c-ml">
               <w:r>
                 <w:rPr>
                   <w:rFonts w:ascii="Arial" w:cs="Arial" w:eastAsia="Arial" w:hAnsi="Arial"/>
@@ -16893,7 +16893,7 @@
                   <w:szCs w:val="16"/>
                   <w:u w:val="single" w:color="2E75B6"/>
                 </w:rPr>
-                <w:t xml:space="preserve">Acid–base titrations</w:t>
+                <w:t xml:space="preserve">Arrhenius Acids and Bases - Overview</w:t>
               </w:r>
             </w:hyperlink>
           </w:p>
@@ -16909,7 +16909,7 @@
                 <w:sz w:val="14"/>
                 <w:szCs w:val="14"/>
               </w:rPr>
-              <w:t xml:space="preserve">Source: Khan Academy (English - US curriculum)</w:t>
+              <w:t xml:space="preserve">Source: CK-12</w:t>
             </w:r>
           </w:p>
           <w:p>
@@ -16917,7 +16917,7 @@
               <w:spacing w:after="10" w:before="0"/>
               <w:ind w:left="120"/>
             </w:pPr>
-            <w:hyperlink w:history="1" r:id="rIduauqdpqmhqohimcjuitjn">
+            <w:hyperlink w:history="1" r:id="rIdidsqdueyepqlm6ivupuxg">
               <w:r>
                 <w:rPr>
                   <w:rFonts w:ascii="Arial" w:cs="Arial" w:eastAsia="Arial" w:hAnsi="Arial"/>
@@ -16955,14 +16955,14 @@
                 <w:sz w:val="16"/>
                 <w:szCs w:val="16"/>
               </w:rPr>
-              <w:t xml:space="preserve">📖 HTML:</w:t>
+              <w:t xml:space="preserve">📖 EXERCISE:</w:t>
             </w:r>
           </w:p>
           <w:p>
             <w:pPr>
               <w:spacing w:after="20" w:before="0"/>
             </w:pPr>
-            <w:hyperlink w:history="1" r:id="rIdekoydfxo8j25nc881o9wc">
+            <w:hyperlink w:history="1" r:id="rId1j9vjfhzfoo3q8jawgvec">
               <w:r>
                 <w:rPr>
                   <w:rFonts w:ascii="Arial" w:cs="Arial" w:eastAsia="Arial" w:hAnsi="Arial"/>
@@ -16971,7 +16971,7 @@
                   <w:szCs w:val="16"/>
                   <w:u w:val="single" w:color="2E75B6"/>
                 </w:rPr>
-                <w:t xml:space="preserve">Properties of Acids (Flexbook)</w:t>
+                <w:t xml:space="preserve">Introduction to acid–base reactions</w:t>
               </w:r>
             </w:hyperlink>
           </w:p>
@@ -16987,7 +16987,7 @@
                 <w:sz w:val="14"/>
                 <w:szCs w:val="14"/>
               </w:rPr>
-              <w:t xml:space="preserve">Source: CK-12</w:t>
+              <w:t xml:space="preserve">Source: Khan Academy (English - US curriculum)</w:t>
             </w:r>
           </w:p>
           <w:p>
@@ -16995,7 +16995,7 @@
               <w:spacing w:after="10" w:before="0"/>
               <w:ind w:left="120"/>
             </w:pPr>
-            <w:hyperlink w:history="1" r:id="rIdrwkxswfvpn7ifpebzaduy">
+            <w:hyperlink w:history="1" r:id="rIdhbv4mknwbjdgp6yyzbbkt">
               <w:r>
                 <w:rPr>
                   <w:rFonts w:ascii="Arial" w:cs="Arial" w:eastAsia="Arial" w:hAnsi="Arial"/>
@@ -18482,7 +18482,7 @@
             <w:pPr>
               <w:spacing w:after="20" w:before="0"/>
             </w:pPr>
-            <w:hyperlink w:history="1" r:id="rIdkhvgrecmijxupncod6iii">
+            <w:hyperlink w:history="1" r:id="rIdixo2hmqpv9hbmrrbfrx_c">
               <w:r>
                 <w:rPr>
                   <w:rFonts w:ascii="Arial" w:cs="Arial" w:eastAsia="Arial" w:hAnsi="Arial"/>
@@ -18491,7 +18491,7 @@
                   <w:szCs w:val="16"/>
                   <w:u w:val="single" w:color="2E75B6"/>
                 </w:rPr>
-                <w:t xml:space="preserve">Simple probability: yellow marble</w:t>
+                <w:t xml:space="preserve">03 Acid And Metal Carbonate Reactions</w:t>
               </w:r>
             </w:hyperlink>
           </w:p>
@@ -18507,7 +18507,7 @@
                 <w:sz w:val="14"/>
                 <w:szCs w:val="14"/>
               </w:rPr>
-              <w:t xml:space="preserve">Source: Khan Academy (English - US curriculum)</w:t>
+              <w:t xml:space="preserve">Source: Seavuria</w:t>
             </w:r>
           </w:p>
           <w:p>
@@ -18515,7 +18515,7 @@
               <w:spacing w:after="10" w:before="0"/>
               <w:ind w:left="120"/>
             </w:pPr>
-            <w:hyperlink w:history="1" r:id="rIdg6vot0qwuq-4_dzp8sk7m">
+            <w:hyperlink w:history="1" r:id="rIdto-32ynypgluew2z70fd5">
               <w:r>
                 <w:rPr>
                   <w:rFonts w:ascii="Arial" w:cs="Arial" w:eastAsia="Arial" w:hAnsi="Arial"/>
@@ -18553,14 +18553,14 @@
                 <w:sz w:val="16"/>
                 <w:szCs w:val="16"/>
               </w:rPr>
-              <w:t xml:space="preserve">📖 HTML:</w:t>
+              <w:t xml:space="preserve">📖 EXERCISE:</w:t>
             </w:r>
           </w:p>
           <w:p>
             <w:pPr>
               <w:spacing w:after="20" w:before="0"/>
             </w:pPr>
-            <w:hyperlink w:history="1" r:id="rIdpy_yixoyo_im1ojb1pqfl">
+            <w:hyperlink w:history="1" r:id="rIddybsby_auhwic9s--hmp0">
               <w:r>
                 <w:rPr>
                   <w:rFonts w:ascii="Arial" w:cs="Arial" w:eastAsia="Arial" w:hAnsi="Arial"/>
@@ -18569,7 +18569,7 @@
                   <w:szCs w:val="16"/>
                   <w:u w:val="single" w:color="2E75B6"/>
                 </w:rPr>
-                <w:t xml:space="preserve">Properties of Acids (Flexbook)</w:t>
+                <w:t xml:space="preserve">Introduction to acid–base reactions</w:t>
               </w:r>
             </w:hyperlink>
           </w:p>
@@ -18585,7 +18585,7 @@
                 <w:sz w:val="14"/>
                 <w:szCs w:val="14"/>
               </w:rPr>
-              <w:t xml:space="preserve">Source: CK-12</w:t>
+              <w:t xml:space="preserve">Source: Khan Academy (English - US curriculum)</w:t>
             </w:r>
           </w:p>
           <w:p>
@@ -18593,7 +18593,7 @@
               <w:spacing w:after="10" w:before="0"/>
               <w:ind w:left="120"/>
             </w:pPr>
-            <w:hyperlink w:history="1" r:id="rIdv7ruttvd6trtpkfzuit2l">
+            <w:hyperlink w:history="1" r:id="rId8toeromhklbutwpwbkqtr">
               <w:r>
                 <w:rPr>
                   <w:rFonts w:ascii="Arial" w:cs="Arial" w:eastAsia="Arial" w:hAnsi="Arial"/>
@@ -18788,7 +18788,7 @@
             <w:pPr>
               <w:spacing w:after="20" w:before="0"/>
             </w:pPr>
-            <w:hyperlink w:history="1" r:id="rIdng14egkhxqpiyz8etgyl3">
+            <w:hyperlink w:history="1" r:id="rIdodbcqdkegx6tuybupsuiq">
               <w:r>
                 <w:rPr>
                   <w:rFonts w:ascii="Arial" w:cs="Arial" w:eastAsia="Arial" w:hAnsi="Arial"/>
@@ -18797,7 +18797,7 @@
                   <w:szCs w:val="16"/>
                   <w:u w:val="single" w:color="2E75B6"/>
                 </w:rPr>
-                <w:t xml:space="preserve">Simple probability: yellow marble</w:t>
+                <w:t xml:space="preserve">03 Acid And Metal Carbonate Reactions</w:t>
               </w:r>
             </w:hyperlink>
           </w:p>
@@ -18813,7 +18813,7 @@
                 <w:sz w:val="14"/>
                 <w:szCs w:val="14"/>
               </w:rPr>
-              <w:t xml:space="preserve">Source: Khan Academy (English - US curriculum)</w:t>
+              <w:t xml:space="preserve">Source: Seavuria</w:t>
             </w:r>
           </w:p>
           <w:p>
@@ -18821,7 +18821,7 @@
               <w:spacing w:after="10" w:before="0"/>
               <w:ind w:left="120"/>
             </w:pPr>
-            <w:hyperlink w:history="1" r:id="rIdrjgtmulkuzsse-tcscyf-">
+            <w:hyperlink w:history="1" r:id="rIdibd8d8is8qnwslqh3kgwp">
               <w:r>
                 <w:rPr>
                   <w:rFonts w:ascii="Arial" w:cs="Arial" w:eastAsia="Arial" w:hAnsi="Arial"/>
@@ -18859,14 +18859,14 @@
                 <w:sz w:val="16"/>
                 <w:szCs w:val="16"/>
               </w:rPr>
-              <w:t xml:space="preserve">📖 HTML:</w:t>
+              <w:t xml:space="preserve">📖 EXERCISE:</w:t>
             </w:r>
           </w:p>
           <w:p>
             <w:pPr>
               <w:spacing w:after="20" w:before="0"/>
             </w:pPr>
-            <w:hyperlink w:history="1" r:id="rIdmese9s0zzjeirqzqti5fs">
+            <w:hyperlink w:history="1" r:id="rIdrox9pc16l6cuaydfascv9">
               <w:r>
                 <w:rPr>
                   <w:rFonts w:ascii="Arial" w:cs="Arial" w:eastAsia="Arial" w:hAnsi="Arial"/>
@@ -18875,7 +18875,7 @@
                   <w:szCs w:val="16"/>
                   <w:u w:val="single" w:color="2E75B6"/>
                 </w:rPr>
-                <w:t xml:space="preserve">Properties of Acids (Flexbook)</w:t>
+                <w:t xml:space="preserve">Introduction to acid–base reactions</w:t>
               </w:r>
             </w:hyperlink>
           </w:p>
@@ -18891,7 +18891,7 @@
                 <w:sz w:val="14"/>
                 <w:szCs w:val="14"/>
               </w:rPr>
-              <w:t xml:space="preserve">Source: CK-12</w:t>
+              <w:t xml:space="preserve">Source: Khan Academy (English - US curriculum)</w:t>
             </w:r>
           </w:p>
           <w:p>
@@ -18899,7 +18899,7 @@
               <w:spacing w:after="10" w:before="0"/>
               <w:ind w:left="120"/>
             </w:pPr>
-            <w:hyperlink w:history="1" r:id="rIdumodjipnurbeomql3smtz">
+            <w:hyperlink w:history="1" r:id="rIdo2uflm8j4owfhotkdic5q">
               <w:r>
                 <w:rPr>
                   <w:rFonts w:ascii="Arial" w:cs="Arial" w:eastAsia="Arial" w:hAnsi="Arial"/>
@@ -19094,7 +19094,7 @@
             <w:pPr>
               <w:spacing w:after="20" w:before="0"/>
             </w:pPr>
-            <w:hyperlink w:history="1" r:id="rIdc5sadmh4tidvuwygkvu2q">
+            <w:hyperlink w:history="1" r:id="rIdso21x0vfmbcyvdoqeo2cw">
               <w:r>
                 <w:rPr>
                   <w:rFonts w:ascii="Arial" w:cs="Arial" w:eastAsia="Arial" w:hAnsi="Arial"/>
@@ -19103,7 +19103,7 @@
                   <w:szCs w:val="16"/>
                   <w:u w:val="single" w:color="2E75B6"/>
                 </w:rPr>
-                <w:t xml:space="preserve">Simple probability: yellow marble</w:t>
+                <w:t xml:space="preserve">03 Acid And Metal Carbonate Reactions</w:t>
               </w:r>
             </w:hyperlink>
           </w:p>
@@ -19119,7 +19119,7 @@
                 <w:sz w:val="14"/>
                 <w:szCs w:val="14"/>
               </w:rPr>
-              <w:t xml:space="preserve">Source: Khan Academy (English - US curriculum)</w:t>
+              <w:t xml:space="preserve">Source: Seavuria</w:t>
             </w:r>
           </w:p>
           <w:p>
@@ -19127,7 +19127,7 @@
               <w:spacing w:after="10" w:before="0"/>
               <w:ind w:left="120"/>
             </w:pPr>
-            <w:hyperlink w:history="1" r:id="rIdq6h55pwvzr6jokjxybiu1">
+            <w:hyperlink w:history="1" r:id="rId2gd_uupldici0ggmraops">
               <w:r>
                 <w:rPr>
                   <w:rFonts w:ascii="Arial" w:cs="Arial" w:eastAsia="Arial" w:hAnsi="Arial"/>
@@ -19165,14 +19165,14 @@
                 <w:sz w:val="16"/>
                 <w:szCs w:val="16"/>
               </w:rPr>
-              <w:t xml:space="preserve">📖 HTML:</w:t>
+              <w:t xml:space="preserve">📖 EXERCISE:</w:t>
             </w:r>
           </w:p>
           <w:p>
             <w:pPr>
               <w:spacing w:after="20" w:before="0"/>
             </w:pPr>
-            <w:hyperlink w:history="1" r:id="rIdeomlmhohdnpqi2nb-tksr">
+            <w:hyperlink w:history="1" r:id="rIdl_ecbwma2q6oxsn4nzxwv">
               <w:r>
                 <w:rPr>
                   <w:rFonts w:ascii="Arial" w:cs="Arial" w:eastAsia="Arial" w:hAnsi="Arial"/>
@@ -19181,7 +19181,7 @@
                   <w:szCs w:val="16"/>
                   <w:u w:val="single" w:color="2E75B6"/>
                 </w:rPr>
-                <w:t xml:space="preserve">Properties of Acids (Flexbook)</w:t>
+                <w:t xml:space="preserve">Introduction to acid–base reactions</w:t>
               </w:r>
             </w:hyperlink>
           </w:p>
@@ -19197,7 +19197,7 @@
                 <w:sz w:val="14"/>
                 <w:szCs w:val="14"/>
               </w:rPr>
-              <w:t xml:space="preserve">Source: CK-12</w:t>
+              <w:t xml:space="preserve">Source: Khan Academy (English - US curriculum)</w:t>
             </w:r>
           </w:p>
           <w:p>
@@ -19205,7 +19205,7 @@
               <w:spacing w:after="10" w:before="0"/>
               <w:ind w:left="120"/>
             </w:pPr>
-            <w:hyperlink w:history="1" r:id="rId27kugt-y0rsn_blaq5_qu">
+            <w:hyperlink w:history="1" r:id="rId3eztiv_v0jbg2nunqn6eo">
               <w:r>
                 <w:rPr>
                   <w:rFonts w:ascii="Arial" w:cs="Arial" w:eastAsia="Arial" w:hAnsi="Arial"/>
@@ -19400,7 +19400,7 @@
             <w:pPr>
               <w:spacing w:after="20" w:before="0"/>
             </w:pPr>
-            <w:hyperlink w:history="1" r:id="rIdi6qgi21yicejlach5wozc">
+            <w:hyperlink w:history="1" r:id="rIdiejz7gi3nelnb3lanhdn0">
               <w:r>
                 <w:rPr>
                   <w:rFonts w:ascii="Arial" w:cs="Arial" w:eastAsia="Arial" w:hAnsi="Arial"/>
@@ -19409,7 +19409,7 @@
                   <w:szCs w:val="16"/>
                   <w:u w:val="single" w:color="2E75B6"/>
                 </w:rPr>
-                <w:t xml:space="preserve">Simple probability: yellow marble</w:t>
+                <w:t xml:space="preserve">03 Acid And Metal Carbonate Reactions</w:t>
               </w:r>
             </w:hyperlink>
           </w:p>
@@ -19425,7 +19425,7 @@
                 <w:sz w:val="14"/>
                 <w:szCs w:val="14"/>
               </w:rPr>
-              <w:t xml:space="preserve">Source: Khan Academy (English - US curriculum)</w:t>
+              <w:t xml:space="preserve">Source: Seavuria</w:t>
             </w:r>
           </w:p>
           <w:p>
@@ -19433,7 +19433,7 @@
               <w:spacing w:after="10" w:before="0"/>
               <w:ind w:left="120"/>
             </w:pPr>
-            <w:hyperlink w:history="1" r:id="rIdyieanwmjeuqgzlfrr4sfe">
+            <w:hyperlink w:history="1" r:id="rIdvcy8vpheaxy07m25rpgrq">
               <w:r>
                 <w:rPr>
                   <w:rFonts w:ascii="Arial" w:cs="Arial" w:eastAsia="Arial" w:hAnsi="Arial"/>
@@ -19471,14 +19471,14 @@
                 <w:sz w:val="16"/>
                 <w:szCs w:val="16"/>
               </w:rPr>
-              <w:t xml:space="preserve">📖 HTML:</w:t>
+              <w:t xml:space="preserve">📖 EXERCISE:</w:t>
             </w:r>
           </w:p>
           <w:p>
             <w:pPr>
               <w:spacing w:after="20" w:before="0"/>
             </w:pPr>
-            <w:hyperlink w:history="1" r:id="rId8atc1e0wvom7tce668mbg">
+            <w:hyperlink w:history="1" r:id="rId4e7gieztsouqxmyhy7men">
               <w:r>
                 <w:rPr>
                   <w:rFonts w:ascii="Arial" w:cs="Arial" w:eastAsia="Arial" w:hAnsi="Arial"/>
@@ -19487,7 +19487,7 @@
                   <w:szCs w:val="16"/>
                   <w:u w:val="single" w:color="2E75B6"/>
                 </w:rPr>
-                <w:t xml:space="preserve">Properties of Acids (Flexbook)</w:t>
+                <w:t xml:space="preserve">Introduction to acid–base reactions</w:t>
               </w:r>
             </w:hyperlink>
           </w:p>
@@ -19503,7 +19503,7 @@
                 <w:sz w:val="14"/>
                 <w:szCs w:val="14"/>
               </w:rPr>
-              <w:t xml:space="preserve">Source: CK-12</w:t>
+              <w:t xml:space="preserve">Source: Khan Academy (English - US curriculum)</w:t>
             </w:r>
           </w:p>
           <w:p>
@@ -19511,7 +19511,7 @@
               <w:spacing w:after="10" w:before="0"/>
               <w:ind w:left="120"/>
             </w:pPr>
-            <w:hyperlink w:history="1" r:id="rIdakmkkyv9hexedojioqlfj">
+            <w:hyperlink w:history="1" r:id="rIdltahqq8u0ajslg3_jh7ek">
               <w:r>
                 <w:rPr>
                   <w:rFonts w:ascii="Arial" w:cs="Arial" w:eastAsia="Arial" w:hAnsi="Arial"/>
@@ -19706,7 +19706,7 @@
             <w:pPr>
               <w:spacing w:after="20" w:before="0"/>
             </w:pPr>
-            <w:hyperlink w:history="1" r:id="rId5vswyvkihbwaaz8hjehdn">
+            <w:hyperlink w:history="1" r:id="rIdyakk4p3ilc95ojssbsxjg">
               <w:r>
                 <w:rPr>
                   <w:rFonts w:ascii="Arial" w:cs="Arial" w:eastAsia="Arial" w:hAnsi="Arial"/>
@@ -19715,7 +19715,7 @@
                   <w:szCs w:val="16"/>
                   <w:u w:val="single" w:color="2E75B6"/>
                 </w:rPr>
-                <w:t xml:space="preserve">Simple probability: yellow marble</w:t>
+                <w:t xml:space="preserve">03 Acid And Metal Carbonate Reactions</w:t>
               </w:r>
             </w:hyperlink>
           </w:p>
@@ -19731,7 +19731,7 @@
                 <w:sz w:val="14"/>
                 <w:szCs w:val="14"/>
               </w:rPr>
-              <w:t xml:space="preserve">Source: Khan Academy (English - US curriculum)</w:t>
+              <w:t xml:space="preserve">Source: Seavuria</w:t>
             </w:r>
           </w:p>
           <w:p>
@@ -19739,7 +19739,7 @@
               <w:spacing w:after="10" w:before="0"/>
               <w:ind w:left="120"/>
             </w:pPr>
-            <w:hyperlink w:history="1" r:id="rIdhawcb4uuyr1iq3scxbqyn">
+            <w:hyperlink w:history="1" r:id="rIdqgirtbjaths_rmqushinw">
               <w:r>
                 <w:rPr>
                   <w:rFonts w:ascii="Arial" w:cs="Arial" w:eastAsia="Arial" w:hAnsi="Arial"/>
@@ -19777,14 +19777,14 @@
                 <w:sz w:val="16"/>
                 <w:szCs w:val="16"/>
               </w:rPr>
-              <w:t xml:space="preserve">📖 HTML:</w:t>
+              <w:t xml:space="preserve">📖 EXERCISE:</w:t>
             </w:r>
           </w:p>
           <w:p>
             <w:pPr>
               <w:spacing w:after="20" w:before="0"/>
             </w:pPr>
-            <w:hyperlink w:history="1" r:id="rIdfwtbjagotsjch82qmtjvl">
+            <w:hyperlink w:history="1" r:id="rIdexdtln9lflfq6uttqlwnw">
               <w:r>
                 <w:rPr>
                   <w:rFonts w:ascii="Arial" w:cs="Arial" w:eastAsia="Arial" w:hAnsi="Arial"/>
@@ -19793,7 +19793,7 @@
                   <w:szCs w:val="16"/>
                   <w:u w:val="single" w:color="2E75B6"/>
                 </w:rPr>
-                <w:t xml:space="preserve">Properties of Acids (Flexbook)</w:t>
+                <w:t xml:space="preserve">Introduction to acid–base reactions</w:t>
               </w:r>
             </w:hyperlink>
           </w:p>
@@ -19809,7 +19809,7 @@
                 <w:sz w:val="14"/>
                 <w:szCs w:val="14"/>
               </w:rPr>
-              <w:t xml:space="preserve">Source: CK-12</w:t>
+              <w:t xml:space="preserve">Source: Khan Academy (English - US curriculum)</w:t>
             </w:r>
           </w:p>
           <w:p>
@@ -19817,7 +19817,7 @@
               <w:spacing w:after="10" w:before="0"/>
               <w:ind w:left="120"/>
             </w:pPr>
-            <w:hyperlink w:history="1" r:id="rIdut8hjiargs5rklublur4c">
+            <w:hyperlink w:history="1" r:id="rIdi7fxjyyycpdyvzzkthjl9">
               <w:r>
                 <w:rPr>
                   <w:rFonts w:ascii="Arial" w:cs="Arial" w:eastAsia="Arial" w:hAnsi="Arial"/>
@@ -21304,7 +21304,7 @@
             <w:pPr>
               <w:spacing w:after="20" w:before="0"/>
             </w:pPr>
-            <w:hyperlink w:history="1" r:id="rId-4qek17zxz00k_tl0p8uj">
+            <w:hyperlink w:history="1" r:id="rIdre_yxtpjyzfdvpazzm6nu">
               <w:r>
                 <w:rPr>
                   <w:rFonts w:ascii="Arial" w:cs="Arial" w:eastAsia="Arial" w:hAnsi="Arial"/>
@@ -21313,7 +21313,7 @@
                   <w:szCs w:val="16"/>
                   <w:u w:val="single" w:color="2E75B6"/>
                 </w:rPr>
-                <w:t xml:space="preserve">Arrhenius Acids and Bases - Overview</w:t>
+                <w:t xml:space="preserve">Arrhenius acids and bases</w:t>
               </w:r>
             </w:hyperlink>
           </w:p>
@@ -21329,7 +21329,7 @@
                 <w:sz w:val="14"/>
                 <w:szCs w:val="14"/>
               </w:rPr>
-              <w:t xml:space="preserve">Source: CK-12</w:t>
+              <w:t xml:space="preserve">Source: Khan Academy (English - US curriculum)</w:t>
             </w:r>
           </w:p>
           <w:p>
@@ -21337,7 +21337,7 @@
               <w:spacing w:after="10" w:before="0"/>
               <w:ind w:left="120"/>
             </w:pPr>
-            <w:hyperlink w:history="1" r:id="rId6mjrjgfjhkoz9mj5vfuwi">
+            <w:hyperlink w:history="1" r:id="rIdhc7ba14qwknvc1t4n4jap">
               <w:r>
                 <w:rPr>
                   <w:rFonts w:ascii="Arial" w:cs="Arial" w:eastAsia="Arial" w:hAnsi="Arial"/>
@@ -21375,14 +21375,14 @@
                 <w:sz w:val="16"/>
                 <w:szCs w:val="16"/>
               </w:rPr>
-              <w:t xml:space="preserve">📖 HTML:</w:t>
+              <w:t xml:space="preserve">📖 EXERCISE:</w:t>
             </w:r>
           </w:p>
           <w:p>
             <w:pPr>
               <w:spacing w:after="20" w:before="0"/>
             </w:pPr>
-            <w:hyperlink w:history="1" r:id="rId1jyzhf-cdwx6w8xpyajm-">
+            <w:hyperlink w:history="1" r:id="rId9jlovgqkwcgfna6yegpfg">
               <w:r>
                 <w:rPr>
                   <w:rFonts w:ascii="Arial" w:cs="Arial" w:eastAsia="Arial" w:hAnsi="Arial"/>
@@ -21391,7 +21391,7 @@
                   <w:szCs w:val="16"/>
                   <w:u w:val="single" w:color="2E75B6"/>
                 </w:rPr>
-                <w:t xml:space="preserve">Properties of Acids (Flexbook)</w:t>
+                <w:t xml:space="preserve">Introduction to acid–base reactions</w:t>
               </w:r>
             </w:hyperlink>
           </w:p>
@@ -21407,7 +21407,7 @@
                 <w:sz w:val="14"/>
                 <w:szCs w:val="14"/>
               </w:rPr>
-              <w:t xml:space="preserve">Source: CK-12</w:t>
+              <w:t xml:space="preserve">Source: Khan Academy (English - US curriculum)</w:t>
             </w:r>
           </w:p>
           <w:p>
@@ -21415,7 +21415,7 @@
               <w:spacing w:after="10" w:before="0"/>
               <w:ind w:left="120"/>
             </w:pPr>
-            <w:hyperlink w:history="1" r:id="rIdijd3odavvqlcopyr6ia5x">
+            <w:hyperlink w:history="1" r:id="rIdmfbewnxhtuf1gzuaogzxv">
               <w:r>
                 <w:rPr>
                   <w:rFonts w:ascii="Arial" w:cs="Arial" w:eastAsia="Arial" w:hAnsi="Arial"/>
@@ -21610,7 +21610,7 @@
             <w:pPr>
               <w:spacing w:after="20" w:before="0"/>
             </w:pPr>
-            <w:hyperlink w:history="1" r:id="rIdcz90aowzneochdp-k1v4k">
+            <w:hyperlink w:history="1" r:id="rId_xpyftpbrfi24gxmvvxbp">
               <w:r>
                 <w:rPr>
                   <w:rFonts w:ascii="Arial" w:cs="Arial" w:eastAsia="Arial" w:hAnsi="Arial"/>
@@ -21619,7 +21619,7 @@
                   <w:szCs w:val="16"/>
                   <w:u w:val="single" w:color="2E75B6"/>
                 </w:rPr>
-                <w:t xml:space="preserve">Arrhenius Acids and Bases - Overview</w:t>
+                <w:t xml:space="preserve">Arrhenius acids and bases</w:t>
               </w:r>
             </w:hyperlink>
           </w:p>
@@ -21635,7 +21635,7 @@
                 <w:sz w:val="14"/>
                 <w:szCs w:val="14"/>
               </w:rPr>
-              <w:t xml:space="preserve">Source: CK-12</w:t>
+              <w:t xml:space="preserve">Source: Khan Academy (English - US curriculum)</w:t>
             </w:r>
           </w:p>
           <w:p>
@@ -21643,7 +21643,7 @@
               <w:spacing w:after="10" w:before="0"/>
               <w:ind w:left="120"/>
             </w:pPr>
-            <w:hyperlink w:history="1" r:id="rIdqpojin7ryx_ztoid20ibf">
+            <w:hyperlink w:history="1" r:id="rIdvns-qefwg7yzpywjcm0sq">
               <w:r>
                 <w:rPr>
                   <w:rFonts w:ascii="Arial" w:cs="Arial" w:eastAsia="Arial" w:hAnsi="Arial"/>
@@ -21681,14 +21681,14 @@
                 <w:sz w:val="16"/>
                 <w:szCs w:val="16"/>
               </w:rPr>
-              <w:t xml:space="preserve">📖 HTML:</w:t>
+              <w:t xml:space="preserve">📖 EXERCISE:</w:t>
             </w:r>
           </w:p>
           <w:p>
             <w:pPr>
               <w:spacing w:after="20" w:before="0"/>
             </w:pPr>
-            <w:hyperlink w:history="1" r:id="rIdbz3omys64ydaudn0jfdcw">
+            <w:hyperlink w:history="1" r:id="rIdvwefgiyjcdgroxumau6wj">
               <w:r>
                 <w:rPr>
                   <w:rFonts w:ascii="Arial" w:cs="Arial" w:eastAsia="Arial" w:hAnsi="Arial"/>
@@ -21697,7 +21697,7 @@
                   <w:szCs w:val="16"/>
                   <w:u w:val="single" w:color="2E75B6"/>
                 </w:rPr>
-                <w:t xml:space="preserve">Properties of Acids (Flexbook)</w:t>
+                <w:t xml:space="preserve">Introduction to acid–base reactions</w:t>
               </w:r>
             </w:hyperlink>
           </w:p>
@@ -21713,7 +21713,7 @@
                 <w:sz w:val="14"/>
                 <w:szCs w:val="14"/>
               </w:rPr>
-              <w:t xml:space="preserve">Source: CK-12</w:t>
+              <w:t xml:space="preserve">Source: Khan Academy (English - US curriculum)</w:t>
             </w:r>
           </w:p>
           <w:p>
@@ -21721,7 +21721,7 @@
               <w:spacing w:after="10" w:before="0"/>
               <w:ind w:left="120"/>
             </w:pPr>
-            <w:hyperlink w:history="1" r:id="rIdhf-j8mn22nc_cbz8gg64w">
+            <w:hyperlink w:history="1" r:id="rId4m5y5vsygfm6max0oyv9f">
               <w:r>
                 <w:rPr>
                   <w:rFonts w:ascii="Arial" w:cs="Arial" w:eastAsia="Arial" w:hAnsi="Arial"/>
@@ -21916,7 +21916,7 @@
             <w:pPr>
               <w:spacing w:after="20" w:before="0"/>
             </w:pPr>
-            <w:hyperlink w:history="1" r:id="rIdfhlt2bcnmfdocfyuhdt7m">
+            <w:hyperlink w:history="1" r:id="rIdg5re01f2szo0mykad_ruj">
               <w:r>
                 <w:rPr>
                   <w:rFonts w:ascii="Arial" w:cs="Arial" w:eastAsia="Arial" w:hAnsi="Arial"/>
@@ -21925,7 +21925,7 @@
                   <w:szCs w:val="16"/>
                   <w:u w:val="single" w:color="2E75B6"/>
                 </w:rPr>
-                <w:t xml:space="preserve">Arrhenius Acids and Bases - Overview</w:t>
+                <w:t xml:space="preserve">Arrhenius acids and bases</w:t>
               </w:r>
             </w:hyperlink>
           </w:p>
@@ -21941,7 +21941,7 @@
                 <w:sz w:val="14"/>
                 <w:szCs w:val="14"/>
               </w:rPr>
-              <w:t xml:space="preserve">Source: CK-12</w:t>
+              <w:t xml:space="preserve">Source: Khan Academy (English - US curriculum)</w:t>
             </w:r>
           </w:p>
           <w:p>
@@ -21949,7 +21949,7 @@
               <w:spacing w:after="10" w:before="0"/>
               <w:ind w:left="120"/>
             </w:pPr>
-            <w:hyperlink w:history="1" r:id="rIdhithbi-1avuyfsolys5u6">
+            <w:hyperlink w:history="1" r:id="rIdg3oqrcsoobq_zedefqjqd">
               <w:r>
                 <w:rPr>
                   <w:rFonts w:ascii="Arial" w:cs="Arial" w:eastAsia="Arial" w:hAnsi="Arial"/>
@@ -21987,14 +21987,14 @@
                 <w:sz w:val="16"/>
                 <w:szCs w:val="16"/>
               </w:rPr>
-              <w:t xml:space="preserve">📖 HTML:</w:t>
+              <w:t xml:space="preserve">📖 EXERCISE:</w:t>
             </w:r>
           </w:p>
           <w:p>
             <w:pPr>
               <w:spacing w:after="20" w:before="0"/>
             </w:pPr>
-            <w:hyperlink w:history="1" r:id="rIdwievm0ssm5zbwv3c1ykvy">
+            <w:hyperlink w:history="1" r:id="rIdxf0gco9kotwn7jzqa-pou">
               <w:r>
                 <w:rPr>
                   <w:rFonts w:ascii="Arial" w:cs="Arial" w:eastAsia="Arial" w:hAnsi="Arial"/>
@@ -22003,7 +22003,7 @@
                   <w:szCs w:val="16"/>
                   <w:u w:val="single" w:color="2E75B6"/>
                 </w:rPr>
-                <w:t xml:space="preserve">Properties of Acids (Flexbook)</w:t>
+                <w:t xml:space="preserve">Introduction to acid–base reactions</w:t>
               </w:r>
             </w:hyperlink>
           </w:p>
@@ -22019,7 +22019,7 @@
                 <w:sz w:val="14"/>
                 <w:szCs w:val="14"/>
               </w:rPr>
-              <w:t xml:space="preserve">Source: CK-12</w:t>
+              <w:t xml:space="preserve">Source: Khan Academy (English - US curriculum)</w:t>
             </w:r>
           </w:p>
           <w:p>
@@ -22027,7 +22027,7 @@
               <w:spacing w:after="10" w:before="0"/>
               <w:ind w:left="120"/>
             </w:pPr>
-            <w:hyperlink w:history="1" r:id="rIdjzd7lsw3inunhbvkci1se">
+            <w:hyperlink w:history="1" r:id="rIdb0pleoayqgobywn_7ekkj">
               <w:r>
                 <w:rPr>
                   <w:rFonts w:ascii="Arial" w:cs="Arial" w:eastAsia="Arial" w:hAnsi="Arial"/>
@@ -22222,7 +22222,7 @@
             <w:pPr>
               <w:spacing w:after="20" w:before="0"/>
             </w:pPr>
-            <w:hyperlink w:history="1" r:id="rIdc9oop-8ahgelwtybx-ba-">
+            <w:hyperlink w:history="1" r:id="rIdkrf4pyvzacbnrqsubg4qv">
               <w:r>
                 <w:rPr>
                   <w:rFonts w:ascii="Arial" w:cs="Arial" w:eastAsia="Arial" w:hAnsi="Arial"/>
@@ -22231,7 +22231,7 @@
                   <w:szCs w:val="16"/>
                   <w:u w:val="single" w:color="2E75B6"/>
                 </w:rPr>
-                <w:t xml:space="preserve">Arrhenius Acids and Bases - Overview</w:t>
+                <w:t xml:space="preserve">Arrhenius acids and bases</w:t>
               </w:r>
             </w:hyperlink>
           </w:p>
@@ -22247,7 +22247,7 @@
                 <w:sz w:val="14"/>
                 <w:szCs w:val="14"/>
               </w:rPr>
-              <w:t xml:space="preserve">Source: CK-12</w:t>
+              <w:t xml:space="preserve">Source: Khan Academy (English - US curriculum)</w:t>
             </w:r>
           </w:p>
           <w:p>
@@ -22255,7 +22255,7 @@
               <w:spacing w:after="10" w:before="0"/>
               <w:ind w:left="120"/>
             </w:pPr>
-            <w:hyperlink w:history="1" r:id="rId6owfcyscxy-af8uhigyvp">
+            <w:hyperlink w:history="1" r:id="rIdnegks0ig8t_em6jmope9z">
               <w:r>
                 <w:rPr>
                   <w:rFonts w:ascii="Arial" w:cs="Arial" w:eastAsia="Arial" w:hAnsi="Arial"/>
@@ -22293,14 +22293,14 @@
                 <w:sz w:val="16"/>
                 <w:szCs w:val="16"/>
               </w:rPr>
-              <w:t xml:space="preserve">📖 HTML:</w:t>
+              <w:t xml:space="preserve">📖 EXERCISE:</w:t>
             </w:r>
           </w:p>
           <w:p>
             <w:pPr>
               <w:spacing w:after="20" w:before="0"/>
             </w:pPr>
-            <w:hyperlink w:history="1" r:id="rIdoa-23_kecoqq9jmdzgqw3">
+            <w:hyperlink w:history="1" r:id="rIdn8mlvcujkzxedsy7u_ih2">
               <w:r>
                 <w:rPr>
                   <w:rFonts w:ascii="Arial" w:cs="Arial" w:eastAsia="Arial" w:hAnsi="Arial"/>
@@ -22309,7 +22309,7 @@
                   <w:szCs w:val="16"/>
                   <w:u w:val="single" w:color="2E75B6"/>
                 </w:rPr>
-                <w:t xml:space="preserve">Properties of Acids (Flexbook)</w:t>
+                <w:t xml:space="preserve">Introduction to acid–base reactions</w:t>
               </w:r>
             </w:hyperlink>
           </w:p>
@@ -22325,7 +22325,7 @@
                 <w:sz w:val="14"/>
                 <w:szCs w:val="14"/>
               </w:rPr>
-              <w:t xml:space="preserve">Source: CK-12</w:t>
+              <w:t xml:space="preserve">Source: Khan Academy (English - US curriculum)</w:t>
             </w:r>
           </w:p>
           <w:p>
@@ -22333,7 +22333,7 @@
               <w:spacing w:after="10" w:before="0"/>
               <w:ind w:left="120"/>
             </w:pPr>
-            <w:hyperlink w:history="1" r:id="rIdwjmqddeoyofrntqnlntka">
+            <w:hyperlink w:history="1" r:id="rIdqg_6jycpt9eyoxemjnaqb">
               <w:r>
                 <w:rPr>
                   <w:rFonts w:ascii="Arial" w:cs="Arial" w:eastAsia="Arial" w:hAnsi="Arial"/>
@@ -22528,7 +22528,7 @@
             <w:pPr>
               <w:spacing w:after="20" w:before="0"/>
             </w:pPr>
-            <w:hyperlink w:history="1" r:id="rIdjoilzcnuq0wewpstqo6yx">
+            <w:hyperlink w:history="1" r:id="rIdpdnxoi1uj_pjptyvr1-m-">
               <w:r>
                 <w:rPr>
                   <w:rFonts w:ascii="Arial" w:cs="Arial" w:eastAsia="Arial" w:hAnsi="Arial"/>
@@ -22537,7 +22537,7 @@
                   <w:szCs w:val="16"/>
                   <w:u w:val="single" w:color="2E75B6"/>
                 </w:rPr>
-                <w:t xml:space="preserve">Arrhenius Acids and Bases - Overview</w:t>
+                <w:t xml:space="preserve">Arrhenius acids and bases</w:t>
               </w:r>
             </w:hyperlink>
           </w:p>
@@ -22553,7 +22553,7 @@
                 <w:sz w:val="14"/>
                 <w:szCs w:val="14"/>
               </w:rPr>
-              <w:t xml:space="preserve">Source: CK-12</w:t>
+              <w:t xml:space="preserve">Source: Khan Academy (English - US curriculum)</w:t>
             </w:r>
           </w:p>
           <w:p>
@@ -22561,7 +22561,7 @@
               <w:spacing w:after="10" w:before="0"/>
               <w:ind w:left="120"/>
             </w:pPr>
-            <w:hyperlink w:history="1" r:id="rIdq3nohn-jgej4f4od1z6dp">
+            <w:hyperlink w:history="1" r:id="rIdepquhxtdorzdib8ym-30-">
               <w:r>
                 <w:rPr>
                   <w:rFonts w:ascii="Arial" w:cs="Arial" w:eastAsia="Arial" w:hAnsi="Arial"/>
@@ -22599,14 +22599,14 @@
                 <w:sz w:val="16"/>
                 <w:szCs w:val="16"/>
               </w:rPr>
-              <w:t xml:space="preserve">📖 HTML:</w:t>
+              <w:t xml:space="preserve">📖 EXERCISE:</w:t>
             </w:r>
           </w:p>
           <w:p>
             <w:pPr>
               <w:spacing w:after="20" w:before="0"/>
             </w:pPr>
-            <w:hyperlink w:history="1" r:id="rIdvti2gs3ubftvscsjgpnyn">
+            <w:hyperlink w:history="1" r:id="rIdko9qqcntcyhdnnru2o8hy">
               <w:r>
                 <w:rPr>
                   <w:rFonts w:ascii="Arial" w:cs="Arial" w:eastAsia="Arial" w:hAnsi="Arial"/>
@@ -22615,7 +22615,7 @@
                   <w:szCs w:val="16"/>
                   <w:u w:val="single" w:color="2E75B6"/>
                 </w:rPr>
-                <w:t xml:space="preserve">Properties of Acids (Flexbook)</w:t>
+                <w:t xml:space="preserve">Introduction to acid–base reactions</w:t>
               </w:r>
             </w:hyperlink>
           </w:p>
@@ -22631,7 +22631,7 @@
                 <w:sz w:val="14"/>
                 <w:szCs w:val="14"/>
               </w:rPr>
-              <w:t xml:space="preserve">Source: CK-12</w:t>
+              <w:t xml:space="preserve">Source: Khan Academy (English - US curriculum)</w:t>
             </w:r>
           </w:p>
           <w:p>
@@ -22639,7 +22639,7 @@
               <w:spacing w:after="10" w:before="0"/>
               <w:ind w:left="120"/>
             </w:pPr>
-            <w:hyperlink w:history="1" r:id="rIdttueqh2oct_pk5ddyuvrz">
+            <w:hyperlink w:history="1" r:id="rIdv3bptn_wx6muernrbkt5c">
               <w:r>
                 <w:rPr>
                   <w:rFonts w:ascii="Arial" w:cs="Arial" w:eastAsia="Arial" w:hAnsi="Arial"/>
@@ -24392,7 +24392,7 @@
             <w:pPr>
               <w:spacing w:after="20" w:before="0"/>
             </w:pPr>
-            <w:hyperlink w:history="1" r:id="rIdfxc-5etptnivyevwrcdnn">
+            <w:hyperlink w:history="1" r:id="rIdipiqzsjz7c9gaghe8cqex">
               <w:r>
                 <w:rPr>
                   <w:rFonts w:ascii="Arial" w:cs="Arial" w:eastAsia="Arial" w:hAnsi="Arial"/>
@@ -24401,7 +24401,7 @@
                   <w:szCs w:val="16"/>
                   <w:u w:val="single" w:color="2E75B6"/>
                 </w:rPr>
-                <w:t xml:space="preserve">Experimental probability</w:t>
+                <w:t xml:space="preserve">Titration of a strong acid with a strong base</w:t>
               </w:r>
             </w:hyperlink>
           </w:p>
@@ -24425,7 +24425,7 @@
               <w:spacing w:after="10" w:before="0"/>
               <w:ind w:left="120"/>
             </w:pPr>
-            <w:hyperlink w:history="1" r:id="rId3eyzwbbdvj6ty53b_agmb">
+            <w:hyperlink w:history="1" r:id="rIdjbjdtqlsupdnveinyblqm">
               <w:r>
                 <w:rPr>
                   <w:rFonts w:ascii="Arial" w:cs="Arial" w:eastAsia="Arial" w:hAnsi="Arial"/>
@@ -24470,7 +24470,7 @@
             <w:pPr>
               <w:spacing w:after="20" w:before="0"/>
             </w:pPr>
-            <w:hyperlink w:history="1" r:id="rIdotumivvxh62pnvveazbvy">
+            <w:hyperlink w:history="1" r:id="rIdjykdaz9ogfsvvgf4c4jvg">
               <w:r>
                 <w:rPr>
                   <w:rFonts w:ascii="Arial" w:cs="Arial" w:eastAsia="Arial" w:hAnsi="Arial"/>
@@ -24479,7 +24479,7 @@
                   <w:szCs w:val="16"/>
                   <w:u w:val="single" w:color="2E75B6"/>
                 </w:rPr>
-                <w:t xml:space="preserve">Hydrogen and Alkali Metals (Flexbook)</w:t>
+                <w:t xml:space="preserve">pH Scale: Basics</w:t>
               </w:r>
             </w:hyperlink>
           </w:p>
@@ -24495,7 +24495,7 @@
                 <w:sz w:val="14"/>
                 <w:szCs w:val="14"/>
               </w:rPr>
-              <w:t xml:space="preserve">Source: CK-12</w:t>
+              <w:t xml:space="preserve">Source: PhET Interactive Simulations (English)</w:t>
             </w:r>
           </w:p>
           <w:p>
@@ -24503,7 +24503,7 @@
               <w:spacing w:after="10" w:before="0"/>
               <w:ind w:left="120"/>
             </w:pPr>
-            <w:hyperlink w:history="1" r:id="rIdjsyrros7vmc1dsqgggvak">
+            <w:hyperlink w:history="1" r:id="rIdkfpt7seefry-mflg3jo70">
               <w:r>
                 <w:rPr>
                   <w:rFonts w:ascii="Arial" w:cs="Arial" w:eastAsia="Arial" w:hAnsi="Arial"/>
@@ -24698,7 +24698,7 @@
             <w:pPr>
               <w:spacing w:after="20" w:before="0"/>
             </w:pPr>
-            <w:hyperlink w:history="1" r:id="rId1kxoltgzusybp5x0yxapl">
+            <w:hyperlink w:history="1" r:id="rIdbdtdugcn5ctfm3l90bgo7">
               <w:r>
                 <w:rPr>
                   <w:rFonts w:ascii="Arial" w:cs="Arial" w:eastAsia="Arial" w:hAnsi="Arial"/>
@@ -24707,7 +24707,7 @@
                   <w:szCs w:val="16"/>
                   <w:u w:val="single" w:color="2E75B6"/>
                 </w:rPr>
-                <w:t xml:space="preserve">Experimental probability</w:t>
+                <w:t xml:space="preserve">Ka and acid strength</w:t>
               </w:r>
             </w:hyperlink>
           </w:p>
@@ -24731,7 +24731,7 @@
               <w:spacing w:after="10" w:before="0"/>
               <w:ind w:left="120"/>
             </w:pPr>
-            <w:hyperlink w:history="1" r:id="rId8gogdeamdrjrsdkxrk2hl">
+            <w:hyperlink w:history="1" r:id="rId5mabzbkaama81xzjefsd1">
               <w:r>
                 <w:rPr>
                   <w:rFonts w:ascii="Arial" w:cs="Arial" w:eastAsia="Arial" w:hAnsi="Arial"/>
@@ -24776,7 +24776,7 @@
             <w:pPr>
               <w:spacing w:after="20" w:before="0"/>
             </w:pPr>
-            <w:hyperlink w:history="1" r:id="rIdtc2b54amwnjdesalcaokp">
+            <w:hyperlink w:history="1" r:id="rIdkye1y50frv9nginbe9ovc">
               <w:r>
                 <w:rPr>
                   <w:rFonts w:ascii="Arial" w:cs="Arial" w:eastAsia="Arial" w:hAnsi="Arial"/>
@@ -24785,7 +24785,7 @@
                   <w:szCs w:val="16"/>
                   <w:u w:val="single" w:color="2E75B6"/>
                 </w:rPr>
-                <w:t xml:space="preserve">Hydrogen and Alkali Metals (Flexbook)</w:t>
+                <w:t xml:space="preserve">pH Scale</w:t>
               </w:r>
             </w:hyperlink>
           </w:p>
@@ -24801,7 +24801,7 @@
                 <w:sz w:val="14"/>
                 <w:szCs w:val="14"/>
               </w:rPr>
-              <w:t xml:space="preserve">Source: CK-12</w:t>
+              <w:t xml:space="preserve">Source: PhET Interactive Simulations (English)</w:t>
             </w:r>
           </w:p>
           <w:p>
@@ -24809,7 +24809,7 @@
               <w:spacing w:after="10" w:before="0"/>
               <w:ind w:left="120"/>
             </w:pPr>
-            <w:hyperlink w:history="1" r:id="rIdmrrj238q471qh0giyi4it">
+            <w:hyperlink w:history="1" r:id="rId9ecpr5rc9bolgjae8vru_">
               <w:r>
                 <w:rPr>
                   <w:rFonts w:ascii="Arial" w:cs="Arial" w:eastAsia="Arial" w:hAnsi="Arial"/>
@@ -25004,7 +25004,7 @@
             <w:pPr>
               <w:spacing w:after="20" w:before="0"/>
             </w:pPr>
-            <w:hyperlink w:history="1" r:id="rIdfmwxj_ykbui40m0vp1rga">
+            <w:hyperlink w:history="1" r:id="rIdcfblx4apyv019q2pxnudf">
               <w:r>
                 <w:rPr>
                   <w:rFonts w:ascii="Arial" w:cs="Arial" w:eastAsia="Arial" w:hAnsi="Arial"/>
@@ -25013,7 +25013,7 @@
                   <w:szCs w:val="16"/>
                   <w:u w:val="single" w:color="2E75B6"/>
                 </w:rPr>
-                <w:t xml:space="preserve">Experimental probability</w:t>
+                <w:t xml:space="preserve">Strong acid solutions</w:t>
               </w:r>
             </w:hyperlink>
           </w:p>
@@ -25037,7 +25037,7 @@
               <w:spacing w:after="10" w:before="0"/>
               <w:ind w:left="120"/>
             </w:pPr>
-            <w:hyperlink w:history="1" r:id="rIdp4bmkkihoag5fhbszhhwp">
+            <w:hyperlink w:history="1" r:id="rIdeq7zvonree8_ppogkpsjj">
               <w:r>
                 <w:rPr>
                   <w:rFonts w:ascii="Arial" w:cs="Arial" w:eastAsia="Arial" w:hAnsi="Arial"/>
@@ -25082,7 +25082,7 @@
             <w:pPr>
               <w:spacing w:after="20" w:before="0"/>
             </w:pPr>
-            <w:hyperlink w:history="1" r:id="rIdfb44ioaexjlwijuz4nns8">
+            <w:hyperlink w:history="1" r:id="rIdhgbfhzszbfmp62sy-s8ch">
               <w:r>
                 <w:rPr>
                   <w:rFonts w:ascii="Arial" w:cs="Arial" w:eastAsia="Arial" w:hAnsi="Arial"/>
@@ -25091,7 +25091,7 @@
                   <w:szCs w:val="16"/>
                   <w:u w:val="single" w:color="2E75B6"/>
                 </w:rPr>
-                <w:t xml:space="preserve">Hydrogen and Alkali Metals (Flexbook)</w:t>
+                <w:t xml:space="preserve">pH Scale: Basics</w:t>
               </w:r>
             </w:hyperlink>
           </w:p>
@@ -25107,7 +25107,7 @@
                 <w:sz w:val="14"/>
                 <w:szCs w:val="14"/>
               </w:rPr>
-              <w:t xml:space="preserve">Source: CK-12</w:t>
+              <w:t xml:space="preserve">Source: PhET Interactive Simulations (English)</w:t>
             </w:r>
           </w:p>
           <w:p>
@@ -25115,7 +25115,7 @@
               <w:spacing w:after="10" w:before="0"/>
               <w:ind w:left="120"/>
             </w:pPr>
-            <w:hyperlink w:history="1" r:id="rIdefhgce0s72ti_4ts_v3gy">
+            <w:hyperlink w:history="1" r:id="rIdhzl3rvhcbs_gocdqeqdul">
               <w:r>
                 <w:rPr>
                   <w:rFonts w:ascii="Arial" w:cs="Arial" w:eastAsia="Arial" w:hAnsi="Arial"/>
@@ -25310,7 +25310,7 @@
             <w:pPr>
               <w:spacing w:after="20" w:before="0"/>
             </w:pPr>
-            <w:hyperlink w:history="1" r:id="rIdtgnquaplogqb87e5epvg3">
+            <w:hyperlink w:history="1" r:id="rIdj4aogfjj8iqt2vveureuu">
               <w:r>
                 <w:rPr>
                   <w:rFonts w:ascii="Arial" w:cs="Arial" w:eastAsia="Arial" w:hAnsi="Arial"/>
@@ -25319,7 +25319,7 @@
                   <w:szCs w:val="16"/>
                   <w:u w:val="single" w:color="2E75B6"/>
                 </w:rPr>
-                <w:t xml:space="preserve">Experimental probability</w:t>
+                <w:t xml:space="preserve">Worked example: Determining solute concentration by acid–base titration</w:t>
               </w:r>
             </w:hyperlink>
           </w:p>
@@ -25343,7 +25343,7 @@
               <w:spacing w:after="10" w:before="0"/>
               <w:ind w:left="120"/>
             </w:pPr>
-            <w:hyperlink w:history="1" r:id="rIdfghkuvtskrpnyte0d-0wm">
+            <w:hyperlink w:history="1" r:id="rIdmmvgecu1q5w_iisac5smi">
               <w:r>
                 <w:rPr>
                   <w:rFonts w:ascii="Arial" w:cs="Arial" w:eastAsia="Arial" w:hAnsi="Arial"/>
@@ -25388,7 +25388,7 @@
             <w:pPr>
               <w:spacing w:after="20" w:before="0"/>
             </w:pPr>
-            <w:hyperlink w:history="1" r:id="rId6ng60qnnae9asdqqk0fpo">
+            <w:hyperlink w:history="1" r:id="rIdxc-ami1_i4gvdvg2hvmjo">
               <w:r>
                 <w:rPr>
                   <w:rFonts w:ascii="Arial" w:cs="Arial" w:eastAsia="Arial" w:hAnsi="Arial"/>
@@ -25397,7 +25397,7 @@
                   <w:szCs w:val="16"/>
                   <w:u w:val="single" w:color="2E75B6"/>
                 </w:rPr>
-                <w:t xml:space="preserve">Hydrogen and Alkali Metals (Flexbook)</w:t>
+                <w:t xml:space="preserve">pH Scale: Basics</w:t>
               </w:r>
             </w:hyperlink>
           </w:p>
@@ -25413,7 +25413,7 @@
                 <w:sz w:val="14"/>
                 <w:szCs w:val="14"/>
               </w:rPr>
-              <w:t xml:space="preserve">Source: CK-12</w:t>
+              <w:t xml:space="preserve">Source: PhET Interactive Simulations (English)</w:t>
             </w:r>
           </w:p>
           <w:p>
@@ -25421,7 +25421,7 @@
               <w:spacing w:after="10" w:before="0"/>
               <w:ind w:left="120"/>
             </w:pPr>
-            <w:hyperlink w:history="1" r:id="rIdpair-watjdoyiu7s1tzma">
+            <w:hyperlink w:history="1" r:id="rIdnn0804kofxlngfkspnn7o">
               <w:r>
                 <w:rPr>
                   <w:rFonts w:ascii="Arial" w:cs="Arial" w:eastAsia="Arial" w:hAnsi="Arial"/>
@@ -25616,7 +25616,7 @@
             <w:pPr>
               <w:spacing w:after="20" w:before="0"/>
             </w:pPr>
-            <w:hyperlink w:history="1" r:id="rIdn9osofqpntwhwlhng0eyo">
+            <w:hyperlink w:history="1" r:id="rId2tdq9xmvct0nozrhxw32z">
               <w:r>
                 <w:rPr>
                   <w:rFonts w:ascii="Arial" w:cs="Arial" w:eastAsia="Arial" w:hAnsi="Arial"/>
@@ -25625,7 +25625,7 @@
                   <w:szCs w:val="16"/>
                   <w:u w:val="single" w:color="2E75B6"/>
                 </w:rPr>
-                <w:t xml:space="preserve">Experimental probability</w:t>
+                <w:t xml:space="preserve">pH of salt solutions</w:t>
               </w:r>
             </w:hyperlink>
           </w:p>
@@ -25649,7 +25649,7 @@
               <w:spacing w:after="10" w:before="0"/>
               <w:ind w:left="120"/>
             </w:pPr>
-            <w:hyperlink w:history="1" r:id="rIdkyfazorbhgcmn6oh7zxxp">
+            <w:hyperlink w:history="1" r:id="rIdmhpvsg1eflx1_imiscmje">
               <w:r>
                 <w:rPr>
                   <w:rFonts w:ascii="Arial" w:cs="Arial" w:eastAsia="Arial" w:hAnsi="Arial"/>
@@ -25694,7 +25694,7 @@
             <w:pPr>
               <w:spacing w:after="20" w:before="0"/>
             </w:pPr>
-            <w:hyperlink w:history="1" r:id="rIdy2x__bik1t5bbmitmkcd_">
+            <w:hyperlink w:history="1" r:id="rIdb4e0rbiyyzwm13pd96ij9">
               <w:r>
                 <w:rPr>
                   <w:rFonts w:ascii="Arial" w:cs="Arial" w:eastAsia="Arial" w:hAnsi="Arial"/>
@@ -25703,7 +25703,7 @@
                   <w:szCs w:val="16"/>
                   <w:u w:val="single" w:color="2E75B6"/>
                 </w:rPr>
-                <w:t xml:space="preserve">Hydrogen and Alkali Metals (Flexbook)</w:t>
+                <w:t xml:space="preserve">pH Scale: Basics</w:t>
               </w:r>
             </w:hyperlink>
           </w:p>
@@ -25719,7 +25719,7 @@
                 <w:sz w:val="14"/>
                 <w:szCs w:val="14"/>
               </w:rPr>
-              <w:t xml:space="preserve">Source: CK-12</w:t>
+              <w:t xml:space="preserve">Source: PhET Interactive Simulations (English)</w:t>
             </w:r>
           </w:p>
           <w:p>
@@ -25727,7 +25727,7 @@
               <w:spacing w:after="10" w:before="0"/>
               <w:ind w:left="120"/>
             </w:pPr>
-            <w:hyperlink w:history="1" r:id="rIdibpk9om19wtvvuzolmf1f">
+            <w:hyperlink w:history="1" r:id="rId6bosyug_ssk-sk7mstawi">
               <w:r>
                 <w:rPr>
                   <w:rFonts w:ascii="Arial" w:cs="Arial" w:eastAsia="Arial" w:hAnsi="Arial"/>
@@ -27214,7 +27214,7 @@
             <w:pPr>
               <w:spacing w:after="20" w:before="0"/>
             </w:pPr>
-            <w:hyperlink w:history="1" r:id="rIdjtrwnqk78bs0-razxi3lu">
+            <w:hyperlink w:history="1" r:id="rIdqwbtlg10baiysunmta2-6">
               <w:r>
                 <w:rPr>
                   <w:rFonts w:ascii="Arial" w:cs="Arial" w:eastAsia="Arial" w:hAnsi="Arial"/>
@@ -27223,7 +27223,7 @@
                   <w:szCs w:val="16"/>
                   <w:u w:val="single" w:color="2E75B6"/>
                 </w:rPr>
-                <w:t xml:space="preserve">Arrhenius Acids and Bases - Overview</w:t>
+                <w:t xml:space="preserve">Titration of a weak base with a strong acid</w:t>
               </w:r>
             </w:hyperlink>
           </w:p>
@@ -27239,7 +27239,7 @@
                 <w:sz w:val="14"/>
                 <w:szCs w:val="14"/>
               </w:rPr>
-              <w:t xml:space="preserve">Source: CK-12</w:t>
+              <w:t xml:space="preserve">Source: Khan Academy (English - US curriculum)</w:t>
             </w:r>
           </w:p>
           <w:p>
@@ -27247,7 +27247,7 @@
               <w:spacing w:after="10" w:before="0"/>
               <w:ind w:left="120"/>
             </w:pPr>
-            <w:hyperlink w:history="1" r:id="rIdc9s0xkojwqamqsqwaaqtj">
+            <w:hyperlink w:history="1" r:id="rId518edk2wk-j36-eqakhtx">
               <w:r>
                 <w:rPr>
                   <w:rFonts w:ascii="Arial" w:cs="Arial" w:eastAsia="Arial" w:hAnsi="Arial"/>
@@ -27292,7 +27292,925 @@
             <w:pPr>
               <w:spacing w:after="20" w:before="0"/>
             </w:pPr>
-            <w:hyperlink w:history="1" r:id="rIdvwrymqtpjsvupr-6eccwb">
+            <w:hyperlink w:history="1" r:id="rIdfop8saytulmuy2t5jjara">
+              <w:r>
+                <w:rPr>
+                  <w:rFonts w:ascii="Arial" w:cs="Arial" w:eastAsia="Arial" w:hAnsi="Arial"/>
+                  <w:color w:val="2E75B6"/>
+                  <w:sz w:val="16"/>
+                  <w:szCs w:val="16"/>
+                  <w:u w:val="single" w:color="2E75B6"/>
+                </w:rPr>
+                <w:t xml:space="preserve">Calculating pH of Weak Acid and Base Solutions (Flexbook)</w:t>
+              </w:r>
+            </w:hyperlink>
+          </w:p>
+          <w:p>
+            <w:pPr>
+              <w:spacing w:after="10" w:before="0"/>
+              <w:ind w:left="120"/>
+            </w:pPr>
+            <w:r>
+              <w:rPr>
+                <w:rFonts w:ascii="Arial" w:cs="Arial" w:eastAsia="Arial" w:hAnsi="Arial"/>
+                <w:color w:val="595959"/>
+                <w:sz w:val="14"/>
+                <w:szCs w:val="14"/>
+              </w:rPr>
+              <w:t xml:space="preserve">Source: CK-12</w:t>
+            </w:r>
+          </w:p>
+          <w:p>
+            <w:pPr>
+              <w:spacing w:after="10" w:before="0"/>
+              <w:ind w:left="120"/>
+            </w:pPr>
+            <w:hyperlink w:history="1" r:id="rIdpzegqn47d6h-wlujzsnj9">
+              <w:r>
+                <w:rPr>
+                  <w:rFonts w:ascii="Arial" w:cs="Arial" w:eastAsia="Arial" w:hAnsi="Arial"/>
+                  <w:color w:val="595959"/>
+                  <w:sz w:val="14"/>
+                  <w:szCs w:val="14"/>
+                  <w:u w:val="single" w:color="595959"/>
+                </w:rPr>
+                <w:t xml:space="preserve">🔍 Search ARES for similar readings</w:t>
+              </w:r>
+            </w:hyperlink>
+          </w:p>
+        </w:tc>
+        <w:tc>
+          <w:tcPr>
+            <w:tcW w:type="dxa" w:w="3040"/>
+            <w:shd w:fill="FFFFFF" w:color="auto" w:val="clear"/>
+            <w:tcMar>
+              <w:top w:type="dxa" w:w="60"/>
+              <w:left w:type="dxa" w:w="120"/>
+              <w:bottom w:type="dxa" w:w="60"/>
+              <w:right w:type="dxa" w:w="120"/>
+            </w:tcMar>
+            <w:vAlign w:val="top"/>
+          </w:tcPr>
+          <w:p>
+            <w:pPr>
+              <w:spacing w:after="40" w:before="0"/>
+              <w:jc w:val="left"/>
+            </w:pPr>
+            <w:r>
+              <w:rPr>
+                <w:rFonts w:ascii="Arial" w:cs="Arial" w:eastAsia="Arial" w:hAnsi="Arial"/>
+                <w:b w:val="false"/>
+                <w:bCs w:val="false"/>
+                <w:i w:val="false"/>
+                <w:iCs w:val="false"/>
+                <w:color w:val="000000"/>
+                <w:sz w:val="18"/>
+                <w:szCs w:val="18"/>
+              </w:rPr>
+              <w:t xml:space="preserve">Students open their Lesson 8 notebooks and locate their pH data table. The teacher projects or writes two data rows on the board: Row 1 — hydrochloric acid solution, pH 1, universal indicator colour: red; Row 2 — lemon juice (citric acid), pH 2 to 3, universal indicator colour: orange-red. The teacher prompts: Both of these are acids. Both turn universal indicator into red or orange tones. Both contain H+ ions according to the Arrhenius definition. Yet their pH values are different. In your notebook, write one or two sentences to answer this question: If both solutions contain H+ ions, what could explain the difference in their pH readings? Students write independently for 90 seconds, then share briefly with a shoulder partner. Three volunteers share with the class. Predicted answers are likely to include: one has more acid dissolved, one is more concentrated, or one releases more H+ ions. The teacher accepts all predictions without evaluating them and writes key student phrases on the board under the heading OUR PREDICTIONS. This activates prior knowledge of the pH scale (Lesson 8) and the Arrhenius definition (Lesson 3) and creates cognitive readiness for the ionisation explanation to follow.</w:t>
+            </w:r>
+          </w:p>
+        </w:tc>
+        <w:tc>
+          <w:tcPr>
+            <w:tcW w:type="dxa" w:w="3040"/>
+            <w:shd w:fill="F2F2F2" w:color="auto" w:val="clear"/>
+            <w:tcMar>
+              <w:top w:type="dxa" w:w="60"/>
+              <w:left w:type="dxa" w:w="120"/>
+              <w:bottom w:type="dxa" w:w="60"/>
+              <w:right w:type="dxa" w:w="120"/>
+            </w:tcMar>
+            <w:vAlign w:val="top"/>
+          </w:tcPr>
+          <w:p>
+            <w:pPr>
+              <w:spacing w:after="40" w:before="0"/>
+              <w:jc w:val="left"/>
+            </w:pPr>
+            <w:r>
+              <w:rPr>
+                <w:rFonts w:ascii="Arial" w:cs="Arial" w:eastAsia="Arial" w:hAnsi="Arial"/>
+                <w:b w:val="false"/>
+                <w:bCs w:val="false"/>
+                <w:i w:val="false"/>
+                <w:iCs w:val="false"/>
+                <w:color w:val="000000"/>
+                <w:sz w:val="18"/>
+                <w:szCs w:val="18"/>
+              </w:rPr>
+              <w:t xml:space="preserve">Teacher opens by pointing to the eight cups from the anchoring phenomenon photograph or drawing on the board: Remember our eight cups from Lesson 1. We now know that the colour each cup showed is linked to the pH of the liquid. But today I want to push us one level deeper. Two of those cups — the lemon juice and a strong acid — both turned reddish colours. Yet if you measured their pH carefully, as we did in Lesson 8, they would give different numbers. Why? Write your best thinking now. [WAIT TIME: 90 seconds of silent individual writing — teacher circulates, reads over shoulders, selects two contrasting responses to highlight.] After sharing: I am hearing two big ideas — concentration and something about how much H+ is actually released. Both of those ideas are going to matter today. Hold onto them.</w:t>
+            </w:r>
+          </w:p>
+        </w:tc>
+        <w:tc>
+          <w:tcPr>
+            <w:tcW w:type="dxa" w:w="3040"/>
+            <w:shd w:fill="FFFFFF" w:color="auto" w:val="clear"/>
+            <w:tcMar>
+              <w:top w:type="dxa" w:w="60"/>
+              <w:left w:type="dxa" w:w="120"/>
+              <w:bottom w:type="dxa" w:w="60"/>
+              <w:right w:type="dxa" w:w="120"/>
+            </w:tcMar>
+            <w:vAlign w:val="top"/>
+          </w:tcPr>
+          <w:p>
+            <w:pPr>
+              <w:spacing w:after="40" w:before="0"/>
+              <w:jc w:val="left"/>
+            </w:pPr>
+            <w:r>
+              <w:rPr>
+                <w:rFonts w:ascii="Arial" w:cs="Arial" w:eastAsia="Arial" w:hAnsi="Arial"/>
+                <w:b w:val="false"/>
+                <w:bCs w:val="false"/>
+                <w:i w:val="false"/>
+                <w:iCs w:val="false"/>
+                <w:color w:val="000000"/>
+                <w:sz w:val="18"/>
+                <w:szCs w:val="18"/>
+              </w:rPr>
+              <w:t xml:space="preserve">Prediction-before-instruction activates the Arrhenius model from Lesson 3 and the pH scale from Lesson 8. Anchoring the prediction in the students own data (their Lesson 8 pH table) makes the cognitive need genuine rather than artificial. Writing before sharing reduces anchoring bias toward the first student who speaks.</w:t>
+            </w:r>
+          </w:p>
+        </w:tc>
+        <w:tc>
+          <w:tcPr>
+            <w:tcW w:type="dxa" w:w="3040"/>
+            <w:shd w:fill="F2F2F2" w:color="auto" w:val="clear"/>
+            <w:tcMar>
+              <w:top w:type="dxa" w:w="60"/>
+              <w:left w:type="dxa" w:w="120"/>
+              <w:bottom w:type="dxa" w:w="60"/>
+              <w:right w:type="dxa" w:w="120"/>
+            </w:tcMar>
+            <w:vAlign w:val="top"/>
+          </w:tcPr>
+          <w:p>
+            <w:pPr>
+              <w:spacing w:after="40" w:before="0"/>
+              <w:jc w:val="left"/>
+            </w:pPr>
+            <w:r>
+              <w:rPr>
+                <w:rFonts w:ascii="Arial" w:cs="Arial" w:eastAsia="Arial" w:hAnsi="Arial"/>
+                <w:b w:val="false"/>
+                <w:bCs w:val="false"/>
+                <w:i w:val="false"/>
+                <w:iCs w:val="false"/>
+                <w:color w:val="000000"/>
+                <w:sz w:val="18"/>
+                <w:szCs w:val="18"/>
+              </w:rPr>
+              <w:t xml:space="preserve">Teacher reads student notebook entries during the 90-second silent period. Checks whether students are connecting pH difference to H+ ion concentration difference (desired) or attributing it solely to concentration of solute (a common misconception that will be addressed in the Explain phase). This informs pacing of the explanation.</w:t>
+            </w:r>
+          </w:p>
+        </w:tc>
+      </w:tr>
+      <w:tr>
+        <w:tc>
+          <w:tcPr>
+            <w:tcW w:type="dxa" w:w="1520"/>
+            <w:shd w:fill="D9EEF1" w:color="auto" w:val="clear"/>
+            <w:tcMar>
+              <w:top w:type="dxa" w:w="60"/>
+              <w:left w:type="dxa" w:w="120"/>
+              <w:bottom w:type="dxa" w:w="60"/>
+              <w:right w:type="dxa" w:w="120"/>
+            </w:tcMar>
+            <w:vAlign w:val="top"/>
+          </w:tcPr>
+          <w:p>
+            <w:pPr>
+              <w:spacing w:after="40" w:before="0"/>
+              <w:jc w:val="left"/>
+            </w:pPr>
+            <w:r>
+              <w:rPr>
+                <w:rFonts w:ascii="Arial" w:cs="Arial" w:eastAsia="Arial" w:hAnsi="Arial"/>
+                <w:b/>
+                <w:bCs/>
+                <w:i w:val="false"/>
+                <w:iCs w:val="false"/>
+                <w:color w:val="000000"/>
+                <w:sz w:val="18"/>
+                <w:szCs w:val="18"/>
+              </w:rPr>
+              <w:t xml:space="preserve">Observe Phase</w:t>
+            </w:r>
+          </w:p>
+          <w:p>
+            <w:pPr>
+              <w:spacing w:after="20" w:before="0"/>
+            </w:pPr>
+            <w:r>
+              <w:rPr>
+                <w:rFonts w:ascii="Arial" w:cs="Arial" w:eastAsia="Arial" w:hAnsi="Arial"/>
+                <w:b/>
+                <w:bCs/>
+                <w:color w:val="1F3864"/>
+                <w:sz w:val="16"/>
+                <w:szCs w:val="16"/>
+              </w:rPr>
+              <w:t xml:space="preserve">📹 VIDEO:</w:t>
+            </w:r>
+          </w:p>
+          <w:p>
+            <w:pPr>
+              <w:spacing w:after="20" w:before="0"/>
+            </w:pPr>
+            <w:hyperlink w:history="1" r:id="rIdqqse7sjyykyi0ximozbt2">
+              <w:r>
+                <w:rPr>
+                  <w:rFonts w:ascii="Arial" w:cs="Arial" w:eastAsia="Arial" w:hAnsi="Arial"/>
+                  <w:color w:val="2E75B6"/>
+                  <w:sz w:val="16"/>
+                  <w:szCs w:val="16"/>
+                  <w:u w:val="single" w:color="2E75B6"/>
+                </w:rPr>
+                <w:t xml:space="preserve">Titration of a weak base with a strong acid (continued)</w:t>
+              </w:r>
+            </w:hyperlink>
+          </w:p>
+          <w:p>
+            <w:pPr>
+              <w:spacing w:after="10" w:before="0"/>
+              <w:ind w:left="120"/>
+            </w:pPr>
+            <w:r>
+              <w:rPr>
+                <w:rFonts w:ascii="Arial" w:cs="Arial" w:eastAsia="Arial" w:hAnsi="Arial"/>
+                <w:color w:val="595959"/>
+                <w:sz w:val="14"/>
+                <w:szCs w:val="14"/>
+              </w:rPr>
+              <w:t xml:space="preserve">Source: Khan Academy (English - US curriculum)</w:t>
+            </w:r>
+          </w:p>
+          <w:p>
+            <w:pPr>
+              <w:spacing w:after="10" w:before="0"/>
+              <w:ind w:left="120"/>
+            </w:pPr>
+            <w:hyperlink w:history="1" r:id="rIdow3lqdr2kctfz4gf3jein">
+              <w:r>
+                <w:rPr>
+                  <w:rFonts w:ascii="Arial" w:cs="Arial" w:eastAsia="Arial" w:hAnsi="Arial"/>
+                  <w:color w:val="595959"/>
+                  <w:sz w:val="14"/>
+                  <w:szCs w:val="14"/>
+                  <w:u w:val="single" w:color="595959"/>
+                </w:rPr>
+                <w:t xml:space="preserve">🔍 Search ARES for similar videos</w:t>
+              </w:r>
+            </w:hyperlink>
+          </w:p>
+          <w:p>
+            <w:pPr>
+              <w:spacing w:after="40" w:before="0"/>
+            </w:pPr>
+            <w:r>
+              <w:rPr>
+                <w:sz w:val="14"/>
+                <w:szCs w:val="14"/>
+              </w:rPr>
+              <w:t xml:space="preserve"/>
+            </w:r>
+          </w:p>
+          <w:p>
+            <w:pPr>
+              <w:spacing w:after="20" w:before="0"/>
+            </w:pPr>
+            <w:r>
+              <w:rPr>
+                <w:rFonts w:ascii="Arial" w:cs="Arial" w:eastAsia="Arial" w:hAnsi="Arial"/>
+                <w:b/>
+                <w:bCs/>
+                <w:color w:val="1F3864"/>
+                <w:sz w:val="16"/>
+                <w:szCs w:val="16"/>
+              </w:rPr>
+              <w:t xml:space="preserve">📖 EXERCISE:</w:t>
+            </w:r>
+          </w:p>
+          <w:p>
+            <w:pPr>
+              <w:spacing w:after="20" w:before="0"/>
+            </w:pPr>
+            <w:hyperlink w:history="1" r:id="rIddli2rvjjbtrusdyqqpxk1">
+              <w:r>
+                <w:rPr>
+                  <w:rFonts w:ascii="Arial" w:cs="Arial" w:eastAsia="Arial" w:hAnsi="Arial"/>
+                  <w:color w:val="2E75B6"/>
+                  <w:sz w:val="16"/>
+                  <w:szCs w:val="16"/>
+                  <w:u w:val="single" w:color="2E75B6"/>
+                </w:rPr>
+                <w:t xml:space="preserve">Calculating pH of Weak Acid and Base Solutions Practice</w:t>
+              </w:r>
+            </w:hyperlink>
+          </w:p>
+          <w:p>
+            <w:pPr>
+              <w:spacing w:after="10" w:before="0"/>
+              <w:ind w:left="120"/>
+            </w:pPr>
+            <w:r>
+              <w:rPr>
+                <w:rFonts w:ascii="Arial" w:cs="Arial" w:eastAsia="Arial" w:hAnsi="Arial"/>
+                <w:color w:val="595959"/>
+                <w:sz w:val="14"/>
+                <w:szCs w:val="14"/>
+              </w:rPr>
+              <w:t xml:space="preserve">Source: CK-12</w:t>
+            </w:r>
+          </w:p>
+          <w:p>
+            <w:pPr>
+              <w:spacing w:after="10" w:before="0"/>
+              <w:ind w:left="120"/>
+            </w:pPr>
+            <w:hyperlink w:history="1" r:id="rIdw5k-i6rjhyfi2llpu0bqh">
+              <w:r>
+                <w:rPr>
+                  <w:rFonts w:ascii="Arial" w:cs="Arial" w:eastAsia="Arial" w:hAnsi="Arial"/>
+                  <w:color w:val="595959"/>
+                  <w:sz w:val="14"/>
+                  <w:szCs w:val="14"/>
+                  <w:u w:val="single" w:color="595959"/>
+                </w:rPr>
+                <w:t xml:space="preserve">🔍 Search ARES for similar readings</w:t>
+              </w:r>
+            </w:hyperlink>
+          </w:p>
+        </w:tc>
+        <w:tc>
+          <w:tcPr>
+            <w:tcW w:type="dxa" w:w="3040"/>
+            <w:shd w:fill="FFFFFF" w:color="auto" w:val="clear"/>
+            <w:tcMar>
+              <w:top w:type="dxa" w:w="60"/>
+              <w:left w:type="dxa" w:w="120"/>
+              <w:bottom w:type="dxa" w:w="60"/>
+              <w:right w:type="dxa" w:w="120"/>
+            </w:tcMar>
+            <w:vAlign w:val="top"/>
+          </w:tcPr>
+          <w:p>
+            <w:pPr>
+              <w:spacing w:after="40" w:before="0"/>
+              <w:jc w:val="left"/>
+            </w:pPr>
+            <w:r>
+              <w:rPr>
+                <w:rFonts w:ascii="Arial" w:cs="Arial" w:eastAsia="Arial" w:hAnsi="Arial"/>
+                <w:b w:val="false"/>
+                <w:bCs w:val="false"/>
+                <w:i w:val="false"/>
+                <w:iCs w:val="false"/>
+                <w:color w:val="000000"/>
+                <w:sz w:val="18"/>
+                <w:szCs w:val="18"/>
+              </w:rPr>
+              <w:t xml:space="preserve">The teacher distributes the Lesson 9 Particle Diagram Worksheet (or draws the diagrams on the board for students to copy). The worksheet shows four beakers drawn side by side, each containing the same number of formula units before ionisation: Beaker A — 6 HCl molecules dissolving; Beaker B — 6 CH3COOH (ethanoic acid) molecules dissolving; Beaker C — 6 NaOH formula units dissolving; Beaker D — 6 NH3 molecules dissolving in water. Below each beaker is an empty product diagram box. The teacher says: Before I explain anything, I want you to look at the evidence we already have. From your Lesson 8 pH data, a 0.1 mol per litre hydrochloric acid solution gives pH 1, while a 0.1 mol per litre ethanoic acid solution gives approximately pH 3. That means same concentration — same number of formula units going in — yet the HCl solution has about 100 times more H+ ions in it. Similarly, 0.1 mol per litre sodium hydroxide solution gives pH 13, while 0.1 mol per litre ammonia solution gives approximately pH 11. Students are asked: In Beaker A (HCl), if 6 formula units produce many more H+ ions than 6 formula units of ethanoic acid in Beaker B — what must be happening differently inside those two beakers? Students discuss in pairs for 60 seconds. The teacher collects responses. Expected output: HCl must be breaking apart completely; ethanoic acid must only partly break apart. Students have now reasoned toward the concept before being told it — this is the key observable inference of the lesson.</w:t>
+            </w:r>
+          </w:p>
+        </w:tc>
+        <w:tc>
+          <w:tcPr>
+            <w:tcW w:type="dxa" w:w="3040"/>
+            <w:shd w:fill="F2F2F2" w:color="auto" w:val="clear"/>
+            <w:tcMar>
+              <w:top w:type="dxa" w:w="60"/>
+              <w:left w:type="dxa" w:w="120"/>
+              <w:bottom w:type="dxa" w:w="60"/>
+              <w:right w:type="dxa" w:w="120"/>
+            </w:tcMar>
+            <w:vAlign w:val="top"/>
+          </w:tcPr>
+          <w:p>
+            <w:pPr>
+              <w:spacing w:after="40" w:before="0"/>
+              <w:jc w:val="left"/>
+            </w:pPr>
+            <w:r>
+              <w:rPr>
+                <w:rFonts w:ascii="Arial" w:cs="Arial" w:eastAsia="Arial" w:hAnsi="Arial"/>
+                <w:b w:val="false"/>
+                <w:bCs w:val="false"/>
+                <w:i w:val="false"/>
+                <w:iCs w:val="false"/>
+                <w:color w:val="000000"/>
+                <w:sz w:val="18"/>
+                <w:szCs w:val="18"/>
+              </w:rPr>
+              <w:t xml:space="preserve">Teacher projects or draws the four beakers. Points to the pH data on the board: Here is your evidence. Same starting concentration — same number of molecules going in. HCl gives pH 1. Ethanoic acid gives pH 3. That is not a small difference. On the pH scale, each step is a tenfold change in H+ concentration. pH 1 versus pH 3 means the HCl solution has 100 times more H+ ions than the ethanoic acid solution. [WAIT TIME: pause 5 seconds, let that number settle.] So I am asking you: if the same number of molecules went in, but one produced 100 times more H+ ions — what must be happening inside the beakers differently? Talk to your partner. [WAIT TIME: 60 seconds paired discussion.] After collecting responses: Someone just said one acid breaks all the way apart and the other only breaks part way. That is exactly the insight we need. Let us now give that idea a precise scientific name and draw it.</w:t>
+            </w:r>
+          </w:p>
+        </w:tc>
+        <w:tc>
+          <w:tcPr>
+            <w:tcW w:type="dxa" w:w="3040"/>
+            <w:shd w:fill="FFFFFF" w:color="auto" w:val="clear"/>
+            <w:tcMar>
+              <w:top w:type="dxa" w:w="60"/>
+              <w:left w:type="dxa" w:w="120"/>
+              <w:bottom w:type="dxa" w:w="60"/>
+              <w:right w:type="dxa" w:w="120"/>
+            </w:tcMar>
+            <w:vAlign w:val="top"/>
+          </w:tcPr>
+          <w:p>
+            <w:pPr>
+              <w:spacing w:after="40" w:before="0"/>
+              <w:jc w:val="left"/>
+            </w:pPr>
+            <w:r>
+              <w:rPr>
+                <w:rFonts w:ascii="Arial" w:cs="Arial" w:eastAsia="Arial" w:hAnsi="Arial"/>
+                <w:b w:val="false"/>
+                <w:bCs w:val="false"/>
+                <w:i w:val="false"/>
+                <w:iCs w:val="false"/>
+                <w:color w:val="000000"/>
+                <w:sz w:val="18"/>
+                <w:szCs w:val="18"/>
+              </w:rPr>
+              <w:t xml:space="preserve">The observe phase here is data-driven observation of a quantitative anomaly — the 100-times difference in H+ concentration inferred from pH data students collected themselves. This grounds the abstract concept of ionisation in their own empirical evidence. The particle diagram task is scaffolded observation of a model, not free construction, ensuring all students access the key visual before the formal explanation.</w:t>
+            </w:r>
+          </w:p>
+        </w:tc>
+        <w:tc>
+          <w:tcPr>
+            <w:tcW w:type="dxa" w:w="3040"/>
+            <w:shd w:fill="F2F2F2" w:color="auto" w:val="clear"/>
+            <w:tcMar>
+              <w:top w:type="dxa" w:w="60"/>
+              <w:left w:type="dxa" w:w="120"/>
+              <w:bottom w:type="dxa" w:w="60"/>
+              <w:right w:type="dxa" w:w="120"/>
+            </w:tcMar>
+            <w:vAlign w:val="top"/>
+          </w:tcPr>
+          <w:p>
+            <w:pPr>
+              <w:spacing w:after="40" w:before="0"/>
+              <w:jc w:val="left"/>
+            </w:pPr>
+            <w:r>
+              <w:rPr>
+                <w:rFonts w:ascii="Arial" w:cs="Arial" w:eastAsia="Arial" w:hAnsi="Arial"/>
+                <w:b w:val="false"/>
+                <w:bCs w:val="false"/>
+                <w:i w:val="false"/>
+                <w:iCs w:val="false"/>
+                <w:color w:val="000000"/>
+                <w:sz w:val="18"/>
+                <w:szCs w:val="18"/>
+              </w:rPr>
+              <w:t xml:space="preserve">Teacher listens to paired discussions and cold-calls two pairs: one that reached the complete vs. partial ionisation idea and one that is still uncertain. This reveals whether the class is ready for the formal explanation or needs another data prompt. Teacher notes any student who uses the phrase strong and weak correctly before being taught — these students can be invited to elaborate during the Explain phase.</w:t>
+            </w:r>
+          </w:p>
+        </w:tc>
+      </w:tr>
+      <w:tr>
+        <w:tc>
+          <w:tcPr>
+            <w:tcW w:type="dxa" w:w="1520"/>
+            <w:shd w:fill="E2EFDA" w:color="auto" w:val="clear"/>
+            <w:tcMar>
+              <w:top w:type="dxa" w:w="60"/>
+              <w:left w:type="dxa" w:w="120"/>
+              <w:bottom w:type="dxa" w:w="60"/>
+              <w:right w:type="dxa" w:w="120"/>
+            </w:tcMar>
+            <w:vAlign w:val="top"/>
+          </w:tcPr>
+          <w:p>
+            <w:pPr>
+              <w:spacing w:after="40" w:before="0"/>
+              <w:jc w:val="left"/>
+            </w:pPr>
+            <w:r>
+              <w:rPr>
+                <w:rFonts w:ascii="Arial" w:cs="Arial" w:eastAsia="Arial" w:hAnsi="Arial"/>
+                <w:b/>
+                <w:bCs/>
+                <w:i w:val="false"/>
+                <w:iCs w:val="false"/>
+                <w:color w:val="000000"/>
+                <w:sz w:val="18"/>
+                <w:szCs w:val="18"/>
+              </w:rPr>
+              <w:t xml:space="preserve">Explain Phase</w:t>
+            </w:r>
+          </w:p>
+          <w:p>
+            <w:pPr>
+              <w:spacing w:after="20" w:before="0"/>
+            </w:pPr>
+            <w:r>
+              <w:rPr>
+                <w:rFonts w:ascii="Arial" w:cs="Arial" w:eastAsia="Arial" w:hAnsi="Arial"/>
+                <w:b/>
+                <w:bCs/>
+                <w:color w:val="1F3864"/>
+                <w:sz w:val="16"/>
+                <w:szCs w:val="16"/>
+              </w:rPr>
+              <w:t xml:space="preserve">📹 VIDEO:</w:t>
+            </w:r>
+          </w:p>
+          <w:p>
+            <w:pPr>
+              <w:spacing w:after="20" w:before="0"/>
+            </w:pPr>
+            <w:hyperlink w:history="1" r:id="rIdj5ez-0hdfgfkh9zwiudls">
+              <w:r>
+                <w:rPr>
+                  <w:rFonts w:ascii="Arial" w:cs="Arial" w:eastAsia="Arial" w:hAnsi="Arial"/>
+                  <w:color w:val="2E75B6"/>
+                  <w:sz w:val="16"/>
+                  <w:szCs w:val="16"/>
+                  <w:u w:val="single" w:color="2E75B6"/>
+                </w:rPr>
+                <w:t xml:space="preserve">Titration of a strong acid with a strong base</w:t>
+              </w:r>
+            </w:hyperlink>
+          </w:p>
+          <w:p>
+            <w:pPr>
+              <w:spacing w:after="10" w:before="0"/>
+              <w:ind w:left="120"/>
+            </w:pPr>
+            <w:r>
+              <w:rPr>
+                <w:rFonts w:ascii="Arial" w:cs="Arial" w:eastAsia="Arial" w:hAnsi="Arial"/>
+                <w:color w:val="595959"/>
+                <w:sz w:val="14"/>
+                <w:szCs w:val="14"/>
+              </w:rPr>
+              <w:t xml:space="preserve">Source: Khan Academy (English - US curriculum)</w:t>
+            </w:r>
+          </w:p>
+          <w:p>
+            <w:pPr>
+              <w:spacing w:after="10" w:before="0"/>
+              <w:ind w:left="120"/>
+            </w:pPr>
+            <w:hyperlink w:history="1" r:id="rIdotp7ahphvse8e3ny2y_8h">
+              <w:r>
+                <w:rPr>
+                  <w:rFonts w:ascii="Arial" w:cs="Arial" w:eastAsia="Arial" w:hAnsi="Arial"/>
+                  <w:color w:val="595959"/>
+                  <w:sz w:val="14"/>
+                  <w:szCs w:val="14"/>
+                  <w:u w:val="single" w:color="595959"/>
+                </w:rPr>
+                <w:t xml:space="preserve">🔍 Search ARES for similar videos</w:t>
+              </w:r>
+            </w:hyperlink>
+          </w:p>
+          <w:p>
+            <w:pPr>
+              <w:spacing w:after="40" w:before="0"/>
+            </w:pPr>
+            <w:r>
+              <w:rPr>
+                <w:sz w:val="14"/>
+                <w:szCs w:val="14"/>
+              </w:rPr>
+              <w:t xml:space="preserve"/>
+            </w:r>
+          </w:p>
+          <w:p>
+            <w:pPr>
+              <w:spacing w:after="20" w:before="0"/>
+            </w:pPr>
+            <w:r>
+              <w:rPr>
+                <w:rFonts w:ascii="Arial" w:cs="Arial" w:eastAsia="Arial" w:hAnsi="Arial"/>
+                <w:b/>
+                <w:bCs/>
+                <w:color w:val="1F3864"/>
+                <w:sz w:val="16"/>
+                <w:szCs w:val="16"/>
+              </w:rPr>
+              <w:t xml:space="preserve">📖 HTML:</w:t>
+            </w:r>
+          </w:p>
+          <w:p>
+            <w:pPr>
+              <w:spacing w:after="20" w:before="0"/>
+            </w:pPr>
+            <w:hyperlink w:history="1" r:id="rId1p-ullffi5ud3gzcyjucl">
+              <w:r>
+                <w:rPr>
+                  <w:rFonts w:ascii="Arial" w:cs="Arial" w:eastAsia="Arial" w:hAnsi="Arial"/>
+                  <w:color w:val="2E75B6"/>
+                  <w:sz w:val="16"/>
+                  <w:szCs w:val="16"/>
+                  <w:u w:val="single" w:color="2E75B6"/>
+                </w:rPr>
+                <w:t xml:space="preserve">Acid-Base Solutions</w:t>
+              </w:r>
+            </w:hyperlink>
+          </w:p>
+          <w:p>
+            <w:pPr>
+              <w:spacing w:after="10" w:before="0"/>
+              <w:ind w:left="120"/>
+            </w:pPr>
+            <w:r>
+              <w:rPr>
+                <w:rFonts w:ascii="Arial" w:cs="Arial" w:eastAsia="Arial" w:hAnsi="Arial"/>
+                <w:color w:val="595959"/>
+                <w:sz w:val="14"/>
+                <w:szCs w:val="14"/>
+              </w:rPr>
+              <w:t xml:space="preserve">Source: PhET Interactive Simulations (English)</w:t>
+            </w:r>
+          </w:p>
+          <w:p>
+            <w:pPr>
+              <w:spacing w:after="10" w:before="0"/>
+              <w:ind w:left="120"/>
+            </w:pPr>
+            <w:hyperlink w:history="1" r:id="rIdpfrgxlax5vbzvgshsvudm">
+              <w:r>
+                <w:rPr>
+                  <w:rFonts w:ascii="Arial" w:cs="Arial" w:eastAsia="Arial" w:hAnsi="Arial"/>
+                  <w:color w:val="595959"/>
+                  <w:sz w:val="14"/>
+                  <w:szCs w:val="14"/>
+                  <w:u w:val="single" w:color="595959"/>
+                </w:rPr>
+                <w:t xml:space="preserve">🔍 Search ARES for similar readings</w:t>
+              </w:r>
+            </w:hyperlink>
+          </w:p>
+        </w:tc>
+        <w:tc>
+          <w:tcPr>
+            <w:tcW w:type="dxa" w:w="3040"/>
+            <w:shd w:fill="FFFFFF" w:color="auto" w:val="clear"/>
+            <w:tcMar>
+              <w:top w:type="dxa" w:w="60"/>
+              <w:left w:type="dxa" w:w="120"/>
+              <w:bottom w:type="dxa" w:w="60"/>
+              <w:right w:type="dxa" w:w="120"/>
+            </w:tcMar>
+            <w:vAlign w:val="top"/>
+          </w:tcPr>
+          <w:p>
+            <w:pPr>
+              <w:spacing w:after="40" w:before="0"/>
+              <w:jc w:val="left"/>
+            </w:pPr>
+            <w:r>
+              <w:rPr>
+                <w:rFonts w:ascii="Arial" w:cs="Arial" w:eastAsia="Arial" w:hAnsi="Arial"/>
+                <w:b w:val="false"/>
+                <w:bCs w:val="false"/>
+                <w:i w:val="false"/>
+                <w:iCs w:val="false"/>
+                <w:color w:val="000000"/>
+                <w:sz w:val="18"/>
+                <w:szCs w:val="18"/>
+              </w:rPr>
+              <w:t xml:space="preserve">The teacher formally introduces the terms strong acid, weak acid, strong base, and weak base, anchoring each in degree of ionisation. Using the particle diagrams on the board or worksheet, the teacher completes each product beaker: Beaker A (HCl, strong acid) — all 6 formula units are shown fully separated into H+ and Cl- ions; Beaker B (ethanoic acid, weak acid) — only 1 or 2 of the 6 molecules are shown ionised, with 4 or 5 remaining as intact CH3COOH molecules, and a reversible double-headed arrow shown; Beaker C (NaOH, strong base) — all 6 formula units fully separated into Na+ and OH- ions; Beaker D (ammonia/NH3, weak base) — only 1 or 2 NH3 molecules have reacted with water to form NH4+ and OH-, with the reversible arrow shown. Students annotate their diagrams with the labels: complete ionisation, partial ionisation, strong, weak, and reversible equilibrium symbol. The teacher then guides students to write four ionisation equations: HCl(aq) arrow H+(aq) + Cl-(aq) [one-directional arrow, labelled strong]; CH3COOH(aq) double arrow CH3COO-(aq) + H+(aq) [reversible arrow, labelled weak]; NaOH(aq) arrow Na+(aq) + OH-(aq) [one-directional, strong]; NH3(aq) + H2O(l) double arrow NH4+(aq) + OH-(aq) [reversible, weak]. Teacher emphasises: The reversible arrow for weak acids and bases tells us the reaction does not go to completion — at any moment, most molecules are still intact, so fewer H+ or OH- ions are present. This is why the pH is closer to 7 than a strong acid or base of the same concentration. The teacher then projects or writes the following summary linking table on the board: columns are — Substance, Kenyan source, Strong or Weak, Degree of ionisation, Approximate pH at 0.1 mol/L. Rows are: HCl (laboratory acid, not commonly consumed, strong, complete, pH 1); ethanoic acid (white vinegar sold in Kenyan supermarkets, weak, partial, pH 3); citric acid (fresh lemon juice from Kenyan farms, weak, partial, pH 2 to 3); NaOH (caustic soda / oven cleaner, strong, complete, pH 13); ammonia solution (multipurpose cleaner used in Kenyan homes and schools, weak, partial, pH 11). Students copy and annotate the table. Agricultural connection is introduced: The teacher narrates the Kericho tea scenario. Kericho County in the Rift Valley is one of Kenyas most important tea-growing regions. Tea plants grow best in slightly acidic soils with pH 5.5 to 6.0. In some fields, poor drainage and decomposing organic material can drive soil pH down to 4.2. At pH 4.2, the H+ ion concentration is about 6 times higher than at pH 5.0 and almost 100 times higher than at pH 6.0. What is causing this soil acidity? Mostly organic acids and dissolved carbon dioxide forming carbonic acid — both weak acids. But because they are produced continuously by decomposing matter, the cumulative effect drives pH low enough to damage plant roots. Farmers apply agricultural lime (calcium hydroxide, a strong base) to neutralise this excess acidity, raising pH to the optimal range. Students connect: the strong base fully ionises to produce OH- ions that neutralise H+ ions — the neutralisation reaction from Lesson 5. Students are then asked to answer in their notebooks: Why would applying too much lime be equally damaging? Expected answer: too much strong base would raise pH above 7, making soil alkaline, which also harms tea plant nutrient uptake. This two-sided thinking reinforces that both extremes of the pH scale, driven by either strong acids or strong bases, cause agricultural harm.</w:t>
+            </w:r>
+          </w:p>
+        </w:tc>
+        <w:tc>
+          <w:tcPr>
+            <w:tcW w:type="dxa" w:w="3040"/>
+            <w:shd w:fill="F2F2F2" w:color="auto" w:val="clear"/>
+            <w:tcMar>
+              <w:top w:type="dxa" w:w="60"/>
+              <w:left w:type="dxa" w:w="120"/>
+              <w:bottom w:type="dxa" w:w="60"/>
+              <w:right w:type="dxa" w:w="120"/>
+            </w:tcMar>
+            <w:vAlign w:val="top"/>
+          </w:tcPr>
+          <w:p>
+            <w:pPr>
+              <w:spacing w:after="40" w:before="0"/>
+              <w:jc w:val="left"/>
+            </w:pPr>
+            <w:r>
+              <w:rPr>
+                <w:rFonts w:ascii="Arial" w:cs="Arial" w:eastAsia="Arial" w:hAnsi="Arial"/>
+                <w:b w:val="false"/>
+                <w:bCs w:val="false"/>
+                <w:i w:val="false"/>
+                <w:iCs w:val="false"/>
+                <w:color w:val="000000"/>
+                <w:sz w:val="18"/>
+                <w:szCs w:val="18"/>
+              </w:rPr>
+              <w:t xml:space="preserve">Teacher completes the first particle diagram (HCl) live on the board, thinking aloud: I am going to draw 6 HCl formula units going into water. Now I will draw what comes out. HCl is a strong acid — it ionises completely. So every single HCl unit breaks apart. I draw 6 H+ ions and 6 Cl- ions. No HCl molecules remain. One-directional arrow — no going back. Now ethanoic acid. Same number going in. But watch — only about 1 in 100 molecules actually ionises at this concentration. I will exaggerate slightly to make it visible: maybe 1 or 2 out of 6. Most molecules stay intact. I draw a reversible double arrow — meaning the forward and reverse reactions are both happening. Some molecules ionise, some ions recombine. The result? Far fewer H+ ions in solution. Lower H+ concentration means higher pH — further from 0, closer to 7. [WAIT TIME: 10 seconds of silent student observation and annotation.] Now you annotate your beakers. Write complete ionisation or partial ionisation inside each product box. [WAIT TIME: 60 seconds.] For the agricultural connection: I want to tell you about a real problem in Kericho. [Narrates scenario.] Now, here is a thinking question — do not answer yet. Write it down first: Why would a farmer adding too much lime to fix the acidity actually create a new problem? Think about what a strong base does to pH. [WAIT TIME: 45 seconds silent writing, then 30 seconds paired discussion, then cold-call two students.]</w:t>
+            </w:r>
+          </w:p>
+        </w:tc>
+        <w:tc>
+          <w:tcPr>
+            <w:tcW w:type="dxa" w:w="3040"/>
+            <w:shd w:fill="FFFFFF" w:color="auto" w:val="clear"/>
+            <w:tcMar>
+              <w:top w:type="dxa" w:w="60"/>
+              <w:left w:type="dxa" w:w="120"/>
+              <w:bottom w:type="dxa" w:w="60"/>
+              <w:right w:type="dxa" w:w="120"/>
+            </w:tcMar>
+            <w:vAlign w:val="top"/>
+          </w:tcPr>
+          <w:p>
+            <w:pPr>
+              <w:spacing w:after="40" w:before="0"/>
+              <w:jc w:val="left"/>
+            </w:pPr>
+            <w:r>
+              <w:rPr>
+                <w:rFonts w:ascii="Arial" w:cs="Arial" w:eastAsia="Arial" w:hAnsi="Arial"/>
+                <w:b w:val="false"/>
+                <w:bCs w:val="false"/>
+                <w:i w:val="false"/>
+                <w:iCs w:val="false"/>
+                <w:color w:val="000000"/>
+                <w:sz w:val="18"/>
+                <w:szCs w:val="18"/>
+              </w:rPr>
+              <w:t xml:space="preserve">The particle diagram is the central representational tool — it makes the abstract concept of degree of ionisation visible and countable. Live construction of the diagram by the teacher models scientific thinking explicitly. The linking table consolidates multiple representations (particle, equation, number, colour) into one reference. The Kericho agricultural scenario provides a systems-level application that requires students to reason in both directions — too little and too much — demonstrating deep rather than surface understanding. Connecting back to the neutralisation reaction from Lesson 5 and the pH scale from Lesson 8 explicitly builds the cumulative model.</w:t>
+            </w:r>
+          </w:p>
+        </w:tc>
+        <w:tc>
+          <w:tcPr>
+            <w:tcW w:type="dxa" w:w="3040"/>
+            <w:shd w:fill="F2F2F2" w:color="auto" w:val="clear"/>
+            <w:tcMar>
+              <w:top w:type="dxa" w:w="60"/>
+              <w:left w:type="dxa" w:w="120"/>
+              <w:bottom w:type="dxa" w:w="60"/>
+              <w:right w:type="dxa" w:w="120"/>
+            </w:tcMar>
+            <w:vAlign w:val="top"/>
+          </w:tcPr>
+          <w:p>
+            <w:pPr>
+              <w:spacing w:after="40" w:before="0"/>
+              <w:jc w:val="left"/>
+            </w:pPr>
+            <w:r>
+              <w:rPr>
+                <w:rFonts w:ascii="Arial" w:cs="Arial" w:eastAsia="Arial" w:hAnsi="Arial"/>
+                <w:b w:val="false"/>
+                <w:bCs w:val="false"/>
+                <w:i w:val="false"/>
+                <w:iCs w:val="false"/>
+                <w:color w:val="000000"/>
+                <w:sz w:val="18"/>
+                <w:szCs w:val="18"/>
+              </w:rPr>
+              <w:t xml:space="preserve">After the table is completed, teacher asks students to individually write one sentence: Explain in particle terms why lemon juice has a higher pH than hydrochloric acid even though both are acids. Teacher scans three to five notebooks to assess whether students are using degree of ionisation and H+ ion concentration correctly. Students who write only that lemon juice is less concentrated are flagged for targeted questioning — the teacher re-asks: What if we made them the same concentration? What would still be different? This targets the critical misconception that strength and concentration are the same thing.</w:t>
+            </w:r>
+          </w:p>
+        </w:tc>
+      </w:tr>
+      <w:tr>
+        <w:tc>
+          <w:tcPr>
+            <w:tcW w:type="dxa" w:w="1520"/>
+            <w:shd w:fill="FCE4D6" w:color="auto" w:val="clear"/>
+            <w:tcMar>
+              <w:top w:type="dxa" w:w="60"/>
+              <w:left w:type="dxa" w:w="120"/>
+              <w:bottom w:type="dxa" w:w="60"/>
+              <w:right w:type="dxa" w:w="120"/>
+            </w:tcMar>
+            <w:vAlign w:val="top"/>
+          </w:tcPr>
+          <w:p>
+            <w:pPr>
+              <w:spacing w:after="40" w:before="0"/>
+              <w:jc w:val="left"/>
+            </w:pPr>
+            <w:r>
+              <w:rPr>
+                <w:rFonts w:ascii="Arial" w:cs="Arial" w:eastAsia="Arial" w:hAnsi="Arial"/>
+                <w:b/>
+                <w:bCs/>
+                <w:i w:val="false"/>
+                <w:iCs w:val="false"/>
+                <w:color w:val="000000"/>
+                <w:sz w:val="18"/>
+                <w:szCs w:val="18"/>
+              </w:rPr>
+              <w:t xml:space="preserve">Driving Question Board (DQB) Creation</w:t>
+            </w:r>
+          </w:p>
+          <w:p>
+            <w:pPr>
+              <w:spacing w:after="20" w:before="0"/>
+            </w:pPr>
+            <w:r>
+              <w:rPr>
+                <w:rFonts w:ascii="Arial" w:cs="Arial" w:eastAsia="Arial" w:hAnsi="Arial"/>
+                <w:b/>
+                <w:bCs/>
+                <w:color w:val="1F3864"/>
+                <w:sz w:val="16"/>
+                <w:szCs w:val="16"/>
+              </w:rPr>
+              <w:t xml:space="preserve">📹 VIDEO:</w:t>
+            </w:r>
+          </w:p>
+          <w:p>
+            <w:pPr>
+              <w:spacing w:after="20" w:before="0"/>
+            </w:pPr>
+            <w:hyperlink w:history="1" r:id="rIdjpqqe0fr2vx0hsbbmrc7o">
+              <w:r>
+                <w:rPr>
+                  <w:rFonts w:ascii="Arial" w:cs="Arial" w:eastAsia="Arial" w:hAnsi="Arial"/>
+                  <w:color w:val="2E75B6"/>
+                  <w:sz w:val="16"/>
+                  <w:szCs w:val="16"/>
+                  <w:u w:val="single" w:color="2E75B6"/>
+                </w:rPr>
+                <w:t xml:space="preserve">Titration of a weak acid with a strong base (continued)</w:t>
+              </w:r>
+            </w:hyperlink>
+          </w:p>
+          <w:p>
+            <w:pPr>
+              <w:spacing w:after="10" w:before="0"/>
+              <w:ind w:left="120"/>
+            </w:pPr>
+            <w:r>
+              <w:rPr>
+                <w:rFonts w:ascii="Arial" w:cs="Arial" w:eastAsia="Arial" w:hAnsi="Arial"/>
+                <w:color w:val="595959"/>
+                <w:sz w:val="14"/>
+                <w:szCs w:val="14"/>
+              </w:rPr>
+              <w:t xml:space="preserve">Source: Khan Academy (English - US curriculum)</w:t>
+            </w:r>
+          </w:p>
+          <w:p>
+            <w:pPr>
+              <w:spacing w:after="10" w:before="0"/>
+              <w:ind w:left="120"/>
+            </w:pPr>
+            <w:hyperlink w:history="1" r:id="rIdyg8ebvxdtjmgctvojgnqg">
+              <w:r>
+                <w:rPr>
+                  <w:rFonts w:ascii="Arial" w:cs="Arial" w:eastAsia="Arial" w:hAnsi="Arial"/>
+                  <w:color w:val="595959"/>
+                  <w:sz w:val="14"/>
+                  <w:szCs w:val="14"/>
+                  <w:u w:val="single" w:color="595959"/>
+                </w:rPr>
+                <w:t xml:space="preserve">🔍 Search ARES for similar videos</w:t>
+              </w:r>
+            </w:hyperlink>
+          </w:p>
+          <w:p>
+            <w:pPr>
+              <w:spacing w:after="40" w:before="0"/>
+            </w:pPr>
+            <w:r>
+              <w:rPr>
+                <w:sz w:val="14"/>
+                <w:szCs w:val="14"/>
+              </w:rPr>
+              <w:t xml:space="preserve"/>
+            </w:r>
+          </w:p>
+          <w:p>
+            <w:pPr>
+              <w:spacing w:after="20" w:before="0"/>
+            </w:pPr>
+            <w:r>
+              <w:rPr>
+                <w:rFonts w:ascii="Arial" w:cs="Arial" w:eastAsia="Arial" w:hAnsi="Arial"/>
+                <w:b/>
+                <w:bCs/>
+                <w:color w:val="1F3864"/>
+                <w:sz w:val="16"/>
+                <w:szCs w:val="16"/>
+              </w:rPr>
+              <w:t xml:space="preserve">📖 HTML:</w:t>
+            </w:r>
+          </w:p>
+          <w:p>
+            <w:pPr>
+              <w:spacing w:after="20" w:before="0"/>
+            </w:pPr>
+            <w:hyperlink w:history="1" r:id="rId818gnhwuqzbweb-plg6tw">
               <w:r>
                 <w:rPr>
                   <w:rFonts w:ascii="Arial" w:cs="Arial" w:eastAsia="Arial" w:hAnsi="Arial"/>
@@ -27325,7 +28243,7 @@
               <w:spacing w:after="10" w:before="0"/>
               <w:ind w:left="120"/>
             </w:pPr>
-            <w:hyperlink w:history="1" r:id="rId4j6qqdxcptcewlvy9mmfq">
+            <w:hyperlink w:history="1" r:id="rIdz2yeojt3k5hl2hbeimgxh">
               <w:r>
                 <w:rPr>
                   <w:rFonts w:ascii="Arial" w:cs="Arial" w:eastAsia="Arial" w:hAnsi="Arial"/>
@@ -27367,7 +28285,7 @@
                 <w:sz w:val="18"/>
                 <w:szCs w:val="18"/>
               </w:rPr>
-              <w:t xml:space="preserve">Students open their Lesson 8 notebooks and locate their pH data table. The teacher projects or writes two data rows on the board: Row 1 — hydrochloric acid solution, pH 1, universal indicator colour: red; Row 2 — lemon juice (citric acid), pH 2 to 3, universal indicator colour: orange-red. The teacher prompts: Both of these are acids. Both turn universal indicator into red or orange tones. Both contain H+ ions according to the Arrhenius definition. Yet their pH values are different. In your notebook, write one or two sentences to answer this question: If both solutions contain H+ ions, what could explain the difference in their pH readings? Students write independently for 90 seconds, then share briefly with a shoulder partner. Three volunteers share with the class. Predicted answers are likely to include: one has more acid dissolved, one is more concentrated, or one releases more H+ ions. The teacher accepts all predictions without evaluating them and writes key student phrases on the board under the heading OUR PREDICTIONS. This activates prior knowledge of the pH scale (Lesson 8) and the Arrhenius definition (Lesson 3) and creates cognitive readiness for the ionisation explanation to follow.</w:t>
+              <w:t xml:space="preserve">The teacher draws attention to the DQB displayed in the room. The teacher reads aloud the question that was added at the end of Lesson 8: What does the pH number actually tell us about the strength of the acid or base? The teacher asks the class: Can we now answer this question? What would we write? Students compose a two-sentence answer in their notebooks first (45 seconds), then one student is invited to read their answer aloud. The class refines it collaboratively until they agree on a consensus statement such as: The pH number tells us the relative concentration of H+ ions in a solution, which depends on both the concentration of the acid or base and its degree of ionisation. A strong acid at a given concentration ionises completely and produces more H+ ions, giving a lower pH, while a weak acid at the same concentration ionises only partially and gives a higher pH. The teacher writes this on the DQB card, replacing the original question, and pins it prominently. The teacher then asks: After everything we have learned today, does anyone want to add a NEW question to the DQB for our last lesson? Students are given 30 seconds to think. Expected new questions might include: What are the actual uses of strong and weak acids and bases in Kenya? Can a weak acid ever be dangerous? How do farmers actually test their soil pH? These are previewed as questions Lesson 10 will address. The teacher also points to the original anchoring phenomenon question on the DQB — the eight cups — and asks: Are we almost able to explain every cup? What do we still need from Lesson 10? This plants anticipation for the final lesson.</w:t>
             </w:r>
           </w:p>
         </w:tc>
@@ -27399,7 +28317,7 @@
                 <w:sz w:val="18"/>
                 <w:szCs w:val="18"/>
               </w:rPr>
-              <w:t xml:space="preserve">Teacher opens by pointing to the eight cups from the anchoring phenomenon photograph or drawing on the board: Remember our eight cups from Lesson 1. We now know that the colour each cup showed is linked to the pH of the liquid. But today I want to push us one level deeper. Two of those cups — the lemon juice and a strong acid — both turned reddish colours. Yet if you measured their pH carefully, as we did in Lesson 8, they would give different numbers. Why? Write your best thinking now. [WAIT TIME: 90 seconds of silent individual writing — teacher circulates, reads over shoulders, selects two contrasting responses to highlight.] After sharing: I am hearing two big ideas — concentration and something about how much H+ is actually released. Both of those ideas are going to matter today. Hold onto them.</w:t>
+              <w:t xml:space="preserve">Teacher stands at the DQB and points to the Lesson 8 question card: This was our cliffhanger from last lesson. We said we did not yet know what the pH number really tells us about strength. Do we know now? Write your answer — two sentences — before we talk. [WAIT TIME: 45 seconds silent writing.] Selects a student who wrote a strong response: Read yours to us. To class: Does everyone agree? What would you add or change? [WAIT TIME: 20 seconds for hands.] Facilitates a brief refinement. Then: What new questions does today raise for you? We have one lesson left. What do you still want to know? [WAIT TIME: 30 seconds.] Accepts two or three new question cards. Points to the original eight-cup question and says: In Lesson 10 we will finally be able to explain every single cup — every colour — using everything we have built. You are nearly there.</w:t>
             </w:r>
           </w:p>
         </w:tc>
@@ -27431,7 +28349,7 @@
                 <w:sz w:val="18"/>
                 <w:szCs w:val="18"/>
               </w:rPr>
-              <w:t xml:space="preserve">Prediction-before-instruction activates the Arrhenius model from Lesson 3 and the pH scale from Lesson 8. Anchoring the prediction in the students own data (their Lesson 8 pH table) makes the cognitive need genuine rather than artificial. Writing before sharing reduces anchoring bias toward the first student who speaks.</w:t>
+              <w:t xml:space="preserve">The DQB update makes student knowledge growth visible and metacognitive. Moving a question from open to answered is a concrete indicator of learning progress. Asking what new questions have arisen prevents premature closure and models authentic scientific inquiry — good answers generate new questions. Previewing Lesson 10 as the moment of full explanation sustains motivation and narrative coherence.</w:t>
             </w:r>
           </w:p>
         </w:tc>
@@ -27463,7 +28381,7 @@
                 <w:sz w:val="18"/>
                 <w:szCs w:val="18"/>
               </w:rPr>
-              <w:t xml:space="preserve">Teacher reads student notebook entries during the 90-second silent period. Checks whether students are connecting pH difference to H+ ion concentration difference (desired) or attributing it solely to concentration of solute (a common misconception that will be addressed in the Explain phase). This informs pacing of the explanation.</w:t>
+              <w:t xml:space="preserve">The two-sentence DQB answer is a quick written formative assessment of conceptual integration. Teacher checks for presence of the three key ideas: H+ ion concentration, degree of ionisation, and the link to pH number. Absence of any of these three in a students written answer signals incomplete understanding that teacher will address in the Model Building phase or through individual feedback.</w:t>
             </w:r>
           </w:p>
         </w:tc>
@@ -27472,32 +28390,32 @@
         <w:tc>
           <w:tcPr>
             <w:tcW w:type="dxa" w:w="1520"/>
-            <w:shd w:fill="D9EEF1" w:color="auto" w:val="clear"/>
-            <w:tcMar>
-              <w:top w:type="dxa" w:w="60"/>
-              <w:left w:type="dxa" w:w="120"/>
-              <w:bottom w:type="dxa" w:w="60"/>
-              <w:right w:type="dxa" w:w="120"/>
-            </w:tcMar>
-            <w:vAlign w:val="top"/>
-          </w:tcPr>
-          <w:p>
-            <w:pPr>
-              <w:spacing w:after="40" w:before="0"/>
-              <w:jc w:val="left"/>
-            </w:pPr>
-            <w:r>
-              <w:rPr>
-                <w:rFonts w:ascii="Arial" w:cs="Arial" w:eastAsia="Arial" w:hAnsi="Arial"/>
-                <w:b/>
-                <w:bCs/>
-                <w:i w:val="false"/>
-                <w:iCs w:val="false"/>
-                <w:color w:val="000000"/>
-                <w:sz w:val="18"/>
-                <w:szCs w:val="18"/>
-              </w:rPr>
-              <w:t xml:space="preserve">Observe Phase</w:t>
+            <w:shd w:fill="D5E8F0" w:color="auto" w:val="clear"/>
+            <w:tcMar>
+              <w:top w:type="dxa" w:w="60"/>
+              <w:left w:type="dxa" w:w="120"/>
+              <w:bottom w:type="dxa" w:w="60"/>
+              <w:right w:type="dxa" w:w="120"/>
+            </w:tcMar>
+            <w:vAlign w:val="top"/>
+          </w:tcPr>
+          <w:p>
+            <w:pPr>
+              <w:spacing w:after="40" w:before="0"/>
+              <w:jc w:val="left"/>
+            </w:pPr>
+            <w:r>
+              <w:rPr>
+                <w:rFonts w:ascii="Arial" w:cs="Arial" w:eastAsia="Arial" w:hAnsi="Arial"/>
+                <w:b/>
+                <w:bCs/>
+                <w:i w:val="false"/>
+                <w:iCs w:val="false"/>
+                <w:color w:val="000000"/>
+                <w:sz w:val="18"/>
+                <w:szCs w:val="18"/>
+              </w:rPr>
+              <w:t xml:space="preserve">Model Building Phase</w:t>
             </w:r>
           </w:p>
           <w:p>
@@ -27520,7 +28438,7 @@
             <w:pPr>
               <w:spacing w:after="20" w:before="0"/>
             </w:pPr>
-            <w:hyperlink w:history="1" r:id="rIdgroh3j4eobrhgiewedo-n">
+            <w:hyperlink w:history="1" r:id="rIdeqtnydcfyu69pq7dc2arp">
               <w:r>
                 <w:rPr>
                   <w:rFonts w:ascii="Arial" w:cs="Arial" w:eastAsia="Arial" w:hAnsi="Arial"/>
@@ -27529,7 +28447,7 @@
                   <w:szCs w:val="16"/>
                   <w:u w:val="single" w:color="2E75B6"/>
                 </w:rPr>
-                <w:t xml:space="preserve">Arrhenius Acids and Bases - Overview</w:t>
+                <w:t xml:space="preserve">Titration of a weak acid with a strong base</w:t>
               </w:r>
             </w:hyperlink>
           </w:p>
@@ -27545,7 +28463,7 @@
                 <w:sz w:val="14"/>
                 <w:szCs w:val="14"/>
               </w:rPr>
-              <w:t xml:space="preserve">Source: CK-12</w:t>
+              <w:t xml:space="preserve">Source: Khan Academy (English - US curriculum)</w:t>
             </w:r>
           </w:p>
           <w:p>
@@ -27553,7 +28471,7 @@
               <w:spacing w:after="10" w:before="0"/>
               <w:ind w:left="120"/>
             </w:pPr>
-            <w:hyperlink w:history="1" r:id="rIdmvuxawvgkg7rixmb3qwak">
+            <w:hyperlink w:history="1" r:id="rIdnx62gbyet_jgiskalwer5">
               <w:r>
                 <w:rPr>
                   <w:rFonts w:ascii="Arial" w:cs="Arial" w:eastAsia="Arial" w:hAnsi="Arial"/>
@@ -27598,7 +28516,7 @@
             <w:pPr>
               <w:spacing w:after="20" w:before="0"/>
             </w:pPr>
-            <w:hyperlink w:history="1" r:id="rIdryg6ml0pjqpqvkuhuacwe">
+            <w:hyperlink w:history="1" r:id="rIddllyfskuk8jeikggrj9ae">
               <w:r>
                 <w:rPr>
                   <w:rFonts w:ascii="Arial" w:cs="Arial" w:eastAsia="Arial" w:hAnsi="Arial"/>
@@ -27607,7 +28525,7 @@
                   <w:szCs w:val="16"/>
                   <w:u w:val="single" w:color="2E75B6"/>
                 </w:rPr>
-                <w:t xml:space="preserve">Strong and Weak Acids and Acid Ionization Constant (Ka) (Flexbook)</w:t>
+                <w:t xml:space="preserve">Strong and Weak Bases and Base Ionization Constant (Kb) (Flexbook)</w:t>
               </w:r>
             </w:hyperlink>
           </w:p>
@@ -27631,925 +28549,7 @@
               <w:spacing w:after="10" w:before="0"/>
               <w:ind w:left="120"/>
             </w:pPr>
-            <w:hyperlink w:history="1" r:id="rId7s-ta9kw5jw7s0ccoodvt">
-              <w:r>
-                <w:rPr>
-                  <w:rFonts w:ascii="Arial" w:cs="Arial" w:eastAsia="Arial" w:hAnsi="Arial"/>
-                  <w:color w:val="595959"/>
-                  <w:sz w:val="14"/>
-                  <w:szCs w:val="14"/>
-                  <w:u w:val="single" w:color="595959"/>
-                </w:rPr>
-                <w:t xml:space="preserve">🔍 Search ARES for similar readings</w:t>
-              </w:r>
-            </w:hyperlink>
-          </w:p>
-        </w:tc>
-        <w:tc>
-          <w:tcPr>
-            <w:tcW w:type="dxa" w:w="3040"/>
-            <w:shd w:fill="FFFFFF" w:color="auto" w:val="clear"/>
-            <w:tcMar>
-              <w:top w:type="dxa" w:w="60"/>
-              <w:left w:type="dxa" w:w="120"/>
-              <w:bottom w:type="dxa" w:w="60"/>
-              <w:right w:type="dxa" w:w="120"/>
-            </w:tcMar>
-            <w:vAlign w:val="top"/>
-          </w:tcPr>
-          <w:p>
-            <w:pPr>
-              <w:spacing w:after="40" w:before="0"/>
-              <w:jc w:val="left"/>
-            </w:pPr>
-            <w:r>
-              <w:rPr>
-                <w:rFonts w:ascii="Arial" w:cs="Arial" w:eastAsia="Arial" w:hAnsi="Arial"/>
-                <w:b w:val="false"/>
-                <w:bCs w:val="false"/>
-                <w:i w:val="false"/>
-                <w:iCs w:val="false"/>
-                <w:color w:val="000000"/>
-                <w:sz w:val="18"/>
-                <w:szCs w:val="18"/>
-              </w:rPr>
-              <w:t xml:space="preserve">The teacher distributes the Lesson 9 Particle Diagram Worksheet (or draws the diagrams on the board for students to copy). The worksheet shows four beakers drawn side by side, each containing the same number of formula units before ionisation: Beaker A — 6 HCl molecules dissolving; Beaker B — 6 CH3COOH (ethanoic acid) molecules dissolving; Beaker C — 6 NaOH formula units dissolving; Beaker D — 6 NH3 molecules dissolving in water. Below each beaker is an empty product diagram box. The teacher says: Before I explain anything, I want you to look at the evidence we already have. From your Lesson 8 pH data, a 0.1 mol per litre hydrochloric acid solution gives pH 1, while a 0.1 mol per litre ethanoic acid solution gives approximately pH 3. That means same concentration — same number of formula units going in — yet the HCl solution has about 100 times more H+ ions in it. Similarly, 0.1 mol per litre sodium hydroxide solution gives pH 13, while 0.1 mol per litre ammonia solution gives approximately pH 11. Students are asked: In Beaker A (HCl), if 6 formula units produce many more H+ ions than 6 formula units of ethanoic acid in Beaker B — what must be happening differently inside those two beakers? Students discuss in pairs for 60 seconds. The teacher collects responses. Expected output: HCl must be breaking apart completely; ethanoic acid must only partly break apart. Students have now reasoned toward the concept before being told it — this is the key observable inference of the lesson.</w:t>
-            </w:r>
-          </w:p>
-        </w:tc>
-        <w:tc>
-          <w:tcPr>
-            <w:tcW w:type="dxa" w:w="3040"/>
-            <w:shd w:fill="F2F2F2" w:color="auto" w:val="clear"/>
-            <w:tcMar>
-              <w:top w:type="dxa" w:w="60"/>
-              <w:left w:type="dxa" w:w="120"/>
-              <w:bottom w:type="dxa" w:w="60"/>
-              <w:right w:type="dxa" w:w="120"/>
-            </w:tcMar>
-            <w:vAlign w:val="top"/>
-          </w:tcPr>
-          <w:p>
-            <w:pPr>
-              <w:spacing w:after="40" w:before="0"/>
-              <w:jc w:val="left"/>
-            </w:pPr>
-            <w:r>
-              <w:rPr>
-                <w:rFonts w:ascii="Arial" w:cs="Arial" w:eastAsia="Arial" w:hAnsi="Arial"/>
-                <w:b w:val="false"/>
-                <w:bCs w:val="false"/>
-                <w:i w:val="false"/>
-                <w:iCs w:val="false"/>
-                <w:color w:val="000000"/>
-                <w:sz w:val="18"/>
-                <w:szCs w:val="18"/>
-              </w:rPr>
-              <w:t xml:space="preserve">Teacher projects or draws the four beakers. Points to the pH data on the board: Here is your evidence. Same starting concentration — same number of molecules going in. HCl gives pH 1. Ethanoic acid gives pH 3. That is not a small difference. On the pH scale, each step is a tenfold change in H+ concentration. pH 1 versus pH 3 means the HCl solution has 100 times more H+ ions than the ethanoic acid solution. [WAIT TIME: pause 5 seconds, let that number settle.] So I am asking you: if the same number of molecules went in, but one produced 100 times more H+ ions — what must be happening inside the beakers differently? Talk to your partner. [WAIT TIME: 60 seconds paired discussion.] After collecting responses: Someone just said one acid breaks all the way apart and the other only breaks part way. That is exactly the insight we need. Let us now give that idea a precise scientific name and draw it.</w:t>
-            </w:r>
-          </w:p>
-        </w:tc>
-        <w:tc>
-          <w:tcPr>
-            <w:tcW w:type="dxa" w:w="3040"/>
-            <w:shd w:fill="FFFFFF" w:color="auto" w:val="clear"/>
-            <w:tcMar>
-              <w:top w:type="dxa" w:w="60"/>
-              <w:left w:type="dxa" w:w="120"/>
-              <w:bottom w:type="dxa" w:w="60"/>
-              <w:right w:type="dxa" w:w="120"/>
-            </w:tcMar>
-            <w:vAlign w:val="top"/>
-          </w:tcPr>
-          <w:p>
-            <w:pPr>
-              <w:spacing w:after="40" w:before="0"/>
-              <w:jc w:val="left"/>
-            </w:pPr>
-            <w:r>
-              <w:rPr>
-                <w:rFonts w:ascii="Arial" w:cs="Arial" w:eastAsia="Arial" w:hAnsi="Arial"/>
-                <w:b w:val="false"/>
-                <w:bCs w:val="false"/>
-                <w:i w:val="false"/>
-                <w:iCs w:val="false"/>
-                <w:color w:val="000000"/>
-                <w:sz w:val="18"/>
-                <w:szCs w:val="18"/>
-              </w:rPr>
-              <w:t xml:space="preserve">The observe phase here is data-driven observation of a quantitative anomaly — the 100-times difference in H+ concentration inferred from pH data students collected themselves. This grounds the abstract concept of ionisation in their own empirical evidence. The particle diagram task is scaffolded observation of a model, not free construction, ensuring all students access the key visual before the formal explanation.</w:t>
-            </w:r>
-          </w:p>
-        </w:tc>
-        <w:tc>
-          <w:tcPr>
-            <w:tcW w:type="dxa" w:w="3040"/>
-            <w:shd w:fill="F2F2F2" w:color="auto" w:val="clear"/>
-            <w:tcMar>
-              <w:top w:type="dxa" w:w="60"/>
-              <w:left w:type="dxa" w:w="120"/>
-              <w:bottom w:type="dxa" w:w="60"/>
-              <w:right w:type="dxa" w:w="120"/>
-            </w:tcMar>
-            <w:vAlign w:val="top"/>
-          </w:tcPr>
-          <w:p>
-            <w:pPr>
-              <w:spacing w:after="40" w:before="0"/>
-              <w:jc w:val="left"/>
-            </w:pPr>
-            <w:r>
-              <w:rPr>
-                <w:rFonts w:ascii="Arial" w:cs="Arial" w:eastAsia="Arial" w:hAnsi="Arial"/>
-                <w:b w:val="false"/>
-                <w:bCs w:val="false"/>
-                <w:i w:val="false"/>
-                <w:iCs w:val="false"/>
-                <w:color w:val="000000"/>
-                <w:sz w:val="18"/>
-                <w:szCs w:val="18"/>
-              </w:rPr>
-              <w:t xml:space="preserve">Teacher listens to paired discussions and cold-calls two pairs: one that reached the complete vs. partial ionisation idea and one that is still uncertain. This reveals whether the class is ready for the formal explanation or needs another data prompt. Teacher notes any student who uses the phrase strong and weak correctly before being taught — these students can be invited to elaborate during the Explain phase.</w:t>
-            </w:r>
-          </w:p>
-        </w:tc>
-      </w:tr>
-      <w:tr>
-        <w:tc>
-          <w:tcPr>
-            <w:tcW w:type="dxa" w:w="1520"/>
-            <w:shd w:fill="E2EFDA" w:color="auto" w:val="clear"/>
-            <w:tcMar>
-              <w:top w:type="dxa" w:w="60"/>
-              <w:left w:type="dxa" w:w="120"/>
-              <w:bottom w:type="dxa" w:w="60"/>
-              <w:right w:type="dxa" w:w="120"/>
-            </w:tcMar>
-            <w:vAlign w:val="top"/>
-          </w:tcPr>
-          <w:p>
-            <w:pPr>
-              <w:spacing w:after="40" w:before="0"/>
-              <w:jc w:val="left"/>
-            </w:pPr>
-            <w:r>
-              <w:rPr>
-                <w:rFonts w:ascii="Arial" w:cs="Arial" w:eastAsia="Arial" w:hAnsi="Arial"/>
-                <w:b/>
-                <w:bCs/>
-                <w:i w:val="false"/>
-                <w:iCs w:val="false"/>
-                <w:color w:val="000000"/>
-                <w:sz w:val="18"/>
-                <w:szCs w:val="18"/>
-              </w:rPr>
-              <w:t xml:space="preserve">Explain Phase</w:t>
-            </w:r>
-          </w:p>
-          <w:p>
-            <w:pPr>
-              <w:spacing w:after="20" w:before="0"/>
-            </w:pPr>
-            <w:r>
-              <w:rPr>
-                <w:rFonts w:ascii="Arial" w:cs="Arial" w:eastAsia="Arial" w:hAnsi="Arial"/>
-                <w:b/>
-                <w:bCs/>
-                <w:color w:val="1F3864"/>
-                <w:sz w:val="16"/>
-                <w:szCs w:val="16"/>
-              </w:rPr>
-              <w:t xml:space="preserve">📹 VIDEO:</w:t>
-            </w:r>
-          </w:p>
-          <w:p>
-            <w:pPr>
-              <w:spacing w:after="20" w:before="0"/>
-            </w:pPr>
-            <w:hyperlink w:history="1" r:id="rId3vvqo6hyyyzpzxknev09r">
-              <w:r>
-                <w:rPr>
-                  <w:rFonts w:ascii="Arial" w:cs="Arial" w:eastAsia="Arial" w:hAnsi="Arial"/>
-                  <w:color w:val="2E75B6"/>
-                  <w:sz w:val="16"/>
-                  <w:szCs w:val="16"/>
-                  <w:u w:val="single" w:color="2E75B6"/>
-                </w:rPr>
-                <w:t xml:space="preserve">Arrhenius Acids and Bases - Overview</w:t>
-              </w:r>
-            </w:hyperlink>
-          </w:p>
-          <w:p>
-            <w:pPr>
-              <w:spacing w:after="10" w:before="0"/>
-              <w:ind w:left="120"/>
-            </w:pPr>
-            <w:r>
-              <w:rPr>
-                <w:rFonts w:ascii="Arial" w:cs="Arial" w:eastAsia="Arial" w:hAnsi="Arial"/>
-                <w:color w:val="595959"/>
-                <w:sz w:val="14"/>
-                <w:szCs w:val="14"/>
-              </w:rPr>
-              <w:t xml:space="preserve">Source: CK-12</w:t>
-            </w:r>
-          </w:p>
-          <w:p>
-            <w:pPr>
-              <w:spacing w:after="10" w:before="0"/>
-              <w:ind w:left="120"/>
-            </w:pPr>
-            <w:hyperlink w:history="1" r:id="rIdqn5acv46yyno1gftgflcx">
-              <w:r>
-                <w:rPr>
-                  <w:rFonts w:ascii="Arial" w:cs="Arial" w:eastAsia="Arial" w:hAnsi="Arial"/>
-                  <w:color w:val="595959"/>
-                  <w:sz w:val="14"/>
-                  <w:szCs w:val="14"/>
-                  <w:u w:val="single" w:color="595959"/>
-                </w:rPr>
-                <w:t xml:space="preserve">🔍 Search ARES for similar videos</w:t>
-              </w:r>
-            </w:hyperlink>
-          </w:p>
-          <w:p>
-            <w:pPr>
-              <w:spacing w:after="40" w:before="0"/>
-            </w:pPr>
-            <w:r>
-              <w:rPr>
-                <w:sz w:val="14"/>
-                <w:szCs w:val="14"/>
-              </w:rPr>
-              <w:t xml:space="preserve"/>
-            </w:r>
-          </w:p>
-          <w:p>
-            <w:pPr>
-              <w:spacing w:after="20" w:before="0"/>
-            </w:pPr>
-            <w:r>
-              <w:rPr>
-                <w:rFonts w:ascii="Arial" w:cs="Arial" w:eastAsia="Arial" w:hAnsi="Arial"/>
-                <w:b/>
-                <w:bCs/>
-                <w:color w:val="1F3864"/>
-                <w:sz w:val="16"/>
-                <w:szCs w:val="16"/>
-              </w:rPr>
-              <w:t xml:space="preserve">📖 HTML:</w:t>
-            </w:r>
-          </w:p>
-          <w:p>
-            <w:pPr>
-              <w:spacing w:after="20" w:before="0"/>
-            </w:pPr>
-            <w:hyperlink w:history="1" r:id="rIdnho4splq8uxunhviaagrp">
-              <w:r>
-                <w:rPr>
-                  <w:rFonts w:ascii="Arial" w:cs="Arial" w:eastAsia="Arial" w:hAnsi="Arial"/>
-                  <w:color w:val="2E75B6"/>
-                  <w:sz w:val="16"/>
-                  <w:szCs w:val="16"/>
-                  <w:u w:val="single" w:color="2E75B6"/>
-                </w:rPr>
-                <w:t xml:space="preserve">Strong and Weak Acids and Acid Ionization Constant (Ka) (Flexbook)</w:t>
-              </w:r>
-            </w:hyperlink>
-          </w:p>
-          <w:p>
-            <w:pPr>
-              <w:spacing w:after="10" w:before="0"/>
-              <w:ind w:left="120"/>
-            </w:pPr>
-            <w:r>
-              <w:rPr>
-                <w:rFonts w:ascii="Arial" w:cs="Arial" w:eastAsia="Arial" w:hAnsi="Arial"/>
-                <w:color w:val="595959"/>
-                <w:sz w:val="14"/>
-                <w:szCs w:val="14"/>
-              </w:rPr>
-              <w:t xml:space="preserve">Source: CK-12</w:t>
-            </w:r>
-          </w:p>
-          <w:p>
-            <w:pPr>
-              <w:spacing w:after="10" w:before="0"/>
-              <w:ind w:left="120"/>
-            </w:pPr>
-            <w:hyperlink w:history="1" r:id="rIdwt2eb9padxfhzaw2t85mw">
-              <w:r>
-                <w:rPr>
-                  <w:rFonts w:ascii="Arial" w:cs="Arial" w:eastAsia="Arial" w:hAnsi="Arial"/>
-                  <w:color w:val="595959"/>
-                  <w:sz w:val="14"/>
-                  <w:szCs w:val="14"/>
-                  <w:u w:val="single" w:color="595959"/>
-                </w:rPr>
-                <w:t xml:space="preserve">🔍 Search ARES for similar readings</w:t>
-              </w:r>
-            </w:hyperlink>
-          </w:p>
-        </w:tc>
-        <w:tc>
-          <w:tcPr>
-            <w:tcW w:type="dxa" w:w="3040"/>
-            <w:shd w:fill="FFFFFF" w:color="auto" w:val="clear"/>
-            <w:tcMar>
-              <w:top w:type="dxa" w:w="60"/>
-              <w:left w:type="dxa" w:w="120"/>
-              <w:bottom w:type="dxa" w:w="60"/>
-              <w:right w:type="dxa" w:w="120"/>
-            </w:tcMar>
-            <w:vAlign w:val="top"/>
-          </w:tcPr>
-          <w:p>
-            <w:pPr>
-              <w:spacing w:after="40" w:before="0"/>
-              <w:jc w:val="left"/>
-            </w:pPr>
-            <w:r>
-              <w:rPr>
-                <w:rFonts w:ascii="Arial" w:cs="Arial" w:eastAsia="Arial" w:hAnsi="Arial"/>
-                <w:b w:val="false"/>
-                <w:bCs w:val="false"/>
-                <w:i w:val="false"/>
-                <w:iCs w:val="false"/>
-                <w:color w:val="000000"/>
-                <w:sz w:val="18"/>
-                <w:szCs w:val="18"/>
-              </w:rPr>
-              <w:t xml:space="preserve">The teacher formally introduces the terms strong acid, weak acid, strong base, and weak base, anchoring each in degree of ionisation. Using the particle diagrams on the board or worksheet, the teacher completes each product beaker: Beaker A (HCl, strong acid) — all 6 formula units are shown fully separated into H+ and Cl- ions; Beaker B (ethanoic acid, weak acid) — only 1 or 2 of the 6 molecules are shown ionised, with 4 or 5 remaining as intact CH3COOH molecules, and a reversible double-headed arrow shown; Beaker C (NaOH, strong base) — all 6 formula units fully separated into Na+ and OH- ions; Beaker D (ammonia/NH3, weak base) — only 1 or 2 NH3 molecules have reacted with water to form NH4+ and OH-, with the reversible arrow shown. Students annotate their diagrams with the labels: complete ionisation, partial ionisation, strong, weak, and reversible equilibrium symbol. The teacher then guides students to write four ionisation equations: HCl(aq) arrow H+(aq) + Cl-(aq) [one-directional arrow, labelled strong]; CH3COOH(aq) double arrow CH3COO-(aq) + H+(aq) [reversible arrow, labelled weak]; NaOH(aq) arrow Na+(aq) + OH-(aq) [one-directional, strong]; NH3(aq) + H2O(l) double arrow NH4+(aq) + OH-(aq) [reversible, weak]. Teacher emphasises: The reversible arrow for weak acids and bases tells us the reaction does not go to completion — at any moment, most molecules are still intact, so fewer H+ or OH- ions are present. This is why the pH is closer to 7 than a strong acid or base of the same concentration. The teacher then projects or writes the following summary linking table on the board: columns are — Substance, Kenyan source, Strong or Weak, Degree of ionisation, Approximate pH at 0.1 mol/L. Rows are: HCl (laboratory acid, not commonly consumed, strong, complete, pH 1); ethanoic acid (white vinegar sold in Kenyan supermarkets, weak, partial, pH 3); citric acid (fresh lemon juice from Kenyan farms, weak, partial, pH 2 to 3); NaOH (caustic soda / oven cleaner, strong, complete, pH 13); ammonia solution (multipurpose cleaner used in Kenyan homes and schools, weak, partial, pH 11). Students copy and annotate the table. Agricultural connection is introduced: The teacher narrates the Kericho tea scenario. Kericho County in the Rift Valley is one of Kenyas most important tea-growing regions. Tea plants grow best in slightly acidic soils with pH 5.5 to 6.0. In some fields, poor drainage and decomposing organic material can drive soil pH down to 4.2. At pH 4.2, the H+ ion concentration is about 6 times higher than at pH 5.0 and almost 100 times higher than at pH 6.0. What is causing this soil acidity? Mostly organic acids and dissolved carbon dioxide forming carbonic acid — both weak acids. But because they are produced continuously by decomposing matter, the cumulative effect drives pH low enough to damage plant roots. Farmers apply agricultural lime (calcium hydroxide, a strong base) to neutralise this excess acidity, raising pH to the optimal range. Students connect: the strong base fully ionises to produce OH- ions that neutralise H+ ions — the neutralisation reaction from Lesson 5. Students are then asked to answer in their notebooks: Why would applying too much lime be equally damaging? Expected answer: too much strong base would raise pH above 7, making soil alkaline, which also harms tea plant nutrient uptake. This two-sided thinking reinforces that both extremes of the pH scale, driven by either strong acids or strong bases, cause agricultural harm.</w:t>
-            </w:r>
-          </w:p>
-        </w:tc>
-        <w:tc>
-          <w:tcPr>
-            <w:tcW w:type="dxa" w:w="3040"/>
-            <w:shd w:fill="F2F2F2" w:color="auto" w:val="clear"/>
-            <w:tcMar>
-              <w:top w:type="dxa" w:w="60"/>
-              <w:left w:type="dxa" w:w="120"/>
-              <w:bottom w:type="dxa" w:w="60"/>
-              <w:right w:type="dxa" w:w="120"/>
-            </w:tcMar>
-            <w:vAlign w:val="top"/>
-          </w:tcPr>
-          <w:p>
-            <w:pPr>
-              <w:spacing w:after="40" w:before="0"/>
-              <w:jc w:val="left"/>
-            </w:pPr>
-            <w:r>
-              <w:rPr>
-                <w:rFonts w:ascii="Arial" w:cs="Arial" w:eastAsia="Arial" w:hAnsi="Arial"/>
-                <w:b w:val="false"/>
-                <w:bCs w:val="false"/>
-                <w:i w:val="false"/>
-                <w:iCs w:val="false"/>
-                <w:color w:val="000000"/>
-                <w:sz w:val="18"/>
-                <w:szCs w:val="18"/>
-              </w:rPr>
-              <w:t xml:space="preserve">Teacher completes the first particle diagram (HCl) live on the board, thinking aloud: I am going to draw 6 HCl formula units going into water. Now I will draw what comes out. HCl is a strong acid — it ionises completely. So every single HCl unit breaks apart. I draw 6 H+ ions and 6 Cl- ions. No HCl molecules remain. One-directional arrow — no going back. Now ethanoic acid. Same number going in. But watch — only about 1 in 100 molecules actually ionises at this concentration. I will exaggerate slightly to make it visible: maybe 1 or 2 out of 6. Most molecules stay intact. I draw a reversible double arrow — meaning the forward and reverse reactions are both happening. Some molecules ionise, some ions recombine. The result? Far fewer H+ ions in solution. Lower H+ concentration means higher pH — further from 0, closer to 7. [WAIT TIME: 10 seconds of silent student observation and annotation.] Now you annotate your beakers. Write complete ionisation or partial ionisation inside each product box. [WAIT TIME: 60 seconds.] For the agricultural connection: I want to tell you about a real problem in Kericho. [Narrates scenario.] Now, here is a thinking question — do not answer yet. Write it down first: Why would a farmer adding too much lime to fix the acidity actually create a new problem? Think about what a strong base does to pH. [WAIT TIME: 45 seconds silent writing, then 30 seconds paired discussion, then cold-call two students.]</w:t>
-            </w:r>
-          </w:p>
-        </w:tc>
-        <w:tc>
-          <w:tcPr>
-            <w:tcW w:type="dxa" w:w="3040"/>
-            <w:shd w:fill="FFFFFF" w:color="auto" w:val="clear"/>
-            <w:tcMar>
-              <w:top w:type="dxa" w:w="60"/>
-              <w:left w:type="dxa" w:w="120"/>
-              <w:bottom w:type="dxa" w:w="60"/>
-              <w:right w:type="dxa" w:w="120"/>
-            </w:tcMar>
-            <w:vAlign w:val="top"/>
-          </w:tcPr>
-          <w:p>
-            <w:pPr>
-              <w:spacing w:after="40" w:before="0"/>
-              <w:jc w:val="left"/>
-            </w:pPr>
-            <w:r>
-              <w:rPr>
-                <w:rFonts w:ascii="Arial" w:cs="Arial" w:eastAsia="Arial" w:hAnsi="Arial"/>
-                <w:b w:val="false"/>
-                <w:bCs w:val="false"/>
-                <w:i w:val="false"/>
-                <w:iCs w:val="false"/>
-                <w:color w:val="000000"/>
-                <w:sz w:val="18"/>
-                <w:szCs w:val="18"/>
-              </w:rPr>
-              <w:t xml:space="preserve">The particle diagram is the central representational tool — it makes the abstract concept of degree of ionisation visible and countable. Live construction of the diagram by the teacher models scientific thinking explicitly. The linking table consolidates multiple representations (particle, equation, number, colour) into one reference. The Kericho agricultural scenario provides a systems-level application that requires students to reason in both directions — too little and too much — demonstrating deep rather than surface understanding. Connecting back to the neutralisation reaction from Lesson 5 and the pH scale from Lesson 8 explicitly builds the cumulative model.</w:t>
-            </w:r>
-          </w:p>
-        </w:tc>
-        <w:tc>
-          <w:tcPr>
-            <w:tcW w:type="dxa" w:w="3040"/>
-            <w:shd w:fill="F2F2F2" w:color="auto" w:val="clear"/>
-            <w:tcMar>
-              <w:top w:type="dxa" w:w="60"/>
-              <w:left w:type="dxa" w:w="120"/>
-              <w:bottom w:type="dxa" w:w="60"/>
-              <w:right w:type="dxa" w:w="120"/>
-            </w:tcMar>
-            <w:vAlign w:val="top"/>
-          </w:tcPr>
-          <w:p>
-            <w:pPr>
-              <w:spacing w:after="40" w:before="0"/>
-              <w:jc w:val="left"/>
-            </w:pPr>
-            <w:r>
-              <w:rPr>
-                <w:rFonts w:ascii="Arial" w:cs="Arial" w:eastAsia="Arial" w:hAnsi="Arial"/>
-                <w:b w:val="false"/>
-                <w:bCs w:val="false"/>
-                <w:i w:val="false"/>
-                <w:iCs w:val="false"/>
-                <w:color w:val="000000"/>
-                <w:sz w:val="18"/>
-                <w:szCs w:val="18"/>
-              </w:rPr>
-              <w:t xml:space="preserve">After the table is completed, teacher asks students to individually write one sentence: Explain in particle terms why lemon juice has a higher pH than hydrochloric acid even though both are acids. Teacher scans three to five notebooks to assess whether students are using degree of ionisation and H+ ion concentration correctly. Students who write only that lemon juice is less concentrated are flagged for targeted questioning — the teacher re-asks: What if we made them the same concentration? What would still be different? This targets the critical misconception that strength and concentration are the same thing.</w:t>
-            </w:r>
-          </w:p>
-        </w:tc>
-      </w:tr>
-      <w:tr>
-        <w:tc>
-          <w:tcPr>
-            <w:tcW w:type="dxa" w:w="1520"/>
-            <w:shd w:fill="FCE4D6" w:color="auto" w:val="clear"/>
-            <w:tcMar>
-              <w:top w:type="dxa" w:w="60"/>
-              <w:left w:type="dxa" w:w="120"/>
-              <w:bottom w:type="dxa" w:w="60"/>
-              <w:right w:type="dxa" w:w="120"/>
-            </w:tcMar>
-            <w:vAlign w:val="top"/>
-          </w:tcPr>
-          <w:p>
-            <w:pPr>
-              <w:spacing w:after="40" w:before="0"/>
-              <w:jc w:val="left"/>
-            </w:pPr>
-            <w:r>
-              <w:rPr>
-                <w:rFonts w:ascii="Arial" w:cs="Arial" w:eastAsia="Arial" w:hAnsi="Arial"/>
-                <w:b/>
-                <w:bCs/>
-                <w:i w:val="false"/>
-                <w:iCs w:val="false"/>
-                <w:color w:val="000000"/>
-                <w:sz w:val="18"/>
-                <w:szCs w:val="18"/>
-              </w:rPr>
-              <w:t xml:space="preserve">Driving Question Board (DQB) Creation</w:t>
-            </w:r>
-          </w:p>
-          <w:p>
-            <w:pPr>
-              <w:spacing w:after="20" w:before="0"/>
-            </w:pPr>
-            <w:r>
-              <w:rPr>
-                <w:rFonts w:ascii="Arial" w:cs="Arial" w:eastAsia="Arial" w:hAnsi="Arial"/>
-                <w:b/>
-                <w:bCs/>
-                <w:color w:val="1F3864"/>
-                <w:sz w:val="16"/>
-                <w:szCs w:val="16"/>
-              </w:rPr>
-              <w:t xml:space="preserve">📹 VIDEO:</w:t>
-            </w:r>
-          </w:p>
-          <w:p>
-            <w:pPr>
-              <w:spacing w:after="20" w:before="0"/>
-            </w:pPr>
-            <w:hyperlink w:history="1" r:id="rIdivmeignksllmgyuoyxsbv">
-              <w:r>
-                <w:rPr>
-                  <w:rFonts w:ascii="Arial" w:cs="Arial" w:eastAsia="Arial" w:hAnsi="Arial"/>
-                  <w:color w:val="2E75B6"/>
-                  <w:sz w:val="16"/>
-                  <w:szCs w:val="16"/>
-                  <w:u w:val="single" w:color="2E75B6"/>
-                </w:rPr>
-                <w:t xml:space="preserve">Arrhenius Acids and Bases - Overview</w:t>
-              </w:r>
-            </w:hyperlink>
-          </w:p>
-          <w:p>
-            <w:pPr>
-              <w:spacing w:after="10" w:before="0"/>
-              <w:ind w:left="120"/>
-            </w:pPr>
-            <w:r>
-              <w:rPr>
-                <w:rFonts w:ascii="Arial" w:cs="Arial" w:eastAsia="Arial" w:hAnsi="Arial"/>
-                <w:color w:val="595959"/>
-                <w:sz w:val="14"/>
-                <w:szCs w:val="14"/>
-              </w:rPr>
-              <w:t xml:space="preserve">Source: CK-12</w:t>
-            </w:r>
-          </w:p>
-          <w:p>
-            <w:pPr>
-              <w:spacing w:after="10" w:before="0"/>
-              <w:ind w:left="120"/>
-            </w:pPr>
-            <w:hyperlink w:history="1" r:id="rIdr5gbqxzekamwsygblh6a0">
-              <w:r>
-                <w:rPr>
-                  <w:rFonts w:ascii="Arial" w:cs="Arial" w:eastAsia="Arial" w:hAnsi="Arial"/>
-                  <w:color w:val="595959"/>
-                  <w:sz w:val="14"/>
-                  <w:szCs w:val="14"/>
-                  <w:u w:val="single" w:color="595959"/>
-                </w:rPr>
-                <w:t xml:space="preserve">🔍 Search ARES for similar videos</w:t>
-              </w:r>
-            </w:hyperlink>
-          </w:p>
-          <w:p>
-            <w:pPr>
-              <w:spacing w:after="40" w:before="0"/>
-            </w:pPr>
-            <w:r>
-              <w:rPr>
-                <w:sz w:val="14"/>
-                <w:szCs w:val="14"/>
-              </w:rPr>
-              <w:t xml:space="preserve"/>
-            </w:r>
-          </w:p>
-          <w:p>
-            <w:pPr>
-              <w:spacing w:after="20" w:before="0"/>
-            </w:pPr>
-            <w:r>
-              <w:rPr>
-                <w:rFonts w:ascii="Arial" w:cs="Arial" w:eastAsia="Arial" w:hAnsi="Arial"/>
-                <w:b/>
-                <w:bCs/>
-                <w:color w:val="1F3864"/>
-                <w:sz w:val="16"/>
-                <w:szCs w:val="16"/>
-              </w:rPr>
-              <w:t xml:space="preserve">📖 HTML:</w:t>
-            </w:r>
-          </w:p>
-          <w:p>
-            <w:pPr>
-              <w:spacing w:after="20" w:before="0"/>
-            </w:pPr>
-            <w:hyperlink w:history="1" r:id="rIdoa3rtvoj3hwa3vfpvjfpd">
-              <w:r>
-                <w:rPr>
-                  <w:rFonts w:ascii="Arial" w:cs="Arial" w:eastAsia="Arial" w:hAnsi="Arial"/>
-                  <w:color w:val="2E75B6"/>
-                  <w:sz w:val="16"/>
-                  <w:szCs w:val="16"/>
-                  <w:u w:val="single" w:color="2E75B6"/>
-                </w:rPr>
-                <w:t xml:space="preserve">Strong and Weak Acids and Acid Ionization Constant (Ka) (Flexbook)</w:t>
-              </w:r>
-            </w:hyperlink>
-          </w:p>
-          <w:p>
-            <w:pPr>
-              <w:spacing w:after="10" w:before="0"/>
-              <w:ind w:left="120"/>
-            </w:pPr>
-            <w:r>
-              <w:rPr>
-                <w:rFonts w:ascii="Arial" w:cs="Arial" w:eastAsia="Arial" w:hAnsi="Arial"/>
-                <w:color w:val="595959"/>
-                <w:sz w:val="14"/>
-                <w:szCs w:val="14"/>
-              </w:rPr>
-              <w:t xml:space="preserve">Source: CK-12</w:t>
-            </w:r>
-          </w:p>
-          <w:p>
-            <w:pPr>
-              <w:spacing w:after="10" w:before="0"/>
-              <w:ind w:left="120"/>
-            </w:pPr>
-            <w:hyperlink w:history="1" r:id="rIddavi1dh3shfoefqaylne8">
-              <w:r>
-                <w:rPr>
-                  <w:rFonts w:ascii="Arial" w:cs="Arial" w:eastAsia="Arial" w:hAnsi="Arial"/>
-                  <w:color w:val="595959"/>
-                  <w:sz w:val="14"/>
-                  <w:szCs w:val="14"/>
-                  <w:u w:val="single" w:color="595959"/>
-                </w:rPr>
-                <w:t xml:space="preserve">🔍 Search ARES for similar readings</w:t>
-              </w:r>
-            </w:hyperlink>
-          </w:p>
-        </w:tc>
-        <w:tc>
-          <w:tcPr>
-            <w:tcW w:type="dxa" w:w="3040"/>
-            <w:shd w:fill="FFFFFF" w:color="auto" w:val="clear"/>
-            <w:tcMar>
-              <w:top w:type="dxa" w:w="60"/>
-              <w:left w:type="dxa" w:w="120"/>
-              <w:bottom w:type="dxa" w:w="60"/>
-              <w:right w:type="dxa" w:w="120"/>
-            </w:tcMar>
-            <w:vAlign w:val="top"/>
-          </w:tcPr>
-          <w:p>
-            <w:pPr>
-              <w:spacing w:after="40" w:before="0"/>
-              <w:jc w:val="left"/>
-            </w:pPr>
-            <w:r>
-              <w:rPr>
-                <w:rFonts w:ascii="Arial" w:cs="Arial" w:eastAsia="Arial" w:hAnsi="Arial"/>
-                <w:b w:val="false"/>
-                <w:bCs w:val="false"/>
-                <w:i w:val="false"/>
-                <w:iCs w:val="false"/>
-                <w:color w:val="000000"/>
-                <w:sz w:val="18"/>
-                <w:szCs w:val="18"/>
-              </w:rPr>
-              <w:t xml:space="preserve">The teacher draws attention to the DQB displayed in the room. The teacher reads aloud the question that was added at the end of Lesson 8: What does the pH number actually tell us about the strength of the acid or base? The teacher asks the class: Can we now answer this question? What would we write? Students compose a two-sentence answer in their notebooks first (45 seconds), then one student is invited to read their answer aloud. The class refines it collaboratively until they agree on a consensus statement such as: The pH number tells us the relative concentration of H+ ions in a solution, which depends on both the concentration of the acid or base and its degree of ionisation. A strong acid at a given concentration ionises completely and produces more H+ ions, giving a lower pH, while a weak acid at the same concentration ionises only partially and gives a higher pH. The teacher writes this on the DQB card, replacing the original question, and pins it prominently. The teacher then asks: After everything we have learned today, does anyone want to add a NEW question to the DQB for our last lesson? Students are given 30 seconds to think. Expected new questions might include: What are the actual uses of strong and weak acids and bases in Kenya? Can a weak acid ever be dangerous? How do farmers actually test their soil pH? These are previewed as questions Lesson 10 will address. The teacher also points to the original anchoring phenomenon question on the DQB — the eight cups — and asks: Are we almost able to explain every cup? What do we still need from Lesson 10? This plants anticipation for the final lesson.</w:t>
-            </w:r>
-          </w:p>
-        </w:tc>
-        <w:tc>
-          <w:tcPr>
-            <w:tcW w:type="dxa" w:w="3040"/>
-            <w:shd w:fill="F2F2F2" w:color="auto" w:val="clear"/>
-            <w:tcMar>
-              <w:top w:type="dxa" w:w="60"/>
-              <w:left w:type="dxa" w:w="120"/>
-              <w:bottom w:type="dxa" w:w="60"/>
-              <w:right w:type="dxa" w:w="120"/>
-            </w:tcMar>
-            <w:vAlign w:val="top"/>
-          </w:tcPr>
-          <w:p>
-            <w:pPr>
-              <w:spacing w:after="40" w:before="0"/>
-              <w:jc w:val="left"/>
-            </w:pPr>
-            <w:r>
-              <w:rPr>
-                <w:rFonts w:ascii="Arial" w:cs="Arial" w:eastAsia="Arial" w:hAnsi="Arial"/>
-                <w:b w:val="false"/>
-                <w:bCs w:val="false"/>
-                <w:i w:val="false"/>
-                <w:iCs w:val="false"/>
-                <w:color w:val="000000"/>
-                <w:sz w:val="18"/>
-                <w:szCs w:val="18"/>
-              </w:rPr>
-              <w:t xml:space="preserve">Teacher stands at the DQB and points to the Lesson 8 question card: This was our cliffhanger from last lesson. We said we did not yet know what the pH number really tells us about strength. Do we know now? Write your answer — two sentences — before we talk. [WAIT TIME: 45 seconds silent writing.] Selects a student who wrote a strong response: Read yours to us. To class: Does everyone agree? What would you add or change? [WAIT TIME: 20 seconds for hands.] Facilitates a brief refinement. Then: What new questions does today raise for you? We have one lesson left. What do you still want to know? [WAIT TIME: 30 seconds.] Accepts two or three new question cards. Points to the original eight-cup question and says: In Lesson 10 we will finally be able to explain every single cup — every colour — using everything we have built. You are nearly there.</w:t>
-            </w:r>
-          </w:p>
-        </w:tc>
-        <w:tc>
-          <w:tcPr>
-            <w:tcW w:type="dxa" w:w="3040"/>
-            <w:shd w:fill="FFFFFF" w:color="auto" w:val="clear"/>
-            <w:tcMar>
-              <w:top w:type="dxa" w:w="60"/>
-              <w:left w:type="dxa" w:w="120"/>
-              <w:bottom w:type="dxa" w:w="60"/>
-              <w:right w:type="dxa" w:w="120"/>
-            </w:tcMar>
-            <w:vAlign w:val="top"/>
-          </w:tcPr>
-          <w:p>
-            <w:pPr>
-              <w:spacing w:after="40" w:before="0"/>
-              <w:jc w:val="left"/>
-            </w:pPr>
-            <w:r>
-              <w:rPr>
-                <w:rFonts w:ascii="Arial" w:cs="Arial" w:eastAsia="Arial" w:hAnsi="Arial"/>
-                <w:b w:val="false"/>
-                <w:bCs w:val="false"/>
-                <w:i w:val="false"/>
-                <w:iCs w:val="false"/>
-                <w:color w:val="000000"/>
-                <w:sz w:val="18"/>
-                <w:szCs w:val="18"/>
-              </w:rPr>
-              <w:t xml:space="preserve">The DQB update makes student knowledge growth visible and metacognitive. Moving a question from open to answered is a concrete indicator of learning progress. Asking what new questions have arisen prevents premature closure and models authentic scientific inquiry — good answers generate new questions. Previewing Lesson 10 as the moment of full explanation sustains motivation and narrative coherence.</w:t>
-            </w:r>
-          </w:p>
-        </w:tc>
-        <w:tc>
-          <w:tcPr>
-            <w:tcW w:type="dxa" w:w="3040"/>
-            <w:shd w:fill="F2F2F2" w:color="auto" w:val="clear"/>
-            <w:tcMar>
-              <w:top w:type="dxa" w:w="60"/>
-              <w:left w:type="dxa" w:w="120"/>
-              <w:bottom w:type="dxa" w:w="60"/>
-              <w:right w:type="dxa" w:w="120"/>
-            </w:tcMar>
-            <w:vAlign w:val="top"/>
-          </w:tcPr>
-          <w:p>
-            <w:pPr>
-              <w:spacing w:after="40" w:before="0"/>
-              <w:jc w:val="left"/>
-            </w:pPr>
-            <w:r>
-              <w:rPr>
-                <w:rFonts w:ascii="Arial" w:cs="Arial" w:eastAsia="Arial" w:hAnsi="Arial"/>
-                <w:b w:val="false"/>
-                <w:bCs w:val="false"/>
-                <w:i w:val="false"/>
-                <w:iCs w:val="false"/>
-                <w:color w:val="000000"/>
-                <w:sz w:val="18"/>
-                <w:szCs w:val="18"/>
-              </w:rPr>
-              <w:t xml:space="preserve">The two-sentence DQB answer is a quick written formative assessment of conceptual integration. Teacher checks for presence of the three key ideas: H+ ion concentration, degree of ionisation, and the link to pH number. Absence of any of these three in a students written answer signals incomplete understanding that teacher will address in the Model Building phase or through individual feedback.</w:t>
-            </w:r>
-          </w:p>
-        </w:tc>
-      </w:tr>
-      <w:tr>
-        <w:tc>
-          <w:tcPr>
-            <w:tcW w:type="dxa" w:w="1520"/>
-            <w:shd w:fill="D5E8F0" w:color="auto" w:val="clear"/>
-            <w:tcMar>
-              <w:top w:type="dxa" w:w="60"/>
-              <w:left w:type="dxa" w:w="120"/>
-              <w:bottom w:type="dxa" w:w="60"/>
-              <w:right w:type="dxa" w:w="120"/>
-            </w:tcMar>
-            <w:vAlign w:val="top"/>
-          </w:tcPr>
-          <w:p>
-            <w:pPr>
-              <w:spacing w:after="40" w:before="0"/>
-              <w:jc w:val="left"/>
-            </w:pPr>
-            <w:r>
-              <w:rPr>
-                <w:rFonts w:ascii="Arial" w:cs="Arial" w:eastAsia="Arial" w:hAnsi="Arial"/>
-                <w:b/>
-                <w:bCs/>
-                <w:i w:val="false"/>
-                <w:iCs w:val="false"/>
-                <w:color w:val="000000"/>
-                <w:sz w:val="18"/>
-                <w:szCs w:val="18"/>
-              </w:rPr>
-              <w:t xml:space="preserve">Model Building Phase</w:t>
-            </w:r>
-          </w:p>
-          <w:p>
-            <w:pPr>
-              <w:spacing w:after="20" w:before="0"/>
-            </w:pPr>
-            <w:r>
-              <w:rPr>
-                <w:rFonts w:ascii="Arial" w:cs="Arial" w:eastAsia="Arial" w:hAnsi="Arial"/>
-                <w:b/>
-                <w:bCs/>
-                <w:color w:val="1F3864"/>
-                <w:sz w:val="16"/>
-                <w:szCs w:val="16"/>
-              </w:rPr>
-              <w:t xml:space="preserve">📹 VIDEO:</w:t>
-            </w:r>
-          </w:p>
-          <w:p>
-            <w:pPr>
-              <w:spacing w:after="20" w:before="0"/>
-            </w:pPr>
-            <w:hyperlink w:history="1" r:id="rIdffbpeavxqu0rifgwia_tg">
-              <w:r>
-                <w:rPr>
-                  <w:rFonts w:ascii="Arial" w:cs="Arial" w:eastAsia="Arial" w:hAnsi="Arial"/>
-                  <w:color w:val="2E75B6"/>
-                  <w:sz w:val="16"/>
-                  <w:szCs w:val="16"/>
-                  <w:u w:val="single" w:color="2E75B6"/>
-                </w:rPr>
-                <w:t xml:space="preserve">Arrhenius Acids and Bases - Overview</w:t>
-              </w:r>
-            </w:hyperlink>
-          </w:p>
-          <w:p>
-            <w:pPr>
-              <w:spacing w:after="10" w:before="0"/>
-              <w:ind w:left="120"/>
-            </w:pPr>
-            <w:r>
-              <w:rPr>
-                <w:rFonts w:ascii="Arial" w:cs="Arial" w:eastAsia="Arial" w:hAnsi="Arial"/>
-                <w:color w:val="595959"/>
-                <w:sz w:val="14"/>
-                <w:szCs w:val="14"/>
-              </w:rPr>
-              <w:t xml:space="preserve">Source: CK-12</w:t>
-            </w:r>
-          </w:p>
-          <w:p>
-            <w:pPr>
-              <w:spacing w:after="10" w:before="0"/>
-              <w:ind w:left="120"/>
-            </w:pPr>
-            <w:hyperlink w:history="1" r:id="rIdwmwznacd7orblegm_hpoo">
-              <w:r>
-                <w:rPr>
-                  <w:rFonts w:ascii="Arial" w:cs="Arial" w:eastAsia="Arial" w:hAnsi="Arial"/>
-                  <w:color w:val="595959"/>
-                  <w:sz w:val="14"/>
-                  <w:szCs w:val="14"/>
-                  <w:u w:val="single" w:color="595959"/>
-                </w:rPr>
-                <w:t xml:space="preserve">🔍 Search ARES for similar videos</w:t>
-              </w:r>
-            </w:hyperlink>
-          </w:p>
-          <w:p>
-            <w:pPr>
-              <w:spacing w:after="40" w:before="0"/>
-            </w:pPr>
-            <w:r>
-              <w:rPr>
-                <w:sz w:val="14"/>
-                <w:szCs w:val="14"/>
-              </w:rPr>
-              <w:t xml:space="preserve"/>
-            </w:r>
-          </w:p>
-          <w:p>
-            <w:pPr>
-              <w:spacing w:after="20" w:before="0"/>
-            </w:pPr>
-            <w:r>
-              <w:rPr>
-                <w:rFonts w:ascii="Arial" w:cs="Arial" w:eastAsia="Arial" w:hAnsi="Arial"/>
-                <w:b/>
-                <w:bCs/>
-                <w:color w:val="1F3864"/>
-                <w:sz w:val="16"/>
-                <w:szCs w:val="16"/>
-              </w:rPr>
-              <w:t xml:space="preserve">📖 HTML:</w:t>
-            </w:r>
-          </w:p>
-          <w:p>
-            <w:pPr>
-              <w:spacing w:after="20" w:before="0"/>
-            </w:pPr>
-            <w:hyperlink w:history="1" r:id="rId_u7esn2axnbnptthsxgl-">
-              <w:r>
-                <w:rPr>
-                  <w:rFonts w:ascii="Arial" w:cs="Arial" w:eastAsia="Arial" w:hAnsi="Arial"/>
-                  <w:color w:val="2E75B6"/>
-                  <w:sz w:val="16"/>
-                  <w:szCs w:val="16"/>
-                  <w:u w:val="single" w:color="2E75B6"/>
-                </w:rPr>
-                <w:t xml:space="preserve">Strong and Weak Acids and Acid Ionization Constant (Ka) (Flexbook)</w:t>
-              </w:r>
-            </w:hyperlink>
-          </w:p>
-          <w:p>
-            <w:pPr>
-              <w:spacing w:after="10" w:before="0"/>
-              <w:ind w:left="120"/>
-            </w:pPr>
-            <w:r>
-              <w:rPr>
-                <w:rFonts w:ascii="Arial" w:cs="Arial" w:eastAsia="Arial" w:hAnsi="Arial"/>
-                <w:color w:val="595959"/>
-                <w:sz w:val="14"/>
-                <w:szCs w:val="14"/>
-              </w:rPr>
-              <w:t xml:space="preserve">Source: CK-12</w:t>
-            </w:r>
-          </w:p>
-          <w:p>
-            <w:pPr>
-              <w:spacing w:after="10" w:before="0"/>
-              <w:ind w:left="120"/>
-            </w:pPr>
-            <w:hyperlink w:history="1" r:id="rIdz5siml7uue1ilxqbbami3">
+            <w:hyperlink w:history="1" r:id="rIdlxftpgjj_-fkl6bfimrwt">
               <w:r>
                 <w:rPr>
                   <w:rFonts w:ascii="Arial" w:cs="Arial" w:eastAsia="Arial" w:hAnsi="Arial"/>
@@ -30036,7 +30036,7 @@
             <w:pPr>
               <w:spacing w:after="20" w:before="0"/>
             </w:pPr>
-            <w:hyperlink w:history="1" r:id="rIdeqq8oudsxini0aewj3qw_">
+            <w:hyperlink w:history="1" r:id="rId8outgx9gwblhxniaqfq4f">
               <w:r>
                 <w:rPr>
                   <w:rFonts w:ascii="Arial" w:cs="Arial" w:eastAsia="Arial" w:hAnsi="Arial"/>
@@ -30045,7 +30045,7 @@
                   <w:szCs w:val="16"/>
                   <w:u w:val="single" w:color="2E75B6"/>
                 </w:rPr>
-                <w:t xml:space="preserve">Arrhenius Acids and Bases - Overview</w:t>
+                <w:t xml:space="preserve">Arrhenius acids and bases</w:t>
               </w:r>
             </w:hyperlink>
           </w:p>
@@ -30061,7 +30061,7 @@
                 <w:sz w:val="14"/>
                 <w:szCs w:val="14"/>
               </w:rPr>
-              <w:t xml:space="preserve">Source: CK-12</w:t>
+              <w:t xml:space="preserve">Source: Khan Academy (English - US curriculum)</w:t>
             </w:r>
           </w:p>
           <w:p>
@@ -30069,7 +30069,7 @@
               <w:spacing w:after="10" w:before="0"/>
               <w:ind w:left="120"/>
             </w:pPr>
-            <w:hyperlink w:history="1" r:id="rId75j6eopoe3pr_rpvnygmy">
+            <w:hyperlink w:history="1" r:id="rIdmtynpxcsslaqlpcz2awxa">
               <w:r>
                 <w:rPr>
                   <w:rFonts w:ascii="Arial" w:cs="Arial" w:eastAsia="Arial" w:hAnsi="Arial"/>
@@ -30114,7 +30114,7 @@
             <w:pPr>
               <w:spacing w:after="20" w:before="0"/>
             </w:pPr>
-            <w:hyperlink w:history="1" r:id="rId2uhw6taizz5flhkvlqm85">
+            <w:hyperlink w:history="1" r:id="rIdp8ptkgkymlmhvfyvifmej">
               <w:r>
                 <w:rPr>
                   <w:rFonts w:ascii="Arial" w:cs="Arial" w:eastAsia="Arial" w:hAnsi="Arial"/>
@@ -30123,7 +30123,7 @@
                   <w:szCs w:val="16"/>
                   <w:u w:val="single" w:color="2E75B6"/>
                 </w:rPr>
-                <w:t xml:space="preserve">Properties of Acids (Flexbook)</w:t>
+                <w:t xml:space="preserve">pH Scale</w:t>
               </w:r>
             </w:hyperlink>
           </w:p>
@@ -30139,7 +30139,7 @@
                 <w:sz w:val="14"/>
                 <w:szCs w:val="14"/>
               </w:rPr>
-              <w:t xml:space="preserve">Source: CK-12</w:t>
+              <w:t xml:space="preserve">Source: PhET Interactive Simulations (English)</w:t>
             </w:r>
           </w:p>
           <w:p>
@@ -30147,7 +30147,7 @@
               <w:spacing w:after="10" w:before="0"/>
               <w:ind w:left="120"/>
             </w:pPr>
-            <w:hyperlink w:history="1" r:id="rIdpcewv5t0vtvuruvbymn40">
+            <w:hyperlink w:history="1" r:id="rIdkarak0gg2tbpcb1wrwnlc">
               <w:r>
                 <w:rPr>
                   <w:rFonts w:ascii="Arial" w:cs="Arial" w:eastAsia="Arial" w:hAnsi="Arial"/>
@@ -30342,7 +30342,7 @@
             <w:pPr>
               <w:spacing w:after="20" w:before="0"/>
             </w:pPr>
-            <w:hyperlink w:history="1" r:id="rIdnopfbcbfyhqeplls_ztku">
+            <w:hyperlink w:history="1" r:id="rIdqx5pbsd3netofkimbu9b0">
               <w:r>
                 <w:rPr>
                   <w:rFonts w:ascii="Arial" w:cs="Arial" w:eastAsia="Arial" w:hAnsi="Arial"/>
@@ -30351,7 +30351,7 @@
                   <w:szCs w:val="16"/>
                   <w:u w:val="single" w:color="2E75B6"/>
                 </w:rPr>
-                <w:t xml:space="preserve">Arrhenius Acids and Bases - Overview</w:t>
+                <w:t xml:space="preserve">Arrhenius acids and bases</w:t>
               </w:r>
             </w:hyperlink>
           </w:p>
@@ -30367,7 +30367,7 @@
                 <w:sz w:val="14"/>
                 <w:szCs w:val="14"/>
               </w:rPr>
-              <w:t xml:space="preserve">Source: CK-12</w:t>
+              <w:t xml:space="preserve">Source: Khan Academy (English - US curriculum)</w:t>
             </w:r>
           </w:p>
           <w:p>
@@ -30375,7 +30375,7 @@
               <w:spacing w:after="10" w:before="0"/>
               <w:ind w:left="120"/>
             </w:pPr>
-            <w:hyperlink w:history="1" r:id="rIddakdbtyh07j_26o5hzgag">
+            <w:hyperlink w:history="1" r:id="rId2rrpkthadzuvpdng4fzct">
               <w:r>
                 <w:rPr>
                   <w:rFonts w:ascii="Arial" w:cs="Arial" w:eastAsia="Arial" w:hAnsi="Arial"/>
@@ -30413,14 +30413,14 @@
                 <w:sz w:val="16"/>
                 <w:szCs w:val="16"/>
               </w:rPr>
-              <w:t xml:space="preserve">📖 HTML:</w:t>
+              <w:t xml:space="preserve">📖 EXERCISE:</w:t>
             </w:r>
           </w:p>
           <w:p>
             <w:pPr>
               <w:spacing w:after="20" w:before="0"/>
             </w:pPr>
-            <w:hyperlink w:history="1" r:id="rIdfwbkqxlqvixhme3rtst7u">
+            <w:hyperlink w:history="1" r:id="rIdcuqsyg_pm0qi2krgonp9i">
               <w:r>
                 <w:rPr>
                   <w:rFonts w:ascii="Arial" w:cs="Arial" w:eastAsia="Arial" w:hAnsi="Arial"/>
@@ -30429,7 +30429,7 @@
                   <w:szCs w:val="16"/>
                   <w:u w:val="single" w:color="2E75B6"/>
                 </w:rPr>
-                <w:t xml:space="preserve">Properties of Acids (Flexbook)</w:t>
+                <w:t xml:space="preserve">Use related volumes</w:t>
               </w:r>
             </w:hyperlink>
           </w:p>
@@ -30445,7 +30445,7 @@
                 <w:sz w:val="14"/>
                 <w:szCs w:val="14"/>
               </w:rPr>
-              <w:t xml:space="preserve">Source: CK-12</w:t>
+              <w:t xml:space="preserve">Source: Khan Academy (English - US curriculum)</w:t>
             </w:r>
           </w:p>
           <w:p>
@@ -30453,7 +30453,7 @@
               <w:spacing w:after="10" w:before="0"/>
               <w:ind w:left="120"/>
             </w:pPr>
-            <w:hyperlink w:history="1" r:id="rIdxg4u73kspnqgom-4ztvyq">
+            <w:hyperlink w:history="1" r:id="rIdyzl719sybxci1jknufsgi">
               <w:r>
                 <w:rPr>
                   <w:rFonts w:ascii="Arial" w:cs="Arial" w:eastAsia="Arial" w:hAnsi="Arial"/>
@@ -30648,7 +30648,7 @@
             <w:pPr>
               <w:spacing w:after="20" w:before="0"/>
             </w:pPr>
-            <w:hyperlink w:history="1" r:id="rIdplni8irs7krfab5crw6ej">
+            <w:hyperlink w:history="1" r:id="rIddzsmmmse-jgwq2kq5-_b7">
               <w:r>
                 <w:rPr>
                   <w:rFonts w:ascii="Arial" w:cs="Arial" w:eastAsia="Arial" w:hAnsi="Arial"/>
@@ -30657,7 +30657,7 @@
                   <w:szCs w:val="16"/>
                   <w:u w:val="single" w:color="2E75B6"/>
                 </w:rPr>
-                <w:t xml:space="preserve">Arrhenius Acids and Bases - Overview</w:t>
+                <w:t xml:space="preserve">Arrhenius acids and bases</w:t>
               </w:r>
             </w:hyperlink>
           </w:p>
@@ -30673,7 +30673,7 @@
                 <w:sz w:val="14"/>
                 <w:szCs w:val="14"/>
               </w:rPr>
-              <w:t xml:space="preserve">Source: CK-12</w:t>
+              <w:t xml:space="preserve">Source: Khan Academy (English - US curriculum)</w:t>
             </w:r>
           </w:p>
           <w:p>
@@ -30681,7 +30681,7 @@
               <w:spacing w:after="10" w:before="0"/>
               <w:ind w:left="120"/>
             </w:pPr>
-            <w:hyperlink w:history="1" r:id="rIdio0zn9ehvyuypg9h82gtl">
+            <w:hyperlink w:history="1" r:id="rIdmoe55qqm1b-b3bqyuqmbg">
               <w:r>
                 <w:rPr>
                   <w:rFonts w:ascii="Arial" w:cs="Arial" w:eastAsia="Arial" w:hAnsi="Arial"/>
@@ -30726,7 +30726,7 @@
             <w:pPr>
               <w:spacing w:after="20" w:before="0"/>
             </w:pPr>
-            <w:hyperlink w:history="1" r:id="rId3ruo_ldslwa3tif_f1r9o">
+            <w:hyperlink w:history="1" r:id="rIdyukugzoma70oau5gcmgti">
               <w:r>
                 <w:rPr>
                   <w:rFonts w:ascii="Arial" w:cs="Arial" w:eastAsia="Arial" w:hAnsi="Arial"/>
@@ -30735,7 +30735,7 @@
                   <w:szCs w:val="16"/>
                   <w:u w:val="single" w:color="2E75B6"/>
                 </w:rPr>
-                <w:t xml:space="preserve">Properties of Acids (Flexbook)</w:t>
+                <w:t xml:space="preserve">pH Scale: Basics</w:t>
               </w:r>
             </w:hyperlink>
           </w:p>
@@ -30751,7 +30751,7 @@
                 <w:sz w:val="14"/>
                 <w:szCs w:val="14"/>
               </w:rPr>
-              <w:t xml:space="preserve">Source: CK-12</w:t>
+              <w:t xml:space="preserve">Source: PhET Interactive Simulations (English)</w:t>
             </w:r>
           </w:p>
           <w:p>
@@ -30759,7 +30759,7 @@
               <w:spacing w:after="10" w:before="0"/>
               <w:ind w:left="120"/>
             </w:pPr>
-            <w:hyperlink w:history="1" r:id="rId27ac3uxcbcir8umdsc-lu">
+            <w:hyperlink w:history="1" r:id="rIdqqfh4sdov2y3z8xe2qizu">
               <w:r>
                 <w:rPr>
                   <w:rFonts w:ascii="Arial" w:cs="Arial" w:eastAsia="Arial" w:hAnsi="Arial"/>
@@ -30954,7 +30954,7 @@
             <w:pPr>
               <w:spacing w:after="20" w:before="0"/>
             </w:pPr>
-            <w:hyperlink w:history="1" r:id="rIdfhm-5jzphepr1ffvaqfjy">
+            <w:hyperlink w:history="1" r:id="rIdzhftxbjiwhdmjuryxq991">
               <w:r>
                 <w:rPr>
                   <w:rFonts w:ascii="Arial" w:cs="Arial" w:eastAsia="Arial" w:hAnsi="Arial"/>
@@ -30963,7 +30963,7 @@
                   <w:szCs w:val="16"/>
                   <w:u w:val="single" w:color="2E75B6"/>
                 </w:rPr>
-                <w:t xml:space="preserve">Arrhenius Acids and Bases - Overview</w:t>
+                <w:t xml:space="preserve">Arrhenius acids and bases</w:t>
               </w:r>
             </w:hyperlink>
           </w:p>
@@ -30979,7 +30979,7 @@
                 <w:sz w:val="14"/>
                 <w:szCs w:val="14"/>
               </w:rPr>
-              <w:t xml:space="preserve">Source: CK-12</w:t>
+              <w:t xml:space="preserve">Source: Khan Academy (English - US curriculum)</w:t>
             </w:r>
           </w:p>
           <w:p>
@@ -30987,7 +30987,7 @@
               <w:spacing w:after="10" w:before="0"/>
               <w:ind w:left="120"/>
             </w:pPr>
-            <w:hyperlink w:history="1" r:id="rIdnughegqeg57nw4zpanliz">
+            <w:hyperlink w:history="1" r:id="rIdu-lnka8seca-_fl_sevje">
               <w:r>
                 <w:rPr>
                   <w:rFonts w:ascii="Arial" w:cs="Arial" w:eastAsia="Arial" w:hAnsi="Arial"/>
@@ -31032,7 +31032,7 @@
             <w:pPr>
               <w:spacing w:after="20" w:before="0"/>
             </w:pPr>
-            <w:hyperlink w:history="1" r:id="rIdhanqnp1pwiixyblc1pfuz">
+            <w:hyperlink w:history="1" r:id="rId79hpphr3dhasl7t0_e6ha">
               <w:r>
                 <w:rPr>
                   <w:rFonts w:ascii="Arial" w:cs="Arial" w:eastAsia="Arial" w:hAnsi="Arial"/>
@@ -31041,7 +31041,7 @@
                   <w:szCs w:val="16"/>
                   <w:u w:val="single" w:color="2E75B6"/>
                 </w:rPr>
-                <w:t xml:space="preserve">Properties of Acids (Flexbook)</w:t>
+                <w:t xml:space="preserve">pH Scale</w:t>
               </w:r>
             </w:hyperlink>
           </w:p>
@@ -31057,7 +31057,7 @@
                 <w:sz w:val="14"/>
                 <w:szCs w:val="14"/>
               </w:rPr>
-              <w:t xml:space="preserve">Source: CK-12</w:t>
+              <w:t xml:space="preserve">Source: PhET Interactive Simulations (English)</w:t>
             </w:r>
           </w:p>
           <w:p>
@@ -31065,7 +31065,7 @@
               <w:spacing w:after="10" w:before="0"/>
               <w:ind w:left="120"/>
             </w:pPr>
-            <w:hyperlink w:history="1" r:id="rIdtg_gwdd0yg96y-jekcqjg">
+            <w:hyperlink w:history="1" r:id="rIdlsaclq9kzaqjshhhsy2t_">
               <w:r>
                 <w:rPr>
                   <w:rFonts w:ascii="Arial" w:cs="Arial" w:eastAsia="Arial" w:hAnsi="Arial"/>
@@ -31260,7 +31260,7 @@
             <w:pPr>
               <w:spacing w:after="20" w:before="0"/>
             </w:pPr>
-            <w:hyperlink w:history="1" r:id="rIdlyliavf3e8q_uld09xkvr">
+            <w:hyperlink w:history="1" r:id="rIdjv9q13xsn4ldnx2k3dqju">
               <w:r>
                 <w:rPr>
                   <w:rFonts w:ascii="Arial" w:cs="Arial" w:eastAsia="Arial" w:hAnsi="Arial"/>
@@ -31269,7 +31269,7 @@
                   <w:szCs w:val="16"/>
                   <w:u w:val="single" w:color="2E75B6"/>
                 </w:rPr>
-                <w:t xml:space="preserve">Arrhenius Acids and Bases - Overview</w:t>
+                <w:t xml:space="preserve">Arrhenius acids and bases</w:t>
               </w:r>
             </w:hyperlink>
           </w:p>
@@ -31285,7 +31285,7 @@
                 <w:sz w:val="14"/>
                 <w:szCs w:val="14"/>
               </w:rPr>
-              <w:t xml:space="preserve">Source: CK-12</w:t>
+              <w:t xml:space="preserve">Source: Khan Academy (English - US curriculum)</w:t>
             </w:r>
           </w:p>
           <w:p>
@@ -31293,7 +31293,7 @@
               <w:spacing w:after="10" w:before="0"/>
               <w:ind w:left="120"/>
             </w:pPr>
-            <w:hyperlink w:history="1" r:id="rIdrlxntklffbb6txvfcuys0">
+            <w:hyperlink w:history="1" r:id="rIddfmeztyheh5on11_va8-z">
               <w:r>
                 <w:rPr>
                   <w:rFonts w:ascii="Arial" w:cs="Arial" w:eastAsia="Arial" w:hAnsi="Arial"/>
@@ -31338,7 +31338,7 @@
             <w:pPr>
               <w:spacing w:after="20" w:before="0"/>
             </w:pPr>
-            <w:hyperlink w:history="1" r:id="rIdrebj33csgbp48ut8-h9xr">
+            <w:hyperlink w:history="1" r:id="rIdcgp3oskslinpvr0qm9rvi">
               <w:r>
                 <w:rPr>
                   <w:rFonts w:ascii="Arial" w:cs="Arial" w:eastAsia="Arial" w:hAnsi="Arial"/>
@@ -31347,7 +31347,7 @@
                   <w:szCs w:val="16"/>
                   <w:u w:val="single" w:color="2E75B6"/>
                 </w:rPr>
-                <w:t xml:space="preserve">Properties of Acids (Flexbook)</w:t>
+                <w:t xml:space="preserve">pH Scale</w:t>
               </w:r>
             </w:hyperlink>
           </w:p>
@@ -31363,7 +31363,7 @@
                 <w:sz w:val="14"/>
                 <w:szCs w:val="14"/>
               </w:rPr>
-              <w:t xml:space="preserve">Source: CK-12</w:t>
+              <w:t xml:space="preserve">Source: PhET Interactive Simulations (English)</w:t>
             </w:r>
           </w:p>
           <w:p>
@@ -31371,7 +31371,7 @@
               <w:spacing w:after="10" w:before="0"/>
               <w:ind w:left="120"/>
             </w:pPr>
-            <w:hyperlink w:history="1" r:id="rId8rqckjrtttuyqvjxqkjmb">
+            <w:hyperlink w:history="1" r:id="rIdgxenw3vx7mno_f1wq5p2s">
               <w:r>
                 <w:rPr>
                   <w:rFonts w:ascii="Arial" w:cs="Arial" w:eastAsia="Arial" w:hAnsi="Arial"/>

--- a/data/outputs/v2/Chemistry/SS3.1_Acids_and_Bases/Chemistry_Acids_and_Bases_CBE_LessonSequence.docx
+++ b/data/outputs/v2/Chemistry/SS3.1_Acids_and_Bases/Chemistry_Acids_and_Bases_CBE_LessonSequence.docx
@@ -42,6 +42,177 @@
     </w:p>
     <w:p>
       <w:pPr>
+        <w:spacing w:after="80" w:before="120"/>
+      </w:pPr>
+      <w:r>
+        <w:rPr>
+          <w:rFonts w:ascii="Arial" w:cs="Arial" w:eastAsia="Arial" w:hAnsi="Arial"/>
+          <w:b/>
+          <w:bCs/>
+          <w:color w:val="1F3864"/>
+          <w:sz w:val="20"/>
+          <w:szCs w:val="20"/>
+        </w:rPr>
+        <w:t xml:space="preserve">ATTRIBUTION AND LICENSING</w:t>
+      </w:r>
+    </w:p>
+    <w:p>
+      <w:pPr>
+        <w:spacing w:after="60" w:before="0"/>
+      </w:pPr>
+      <w:r>
+        <w:rPr>
+          <w:rFonts w:ascii="Arial" w:cs="Arial" w:eastAsia="Arial" w:hAnsi="Arial"/>
+          <w:b/>
+          <w:bCs/>
+          <w:sz w:val="17"/>
+          <w:szCs w:val="17"/>
+        </w:rPr>
+        <w:t xml:space="preserve">Curriculum Alignment: </w:t>
+      </w:r>
+      <w:r>
+        <w:rPr>
+          <w:rFonts w:ascii="Arial" w:cs="Arial" w:eastAsia="Arial" w:hAnsi="Arial"/>
+          <w:sz w:val="17"/>
+          <w:szCs w:val="17"/>
+        </w:rPr>
+        <w:t xml:space="preserve">Structured in pedagogical alignment with the competence-based curriculum format and learning outcomes established by the Kenya Institute of Curriculum Development (KICD). This material is independently developed and is not officially endorsed or published by KICD.</w:t>
+      </w:r>
+    </w:p>
+    <w:p>
+      <w:pPr>
+        <w:spacing w:after="60" w:before="0"/>
+      </w:pPr>
+      <w:r>
+        <w:rPr>
+          <w:rFonts w:ascii="Arial" w:cs="Arial" w:eastAsia="Arial" w:hAnsi="Arial"/>
+          <w:b/>
+          <w:bCs/>
+          <w:sz w:val="17"/>
+          <w:szCs w:val="17"/>
+        </w:rPr>
+        <w:t xml:space="preserve">Content &amp; Pedagogy: </w:t>
+      </w:r>
+      <w:r>
+        <w:rPr>
+          <w:rFonts w:ascii="Arial" w:cs="Arial" w:eastAsia="Arial" w:hAnsi="Arial"/>
+          <w:sz w:val="17"/>
+          <w:szCs w:val="17"/>
+        </w:rPr>
+        <w:t xml:space="preserve">Developed and adapted by the educator team at SeaVuria (registered 501(c)(3) in the United States and registered NGO in Kenya, No. 872-850A-BF11), who designed the pedagogical framework, lesson templates and exemplar lessons on which this material is based.</w:t>
+      </w:r>
+    </w:p>
+    <w:p>
+      <w:pPr>
+        <w:spacing w:after="60" w:before="0"/>
+      </w:pPr>
+      <w:r>
+        <w:rPr>
+          <w:rFonts w:ascii="Arial" w:cs="Arial" w:eastAsia="Arial" w:hAnsi="Arial"/>
+          <w:b/>
+          <w:bCs/>
+          <w:sz w:val="17"/>
+          <w:szCs w:val="17"/>
+        </w:rPr>
+        <w:t xml:space="preserve">Production &amp; Layout: </w:t>
+      </w:r>
+      <w:r>
+        <w:rPr>
+          <w:rFonts w:ascii="Arial" w:cs="Arial" w:eastAsia="Arial" w:hAnsi="Arial"/>
+          <w:sz w:val="17"/>
+          <w:szCs w:val="17"/>
+        </w:rPr>
+        <w:t xml:space="preserve">Educational design and curriculum sequencing by SeaVuria. Technical layout, structural formatting, and digital optimization/implementation executed in partnership with ARES Education (registered 501(c)(3) in the United States and Canada (as Afretech Aid) and registered NGO in Kenya), with lesson drafting and compilation assisted by AI (Claude, Anthropic).</w:t>
+      </w:r>
+    </w:p>
+    <w:p>
+      <w:pPr>
+        <w:pBdr>
+          <w:bottom w:val="single" w:color="1F3864" w:sz="6" w:space="6"/>
+        </w:pBdr>
+        <w:spacing w:after="60" w:before="0"/>
+      </w:pPr>
+      <w:r>
+        <w:rPr>
+          <w:rFonts w:ascii="Arial" w:cs="Arial" w:eastAsia="Arial" w:hAnsi="Arial"/>
+          <w:b/>
+          <w:bCs/>
+          <w:sz w:val="17"/>
+          <w:szCs w:val="17"/>
+        </w:rPr>
+        <w:t xml:space="preserve">Licensing &amp; Copyright: </w:t>
+      </w:r>
+      <w:r>
+        <w:rPr>
+          <w:rFonts w:ascii="Arial" w:cs="Arial" w:eastAsia="Arial" w:hAnsi="Arial"/>
+          <w:sz w:val="17"/>
+          <w:szCs w:val="17"/>
+        </w:rPr>
+        <w:t xml:space="preserve">© 2026 SeaVuria and ARES. This work is licensed under a </w:t>
+      </w:r>
+      <w:hyperlink w:history="1" r:id="rIdkk7ee2t8xkxihdlphvdug">
+        <w:r>
+          <w:rPr>
+            <w:rFonts w:ascii="Arial" w:cs="Arial" w:eastAsia="Arial" w:hAnsi="Arial"/>
+            <w:color w:val="1F6B75"/>
+            <w:sz w:val="17"/>
+            <w:szCs w:val="17"/>
+            <w:u w:val="single" w:color="1F6B75"/>
+          </w:rPr>
+          <w:t xml:space="preserve">Creative Commons Attribution-NonCommercial 4.0 International License</w:t>
+        </w:r>
+      </w:hyperlink>
+      <w:r>
+        <w:rPr>
+          <w:rFonts w:ascii="Arial" w:cs="Arial" w:eastAsia="Arial" w:hAnsi="Arial"/>
+          <w:sz w:val="17"/>
+          <w:szCs w:val="17"/>
+        </w:rPr>
+        <w:t xml:space="preserve"> (</w:t>
+      </w:r>
+      <w:hyperlink w:history="1" r:id="rId8xs7f65pztsjbjnti1sdx">
+        <w:r>
+          <w:rPr>
+            <w:rFonts w:ascii="Arial" w:cs="Arial" w:eastAsia="Arial" w:hAnsi="Arial"/>
+            <w:color w:val="1F6B75"/>
+            <w:sz w:val="17"/>
+            <w:szCs w:val="17"/>
+            <w:u w:val="single" w:color="1F6B75"/>
+          </w:rPr>
+          <w:t xml:space="preserve">CC BY-NC 4.0</w:t>
+        </w:r>
+      </w:hyperlink>
+      <w:r>
+        <w:rPr>
+          <w:rFonts w:ascii="Arial" w:cs="Arial" w:eastAsia="Arial" w:hAnsi="Arial"/>
+          <w:sz w:val="17"/>
+          <w:szCs w:val="17"/>
+        </w:rPr>
+        <w:t xml:space="preserve">). To view a copy of this license, visit </w:t>
+      </w:r>
+      <w:hyperlink w:history="1" r:id="rId2-rhwinryuyjlkm2l4ai4">
+        <w:r>
+          <w:rPr>
+            <w:rFonts w:ascii="Arial" w:cs="Arial" w:eastAsia="Arial" w:hAnsi="Arial"/>
+            <w:color w:val="1F6B75"/>
+            <w:sz w:val="17"/>
+            <w:szCs w:val="17"/>
+            <w:u w:val="single" w:color="1F6B75"/>
+          </w:rPr>
+          <w:t xml:space="preserve">https://creativecommons.org/licenses/by-nc/4.0/</w:t>
+        </w:r>
+      </w:hyperlink>
+      <w:r>
+        <w:rPr>
+          <w:rFonts w:ascii="Arial" w:cs="Arial" w:eastAsia="Arial" w:hAnsi="Arial"/>
+          <w:sz w:val="17"/>
+          <w:szCs w:val="17"/>
+        </w:rPr>
+        <w:t xml:space="preserve">. You are free to copy, redistribute, and adapt this material in any medium or format, provided appropriate credit is given and the material is not used for commercial purposes. KICD learning outcomes and curriculum designations reproduced here for alignment purposes remain the property of KICD and are not covered by this license. Linked external resources (e.g. CK-12, Khan Academy, PhET) are subject to their own licenses.</w:t>
+      </w:r>
+    </w:p>
+    <w:p>
+      <w:pPr>
         <w:spacing w:after="120"/>
       </w:pPr>
       <w:r>
@@ -3498,7 +3669,7 @@
             <w:pPr>
               <w:spacing w:after="20" w:before="0"/>
             </w:pPr>
-            <w:hyperlink w:history="1" r:id="rIddareluakvwvyvv7b1nnq-">
+            <w:hyperlink w:history="1" r:id="rIdrlorh8k9trjjhw6imexy1">
               <w:r>
                 <w:rPr>
                   <w:rFonts w:ascii="Arial" w:cs="Arial" w:eastAsia="Arial" w:hAnsi="Arial"/>
@@ -3531,7 +3702,7 @@
               <w:spacing w:after="10" w:before="0"/>
               <w:ind w:left="120"/>
             </w:pPr>
-            <w:hyperlink w:history="1" r:id="rIdbdb71amin1k42nmys9d0g">
+            <w:hyperlink w:history="1" r:id="rIdcugrt0zzov_rdryodeyli">
               <w:r>
                 <w:rPr>
                   <w:rFonts w:ascii="Arial" w:cs="Arial" w:eastAsia="Arial" w:hAnsi="Arial"/>
@@ -3576,7 +3747,7 @@
             <w:pPr>
               <w:spacing w:after="20" w:before="0"/>
             </w:pPr>
-            <w:hyperlink w:history="1" r:id="rIdsl3evoktucnumgk5nv5g2">
+            <w:hyperlink w:history="1" r:id="rIdnihyzg2dykesj5jgdktjh">
               <w:r>
                 <w:rPr>
                   <w:rFonts w:ascii="Arial" w:cs="Arial" w:eastAsia="Arial" w:hAnsi="Arial"/>
@@ -3609,7 +3780,7 @@
               <w:spacing w:after="10" w:before="0"/>
               <w:ind w:left="120"/>
             </w:pPr>
-            <w:hyperlink w:history="1" r:id="rIdc_wwkaqv3vqlhskdji2kw">
+            <w:hyperlink w:history="1" r:id="rIdyfnua3kbx0tsbb5o8jpqr">
               <w:r>
                 <w:rPr>
                   <w:rFonts w:ascii="Arial" w:cs="Arial" w:eastAsia="Arial" w:hAnsi="Arial"/>
@@ -3804,7 +3975,7 @@
             <w:pPr>
               <w:spacing w:after="20" w:before="0"/>
             </w:pPr>
-            <w:hyperlink w:history="1" r:id="rIdn-7iuu4shgssdtkszw0xe">
+            <w:hyperlink w:history="1" r:id="rIdfxnkms2qovvdvrsszuzau">
               <w:r>
                 <w:rPr>
                   <w:rFonts w:ascii="Arial" w:cs="Arial" w:eastAsia="Arial" w:hAnsi="Arial"/>
@@ -3837,7 +4008,7 @@
               <w:spacing w:after="10" w:before="0"/>
               <w:ind w:left="120"/>
             </w:pPr>
-            <w:hyperlink w:history="1" r:id="rIdipp9pkb74glohqqiv-10h">
+            <w:hyperlink w:history="1" r:id="rIdm5pikqe-5wark7kskgfae">
               <w:r>
                 <w:rPr>
                   <w:rFonts w:ascii="Arial" w:cs="Arial" w:eastAsia="Arial" w:hAnsi="Arial"/>
@@ -3882,7 +4053,7 @@
             <w:pPr>
               <w:spacing w:after="20" w:before="0"/>
             </w:pPr>
-            <w:hyperlink w:history="1" r:id="rIdc0v5kqabkghfou5hlccs6">
+            <w:hyperlink w:history="1" r:id="rIdubodr3a6uwf_swcw_argk">
               <w:r>
                 <w:rPr>
                   <w:rFonts w:ascii="Arial" w:cs="Arial" w:eastAsia="Arial" w:hAnsi="Arial"/>
@@ -3915,7 +4086,7 @@
               <w:spacing w:after="10" w:before="0"/>
               <w:ind w:left="120"/>
             </w:pPr>
-            <w:hyperlink w:history="1" r:id="rIdaduhcp1qfde6ti4ewfwgw">
+            <w:hyperlink w:history="1" r:id="rIdl5f8c1llvgbiy92q-nr3c">
               <w:r>
                 <w:rPr>
                   <w:rFonts w:ascii="Arial" w:cs="Arial" w:eastAsia="Arial" w:hAnsi="Arial"/>
@@ -4110,7 +4281,7 @@
             <w:pPr>
               <w:spacing w:after="20" w:before="0"/>
             </w:pPr>
-            <w:hyperlink w:history="1" r:id="rIdz8mycayqtbhq2gifqugjq">
+            <w:hyperlink w:history="1" r:id="rId_yrwfkied0oe8do4zywb6">
               <w:r>
                 <w:rPr>
                   <w:rFonts w:ascii="Arial" w:cs="Arial" w:eastAsia="Arial" w:hAnsi="Arial"/>
@@ -4143,7 +4314,7 @@
               <w:spacing w:after="10" w:before="0"/>
               <w:ind w:left="120"/>
             </w:pPr>
-            <w:hyperlink w:history="1" r:id="rIdecx6yk0p0xai7qhvb__is">
+            <w:hyperlink w:history="1" r:id="rIdls83ay934zghfrkdjjlcs">
               <w:r>
                 <w:rPr>
                   <w:rFonts w:ascii="Arial" w:cs="Arial" w:eastAsia="Arial" w:hAnsi="Arial"/>
@@ -4188,7 +4359,7 @@
             <w:pPr>
               <w:spacing w:after="20" w:before="0"/>
             </w:pPr>
-            <w:hyperlink w:history="1" r:id="rIdnwfbdecrrptz6eazgihzb">
+            <w:hyperlink w:history="1" r:id="rIdmc16uc0tk3mm1kxpx74cn">
               <w:r>
                 <w:rPr>
                   <w:rFonts w:ascii="Arial" w:cs="Arial" w:eastAsia="Arial" w:hAnsi="Arial"/>
@@ -4221,7 +4392,7 @@
               <w:spacing w:after="10" w:before="0"/>
               <w:ind w:left="120"/>
             </w:pPr>
-            <w:hyperlink w:history="1" r:id="rIdrwk0ckqxyev4oyryorcgd">
+            <w:hyperlink w:history="1" r:id="rId59rgzwns4wdlp0ba0dhi7">
               <w:r>
                 <w:rPr>
                   <w:rFonts w:ascii="Arial" w:cs="Arial" w:eastAsia="Arial" w:hAnsi="Arial"/>
@@ -4416,7 +4587,7 @@
             <w:pPr>
               <w:spacing w:after="20" w:before="0"/>
             </w:pPr>
-            <w:hyperlink w:history="1" r:id="rIdqksvddhxixdqu2std0iok">
+            <w:hyperlink w:history="1" r:id="rIdz_m7lvigkzcboucpylliz">
               <w:r>
                 <w:rPr>
                   <w:rFonts w:ascii="Arial" w:cs="Arial" w:eastAsia="Arial" w:hAnsi="Arial"/>
@@ -4449,7 +4620,7 @@
               <w:spacing w:after="10" w:before="0"/>
               <w:ind w:left="120"/>
             </w:pPr>
-            <w:hyperlink w:history="1" r:id="rIdkckf6aoftqci87atqutph">
+            <w:hyperlink w:history="1" r:id="rIdxvve2n2wsfoddkn7pjqze">
               <w:r>
                 <w:rPr>
                   <w:rFonts w:ascii="Arial" w:cs="Arial" w:eastAsia="Arial" w:hAnsi="Arial"/>
@@ -4494,7 +4665,7 @@
             <w:pPr>
               <w:spacing w:after="20" w:before="0"/>
             </w:pPr>
-            <w:hyperlink w:history="1" r:id="rIdxes4rqmu_rfnyvk8dbecz">
+            <w:hyperlink w:history="1" r:id="rIdwop48uutpovxefvisbl2q">
               <w:r>
                 <w:rPr>
                   <w:rFonts w:ascii="Arial" w:cs="Arial" w:eastAsia="Arial" w:hAnsi="Arial"/>
@@ -4527,7 +4698,7 @@
               <w:spacing w:after="10" w:before="0"/>
               <w:ind w:left="120"/>
             </w:pPr>
-            <w:hyperlink w:history="1" r:id="rIdx0oq5tl9igx5mh89xjuqo">
+            <w:hyperlink w:history="1" r:id="rId06zvaw39-a5eydv6hahfx">
               <w:r>
                 <w:rPr>
                   <w:rFonts w:ascii="Arial" w:cs="Arial" w:eastAsia="Arial" w:hAnsi="Arial"/>
@@ -4722,7 +4893,7 @@
             <w:pPr>
               <w:spacing w:after="20" w:before="0"/>
             </w:pPr>
-            <w:hyperlink w:history="1" r:id="rIdwdhnefroolqmkypsttnnn">
+            <w:hyperlink w:history="1" r:id="rIdojrkuo-xaorgkearvsvkm">
               <w:r>
                 <w:rPr>
                   <w:rFonts w:ascii="Arial" w:cs="Arial" w:eastAsia="Arial" w:hAnsi="Arial"/>
@@ -4755,7 +4926,7 @@
               <w:spacing w:after="10" w:before="0"/>
               <w:ind w:left="120"/>
             </w:pPr>
-            <w:hyperlink w:history="1" r:id="rIddxr4qszfslxslehtanjki">
+            <w:hyperlink w:history="1" r:id="rIdw_mhvg-h2rz3apuw8iso9">
               <w:r>
                 <w:rPr>
                   <w:rFonts w:ascii="Arial" w:cs="Arial" w:eastAsia="Arial" w:hAnsi="Arial"/>
@@ -4800,7 +4971,7 @@
             <w:pPr>
               <w:spacing w:after="20" w:before="0"/>
             </w:pPr>
-            <w:hyperlink w:history="1" r:id="rIdt9mbry62itmob0cjntpho">
+            <w:hyperlink w:history="1" r:id="rIdlgcv3naddlrrhkdgjh8r4">
               <w:r>
                 <w:rPr>
                   <w:rFonts w:ascii="Arial" w:cs="Arial" w:eastAsia="Arial" w:hAnsi="Arial"/>
@@ -4833,7 +5004,7 @@
               <w:spacing w:after="10" w:before="0"/>
               <w:ind w:left="120"/>
             </w:pPr>
-            <w:hyperlink w:history="1" r:id="rIdnvbgvrptergytq1cvgtvj">
+            <w:hyperlink w:history="1" r:id="rIdxemkijdizzr0uuuunz43c">
               <w:r>
                 <w:rPr>
                   <w:rFonts w:ascii="Arial" w:cs="Arial" w:eastAsia="Arial" w:hAnsi="Arial"/>
@@ -5329,6 +5500,65 @@
         </w:tc>
       </w:tr>
     </w:tbl>
+    <w:p>
+      <w:pPr>
+        <w:pBdr>
+          <w:top w:val="single" w:color="BBBBBB" w:sz="4" w:space="4"/>
+        </w:pBdr>
+        <w:spacing w:after="0" w:before="160"/>
+      </w:pPr>
+      <w:r>
+        <w:rPr>
+          <w:rFonts w:ascii="Arial" w:cs="Arial" w:eastAsia="Arial" w:hAnsi="Arial"/>
+          <w:color w:val="666666"/>
+          <w:sz w:val="14"/>
+          <w:szCs w:val="14"/>
+        </w:rPr>
+        <w:t xml:space="preserve">© 2026 SeaVuria and ARES. Aligned with KICD objectives. Developed by SeaVuria; technical implementation by ARES (with AI assistance from Claude). Licensed under </w:t>
+      </w:r>
+      <w:hyperlink w:history="1" r:id="rIdnhvfvgxfvjrqd1rmkmuez">
+        <w:r>
+          <w:rPr>
+            <w:rFonts w:ascii="Arial" w:cs="Arial" w:eastAsia="Arial" w:hAnsi="Arial"/>
+            <w:color w:val="1F6B75"/>
+            <w:sz w:val="14"/>
+            <w:szCs w:val="14"/>
+            <w:u w:val="single" w:color="1F6B75"/>
+          </w:rPr>
+          <w:t xml:space="preserve">CC BY-NC 4.0</w:t>
+        </w:r>
+      </w:hyperlink>
+      <w:r>
+        <w:rPr>
+          <w:rFonts w:ascii="Arial" w:cs="Arial" w:eastAsia="Arial" w:hAnsi="Arial"/>
+          <w:color w:val="666666"/>
+          <w:sz w:val="14"/>
+          <w:szCs w:val="14"/>
+        </w:rPr>
+        <w:t xml:space="preserve"> (</w:t>
+      </w:r>
+      <w:hyperlink w:history="1" r:id="rIdc_8kgraau28scot2vhs4j">
+        <w:r>
+          <w:rPr>
+            <w:rFonts w:ascii="Arial" w:cs="Arial" w:eastAsia="Arial" w:hAnsi="Arial"/>
+            <w:color w:val="1F6B75"/>
+            <w:sz w:val="14"/>
+            <w:szCs w:val="14"/>
+            <w:u w:val="single" w:color="1F6B75"/>
+          </w:rPr>
+          <w:t xml:space="preserve">https://creativecommons.org/licenses/by-nc/4.0/</w:t>
+        </w:r>
+      </w:hyperlink>
+      <w:r>
+        <w:rPr>
+          <w:rFonts w:ascii="Arial" w:cs="Arial" w:eastAsia="Arial" w:hAnsi="Arial"/>
+          <w:color w:val="666666"/>
+          <w:sz w:val="14"/>
+          <w:szCs w:val="14"/>
+        </w:rPr>
+        <w:t xml:space="preserve">).</w:t>
+      </w:r>
+    </w:p>
     <w:p>
       <w:r>
         <w:br w:type="page"/>
@@ -6320,7 +6550,7 @@
             <w:pPr>
               <w:spacing w:after="20" w:before="0"/>
             </w:pPr>
-            <w:hyperlink w:history="1" r:id="rId3tnjjtvntpnnejl0w3juz">
+            <w:hyperlink w:history="1" r:id="rIdrss_ybctk8r7hwown4svi">
               <w:r>
                 <w:rPr>
                   <w:rFonts w:ascii="Arial" w:cs="Arial" w:eastAsia="Arial" w:hAnsi="Arial"/>
@@ -6353,7 +6583,7 @@
               <w:spacing w:after="10" w:before="0"/>
               <w:ind w:left="120"/>
             </w:pPr>
-            <w:hyperlink w:history="1" r:id="rIdxa1jqfzt5ag56qg3yspl3">
+            <w:hyperlink w:history="1" r:id="rIdrffynzlgrzrdauxvz5cyi">
               <w:r>
                 <w:rPr>
                   <w:rFonts w:ascii="Arial" w:cs="Arial" w:eastAsia="Arial" w:hAnsi="Arial"/>
@@ -6398,7 +6628,7 @@
             <w:pPr>
               <w:spacing w:after="20" w:before="0"/>
             </w:pPr>
-            <w:hyperlink w:history="1" r:id="rId2cufqw8ojf_xvnmgih8yj">
+            <w:hyperlink w:history="1" r:id="rIdyjriowlgtqr4d2bygwyhx">
               <w:r>
                 <w:rPr>
                   <w:rFonts w:ascii="Arial" w:cs="Arial" w:eastAsia="Arial" w:hAnsi="Arial"/>
@@ -6431,7 +6661,7 @@
               <w:spacing w:after="10" w:before="0"/>
               <w:ind w:left="120"/>
             </w:pPr>
-            <w:hyperlink w:history="1" r:id="rIdvulnwhmzvvqydxf2afydi">
+            <w:hyperlink w:history="1" r:id="rIda83rdjehy1tpnbldxzzrp">
               <w:r>
                 <w:rPr>
                   <w:rFonts w:ascii="Arial" w:cs="Arial" w:eastAsia="Arial" w:hAnsi="Arial"/>
@@ -6626,7 +6856,7 @@
             <w:pPr>
               <w:spacing w:after="20" w:before="0"/>
             </w:pPr>
-            <w:hyperlink w:history="1" r:id="rIdtnwqq4kfuqw2vldl3xj58">
+            <w:hyperlink w:history="1" r:id="rIdqenth1le4gpjqzeeiig-0">
               <w:r>
                 <w:rPr>
                   <w:rFonts w:ascii="Arial" w:cs="Arial" w:eastAsia="Arial" w:hAnsi="Arial"/>
@@ -6659,7 +6889,7 @@
               <w:spacing w:after="10" w:before="0"/>
               <w:ind w:left="120"/>
             </w:pPr>
-            <w:hyperlink w:history="1" r:id="rId1jj2vs71ppq34txbbxq3r">
+            <w:hyperlink w:history="1" r:id="rIdx8xmcxd6doe4ljwpcn-hx">
               <w:r>
                 <w:rPr>
                   <w:rFonts w:ascii="Arial" w:cs="Arial" w:eastAsia="Arial" w:hAnsi="Arial"/>
@@ -6704,7 +6934,7 @@
             <w:pPr>
               <w:spacing w:after="20" w:before="0"/>
             </w:pPr>
-            <w:hyperlink w:history="1" r:id="rIdqger6mqrbg1fgiod_twr4">
+            <w:hyperlink w:history="1" r:id="rIduwudfnrzr7th-fygsgcr5">
               <w:r>
                 <w:rPr>
                   <w:rFonts w:ascii="Arial" w:cs="Arial" w:eastAsia="Arial" w:hAnsi="Arial"/>
@@ -6737,7 +6967,7 @@
               <w:spacing w:after="10" w:before="0"/>
               <w:ind w:left="120"/>
             </w:pPr>
-            <w:hyperlink w:history="1" r:id="rIdz_qruzeebngx27pf16798">
+            <w:hyperlink w:history="1" r:id="rIdrw0mxpcnifvtknmat-bww">
               <w:r>
                 <w:rPr>
                   <w:rFonts w:ascii="Arial" w:cs="Arial" w:eastAsia="Arial" w:hAnsi="Arial"/>
@@ -6932,7 +7162,7 @@
             <w:pPr>
               <w:spacing w:after="20" w:before="0"/>
             </w:pPr>
-            <w:hyperlink w:history="1" r:id="rIdtluyvwibqrydehs24-fl-">
+            <w:hyperlink w:history="1" r:id="rId4nsmnlfsjul2fpqpkde91">
               <w:r>
                 <w:rPr>
                   <w:rFonts w:ascii="Arial" w:cs="Arial" w:eastAsia="Arial" w:hAnsi="Arial"/>
@@ -6965,7 +7195,7 @@
               <w:spacing w:after="10" w:before="0"/>
               <w:ind w:left="120"/>
             </w:pPr>
-            <w:hyperlink w:history="1" r:id="rIduyhnmou9_5x8h5xugewkk">
+            <w:hyperlink w:history="1" r:id="rIdrhklrebgpgho6th2bm18o">
               <w:r>
                 <w:rPr>
                   <w:rFonts w:ascii="Arial" w:cs="Arial" w:eastAsia="Arial" w:hAnsi="Arial"/>
@@ -7010,7 +7240,7 @@
             <w:pPr>
               <w:spacing w:after="20" w:before="0"/>
             </w:pPr>
-            <w:hyperlink w:history="1" r:id="rIdd8h7cpxfeya7q9zzcmnzd">
+            <w:hyperlink w:history="1" r:id="rIdfwmwkkc-vr6qfyslzdjuv">
               <w:r>
                 <w:rPr>
                   <w:rFonts w:ascii="Arial" w:cs="Arial" w:eastAsia="Arial" w:hAnsi="Arial"/>
@@ -7043,7 +7273,7 @@
               <w:spacing w:after="10" w:before="0"/>
               <w:ind w:left="120"/>
             </w:pPr>
-            <w:hyperlink w:history="1" r:id="rIdyhjzb1uffvdf1up4v2_y-">
+            <w:hyperlink w:history="1" r:id="rId65w5d-hqbwtq4pomfeupm">
               <w:r>
                 <w:rPr>
                   <w:rFonts w:ascii="Arial" w:cs="Arial" w:eastAsia="Arial" w:hAnsi="Arial"/>
@@ -7238,7 +7468,7 @@
             <w:pPr>
               <w:spacing w:after="20" w:before="0"/>
             </w:pPr>
-            <w:hyperlink w:history="1" r:id="rIdbneuduyq0bixrdoutxmyg">
+            <w:hyperlink w:history="1" r:id="rIdo5ir4sff_4gug7r5rba8j">
               <w:r>
                 <w:rPr>
                   <w:rFonts w:ascii="Arial" w:cs="Arial" w:eastAsia="Arial" w:hAnsi="Arial"/>
@@ -7271,7 +7501,7 @@
               <w:spacing w:after="10" w:before="0"/>
               <w:ind w:left="120"/>
             </w:pPr>
-            <w:hyperlink w:history="1" r:id="rIdtjs-fu8xrsxjs09tfnasd">
+            <w:hyperlink w:history="1" r:id="rIdq72m6ioubarmva8kwqzlt">
               <w:r>
                 <w:rPr>
                   <w:rFonts w:ascii="Arial" w:cs="Arial" w:eastAsia="Arial" w:hAnsi="Arial"/>
@@ -7316,7 +7546,7 @@
             <w:pPr>
               <w:spacing w:after="20" w:before="0"/>
             </w:pPr>
-            <w:hyperlink w:history="1" r:id="rIddfcjo2eootyz89bl8wbgy">
+            <w:hyperlink w:history="1" r:id="rIdnnx18f2rwz0ssdafvki-l">
               <w:r>
                 <w:rPr>
                   <w:rFonts w:ascii="Arial" w:cs="Arial" w:eastAsia="Arial" w:hAnsi="Arial"/>
@@ -7349,7 +7579,7 @@
               <w:spacing w:after="10" w:before="0"/>
               <w:ind w:left="120"/>
             </w:pPr>
-            <w:hyperlink w:history="1" r:id="rIdlcmruyrqpe8tnkezatvio">
+            <w:hyperlink w:history="1" r:id="rId74yhaxe0emk0gbevduxrh">
               <w:r>
                 <w:rPr>
                   <w:rFonts w:ascii="Arial" w:cs="Arial" w:eastAsia="Arial" w:hAnsi="Arial"/>
@@ -7544,7 +7774,7 @@
             <w:pPr>
               <w:spacing w:after="20" w:before="0"/>
             </w:pPr>
-            <w:hyperlink w:history="1" r:id="rId6lkzpc_ospg9hkyraa5zt">
+            <w:hyperlink w:history="1" r:id="rIdm33nmqzskmqiqxwtnj-8k">
               <w:r>
                 <w:rPr>
                   <w:rFonts w:ascii="Arial" w:cs="Arial" w:eastAsia="Arial" w:hAnsi="Arial"/>
@@ -7577,7 +7807,7 @@
               <w:spacing w:after="10" w:before="0"/>
               <w:ind w:left="120"/>
             </w:pPr>
-            <w:hyperlink w:history="1" r:id="rId3badl_gzxonjodzuivyow">
+            <w:hyperlink w:history="1" r:id="rIdy8k9f6xxbk-8svlkendtn">
               <w:r>
                 <w:rPr>
                   <w:rFonts w:ascii="Arial" w:cs="Arial" w:eastAsia="Arial" w:hAnsi="Arial"/>
@@ -7622,7 +7852,7 @@
             <w:pPr>
               <w:spacing w:after="20" w:before="0"/>
             </w:pPr>
-            <w:hyperlink w:history="1" r:id="rIduy1kj6g7eeo2ypgcibim7">
+            <w:hyperlink w:history="1" r:id="rId_fisgqespvrbbuuxhgjyh">
               <w:r>
                 <w:rPr>
                   <w:rFonts w:ascii="Arial" w:cs="Arial" w:eastAsia="Arial" w:hAnsi="Arial"/>
@@ -7655,7 +7885,7 @@
               <w:spacing w:after="10" w:before="0"/>
               <w:ind w:left="120"/>
             </w:pPr>
-            <w:hyperlink w:history="1" r:id="rIdgm_7ai0qnvxv9eubwo7uo">
+            <w:hyperlink w:history="1" r:id="rIdftyintxwkzfv7cwitkn3u">
               <w:r>
                 <w:rPr>
                   <w:rFonts w:ascii="Arial" w:cs="Arial" w:eastAsia="Arial" w:hAnsi="Arial"/>
@@ -8151,6 +8381,65 @@
         </w:tc>
       </w:tr>
     </w:tbl>
+    <w:p>
+      <w:pPr>
+        <w:pBdr>
+          <w:top w:val="single" w:color="BBBBBB" w:sz="4" w:space="4"/>
+        </w:pBdr>
+        <w:spacing w:after="0" w:before="160"/>
+      </w:pPr>
+      <w:r>
+        <w:rPr>
+          <w:rFonts w:ascii="Arial" w:cs="Arial" w:eastAsia="Arial" w:hAnsi="Arial"/>
+          <w:color w:val="666666"/>
+          <w:sz w:val="14"/>
+          <w:szCs w:val="14"/>
+        </w:rPr>
+        <w:t xml:space="preserve">© 2026 SeaVuria and ARES. Aligned with KICD objectives. Developed by SeaVuria; technical implementation by ARES (with AI assistance from Claude). Licensed under </w:t>
+      </w:r>
+      <w:hyperlink w:history="1" r:id="rIdxo1am7pkqgmzvvkpedriy">
+        <w:r>
+          <w:rPr>
+            <w:rFonts w:ascii="Arial" w:cs="Arial" w:eastAsia="Arial" w:hAnsi="Arial"/>
+            <w:color w:val="1F6B75"/>
+            <w:sz w:val="14"/>
+            <w:szCs w:val="14"/>
+            <w:u w:val="single" w:color="1F6B75"/>
+          </w:rPr>
+          <w:t xml:space="preserve">CC BY-NC 4.0</w:t>
+        </w:r>
+      </w:hyperlink>
+      <w:r>
+        <w:rPr>
+          <w:rFonts w:ascii="Arial" w:cs="Arial" w:eastAsia="Arial" w:hAnsi="Arial"/>
+          <w:color w:val="666666"/>
+          <w:sz w:val="14"/>
+          <w:szCs w:val="14"/>
+        </w:rPr>
+        <w:t xml:space="preserve"> (</w:t>
+      </w:r>
+      <w:hyperlink w:history="1" r:id="rIdsbnatwiovjr05yjgl_8jw">
+        <w:r>
+          <w:rPr>
+            <w:rFonts w:ascii="Arial" w:cs="Arial" w:eastAsia="Arial" w:hAnsi="Arial"/>
+            <w:color w:val="1F6B75"/>
+            <w:sz w:val="14"/>
+            <w:szCs w:val="14"/>
+            <w:u w:val="single" w:color="1F6B75"/>
+          </w:rPr>
+          <w:t xml:space="preserve">https://creativecommons.org/licenses/by-nc/4.0/</w:t>
+        </w:r>
+      </w:hyperlink>
+      <w:r>
+        <w:rPr>
+          <w:rFonts w:ascii="Arial" w:cs="Arial" w:eastAsia="Arial" w:hAnsi="Arial"/>
+          <w:color w:val="666666"/>
+          <w:sz w:val="14"/>
+          <w:szCs w:val="14"/>
+        </w:rPr>
+        <w:t xml:space="preserve">).</w:t>
+      </w:r>
+    </w:p>
     <w:p>
       <w:r>
         <w:br w:type="page"/>
@@ -9142,7 +9431,7 @@
             <w:pPr>
               <w:spacing w:after="20" w:before="0"/>
             </w:pPr>
-            <w:hyperlink w:history="1" r:id="rIdcaswj4yjtcvscjd3mcy_t">
+            <w:hyperlink w:history="1" r:id="rIdw747ufiwta7lpouipwis5">
               <w:r>
                 <w:rPr>
                   <w:rFonts w:ascii="Arial" w:cs="Arial" w:eastAsia="Arial" w:hAnsi="Arial"/>
@@ -9175,7 +9464,7 @@
               <w:spacing w:after="10" w:before="0"/>
               <w:ind w:left="120"/>
             </w:pPr>
-            <w:hyperlink w:history="1" r:id="rIdtyuvo3ia4tg0ybuftrcju">
+            <w:hyperlink w:history="1" r:id="rId2glz4b54hxsibvcaocyqk">
               <w:r>
                 <w:rPr>
                   <w:rFonts w:ascii="Arial" w:cs="Arial" w:eastAsia="Arial" w:hAnsi="Arial"/>
@@ -9220,7 +9509,7 @@
             <w:pPr>
               <w:spacing w:after="20" w:before="0"/>
             </w:pPr>
-            <w:hyperlink w:history="1" r:id="rIdc5gcxnuhkkmr4m37vfyv2">
+            <w:hyperlink w:history="1" r:id="rId8ehazgrhtpemafziglsqa">
               <w:r>
                 <w:rPr>
                   <w:rFonts w:ascii="Arial" w:cs="Arial" w:eastAsia="Arial" w:hAnsi="Arial"/>
@@ -9253,7 +9542,7 @@
               <w:spacing w:after="10" w:before="0"/>
               <w:ind w:left="120"/>
             </w:pPr>
-            <w:hyperlink w:history="1" r:id="rIdqq34dng5pqisq3idr_zgv">
+            <w:hyperlink w:history="1" r:id="rIdc7fv4_my0n4clnnkvdnp3">
               <w:r>
                 <w:rPr>
                   <w:rFonts w:ascii="Arial" w:cs="Arial" w:eastAsia="Arial" w:hAnsi="Arial"/>
@@ -9448,7 +9737,7 @@
             <w:pPr>
               <w:spacing w:after="20" w:before="0"/>
             </w:pPr>
-            <w:hyperlink w:history="1" r:id="rIdwnkoxlinkm6huluq2kml8">
+            <w:hyperlink w:history="1" r:id="rId_7opabsrth3wng9rww2sf">
               <w:r>
                 <w:rPr>
                   <w:rFonts w:ascii="Arial" w:cs="Arial" w:eastAsia="Arial" w:hAnsi="Arial"/>
@@ -9481,7 +9770,7 @@
               <w:spacing w:after="10" w:before="0"/>
               <w:ind w:left="120"/>
             </w:pPr>
-            <w:hyperlink w:history="1" r:id="rIdciv0hdzoponbfh6iikoav">
+            <w:hyperlink w:history="1" r:id="rIdkcx33q843kfrse9kuaxdf">
               <w:r>
                 <w:rPr>
                   <w:rFonts w:ascii="Arial" w:cs="Arial" w:eastAsia="Arial" w:hAnsi="Arial"/>
@@ -9526,7 +9815,7 @@
             <w:pPr>
               <w:spacing w:after="20" w:before="0"/>
             </w:pPr>
-            <w:hyperlink w:history="1" r:id="rIdrtqbuuuh1cu2u_zzcne2g">
+            <w:hyperlink w:history="1" r:id="rId5lchslvsmeodzoncd-ltk">
               <w:r>
                 <w:rPr>
                   <w:rFonts w:ascii="Arial" w:cs="Arial" w:eastAsia="Arial" w:hAnsi="Arial"/>
@@ -9559,7 +9848,7 @@
               <w:spacing w:after="10" w:before="0"/>
               <w:ind w:left="120"/>
             </w:pPr>
-            <w:hyperlink w:history="1" r:id="rId5o81twslsbabqof6tkipg">
+            <w:hyperlink w:history="1" r:id="rIdjm2vanqati5omga1zzjzv">
               <w:r>
                 <w:rPr>
                   <w:rFonts w:ascii="Arial" w:cs="Arial" w:eastAsia="Arial" w:hAnsi="Arial"/>
@@ -9754,7 +10043,7 @@
             <w:pPr>
               <w:spacing w:after="20" w:before="0"/>
             </w:pPr>
-            <w:hyperlink w:history="1" r:id="rIdwdd73gvd4_y_dei7tew_l">
+            <w:hyperlink w:history="1" r:id="rIdnjnng09_nrcke4x_fwhfh">
               <w:r>
                 <w:rPr>
                   <w:rFonts w:ascii="Arial" w:cs="Arial" w:eastAsia="Arial" w:hAnsi="Arial"/>
@@ -9787,7 +10076,7 @@
               <w:spacing w:after="10" w:before="0"/>
               <w:ind w:left="120"/>
             </w:pPr>
-            <w:hyperlink w:history="1" r:id="rIdbnlrwifjnxv4i-kfvummd">
+            <w:hyperlink w:history="1" r:id="rId7oejfnvpd426zwzcttosv">
               <w:r>
                 <w:rPr>
                   <w:rFonts w:ascii="Arial" w:cs="Arial" w:eastAsia="Arial" w:hAnsi="Arial"/>
@@ -9832,7 +10121,7 @@
             <w:pPr>
               <w:spacing w:after="20" w:before="0"/>
             </w:pPr>
-            <w:hyperlink w:history="1" r:id="rId6pvq-5zjibprsmaemwjj2">
+            <w:hyperlink w:history="1" r:id="rIdmruh12shcxld6iwpkuqqy">
               <w:r>
                 <w:rPr>
                   <w:rFonts w:ascii="Arial" w:cs="Arial" w:eastAsia="Arial" w:hAnsi="Arial"/>
@@ -9865,7 +10154,7 @@
               <w:spacing w:after="10" w:before="0"/>
               <w:ind w:left="120"/>
             </w:pPr>
-            <w:hyperlink w:history="1" r:id="rId5u9cjsalmetmoh7-pnpb4">
+            <w:hyperlink w:history="1" r:id="rIdhqzpfnmu9erqmo5aylbok">
               <w:r>
                 <w:rPr>
                   <w:rFonts w:ascii="Arial" w:cs="Arial" w:eastAsia="Arial" w:hAnsi="Arial"/>
@@ -10060,7 +10349,7 @@
             <w:pPr>
               <w:spacing w:after="20" w:before="0"/>
             </w:pPr>
-            <w:hyperlink w:history="1" r:id="rIdwu81-mvxu4m9w2bqriwsx">
+            <w:hyperlink w:history="1" r:id="rIdyudab0fmzidlgydh5wtai">
               <w:r>
                 <w:rPr>
                   <w:rFonts w:ascii="Arial" w:cs="Arial" w:eastAsia="Arial" w:hAnsi="Arial"/>
@@ -10093,7 +10382,7 @@
               <w:spacing w:after="10" w:before="0"/>
               <w:ind w:left="120"/>
             </w:pPr>
-            <w:hyperlink w:history="1" r:id="rIdy-uyafbrdudukvyvilxpk">
+            <w:hyperlink w:history="1" r:id="rIdsvpvxzxvnzpxz3sd7jyi4">
               <w:r>
                 <w:rPr>
                   <w:rFonts w:ascii="Arial" w:cs="Arial" w:eastAsia="Arial" w:hAnsi="Arial"/>
@@ -10138,7 +10427,7 @@
             <w:pPr>
               <w:spacing w:after="20" w:before="0"/>
             </w:pPr>
-            <w:hyperlink w:history="1" r:id="rIdc7fsmohbdvr7z8_nsnti1">
+            <w:hyperlink w:history="1" r:id="rId1wqtscyh_1lranzm4hr1u">
               <w:r>
                 <w:rPr>
                   <w:rFonts w:ascii="Arial" w:cs="Arial" w:eastAsia="Arial" w:hAnsi="Arial"/>
@@ -10171,7 +10460,7 @@
               <w:spacing w:after="10" w:before="0"/>
               <w:ind w:left="120"/>
             </w:pPr>
-            <w:hyperlink w:history="1" r:id="rIdzcunrw3f7su1wddbxuwov">
+            <w:hyperlink w:history="1" r:id="rIdr3acg7ozsm7gnt10fbu0s">
               <w:r>
                 <w:rPr>
                   <w:rFonts w:ascii="Arial" w:cs="Arial" w:eastAsia="Arial" w:hAnsi="Arial"/>
@@ -10366,7 +10655,7 @@
             <w:pPr>
               <w:spacing w:after="20" w:before="0"/>
             </w:pPr>
-            <w:hyperlink w:history="1" r:id="rIdk3kc8tddvy-lhmswtqrkx">
+            <w:hyperlink w:history="1" r:id="rIdf6ve-ykavaouwmu8c8tyu">
               <w:r>
                 <w:rPr>
                   <w:rFonts w:ascii="Arial" w:cs="Arial" w:eastAsia="Arial" w:hAnsi="Arial"/>
@@ -10399,7 +10688,7 @@
               <w:spacing w:after="10" w:before="0"/>
               <w:ind w:left="120"/>
             </w:pPr>
-            <w:hyperlink w:history="1" r:id="rIdjz7zpg9s32gpnwyr9pgqh">
+            <w:hyperlink w:history="1" r:id="rIds4na-ldm3qjvq1ltgg_hw">
               <w:r>
                 <w:rPr>
                   <w:rFonts w:ascii="Arial" w:cs="Arial" w:eastAsia="Arial" w:hAnsi="Arial"/>
@@ -10444,7 +10733,7 @@
             <w:pPr>
               <w:spacing w:after="20" w:before="0"/>
             </w:pPr>
-            <w:hyperlink w:history="1" r:id="rIdsfcqpow9_4ik5desbvfbw">
+            <w:hyperlink w:history="1" r:id="rIdyn6khtmbrkatleqt_xu9j">
               <w:r>
                 <w:rPr>
                   <w:rFonts w:ascii="Arial" w:cs="Arial" w:eastAsia="Arial" w:hAnsi="Arial"/>
@@ -10477,7 +10766,7 @@
               <w:spacing w:after="10" w:before="0"/>
               <w:ind w:left="120"/>
             </w:pPr>
-            <w:hyperlink w:history="1" r:id="rIdi9rssohke62kw-b8c2kgt">
+            <w:hyperlink w:history="1" r:id="rIdkzqyscl7h9e2mxallm1ok">
               <w:r>
                 <w:rPr>
                   <w:rFonts w:ascii="Arial" w:cs="Arial" w:eastAsia="Arial" w:hAnsi="Arial"/>
@@ -10973,6 +11262,65 @@
         </w:tc>
       </w:tr>
     </w:tbl>
+    <w:p>
+      <w:pPr>
+        <w:pBdr>
+          <w:top w:val="single" w:color="BBBBBB" w:sz="4" w:space="4"/>
+        </w:pBdr>
+        <w:spacing w:after="0" w:before="160"/>
+      </w:pPr>
+      <w:r>
+        <w:rPr>
+          <w:rFonts w:ascii="Arial" w:cs="Arial" w:eastAsia="Arial" w:hAnsi="Arial"/>
+          <w:color w:val="666666"/>
+          <w:sz w:val="14"/>
+          <w:szCs w:val="14"/>
+        </w:rPr>
+        <w:t xml:space="preserve">© 2026 SeaVuria and ARES. Aligned with KICD objectives. Developed by SeaVuria; technical implementation by ARES (with AI assistance from Claude). Licensed under </w:t>
+      </w:r>
+      <w:hyperlink w:history="1" r:id="rIdsbtasljteodvst2iqsiy1">
+        <w:r>
+          <w:rPr>
+            <w:rFonts w:ascii="Arial" w:cs="Arial" w:eastAsia="Arial" w:hAnsi="Arial"/>
+            <w:color w:val="1F6B75"/>
+            <w:sz w:val="14"/>
+            <w:szCs w:val="14"/>
+            <w:u w:val="single" w:color="1F6B75"/>
+          </w:rPr>
+          <w:t xml:space="preserve">CC BY-NC 4.0</w:t>
+        </w:r>
+      </w:hyperlink>
+      <w:r>
+        <w:rPr>
+          <w:rFonts w:ascii="Arial" w:cs="Arial" w:eastAsia="Arial" w:hAnsi="Arial"/>
+          <w:color w:val="666666"/>
+          <w:sz w:val="14"/>
+          <w:szCs w:val="14"/>
+        </w:rPr>
+        <w:t xml:space="preserve"> (</w:t>
+      </w:r>
+      <w:hyperlink w:history="1" r:id="rIdr8zwjdub0iwjqcmg4zje6">
+        <w:r>
+          <w:rPr>
+            <w:rFonts w:ascii="Arial" w:cs="Arial" w:eastAsia="Arial" w:hAnsi="Arial"/>
+            <w:color w:val="1F6B75"/>
+            <w:sz w:val="14"/>
+            <w:szCs w:val="14"/>
+            <w:u w:val="single" w:color="1F6B75"/>
+          </w:rPr>
+          <w:t xml:space="preserve">https://creativecommons.org/licenses/by-nc/4.0/</w:t>
+        </w:r>
+      </w:hyperlink>
+      <w:r>
+        <w:rPr>
+          <w:rFonts w:ascii="Arial" w:cs="Arial" w:eastAsia="Arial" w:hAnsi="Arial"/>
+          <w:color w:val="666666"/>
+          <w:sz w:val="14"/>
+          <w:szCs w:val="14"/>
+        </w:rPr>
+        <w:t xml:space="preserve">).</w:t>
+      </w:r>
+    </w:p>
     <w:p>
       <w:r>
         <w:br w:type="page"/>
@@ -11964,7 +12312,7 @@
             <w:pPr>
               <w:spacing w:after="20" w:before="0"/>
             </w:pPr>
-            <w:hyperlink w:history="1" r:id="rIdawk8xh5ad10-p7nu2eohj">
+            <w:hyperlink w:history="1" r:id="rIdnsrflvy17f0akny2gwgbh">
               <w:r>
                 <w:rPr>
                   <w:rFonts w:ascii="Arial" w:cs="Arial" w:eastAsia="Arial" w:hAnsi="Arial"/>
@@ -11997,7 +12345,7 @@
               <w:spacing w:after="10" w:before="0"/>
               <w:ind w:left="120"/>
             </w:pPr>
-            <w:hyperlink w:history="1" r:id="rIdargs6g9ytx19-hqukveke">
+            <w:hyperlink w:history="1" r:id="rIdw_8uakyiq3etxvobg0bax">
               <w:r>
                 <w:rPr>
                   <w:rFonts w:ascii="Arial" w:cs="Arial" w:eastAsia="Arial" w:hAnsi="Arial"/>
@@ -12042,7 +12390,7 @@
             <w:pPr>
               <w:spacing w:after="20" w:before="0"/>
             </w:pPr>
-            <w:hyperlink w:history="1" r:id="rId3ui2wywpouhoj8vrtdlgv">
+            <w:hyperlink w:history="1" r:id="rIdswexu7kpcwt-xkz3jpdkv">
               <w:r>
                 <w:rPr>
                   <w:rFonts w:ascii="Arial" w:cs="Arial" w:eastAsia="Arial" w:hAnsi="Arial"/>
@@ -12075,7 +12423,7 @@
               <w:spacing w:after="10" w:before="0"/>
               <w:ind w:left="120"/>
             </w:pPr>
-            <w:hyperlink w:history="1" r:id="rIdidhqp48ddlv2jg3mlkrjq">
+            <w:hyperlink w:history="1" r:id="rIds457ppfjthn1rpz6vzdwb">
               <w:r>
                 <w:rPr>
                   <w:rFonts w:ascii="Arial" w:cs="Arial" w:eastAsia="Arial" w:hAnsi="Arial"/>
@@ -12422,7 +12770,7 @@
             <w:pPr>
               <w:spacing w:after="20" w:before="0"/>
             </w:pPr>
-            <w:hyperlink w:history="1" r:id="rIdoxqhue9edqqie9jsp9krk">
+            <w:hyperlink w:history="1" r:id="rIdrchyoguxfs7yhjwy_vqt0">
               <w:r>
                 <w:rPr>
                   <w:rFonts w:ascii="Arial" w:cs="Arial" w:eastAsia="Arial" w:hAnsi="Arial"/>
@@ -12455,7 +12803,7 @@
               <w:spacing w:after="10" w:before="0"/>
               <w:ind w:left="120"/>
             </w:pPr>
-            <w:hyperlink w:history="1" r:id="rId5peqbpn8qlj4f2acmjxkg">
+            <w:hyperlink w:history="1" r:id="rIdyfotrdlcrlifxnmrhmeo1">
               <w:r>
                 <w:rPr>
                   <w:rFonts w:ascii="Arial" w:cs="Arial" w:eastAsia="Arial" w:hAnsi="Arial"/>
@@ -12500,7 +12848,7 @@
             <w:pPr>
               <w:spacing w:after="20" w:before="0"/>
             </w:pPr>
-            <w:hyperlink w:history="1" r:id="rIdoputbhc6wqqdq7omsktug">
+            <w:hyperlink w:history="1" r:id="rIdmlo-qptf2lzpnsckw84ve">
               <w:r>
                 <w:rPr>
                   <w:rFonts w:ascii="Arial" w:cs="Arial" w:eastAsia="Arial" w:hAnsi="Arial"/>
@@ -12533,7 +12881,7 @@
               <w:spacing w:after="10" w:before="0"/>
               <w:ind w:left="120"/>
             </w:pPr>
-            <w:hyperlink w:history="1" r:id="rIdrwwuvdwkxds7pl4sqh6yl">
+            <w:hyperlink w:history="1" r:id="rId2hfobp8jnukjahbutkmsi">
               <w:r>
                 <w:rPr>
                   <w:rFonts w:ascii="Arial" w:cs="Arial" w:eastAsia="Arial" w:hAnsi="Arial"/>
@@ -12994,7 +13342,7 @@
             <w:pPr>
               <w:spacing w:after="20" w:before="0"/>
             </w:pPr>
-            <w:hyperlink w:history="1" r:id="rId4az_kolmr_qehqsujy0mx">
+            <w:hyperlink w:history="1" r:id="rIdcduntp_0qiiunkec_r1xe">
               <w:r>
                 <w:rPr>
                   <w:rFonts w:ascii="Arial" w:cs="Arial" w:eastAsia="Arial" w:hAnsi="Arial"/>
@@ -13027,7 +13375,7 @@
               <w:spacing w:after="10" w:before="0"/>
               <w:ind w:left="120"/>
             </w:pPr>
-            <w:hyperlink w:history="1" r:id="rIdmjzmlimruevcat2-9kgi8">
+            <w:hyperlink w:history="1" r:id="rIdcuf7ie2uypnnm13jwghsj">
               <w:r>
                 <w:rPr>
                   <w:rFonts w:ascii="Arial" w:cs="Arial" w:eastAsia="Arial" w:hAnsi="Arial"/>
@@ -13072,7 +13420,7 @@
             <w:pPr>
               <w:spacing w:after="20" w:before="0"/>
             </w:pPr>
-            <w:hyperlink w:history="1" r:id="rIdwxagpct-iz5kctqohkw69">
+            <w:hyperlink w:history="1" r:id="rId_rtnwhrnimh2sgkanhdlg">
               <w:r>
                 <w:rPr>
                   <w:rFonts w:ascii="Arial" w:cs="Arial" w:eastAsia="Arial" w:hAnsi="Arial"/>
@@ -13105,7 +13453,7 @@
               <w:spacing w:after="10" w:before="0"/>
               <w:ind w:left="120"/>
             </w:pPr>
-            <w:hyperlink w:history="1" r:id="rIdgnezsradykw5jcvcf0rrj">
+            <w:hyperlink w:history="1" r:id="rIdppknedf73if-q6_r7pok1">
               <w:r>
                 <w:rPr>
                   <w:rFonts w:ascii="Arial" w:cs="Arial" w:eastAsia="Arial" w:hAnsi="Arial"/>
@@ -13376,7 +13724,7 @@
             <w:pPr>
               <w:spacing w:after="20" w:before="0"/>
             </w:pPr>
-            <w:hyperlink w:history="1" r:id="rIdsv-j-yyicit6e-rofd7o6">
+            <w:hyperlink w:history="1" r:id="rIdwmid5mvj4yefzgmwzipgv">
               <w:r>
                 <w:rPr>
                   <w:rFonts w:ascii="Arial" w:cs="Arial" w:eastAsia="Arial" w:hAnsi="Arial"/>
@@ -13409,7 +13757,7 @@
               <w:spacing w:after="10" w:before="0"/>
               <w:ind w:left="120"/>
             </w:pPr>
-            <w:hyperlink w:history="1" r:id="rIddhzfdutqkqxy_9rwxdwfs">
+            <w:hyperlink w:history="1" r:id="rIdxdii-bduldldcvuhnk7z2">
               <w:r>
                 <w:rPr>
                   <w:rFonts w:ascii="Arial" w:cs="Arial" w:eastAsia="Arial" w:hAnsi="Arial"/>
@@ -13454,7 +13802,7 @@
             <w:pPr>
               <w:spacing w:after="20" w:before="0"/>
             </w:pPr>
-            <w:hyperlink w:history="1" r:id="rIdlw-3f2vmruq0-b1d9o7yg">
+            <w:hyperlink w:history="1" r:id="rIdlstaazqzrlx9oe3in7wyt">
               <w:r>
                 <w:rPr>
                   <w:rFonts w:ascii="Arial" w:cs="Arial" w:eastAsia="Arial" w:hAnsi="Arial"/>
@@ -13487,7 +13835,7 @@
               <w:spacing w:after="10" w:before="0"/>
               <w:ind w:left="120"/>
             </w:pPr>
-            <w:hyperlink w:history="1" r:id="rIdekfgtksfqjr556fsb-fk2">
+            <w:hyperlink w:history="1" r:id="rId3ngok2kljkhho_rwrixfk">
               <w:r>
                 <w:rPr>
                   <w:rFonts w:ascii="Arial" w:cs="Arial" w:eastAsia="Arial" w:hAnsi="Arial"/>
@@ -13758,7 +14106,7 @@
             <w:pPr>
               <w:spacing w:after="20" w:before="0"/>
             </w:pPr>
-            <w:hyperlink w:history="1" r:id="rId8ynhxatqpvwvsis3gmv4a">
+            <w:hyperlink w:history="1" r:id="rIdhbwkyow2oufzk1cu11ejh">
               <w:r>
                 <w:rPr>
                   <w:rFonts w:ascii="Arial" w:cs="Arial" w:eastAsia="Arial" w:hAnsi="Arial"/>
@@ -13791,7 +14139,7 @@
               <w:spacing w:after="10" w:before="0"/>
               <w:ind w:left="120"/>
             </w:pPr>
-            <w:hyperlink w:history="1" r:id="rIddqeyt7rn4gjce1iyz-px2">
+            <w:hyperlink w:history="1" r:id="rIdtqhwal2qbdnmz1ti_rmx1">
               <w:r>
                 <w:rPr>
                   <w:rFonts w:ascii="Arial" w:cs="Arial" w:eastAsia="Arial" w:hAnsi="Arial"/>
@@ -13836,7 +14184,7 @@
             <w:pPr>
               <w:spacing w:after="20" w:before="0"/>
             </w:pPr>
-            <w:hyperlink w:history="1" r:id="rIdoxzvvlttps8tq-milzhm-">
+            <w:hyperlink w:history="1" r:id="rIdthvjbjhpiw9wlmfm_3pzk">
               <w:r>
                 <w:rPr>
                   <w:rFonts w:ascii="Arial" w:cs="Arial" w:eastAsia="Arial" w:hAnsi="Arial"/>
@@ -13869,7 +14217,7 @@
               <w:spacing w:after="10" w:before="0"/>
               <w:ind w:left="120"/>
             </w:pPr>
-            <w:hyperlink w:history="1" r:id="rId11wrt3yxxnt6qmtrt9vbz">
+            <w:hyperlink w:history="1" r:id="rIdxrvadjrpgghh_4qcjkfw0">
               <w:r>
                 <w:rPr>
                   <w:rFonts w:ascii="Arial" w:cs="Arial" w:eastAsia="Arial" w:hAnsi="Arial"/>
@@ -14669,6 +15017,65 @@
         </w:tc>
       </w:tr>
     </w:tbl>
+    <w:p>
+      <w:pPr>
+        <w:pBdr>
+          <w:top w:val="single" w:color="BBBBBB" w:sz="4" w:space="4"/>
+        </w:pBdr>
+        <w:spacing w:after="0" w:before="160"/>
+      </w:pPr>
+      <w:r>
+        <w:rPr>
+          <w:rFonts w:ascii="Arial" w:cs="Arial" w:eastAsia="Arial" w:hAnsi="Arial"/>
+          <w:color w:val="666666"/>
+          <w:sz w:val="14"/>
+          <w:szCs w:val="14"/>
+        </w:rPr>
+        <w:t xml:space="preserve">© 2026 SeaVuria and ARES. Aligned with KICD objectives. Developed by SeaVuria; technical implementation by ARES (with AI assistance from Claude). Licensed under </w:t>
+      </w:r>
+      <w:hyperlink w:history="1" r:id="rIdsf0dolnlr0t0rqcfldw3v">
+        <w:r>
+          <w:rPr>
+            <w:rFonts w:ascii="Arial" w:cs="Arial" w:eastAsia="Arial" w:hAnsi="Arial"/>
+            <w:color w:val="1F6B75"/>
+            <w:sz w:val="14"/>
+            <w:szCs w:val="14"/>
+            <w:u w:val="single" w:color="1F6B75"/>
+          </w:rPr>
+          <w:t xml:space="preserve">CC BY-NC 4.0</w:t>
+        </w:r>
+      </w:hyperlink>
+      <w:r>
+        <w:rPr>
+          <w:rFonts w:ascii="Arial" w:cs="Arial" w:eastAsia="Arial" w:hAnsi="Arial"/>
+          <w:color w:val="666666"/>
+          <w:sz w:val="14"/>
+          <w:szCs w:val="14"/>
+        </w:rPr>
+        <w:t xml:space="preserve"> (</w:t>
+      </w:r>
+      <w:hyperlink w:history="1" r:id="rIdeg8t37ua9zddxs41ua3ip">
+        <w:r>
+          <w:rPr>
+            <w:rFonts w:ascii="Arial" w:cs="Arial" w:eastAsia="Arial" w:hAnsi="Arial"/>
+            <w:color w:val="1F6B75"/>
+            <w:sz w:val="14"/>
+            <w:szCs w:val="14"/>
+            <w:u w:val="single" w:color="1F6B75"/>
+          </w:rPr>
+          <w:t xml:space="preserve">https://creativecommons.org/licenses/by-nc/4.0/</w:t>
+        </w:r>
+      </w:hyperlink>
+      <w:r>
+        <w:rPr>
+          <w:rFonts w:ascii="Arial" w:cs="Arial" w:eastAsia="Arial" w:hAnsi="Arial"/>
+          <w:color w:val="666666"/>
+          <w:sz w:val="14"/>
+          <w:szCs w:val="14"/>
+        </w:rPr>
+        <w:t xml:space="preserve">).</w:t>
+      </w:r>
+    </w:p>
     <w:p>
       <w:r>
         <w:br w:type="page"/>
@@ -15660,7 +16067,7 @@
             <w:pPr>
               <w:spacing w:after="20" w:before="0"/>
             </w:pPr>
-            <w:hyperlink w:history="1" r:id="rIdqgoseur2b-f4mocyp05_9">
+            <w:hyperlink w:history="1" r:id="rIdhjfvnvjcldwrtp24wpcbn">
               <w:r>
                 <w:rPr>
                   <w:rFonts w:ascii="Arial" w:cs="Arial" w:eastAsia="Arial" w:hAnsi="Arial"/>
@@ -15693,7 +16100,7 @@
               <w:spacing w:after="10" w:before="0"/>
               <w:ind w:left="120"/>
             </w:pPr>
-            <w:hyperlink w:history="1" r:id="rIdj24prxrpg3-a5iaytwajy">
+            <w:hyperlink w:history="1" r:id="rId7ph07nxqqslimp6jkqoah">
               <w:r>
                 <w:rPr>
                   <w:rFonts w:ascii="Arial" w:cs="Arial" w:eastAsia="Arial" w:hAnsi="Arial"/>
@@ -15738,7 +16145,7 @@
             <w:pPr>
               <w:spacing w:after="20" w:before="0"/>
             </w:pPr>
-            <w:hyperlink w:history="1" r:id="rIdm6orlvsk7hv4xblhqcyjo">
+            <w:hyperlink w:history="1" r:id="rIdmecjayrpt5f1apblotnt2">
               <w:r>
                 <w:rPr>
                   <w:rFonts w:ascii="Arial" w:cs="Arial" w:eastAsia="Arial" w:hAnsi="Arial"/>
@@ -15771,7 +16178,7 @@
               <w:spacing w:after="10" w:before="0"/>
               <w:ind w:left="120"/>
             </w:pPr>
-            <w:hyperlink w:history="1" r:id="rIdzfwbjbqobeoe-oi-y7bwc">
+            <w:hyperlink w:history="1" r:id="rId9fk3vultmpj3svpblpodt">
               <w:r>
                 <w:rPr>
                   <w:rFonts w:ascii="Arial" w:cs="Arial" w:eastAsia="Arial" w:hAnsi="Arial"/>
@@ -15966,7 +16373,7 @@
             <w:pPr>
               <w:spacing w:after="20" w:before="0"/>
             </w:pPr>
-            <w:hyperlink w:history="1" r:id="rIdzrf1btr9a1wxjb7czivhu">
+            <w:hyperlink w:history="1" r:id="rId07finbp95vjbnjrque6_h">
               <w:r>
                 <w:rPr>
                   <w:rFonts w:ascii="Arial" w:cs="Arial" w:eastAsia="Arial" w:hAnsi="Arial"/>
@@ -15999,7 +16406,7 @@
               <w:spacing w:after="10" w:before="0"/>
               <w:ind w:left="120"/>
             </w:pPr>
-            <w:hyperlink w:history="1" r:id="rIdeio0jurgzd4d3avctbjmh">
+            <w:hyperlink w:history="1" r:id="rIdnaukfdx5wl4ormd_aqdmo">
               <w:r>
                 <w:rPr>
                   <w:rFonts w:ascii="Arial" w:cs="Arial" w:eastAsia="Arial" w:hAnsi="Arial"/>
@@ -16044,7 +16451,7 @@
             <w:pPr>
               <w:spacing w:after="20" w:before="0"/>
             </w:pPr>
-            <w:hyperlink w:history="1" r:id="rIdkjbvcdqftdewpc8aftqzp">
+            <w:hyperlink w:history="1" r:id="rIdgles4kidbhnrq8qua8kpg">
               <w:r>
                 <w:rPr>
                   <w:rFonts w:ascii="Arial" w:cs="Arial" w:eastAsia="Arial" w:hAnsi="Arial"/>
@@ -16077,7 +16484,7 @@
               <w:spacing w:after="10" w:before="0"/>
               <w:ind w:left="120"/>
             </w:pPr>
-            <w:hyperlink w:history="1" r:id="rIdljbvmst6vdgvxz1j-ngic">
+            <w:hyperlink w:history="1" r:id="rIdtmqbczx4cl1szwlvo16t4">
               <w:r>
                 <w:rPr>
                   <w:rFonts w:ascii="Arial" w:cs="Arial" w:eastAsia="Arial" w:hAnsi="Arial"/>
@@ -16272,7 +16679,7 @@
             <w:pPr>
               <w:spacing w:after="20" w:before="0"/>
             </w:pPr>
-            <w:hyperlink w:history="1" r:id="rIdtsetsrmtln_kjp8a9iomf">
+            <w:hyperlink w:history="1" r:id="rId2oeouikyyhavztg28fuqi">
               <w:r>
                 <w:rPr>
                   <w:rFonts w:ascii="Arial" w:cs="Arial" w:eastAsia="Arial" w:hAnsi="Arial"/>
@@ -16305,7 +16712,7 @@
               <w:spacing w:after="10" w:before="0"/>
               <w:ind w:left="120"/>
             </w:pPr>
-            <w:hyperlink w:history="1" r:id="rIdz7qlfco56gsvjlmedn7wn">
+            <w:hyperlink w:history="1" r:id="rId1pf5wjxlaexyhnwddu6rj">
               <w:r>
                 <w:rPr>
                   <w:rFonts w:ascii="Arial" w:cs="Arial" w:eastAsia="Arial" w:hAnsi="Arial"/>
@@ -16350,7 +16757,7 @@
             <w:pPr>
               <w:spacing w:after="20" w:before="0"/>
             </w:pPr>
-            <w:hyperlink w:history="1" r:id="rIdq5myc8u0bljkdubn4bjfu">
+            <w:hyperlink w:history="1" r:id="rId_i-nt9-pmbzii0bgdoigf">
               <w:r>
                 <w:rPr>
                   <w:rFonts w:ascii="Arial" w:cs="Arial" w:eastAsia="Arial" w:hAnsi="Arial"/>
@@ -16383,7 +16790,7 @@
               <w:spacing w:after="10" w:before="0"/>
               <w:ind w:left="120"/>
             </w:pPr>
-            <w:hyperlink w:history="1" r:id="rIdu--1upifwsf8ttdlouw1u">
+            <w:hyperlink w:history="1" r:id="rIdftkbso2y0_z8voyn9qawd">
               <w:r>
                 <w:rPr>
                   <w:rFonts w:ascii="Arial" w:cs="Arial" w:eastAsia="Arial" w:hAnsi="Arial"/>
@@ -16578,7 +16985,7 @@
             <w:pPr>
               <w:spacing w:after="20" w:before="0"/>
             </w:pPr>
-            <w:hyperlink w:history="1" r:id="rId05ank3ejdzy64-eqoja98">
+            <w:hyperlink w:history="1" r:id="rId8myymoo8oso54yb6r-kph">
               <w:r>
                 <w:rPr>
                   <w:rFonts w:ascii="Arial" w:cs="Arial" w:eastAsia="Arial" w:hAnsi="Arial"/>
@@ -16611,7 +17018,7 @@
               <w:spacing w:after="10" w:before="0"/>
               <w:ind w:left="120"/>
             </w:pPr>
-            <w:hyperlink w:history="1" r:id="rId3qry72vlzmvn3eefpb9s2">
+            <w:hyperlink w:history="1" r:id="rId9rnh9sktvbfh7euengu0x">
               <w:r>
                 <w:rPr>
                   <w:rFonts w:ascii="Arial" w:cs="Arial" w:eastAsia="Arial" w:hAnsi="Arial"/>
@@ -16656,7 +17063,7 @@
             <w:pPr>
               <w:spacing w:after="20" w:before="0"/>
             </w:pPr>
-            <w:hyperlink w:history="1" r:id="rIdtv4cdykonq_fdjzs8mbd5">
+            <w:hyperlink w:history="1" r:id="rIdzcxr0obuuosmabldvo8e_">
               <w:r>
                 <w:rPr>
                   <w:rFonts w:ascii="Arial" w:cs="Arial" w:eastAsia="Arial" w:hAnsi="Arial"/>
@@ -16689,7 +17096,7 @@
               <w:spacing w:after="10" w:before="0"/>
               <w:ind w:left="120"/>
             </w:pPr>
-            <w:hyperlink w:history="1" r:id="rIdddsfx_7_sxunpqsiti7pr">
+            <w:hyperlink w:history="1" r:id="rIdywt6szxd8zxfftmshecjy">
               <w:r>
                 <w:rPr>
                   <w:rFonts w:ascii="Arial" w:cs="Arial" w:eastAsia="Arial" w:hAnsi="Arial"/>
@@ -16884,7 +17291,7 @@
             <w:pPr>
               <w:spacing w:after="20" w:before="0"/>
             </w:pPr>
-            <w:hyperlink w:history="1" r:id="rIdrklggp0u5pvfgtptd-i3g">
+            <w:hyperlink w:history="1" r:id="rId418tw_k41puuavmcmuvoc">
               <w:r>
                 <w:rPr>
                   <w:rFonts w:ascii="Arial" w:cs="Arial" w:eastAsia="Arial" w:hAnsi="Arial"/>
@@ -16917,7 +17324,7 @@
               <w:spacing w:after="10" w:before="0"/>
               <w:ind w:left="120"/>
             </w:pPr>
-            <w:hyperlink w:history="1" r:id="rIdfzfzz7k7cluyv-ulq1f0t">
+            <w:hyperlink w:history="1" r:id="rId0wepcwjbjrsenw3nklsqa">
               <w:r>
                 <w:rPr>
                   <w:rFonts w:ascii="Arial" w:cs="Arial" w:eastAsia="Arial" w:hAnsi="Arial"/>
@@ -16962,7 +17369,7 @@
             <w:pPr>
               <w:spacing w:after="20" w:before="0"/>
             </w:pPr>
-            <w:hyperlink w:history="1" r:id="rIduv8rsdfjgt_go7tmegu1d">
+            <w:hyperlink w:history="1" r:id="rIdfmrwplyqt5s_xizuspajy">
               <w:r>
                 <w:rPr>
                   <w:rFonts w:ascii="Arial" w:cs="Arial" w:eastAsia="Arial" w:hAnsi="Arial"/>
@@ -16995,7 +17402,7 @@
               <w:spacing w:after="10" w:before="0"/>
               <w:ind w:left="120"/>
             </w:pPr>
-            <w:hyperlink w:history="1" r:id="rIdmwasaottkaqftiztizibi">
+            <w:hyperlink w:history="1" r:id="rId2dtdwjnwme9opakbf49bf">
               <w:r>
                 <w:rPr>
                   <w:rFonts w:ascii="Arial" w:cs="Arial" w:eastAsia="Arial" w:hAnsi="Arial"/>
@@ -17491,6 +17898,65 @@
         </w:tc>
       </w:tr>
     </w:tbl>
+    <w:p>
+      <w:pPr>
+        <w:pBdr>
+          <w:top w:val="single" w:color="BBBBBB" w:sz="4" w:space="4"/>
+        </w:pBdr>
+        <w:spacing w:after="0" w:before="160"/>
+      </w:pPr>
+      <w:r>
+        <w:rPr>
+          <w:rFonts w:ascii="Arial" w:cs="Arial" w:eastAsia="Arial" w:hAnsi="Arial"/>
+          <w:color w:val="666666"/>
+          <w:sz w:val="14"/>
+          <w:szCs w:val="14"/>
+        </w:rPr>
+        <w:t xml:space="preserve">© 2026 SeaVuria and ARES. Aligned with KICD objectives. Developed by SeaVuria; technical implementation by ARES (with AI assistance from Claude). Licensed under </w:t>
+      </w:r>
+      <w:hyperlink w:history="1" r:id="rId48etgld86bmifo8jhhuqf">
+        <w:r>
+          <w:rPr>
+            <w:rFonts w:ascii="Arial" w:cs="Arial" w:eastAsia="Arial" w:hAnsi="Arial"/>
+            <w:color w:val="1F6B75"/>
+            <w:sz w:val="14"/>
+            <w:szCs w:val="14"/>
+            <w:u w:val="single" w:color="1F6B75"/>
+          </w:rPr>
+          <w:t xml:space="preserve">CC BY-NC 4.0</w:t>
+        </w:r>
+      </w:hyperlink>
+      <w:r>
+        <w:rPr>
+          <w:rFonts w:ascii="Arial" w:cs="Arial" w:eastAsia="Arial" w:hAnsi="Arial"/>
+          <w:color w:val="666666"/>
+          <w:sz w:val="14"/>
+          <w:szCs w:val="14"/>
+        </w:rPr>
+        <w:t xml:space="preserve"> (</w:t>
+      </w:r>
+      <w:hyperlink w:history="1" r:id="rId-awv8vbyzj2tdcusry_mh">
+        <w:r>
+          <w:rPr>
+            <w:rFonts w:ascii="Arial" w:cs="Arial" w:eastAsia="Arial" w:hAnsi="Arial"/>
+            <w:color w:val="1F6B75"/>
+            <w:sz w:val="14"/>
+            <w:szCs w:val="14"/>
+            <w:u w:val="single" w:color="1F6B75"/>
+          </w:rPr>
+          <w:t xml:space="preserve">https://creativecommons.org/licenses/by-nc/4.0/</w:t>
+        </w:r>
+      </w:hyperlink>
+      <w:r>
+        <w:rPr>
+          <w:rFonts w:ascii="Arial" w:cs="Arial" w:eastAsia="Arial" w:hAnsi="Arial"/>
+          <w:color w:val="666666"/>
+          <w:sz w:val="14"/>
+          <w:szCs w:val="14"/>
+        </w:rPr>
+        <w:t xml:space="preserve">).</w:t>
+      </w:r>
+    </w:p>
     <w:p>
       <w:r>
         <w:br w:type="page"/>
@@ -18482,7 +18948,7 @@
             <w:pPr>
               <w:spacing w:after="20" w:before="0"/>
             </w:pPr>
-            <w:hyperlink w:history="1" r:id="rIdyvwzwdxwc_1gajceni0q2">
+            <w:hyperlink w:history="1" r:id="rIdo5tzvyzpdott9oukyviqc">
               <w:r>
                 <w:rPr>
                   <w:rFonts w:ascii="Arial" w:cs="Arial" w:eastAsia="Arial" w:hAnsi="Arial"/>
@@ -18515,7 +18981,7 @@
               <w:spacing w:after="10" w:before="0"/>
               <w:ind w:left="120"/>
             </w:pPr>
-            <w:hyperlink w:history="1" r:id="rIdbj_f2jbt9qp0_tzm8teyn">
+            <w:hyperlink w:history="1" r:id="rIdqbp76g01n0ux5aw6beh6w">
               <w:r>
                 <w:rPr>
                   <w:rFonts w:ascii="Arial" w:cs="Arial" w:eastAsia="Arial" w:hAnsi="Arial"/>
@@ -18560,7 +19026,7 @@
             <w:pPr>
               <w:spacing w:after="20" w:before="0"/>
             </w:pPr>
-            <w:hyperlink w:history="1" r:id="rIdexdbj7ku9bakqkuidcx6z">
+            <w:hyperlink w:history="1" r:id="rIdsrq6f5mkn4gc3z5avon3t">
               <w:r>
                 <w:rPr>
                   <w:rFonts w:ascii="Arial" w:cs="Arial" w:eastAsia="Arial" w:hAnsi="Arial"/>
@@ -18593,7 +19059,7 @@
               <w:spacing w:after="10" w:before="0"/>
               <w:ind w:left="120"/>
             </w:pPr>
-            <w:hyperlink w:history="1" r:id="rIdk74rdkmgucwox5-9s59mg">
+            <w:hyperlink w:history="1" r:id="rId8snnmhsolxy6uslc5bkk-">
               <w:r>
                 <w:rPr>
                   <w:rFonts w:ascii="Arial" w:cs="Arial" w:eastAsia="Arial" w:hAnsi="Arial"/>
@@ -18788,7 +19254,7 @@
             <w:pPr>
               <w:spacing w:after="20" w:before="0"/>
             </w:pPr>
-            <w:hyperlink w:history="1" r:id="rIdrghknaiau9d00lpbtitg6">
+            <w:hyperlink w:history="1" r:id="rIdhr456hfd6unurzjxfl6yf">
               <w:r>
                 <w:rPr>
                   <w:rFonts w:ascii="Arial" w:cs="Arial" w:eastAsia="Arial" w:hAnsi="Arial"/>
@@ -18821,7 +19287,7 @@
               <w:spacing w:after="10" w:before="0"/>
               <w:ind w:left="120"/>
             </w:pPr>
-            <w:hyperlink w:history="1" r:id="rId_nhgsghgsdm5bsslfko9u">
+            <w:hyperlink w:history="1" r:id="rIdsxnfvfxydjclivqbiux0k">
               <w:r>
                 <w:rPr>
                   <w:rFonts w:ascii="Arial" w:cs="Arial" w:eastAsia="Arial" w:hAnsi="Arial"/>
@@ -18866,7 +19332,7 @@
             <w:pPr>
               <w:spacing w:after="20" w:before="0"/>
             </w:pPr>
-            <w:hyperlink w:history="1" r:id="rIdhtzmgqmwod8mbvyknsvxr">
+            <w:hyperlink w:history="1" r:id="rIdwfjgpychrctlikut9rvue">
               <w:r>
                 <w:rPr>
                   <w:rFonts w:ascii="Arial" w:cs="Arial" w:eastAsia="Arial" w:hAnsi="Arial"/>
@@ -18899,7 +19365,7 @@
               <w:spacing w:after="10" w:before="0"/>
               <w:ind w:left="120"/>
             </w:pPr>
-            <w:hyperlink w:history="1" r:id="rIdwt69mt2zipp0xvukffl6k">
+            <w:hyperlink w:history="1" r:id="rId2rbsx1isfh_qz5hltnhy5">
               <w:r>
                 <w:rPr>
                   <w:rFonts w:ascii="Arial" w:cs="Arial" w:eastAsia="Arial" w:hAnsi="Arial"/>
@@ -19094,7 +19560,7 @@
             <w:pPr>
               <w:spacing w:after="20" w:before="0"/>
             </w:pPr>
-            <w:hyperlink w:history="1" r:id="rId-rfq2ztrghq7locmdjikn">
+            <w:hyperlink w:history="1" r:id="rIdw48arckeai7ula9scwjfb">
               <w:r>
                 <w:rPr>
                   <w:rFonts w:ascii="Arial" w:cs="Arial" w:eastAsia="Arial" w:hAnsi="Arial"/>
@@ -19127,7 +19593,7 @@
               <w:spacing w:after="10" w:before="0"/>
               <w:ind w:left="120"/>
             </w:pPr>
-            <w:hyperlink w:history="1" r:id="rId5ztmih-dpck6nw-xrogwf">
+            <w:hyperlink w:history="1" r:id="rIdk67zgpaj2p8f1nvzeyan9">
               <w:r>
                 <w:rPr>
                   <w:rFonts w:ascii="Arial" w:cs="Arial" w:eastAsia="Arial" w:hAnsi="Arial"/>
@@ -19172,7 +19638,7 @@
             <w:pPr>
               <w:spacing w:after="20" w:before="0"/>
             </w:pPr>
-            <w:hyperlink w:history="1" r:id="rIdruvrulfk9cnuwqblzg36q">
+            <w:hyperlink w:history="1" r:id="rId69gtdks6im_axhme99suh">
               <w:r>
                 <w:rPr>
                   <w:rFonts w:ascii="Arial" w:cs="Arial" w:eastAsia="Arial" w:hAnsi="Arial"/>
@@ -19205,7 +19671,7 @@
               <w:spacing w:after="10" w:before="0"/>
               <w:ind w:left="120"/>
             </w:pPr>
-            <w:hyperlink w:history="1" r:id="rIdivt6ynuxwi28l1xbohicm">
+            <w:hyperlink w:history="1" r:id="rIdsdis4zrlj6omqninqth56">
               <w:r>
                 <w:rPr>
                   <w:rFonts w:ascii="Arial" w:cs="Arial" w:eastAsia="Arial" w:hAnsi="Arial"/>
@@ -19400,7 +19866,7 @@
             <w:pPr>
               <w:spacing w:after="20" w:before="0"/>
             </w:pPr>
-            <w:hyperlink w:history="1" r:id="rIdo6jjdguhxw7h0l7vvvyet">
+            <w:hyperlink w:history="1" r:id="rIdxotaxsi6jg_6l6dn7vrq8">
               <w:r>
                 <w:rPr>
                   <w:rFonts w:ascii="Arial" w:cs="Arial" w:eastAsia="Arial" w:hAnsi="Arial"/>
@@ -19433,7 +19899,7 @@
               <w:spacing w:after="10" w:before="0"/>
               <w:ind w:left="120"/>
             </w:pPr>
-            <w:hyperlink w:history="1" r:id="rIdbdfywca1bvqdi3epcgeqa">
+            <w:hyperlink w:history="1" r:id="rIdjf2bfkv83ps_zenbrxkgs">
               <w:r>
                 <w:rPr>
                   <w:rFonts w:ascii="Arial" w:cs="Arial" w:eastAsia="Arial" w:hAnsi="Arial"/>
@@ -19478,7 +19944,7 @@
             <w:pPr>
               <w:spacing w:after="20" w:before="0"/>
             </w:pPr>
-            <w:hyperlink w:history="1" r:id="rId45ketllzm2emx1o7oih_b">
+            <w:hyperlink w:history="1" r:id="rId3eetyre65a7tceh7glihs">
               <w:r>
                 <w:rPr>
                   <w:rFonts w:ascii="Arial" w:cs="Arial" w:eastAsia="Arial" w:hAnsi="Arial"/>
@@ -19511,7 +19977,7 @@
               <w:spacing w:after="10" w:before="0"/>
               <w:ind w:left="120"/>
             </w:pPr>
-            <w:hyperlink w:history="1" r:id="rIdktswwhxo22uesohxjspt2">
+            <w:hyperlink w:history="1" r:id="rIdjjxjf9r1goew7kgsxow_y">
               <w:r>
                 <w:rPr>
                   <w:rFonts w:ascii="Arial" w:cs="Arial" w:eastAsia="Arial" w:hAnsi="Arial"/>
@@ -19706,7 +20172,7 @@
             <w:pPr>
               <w:spacing w:after="20" w:before="0"/>
             </w:pPr>
-            <w:hyperlink w:history="1" r:id="rIdzbr5zil4wt0mdsplrbvo7">
+            <w:hyperlink w:history="1" r:id="rIdmlsoanrbqwq9sztucgopg">
               <w:r>
                 <w:rPr>
                   <w:rFonts w:ascii="Arial" w:cs="Arial" w:eastAsia="Arial" w:hAnsi="Arial"/>
@@ -19739,7 +20205,7 @@
               <w:spacing w:after="10" w:before="0"/>
               <w:ind w:left="120"/>
             </w:pPr>
-            <w:hyperlink w:history="1" r:id="rIdyv2w90svqoid03v6n4ywk">
+            <w:hyperlink w:history="1" r:id="rIdo21n8atr0zfoitcmem4zc">
               <w:r>
                 <w:rPr>
                   <w:rFonts w:ascii="Arial" w:cs="Arial" w:eastAsia="Arial" w:hAnsi="Arial"/>
@@ -19784,7 +20250,7 @@
             <w:pPr>
               <w:spacing w:after="20" w:before="0"/>
             </w:pPr>
-            <w:hyperlink w:history="1" r:id="rIdtvjvmnf3jh_qywvd5xuvj">
+            <w:hyperlink w:history="1" r:id="rIdnhhdwuo-wlnk8rdt_9-1t">
               <w:r>
                 <w:rPr>
                   <w:rFonts w:ascii="Arial" w:cs="Arial" w:eastAsia="Arial" w:hAnsi="Arial"/>
@@ -19817,7 +20283,7 @@
               <w:spacing w:after="10" w:before="0"/>
               <w:ind w:left="120"/>
             </w:pPr>
-            <w:hyperlink w:history="1" r:id="rIdthned6kvl_65y2pwoa4ql">
+            <w:hyperlink w:history="1" r:id="rId45ffagtbp1m_w9hm5stsb">
               <w:r>
                 <w:rPr>
                   <w:rFonts w:ascii="Arial" w:cs="Arial" w:eastAsia="Arial" w:hAnsi="Arial"/>
@@ -20313,6 +20779,65 @@
         </w:tc>
       </w:tr>
     </w:tbl>
+    <w:p>
+      <w:pPr>
+        <w:pBdr>
+          <w:top w:val="single" w:color="BBBBBB" w:sz="4" w:space="4"/>
+        </w:pBdr>
+        <w:spacing w:after="0" w:before="160"/>
+      </w:pPr>
+      <w:r>
+        <w:rPr>
+          <w:rFonts w:ascii="Arial" w:cs="Arial" w:eastAsia="Arial" w:hAnsi="Arial"/>
+          <w:color w:val="666666"/>
+          <w:sz w:val="14"/>
+          <w:szCs w:val="14"/>
+        </w:rPr>
+        <w:t xml:space="preserve">© 2026 SeaVuria and ARES. Aligned with KICD objectives. Developed by SeaVuria; technical implementation by ARES (with AI assistance from Claude). Licensed under </w:t>
+      </w:r>
+      <w:hyperlink w:history="1" r:id="rId4bfu4vidbcr4jwhv3wngt">
+        <w:r>
+          <w:rPr>
+            <w:rFonts w:ascii="Arial" w:cs="Arial" w:eastAsia="Arial" w:hAnsi="Arial"/>
+            <w:color w:val="1F6B75"/>
+            <w:sz w:val="14"/>
+            <w:szCs w:val="14"/>
+            <w:u w:val="single" w:color="1F6B75"/>
+          </w:rPr>
+          <w:t xml:space="preserve">CC BY-NC 4.0</w:t>
+        </w:r>
+      </w:hyperlink>
+      <w:r>
+        <w:rPr>
+          <w:rFonts w:ascii="Arial" w:cs="Arial" w:eastAsia="Arial" w:hAnsi="Arial"/>
+          <w:color w:val="666666"/>
+          <w:sz w:val="14"/>
+          <w:szCs w:val="14"/>
+        </w:rPr>
+        <w:t xml:space="preserve"> (</w:t>
+      </w:r>
+      <w:hyperlink w:history="1" r:id="rIdapirxfttumsibkfuzhzzj">
+        <w:r>
+          <w:rPr>
+            <w:rFonts w:ascii="Arial" w:cs="Arial" w:eastAsia="Arial" w:hAnsi="Arial"/>
+            <w:color w:val="1F6B75"/>
+            <w:sz w:val="14"/>
+            <w:szCs w:val="14"/>
+            <w:u w:val="single" w:color="1F6B75"/>
+          </w:rPr>
+          <w:t xml:space="preserve">https://creativecommons.org/licenses/by-nc/4.0/</w:t>
+        </w:r>
+      </w:hyperlink>
+      <w:r>
+        <w:rPr>
+          <w:rFonts w:ascii="Arial" w:cs="Arial" w:eastAsia="Arial" w:hAnsi="Arial"/>
+          <w:color w:val="666666"/>
+          <w:sz w:val="14"/>
+          <w:szCs w:val="14"/>
+        </w:rPr>
+        <w:t xml:space="preserve">).</w:t>
+      </w:r>
+    </w:p>
     <w:p>
       <w:r>
         <w:br w:type="page"/>
@@ -21304,7 +21829,7 @@
             <w:pPr>
               <w:spacing w:after="20" w:before="0"/>
             </w:pPr>
-            <w:hyperlink w:history="1" r:id="rIdkifv9x1ejo3fltjtru9af">
+            <w:hyperlink w:history="1" r:id="rId67fxx9wxhkhi7dgizum2s">
               <w:r>
                 <w:rPr>
                   <w:rFonts w:ascii="Arial" w:cs="Arial" w:eastAsia="Arial" w:hAnsi="Arial"/>
@@ -21337,7 +21862,7 @@
               <w:spacing w:after="10" w:before="0"/>
               <w:ind w:left="120"/>
             </w:pPr>
-            <w:hyperlink w:history="1" r:id="rIdkw7npke7nwipc94hvvwdh">
+            <w:hyperlink w:history="1" r:id="rIdbx7pi3ndzjzbl2s8kkooz">
               <w:r>
                 <w:rPr>
                   <w:rFonts w:ascii="Arial" w:cs="Arial" w:eastAsia="Arial" w:hAnsi="Arial"/>
@@ -21382,7 +21907,7 @@
             <w:pPr>
               <w:spacing w:after="20" w:before="0"/>
             </w:pPr>
-            <w:hyperlink w:history="1" r:id="rIdpad-9jztltnzpyo9f_coc">
+            <w:hyperlink w:history="1" r:id="rIdrszsdsh8voj7vli9exjof">
               <w:r>
                 <w:rPr>
                   <w:rFonts w:ascii="Arial" w:cs="Arial" w:eastAsia="Arial" w:hAnsi="Arial"/>
@@ -21415,7 +21940,7 @@
               <w:spacing w:after="10" w:before="0"/>
               <w:ind w:left="120"/>
             </w:pPr>
-            <w:hyperlink w:history="1" r:id="rId6i-u0u-ilihu9ec1xufxh">
+            <w:hyperlink w:history="1" r:id="rIdkmh1vzbj4tqosp-ruq3t6">
               <w:r>
                 <w:rPr>
                   <w:rFonts w:ascii="Arial" w:cs="Arial" w:eastAsia="Arial" w:hAnsi="Arial"/>
@@ -21610,7 +22135,7 @@
             <w:pPr>
               <w:spacing w:after="20" w:before="0"/>
             </w:pPr>
-            <w:hyperlink w:history="1" r:id="rIdnnw29yp6elhny5ah-y_1t">
+            <w:hyperlink w:history="1" r:id="rIdg6kgqbtmvpwzkmng8qvqk">
               <w:r>
                 <w:rPr>
                   <w:rFonts w:ascii="Arial" w:cs="Arial" w:eastAsia="Arial" w:hAnsi="Arial"/>
@@ -21643,7 +22168,7 @@
               <w:spacing w:after="10" w:before="0"/>
               <w:ind w:left="120"/>
             </w:pPr>
-            <w:hyperlink w:history="1" r:id="rIdgp7hn31haj2mjaurqh-eg">
+            <w:hyperlink w:history="1" r:id="rIdumpoth_dbjemtc5ds5udy">
               <w:r>
                 <w:rPr>
                   <w:rFonts w:ascii="Arial" w:cs="Arial" w:eastAsia="Arial" w:hAnsi="Arial"/>
@@ -21688,7 +22213,7 @@
             <w:pPr>
               <w:spacing w:after="20" w:before="0"/>
             </w:pPr>
-            <w:hyperlink w:history="1" r:id="rIdhqnl1c4xpqzyw51drr7__">
+            <w:hyperlink w:history="1" r:id="rIdnxtfayi60m49bwjofeb3g">
               <w:r>
                 <w:rPr>
                   <w:rFonts w:ascii="Arial" w:cs="Arial" w:eastAsia="Arial" w:hAnsi="Arial"/>
@@ -21721,7 +22246,7 @@
               <w:spacing w:after="10" w:before="0"/>
               <w:ind w:left="120"/>
             </w:pPr>
-            <w:hyperlink w:history="1" r:id="rIdgztr3df0unfug9dilfjfe">
+            <w:hyperlink w:history="1" r:id="rIdgwfom_ban_xegthucvquj">
               <w:r>
                 <w:rPr>
                   <w:rFonts w:ascii="Arial" w:cs="Arial" w:eastAsia="Arial" w:hAnsi="Arial"/>
@@ -21916,7 +22441,7 @@
             <w:pPr>
               <w:spacing w:after="20" w:before="0"/>
             </w:pPr>
-            <w:hyperlink w:history="1" r:id="rIdn15vc2tbkk4io0xt3t7mm">
+            <w:hyperlink w:history="1" r:id="rIdk2cqh25downuaocxnztjd">
               <w:r>
                 <w:rPr>
                   <w:rFonts w:ascii="Arial" w:cs="Arial" w:eastAsia="Arial" w:hAnsi="Arial"/>
@@ -21949,7 +22474,7 @@
               <w:spacing w:after="10" w:before="0"/>
               <w:ind w:left="120"/>
             </w:pPr>
-            <w:hyperlink w:history="1" r:id="rIdne0ssllxjeawyg37bn-hi">
+            <w:hyperlink w:history="1" r:id="rIdv_wqalevlj1ykw17ldgns">
               <w:r>
                 <w:rPr>
                   <w:rFonts w:ascii="Arial" w:cs="Arial" w:eastAsia="Arial" w:hAnsi="Arial"/>
@@ -21994,7 +22519,7 @@
             <w:pPr>
               <w:spacing w:after="20" w:before="0"/>
             </w:pPr>
-            <w:hyperlink w:history="1" r:id="rIdb0t7qfvimkteh6dryh-h7">
+            <w:hyperlink w:history="1" r:id="rIdwhyqskq9r68ru18oyknfr">
               <w:r>
                 <w:rPr>
                   <w:rFonts w:ascii="Arial" w:cs="Arial" w:eastAsia="Arial" w:hAnsi="Arial"/>
@@ -22027,7 +22552,7 @@
               <w:spacing w:after="10" w:before="0"/>
               <w:ind w:left="120"/>
             </w:pPr>
-            <w:hyperlink w:history="1" r:id="rIdbczjydpisexai6ujlbngs">
+            <w:hyperlink w:history="1" r:id="rIdda83dgdylcima6oqnt0eu">
               <w:r>
                 <w:rPr>
                   <w:rFonts w:ascii="Arial" w:cs="Arial" w:eastAsia="Arial" w:hAnsi="Arial"/>
@@ -22222,7 +22747,7 @@
             <w:pPr>
               <w:spacing w:after="20" w:before="0"/>
             </w:pPr>
-            <w:hyperlink w:history="1" r:id="rIddxkvbuknpihli4rfi_hpg">
+            <w:hyperlink w:history="1" r:id="rIdgdw1x_bq0jq7duzzmunnx">
               <w:r>
                 <w:rPr>
                   <w:rFonts w:ascii="Arial" w:cs="Arial" w:eastAsia="Arial" w:hAnsi="Arial"/>
@@ -22255,7 +22780,7 @@
               <w:spacing w:after="10" w:before="0"/>
               <w:ind w:left="120"/>
             </w:pPr>
-            <w:hyperlink w:history="1" r:id="rId0_wypwyn7oiiehh6obs_2">
+            <w:hyperlink w:history="1" r:id="rIdufa6wqjdl8bsfbu2xw70u">
               <w:r>
                 <w:rPr>
                   <w:rFonts w:ascii="Arial" w:cs="Arial" w:eastAsia="Arial" w:hAnsi="Arial"/>
@@ -22300,7 +22825,7 @@
             <w:pPr>
               <w:spacing w:after="20" w:before="0"/>
             </w:pPr>
-            <w:hyperlink w:history="1" r:id="rIdcqiptrrapjcequ5wjtkxp">
+            <w:hyperlink w:history="1" r:id="rIdqytytft2un85ikktxes3b">
               <w:r>
                 <w:rPr>
                   <w:rFonts w:ascii="Arial" w:cs="Arial" w:eastAsia="Arial" w:hAnsi="Arial"/>
@@ -22333,7 +22858,7 @@
               <w:spacing w:after="10" w:before="0"/>
               <w:ind w:left="120"/>
             </w:pPr>
-            <w:hyperlink w:history="1" r:id="rId9sdkkrpt2wtd9njbsks5s">
+            <w:hyperlink w:history="1" r:id="rIdwcczjlobnm6k60o-0blcd">
               <w:r>
                 <w:rPr>
                   <w:rFonts w:ascii="Arial" w:cs="Arial" w:eastAsia="Arial" w:hAnsi="Arial"/>
@@ -22528,7 +23053,7 @@
             <w:pPr>
               <w:spacing w:after="20" w:before="0"/>
             </w:pPr>
-            <w:hyperlink w:history="1" r:id="rIdecrobwykgo8360nml-hwh">
+            <w:hyperlink w:history="1" r:id="rIdxou7debdrime-sa7wv_ll">
               <w:r>
                 <w:rPr>
                   <w:rFonts w:ascii="Arial" w:cs="Arial" w:eastAsia="Arial" w:hAnsi="Arial"/>
@@ -22561,7 +23086,7 @@
               <w:spacing w:after="10" w:before="0"/>
               <w:ind w:left="120"/>
             </w:pPr>
-            <w:hyperlink w:history="1" r:id="rIddvbfyh2ztjthe3cwasrqu">
+            <w:hyperlink w:history="1" r:id="rIdmbsxpklwn9mlxfowgzupr">
               <w:r>
                 <w:rPr>
                   <w:rFonts w:ascii="Arial" w:cs="Arial" w:eastAsia="Arial" w:hAnsi="Arial"/>
@@ -22606,7 +23131,7 @@
             <w:pPr>
               <w:spacing w:after="20" w:before="0"/>
             </w:pPr>
-            <w:hyperlink w:history="1" r:id="rIdbsaardcfitvbdhzbdh46r">
+            <w:hyperlink w:history="1" r:id="rIdsztd3-vaib5hst68l421t">
               <w:r>
                 <w:rPr>
                   <w:rFonts w:ascii="Arial" w:cs="Arial" w:eastAsia="Arial" w:hAnsi="Arial"/>
@@ -22639,7 +23164,7 @@
               <w:spacing w:after="10" w:before="0"/>
               <w:ind w:left="120"/>
             </w:pPr>
-            <w:hyperlink w:history="1" r:id="rIdq1jhoj6-cshyrgbeckcla">
+            <w:hyperlink w:history="1" r:id="rIdlwuqvawyy4f5jc7o8eex2">
               <w:r>
                 <w:rPr>
                   <w:rFonts w:ascii="Arial" w:cs="Arial" w:eastAsia="Arial" w:hAnsi="Arial"/>
@@ -23401,6 +23926,65 @@
         </w:tc>
       </w:tr>
     </w:tbl>
+    <w:p>
+      <w:pPr>
+        <w:pBdr>
+          <w:top w:val="single" w:color="BBBBBB" w:sz="4" w:space="4"/>
+        </w:pBdr>
+        <w:spacing w:after="0" w:before="160"/>
+      </w:pPr>
+      <w:r>
+        <w:rPr>
+          <w:rFonts w:ascii="Arial" w:cs="Arial" w:eastAsia="Arial" w:hAnsi="Arial"/>
+          <w:color w:val="666666"/>
+          <w:sz w:val="14"/>
+          <w:szCs w:val="14"/>
+        </w:rPr>
+        <w:t xml:space="preserve">© 2026 SeaVuria and ARES. Aligned with KICD objectives. Developed by SeaVuria; technical implementation by ARES (with AI assistance from Claude). Licensed under </w:t>
+      </w:r>
+      <w:hyperlink w:history="1" r:id="rIdpzoehpmequ0redmfwnxhr">
+        <w:r>
+          <w:rPr>
+            <w:rFonts w:ascii="Arial" w:cs="Arial" w:eastAsia="Arial" w:hAnsi="Arial"/>
+            <w:color w:val="1F6B75"/>
+            <w:sz w:val="14"/>
+            <w:szCs w:val="14"/>
+            <w:u w:val="single" w:color="1F6B75"/>
+          </w:rPr>
+          <w:t xml:space="preserve">CC BY-NC 4.0</w:t>
+        </w:r>
+      </w:hyperlink>
+      <w:r>
+        <w:rPr>
+          <w:rFonts w:ascii="Arial" w:cs="Arial" w:eastAsia="Arial" w:hAnsi="Arial"/>
+          <w:color w:val="666666"/>
+          <w:sz w:val="14"/>
+          <w:szCs w:val="14"/>
+        </w:rPr>
+        <w:t xml:space="preserve"> (</w:t>
+      </w:r>
+      <w:hyperlink w:history="1" r:id="rIdg3hwfvyphhitckhqjc1gd">
+        <w:r>
+          <w:rPr>
+            <w:rFonts w:ascii="Arial" w:cs="Arial" w:eastAsia="Arial" w:hAnsi="Arial"/>
+            <w:color w:val="1F6B75"/>
+            <w:sz w:val="14"/>
+            <w:szCs w:val="14"/>
+            <w:u w:val="single" w:color="1F6B75"/>
+          </w:rPr>
+          <w:t xml:space="preserve">https://creativecommons.org/licenses/by-nc/4.0/</w:t>
+        </w:r>
+      </w:hyperlink>
+      <w:r>
+        <w:rPr>
+          <w:rFonts w:ascii="Arial" w:cs="Arial" w:eastAsia="Arial" w:hAnsi="Arial"/>
+          <w:color w:val="666666"/>
+          <w:sz w:val="14"/>
+          <w:szCs w:val="14"/>
+        </w:rPr>
+        <w:t xml:space="preserve">).</w:t>
+      </w:r>
+    </w:p>
     <w:p>
       <w:r>
         <w:br w:type="page"/>
@@ -24392,7 +24976,7 @@
             <w:pPr>
               <w:spacing w:after="20" w:before="0"/>
             </w:pPr>
-            <w:hyperlink w:history="1" r:id="rId7vhgcm3rog6pf5jhqr31y">
+            <w:hyperlink w:history="1" r:id="rIdttkk-9mqhldjyvi9zupdj">
               <w:r>
                 <w:rPr>
                   <w:rFonts w:ascii="Arial" w:cs="Arial" w:eastAsia="Arial" w:hAnsi="Arial"/>
@@ -24425,7 +25009,7 @@
               <w:spacing w:after="10" w:before="0"/>
               <w:ind w:left="120"/>
             </w:pPr>
-            <w:hyperlink w:history="1" r:id="rIdchqsezlxaers7erzw8fsc">
+            <w:hyperlink w:history="1" r:id="rIdokpvlmj689fyi4ucv--cf">
               <w:r>
                 <w:rPr>
                   <w:rFonts w:ascii="Arial" w:cs="Arial" w:eastAsia="Arial" w:hAnsi="Arial"/>
@@ -24470,7 +25054,7 @@
             <w:pPr>
               <w:spacing w:after="20" w:before="0"/>
             </w:pPr>
-            <w:hyperlink w:history="1" r:id="rIdy0qofauhhtqcznnd3ihfo">
+            <w:hyperlink w:history="1" r:id="rIdjzopcc-02ehnjckpsmqgd">
               <w:r>
                 <w:rPr>
                   <w:rFonts w:ascii="Arial" w:cs="Arial" w:eastAsia="Arial" w:hAnsi="Arial"/>
@@ -24503,7 +25087,7 @@
               <w:spacing w:after="10" w:before="0"/>
               <w:ind w:left="120"/>
             </w:pPr>
-            <w:hyperlink w:history="1" r:id="rIdb0db8vj6s7sxd0qgpnglm">
+            <w:hyperlink w:history="1" r:id="rId3uxne0iaddh6fbl-_ocuf">
               <w:r>
                 <w:rPr>
                   <w:rFonts w:ascii="Arial" w:cs="Arial" w:eastAsia="Arial" w:hAnsi="Arial"/>
@@ -24698,7 +25282,7 @@
             <w:pPr>
               <w:spacing w:after="20" w:before="0"/>
             </w:pPr>
-            <w:hyperlink w:history="1" r:id="rIditcnn2pzhpdrwz2c01vmu">
+            <w:hyperlink w:history="1" r:id="rIdsuuvtqkgtuhwwpuhv51r_">
               <w:r>
                 <w:rPr>
                   <w:rFonts w:ascii="Arial" w:cs="Arial" w:eastAsia="Arial" w:hAnsi="Arial"/>
@@ -24731,7 +25315,7 @@
               <w:spacing w:after="10" w:before="0"/>
               <w:ind w:left="120"/>
             </w:pPr>
-            <w:hyperlink w:history="1" r:id="rIdyvipzs5cogmkztpnxefzs">
+            <w:hyperlink w:history="1" r:id="rIdnwf0t9bpk0oxpo4kb42sd">
               <w:r>
                 <w:rPr>
                   <w:rFonts w:ascii="Arial" w:cs="Arial" w:eastAsia="Arial" w:hAnsi="Arial"/>
@@ -24776,7 +25360,7 @@
             <w:pPr>
               <w:spacing w:after="20" w:before="0"/>
             </w:pPr>
-            <w:hyperlink w:history="1" r:id="rId11vgos0-atkxqaonce6yv">
+            <w:hyperlink w:history="1" r:id="rId3cu5odnp1uuff3kggqsws">
               <w:r>
                 <w:rPr>
                   <w:rFonts w:ascii="Arial" w:cs="Arial" w:eastAsia="Arial" w:hAnsi="Arial"/>
@@ -24809,7 +25393,7 @@
               <w:spacing w:after="10" w:before="0"/>
               <w:ind w:left="120"/>
             </w:pPr>
-            <w:hyperlink w:history="1" r:id="rIdzo28hb9mueibtntvevl9n">
+            <w:hyperlink w:history="1" r:id="rIdtyzfai0bhf3vkkvlpi3sh">
               <w:r>
                 <w:rPr>
                   <w:rFonts w:ascii="Arial" w:cs="Arial" w:eastAsia="Arial" w:hAnsi="Arial"/>
@@ -25004,7 +25588,7 @@
             <w:pPr>
               <w:spacing w:after="20" w:before="0"/>
             </w:pPr>
-            <w:hyperlink w:history="1" r:id="rId3xtyxwc4jw3td-mb0rjbs">
+            <w:hyperlink w:history="1" r:id="rIdmtjsfxjjg5azduhgmfe-u">
               <w:r>
                 <w:rPr>
                   <w:rFonts w:ascii="Arial" w:cs="Arial" w:eastAsia="Arial" w:hAnsi="Arial"/>
@@ -25037,7 +25621,7 @@
               <w:spacing w:after="10" w:before="0"/>
               <w:ind w:left="120"/>
             </w:pPr>
-            <w:hyperlink w:history="1" r:id="rId2uq_hnmowa0u5svl9luce">
+            <w:hyperlink w:history="1" r:id="rId9owjpi18hdelsotanhfmo">
               <w:r>
                 <w:rPr>
                   <w:rFonts w:ascii="Arial" w:cs="Arial" w:eastAsia="Arial" w:hAnsi="Arial"/>
@@ -25082,7 +25666,7 @@
             <w:pPr>
               <w:spacing w:after="20" w:before="0"/>
             </w:pPr>
-            <w:hyperlink w:history="1" r:id="rIdor670i-us-1otoqyncoov">
+            <w:hyperlink w:history="1" r:id="rIdzunahzdgmelbu8ahxkvcn">
               <w:r>
                 <w:rPr>
                   <w:rFonts w:ascii="Arial" w:cs="Arial" w:eastAsia="Arial" w:hAnsi="Arial"/>
@@ -25115,7 +25699,7 @@
               <w:spacing w:after="10" w:before="0"/>
               <w:ind w:left="120"/>
             </w:pPr>
-            <w:hyperlink w:history="1" r:id="rIdt9vzdjykxqd3g40ef3ltz">
+            <w:hyperlink w:history="1" r:id="rIdx1s9lndjtxxujoeyoioy8">
               <w:r>
                 <w:rPr>
                   <w:rFonts w:ascii="Arial" w:cs="Arial" w:eastAsia="Arial" w:hAnsi="Arial"/>
@@ -25310,7 +25894,7 @@
             <w:pPr>
               <w:spacing w:after="20" w:before="0"/>
             </w:pPr>
-            <w:hyperlink w:history="1" r:id="rIdtvtgwyrq6zws80sguysig">
+            <w:hyperlink w:history="1" r:id="rIdygcujgoqxqhpunpkaof4i">
               <w:r>
                 <w:rPr>
                   <w:rFonts w:ascii="Arial" w:cs="Arial" w:eastAsia="Arial" w:hAnsi="Arial"/>
@@ -25343,7 +25927,7 @@
               <w:spacing w:after="10" w:before="0"/>
               <w:ind w:left="120"/>
             </w:pPr>
-            <w:hyperlink w:history="1" r:id="rIdch7rtlj4lmmgmaptvbqp1">
+            <w:hyperlink w:history="1" r:id="rIdwbph6betjnwzlxsvpfb1g">
               <w:r>
                 <w:rPr>
                   <w:rFonts w:ascii="Arial" w:cs="Arial" w:eastAsia="Arial" w:hAnsi="Arial"/>
@@ -25388,7 +25972,7 @@
             <w:pPr>
               <w:spacing w:after="20" w:before="0"/>
             </w:pPr>
-            <w:hyperlink w:history="1" r:id="rId7inrmcustwmrcxa4z383q">
+            <w:hyperlink w:history="1" r:id="rIdkov-d3tmoaung17678iir">
               <w:r>
                 <w:rPr>
                   <w:rFonts w:ascii="Arial" w:cs="Arial" w:eastAsia="Arial" w:hAnsi="Arial"/>
@@ -25421,7 +26005,7 @@
               <w:spacing w:after="10" w:before="0"/>
               <w:ind w:left="120"/>
             </w:pPr>
-            <w:hyperlink w:history="1" r:id="rIddqike1zuqfdp0bmpivmsg">
+            <w:hyperlink w:history="1" r:id="rIdgqiv5wvhgjhs6qh6kiyt2">
               <w:r>
                 <w:rPr>
                   <w:rFonts w:ascii="Arial" w:cs="Arial" w:eastAsia="Arial" w:hAnsi="Arial"/>
@@ -25616,7 +26200,7 @@
             <w:pPr>
               <w:spacing w:after="20" w:before="0"/>
             </w:pPr>
-            <w:hyperlink w:history="1" r:id="rIdx7voqvkmaxznjofbcf-va">
+            <w:hyperlink w:history="1" r:id="rIddhlcx1y8jik7apyjuvuea">
               <w:r>
                 <w:rPr>
                   <w:rFonts w:ascii="Arial" w:cs="Arial" w:eastAsia="Arial" w:hAnsi="Arial"/>
@@ -25649,7 +26233,7 @@
               <w:spacing w:after="10" w:before="0"/>
               <w:ind w:left="120"/>
             </w:pPr>
-            <w:hyperlink w:history="1" r:id="rIdfov70_9igbnx0gdocnh9b">
+            <w:hyperlink w:history="1" r:id="rIdpsgq06xqfw-qg8e6nhiq1">
               <w:r>
                 <w:rPr>
                   <w:rFonts w:ascii="Arial" w:cs="Arial" w:eastAsia="Arial" w:hAnsi="Arial"/>
@@ -25694,7 +26278,7 @@
             <w:pPr>
               <w:spacing w:after="20" w:before="0"/>
             </w:pPr>
-            <w:hyperlink w:history="1" r:id="rIdrrocvy3cr3j0vgc3uxnib">
+            <w:hyperlink w:history="1" r:id="rIdnbmgs5as219m9usetdwwj">
               <w:r>
                 <w:rPr>
                   <w:rFonts w:ascii="Arial" w:cs="Arial" w:eastAsia="Arial" w:hAnsi="Arial"/>
@@ -25727,7 +26311,7 @@
               <w:spacing w:after="10" w:before="0"/>
               <w:ind w:left="120"/>
             </w:pPr>
-            <w:hyperlink w:history="1" r:id="rIdmzop99klhnkp8mf46narx">
+            <w:hyperlink w:history="1" r:id="rIdpxlbibn8velodhzxlrxz1">
               <w:r>
                 <w:rPr>
                   <w:rFonts w:ascii="Arial" w:cs="Arial" w:eastAsia="Arial" w:hAnsi="Arial"/>
@@ -26223,6 +26807,65 @@
         </w:tc>
       </w:tr>
     </w:tbl>
+    <w:p>
+      <w:pPr>
+        <w:pBdr>
+          <w:top w:val="single" w:color="BBBBBB" w:sz="4" w:space="4"/>
+        </w:pBdr>
+        <w:spacing w:after="0" w:before="160"/>
+      </w:pPr>
+      <w:r>
+        <w:rPr>
+          <w:rFonts w:ascii="Arial" w:cs="Arial" w:eastAsia="Arial" w:hAnsi="Arial"/>
+          <w:color w:val="666666"/>
+          <w:sz w:val="14"/>
+          <w:szCs w:val="14"/>
+        </w:rPr>
+        <w:t xml:space="preserve">© 2026 SeaVuria and ARES. Aligned with KICD objectives. Developed by SeaVuria; technical implementation by ARES (with AI assistance from Claude). Licensed under </w:t>
+      </w:r>
+      <w:hyperlink w:history="1" r:id="rIdmavqfxuo0infsu7hqyd3i">
+        <w:r>
+          <w:rPr>
+            <w:rFonts w:ascii="Arial" w:cs="Arial" w:eastAsia="Arial" w:hAnsi="Arial"/>
+            <w:color w:val="1F6B75"/>
+            <w:sz w:val="14"/>
+            <w:szCs w:val="14"/>
+            <w:u w:val="single" w:color="1F6B75"/>
+          </w:rPr>
+          <w:t xml:space="preserve">CC BY-NC 4.0</w:t>
+        </w:r>
+      </w:hyperlink>
+      <w:r>
+        <w:rPr>
+          <w:rFonts w:ascii="Arial" w:cs="Arial" w:eastAsia="Arial" w:hAnsi="Arial"/>
+          <w:color w:val="666666"/>
+          <w:sz w:val="14"/>
+          <w:szCs w:val="14"/>
+        </w:rPr>
+        <w:t xml:space="preserve"> (</w:t>
+      </w:r>
+      <w:hyperlink w:history="1" r:id="rIdiwzqjkclmivxmv2akg8sk">
+        <w:r>
+          <w:rPr>
+            <w:rFonts w:ascii="Arial" w:cs="Arial" w:eastAsia="Arial" w:hAnsi="Arial"/>
+            <w:color w:val="1F6B75"/>
+            <w:sz w:val="14"/>
+            <w:szCs w:val="14"/>
+            <w:u w:val="single" w:color="1F6B75"/>
+          </w:rPr>
+          <w:t xml:space="preserve">https://creativecommons.org/licenses/by-nc/4.0/</w:t>
+        </w:r>
+      </w:hyperlink>
+      <w:r>
+        <w:rPr>
+          <w:rFonts w:ascii="Arial" w:cs="Arial" w:eastAsia="Arial" w:hAnsi="Arial"/>
+          <w:color w:val="666666"/>
+          <w:sz w:val="14"/>
+          <w:szCs w:val="14"/>
+        </w:rPr>
+        <w:t xml:space="preserve">).</w:t>
+      </w:r>
+    </w:p>
     <w:p>
       <w:r>
         <w:br w:type="page"/>
@@ -27214,7 +27857,7 @@
             <w:pPr>
               <w:spacing w:after="20" w:before="0"/>
             </w:pPr>
-            <w:hyperlink w:history="1" r:id="rIdmnu5674de_f2n3vjwsjix">
+            <w:hyperlink w:history="1" r:id="rIdrscpdkiyuggmo4g7vbjgf">
               <w:r>
                 <w:rPr>
                   <w:rFonts w:ascii="Arial" w:cs="Arial" w:eastAsia="Arial" w:hAnsi="Arial"/>
@@ -27247,7 +27890,7 @@
               <w:spacing w:after="10" w:before="0"/>
               <w:ind w:left="120"/>
             </w:pPr>
-            <w:hyperlink w:history="1" r:id="rIdmd_4tbdjidrolyub8ranm">
+            <w:hyperlink w:history="1" r:id="rIdizirz3nogzly-al5ykpxu">
               <w:r>
                 <w:rPr>
                   <w:rFonts w:ascii="Arial" w:cs="Arial" w:eastAsia="Arial" w:hAnsi="Arial"/>
@@ -27292,7 +27935,7 @@
             <w:pPr>
               <w:spacing w:after="20" w:before="0"/>
             </w:pPr>
-            <w:hyperlink w:history="1" r:id="rIdgp4kd3h8pvajure0acmja">
+            <w:hyperlink w:history="1" r:id="rIdwnb3mwyn9wgmjd0dxllbn">
               <w:r>
                 <w:rPr>
                   <w:rFonts w:ascii="Arial" w:cs="Arial" w:eastAsia="Arial" w:hAnsi="Arial"/>
@@ -27325,7 +27968,7 @@
               <w:spacing w:after="10" w:before="0"/>
               <w:ind w:left="120"/>
             </w:pPr>
-            <w:hyperlink w:history="1" r:id="rIdtdqiep_qip-hit6g7ediz">
+            <w:hyperlink w:history="1" r:id="rId2npevs_orak44g9ntrdqj">
               <w:r>
                 <w:rPr>
                   <w:rFonts w:ascii="Arial" w:cs="Arial" w:eastAsia="Arial" w:hAnsi="Arial"/>
@@ -27520,7 +28163,7 @@
             <w:pPr>
               <w:spacing w:after="20" w:before="0"/>
             </w:pPr>
-            <w:hyperlink w:history="1" r:id="rIddjavjjvgvavt1nh3_ah1a">
+            <w:hyperlink w:history="1" r:id="rId8t9tnbwbzkxdv-c0ahuqk">
               <w:r>
                 <w:rPr>
                   <w:rFonts w:ascii="Arial" w:cs="Arial" w:eastAsia="Arial" w:hAnsi="Arial"/>
@@ -27553,7 +28196,7 @@
               <w:spacing w:after="10" w:before="0"/>
               <w:ind w:left="120"/>
             </w:pPr>
-            <w:hyperlink w:history="1" r:id="rId4k24nl4whdwscxtn5qzhh">
+            <w:hyperlink w:history="1" r:id="rIdtzrunhfmtq9efw8uwsnlh">
               <w:r>
                 <w:rPr>
                   <w:rFonts w:ascii="Arial" w:cs="Arial" w:eastAsia="Arial" w:hAnsi="Arial"/>
@@ -27598,7 +28241,7 @@
             <w:pPr>
               <w:spacing w:after="20" w:before="0"/>
             </w:pPr>
-            <w:hyperlink w:history="1" r:id="rId77hr0u-lp7s1ia1cxn8pc">
+            <w:hyperlink w:history="1" r:id="rIdks8rz0s2zyhwwnpvqgwpx">
               <w:r>
                 <w:rPr>
                   <w:rFonts w:ascii="Arial" w:cs="Arial" w:eastAsia="Arial" w:hAnsi="Arial"/>
@@ -27631,7 +28274,7 @@
               <w:spacing w:after="10" w:before="0"/>
               <w:ind w:left="120"/>
             </w:pPr>
-            <w:hyperlink w:history="1" r:id="rIdjn5hscpoqwx3zbe_qnvib">
+            <w:hyperlink w:history="1" r:id="rIdirt0hbyh71dhtub2vkav0">
               <w:r>
                 <w:rPr>
                   <w:rFonts w:ascii="Arial" w:cs="Arial" w:eastAsia="Arial" w:hAnsi="Arial"/>
@@ -27826,7 +28469,7 @@
             <w:pPr>
               <w:spacing w:after="20" w:before="0"/>
             </w:pPr>
-            <w:hyperlink w:history="1" r:id="rId3uqivdfnepwxhixxijqk4">
+            <w:hyperlink w:history="1" r:id="rIddedpul4opjssnvqwmlyej">
               <w:r>
                 <w:rPr>
                   <w:rFonts w:ascii="Arial" w:cs="Arial" w:eastAsia="Arial" w:hAnsi="Arial"/>
@@ -27859,7 +28502,7 @@
               <w:spacing w:after="10" w:before="0"/>
               <w:ind w:left="120"/>
             </w:pPr>
-            <w:hyperlink w:history="1" r:id="rIdt-al2yuqkoewd3t5tlh9s">
+            <w:hyperlink w:history="1" r:id="rIdaqtxzq8978ujuwhe4fsjt">
               <w:r>
                 <w:rPr>
                   <w:rFonts w:ascii="Arial" w:cs="Arial" w:eastAsia="Arial" w:hAnsi="Arial"/>
@@ -27904,7 +28547,7 @@
             <w:pPr>
               <w:spacing w:after="20" w:before="0"/>
             </w:pPr>
-            <w:hyperlink w:history="1" r:id="rIdaghbimr2yqapwtajlc4uu">
+            <w:hyperlink w:history="1" r:id="rIdf_f-izxalpkfziy6fbpbx">
               <w:r>
                 <w:rPr>
                   <w:rFonts w:ascii="Arial" w:cs="Arial" w:eastAsia="Arial" w:hAnsi="Arial"/>
@@ -27937,7 +28580,7 @@
               <w:spacing w:after="10" w:before="0"/>
               <w:ind w:left="120"/>
             </w:pPr>
-            <w:hyperlink w:history="1" r:id="rId0hxgsezgpjp1zh-xws4sf">
+            <w:hyperlink w:history="1" r:id="rIdqd3jksz9kcc6rowc0d0dq">
               <w:r>
                 <w:rPr>
                   <w:rFonts w:ascii="Arial" w:cs="Arial" w:eastAsia="Arial" w:hAnsi="Arial"/>
@@ -28132,7 +28775,7 @@
             <w:pPr>
               <w:spacing w:after="20" w:before="0"/>
             </w:pPr>
-            <w:hyperlink w:history="1" r:id="rIdjou-tjgepcjomdwrxbzep">
+            <w:hyperlink w:history="1" r:id="rId7dgarbhbsbgdnzpt-vfkj">
               <w:r>
                 <w:rPr>
                   <w:rFonts w:ascii="Arial" w:cs="Arial" w:eastAsia="Arial" w:hAnsi="Arial"/>
@@ -28165,7 +28808,7 @@
               <w:spacing w:after="10" w:before="0"/>
               <w:ind w:left="120"/>
             </w:pPr>
-            <w:hyperlink w:history="1" r:id="rId7rdhmzs_od7edy0jfobtc">
+            <w:hyperlink w:history="1" r:id="rIduf8mrwyirsklwqh7-k4t7">
               <w:r>
                 <w:rPr>
                   <w:rFonts w:ascii="Arial" w:cs="Arial" w:eastAsia="Arial" w:hAnsi="Arial"/>
@@ -28210,7 +28853,7 @@
             <w:pPr>
               <w:spacing w:after="20" w:before="0"/>
             </w:pPr>
-            <w:hyperlink w:history="1" r:id="rIdnokn_1soxn1yytrmhggzo">
+            <w:hyperlink w:history="1" r:id="rIdnft_o6hk8x32bjevab5us">
               <w:r>
                 <w:rPr>
                   <w:rFonts w:ascii="Arial" w:cs="Arial" w:eastAsia="Arial" w:hAnsi="Arial"/>
@@ -28243,7 +28886,7 @@
               <w:spacing w:after="10" w:before="0"/>
               <w:ind w:left="120"/>
             </w:pPr>
-            <w:hyperlink w:history="1" r:id="rIdp1zdybizlgfsqx_vfyzja">
+            <w:hyperlink w:history="1" r:id="rIdj16qa8rfx1hxrewpvwi4w">
               <w:r>
                 <w:rPr>
                   <w:rFonts w:ascii="Arial" w:cs="Arial" w:eastAsia="Arial" w:hAnsi="Arial"/>
@@ -28438,7 +29081,7 @@
             <w:pPr>
               <w:spacing w:after="20" w:before="0"/>
             </w:pPr>
-            <w:hyperlink w:history="1" r:id="rIdqyo4yq4jil8komvli9sjb">
+            <w:hyperlink w:history="1" r:id="rId7wdukjfq46vfwdkspirzm">
               <w:r>
                 <w:rPr>
                   <w:rFonts w:ascii="Arial" w:cs="Arial" w:eastAsia="Arial" w:hAnsi="Arial"/>
@@ -28471,7 +29114,7 @@
               <w:spacing w:after="10" w:before="0"/>
               <w:ind w:left="120"/>
             </w:pPr>
-            <w:hyperlink w:history="1" r:id="rIdaomw1yxxfjxxaqjzto3ex">
+            <w:hyperlink w:history="1" r:id="rIdmltj_jlylxka9aji540w4">
               <w:r>
                 <w:rPr>
                   <w:rFonts w:ascii="Arial" w:cs="Arial" w:eastAsia="Arial" w:hAnsi="Arial"/>
@@ -28516,7 +29159,7 @@
             <w:pPr>
               <w:spacing w:after="20" w:before="0"/>
             </w:pPr>
-            <w:hyperlink w:history="1" r:id="rIdrnbvwlej3rvqhl1nyhqkm">
+            <w:hyperlink w:history="1" r:id="rIdtelsi3gtdafphpotuvo3z">
               <w:r>
                 <w:rPr>
                   <w:rFonts w:ascii="Arial" w:cs="Arial" w:eastAsia="Arial" w:hAnsi="Arial"/>
@@ -28549,7 +29192,7 @@
               <w:spacing w:after="10" w:before="0"/>
               <w:ind w:left="120"/>
             </w:pPr>
-            <w:hyperlink w:history="1" r:id="rIdpycqckisdpdbkrymr079o">
+            <w:hyperlink w:history="1" r:id="rId67ppok6d-r7v6g9hvq2gm">
               <w:r>
                 <w:rPr>
                   <w:rFonts w:ascii="Arial" w:cs="Arial" w:eastAsia="Arial" w:hAnsi="Arial"/>
@@ -29045,6 +29688,65 @@
         </w:tc>
       </w:tr>
     </w:tbl>
+    <w:p>
+      <w:pPr>
+        <w:pBdr>
+          <w:top w:val="single" w:color="BBBBBB" w:sz="4" w:space="4"/>
+        </w:pBdr>
+        <w:spacing w:after="0" w:before="160"/>
+      </w:pPr>
+      <w:r>
+        <w:rPr>
+          <w:rFonts w:ascii="Arial" w:cs="Arial" w:eastAsia="Arial" w:hAnsi="Arial"/>
+          <w:color w:val="666666"/>
+          <w:sz w:val="14"/>
+          <w:szCs w:val="14"/>
+        </w:rPr>
+        <w:t xml:space="preserve">© 2026 SeaVuria and ARES. Aligned with KICD objectives. Developed by SeaVuria; technical implementation by ARES (with AI assistance from Claude). Licensed under </w:t>
+      </w:r>
+      <w:hyperlink w:history="1" r:id="rIdvejy4mzfc0-o4ovowthnv">
+        <w:r>
+          <w:rPr>
+            <w:rFonts w:ascii="Arial" w:cs="Arial" w:eastAsia="Arial" w:hAnsi="Arial"/>
+            <w:color w:val="1F6B75"/>
+            <w:sz w:val="14"/>
+            <w:szCs w:val="14"/>
+            <w:u w:val="single" w:color="1F6B75"/>
+          </w:rPr>
+          <w:t xml:space="preserve">CC BY-NC 4.0</w:t>
+        </w:r>
+      </w:hyperlink>
+      <w:r>
+        <w:rPr>
+          <w:rFonts w:ascii="Arial" w:cs="Arial" w:eastAsia="Arial" w:hAnsi="Arial"/>
+          <w:color w:val="666666"/>
+          <w:sz w:val="14"/>
+          <w:szCs w:val="14"/>
+        </w:rPr>
+        <w:t xml:space="preserve"> (</w:t>
+      </w:r>
+      <w:hyperlink w:history="1" r:id="rIdmcdhs-oy0pq2rbxyr8aon">
+        <w:r>
+          <w:rPr>
+            <w:rFonts w:ascii="Arial" w:cs="Arial" w:eastAsia="Arial" w:hAnsi="Arial"/>
+            <w:color w:val="1F6B75"/>
+            <w:sz w:val="14"/>
+            <w:szCs w:val="14"/>
+            <w:u w:val="single" w:color="1F6B75"/>
+          </w:rPr>
+          <w:t xml:space="preserve">https://creativecommons.org/licenses/by-nc/4.0/</w:t>
+        </w:r>
+      </w:hyperlink>
+      <w:r>
+        <w:rPr>
+          <w:rFonts w:ascii="Arial" w:cs="Arial" w:eastAsia="Arial" w:hAnsi="Arial"/>
+          <w:color w:val="666666"/>
+          <w:sz w:val="14"/>
+          <w:szCs w:val="14"/>
+        </w:rPr>
+        <w:t xml:space="preserve">).</w:t>
+      </w:r>
+    </w:p>
     <w:p>
       <w:r>
         <w:br w:type="page"/>
@@ -30036,7 +30738,7 @@
             <w:pPr>
               <w:spacing w:after="20" w:before="0"/>
             </w:pPr>
-            <w:hyperlink w:history="1" r:id="rIdnoicfpmxrqkdbgrpfucmm">
+            <w:hyperlink w:history="1" r:id="rIdpbvl9hh-qwzhmfljskpga">
               <w:r>
                 <w:rPr>
                   <w:rFonts w:ascii="Arial" w:cs="Arial" w:eastAsia="Arial" w:hAnsi="Arial"/>
@@ -30069,7 +30771,7 @@
               <w:spacing w:after="10" w:before="0"/>
               <w:ind w:left="120"/>
             </w:pPr>
-            <w:hyperlink w:history="1" r:id="rIdnlyur4ugerevdh4b_dpyz">
+            <w:hyperlink w:history="1" r:id="rIdbb9y0uwvzlbovytacslgs">
               <w:r>
                 <w:rPr>
                   <w:rFonts w:ascii="Arial" w:cs="Arial" w:eastAsia="Arial" w:hAnsi="Arial"/>
@@ -30114,7 +30816,7 @@
             <w:pPr>
               <w:spacing w:after="20" w:before="0"/>
             </w:pPr>
-            <w:hyperlink w:history="1" r:id="rIdlipzqajnpqvyixpjlszen">
+            <w:hyperlink w:history="1" r:id="rIdijk1qrsteac2mr_tibbrr">
               <w:r>
                 <w:rPr>
                   <w:rFonts w:ascii="Arial" w:cs="Arial" w:eastAsia="Arial" w:hAnsi="Arial"/>
@@ -30147,7 +30849,7 @@
               <w:spacing w:after="10" w:before="0"/>
               <w:ind w:left="120"/>
             </w:pPr>
-            <w:hyperlink w:history="1" r:id="rIdl073xba_xyoggibk9xkiq">
+            <w:hyperlink w:history="1" r:id="rIdxmw4a9xhd3pgktrsacf_f">
               <w:r>
                 <w:rPr>
                   <w:rFonts w:ascii="Arial" w:cs="Arial" w:eastAsia="Arial" w:hAnsi="Arial"/>
@@ -30342,7 +31044,7 @@
             <w:pPr>
               <w:spacing w:after="20" w:before="0"/>
             </w:pPr>
-            <w:hyperlink w:history="1" r:id="rIdel8xeoxjyokvweie3bfgj">
+            <w:hyperlink w:history="1" r:id="rIdzcuiprgqbfixvg986wbw6">
               <w:r>
                 <w:rPr>
                   <w:rFonts w:ascii="Arial" w:cs="Arial" w:eastAsia="Arial" w:hAnsi="Arial"/>
@@ -30375,7 +31077,7 @@
               <w:spacing w:after="10" w:before="0"/>
               <w:ind w:left="120"/>
             </w:pPr>
-            <w:hyperlink w:history="1" r:id="rIdeglw8aq5bgadjuwhmchzv">
+            <w:hyperlink w:history="1" r:id="rIdvpdx7rwuf8d3layhzd-bv">
               <w:r>
                 <w:rPr>
                   <w:rFonts w:ascii="Arial" w:cs="Arial" w:eastAsia="Arial" w:hAnsi="Arial"/>
@@ -30420,7 +31122,7 @@
             <w:pPr>
               <w:spacing w:after="20" w:before="0"/>
             </w:pPr>
-            <w:hyperlink w:history="1" r:id="rIdoymxjmzrbibf0wfwfhrhe">
+            <w:hyperlink w:history="1" r:id="rIdpdtkimo2ofqd5wyp0gpg-">
               <w:r>
                 <w:rPr>
                   <w:rFonts w:ascii="Arial" w:cs="Arial" w:eastAsia="Arial" w:hAnsi="Arial"/>
@@ -30453,7 +31155,7 @@
               <w:spacing w:after="10" w:before="0"/>
               <w:ind w:left="120"/>
             </w:pPr>
-            <w:hyperlink w:history="1" r:id="rIdggwe2b18x2lwvopknc6_f">
+            <w:hyperlink w:history="1" r:id="rIdejwlv8vi6tt1g54zq4up1">
               <w:r>
                 <w:rPr>
                   <w:rFonts w:ascii="Arial" w:cs="Arial" w:eastAsia="Arial" w:hAnsi="Arial"/>
@@ -30648,7 +31350,7 @@
             <w:pPr>
               <w:spacing w:after="20" w:before="0"/>
             </w:pPr>
-            <w:hyperlink w:history="1" r:id="rId3n-ep5hkgiidfvbvucptk">
+            <w:hyperlink w:history="1" r:id="rIdvi--zaz5mhtgpqtkbcc_4">
               <w:r>
                 <w:rPr>
                   <w:rFonts w:ascii="Arial" w:cs="Arial" w:eastAsia="Arial" w:hAnsi="Arial"/>
@@ -30681,7 +31383,7 @@
               <w:spacing w:after="10" w:before="0"/>
               <w:ind w:left="120"/>
             </w:pPr>
-            <w:hyperlink w:history="1" r:id="rIdgula1egtacjl8ws0hcxjf">
+            <w:hyperlink w:history="1" r:id="rId-9-a9mv5r0zlco35bk1l3">
               <w:r>
                 <w:rPr>
                   <w:rFonts w:ascii="Arial" w:cs="Arial" w:eastAsia="Arial" w:hAnsi="Arial"/>
@@ -30726,7 +31428,7 @@
             <w:pPr>
               <w:spacing w:after="20" w:before="0"/>
             </w:pPr>
-            <w:hyperlink w:history="1" r:id="rIdkylykj2rvnq4i--fs2qk9">
+            <w:hyperlink w:history="1" r:id="rIdahx5s0bp7otilyzxkltus">
               <w:r>
                 <w:rPr>
                   <w:rFonts w:ascii="Arial" w:cs="Arial" w:eastAsia="Arial" w:hAnsi="Arial"/>
@@ -30759,7 +31461,7 @@
               <w:spacing w:after="10" w:before="0"/>
               <w:ind w:left="120"/>
             </w:pPr>
-            <w:hyperlink w:history="1" r:id="rId5fzggttwqrwxq8p1daabo">
+            <w:hyperlink w:history="1" r:id="rIdwxmans9ztpm0-t9mqiuet">
               <w:r>
                 <w:rPr>
                   <w:rFonts w:ascii="Arial" w:cs="Arial" w:eastAsia="Arial" w:hAnsi="Arial"/>
@@ -30954,7 +31656,7 @@
             <w:pPr>
               <w:spacing w:after="20" w:before="0"/>
             </w:pPr>
-            <w:hyperlink w:history="1" r:id="rIdily-s-qiijpwiy4zlo6lz">
+            <w:hyperlink w:history="1" r:id="rIdlxa1zffeznca1fglao6qm">
               <w:r>
                 <w:rPr>
                   <w:rFonts w:ascii="Arial" w:cs="Arial" w:eastAsia="Arial" w:hAnsi="Arial"/>
@@ -30987,7 +31689,7 @@
               <w:spacing w:after="10" w:before="0"/>
               <w:ind w:left="120"/>
             </w:pPr>
-            <w:hyperlink w:history="1" r:id="rIdquqkv7ulahuhwnkmotm7k">
+            <w:hyperlink w:history="1" r:id="rIdq7fk5ezk-hxgnuq-jox3k">
               <w:r>
                 <w:rPr>
                   <w:rFonts w:ascii="Arial" w:cs="Arial" w:eastAsia="Arial" w:hAnsi="Arial"/>
@@ -31032,7 +31734,7 @@
             <w:pPr>
               <w:spacing w:after="20" w:before="0"/>
             </w:pPr>
-            <w:hyperlink w:history="1" r:id="rId9imnd_mcud9taamtkxp-i">
+            <w:hyperlink w:history="1" r:id="rIddx0tc5n00lyknsae0hsoc">
               <w:r>
                 <w:rPr>
                   <w:rFonts w:ascii="Arial" w:cs="Arial" w:eastAsia="Arial" w:hAnsi="Arial"/>
@@ -31065,7 +31767,7 @@
               <w:spacing w:after="10" w:before="0"/>
               <w:ind w:left="120"/>
             </w:pPr>
-            <w:hyperlink w:history="1" r:id="rIdbturlkyue0lqkj-yk5tiw">
+            <w:hyperlink w:history="1" r:id="rIdddorztsqzhws1r7p6p8-q">
               <w:r>
                 <w:rPr>
                   <w:rFonts w:ascii="Arial" w:cs="Arial" w:eastAsia="Arial" w:hAnsi="Arial"/>
@@ -31260,7 +31962,7 @@
             <w:pPr>
               <w:spacing w:after="20" w:before="0"/>
             </w:pPr>
-            <w:hyperlink w:history="1" r:id="rIdwx5mum8qcyv0qlx2fkls2">
+            <w:hyperlink w:history="1" r:id="rIdzwg-ddzd2g5wgrddlipi5">
               <w:r>
                 <w:rPr>
                   <w:rFonts w:ascii="Arial" w:cs="Arial" w:eastAsia="Arial" w:hAnsi="Arial"/>
@@ -31293,7 +31995,7 @@
               <w:spacing w:after="10" w:before="0"/>
               <w:ind w:left="120"/>
             </w:pPr>
-            <w:hyperlink w:history="1" r:id="rId0clbf58zo-siigoqvdif9">
+            <w:hyperlink w:history="1" r:id="rIdjv6mtgm2l3nlvlodp1vxq">
               <w:r>
                 <w:rPr>
                   <w:rFonts w:ascii="Arial" w:cs="Arial" w:eastAsia="Arial" w:hAnsi="Arial"/>
@@ -31338,7 +32040,7 @@
             <w:pPr>
               <w:spacing w:after="20" w:before="0"/>
             </w:pPr>
-            <w:hyperlink w:history="1" r:id="rIden1ggq08wmqjjf_s1pwmi">
+            <w:hyperlink w:history="1" r:id="rId9dlfy9mzpbopodzgtzrjd">
               <w:r>
                 <w:rPr>
                   <w:rFonts w:ascii="Arial" w:cs="Arial" w:eastAsia="Arial" w:hAnsi="Arial"/>
@@ -31371,7 +32073,7 @@
               <w:spacing w:after="10" w:before="0"/>
               <w:ind w:left="120"/>
             </w:pPr>
-            <w:hyperlink w:history="1" r:id="rIdg9ebm0d09ou3vtjbobzg0">
+            <w:hyperlink w:history="1" r:id="rIdptlmcam2lh3btppamxkrw">
               <w:r>
                 <w:rPr>
                   <w:rFonts w:ascii="Arial" w:cs="Arial" w:eastAsia="Arial" w:hAnsi="Arial"/>
@@ -32095,6 +32797,65 @@
         </w:tc>
       </w:tr>
     </w:tbl>
+    <w:p>
+      <w:pPr>
+        <w:pBdr>
+          <w:top w:val="single" w:color="BBBBBB" w:sz="4" w:space="4"/>
+        </w:pBdr>
+        <w:spacing w:after="0" w:before="160"/>
+      </w:pPr>
+      <w:r>
+        <w:rPr>
+          <w:rFonts w:ascii="Arial" w:cs="Arial" w:eastAsia="Arial" w:hAnsi="Arial"/>
+          <w:color w:val="666666"/>
+          <w:sz w:val="14"/>
+          <w:szCs w:val="14"/>
+        </w:rPr>
+        <w:t xml:space="preserve">© 2026 SeaVuria and ARES. Aligned with KICD objectives. Developed by SeaVuria; technical implementation by ARES (with AI assistance from Claude). Licensed under </w:t>
+      </w:r>
+      <w:hyperlink w:history="1" r:id="rId6cawnuv-np-nnyfctvtve">
+        <w:r>
+          <w:rPr>
+            <w:rFonts w:ascii="Arial" w:cs="Arial" w:eastAsia="Arial" w:hAnsi="Arial"/>
+            <w:color w:val="1F6B75"/>
+            <w:sz w:val="14"/>
+            <w:szCs w:val="14"/>
+            <w:u w:val="single" w:color="1F6B75"/>
+          </w:rPr>
+          <w:t xml:space="preserve">CC BY-NC 4.0</w:t>
+        </w:r>
+      </w:hyperlink>
+      <w:r>
+        <w:rPr>
+          <w:rFonts w:ascii="Arial" w:cs="Arial" w:eastAsia="Arial" w:hAnsi="Arial"/>
+          <w:color w:val="666666"/>
+          <w:sz w:val="14"/>
+          <w:szCs w:val="14"/>
+        </w:rPr>
+        <w:t xml:space="preserve"> (</w:t>
+      </w:r>
+      <w:hyperlink w:history="1" r:id="rId7ce3kvl4nddr58eyzihtq">
+        <w:r>
+          <w:rPr>
+            <w:rFonts w:ascii="Arial" w:cs="Arial" w:eastAsia="Arial" w:hAnsi="Arial"/>
+            <w:color w:val="1F6B75"/>
+            <w:sz w:val="14"/>
+            <w:szCs w:val="14"/>
+            <w:u w:val="single" w:color="1F6B75"/>
+          </w:rPr>
+          <w:t xml:space="preserve">https://creativecommons.org/licenses/by-nc/4.0/</w:t>
+        </w:r>
+      </w:hyperlink>
+      <w:r>
+        <w:rPr>
+          <w:rFonts w:ascii="Arial" w:cs="Arial" w:eastAsia="Arial" w:hAnsi="Arial"/>
+          <w:color w:val="666666"/>
+          <w:sz w:val="14"/>
+          <w:szCs w:val="14"/>
+        </w:rPr>
+        <w:t xml:space="preserve">).</w:t>
+      </w:r>
+    </w:p>
     <w:p>
       <w:r>
         <w:br w:type="page"/>

--- a/data/outputs/v2/Chemistry/SS3.1_Acids_and_Bases/Chemistry_Acids_and_Bases_CBE_LessonSequence.docx
+++ b/data/outputs/v2/Chemistry/SS3.1_Acids_and_Bases/Chemistry_Acids_and_Bases_CBE_LessonSequence.docx
@@ -150,7 +150,7 @@
         </w:rPr>
         <w:t xml:space="preserve">© 2026 SeaVuria and ARES. This work is licensed under a </w:t>
       </w:r>
-      <w:hyperlink w:history="1" r:id="rIdkk7ee2t8xkxihdlphvdug">
+      <w:hyperlink w:history="1" r:id="rId8ujvfzbqbrb_c9khz5cdg">
         <w:r>
           <w:rPr>
             <w:rFonts w:ascii="Arial" w:cs="Arial" w:eastAsia="Arial" w:hAnsi="Arial"/>
@@ -170,7 +170,7 @@
         </w:rPr>
         <w:t xml:space="preserve"> (</w:t>
       </w:r>
-      <w:hyperlink w:history="1" r:id="rId8xs7f65pztsjbjnti1sdx">
+      <w:hyperlink w:history="1" r:id="rIdib6xv0ycjce-gx3q7bwbh">
         <w:r>
           <w:rPr>
             <w:rFonts w:ascii="Arial" w:cs="Arial" w:eastAsia="Arial" w:hAnsi="Arial"/>
@@ -190,7 +190,7 @@
         </w:rPr>
         <w:t xml:space="preserve">). To view a copy of this license, visit </w:t>
       </w:r>
-      <w:hyperlink w:history="1" r:id="rId2-rhwinryuyjlkm2l4ai4">
+      <w:hyperlink w:history="1" r:id="rIdoraoph41okxibthdmstqz">
         <w:r>
           <w:rPr>
             <w:rFonts w:ascii="Arial" w:cs="Arial" w:eastAsia="Arial" w:hAnsi="Arial"/>
@@ -3669,7 +3669,7 @@
             <w:pPr>
               <w:spacing w:after="20" w:before="0"/>
             </w:pPr>
-            <w:hyperlink w:history="1" r:id="rIdrlorh8k9trjjhw6imexy1">
+            <w:hyperlink w:history="1" r:id="rIdgpitchqvlema0jk75q1dh">
               <w:r>
                 <w:rPr>
                   <w:rFonts w:ascii="Arial" w:cs="Arial" w:eastAsia="Arial" w:hAnsi="Arial"/>
@@ -3702,7 +3702,7 @@
               <w:spacing w:after="10" w:before="0"/>
               <w:ind w:left="120"/>
             </w:pPr>
-            <w:hyperlink w:history="1" r:id="rIdcugrt0zzov_rdryodeyli">
+            <w:hyperlink w:history="1" r:id="rIdkhr7asare5g-ajbkznelr">
               <w:r>
                 <w:rPr>
                   <w:rFonts w:ascii="Arial" w:cs="Arial" w:eastAsia="Arial" w:hAnsi="Arial"/>
@@ -3747,7 +3747,7 @@
             <w:pPr>
               <w:spacing w:after="20" w:before="0"/>
             </w:pPr>
-            <w:hyperlink w:history="1" r:id="rIdnihyzg2dykesj5jgdktjh">
+            <w:hyperlink w:history="1" r:id="rIdxehtdwkxlpv0jinlf75pr">
               <w:r>
                 <w:rPr>
                   <w:rFonts w:ascii="Arial" w:cs="Arial" w:eastAsia="Arial" w:hAnsi="Arial"/>
@@ -3780,7 +3780,7 @@
               <w:spacing w:after="10" w:before="0"/>
               <w:ind w:left="120"/>
             </w:pPr>
-            <w:hyperlink w:history="1" r:id="rIdyfnua3kbx0tsbb5o8jpqr">
+            <w:hyperlink w:history="1" r:id="rIdhawfge1xxcbqsqskrjrs-">
               <w:r>
                 <w:rPr>
                   <w:rFonts w:ascii="Arial" w:cs="Arial" w:eastAsia="Arial" w:hAnsi="Arial"/>
@@ -3975,7 +3975,7 @@
             <w:pPr>
               <w:spacing w:after="20" w:before="0"/>
             </w:pPr>
-            <w:hyperlink w:history="1" r:id="rIdfxnkms2qovvdvrsszuzau">
+            <w:hyperlink w:history="1" r:id="rIdtp3znz6nn_vpz8zrlijh-">
               <w:r>
                 <w:rPr>
                   <w:rFonts w:ascii="Arial" w:cs="Arial" w:eastAsia="Arial" w:hAnsi="Arial"/>
@@ -4008,7 +4008,7 @@
               <w:spacing w:after="10" w:before="0"/>
               <w:ind w:left="120"/>
             </w:pPr>
-            <w:hyperlink w:history="1" r:id="rIdm5pikqe-5wark7kskgfae">
+            <w:hyperlink w:history="1" r:id="rIdkdlkunib_e62znk9odxbp">
               <w:r>
                 <w:rPr>
                   <w:rFonts w:ascii="Arial" w:cs="Arial" w:eastAsia="Arial" w:hAnsi="Arial"/>
@@ -4053,7 +4053,7 @@
             <w:pPr>
               <w:spacing w:after="20" w:before="0"/>
             </w:pPr>
-            <w:hyperlink w:history="1" r:id="rIdubodr3a6uwf_swcw_argk">
+            <w:hyperlink w:history="1" r:id="rId9en4guczhh1turvqste95">
               <w:r>
                 <w:rPr>
                   <w:rFonts w:ascii="Arial" w:cs="Arial" w:eastAsia="Arial" w:hAnsi="Arial"/>
@@ -4086,7 +4086,7 @@
               <w:spacing w:after="10" w:before="0"/>
               <w:ind w:left="120"/>
             </w:pPr>
-            <w:hyperlink w:history="1" r:id="rIdl5f8c1llvgbiy92q-nr3c">
+            <w:hyperlink w:history="1" r:id="rIdvhsoekwihza_0_jairjt6">
               <w:r>
                 <w:rPr>
                   <w:rFonts w:ascii="Arial" w:cs="Arial" w:eastAsia="Arial" w:hAnsi="Arial"/>
@@ -4281,7 +4281,7 @@
             <w:pPr>
               <w:spacing w:after="20" w:before="0"/>
             </w:pPr>
-            <w:hyperlink w:history="1" r:id="rId_yrwfkied0oe8do4zywb6">
+            <w:hyperlink w:history="1" r:id="rIdy33i_-mtrhygxvphexf8r">
               <w:r>
                 <w:rPr>
                   <w:rFonts w:ascii="Arial" w:cs="Arial" w:eastAsia="Arial" w:hAnsi="Arial"/>
@@ -4314,7 +4314,7 @@
               <w:spacing w:after="10" w:before="0"/>
               <w:ind w:left="120"/>
             </w:pPr>
-            <w:hyperlink w:history="1" r:id="rIdls83ay934zghfrkdjjlcs">
+            <w:hyperlink w:history="1" r:id="rIdfhvhs1k3h699xpdhz6ddu">
               <w:r>
                 <w:rPr>
                   <w:rFonts w:ascii="Arial" w:cs="Arial" w:eastAsia="Arial" w:hAnsi="Arial"/>
@@ -4359,7 +4359,7 @@
             <w:pPr>
               <w:spacing w:after="20" w:before="0"/>
             </w:pPr>
-            <w:hyperlink w:history="1" r:id="rIdmc16uc0tk3mm1kxpx74cn">
+            <w:hyperlink w:history="1" r:id="rIds_hvub-8oyo6oxog2kjzs">
               <w:r>
                 <w:rPr>
                   <w:rFonts w:ascii="Arial" w:cs="Arial" w:eastAsia="Arial" w:hAnsi="Arial"/>
@@ -4392,7 +4392,7 @@
               <w:spacing w:after="10" w:before="0"/>
               <w:ind w:left="120"/>
             </w:pPr>
-            <w:hyperlink w:history="1" r:id="rId59rgzwns4wdlp0ba0dhi7">
+            <w:hyperlink w:history="1" r:id="rId_mmpz5nwmq7w_-xpoqbgn">
               <w:r>
                 <w:rPr>
                   <w:rFonts w:ascii="Arial" w:cs="Arial" w:eastAsia="Arial" w:hAnsi="Arial"/>
@@ -4587,7 +4587,7 @@
             <w:pPr>
               <w:spacing w:after="20" w:before="0"/>
             </w:pPr>
-            <w:hyperlink w:history="1" r:id="rIdz_m7lvigkzcboucpylliz">
+            <w:hyperlink w:history="1" r:id="rIdizn3219tkfggszzbeovog">
               <w:r>
                 <w:rPr>
                   <w:rFonts w:ascii="Arial" w:cs="Arial" w:eastAsia="Arial" w:hAnsi="Arial"/>
@@ -4620,7 +4620,7 @@
               <w:spacing w:after="10" w:before="0"/>
               <w:ind w:left="120"/>
             </w:pPr>
-            <w:hyperlink w:history="1" r:id="rIdxvve2n2wsfoddkn7pjqze">
+            <w:hyperlink w:history="1" r:id="rIda56dtj7dqncxcfqyr1h0a">
               <w:r>
                 <w:rPr>
                   <w:rFonts w:ascii="Arial" w:cs="Arial" w:eastAsia="Arial" w:hAnsi="Arial"/>
@@ -4665,7 +4665,7 @@
             <w:pPr>
               <w:spacing w:after="20" w:before="0"/>
             </w:pPr>
-            <w:hyperlink w:history="1" r:id="rIdwop48uutpovxefvisbl2q">
+            <w:hyperlink w:history="1" r:id="rIdok03or3ofyq3fv6smmt8c">
               <w:r>
                 <w:rPr>
                   <w:rFonts w:ascii="Arial" w:cs="Arial" w:eastAsia="Arial" w:hAnsi="Arial"/>
@@ -4698,7 +4698,7 @@
               <w:spacing w:after="10" w:before="0"/>
               <w:ind w:left="120"/>
             </w:pPr>
-            <w:hyperlink w:history="1" r:id="rId06zvaw39-a5eydv6hahfx">
+            <w:hyperlink w:history="1" r:id="rIdewrmhdu5j3faoj186bjg2">
               <w:r>
                 <w:rPr>
                   <w:rFonts w:ascii="Arial" w:cs="Arial" w:eastAsia="Arial" w:hAnsi="Arial"/>
@@ -4893,7 +4893,7 @@
             <w:pPr>
               <w:spacing w:after="20" w:before="0"/>
             </w:pPr>
-            <w:hyperlink w:history="1" r:id="rIdojrkuo-xaorgkearvsvkm">
+            <w:hyperlink w:history="1" r:id="rIdzbay6iseqxoeqrvpsbl0v">
               <w:r>
                 <w:rPr>
                   <w:rFonts w:ascii="Arial" w:cs="Arial" w:eastAsia="Arial" w:hAnsi="Arial"/>
@@ -4926,7 +4926,7 @@
               <w:spacing w:after="10" w:before="0"/>
               <w:ind w:left="120"/>
             </w:pPr>
-            <w:hyperlink w:history="1" r:id="rIdw_mhvg-h2rz3apuw8iso9">
+            <w:hyperlink w:history="1" r:id="rIdjecjmunnl1mluln_kzsxm">
               <w:r>
                 <w:rPr>
                   <w:rFonts w:ascii="Arial" w:cs="Arial" w:eastAsia="Arial" w:hAnsi="Arial"/>
@@ -4971,7 +4971,7 @@
             <w:pPr>
               <w:spacing w:after="20" w:before="0"/>
             </w:pPr>
-            <w:hyperlink w:history="1" r:id="rIdlgcv3naddlrrhkdgjh8r4">
+            <w:hyperlink w:history="1" r:id="rIdkmjuoegwrobsntk2qily6">
               <w:r>
                 <w:rPr>
                   <w:rFonts w:ascii="Arial" w:cs="Arial" w:eastAsia="Arial" w:hAnsi="Arial"/>
@@ -5004,7 +5004,7 @@
               <w:spacing w:after="10" w:before="0"/>
               <w:ind w:left="120"/>
             </w:pPr>
-            <w:hyperlink w:history="1" r:id="rIdxemkijdizzr0uuuunz43c">
+            <w:hyperlink w:history="1" r:id="rIdlshdo4uoazrpf89t6gms1">
               <w:r>
                 <w:rPr>
                   <w:rFonts w:ascii="Arial" w:cs="Arial" w:eastAsia="Arial" w:hAnsi="Arial"/>
@@ -5516,7 +5516,7 @@
         </w:rPr>
         <w:t xml:space="preserve">© 2026 SeaVuria and ARES. Aligned with KICD objectives. Developed by SeaVuria; technical implementation by ARES (with AI assistance from Claude). Licensed under </w:t>
       </w:r>
-      <w:hyperlink w:history="1" r:id="rIdnhvfvgxfvjrqd1rmkmuez">
+      <w:hyperlink w:history="1" r:id="rIdufy2yuohz7kkvqwn55sse">
         <w:r>
           <w:rPr>
             <w:rFonts w:ascii="Arial" w:cs="Arial" w:eastAsia="Arial" w:hAnsi="Arial"/>
@@ -5537,7 +5537,7 @@
         </w:rPr>
         <w:t xml:space="preserve"> (</w:t>
       </w:r>
-      <w:hyperlink w:history="1" r:id="rIdc_8kgraau28scot2vhs4j">
+      <w:hyperlink w:history="1" r:id="rIdvck4rbltoefjzaa8t25ia">
         <w:r>
           <w:rPr>
             <w:rFonts w:ascii="Arial" w:cs="Arial" w:eastAsia="Arial" w:hAnsi="Arial"/>
@@ -6550,7 +6550,7 @@
             <w:pPr>
               <w:spacing w:after="20" w:before="0"/>
             </w:pPr>
-            <w:hyperlink w:history="1" r:id="rIdrss_ybctk8r7hwown4svi">
+            <w:hyperlink w:history="1" r:id="rIdppppytpwi5xexx_di6qra">
               <w:r>
                 <w:rPr>
                   <w:rFonts w:ascii="Arial" w:cs="Arial" w:eastAsia="Arial" w:hAnsi="Arial"/>
@@ -6583,7 +6583,7 @@
               <w:spacing w:after="10" w:before="0"/>
               <w:ind w:left="120"/>
             </w:pPr>
-            <w:hyperlink w:history="1" r:id="rIdrffynzlgrzrdauxvz5cyi">
+            <w:hyperlink w:history="1" r:id="rId96fampb3xf3s8lriulrjm">
               <w:r>
                 <w:rPr>
                   <w:rFonts w:ascii="Arial" w:cs="Arial" w:eastAsia="Arial" w:hAnsi="Arial"/>
@@ -6628,7 +6628,7 @@
             <w:pPr>
               <w:spacing w:after="20" w:before="0"/>
             </w:pPr>
-            <w:hyperlink w:history="1" r:id="rIdyjriowlgtqr4d2bygwyhx">
+            <w:hyperlink w:history="1" r:id="rIdn-uros-2ctqss1dxiaxfe">
               <w:r>
                 <w:rPr>
                   <w:rFonts w:ascii="Arial" w:cs="Arial" w:eastAsia="Arial" w:hAnsi="Arial"/>
@@ -6661,7 +6661,7 @@
               <w:spacing w:after="10" w:before="0"/>
               <w:ind w:left="120"/>
             </w:pPr>
-            <w:hyperlink w:history="1" r:id="rIda83rdjehy1tpnbldxzzrp">
+            <w:hyperlink w:history="1" r:id="rIdfmnzqmk4jzqocb0k2hp73">
               <w:r>
                 <w:rPr>
                   <w:rFonts w:ascii="Arial" w:cs="Arial" w:eastAsia="Arial" w:hAnsi="Arial"/>
@@ -6856,7 +6856,7 @@
             <w:pPr>
               <w:spacing w:after="20" w:before="0"/>
             </w:pPr>
-            <w:hyperlink w:history="1" r:id="rIdqenth1le4gpjqzeeiig-0">
+            <w:hyperlink w:history="1" r:id="rIdiwmsiuhprsaudw985qmht">
               <w:r>
                 <w:rPr>
                   <w:rFonts w:ascii="Arial" w:cs="Arial" w:eastAsia="Arial" w:hAnsi="Arial"/>
@@ -6889,7 +6889,7 @@
               <w:spacing w:after="10" w:before="0"/>
               <w:ind w:left="120"/>
             </w:pPr>
-            <w:hyperlink w:history="1" r:id="rIdx8xmcxd6doe4ljwpcn-hx">
+            <w:hyperlink w:history="1" r:id="rIdj4aqyt_8s0afydjfexy5b">
               <w:r>
                 <w:rPr>
                   <w:rFonts w:ascii="Arial" w:cs="Arial" w:eastAsia="Arial" w:hAnsi="Arial"/>
@@ -6934,7 +6934,7 @@
             <w:pPr>
               <w:spacing w:after="20" w:before="0"/>
             </w:pPr>
-            <w:hyperlink w:history="1" r:id="rIduwudfnrzr7th-fygsgcr5">
+            <w:hyperlink w:history="1" r:id="rIdrl_1pm2tgbglxbxd8tuw9">
               <w:r>
                 <w:rPr>
                   <w:rFonts w:ascii="Arial" w:cs="Arial" w:eastAsia="Arial" w:hAnsi="Arial"/>
@@ -6967,7 +6967,7 @@
               <w:spacing w:after="10" w:before="0"/>
               <w:ind w:left="120"/>
             </w:pPr>
-            <w:hyperlink w:history="1" r:id="rIdrw0mxpcnifvtknmat-bww">
+            <w:hyperlink w:history="1" r:id="rIdan2mbxxjfmwgknv_im9g7">
               <w:r>
                 <w:rPr>
                   <w:rFonts w:ascii="Arial" w:cs="Arial" w:eastAsia="Arial" w:hAnsi="Arial"/>
@@ -7162,7 +7162,7 @@
             <w:pPr>
               <w:spacing w:after="20" w:before="0"/>
             </w:pPr>
-            <w:hyperlink w:history="1" r:id="rId4nsmnlfsjul2fpqpkde91">
+            <w:hyperlink w:history="1" r:id="rIdu2slfay7yyiv5qguhcxe0">
               <w:r>
                 <w:rPr>
                   <w:rFonts w:ascii="Arial" w:cs="Arial" w:eastAsia="Arial" w:hAnsi="Arial"/>
@@ -7195,7 +7195,7 @@
               <w:spacing w:after="10" w:before="0"/>
               <w:ind w:left="120"/>
             </w:pPr>
-            <w:hyperlink w:history="1" r:id="rIdrhklrebgpgho6th2bm18o">
+            <w:hyperlink w:history="1" r:id="rIdr1dcfcybrz783jzhhiuik">
               <w:r>
                 <w:rPr>
                   <w:rFonts w:ascii="Arial" w:cs="Arial" w:eastAsia="Arial" w:hAnsi="Arial"/>
@@ -7240,7 +7240,7 @@
             <w:pPr>
               <w:spacing w:after="20" w:before="0"/>
             </w:pPr>
-            <w:hyperlink w:history="1" r:id="rIdfwmwkkc-vr6qfyslzdjuv">
+            <w:hyperlink w:history="1" r:id="rIdmkbrsk1e2iz1mhbhba0op">
               <w:r>
                 <w:rPr>
                   <w:rFonts w:ascii="Arial" w:cs="Arial" w:eastAsia="Arial" w:hAnsi="Arial"/>
@@ -7273,7 +7273,7 @@
               <w:spacing w:after="10" w:before="0"/>
               <w:ind w:left="120"/>
             </w:pPr>
-            <w:hyperlink w:history="1" r:id="rId65w5d-hqbwtq4pomfeupm">
+            <w:hyperlink w:history="1" r:id="rId9jzn39ddofmwl83fusgyz">
               <w:r>
                 <w:rPr>
                   <w:rFonts w:ascii="Arial" w:cs="Arial" w:eastAsia="Arial" w:hAnsi="Arial"/>
@@ -7468,7 +7468,7 @@
             <w:pPr>
               <w:spacing w:after="20" w:before="0"/>
             </w:pPr>
-            <w:hyperlink w:history="1" r:id="rIdo5ir4sff_4gug7r5rba8j">
+            <w:hyperlink w:history="1" r:id="rIdnauyoch65tfsznnodvtfh">
               <w:r>
                 <w:rPr>
                   <w:rFonts w:ascii="Arial" w:cs="Arial" w:eastAsia="Arial" w:hAnsi="Arial"/>
@@ -7501,7 +7501,7 @@
               <w:spacing w:after="10" w:before="0"/>
               <w:ind w:left="120"/>
             </w:pPr>
-            <w:hyperlink w:history="1" r:id="rIdq72m6ioubarmva8kwqzlt">
+            <w:hyperlink w:history="1" r:id="rIdwfg-ee5cnartu9gwwh54j">
               <w:r>
                 <w:rPr>
                   <w:rFonts w:ascii="Arial" w:cs="Arial" w:eastAsia="Arial" w:hAnsi="Arial"/>
@@ -7546,7 +7546,7 @@
             <w:pPr>
               <w:spacing w:after="20" w:before="0"/>
             </w:pPr>
-            <w:hyperlink w:history="1" r:id="rIdnnx18f2rwz0ssdafvki-l">
+            <w:hyperlink w:history="1" r:id="rIdnlgzu8vjcjiifm7nl4l63">
               <w:r>
                 <w:rPr>
                   <w:rFonts w:ascii="Arial" w:cs="Arial" w:eastAsia="Arial" w:hAnsi="Arial"/>
@@ -7579,7 +7579,7 @@
               <w:spacing w:after="10" w:before="0"/>
               <w:ind w:left="120"/>
             </w:pPr>
-            <w:hyperlink w:history="1" r:id="rId74yhaxe0emk0gbevduxrh">
+            <w:hyperlink w:history="1" r:id="rId--uslrehs59_spajclatj">
               <w:r>
                 <w:rPr>
                   <w:rFonts w:ascii="Arial" w:cs="Arial" w:eastAsia="Arial" w:hAnsi="Arial"/>
@@ -7774,7 +7774,7 @@
             <w:pPr>
               <w:spacing w:after="20" w:before="0"/>
             </w:pPr>
-            <w:hyperlink w:history="1" r:id="rIdm33nmqzskmqiqxwtnj-8k">
+            <w:hyperlink w:history="1" r:id="rIdjagjxfwti6p9wtegb4emq">
               <w:r>
                 <w:rPr>
                   <w:rFonts w:ascii="Arial" w:cs="Arial" w:eastAsia="Arial" w:hAnsi="Arial"/>
@@ -7807,7 +7807,7 @@
               <w:spacing w:after="10" w:before="0"/>
               <w:ind w:left="120"/>
             </w:pPr>
-            <w:hyperlink w:history="1" r:id="rIdy8k9f6xxbk-8svlkendtn">
+            <w:hyperlink w:history="1" r:id="rIdyvdnyzphjlmsksgfyo1ys">
               <w:r>
                 <w:rPr>
                   <w:rFonts w:ascii="Arial" w:cs="Arial" w:eastAsia="Arial" w:hAnsi="Arial"/>
@@ -7852,7 +7852,7 @@
             <w:pPr>
               <w:spacing w:after="20" w:before="0"/>
             </w:pPr>
-            <w:hyperlink w:history="1" r:id="rId_fisgqespvrbbuuxhgjyh">
+            <w:hyperlink w:history="1" r:id="rIdtc_d5-gy3bsvi4xay7hhk">
               <w:r>
                 <w:rPr>
                   <w:rFonts w:ascii="Arial" w:cs="Arial" w:eastAsia="Arial" w:hAnsi="Arial"/>
@@ -7885,7 +7885,7 @@
               <w:spacing w:after="10" w:before="0"/>
               <w:ind w:left="120"/>
             </w:pPr>
-            <w:hyperlink w:history="1" r:id="rIdftyintxwkzfv7cwitkn3u">
+            <w:hyperlink w:history="1" r:id="rIdy_9hbtnu7fsnzyrvrab3j">
               <w:r>
                 <w:rPr>
                   <w:rFonts w:ascii="Arial" w:cs="Arial" w:eastAsia="Arial" w:hAnsi="Arial"/>
@@ -8397,7 +8397,7 @@
         </w:rPr>
         <w:t xml:space="preserve">© 2026 SeaVuria and ARES. Aligned with KICD objectives. Developed by SeaVuria; technical implementation by ARES (with AI assistance from Claude). Licensed under </w:t>
       </w:r>
-      <w:hyperlink w:history="1" r:id="rIdxo1am7pkqgmzvvkpedriy">
+      <w:hyperlink w:history="1" r:id="rIdpp3njv2tc_lfqkj2wu96v">
         <w:r>
           <w:rPr>
             <w:rFonts w:ascii="Arial" w:cs="Arial" w:eastAsia="Arial" w:hAnsi="Arial"/>
@@ -8418,7 +8418,7 @@
         </w:rPr>
         <w:t xml:space="preserve"> (</w:t>
       </w:r>
-      <w:hyperlink w:history="1" r:id="rIdsbnatwiovjr05yjgl_8jw">
+      <w:hyperlink w:history="1" r:id="rIdq0kcqwqzwqqqql7j4k84d">
         <w:r>
           <w:rPr>
             <w:rFonts w:ascii="Arial" w:cs="Arial" w:eastAsia="Arial" w:hAnsi="Arial"/>
@@ -9431,7 +9431,7 @@
             <w:pPr>
               <w:spacing w:after="20" w:before="0"/>
             </w:pPr>
-            <w:hyperlink w:history="1" r:id="rIdw747ufiwta7lpouipwis5">
+            <w:hyperlink w:history="1" r:id="rIdahktv9v_6ymhau_ns0jtk">
               <w:r>
                 <w:rPr>
                   <w:rFonts w:ascii="Arial" w:cs="Arial" w:eastAsia="Arial" w:hAnsi="Arial"/>
@@ -9464,7 +9464,7 @@
               <w:spacing w:after="10" w:before="0"/>
               <w:ind w:left="120"/>
             </w:pPr>
-            <w:hyperlink w:history="1" r:id="rId2glz4b54hxsibvcaocyqk">
+            <w:hyperlink w:history="1" r:id="rIdxnmdzof_zjaeunnqaxxzs">
               <w:r>
                 <w:rPr>
                   <w:rFonts w:ascii="Arial" w:cs="Arial" w:eastAsia="Arial" w:hAnsi="Arial"/>
@@ -9509,7 +9509,7 @@
             <w:pPr>
               <w:spacing w:after="20" w:before="0"/>
             </w:pPr>
-            <w:hyperlink w:history="1" r:id="rId8ehazgrhtpemafziglsqa">
+            <w:hyperlink w:history="1" r:id="rIdisiuo2a2u3t7gr5gy9xvv">
               <w:r>
                 <w:rPr>
                   <w:rFonts w:ascii="Arial" w:cs="Arial" w:eastAsia="Arial" w:hAnsi="Arial"/>
@@ -9542,7 +9542,7 @@
               <w:spacing w:after="10" w:before="0"/>
               <w:ind w:left="120"/>
             </w:pPr>
-            <w:hyperlink w:history="1" r:id="rIdc7fv4_my0n4clnnkvdnp3">
+            <w:hyperlink w:history="1" r:id="rIdrsrsd88jqtczf_cln6aif">
               <w:r>
                 <w:rPr>
                   <w:rFonts w:ascii="Arial" w:cs="Arial" w:eastAsia="Arial" w:hAnsi="Arial"/>
@@ -9737,7 +9737,7 @@
             <w:pPr>
               <w:spacing w:after="20" w:before="0"/>
             </w:pPr>
-            <w:hyperlink w:history="1" r:id="rId_7opabsrth3wng9rww2sf">
+            <w:hyperlink w:history="1" r:id="rIdugxbljupr2etrfggeeuui">
               <w:r>
                 <w:rPr>
                   <w:rFonts w:ascii="Arial" w:cs="Arial" w:eastAsia="Arial" w:hAnsi="Arial"/>
@@ -9770,7 +9770,7 @@
               <w:spacing w:after="10" w:before="0"/>
               <w:ind w:left="120"/>
             </w:pPr>
-            <w:hyperlink w:history="1" r:id="rIdkcx33q843kfrse9kuaxdf">
+            <w:hyperlink w:history="1" r:id="rId-h0nvjchp0vkole48qarg">
               <w:r>
                 <w:rPr>
                   <w:rFonts w:ascii="Arial" w:cs="Arial" w:eastAsia="Arial" w:hAnsi="Arial"/>
@@ -9815,7 +9815,7 @@
             <w:pPr>
               <w:spacing w:after="20" w:before="0"/>
             </w:pPr>
-            <w:hyperlink w:history="1" r:id="rId5lchslvsmeodzoncd-ltk">
+            <w:hyperlink w:history="1" r:id="rId1ctguu42l6e8it8uww7xr">
               <w:r>
                 <w:rPr>
                   <w:rFonts w:ascii="Arial" w:cs="Arial" w:eastAsia="Arial" w:hAnsi="Arial"/>
@@ -9848,7 +9848,7 @@
               <w:spacing w:after="10" w:before="0"/>
               <w:ind w:left="120"/>
             </w:pPr>
-            <w:hyperlink w:history="1" r:id="rIdjm2vanqati5omga1zzjzv">
+            <w:hyperlink w:history="1" r:id="rId8h2qzezv84uoagugrjsif">
               <w:r>
                 <w:rPr>
                   <w:rFonts w:ascii="Arial" w:cs="Arial" w:eastAsia="Arial" w:hAnsi="Arial"/>
@@ -10043,7 +10043,7 @@
             <w:pPr>
               <w:spacing w:after="20" w:before="0"/>
             </w:pPr>
-            <w:hyperlink w:history="1" r:id="rIdnjnng09_nrcke4x_fwhfh">
+            <w:hyperlink w:history="1" r:id="rIdyktahuwosu8bkph_ojzqo">
               <w:r>
                 <w:rPr>
                   <w:rFonts w:ascii="Arial" w:cs="Arial" w:eastAsia="Arial" w:hAnsi="Arial"/>
@@ -10076,7 +10076,7 @@
               <w:spacing w:after="10" w:before="0"/>
               <w:ind w:left="120"/>
             </w:pPr>
-            <w:hyperlink w:history="1" r:id="rId7oejfnvpd426zwzcttosv">
+            <w:hyperlink w:history="1" r:id="rIdktreq8p7tp7gqbbe0kzep">
               <w:r>
                 <w:rPr>
                   <w:rFonts w:ascii="Arial" w:cs="Arial" w:eastAsia="Arial" w:hAnsi="Arial"/>
@@ -10121,7 +10121,7 @@
             <w:pPr>
               <w:spacing w:after="20" w:before="0"/>
             </w:pPr>
-            <w:hyperlink w:history="1" r:id="rIdmruh12shcxld6iwpkuqqy">
+            <w:hyperlink w:history="1" r:id="rIdeskoxiifh7kddvruchfyz">
               <w:r>
                 <w:rPr>
                   <w:rFonts w:ascii="Arial" w:cs="Arial" w:eastAsia="Arial" w:hAnsi="Arial"/>
@@ -10154,7 +10154,7 @@
               <w:spacing w:after="10" w:before="0"/>
               <w:ind w:left="120"/>
             </w:pPr>
-            <w:hyperlink w:history="1" r:id="rIdhqzpfnmu9erqmo5aylbok">
+            <w:hyperlink w:history="1" r:id="rIdcsl5t94yd9knqjjyaeeqe">
               <w:r>
                 <w:rPr>
                   <w:rFonts w:ascii="Arial" w:cs="Arial" w:eastAsia="Arial" w:hAnsi="Arial"/>
@@ -10349,7 +10349,7 @@
             <w:pPr>
               <w:spacing w:after="20" w:before="0"/>
             </w:pPr>
-            <w:hyperlink w:history="1" r:id="rIdyudab0fmzidlgydh5wtai">
+            <w:hyperlink w:history="1" r:id="rIdwfdn1hi9v9bxto71rrbiy">
               <w:r>
                 <w:rPr>
                   <w:rFonts w:ascii="Arial" w:cs="Arial" w:eastAsia="Arial" w:hAnsi="Arial"/>
@@ -10382,7 +10382,7 @@
               <w:spacing w:after="10" w:before="0"/>
               <w:ind w:left="120"/>
             </w:pPr>
-            <w:hyperlink w:history="1" r:id="rIdsvpvxzxvnzpxz3sd7jyi4">
+            <w:hyperlink w:history="1" r:id="rIdmcousn0wwyyez4jwfo9uq">
               <w:r>
                 <w:rPr>
                   <w:rFonts w:ascii="Arial" w:cs="Arial" w:eastAsia="Arial" w:hAnsi="Arial"/>
@@ -10427,7 +10427,7 @@
             <w:pPr>
               <w:spacing w:after="20" w:before="0"/>
             </w:pPr>
-            <w:hyperlink w:history="1" r:id="rId1wqtscyh_1lranzm4hr1u">
+            <w:hyperlink w:history="1" r:id="rIdcml9m1z04kxthqzx2bolp">
               <w:r>
                 <w:rPr>
                   <w:rFonts w:ascii="Arial" w:cs="Arial" w:eastAsia="Arial" w:hAnsi="Arial"/>
@@ -10460,7 +10460,7 @@
               <w:spacing w:after="10" w:before="0"/>
               <w:ind w:left="120"/>
             </w:pPr>
-            <w:hyperlink w:history="1" r:id="rIdr3acg7ozsm7gnt10fbu0s">
+            <w:hyperlink w:history="1" r:id="rIdat1ohfcpk1c_vxzwb-uue">
               <w:r>
                 <w:rPr>
                   <w:rFonts w:ascii="Arial" w:cs="Arial" w:eastAsia="Arial" w:hAnsi="Arial"/>
@@ -10655,7 +10655,7 @@
             <w:pPr>
               <w:spacing w:after="20" w:before="0"/>
             </w:pPr>
-            <w:hyperlink w:history="1" r:id="rIdf6ve-ykavaouwmu8c8tyu">
+            <w:hyperlink w:history="1" r:id="rId-ftegwogu_7mtb9jrv9eb">
               <w:r>
                 <w:rPr>
                   <w:rFonts w:ascii="Arial" w:cs="Arial" w:eastAsia="Arial" w:hAnsi="Arial"/>
@@ -10688,7 +10688,7 @@
               <w:spacing w:after="10" w:before="0"/>
               <w:ind w:left="120"/>
             </w:pPr>
-            <w:hyperlink w:history="1" r:id="rIds4na-ldm3qjvq1ltgg_hw">
+            <w:hyperlink w:history="1" r:id="rIdfzwwis_-0aencsydfte4k">
               <w:r>
                 <w:rPr>
                   <w:rFonts w:ascii="Arial" w:cs="Arial" w:eastAsia="Arial" w:hAnsi="Arial"/>
@@ -10733,7 +10733,7 @@
             <w:pPr>
               <w:spacing w:after="20" w:before="0"/>
             </w:pPr>
-            <w:hyperlink w:history="1" r:id="rIdyn6khtmbrkatleqt_xu9j">
+            <w:hyperlink w:history="1" r:id="rIdojdughaqg5pzuvubeafcz">
               <w:r>
                 <w:rPr>
                   <w:rFonts w:ascii="Arial" w:cs="Arial" w:eastAsia="Arial" w:hAnsi="Arial"/>
@@ -10766,7 +10766,7 @@
               <w:spacing w:after="10" w:before="0"/>
               <w:ind w:left="120"/>
             </w:pPr>
-            <w:hyperlink w:history="1" r:id="rIdkzqyscl7h9e2mxallm1ok">
+            <w:hyperlink w:history="1" r:id="rIdfybdx2gnuvh3givboqfhp">
               <w:r>
                 <w:rPr>
                   <w:rFonts w:ascii="Arial" w:cs="Arial" w:eastAsia="Arial" w:hAnsi="Arial"/>
@@ -11278,7 +11278,7 @@
         </w:rPr>
         <w:t xml:space="preserve">© 2026 SeaVuria and ARES. Aligned with KICD objectives. Developed by SeaVuria; technical implementation by ARES (with AI assistance from Claude). Licensed under </w:t>
       </w:r>
-      <w:hyperlink w:history="1" r:id="rIdsbtasljteodvst2iqsiy1">
+      <w:hyperlink w:history="1" r:id="rIdhhwy-le5yiwkthncxcoyk">
         <w:r>
           <w:rPr>
             <w:rFonts w:ascii="Arial" w:cs="Arial" w:eastAsia="Arial" w:hAnsi="Arial"/>
@@ -11299,7 +11299,7 @@
         </w:rPr>
         <w:t xml:space="preserve"> (</w:t>
       </w:r>
-      <w:hyperlink w:history="1" r:id="rIdr8zwjdub0iwjqcmg4zje6">
+      <w:hyperlink w:history="1" r:id="rIdc8ehnjrrinnqrl3jxwoxr">
         <w:r>
           <w:rPr>
             <w:rFonts w:ascii="Arial" w:cs="Arial" w:eastAsia="Arial" w:hAnsi="Arial"/>
@@ -12312,7 +12312,7 @@
             <w:pPr>
               <w:spacing w:after="20" w:before="0"/>
             </w:pPr>
-            <w:hyperlink w:history="1" r:id="rIdnsrflvy17f0akny2gwgbh">
+            <w:hyperlink w:history="1" r:id="rId1zxeocuooabtmkwycr9vl">
               <w:r>
                 <w:rPr>
                   <w:rFonts w:ascii="Arial" w:cs="Arial" w:eastAsia="Arial" w:hAnsi="Arial"/>
@@ -12345,7 +12345,7 @@
               <w:spacing w:after="10" w:before="0"/>
               <w:ind w:left="120"/>
             </w:pPr>
-            <w:hyperlink w:history="1" r:id="rIdw_8uakyiq3etxvobg0bax">
+            <w:hyperlink w:history="1" r:id="rId074sblqo-tchksu0hut_a">
               <w:r>
                 <w:rPr>
                   <w:rFonts w:ascii="Arial" w:cs="Arial" w:eastAsia="Arial" w:hAnsi="Arial"/>
@@ -12390,7 +12390,7 @@
             <w:pPr>
               <w:spacing w:after="20" w:before="0"/>
             </w:pPr>
-            <w:hyperlink w:history="1" r:id="rIdswexu7kpcwt-xkz3jpdkv">
+            <w:hyperlink w:history="1" r:id="rIdroe8lt7tqsisr4di7y7ye">
               <w:r>
                 <w:rPr>
                   <w:rFonts w:ascii="Arial" w:cs="Arial" w:eastAsia="Arial" w:hAnsi="Arial"/>
@@ -12423,7 +12423,7 @@
               <w:spacing w:after="10" w:before="0"/>
               <w:ind w:left="120"/>
             </w:pPr>
-            <w:hyperlink w:history="1" r:id="rIds457ppfjthn1rpz6vzdwb">
+            <w:hyperlink w:history="1" r:id="rIdeafijd51byqbiv1dzcgjh">
               <w:r>
                 <w:rPr>
                   <w:rFonts w:ascii="Arial" w:cs="Arial" w:eastAsia="Arial" w:hAnsi="Arial"/>
@@ -12770,7 +12770,7 @@
             <w:pPr>
               <w:spacing w:after="20" w:before="0"/>
             </w:pPr>
-            <w:hyperlink w:history="1" r:id="rIdrchyoguxfs7yhjwy_vqt0">
+            <w:hyperlink w:history="1" r:id="rId2_lupqcwjg7gkaqw_k-3b">
               <w:r>
                 <w:rPr>
                   <w:rFonts w:ascii="Arial" w:cs="Arial" w:eastAsia="Arial" w:hAnsi="Arial"/>
@@ -12803,7 +12803,7 @@
               <w:spacing w:after="10" w:before="0"/>
               <w:ind w:left="120"/>
             </w:pPr>
-            <w:hyperlink w:history="1" r:id="rIdyfotrdlcrlifxnmrhmeo1">
+            <w:hyperlink w:history="1" r:id="rIdtkhdfsiclbk7_fqdrkq3s">
               <w:r>
                 <w:rPr>
                   <w:rFonts w:ascii="Arial" w:cs="Arial" w:eastAsia="Arial" w:hAnsi="Arial"/>
@@ -12848,7 +12848,7 @@
             <w:pPr>
               <w:spacing w:after="20" w:before="0"/>
             </w:pPr>
-            <w:hyperlink w:history="1" r:id="rIdmlo-qptf2lzpnsckw84ve">
+            <w:hyperlink w:history="1" r:id="rId-kxzrvucoat9kclnw3plp">
               <w:r>
                 <w:rPr>
                   <w:rFonts w:ascii="Arial" w:cs="Arial" w:eastAsia="Arial" w:hAnsi="Arial"/>
@@ -12881,7 +12881,7 @@
               <w:spacing w:after="10" w:before="0"/>
               <w:ind w:left="120"/>
             </w:pPr>
-            <w:hyperlink w:history="1" r:id="rId2hfobp8jnukjahbutkmsi">
+            <w:hyperlink w:history="1" r:id="rIdr7ywqx-trwah_kpiog4v5">
               <w:r>
                 <w:rPr>
                   <w:rFonts w:ascii="Arial" w:cs="Arial" w:eastAsia="Arial" w:hAnsi="Arial"/>
@@ -13342,7 +13342,7 @@
             <w:pPr>
               <w:spacing w:after="20" w:before="0"/>
             </w:pPr>
-            <w:hyperlink w:history="1" r:id="rIdcduntp_0qiiunkec_r1xe">
+            <w:hyperlink w:history="1" r:id="rIduqpmclqivo9kfaieq_h1g">
               <w:r>
                 <w:rPr>
                   <w:rFonts w:ascii="Arial" w:cs="Arial" w:eastAsia="Arial" w:hAnsi="Arial"/>
@@ -13375,7 +13375,7 @@
               <w:spacing w:after="10" w:before="0"/>
               <w:ind w:left="120"/>
             </w:pPr>
-            <w:hyperlink w:history="1" r:id="rIdcuf7ie2uypnnm13jwghsj">
+            <w:hyperlink w:history="1" r:id="rIdcpwvn5hxejbny_1zmccf0">
               <w:r>
                 <w:rPr>
                   <w:rFonts w:ascii="Arial" w:cs="Arial" w:eastAsia="Arial" w:hAnsi="Arial"/>
@@ -13420,7 +13420,7 @@
             <w:pPr>
               <w:spacing w:after="20" w:before="0"/>
             </w:pPr>
-            <w:hyperlink w:history="1" r:id="rId_rtnwhrnimh2sgkanhdlg">
+            <w:hyperlink w:history="1" r:id="rIdej6escactna2s5vmf_6fq">
               <w:r>
                 <w:rPr>
                   <w:rFonts w:ascii="Arial" w:cs="Arial" w:eastAsia="Arial" w:hAnsi="Arial"/>
@@ -13453,7 +13453,7 @@
               <w:spacing w:after="10" w:before="0"/>
               <w:ind w:left="120"/>
             </w:pPr>
-            <w:hyperlink w:history="1" r:id="rIdppknedf73if-q6_r7pok1">
+            <w:hyperlink w:history="1" r:id="rIdulasz1lovc3g6fh5hzozl">
               <w:r>
                 <w:rPr>
                   <w:rFonts w:ascii="Arial" w:cs="Arial" w:eastAsia="Arial" w:hAnsi="Arial"/>
@@ -13724,7 +13724,7 @@
             <w:pPr>
               <w:spacing w:after="20" w:before="0"/>
             </w:pPr>
-            <w:hyperlink w:history="1" r:id="rIdwmid5mvj4yefzgmwzipgv">
+            <w:hyperlink w:history="1" r:id="rIdozvlzurex-kqbhshjwmnl">
               <w:r>
                 <w:rPr>
                   <w:rFonts w:ascii="Arial" w:cs="Arial" w:eastAsia="Arial" w:hAnsi="Arial"/>
@@ -13757,7 +13757,7 @@
               <w:spacing w:after="10" w:before="0"/>
               <w:ind w:left="120"/>
             </w:pPr>
-            <w:hyperlink w:history="1" r:id="rIdxdii-bduldldcvuhnk7z2">
+            <w:hyperlink w:history="1" r:id="rIdyguuhsfmakmqwi_jcdjd9">
               <w:r>
                 <w:rPr>
                   <w:rFonts w:ascii="Arial" w:cs="Arial" w:eastAsia="Arial" w:hAnsi="Arial"/>
@@ -13802,7 +13802,7 @@
             <w:pPr>
               <w:spacing w:after="20" w:before="0"/>
             </w:pPr>
-            <w:hyperlink w:history="1" r:id="rIdlstaazqzrlx9oe3in7wyt">
+            <w:hyperlink w:history="1" r:id="rId-udsyd8qkg8-ndcnssmrs">
               <w:r>
                 <w:rPr>
                   <w:rFonts w:ascii="Arial" w:cs="Arial" w:eastAsia="Arial" w:hAnsi="Arial"/>
@@ -13835,7 +13835,7 @@
               <w:spacing w:after="10" w:before="0"/>
               <w:ind w:left="120"/>
             </w:pPr>
-            <w:hyperlink w:history="1" r:id="rId3ngok2kljkhho_rwrixfk">
+            <w:hyperlink w:history="1" r:id="rIdcitaibddpbodmyswq4zzv">
               <w:r>
                 <w:rPr>
                   <w:rFonts w:ascii="Arial" w:cs="Arial" w:eastAsia="Arial" w:hAnsi="Arial"/>
@@ -14106,7 +14106,7 @@
             <w:pPr>
               <w:spacing w:after="20" w:before="0"/>
             </w:pPr>
-            <w:hyperlink w:history="1" r:id="rIdhbwkyow2oufzk1cu11ejh">
+            <w:hyperlink w:history="1" r:id="rIdmj2twzlzbdlpfw0zdwrqh">
               <w:r>
                 <w:rPr>
                   <w:rFonts w:ascii="Arial" w:cs="Arial" w:eastAsia="Arial" w:hAnsi="Arial"/>
@@ -14139,7 +14139,7 @@
               <w:spacing w:after="10" w:before="0"/>
               <w:ind w:left="120"/>
             </w:pPr>
-            <w:hyperlink w:history="1" r:id="rIdtqhwal2qbdnmz1ti_rmx1">
+            <w:hyperlink w:history="1" r:id="rIdbgfgw_uq0au8ix9_h6top">
               <w:r>
                 <w:rPr>
                   <w:rFonts w:ascii="Arial" w:cs="Arial" w:eastAsia="Arial" w:hAnsi="Arial"/>
@@ -14184,7 +14184,7 @@
             <w:pPr>
               <w:spacing w:after="20" w:before="0"/>
             </w:pPr>
-            <w:hyperlink w:history="1" r:id="rIdthvjbjhpiw9wlmfm_3pzk">
+            <w:hyperlink w:history="1" r:id="rId5gn8qo_pblqcfqha9pz2d">
               <w:r>
                 <w:rPr>
                   <w:rFonts w:ascii="Arial" w:cs="Arial" w:eastAsia="Arial" w:hAnsi="Arial"/>
@@ -14217,7 +14217,7 @@
               <w:spacing w:after="10" w:before="0"/>
               <w:ind w:left="120"/>
             </w:pPr>
-            <w:hyperlink w:history="1" r:id="rIdxrvadjrpgghh_4qcjkfw0">
+            <w:hyperlink w:history="1" r:id="rIdhzwgz1yflb1houks3fs6e">
               <w:r>
                 <w:rPr>
                   <w:rFonts w:ascii="Arial" w:cs="Arial" w:eastAsia="Arial" w:hAnsi="Arial"/>
@@ -15033,7 +15033,7 @@
         </w:rPr>
         <w:t xml:space="preserve">© 2026 SeaVuria and ARES. Aligned with KICD objectives. Developed by SeaVuria; technical implementation by ARES (with AI assistance from Claude). Licensed under </w:t>
       </w:r>
-      <w:hyperlink w:history="1" r:id="rIdsf0dolnlr0t0rqcfldw3v">
+      <w:hyperlink w:history="1" r:id="rIdeercmz-1f09lrywf_f7pb">
         <w:r>
           <w:rPr>
             <w:rFonts w:ascii="Arial" w:cs="Arial" w:eastAsia="Arial" w:hAnsi="Arial"/>
@@ -15054,7 +15054,7 @@
         </w:rPr>
         <w:t xml:space="preserve"> (</w:t>
       </w:r>
-      <w:hyperlink w:history="1" r:id="rIdeg8t37ua9zddxs41ua3ip">
+      <w:hyperlink w:history="1" r:id="rIdscxlyxvpv0yciez2j_qbo">
         <w:r>
           <w:rPr>
             <w:rFonts w:ascii="Arial" w:cs="Arial" w:eastAsia="Arial" w:hAnsi="Arial"/>
@@ -16067,7 +16067,7 @@
             <w:pPr>
               <w:spacing w:after="20" w:before="0"/>
             </w:pPr>
-            <w:hyperlink w:history="1" r:id="rIdhjfvnvjcldwrtp24wpcbn">
+            <w:hyperlink w:history="1" r:id="rIdhh_yspbuj4ahdqw4ea3dv">
               <w:r>
                 <w:rPr>
                   <w:rFonts w:ascii="Arial" w:cs="Arial" w:eastAsia="Arial" w:hAnsi="Arial"/>
@@ -16100,7 +16100,7 @@
               <w:spacing w:after="10" w:before="0"/>
               <w:ind w:left="120"/>
             </w:pPr>
-            <w:hyperlink w:history="1" r:id="rId7ph07nxqqslimp6jkqoah">
+            <w:hyperlink w:history="1" r:id="rId0j9gxfkcqtwdfaqlzmfst">
               <w:r>
                 <w:rPr>
                   <w:rFonts w:ascii="Arial" w:cs="Arial" w:eastAsia="Arial" w:hAnsi="Arial"/>
@@ -16145,7 +16145,7 @@
             <w:pPr>
               <w:spacing w:after="20" w:before="0"/>
             </w:pPr>
-            <w:hyperlink w:history="1" r:id="rIdmecjayrpt5f1apblotnt2">
+            <w:hyperlink w:history="1" r:id="rIdy8xjzny0fbe5c0pwkigpf">
               <w:r>
                 <w:rPr>
                   <w:rFonts w:ascii="Arial" w:cs="Arial" w:eastAsia="Arial" w:hAnsi="Arial"/>
@@ -16178,7 +16178,7 @@
               <w:spacing w:after="10" w:before="0"/>
               <w:ind w:left="120"/>
             </w:pPr>
-            <w:hyperlink w:history="1" r:id="rId9fk3vultmpj3svpblpodt">
+            <w:hyperlink w:history="1" r:id="rIdajdgcqyw4m98nvhjriagd">
               <w:r>
                 <w:rPr>
                   <w:rFonts w:ascii="Arial" w:cs="Arial" w:eastAsia="Arial" w:hAnsi="Arial"/>
@@ -16373,7 +16373,7 @@
             <w:pPr>
               <w:spacing w:after="20" w:before="0"/>
             </w:pPr>
-            <w:hyperlink w:history="1" r:id="rId07finbp95vjbnjrque6_h">
+            <w:hyperlink w:history="1" r:id="rIdtuiph_vqry2ujulxjtz0e">
               <w:r>
                 <w:rPr>
                   <w:rFonts w:ascii="Arial" w:cs="Arial" w:eastAsia="Arial" w:hAnsi="Arial"/>
@@ -16406,7 +16406,7 @@
               <w:spacing w:after="10" w:before="0"/>
               <w:ind w:left="120"/>
             </w:pPr>
-            <w:hyperlink w:history="1" r:id="rIdnaukfdx5wl4ormd_aqdmo">
+            <w:hyperlink w:history="1" r:id="rIdvmpvqbid3kjbmn-kslxcp">
               <w:r>
                 <w:rPr>
                   <w:rFonts w:ascii="Arial" w:cs="Arial" w:eastAsia="Arial" w:hAnsi="Arial"/>
@@ -16451,7 +16451,7 @@
             <w:pPr>
               <w:spacing w:after="20" w:before="0"/>
             </w:pPr>
-            <w:hyperlink w:history="1" r:id="rIdgles4kidbhnrq8qua8kpg">
+            <w:hyperlink w:history="1" r:id="rIddwyc2smj9tou9vt0gyaj6">
               <w:r>
                 <w:rPr>
                   <w:rFonts w:ascii="Arial" w:cs="Arial" w:eastAsia="Arial" w:hAnsi="Arial"/>
@@ -16484,7 +16484,7 @@
               <w:spacing w:after="10" w:before="0"/>
               <w:ind w:left="120"/>
             </w:pPr>
-            <w:hyperlink w:history="1" r:id="rIdtmqbczx4cl1szwlvo16t4">
+            <w:hyperlink w:history="1" r:id="rId1za8q7-4f6tiqii1mlgxv">
               <w:r>
                 <w:rPr>
                   <w:rFonts w:ascii="Arial" w:cs="Arial" w:eastAsia="Arial" w:hAnsi="Arial"/>
@@ -16679,7 +16679,7 @@
             <w:pPr>
               <w:spacing w:after="20" w:before="0"/>
             </w:pPr>
-            <w:hyperlink w:history="1" r:id="rId2oeouikyyhavztg28fuqi">
+            <w:hyperlink w:history="1" r:id="rIdde9ahe9w9ffsg9wp90n7e">
               <w:r>
                 <w:rPr>
                   <w:rFonts w:ascii="Arial" w:cs="Arial" w:eastAsia="Arial" w:hAnsi="Arial"/>
@@ -16712,7 +16712,7 @@
               <w:spacing w:after="10" w:before="0"/>
               <w:ind w:left="120"/>
             </w:pPr>
-            <w:hyperlink w:history="1" r:id="rId1pf5wjxlaexyhnwddu6rj">
+            <w:hyperlink w:history="1" r:id="rIdwsqpvfk75xhziyiywxw8z">
               <w:r>
                 <w:rPr>
                   <w:rFonts w:ascii="Arial" w:cs="Arial" w:eastAsia="Arial" w:hAnsi="Arial"/>
@@ -16757,7 +16757,7 @@
             <w:pPr>
               <w:spacing w:after="20" w:before="0"/>
             </w:pPr>
-            <w:hyperlink w:history="1" r:id="rId_i-nt9-pmbzii0bgdoigf">
+            <w:hyperlink w:history="1" r:id="rIdlyyjrgr-jyzyts3qi2z11">
               <w:r>
                 <w:rPr>
                   <w:rFonts w:ascii="Arial" w:cs="Arial" w:eastAsia="Arial" w:hAnsi="Arial"/>
@@ -16790,7 +16790,7 @@
               <w:spacing w:after="10" w:before="0"/>
               <w:ind w:left="120"/>
             </w:pPr>
-            <w:hyperlink w:history="1" r:id="rIdftkbso2y0_z8voyn9qawd">
+            <w:hyperlink w:history="1" r:id="rIdjibrhklppxty2trzpinse">
               <w:r>
                 <w:rPr>
                   <w:rFonts w:ascii="Arial" w:cs="Arial" w:eastAsia="Arial" w:hAnsi="Arial"/>
@@ -16985,7 +16985,7 @@
             <w:pPr>
               <w:spacing w:after="20" w:before="0"/>
             </w:pPr>
-            <w:hyperlink w:history="1" r:id="rId8myymoo8oso54yb6r-kph">
+            <w:hyperlink w:history="1" r:id="rId0wdftkupgevovrnqpofbl">
               <w:r>
                 <w:rPr>
                   <w:rFonts w:ascii="Arial" w:cs="Arial" w:eastAsia="Arial" w:hAnsi="Arial"/>
@@ -17018,7 +17018,7 @@
               <w:spacing w:after="10" w:before="0"/>
               <w:ind w:left="120"/>
             </w:pPr>
-            <w:hyperlink w:history="1" r:id="rId9rnh9sktvbfh7euengu0x">
+            <w:hyperlink w:history="1" r:id="rIddc5dhfxhfg39ii8zhl0u9">
               <w:r>
                 <w:rPr>
                   <w:rFonts w:ascii="Arial" w:cs="Arial" w:eastAsia="Arial" w:hAnsi="Arial"/>
@@ -17063,7 +17063,7 @@
             <w:pPr>
               <w:spacing w:after="20" w:before="0"/>
             </w:pPr>
-            <w:hyperlink w:history="1" r:id="rIdzcxr0obuuosmabldvo8e_">
+            <w:hyperlink w:history="1" r:id="rIdzezrj1sowa2aavjumgoo9">
               <w:r>
                 <w:rPr>
                   <w:rFonts w:ascii="Arial" w:cs="Arial" w:eastAsia="Arial" w:hAnsi="Arial"/>
@@ -17096,7 +17096,7 @@
               <w:spacing w:after="10" w:before="0"/>
               <w:ind w:left="120"/>
             </w:pPr>
-            <w:hyperlink w:history="1" r:id="rIdywt6szxd8zxfftmshecjy">
+            <w:hyperlink w:history="1" r:id="rIdikj9svwzhlvwcnd75xih1">
               <w:r>
                 <w:rPr>
                   <w:rFonts w:ascii="Arial" w:cs="Arial" w:eastAsia="Arial" w:hAnsi="Arial"/>
@@ -17291,7 +17291,7 @@
             <w:pPr>
               <w:spacing w:after="20" w:before="0"/>
             </w:pPr>
-            <w:hyperlink w:history="1" r:id="rId418tw_k41puuavmcmuvoc">
+            <w:hyperlink w:history="1" r:id="rIdjf67z4nkuermzkjhy25ao">
               <w:r>
                 <w:rPr>
                   <w:rFonts w:ascii="Arial" w:cs="Arial" w:eastAsia="Arial" w:hAnsi="Arial"/>
@@ -17324,7 +17324,7 @@
               <w:spacing w:after="10" w:before="0"/>
               <w:ind w:left="120"/>
             </w:pPr>
-            <w:hyperlink w:history="1" r:id="rId0wepcwjbjrsenw3nklsqa">
+            <w:hyperlink w:history="1" r:id="rIdfdye_9pubyc0dbs4r3oyr">
               <w:r>
                 <w:rPr>
                   <w:rFonts w:ascii="Arial" w:cs="Arial" w:eastAsia="Arial" w:hAnsi="Arial"/>
@@ -17369,7 +17369,7 @@
             <w:pPr>
               <w:spacing w:after="20" w:before="0"/>
             </w:pPr>
-            <w:hyperlink w:history="1" r:id="rIdfmrwplyqt5s_xizuspajy">
+            <w:hyperlink w:history="1" r:id="rId33cw8jlpn2e3vvf3iis_s">
               <w:r>
                 <w:rPr>
                   <w:rFonts w:ascii="Arial" w:cs="Arial" w:eastAsia="Arial" w:hAnsi="Arial"/>
@@ -17402,7 +17402,7 @@
               <w:spacing w:after="10" w:before="0"/>
               <w:ind w:left="120"/>
             </w:pPr>
-            <w:hyperlink w:history="1" r:id="rId2dtdwjnwme9opakbf49bf">
+            <w:hyperlink w:history="1" r:id="rIdir3m1syhypiarh2dm4opc">
               <w:r>
                 <w:rPr>
                   <w:rFonts w:ascii="Arial" w:cs="Arial" w:eastAsia="Arial" w:hAnsi="Arial"/>
@@ -17914,7 +17914,7 @@
         </w:rPr>
         <w:t xml:space="preserve">© 2026 SeaVuria and ARES. Aligned with KICD objectives. Developed by SeaVuria; technical implementation by ARES (with AI assistance from Claude). Licensed under </w:t>
       </w:r>
-      <w:hyperlink w:history="1" r:id="rId48etgld86bmifo8jhhuqf">
+      <w:hyperlink w:history="1" r:id="rIdvej5qylsc_zkrx6vaarue">
         <w:r>
           <w:rPr>
             <w:rFonts w:ascii="Arial" w:cs="Arial" w:eastAsia="Arial" w:hAnsi="Arial"/>
@@ -17935,7 +17935,7 @@
         </w:rPr>
         <w:t xml:space="preserve"> (</w:t>
       </w:r>
-      <w:hyperlink w:history="1" r:id="rId-awv8vbyzj2tdcusry_mh">
+      <w:hyperlink w:history="1" r:id="rId3vk00elsoofdjsovodnrw">
         <w:r>
           <w:rPr>
             <w:rFonts w:ascii="Arial" w:cs="Arial" w:eastAsia="Arial" w:hAnsi="Arial"/>
@@ -18948,7 +18948,7 @@
             <w:pPr>
               <w:spacing w:after="20" w:before="0"/>
             </w:pPr>
-            <w:hyperlink w:history="1" r:id="rIdo5tzvyzpdott9oukyviqc">
+            <w:hyperlink w:history="1" r:id="rIdldjfpnfb0kea6bhepi9bm">
               <w:r>
                 <w:rPr>
                   <w:rFonts w:ascii="Arial" w:cs="Arial" w:eastAsia="Arial" w:hAnsi="Arial"/>
@@ -18981,7 +18981,7 @@
               <w:spacing w:after="10" w:before="0"/>
               <w:ind w:left="120"/>
             </w:pPr>
-            <w:hyperlink w:history="1" r:id="rIdqbp76g01n0ux5aw6beh6w">
+            <w:hyperlink w:history="1" r:id="rIdkfyy9p6mboblf1zuwdwub">
               <w:r>
                 <w:rPr>
                   <w:rFonts w:ascii="Arial" w:cs="Arial" w:eastAsia="Arial" w:hAnsi="Arial"/>
@@ -19026,7 +19026,7 @@
             <w:pPr>
               <w:spacing w:after="20" w:before="0"/>
             </w:pPr>
-            <w:hyperlink w:history="1" r:id="rIdsrq6f5mkn4gc3z5avon3t">
+            <w:hyperlink w:history="1" r:id="rIdcupw-0knylezoy8ncjyex">
               <w:r>
                 <w:rPr>
                   <w:rFonts w:ascii="Arial" w:cs="Arial" w:eastAsia="Arial" w:hAnsi="Arial"/>
@@ -19059,7 +19059,7 @@
               <w:spacing w:after="10" w:before="0"/>
               <w:ind w:left="120"/>
             </w:pPr>
-            <w:hyperlink w:history="1" r:id="rId8snnmhsolxy6uslc5bkk-">
+            <w:hyperlink w:history="1" r:id="rIdfwobf5jxz5y3b7s1vg0bk">
               <w:r>
                 <w:rPr>
                   <w:rFonts w:ascii="Arial" w:cs="Arial" w:eastAsia="Arial" w:hAnsi="Arial"/>
@@ -19254,7 +19254,7 @@
             <w:pPr>
               <w:spacing w:after="20" w:before="0"/>
             </w:pPr>
-            <w:hyperlink w:history="1" r:id="rIdhr456hfd6unurzjxfl6yf">
+            <w:hyperlink w:history="1" r:id="rIdofbfpydeugvrfrie25qs1">
               <w:r>
                 <w:rPr>
                   <w:rFonts w:ascii="Arial" w:cs="Arial" w:eastAsia="Arial" w:hAnsi="Arial"/>
@@ -19287,7 +19287,7 @@
               <w:spacing w:after="10" w:before="0"/>
               <w:ind w:left="120"/>
             </w:pPr>
-            <w:hyperlink w:history="1" r:id="rIdsxnfvfxydjclivqbiux0k">
+            <w:hyperlink w:history="1" r:id="rIdf8quiqry9jdjnvuxs5a9d">
               <w:r>
                 <w:rPr>
                   <w:rFonts w:ascii="Arial" w:cs="Arial" w:eastAsia="Arial" w:hAnsi="Arial"/>
@@ -19332,7 +19332,7 @@
             <w:pPr>
               <w:spacing w:after="20" w:before="0"/>
             </w:pPr>
-            <w:hyperlink w:history="1" r:id="rIdwfjgpychrctlikut9rvue">
+            <w:hyperlink w:history="1" r:id="rIdpd0ggebndzsozyshogiul">
               <w:r>
                 <w:rPr>
                   <w:rFonts w:ascii="Arial" w:cs="Arial" w:eastAsia="Arial" w:hAnsi="Arial"/>
@@ -19365,7 +19365,7 @@
               <w:spacing w:after="10" w:before="0"/>
               <w:ind w:left="120"/>
             </w:pPr>
-            <w:hyperlink w:history="1" r:id="rId2rbsx1isfh_qz5hltnhy5">
+            <w:hyperlink w:history="1" r:id="rIdfnbhpg8ov762phvkgu4y7">
               <w:r>
                 <w:rPr>
                   <w:rFonts w:ascii="Arial" w:cs="Arial" w:eastAsia="Arial" w:hAnsi="Arial"/>
@@ -19560,7 +19560,7 @@
             <w:pPr>
               <w:spacing w:after="20" w:before="0"/>
             </w:pPr>
-            <w:hyperlink w:history="1" r:id="rIdw48arckeai7ula9scwjfb">
+            <w:hyperlink w:history="1" r:id="rIdv6f8coa2rcq-pnf1cky48">
               <w:r>
                 <w:rPr>
                   <w:rFonts w:ascii="Arial" w:cs="Arial" w:eastAsia="Arial" w:hAnsi="Arial"/>
@@ -19593,7 +19593,7 @@
               <w:spacing w:after="10" w:before="0"/>
               <w:ind w:left="120"/>
             </w:pPr>
-            <w:hyperlink w:history="1" r:id="rIdk67zgpaj2p8f1nvzeyan9">
+            <w:hyperlink w:history="1" r:id="rIdbcvy2jo3bcsxqndrotdoa">
               <w:r>
                 <w:rPr>
                   <w:rFonts w:ascii="Arial" w:cs="Arial" w:eastAsia="Arial" w:hAnsi="Arial"/>
@@ -19638,7 +19638,7 @@
             <w:pPr>
               <w:spacing w:after="20" w:before="0"/>
             </w:pPr>
-            <w:hyperlink w:history="1" r:id="rId69gtdks6im_axhme99suh">
+            <w:hyperlink w:history="1" r:id="rIdbeccxna53smce0gow3qee">
               <w:r>
                 <w:rPr>
                   <w:rFonts w:ascii="Arial" w:cs="Arial" w:eastAsia="Arial" w:hAnsi="Arial"/>
@@ -19671,7 +19671,7 @@
               <w:spacing w:after="10" w:before="0"/>
               <w:ind w:left="120"/>
             </w:pPr>
-            <w:hyperlink w:history="1" r:id="rIdsdis4zrlj6omqninqth56">
+            <w:hyperlink w:history="1" r:id="rIdlxkezdh4ah9n8pmkbvzit">
               <w:r>
                 <w:rPr>
                   <w:rFonts w:ascii="Arial" w:cs="Arial" w:eastAsia="Arial" w:hAnsi="Arial"/>
@@ -19866,7 +19866,7 @@
             <w:pPr>
               <w:spacing w:after="20" w:before="0"/>
             </w:pPr>
-            <w:hyperlink w:history="1" r:id="rIdxotaxsi6jg_6l6dn7vrq8">
+            <w:hyperlink w:history="1" r:id="rIdjejfcrkhrjyypkeybydje">
               <w:r>
                 <w:rPr>
                   <w:rFonts w:ascii="Arial" w:cs="Arial" w:eastAsia="Arial" w:hAnsi="Arial"/>
@@ -19899,7 +19899,7 @@
               <w:spacing w:after="10" w:before="0"/>
               <w:ind w:left="120"/>
             </w:pPr>
-            <w:hyperlink w:history="1" r:id="rIdjf2bfkv83ps_zenbrxkgs">
+            <w:hyperlink w:history="1" r:id="rIdvnmbe34smwmvuaqvfeaia">
               <w:r>
                 <w:rPr>
                   <w:rFonts w:ascii="Arial" w:cs="Arial" w:eastAsia="Arial" w:hAnsi="Arial"/>
@@ -19944,7 +19944,7 @@
             <w:pPr>
               <w:spacing w:after="20" w:before="0"/>
             </w:pPr>
-            <w:hyperlink w:history="1" r:id="rId3eetyre65a7tceh7glihs">
+            <w:hyperlink w:history="1" r:id="rId8oq97h3zmmtgp4_etbdym">
               <w:r>
                 <w:rPr>
                   <w:rFonts w:ascii="Arial" w:cs="Arial" w:eastAsia="Arial" w:hAnsi="Arial"/>
@@ -19977,7 +19977,7 @@
               <w:spacing w:after="10" w:before="0"/>
               <w:ind w:left="120"/>
             </w:pPr>
-            <w:hyperlink w:history="1" r:id="rIdjjxjf9r1goew7kgsxow_y">
+            <w:hyperlink w:history="1" r:id="rIdqsyrlg6bj6sfnx7865gci">
               <w:r>
                 <w:rPr>
                   <w:rFonts w:ascii="Arial" w:cs="Arial" w:eastAsia="Arial" w:hAnsi="Arial"/>
@@ -20172,7 +20172,7 @@
             <w:pPr>
               <w:spacing w:after="20" w:before="0"/>
             </w:pPr>
-            <w:hyperlink w:history="1" r:id="rIdmlsoanrbqwq9sztucgopg">
+            <w:hyperlink w:history="1" r:id="rId_28md5a-5hkuff38mu9on">
               <w:r>
                 <w:rPr>
                   <w:rFonts w:ascii="Arial" w:cs="Arial" w:eastAsia="Arial" w:hAnsi="Arial"/>
@@ -20205,7 +20205,7 @@
               <w:spacing w:after="10" w:before="0"/>
               <w:ind w:left="120"/>
             </w:pPr>
-            <w:hyperlink w:history="1" r:id="rIdo21n8atr0zfoitcmem4zc">
+            <w:hyperlink w:history="1" r:id="rIdj5rriynieowl8nh0cb5te">
               <w:r>
                 <w:rPr>
                   <w:rFonts w:ascii="Arial" w:cs="Arial" w:eastAsia="Arial" w:hAnsi="Arial"/>
@@ -20250,7 +20250,7 @@
             <w:pPr>
               <w:spacing w:after="20" w:before="0"/>
             </w:pPr>
-            <w:hyperlink w:history="1" r:id="rIdnhhdwuo-wlnk8rdt_9-1t">
+            <w:hyperlink w:history="1" r:id="rIdieokqluuuulpe2w0evlcz">
               <w:r>
                 <w:rPr>
                   <w:rFonts w:ascii="Arial" w:cs="Arial" w:eastAsia="Arial" w:hAnsi="Arial"/>
@@ -20283,7 +20283,7 @@
               <w:spacing w:after="10" w:before="0"/>
               <w:ind w:left="120"/>
             </w:pPr>
-            <w:hyperlink w:history="1" r:id="rId45ffagtbp1m_w9hm5stsb">
+            <w:hyperlink w:history="1" r:id="rIduikdfdi5lcweqsrxsvmjw">
               <w:r>
                 <w:rPr>
                   <w:rFonts w:ascii="Arial" w:cs="Arial" w:eastAsia="Arial" w:hAnsi="Arial"/>
@@ -20795,7 +20795,7 @@
         </w:rPr>
         <w:t xml:space="preserve">© 2026 SeaVuria and ARES. Aligned with KICD objectives. Developed by SeaVuria; technical implementation by ARES (with AI assistance from Claude). Licensed under </w:t>
       </w:r>
-      <w:hyperlink w:history="1" r:id="rId4bfu4vidbcr4jwhv3wngt">
+      <w:hyperlink w:history="1" r:id="rIdjtytxjuk2uowa8whubfnb">
         <w:r>
           <w:rPr>
             <w:rFonts w:ascii="Arial" w:cs="Arial" w:eastAsia="Arial" w:hAnsi="Arial"/>
@@ -20816,7 +20816,7 @@
         </w:rPr>
         <w:t xml:space="preserve"> (</w:t>
       </w:r>
-      <w:hyperlink w:history="1" r:id="rIdapirxfttumsibkfuzhzzj">
+      <w:hyperlink w:history="1" r:id="rIdfvnttgux0dnkskc8qpwcc">
         <w:r>
           <w:rPr>
             <w:rFonts w:ascii="Arial" w:cs="Arial" w:eastAsia="Arial" w:hAnsi="Arial"/>
@@ -21829,7 +21829,7 @@
             <w:pPr>
               <w:spacing w:after="20" w:before="0"/>
             </w:pPr>
-            <w:hyperlink w:history="1" r:id="rId67fxx9wxhkhi7dgizum2s">
+            <w:hyperlink w:history="1" r:id="rId8w03puiod7iqkywyi--hu">
               <w:r>
                 <w:rPr>
                   <w:rFonts w:ascii="Arial" w:cs="Arial" w:eastAsia="Arial" w:hAnsi="Arial"/>
@@ -21862,7 +21862,7 @@
               <w:spacing w:after="10" w:before="0"/>
               <w:ind w:left="120"/>
             </w:pPr>
-            <w:hyperlink w:history="1" r:id="rIdbx7pi3ndzjzbl2s8kkooz">
+            <w:hyperlink w:history="1" r:id="rIdrgy66o5yda1qhcjttayqf">
               <w:r>
                 <w:rPr>
                   <w:rFonts w:ascii="Arial" w:cs="Arial" w:eastAsia="Arial" w:hAnsi="Arial"/>
@@ -21907,7 +21907,7 @@
             <w:pPr>
               <w:spacing w:after="20" w:before="0"/>
             </w:pPr>
-            <w:hyperlink w:history="1" r:id="rIdrszsdsh8voj7vli9exjof">
+            <w:hyperlink w:history="1" r:id="rId32e76j-td1akkyf9uehpq">
               <w:r>
                 <w:rPr>
                   <w:rFonts w:ascii="Arial" w:cs="Arial" w:eastAsia="Arial" w:hAnsi="Arial"/>
@@ -21940,7 +21940,7 @@
               <w:spacing w:after="10" w:before="0"/>
               <w:ind w:left="120"/>
             </w:pPr>
-            <w:hyperlink w:history="1" r:id="rIdkmh1vzbj4tqosp-ruq3t6">
+            <w:hyperlink w:history="1" r:id="rIdb1egoicpvqipcz0jowito">
               <w:r>
                 <w:rPr>
                   <w:rFonts w:ascii="Arial" w:cs="Arial" w:eastAsia="Arial" w:hAnsi="Arial"/>
@@ -22135,7 +22135,7 @@
             <w:pPr>
               <w:spacing w:after="20" w:before="0"/>
             </w:pPr>
-            <w:hyperlink w:history="1" r:id="rIdg6kgqbtmvpwzkmng8qvqk">
+            <w:hyperlink w:history="1" r:id="rIdl_y1a8nfojt70wzvszvjo">
               <w:r>
                 <w:rPr>
                   <w:rFonts w:ascii="Arial" w:cs="Arial" w:eastAsia="Arial" w:hAnsi="Arial"/>
@@ -22168,7 +22168,7 @@
               <w:spacing w:after="10" w:before="0"/>
               <w:ind w:left="120"/>
             </w:pPr>
-            <w:hyperlink w:history="1" r:id="rIdumpoth_dbjemtc5ds5udy">
+            <w:hyperlink w:history="1" r:id="rIdnimrs-l8sjcd-2kb7gpip">
               <w:r>
                 <w:rPr>
                   <w:rFonts w:ascii="Arial" w:cs="Arial" w:eastAsia="Arial" w:hAnsi="Arial"/>
@@ -22213,7 +22213,7 @@
             <w:pPr>
               <w:spacing w:after="20" w:before="0"/>
             </w:pPr>
-            <w:hyperlink w:history="1" r:id="rIdnxtfayi60m49bwjofeb3g">
+            <w:hyperlink w:history="1" r:id="rIdq9g7jfyaikj1nltx8vcmv">
               <w:r>
                 <w:rPr>
                   <w:rFonts w:ascii="Arial" w:cs="Arial" w:eastAsia="Arial" w:hAnsi="Arial"/>
@@ -22246,7 +22246,7 @@
               <w:spacing w:after="10" w:before="0"/>
               <w:ind w:left="120"/>
             </w:pPr>
-            <w:hyperlink w:history="1" r:id="rIdgwfom_ban_xegthucvquj">
+            <w:hyperlink w:history="1" r:id="rIdpkwvcfpaba1nqs7j3zs_h">
               <w:r>
                 <w:rPr>
                   <w:rFonts w:ascii="Arial" w:cs="Arial" w:eastAsia="Arial" w:hAnsi="Arial"/>
@@ -22441,7 +22441,7 @@
             <w:pPr>
               <w:spacing w:after="20" w:before="0"/>
             </w:pPr>
-            <w:hyperlink w:history="1" r:id="rIdk2cqh25downuaocxnztjd">
+            <w:hyperlink w:history="1" r:id="rIdbwwdyd_9x246lrnx6illi">
               <w:r>
                 <w:rPr>
                   <w:rFonts w:ascii="Arial" w:cs="Arial" w:eastAsia="Arial" w:hAnsi="Arial"/>
@@ -22474,7 +22474,7 @@
               <w:spacing w:after="10" w:before="0"/>
               <w:ind w:left="120"/>
             </w:pPr>
-            <w:hyperlink w:history="1" r:id="rIdv_wqalevlj1ykw17ldgns">
+            <w:hyperlink w:history="1" r:id="rIdgmd3lvc0ra3eqruip4jzw">
               <w:r>
                 <w:rPr>
                   <w:rFonts w:ascii="Arial" w:cs="Arial" w:eastAsia="Arial" w:hAnsi="Arial"/>
@@ -22519,7 +22519,7 @@
             <w:pPr>
               <w:spacing w:after="20" w:before="0"/>
             </w:pPr>
-            <w:hyperlink w:history="1" r:id="rIdwhyqskq9r68ru18oyknfr">
+            <w:hyperlink w:history="1" r:id="rIdqyfqo-at1t4hmi7flowrh">
               <w:r>
                 <w:rPr>
                   <w:rFonts w:ascii="Arial" w:cs="Arial" w:eastAsia="Arial" w:hAnsi="Arial"/>
@@ -22552,7 +22552,7 @@
               <w:spacing w:after="10" w:before="0"/>
               <w:ind w:left="120"/>
             </w:pPr>
-            <w:hyperlink w:history="1" r:id="rIdda83dgdylcima6oqnt0eu">
+            <w:hyperlink w:history="1" r:id="rIdegajxsmdq94twtl0-p0fs">
               <w:r>
                 <w:rPr>
                   <w:rFonts w:ascii="Arial" w:cs="Arial" w:eastAsia="Arial" w:hAnsi="Arial"/>
@@ -22747,7 +22747,7 @@
             <w:pPr>
               <w:spacing w:after="20" w:before="0"/>
             </w:pPr>
-            <w:hyperlink w:history="1" r:id="rIdgdw1x_bq0jq7duzzmunnx">
+            <w:hyperlink w:history="1" r:id="rIdoloedmyrcovoxgff_lpsl">
               <w:r>
                 <w:rPr>
                   <w:rFonts w:ascii="Arial" w:cs="Arial" w:eastAsia="Arial" w:hAnsi="Arial"/>
@@ -22780,7 +22780,7 @@
               <w:spacing w:after="10" w:before="0"/>
               <w:ind w:left="120"/>
             </w:pPr>
-            <w:hyperlink w:history="1" r:id="rIdufa6wqjdl8bsfbu2xw70u">
+            <w:hyperlink w:history="1" r:id="rIdzz-ekmqzimvjjwussbsde">
               <w:r>
                 <w:rPr>
                   <w:rFonts w:ascii="Arial" w:cs="Arial" w:eastAsia="Arial" w:hAnsi="Arial"/>
@@ -22825,7 +22825,7 @@
             <w:pPr>
               <w:spacing w:after="20" w:before="0"/>
             </w:pPr>
-            <w:hyperlink w:history="1" r:id="rIdqytytft2un85ikktxes3b">
+            <w:hyperlink w:history="1" r:id="rIds8hk8ajuvjsmyfdgz09gh">
               <w:r>
                 <w:rPr>
                   <w:rFonts w:ascii="Arial" w:cs="Arial" w:eastAsia="Arial" w:hAnsi="Arial"/>
@@ -22858,7 +22858,7 @@
               <w:spacing w:after="10" w:before="0"/>
               <w:ind w:left="120"/>
             </w:pPr>
-            <w:hyperlink w:history="1" r:id="rIdwcczjlobnm6k60o-0blcd">
+            <w:hyperlink w:history="1" r:id="rIdwis9em-qu7znwr4wmqlcp">
               <w:r>
                 <w:rPr>
                   <w:rFonts w:ascii="Arial" w:cs="Arial" w:eastAsia="Arial" w:hAnsi="Arial"/>
@@ -23053,7 +23053,7 @@
             <w:pPr>
               <w:spacing w:after="20" w:before="0"/>
             </w:pPr>
-            <w:hyperlink w:history="1" r:id="rIdxou7debdrime-sa7wv_ll">
+            <w:hyperlink w:history="1" r:id="rIdi1ntfretssiodxttbgf46">
               <w:r>
                 <w:rPr>
                   <w:rFonts w:ascii="Arial" w:cs="Arial" w:eastAsia="Arial" w:hAnsi="Arial"/>
@@ -23086,7 +23086,7 @@
               <w:spacing w:after="10" w:before="0"/>
               <w:ind w:left="120"/>
             </w:pPr>
-            <w:hyperlink w:history="1" r:id="rIdmbsxpklwn9mlxfowgzupr">
+            <w:hyperlink w:history="1" r:id="rIdwsw1iodlpmsgbvwbvsn2b">
               <w:r>
                 <w:rPr>
                   <w:rFonts w:ascii="Arial" w:cs="Arial" w:eastAsia="Arial" w:hAnsi="Arial"/>
@@ -23131,7 +23131,7 @@
             <w:pPr>
               <w:spacing w:after="20" w:before="0"/>
             </w:pPr>
-            <w:hyperlink w:history="1" r:id="rIdsztd3-vaib5hst68l421t">
+            <w:hyperlink w:history="1" r:id="rIdhzy8riqzzdizrk2qvikod">
               <w:r>
                 <w:rPr>
                   <w:rFonts w:ascii="Arial" w:cs="Arial" w:eastAsia="Arial" w:hAnsi="Arial"/>
@@ -23164,7 +23164,7 @@
               <w:spacing w:after="10" w:before="0"/>
               <w:ind w:left="120"/>
             </w:pPr>
-            <w:hyperlink w:history="1" r:id="rIdlwuqvawyy4f5jc7o8eex2">
+            <w:hyperlink w:history="1" r:id="rIdk7fyx3sbzgcgwrp97h1zy">
               <w:r>
                 <w:rPr>
                   <w:rFonts w:ascii="Arial" w:cs="Arial" w:eastAsia="Arial" w:hAnsi="Arial"/>
@@ -23942,7 +23942,7 @@
         </w:rPr>
         <w:t xml:space="preserve">© 2026 SeaVuria and ARES. Aligned with KICD objectives. Developed by SeaVuria; technical implementation by ARES (with AI assistance from Claude). Licensed under </w:t>
       </w:r>
-      <w:hyperlink w:history="1" r:id="rIdpzoehpmequ0redmfwnxhr">
+      <w:hyperlink w:history="1" r:id="rIdluef_8eo9lyncqractatv">
         <w:r>
           <w:rPr>
             <w:rFonts w:ascii="Arial" w:cs="Arial" w:eastAsia="Arial" w:hAnsi="Arial"/>
@@ -23963,7 +23963,7 @@
         </w:rPr>
         <w:t xml:space="preserve"> (</w:t>
       </w:r>
-      <w:hyperlink w:history="1" r:id="rIdg3hwfvyphhitckhqjc1gd">
+      <w:hyperlink w:history="1" r:id="rId_9ke7duaim9d-4b8ufnr-">
         <w:r>
           <w:rPr>
             <w:rFonts w:ascii="Arial" w:cs="Arial" w:eastAsia="Arial" w:hAnsi="Arial"/>
@@ -24976,7 +24976,7 @@
             <w:pPr>
               <w:spacing w:after="20" w:before="0"/>
             </w:pPr>
-            <w:hyperlink w:history="1" r:id="rIdttkk-9mqhldjyvi9zupdj">
+            <w:hyperlink w:history="1" r:id="rIddqumjc4w94s9kor1vznwq">
               <w:r>
                 <w:rPr>
                   <w:rFonts w:ascii="Arial" w:cs="Arial" w:eastAsia="Arial" w:hAnsi="Arial"/>
@@ -25009,7 +25009,7 @@
               <w:spacing w:after="10" w:before="0"/>
               <w:ind w:left="120"/>
             </w:pPr>
-            <w:hyperlink w:history="1" r:id="rIdokpvlmj689fyi4ucv--cf">
+            <w:hyperlink w:history="1" r:id="rIdriotxshitadw4smwf4xjx">
               <w:r>
                 <w:rPr>
                   <w:rFonts w:ascii="Arial" w:cs="Arial" w:eastAsia="Arial" w:hAnsi="Arial"/>
@@ -25054,7 +25054,7 @@
             <w:pPr>
               <w:spacing w:after="20" w:before="0"/>
             </w:pPr>
-            <w:hyperlink w:history="1" r:id="rIdjzopcc-02ehnjckpsmqgd">
+            <w:hyperlink w:history="1" r:id="rIdgfzuiyynlkpwmoizkfdjc">
               <w:r>
                 <w:rPr>
                   <w:rFonts w:ascii="Arial" w:cs="Arial" w:eastAsia="Arial" w:hAnsi="Arial"/>
@@ -25087,7 +25087,7 @@
               <w:spacing w:after="10" w:before="0"/>
               <w:ind w:left="120"/>
             </w:pPr>
-            <w:hyperlink w:history="1" r:id="rId3uxne0iaddh6fbl-_ocuf">
+            <w:hyperlink w:history="1" r:id="rIdtitxnt-7dcpidbjpca3hc">
               <w:r>
                 <w:rPr>
                   <w:rFonts w:ascii="Arial" w:cs="Arial" w:eastAsia="Arial" w:hAnsi="Arial"/>
@@ -25282,7 +25282,7 @@
             <w:pPr>
               <w:spacing w:after="20" w:before="0"/>
             </w:pPr>
-            <w:hyperlink w:history="1" r:id="rIdsuuvtqkgtuhwwpuhv51r_">
+            <w:hyperlink w:history="1" r:id="rId7pny1dpwg2aec8nn35wu2">
               <w:r>
                 <w:rPr>
                   <w:rFonts w:ascii="Arial" w:cs="Arial" w:eastAsia="Arial" w:hAnsi="Arial"/>
@@ -25315,7 +25315,7 @@
               <w:spacing w:after="10" w:before="0"/>
               <w:ind w:left="120"/>
             </w:pPr>
-            <w:hyperlink w:history="1" r:id="rIdnwf0t9bpk0oxpo4kb42sd">
+            <w:hyperlink w:history="1" r:id="rIdokc2jnjtsbiy8_mr1agkb">
               <w:r>
                 <w:rPr>
                   <w:rFonts w:ascii="Arial" w:cs="Arial" w:eastAsia="Arial" w:hAnsi="Arial"/>
@@ -25360,7 +25360,7 @@
             <w:pPr>
               <w:spacing w:after="20" w:before="0"/>
             </w:pPr>
-            <w:hyperlink w:history="1" r:id="rId3cu5odnp1uuff3kggqsws">
+            <w:hyperlink w:history="1" r:id="rIdlgv5lbvl75ly3bbi6uah1">
               <w:r>
                 <w:rPr>
                   <w:rFonts w:ascii="Arial" w:cs="Arial" w:eastAsia="Arial" w:hAnsi="Arial"/>
@@ -25393,7 +25393,7 @@
               <w:spacing w:after="10" w:before="0"/>
               <w:ind w:left="120"/>
             </w:pPr>
-            <w:hyperlink w:history="1" r:id="rIdtyzfai0bhf3vkkvlpi3sh">
+            <w:hyperlink w:history="1" r:id="rIdrskrf7qviztmuhmou8sdb">
               <w:r>
                 <w:rPr>
                   <w:rFonts w:ascii="Arial" w:cs="Arial" w:eastAsia="Arial" w:hAnsi="Arial"/>
@@ -25588,7 +25588,7 @@
             <w:pPr>
               <w:spacing w:after="20" w:before="0"/>
             </w:pPr>
-            <w:hyperlink w:history="1" r:id="rIdmtjsfxjjg5azduhgmfe-u">
+            <w:hyperlink w:history="1" r:id="rId6gvqhemxhdt74b9qzir2x">
               <w:r>
                 <w:rPr>
                   <w:rFonts w:ascii="Arial" w:cs="Arial" w:eastAsia="Arial" w:hAnsi="Arial"/>
@@ -25621,7 +25621,7 @@
               <w:spacing w:after="10" w:before="0"/>
               <w:ind w:left="120"/>
             </w:pPr>
-            <w:hyperlink w:history="1" r:id="rId9owjpi18hdelsotanhfmo">
+            <w:hyperlink w:history="1" r:id="rIdbzhtvqhjbnjcjcy5jucnc">
               <w:r>
                 <w:rPr>
                   <w:rFonts w:ascii="Arial" w:cs="Arial" w:eastAsia="Arial" w:hAnsi="Arial"/>
@@ -25666,7 +25666,7 @@
             <w:pPr>
               <w:spacing w:after="20" w:before="0"/>
             </w:pPr>
-            <w:hyperlink w:history="1" r:id="rIdzunahzdgmelbu8ahxkvcn">
+            <w:hyperlink w:history="1" r:id="rIdjhsn6dqboo19qst4vt_ul">
               <w:r>
                 <w:rPr>
                   <w:rFonts w:ascii="Arial" w:cs="Arial" w:eastAsia="Arial" w:hAnsi="Arial"/>
@@ -25699,7 +25699,7 @@
               <w:spacing w:after="10" w:before="0"/>
               <w:ind w:left="120"/>
             </w:pPr>
-            <w:hyperlink w:history="1" r:id="rIdx1s9lndjtxxujoeyoioy8">
+            <w:hyperlink w:history="1" r:id="rId0hx7ub1ii8omueweadw3x">
               <w:r>
                 <w:rPr>
                   <w:rFonts w:ascii="Arial" w:cs="Arial" w:eastAsia="Arial" w:hAnsi="Arial"/>
@@ -25894,7 +25894,7 @@
             <w:pPr>
               <w:spacing w:after="20" w:before="0"/>
             </w:pPr>
-            <w:hyperlink w:history="1" r:id="rIdygcujgoqxqhpunpkaof4i">
+            <w:hyperlink w:history="1" r:id="rIdc40n1fxknomwqzbcjstw2">
               <w:r>
                 <w:rPr>
                   <w:rFonts w:ascii="Arial" w:cs="Arial" w:eastAsia="Arial" w:hAnsi="Arial"/>
@@ -25927,7 +25927,7 @@
               <w:spacing w:after="10" w:before="0"/>
               <w:ind w:left="120"/>
             </w:pPr>
-            <w:hyperlink w:history="1" r:id="rIdwbph6betjnwzlxsvpfb1g">
+            <w:hyperlink w:history="1" r:id="rIdxlnum6piq8hhclheforfk">
               <w:r>
                 <w:rPr>
                   <w:rFonts w:ascii="Arial" w:cs="Arial" w:eastAsia="Arial" w:hAnsi="Arial"/>
@@ -25972,7 +25972,7 @@
             <w:pPr>
               <w:spacing w:after="20" w:before="0"/>
             </w:pPr>
-            <w:hyperlink w:history="1" r:id="rIdkov-d3tmoaung17678iir">
+            <w:hyperlink w:history="1" r:id="rIdv8knbzfv74u1ok6few4hz">
               <w:r>
                 <w:rPr>
                   <w:rFonts w:ascii="Arial" w:cs="Arial" w:eastAsia="Arial" w:hAnsi="Arial"/>
@@ -26005,7 +26005,7 @@
               <w:spacing w:after="10" w:before="0"/>
               <w:ind w:left="120"/>
             </w:pPr>
-            <w:hyperlink w:history="1" r:id="rIdgqiv5wvhgjhs6qh6kiyt2">
+            <w:hyperlink w:history="1" r:id="rIdn5bchpfysnfqcczhwdngt">
               <w:r>
                 <w:rPr>
                   <w:rFonts w:ascii="Arial" w:cs="Arial" w:eastAsia="Arial" w:hAnsi="Arial"/>
@@ -26200,7 +26200,7 @@
             <w:pPr>
               <w:spacing w:after="20" w:before="0"/>
             </w:pPr>
-            <w:hyperlink w:history="1" r:id="rIddhlcx1y8jik7apyjuvuea">
+            <w:hyperlink w:history="1" r:id="rIdz6bgpzf2mtqb3jgqqi8wt">
               <w:r>
                 <w:rPr>
                   <w:rFonts w:ascii="Arial" w:cs="Arial" w:eastAsia="Arial" w:hAnsi="Arial"/>
@@ -26233,7 +26233,7 @@
               <w:spacing w:after="10" w:before="0"/>
               <w:ind w:left="120"/>
             </w:pPr>
-            <w:hyperlink w:history="1" r:id="rIdpsgq06xqfw-qg8e6nhiq1">
+            <w:hyperlink w:history="1" r:id="rIdfcrgzvgu4ui7krkm6f0ck">
               <w:r>
                 <w:rPr>
                   <w:rFonts w:ascii="Arial" w:cs="Arial" w:eastAsia="Arial" w:hAnsi="Arial"/>
@@ -26278,7 +26278,7 @@
             <w:pPr>
               <w:spacing w:after="20" w:before="0"/>
             </w:pPr>
-            <w:hyperlink w:history="1" r:id="rIdnbmgs5as219m9usetdwwj">
+            <w:hyperlink w:history="1" r:id="rIdma_zfsncqeg4kikgbsevx">
               <w:r>
                 <w:rPr>
                   <w:rFonts w:ascii="Arial" w:cs="Arial" w:eastAsia="Arial" w:hAnsi="Arial"/>
@@ -26311,7 +26311,7 @@
               <w:spacing w:after="10" w:before="0"/>
               <w:ind w:left="120"/>
             </w:pPr>
-            <w:hyperlink w:history="1" r:id="rIdpxlbibn8velodhzxlrxz1">
+            <w:hyperlink w:history="1" r:id="rIdvholv7iedxc9mtdpiylfy">
               <w:r>
                 <w:rPr>
                   <w:rFonts w:ascii="Arial" w:cs="Arial" w:eastAsia="Arial" w:hAnsi="Arial"/>
@@ -26823,7 +26823,7 @@
         </w:rPr>
         <w:t xml:space="preserve">© 2026 SeaVuria and ARES. Aligned with KICD objectives. Developed by SeaVuria; technical implementation by ARES (with AI assistance from Claude). Licensed under </w:t>
       </w:r>
-      <w:hyperlink w:history="1" r:id="rIdmavqfxuo0infsu7hqyd3i">
+      <w:hyperlink w:history="1" r:id="rIdclwbstqccirq3vz_mtquf">
         <w:r>
           <w:rPr>
             <w:rFonts w:ascii="Arial" w:cs="Arial" w:eastAsia="Arial" w:hAnsi="Arial"/>
@@ -26844,7 +26844,7 @@
         </w:rPr>
         <w:t xml:space="preserve"> (</w:t>
       </w:r>
-      <w:hyperlink w:history="1" r:id="rIdiwzqjkclmivxmv2akg8sk">
+      <w:hyperlink w:history="1" r:id="rIdtvxndvx7gckt11nedggn2">
         <w:r>
           <w:rPr>
             <w:rFonts w:ascii="Arial" w:cs="Arial" w:eastAsia="Arial" w:hAnsi="Arial"/>
@@ -27857,7 +27857,7 @@
             <w:pPr>
               <w:spacing w:after="20" w:before="0"/>
             </w:pPr>
-            <w:hyperlink w:history="1" r:id="rIdrscpdkiyuggmo4g7vbjgf">
+            <w:hyperlink w:history="1" r:id="rIdc0gap-qjz8ntfvmeyjowb">
               <w:r>
                 <w:rPr>
                   <w:rFonts w:ascii="Arial" w:cs="Arial" w:eastAsia="Arial" w:hAnsi="Arial"/>
@@ -27890,7 +27890,7 @@
               <w:spacing w:after="10" w:before="0"/>
               <w:ind w:left="120"/>
             </w:pPr>
-            <w:hyperlink w:history="1" r:id="rIdizirz3nogzly-al5ykpxu">
+            <w:hyperlink w:history="1" r:id="rIdfzx7qdfb3gwrs2ordowb4">
               <w:r>
                 <w:rPr>
                   <w:rFonts w:ascii="Arial" w:cs="Arial" w:eastAsia="Arial" w:hAnsi="Arial"/>
@@ -27935,7 +27935,7 @@
             <w:pPr>
               <w:spacing w:after="20" w:before="0"/>
             </w:pPr>
-            <w:hyperlink w:history="1" r:id="rIdwnb3mwyn9wgmjd0dxllbn">
+            <w:hyperlink w:history="1" r:id="rIdv0hqkgutwvc-alwdm9sf6">
               <w:r>
                 <w:rPr>
                   <w:rFonts w:ascii="Arial" w:cs="Arial" w:eastAsia="Arial" w:hAnsi="Arial"/>
@@ -27968,7 +27968,7 @@
               <w:spacing w:after="10" w:before="0"/>
               <w:ind w:left="120"/>
             </w:pPr>
-            <w:hyperlink w:history="1" r:id="rId2npevs_orak44g9ntrdqj">
+            <w:hyperlink w:history="1" r:id="rId8e_boett89qry5ckdjojr">
               <w:r>
                 <w:rPr>
                   <w:rFonts w:ascii="Arial" w:cs="Arial" w:eastAsia="Arial" w:hAnsi="Arial"/>
@@ -28163,7 +28163,7 @@
             <w:pPr>
               <w:spacing w:after="20" w:before="0"/>
             </w:pPr>
-            <w:hyperlink w:history="1" r:id="rId8t9tnbwbzkxdv-c0ahuqk">
+            <w:hyperlink w:history="1" r:id="rId0k7pwbiaxnxmun-nsvfcd">
               <w:r>
                 <w:rPr>
                   <w:rFonts w:ascii="Arial" w:cs="Arial" w:eastAsia="Arial" w:hAnsi="Arial"/>
@@ -28196,7 +28196,7 @@
               <w:spacing w:after="10" w:before="0"/>
               <w:ind w:left="120"/>
             </w:pPr>
-            <w:hyperlink w:history="1" r:id="rIdtzrunhfmtq9efw8uwsnlh">
+            <w:hyperlink w:history="1" r:id="rIdqnlivre2qsjusum0kbmrn">
               <w:r>
                 <w:rPr>
                   <w:rFonts w:ascii="Arial" w:cs="Arial" w:eastAsia="Arial" w:hAnsi="Arial"/>
@@ -28241,7 +28241,7 @@
             <w:pPr>
               <w:spacing w:after="20" w:before="0"/>
             </w:pPr>
-            <w:hyperlink w:history="1" r:id="rIdks8rz0s2zyhwwnpvqgwpx">
+            <w:hyperlink w:history="1" r:id="rIdmjpq3aekkrlsrddldaell">
               <w:r>
                 <w:rPr>
                   <w:rFonts w:ascii="Arial" w:cs="Arial" w:eastAsia="Arial" w:hAnsi="Arial"/>
@@ -28274,7 +28274,7 @@
               <w:spacing w:after="10" w:before="0"/>
               <w:ind w:left="120"/>
             </w:pPr>
-            <w:hyperlink w:history="1" r:id="rIdirt0hbyh71dhtub2vkav0">
+            <w:hyperlink w:history="1" r:id="rIdgpdywezyg9uo1ovkx0jsr">
               <w:r>
                 <w:rPr>
                   <w:rFonts w:ascii="Arial" w:cs="Arial" w:eastAsia="Arial" w:hAnsi="Arial"/>
@@ -28469,7 +28469,7 @@
             <w:pPr>
               <w:spacing w:after="20" w:before="0"/>
             </w:pPr>
-            <w:hyperlink w:history="1" r:id="rIddedpul4opjssnvqwmlyej">
+            <w:hyperlink w:history="1" r:id="rIdi6b0kf6qvgld1ce4am956">
               <w:r>
                 <w:rPr>
                   <w:rFonts w:ascii="Arial" w:cs="Arial" w:eastAsia="Arial" w:hAnsi="Arial"/>
@@ -28502,7 +28502,7 @@
               <w:spacing w:after="10" w:before="0"/>
               <w:ind w:left="120"/>
             </w:pPr>
-            <w:hyperlink w:history="1" r:id="rIdaqtxzq8978ujuwhe4fsjt">
+            <w:hyperlink w:history="1" r:id="rIdskx1g8nmmm4qfwsmw1y4u">
               <w:r>
                 <w:rPr>
                   <w:rFonts w:ascii="Arial" w:cs="Arial" w:eastAsia="Arial" w:hAnsi="Arial"/>
@@ -28547,7 +28547,7 @@
             <w:pPr>
               <w:spacing w:after="20" w:before="0"/>
             </w:pPr>
-            <w:hyperlink w:history="1" r:id="rIdf_f-izxalpkfziy6fbpbx">
+            <w:hyperlink w:history="1" r:id="rIdssej4xs88qqkgm-agj_8g">
               <w:r>
                 <w:rPr>
                   <w:rFonts w:ascii="Arial" w:cs="Arial" w:eastAsia="Arial" w:hAnsi="Arial"/>
@@ -28580,7 +28580,7 @@
               <w:spacing w:after="10" w:before="0"/>
               <w:ind w:left="120"/>
             </w:pPr>
-            <w:hyperlink w:history="1" r:id="rIdqd3jksz9kcc6rowc0d0dq">
+            <w:hyperlink w:history="1" r:id="rIdw0k34jpexsgi4wwsfnwds">
               <w:r>
                 <w:rPr>
                   <w:rFonts w:ascii="Arial" w:cs="Arial" w:eastAsia="Arial" w:hAnsi="Arial"/>
@@ -28775,7 +28775,7 @@
             <w:pPr>
               <w:spacing w:after="20" w:before="0"/>
             </w:pPr>
-            <w:hyperlink w:history="1" r:id="rId7dgarbhbsbgdnzpt-vfkj">
+            <w:hyperlink w:history="1" r:id="rId6vsa782uklnm8a_bbzsc6">
               <w:r>
                 <w:rPr>
                   <w:rFonts w:ascii="Arial" w:cs="Arial" w:eastAsia="Arial" w:hAnsi="Arial"/>
@@ -28808,7 +28808,7 @@
               <w:spacing w:after="10" w:before="0"/>
               <w:ind w:left="120"/>
             </w:pPr>
-            <w:hyperlink w:history="1" r:id="rIduf8mrwyirsklwqh7-k4t7">
+            <w:hyperlink w:history="1" r:id="rIdtt1deqcic2kwprw58jxsk">
               <w:r>
                 <w:rPr>
                   <w:rFonts w:ascii="Arial" w:cs="Arial" w:eastAsia="Arial" w:hAnsi="Arial"/>
@@ -28853,7 +28853,7 @@
             <w:pPr>
               <w:spacing w:after="20" w:before="0"/>
             </w:pPr>
-            <w:hyperlink w:history="1" r:id="rIdnft_o6hk8x32bjevab5us">
+            <w:hyperlink w:history="1" r:id="rIdkniokdlkmj0socerfeceo">
               <w:r>
                 <w:rPr>
                   <w:rFonts w:ascii="Arial" w:cs="Arial" w:eastAsia="Arial" w:hAnsi="Arial"/>
@@ -28886,7 +28886,7 @@
               <w:spacing w:after="10" w:before="0"/>
               <w:ind w:left="120"/>
             </w:pPr>
-            <w:hyperlink w:history="1" r:id="rIdj16qa8rfx1hxrewpvwi4w">
+            <w:hyperlink w:history="1" r:id="rIdcefkjib8qfqq1pk66xnki">
               <w:r>
                 <w:rPr>
                   <w:rFonts w:ascii="Arial" w:cs="Arial" w:eastAsia="Arial" w:hAnsi="Arial"/>
@@ -29081,7 +29081,7 @@
             <w:pPr>
               <w:spacing w:after="20" w:before="0"/>
             </w:pPr>
-            <w:hyperlink w:history="1" r:id="rId7wdukjfq46vfwdkspirzm">
+            <w:hyperlink w:history="1" r:id="rIdzn4jb-mqv0ajyejh50q2p">
               <w:r>
                 <w:rPr>
                   <w:rFonts w:ascii="Arial" w:cs="Arial" w:eastAsia="Arial" w:hAnsi="Arial"/>
@@ -29114,7 +29114,7 @@
               <w:spacing w:after="10" w:before="0"/>
               <w:ind w:left="120"/>
             </w:pPr>
-            <w:hyperlink w:history="1" r:id="rIdmltj_jlylxka9aji540w4">
+            <w:hyperlink w:history="1" r:id="rId8ihd75nxvl12zybj9mdyq">
               <w:r>
                 <w:rPr>
                   <w:rFonts w:ascii="Arial" w:cs="Arial" w:eastAsia="Arial" w:hAnsi="Arial"/>
@@ -29159,7 +29159,7 @@
             <w:pPr>
               <w:spacing w:after="20" w:before="0"/>
             </w:pPr>
-            <w:hyperlink w:history="1" r:id="rIdtelsi3gtdafphpotuvo3z">
+            <w:hyperlink w:history="1" r:id="rIdddyjw33dmwiidtnykkncx">
               <w:r>
                 <w:rPr>
                   <w:rFonts w:ascii="Arial" w:cs="Arial" w:eastAsia="Arial" w:hAnsi="Arial"/>
@@ -29192,7 +29192,7 @@
               <w:spacing w:after="10" w:before="0"/>
               <w:ind w:left="120"/>
             </w:pPr>
-            <w:hyperlink w:history="1" r:id="rId67ppok6d-r7v6g9hvq2gm">
+            <w:hyperlink w:history="1" r:id="rIdibeslanadi0qb6outa2ux">
               <w:r>
                 <w:rPr>
                   <w:rFonts w:ascii="Arial" w:cs="Arial" w:eastAsia="Arial" w:hAnsi="Arial"/>
@@ -29704,7 +29704,7 @@
         </w:rPr>
         <w:t xml:space="preserve">© 2026 SeaVuria and ARES. Aligned with KICD objectives. Developed by SeaVuria; technical implementation by ARES (with AI assistance from Claude). Licensed under </w:t>
       </w:r>
-      <w:hyperlink w:history="1" r:id="rIdvejy4mzfc0-o4ovowthnv">
+      <w:hyperlink w:history="1" r:id="rIdr5q-c39m3aedrtoahod5y">
         <w:r>
           <w:rPr>
             <w:rFonts w:ascii="Arial" w:cs="Arial" w:eastAsia="Arial" w:hAnsi="Arial"/>
@@ -29725,7 +29725,7 @@
         </w:rPr>
         <w:t xml:space="preserve"> (</w:t>
       </w:r>
-      <w:hyperlink w:history="1" r:id="rIdmcdhs-oy0pq2rbxyr8aon">
+      <w:hyperlink w:history="1" r:id="rIdiu8sf5yoaxcc2mj_vmsxg">
         <w:r>
           <w:rPr>
             <w:rFonts w:ascii="Arial" w:cs="Arial" w:eastAsia="Arial" w:hAnsi="Arial"/>
@@ -30738,7 +30738,7 @@
             <w:pPr>
               <w:spacing w:after="20" w:before="0"/>
             </w:pPr>
-            <w:hyperlink w:history="1" r:id="rIdpbvl9hh-qwzhmfljskpga">
+            <w:hyperlink w:history="1" r:id="rIdahlyfihkzlyb40ekf5m14">
               <w:r>
                 <w:rPr>
                   <w:rFonts w:ascii="Arial" w:cs="Arial" w:eastAsia="Arial" w:hAnsi="Arial"/>
@@ -30771,7 +30771,7 @@
               <w:spacing w:after="10" w:before="0"/>
               <w:ind w:left="120"/>
             </w:pPr>
-            <w:hyperlink w:history="1" r:id="rIdbb9y0uwvzlbovytacslgs">
+            <w:hyperlink w:history="1" r:id="rIdxn1bx1atehzpjdfy9-ut1">
               <w:r>
                 <w:rPr>
                   <w:rFonts w:ascii="Arial" w:cs="Arial" w:eastAsia="Arial" w:hAnsi="Arial"/>
@@ -30816,7 +30816,7 @@
             <w:pPr>
               <w:spacing w:after="20" w:before="0"/>
             </w:pPr>
-            <w:hyperlink w:history="1" r:id="rIdijk1qrsteac2mr_tibbrr">
+            <w:hyperlink w:history="1" r:id="rId2xea7lkcwwvipsvw_zkxj">
               <w:r>
                 <w:rPr>
                   <w:rFonts w:ascii="Arial" w:cs="Arial" w:eastAsia="Arial" w:hAnsi="Arial"/>
@@ -30849,7 +30849,7 @@
               <w:spacing w:after="10" w:before="0"/>
               <w:ind w:left="120"/>
             </w:pPr>
-            <w:hyperlink w:history="1" r:id="rIdxmw4a9xhd3pgktrsacf_f">
+            <w:hyperlink w:history="1" r:id="rIdpjvppufkuigykudsj9oxz">
               <w:r>
                 <w:rPr>
                   <w:rFonts w:ascii="Arial" w:cs="Arial" w:eastAsia="Arial" w:hAnsi="Arial"/>
@@ -31044,7 +31044,7 @@
             <w:pPr>
               <w:spacing w:after="20" w:before="0"/>
             </w:pPr>
-            <w:hyperlink w:history="1" r:id="rIdzcuiprgqbfixvg986wbw6">
+            <w:hyperlink w:history="1" r:id="rId3tjczgg16ptvcqtwbvvfb">
               <w:r>
                 <w:rPr>
                   <w:rFonts w:ascii="Arial" w:cs="Arial" w:eastAsia="Arial" w:hAnsi="Arial"/>
@@ -31077,7 +31077,7 @@
               <w:spacing w:after="10" w:before="0"/>
               <w:ind w:left="120"/>
             </w:pPr>
-            <w:hyperlink w:history="1" r:id="rIdvpdx7rwuf8d3layhzd-bv">
+            <w:hyperlink w:history="1" r:id="rIdoost7xotrm45sswnbb5o7">
               <w:r>
                 <w:rPr>
                   <w:rFonts w:ascii="Arial" w:cs="Arial" w:eastAsia="Arial" w:hAnsi="Arial"/>
@@ -31122,7 +31122,7 @@
             <w:pPr>
               <w:spacing w:after="20" w:before="0"/>
             </w:pPr>
-            <w:hyperlink w:history="1" r:id="rIdpdtkimo2ofqd5wyp0gpg-">
+            <w:hyperlink w:history="1" r:id="rIdemjolu6cw604sou3lvswz">
               <w:r>
                 <w:rPr>
                   <w:rFonts w:ascii="Arial" w:cs="Arial" w:eastAsia="Arial" w:hAnsi="Arial"/>
@@ -31155,7 +31155,7 @@
               <w:spacing w:after="10" w:before="0"/>
               <w:ind w:left="120"/>
             </w:pPr>
-            <w:hyperlink w:history="1" r:id="rIdejwlv8vi6tt1g54zq4up1">
+            <w:hyperlink w:history="1" r:id="rIdyiwuuysxu6wpkcliivwnr">
               <w:r>
                 <w:rPr>
                   <w:rFonts w:ascii="Arial" w:cs="Arial" w:eastAsia="Arial" w:hAnsi="Arial"/>
@@ -31350,7 +31350,7 @@
             <w:pPr>
               <w:spacing w:after="20" w:before="0"/>
             </w:pPr>
-            <w:hyperlink w:history="1" r:id="rIdvi--zaz5mhtgpqtkbcc_4">
+            <w:hyperlink w:history="1" r:id="rIdn6kzxc3hjvfces5fj09ui">
               <w:r>
                 <w:rPr>
                   <w:rFonts w:ascii="Arial" w:cs="Arial" w:eastAsia="Arial" w:hAnsi="Arial"/>
@@ -31383,7 +31383,7 @@
               <w:spacing w:after="10" w:before="0"/>
               <w:ind w:left="120"/>
             </w:pPr>
-            <w:hyperlink w:history="1" r:id="rId-9-a9mv5r0zlco35bk1l3">
+            <w:hyperlink w:history="1" r:id="rIdlagvtngr6-cait77lveiz">
               <w:r>
                 <w:rPr>
                   <w:rFonts w:ascii="Arial" w:cs="Arial" w:eastAsia="Arial" w:hAnsi="Arial"/>
@@ -31428,7 +31428,7 @@
             <w:pPr>
               <w:spacing w:after="20" w:before="0"/>
             </w:pPr>
-            <w:hyperlink w:history="1" r:id="rIdahx5s0bp7otilyzxkltus">
+            <w:hyperlink w:history="1" r:id="rId64vagdz0mgb6ff6kdwpyh">
               <w:r>
                 <w:rPr>
                   <w:rFonts w:ascii="Arial" w:cs="Arial" w:eastAsia="Arial" w:hAnsi="Arial"/>
@@ -31461,7 +31461,7 @@
               <w:spacing w:after="10" w:before="0"/>
               <w:ind w:left="120"/>
             </w:pPr>
-            <w:hyperlink w:history="1" r:id="rIdwxmans9ztpm0-t9mqiuet">
+            <w:hyperlink w:history="1" r:id="rIdqh0hjotuiyrbttokitmzq">
               <w:r>
                 <w:rPr>
                   <w:rFonts w:ascii="Arial" w:cs="Arial" w:eastAsia="Arial" w:hAnsi="Arial"/>
@@ -31656,7 +31656,7 @@
             <w:pPr>
               <w:spacing w:after="20" w:before="0"/>
             </w:pPr>
-            <w:hyperlink w:history="1" r:id="rIdlxa1zffeznca1fglao6qm">
+            <w:hyperlink w:history="1" r:id="rIdgxyoeqdmhptqszgfqphnd">
               <w:r>
                 <w:rPr>
                   <w:rFonts w:ascii="Arial" w:cs="Arial" w:eastAsia="Arial" w:hAnsi="Arial"/>
@@ -31689,7 +31689,7 @@
               <w:spacing w:after="10" w:before="0"/>
               <w:ind w:left="120"/>
             </w:pPr>
-            <w:hyperlink w:history="1" r:id="rIdq7fk5ezk-hxgnuq-jox3k">
+            <w:hyperlink w:history="1" r:id="rIdghdpczxwfmzaryggzfl9o">
               <w:r>
                 <w:rPr>
                   <w:rFonts w:ascii="Arial" w:cs="Arial" w:eastAsia="Arial" w:hAnsi="Arial"/>
@@ -31734,7 +31734,7 @@
             <w:pPr>
               <w:spacing w:after="20" w:before="0"/>
             </w:pPr>
-            <w:hyperlink w:history="1" r:id="rIddx0tc5n00lyknsae0hsoc">
+            <w:hyperlink w:history="1" r:id="rIddis7c4vxujtwgyqzdjlqb">
               <w:r>
                 <w:rPr>
                   <w:rFonts w:ascii="Arial" w:cs="Arial" w:eastAsia="Arial" w:hAnsi="Arial"/>
@@ -31767,7 +31767,7 @@
               <w:spacing w:after="10" w:before="0"/>
               <w:ind w:left="120"/>
             </w:pPr>
-            <w:hyperlink w:history="1" r:id="rIdddorztsqzhws1r7p6p8-q">
+            <w:hyperlink w:history="1" r:id="rIdrxecrvamxadlthgzjdo7t">
               <w:r>
                 <w:rPr>
                   <w:rFonts w:ascii="Arial" w:cs="Arial" w:eastAsia="Arial" w:hAnsi="Arial"/>
@@ -31962,7 +31962,7 @@
             <w:pPr>
               <w:spacing w:after="20" w:before="0"/>
             </w:pPr>
-            <w:hyperlink w:history="1" r:id="rIdzwg-ddzd2g5wgrddlipi5">
+            <w:hyperlink w:history="1" r:id="rId4gydelkiru3haze7sjw5s">
               <w:r>
                 <w:rPr>
                   <w:rFonts w:ascii="Arial" w:cs="Arial" w:eastAsia="Arial" w:hAnsi="Arial"/>
@@ -31995,7 +31995,7 @@
               <w:spacing w:after="10" w:before="0"/>
               <w:ind w:left="120"/>
             </w:pPr>
-            <w:hyperlink w:history="1" r:id="rIdjv6mtgm2l3nlvlodp1vxq">
+            <w:hyperlink w:history="1" r:id="rId4wzw6tbwc3fgr9bpcwbhv">
               <w:r>
                 <w:rPr>
                   <w:rFonts w:ascii="Arial" w:cs="Arial" w:eastAsia="Arial" w:hAnsi="Arial"/>
@@ -32040,7 +32040,7 @@
             <w:pPr>
               <w:spacing w:after="20" w:before="0"/>
             </w:pPr>
-            <w:hyperlink w:history="1" r:id="rId9dlfy9mzpbopodzgtzrjd">
+            <w:hyperlink w:history="1" r:id="rIdcrrmsdow7xalkozvnt4d_">
               <w:r>
                 <w:rPr>
                   <w:rFonts w:ascii="Arial" w:cs="Arial" w:eastAsia="Arial" w:hAnsi="Arial"/>
@@ -32073,7 +32073,7 @@
               <w:spacing w:after="10" w:before="0"/>
               <w:ind w:left="120"/>
             </w:pPr>
-            <w:hyperlink w:history="1" r:id="rIdptlmcam2lh3btppamxkrw">
+            <w:hyperlink w:history="1" r:id="rId_5ynvhkcs9prj0kl2lllt">
               <w:r>
                 <w:rPr>
                   <w:rFonts w:ascii="Arial" w:cs="Arial" w:eastAsia="Arial" w:hAnsi="Arial"/>
@@ -32813,7 +32813,7 @@
         </w:rPr>
         <w:t xml:space="preserve">© 2026 SeaVuria and ARES. Aligned with KICD objectives. Developed by SeaVuria; technical implementation by ARES (with AI assistance from Claude). Licensed under </w:t>
       </w:r>
-      <w:hyperlink w:history="1" r:id="rId6cawnuv-np-nnyfctvtve">
+      <w:hyperlink w:history="1" r:id="rIdaf4hchjfrgi88e8tp5z3s">
         <w:r>
           <w:rPr>
             <w:rFonts w:ascii="Arial" w:cs="Arial" w:eastAsia="Arial" w:hAnsi="Arial"/>
@@ -32834,7 +32834,7 @@
         </w:rPr>
         <w:t xml:space="preserve"> (</w:t>
       </w:r>
-      <w:hyperlink w:history="1" r:id="rId7ce3kvl4nddr58eyzihtq">
+      <w:hyperlink w:history="1" r:id="rIdj1tfavrm255cerhqvzelu">
         <w:r>
           <w:rPr>
             <w:rFonts w:ascii="Arial" w:cs="Arial" w:eastAsia="Arial" w:hAnsi="Arial"/>

--- a/data/outputs/v2/Chemistry/SS3.1_Acids_and_Bases/Chemistry_Acids_and_Bases_CBE_LessonSequence.docx
+++ b/data/outputs/v2/Chemistry/SS3.1_Acids_and_Bases/Chemistry_Acids_and_Bases_CBE_LessonSequence.docx
@@ -38,6 +38,2473 @@
           <w:szCs w:val="22"/>
         </w:rPr>
         <w:t xml:space="preserve">CBE Phenomenon-Driven Lesson Sequence — Sub-Strand 3.1 (10 Lessons)</w:t>
+      </w:r>
+    </w:p>
+    <w:p>
+      <w:pPr>
+        <w:spacing w:after="120"/>
+      </w:pPr>
+      <w:r>
+        <w:t xml:space="preserve"/>
+      </w:r>
+    </w:p>
+    <w:tbl>
+      <w:tblPr>
+        <w:tblW w:type="dxa" w:w="13680"/>
+        <w:tblBorders>
+          <w:top w:val="single" w:color="AAAAAA" w:sz="4"/>
+          <w:left w:val="single" w:color="AAAAAA" w:sz="4"/>
+          <w:bottom w:val="single" w:color="AAAAAA" w:sz="4"/>
+          <w:right w:val="single" w:color="AAAAAA" w:sz="4"/>
+          <w:insideH w:val="single" w:color="auto" w:sz="4"/>
+          <w:insideV w:val="single" w:color="auto" w:sz="4"/>
+        </w:tblBorders>
+        <w:tblLayout w:type="fixed"/>
+      </w:tblPr>
+      <w:tblGrid>
+        <w:gridCol w:w="3000"/>
+        <w:gridCol w:w="10680"/>
+      </w:tblGrid>
+      <w:tr>
+        <w:tc>
+          <w:tcPr>
+            <w:tcW w:type="dxa" w:w="13680"/>
+            <w:gridSpan w:val="2"/>
+            <w:shd w:fill="1F3864" w:color="auto" w:val="clear"/>
+            <w:tcMar>
+              <w:top w:type="dxa" w:w="60"/>
+              <w:left w:type="dxa" w:w="120"/>
+              <w:bottom w:type="dxa" w:w="60"/>
+              <w:right w:type="dxa" w:w="120"/>
+            </w:tcMar>
+            <w:vAlign w:val="top"/>
+          </w:tcPr>
+          <w:p>
+            <w:pPr>
+              <w:spacing w:after="40" w:before="0"/>
+              <w:jc w:val="center"/>
+            </w:pPr>
+            <w:r>
+              <w:rPr>
+                <w:rFonts w:ascii="Arial" w:cs="Arial" w:eastAsia="Arial" w:hAnsi="Arial"/>
+                <w:b/>
+                <w:bCs/>
+                <w:i w:val="false"/>
+                <w:iCs w:val="false"/>
+                <w:color w:val="FFFFFF"/>
+                <w:sz w:val="22"/>
+                <w:szCs w:val="22"/>
+              </w:rPr>
+              <w:t xml:space="preserve">SUB-STRAND OVERVIEW</w:t>
+            </w:r>
+          </w:p>
+        </w:tc>
+      </w:tr>
+      <w:tr>
+        <w:tc>
+          <w:tcPr>
+            <w:tcW w:type="dxa" w:w="3000"/>
+            <w:shd w:fill="D5E8F0" w:color="auto" w:val="clear"/>
+            <w:tcMar>
+              <w:top w:type="dxa" w:w="60"/>
+              <w:left w:type="dxa" w:w="120"/>
+              <w:bottom w:type="dxa" w:w="60"/>
+              <w:right w:type="dxa" w:w="120"/>
+            </w:tcMar>
+            <w:vAlign w:val="top"/>
+          </w:tcPr>
+          <w:p>
+            <w:pPr>
+              <w:spacing w:after="40" w:before="0"/>
+              <w:jc w:val="left"/>
+            </w:pPr>
+            <w:r>
+              <w:rPr>
+                <w:rFonts w:ascii="Arial" w:cs="Arial" w:eastAsia="Arial" w:hAnsi="Arial"/>
+                <w:b/>
+                <w:bCs/>
+                <w:i w:val="false"/>
+                <w:iCs w:val="false"/>
+                <w:color w:val="000000"/>
+                <w:sz w:val="18"/>
+                <w:szCs w:val="18"/>
+              </w:rPr>
+              <w:t xml:space="preserve">Grade Level</w:t>
+            </w:r>
+          </w:p>
+        </w:tc>
+        <w:tc>
+          <w:tcPr>
+            <w:tcW w:type="dxa" w:w="10680"/>
+            <w:shd w:fill="FFFFFF" w:color="auto" w:val="clear"/>
+            <w:tcMar>
+              <w:top w:type="dxa" w:w="60"/>
+              <w:left w:type="dxa" w:w="120"/>
+              <w:bottom w:type="dxa" w:w="60"/>
+              <w:right w:type="dxa" w:w="120"/>
+            </w:tcMar>
+            <w:vAlign w:val="top"/>
+          </w:tcPr>
+          <w:p>
+            <w:pPr>
+              <w:spacing w:after="40" w:before="0"/>
+              <w:jc w:val="left"/>
+            </w:pPr>
+            <w:r>
+              <w:rPr>
+                <w:rFonts w:ascii="Arial" w:cs="Arial" w:eastAsia="Arial" w:hAnsi="Arial"/>
+                <w:b w:val="false"/>
+                <w:bCs w:val="false"/>
+                <w:i w:val="false"/>
+                <w:iCs w:val="false"/>
+                <w:color w:val="000000"/>
+                <w:sz w:val="18"/>
+                <w:szCs w:val="18"/>
+              </w:rPr>
+              <w:t xml:space="preserve">10</w:t>
+            </w:r>
+          </w:p>
+        </w:tc>
+      </w:tr>
+      <w:tr>
+        <w:tc>
+          <w:tcPr>
+            <w:tcW w:type="dxa" w:w="3000"/>
+            <w:shd w:fill="D5E8F0" w:color="auto" w:val="clear"/>
+            <w:tcMar>
+              <w:top w:type="dxa" w:w="60"/>
+              <w:left w:type="dxa" w:w="120"/>
+              <w:bottom w:type="dxa" w:w="60"/>
+              <w:right w:type="dxa" w:w="120"/>
+            </w:tcMar>
+            <w:vAlign w:val="top"/>
+          </w:tcPr>
+          <w:p>
+            <w:pPr>
+              <w:spacing w:after="40" w:before="0"/>
+              <w:jc w:val="left"/>
+            </w:pPr>
+            <w:r>
+              <w:rPr>
+                <w:rFonts w:ascii="Arial" w:cs="Arial" w:eastAsia="Arial" w:hAnsi="Arial"/>
+                <w:b/>
+                <w:bCs/>
+                <w:i w:val="false"/>
+                <w:iCs w:val="false"/>
+                <w:color w:val="000000"/>
+                <w:sz w:val="18"/>
+                <w:szCs w:val="18"/>
+              </w:rPr>
+              <w:t xml:space="preserve">Subject</w:t>
+            </w:r>
+          </w:p>
+        </w:tc>
+        <w:tc>
+          <w:tcPr>
+            <w:tcW w:type="dxa" w:w="10680"/>
+            <w:shd w:fill="FFFFFF" w:color="auto" w:val="clear"/>
+            <w:tcMar>
+              <w:top w:type="dxa" w:w="60"/>
+              <w:left w:type="dxa" w:w="120"/>
+              <w:bottom w:type="dxa" w:w="60"/>
+              <w:right w:type="dxa" w:w="120"/>
+            </w:tcMar>
+            <w:vAlign w:val="top"/>
+          </w:tcPr>
+          <w:p>
+            <w:pPr>
+              <w:spacing w:after="40" w:before="0"/>
+              <w:jc w:val="left"/>
+            </w:pPr>
+            <w:r>
+              <w:rPr>
+                <w:rFonts w:ascii="Arial" w:cs="Arial" w:eastAsia="Arial" w:hAnsi="Arial"/>
+                <w:b w:val="false"/>
+                <w:bCs w:val="false"/>
+                <w:i w:val="false"/>
+                <w:iCs w:val="false"/>
+                <w:color w:val="000000"/>
+                <w:sz w:val="18"/>
+                <w:szCs w:val="18"/>
+              </w:rPr>
+              <w:t xml:space="preserve">Chemistry</w:t>
+            </w:r>
+          </w:p>
+        </w:tc>
+      </w:tr>
+      <w:tr>
+        <w:tc>
+          <w:tcPr>
+            <w:tcW w:type="dxa" w:w="3000"/>
+            <w:shd w:fill="D5E8F0" w:color="auto" w:val="clear"/>
+            <w:tcMar>
+              <w:top w:type="dxa" w:w="60"/>
+              <w:left w:type="dxa" w:w="120"/>
+              <w:bottom w:type="dxa" w:w="60"/>
+              <w:right w:type="dxa" w:w="120"/>
+            </w:tcMar>
+            <w:vAlign w:val="top"/>
+          </w:tcPr>
+          <w:p>
+            <w:pPr>
+              <w:spacing w:after="40" w:before="0"/>
+              <w:jc w:val="left"/>
+            </w:pPr>
+            <w:r>
+              <w:rPr>
+                <w:rFonts w:ascii="Arial" w:cs="Arial" w:eastAsia="Arial" w:hAnsi="Arial"/>
+                <w:b/>
+                <w:bCs/>
+                <w:i w:val="false"/>
+                <w:iCs w:val="false"/>
+                <w:color w:val="000000"/>
+                <w:sz w:val="18"/>
+                <w:szCs w:val="18"/>
+              </w:rPr>
+              <w:t xml:space="preserve">Strand</w:t>
+            </w:r>
+          </w:p>
+        </w:tc>
+        <w:tc>
+          <w:tcPr>
+            <w:tcW w:type="dxa" w:w="10680"/>
+            <w:shd w:fill="FFFFFF" w:color="auto" w:val="clear"/>
+            <w:tcMar>
+              <w:top w:type="dxa" w:w="60"/>
+              <w:left w:type="dxa" w:w="120"/>
+              <w:bottom w:type="dxa" w:w="60"/>
+              <w:right w:type="dxa" w:w="120"/>
+            </w:tcMar>
+            <w:vAlign w:val="top"/>
+          </w:tcPr>
+          <w:p>
+            <w:pPr>
+              <w:spacing w:after="40" w:before="0"/>
+              <w:jc w:val="left"/>
+            </w:pPr>
+            <w:r>
+              <w:rPr>
+                <w:rFonts w:ascii="Arial" w:cs="Arial" w:eastAsia="Arial" w:hAnsi="Arial"/>
+                <w:b w:val="false"/>
+                <w:bCs w:val="false"/>
+                <w:i w:val="false"/>
+                <w:iCs w:val="false"/>
+                <w:color w:val="000000"/>
+                <w:sz w:val="18"/>
+                <w:szCs w:val="18"/>
+              </w:rPr>
+              <w:t xml:space="preserve">Strand 3.0: Acids, Bases and Salts</w:t>
+            </w:r>
+          </w:p>
+        </w:tc>
+      </w:tr>
+      <w:tr>
+        <w:tc>
+          <w:tcPr>
+            <w:tcW w:type="dxa" w:w="3000"/>
+            <w:shd w:fill="D5E8F0" w:color="auto" w:val="clear"/>
+            <w:tcMar>
+              <w:top w:type="dxa" w:w="60"/>
+              <w:left w:type="dxa" w:w="120"/>
+              <w:bottom w:type="dxa" w:w="60"/>
+              <w:right w:type="dxa" w:w="120"/>
+            </w:tcMar>
+            <w:vAlign w:val="top"/>
+          </w:tcPr>
+          <w:p>
+            <w:pPr>
+              <w:spacing w:after="40" w:before="0"/>
+              <w:jc w:val="left"/>
+            </w:pPr>
+            <w:r>
+              <w:rPr>
+                <w:rFonts w:ascii="Arial" w:cs="Arial" w:eastAsia="Arial" w:hAnsi="Arial"/>
+                <w:b/>
+                <w:bCs/>
+                <w:i w:val="false"/>
+                <w:iCs w:val="false"/>
+                <w:color w:val="000000"/>
+                <w:sz w:val="18"/>
+                <w:szCs w:val="18"/>
+              </w:rPr>
+              <w:t xml:space="preserve">Sub-Strand</w:t>
+            </w:r>
+          </w:p>
+        </w:tc>
+        <w:tc>
+          <w:tcPr>
+            <w:tcW w:type="dxa" w:w="10680"/>
+            <w:shd w:fill="FFFFFF" w:color="auto" w:val="clear"/>
+            <w:tcMar>
+              <w:top w:type="dxa" w:w="60"/>
+              <w:left w:type="dxa" w:w="120"/>
+              <w:bottom w:type="dxa" w:w="60"/>
+              <w:right w:type="dxa" w:w="120"/>
+            </w:tcMar>
+            <w:vAlign w:val="top"/>
+          </w:tcPr>
+          <w:p>
+            <w:pPr>
+              <w:spacing w:after="40" w:before="0"/>
+              <w:jc w:val="left"/>
+            </w:pPr>
+            <w:r>
+              <w:rPr>
+                <w:rFonts w:ascii="Arial" w:cs="Arial" w:eastAsia="Arial" w:hAnsi="Arial"/>
+                <w:b w:val="false"/>
+                <w:bCs w:val="false"/>
+                <w:i w:val="false"/>
+                <w:iCs w:val="false"/>
+                <w:color w:val="000000"/>
+                <w:sz w:val="18"/>
+                <w:szCs w:val="18"/>
+              </w:rPr>
+              <w:t xml:space="preserve">Sub-Strand 3.1: Acids and Bases</w:t>
+            </w:r>
+          </w:p>
+        </w:tc>
+      </w:tr>
+      <w:tr>
+        <w:tc>
+          <w:tcPr>
+            <w:tcW w:type="dxa" w:w="3000"/>
+            <w:shd w:fill="D5E8F0" w:color="auto" w:val="clear"/>
+            <w:tcMar>
+              <w:top w:type="dxa" w:w="60"/>
+              <w:left w:type="dxa" w:w="120"/>
+              <w:bottom w:type="dxa" w:w="60"/>
+              <w:right w:type="dxa" w:w="120"/>
+            </w:tcMar>
+            <w:vAlign w:val="top"/>
+          </w:tcPr>
+          <w:p>
+            <w:pPr>
+              <w:spacing w:after="40" w:before="0"/>
+              <w:jc w:val="left"/>
+            </w:pPr>
+            <w:r>
+              <w:rPr>
+                <w:rFonts w:ascii="Arial" w:cs="Arial" w:eastAsia="Arial" w:hAnsi="Arial"/>
+                <w:b/>
+                <w:bCs/>
+                <w:i w:val="false"/>
+                <w:iCs w:val="false"/>
+                <w:color w:val="000000"/>
+                <w:sz w:val="18"/>
+                <w:szCs w:val="18"/>
+              </w:rPr>
+              <w:t xml:space="preserve">Total Duration</w:t>
+            </w:r>
+          </w:p>
+        </w:tc>
+        <w:tc>
+          <w:tcPr>
+            <w:tcW w:type="dxa" w:w="10680"/>
+            <w:shd w:fill="FFFFFF" w:color="auto" w:val="clear"/>
+            <w:tcMar>
+              <w:top w:type="dxa" w:w="60"/>
+              <w:left w:type="dxa" w:w="120"/>
+              <w:bottom w:type="dxa" w:w="60"/>
+              <w:right w:type="dxa" w:w="120"/>
+            </w:tcMar>
+            <w:vAlign w:val="top"/>
+          </w:tcPr>
+          <w:p>
+            <w:pPr>
+              <w:spacing w:after="40" w:before="0"/>
+              <w:jc w:val="left"/>
+            </w:pPr>
+            <w:r>
+              <w:rPr>
+                <w:rFonts w:ascii="Arial" w:cs="Arial" w:eastAsia="Arial" w:hAnsi="Arial"/>
+                <w:b w:val="false"/>
+                <w:bCs w:val="false"/>
+                <w:i w:val="false"/>
+                <w:iCs w:val="false"/>
+                <w:color w:val="000000"/>
+                <w:sz w:val="18"/>
+                <w:szCs w:val="18"/>
+              </w:rPr>
+              <w:t xml:space="preserve">10 lessons × 40 minutes = 400 minutes total</w:t>
+            </w:r>
+          </w:p>
+        </w:tc>
+      </w:tr>
+      <w:tr>
+        <w:tc>
+          <w:tcPr>
+            <w:tcW w:type="dxa" w:w="3000"/>
+            <w:shd w:fill="D5E8F0" w:color="auto" w:val="clear"/>
+            <w:tcMar>
+              <w:top w:type="dxa" w:w="60"/>
+              <w:left w:type="dxa" w:w="120"/>
+              <w:bottom w:type="dxa" w:w="60"/>
+              <w:right w:type="dxa" w:w="120"/>
+            </w:tcMar>
+            <w:vAlign w:val="top"/>
+          </w:tcPr>
+          <w:p>
+            <w:pPr>
+              <w:spacing w:after="40" w:before="0"/>
+              <w:jc w:val="left"/>
+            </w:pPr>
+            <w:r>
+              <w:rPr>
+                <w:rFonts w:ascii="Arial" w:cs="Arial" w:eastAsia="Arial" w:hAnsi="Arial"/>
+                <w:b/>
+                <w:bCs/>
+                <w:i w:val="false"/>
+                <w:iCs w:val="false"/>
+                <w:color w:val="000000"/>
+                <w:sz w:val="18"/>
+                <w:szCs w:val="18"/>
+              </w:rPr>
+              <w:t xml:space="preserve">Sub-Strand Content</w:t>
+            </w:r>
+          </w:p>
+        </w:tc>
+        <w:tc>
+          <w:tcPr>
+            <w:tcW w:type="dxa" w:w="10680"/>
+            <w:shd w:fill="FFFFFF" w:color="auto" w:val="clear"/>
+            <w:tcMar>
+              <w:top w:type="dxa" w:w="60"/>
+              <w:left w:type="dxa" w:w="120"/>
+              <w:bottom w:type="dxa" w:w="60"/>
+              <w:right w:type="dxa" w:w="120"/>
+            </w:tcMar>
+            <w:vAlign w:val="top"/>
+          </w:tcPr>
+          <w:p>
+            <w:pPr>
+              <w:spacing w:after="30" w:before="0"/>
+              <w:ind w:left="360" w:hanging="180"/>
+              <w:jc w:val="left"/>
+            </w:pPr>
+            <w:r>
+              <w:rPr>
+                <w:rFonts w:ascii="Arial" w:cs="Arial" w:eastAsia="Arial" w:hAnsi="Arial"/>
+                <w:b w:val="false"/>
+                <w:bCs w:val="false"/>
+                <w:i w:val="false"/>
+                <w:iCs w:val="false"/>
+                <w:color w:val="000000"/>
+                <w:sz w:val="18"/>
+                <w:szCs w:val="18"/>
+              </w:rPr>
+              <w:t xml:space="preserve">–  Simple classification of common substances as acids or bases (e.g., lemon juice, vinegar, milk, baking soda, soap)</w:t>
+            </w:r>
+          </w:p>
+          <w:p>
+            <w:pPr>
+              <w:spacing w:after="30" w:before="0"/>
+              <w:ind w:left="360" w:hanging="180"/>
+              <w:jc w:val="left"/>
+            </w:pPr>
+            <w:r>
+              <w:rPr>
+                <w:rFonts w:ascii="Arial" w:cs="Arial" w:eastAsia="Arial" w:hAnsi="Arial"/>
+                <w:b w:val="false"/>
+                <w:bCs w:val="false"/>
+                <w:i w:val="false"/>
+                <w:iCs w:val="false"/>
+                <w:color w:val="000000"/>
+                <w:sz w:val="18"/>
+                <w:szCs w:val="18"/>
+              </w:rPr>
+              <w:t xml:space="preserve">–  Definition of acids and bases using the Arrhenius concept (acids produce H⁺ ions; bases produce OH⁻ ions in aqueous solution)</w:t>
+            </w:r>
+          </w:p>
+          <w:p>
+            <w:pPr>
+              <w:spacing w:after="30" w:before="0"/>
+              <w:ind w:left="360" w:hanging="180"/>
+              <w:jc w:val="left"/>
+            </w:pPr>
+            <w:r>
+              <w:rPr>
+                <w:rFonts w:ascii="Arial" w:cs="Arial" w:eastAsia="Arial" w:hAnsi="Arial"/>
+                <w:b w:val="false"/>
+                <w:bCs w:val="false"/>
+                <w:i w:val="false"/>
+                <w:iCs w:val="false"/>
+                <w:color w:val="000000"/>
+                <w:sz w:val="18"/>
+                <w:szCs w:val="18"/>
+              </w:rPr>
+              <w:t xml:space="preserve">–  Physical properties of acids and bases (taste, feel, colour change with indicators)</w:t>
+            </w:r>
+          </w:p>
+          <w:p>
+            <w:pPr>
+              <w:spacing w:after="30" w:before="0"/>
+              <w:ind w:left="360" w:hanging="180"/>
+              <w:jc w:val="left"/>
+            </w:pPr>
+            <w:r>
+              <w:rPr>
+                <w:rFonts w:ascii="Arial" w:cs="Arial" w:eastAsia="Arial" w:hAnsi="Arial"/>
+                <w:b w:val="false"/>
+                <w:bCs w:val="false"/>
+                <w:i w:val="false"/>
+                <w:iCs w:val="false"/>
+                <w:color w:val="000000"/>
+                <w:sz w:val="18"/>
+                <w:szCs w:val="18"/>
+              </w:rPr>
+              <w:t xml:space="preserve">–  Chemical properties of acids: reactions with metals, bases, metal carbonates, and metal hydrogen carbonates</w:t>
+            </w:r>
+          </w:p>
+          <w:p>
+            <w:pPr>
+              <w:spacing w:after="30" w:before="0"/>
+              <w:ind w:left="360" w:hanging="180"/>
+              <w:jc w:val="left"/>
+            </w:pPr>
+            <w:r>
+              <w:rPr>
+                <w:rFonts w:ascii="Arial" w:cs="Arial" w:eastAsia="Arial" w:hAnsi="Arial"/>
+                <w:b w:val="false"/>
+                <w:bCs w:val="false"/>
+                <w:i w:val="false"/>
+                <w:iCs w:val="false"/>
+                <w:color w:val="000000"/>
+                <w:sz w:val="18"/>
+                <w:szCs w:val="18"/>
+              </w:rPr>
+              <w:t xml:space="preserve">–  Chemical properties of bases: reactions with acids and indicators</w:t>
+            </w:r>
+          </w:p>
+          <w:p>
+            <w:pPr>
+              <w:spacing w:after="30" w:before="0"/>
+              <w:ind w:left="360" w:hanging="180"/>
+              <w:jc w:val="left"/>
+            </w:pPr>
+            <w:r>
+              <w:rPr>
+                <w:rFonts w:ascii="Arial" w:cs="Arial" w:eastAsia="Arial" w:hAnsi="Arial"/>
+                <w:b w:val="false"/>
+                <w:bCs w:val="false"/>
+                <w:i w:val="false"/>
+                <w:iCs w:val="false"/>
+                <w:color w:val="000000"/>
+                <w:sz w:val="18"/>
+                <w:szCs w:val="18"/>
+              </w:rPr>
+              <w:t xml:space="preserve">–  Commercial indicators and their colour changes (litmus, phenolphthalein, methyl orange)</w:t>
+            </w:r>
+          </w:p>
+          <w:p>
+            <w:pPr>
+              <w:spacing w:after="30" w:before="0"/>
+              <w:ind w:left="360" w:hanging="180"/>
+              <w:jc w:val="left"/>
+            </w:pPr>
+            <w:r>
+              <w:rPr>
+                <w:rFonts w:ascii="Arial" w:cs="Arial" w:eastAsia="Arial" w:hAnsi="Arial"/>
+                <w:b w:val="false"/>
+                <w:bCs w:val="false"/>
+                <w:i w:val="false"/>
+                <w:iCs w:val="false"/>
+                <w:color w:val="000000"/>
+                <w:sz w:val="18"/>
+                <w:szCs w:val="18"/>
+              </w:rPr>
+              <w:t xml:space="preserve">–  The pH scale: concept, range (0–14), and relationship to acidity/alkalinity</w:t>
+            </w:r>
+          </w:p>
+          <w:p>
+            <w:pPr>
+              <w:spacing w:after="30" w:before="0"/>
+              <w:ind w:left="360" w:hanging="180"/>
+              <w:jc w:val="left"/>
+            </w:pPr>
+            <w:r>
+              <w:rPr>
+                <w:rFonts w:ascii="Arial" w:cs="Arial" w:eastAsia="Arial" w:hAnsi="Arial"/>
+                <w:b w:val="false"/>
+                <w:bCs w:val="false"/>
+                <w:i w:val="false"/>
+                <w:iCs w:val="false"/>
+                <w:color w:val="000000"/>
+                <w:sz w:val="18"/>
+                <w:szCs w:val="18"/>
+              </w:rPr>
+              <w:t xml:space="preserve">–  Measuring pH using pH indicator paper and universal indicator/pH chart</w:t>
+            </w:r>
+          </w:p>
+          <w:p>
+            <w:pPr>
+              <w:spacing w:after="30" w:before="0"/>
+              <w:ind w:left="360" w:hanging="180"/>
+              <w:jc w:val="left"/>
+            </w:pPr>
+            <w:r>
+              <w:rPr>
+                <w:rFonts w:ascii="Arial" w:cs="Arial" w:eastAsia="Arial" w:hAnsi="Arial"/>
+                <w:b w:val="false"/>
+                <w:bCs w:val="false"/>
+                <w:i w:val="false"/>
+                <w:iCs w:val="false"/>
+                <w:color w:val="000000"/>
+                <w:sz w:val="18"/>
+                <w:szCs w:val="18"/>
+              </w:rPr>
+              <w:t xml:space="preserve">–  Strong vs. weak acids and bases (degree of ionisation; examples relevant to Kenyan industry and agriculture)</w:t>
+            </w:r>
+          </w:p>
+          <w:p>
+            <w:pPr>
+              <w:spacing w:after="30" w:before="0"/>
+              <w:ind w:left="360" w:hanging="180"/>
+              <w:jc w:val="left"/>
+            </w:pPr>
+            <w:r>
+              <w:rPr>
+                <w:rFonts w:ascii="Arial" w:cs="Arial" w:eastAsia="Arial" w:hAnsi="Arial"/>
+                <w:b w:val="false"/>
+                <w:bCs w:val="false"/>
+                <w:i w:val="false"/>
+                <w:iCs w:val="false"/>
+                <w:color w:val="000000"/>
+                <w:sz w:val="18"/>
+                <w:szCs w:val="18"/>
+              </w:rPr>
+              <w:t xml:space="preserve">–  Uses of acids and bases in everyday life, Kenyan industry, and agriculture</w:t>
+            </w:r>
+          </w:p>
+        </w:tc>
+      </w:tr>
+      <w:tr>
+        <w:tc>
+          <w:tcPr>
+            <w:tcW w:type="dxa" w:w="3000"/>
+            <w:shd w:fill="D5E8F0" w:color="auto" w:val="clear"/>
+            <w:tcMar>
+              <w:top w:type="dxa" w:w="60"/>
+              <w:left w:type="dxa" w:w="120"/>
+              <w:bottom w:type="dxa" w:w="60"/>
+              <w:right w:type="dxa" w:w="120"/>
+            </w:tcMar>
+            <w:vAlign w:val="top"/>
+          </w:tcPr>
+          <w:p>
+            <w:pPr>
+              <w:spacing w:after="40" w:before="0"/>
+              <w:jc w:val="left"/>
+            </w:pPr>
+            <w:r>
+              <w:rPr>
+                <w:rFonts w:ascii="Arial" w:cs="Arial" w:eastAsia="Arial" w:hAnsi="Arial"/>
+                <w:b/>
+                <w:bCs/>
+                <w:i w:val="false"/>
+                <w:iCs w:val="false"/>
+                <w:color w:val="000000"/>
+                <w:sz w:val="18"/>
+                <w:szCs w:val="18"/>
+              </w:rPr>
+              <w:t xml:space="preserve">Learning Outcomes</w:t>
+            </w:r>
+          </w:p>
+        </w:tc>
+        <w:tc>
+          <w:tcPr>
+            <w:tcW w:type="dxa" w:w="10680"/>
+            <w:shd w:fill="FFFFFF" w:color="auto" w:val="clear"/>
+            <w:tcMar>
+              <w:top w:type="dxa" w:w="60"/>
+              <w:left w:type="dxa" w:w="120"/>
+              <w:bottom w:type="dxa" w:w="60"/>
+              <w:right w:type="dxa" w:w="120"/>
+            </w:tcMar>
+            <w:vAlign w:val="top"/>
+          </w:tcPr>
+          <w:p>
+            <w:pPr>
+              <w:spacing w:after="40" w:before="0"/>
+              <w:jc w:val="left"/>
+            </w:pPr>
+            <w:r>
+              <w:rPr>
+                <w:rFonts w:ascii="Arial" w:cs="Arial" w:eastAsia="Arial" w:hAnsi="Arial"/>
+                <w:b w:val="false"/>
+                <w:bCs w:val="false"/>
+                <w:i w:val="false"/>
+                <w:iCs w:val="false"/>
+                <w:color w:val="000000"/>
+                <w:sz w:val="18"/>
+                <w:szCs w:val="18"/>
+              </w:rPr>
+              <w:t xml:space="preserve">By the end of the sub-strand, the learner should be able to:</w:t>
+            </w:r>
+          </w:p>
+          <w:p>
+            <w:pPr>
+              <w:spacing w:after="40" w:before="0"/>
+              <w:jc w:val="left"/>
+            </w:pPr>
+            <w:r>
+              <w:rPr>
+                <w:rFonts w:ascii="Arial" w:cs="Arial" w:eastAsia="Arial" w:hAnsi="Arial"/>
+                <w:b w:val="false"/>
+                <w:bCs w:val="false"/>
+                <w:i w:val="false"/>
+                <w:iCs w:val="false"/>
+                <w:color w:val="000000"/>
+                <w:sz w:val="18"/>
+                <w:szCs w:val="18"/>
+              </w:rPr>
+              <w:t xml:space="preserve">a) classify common substances found in the Kenyan environment as acids or bases based on their observable properties;</w:t>
+            </w:r>
+          </w:p>
+          <w:p>
+            <w:pPr>
+              <w:spacing w:after="40" w:before="0"/>
+              <w:jc w:val="left"/>
+            </w:pPr>
+            <w:r>
+              <w:rPr>
+                <w:rFonts w:ascii="Arial" w:cs="Arial" w:eastAsia="Arial" w:hAnsi="Arial"/>
+                <w:b w:val="false"/>
+                <w:bCs w:val="false"/>
+                <w:i w:val="false"/>
+                <w:iCs w:val="false"/>
+                <w:color w:val="000000"/>
+                <w:sz w:val="18"/>
+                <w:szCs w:val="18"/>
+              </w:rPr>
+              <w:t xml:space="preserve">b) define acids and bases using the Arrhenius definition and write ionic equations showing H⁺ and OH⁻ ion production;</w:t>
+            </w:r>
+          </w:p>
+          <w:p>
+            <w:pPr>
+              <w:spacing w:after="40" w:before="0"/>
+              <w:jc w:val="left"/>
+            </w:pPr>
+            <w:r>
+              <w:rPr>
+                <w:rFonts w:ascii="Arial" w:cs="Arial" w:eastAsia="Arial" w:hAnsi="Arial"/>
+                <w:b w:val="false"/>
+                <w:bCs w:val="false"/>
+                <w:i w:val="false"/>
+                <w:iCs w:val="false"/>
+                <w:color w:val="000000"/>
+                <w:sz w:val="18"/>
+                <w:szCs w:val="18"/>
+              </w:rPr>
+              <w:t xml:space="preserve">c) describe and write balanced chemical equations for the reactions of acids with metals, bases, metal carbonates, and metal hydrogen carbonates;</w:t>
+            </w:r>
+          </w:p>
+          <w:p>
+            <w:pPr>
+              <w:spacing w:after="40" w:before="0"/>
+              <w:jc w:val="left"/>
+            </w:pPr>
+            <w:r>
+              <w:rPr>
+                <w:rFonts w:ascii="Arial" w:cs="Arial" w:eastAsia="Arial" w:hAnsi="Arial"/>
+                <w:b w:val="false"/>
+                <w:bCs w:val="false"/>
+                <w:i w:val="false"/>
+                <w:iCs w:val="false"/>
+                <w:color w:val="000000"/>
+                <w:sz w:val="18"/>
+                <w:szCs w:val="18"/>
+              </w:rPr>
+              <w:t xml:space="preserve">d) use commercial indicators and pH indicator paper to determine and compare the pH values of given solutions;</w:t>
+            </w:r>
+          </w:p>
+          <w:p>
+            <w:pPr>
+              <w:spacing w:after="40" w:before="0"/>
+              <w:jc w:val="left"/>
+            </w:pPr>
+            <w:r>
+              <w:rPr>
+                <w:rFonts w:ascii="Arial" w:cs="Arial" w:eastAsia="Arial" w:hAnsi="Arial"/>
+                <w:b w:val="false"/>
+                <w:bCs w:val="false"/>
+                <w:i w:val="false"/>
+                <w:iCs w:val="false"/>
+                <w:color w:val="000000"/>
+                <w:sz w:val="18"/>
+                <w:szCs w:val="18"/>
+              </w:rPr>
+              <w:t xml:space="preserve">e) distinguish between strong and weak acids and bases in terms of degree of ionisation and relate this to their pH values;</w:t>
+            </w:r>
+          </w:p>
+          <w:p>
+            <w:pPr>
+              <w:spacing w:after="40" w:before="0"/>
+              <w:jc w:val="left"/>
+            </w:pPr>
+            <w:r>
+              <w:rPr>
+                <w:rFonts w:ascii="Arial" w:cs="Arial" w:eastAsia="Arial" w:hAnsi="Arial"/>
+                <w:b w:val="false"/>
+                <w:bCs w:val="false"/>
+                <w:i w:val="false"/>
+                <w:iCs w:val="false"/>
+                <w:color w:val="000000"/>
+                <w:sz w:val="18"/>
+                <w:szCs w:val="18"/>
+              </w:rPr>
+              <w:t xml:space="preserve">f) explain the uses of acids and bases in everyday life, Kenyan agriculture (e.g., soil pH management in Kericho tea farms), and industry.</w:t>
+            </w:r>
+          </w:p>
+        </w:tc>
+      </w:tr>
+      <w:tr>
+        <w:tc>
+          <w:tcPr>
+            <w:tcW w:type="dxa" w:w="3000"/>
+            <w:shd w:fill="D5E8F0" w:color="auto" w:val="clear"/>
+            <w:tcMar>
+              <w:top w:type="dxa" w:w="60"/>
+              <w:left w:type="dxa" w:w="120"/>
+              <w:bottom w:type="dxa" w:w="60"/>
+              <w:right w:type="dxa" w:w="120"/>
+            </w:tcMar>
+            <w:vAlign w:val="top"/>
+          </w:tcPr>
+          <w:p>
+            <w:pPr>
+              <w:spacing w:after="40" w:before="0"/>
+              <w:jc w:val="left"/>
+            </w:pPr>
+            <w:r>
+              <w:rPr>
+                <w:rFonts w:ascii="Arial" w:cs="Arial" w:eastAsia="Arial" w:hAnsi="Arial"/>
+                <w:b/>
+                <w:bCs/>
+                <w:i w:val="false"/>
+                <w:iCs w:val="false"/>
+                <w:color w:val="000000"/>
+                <w:sz w:val="18"/>
+                <w:szCs w:val="18"/>
+              </w:rPr>
+              <w:t xml:space="preserve">Core Competencies</w:t>
+            </w:r>
+          </w:p>
+        </w:tc>
+        <w:tc>
+          <w:tcPr>
+            <w:tcW w:type="dxa" w:w="10680"/>
+            <w:shd w:fill="FFFFFF" w:color="auto" w:val="clear"/>
+            <w:tcMar>
+              <w:top w:type="dxa" w:w="60"/>
+              <w:left w:type="dxa" w:w="120"/>
+              <w:bottom w:type="dxa" w:w="60"/>
+              <w:right w:type="dxa" w:w="120"/>
+            </w:tcMar>
+            <w:vAlign w:val="top"/>
+          </w:tcPr>
+          <w:p>
+            <w:pPr>
+              <w:spacing w:after="30" w:before="0"/>
+              <w:ind w:left="360" w:hanging="180"/>
+              <w:jc w:val="left"/>
+            </w:pPr>
+            <w:r>
+              <w:rPr>
+                <w:rFonts w:ascii="Arial" w:cs="Arial" w:eastAsia="Arial" w:hAnsi="Arial"/>
+                <w:b w:val="false"/>
+                <w:bCs w:val="false"/>
+                <w:i w:val="false"/>
+                <w:iCs w:val="false"/>
+                <w:color w:val="000000"/>
+                <w:sz w:val="18"/>
+                <w:szCs w:val="18"/>
+              </w:rPr>
+              <w:t xml:space="preserve">–  Communication and Collaboration: Learners discuss predictions, share experimental observations in groups, and present findings on the Driving Question Board — developing scientific vocabulary around acids and bases.</w:t>
+            </w:r>
+          </w:p>
+          <w:p>
+            <w:pPr>
+              <w:spacing w:after="30" w:before="0"/>
+              <w:ind w:left="360" w:hanging="180"/>
+              <w:jc w:val="left"/>
+            </w:pPr>
+            <w:r>
+              <w:rPr>
+                <w:rFonts w:ascii="Arial" w:cs="Arial" w:eastAsia="Arial" w:hAnsi="Arial"/>
+                <w:b w:val="false"/>
+                <w:bCs w:val="false"/>
+                <w:i w:val="false"/>
+                <w:iCs w:val="false"/>
+                <w:color w:val="000000"/>
+                <w:sz w:val="18"/>
+                <w:szCs w:val="18"/>
+              </w:rPr>
+              <w:t xml:space="preserve">–  Critical Thinking and Problem Solving: Learners analyse anomalous results from indicator and pH experiments, evaluate evidence to distinguish strong from weak acids, and construct explanations grounded in the Arrhenius definition.</w:t>
+            </w:r>
+          </w:p>
+          <w:p>
+            <w:pPr>
+              <w:spacing w:after="30" w:before="0"/>
+              <w:ind w:left="360" w:hanging="180"/>
+              <w:jc w:val="left"/>
+            </w:pPr>
+            <w:r>
+              <w:rPr>
+                <w:rFonts w:ascii="Arial" w:cs="Arial" w:eastAsia="Arial" w:hAnsi="Arial"/>
+                <w:b w:val="false"/>
+                <w:bCs w:val="false"/>
+                <w:i w:val="false"/>
+                <w:iCs w:val="false"/>
+                <w:color w:val="000000"/>
+                <w:sz w:val="18"/>
+                <w:szCs w:val="18"/>
+              </w:rPr>
+              <w:t xml:space="preserve">–  Creativity and Imagination: Learners design their own natural indicators from locally available materials (e.g., red cabbage, hibiscus/rosella) and propose models to explain acid-base behaviour at the particle level.</w:t>
+            </w:r>
+          </w:p>
+          <w:p>
+            <w:pPr>
+              <w:spacing w:after="30" w:before="0"/>
+              <w:ind w:left="360" w:hanging="180"/>
+              <w:jc w:val="left"/>
+            </w:pPr>
+            <w:r>
+              <w:rPr>
+                <w:rFonts w:ascii="Arial" w:cs="Arial" w:eastAsia="Arial" w:hAnsi="Arial"/>
+                <w:b w:val="false"/>
+                <w:bCs w:val="false"/>
+                <w:i w:val="false"/>
+                <w:iCs w:val="false"/>
+                <w:color w:val="000000"/>
+                <w:sz w:val="18"/>
+                <w:szCs w:val="18"/>
+              </w:rPr>
+              <w:t xml:space="preserve">–  Digital Literacy: Learners engage with video resources on pH and uses of acids, interpret digital pH simulations, and record data in structured digital or paper formats on the ARES platform.</w:t>
+            </w:r>
+          </w:p>
+          <w:p>
+            <w:pPr>
+              <w:spacing w:after="30" w:before="0"/>
+              <w:ind w:left="360" w:hanging="180"/>
+              <w:jc w:val="left"/>
+            </w:pPr>
+            <w:r>
+              <w:rPr>
+                <w:rFonts w:ascii="Arial" w:cs="Arial" w:eastAsia="Arial" w:hAnsi="Arial"/>
+                <w:b w:val="false"/>
+                <w:bCs w:val="false"/>
+                <w:i w:val="false"/>
+                <w:iCs w:val="false"/>
+                <w:color w:val="000000"/>
+                <w:sz w:val="18"/>
+                <w:szCs w:val="18"/>
+              </w:rPr>
+              <w:t xml:space="preserve">–  Learning to Learn: Learners revise their mental models progressively across all 10 lessons, reflecting on how each new piece of evidence refines their understanding of acids and bases.</w:t>
+            </w:r>
+          </w:p>
+          <w:p>
+            <w:pPr>
+              <w:spacing w:after="30" w:before="0"/>
+              <w:ind w:left="360" w:hanging="180"/>
+              <w:jc w:val="left"/>
+            </w:pPr>
+            <w:r>
+              <w:rPr>
+                <w:rFonts w:ascii="Arial" w:cs="Arial" w:eastAsia="Arial" w:hAnsi="Arial"/>
+                <w:b w:val="false"/>
+                <w:bCs w:val="false"/>
+                <w:i w:val="false"/>
+                <w:iCs w:val="false"/>
+                <w:color w:val="000000"/>
+                <w:sz w:val="18"/>
+                <w:szCs w:val="18"/>
+              </w:rPr>
+              <w:t xml:space="preserve">–  Self-Efficacy: Learners gain confidence in laboratory practice through structured experiments — handling indicators, conducting acid-metal reactions, and measuring pH safely.</w:t>
+            </w:r>
+          </w:p>
+        </w:tc>
+      </w:tr>
+      <w:tr>
+        <w:tc>
+          <w:tcPr>
+            <w:tcW w:type="dxa" w:w="3000"/>
+            <w:shd w:fill="E2EFDA" w:color="auto" w:val="clear"/>
+            <w:tcMar>
+              <w:top w:type="dxa" w:w="60"/>
+              <w:left w:type="dxa" w:w="120"/>
+              <w:bottom w:type="dxa" w:w="60"/>
+              <w:right w:type="dxa" w:w="120"/>
+            </w:tcMar>
+            <w:vAlign w:val="top"/>
+          </w:tcPr>
+          <w:p>
+            <w:pPr>
+              <w:spacing w:after="40" w:before="0"/>
+              <w:jc w:val="left"/>
+            </w:pPr>
+            <w:r>
+              <w:rPr>
+                <w:rFonts w:ascii="Arial" w:cs="Arial" w:eastAsia="Arial" w:hAnsi="Arial"/>
+                <w:b/>
+                <w:bCs/>
+                <w:i w:val="false"/>
+                <w:iCs w:val="false"/>
+                <w:color w:val="000000"/>
+                <w:sz w:val="18"/>
+                <w:szCs w:val="18"/>
+              </w:rPr>
+              <w:t xml:space="preserve">Core Values</w:t>
+            </w:r>
+          </w:p>
+        </w:tc>
+        <w:tc>
+          <w:tcPr>
+            <w:tcW w:type="dxa" w:w="10680"/>
+            <w:shd w:fill="FFFFFF" w:color="auto" w:val="clear"/>
+            <w:tcMar>
+              <w:top w:type="dxa" w:w="60"/>
+              <w:left w:type="dxa" w:w="120"/>
+              <w:bottom w:type="dxa" w:w="60"/>
+              <w:right w:type="dxa" w:w="120"/>
+            </w:tcMar>
+            <w:vAlign w:val="top"/>
+          </w:tcPr>
+          <w:p>
+            <w:pPr>
+              <w:spacing w:after="30" w:before="0"/>
+              <w:ind w:left="360" w:hanging="180"/>
+              <w:jc w:val="left"/>
+            </w:pPr>
+            <w:r>
+              <w:rPr>
+                <w:rFonts w:ascii="Arial" w:cs="Arial" w:eastAsia="Arial" w:hAnsi="Arial"/>
+                <w:b w:val="false"/>
+                <w:bCs w:val="false"/>
+                <w:i w:val="false"/>
+                <w:iCs w:val="false"/>
+                <w:color w:val="000000"/>
+                <w:sz w:val="18"/>
+                <w:szCs w:val="18"/>
+              </w:rPr>
+              <w:t xml:space="preserve">–  Responsibility: Learners handle laboratory acids (e.g., dilute H₂SO₄, HCl) and bases (NaOH) safely, following MSDS guidelines and proper disposal procedures — building a culture of personal and environmental responsibility.</w:t>
+            </w:r>
+          </w:p>
+          <w:p>
+            <w:pPr>
+              <w:spacing w:after="30" w:before="0"/>
+              <w:ind w:left="360" w:hanging="180"/>
+              <w:jc w:val="left"/>
+            </w:pPr>
+            <w:r>
+              <w:rPr>
+                <w:rFonts w:ascii="Arial" w:cs="Arial" w:eastAsia="Arial" w:hAnsi="Arial"/>
+                <w:b w:val="false"/>
+                <w:bCs w:val="false"/>
+                <w:i w:val="false"/>
+                <w:iCs w:val="false"/>
+                <w:color w:val="000000"/>
+                <w:sz w:val="18"/>
+                <w:szCs w:val="18"/>
+              </w:rPr>
+              <w:t xml:space="preserve">–  Respect: Learners respect diverse group contributions during sensemaking discussions and the Driving Question Board sessions, valuing peers' predictions even when they differ.</w:t>
+            </w:r>
+          </w:p>
+          <w:p>
+            <w:pPr>
+              <w:spacing w:after="30" w:before="0"/>
+              <w:ind w:left="360" w:hanging="180"/>
+              <w:jc w:val="left"/>
+            </w:pPr>
+            <w:r>
+              <w:rPr>
+                <w:rFonts w:ascii="Arial" w:cs="Arial" w:eastAsia="Arial" w:hAnsi="Arial"/>
+                <w:b w:val="false"/>
+                <w:bCs w:val="false"/>
+                <w:i w:val="false"/>
+                <w:iCs w:val="false"/>
+                <w:color w:val="000000"/>
+                <w:sz w:val="18"/>
+                <w:szCs w:val="18"/>
+              </w:rPr>
+              <w:t xml:space="preserve">–  Unity: Collaborative experiments (e.g., testing pH of multiple solutions) require coordinated group work, reinforcing the value of working together toward shared scientific understanding.</w:t>
+            </w:r>
+          </w:p>
+          <w:p>
+            <w:pPr>
+              <w:spacing w:after="30" w:before="0"/>
+              <w:ind w:left="360" w:hanging="180"/>
+              <w:jc w:val="left"/>
+            </w:pPr>
+            <w:r>
+              <w:rPr>
+                <w:rFonts w:ascii="Arial" w:cs="Arial" w:eastAsia="Arial" w:hAnsi="Arial"/>
+                <w:b w:val="false"/>
+                <w:bCs w:val="false"/>
+                <w:i w:val="false"/>
+                <w:iCs w:val="false"/>
+                <w:color w:val="000000"/>
+                <w:sz w:val="18"/>
+                <w:szCs w:val="18"/>
+              </w:rPr>
+              <w:t xml:space="preserve">–  Social Justice: Learners connect soil acidity and liming practices in Kenyan smallholder farming (Rift Valley, Kisii) to food security, understanding how chemistry knowledge can address inequalities in agricultural productivity.</w:t>
+            </w:r>
+          </w:p>
+          <w:p>
+            <w:pPr>
+              <w:spacing w:after="30" w:before="0"/>
+              <w:ind w:left="360" w:hanging="180"/>
+              <w:jc w:val="left"/>
+            </w:pPr>
+            <w:r>
+              <w:rPr>
+                <w:rFonts w:ascii="Arial" w:cs="Arial" w:eastAsia="Arial" w:hAnsi="Arial"/>
+                <w:b w:val="false"/>
+                <w:bCs w:val="false"/>
+                <w:i w:val="false"/>
+                <w:iCs w:val="false"/>
+                <w:color w:val="000000"/>
+                <w:sz w:val="18"/>
+                <w:szCs w:val="18"/>
+              </w:rPr>
+              <w:t xml:space="preserve">–  Integrity: Learners record experimental results honestly, even when observations do not match their initial predictions, fostering scientific honesty and intellectual integrity.</w:t>
+            </w:r>
+          </w:p>
+        </w:tc>
+      </w:tr>
+      <w:tr>
+        <w:tc>
+          <w:tcPr>
+            <w:tcW w:type="dxa" w:w="3000"/>
+            <w:shd w:fill="D5E8F0" w:color="auto" w:val="clear"/>
+            <w:tcMar>
+              <w:top w:type="dxa" w:w="60"/>
+              <w:left w:type="dxa" w:w="120"/>
+              <w:bottom w:type="dxa" w:w="60"/>
+              <w:right w:type="dxa" w:w="120"/>
+            </w:tcMar>
+            <w:vAlign w:val="top"/>
+          </w:tcPr>
+          <w:p>
+            <w:pPr>
+              <w:spacing w:after="40" w:before="0"/>
+              <w:jc w:val="left"/>
+            </w:pPr>
+            <w:r>
+              <w:rPr>
+                <w:rFonts w:ascii="Arial" w:cs="Arial" w:eastAsia="Arial" w:hAnsi="Arial"/>
+                <w:b/>
+                <w:bCs/>
+                <w:i w:val="false"/>
+                <w:iCs w:val="false"/>
+                <w:color w:val="000000"/>
+                <w:sz w:val="18"/>
+                <w:szCs w:val="18"/>
+              </w:rPr>
+              <w:t xml:space="preserve">Science &amp; Engineering Practices</w:t>
+            </w:r>
+          </w:p>
+        </w:tc>
+        <w:tc>
+          <w:tcPr>
+            <w:tcW w:type="dxa" w:w="10680"/>
+            <w:shd w:fill="FFFFFF" w:color="auto" w:val="clear"/>
+            <w:tcMar>
+              <w:top w:type="dxa" w:w="60"/>
+              <w:left w:type="dxa" w:w="120"/>
+              <w:bottom w:type="dxa" w:w="60"/>
+              <w:right w:type="dxa" w:w="120"/>
+            </w:tcMar>
+            <w:vAlign w:val="top"/>
+          </w:tcPr>
+          <w:p>
+            <w:pPr>
+              <w:spacing w:after="30" w:before="0"/>
+              <w:ind w:left="360" w:hanging="180"/>
+              <w:jc w:val="left"/>
+            </w:pPr>
+            <w:r>
+              <w:rPr>
+                <w:rFonts w:ascii="Arial" w:cs="Arial" w:eastAsia="Arial" w:hAnsi="Arial"/>
+                <w:b w:val="false"/>
+                <w:bCs w:val="false"/>
+                <w:i w:val="false"/>
+                <w:iCs w:val="false"/>
+                <w:color w:val="000000"/>
+                <w:sz w:val="18"/>
+                <w:szCs w:val="18"/>
+              </w:rPr>
+              <w:t xml:space="preserve">–  Asking Questions and Defining Problems: Learners generate questions for the Driving Question Board after observing the anchoring phenomenon (surprising colour changes of a universal indicator in everyday Kenyan drinks and foods), driving the investigation forward.</w:t>
+            </w:r>
+          </w:p>
+          <w:p>
+            <w:pPr>
+              <w:spacing w:after="30" w:before="0"/>
+              <w:ind w:left="360" w:hanging="180"/>
+              <w:jc w:val="left"/>
+            </w:pPr>
+            <w:r>
+              <w:rPr>
+                <w:rFonts w:ascii="Arial" w:cs="Arial" w:eastAsia="Arial" w:hAnsi="Arial"/>
+                <w:b w:val="false"/>
+                <w:bCs w:val="false"/>
+                <w:i w:val="false"/>
+                <w:iCs w:val="false"/>
+                <w:color w:val="000000"/>
+                <w:sz w:val="18"/>
+                <w:szCs w:val="18"/>
+              </w:rPr>
+              <w:t xml:space="preserve">–  Planning and Carrying Out Investigations: Learners design and conduct three structured experiments — testing commercial indicators, performing acid reactions (with metals, bases, carbonates, hydrogen carbonates), and measuring pH — following safe laboratory procedures.</w:t>
+            </w:r>
+          </w:p>
+          <w:p>
+            <w:pPr>
+              <w:spacing w:after="30" w:before="0"/>
+              <w:ind w:left="360" w:hanging="180"/>
+              <w:jc w:val="left"/>
+            </w:pPr>
+            <w:r>
+              <w:rPr>
+                <w:rFonts w:ascii="Arial" w:cs="Arial" w:eastAsia="Arial" w:hAnsi="Arial"/>
+                <w:b w:val="false"/>
+                <w:bCs w:val="false"/>
+                <w:i w:val="false"/>
+                <w:iCs w:val="false"/>
+                <w:color w:val="000000"/>
+                <w:sz w:val="18"/>
+                <w:szCs w:val="18"/>
+              </w:rPr>
+              <w:t xml:space="preserve">–  Analysing and Interpreting Data: Learners record, tabulate, and interpret colour-change data from indicator experiments and numerical pH data, identifying patterns that distinguish acids from bases and strong from weak.</w:t>
+            </w:r>
+          </w:p>
+          <w:p>
+            <w:pPr>
+              <w:spacing w:after="30" w:before="0"/>
+              <w:ind w:left="360" w:hanging="180"/>
+              <w:jc w:val="left"/>
+            </w:pPr>
+            <w:r>
+              <w:rPr>
+                <w:rFonts w:ascii="Arial" w:cs="Arial" w:eastAsia="Arial" w:hAnsi="Arial"/>
+                <w:b w:val="false"/>
+                <w:bCs w:val="false"/>
+                <w:i w:val="false"/>
+                <w:iCs w:val="false"/>
+                <w:color w:val="000000"/>
+                <w:sz w:val="18"/>
+                <w:szCs w:val="18"/>
+              </w:rPr>
+              <w:t xml:space="preserve">–  Constructing Explanations: Learners apply the Arrhenius definition and ionic equations to explain the results of all three experiments, connecting macroscopic observations to particle-level reasoning.</w:t>
+            </w:r>
+          </w:p>
+          <w:p>
+            <w:pPr>
+              <w:spacing w:after="30" w:before="0"/>
+              <w:ind w:left="360" w:hanging="180"/>
+              <w:jc w:val="left"/>
+            </w:pPr>
+            <w:r>
+              <w:rPr>
+                <w:rFonts w:ascii="Arial" w:cs="Arial" w:eastAsia="Arial" w:hAnsi="Arial"/>
+                <w:b w:val="false"/>
+                <w:bCs w:val="false"/>
+                <w:i w:val="false"/>
+                <w:iCs w:val="false"/>
+                <w:color w:val="000000"/>
+                <w:sz w:val="18"/>
+                <w:szCs w:val="18"/>
+              </w:rPr>
+              <w:t xml:space="preserve">–  Obtaining, Evaluating, and Communicating Information: Learners extract key information from two reading texts and two videos on acids, bases, and pH, critically evaluate the sources, and communicate findings through DQB entries, written equations, and model diagrams.</w:t>
+            </w:r>
+          </w:p>
+        </w:tc>
+      </w:tr>
+      <w:tr>
+        <w:tc>
+          <w:tcPr>
+            <w:tcW w:type="dxa" w:w="3000"/>
+            <w:shd w:fill="FCE4D6" w:color="auto" w:val="clear"/>
+            <w:tcMar>
+              <w:top w:type="dxa" w:w="60"/>
+              <w:left w:type="dxa" w:w="120"/>
+              <w:bottom w:type="dxa" w:w="60"/>
+              <w:right w:type="dxa" w:w="120"/>
+            </w:tcMar>
+            <w:vAlign w:val="top"/>
+          </w:tcPr>
+          <w:p>
+            <w:pPr>
+              <w:spacing w:after="40" w:before="0"/>
+              <w:jc w:val="left"/>
+            </w:pPr>
+            <w:r>
+              <w:rPr>
+                <w:rFonts w:ascii="Arial" w:cs="Arial" w:eastAsia="Arial" w:hAnsi="Arial"/>
+                <w:b/>
+                <w:bCs/>
+                <w:i w:val="false"/>
+                <w:iCs w:val="false"/>
+                <w:color w:val="000000"/>
+                <w:sz w:val="18"/>
+                <w:szCs w:val="18"/>
+              </w:rPr>
+              <w:t xml:space="preserve">Pertinent &amp; Contemporary Issues (PCIs)</w:t>
+            </w:r>
+          </w:p>
+        </w:tc>
+        <w:tc>
+          <w:tcPr>
+            <w:tcW w:type="dxa" w:w="10680"/>
+            <w:shd w:fill="FFFFFF" w:color="auto" w:val="clear"/>
+            <w:tcMar>
+              <w:top w:type="dxa" w:w="60"/>
+              <w:left w:type="dxa" w:w="120"/>
+              <w:bottom w:type="dxa" w:w="60"/>
+              <w:right w:type="dxa" w:w="120"/>
+            </w:tcMar>
+            <w:vAlign w:val="top"/>
+          </w:tcPr>
+          <w:p>
+            <w:pPr>
+              <w:spacing w:after="30" w:before="0"/>
+              <w:ind w:left="360" w:hanging="180"/>
+              <w:jc w:val="left"/>
+            </w:pPr>
+            <w:r>
+              <w:rPr>
+                <w:rFonts w:ascii="Arial" w:cs="Arial" w:eastAsia="Arial" w:hAnsi="Arial"/>
+                <w:b w:val="false"/>
+                <w:bCs w:val="false"/>
+                <w:i w:val="false"/>
+                <w:iCs w:val="false"/>
+                <w:color w:val="000000"/>
+                <w:sz w:val="18"/>
+                <w:szCs w:val="18"/>
+              </w:rPr>
+              <w:t xml:space="preserve">–  Health Education: Learners relate pH to human health — stomach acidity (HCl in gastric juice), antacid action (bases neutralising excess acid), and safe handling of household chemicals such as bleach and battery acid common in Kenyan homes.</w:t>
+            </w:r>
+          </w:p>
+          <w:p>
+            <w:pPr>
+              <w:spacing w:after="30" w:before="0"/>
+              <w:ind w:left="360" w:hanging="180"/>
+              <w:jc w:val="left"/>
+            </w:pPr>
+            <w:r>
+              <w:rPr>
+                <w:rFonts w:ascii="Arial" w:cs="Arial" w:eastAsia="Arial" w:hAnsi="Arial"/>
+                <w:b w:val="false"/>
+                <w:bCs w:val="false"/>
+                <w:i w:val="false"/>
+                <w:iCs w:val="false"/>
+                <w:color w:val="000000"/>
+                <w:sz w:val="18"/>
+                <w:szCs w:val="18"/>
+              </w:rPr>
+              <w:t xml:space="preserve">–  Environmental Education: Learners investigate the effects of acid rain (linked to vehicle emissions in Nairobi) and acidic soils on ecosystems and crops, understanding how chemistry underpins environmental stewardship.</w:t>
+            </w:r>
+          </w:p>
+          <w:p>
+            <w:pPr>
+              <w:spacing w:after="30" w:before="0"/>
+              <w:ind w:left="360" w:hanging="180"/>
+              <w:jc w:val="left"/>
+            </w:pPr>
+            <w:r>
+              <w:rPr>
+                <w:rFonts w:ascii="Arial" w:cs="Arial" w:eastAsia="Arial" w:hAnsi="Arial"/>
+                <w:b w:val="false"/>
+                <w:bCs w:val="false"/>
+                <w:i w:val="false"/>
+                <w:iCs w:val="false"/>
+                <w:color w:val="000000"/>
+                <w:sz w:val="18"/>
+                <w:szCs w:val="18"/>
+              </w:rPr>
+              <w:t xml:space="preserve">–  Agriculture and Nutrition: Learners connect soil pH management — liming acidic soils in tea-growing regions like Kericho — to crop productivity and food security, integrating chemistry into Kenya's agricultural context.</w:t>
+            </w:r>
+          </w:p>
+          <w:p>
+            <w:pPr>
+              <w:spacing w:after="30" w:before="0"/>
+              <w:ind w:left="360" w:hanging="180"/>
+              <w:jc w:val="left"/>
+            </w:pPr>
+            <w:r>
+              <w:rPr>
+                <w:rFonts w:ascii="Arial" w:cs="Arial" w:eastAsia="Arial" w:hAnsi="Arial"/>
+                <w:b w:val="false"/>
+                <w:bCs w:val="false"/>
+                <w:i w:val="false"/>
+                <w:iCs w:val="false"/>
+                <w:color w:val="000000"/>
+                <w:sz w:val="18"/>
+                <w:szCs w:val="18"/>
+              </w:rPr>
+              <w:t xml:space="preserve">–  Financial Literacy / Career Awareness: Learners explore how industries (e.g., Kenyan soda ash extraction at Lake Magadi, battery manufacturing, food preservation) rely on controlled acid-base chemistry, linking school chemistry to economic productivity.</w:t>
+            </w:r>
+          </w:p>
+          <w:p>
+            <w:pPr>
+              <w:spacing w:after="30" w:before="0"/>
+              <w:ind w:left="360" w:hanging="180"/>
+              <w:jc w:val="left"/>
+            </w:pPr>
+            <w:r>
+              <w:rPr>
+                <w:rFonts w:ascii="Arial" w:cs="Arial" w:eastAsia="Arial" w:hAnsi="Arial"/>
+                <w:b w:val="false"/>
+                <w:bCs w:val="false"/>
+                <w:i w:val="false"/>
+                <w:iCs w:val="false"/>
+                <w:color w:val="000000"/>
+                <w:sz w:val="18"/>
+                <w:szCs w:val="18"/>
+              </w:rPr>
+              <w:t xml:space="preserve">–  Safety: Laboratory safety protocols for corrosive substances are explicitly taught and practised across all three experiments, reinforcing lifelong safe-handling habits.</w:t>
+            </w:r>
+          </w:p>
+        </w:tc>
+      </w:tr>
+      <w:tr>
+        <w:tc>
+          <w:tcPr>
+            <w:tcW w:type="dxa" w:w="3000"/>
+            <w:shd w:fill="D9EEF1" w:color="auto" w:val="clear"/>
+            <w:tcMar>
+              <w:top w:type="dxa" w:w="60"/>
+              <w:left w:type="dxa" w:w="120"/>
+              <w:bottom w:type="dxa" w:w="60"/>
+              <w:right w:type="dxa" w:w="120"/>
+            </w:tcMar>
+            <w:vAlign w:val="top"/>
+          </w:tcPr>
+          <w:p>
+            <w:pPr>
+              <w:spacing w:after="40" w:before="0"/>
+              <w:jc w:val="left"/>
+            </w:pPr>
+            <w:r>
+              <w:rPr>
+                <w:rFonts w:ascii="Arial" w:cs="Arial" w:eastAsia="Arial" w:hAnsi="Arial"/>
+                <w:b/>
+                <w:bCs/>
+                <w:i w:val="false"/>
+                <w:iCs w:val="false"/>
+                <w:color w:val="000000"/>
+                <w:sz w:val="18"/>
+                <w:szCs w:val="18"/>
+              </w:rPr>
+              <w:t xml:space="preserve">Career Connections</w:t>
+            </w:r>
+          </w:p>
+        </w:tc>
+        <w:tc>
+          <w:tcPr>
+            <w:tcW w:type="dxa" w:w="10680"/>
+            <w:shd w:fill="FFFFFF" w:color="auto" w:val="clear"/>
+            <w:tcMar>
+              <w:top w:type="dxa" w:w="60"/>
+              <w:left w:type="dxa" w:w="120"/>
+              <w:bottom w:type="dxa" w:w="60"/>
+              <w:right w:type="dxa" w:w="120"/>
+            </w:tcMar>
+            <w:vAlign w:val="top"/>
+          </w:tcPr>
+          <w:p>
+            <w:pPr>
+              <w:spacing w:after="30" w:before="0"/>
+              <w:ind w:left="360" w:hanging="180"/>
+              <w:jc w:val="left"/>
+            </w:pPr>
+            <w:r>
+              <w:rPr>
+                <w:rFonts w:ascii="Arial" w:cs="Arial" w:eastAsia="Arial" w:hAnsi="Arial"/>
+                <w:b w:val="false"/>
+                <w:bCs w:val="false"/>
+                <w:i w:val="false"/>
+                <w:iCs w:val="false"/>
+                <w:color w:val="000000"/>
+                <w:sz w:val="18"/>
+                <w:szCs w:val="18"/>
+              </w:rPr>
+              <w:t xml:space="preserve">–  Medical Doctor / Clinical Officer: Understanding gastric acid, antacids, and blood pH buffers is foundational for diagnosing and treating conditions like ulcers and acidosis — relevant to Kenya's growing healthcare sector.</w:t>
+            </w:r>
+          </w:p>
+          <w:p>
+            <w:pPr>
+              <w:spacing w:after="30" w:before="0"/>
+              <w:ind w:left="360" w:hanging="180"/>
+              <w:jc w:val="left"/>
+            </w:pPr>
+            <w:r>
+              <w:rPr>
+                <w:rFonts w:ascii="Arial" w:cs="Arial" w:eastAsia="Arial" w:hAnsi="Arial"/>
+                <w:b w:val="false"/>
+                <w:bCs w:val="false"/>
+                <w:i w:val="false"/>
+                <w:iCs w:val="false"/>
+                <w:color w:val="000000"/>
+                <w:sz w:val="18"/>
+                <w:szCs w:val="18"/>
+              </w:rPr>
+              <w:t xml:space="preserve">–  Agricultural Scientist / Agronomist: Soil pH testing and amendment (liming) are daily tasks for agronomists advising smallholder farmers across Kenya's highlands; this sub-strand provides the chemical basis for those practices.</w:t>
+            </w:r>
+          </w:p>
+          <w:p>
+            <w:pPr>
+              <w:spacing w:after="30" w:before="0"/>
+              <w:ind w:left="360" w:hanging="180"/>
+              <w:jc w:val="left"/>
+            </w:pPr>
+            <w:r>
+              <w:rPr>
+                <w:rFonts w:ascii="Arial" w:cs="Arial" w:eastAsia="Arial" w:hAnsi="Arial"/>
+                <w:b w:val="false"/>
+                <w:bCs w:val="false"/>
+                <w:i w:val="false"/>
+                <w:iCs w:val="false"/>
+                <w:color w:val="000000"/>
+                <w:sz w:val="18"/>
+                <w:szCs w:val="18"/>
+              </w:rPr>
+              <w:t xml:space="preserve">–  Chemical / Process Engineer: Industries such as EABL (brewing), Bamburi Cement, and the Magadi Soda Company rely on acid-base chemistry in manufacturing — engineers must control reaction conditions precisely.</w:t>
+            </w:r>
+          </w:p>
+          <w:p>
+            <w:pPr>
+              <w:spacing w:after="30" w:before="0"/>
+              <w:ind w:left="360" w:hanging="180"/>
+              <w:jc w:val="left"/>
+            </w:pPr>
+            <w:r>
+              <w:rPr>
+                <w:rFonts w:ascii="Arial" w:cs="Arial" w:eastAsia="Arial" w:hAnsi="Arial"/>
+                <w:b w:val="false"/>
+                <w:bCs w:val="false"/>
+                <w:i w:val="false"/>
+                <w:iCs w:val="false"/>
+                <w:color w:val="000000"/>
+                <w:sz w:val="18"/>
+                <w:szCs w:val="18"/>
+              </w:rPr>
+              <w:t xml:space="preserve">–  Environmental Scientist: Monitoring river and lake pH (e.g., Lake Victoria, Nairobi River) for pollution assessment and acid-rain impact studies requires the foundational knowledge built in this sub-strand.</w:t>
+            </w:r>
+          </w:p>
+          <w:p>
+            <w:pPr>
+              <w:spacing w:after="30" w:before="0"/>
+              <w:ind w:left="360" w:hanging="180"/>
+              <w:jc w:val="left"/>
+            </w:pPr>
+            <w:r>
+              <w:rPr>
+                <w:rFonts w:ascii="Arial" w:cs="Arial" w:eastAsia="Arial" w:hAnsi="Arial"/>
+                <w:b w:val="false"/>
+                <w:bCs w:val="false"/>
+                <w:i w:val="false"/>
+                <w:iCs w:val="false"/>
+                <w:color w:val="000000"/>
+                <w:sz w:val="18"/>
+                <w:szCs w:val="18"/>
+              </w:rPr>
+              <w:t xml:space="preserve">–  Pharmacist: Formulating antacids, pH-sensitive drug coatings, and intravenous fluids requires deep understanding of acid-base equilibria introduced here.</w:t>
+            </w:r>
+          </w:p>
+          <w:p>
+            <w:pPr>
+              <w:spacing w:after="30" w:before="0"/>
+              <w:ind w:left="360" w:hanging="180"/>
+              <w:jc w:val="left"/>
+            </w:pPr>
+            <w:r>
+              <w:rPr>
+                <w:rFonts w:ascii="Arial" w:cs="Arial" w:eastAsia="Arial" w:hAnsi="Arial"/>
+                <w:b w:val="false"/>
+                <w:bCs w:val="false"/>
+                <w:i w:val="false"/>
+                <w:iCs w:val="false"/>
+                <w:color w:val="000000"/>
+                <w:sz w:val="18"/>
+                <w:szCs w:val="18"/>
+              </w:rPr>
+              <w:t xml:space="preserve">–  Food Scientist / Technologist: Preservation techniques (pickling with acetic acid, fermentation producing lactic acid in mursik) and quality control in Kenyan food processing depend on pH measurement and control.</w:t>
+            </w:r>
+          </w:p>
+        </w:tc>
+      </w:tr>
+      <w:tr>
+        <w:tc>
+          <w:tcPr>
+            <w:tcW w:type="dxa" w:w="3000"/>
+            <w:shd w:fill="D5E8F0" w:color="auto" w:val="clear"/>
+            <w:tcMar>
+              <w:top w:type="dxa" w:w="60"/>
+              <w:left w:type="dxa" w:w="120"/>
+              <w:bottom w:type="dxa" w:w="60"/>
+              <w:right w:type="dxa" w:w="120"/>
+            </w:tcMar>
+            <w:vAlign w:val="top"/>
+          </w:tcPr>
+          <w:p>
+            <w:pPr>
+              <w:spacing w:after="40" w:before="0"/>
+              <w:jc w:val="left"/>
+            </w:pPr>
+            <w:r>
+              <w:rPr>
+                <w:rFonts w:ascii="Arial" w:cs="Arial" w:eastAsia="Arial" w:hAnsi="Arial"/>
+                <w:b/>
+                <w:bCs/>
+                <w:i w:val="false"/>
+                <w:iCs w:val="false"/>
+                <w:color w:val="000000"/>
+                <w:sz w:val="18"/>
+                <w:szCs w:val="18"/>
+              </w:rPr>
+              <w:t xml:space="preserve">Focus for Lessons</w:t>
+            </w:r>
+          </w:p>
+        </w:tc>
+        <w:tc>
+          <w:tcPr>
+            <w:tcW w:type="dxa" w:w="10680"/>
+            <w:shd w:fill="FFFFFF" w:color="auto" w:val="clear"/>
+            <w:tcMar>
+              <w:top w:type="dxa" w:w="60"/>
+              <w:left w:type="dxa" w:w="120"/>
+              <w:bottom w:type="dxa" w:w="60"/>
+              <w:right w:type="dxa" w:w="120"/>
+            </w:tcMar>
+            <w:vAlign w:val="top"/>
+          </w:tcPr>
+          <w:p>
+            <w:pPr>
+              <w:spacing w:after="40" w:before="0"/>
+              <w:jc w:val="left"/>
+            </w:pPr>
+            <w:r>
+              <w:rPr>
+                <w:rFonts w:ascii="Arial" w:cs="Arial" w:eastAsia="Arial" w:hAnsi="Arial"/>
+                <w:b w:val="false"/>
+                <w:bCs w:val="false"/>
+                <w:i w:val="false"/>
+                <w:iCs w:val="false"/>
+                <w:color w:val="000000"/>
+                <w:sz w:val="18"/>
+                <w:szCs w:val="18"/>
+              </w:rPr>
+              <w:t xml:space="preserve">This unit anchors learning in a puzzling everyday phenomenon — the dramatic colour changes produced when a universal indicator is added to common Kenyan foods and drinks (lemon juice, milk, black tea, soda, soap solution, baking soda mixture) — to drive students to investigate what makes substances acidic or basic. Using a carefully sequenced combination of videos, readings, and three hands-on experiments, learners build from simple observable classification toward the Arrhenius particle-level definition, the chemistry of acid reactions, and the quantitative pH scale. Throughout, Kenyan agricultural, industrial, and health contexts ensure that abstract chemistry concepts are grounded in students' lived realities and future career pathways.</w:t>
+            </w:r>
+          </w:p>
+        </w:tc>
+      </w:tr>
+      <w:tr>
+        <w:tc>
+          <w:tcPr>
+            <w:tcW w:type="dxa" w:w="3000"/>
+            <w:shd w:fill="EAD1F5" w:color="auto" w:val="clear"/>
+            <w:tcMar>
+              <w:top w:type="dxa" w:w="60"/>
+              <w:left w:type="dxa" w:w="120"/>
+              <w:bottom w:type="dxa" w:w="60"/>
+              <w:right w:type="dxa" w:w="120"/>
+            </w:tcMar>
+            <w:vAlign w:val="top"/>
+          </w:tcPr>
+          <w:p>
+            <w:pPr>
+              <w:spacing w:after="40" w:before="0"/>
+              <w:jc w:val="left"/>
+            </w:pPr>
+            <w:r>
+              <w:rPr>
+                <w:rFonts w:ascii="Arial" w:cs="Arial" w:eastAsia="Arial" w:hAnsi="Arial"/>
+                <w:b/>
+                <w:bCs/>
+                <w:i w:val="false"/>
+                <w:iCs w:val="false"/>
+                <w:color w:val="000000"/>
+                <w:sz w:val="18"/>
+                <w:szCs w:val="18"/>
+              </w:rPr>
+              <w:t xml:space="preserve">Driving Question / Key Inquiry Questions</w:t>
+            </w:r>
+          </w:p>
+        </w:tc>
+        <w:tc>
+          <w:tcPr>
+            <w:tcW w:type="dxa" w:w="10680"/>
+            <w:shd w:fill="FFFFFF" w:color="auto" w:val="clear"/>
+            <w:tcMar>
+              <w:top w:type="dxa" w:w="60"/>
+              <w:left w:type="dxa" w:w="120"/>
+              <w:bottom w:type="dxa" w:w="60"/>
+              <w:right w:type="dxa" w:w="120"/>
+            </w:tcMar>
+            <w:vAlign w:val="top"/>
+          </w:tcPr>
+          <w:p>
+            <w:pPr>
+              <w:spacing w:after="40" w:before="0"/>
+              <w:jc w:val="left"/>
+            </w:pPr>
+            <w:r>
+              <w:rPr>
+                <w:rFonts w:ascii="Arial" w:cs="Arial" w:eastAsia="Arial" w:hAnsi="Arial"/>
+                <w:b w:val="false"/>
+                <w:bCs w:val="false"/>
+                <w:i w:val="false"/>
+                <w:iCs w:val="false"/>
+                <w:color w:val="000000"/>
+                <w:sz w:val="18"/>
+                <w:szCs w:val="18"/>
+              </w:rPr>
+              <w:t xml:space="preserve">DRIVING QUESTION: "What invisible properties of everyday Kenyan liquids cause them to turn such different colours — and why does it matter for our health, our farms, and our environment?"</w:t>
+            </w:r>
+          </w:p>
+          <w:p>
+            <w:pPr>
+              <w:spacing w:after="40" w:before="0"/>
+              <w:jc w:val="left"/>
+            </w:pPr>
+            <w:r>
+              <w:rPr>
+                <w:rFonts w:ascii="Arial" w:cs="Arial" w:eastAsia="Arial" w:hAnsi="Arial"/>
+                <w:b w:val="false"/>
+                <w:bCs w:val="false"/>
+                <w:i w:val="false"/>
+                <w:iCs w:val="false"/>
+                <w:color w:val="000000"/>
+                <w:sz w:val="18"/>
+                <w:szCs w:val="18"/>
+              </w:rPr>
+              <w:t xml:space="preserve"/>
+            </w:r>
+          </w:p>
+          <w:p>
+            <w:pPr>
+              <w:spacing w:after="40" w:before="0"/>
+              <w:jc w:val="left"/>
+            </w:pPr>
+            <w:r>
+              <w:rPr>
+                <w:rFonts w:ascii="Arial" w:cs="Arial" w:eastAsia="Arial" w:hAnsi="Arial"/>
+                <w:b w:val="false"/>
+                <w:bCs w:val="false"/>
+                <w:i w:val="false"/>
+                <w:iCs w:val="false"/>
+                <w:color w:val="000000"/>
+                <w:sz w:val="18"/>
+                <w:szCs w:val="18"/>
+              </w:rPr>
+              <w:t xml:space="preserve">KICD KEY INQUIRY QUESTIONS:</w:t>
+            </w:r>
+          </w:p>
+          <w:p>
+            <w:pPr>
+              <w:spacing w:after="40" w:before="0"/>
+              <w:jc w:val="left"/>
+            </w:pPr>
+            <w:r>
+              <w:rPr>
+                <w:rFonts w:ascii="Arial" w:cs="Arial" w:eastAsia="Arial" w:hAnsi="Arial"/>
+                <w:b w:val="false"/>
+                <w:bCs w:val="false"/>
+                <w:i w:val="false"/>
+                <w:iCs w:val="false"/>
+                <w:color w:val="000000"/>
+                <w:sz w:val="18"/>
+                <w:szCs w:val="18"/>
+              </w:rPr>
+              <w:t xml:space="preserve">1. What are acids and bases?</w:t>
+            </w:r>
+          </w:p>
+          <w:p>
+            <w:pPr>
+              <w:spacing w:after="40" w:before="0"/>
+              <w:jc w:val="left"/>
+            </w:pPr>
+            <w:r>
+              <w:rPr>
+                <w:rFonts w:ascii="Arial" w:cs="Arial" w:eastAsia="Arial" w:hAnsi="Arial"/>
+                <w:b w:val="false"/>
+                <w:bCs w:val="false"/>
+                <w:i w:val="false"/>
+                <w:iCs w:val="false"/>
+                <w:color w:val="000000"/>
+                <w:sz w:val="18"/>
+                <w:szCs w:val="18"/>
+              </w:rPr>
+              <w:t xml:space="preserve">2. What are the chemical properties of acids and bases?</w:t>
+            </w:r>
+          </w:p>
+          <w:p>
+            <w:pPr>
+              <w:spacing w:after="40" w:before="0"/>
+              <w:jc w:val="left"/>
+            </w:pPr>
+            <w:r>
+              <w:rPr>
+                <w:rFonts w:ascii="Arial" w:cs="Arial" w:eastAsia="Arial" w:hAnsi="Arial"/>
+                <w:b w:val="false"/>
+                <w:bCs w:val="false"/>
+                <w:i w:val="false"/>
+                <w:iCs w:val="false"/>
+                <w:color w:val="000000"/>
+                <w:sz w:val="18"/>
+                <w:szCs w:val="18"/>
+              </w:rPr>
+              <w:t xml:space="preserve">3. How is the strength of acids and bases determined?</w:t>
+            </w:r>
+          </w:p>
+        </w:tc>
+      </w:tr>
+      <w:tr>
+        <w:tc>
+          <w:tcPr>
+            <w:tcW w:type="dxa" w:w="3000"/>
+            <w:shd w:fill="EAD1F5" w:color="auto" w:val="clear"/>
+            <w:tcMar>
+              <w:top w:type="dxa" w:w="60"/>
+              <w:left w:type="dxa" w:w="120"/>
+              <w:bottom w:type="dxa" w:w="60"/>
+              <w:right w:type="dxa" w:w="120"/>
+            </w:tcMar>
+            <w:vAlign w:val="top"/>
+          </w:tcPr>
+          <w:p>
+            <w:pPr>
+              <w:spacing w:after="40" w:before="0"/>
+              <w:jc w:val="left"/>
+            </w:pPr>
+            <w:r>
+              <w:rPr>
+                <w:rFonts w:ascii="Arial" w:cs="Arial" w:eastAsia="Arial" w:hAnsi="Arial"/>
+                <w:b/>
+                <w:bCs/>
+                <w:i w:val="false"/>
+                <w:iCs w:val="false"/>
+                <w:color w:val="000000"/>
+                <w:sz w:val="18"/>
+                <w:szCs w:val="18"/>
+              </w:rPr>
+              <w:t xml:space="preserve">Anchoring Phenomenon</w:t>
+            </w:r>
+          </w:p>
+        </w:tc>
+        <w:tc>
+          <w:tcPr>
+            <w:tcW w:type="dxa" w:w="10680"/>
+            <w:shd w:fill="FFFFFF" w:color="auto" w:val="clear"/>
+            <w:tcMar>
+              <w:top w:type="dxa" w:w="60"/>
+              <w:left w:type="dxa" w:w="120"/>
+              <w:bottom w:type="dxa" w:w="60"/>
+              <w:right w:type="dxa" w:w="120"/>
+            </w:tcMar>
+            <w:vAlign w:val="top"/>
+          </w:tcPr>
+          <w:p>
+            <w:pPr>
+              <w:spacing w:after="40" w:before="0"/>
+              <w:jc w:val="left"/>
+            </w:pPr>
+            <w:r>
+              <w:rPr>
+                <w:rFonts w:ascii="Arial" w:cs="Arial" w:eastAsia="Arial" w:hAnsi="Arial"/>
+                <w:b w:val="false"/>
+                <w:bCs w:val="false"/>
+                <w:i w:val="false"/>
+                <w:iCs w:val="false"/>
+                <w:color w:val="000000"/>
+                <w:sz w:val="18"/>
+                <w:szCs w:val="18"/>
+              </w:rPr>
+              <w:t xml:space="preserve">ANCHORING PHENOMENON — "The Colour-Changing Drinks of the School Canteen"</w:t>
+            </w:r>
+          </w:p>
+          <w:p>
+            <w:pPr>
+              <w:spacing w:after="40" w:before="0"/>
+              <w:jc w:val="left"/>
+            </w:pPr>
+            <w:r>
+              <w:rPr>
+                <w:rFonts w:ascii="Arial" w:cs="Arial" w:eastAsia="Arial" w:hAnsi="Arial"/>
+                <w:b w:val="false"/>
+                <w:bCs w:val="false"/>
+                <w:i w:val="false"/>
+                <w:iCs w:val="false"/>
+                <w:color w:val="000000"/>
+                <w:sz w:val="18"/>
+                <w:szCs w:val="18"/>
+              </w:rPr>
+              <w:t xml:space="preserve"/>
+            </w:r>
+          </w:p>
+          <w:p>
+            <w:pPr>
+              <w:spacing w:after="40" w:before="0"/>
+              <w:jc w:val="left"/>
+            </w:pPr>
+            <w:r>
+              <w:rPr>
+                <w:rFonts w:ascii="Arial" w:cs="Arial" w:eastAsia="Arial" w:hAnsi="Arial"/>
+                <w:b w:val="false"/>
+                <w:bCs w:val="false"/>
+                <w:i w:val="false"/>
+                <w:iCs w:val="false"/>
+                <w:color w:val="000000"/>
+                <w:sz w:val="18"/>
+                <w:szCs w:val="18"/>
+              </w:rPr>
+              <w:t xml:space="preserve">A Chemistry teacher at a school in Nairobi brings eight small cups to the front of the class. Each cup contains a clear or lightly coloured liquid that students recognise from daily life: freshly squeezed lemon juice, black tea (chai), cow's milk, a carbonated soft drink (e.g., Stoney Tangawizi), clean tap water, a baking soda solution, liquid soap (the kind used for handwashing in the school), and a dilute solution of "Jik" bleach. The teacher adds five drops of universal indicator solution to each cup and swirls gently. In seconds, the cups explode into a rainbow of colours — brilliant reds and oranges in some, a stable green in one, and striking blues and purples in others. Students are visibly surprised: all the liquids looked ordinary, yet they behave so differently. The teacher asks: "These are all liquids you encounter every day — some you even drink. Why do they turn such different colours? What is in them that causes this? And does it matter?" This puzzle — that invisible dissolved particles in familiar substances can produce such dramatic, ordered colour patterns — anchors the entire unit. Students cannot yet explain it, but every lesson peels back another layer of understanding until they can account for every colour in every cup using the Arrhenius definition, the pH scale, and the chemical properties of acids and bases.</w:t>
+            </w:r>
+          </w:p>
+        </w:tc>
+      </w:tr>
+      <w:tr>
+        <w:tc>
+          <w:tcPr>
+            <w:tcW w:type="dxa" w:w="3000"/>
+            <w:shd w:fill="D9EEF1" w:color="auto" w:val="clear"/>
+            <w:tcMar>
+              <w:top w:type="dxa" w:w="60"/>
+              <w:left w:type="dxa" w:w="120"/>
+              <w:bottom w:type="dxa" w:w="60"/>
+              <w:right w:type="dxa" w:w="120"/>
+            </w:tcMar>
+            <w:vAlign w:val="top"/>
+          </w:tcPr>
+          <w:p>
+            <w:pPr>
+              <w:spacing w:after="40" w:before="0"/>
+              <w:jc w:val="left"/>
+            </w:pPr>
+            <w:r>
+              <w:rPr>
+                <w:rFonts w:ascii="Arial" w:cs="Arial" w:eastAsia="Arial" w:hAnsi="Arial"/>
+                <w:b/>
+                <w:bCs/>
+                <w:i w:val="false"/>
+                <w:iCs w:val="false"/>
+                <w:color w:val="000000"/>
+                <w:sz w:val="18"/>
+                <w:szCs w:val="18"/>
+              </w:rPr>
+              <w:t xml:space="preserve">Storyline Thread</w:t>
+            </w:r>
+          </w:p>
+        </w:tc>
+        <w:tc>
+          <w:tcPr>
+            <w:tcW w:type="dxa" w:w="10680"/>
+            <w:shd w:fill="FFFFFF" w:color="auto" w:val="clear"/>
+            <w:tcMar>
+              <w:top w:type="dxa" w:w="60"/>
+              <w:left w:type="dxa" w:w="120"/>
+              <w:bottom w:type="dxa" w:w="60"/>
+              <w:right w:type="dxa" w:w="120"/>
+            </w:tcMar>
+            <w:vAlign w:val="top"/>
+          </w:tcPr>
+          <w:p>
+            <w:pPr>
+              <w:spacing w:after="40" w:before="0"/>
+              <w:jc w:val="left"/>
+            </w:pPr>
+            <w:r>
+              <w:rPr>
+                <w:rFonts w:ascii="Arial" w:cs="Arial" w:eastAsia="Arial" w:hAnsi="Arial"/>
+                <w:b w:val="false"/>
+                <w:bCs w:val="false"/>
+                <w:i w:val="false"/>
+                <w:iCs w:val="false"/>
+                <w:color w:val="000000"/>
+                <w:sz w:val="18"/>
+                <w:szCs w:val="18"/>
+              </w:rPr>
+              <w:t xml:space="preserve">Lesson 1: ANCHORING PHENOMENON + PREDICT — Students observe the universal indicator colour-change demonstration with eight Kenyan everyday liquids; they record predictions and generate initial questions for the Driving Question Board. Introduction to the concept of classifying substances as acids or bases based on observable properties (taste, feel, litmus colour — safety-discussed only, not tasted in lab).</w:t>
+            </w:r>
+          </w:p>
+          <w:p>
+            <w:pPr>
+              <w:spacing w:after="40" w:before="0"/>
+              <w:jc w:val="left"/>
+            </w:pPr>
+            <w:r>
+              <w:rPr>
+                <w:rFonts w:ascii="Arial" w:cs="Arial" w:eastAsia="Arial" w:hAnsi="Arial"/>
+                <w:b w:val="false"/>
+                <w:bCs w:val="false"/>
+                <w:i w:val="false"/>
+                <w:iCs w:val="false"/>
+                <w:color w:val="000000"/>
+                <w:sz w:val="18"/>
+                <w:szCs w:val="18"/>
+              </w:rPr>
+              <w:t xml:space="preserve"/>
+            </w:r>
+          </w:p>
+          <w:p>
+            <w:pPr>
+              <w:spacing w:after="40" w:before="0"/>
+              <w:jc w:val="left"/>
+            </w:pPr>
+            <w:r>
+              <w:rPr>
+                <w:rFonts w:ascii="Arial" w:cs="Arial" w:eastAsia="Arial" w:hAnsi="Arial"/>
+                <w:b w:val="false"/>
+                <w:bCs w:val="false"/>
+                <w:i w:val="false"/>
+                <w:iCs w:val="false"/>
+                <w:color w:val="000000"/>
+                <w:sz w:val="18"/>
+                <w:szCs w:val="18"/>
+              </w:rPr>
+              <w:t xml:space="preserve">Lesson 2: OBSERVE + EXPLAIN — Students watch the introductory video on acids and bases and complete the paired reading on acids and bases. They use the new vocabulary (acid, base, alkali, neutral, indicator) to begin revising their Lesson 1 predictions and update DQB entries with new questions about what acids and bases are made of at the particle level.</w:t>
+            </w:r>
+          </w:p>
+          <w:p>
+            <w:pPr>
+              <w:spacing w:after="40" w:before="0"/>
+              <w:jc w:val="left"/>
+            </w:pPr>
+            <w:r>
+              <w:rPr>
+                <w:rFonts w:ascii="Arial" w:cs="Arial" w:eastAsia="Arial" w:hAnsi="Arial"/>
+                <w:b w:val="false"/>
+                <w:bCs w:val="false"/>
+                <w:i w:val="false"/>
+                <w:iCs w:val="false"/>
+                <w:color w:val="000000"/>
+                <w:sz w:val="18"/>
+                <w:szCs w:val="18"/>
+              </w:rPr>
+              <w:t xml:space="preserve"/>
+            </w:r>
+          </w:p>
+          <w:p>
+            <w:pPr>
+              <w:spacing w:after="40" w:before="0"/>
+              <w:jc w:val="left"/>
+            </w:pPr>
+            <w:r>
+              <w:rPr>
+                <w:rFonts w:ascii="Arial" w:cs="Arial" w:eastAsia="Arial" w:hAnsi="Arial"/>
+                <w:b w:val="false"/>
+                <w:bCs w:val="false"/>
+                <w:i w:val="false"/>
+                <w:iCs w:val="false"/>
+                <w:color w:val="000000"/>
+                <w:sz w:val="18"/>
+                <w:szCs w:val="18"/>
+              </w:rPr>
+              <w:t xml:space="preserve">Lesson 3: EXPLAIN — Arrhenius Definition of Acids and Bases. Teacher-led sensemaking: acids produce H⁺ ions in aqueous solution; bases produce OH⁻ ions. Students write ionisation equations for HCl, H₂SO₄, NaOH, and Ca(OH)₂. They connect the Arrhenius model to the colour patterns observed in Lesson 1 and revisit the anchoring phenomenon with new explanatory power.</w:t>
+            </w:r>
+          </w:p>
+          <w:p>
+            <w:pPr>
+              <w:spacing w:after="40" w:before="0"/>
+              <w:jc w:val="left"/>
+            </w:pPr>
+            <w:r>
+              <w:rPr>
+                <w:rFonts w:ascii="Arial" w:cs="Arial" w:eastAsia="Arial" w:hAnsi="Arial"/>
+                <w:b w:val="false"/>
+                <w:bCs w:val="false"/>
+                <w:i w:val="false"/>
+                <w:iCs w:val="false"/>
+                <w:color w:val="000000"/>
+                <w:sz w:val="18"/>
+                <w:szCs w:val="18"/>
+              </w:rPr>
+              <w:t xml:space="preserve"/>
+            </w:r>
+          </w:p>
+          <w:p>
+            <w:pPr>
+              <w:spacing w:after="40" w:before="0"/>
+              <w:jc w:val="left"/>
+            </w:pPr>
+            <w:r>
+              <w:rPr>
+                <w:rFonts w:ascii="Arial" w:cs="Arial" w:eastAsia="Arial" w:hAnsi="Arial"/>
+                <w:b w:val="false"/>
+                <w:bCs w:val="false"/>
+                <w:i w:val="false"/>
+                <w:iCs w:val="false"/>
+                <w:color w:val="000000"/>
+                <w:sz w:val="18"/>
+                <w:szCs w:val="18"/>
+              </w:rPr>
+              <w:t xml:space="preserve">Lesson 4: OBSERVE (Experiment 1) — Differences Between Acids and Bases Using Commercial Indicators. Students test a range of solutions (including lemon juice, vinegar, baking soda solution, soap solution, tap water) with litmus (red and blue), phenolphthalein, and methyl orange. They tabulate colour changes, classify each substance, and identify patterns. DQB updated: "We can now tell acids from bases — but what makes acids chemically reactive?"</w:t>
+            </w:r>
+          </w:p>
+          <w:p>
+            <w:pPr>
+              <w:spacing w:after="40" w:before="0"/>
+              <w:jc w:val="left"/>
+            </w:pPr>
+            <w:r>
+              <w:rPr>
+                <w:rFonts w:ascii="Arial" w:cs="Arial" w:eastAsia="Arial" w:hAnsi="Arial"/>
+                <w:b w:val="false"/>
+                <w:bCs w:val="false"/>
+                <w:i w:val="false"/>
+                <w:iCs w:val="false"/>
+                <w:color w:val="000000"/>
+                <w:sz w:val="18"/>
+                <w:szCs w:val="18"/>
+              </w:rPr>
+              <w:t xml:space="preserve"/>
+            </w:r>
+          </w:p>
+          <w:p>
+            <w:pPr>
+              <w:spacing w:after="40" w:before="0"/>
+              <w:jc w:val="left"/>
+            </w:pPr>
+            <w:r>
+              <w:rPr>
+                <w:rFonts w:ascii="Arial" w:cs="Arial" w:eastAsia="Arial" w:hAnsi="Arial"/>
+                <w:b w:val="false"/>
+                <w:bCs w:val="false"/>
+                <w:i w:val="false"/>
+                <w:iCs w:val="false"/>
+                <w:color w:val="000000"/>
+                <w:sz w:val="18"/>
+                <w:szCs w:val="18"/>
+              </w:rPr>
+              <w:t xml:space="preserve">Lesson 5: OBSERVE (Experiment 2a &amp; 2b) — Chemical Properties of Acids: Acid + Metal and Acid + Base (Neutralisation). Students react dilute HCl and H₂SO₄ with zinc/magnesium ribbon and observe gas production (hydrogen — tested with a lit splint). They then perform neutralisation reactions (HCl + NaOH with phenolphthalein indicator). Balanced and ionic equations written. Connected to the corroded battery supporting phenomenon.</w:t>
+            </w:r>
+          </w:p>
+          <w:p>
+            <w:pPr>
+              <w:spacing w:after="40" w:before="0"/>
+              <w:jc w:val="left"/>
+            </w:pPr>
+            <w:r>
+              <w:rPr>
+                <w:rFonts w:ascii="Arial" w:cs="Arial" w:eastAsia="Arial" w:hAnsi="Arial"/>
+                <w:b w:val="false"/>
+                <w:bCs w:val="false"/>
+                <w:i w:val="false"/>
+                <w:iCs w:val="false"/>
+                <w:color w:val="000000"/>
+                <w:sz w:val="18"/>
+                <w:szCs w:val="18"/>
+              </w:rPr>
+              <w:t xml:space="preserve"/>
+            </w:r>
+          </w:p>
+          <w:p>
+            <w:pPr>
+              <w:spacing w:after="40" w:before="0"/>
+              <w:jc w:val="left"/>
+            </w:pPr>
+            <w:r>
+              <w:rPr>
+                <w:rFonts w:ascii="Arial" w:cs="Arial" w:eastAsia="Arial" w:hAnsi="Arial"/>
+                <w:b w:val="false"/>
+                <w:bCs w:val="false"/>
+                <w:i w:val="false"/>
+                <w:iCs w:val="false"/>
+                <w:color w:val="000000"/>
+                <w:sz w:val="18"/>
+                <w:szCs w:val="18"/>
+              </w:rPr>
+              <w:t xml:space="preserve">Lesson 6: OBSERVE (Experiment 2c &amp; 2d) — Acid + Metal Carbonate and Acid + Metal Hydrogen Carbonate. Students react dilute HCl with marble chips (CaCO₃) and sodium hydrogen carbonate (NaHCO₃/baking soda), testing the gas produced with limewater (CO₂). Balanced equations written for all four acid reaction types. Connected to the Kericho soil and Mombasa battery supporting phenomena. DQB updated with a summary of all acid reactions.</w:t>
+            </w:r>
+          </w:p>
+          <w:p>
+            <w:pPr>
+              <w:spacing w:after="40" w:before="0"/>
+              <w:jc w:val="left"/>
+            </w:pPr>
+            <w:r>
+              <w:rPr>
+                <w:rFonts w:ascii="Arial" w:cs="Arial" w:eastAsia="Arial" w:hAnsi="Arial"/>
+                <w:b w:val="false"/>
+                <w:bCs w:val="false"/>
+                <w:i w:val="false"/>
+                <w:iCs w:val="false"/>
+                <w:color w:val="000000"/>
+                <w:sz w:val="18"/>
+                <w:szCs w:val="18"/>
+              </w:rPr>
+              <w:t xml:space="preserve"/>
+            </w:r>
+          </w:p>
+          <w:p>
+            <w:pPr>
+              <w:spacing w:after="40" w:before="0"/>
+              <w:jc w:val="left"/>
+            </w:pPr>
+            <w:r>
+              <w:rPr>
+                <w:rFonts w:ascii="Arial" w:cs="Arial" w:eastAsia="Arial" w:hAnsi="Arial"/>
+                <w:b w:val="false"/>
+                <w:bCs w:val="false"/>
+                <w:i w:val="false"/>
+                <w:iCs w:val="false"/>
+                <w:color w:val="000000"/>
+                <w:sz w:val="18"/>
+                <w:szCs w:val="18"/>
+              </w:rPr>
+              <w:t xml:space="preserve">Lesson 7: EXPLAIN + MODEL BUILDING (Mid-Unit) — Consolidation of chemical properties of acids and bases. Students construct a summary graphic model showing the four types of acid reactions with generalised equations, products, and gas tests. Class discussion connects all reactions to the Arrhenius definition: H⁺ ions as the active agent. Comparison of base properties (reaction with acids, effect on indicators) completed.</w:t>
+            </w:r>
+          </w:p>
+          <w:p>
+            <w:pPr>
+              <w:spacing w:after="40" w:before="0"/>
+              <w:jc w:val="left"/>
+            </w:pPr>
+            <w:r>
+              <w:rPr>
+                <w:rFonts w:ascii="Arial" w:cs="Arial" w:eastAsia="Arial" w:hAnsi="Arial"/>
+                <w:b w:val="false"/>
+                <w:bCs w:val="false"/>
+                <w:i w:val="false"/>
+                <w:iCs w:val="false"/>
+                <w:color w:val="000000"/>
+                <w:sz w:val="18"/>
+                <w:szCs w:val="18"/>
+              </w:rPr>
+              <w:t xml:space="preserve"/>
+            </w:r>
+          </w:p>
+          <w:p>
+            <w:pPr>
+              <w:spacing w:after="40" w:before="0"/>
+              <w:jc w:val="left"/>
+            </w:pPr>
+            <w:r>
+              <w:rPr>
+                <w:rFonts w:ascii="Arial" w:cs="Arial" w:eastAsia="Arial" w:hAnsi="Arial"/>
+                <w:b w:val="false"/>
+                <w:bCs w:val="false"/>
+                <w:i w:val="false"/>
+                <w:iCs w:val="false"/>
+                <w:color w:val="000000"/>
+                <w:sz w:val="18"/>
+                <w:szCs w:val="18"/>
+              </w:rPr>
+              <w:t xml:space="preserve">Lesson 8: OBSERVE — Introduction to pH. Students watch the introductory video on pH, then conduct Experiment 3: testing the pH of a range of solutions (including those from Lessons 4–6) using universal indicator/pH chart and pH indicator paper. They construct a pH number line (0–14) populated with Kenyan real-world examples (stomach acid, black tea, milk, blood, soap, bleach, Lake Magadi water). DQB updated: "What does the pH number actually tell us about the strength of the acid or base?"</w:t>
+            </w:r>
+          </w:p>
+          <w:p>
+            <w:pPr>
+              <w:spacing w:after="40" w:before="0"/>
+              <w:jc w:val="left"/>
+            </w:pPr>
+            <w:r>
+              <w:rPr>
+                <w:rFonts w:ascii="Arial" w:cs="Arial" w:eastAsia="Arial" w:hAnsi="Arial"/>
+                <w:b w:val="false"/>
+                <w:bCs w:val="false"/>
+                <w:i w:val="false"/>
+                <w:iCs w:val="false"/>
+                <w:color w:val="000000"/>
+                <w:sz w:val="18"/>
+                <w:szCs w:val="18"/>
+              </w:rPr>
+              <w:t xml:space="preserve"/>
+            </w:r>
+          </w:p>
+          <w:p>
+            <w:pPr>
+              <w:spacing w:after="40" w:before="0"/>
+              <w:jc w:val="left"/>
+            </w:pPr>
+            <w:r>
+              <w:rPr>
+                <w:rFonts w:ascii="Arial" w:cs="Arial" w:eastAsia="Arial" w:hAnsi="Arial"/>
+                <w:b w:val="false"/>
+                <w:bCs w:val="false"/>
+                <w:i w:val="false"/>
+                <w:iCs w:val="false"/>
+                <w:color w:val="000000"/>
+                <w:sz w:val="18"/>
+                <w:szCs w:val="18"/>
+              </w:rPr>
+              <w:t xml:space="preserve">Lesson 9: EXPLAIN — Strong vs. Weak Acids and Bases. Teacher-guided sensemaking using pH data from Lesson 8: degree of ionisation explains pH differences. Students compare HCl (strong, fully ionised) vs. ethanoic acid/citric acid (weak, partially ionised) using particle diagrams. Agricultural connection: why soil pH 4.2 (strong acidity) damages tea plants but pH 5.5–6.0 is ideal. DQB updated with refined model entries.</w:t>
+            </w:r>
+          </w:p>
+          <w:p>
+            <w:pPr>
+              <w:spacing w:after="40" w:before="0"/>
+              <w:jc w:val="left"/>
+            </w:pPr>
+            <w:r>
+              <w:rPr>
+                <w:rFonts w:ascii="Arial" w:cs="Arial" w:eastAsia="Arial" w:hAnsi="Arial"/>
+                <w:b w:val="false"/>
+                <w:bCs w:val="false"/>
+                <w:i w:val="false"/>
+                <w:iCs w:val="false"/>
+                <w:color w:val="000000"/>
+                <w:sz w:val="18"/>
+                <w:szCs w:val="18"/>
+              </w:rPr>
+              <w:t xml:space="preserve"/>
+            </w:r>
+          </w:p>
+          <w:p>
+            <w:pPr>
+              <w:spacing w:after="40" w:before="0"/>
+              <w:jc w:val="left"/>
+            </w:pPr>
+            <w:r>
+              <w:rPr>
+                <w:rFonts w:ascii="Arial" w:cs="Arial" w:eastAsia="Arial" w:hAnsi="Arial"/>
+                <w:b w:val="false"/>
+                <w:bCs w:val="false"/>
+                <w:i w:val="false"/>
+                <w:iCs w:val="false"/>
+                <w:color w:val="000000"/>
+                <w:sz w:val="18"/>
+                <w:szCs w:val="18"/>
+              </w:rPr>
+              <w:t xml:space="preserve">Lesson 10: USES OF ACIDS AND BASES + FINAL MODEL BUILD — Students watch the video and complete the reading on uses of acids and bases (industrial, agricultural, domestic, medical Kenyan contexts). They revise and finalise their cumulative particle/concept model of acids and bases built across the unit. A Driving Question Board closure activity has students match every original question to an evidence-based answer. Final reflection: students return to the eight cups from Lesson 1 and write a full scientific explanation of every colour change, demonstrating mastery of the sub-strand learning outcomes.</w:t>
+            </w:r>
+          </w:p>
+        </w:tc>
+      </w:tr>
+      <w:tr>
+        <w:tc>
+          <w:tcPr>
+            <w:tcW w:type="dxa" w:w="3000"/>
+            <w:shd w:fill="EAD1F5" w:color="auto" w:val="clear"/>
+            <w:tcMar>
+              <w:top w:type="dxa" w:w="60"/>
+              <w:left w:type="dxa" w:w="120"/>
+              <w:bottom w:type="dxa" w:w="60"/>
+              <w:right w:type="dxa" w:w="120"/>
+            </w:tcMar>
+            <w:vAlign w:val="top"/>
+          </w:tcPr>
+          <w:p>
+            <w:pPr>
+              <w:spacing w:after="40" w:before="0"/>
+              <w:jc w:val="left"/>
+            </w:pPr>
+            <w:r>
+              <w:rPr>
+                <w:rFonts w:ascii="Arial" w:cs="Arial" w:eastAsia="Arial" w:hAnsi="Arial"/>
+                <w:b/>
+                <w:bCs/>
+                <w:i w:val="false"/>
+                <w:iCs w:val="false"/>
+                <w:color w:val="000000"/>
+                <w:sz w:val="18"/>
+                <w:szCs w:val="18"/>
+              </w:rPr>
+              <w:t xml:space="preserve">Supporting Phenomena</w:t>
+            </w:r>
+          </w:p>
+        </w:tc>
+        <w:tc>
+          <w:tcPr>
+            <w:tcW w:type="dxa" w:w="10680"/>
+            <w:shd w:fill="FFFFFF" w:color="auto" w:val="clear"/>
+            <w:tcMar>
+              <w:top w:type="dxa" w:w="60"/>
+              <w:left w:type="dxa" w:w="120"/>
+              <w:bottom w:type="dxa" w:w="60"/>
+              <w:right w:type="dxa" w:w="120"/>
+            </w:tcMar>
+            <w:vAlign w:val="top"/>
+          </w:tcPr>
+          <w:p>
+            <w:pPr>
+              <w:spacing w:after="30" w:before="0"/>
+              <w:ind w:left="360" w:hanging="180"/>
+              <w:jc w:val="left"/>
+            </w:pPr>
+            <w:r>
+              <w:rPr>
+                <w:rFonts w:ascii="Arial" w:cs="Arial" w:eastAsia="Arial" w:hAnsi="Arial"/>
+                <w:b w:val="false"/>
+                <w:bCs w:val="false"/>
+                <w:i w:val="false"/>
+                <w:iCs w:val="false"/>
+                <w:color w:val="000000"/>
+                <w:sz w:val="18"/>
+                <w:szCs w:val="18"/>
+              </w:rPr>
+              <w:t xml:space="preserve">–  SUPPORTING PHENOMENON 1 — "The Fizzing Antacid Tablet": A student who complains of stomach pain after eating too much ugali and nyama choma takes a Gelusil or Eno antacid tablet dissolved in water. The fizzing and rapid relief is puzzling — what is in the tablet, why does it fizz, and how does it stop the pain? (Connects to acid + base neutralisation and acid + carbonate reactions.)</w:t>
+            </w:r>
+          </w:p>
+          <w:p>
+            <w:pPr>
+              <w:spacing w:after="30" w:before="0"/>
+              <w:ind w:left="360" w:hanging="180"/>
+              <w:jc w:val="left"/>
+            </w:pPr>
+            <w:r>
+              <w:rPr>
+                <w:rFonts w:ascii="Arial" w:cs="Arial" w:eastAsia="Arial" w:hAnsi="Arial"/>
+                <w:b w:val="false"/>
+                <w:bCs w:val="false"/>
+                <w:i w:val="false"/>
+                <w:iCs w:val="false"/>
+                <w:color w:val="000000"/>
+                <w:sz w:val="18"/>
+                <w:szCs w:val="18"/>
+              </w:rPr>
+              <w:t xml:space="preserve">–  SUPPORTING PHENOMENON 2 — "The Dying Tea Farm": A farmer in Kericho notices that one section of her tea bushes has yellowing leaves and stunted growth despite regular watering and fertiliser. A soil test reveals the soil pH is 4.2. After lime (calcium carbonate) is applied, the plants recover within weeks. Why does the number "4.2" explain sick plants, and why does a white powder fix it? (Connects to pH scale, strong/weak acids in soil, and acid + carbonate reaction.)</w:t>
+            </w:r>
+          </w:p>
+          <w:p>
+            <w:pPr>
+              <w:spacing w:after="30" w:before="0"/>
+              <w:ind w:left="360" w:hanging="180"/>
+              <w:jc w:val="left"/>
+            </w:pPr>
+            <w:r>
+              <w:rPr>
+                <w:rFonts w:ascii="Arial" w:cs="Arial" w:eastAsia="Arial" w:hAnsi="Arial"/>
+                <w:b w:val="false"/>
+                <w:bCs w:val="false"/>
+                <w:i w:val="false"/>
+                <w:iCs w:val="false"/>
+                <w:color w:val="000000"/>
+                <w:sz w:val="18"/>
+                <w:szCs w:val="18"/>
+              </w:rPr>
+              <w:t xml:space="preserve">–  SUPPORTING PHENOMENON 3 — "The Corroded Matatu Battery": A mechanic in Mombasa shows students a car battery terminal covered in a blue-white crusty deposit and explains that the battery contains sulfuric acid. He uses baking soda solution to clean the terminal, and it fizzes vigorously. Why does acid leak from the battery, why does the fizzing happen, and why does baking soda work? (Connects to acid properties, acid + carbonate/hydrogen carbonate reaction, and uses of acids.)</w:t>
+            </w:r>
+          </w:p>
+          <w:p>
+            <w:pPr>
+              <w:spacing w:after="30" w:before="0"/>
+              <w:ind w:left="360" w:hanging="180"/>
+              <w:jc w:val="left"/>
+            </w:pPr>
+            <w:r>
+              <w:rPr>
+                <w:rFonts w:ascii="Arial" w:cs="Arial" w:eastAsia="Arial" w:hAnsi="Arial"/>
+                <w:b w:val="false"/>
+                <w:bCs w:val="false"/>
+                <w:i w:val="false"/>
+                <w:iCs w:val="false"/>
+                <w:color w:val="000000"/>
+                <w:sz w:val="18"/>
+                <w:szCs w:val="18"/>
+              </w:rPr>
+              <w:t xml:space="preserve">–  SUPPORTING PHENOMENON 4 — "Lake Magadi's Strange Pink Water": Students view an image of Lake Magadi in the Rift Valley, whose water appears pink-red and kills most animals that enter it. Local communities harvest trona (sodium carbonate) from it commercially. Why is this lake so different from Lake Victoria? What makes the water so harmful, and yet so economically valuable? (Connects to bases, pH extremes, industrial uses of bases/salts.)</w:t>
+            </w:r>
+          </w:p>
+        </w:tc>
+      </w:tr>
+    </w:tbl>
+    <w:p>
+      <w:pPr>
+        <w:spacing w:after="120"/>
+      </w:pPr>
+      <w:r>
+        <w:t xml:space="preserve"/>
       </w:r>
     </w:p>
     <w:p>
@@ -150,7 +2617,7 @@
         </w:rPr>
         <w:t xml:space="preserve">© 2026 SeaVuria and ARES. This work is licensed under a </w:t>
       </w:r>
-      <w:hyperlink w:history="1" r:id="rId8ujvfzbqbrb_c9khz5cdg">
+      <w:hyperlink w:history="1" r:id="rIdpuxvegllr5s7mrehc14wz">
         <w:r>
           <w:rPr>
             <w:rFonts w:ascii="Arial" w:cs="Arial" w:eastAsia="Arial" w:hAnsi="Arial"/>
@@ -170,7 +2637,7 @@
         </w:rPr>
         <w:t xml:space="preserve"> (</w:t>
       </w:r>
-      <w:hyperlink w:history="1" r:id="rIdib6xv0ycjce-gx3q7bwbh">
+      <w:hyperlink w:history="1" r:id="rIdculqmro0uloshr-5lcout">
         <w:r>
           <w:rPr>
             <w:rFonts w:ascii="Arial" w:cs="Arial" w:eastAsia="Arial" w:hAnsi="Arial"/>
@@ -190,7 +2657,7 @@
         </w:rPr>
         <w:t xml:space="preserve">). To view a copy of this license, visit </w:t>
       </w:r>
-      <w:hyperlink w:history="1" r:id="rIdoraoph41okxibthdmstqz">
+      <w:hyperlink w:history="1" r:id="rIdbvqowvrrrd5dttmphb93u">
         <w:r>
           <w:rPr>
             <w:rFonts w:ascii="Arial" w:cs="Arial" w:eastAsia="Arial" w:hAnsi="Arial"/>
@@ -209,2473 +2676,6 @@
           <w:szCs w:val="17"/>
         </w:rPr>
         <w:t xml:space="preserve">. You are free to copy, redistribute, and adapt this material in any medium or format, provided appropriate credit is given and the material is not used for commercial purposes. KICD learning outcomes and curriculum designations reproduced here for alignment purposes remain the property of KICD and are not covered by this license. Linked external resources (e.g. CK-12, Khan Academy, PhET) are subject to their own licenses.</w:t>
-      </w:r>
-    </w:p>
-    <w:p>
-      <w:pPr>
-        <w:spacing w:after="120"/>
-      </w:pPr>
-      <w:r>
-        <w:t xml:space="preserve"/>
-      </w:r>
-    </w:p>
-    <w:tbl>
-      <w:tblPr>
-        <w:tblW w:type="dxa" w:w="13680"/>
-        <w:tblBorders>
-          <w:top w:val="single" w:color="AAAAAA" w:sz="4"/>
-          <w:left w:val="single" w:color="AAAAAA" w:sz="4"/>
-          <w:bottom w:val="single" w:color="AAAAAA" w:sz="4"/>
-          <w:right w:val="single" w:color="AAAAAA" w:sz="4"/>
-          <w:insideH w:val="single" w:color="auto" w:sz="4"/>
-          <w:insideV w:val="single" w:color="auto" w:sz="4"/>
-        </w:tblBorders>
-        <w:tblLayout w:type="fixed"/>
-      </w:tblPr>
-      <w:tblGrid>
-        <w:gridCol w:w="3000"/>
-        <w:gridCol w:w="10680"/>
-      </w:tblGrid>
-      <w:tr>
-        <w:tc>
-          <w:tcPr>
-            <w:tcW w:type="dxa" w:w="13680"/>
-            <w:gridSpan w:val="2"/>
-            <w:shd w:fill="1F3864" w:color="auto" w:val="clear"/>
-            <w:tcMar>
-              <w:top w:type="dxa" w:w="60"/>
-              <w:left w:type="dxa" w:w="120"/>
-              <w:bottom w:type="dxa" w:w="60"/>
-              <w:right w:type="dxa" w:w="120"/>
-            </w:tcMar>
-            <w:vAlign w:val="top"/>
-          </w:tcPr>
-          <w:p>
-            <w:pPr>
-              <w:spacing w:after="40" w:before="0"/>
-              <w:jc w:val="center"/>
-            </w:pPr>
-            <w:r>
-              <w:rPr>
-                <w:rFonts w:ascii="Arial" w:cs="Arial" w:eastAsia="Arial" w:hAnsi="Arial"/>
-                <w:b/>
-                <w:bCs/>
-                <w:i w:val="false"/>
-                <w:iCs w:val="false"/>
-                <w:color w:val="FFFFFF"/>
-                <w:sz w:val="22"/>
-                <w:szCs w:val="22"/>
-              </w:rPr>
-              <w:t xml:space="preserve">SUB-STRAND OVERVIEW</w:t>
-            </w:r>
-          </w:p>
-        </w:tc>
-      </w:tr>
-      <w:tr>
-        <w:tc>
-          <w:tcPr>
-            <w:tcW w:type="dxa" w:w="3000"/>
-            <w:shd w:fill="D5E8F0" w:color="auto" w:val="clear"/>
-            <w:tcMar>
-              <w:top w:type="dxa" w:w="60"/>
-              <w:left w:type="dxa" w:w="120"/>
-              <w:bottom w:type="dxa" w:w="60"/>
-              <w:right w:type="dxa" w:w="120"/>
-            </w:tcMar>
-            <w:vAlign w:val="top"/>
-          </w:tcPr>
-          <w:p>
-            <w:pPr>
-              <w:spacing w:after="40" w:before="0"/>
-              <w:jc w:val="left"/>
-            </w:pPr>
-            <w:r>
-              <w:rPr>
-                <w:rFonts w:ascii="Arial" w:cs="Arial" w:eastAsia="Arial" w:hAnsi="Arial"/>
-                <w:b/>
-                <w:bCs/>
-                <w:i w:val="false"/>
-                <w:iCs w:val="false"/>
-                <w:color w:val="000000"/>
-                <w:sz w:val="18"/>
-                <w:szCs w:val="18"/>
-              </w:rPr>
-              <w:t xml:space="preserve">Grade Level</w:t>
-            </w:r>
-          </w:p>
-        </w:tc>
-        <w:tc>
-          <w:tcPr>
-            <w:tcW w:type="dxa" w:w="10680"/>
-            <w:shd w:fill="FFFFFF" w:color="auto" w:val="clear"/>
-            <w:tcMar>
-              <w:top w:type="dxa" w:w="60"/>
-              <w:left w:type="dxa" w:w="120"/>
-              <w:bottom w:type="dxa" w:w="60"/>
-              <w:right w:type="dxa" w:w="120"/>
-            </w:tcMar>
-            <w:vAlign w:val="top"/>
-          </w:tcPr>
-          <w:p>
-            <w:pPr>
-              <w:spacing w:after="40" w:before="0"/>
-              <w:jc w:val="left"/>
-            </w:pPr>
-            <w:r>
-              <w:rPr>
-                <w:rFonts w:ascii="Arial" w:cs="Arial" w:eastAsia="Arial" w:hAnsi="Arial"/>
-                <w:b w:val="false"/>
-                <w:bCs w:val="false"/>
-                <w:i w:val="false"/>
-                <w:iCs w:val="false"/>
-                <w:color w:val="000000"/>
-                <w:sz w:val="18"/>
-                <w:szCs w:val="18"/>
-              </w:rPr>
-              <w:t xml:space="preserve">10</w:t>
-            </w:r>
-          </w:p>
-        </w:tc>
-      </w:tr>
-      <w:tr>
-        <w:tc>
-          <w:tcPr>
-            <w:tcW w:type="dxa" w:w="3000"/>
-            <w:shd w:fill="D5E8F0" w:color="auto" w:val="clear"/>
-            <w:tcMar>
-              <w:top w:type="dxa" w:w="60"/>
-              <w:left w:type="dxa" w:w="120"/>
-              <w:bottom w:type="dxa" w:w="60"/>
-              <w:right w:type="dxa" w:w="120"/>
-            </w:tcMar>
-            <w:vAlign w:val="top"/>
-          </w:tcPr>
-          <w:p>
-            <w:pPr>
-              <w:spacing w:after="40" w:before="0"/>
-              <w:jc w:val="left"/>
-            </w:pPr>
-            <w:r>
-              <w:rPr>
-                <w:rFonts w:ascii="Arial" w:cs="Arial" w:eastAsia="Arial" w:hAnsi="Arial"/>
-                <w:b/>
-                <w:bCs/>
-                <w:i w:val="false"/>
-                <w:iCs w:val="false"/>
-                <w:color w:val="000000"/>
-                <w:sz w:val="18"/>
-                <w:szCs w:val="18"/>
-              </w:rPr>
-              <w:t xml:space="preserve">Subject</w:t>
-            </w:r>
-          </w:p>
-        </w:tc>
-        <w:tc>
-          <w:tcPr>
-            <w:tcW w:type="dxa" w:w="10680"/>
-            <w:shd w:fill="FFFFFF" w:color="auto" w:val="clear"/>
-            <w:tcMar>
-              <w:top w:type="dxa" w:w="60"/>
-              <w:left w:type="dxa" w:w="120"/>
-              <w:bottom w:type="dxa" w:w="60"/>
-              <w:right w:type="dxa" w:w="120"/>
-            </w:tcMar>
-            <w:vAlign w:val="top"/>
-          </w:tcPr>
-          <w:p>
-            <w:pPr>
-              <w:spacing w:after="40" w:before="0"/>
-              <w:jc w:val="left"/>
-            </w:pPr>
-            <w:r>
-              <w:rPr>
-                <w:rFonts w:ascii="Arial" w:cs="Arial" w:eastAsia="Arial" w:hAnsi="Arial"/>
-                <w:b w:val="false"/>
-                <w:bCs w:val="false"/>
-                <w:i w:val="false"/>
-                <w:iCs w:val="false"/>
-                <w:color w:val="000000"/>
-                <w:sz w:val="18"/>
-                <w:szCs w:val="18"/>
-              </w:rPr>
-              <w:t xml:space="preserve">Chemistry</w:t>
-            </w:r>
-          </w:p>
-        </w:tc>
-      </w:tr>
-      <w:tr>
-        <w:tc>
-          <w:tcPr>
-            <w:tcW w:type="dxa" w:w="3000"/>
-            <w:shd w:fill="D5E8F0" w:color="auto" w:val="clear"/>
-            <w:tcMar>
-              <w:top w:type="dxa" w:w="60"/>
-              <w:left w:type="dxa" w:w="120"/>
-              <w:bottom w:type="dxa" w:w="60"/>
-              <w:right w:type="dxa" w:w="120"/>
-            </w:tcMar>
-            <w:vAlign w:val="top"/>
-          </w:tcPr>
-          <w:p>
-            <w:pPr>
-              <w:spacing w:after="40" w:before="0"/>
-              <w:jc w:val="left"/>
-            </w:pPr>
-            <w:r>
-              <w:rPr>
-                <w:rFonts w:ascii="Arial" w:cs="Arial" w:eastAsia="Arial" w:hAnsi="Arial"/>
-                <w:b/>
-                <w:bCs/>
-                <w:i w:val="false"/>
-                <w:iCs w:val="false"/>
-                <w:color w:val="000000"/>
-                <w:sz w:val="18"/>
-                <w:szCs w:val="18"/>
-              </w:rPr>
-              <w:t xml:space="preserve">Strand</w:t>
-            </w:r>
-          </w:p>
-        </w:tc>
-        <w:tc>
-          <w:tcPr>
-            <w:tcW w:type="dxa" w:w="10680"/>
-            <w:shd w:fill="FFFFFF" w:color="auto" w:val="clear"/>
-            <w:tcMar>
-              <w:top w:type="dxa" w:w="60"/>
-              <w:left w:type="dxa" w:w="120"/>
-              <w:bottom w:type="dxa" w:w="60"/>
-              <w:right w:type="dxa" w:w="120"/>
-            </w:tcMar>
-            <w:vAlign w:val="top"/>
-          </w:tcPr>
-          <w:p>
-            <w:pPr>
-              <w:spacing w:after="40" w:before="0"/>
-              <w:jc w:val="left"/>
-            </w:pPr>
-            <w:r>
-              <w:rPr>
-                <w:rFonts w:ascii="Arial" w:cs="Arial" w:eastAsia="Arial" w:hAnsi="Arial"/>
-                <w:b w:val="false"/>
-                <w:bCs w:val="false"/>
-                <w:i w:val="false"/>
-                <w:iCs w:val="false"/>
-                <w:color w:val="000000"/>
-                <w:sz w:val="18"/>
-                <w:szCs w:val="18"/>
-              </w:rPr>
-              <w:t xml:space="preserve">Strand 3.0: Acids, Bases and Salts</w:t>
-            </w:r>
-          </w:p>
-        </w:tc>
-      </w:tr>
-      <w:tr>
-        <w:tc>
-          <w:tcPr>
-            <w:tcW w:type="dxa" w:w="3000"/>
-            <w:shd w:fill="D5E8F0" w:color="auto" w:val="clear"/>
-            <w:tcMar>
-              <w:top w:type="dxa" w:w="60"/>
-              <w:left w:type="dxa" w:w="120"/>
-              <w:bottom w:type="dxa" w:w="60"/>
-              <w:right w:type="dxa" w:w="120"/>
-            </w:tcMar>
-            <w:vAlign w:val="top"/>
-          </w:tcPr>
-          <w:p>
-            <w:pPr>
-              <w:spacing w:after="40" w:before="0"/>
-              <w:jc w:val="left"/>
-            </w:pPr>
-            <w:r>
-              <w:rPr>
-                <w:rFonts w:ascii="Arial" w:cs="Arial" w:eastAsia="Arial" w:hAnsi="Arial"/>
-                <w:b/>
-                <w:bCs/>
-                <w:i w:val="false"/>
-                <w:iCs w:val="false"/>
-                <w:color w:val="000000"/>
-                <w:sz w:val="18"/>
-                <w:szCs w:val="18"/>
-              </w:rPr>
-              <w:t xml:space="preserve">Sub-Strand</w:t>
-            </w:r>
-          </w:p>
-        </w:tc>
-        <w:tc>
-          <w:tcPr>
-            <w:tcW w:type="dxa" w:w="10680"/>
-            <w:shd w:fill="FFFFFF" w:color="auto" w:val="clear"/>
-            <w:tcMar>
-              <w:top w:type="dxa" w:w="60"/>
-              <w:left w:type="dxa" w:w="120"/>
-              <w:bottom w:type="dxa" w:w="60"/>
-              <w:right w:type="dxa" w:w="120"/>
-            </w:tcMar>
-            <w:vAlign w:val="top"/>
-          </w:tcPr>
-          <w:p>
-            <w:pPr>
-              <w:spacing w:after="40" w:before="0"/>
-              <w:jc w:val="left"/>
-            </w:pPr>
-            <w:r>
-              <w:rPr>
-                <w:rFonts w:ascii="Arial" w:cs="Arial" w:eastAsia="Arial" w:hAnsi="Arial"/>
-                <w:b w:val="false"/>
-                <w:bCs w:val="false"/>
-                <w:i w:val="false"/>
-                <w:iCs w:val="false"/>
-                <w:color w:val="000000"/>
-                <w:sz w:val="18"/>
-                <w:szCs w:val="18"/>
-              </w:rPr>
-              <w:t xml:space="preserve">Sub-Strand 3.1: Acids and Bases</w:t>
-            </w:r>
-          </w:p>
-        </w:tc>
-      </w:tr>
-      <w:tr>
-        <w:tc>
-          <w:tcPr>
-            <w:tcW w:type="dxa" w:w="3000"/>
-            <w:shd w:fill="D5E8F0" w:color="auto" w:val="clear"/>
-            <w:tcMar>
-              <w:top w:type="dxa" w:w="60"/>
-              <w:left w:type="dxa" w:w="120"/>
-              <w:bottom w:type="dxa" w:w="60"/>
-              <w:right w:type="dxa" w:w="120"/>
-            </w:tcMar>
-            <w:vAlign w:val="top"/>
-          </w:tcPr>
-          <w:p>
-            <w:pPr>
-              <w:spacing w:after="40" w:before="0"/>
-              <w:jc w:val="left"/>
-            </w:pPr>
-            <w:r>
-              <w:rPr>
-                <w:rFonts w:ascii="Arial" w:cs="Arial" w:eastAsia="Arial" w:hAnsi="Arial"/>
-                <w:b/>
-                <w:bCs/>
-                <w:i w:val="false"/>
-                <w:iCs w:val="false"/>
-                <w:color w:val="000000"/>
-                <w:sz w:val="18"/>
-                <w:szCs w:val="18"/>
-              </w:rPr>
-              <w:t xml:space="preserve">Total Duration</w:t>
-            </w:r>
-          </w:p>
-        </w:tc>
-        <w:tc>
-          <w:tcPr>
-            <w:tcW w:type="dxa" w:w="10680"/>
-            <w:shd w:fill="FFFFFF" w:color="auto" w:val="clear"/>
-            <w:tcMar>
-              <w:top w:type="dxa" w:w="60"/>
-              <w:left w:type="dxa" w:w="120"/>
-              <w:bottom w:type="dxa" w:w="60"/>
-              <w:right w:type="dxa" w:w="120"/>
-            </w:tcMar>
-            <w:vAlign w:val="top"/>
-          </w:tcPr>
-          <w:p>
-            <w:pPr>
-              <w:spacing w:after="40" w:before="0"/>
-              <w:jc w:val="left"/>
-            </w:pPr>
-            <w:r>
-              <w:rPr>
-                <w:rFonts w:ascii="Arial" w:cs="Arial" w:eastAsia="Arial" w:hAnsi="Arial"/>
-                <w:b w:val="false"/>
-                <w:bCs w:val="false"/>
-                <w:i w:val="false"/>
-                <w:iCs w:val="false"/>
-                <w:color w:val="000000"/>
-                <w:sz w:val="18"/>
-                <w:szCs w:val="18"/>
-              </w:rPr>
-              <w:t xml:space="preserve">10 lessons × 40 minutes = 400 minutes total</w:t>
-            </w:r>
-          </w:p>
-        </w:tc>
-      </w:tr>
-      <w:tr>
-        <w:tc>
-          <w:tcPr>
-            <w:tcW w:type="dxa" w:w="3000"/>
-            <w:shd w:fill="D5E8F0" w:color="auto" w:val="clear"/>
-            <w:tcMar>
-              <w:top w:type="dxa" w:w="60"/>
-              <w:left w:type="dxa" w:w="120"/>
-              <w:bottom w:type="dxa" w:w="60"/>
-              <w:right w:type="dxa" w:w="120"/>
-            </w:tcMar>
-            <w:vAlign w:val="top"/>
-          </w:tcPr>
-          <w:p>
-            <w:pPr>
-              <w:spacing w:after="40" w:before="0"/>
-              <w:jc w:val="left"/>
-            </w:pPr>
-            <w:r>
-              <w:rPr>
-                <w:rFonts w:ascii="Arial" w:cs="Arial" w:eastAsia="Arial" w:hAnsi="Arial"/>
-                <w:b/>
-                <w:bCs/>
-                <w:i w:val="false"/>
-                <w:iCs w:val="false"/>
-                <w:color w:val="000000"/>
-                <w:sz w:val="18"/>
-                <w:szCs w:val="18"/>
-              </w:rPr>
-              <w:t xml:space="preserve">Sub-Strand Content</w:t>
-            </w:r>
-          </w:p>
-        </w:tc>
-        <w:tc>
-          <w:tcPr>
-            <w:tcW w:type="dxa" w:w="10680"/>
-            <w:shd w:fill="FFFFFF" w:color="auto" w:val="clear"/>
-            <w:tcMar>
-              <w:top w:type="dxa" w:w="60"/>
-              <w:left w:type="dxa" w:w="120"/>
-              <w:bottom w:type="dxa" w:w="60"/>
-              <w:right w:type="dxa" w:w="120"/>
-            </w:tcMar>
-            <w:vAlign w:val="top"/>
-          </w:tcPr>
-          <w:p>
-            <w:pPr>
-              <w:spacing w:after="30" w:before="0"/>
-              <w:ind w:left="360" w:hanging="180"/>
-              <w:jc w:val="left"/>
-            </w:pPr>
-            <w:r>
-              <w:rPr>
-                <w:rFonts w:ascii="Arial" w:cs="Arial" w:eastAsia="Arial" w:hAnsi="Arial"/>
-                <w:b w:val="false"/>
-                <w:bCs w:val="false"/>
-                <w:i w:val="false"/>
-                <w:iCs w:val="false"/>
-                <w:color w:val="000000"/>
-                <w:sz w:val="18"/>
-                <w:szCs w:val="18"/>
-              </w:rPr>
-              <w:t xml:space="preserve">–  Simple classification of common substances as acids or bases (e.g., lemon juice, vinegar, milk, baking soda, soap)</w:t>
-            </w:r>
-          </w:p>
-          <w:p>
-            <w:pPr>
-              <w:spacing w:after="30" w:before="0"/>
-              <w:ind w:left="360" w:hanging="180"/>
-              <w:jc w:val="left"/>
-            </w:pPr>
-            <w:r>
-              <w:rPr>
-                <w:rFonts w:ascii="Arial" w:cs="Arial" w:eastAsia="Arial" w:hAnsi="Arial"/>
-                <w:b w:val="false"/>
-                <w:bCs w:val="false"/>
-                <w:i w:val="false"/>
-                <w:iCs w:val="false"/>
-                <w:color w:val="000000"/>
-                <w:sz w:val="18"/>
-                <w:szCs w:val="18"/>
-              </w:rPr>
-              <w:t xml:space="preserve">–  Definition of acids and bases using the Arrhenius concept (acids produce H⁺ ions; bases produce OH⁻ ions in aqueous solution)</w:t>
-            </w:r>
-          </w:p>
-          <w:p>
-            <w:pPr>
-              <w:spacing w:after="30" w:before="0"/>
-              <w:ind w:left="360" w:hanging="180"/>
-              <w:jc w:val="left"/>
-            </w:pPr>
-            <w:r>
-              <w:rPr>
-                <w:rFonts w:ascii="Arial" w:cs="Arial" w:eastAsia="Arial" w:hAnsi="Arial"/>
-                <w:b w:val="false"/>
-                <w:bCs w:val="false"/>
-                <w:i w:val="false"/>
-                <w:iCs w:val="false"/>
-                <w:color w:val="000000"/>
-                <w:sz w:val="18"/>
-                <w:szCs w:val="18"/>
-              </w:rPr>
-              <w:t xml:space="preserve">–  Physical properties of acids and bases (taste, feel, colour change with indicators)</w:t>
-            </w:r>
-          </w:p>
-          <w:p>
-            <w:pPr>
-              <w:spacing w:after="30" w:before="0"/>
-              <w:ind w:left="360" w:hanging="180"/>
-              <w:jc w:val="left"/>
-            </w:pPr>
-            <w:r>
-              <w:rPr>
-                <w:rFonts w:ascii="Arial" w:cs="Arial" w:eastAsia="Arial" w:hAnsi="Arial"/>
-                <w:b w:val="false"/>
-                <w:bCs w:val="false"/>
-                <w:i w:val="false"/>
-                <w:iCs w:val="false"/>
-                <w:color w:val="000000"/>
-                <w:sz w:val="18"/>
-                <w:szCs w:val="18"/>
-              </w:rPr>
-              <w:t xml:space="preserve">–  Chemical properties of acids: reactions with metals, bases, metal carbonates, and metal hydrogen carbonates</w:t>
-            </w:r>
-          </w:p>
-          <w:p>
-            <w:pPr>
-              <w:spacing w:after="30" w:before="0"/>
-              <w:ind w:left="360" w:hanging="180"/>
-              <w:jc w:val="left"/>
-            </w:pPr>
-            <w:r>
-              <w:rPr>
-                <w:rFonts w:ascii="Arial" w:cs="Arial" w:eastAsia="Arial" w:hAnsi="Arial"/>
-                <w:b w:val="false"/>
-                <w:bCs w:val="false"/>
-                <w:i w:val="false"/>
-                <w:iCs w:val="false"/>
-                <w:color w:val="000000"/>
-                <w:sz w:val="18"/>
-                <w:szCs w:val="18"/>
-              </w:rPr>
-              <w:t xml:space="preserve">–  Chemical properties of bases: reactions with acids and indicators</w:t>
-            </w:r>
-          </w:p>
-          <w:p>
-            <w:pPr>
-              <w:spacing w:after="30" w:before="0"/>
-              <w:ind w:left="360" w:hanging="180"/>
-              <w:jc w:val="left"/>
-            </w:pPr>
-            <w:r>
-              <w:rPr>
-                <w:rFonts w:ascii="Arial" w:cs="Arial" w:eastAsia="Arial" w:hAnsi="Arial"/>
-                <w:b w:val="false"/>
-                <w:bCs w:val="false"/>
-                <w:i w:val="false"/>
-                <w:iCs w:val="false"/>
-                <w:color w:val="000000"/>
-                <w:sz w:val="18"/>
-                <w:szCs w:val="18"/>
-              </w:rPr>
-              <w:t xml:space="preserve">–  Commercial indicators and their colour changes (litmus, phenolphthalein, methyl orange)</w:t>
-            </w:r>
-          </w:p>
-          <w:p>
-            <w:pPr>
-              <w:spacing w:after="30" w:before="0"/>
-              <w:ind w:left="360" w:hanging="180"/>
-              <w:jc w:val="left"/>
-            </w:pPr>
-            <w:r>
-              <w:rPr>
-                <w:rFonts w:ascii="Arial" w:cs="Arial" w:eastAsia="Arial" w:hAnsi="Arial"/>
-                <w:b w:val="false"/>
-                <w:bCs w:val="false"/>
-                <w:i w:val="false"/>
-                <w:iCs w:val="false"/>
-                <w:color w:val="000000"/>
-                <w:sz w:val="18"/>
-                <w:szCs w:val="18"/>
-              </w:rPr>
-              <w:t xml:space="preserve">–  The pH scale: concept, range (0–14), and relationship to acidity/alkalinity</w:t>
-            </w:r>
-          </w:p>
-          <w:p>
-            <w:pPr>
-              <w:spacing w:after="30" w:before="0"/>
-              <w:ind w:left="360" w:hanging="180"/>
-              <w:jc w:val="left"/>
-            </w:pPr>
-            <w:r>
-              <w:rPr>
-                <w:rFonts w:ascii="Arial" w:cs="Arial" w:eastAsia="Arial" w:hAnsi="Arial"/>
-                <w:b w:val="false"/>
-                <w:bCs w:val="false"/>
-                <w:i w:val="false"/>
-                <w:iCs w:val="false"/>
-                <w:color w:val="000000"/>
-                <w:sz w:val="18"/>
-                <w:szCs w:val="18"/>
-              </w:rPr>
-              <w:t xml:space="preserve">–  Measuring pH using pH indicator paper and universal indicator/pH chart</w:t>
-            </w:r>
-          </w:p>
-          <w:p>
-            <w:pPr>
-              <w:spacing w:after="30" w:before="0"/>
-              <w:ind w:left="360" w:hanging="180"/>
-              <w:jc w:val="left"/>
-            </w:pPr>
-            <w:r>
-              <w:rPr>
-                <w:rFonts w:ascii="Arial" w:cs="Arial" w:eastAsia="Arial" w:hAnsi="Arial"/>
-                <w:b w:val="false"/>
-                <w:bCs w:val="false"/>
-                <w:i w:val="false"/>
-                <w:iCs w:val="false"/>
-                <w:color w:val="000000"/>
-                <w:sz w:val="18"/>
-                <w:szCs w:val="18"/>
-              </w:rPr>
-              <w:t xml:space="preserve">–  Strong vs. weak acids and bases (degree of ionisation; examples relevant to Kenyan industry and agriculture)</w:t>
-            </w:r>
-          </w:p>
-          <w:p>
-            <w:pPr>
-              <w:spacing w:after="30" w:before="0"/>
-              <w:ind w:left="360" w:hanging="180"/>
-              <w:jc w:val="left"/>
-            </w:pPr>
-            <w:r>
-              <w:rPr>
-                <w:rFonts w:ascii="Arial" w:cs="Arial" w:eastAsia="Arial" w:hAnsi="Arial"/>
-                <w:b w:val="false"/>
-                <w:bCs w:val="false"/>
-                <w:i w:val="false"/>
-                <w:iCs w:val="false"/>
-                <w:color w:val="000000"/>
-                <w:sz w:val="18"/>
-                <w:szCs w:val="18"/>
-              </w:rPr>
-              <w:t xml:space="preserve">–  Uses of acids and bases in everyday life, Kenyan industry, and agriculture</w:t>
-            </w:r>
-          </w:p>
-        </w:tc>
-      </w:tr>
-      <w:tr>
-        <w:tc>
-          <w:tcPr>
-            <w:tcW w:type="dxa" w:w="3000"/>
-            <w:shd w:fill="D5E8F0" w:color="auto" w:val="clear"/>
-            <w:tcMar>
-              <w:top w:type="dxa" w:w="60"/>
-              <w:left w:type="dxa" w:w="120"/>
-              <w:bottom w:type="dxa" w:w="60"/>
-              <w:right w:type="dxa" w:w="120"/>
-            </w:tcMar>
-            <w:vAlign w:val="top"/>
-          </w:tcPr>
-          <w:p>
-            <w:pPr>
-              <w:spacing w:after="40" w:before="0"/>
-              <w:jc w:val="left"/>
-            </w:pPr>
-            <w:r>
-              <w:rPr>
-                <w:rFonts w:ascii="Arial" w:cs="Arial" w:eastAsia="Arial" w:hAnsi="Arial"/>
-                <w:b/>
-                <w:bCs/>
-                <w:i w:val="false"/>
-                <w:iCs w:val="false"/>
-                <w:color w:val="000000"/>
-                <w:sz w:val="18"/>
-                <w:szCs w:val="18"/>
-              </w:rPr>
-              <w:t xml:space="preserve">Learning Outcomes</w:t>
-            </w:r>
-          </w:p>
-        </w:tc>
-        <w:tc>
-          <w:tcPr>
-            <w:tcW w:type="dxa" w:w="10680"/>
-            <w:shd w:fill="FFFFFF" w:color="auto" w:val="clear"/>
-            <w:tcMar>
-              <w:top w:type="dxa" w:w="60"/>
-              <w:left w:type="dxa" w:w="120"/>
-              <w:bottom w:type="dxa" w:w="60"/>
-              <w:right w:type="dxa" w:w="120"/>
-            </w:tcMar>
-            <w:vAlign w:val="top"/>
-          </w:tcPr>
-          <w:p>
-            <w:pPr>
-              <w:spacing w:after="40" w:before="0"/>
-              <w:jc w:val="left"/>
-            </w:pPr>
-            <w:r>
-              <w:rPr>
-                <w:rFonts w:ascii="Arial" w:cs="Arial" w:eastAsia="Arial" w:hAnsi="Arial"/>
-                <w:b w:val="false"/>
-                <w:bCs w:val="false"/>
-                <w:i w:val="false"/>
-                <w:iCs w:val="false"/>
-                <w:color w:val="000000"/>
-                <w:sz w:val="18"/>
-                <w:szCs w:val="18"/>
-              </w:rPr>
-              <w:t xml:space="preserve">By the end of the sub-strand, the learner should be able to:</w:t>
-            </w:r>
-          </w:p>
-          <w:p>
-            <w:pPr>
-              <w:spacing w:after="40" w:before="0"/>
-              <w:jc w:val="left"/>
-            </w:pPr>
-            <w:r>
-              <w:rPr>
-                <w:rFonts w:ascii="Arial" w:cs="Arial" w:eastAsia="Arial" w:hAnsi="Arial"/>
-                <w:b w:val="false"/>
-                <w:bCs w:val="false"/>
-                <w:i w:val="false"/>
-                <w:iCs w:val="false"/>
-                <w:color w:val="000000"/>
-                <w:sz w:val="18"/>
-                <w:szCs w:val="18"/>
-              </w:rPr>
-              <w:t xml:space="preserve">a) classify common substances found in the Kenyan environment as acids or bases based on their observable properties;</w:t>
-            </w:r>
-          </w:p>
-          <w:p>
-            <w:pPr>
-              <w:spacing w:after="40" w:before="0"/>
-              <w:jc w:val="left"/>
-            </w:pPr>
-            <w:r>
-              <w:rPr>
-                <w:rFonts w:ascii="Arial" w:cs="Arial" w:eastAsia="Arial" w:hAnsi="Arial"/>
-                <w:b w:val="false"/>
-                <w:bCs w:val="false"/>
-                <w:i w:val="false"/>
-                <w:iCs w:val="false"/>
-                <w:color w:val="000000"/>
-                <w:sz w:val="18"/>
-                <w:szCs w:val="18"/>
-              </w:rPr>
-              <w:t xml:space="preserve">b) define acids and bases using the Arrhenius definition and write ionic equations showing H⁺ and OH⁻ ion production;</w:t>
-            </w:r>
-          </w:p>
-          <w:p>
-            <w:pPr>
-              <w:spacing w:after="40" w:before="0"/>
-              <w:jc w:val="left"/>
-            </w:pPr>
-            <w:r>
-              <w:rPr>
-                <w:rFonts w:ascii="Arial" w:cs="Arial" w:eastAsia="Arial" w:hAnsi="Arial"/>
-                <w:b w:val="false"/>
-                <w:bCs w:val="false"/>
-                <w:i w:val="false"/>
-                <w:iCs w:val="false"/>
-                <w:color w:val="000000"/>
-                <w:sz w:val="18"/>
-                <w:szCs w:val="18"/>
-              </w:rPr>
-              <w:t xml:space="preserve">c) describe and write balanced chemical equations for the reactions of acids with metals, bases, metal carbonates, and metal hydrogen carbonates;</w:t>
-            </w:r>
-          </w:p>
-          <w:p>
-            <w:pPr>
-              <w:spacing w:after="40" w:before="0"/>
-              <w:jc w:val="left"/>
-            </w:pPr>
-            <w:r>
-              <w:rPr>
-                <w:rFonts w:ascii="Arial" w:cs="Arial" w:eastAsia="Arial" w:hAnsi="Arial"/>
-                <w:b w:val="false"/>
-                <w:bCs w:val="false"/>
-                <w:i w:val="false"/>
-                <w:iCs w:val="false"/>
-                <w:color w:val="000000"/>
-                <w:sz w:val="18"/>
-                <w:szCs w:val="18"/>
-              </w:rPr>
-              <w:t xml:space="preserve">d) use commercial indicators and pH indicator paper to determine and compare the pH values of given solutions;</w:t>
-            </w:r>
-          </w:p>
-          <w:p>
-            <w:pPr>
-              <w:spacing w:after="40" w:before="0"/>
-              <w:jc w:val="left"/>
-            </w:pPr>
-            <w:r>
-              <w:rPr>
-                <w:rFonts w:ascii="Arial" w:cs="Arial" w:eastAsia="Arial" w:hAnsi="Arial"/>
-                <w:b w:val="false"/>
-                <w:bCs w:val="false"/>
-                <w:i w:val="false"/>
-                <w:iCs w:val="false"/>
-                <w:color w:val="000000"/>
-                <w:sz w:val="18"/>
-                <w:szCs w:val="18"/>
-              </w:rPr>
-              <w:t xml:space="preserve">e) distinguish between strong and weak acids and bases in terms of degree of ionisation and relate this to their pH values;</w:t>
-            </w:r>
-          </w:p>
-          <w:p>
-            <w:pPr>
-              <w:spacing w:after="40" w:before="0"/>
-              <w:jc w:val="left"/>
-            </w:pPr>
-            <w:r>
-              <w:rPr>
-                <w:rFonts w:ascii="Arial" w:cs="Arial" w:eastAsia="Arial" w:hAnsi="Arial"/>
-                <w:b w:val="false"/>
-                <w:bCs w:val="false"/>
-                <w:i w:val="false"/>
-                <w:iCs w:val="false"/>
-                <w:color w:val="000000"/>
-                <w:sz w:val="18"/>
-                <w:szCs w:val="18"/>
-              </w:rPr>
-              <w:t xml:space="preserve">f) explain the uses of acids and bases in everyday life, Kenyan agriculture (e.g., soil pH management in Kericho tea farms), and industry.</w:t>
-            </w:r>
-          </w:p>
-        </w:tc>
-      </w:tr>
-      <w:tr>
-        <w:tc>
-          <w:tcPr>
-            <w:tcW w:type="dxa" w:w="3000"/>
-            <w:shd w:fill="D5E8F0" w:color="auto" w:val="clear"/>
-            <w:tcMar>
-              <w:top w:type="dxa" w:w="60"/>
-              <w:left w:type="dxa" w:w="120"/>
-              <w:bottom w:type="dxa" w:w="60"/>
-              <w:right w:type="dxa" w:w="120"/>
-            </w:tcMar>
-            <w:vAlign w:val="top"/>
-          </w:tcPr>
-          <w:p>
-            <w:pPr>
-              <w:spacing w:after="40" w:before="0"/>
-              <w:jc w:val="left"/>
-            </w:pPr>
-            <w:r>
-              <w:rPr>
-                <w:rFonts w:ascii="Arial" w:cs="Arial" w:eastAsia="Arial" w:hAnsi="Arial"/>
-                <w:b/>
-                <w:bCs/>
-                <w:i w:val="false"/>
-                <w:iCs w:val="false"/>
-                <w:color w:val="000000"/>
-                <w:sz w:val="18"/>
-                <w:szCs w:val="18"/>
-              </w:rPr>
-              <w:t xml:space="preserve">Core Competencies</w:t>
-            </w:r>
-          </w:p>
-        </w:tc>
-        <w:tc>
-          <w:tcPr>
-            <w:tcW w:type="dxa" w:w="10680"/>
-            <w:shd w:fill="FFFFFF" w:color="auto" w:val="clear"/>
-            <w:tcMar>
-              <w:top w:type="dxa" w:w="60"/>
-              <w:left w:type="dxa" w:w="120"/>
-              <w:bottom w:type="dxa" w:w="60"/>
-              <w:right w:type="dxa" w:w="120"/>
-            </w:tcMar>
-            <w:vAlign w:val="top"/>
-          </w:tcPr>
-          <w:p>
-            <w:pPr>
-              <w:spacing w:after="30" w:before="0"/>
-              <w:ind w:left="360" w:hanging="180"/>
-              <w:jc w:val="left"/>
-            </w:pPr>
-            <w:r>
-              <w:rPr>
-                <w:rFonts w:ascii="Arial" w:cs="Arial" w:eastAsia="Arial" w:hAnsi="Arial"/>
-                <w:b w:val="false"/>
-                <w:bCs w:val="false"/>
-                <w:i w:val="false"/>
-                <w:iCs w:val="false"/>
-                <w:color w:val="000000"/>
-                <w:sz w:val="18"/>
-                <w:szCs w:val="18"/>
-              </w:rPr>
-              <w:t xml:space="preserve">–  Communication and Collaboration: Learners discuss predictions, share experimental observations in groups, and present findings on the Driving Question Board — developing scientific vocabulary around acids and bases.</w:t>
-            </w:r>
-          </w:p>
-          <w:p>
-            <w:pPr>
-              <w:spacing w:after="30" w:before="0"/>
-              <w:ind w:left="360" w:hanging="180"/>
-              <w:jc w:val="left"/>
-            </w:pPr>
-            <w:r>
-              <w:rPr>
-                <w:rFonts w:ascii="Arial" w:cs="Arial" w:eastAsia="Arial" w:hAnsi="Arial"/>
-                <w:b w:val="false"/>
-                <w:bCs w:val="false"/>
-                <w:i w:val="false"/>
-                <w:iCs w:val="false"/>
-                <w:color w:val="000000"/>
-                <w:sz w:val="18"/>
-                <w:szCs w:val="18"/>
-              </w:rPr>
-              <w:t xml:space="preserve">–  Critical Thinking and Problem Solving: Learners analyse anomalous results from indicator and pH experiments, evaluate evidence to distinguish strong from weak acids, and construct explanations grounded in the Arrhenius definition.</w:t>
-            </w:r>
-          </w:p>
-          <w:p>
-            <w:pPr>
-              <w:spacing w:after="30" w:before="0"/>
-              <w:ind w:left="360" w:hanging="180"/>
-              <w:jc w:val="left"/>
-            </w:pPr>
-            <w:r>
-              <w:rPr>
-                <w:rFonts w:ascii="Arial" w:cs="Arial" w:eastAsia="Arial" w:hAnsi="Arial"/>
-                <w:b w:val="false"/>
-                <w:bCs w:val="false"/>
-                <w:i w:val="false"/>
-                <w:iCs w:val="false"/>
-                <w:color w:val="000000"/>
-                <w:sz w:val="18"/>
-                <w:szCs w:val="18"/>
-              </w:rPr>
-              <w:t xml:space="preserve">–  Creativity and Imagination: Learners design their own natural indicators from locally available materials (e.g., red cabbage, hibiscus/rosella) and propose models to explain acid-base behaviour at the particle level.</w:t>
-            </w:r>
-          </w:p>
-          <w:p>
-            <w:pPr>
-              <w:spacing w:after="30" w:before="0"/>
-              <w:ind w:left="360" w:hanging="180"/>
-              <w:jc w:val="left"/>
-            </w:pPr>
-            <w:r>
-              <w:rPr>
-                <w:rFonts w:ascii="Arial" w:cs="Arial" w:eastAsia="Arial" w:hAnsi="Arial"/>
-                <w:b w:val="false"/>
-                <w:bCs w:val="false"/>
-                <w:i w:val="false"/>
-                <w:iCs w:val="false"/>
-                <w:color w:val="000000"/>
-                <w:sz w:val="18"/>
-                <w:szCs w:val="18"/>
-              </w:rPr>
-              <w:t xml:space="preserve">–  Digital Literacy: Learners engage with video resources on pH and uses of acids, interpret digital pH simulations, and record data in structured digital or paper formats on the ARES platform.</w:t>
-            </w:r>
-          </w:p>
-          <w:p>
-            <w:pPr>
-              <w:spacing w:after="30" w:before="0"/>
-              <w:ind w:left="360" w:hanging="180"/>
-              <w:jc w:val="left"/>
-            </w:pPr>
-            <w:r>
-              <w:rPr>
-                <w:rFonts w:ascii="Arial" w:cs="Arial" w:eastAsia="Arial" w:hAnsi="Arial"/>
-                <w:b w:val="false"/>
-                <w:bCs w:val="false"/>
-                <w:i w:val="false"/>
-                <w:iCs w:val="false"/>
-                <w:color w:val="000000"/>
-                <w:sz w:val="18"/>
-                <w:szCs w:val="18"/>
-              </w:rPr>
-              <w:t xml:space="preserve">–  Learning to Learn: Learners revise their mental models progressively across all 10 lessons, reflecting on how each new piece of evidence refines their understanding of acids and bases.</w:t>
-            </w:r>
-          </w:p>
-          <w:p>
-            <w:pPr>
-              <w:spacing w:after="30" w:before="0"/>
-              <w:ind w:left="360" w:hanging="180"/>
-              <w:jc w:val="left"/>
-            </w:pPr>
-            <w:r>
-              <w:rPr>
-                <w:rFonts w:ascii="Arial" w:cs="Arial" w:eastAsia="Arial" w:hAnsi="Arial"/>
-                <w:b w:val="false"/>
-                <w:bCs w:val="false"/>
-                <w:i w:val="false"/>
-                <w:iCs w:val="false"/>
-                <w:color w:val="000000"/>
-                <w:sz w:val="18"/>
-                <w:szCs w:val="18"/>
-              </w:rPr>
-              <w:t xml:space="preserve">–  Self-Efficacy: Learners gain confidence in laboratory practice through structured experiments — handling indicators, conducting acid-metal reactions, and measuring pH safely.</w:t>
-            </w:r>
-          </w:p>
-        </w:tc>
-      </w:tr>
-      <w:tr>
-        <w:tc>
-          <w:tcPr>
-            <w:tcW w:type="dxa" w:w="3000"/>
-            <w:shd w:fill="E2EFDA" w:color="auto" w:val="clear"/>
-            <w:tcMar>
-              <w:top w:type="dxa" w:w="60"/>
-              <w:left w:type="dxa" w:w="120"/>
-              <w:bottom w:type="dxa" w:w="60"/>
-              <w:right w:type="dxa" w:w="120"/>
-            </w:tcMar>
-            <w:vAlign w:val="top"/>
-          </w:tcPr>
-          <w:p>
-            <w:pPr>
-              <w:spacing w:after="40" w:before="0"/>
-              <w:jc w:val="left"/>
-            </w:pPr>
-            <w:r>
-              <w:rPr>
-                <w:rFonts w:ascii="Arial" w:cs="Arial" w:eastAsia="Arial" w:hAnsi="Arial"/>
-                <w:b/>
-                <w:bCs/>
-                <w:i w:val="false"/>
-                <w:iCs w:val="false"/>
-                <w:color w:val="000000"/>
-                <w:sz w:val="18"/>
-                <w:szCs w:val="18"/>
-              </w:rPr>
-              <w:t xml:space="preserve">Core Values</w:t>
-            </w:r>
-          </w:p>
-        </w:tc>
-        <w:tc>
-          <w:tcPr>
-            <w:tcW w:type="dxa" w:w="10680"/>
-            <w:shd w:fill="FFFFFF" w:color="auto" w:val="clear"/>
-            <w:tcMar>
-              <w:top w:type="dxa" w:w="60"/>
-              <w:left w:type="dxa" w:w="120"/>
-              <w:bottom w:type="dxa" w:w="60"/>
-              <w:right w:type="dxa" w:w="120"/>
-            </w:tcMar>
-            <w:vAlign w:val="top"/>
-          </w:tcPr>
-          <w:p>
-            <w:pPr>
-              <w:spacing w:after="30" w:before="0"/>
-              <w:ind w:left="360" w:hanging="180"/>
-              <w:jc w:val="left"/>
-            </w:pPr>
-            <w:r>
-              <w:rPr>
-                <w:rFonts w:ascii="Arial" w:cs="Arial" w:eastAsia="Arial" w:hAnsi="Arial"/>
-                <w:b w:val="false"/>
-                <w:bCs w:val="false"/>
-                <w:i w:val="false"/>
-                <w:iCs w:val="false"/>
-                <w:color w:val="000000"/>
-                <w:sz w:val="18"/>
-                <w:szCs w:val="18"/>
-              </w:rPr>
-              <w:t xml:space="preserve">–  Responsibility: Learners handle laboratory acids (e.g., dilute H₂SO₄, HCl) and bases (NaOH) safely, following MSDS guidelines and proper disposal procedures — building a culture of personal and environmental responsibility.</w:t>
-            </w:r>
-          </w:p>
-          <w:p>
-            <w:pPr>
-              <w:spacing w:after="30" w:before="0"/>
-              <w:ind w:left="360" w:hanging="180"/>
-              <w:jc w:val="left"/>
-            </w:pPr>
-            <w:r>
-              <w:rPr>
-                <w:rFonts w:ascii="Arial" w:cs="Arial" w:eastAsia="Arial" w:hAnsi="Arial"/>
-                <w:b w:val="false"/>
-                <w:bCs w:val="false"/>
-                <w:i w:val="false"/>
-                <w:iCs w:val="false"/>
-                <w:color w:val="000000"/>
-                <w:sz w:val="18"/>
-                <w:szCs w:val="18"/>
-              </w:rPr>
-              <w:t xml:space="preserve">–  Respect: Learners respect diverse group contributions during sensemaking discussions and the Driving Question Board sessions, valuing peers' predictions even when they differ.</w:t>
-            </w:r>
-          </w:p>
-          <w:p>
-            <w:pPr>
-              <w:spacing w:after="30" w:before="0"/>
-              <w:ind w:left="360" w:hanging="180"/>
-              <w:jc w:val="left"/>
-            </w:pPr>
-            <w:r>
-              <w:rPr>
-                <w:rFonts w:ascii="Arial" w:cs="Arial" w:eastAsia="Arial" w:hAnsi="Arial"/>
-                <w:b w:val="false"/>
-                <w:bCs w:val="false"/>
-                <w:i w:val="false"/>
-                <w:iCs w:val="false"/>
-                <w:color w:val="000000"/>
-                <w:sz w:val="18"/>
-                <w:szCs w:val="18"/>
-              </w:rPr>
-              <w:t xml:space="preserve">–  Unity: Collaborative experiments (e.g., testing pH of multiple solutions) require coordinated group work, reinforcing the value of working together toward shared scientific understanding.</w:t>
-            </w:r>
-          </w:p>
-          <w:p>
-            <w:pPr>
-              <w:spacing w:after="30" w:before="0"/>
-              <w:ind w:left="360" w:hanging="180"/>
-              <w:jc w:val="left"/>
-            </w:pPr>
-            <w:r>
-              <w:rPr>
-                <w:rFonts w:ascii="Arial" w:cs="Arial" w:eastAsia="Arial" w:hAnsi="Arial"/>
-                <w:b w:val="false"/>
-                <w:bCs w:val="false"/>
-                <w:i w:val="false"/>
-                <w:iCs w:val="false"/>
-                <w:color w:val="000000"/>
-                <w:sz w:val="18"/>
-                <w:szCs w:val="18"/>
-              </w:rPr>
-              <w:t xml:space="preserve">–  Social Justice: Learners connect soil acidity and liming practices in Kenyan smallholder farming (Rift Valley, Kisii) to food security, understanding how chemistry knowledge can address inequalities in agricultural productivity.</w:t>
-            </w:r>
-          </w:p>
-          <w:p>
-            <w:pPr>
-              <w:spacing w:after="30" w:before="0"/>
-              <w:ind w:left="360" w:hanging="180"/>
-              <w:jc w:val="left"/>
-            </w:pPr>
-            <w:r>
-              <w:rPr>
-                <w:rFonts w:ascii="Arial" w:cs="Arial" w:eastAsia="Arial" w:hAnsi="Arial"/>
-                <w:b w:val="false"/>
-                <w:bCs w:val="false"/>
-                <w:i w:val="false"/>
-                <w:iCs w:val="false"/>
-                <w:color w:val="000000"/>
-                <w:sz w:val="18"/>
-                <w:szCs w:val="18"/>
-              </w:rPr>
-              <w:t xml:space="preserve">–  Integrity: Learners record experimental results honestly, even when observations do not match their initial predictions, fostering scientific honesty and intellectual integrity.</w:t>
-            </w:r>
-          </w:p>
-        </w:tc>
-      </w:tr>
-      <w:tr>
-        <w:tc>
-          <w:tcPr>
-            <w:tcW w:type="dxa" w:w="3000"/>
-            <w:shd w:fill="D5E8F0" w:color="auto" w:val="clear"/>
-            <w:tcMar>
-              <w:top w:type="dxa" w:w="60"/>
-              <w:left w:type="dxa" w:w="120"/>
-              <w:bottom w:type="dxa" w:w="60"/>
-              <w:right w:type="dxa" w:w="120"/>
-            </w:tcMar>
-            <w:vAlign w:val="top"/>
-          </w:tcPr>
-          <w:p>
-            <w:pPr>
-              <w:spacing w:after="40" w:before="0"/>
-              <w:jc w:val="left"/>
-            </w:pPr>
-            <w:r>
-              <w:rPr>
-                <w:rFonts w:ascii="Arial" w:cs="Arial" w:eastAsia="Arial" w:hAnsi="Arial"/>
-                <w:b/>
-                <w:bCs/>
-                <w:i w:val="false"/>
-                <w:iCs w:val="false"/>
-                <w:color w:val="000000"/>
-                <w:sz w:val="18"/>
-                <w:szCs w:val="18"/>
-              </w:rPr>
-              <w:t xml:space="preserve">Science &amp; Engineering Practices</w:t>
-            </w:r>
-          </w:p>
-        </w:tc>
-        <w:tc>
-          <w:tcPr>
-            <w:tcW w:type="dxa" w:w="10680"/>
-            <w:shd w:fill="FFFFFF" w:color="auto" w:val="clear"/>
-            <w:tcMar>
-              <w:top w:type="dxa" w:w="60"/>
-              <w:left w:type="dxa" w:w="120"/>
-              <w:bottom w:type="dxa" w:w="60"/>
-              <w:right w:type="dxa" w:w="120"/>
-            </w:tcMar>
-            <w:vAlign w:val="top"/>
-          </w:tcPr>
-          <w:p>
-            <w:pPr>
-              <w:spacing w:after="30" w:before="0"/>
-              <w:ind w:left="360" w:hanging="180"/>
-              <w:jc w:val="left"/>
-            </w:pPr>
-            <w:r>
-              <w:rPr>
-                <w:rFonts w:ascii="Arial" w:cs="Arial" w:eastAsia="Arial" w:hAnsi="Arial"/>
-                <w:b w:val="false"/>
-                <w:bCs w:val="false"/>
-                <w:i w:val="false"/>
-                <w:iCs w:val="false"/>
-                <w:color w:val="000000"/>
-                <w:sz w:val="18"/>
-                <w:szCs w:val="18"/>
-              </w:rPr>
-              <w:t xml:space="preserve">–  Asking Questions and Defining Problems: Learners generate questions for the Driving Question Board after observing the anchoring phenomenon (surprising colour changes of a universal indicator in everyday Kenyan drinks and foods), driving the investigation forward.</w:t>
-            </w:r>
-          </w:p>
-          <w:p>
-            <w:pPr>
-              <w:spacing w:after="30" w:before="0"/>
-              <w:ind w:left="360" w:hanging="180"/>
-              <w:jc w:val="left"/>
-            </w:pPr>
-            <w:r>
-              <w:rPr>
-                <w:rFonts w:ascii="Arial" w:cs="Arial" w:eastAsia="Arial" w:hAnsi="Arial"/>
-                <w:b w:val="false"/>
-                <w:bCs w:val="false"/>
-                <w:i w:val="false"/>
-                <w:iCs w:val="false"/>
-                <w:color w:val="000000"/>
-                <w:sz w:val="18"/>
-                <w:szCs w:val="18"/>
-              </w:rPr>
-              <w:t xml:space="preserve">–  Planning and Carrying Out Investigations: Learners design and conduct three structured experiments — testing commercial indicators, performing acid reactions (with metals, bases, carbonates, hydrogen carbonates), and measuring pH — following safe laboratory procedures.</w:t>
-            </w:r>
-          </w:p>
-          <w:p>
-            <w:pPr>
-              <w:spacing w:after="30" w:before="0"/>
-              <w:ind w:left="360" w:hanging="180"/>
-              <w:jc w:val="left"/>
-            </w:pPr>
-            <w:r>
-              <w:rPr>
-                <w:rFonts w:ascii="Arial" w:cs="Arial" w:eastAsia="Arial" w:hAnsi="Arial"/>
-                <w:b w:val="false"/>
-                <w:bCs w:val="false"/>
-                <w:i w:val="false"/>
-                <w:iCs w:val="false"/>
-                <w:color w:val="000000"/>
-                <w:sz w:val="18"/>
-                <w:szCs w:val="18"/>
-              </w:rPr>
-              <w:t xml:space="preserve">–  Analysing and Interpreting Data: Learners record, tabulate, and interpret colour-change data from indicator experiments and numerical pH data, identifying patterns that distinguish acids from bases and strong from weak.</w:t>
-            </w:r>
-          </w:p>
-          <w:p>
-            <w:pPr>
-              <w:spacing w:after="30" w:before="0"/>
-              <w:ind w:left="360" w:hanging="180"/>
-              <w:jc w:val="left"/>
-            </w:pPr>
-            <w:r>
-              <w:rPr>
-                <w:rFonts w:ascii="Arial" w:cs="Arial" w:eastAsia="Arial" w:hAnsi="Arial"/>
-                <w:b w:val="false"/>
-                <w:bCs w:val="false"/>
-                <w:i w:val="false"/>
-                <w:iCs w:val="false"/>
-                <w:color w:val="000000"/>
-                <w:sz w:val="18"/>
-                <w:szCs w:val="18"/>
-              </w:rPr>
-              <w:t xml:space="preserve">–  Constructing Explanations: Learners apply the Arrhenius definition and ionic equations to explain the results of all three experiments, connecting macroscopic observations to particle-level reasoning.</w:t>
-            </w:r>
-          </w:p>
-          <w:p>
-            <w:pPr>
-              <w:spacing w:after="30" w:before="0"/>
-              <w:ind w:left="360" w:hanging="180"/>
-              <w:jc w:val="left"/>
-            </w:pPr>
-            <w:r>
-              <w:rPr>
-                <w:rFonts w:ascii="Arial" w:cs="Arial" w:eastAsia="Arial" w:hAnsi="Arial"/>
-                <w:b w:val="false"/>
-                <w:bCs w:val="false"/>
-                <w:i w:val="false"/>
-                <w:iCs w:val="false"/>
-                <w:color w:val="000000"/>
-                <w:sz w:val="18"/>
-                <w:szCs w:val="18"/>
-              </w:rPr>
-              <w:t xml:space="preserve">–  Obtaining, Evaluating, and Communicating Information: Learners extract key information from two reading texts and two videos on acids, bases, and pH, critically evaluate the sources, and communicate findings through DQB entries, written equations, and model diagrams.</w:t>
-            </w:r>
-          </w:p>
-        </w:tc>
-      </w:tr>
-      <w:tr>
-        <w:tc>
-          <w:tcPr>
-            <w:tcW w:type="dxa" w:w="3000"/>
-            <w:shd w:fill="FCE4D6" w:color="auto" w:val="clear"/>
-            <w:tcMar>
-              <w:top w:type="dxa" w:w="60"/>
-              <w:left w:type="dxa" w:w="120"/>
-              <w:bottom w:type="dxa" w:w="60"/>
-              <w:right w:type="dxa" w:w="120"/>
-            </w:tcMar>
-            <w:vAlign w:val="top"/>
-          </w:tcPr>
-          <w:p>
-            <w:pPr>
-              <w:spacing w:after="40" w:before="0"/>
-              <w:jc w:val="left"/>
-            </w:pPr>
-            <w:r>
-              <w:rPr>
-                <w:rFonts w:ascii="Arial" w:cs="Arial" w:eastAsia="Arial" w:hAnsi="Arial"/>
-                <w:b/>
-                <w:bCs/>
-                <w:i w:val="false"/>
-                <w:iCs w:val="false"/>
-                <w:color w:val="000000"/>
-                <w:sz w:val="18"/>
-                <w:szCs w:val="18"/>
-              </w:rPr>
-              <w:t xml:space="preserve">Pertinent &amp; Contemporary Issues (PCIs)</w:t>
-            </w:r>
-          </w:p>
-        </w:tc>
-        <w:tc>
-          <w:tcPr>
-            <w:tcW w:type="dxa" w:w="10680"/>
-            <w:shd w:fill="FFFFFF" w:color="auto" w:val="clear"/>
-            <w:tcMar>
-              <w:top w:type="dxa" w:w="60"/>
-              <w:left w:type="dxa" w:w="120"/>
-              <w:bottom w:type="dxa" w:w="60"/>
-              <w:right w:type="dxa" w:w="120"/>
-            </w:tcMar>
-            <w:vAlign w:val="top"/>
-          </w:tcPr>
-          <w:p>
-            <w:pPr>
-              <w:spacing w:after="30" w:before="0"/>
-              <w:ind w:left="360" w:hanging="180"/>
-              <w:jc w:val="left"/>
-            </w:pPr>
-            <w:r>
-              <w:rPr>
-                <w:rFonts w:ascii="Arial" w:cs="Arial" w:eastAsia="Arial" w:hAnsi="Arial"/>
-                <w:b w:val="false"/>
-                <w:bCs w:val="false"/>
-                <w:i w:val="false"/>
-                <w:iCs w:val="false"/>
-                <w:color w:val="000000"/>
-                <w:sz w:val="18"/>
-                <w:szCs w:val="18"/>
-              </w:rPr>
-              <w:t xml:space="preserve">–  Health Education: Learners relate pH to human health — stomach acidity (HCl in gastric juice), antacid action (bases neutralising excess acid), and safe handling of household chemicals such as bleach and battery acid common in Kenyan homes.</w:t>
-            </w:r>
-          </w:p>
-          <w:p>
-            <w:pPr>
-              <w:spacing w:after="30" w:before="0"/>
-              <w:ind w:left="360" w:hanging="180"/>
-              <w:jc w:val="left"/>
-            </w:pPr>
-            <w:r>
-              <w:rPr>
-                <w:rFonts w:ascii="Arial" w:cs="Arial" w:eastAsia="Arial" w:hAnsi="Arial"/>
-                <w:b w:val="false"/>
-                <w:bCs w:val="false"/>
-                <w:i w:val="false"/>
-                <w:iCs w:val="false"/>
-                <w:color w:val="000000"/>
-                <w:sz w:val="18"/>
-                <w:szCs w:val="18"/>
-              </w:rPr>
-              <w:t xml:space="preserve">–  Environmental Education: Learners investigate the effects of acid rain (linked to vehicle emissions in Nairobi) and acidic soils on ecosystems and crops, understanding how chemistry underpins environmental stewardship.</w:t>
-            </w:r>
-          </w:p>
-          <w:p>
-            <w:pPr>
-              <w:spacing w:after="30" w:before="0"/>
-              <w:ind w:left="360" w:hanging="180"/>
-              <w:jc w:val="left"/>
-            </w:pPr>
-            <w:r>
-              <w:rPr>
-                <w:rFonts w:ascii="Arial" w:cs="Arial" w:eastAsia="Arial" w:hAnsi="Arial"/>
-                <w:b w:val="false"/>
-                <w:bCs w:val="false"/>
-                <w:i w:val="false"/>
-                <w:iCs w:val="false"/>
-                <w:color w:val="000000"/>
-                <w:sz w:val="18"/>
-                <w:szCs w:val="18"/>
-              </w:rPr>
-              <w:t xml:space="preserve">–  Agriculture and Nutrition: Learners connect soil pH management — liming acidic soils in tea-growing regions like Kericho — to crop productivity and food security, integrating chemistry into Kenya's agricultural context.</w:t>
-            </w:r>
-          </w:p>
-          <w:p>
-            <w:pPr>
-              <w:spacing w:after="30" w:before="0"/>
-              <w:ind w:left="360" w:hanging="180"/>
-              <w:jc w:val="left"/>
-            </w:pPr>
-            <w:r>
-              <w:rPr>
-                <w:rFonts w:ascii="Arial" w:cs="Arial" w:eastAsia="Arial" w:hAnsi="Arial"/>
-                <w:b w:val="false"/>
-                <w:bCs w:val="false"/>
-                <w:i w:val="false"/>
-                <w:iCs w:val="false"/>
-                <w:color w:val="000000"/>
-                <w:sz w:val="18"/>
-                <w:szCs w:val="18"/>
-              </w:rPr>
-              <w:t xml:space="preserve">–  Financial Literacy / Career Awareness: Learners explore how industries (e.g., Kenyan soda ash extraction at Lake Magadi, battery manufacturing, food preservation) rely on controlled acid-base chemistry, linking school chemistry to economic productivity.</w:t>
-            </w:r>
-          </w:p>
-          <w:p>
-            <w:pPr>
-              <w:spacing w:after="30" w:before="0"/>
-              <w:ind w:left="360" w:hanging="180"/>
-              <w:jc w:val="left"/>
-            </w:pPr>
-            <w:r>
-              <w:rPr>
-                <w:rFonts w:ascii="Arial" w:cs="Arial" w:eastAsia="Arial" w:hAnsi="Arial"/>
-                <w:b w:val="false"/>
-                <w:bCs w:val="false"/>
-                <w:i w:val="false"/>
-                <w:iCs w:val="false"/>
-                <w:color w:val="000000"/>
-                <w:sz w:val="18"/>
-                <w:szCs w:val="18"/>
-              </w:rPr>
-              <w:t xml:space="preserve">–  Safety: Laboratory safety protocols for corrosive substances are explicitly taught and practised across all three experiments, reinforcing lifelong safe-handling habits.</w:t>
-            </w:r>
-          </w:p>
-        </w:tc>
-      </w:tr>
-      <w:tr>
-        <w:tc>
-          <w:tcPr>
-            <w:tcW w:type="dxa" w:w="3000"/>
-            <w:shd w:fill="D9EEF1" w:color="auto" w:val="clear"/>
-            <w:tcMar>
-              <w:top w:type="dxa" w:w="60"/>
-              <w:left w:type="dxa" w:w="120"/>
-              <w:bottom w:type="dxa" w:w="60"/>
-              <w:right w:type="dxa" w:w="120"/>
-            </w:tcMar>
-            <w:vAlign w:val="top"/>
-          </w:tcPr>
-          <w:p>
-            <w:pPr>
-              <w:spacing w:after="40" w:before="0"/>
-              <w:jc w:val="left"/>
-            </w:pPr>
-            <w:r>
-              <w:rPr>
-                <w:rFonts w:ascii="Arial" w:cs="Arial" w:eastAsia="Arial" w:hAnsi="Arial"/>
-                <w:b/>
-                <w:bCs/>
-                <w:i w:val="false"/>
-                <w:iCs w:val="false"/>
-                <w:color w:val="000000"/>
-                <w:sz w:val="18"/>
-                <w:szCs w:val="18"/>
-              </w:rPr>
-              <w:t xml:space="preserve">Career Connections</w:t>
-            </w:r>
-          </w:p>
-        </w:tc>
-        <w:tc>
-          <w:tcPr>
-            <w:tcW w:type="dxa" w:w="10680"/>
-            <w:shd w:fill="FFFFFF" w:color="auto" w:val="clear"/>
-            <w:tcMar>
-              <w:top w:type="dxa" w:w="60"/>
-              <w:left w:type="dxa" w:w="120"/>
-              <w:bottom w:type="dxa" w:w="60"/>
-              <w:right w:type="dxa" w:w="120"/>
-            </w:tcMar>
-            <w:vAlign w:val="top"/>
-          </w:tcPr>
-          <w:p>
-            <w:pPr>
-              <w:spacing w:after="30" w:before="0"/>
-              <w:ind w:left="360" w:hanging="180"/>
-              <w:jc w:val="left"/>
-            </w:pPr>
-            <w:r>
-              <w:rPr>
-                <w:rFonts w:ascii="Arial" w:cs="Arial" w:eastAsia="Arial" w:hAnsi="Arial"/>
-                <w:b w:val="false"/>
-                <w:bCs w:val="false"/>
-                <w:i w:val="false"/>
-                <w:iCs w:val="false"/>
-                <w:color w:val="000000"/>
-                <w:sz w:val="18"/>
-                <w:szCs w:val="18"/>
-              </w:rPr>
-              <w:t xml:space="preserve">–  Medical Doctor / Clinical Officer: Understanding gastric acid, antacids, and blood pH buffers is foundational for diagnosing and treating conditions like ulcers and acidosis — relevant to Kenya's growing healthcare sector.</w:t>
-            </w:r>
-          </w:p>
-          <w:p>
-            <w:pPr>
-              <w:spacing w:after="30" w:before="0"/>
-              <w:ind w:left="360" w:hanging="180"/>
-              <w:jc w:val="left"/>
-            </w:pPr>
-            <w:r>
-              <w:rPr>
-                <w:rFonts w:ascii="Arial" w:cs="Arial" w:eastAsia="Arial" w:hAnsi="Arial"/>
-                <w:b w:val="false"/>
-                <w:bCs w:val="false"/>
-                <w:i w:val="false"/>
-                <w:iCs w:val="false"/>
-                <w:color w:val="000000"/>
-                <w:sz w:val="18"/>
-                <w:szCs w:val="18"/>
-              </w:rPr>
-              <w:t xml:space="preserve">–  Agricultural Scientist / Agronomist: Soil pH testing and amendment (liming) are daily tasks for agronomists advising smallholder farmers across Kenya's highlands; this sub-strand provides the chemical basis for those practices.</w:t>
-            </w:r>
-          </w:p>
-          <w:p>
-            <w:pPr>
-              <w:spacing w:after="30" w:before="0"/>
-              <w:ind w:left="360" w:hanging="180"/>
-              <w:jc w:val="left"/>
-            </w:pPr>
-            <w:r>
-              <w:rPr>
-                <w:rFonts w:ascii="Arial" w:cs="Arial" w:eastAsia="Arial" w:hAnsi="Arial"/>
-                <w:b w:val="false"/>
-                <w:bCs w:val="false"/>
-                <w:i w:val="false"/>
-                <w:iCs w:val="false"/>
-                <w:color w:val="000000"/>
-                <w:sz w:val="18"/>
-                <w:szCs w:val="18"/>
-              </w:rPr>
-              <w:t xml:space="preserve">–  Chemical / Process Engineer: Industries such as EABL (brewing), Bamburi Cement, and the Magadi Soda Company rely on acid-base chemistry in manufacturing — engineers must control reaction conditions precisely.</w:t>
-            </w:r>
-          </w:p>
-          <w:p>
-            <w:pPr>
-              <w:spacing w:after="30" w:before="0"/>
-              <w:ind w:left="360" w:hanging="180"/>
-              <w:jc w:val="left"/>
-            </w:pPr>
-            <w:r>
-              <w:rPr>
-                <w:rFonts w:ascii="Arial" w:cs="Arial" w:eastAsia="Arial" w:hAnsi="Arial"/>
-                <w:b w:val="false"/>
-                <w:bCs w:val="false"/>
-                <w:i w:val="false"/>
-                <w:iCs w:val="false"/>
-                <w:color w:val="000000"/>
-                <w:sz w:val="18"/>
-                <w:szCs w:val="18"/>
-              </w:rPr>
-              <w:t xml:space="preserve">–  Environmental Scientist: Monitoring river and lake pH (e.g., Lake Victoria, Nairobi River) for pollution assessment and acid-rain impact studies requires the foundational knowledge built in this sub-strand.</w:t>
-            </w:r>
-          </w:p>
-          <w:p>
-            <w:pPr>
-              <w:spacing w:after="30" w:before="0"/>
-              <w:ind w:left="360" w:hanging="180"/>
-              <w:jc w:val="left"/>
-            </w:pPr>
-            <w:r>
-              <w:rPr>
-                <w:rFonts w:ascii="Arial" w:cs="Arial" w:eastAsia="Arial" w:hAnsi="Arial"/>
-                <w:b w:val="false"/>
-                <w:bCs w:val="false"/>
-                <w:i w:val="false"/>
-                <w:iCs w:val="false"/>
-                <w:color w:val="000000"/>
-                <w:sz w:val="18"/>
-                <w:szCs w:val="18"/>
-              </w:rPr>
-              <w:t xml:space="preserve">–  Pharmacist: Formulating antacids, pH-sensitive drug coatings, and intravenous fluids requires deep understanding of acid-base equilibria introduced here.</w:t>
-            </w:r>
-          </w:p>
-          <w:p>
-            <w:pPr>
-              <w:spacing w:after="30" w:before="0"/>
-              <w:ind w:left="360" w:hanging="180"/>
-              <w:jc w:val="left"/>
-            </w:pPr>
-            <w:r>
-              <w:rPr>
-                <w:rFonts w:ascii="Arial" w:cs="Arial" w:eastAsia="Arial" w:hAnsi="Arial"/>
-                <w:b w:val="false"/>
-                <w:bCs w:val="false"/>
-                <w:i w:val="false"/>
-                <w:iCs w:val="false"/>
-                <w:color w:val="000000"/>
-                <w:sz w:val="18"/>
-                <w:szCs w:val="18"/>
-              </w:rPr>
-              <w:t xml:space="preserve">–  Food Scientist / Technologist: Preservation techniques (pickling with acetic acid, fermentation producing lactic acid in mursik) and quality control in Kenyan food processing depend on pH measurement and control.</w:t>
-            </w:r>
-          </w:p>
-        </w:tc>
-      </w:tr>
-      <w:tr>
-        <w:tc>
-          <w:tcPr>
-            <w:tcW w:type="dxa" w:w="3000"/>
-            <w:shd w:fill="D5E8F0" w:color="auto" w:val="clear"/>
-            <w:tcMar>
-              <w:top w:type="dxa" w:w="60"/>
-              <w:left w:type="dxa" w:w="120"/>
-              <w:bottom w:type="dxa" w:w="60"/>
-              <w:right w:type="dxa" w:w="120"/>
-            </w:tcMar>
-            <w:vAlign w:val="top"/>
-          </w:tcPr>
-          <w:p>
-            <w:pPr>
-              <w:spacing w:after="40" w:before="0"/>
-              <w:jc w:val="left"/>
-            </w:pPr>
-            <w:r>
-              <w:rPr>
-                <w:rFonts w:ascii="Arial" w:cs="Arial" w:eastAsia="Arial" w:hAnsi="Arial"/>
-                <w:b/>
-                <w:bCs/>
-                <w:i w:val="false"/>
-                <w:iCs w:val="false"/>
-                <w:color w:val="000000"/>
-                <w:sz w:val="18"/>
-                <w:szCs w:val="18"/>
-              </w:rPr>
-              <w:t xml:space="preserve">Focus for Lessons</w:t>
-            </w:r>
-          </w:p>
-        </w:tc>
-        <w:tc>
-          <w:tcPr>
-            <w:tcW w:type="dxa" w:w="10680"/>
-            <w:shd w:fill="FFFFFF" w:color="auto" w:val="clear"/>
-            <w:tcMar>
-              <w:top w:type="dxa" w:w="60"/>
-              <w:left w:type="dxa" w:w="120"/>
-              <w:bottom w:type="dxa" w:w="60"/>
-              <w:right w:type="dxa" w:w="120"/>
-            </w:tcMar>
-            <w:vAlign w:val="top"/>
-          </w:tcPr>
-          <w:p>
-            <w:pPr>
-              <w:spacing w:after="40" w:before="0"/>
-              <w:jc w:val="left"/>
-            </w:pPr>
-            <w:r>
-              <w:rPr>
-                <w:rFonts w:ascii="Arial" w:cs="Arial" w:eastAsia="Arial" w:hAnsi="Arial"/>
-                <w:b w:val="false"/>
-                <w:bCs w:val="false"/>
-                <w:i w:val="false"/>
-                <w:iCs w:val="false"/>
-                <w:color w:val="000000"/>
-                <w:sz w:val="18"/>
-                <w:szCs w:val="18"/>
-              </w:rPr>
-              <w:t xml:space="preserve">This unit anchors learning in a puzzling everyday phenomenon — the dramatic colour changes produced when a universal indicator is added to common Kenyan foods and drinks (lemon juice, milk, black tea, soda, soap solution, baking soda mixture) — to drive students to investigate what makes substances acidic or basic. Using a carefully sequenced combination of videos, readings, and three hands-on experiments, learners build from simple observable classification toward the Arrhenius particle-level definition, the chemistry of acid reactions, and the quantitative pH scale. Throughout, Kenyan agricultural, industrial, and health contexts ensure that abstract chemistry concepts are grounded in students' lived realities and future career pathways.</w:t>
-            </w:r>
-          </w:p>
-        </w:tc>
-      </w:tr>
-      <w:tr>
-        <w:tc>
-          <w:tcPr>
-            <w:tcW w:type="dxa" w:w="3000"/>
-            <w:shd w:fill="EAD1F5" w:color="auto" w:val="clear"/>
-            <w:tcMar>
-              <w:top w:type="dxa" w:w="60"/>
-              <w:left w:type="dxa" w:w="120"/>
-              <w:bottom w:type="dxa" w:w="60"/>
-              <w:right w:type="dxa" w:w="120"/>
-            </w:tcMar>
-            <w:vAlign w:val="top"/>
-          </w:tcPr>
-          <w:p>
-            <w:pPr>
-              <w:spacing w:after="40" w:before="0"/>
-              <w:jc w:val="left"/>
-            </w:pPr>
-            <w:r>
-              <w:rPr>
-                <w:rFonts w:ascii="Arial" w:cs="Arial" w:eastAsia="Arial" w:hAnsi="Arial"/>
-                <w:b/>
-                <w:bCs/>
-                <w:i w:val="false"/>
-                <w:iCs w:val="false"/>
-                <w:color w:val="000000"/>
-                <w:sz w:val="18"/>
-                <w:szCs w:val="18"/>
-              </w:rPr>
-              <w:t xml:space="preserve">Driving Question / Key Inquiry Questions</w:t>
-            </w:r>
-          </w:p>
-        </w:tc>
-        <w:tc>
-          <w:tcPr>
-            <w:tcW w:type="dxa" w:w="10680"/>
-            <w:shd w:fill="FFFFFF" w:color="auto" w:val="clear"/>
-            <w:tcMar>
-              <w:top w:type="dxa" w:w="60"/>
-              <w:left w:type="dxa" w:w="120"/>
-              <w:bottom w:type="dxa" w:w="60"/>
-              <w:right w:type="dxa" w:w="120"/>
-            </w:tcMar>
-            <w:vAlign w:val="top"/>
-          </w:tcPr>
-          <w:p>
-            <w:pPr>
-              <w:spacing w:after="40" w:before="0"/>
-              <w:jc w:val="left"/>
-            </w:pPr>
-            <w:r>
-              <w:rPr>
-                <w:rFonts w:ascii="Arial" w:cs="Arial" w:eastAsia="Arial" w:hAnsi="Arial"/>
-                <w:b w:val="false"/>
-                <w:bCs w:val="false"/>
-                <w:i w:val="false"/>
-                <w:iCs w:val="false"/>
-                <w:color w:val="000000"/>
-                <w:sz w:val="18"/>
-                <w:szCs w:val="18"/>
-              </w:rPr>
-              <w:t xml:space="preserve">DRIVING QUESTION: "What invisible properties of everyday Kenyan liquids cause them to turn such different colours — and why does it matter for our health, our farms, and our environment?"</w:t>
-            </w:r>
-          </w:p>
-          <w:p>
-            <w:pPr>
-              <w:spacing w:after="40" w:before="0"/>
-              <w:jc w:val="left"/>
-            </w:pPr>
-            <w:r>
-              <w:rPr>
-                <w:rFonts w:ascii="Arial" w:cs="Arial" w:eastAsia="Arial" w:hAnsi="Arial"/>
-                <w:b w:val="false"/>
-                <w:bCs w:val="false"/>
-                <w:i w:val="false"/>
-                <w:iCs w:val="false"/>
-                <w:color w:val="000000"/>
-                <w:sz w:val="18"/>
-                <w:szCs w:val="18"/>
-              </w:rPr>
-              <w:t xml:space="preserve"/>
-            </w:r>
-          </w:p>
-          <w:p>
-            <w:pPr>
-              <w:spacing w:after="40" w:before="0"/>
-              <w:jc w:val="left"/>
-            </w:pPr>
-            <w:r>
-              <w:rPr>
-                <w:rFonts w:ascii="Arial" w:cs="Arial" w:eastAsia="Arial" w:hAnsi="Arial"/>
-                <w:b w:val="false"/>
-                <w:bCs w:val="false"/>
-                <w:i w:val="false"/>
-                <w:iCs w:val="false"/>
-                <w:color w:val="000000"/>
-                <w:sz w:val="18"/>
-                <w:szCs w:val="18"/>
-              </w:rPr>
-              <w:t xml:space="preserve">KICD KEY INQUIRY QUESTIONS:</w:t>
-            </w:r>
-          </w:p>
-          <w:p>
-            <w:pPr>
-              <w:spacing w:after="40" w:before="0"/>
-              <w:jc w:val="left"/>
-            </w:pPr>
-            <w:r>
-              <w:rPr>
-                <w:rFonts w:ascii="Arial" w:cs="Arial" w:eastAsia="Arial" w:hAnsi="Arial"/>
-                <w:b w:val="false"/>
-                <w:bCs w:val="false"/>
-                <w:i w:val="false"/>
-                <w:iCs w:val="false"/>
-                <w:color w:val="000000"/>
-                <w:sz w:val="18"/>
-                <w:szCs w:val="18"/>
-              </w:rPr>
-              <w:t xml:space="preserve">1. What are acids and bases?</w:t>
-            </w:r>
-          </w:p>
-          <w:p>
-            <w:pPr>
-              <w:spacing w:after="40" w:before="0"/>
-              <w:jc w:val="left"/>
-            </w:pPr>
-            <w:r>
-              <w:rPr>
-                <w:rFonts w:ascii="Arial" w:cs="Arial" w:eastAsia="Arial" w:hAnsi="Arial"/>
-                <w:b w:val="false"/>
-                <w:bCs w:val="false"/>
-                <w:i w:val="false"/>
-                <w:iCs w:val="false"/>
-                <w:color w:val="000000"/>
-                <w:sz w:val="18"/>
-                <w:szCs w:val="18"/>
-              </w:rPr>
-              <w:t xml:space="preserve">2. What are the chemical properties of acids and bases?</w:t>
-            </w:r>
-          </w:p>
-          <w:p>
-            <w:pPr>
-              <w:spacing w:after="40" w:before="0"/>
-              <w:jc w:val="left"/>
-            </w:pPr>
-            <w:r>
-              <w:rPr>
-                <w:rFonts w:ascii="Arial" w:cs="Arial" w:eastAsia="Arial" w:hAnsi="Arial"/>
-                <w:b w:val="false"/>
-                <w:bCs w:val="false"/>
-                <w:i w:val="false"/>
-                <w:iCs w:val="false"/>
-                <w:color w:val="000000"/>
-                <w:sz w:val="18"/>
-                <w:szCs w:val="18"/>
-              </w:rPr>
-              <w:t xml:space="preserve">3. How is the strength of acids and bases determined?</w:t>
-            </w:r>
-          </w:p>
-        </w:tc>
-      </w:tr>
-      <w:tr>
-        <w:tc>
-          <w:tcPr>
-            <w:tcW w:type="dxa" w:w="3000"/>
-            <w:shd w:fill="EAD1F5" w:color="auto" w:val="clear"/>
-            <w:tcMar>
-              <w:top w:type="dxa" w:w="60"/>
-              <w:left w:type="dxa" w:w="120"/>
-              <w:bottom w:type="dxa" w:w="60"/>
-              <w:right w:type="dxa" w:w="120"/>
-            </w:tcMar>
-            <w:vAlign w:val="top"/>
-          </w:tcPr>
-          <w:p>
-            <w:pPr>
-              <w:spacing w:after="40" w:before="0"/>
-              <w:jc w:val="left"/>
-            </w:pPr>
-            <w:r>
-              <w:rPr>
-                <w:rFonts w:ascii="Arial" w:cs="Arial" w:eastAsia="Arial" w:hAnsi="Arial"/>
-                <w:b/>
-                <w:bCs/>
-                <w:i w:val="false"/>
-                <w:iCs w:val="false"/>
-                <w:color w:val="000000"/>
-                <w:sz w:val="18"/>
-                <w:szCs w:val="18"/>
-              </w:rPr>
-              <w:t xml:space="preserve">Anchoring Phenomenon</w:t>
-            </w:r>
-          </w:p>
-        </w:tc>
-        <w:tc>
-          <w:tcPr>
-            <w:tcW w:type="dxa" w:w="10680"/>
-            <w:shd w:fill="FFFFFF" w:color="auto" w:val="clear"/>
-            <w:tcMar>
-              <w:top w:type="dxa" w:w="60"/>
-              <w:left w:type="dxa" w:w="120"/>
-              <w:bottom w:type="dxa" w:w="60"/>
-              <w:right w:type="dxa" w:w="120"/>
-            </w:tcMar>
-            <w:vAlign w:val="top"/>
-          </w:tcPr>
-          <w:p>
-            <w:pPr>
-              <w:spacing w:after="40" w:before="0"/>
-              <w:jc w:val="left"/>
-            </w:pPr>
-            <w:r>
-              <w:rPr>
-                <w:rFonts w:ascii="Arial" w:cs="Arial" w:eastAsia="Arial" w:hAnsi="Arial"/>
-                <w:b w:val="false"/>
-                <w:bCs w:val="false"/>
-                <w:i w:val="false"/>
-                <w:iCs w:val="false"/>
-                <w:color w:val="000000"/>
-                <w:sz w:val="18"/>
-                <w:szCs w:val="18"/>
-              </w:rPr>
-              <w:t xml:space="preserve">ANCHORING PHENOMENON — "The Colour-Changing Drinks of the School Canteen"</w:t>
-            </w:r>
-          </w:p>
-          <w:p>
-            <w:pPr>
-              <w:spacing w:after="40" w:before="0"/>
-              <w:jc w:val="left"/>
-            </w:pPr>
-            <w:r>
-              <w:rPr>
-                <w:rFonts w:ascii="Arial" w:cs="Arial" w:eastAsia="Arial" w:hAnsi="Arial"/>
-                <w:b w:val="false"/>
-                <w:bCs w:val="false"/>
-                <w:i w:val="false"/>
-                <w:iCs w:val="false"/>
-                <w:color w:val="000000"/>
-                <w:sz w:val="18"/>
-                <w:szCs w:val="18"/>
-              </w:rPr>
-              <w:t xml:space="preserve"/>
-            </w:r>
-          </w:p>
-          <w:p>
-            <w:pPr>
-              <w:spacing w:after="40" w:before="0"/>
-              <w:jc w:val="left"/>
-            </w:pPr>
-            <w:r>
-              <w:rPr>
-                <w:rFonts w:ascii="Arial" w:cs="Arial" w:eastAsia="Arial" w:hAnsi="Arial"/>
-                <w:b w:val="false"/>
-                <w:bCs w:val="false"/>
-                <w:i w:val="false"/>
-                <w:iCs w:val="false"/>
-                <w:color w:val="000000"/>
-                <w:sz w:val="18"/>
-                <w:szCs w:val="18"/>
-              </w:rPr>
-              <w:t xml:space="preserve">A Chemistry teacher at a school in Nairobi brings eight small cups to the front of the class. Each cup contains a clear or lightly coloured liquid that students recognise from daily life: freshly squeezed lemon juice, black tea (chai), cow's milk, a carbonated soft drink (e.g., Stoney Tangawizi), clean tap water, a baking soda solution, liquid soap (the kind used for handwashing in the school), and a dilute solution of "Jik" bleach. The teacher adds five drops of universal indicator solution to each cup and swirls gently. In seconds, the cups explode into a rainbow of colours — brilliant reds and oranges in some, a stable green in one, and striking blues and purples in others. Students are visibly surprised: all the liquids looked ordinary, yet they behave so differently. The teacher asks: "These are all liquids you encounter every day — some you even drink. Why do they turn such different colours? What is in them that causes this? And does it matter?" This puzzle — that invisible dissolved particles in familiar substances can produce such dramatic, ordered colour patterns — anchors the entire unit. Students cannot yet explain it, but every lesson peels back another layer of understanding until they can account for every colour in every cup using the Arrhenius definition, the pH scale, and the chemical properties of acids and bases.</w:t>
-            </w:r>
-          </w:p>
-        </w:tc>
-      </w:tr>
-      <w:tr>
-        <w:tc>
-          <w:tcPr>
-            <w:tcW w:type="dxa" w:w="3000"/>
-            <w:shd w:fill="D9EEF1" w:color="auto" w:val="clear"/>
-            <w:tcMar>
-              <w:top w:type="dxa" w:w="60"/>
-              <w:left w:type="dxa" w:w="120"/>
-              <w:bottom w:type="dxa" w:w="60"/>
-              <w:right w:type="dxa" w:w="120"/>
-            </w:tcMar>
-            <w:vAlign w:val="top"/>
-          </w:tcPr>
-          <w:p>
-            <w:pPr>
-              <w:spacing w:after="40" w:before="0"/>
-              <w:jc w:val="left"/>
-            </w:pPr>
-            <w:r>
-              <w:rPr>
-                <w:rFonts w:ascii="Arial" w:cs="Arial" w:eastAsia="Arial" w:hAnsi="Arial"/>
-                <w:b/>
-                <w:bCs/>
-                <w:i w:val="false"/>
-                <w:iCs w:val="false"/>
-                <w:color w:val="000000"/>
-                <w:sz w:val="18"/>
-                <w:szCs w:val="18"/>
-              </w:rPr>
-              <w:t xml:space="preserve">Storyline Thread</w:t>
-            </w:r>
-          </w:p>
-        </w:tc>
-        <w:tc>
-          <w:tcPr>
-            <w:tcW w:type="dxa" w:w="10680"/>
-            <w:shd w:fill="FFFFFF" w:color="auto" w:val="clear"/>
-            <w:tcMar>
-              <w:top w:type="dxa" w:w="60"/>
-              <w:left w:type="dxa" w:w="120"/>
-              <w:bottom w:type="dxa" w:w="60"/>
-              <w:right w:type="dxa" w:w="120"/>
-            </w:tcMar>
-            <w:vAlign w:val="top"/>
-          </w:tcPr>
-          <w:p>
-            <w:pPr>
-              <w:spacing w:after="40" w:before="0"/>
-              <w:jc w:val="left"/>
-            </w:pPr>
-            <w:r>
-              <w:rPr>
-                <w:rFonts w:ascii="Arial" w:cs="Arial" w:eastAsia="Arial" w:hAnsi="Arial"/>
-                <w:b w:val="false"/>
-                <w:bCs w:val="false"/>
-                <w:i w:val="false"/>
-                <w:iCs w:val="false"/>
-                <w:color w:val="000000"/>
-                <w:sz w:val="18"/>
-                <w:szCs w:val="18"/>
-              </w:rPr>
-              <w:t xml:space="preserve">Lesson 1: ANCHORING PHENOMENON + PREDICT — Students observe the universal indicator colour-change demonstration with eight Kenyan everyday liquids; they record predictions and generate initial questions for the Driving Question Board. Introduction to the concept of classifying substances as acids or bases based on observable properties (taste, feel, litmus colour — safety-discussed only, not tasted in lab).</w:t>
-            </w:r>
-          </w:p>
-          <w:p>
-            <w:pPr>
-              <w:spacing w:after="40" w:before="0"/>
-              <w:jc w:val="left"/>
-            </w:pPr>
-            <w:r>
-              <w:rPr>
-                <w:rFonts w:ascii="Arial" w:cs="Arial" w:eastAsia="Arial" w:hAnsi="Arial"/>
-                <w:b w:val="false"/>
-                <w:bCs w:val="false"/>
-                <w:i w:val="false"/>
-                <w:iCs w:val="false"/>
-                <w:color w:val="000000"/>
-                <w:sz w:val="18"/>
-                <w:szCs w:val="18"/>
-              </w:rPr>
-              <w:t xml:space="preserve"/>
-            </w:r>
-          </w:p>
-          <w:p>
-            <w:pPr>
-              <w:spacing w:after="40" w:before="0"/>
-              <w:jc w:val="left"/>
-            </w:pPr>
-            <w:r>
-              <w:rPr>
-                <w:rFonts w:ascii="Arial" w:cs="Arial" w:eastAsia="Arial" w:hAnsi="Arial"/>
-                <w:b w:val="false"/>
-                <w:bCs w:val="false"/>
-                <w:i w:val="false"/>
-                <w:iCs w:val="false"/>
-                <w:color w:val="000000"/>
-                <w:sz w:val="18"/>
-                <w:szCs w:val="18"/>
-              </w:rPr>
-              <w:t xml:space="preserve">Lesson 2: OBSERVE + EXPLAIN — Students watch the introductory video on acids and bases and complete the paired reading on acids and bases. They use the new vocabulary (acid, base, alkali, neutral, indicator) to begin revising their Lesson 1 predictions and update DQB entries with new questions about what acids and bases are made of at the particle level.</w:t>
-            </w:r>
-          </w:p>
-          <w:p>
-            <w:pPr>
-              <w:spacing w:after="40" w:before="0"/>
-              <w:jc w:val="left"/>
-            </w:pPr>
-            <w:r>
-              <w:rPr>
-                <w:rFonts w:ascii="Arial" w:cs="Arial" w:eastAsia="Arial" w:hAnsi="Arial"/>
-                <w:b w:val="false"/>
-                <w:bCs w:val="false"/>
-                <w:i w:val="false"/>
-                <w:iCs w:val="false"/>
-                <w:color w:val="000000"/>
-                <w:sz w:val="18"/>
-                <w:szCs w:val="18"/>
-              </w:rPr>
-              <w:t xml:space="preserve"/>
-            </w:r>
-          </w:p>
-          <w:p>
-            <w:pPr>
-              <w:spacing w:after="40" w:before="0"/>
-              <w:jc w:val="left"/>
-            </w:pPr>
-            <w:r>
-              <w:rPr>
-                <w:rFonts w:ascii="Arial" w:cs="Arial" w:eastAsia="Arial" w:hAnsi="Arial"/>
-                <w:b w:val="false"/>
-                <w:bCs w:val="false"/>
-                <w:i w:val="false"/>
-                <w:iCs w:val="false"/>
-                <w:color w:val="000000"/>
-                <w:sz w:val="18"/>
-                <w:szCs w:val="18"/>
-              </w:rPr>
-              <w:t xml:space="preserve">Lesson 3: EXPLAIN — Arrhenius Definition of Acids and Bases. Teacher-led sensemaking: acids produce H⁺ ions in aqueous solution; bases produce OH⁻ ions. Students write ionisation equations for HCl, H₂SO₄, NaOH, and Ca(OH)₂. They connect the Arrhenius model to the colour patterns observed in Lesson 1 and revisit the anchoring phenomenon with new explanatory power.</w:t>
-            </w:r>
-          </w:p>
-          <w:p>
-            <w:pPr>
-              <w:spacing w:after="40" w:before="0"/>
-              <w:jc w:val="left"/>
-            </w:pPr>
-            <w:r>
-              <w:rPr>
-                <w:rFonts w:ascii="Arial" w:cs="Arial" w:eastAsia="Arial" w:hAnsi="Arial"/>
-                <w:b w:val="false"/>
-                <w:bCs w:val="false"/>
-                <w:i w:val="false"/>
-                <w:iCs w:val="false"/>
-                <w:color w:val="000000"/>
-                <w:sz w:val="18"/>
-                <w:szCs w:val="18"/>
-              </w:rPr>
-              <w:t xml:space="preserve"/>
-            </w:r>
-          </w:p>
-          <w:p>
-            <w:pPr>
-              <w:spacing w:after="40" w:before="0"/>
-              <w:jc w:val="left"/>
-            </w:pPr>
-            <w:r>
-              <w:rPr>
-                <w:rFonts w:ascii="Arial" w:cs="Arial" w:eastAsia="Arial" w:hAnsi="Arial"/>
-                <w:b w:val="false"/>
-                <w:bCs w:val="false"/>
-                <w:i w:val="false"/>
-                <w:iCs w:val="false"/>
-                <w:color w:val="000000"/>
-                <w:sz w:val="18"/>
-                <w:szCs w:val="18"/>
-              </w:rPr>
-              <w:t xml:space="preserve">Lesson 4: OBSERVE (Experiment 1) — Differences Between Acids and Bases Using Commercial Indicators. Students test a range of solutions (including lemon juice, vinegar, baking soda solution, soap solution, tap water) with litmus (red and blue), phenolphthalein, and methyl orange. They tabulate colour changes, classify each substance, and identify patterns. DQB updated: "We can now tell acids from bases — but what makes acids chemically reactive?"</w:t>
-            </w:r>
-          </w:p>
-          <w:p>
-            <w:pPr>
-              <w:spacing w:after="40" w:before="0"/>
-              <w:jc w:val="left"/>
-            </w:pPr>
-            <w:r>
-              <w:rPr>
-                <w:rFonts w:ascii="Arial" w:cs="Arial" w:eastAsia="Arial" w:hAnsi="Arial"/>
-                <w:b w:val="false"/>
-                <w:bCs w:val="false"/>
-                <w:i w:val="false"/>
-                <w:iCs w:val="false"/>
-                <w:color w:val="000000"/>
-                <w:sz w:val="18"/>
-                <w:szCs w:val="18"/>
-              </w:rPr>
-              <w:t xml:space="preserve"/>
-            </w:r>
-          </w:p>
-          <w:p>
-            <w:pPr>
-              <w:spacing w:after="40" w:before="0"/>
-              <w:jc w:val="left"/>
-            </w:pPr>
-            <w:r>
-              <w:rPr>
-                <w:rFonts w:ascii="Arial" w:cs="Arial" w:eastAsia="Arial" w:hAnsi="Arial"/>
-                <w:b w:val="false"/>
-                <w:bCs w:val="false"/>
-                <w:i w:val="false"/>
-                <w:iCs w:val="false"/>
-                <w:color w:val="000000"/>
-                <w:sz w:val="18"/>
-                <w:szCs w:val="18"/>
-              </w:rPr>
-              <w:t xml:space="preserve">Lesson 5: OBSERVE (Experiment 2a &amp; 2b) — Chemical Properties of Acids: Acid + Metal and Acid + Base (Neutralisation). Students react dilute HCl and H₂SO₄ with zinc/magnesium ribbon and observe gas production (hydrogen — tested with a lit splint). They then perform neutralisation reactions (HCl + NaOH with phenolphthalein indicator). Balanced and ionic equations written. Connected to the corroded battery supporting phenomenon.</w:t>
-            </w:r>
-          </w:p>
-          <w:p>
-            <w:pPr>
-              <w:spacing w:after="40" w:before="0"/>
-              <w:jc w:val="left"/>
-            </w:pPr>
-            <w:r>
-              <w:rPr>
-                <w:rFonts w:ascii="Arial" w:cs="Arial" w:eastAsia="Arial" w:hAnsi="Arial"/>
-                <w:b w:val="false"/>
-                <w:bCs w:val="false"/>
-                <w:i w:val="false"/>
-                <w:iCs w:val="false"/>
-                <w:color w:val="000000"/>
-                <w:sz w:val="18"/>
-                <w:szCs w:val="18"/>
-              </w:rPr>
-              <w:t xml:space="preserve"/>
-            </w:r>
-          </w:p>
-          <w:p>
-            <w:pPr>
-              <w:spacing w:after="40" w:before="0"/>
-              <w:jc w:val="left"/>
-            </w:pPr>
-            <w:r>
-              <w:rPr>
-                <w:rFonts w:ascii="Arial" w:cs="Arial" w:eastAsia="Arial" w:hAnsi="Arial"/>
-                <w:b w:val="false"/>
-                <w:bCs w:val="false"/>
-                <w:i w:val="false"/>
-                <w:iCs w:val="false"/>
-                <w:color w:val="000000"/>
-                <w:sz w:val="18"/>
-                <w:szCs w:val="18"/>
-              </w:rPr>
-              <w:t xml:space="preserve">Lesson 6: OBSERVE (Experiment 2c &amp; 2d) — Acid + Metal Carbonate and Acid + Metal Hydrogen Carbonate. Students react dilute HCl with marble chips (CaCO₃) and sodium hydrogen carbonate (NaHCO₃/baking soda), testing the gas produced with limewater (CO₂). Balanced equations written for all four acid reaction types. Connected to the Kericho soil and Mombasa battery supporting phenomena. DQB updated with a summary of all acid reactions.</w:t>
-            </w:r>
-          </w:p>
-          <w:p>
-            <w:pPr>
-              <w:spacing w:after="40" w:before="0"/>
-              <w:jc w:val="left"/>
-            </w:pPr>
-            <w:r>
-              <w:rPr>
-                <w:rFonts w:ascii="Arial" w:cs="Arial" w:eastAsia="Arial" w:hAnsi="Arial"/>
-                <w:b w:val="false"/>
-                <w:bCs w:val="false"/>
-                <w:i w:val="false"/>
-                <w:iCs w:val="false"/>
-                <w:color w:val="000000"/>
-                <w:sz w:val="18"/>
-                <w:szCs w:val="18"/>
-              </w:rPr>
-              <w:t xml:space="preserve"/>
-            </w:r>
-          </w:p>
-          <w:p>
-            <w:pPr>
-              <w:spacing w:after="40" w:before="0"/>
-              <w:jc w:val="left"/>
-            </w:pPr>
-            <w:r>
-              <w:rPr>
-                <w:rFonts w:ascii="Arial" w:cs="Arial" w:eastAsia="Arial" w:hAnsi="Arial"/>
-                <w:b w:val="false"/>
-                <w:bCs w:val="false"/>
-                <w:i w:val="false"/>
-                <w:iCs w:val="false"/>
-                <w:color w:val="000000"/>
-                <w:sz w:val="18"/>
-                <w:szCs w:val="18"/>
-              </w:rPr>
-              <w:t xml:space="preserve">Lesson 7: EXPLAIN + MODEL BUILDING (Mid-Unit) — Consolidation of chemical properties of acids and bases. Students construct a summary graphic model showing the four types of acid reactions with generalised equations, products, and gas tests. Class discussion connects all reactions to the Arrhenius definition: H⁺ ions as the active agent. Comparison of base properties (reaction with acids, effect on indicators) completed.</w:t>
-            </w:r>
-          </w:p>
-          <w:p>
-            <w:pPr>
-              <w:spacing w:after="40" w:before="0"/>
-              <w:jc w:val="left"/>
-            </w:pPr>
-            <w:r>
-              <w:rPr>
-                <w:rFonts w:ascii="Arial" w:cs="Arial" w:eastAsia="Arial" w:hAnsi="Arial"/>
-                <w:b w:val="false"/>
-                <w:bCs w:val="false"/>
-                <w:i w:val="false"/>
-                <w:iCs w:val="false"/>
-                <w:color w:val="000000"/>
-                <w:sz w:val="18"/>
-                <w:szCs w:val="18"/>
-              </w:rPr>
-              <w:t xml:space="preserve"/>
-            </w:r>
-          </w:p>
-          <w:p>
-            <w:pPr>
-              <w:spacing w:after="40" w:before="0"/>
-              <w:jc w:val="left"/>
-            </w:pPr>
-            <w:r>
-              <w:rPr>
-                <w:rFonts w:ascii="Arial" w:cs="Arial" w:eastAsia="Arial" w:hAnsi="Arial"/>
-                <w:b w:val="false"/>
-                <w:bCs w:val="false"/>
-                <w:i w:val="false"/>
-                <w:iCs w:val="false"/>
-                <w:color w:val="000000"/>
-                <w:sz w:val="18"/>
-                <w:szCs w:val="18"/>
-              </w:rPr>
-              <w:t xml:space="preserve">Lesson 8: OBSERVE — Introduction to pH. Students watch the introductory video on pH, then conduct Experiment 3: testing the pH of a range of solutions (including those from Lessons 4–6) using universal indicator/pH chart and pH indicator paper. They construct a pH number line (0–14) populated with Kenyan real-world examples (stomach acid, black tea, milk, blood, soap, bleach, Lake Magadi water). DQB updated: "What does the pH number actually tell us about the strength of the acid or base?"</w:t>
-            </w:r>
-          </w:p>
-          <w:p>
-            <w:pPr>
-              <w:spacing w:after="40" w:before="0"/>
-              <w:jc w:val="left"/>
-            </w:pPr>
-            <w:r>
-              <w:rPr>
-                <w:rFonts w:ascii="Arial" w:cs="Arial" w:eastAsia="Arial" w:hAnsi="Arial"/>
-                <w:b w:val="false"/>
-                <w:bCs w:val="false"/>
-                <w:i w:val="false"/>
-                <w:iCs w:val="false"/>
-                <w:color w:val="000000"/>
-                <w:sz w:val="18"/>
-                <w:szCs w:val="18"/>
-              </w:rPr>
-              <w:t xml:space="preserve"/>
-            </w:r>
-          </w:p>
-          <w:p>
-            <w:pPr>
-              <w:spacing w:after="40" w:before="0"/>
-              <w:jc w:val="left"/>
-            </w:pPr>
-            <w:r>
-              <w:rPr>
-                <w:rFonts w:ascii="Arial" w:cs="Arial" w:eastAsia="Arial" w:hAnsi="Arial"/>
-                <w:b w:val="false"/>
-                <w:bCs w:val="false"/>
-                <w:i w:val="false"/>
-                <w:iCs w:val="false"/>
-                <w:color w:val="000000"/>
-                <w:sz w:val="18"/>
-                <w:szCs w:val="18"/>
-              </w:rPr>
-              <w:t xml:space="preserve">Lesson 9: EXPLAIN — Strong vs. Weak Acids and Bases. Teacher-guided sensemaking using pH data from Lesson 8: degree of ionisation explains pH differences. Students compare HCl (strong, fully ionised) vs. ethanoic acid/citric acid (weak, partially ionised) using particle diagrams. Agricultural connection: why soil pH 4.2 (strong acidity) damages tea plants but pH 5.5–6.0 is ideal. DQB updated with refined model entries.</w:t>
-            </w:r>
-          </w:p>
-          <w:p>
-            <w:pPr>
-              <w:spacing w:after="40" w:before="0"/>
-              <w:jc w:val="left"/>
-            </w:pPr>
-            <w:r>
-              <w:rPr>
-                <w:rFonts w:ascii="Arial" w:cs="Arial" w:eastAsia="Arial" w:hAnsi="Arial"/>
-                <w:b w:val="false"/>
-                <w:bCs w:val="false"/>
-                <w:i w:val="false"/>
-                <w:iCs w:val="false"/>
-                <w:color w:val="000000"/>
-                <w:sz w:val="18"/>
-                <w:szCs w:val="18"/>
-              </w:rPr>
-              <w:t xml:space="preserve"/>
-            </w:r>
-          </w:p>
-          <w:p>
-            <w:pPr>
-              <w:spacing w:after="40" w:before="0"/>
-              <w:jc w:val="left"/>
-            </w:pPr>
-            <w:r>
-              <w:rPr>
-                <w:rFonts w:ascii="Arial" w:cs="Arial" w:eastAsia="Arial" w:hAnsi="Arial"/>
-                <w:b w:val="false"/>
-                <w:bCs w:val="false"/>
-                <w:i w:val="false"/>
-                <w:iCs w:val="false"/>
-                <w:color w:val="000000"/>
-                <w:sz w:val="18"/>
-                <w:szCs w:val="18"/>
-              </w:rPr>
-              <w:t xml:space="preserve">Lesson 10: USES OF ACIDS AND BASES + FINAL MODEL BUILD — Students watch the video and complete the reading on uses of acids and bases (industrial, agricultural, domestic, medical Kenyan contexts). They revise and finalise their cumulative particle/concept model of acids and bases built across the unit. A Driving Question Board closure activity has students match every original question to an evidence-based answer. Final reflection: students return to the eight cups from Lesson 1 and write a full scientific explanation of every colour change, demonstrating mastery of the sub-strand learning outcomes.</w:t>
-            </w:r>
-          </w:p>
-        </w:tc>
-      </w:tr>
-      <w:tr>
-        <w:tc>
-          <w:tcPr>
-            <w:tcW w:type="dxa" w:w="3000"/>
-            <w:shd w:fill="EAD1F5" w:color="auto" w:val="clear"/>
-            <w:tcMar>
-              <w:top w:type="dxa" w:w="60"/>
-              <w:left w:type="dxa" w:w="120"/>
-              <w:bottom w:type="dxa" w:w="60"/>
-              <w:right w:type="dxa" w:w="120"/>
-            </w:tcMar>
-            <w:vAlign w:val="top"/>
-          </w:tcPr>
-          <w:p>
-            <w:pPr>
-              <w:spacing w:after="40" w:before="0"/>
-              <w:jc w:val="left"/>
-            </w:pPr>
-            <w:r>
-              <w:rPr>
-                <w:rFonts w:ascii="Arial" w:cs="Arial" w:eastAsia="Arial" w:hAnsi="Arial"/>
-                <w:b/>
-                <w:bCs/>
-                <w:i w:val="false"/>
-                <w:iCs w:val="false"/>
-                <w:color w:val="000000"/>
-                <w:sz w:val="18"/>
-                <w:szCs w:val="18"/>
-              </w:rPr>
-              <w:t xml:space="preserve">Supporting Phenomena</w:t>
-            </w:r>
-          </w:p>
-        </w:tc>
-        <w:tc>
-          <w:tcPr>
-            <w:tcW w:type="dxa" w:w="10680"/>
-            <w:shd w:fill="FFFFFF" w:color="auto" w:val="clear"/>
-            <w:tcMar>
-              <w:top w:type="dxa" w:w="60"/>
-              <w:left w:type="dxa" w:w="120"/>
-              <w:bottom w:type="dxa" w:w="60"/>
-              <w:right w:type="dxa" w:w="120"/>
-            </w:tcMar>
-            <w:vAlign w:val="top"/>
-          </w:tcPr>
-          <w:p>
-            <w:pPr>
-              <w:spacing w:after="30" w:before="0"/>
-              <w:ind w:left="360" w:hanging="180"/>
-              <w:jc w:val="left"/>
-            </w:pPr>
-            <w:r>
-              <w:rPr>
-                <w:rFonts w:ascii="Arial" w:cs="Arial" w:eastAsia="Arial" w:hAnsi="Arial"/>
-                <w:b w:val="false"/>
-                <w:bCs w:val="false"/>
-                <w:i w:val="false"/>
-                <w:iCs w:val="false"/>
-                <w:color w:val="000000"/>
-                <w:sz w:val="18"/>
-                <w:szCs w:val="18"/>
-              </w:rPr>
-              <w:t xml:space="preserve">–  SUPPORTING PHENOMENON 1 — "The Fizzing Antacid Tablet": A student who complains of stomach pain after eating too much ugali and nyama choma takes a Gelusil or Eno antacid tablet dissolved in water. The fizzing and rapid relief is puzzling — what is in the tablet, why does it fizz, and how does it stop the pain? (Connects to acid + base neutralisation and acid + carbonate reactions.)</w:t>
-            </w:r>
-          </w:p>
-          <w:p>
-            <w:pPr>
-              <w:spacing w:after="30" w:before="0"/>
-              <w:ind w:left="360" w:hanging="180"/>
-              <w:jc w:val="left"/>
-            </w:pPr>
-            <w:r>
-              <w:rPr>
-                <w:rFonts w:ascii="Arial" w:cs="Arial" w:eastAsia="Arial" w:hAnsi="Arial"/>
-                <w:b w:val="false"/>
-                <w:bCs w:val="false"/>
-                <w:i w:val="false"/>
-                <w:iCs w:val="false"/>
-                <w:color w:val="000000"/>
-                <w:sz w:val="18"/>
-                <w:szCs w:val="18"/>
-              </w:rPr>
-              <w:t xml:space="preserve">–  SUPPORTING PHENOMENON 2 — "The Dying Tea Farm": A farmer in Kericho notices that one section of her tea bushes has yellowing leaves and stunted growth despite regular watering and fertiliser. A soil test reveals the soil pH is 4.2. After lime (calcium carbonate) is applied, the plants recover within weeks. Why does the number "4.2" explain sick plants, and why does a white powder fix it? (Connects to pH scale, strong/weak acids in soil, and acid + carbonate reaction.)</w:t>
-            </w:r>
-          </w:p>
-          <w:p>
-            <w:pPr>
-              <w:spacing w:after="30" w:before="0"/>
-              <w:ind w:left="360" w:hanging="180"/>
-              <w:jc w:val="left"/>
-            </w:pPr>
-            <w:r>
-              <w:rPr>
-                <w:rFonts w:ascii="Arial" w:cs="Arial" w:eastAsia="Arial" w:hAnsi="Arial"/>
-                <w:b w:val="false"/>
-                <w:bCs w:val="false"/>
-                <w:i w:val="false"/>
-                <w:iCs w:val="false"/>
-                <w:color w:val="000000"/>
-                <w:sz w:val="18"/>
-                <w:szCs w:val="18"/>
-              </w:rPr>
-              <w:t xml:space="preserve">–  SUPPORTING PHENOMENON 3 — "The Corroded Matatu Battery": A mechanic in Mombasa shows students a car battery terminal covered in a blue-white crusty deposit and explains that the battery contains sulfuric acid. He uses baking soda solution to clean the terminal, and it fizzes vigorously. Why does acid leak from the battery, why does the fizzing happen, and why does baking soda work? (Connects to acid properties, acid + carbonate/hydrogen carbonate reaction, and uses of acids.)</w:t>
-            </w:r>
-          </w:p>
-          <w:p>
-            <w:pPr>
-              <w:spacing w:after="30" w:before="0"/>
-              <w:ind w:left="360" w:hanging="180"/>
-              <w:jc w:val="left"/>
-            </w:pPr>
-            <w:r>
-              <w:rPr>
-                <w:rFonts w:ascii="Arial" w:cs="Arial" w:eastAsia="Arial" w:hAnsi="Arial"/>
-                <w:b w:val="false"/>
-                <w:bCs w:val="false"/>
-                <w:i w:val="false"/>
-                <w:iCs w:val="false"/>
-                <w:color w:val="000000"/>
-                <w:sz w:val="18"/>
-                <w:szCs w:val="18"/>
-              </w:rPr>
-              <w:t xml:space="preserve">–  SUPPORTING PHENOMENON 4 — "Lake Magadi's Strange Pink Water": Students view an image of Lake Magadi in the Rift Valley, whose water appears pink-red and kills most animals that enter it. Local communities harvest trona (sodium carbonate) from it commercially. Why is this lake so different from Lake Victoria? What makes the water so harmful, and yet so economically valuable? (Connects to bases, pH extremes, industrial uses of bases/salts.)</w:t>
-            </w:r>
-          </w:p>
-        </w:tc>
-      </w:tr>
-    </w:tbl>
-    <w:p>
-      <w:pPr>
-        <w:spacing w:after="120"/>
-      </w:pPr>
-      <w:r>
-        <w:t xml:space="preserve"/>
       </w:r>
     </w:p>
     <w:p>
@@ -3669,7 +3669,7 @@
             <w:pPr>
               <w:spacing w:after="20" w:before="0"/>
             </w:pPr>
-            <w:hyperlink w:history="1" r:id="rIdgpitchqvlema0jk75q1dh">
+            <w:hyperlink w:history="1" r:id="rIdnxyclorq991r7gwcfnlss">
               <w:r>
                 <w:rPr>
                   <w:rFonts w:ascii="Arial" w:cs="Arial" w:eastAsia="Arial" w:hAnsi="Arial"/>
@@ -3702,7 +3702,7 @@
               <w:spacing w:after="10" w:before="0"/>
               <w:ind w:left="120"/>
             </w:pPr>
-            <w:hyperlink w:history="1" r:id="rIdkhr7asare5g-ajbkznelr">
+            <w:hyperlink w:history="1" r:id="rIdst7zec2yz6mlljwq9qomk">
               <w:r>
                 <w:rPr>
                   <w:rFonts w:ascii="Arial" w:cs="Arial" w:eastAsia="Arial" w:hAnsi="Arial"/>
@@ -3747,7 +3747,7 @@
             <w:pPr>
               <w:spacing w:after="20" w:before="0"/>
             </w:pPr>
-            <w:hyperlink w:history="1" r:id="rIdxehtdwkxlpv0jinlf75pr">
+            <w:hyperlink w:history="1" r:id="rIdfkg6ymnejcd3y7b9tphvv">
               <w:r>
                 <w:rPr>
                   <w:rFonts w:ascii="Arial" w:cs="Arial" w:eastAsia="Arial" w:hAnsi="Arial"/>
@@ -3780,7 +3780,7 @@
               <w:spacing w:after="10" w:before="0"/>
               <w:ind w:left="120"/>
             </w:pPr>
-            <w:hyperlink w:history="1" r:id="rIdhawfge1xxcbqsqskrjrs-">
+            <w:hyperlink w:history="1" r:id="rIduyolbztuwf_ud84ovxz77">
               <w:r>
                 <w:rPr>
                   <w:rFonts w:ascii="Arial" w:cs="Arial" w:eastAsia="Arial" w:hAnsi="Arial"/>
@@ -3975,7 +3975,7 @@
             <w:pPr>
               <w:spacing w:after="20" w:before="0"/>
             </w:pPr>
-            <w:hyperlink w:history="1" r:id="rIdtp3znz6nn_vpz8zrlijh-">
+            <w:hyperlink w:history="1" r:id="rIdwtms8hromltoaj3lenod9">
               <w:r>
                 <w:rPr>
                   <w:rFonts w:ascii="Arial" w:cs="Arial" w:eastAsia="Arial" w:hAnsi="Arial"/>
@@ -4008,7 +4008,7 @@
               <w:spacing w:after="10" w:before="0"/>
               <w:ind w:left="120"/>
             </w:pPr>
-            <w:hyperlink w:history="1" r:id="rIdkdlkunib_e62znk9odxbp">
+            <w:hyperlink w:history="1" r:id="rIdcog99xqh_r0tqc7mxx1yu">
               <w:r>
                 <w:rPr>
                   <w:rFonts w:ascii="Arial" w:cs="Arial" w:eastAsia="Arial" w:hAnsi="Arial"/>
@@ -4053,7 +4053,7 @@
             <w:pPr>
               <w:spacing w:after="20" w:before="0"/>
             </w:pPr>
-            <w:hyperlink w:history="1" r:id="rId9en4guczhh1turvqste95">
+            <w:hyperlink w:history="1" r:id="rIdxokpovp6fnjbys8v_btts">
               <w:r>
                 <w:rPr>
                   <w:rFonts w:ascii="Arial" w:cs="Arial" w:eastAsia="Arial" w:hAnsi="Arial"/>
@@ -4086,7 +4086,7 @@
               <w:spacing w:after="10" w:before="0"/>
               <w:ind w:left="120"/>
             </w:pPr>
-            <w:hyperlink w:history="1" r:id="rIdvhsoekwihza_0_jairjt6">
+            <w:hyperlink w:history="1" r:id="rIdsqwzhqsybknrbnjjtdqqz">
               <w:r>
                 <w:rPr>
                   <w:rFonts w:ascii="Arial" w:cs="Arial" w:eastAsia="Arial" w:hAnsi="Arial"/>
@@ -4281,7 +4281,7 @@
             <w:pPr>
               <w:spacing w:after="20" w:before="0"/>
             </w:pPr>
-            <w:hyperlink w:history="1" r:id="rIdy33i_-mtrhygxvphexf8r">
+            <w:hyperlink w:history="1" r:id="rIdfcjkrcd5bxr6obzmfticz">
               <w:r>
                 <w:rPr>
                   <w:rFonts w:ascii="Arial" w:cs="Arial" w:eastAsia="Arial" w:hAnsi="Arial"/>
@@ -4314,7 +4314,7 @@
               <w:spacing w:after="10" w:before="0"/>
               <w:ind w:left="120"/>
             </w:pPr>
-            <w:hyperlink w:history="1" r:id="rIdfhvhs1k3h699xpdhz6ddu">
+            <w:hyperlink w:history="1" r:id="rIdos0hoigmwy0z6-6eyd75b">
               <w:r>
                 <w:rPr>
                   <w:rFonts w:ascii="Arial" w:cs="Arial" w:eastAsia="Arial" w:hAnsi="Arial"/>
@@ -4359,7 +4359,7 @@
             <w:pPr>
               <w:spacing w:after="20" w:before="0"/>
             </w:pPr>
-            <w:hyperlink w:history="1" r:id="rIds_hvub-8oyo6oxog2kjzs">
+            <w:hyperlink w:history="1" r:id="rIdn2p8fuu4yiw80lkn37-gg">
               <w:r>
                 <w:rPr>
                   <w:rFonts w:ascii="Arial" w:cs="Arial" w:eastAsia="Arial" w:hAnsi="Arial"/>
@@ -4392,7 +4392,7 @@
               <w:spacing w:after="10" w:before="0"/>
               <w:ind w:left="120"/>
             </w:pPr>
-            <w:hyperlink w:history="1" r:id="rId_mmpz5nwmq7w_-xpoqbgn">
+            <w:hyperlink w:history="1" r:id="rIdp_kc30n9cpxpvtqw5pvts">
               <w:r>
                 <w:rPr>
                   <w:rFonts w:ascii="Arial" w:cs="Arial" w:eastAsia="Arial" w:hAnsi="Arial"/>
@@ -4587,7 +4587,7 @@
             <w:pPr>
               <w:spacing w:after="20" w:before="0"/>
             </w:pPr>
-            <w:hyperlink w:history="1" r:id="rIdizn3219tkfggszzbeovog">
+            <w:hyperlink w:history="1" r:id="rIdf8zlmgcdfrpvyafgr8dnl">
               <w:r>
                 <w:rPr>
                   <w:rFonts w:ascii="Arial" w:cs="Arial" w:eastAsia="Arial" w:hAnsi="Arial"/>
@@ -4620,7 +4620,7 @@
               <w:spacing w:after="10" w:before="0"/>
               <w:ind w:left="120"/>
             </w:pPr>
-            <w:hyperlink w:history="1" r:id="rIda56dtj7dqncxcfqyr1h0a">
+            <w:hyperlink w:history="1" r:id="rIdaltjf9_i9-9dkr6uo6vce">
               <w:r>
                 <w:rPr>
                   <w:rFonts w:ascii="Arial" w:cs="Arial" w:eastAsia="Arial" w:hAnsi="Arial"/>
@@ -4665,7 +4665,7 @@
             <w:pPr>
               <w:spacing w:after="20" w:before="0"/>
             </w:pPr>
-            <w:hyperlink w:history="1" r:id="rIdok03or3ofyq3fv6smmt8c">
+            <w:hyperlink w:history="1" r:id="rIdbgm8m3hnqswg-h3m_amwj">
               <w:r>
                 <w:rPr>
                   <w:rFonts w:ascii="Arial" w:cs="Arial" w:eastAsia="Arial" w:hAnsi="Arial"/>
@@ -4698,7 +4698,7 @@
               <w:spacing w:after="10" w:before="0"/>
               <w:ind w:left="120"/>
             </w:pPr>
-            <w:hyperlink w:history="1" r:id="rIdewrmhdu5j3faoj186bjg2">
+            <w:hyperlink w:history="1" r:id="rIdgvbhegxbrimvbc4sm_dtu">
               <w:r>
                 <w:rPr>
                   <w:rFonts w:ascii="Arial" w:cs="Arial" w:eastAsia="Arial" w:hAnsi="Arial"/>
@@ -4893,7 +4893,7 @@
             <w:pPr>
               <w:spacing w:after="20" w:before="0"/>
             </w:pPr>
-            <w:hyperlink w:history="1" r:id="rIdzbay6iseqxoeqrvpsbl0v">
+            <w:hyperlink w:history="1" r:id="rIdsx9vz5p6zleczs8why-gi">
               <w:r>
                 <w:rPr>
                   <w:rFonts w:ascii="Arial" w:cs="Arial" w:eastAsia="Arial" w:hAnsi="Arial"/>
@@ -4926,7 +4926,7 @@
               <w:spacing w:after="10" w:before="0"/>
               <w:ind w:left="120"/>
             </w:pPr>
-            <w:hyperlink w:history="1" r:id="rIdjecjmunnl1mluln_kzsxm">
+            <w:hyperlink w:history="1" r:id="rIdbozg8sqv_80jl6x5dzmx8">
               <w:r>
                 <w:rPr>
                   <w:rFonts w:ascii="Arial" w:cs="Arial" w:eastAsia="Arial" w:hAnsi="Arial"/>
@@ -4971,7 +4971,7 @@
             <w:pPr>
               <w:spacing w:after="20" w:before="0"/>
             </w:pPr>
-            <w:hyperlink w:history="1" r:id="rIdkmjuoegwrobsntk2qily6">
+            <w:hyperlink w:history="1" r:id="rIdx2zx7tvsvxgbi0-g1ikmk">
               <w:r>
                 <w:rPr>
                   <w:rFonts w:ascii="Arial" w:cs="Arial" w:eastAsia="Arial" w:hAnsi="Arial"/>
@@ -5004,7 +5004,7 @@
               <w:spacing w:after="10" w:before="0"/>
               <w:ind w:left="120"/>
             </w:pPr>
-            <w:hyperlink w:history="1" r:id="rIdlshdo4uoazrpf89t6gms1">
+            <w:hyperlink w:history="1" r:id="rIdgjdleixtfscfmdctkodj0">
               <w:r>
                 <w:rPr>
                   <w:rFonts w:ascii="Arial" w:cs="Arial" w:eastAsia="Arial" w:hAnsi="Arial"/>
@@ -5516,7 +5516,7 @@
         </w:rPr>
         <w:t xml:space="preserve">© 2026 SeaVuria and ARES. Aligned with KICD objectives. Developed by SeaVuria; technical implementation by ARES (with AI assistance from Claude). Licensed under </w:t>
       </w:r>
-      <w:hyperlink w:history="1" r:id="rIdufy2yuohz7kkvqwn55sse">
+      <w:hyperlink w:history="1" r:id="rIduu4uyfwcrgvmzqlcrg9nh">
         <w:r>
           <w:rPr>
             <w:rFonts w:ascii="Arial" w:cs="Arial" w:eastAsia="Arial" w:hAnsi="Arial"/>
@@ -5537,7 +5537,7 @@
         </w:rPr>
         <w:t xml:space="preserve"> (</w:t>
       </w:r>
-      <w:hyperlink w:history="1" r:id="rIdvck4rbltoefjzaa8t25ia">
+      <w:hyperlink w:history="1" r:id="rId8u6q01jqmeunwdy-ouqhi">
         <w:r>
           <w:rPr>
             <w:rFonts w:ascii="Arial" w:cs="Arial" w:eastAsia="Arial" w:hAnsi="Arial"/>
@@ -6550,7 +6550,7 @@
             <w:pPr>
               <w:spacing w:after="20" w:before="0"/>
             </w:pPr>
-            <w:hyperlink w:history="1" r:id="rIdppppytpwi5xexx_di6qra">
+            <w:hyperlink w:history="1" r:id="rIdyipwpgkiqq9w0onzzmgdy">
               <w:r>
                 <w:rPr>
                   <w:rFonts w:ascii="Arial" w:cs="Arial" w:eastAsia="Arial" w:hAnsi="Arial"/>
@@ -6583,7 +6583,7 @@
               <w:spacing w:after="10" w:before="0"/>
               <w:ind w:left="120"/>
             </w:pPr>
-            <w:hyperlink w:history="1" r:id="rId96fampb3xf3s8lriulrjm">
+            <w:hyperlink w:history="1" r:id="rIdkjhinddahkg01psryfr5f">
               <w:r>
                 <w:rPr>
                   <w:rFonts w:ascii="Arial" w:cs="Arial" w:eastAsia="Arial" w:hAnsi="Arial"/>
@@ -6628,7 +6628,7 @@
             <w:pPr>
               <w:spacing w:after="20" w:before="0"/>
             </w:pPr>
-            <w:hyperlink w:history="1" r:id="rIdn-uros-2ctqss1dxiaxfe">
+            <w:hyperlink w:history="1" r:id="rIdr8ecu184ktenhyrhi_jmo">
               <w:r>
                 <w:rPr>
                   <w:rFonts w:ascii="Arial" w:cs="Arial" w:eastAsia="Arial" w:hAnsi="Arial"/>
@@ -6661,7 +6661,7 @@
               <w:spacing w:after="10" w:before="0"/>
               <w:ind w:left="120"/>
             </w:pPr>
-            <w:hyperlink w:history="1" r:id="rIdfmnzqmk4jzqocb0k2hp73">
+            <w:hyperlink w:history="1" r:id="rIdznqky_bm2upoax-llnxsg">
               <w:r>
                 <w:rPr>
                   <w:rFonts w:ascii="Arial" w:cs="Arial" w:eastAsia="Arial" w:hAnsi="Arial"/>
@@ -6856,7 +6856,7 @@
             <w:pPr>
               <w:spacing w:after="20" w:before="0"/>
             </w:pPr>
-            <w:hyperlink w:history="1" r:id="rIdiwmsiuhprsaudw985qmht">
+            <w:hyperlink w:history="1" r:id="rId2t7u29iry98pmlctkyvut">
               <w:r>
                 <w:rPr>
                   <w:rFonts w:ascii="Arial" w:cs="Arial" w:eastAsia="Arial" w:hAnsi="Arial"/>
@@ -6889,7 +6889,7 @@
               <w:spacing w:after="10" w:before="0"/>
               <w:ind w:left="120"/>
             </w:pPr>
-            <w:hyperlink w:history="1" r:id="rIdj4aqyt_8s0afydjfexy5b">
+            <w:hyperlink w:history="1" r:id="rIdwzsm4wjtcz2zn8bnelyag">
               <w:r>
                 <w:rPr>
                   <w:rFonts w:ascii="Arial" w:cs="Arial" w:eastAsia="Arial" w:hAnsi="Arial"/>
@@ -6934,7 +6934,7 @@
             <w:pPr>
               <w:spacing w:after="20" w:before="0"/>
             </w:pPr>
-            <w:hyperlink w:history="1" r:id="rIdrl_1pm2tgbglxbxd8tuw9">
+            <w:hyperlink w:history="1" r:id="rIdlw6esirwzttarvrfhren4">
               <w:r>
                 <w:rPr>
                   <w:rFonts w:ascii="Arial" w:cs="Arial" w:eastAsia="Arial" w:hAnsi="Arial"/>
@@ -6967,7 +6967,7 @@
               <w:spacing w:after="10" w:before="0"/>
               <w:ind w:left="120"/>
             </w:pPr>
-            <w:hyperlink w:history="1" r:id="rIdan2mbxxjfmwgknv_im9g7">
+            <w:hyperlink w:history="1" r:id="rIdru-op-herxf9kt6foqidf">
               <w:r>
                 <w:rPr>
                   <w:rFonts w:ascii="Arial" w:cs="Arial" w:eastAsia="Arial" w:hAnsi="Arial"/>
@@ -7162,7 +7162,7 @@
             <w:pPr>
               <w:spacing w:after="20" w:before="0"/>
             </w:pPr>
-            <w:hyperlink w:history="1" r:id="rIdu2slfay7yyiv5qguhcxe0">
+            <w:hyperlink w:history="1" r:id="rIdofvnajtukruiikw9x9vct">
               <w:r>
                 <w:rPr>
                   <w:rFonts w:ascii="Arial" w:cs="Arial" w:eastAsia="Arial" w:hAnsi="Arial"/>
@@ -7195,7 +7195,7 @@
               <w:spacing w:after="10" w:before="0"/>
               <w:ind w:left="120"/>
             </w:pPr>
-            <w:hyperlink w:history="1" r:id="rIdr1dcfcybrz783jzhhiuik">
+            <w:hyperlink w:history="1" r:id="rIdasuxcmxwu5iuc9ah_pcoe">
               <w:r>
                 <w:rPr>
                   <w:rFonts w:ascii="Arial" w:cs="Arial" w:eastAsia="Arial" w:hAnsi="Arial"/>
@@ -7240,7 +7240,7 @@
             <w:pPr>
               <w:spacing w:after="20" w:before="0"/>
             </w:pPr>
-            <w:hyperlink w:history="1" r:id="rIdmkbrsk1e2iz1mhbhba0op">
+            <w:hyperlink w:history="1" r:id="rIdk7emb3cpvtt9egvhmr3l7">
               <w:r>
                 <w:rPr>
                   <w:rFonts w:ascii="Arial" w:cs="Arial" w:eastAsia="Arial" w:hAnsi="Arial"/>
@@ -7273,7 +7273,7 @@
               <w:spacing w:after="10" w:before="0"/>
               <w:ind w:left="120"/>
             </w:pPr>
-            <w:hyperlink w:history="1" r:id="rId9jzn39ddofmwl83fusgyz">
+            <w:hyperlink w:history="1" r:id="rIdaiee_tqr_tkv4dfyeo5fg">
               <w:r>
                 <w:rPr>
                   <w:rFonts w:ascii="Arial" w:cs="Arial" w:eastAsia="Arial" w:hAnsi="Arial"/>
@@ -7468,7 +7468,7 @@
             <w:pPr>
               <w:spacing w:after="20" w:before="0"/>
             </w:pPr>
-            <w:hyperlink w:history="1" r:id="rIdnauyoch65tfsznnodvtfh">
+            <w:hyperlink w:history="1" r:id="rIdi_-x6vzjscr-6uf6vi9lx">
               <w:r>
                 <w:rPr>
                   <w:rFonts w:ascii="Arial" w:cs="Arial" w:eastAsia="Arial" w:hAnsi="Arial"/>
@@ -7501,7 +7501,7 @@
               <w:spacing w:after="10" w:before="0"/>
               <w:ind w:left="120"/>
             </w:pPr>
-            <w:hyperlink w:history="1" r:id="rIdwfg-ee5cnartu9gwwh54j">
+            <w:hyperlink w:history="1" r:id="rIds42fawugjoe_j_zppyfis">
               <w:r>
                 <w:rPr>
                   <w:rFonts w:ascii="Arial" w:cs="Arial" w:eastAsia="Arial" w:hAnsi="Arial"/>
@@ -7546,7 +7546,7 @@
             <w:pPr>
               <w:spacing w:after="20" w:before="0"/>
             </w:pPr>
-            <w:hyperlink w:history="1" r:id="rIdnlgzu8vjcjiifm7nl4l63">
+            <w:hyperlink w:history="1" r:id="rIdw2i8nhdmfpzi2dv5lnxvb">
               <w:r>
                 <w:rPr>
                   <w:rFonts w:ascii="Arial" w:cs="Arial" w:eastAsia="Arial" w:hAnsi="Arial"/>
@@ -7579,7 +7579,7 @@
               <w:spacing w:after="10" w:before="0"/>
               <w:ind w:left="120"/>
             </w:pPr>
-            <w:hyperlink w:history="1" r:id="rId--uslrehs59_spajclatj">
+            <w:hyperlink w:history="1" r:id="rIdjs_do7jtwkjbld_hmt6wu">
               <w:r>
                 <w:rPr>
                   <w:rFonts w:ascii="Arial" w:cs="Arial" w:eastAsia="Arial" w:hAnsi="Arial"/>
@@ -7774,7 +7774,7 @@
             <w:pPr>
               <w:spacing w:after="20" w:before="0"/>
             </w:pPr>
-            <w:hyperlink w:history="1" r:id="rIdjagjxfwti6p9wtegb4emq">
+            <w:hyperlink w:history="1" r:id="rIdehkma594d1nlwnc7ev-qh">
               <w:r>
                 <w:rPr>
                   <w:rFonts w:ascii="Arial" w:cs="Arial" w:eastAsia="Arial" w:hAnsi="Arial"/>
@@ -7807,7 +7807,7 @@
               <w:spacing w:after="10" w:before="0"/>
               <w:ind w:left="120"/>
             </w:pPr>
-            <w:hyperlink w:history="1" r:id="rIdyvdnyzphjlmsksgfyo1ys">
+            <w:hyperlink w:history="1" r:id="rIdzwehhehsubfl5cteovfiu">
               <w:r>
                 <w:rPr>
                   <w:rFonts w:ascii="Arial" w:cs="Arial" w:eastAsia="Arial" w:hAnsi="Arial"/>
@@ -7852,7 +7852,7 @@
             <w:pPr>
               <w:spacing w:after="20" w:before="0"/>
             </w:pPr>
-            <w:hyperlink w:history="1" r:id="rIdtc_d5-gy3bsvi4xay7hhk">
+            <w:hyperlink w:history="1" r:id="rIdl4ibwkyjv_ckmbx-_u627">
               <w:r>
                 <w:rPr>
                   <w:rFonts w:ascii="Arial" w:cs="Arial" w:eastAsia="Arial" w:hAnsi="Arial"/>
@@ -7885,7 +7885,7 @@
               <w:spacing w:after="10" w:before="0"/>
               <w:ind w:left="120"/>
             </w:pPr>
-            <w:hyperlink w:history="1" r:id="rIdy_9hbtnu7fsnzyrvrab3j">
+            <w:hyperlink w:history="1" r:id="rIdsgspiawgjyocmbbxsjzfm">
               <w:r>
                 <w:rPr>
                   <w:rFonts w:ascii="Arial" w:cs="Arial" w:eastAsia="Arial" w:hAnsi="Arial"/>
@@ -8397,7 +8397,7 @@
         </w:rPr>
         <w:t xml:space="preserve">© 2026 SeaVuria and ARES. Aligned with KICD objectives. Developed by SeaVuria; technical implementation by ARES (with AI assistance from Claude). Licensed under </w:t>
       </w:r>
-      <w:hyperlink w:history="1" r:id="rIdpp3njv2tc_lfqkj2wu96v">
+      <w:hyperlink w:history="1" r:id="rIdbk00fbs0_iqqpmfpat3im">
         <w:r>
           <w:rPr>
             <w:rFonts w:ascii="Arial" w:cs="Arial" w:eastAsia="Arial" w:hAnsi="Arial"/>
@@ -8418,7 +8418,7 @@
         </w:rPr>
         <w:t xml:space="preserve"> (</w:t>
       </w:r>
-      <w:hyperlink w:history="1" r:id="rIdq0kcqwqzwqqqql7j4k84d">
+      <w:hyperlink w:history="1" r:id="rIdztifz0ao-1tw7hw9lqjbr">
         <w:r>
           <w:rPr>
             <w:rFonts w:ascii="Arial" w:cs="Arial" w:eastAsia="Arial" w:hAnsi="Arial"/>
@@ -9431,7 +9431,7 @@
             <w:pPr>
               <w:spacing w:after="20" w:before="0"/>
             </w:pPr>
-            <w:hyperlink w:history="1" r:id="rIdahktv9v_6ymhau_ns0jtk">
+            <w:hyperlink w:history="1" r:id="rIda88zyibu6qojezlrnj5l8">
               <w:r>
                 <w:rPr>
                   <w:rFonts w:ascii="Arial" w:cs="Arial" w:eastAsia="Arial" w:hAnsi="Arial"/>
@@ -9464,7 +9464,7 @@
               <w:spacing w:after="10" w:before="0"/>
               <w:ind w:left="120"/>
             </w:pPr>
-            <w:hyperlink w:history="1" r:id="rIdxnmdzof_zjaeunnqaxxzs">
+            <w:hyperlink w:history="1" r:id="rIdiiap7vi5ekfwkparnoywj">
               <w:r>
                 <w:rPr>
                   <w:rFonts w:ascii="Arial" w:cs="Arial" w:eastAsia="Arial" w:hAnsi="Arial"/>
@@ -9509,7 +9509,7 @@
             <w:pPr>
               <w:spacing w:after="20" w:before="0"/>
             </w:pPr>
-            <w:hyperlink w:history="1" r:id="rIdisiuo2a2u3t7gr5gy9xvv">
+            <w:hyperlink w:history="1" r:id="rId44z2ge9fzj8nbz-hzxn9r">
               <w:r>
                 <w:rPr>
                   <w:rFonts w:ascii="Arial" w:cs="Arial" w:eastAsia="Arial" w:hAnsi="Arial"/>
@@ -9542,7 +9542,7 @@
               <w:spacing w:after="10" w:before="0"/>
               <w:ind w:left="120"/>
             </w:pPr>
-            <w:hyperlink w:history="1" r:id="rIdrsrsd88jqtczf_cln6aif">
+            <w:hyperlink w:history="1" r:id="rIdzlgnmot036eksh5v6tgr7">
               <w:r>
                 <w:rPr>
                   <w:rFonts w:ascii="Arial" w:cs="Arial" w:eastAsia="Arial" w:hAnsi="Arial"/>
@@ -9737,7 +9737,7 @@
             <w:pPr>
               <w:spacing w:after="20" w:before="0"/>
             </w:pPr>
-            <w:hyperlink w:history="1" r:id="rIdugxbljupr2etrfggeeuui">
+            <w:hyperlink w:history="1" r:id="rIdihy71kyq8sklrqzimb_dg">
               <w:r>
                 <w:rPr>
                   <w:rFonts w:ascii="Arial" w:cs="Arial" w:eastAsia="Arial" w:hAnsi="Arial"/>
@@ -9770,7 +9770,7 @@
               <w:spacing w:after="10" w:before="0"/>
               <w:ind w:left="120"/>
             </w:pPr>
-            <w:hyperlink w:history="1" r:id="rId-h0nvjchp0vkole48qarg">
+            <w:hyperlink w:history="1" r:id="rId1ascrwiotosdq57u_mi-b">
               <w:r>
                 <w:rPr>
                   <w:rFonts w:ascii="Arial" w:cs="Arial" w:eastAsia="Arial" w:hAnsi="Arial"/>
@@ -9815,7 +9815,7 @@
             <w:pPr>
               <w:spacing w:after="20" w:before="0"/>
             </w:pPr>
-            <w:hyperlink w:history="1" r:id="rId1ctguu42l6e8it8uww7xr">
+            <w:hyperlink w:history="1" r:id="rId2twgvegtahetqzu6rmtbz">
               <w:r>
                 <w:rPr>
                   <w:rFonts w:ascii="Arial" w:cs="Arial" w:eastAsia="Arial" w:hAnsi="Arial"/>
@@ -9848,7 +9848,7 @@
               <w:spacing w:after="10" w:before="0"/>
               <w:ind w:left="120"/>
             </w:pPr>
-            <w:hyperlink w:history="1" r:id="rId8h2qzezv84uoagugrjsif">
+            <w:hyperlink w:history="1" r:id="rId_-rqyx5vkzfpi58zofbmm">
               <w:r>
                 <w:rPr>
                   <w:rFonts w:ascii="Arial" w:cs="Arial" w:eastAsia="Arial" w:hAnsi="Arial"/>
@@ -10043,7 +10043,7 @@
             <w:pPr>
               <w:spacing w:after="20" w:before="0"/>
             </w:pPr>
-            <w:hyperlink w:history="1" r:id="rIdyktahuwosu8bkph_ojzqo">
+            <w:hyperlink w:history="1" r:id="rIdrcv8gfzp5pstkurrsu4xc">
               <w:r>
                 <w:rPr>
                   <w:rFonts w:ascii="Arial" w:cs="Arial" w:eastAsia="Arial" w:hAnsi="Arial"/>
@@ -10076,7 +10076,7 @@
               <w:spacing w:after="10" w:before="0"/>
               <w:ind w:left="120"/>
             </w:pPr>
-            <w:hyperlink w:history="1" r:id="rIdktreq8p7tp7gqbbe0kzep">
+            <w:hyperlink w:history="1" r:id="rIdaxl6ewoxm9knwbkmbqqdy">
               <w:r>
                 <w:rPr>
                   <w:rFonts w:ascii="Arial" w:cs="Arial" w:eastAsia="Arial" w:hAnsi="Arial"/>
@@ -10121,7 +10121,7 @@
             <w:pPr>
               <w:spacing w:after="20" w:before="0"/>
             </w:pPr>
-            <w:hyperlink w:history="1" r:id="rIdeskoxiifh7kddvruchfyz">
+            <w:hyperlink w:history="1" r:id="rIdjvetimlazsjlqlc7tmdwx">
               <w:r>
                 <w:rPr>
                   <w:rFonts w:ascii="Arial" w:cs="Arial" w:eastAsia="Arial" w:hAnsi="Arial"/>
@@ -10154,7 +10154,7 @@
               <w:spacing w:after="10" w:before="0"/>
               <w:ind w:left="120"/>
             </w:pPr>
-            <w:hyperlink w:history="1" r:id="rIdcsl5t94yd9knqjjyaeeqe">
+            <w:hyperlink w:history="1" r:id="rIdxtyynpgazolx6jooldioe">
               <w:r>
                 <w:rPr>
                   <w:rFonts w:ascii="Arial" w:cs="Arial" w:eastAsia="Arial" w:hAnsi="Arial"/>
@@ -10349,7 +10349,7 @@
             <w:pPr>
               <w:spacing w:after="20" w:before="0"/>
             </w:pPr>
-            <w:hyperlink w:history="1" r:id="rIdwfdn1hi9v9bxto71rrbiy">
+            <w:hyperlink w:history="1" r:id="rIdzhduokb8tuoggp3dmo85c">
               <w:r>
                 <w:rPr>
                   <w:rFonts w:ascii="Arial" w:cs="Arial" w:eastAsia="Arial" w:hAnsi="Arial"/>
@@ -10382,7 +10382,7 @@
               <w:spacing w:after="10" w:before="0"/>
               <w:ind w:left="120"/>
             </w:pPr>
-            <w:hyperlink w:history="1" r:id="rIdmcousn0wwyyez4jwfo9uq">
+            <w:hyperlink w:history="1" r:id="rIdy_ukjs9vfynvuzuy88pyr">
               <w:r>
                 <w:rPr>
                   <w:rFonts w:ascii="Arial" w:cs="Arial" w:eastAsia="Arial" w:hAnsi="Arial"/>
@@ -10427,7 +10427,7 @@
             <w:pPr>
               <w:spacing w:after="20" w:before="0"/>
             </w:pPr>
-            <w:hyperlink w:history="1" r:id="rIdcml9m1z04kxthqzx2bolp">
+            <w:hyperlink w:history="1" r:id="rIdv_20gm65uqeszx_uds8dh">
               <w:r>
                 <w:rPr>
                   <w:rFonts w:ascii="Arial" w:cs="Arial" w:eastAsia="Arial" w:hAnsi="Arial"/>
@@ -10460,7 +10460,7 @@
               <w:spacing w:after="10" w:before="0"/>
               <w:ind w:left="120"/>
             </w:pPr>
-            <w:hyperlink w:history="1" r:id="rIdat1ohfcpk1c_vxzwb-uue">
+            <w:hyperlink w:history="1" r:id="rId57qhjrzdydbczebbrnu7y">
               <w:r>
                 <w:rPr>
                   <w:rFonts w:ascii="Arial" w:cs="Arial" w:eastAsia="Arial" w:hAnsi="Arial"/>
@@ -10655,7 +10655,7 @@
             <w:pPr>
               <w:spacing w:after="20" w:before="0"/>
             </w:pPr>
-            <w:hyperlink w:history="1" r:id="rId-ftegwogu_7mtb9jrv9eb">
+            <w:hyperlink w:history="1" r:id="rIddsf93w_b-6f44scqserdr">
               <w:r>
                 <w:rPr>
                   <w:rFonts w:ascii="Arial" w:cs="Arial" w:eastAsia="Arial" w:hAnsi="Arial"/>
@@ -10688,7 +10688,7 @@
               <w:spacing w:after="10" w:before="0"/>
               <w:ind w:left="120"/>
             </w:pPr>
-            <w:hyperlink w:history="1" r:id="rIdfzwwis_-0aencsydfte4k">
+            <w:hyperlink w:history="1" r:id="rId-wyayj5iaolqmwh9ws_9x">
               <w:r>
                 <w:rPr>
                   <w:rFonts w:ascii="Arial" w:cs="Arial" w:eastAsia="Arial" w:hAnsi="Arial"/>
@@ -10733,7 +10733,7 @@
             <w:pPr>
               <w:spacing w:after="20" w:before="0"/>
             </w:pPr>
-            <w:hyperlink w:history="1" r:id="rIdojdughaqg5pzuvubeafcz">
+            <w:hyperlink w:history="1" r:id="rIdtkh6qe9r7t5ipglghvkip">
               <w:r>
                 <w:rPr>
                   <w:rFonts w:ascii="Arial" w:cs="Arial" w:eastAsia="Arial" w:hAnsi="Arial"/>
@@ -10766,7 +10766,7 @@
               <w:spacing w:after="10" w:before="0"/>
               <w:ind w:left="120"/>
             </w:pPr>
-            <w:hyperlink w:history="1" r:id="rIdfybdx2gnuvh3givboqfhp">
+            <w:hyperlink w:history="1" r:id="rIddvthbiy7fwetuzm-05p7t">
               <w:r>
                 <w:rPr>
                   <w:rFonts w:ascii="Arial" w:cs="Arial" w:eastAsia="Arial" w:hAnsi="Arial"/>
@@ -11278,7 +11278,7 @@
         </w:rPr>
         <w:t xml:space="preserve">© 2026 SeaVuria and ARES. Aligned with KICD objectives. Developed by SeaVuria; technical implementation by ARES (with AI assistance from Claude). Licensed under </w:t>
       </w:r>
-      <w:hyperlink w:history="1" r:id="rIdhhwy-le5yiwkthncxcoyk">
+      <w:hyperlink w:history="1" r:id="rIdqxytahxbqt2egnh_qyqx9">
         <w:r>
           <w:rPr>
             <w:rFonts w:ascii="Arial" w:cs="Arial" w:eastAsia="Arial" w:hAnsi="Arial"/>
@@ -11299,7 +11299,7 @@
         </w:rPr>
         <w:t xml:space="preserve"> (</w:t>
       </w:r>
-      <w:hyperlink w:history="1" r:id="rIdc8ehnjrrinnqrl3jxwoxr">
+      <w:hyperlink w:history="1" r:id="rIdor99d0__y8hzf2cvl7jhh">
         <w:r>
           <w:rPr>
             <w:rFonts w:ascii="Arial" w:cs="Arial" w:eastAsia="Arial" w:hAnsi="Arial"/>
@@ -12312,7 +12312,7 @@
             <w:pPr>
               <w:spacing w:after="20" w:before="0"/>
             </w:pPr>
-            <w:hyperlink w:history="1" r:id="rId1zxeocuooabtmkwycr9vl">
+            <w:hyperlink w:history="1" r:id="rIdgx0vftqs4vwzqn_h8e75i">
               <w:r>
                 <w:rPr>
                   <w:rFonts w:ascii="Arial" w:cs="Arial" w:eastAsia="Arial" w:hAnsi="Arial"/>
@@ -12345,7 +12345,7 @@
               <w:spacing w:after="10" w:before="0"/>
               <w:ind w:left="120"/>
             </w:pPr>
-            <w:hyperlink w:history="1" r:id="rId074sblqo-tchksu0hut_a">
+            <w:hyperlink w:history="1" r:id="rId6dl0r0vqtryvr_lgnrhip">
               <w:r>
                 <w:rPr>
                   <w:rFonts w:ascii="Arial" w:cs="Arial" w:eastAsia="Arial" w:hAnsi="Arial"/>
@@ -12390,7 +12390,7 @@
             <w:pPr>
               <w:spacing w:after="20" w:before="0"/>
             </w:pPr>
-            <w:hyperlink w:history="1" r:id="rIdroe8lt7tqsisr4di7y7ye">
+            <w:hyperlink w:history="1" r:id="rId9qkfz2uf1zi3xxkgukyfd">
               <w:r>
                 <w:rPr>
                   <w:rFonts w:ascii="Arial" w:cs="Arial" w:eastAsia="Arial" w:hAnsi="Arial"/>
@@ -12423,7 +12423,7 @@
               <w:spacing w:after="10" w:before="0"/>
               <w:ind w:left="120"/>
             </w:pPr>
-            <w:hyperlink w:history="1" r:id="rIdeafijd51byqbiv1dzcgjh">
+            <w:hyperlink w:history="1" r:id="rIds1n6gh8l9pls4ktytq9yr">
               <w:r>
                 <w:rPr>
                   <w:rFonts w:ascii="Arial" w:cs="Arial" w:eastAsia="Arial" w:hAnsi="Arial"/>
@@ -12770,7 +12770,7 @@
             <w:pPr>
               <w:spacing w:after="20" w:before="0"/>
             </w:pPr>
-            <w:hyperlink w:history="1" r:id="rId2_lupqcwjg7gkaqw_k-3b">
+            <w:hyperlink w:history="1" r:id="rId2ezokctduf3rd6vg8g-cv">
               <w:r>
                 <w:rPr>
                   <w:rFonts w:ascii="Arial" w:cs="Arial" w:eastAsia="Arial" w:hAnsi="Arial"/>
@@ -12803,7 +12803,7 @@
               <w:spacing w:after="10" w:before="0"/>
               <w:ind w:left="120"/>
             </w:pPr>
-            <w:hyperlink w:history="1" r:id="rIdtkhdfsiclbk7_fqdrkq3s">
+            <w:hyperlink w:history="1" r:id="rIdngxmfgsyj5jchgc3hqrsr">
               <w:r>
                 <w:rPr>
                   <w:rFonts w:ascii="Arial" w:cs="Arial" w:eastAsia="Arial" w:hAnsi="Arial"/>
@@ -12848,7 +12848,7 @@
             <w:pPr>
               <w:spacing w:after="20" w:before="0"/>
             </w:pPr>
-            <w:hyperlink w:history="1" r:id="rId-kxzrvucoat9kclnw3plp">
+            <w:hyperlink w:history="1" r:id="rIdozvinxofum6yrwkkeahn5">
               <w:r>
                 <w:rPr>
                   <w:rFonts w:ascii="Arial" w:cs="Arial" w:eastAsia="Arial" w:hAnsi="Arial"/>
@@ -12881,7 +12881,7 @@
               <w:spacing w:after="10" w:before="0"/>
               <w:ind w:left="120"/>
             </w:pPr>
-            <w:hyperlink w:history="1" r:id="rIdr7ywqx-trwah_kpiog4v5">
+            <w:hyperlink w:history="1" r:id="rIdtvmi0ixzq90gcisgisunn">
               <w:r>
                 <w:rPr>
                   <w:rFonts w:ascii="Arial" w:cs="Arial" w:eastAsia="Arial" w:hAnsi="Arial"/>
@@ -13342,7 +13342,7 @@
             <w:pPr>
               <w:spacing w:after="20" w:before="0"/>
             </w:pPr>
-            <w:hyperlink w:history="1" r:id="rIduqpmclqivo9kfaieq_h1g">
+            <w:hyperlink w:history="1" r:id="rIdciq1vllagjj6eyslyccxo">
               <w:r>
                 <w:rPr>
                   <w:rFonts w:ascii="Arial" w:cs="Arial" w:eastAsia="Arial" w:hAnsi="Arial"/>
@@ -13375,7 +13375,7 @@
               <w:spacing w:after="10" w:before="0"/>
               <w:ind w:left="120"/>
             </w:pPr>
-            <w:hyperlink w:history="1" r:id="rIdcpwvn5hxejbny_1zmccf0">
+            <w:hyperlink w:history="1" r:id="rIdlvfp8q3ar6h67pnf8plhz">
               <w:r>
                 <w:rPr>
                   <w:rFonts w:ascii="Arial" w:cs="Arial" w:eastAsia="Arial" w:hAnsi="Arial"/>
@@ -13420,7 +13420,7 @@
             <w:pPr>
               <w:spacing w:after="20" w:before="0"/>
             </w:pPr>
-            <w:hyperlink w:history="1" r:id="rIdej6escactna2s5vmf_6fq">
+            <w:hyperlink w:history="1" r:id="rIdz3d6ig20rm0uyzzyuholh">
               <w:r>
                 <w:rPr>
                   <w:rFonts w:ascii="Arial" w:cs="Arial" w:eastAsia="Arial" w:hAnsi="Arial"/>
@@ -13453,7 +13453,7 @@
               <w:spacing w:after="10" w:before="0"/>
               <w:ind w:left="120"/>
             </w:pPr>
-            <w:hyperlink w:history="1" r:id="rIdulasz1lovc3g6fh5hzozl">
+            <w:hyperlink w:history="1" r:id="rIdwooyutihwzoe10goak8jb">
               <w:r>
                 <w:rPr>
                   <w:rFonts w:ascii="Arial" w:cs="Arial" w:eastAsia="Arial" w:hAnsi="Arial"/>
@@ -13724,7 +13724,7 @@
             <w:pPr>
               <w:spacing w:after="20" w:before="0"/>
             </w:pPr>
-            <w:hyperlink w:history="1" r:id="rIdozvlzurex-kqbhshjwmnl">
+            <w:hyperlink w:history="1" r:id="rId37whasi4tzdk9vlz_5svx">
               <w:r>
                 <w:rPr>
                   <w:rFonts w:ascii="Arial" w:cs="Arial" w:eastAsia="Arial" w:hAnsi="Arial"/>
@@ -13757,7 +13757,7 @@
               <w:spacing w:after="10" w:before="0"/>
               <w:ind w:left="120"/>
             </w:pPr>
-            <w:hyperlink w:history="1" r:id="rIdyguuhsfmakmqwi_jcdjd9">
+            <w:hyperlink w:history="1" r:id="rIdbyi25lh2xvpswfgfjtxej">
               <w:r>
                 <w:rPr>
                   <w:rFonts w:ascii="Arial" w:cs="Arial" w:eastAsia="Arial" w:hAnsi="Arial"/>
@@ -13802,7 +13802,7 @@
             <w:pPr>
               <w:spacing w:after="20" w:before="0"/>
             </w:pPr>
-            <w:hyperlink w:history="1" r:id="rId-udsyd8qkg8-ndcnssmrs">
+            <w:hyperlink w:history="1" r:id="rIdfcoru_thbg-kuua-rlhqa">
               <w:r>
                 <w:rPr>
                   <w:rFonts w:ascii="Arial" w:cs="Arial" w:eastAsia="Arial" w:hAnsi="Arial"/>
@@ -13835,7 +13835,7 @@
               <w:spacing w:after="10" w:before="0"/>
               <w:ind w:left="120"/>
             </w:pPr>
-            <w:hyperlink w:history="1" r:id="rIdcitaibddpbodmyswq4zzv">
+            <w:hyperlink w:history="1" r:id="rIduvpi2frjirz2hgpfqqhef">
               <w:r>
                 <w:rPr>
                   <w:rFonts w:ascii="Arial" w:cs="Arial" w:eastAsia="Arial" w:hAnsi="Arial"/>
@@ -14106,7 +14106,7 @@
             <w:pPr>
               <w:spacing w:after="20" w:before="0"/>
             </w:pPr>
-            <w:hyperlink w:history="1" r:id="rIdmj2twzlzbdlpfw0zdwrqh">
+            <w:hyperlink w:history="1" r:id="rIdqqpn2j-p-9bu_rvdaoqtq">
               <w:r>
                 <w:rPr>
                   <w:rFonts w:ascii="Arial" w:cs="Arial" w:eastAsia="Arial" w:hAnsi="Arial"/>
@@ -14139,7 +14139,7 @@
               <w:spacing w:after="10" w:before="0"/>
               <w:ind w:left="120"/>
             </w:pPr>
-            <w:hyperlink w:history="1" r:id="rIdbgfgw_uq0au8ix9_h6top">
+            <w:hyperlink w:history="1" r:id="rId-smtj0zxd95qjszsol3ot">
               <w:r>
                 <w:rPr>
                   <w:rFonts w:ascii="Arial" w:cs="Arial" w:eastAsia="Arial" w:hAnsi="Arial"/>
@@ -14184,7 +14184,7 @@
             <w:pPr>
               <w:spacing w:after="20" w:before="0"/>
             </w:pPr>
-            <w:hyperlink w:history="1" r:id="rId5gn8qo_pblqcfqha9pz2d">
+            <w:hyperlink w:history="1" r:id="rId6pkgixuqvgjv4biocktlb">
               <w:r>
                 <w:rPr>
                   <w:rFonts w:ascii="Arial" w:cs="Arial" w:eastAsia="Arial" w:hAnsi="Arial"/>
@@ -14217,7 +14217,7 @@
               <w:spacing w:after="10" w:before="0"/>
               <w:ind w:left="120"/>
             </w:pPr>
-            <w:hyperlink w:history="1" r:id="rIdhzwgz1yflb1houks3fs6e">
+            <w:hyperlink w:history="1" r:id="rIdlwh_sc8lxy5rbgsxi1m9_">
               <w:r>
                 <w:rPr>
                   <w:rFonts w:ascii="Arial" w:cs="Arial" w:eastAsia="Arial" w:hAnsi="Arial"/>
@@ -15033,7 +15033,7 @@
         </w:rPr>
         <w:t xml:space="preserve">© 2026 SeaVuria and ARES. Aligned with KICD objectives. Developed by SeaVuria; technical implementation by ARES (with AI assistance from Claude). Licensed under </w:t>
       </w:r>
-      <w:hyperlink w:history="1" r:id="rIdeercmz-1f09lrywf_f7pb">
+      <w:hyperlink w:history="1" r:id="rIdgjkjxnotcuwe3inthwsvt">
         <w:r>
           <w:rPr>
             <w:rFonts w:ascii="Arial" w:cs="Arial" w:eastAsia="Arial" w:hAnsi="Arial"/>
@@ -15054,7 +15054,7 @@
         </w:rPr>
         <w:t xml:space="preserve"> (</w:t>
       </w:r>
-      <w:hyperlink w:history="1" r:id="rIdscxlyxvpv0yciez2j_qbo">
+      <w:hyperlink w:history="1" r:id="rIdh3xfj-olcgt0pon9j7-9r">
         <w:r>
           <w:rPr>
             <w:rFonts w:ascii="Arial" w:cs="Arial" w:eastAsia="Arial" w:hAnsi="Arial"/>
@@ -16067,7 +16067,7 @@
             <w:pPr>
               <w:spacing w:after="20" w:before="0"/>
             </w:pPr>
-            <w:hyperlink w:history="1" r:id="rIdhh_yspbuj4ahdqw4ea3dv">
+            <w:hyperlink w:history="1" r:id="rIdege2ikhitwrldmf1npcik">
               <w:r>
                 <w:rPr>
                   <w:rFonts w:ascii="Arial" w:cs="Arial" w:eastAsia="Arial" w:hAnsi="Arial"/>
@@ -16100,7 +16100,7 @@
               <w:spacing w:after="10" w:before="0"/>
               <w:ind w:left="120"/>
             </w:pPr>
-            <w:hyperlink w:history="1" r:id="rId0j9gxfkcqtwdfaqlzmfst">
+            <w:hyperlink w:history="1" r:id="rIdrakb2rektmedliite57tk">
               <w:r>
                 <w:rPr>
                   <w:rFonts w:ascii="Arial" w:cs="Arial" w:eastAsia="Arial" w:hAnsi="Arial"/>
@@ -16145,7 +16145,7 @@
             <w:pPr>
               <w:spacing w:after="20" w:before="0"/>
             </w:pPr>
-            <w:hyperlink w:history="1" r:id="rIdy8xjzny0fbe5c0pwkigpf">
+            <w:hyperlink w:history="1" r:id="rIdx3cyxjaadqazl0z9lugud">
               <w:r>
                 <w:rPr>
                   <w:rFonts w:ascii="Arial" w:cs="Arial" w:eastAsia="Arial" w:hAnsi="Arial"/>
@@ -16178,7 +16178,7 @@
               <w:spacing w:after="10" w:before="0"/>
               <w:ind w:left="120"/>
             </w:pPr>
-            <w:hyperlink w:history="1" r:id="rIdajdgcqyw4m98nvhjriagd">
+            <w:hyperlink w:history="1" r:id="rIdxjw5dxicwgzl_tpijs0bf">
               <w:r>
                 <w:rPr>
                   <w:rFonts w:ascii="Arial" w:cs="Arial" w:eastAsia="Arial" w:hAnsi="Arial"/>
@@ -16373,7 +16373,7 @@
             <w:pPr>
               <w:spacing w:after="20" w:before="0"/>
             </w:pPr>
-            <w:hyperlink w:history="1" r:id="rIdtuiph_vqry2ujulxjtz0e">
+            <w:hyperlink w:history="1" r:id="rIdlkubgtumr5y0sssf1fdzs">
               <w:r>
                 <w:rPr>
                   <w:rFonts w:ascii="Arial" w:cs="Arial" w:eastAsia="Arial" w:hAnsi="Arial"/>
@@ -16406,7 +16406,7 @@
               <w:spacing w:after="10" w:before="0"/>
               <w:ind w:left="120"/>
             </w:pPr>
-            <w:hyperlink w:history="1" r:id="rIdvmpvqbid3kjbmn-kslxcp">
+            <w:hyperlink w:history="1" r:id="rIdacr1czefrb7ohbtw-bebm">
               <w:r>
                 <w:rPr>
                   <w:rFonts w:ascii="Arial" w:cs="Arial" w:eastAsia="Arial" w:hAnsi="Arial"/>
@@ -16451,7 +16451,7 @@
             <w:pPr>
               <w:spacing w:after="20" w:before="0"/>
             </w:pPr>
-            <w:hyperlink w:history="1" r:id="rIddwyc2smj9tou9vt0gyaj6">
+            <w:hyperlink w:history="1" r:id="rIdwv5jpfro2qslqa4tzkr5i">
               <w:r>
                 <w:rPr>
                   <w:rFonts w:ascii="Arial" w:cs="Arial" w:eastAsia="Arial" w:hAnsi="Arial"/>
@@ -16484,7 +16484,7 @@
               <w:spacing w:after="10" w:before="0"/>
               <w:ind w:left="120"/>
             </w:pPr>
-            <w:hyperlink w:history="1" r:id="rId1za8q7-4f6tiqii1mlgxv">
+            <w:hyperlink w:history="1" r:id="rIdrtz9jcn004waej-woj4uq">
               <w:r>
                 <w:rPr>
                   <w:rFonts w:ascii="Arial" w:cs="Arial" w:eastAsia="Arial" w:hAnsi="Arial"/>
@@ -16679,7 +16679,7 @@
             <w:pPr>
               <w:spacing w:after="20" w:before="0"/>
             </w:pPr>
-            <w:hyperlink w:history="1" r:id="rIdde9ahe9w9ffsg9wp90n7e">
+            <w:hyperlink w:history="1" r:id="rIdi-jov9mj47xuhmkd8bjps">
               <w:r>
                 <w:rPr>
                   <w:rFonts w:ascii="Arial" w:cs="Arial" w:eastAsia="Arial" w:hAnsi="Arial"/>
@@ -16712,7 +16712,7 @@
               <w:spacing w:after="10" w:before="0"/>
               <w:ind w:left="120"/>
             </w:pPr>
-            <w:hyperlink w:history="1" r:id="rIdwsqpvfk75xhziyiywxw8z">
+            <w:hyperlink w:history="1" r:id="rIdupelfsp9_wuqr8jr3nyvv">
               <w:r>
                 <w:rPr>
                   <w:rFonts w:ascii="Arial" w:cs="Arial" w:eastAsia="Arial" w:hAnsi="Arial"/>
@@ -16757,7 +16757,7 @@
             <w:pPr>
               <w:spacing w:after="20" w:before="0"/>
             </w:pPr>
-            <w:hyperlink w:history="1" r:id="rIdlyyjrgr-jyzyts3qi2z11">
+            <w:hyperlink w:history="1" r:id="rIdu185h-apsle5wok-mlcns">
               <w:r>
                 <w:rPr>
                   <w:rFonts w:ascii="Arial" w:cs="Arial" w:eastAsia="Arial" w:hAnsi="Arial"/>
@@ -16790,7 +16790,7 @@
               <w:spacing w:after="10" w:before="0"/>
               <w:ind w:left="120"/>
             </w:pPr>
-            <w:hyperlink w:history="1" r:id="rIdjibrhklppxty2trzpinse">
+            <w:hyperlink w:history="1" r:id="rIdizoersgc2jxqklm1kho0y">
               <w:r>
                 <w:rPr>
                   <w:rFonts w:ascii="Arial" w:cs="Arial" w:eastAsia="Arial" w:hAnsi="Arial"/>
@@ -16985,7 +16985,7 @@
             <w:pPr>
               <w:spacing w:after="20" w:before="0"/>
             </w:pPr>
-            <w:hyperlink w:history="1" r:id="rId0wdftkupgevovrnqpofbl">
+            <w:hyperlink w:history="1" r:id="rIdamb_65ydqhztsdpy765md">
               <w:r>
                 <w:rPr>
                   <w:rFonts w:ascii="Arial" w:cs="Arial" w:eastAsia="Arial" w:hAnsi="Arial"/>
@@ -17018,7 +17018,7 @@
               <w:spacing w:after="10" w:before="0"/>
               <w:ind w:left="120"/>
             </w:pPr>
-            <w:hyperlink w:history="1" r:id="rIddc5dhfxhfg39ii8zhl0u9">
+            <w:hyperlink w:history="1" r:id="rIdn1d6a1y5sljchgqjyjcst">
               <w:r>
                 <w:rPr>
                   <w:rFonts w:ascii="Arial" w:cs="Arial" w:eastAsia="Arial" w:hAnsi="Arial"/>
@@ -17063,7 +17063,7 @@
             <w:pPr>
               <w:spacing w:after="20" w:before="0"/>
             </w:pPr>
-            <w:hyperlink w:history="1" r:id="rIdzezrj1sowa2aavjumgoo9">
+            <w:hyperlink w:history="1" r:id="rIdomwc99xeylviipx1igmso">
               <w:r>
                 <w:rPr>
                   <w:rFonts w:ascii="Arial" w:cs="Arial" w:eastAsia="Arial" w:hAnsi="Arial"/>
@@ -17096,7 +17096,7 @@
               <w:spacing w:after="10" w:before="0"/>
               <w:ind w:left="120"/>
             </w:pPr>
-            <w:hyperlink w:history="1" r:id="rIdikj9svwzhlvwcnd75xih1">
+            <w:hyperlink w:history="1" r:id="rIdvqtfcrpbtofws-yqd8_g5">
               <w:r>
                 <w:rPr>
                   <w:rFonts w:ascii="Arial" w:cs="Arial" w:eastAsia="Arial" w:hAnsi="Arial"/>
@@ -17291,7 +17291,7 @@
             <w:pPr>
               <w:spacing w:after="20" w:before="0"/>
             </w:pPr>
-            <w:hyperlink w:history="1" r:id="rIdjf67z4nkuermzkjhy25ao">
+            <w:hyperlink w:history="1" r:id="rIdhvfubnc6mchdecydtkgzo">
               <w:r>
                 <w:rPr>
                   <w:rFonts w:ascii="Arial" w:cs="Arial" w:eastAsia="Arial" w:hAnsi="Arial"/>
@@ -17324,7 +17324,7 @@
               <w:spacing w:after="10" w:before="0"/>
               <w:ind w:left="120"/>
             </w:pPr>
-            <w:hyperlink w:history="1" r:id="rIdfdye_9pubyc0dbs4r3oyr">
+            <w:hyperlink w:history="1" r:id="rIdxn3g2epb45bk9fkt0ihgo">
               <w:r>
                 <w:rPr>
                   <w:rFonts w:ascii="Arial" w:cs="Arial" w:eastAsia="Arial" w:hAnsi="Arial"/>
@@ -17369,7 +17369,7 @@
             <w:pPr>
               <w:spacing w:after="20" w:before="0"/>
             </w:pPr>
-            <w:hyperlink w:history="1" r:id="rId33cw8jlpn2e3vvf3iis_s">
+            <w:hyperlink w:history="1" r:id="rId2pokgc9ashhdptso2qzj9">
               <w:r>
                 <w:rPr>
                   <w:rFonts w:ascii="Arial" w:cs="Arial" w:eastAsia="Arial" w:hAnsi="Arial"/>
@@ -17402,7 +17402,7 @@
               <w:spacing w:after="10" w:before="0"/>
               <w:ind w:left="120"/>
             </w:pPr>
-            <w:hyperlink w:history="1" r:id="rIdir3m1syhypiarh2dm4opc">
+            <w:hyperlink w:history="1" r:id="rIdxi1-dwpql8cx9lxk5wouk">
               <w:r>
                 <w:rPr>
                   <w:rFonts w:ascii="Arial" w:cs="Arial" w:eastAsia="Arial" w:hAnsi="Arial"/>
@@ -17914,7 +17914,7 @@
         </w:rPr>
         <w:t xml:space="preserve">© 2026 SeaVuria and ARES. Aligned with KICD objectives. Developed by SeaVuria; technical implementation by ARES (with AI assistance from Claude). Licensed under </w:t>
       </w:r>
-      <w:hyperlink w:history="1" r:id="rIdvej5qylsc_zkrx6vaarue">
+      <w:hyperlink w:history="1" r:id="rIdrkwwlzukhrpo71qqs7y_g">
         <w:r>
           <w:rPr>
             <w:rFonts w:ascii="Arial" w:cs="Arial" w:eastAsia="Arial" w:hAnsi="Arial"/>
@@ -17935,7 +17935,7 @@
         </w:rPr>
         <w:t xml:space="preserve"> (</w:t>
       </w:r>
-      <w:hyperlink w:history="1" r:id="rId3vk00elsoofdjsovodnrw">
+      <w:hyperlink w:history="1" r:id="rIdrmdlccgndwg3sesnxqdki">
         <w:r>
           <w:rPr>
             <w:rFonts w:ascii="Arial" w:cs="Arial" w:eastAsia="Arial" w:hAnsi="Arial"/>
@@ -18948,7 +18948,7 @@
             <w:pPr>
               <w:spacing w:after="20" w:before="0"/>
             </w:pPr>
-            <w:hyperlink w:history="1" r:id="rIdldjfpnfb0kea6bhepi9bm">
+            <w:hyperlink w:history="1" r:id="rId4_ib4_knu-eumvrqb70e4">
               <w:r>
                 <w:rPr>
                   <w:rFonts w:ascii="Arial" w:cs="Arial" w:eastAsia="Arial" w:hAnsi="Arial"/>
@@ -18981,7 +18981,7 @@
               <w:spacing w:after="10" w:before="0"/>
               <w:ind w:left="120"/>
             </w:pPr>
-            <w:hyperlink w:history="1" r:id="rIdkfyy9p6mboblf1zuwdwub">
+            <w:hyperlink w:history="1" r:id="rIdlbtg_rd1r3cr_whi_o42_">
               <w:r>
                 <w:rPr>
                   <w:rFonts w:ascii="Arial" w:cs="Arial" w:eastAsia="Arial" w:hAnsi="Arial"/>
@@ -19026,7 +19026,7 @@
             <w:pPr>
               <w:spacing w:after="20" w:before="0"/>
             </w:pPr>
-            <w:hyperlink w:history="1" r:id="rIdcupw-0knylezoy8ncjyex">
+            <w:hyperlink w:history="1" r:id="rIdxmqxxkaj4v570hy1-9iy8">
               <w:r>
                 <w:rPr>
                   <w:rFonts w:ascii="Arial" w:cs="Arial" w:eastAsia="Arial" w:hAnsi="Arial"/>
@@ -19059,7 +19059,7 @@
               <w:spacing w:after="10" w:before="0"/>
               <w:ind w:left="120"/>
             </w:pPr>
-            <w:hyperlink w:history="1" r:id="rIdfwobf5jxz5y3b7s1vg0bk">
+            <w:hyperlink w:history="1" r:id="rIdpp89ovotag2qaqcux4igx">
               <w:r>
                 <w:rPr>
                   <w:rFonts w:ascii="Arial" w:cs="Arial" w:eastAsia="Arial" w:hAnsi="Arial"/>
@@ -19254,7 +19254,7 @@
             <w:pPr>
               <w:spacing w:after="20" w:before="0"/>
             </w:pPr>
-            <w:hyperlink w:history="1" r:id="rIdofbfpydeugvrfrie25qs1">
+            <w:hyperlink w:history="1" r:id="rIdtiufgvq-lvycsypfo0voz">
               <w:r>
                 <w:rPr>
                   <w:rFonts w:ascii="Arial" w:cs="Arial" w:eastAsia="Arial" w:hAnsi="Arial"/>
@@ -19287,7 +19287,7 @@
               <w:spacing w:after="10" w:before="0"/>
               <w:ind w:left="120"/>
             </w:pPr>
-            <w:hyperlink w:history="1" r:id="rIdf8quiqry9jdjnvuxs5a9d">
+            <w:hyperlink w:history="1" r:id="rIdwys8qfz0q3c5_1yypfe8r">
               <w:r>
                 <w:rPr>
                   <w:rFonts w:ascii="Arial" w:cs="Arial" w:eastAsia="Arial" w:hAnsi="Arial"/>
@@ -19332,7 +19332,7 @@
             <w:pPr>
               <w:spacing w:after="20" w:before="0"/>
             </w:pPr>
-            <w:hyperlink w:history="1" r:id="rIdpd0ggebndzsozyshogiul">
+            <w:hyperlink w:history="1" r:id="rId31jh_yiy2touhkd57wyqm">
               <w:r>
                 <w:rPr>
                   <w:rFonts w:ascii="Arial" w:cs="Arial" w:eastAsia="Arial" w:hAnsi="Arial"/>
@@ -19365,7 +19365,7 @@
               <w:spacing w:after="10" w:before="0"/>
               <w:ind w:left="120"/>
             </w:pPr>
-            <w:hyperlink w:history="1" r:id="rIdfnbhpg8ov762phvkgu4y7">
+            <w:hyperlink w:history="1" r:id="rId7eqi6cmihzh3dhleg0isu">
               <w:r>
                 <w:rPr>
                   <w:rFonts w:ascii="Arial" w:cs="Arial" w:eastAsia="Arial" w:hAnsi="Arial"/>
@@ -19560,7 +19560,7 @@
             <w:pPr>
               <w:spacing w:after="20" w:before="0"/>
             </w:pPr>
-            <w:hyperlink w:history="1" r:id="rIdv6f8coa2rcq-pnf1cky48">
+            <w:hyperlink w:history="1" r:id="rIdny2hvtulx3nyvnqwg5pjn">
               <w:r>
                 <w:rPr>
                   <w:rFonts w:ascii="Arial" w:cs="Arial" w:eastAsia="Arial" w:hAnsi="Arial"/>
@@ -19593,7 +19593,7 @@
               <w:spacing w:after="10" w:before="0"/>
               <w:ind w:left="120"/>
             </w:pPr>
-            <w:hyperlink w:history="1" r:id="rIdbcvy2jo3bcsxqndrotdoa">
+            <w:hyperlink w:history="1" r:id="rIdk-i6npx5nuduukbxxmkh_">
               <w:r>
                 <w:rPr>
                   <w:rFonts w:ascii="Arial" w:cs="Arial" w:eastAsia="Arial" w:hAnsi="Arial"/>
@@ -19638,7 +19638,7 @@
             <w:pPr>
               <w:spacing w:after="20" w:before="0"/>
             </w:pPr>
-            <w:hyperlink w:history="1" r:id="rIdbeccxna53smce0gow3qee">
+            <w:hyperlink w:history="1" r:id="rIdlpb0kmauzh6fkzhqptpub">
               <w:r>
                 <w:rPr>
                   <w:rFonts w:ascii="Arial" w:cs="Arial" w:eastAsia="Arial" w:hAnsi="Arial"/>
@@ -19671,7 +19671,7 @@
               <w:spacing w:after="10" w:before="0"/>
               <w:ind w:left="120"/>
             </w:pPr>
-            <w:hyperlink w:history="1" r:id="rIdlxkezdh4ah9n8pmkbvzit">
+            <w:hyperlink w:history="1" r:id="rIdzeceysibf9ss-b_oghdfa">
               <w:r>
                 <w:rPr>
                   <w:rFonts w:ascii="Arial" w:cs="Arial" w:eastAsia="Arial" w:hAnsi="Arial"/>
@@ -19866,7 +19866,7 @@
             <w:pPr>
               <w:spacing w:after="20" w:before="0"/>
             </w:pPr>
-            <w:hyperlink w:history="1" r:id="rIdjejfcrkhrjyypkeybydje">
+            <w:hyperlink w:history="1" r:id="rIdfv2toq1qo8sowowpck6q3">
               <w:r>
                 <w:rPr>
                   <w:rFonts w:ascii="Arial" w:cs="Arial" w:eastAsia="Arial" w:hAnsi="Arial"/>
@@ -19899,7 +19899,7 @@
               <w:spacing w:after="10" w:before="0"/>
               <w:ind w:left="120"/>
             </w:pPr>
-            <w:hyperlink w:history="1" r:id="rIdvnmbe34smwmvuaqvfeaia">
+            <w:hyperlink w:history="1" r:id="rId2w3pfixathkhi3wyj10zz">
               <w:r>
                 <w:rPr>
                   <w:rFonts w:ascii="Arial" w:cs="Arial" w:eastAsia="Arial" w:hAnsi="Arial"/>
@@ -19944,7 +19944,7 @@
             <w:pPr>
               <w:spacing w:after="20" w:before="0"/>
             </w:pPr>
-            <w:hyperlink w:history="1" r:id="rId8oq97h3zmmtgp4_etbdym">
+            <w:hyperlink w:history="1" r:id="rIdzlkr28fbydm4wjs5byqvx">
               <w:r>
                 <w:rPr>
                   <w:rFonts w:ascii="Arial" w:cs="Arial" w:eastAsia="Arial" w:hAnsi="Arial"/>
@@ -19977,7 +19977,7 @@
               <w:spacing w:after="10" w:before="0"/>
               <w:ind w:left="120"/>
             </w:pPr>
-            <w:hyperlink w:history="1" r:id="rIdqsyrlg6bj6sfnx7865gci">
+            <w:hyperlink w:history="1" r:id="rIdsiba3yudaqwwj0jlnltl5">
               <w:r>
                 <w:rPr>
                   <w:rFonts w:ascii="Arial" w:cs="Arial" w:eastAsia="Arial" w:hAnsi="Arial"/>
@@ -20172,7 +20172,7 @@
             <w:pPr>
               <w:spacing w:after="20" w:before="0"/>
             </w:pPr>
-            <w:hyperlink w:history="1" r:id="rId_28md5a-5hkuff38mu9on">
+            <w:hyperlink w:history="1" r:id="rIdbrqtkr7e1z7dojkkr227r">
               <w:r>
                 <w:rPr>
                   <w:rFonts w:ascii="Arial" w:cs="Arial" w:eastAsia="Arial" w:hAnsi="Arial"/>
@@ -20205,7 +20205,7 @@
               <w:spacing w:after="10" w:before="0"/>
               <w:ind w:left="120"/>
             </w:pPr>
-            <w:hyperlink w:history="1" r:id="rIdj5rriynieowl8nh0cb5te">
+            <w:hyperlink w:history="1" r:id="rIdfuhfrgfrdmhi6iypzn3bt">
               <w:r>
                 <w:rPr>
                   <w:rFonts w:ascii="Arial" w:cs="Arial" w:eastAsia="Arial" w:hAnsi="Arial"/>
@@ -20250,7 +20250,7 @@
             <w:pPr>
               <w:spacing w:after="20" w:before="0"/>
             </w:pPr>
-            <w:hyperlink w:history="1" r:id="rIdieokqluuuulpe2w0evlcz">
+            <w:hyperlink w:history="1" r:id="rIdtjysxab9imqhiw-naza6v">
               <w:r>
                 <w:rPr>
                   <w:rFonts w:ascii="Arial" w:cs="Arial" w:eastAsia="Arial" w:hAnsi="Arial"/>
@@ -20283,7 +20283,7 @@
               <w:spacing w:after="10" w:before="0"/>
               <w:ind w:left="120"/>
             </w:pPr>
-            <w:hyperlink w:history="1" r:id="rIduikdfdi5lcweqsrxsvmjw">
+            <w:hyperlink w:history="1" r:id="rIdyvesy2my_bo6yeisq9fpw">
               <w:r>
                 <w:rPr>
                   <w:rFonts w:ascii="Arial" w:cs="Arial" w:eastAsia="Arial" w:hAnsi="Arial"/>
@@ -20795,7 +20795,7 @@
         </w:rPr>
         <w:t xml:space="preserve">© 2026 SeaVuria and ARES. Aligned with KICD objectives. Developed by SeaVuria; technical implementation by ARES (with AI assistance from Claude). Licensed under </w:t>
       </w:r>
-      <w:hyperlink w:history="1" r:id="rIdjtytxjuk2uowa8whubfnb">
+      <w:hyperlink w:history="1" r:id="rIdll23_keh1ysolhkvzxmgj">
         <w:r>
           <w:rPr>
             <w:rFonts w:ascii="Arial" w:cs="Arial" w:eastAsia="Arial" w:hAnsi="Arial"/>
@@ -20816,7 +20816,7 @@
         </w:rPr>
         <w:t xml:space="preserve"> (</w:t>
       </w:r>
-      <w:hyperlink w:history="1" r:id="rIdfvnttgux0dnkskc8qpwcc">
+      <w:hyperlink w:history="1" r:id="rIdn-uwj5fnszu73ec6ndx0i">
         <w:r>
           <w:rPr>
             <w:rFonts w:ascii="Arial" w:cs="Arial" w:eastAsia="Arial" w:hAnsi="Arial"/>
@@ -21829,7 +21829,7 @@
             <w:pPr>
               <w:spacing w:after="20" w:before="0"/>
             </w:pPr>
-            <w:hyperlink w:history="1" r:id="rId8w03puiod7iqkywyi--hu">
+            <w:hyperlink w:history="1" r:id="rId8dfihgwrnmrdhciblfai8">
               <w:r>
                 <w:rPr>
                   <w:rFonts w:ascii="Arial" w:cs="Arial" w:eastAsia="Arial" w:hAnsi="Arial"/>
@@ -21862,7 +21862,7 @@
               <w:spacing w:after="10" w:before="0"/>
               <w:ind w:left="120"/>
             </w:pPr>
-            <w:hyperlink w:history="1" r:id="rIdrgy66o5yda1qhcjttayqf">
+            <w:hyperlink w:history="1" r:id="rIddfj_itql-6wqiwcu_kvxv">
               <w:r>
                 <w:rPr>
                   <w:rFonts w:ascii="Arial" w:cs="Arial" w:eastAsia="Arial" w:hAnsi="Arial"/>
@@ -21907,7 +21907,7 @@
             <w:pPr>
               <w:spacing w:after="20" w:before="0"/>
             </w:pPr>
-            <w:hyperlink w:history="1" r:id="rId32e76j-td1akkyf9uehpq">
+            <w:hyperlink w:history="1" r:id="rIdpp8g86rmi7w_1skmprekc">
               <w:r>
                 <w:rPr>
                   <w:rFonts w:ascii="Arial" w:cs="Arial" w:eastAsia="Arial" w:hAnsi="Arial"/>
@@ -21940,7 +21940,7 @@
               <w:spacing w:after="10" w:before="0"/>
               <w:ind w:left="120"/>
             </w:pPr>
-            <w:hyperlink w:history="1" r:id="rIdb1egoicpvqipcz0jowito">
+            <w:hyperlink w:history="1" r:id="rId54rhk9-o6iabgz6anfute">
               <w:r>
                 <w:rPr>
                   <w:rFonts w:ascii="Arial" w:cs="Arial" w:eastAsia="Arial" w:hAnsi="Arial"/>
@@ -22135,7 +22135,7 @@
             <w:pPr>
               <w:spacing w:after="20" w:before="0"/>
             </w:pPr>
-            <w:hyperlink w:history="1" r:id="rIdl_y1a8nfojt70wzvszvjo">
+            <w:hyperlink w:history="1" r:id="rIdvaj6vp19gdkjxkysuit1v">
               <w:r>
                 <w:rPr>
                   <w:rFonts w:ascii="Arial" w:cs="Arial" w:eastAsia="Arial" w:hAnsi="Arial"/>
@@ -22168,7 +22168,7 @@
               <w:spacing w:after="10" w:before="0"/>
               <w:ind w:left="120"/>
             </w:pPr>
-            <w:hyperlink w:history="1" r:id="rIdnimrs-l8sjcd-2kb7gpip">
+            <w:hyperlink w:history="1" r:id="rIdiizlwtuxk84uzs15x8mpb">
               <w:r>
                 <w:rPr>
                   <w:rFonts w:ascii="Arial" w:cs="Arial" w:eastAsia="Arial" w:hAnsi="Arial"/>
@@ -22213,7 +22213,7 @@
             <w:pPr>
               <w:spacing w:after="20" w:before="0"/>
             </w:pPr>
-            <w:hyperlink w:history="1" r:id="rIdq9g7jfyaikj1nltx8vcmv">
+            <w:hyperlink w:history="1" r:id="rIdrelekk1yfjdhogvjheg_s">
               <w:r>
                 <w:rPr>
                   <w:rFonts w:ascii="Arial" w:cs="Arial" w:eastAsia="Arial" w:hAnsi="Arial"/>
@@ -22246,7 +22246,7 @@
               <w:spacing w:after="10" w:before="0"/>
               <w:ind w:left="120"/>
             </w:pPr>
-            <w:hyperlink w:history="1" r:id="rIdpkwvcfpaba1nqs7j3zs_h">
+            <w:hyperlink w:history="1" r:id="rIddxd6saw8djd7rj_0gzdve">
               <w:r>
                 <w:rPr>
                   <w:rFonts w:ascii="Arial" w:cs="Arial" w:eastAsia="Arial" w:hAnsi="Arial"/>
@@ -22441,7 +22441,7 @@
             <w:pPr>
               <w:spacing w:after="20" w:before="0"/>
             </w:pPr>
-            <w:hyperlink w:history="1" r:id="rIdbwwdyd_9x246lrnx6illi">
+            <w:hyperlink w:history="1" r:id="rIdsj2j1kqfvte9y_hone78s">
               <w:r>
                 <w:rPr>
                   <w:rFonts w:ascii="Arial" w:cs="Arial" w:eastAsia="Arial" w:hAnsi="Arial"/>
@@ -22474,7 +22474,7 @@
               <w:spacing w:after="10" w:before="0"/>
               <w:ind w:left="120"/>
             </w:pPr>
-            <w:hyperlink w:history="1" r:id="rIdgmd3lvc0ra3eqruip4jzw">
+            <w:hyperlink w:history="1" r:id="rIdlttaximlrqvj7qxd5s9et">
               <w:r>
                 <w:rPr>
                   <w:rFonts w:ascii="Arial" w:cs="Arial" w:eastAsia="Arial" w:hAnsi="Arial"/>
@@ -22519,7 +22519,7 @@
             <w:pPr>
               <w:spacing w:after="20" w:before="0"/>
             </w:pPr>
-            <w:hyperlink w:history="1" r:id="rIdqyfqo-at1t4hmi7flowrh">
+            <w:hyperlink w:history="1" r:id="rIdwynfmdppfqjteu2c5k6jw">
               <w:r>
                 <w:rPr>
                   <w:rFonts w:ascii="Arial" w:cs="Arial" w:eastAsia="Arial" w:hAnsi="Arial"/>
@@ -22552,7 +22552,7 @@
               <w:spacing w:after="10" w:before="0"/>
               <w:ind w:left="120"/>
             </w:pPr>
-            <w:hyperlink w:history="1" r:id="rIdegajxsmdq94twtl0-p0fs">
+            <w:hyperlink w:history="1" r:id="rIdg1jgb45b3x8p89peot8g3">
               <w:r>
                 <w:rPr>
                   <w:rFonts w:ascii="Arial" w:cs="Arial" w:eastAsia="Arial" w:hAnsi="Arial"/>
@@ -22747,7 +22747,7 @@
             <w:pPr>
               <w:spacing w:after="20" w:before="0"/>
             </w:pPr>
-            <w:hyperlink w:history="1" r:id="rIdoloedmyrcovoxgff_lpsl">
+            <w:hyperlink w:history="1" r:id="rIdrczba5mhddu8yq-j9kbsl">
               <w:r>
                 <w:rPr>
                   <w:rFonts w:ascii="Arial" w:cs="Arial" w:eastAsia="Arial" w:hAnsi="Arial"/>
@@ -22780,7 +22780,7 @@
               <w:spacing w:after="10" w:before="0"/>
               <w:ind w:left="120"/>
             </w:pPr>
-            <w:hyperlink w:history="1" r:id="rIdzz-ekmqzimvjjwussbsde">
+            <w:hyperlink w:history="1" r:id="rIdpe-civemxyanpktsb4ahr">
               <w:r>
                 <w:rPr>
                   <w:rFonts w:ascii="Arial" w:cs="Arial" w:eastAsia="Arial" w:hAnsi="Arial"/>
@@ -22825,7 +22825,7 @@
             <w:pPr>
               <w:spacing w:after="20" w:before="0"/>
             </w:pPr>
-            <w:hyperlink w:history="1" r:id="rIds8hk8ajuvjsmyfdgz09gh">
+            <w:hyperlink w:history="1" r:id="rId0l01qyadgczk9712uluof">
               <w:r>
                 <w:rPr>
                   <w:rFonts w:ascii="Arial" w:cs="Arial" w:eastAsia="Arial" w:hAnsi="Arial"/>
@@ -22858,7 +22858,7 @@
               <w:spacing w:after="10" w:before="0"/>
               <w:ind w:left="120"/>
             </w:pPr>
-            <w:hyperlink w:history="1" r:id="rIdwis9em-qu7znwr4wmqlcp">
+            <w:hyperlink w:history="1" r:id="rIdszjj1u4qq16lkpercxdzs">
               <w:r>
                 <w:rPr>
                   <w:rFonts w:ascii="Arial" w:cs="Arial" w:eastAsia="Arial" w:hAnsi="Arial"/>
@@ -23053,7 +23053,7 @@
             <w:pPr>
               <w:spacing w:after="20" w:before="0"/>
             </w:pPr>
-            <w:hyperlink w:history="1" r:id="rIdi1ntfretssiodxttbgf46">
+            <w:hyperlink w:history="1" r:id="rIdevf7q2b_4ydgmj1az3u8z">
               <w:r>
                 <w:rPr>
                   <w:rFonts w:ascii="Arial" w:cs="Arial" w:eastAsia="Arial" w:hAnsi="Arial"/>
@@ -23086,7 +23086,7 @@
               <w:spacing w:after="10" w:before="0"/>
               <w:ind w:left="120"/>
             </w:pPr>
-            <w:hyperlink w:history="1" r:id="rIdwsw1iodlpmsgbvwbvsn2b">
+            <w:hyperlink w:history="1" r:id="rIddexsyehbutmytcp4xazn6">
               <w:r>
                 <w:rPr>
                   <w:rFonts w:ascii="Arial" w:cs="Arial" w:eastAsia="Arial" w:hAnsi="Arial"/>
@@ -23131,7 +23131,7 @@
             <w:pPr>
               <w:spacing w:after="20" w:before="0"/>
             </w:pPr>
-            <w:hyperlink w:history="1" r:id="rIdhzy8riqzzdizrk2qvikod">
+            <w:hyperlink w:history="1" r:id="rId2r9stqoqb-ov_pb5q6vl8">
               <w:r>
                 <w:rPr>
                   <w:rFonts w:ascii="Arial" w:cs="Arial" w:eastAsia="Arial" w:hAnsi="Arial"/>
@@ -23164,7 +23164,7 @@
               <w:spacing w:after="10" w:before="0"/>
               <w:ind w:left="120"/>
             </w:pPr>
-            <w:hyperlink w:history="1" r:id="rIdk7fyx3sbzgcgwrp97h1zy">
+            <w:hyperlink w:history="1" r:id="rIdzi5fv6griwapmlczlrdgx">
               <w:r>
                 <w:rPr>
                   <w:rFonts w:ascii="Arial" w:cs="Arial" w:eastAsia="Arial" w:hAnsi="Arial"/>
@@ -23942,7 +23942,7 @@
         </w:rPr>
         <w:t xml:space="preserve">© 2026 SeaVuria and ARES. Aligned with KICD objectives. Developed by SeaVuria; technical implementation by ARES (with AI assistance from Claude). Licensed under </w:t>
       </w:r>
-      <w:hyperlink w:history="1" r:id="rIdluef_8eo9lyncqractatv">
+      <w:hyperlink w:history="1" r:id="rIdgnq8z90ahspa_vv3a_4qw">
         <w:r>
           <w:rPr>
             <w:rFonts w:ascii="Arial" w:cs="Arial" w:eastAsia="Arial" w:hAnsi="Arial"/>
@@ -23963,7 +23963,7 @@
         </w:rPr>
         <w:t xml:space="preserve"> (</w:t>
       </w:r>
-      <w:hyperlink w:history="1" r:id="rId_9ke7duaim9d-4b8ufnr-">
+      <w:hyperlink w:history="1" r:id="rIdae82z9sebm1ziswxp_w9n">
         <w:r>
           <w:rPr>
             <w:rFonts w:ascii="Arial" w:cs="Arial" w:eastAsia="Arial" w:hAnsi="Arial"/>
@@ -24976,7 +24976,7 @@
             <w:pPr>
               <w:spacing w:after="20" w:before="0"/>
             </w:pPr>
-            <w:hyperlink w:history="1" r:id="rIddqumjc4w94s9kor1vznwq">
+            <w:hyperlink w:history="1" r:id="rIdhttqxeqcsxgd8fmpymkyz">
               <w:r>
                 <w:rPr>
                   <w:rFonts w:ascii="Arial" w:cs="Arial" w:eastAsia="Arial" w:hAnsi="Arial"/>
@@ -25009,7 +25009,7 @@
               <w:spacing w:after="10" w:before="0"/>
               <w:ind w:left="120"/>
             </w:pPr>
-            <w:hyperlink w:history="1" r:id="rIdriotxshitadw4smwf4xjx">
+            <w:hyperlink w:history="1" r:id="rIdwceef3ogztylc1umhybsy">
               <w:r>
                 <w:rPr>
                   <w:rFonts w:ascii="Arial" w:cs="Arial" w:eastAsia="Arial" w:hAnsi="Arial"/>
@@ -25054,7 +25054,7 @@
             <w:pPr>
               <w:spacing w:after="20" w:before="0"/>
             </w:pPr>
-            <w:hyperlink w:history="1" r:id="rIdgfzuiyynlkpwmoizkfdjc">
+            <w:hyperlink w:history="1" r:id="rIdel3bhzllxx2urpwjtb1ie">
               <w:r>
                 <w:rPr>
                   <w:rFonts w:ascii="Arial" w:cs="Arial" w:eastAsia="Arial" w:hAnsi="Arial"/>
@@ -25087,7 +25087,7 @@
               <w:spacing w:after="10" w:before="0"/>
               <w:ind w:left="120"/>
             </w:pPr>
-            <w:hyperlink w:history="1" r:id="rIdtitxnt-7dcpidbjpca3hc">
+            <w:hyperlink w:history="1" r:id="rIdwcll1ifzhavwo3garnpdh">
               <w:r>
                 <w:rPr>
                   <w:rFonts w:ascii="Arial" w:cs="Arial" w:eastAsia="Arial" w:hAnsi="Arial"/>
@@ -25282,7 +25282,7 @@
             <w:pPr>
               <w:spacing w:after="20" w:before="0"/>
             </w:pPr>
-            <w:hyperlink w:history="1" r:id="rId7pny1dpwg2aec8nn35wu2">
+            <w:hyperlink w:history="1" r:id="rIdziun_-fkztxiqrtzphbv9">
               <w:r>
                 <w:rPr>
                   <w:rFonts w:ascii="Arial" w:cs="Arial" w:eastAsia="Arial" w:hAnsi="Arial"/>
@@ -25315,7 +25315,7 @@
               <w:spacing w:after="10" w:before="0"/>
               <w:ind w:left="120"/>
             </w:pPr>
-            <w:hyperlink w:history="1" r:id="rIdokc2jnjtsbiy8_mr1agkb">
+            <w:hyperlink w:history="1" r:id="rIdybmp1aw1qxhzx14hxmhoz">
               <w:r>
                 <w:rPr>
                   <w:rFonts w:ascii="Arial" w:cs="Arial" w:eastAsia="Arial" w:hAnsi="Arial"/>
@@ -25360,7 +25360,7 @@
             <w:pPr>
               <w:spacing w:after="20" w:before="0"/>
             </w:pPr>
-            <w:hyperlink w:history="1" r:id="rIdlgv5lbvl75ly3bbi6uah1">
+            <w:hyperlink w:history="1" r:id="rIdcmznenln4l5yyuc5rc6pj">
               <w:r>
                 <w:rPr>
                   <w:rFonts w:ascii="Arial" w:cs="Arial" w:eastAsia="Arial" w:hAnsi="Arial"/>
@@ -25393,7 +25393,7 @@
               <w:spacing w:after="10" w:before="0"/>
               <w:ind w:left="120"/>
             </w:pPr>
-            <w:hyperlink w:history="1" r:id="rIdrskrf7qviztmuhmou8sdb">
+            <w:hyperlink w:history="1" r:id="rIdqmeygqsawi94nnyedvjjk">
               <w:r>
                 <w:rPr>
                   <w:rFonts w:ascii="Arial" w:cs="Arial" w:eastAsia="Arial" w:hAnsi="Arial"/>
@@ -25588,7 +25588,7 @@
             <w:pPr>
               <w:spacing w:after="20" w:before="0"/>
             </w:pPr>
-            <w:hyperlink w:history="1" r:id="rId6gvqhemxhdt74b9qzir2x">
+            <w:hyperlink w:history="1" r:id="rIduksg6fhmlautfgqhieqiz">
               <w:r>
                 <w:rPr>
                   <w:rFonts w:ascii="Arial" w:cs="Arial" w:eastAsia="Arial" w:hAnsi="Arial"/>
@@ -25621,7 +25621,7 @@
               <w:spacing w:after="10" w:before="0"/>
               <w:ind w:left="120"/>
             </w:pPr>
-            <w:hyperlink w:history="1" r:id="rIdbzhtvqhjbnjcjcy5jucnc">
+            <w:hyperlink w:history="1" r:id="rIdpojgl09iwht3bahwfuu07">
               <w:r>
                 <w:rPr>
                   <w:rFonts w:ascii="Arial" w:cs="Arial" w:eastAsia="Arial" w:hAnsi="Arial"/>
@@ -25666,7 +25666,7 @@
             <w:pPr>
               <w:spacing w:after="20" w:before="0"/>
             </w:pPr>
-            <w:hyperlink w:history="1" r:id="rIdjhsn6dqboo19qst4vt_ul">
+            <w:hyperlink w:history="1" r:id="rId0gwveaa053v6jr_fuznrv">
               <w:r>
                 <w:rPr>
                   <w:rFonts w:ascii="Arial" w:cs="Arial" w:eastAsia="Arial" w:hAnsi="Arial"/>
@@ -25699,7 +25699,7 @@
               <w:spacing w:after="10" w:before="0"/>
               <w:ind w:left="120"/>
             </w:pPr>
-            <w:hyperlink w:history="1" r:id="rId0hx7ub1ii8omueweadw3x">
+            <w:hyperlink w:history="1" r:id="rIdlcftewnmen_tz8-8fvaky">
               <w:r>
                 <w:rPr>
                   <w:rFonts w:ascii="Arial" w:cs="Arial" w:eastAsia="Arial" w:hAnsi="Arial"/>
@@ -25894,7 +25894,7 @@
             <w:pPr>
               <w:spacing w:after="20" w:before="0"/>
             </w:pPr>
-            <w:hyperlink w:history="1" r:id="rIdc40n1fxknomwqzbcjstw2">
+            <w:hyperlink w:history="1" r:id="rIdsb42dsdt7hoxd56cfzgln">
               <w:r>
                 <w:rPr>
                   <w:rFonts w:ascii="Arial" w:cs="Arial" w:eastAsia="Arial" w:hAnsi="Arial"/>
@@ -25927,7 +25927,7 @@
               <w:spacing w:after="10" w:before="0"/>
               <w:ind w:left="120"/>
             </w:pPr>
-            <w:hyperlink w:history="1" r:id="rIdxlnum6piq8hhclheforfk">
+            <w:hyperlink w:history="1" r:id="rIdo4s2kvcnruhmo9nbjxjt5">
               <w:r>
                 <w:rPr>
                   <w:rFonts w:ascii="Arial" w:cs="Arial" w:eastAsia="Arial" w:hAnsi="Arial"/>
@@ -25972,7 +25972,7 @@
             <w:pPr>
               <w:spacing w:after="20" w:before="0"/>
             </w:pPr>
-            <w:hyperlink w:history="1" r:id="rIdv8knbzfv74u1ok6few4hz">
+            <w:hyperlink w:history="1" r:id="rIdabw5ulq31sh8vykua3ubl">
               <w:r>
                 <w:rPr>
                   <w:rFonts w:ascii="Arial" w:cs="Arial" w:eastAsia="Arial" w:hAnsi="Arial"/>
@@ -26005,7 +26005,7 @@
               <w:spacing w:after="10" w:before="0"/>
               <w:ind w:left="120"/>
             </w:pPr>
-            <w:hyperlink w:history="1" r:id="rIdn5bchpfysnfqcczhwdngt">
+            <w:hyperlink w:history="1" r:id="rIdsysvhna7ncgp9pezoov9t">
               <w:r>
                 <w:rPr>
                   <w:rFonts w:ascii="Arial" w:cs="Arial" w:eastAsia="Arial" w:hAnsi="Arial"/>
@@ -26200,7 +26200,7 @@
             <w:pPr>
               <w:spacing w:after="20" w:before="0"/>
             </w:pPr>
-            <w:hyperlink w:history="1" r:id="rIdz6bgpzf2mtqb3jgqqi8wt">
+            <w:hyperlink w:history="1" r:id="rIdk7xmffatnxvi2jj1_i64a">
               <w:r>
                 <w:rPr>
                   <w:rFonts w:ascii="Arial" w:cs="Arial" w:eastAsia="Arial" w:hAnsi="Arial"/>
@@ -26233,7 +26233,7 @@
               <w:spacing w:after="10" w:before="0"/>
               <w:ind w:left="120"/>
             </w:pPr>
-            <w:hyperlink w:history="1" r:id="rIdfcrgzvgu4ui7krkm6f0ck">
+            <w:hyperlink w:history="1" r:id="rIdbrppylczitdfzktc586-l">
               <w:r>
                 <w:rPr>
                   <w:rFonts w:ascii="Arial" w:cs="Arial" w:eastAsia="Arial" w:hAnsi="Arial"/>
@@ -26278,7 +26278,7 @@
             <w:pPr>
               <w:spacing w:after="20" w:before="0"/>
             </w:pPr>
-            <w:hyperlink w:history="1" r:id="rIdma_zfsncqeg4kikgbsevx">
+            <w:hyperlink w:history="1" r:id="rIdst9sgg4thydj11hfsgoth">
               <w:r>
                 <w:rPr>
                   <w:rFonts w:ascii="Arial" w:cs="Arial" w:eastAsia="Arial" w:hAnsi="Arial"/>
@@ -26311,7 +26311,7 @@
               <w:spacing w:after="10" w:before="0"/>
               <w:ind w:left="120"/>
             </w:pPr>
-            <w:hyperlink w:history="1" r:id="rIdvholv7iedxc9mtdpiylfy">
+            <w:hyperlink w:history="1" r:id="rIdv5flu2cfopbaamtqqpw0d">
               <w:r>
                 <w:rPr>
                   <w:rFonts w:ascii="Arial" w:cs="Arial" w:eastAsia="Arial" w:hAnsi="Arial"/>
@@ -26823,7 +26823,7 @@
         </w:rPr>
         <w:t xml:space="preserve">© 2026 SeaVuria and ARES. Aligned with KICD objectives. Developed by SeaVuria; technical implementation by ARES (with AI assistance from Claude). Licensed under </w:t>
       </w:r>
-      <w:hyperlink w:history="1" r:id="rIdclwbstqccirq3vz_mtquf">
+      <w:hyperlink w:history="1" r:id="rId_fzjtc8mpeg-qknwzqgs0">
         <w:r>
           <w:rPr>
             <w:rFonts w:ascii="Arial" w:cs="Arial" w:eastAsia="Arial" w:hAnsi="Arial"/>
@@ -26844,7 +26844,7 @@
         </w:rPr>
         <w:t xml:space="preserve"> (</w:t>
       </w:r>
-      <w:hyperlink w:history="1" r:id="rIdtvxndvx7gckt11nedggn2">
+      <w:hyperlink w:history="1" r:id="rIdv3xisswps08gsbm5guxoa">
         <w:r>
           <w:rPr>
             <w:rFonts w:ascii="Arial" w:cs="Arial" w:eastAsia="Arial" w:hAnsi="Arial"/>
@@ -27857,7 +27857,7 @@
             <w:pPr>
               <w:spacing w:after="20" w:before="0"/>
             </w:pPr>
-            <w:hyperlink w:history="1" r:id="rIdc0gap-qjz8ntfvmeyjowb">
+            <w:hyperlink w:history="1" r:id="rId5bdkvha776_prqfdzndn9">
               <w:r>
                 <w:rPr>
                   <w:rFonts w:ascii="Arial" w:cs="Arial" w:eastAsia="Arial" w:hAnsi="Arial"/>
@@ -27890,7 +27890,7 @@
               <w:spacing w:after="10" w:before="0"/>
               <w:ind w:left="120"/>
             </w:pPr>
-            <w:hyperlink w:history="1" r:id="rIdfzx7qdfb3gwrs2ordowb4">
+            <w:hyperlink w:history="1" r:id="rIdwv9yrhmqbuykg6olnm_jc">
               <w:r>
                 <w:rPr>
                   <w:rFonts w:ascii="Arial" w:cs="Arial" w:eastAsia="Arial" w:hAnsi="Arial"/>
@@ -27935,7 +27935,7 @@
             <w:pPr>
               <w:spacing w:after="20" w:before="0"/>
             </w:pPr>
-            <w:hyperlink w:history="1" r:id="rIdv0hqkgutwvc-alwdm9sf6">
+            <w:hyperlink w:history="1" r:id="rIdrehcaed_siqbtrqbbsqph">
               <w:r>
                 <w:rPr>
                   <w:rFonts w:ascii="Arial" w:cs="Arial" w:eastAsia="Arial" w:hAnsi="Arial"/>
@@ -27968,7 +27968,7 @@
               <w:spacing w:after="10" w:before="0"/>
               <w:ind w:left="120"/>
             </w:pPr>
-            <w:hyperlink w:history="1" r:id="rId8e_boett89qry5ckdjojr">
+            <w:hyperlink w:history="1" r:id="rIdjv5h6duf88sqjleq2jcsx">
               <w:r>
                 <w:rPr>
                   <w:rFonts w:ascii="Arial" w:cs="Arial" w:eastAsia="Arial" w:hAnsi="Arial"/>
@@ -28163,7 +28163,7 @@
             <w:pPr>
               <w:spacing w:after="20" w:before="0"/>
             </w:pPr>
-            <w:hyperlink w:history="1" r:id="rId0k7pwbiaxnxmun-nsvfcd">
+            <w:hyperlink w:history="1" r:id="rIdl-zgqndsoevctlocll6iq">
               <w:r>
                 <w:rPr>
                   <w:rFonts w:ascii="Arial" w:cs="Arial" w:eastAsia="Arial" w:hAnsi="Arial"/>
@@ -28196,7 +28196,7 @@
               <w:spacing w:after="10" w:before="0"/>
               <w:ind w:left="120"/>
             </w:pPr>
-            <w:hyperlink w:history="1" r:id="rIdqnlivre2qsjusum0kbmrn">
+            <w:hyperlink w:history="1" r:id="rIdghisixxuihtertr7nmjcn">
               <w:r>
                 <w:rPr>
                   <w:rFonts w:ascii="Arial" w:cs="Arial" w:eastAsia="Arial" w:hAnsi="Arial"/>
@@ -28241,7 +28241,7 @@
             <w:pPr>
               <w:spacing w:after="20" w:before="0"/>
             </w:pPr>
-            <w:hyperlink w:history="1" r:id="rIdmjpq3aekkrlsrddldaell">
+            <w:hyperlink w:history="1" r:id="rId4iqta6jwccgsntwlqgc_t">
               <w:r>
                 <w:rPr>
                   <w:rFonts w:ascii="Arial" w:cs="Arial" w:eastAsia="Arial" w:hAnsi="Arial"/>
@@ -28274,7 +28274,7 @@
               <w:spacing w:after="10" w:before="0"/>
               <w:ind w:left="120"/>
             </w:pPr>
-            <w:hyperlink w:history="1" r:id="rIdgpdywezyg9uo1ovkx0jsr">
+            <w:hyperlink w:history="1" r:id="rIdpp1qd09v5ls85i9wyj-7d">
               <w:r>
                 <w:rPr>
                   <w:rFonts w:ascii="Arial" w:cs="Arial" w:eastAsia="Arial" w:hAnsi="Arial"/>
@@ -28469,7 +28469,7 @@
             <w:pPr>
               <w:spacing w:after="20" w:before="0"/>
             </w:pPr>
-            <w:hyperlink w:history="1" r:id="rIdi6b0kf6qvgld1ce4am956">
+            <w:hyperlink w:history="1" r:id="rIdupra48yf-76dzrhlbwurc">
               <w:r>
                 <w:rPr>
                   <w:rFonts w:ascii="Arial" w:cs="Arial" w:eastAsia="Arial" w:hAnsi="Arial"/>
@@ -28502,7 +28502,7 @@
               <w:spacing w:after="10" w:before="0"/>
               <w:ind w:left="120"/>
             </w:pPr>
-            <w:hyperlink w:history="1" r:id="rIdskx1g8nmmm4qfwsmw1y4u">
+            <w:hyperlink w:history="1" r:id="rIdwoi8bajjgee2caxofa1ge">
               <w:r>
                 <w:rPr>
                   <w:rFonts w:ascii="Arial" w:cs="Arial" w:eastAsia="Arial" w:hAnsi="Arial"/>
@@ -28547,7 +28547,7 @@
             <w:pPr>
               <w:spacing w:after="20" w:before="0"/>
             </w:pPr>
-            <w:hyperlink w:history="1" r:id="rIdssej4xs88qqkgm-agj_8g">
+            <w:hyperlink w:history="1" r:id="rId_shwpnk0ugijzpoock79c">
               <w:r>
                 <w:rPr>
                   <w:rFonts w:ascii="Arial" w:cs="Arial" w:eastAsia="Arial" w:hAnsi="Arial"/>
@@ -28580,7 +28580,7 @@
               <w:spacing w:after="10" w:before="0"/>
               <w:ind w:left="120"/>
             </w:pPr>
-            <w:hyperlink w:history="1" r:id="rIdw0k34jpexsgi4wwsfnwds">
+            <w:hyperlink w:history="1" r:id="rIdzh-iivt8hpy1kx8ytczjt">
               <w:r>
                 <w:rPr>
                   <w:rFonts w:ascii="Arial" w:cs="Arial" w:eastAsia="Arial" w:hAnsi="Arial"/>
@@ -28775,7 +28775,7 @@
             <w:pPr>
               <w:spacing w:after="20" w:before="0"/>
             </w:pPr>
-            <w:hyperlink w:history="1" r:id="rId6vsa782uklnm8a_bbzsc6">
+            <w:hyperlink w:history="1" r:id="rIdfx95qmswxfn6dcitvbajz">
               <w:r>
                 <w:rPr>
                   <w:rFonts w:ascii="Arial" w:cs="Arial" w:eastAsia="Arial" w:hAnsi="Arial"/>
@@ -28808,7 +28808,7 @@
               <w:spacing w:after="10" w:before="0"/>
               <w:ind w:left="120"/>
             </w:pPr>
-            <w:hyperlink w:history="1" r:id="rIdtt1deqcic2kwprw58jxsk">
+            <w:hyperlink w:history="1" r:id="rIdbeuaywgunoekzkpc1cjn8">
               <w:r>
                 <w:rPr>
                   <w:rFonts w:ascii="Arial" w:cs="Arial" w:eastAsia="Arial" w:hAnsi="Arial"/>
@@ -28853,7 +28853,7 @@
             <w:pPr>
               <w:spacing w:after="20" w:before="0"/>
             </w:pPr>
-            <w:hyperlink w:history="1" r:id="rIdkniokdlkmj0socerfeceo">
+            <w:hyperlink w:history="1" r:id="rIdntkgauagzfpk8y2ngj5bv">
               <w:r>
                 <w:rPr>
                   <w:rFonts w:ascii="Arial" w:cs="Arial" w:eastAsia="Arial" w:hAnsi="Arial"/>
@@ -28886,7 +28886,7 @@
               <w:spacing w:after="10" w:before="0"/>
               <w:ind w:left="120"/>
             </w:pPr>
-            <w:hyperlink w:history="1" r:id="rIdcefkjib8qfqq1pk66xnki">
+            <w:hyperlink w:history="1" r:id="rIdzcf4is9rkgr_5k82tgs6l">
               <w:r>
                 <w:rPr>
                   <w:rFonts w:ascii="Arial" w:cs="Arial" w:eastAsia="Arial" w:hAnsi="Arial"/>
@@ -29081,7 +29081,7 @@
             <w:pPr>
               <w:spacing w:after="20" w:before="0"/>
             </w:pPr>
-            <w:hyperlink w:history="1" r:id="rIdzn4jb-mqv0ajyejh50q2p">
+            <w:hyperlink w:history="1" r:id="rIdk5ehjke9hlmceycjodbze">
               <w:r>
                 <w:rPr>
                   <w:rFonts w:ascii="Arial" w:cs="Arial" w:eastAsia="Arial" w:hAnsi="Arial"/>
@@ -29114,7 +29114,7 @@
               <w:spacing w:after="10" w:before="0"/>
               <w:ind w:left="120"/>
             </w:pPr>
-            <w:hyperlink w:history="1" r:id="rId8ihd75nxvl12zybj9mdyq">
+            <w:hyperlink w:history="1" r:id="rIdhnhdebouwteriqzpsjzxv">
               <w:r>
                 <w:rPr>
                   <w:rFonts w:ascii="Arial" w:cs="Arial" w:eastAsia="Arial" w:hAnsi="Arial"/>
@@ -29159,7 +29159,7 @@
             <w:pPr>
               <w:spacing w:after="20" w:before="0"/>
             </w:pPr>
-            <w:hyperlink w:history="1" r:id="rIdddyjw33dmwiidtnykkncx">
+            <w:hyperlink w:history="1" r:id="rIdap4yjqgapwvxh3_nk5zc0">
               <w:r>
                 <w:rPr>
                   <w:rFonts w:ascii="Arial" w:cs="Arial" w:eastAsia="Arial" w:hAnsi="Arial"/>
@@ -29192,7 +29192,7 @@
               <w:spacing w:after="10" w:before="0"/>
               <w:ind w:left="120"/>
             </w:pPr>
-            <w:hyperlink w:history="1" r:id="rIdibeslanadi0qb6outa2ux">
+            <w:hyperlink w:history="1" r:id="rIdsqqzj5yrwyetlybeqmpve">
               <w:r>
                 <w:rPr>
                   <w:rFonts w:ascii="Arial" w:cs="Arial" w:eastAsia="Arial" w:hAnsi="Arial"/>
@@ -29704,7 +29704,7 @@
         </w:rPr>
         <w:t xml:space="preserve">© 2026 SeaVuria and ARES. Aligned with KICD objectives. Developed by SeaVuria; technical implementation by ARES (with AI assistance from Claude). Licensed under </w:t>
       </w:r>
-      <w:hyperlink w:history="1" r:id="rIdr5q-c39m3aedrtoahod5y">
+      <w:hyperlink w:history="1" r:id="rIdasl0rg1ri5oqrz2azvqzw">
         <w:r>
           <w:rPr>
             <w:rFonts w:ascii="Arial" w:cs="Arial" w:eastAsia="Arial" w:hAnsi="Arial"/>
@@ -29725,7 +29725,7 @@
         </w:rPr>
         <w:t xml:space="preserve"> (</w:t>
       </w:r>
-      <w:hyperlink w:history="1" r:id="rIdiu8sf5yoaxcc2mj_vmsxg">
+      <w:hyperlink w:history="1" r:id="rIdav8xo3jb_o8q9mhjmbnln">
         <w:r>
           <w:rPr>
             <w:rFonts w:ascii="Arial" w:cs="Arial" w:eastAsia="Arial" w:hAnsi="Arial"/>
@@ -30738,7 +30738,7 @@
             <w:pPr>
               <w:spacing w:after="20" w:before="0"/>
             </w:pPr>
-            <w:hyperlink w:history="1" r:id="rIdahlyfihkzlyb40ekf5m14">
+            <w:hyperlink w:history="1" r:id="rIdxevbzezyxmejf2cour5du">
               <w:r>
                 <w:rPr>
                   <w:rFonts w:ascii="Arial" w:cs="Arial" w:eastAsia="Arial" w:hAnsi="Arial"/>
@@ -30771,7 +30771,7 @@
               <w:spacing w:after="10" w:before="0"/>
               <w:ind w:left="120"/>
             </w:pPr>
-            <w:hyperlink w:history="1" r:id="rIdxn1bx1atehzpjdfy9-ut1">
+            <w:hyperlink w:history="1" r:id="rIddhms91haeyzt7aaklzrxe">
               <w:r>
                 <w:rPr>
                   <w:rFonts w:ascii="Arial" w:cs="Arial" w:eastAsia="Arial" w:hAnsi="Arial"/>
@@ -30816,7 +30816,7 @@
             <w:pPr>
               <w:spacing w:after="20" w:before="0"/>
             </w:pPr>
-            <w:hyperlink w:history="1" r:id="rId2xea7lkcwwvipsvw_zkxj">
+            <w:hyperlink w:history="1" r:id="rId5p7j_pthugyhydnp_ekto">
               <w:r>
                 <w:rPr>
                   <w:rFonts w:ascii="Arial" w:cs="Arial" w:eastAsia="Arial" w:hAnsi="Arial"/>
@@ -30849,7 +30849,7 @@
               <w:spacing w:after="10" w:before="0"/>
               <w:ind w:left="120"/>
             </w:pPr>
-            <w:hyperlink w:history="1" r:id="rIdpjvppufkuigykudsj9oxz">
+            <w:hyperlink w:history="1" r:id="rId83wgg-eguptwoguvk9mcp">
               <w:r>
                 <w:rPr>
                   <w:rFonts w:ascii="Arial" w:cs="Arial" w:eastAsia="Arial" w:hAnsi="Arial"/>
@@ -31044,7 +31044,7 @@
             <w:pPr>
               <w:spacing w:after="20" w:before="0"/>
             </w:pPr>
-            <w:hyperlink w:history="1" r:id="rId3tjczgg16ptvcqtwbvvfb">
+            <w:hyperlink w:history="1" r:id="rIdvpdcq3kfgrspxjo5yvxrs">
               <w:r>
                 <w:rPr>
                   <w:rFonts w:ascii="Arial" w:cs="Arial" w:eastAsia="Arial" w:hAnsi="Arial"/>
@@ -31077,7 +31077,7 @@
               <w:spacing w:after="10" w:before="0"/>
               <w:ind w:left="120"/>
             </w:pPr>
-            <w:hyperlink w:history="1" r:id="rIdoost7xotrm45sswnbb5o7">
+            <w:hyperlink w:history="1" r:id="rIdfesy7swdt0j5lsaxynkrr">
               <w:r>
                 <w:rPr>
                   <w:rFonts w:ascii="Arial" w:cs="Arial" w:eastAsia="Arial" w:hAnsi="Arial"/>
@@ -31122,7 +31122,7 @@
             <w:pPr>
               <w:spacing w:after="20" w:before="0"/>
             </w:pPr>
-            <w:hyperlink w:history="1" r:id="rIdemjolu6cw604sou3lvswz">
+            <w:hyperlink w:history="1" r:id="rIdgik45trypcpxf4q7xmyig">
               <w:r>
                 <w:rPr>
                   <w:rFonts w:ascii="Arial" w:cs="Arial" w:eastAsia="Arial" w:hAnsi="Arial"/>
@@ -31155,7 +31155,7 @@
               <w:spacing w:after="10" w:before="0"/>
               <w:ind w:left="120"/>
             </w:pPr>
-            <w:hyperlink w:history="1" r:id="rIdyiwuuysxu6wpkcliivwnr">
+            <w:hyperlink w:history="1" r:id="rIduifxe5ejj_4fhw8ldfil3">
               <w:r>
                 <w:rPr>
                   <w:rFonts w:ascii="Arial" w:cs="Arial" w:eastAsia="Arial" w:hAnsi="Arial"/>
@@ -31350,7 +31350,7 @@
             <w:pPr>
               <w:spacing w:after="20" w:before="0"/>
             </w:pPr>
-            <w:hyperlink w:history="1" r:id="rIdn6kzxc3hjvfces5fj09ui">
+            <w:hyperlink w:history="1" r:id="rIdjfndam17njxje-synqoay">
               <w:r>
                 <w:rPr>
                   <w:rFonts w:ascii="Arial" w:cs="Arial" w:eastAsia="Arial" w:hAnsi="Arial"/>
@@ -31383,7 +31383,7 @@
               <w:spacing w:after="10" w:before="0"/>
               <w:ind w:left="120"/>
             </w:pPr>
-            <w:hyperlink w:history="1" r:id="rIdlagvtngr6-cait77lveiz">
+            <w:hyperlink w:history="1" r:id="rIdozcvxxhyj3v9plnqbexaq">
               <w:r>
                 <w:rPr>
                   <w:rFonts w:ascii="Arial" w:cs="Arial" w:eastAsia="Arial" w:hAnsi="Arial"/>
@@ -31428,7 +31428,7 @@
             <w:pPr>
               <w:spacing w:after="20" w:before="0"/>
             </w:pPr>
-            <w:hyperlink w:history="1" r:id="rId64vagdz0mgb6ff6kdwpyh">
+            <w:hyperlink w:history="1" r:id="rIdlx6589778aji_90iltwzi">
               <w:r>
                 <w:rPr>
                   <w:rFonts w:ascii="Arial" w:cs="Arial" w:eastAsia="Arial" w:hAnsi="Arial"/>
@@ -31461,7 +31461,7 @@
               <w:spacing w:after="10" w:before="0"/>
               <w:ind w:left="120"/>
             </w:pPr>
-            <w:hyperlink w:history="1" r:id="rIdqh0hjotuiyrbttokitmzq">
+            <w:hyperlink w:history="1" r:id="rIdv7qvwacpldztqbrxozlwu">
               <w:r>
                 <w:rPr>
                   <w:rFonts w:ascii="Arial" w:cs="Arial" w:eastAsia="Arial" w:hAnsi="Arial"/>
@@ -31656,7 +31656,7 @@
             <w:pPr>
               <w:spacing w:after="20" w:before="0"/>
             </w:pPr>
-            <w:hyperlink w:history="1" r:id="rIdgxyoeqdmhptqszgfqphnd">
+            <w:hyperlink w:history="1" r:id="rIdjpkzij0kq1ntndab5m0w4">
               <w:r>
                 <w:rPr>
                   <w:rFonts w:ascii="Arial" w:cs="Arial" w:eastAsia="Arial" w:hAnsi="Arial"/>
@@ -31689,7 +31689,7 @@
               <w:spacing w:after="10" w:before="0"/>
               <w:ind w:left="120"/>
             </w:pPr>
-            <w:hyperlink w:history="1" r:id="rIdghdpczxwfmzaryggzfl9o">
+            <w:hyperlink w:history="1" r:id="rIdln7h2u0vndoxhbdsjhiki">
               <w:r>
                 <w:rPr>
                   <w:rFonts w:ascii="Arial" w:cs="Arial" w:eastAsia="Arial" w:hAnsi="Arial"/>
@@ -31734,7 +31734,7 @@
             <w:pPr>
               <w:spacing w:after="20" w:before="0"/>
             </w:pPr>
-            <w:hyperlink w:history="1" r:id="rIddis7c4vxujtwgyqzdjlqb">
+            <w:hyperlink w:history="1" r:id="rIdktwq73rru5ddipo3v17mk">
               <w:r>
                 <w:rPr>
                   <w:rFonts w:ascii="Arial" w:cs="Arial" w:eastAsia="Arial" w:hAnsi="Arial"/>
@@ -31767,7 +31767,7 @@
               <w:spacing w:after="10" w:before="0"/>
               <w:ind w:left="120"/>
             </w:pPr>
-            <w:hyperlink w:history="1" r:id="rIdrxecrvamxadlthgzjdo7t">
+            <w:hyperlink w:history="1" r:id="rIdx2ru4o5biku8gz5h_c2pz">
               <w:r>
                 <w:rPr>
                   <w:rFonts w:ascii="Arial" w:cs="Arial" w:eastAsia="Arial" w:hAnsi="Arial"/>
@@ -31962,7 +31962,7 @@
             <w:pPr>
               <w:spacing w:after="20" w:before="0"/>
             </w:pPr>
-            <w:hyperlink w:history="1" r:id="rId4gydelkiru3haze7sjw5s">
+            <w:hyperlink w:history="1" r:id="rId9fvxekrzo7uns3e-ohnka">
               <w:r>
                 <w:rPr>
                   <w:rFonts w:ascii="Arial" w:cs="Arial" w:eastAsia="Arial" w:hAnsi="Arial"/>
@@ -31995,7 +31995,7 @@
               <w:spacing w:after="10" w:before="0"/>
               <w:ind w:left="120"/>
             </w:pPr>
-            <w:hyperlink w:history="1" r:id="rId4wzw6tbwc3fgr9bpcwbhv">
+            <w:hyperlink w:history="1" r:id="rIdedd9kqwkfjcz92otddwlp">
               <w:r>
                 <w:rPr>
                   <w:rFonts w:ascii="Arial" w:cs="Arial" w:eastAsia="Arial" w:hAnsi="Arial"/>
@@ -32040,7 +32040,7 @@
             <w:pPr>
               <w:spacing w:after="20" w:before="0"/>
             </w:pPr>
-            <w:hyperlink w:history="1" r:id="rIdcrrmsdow7xalkozvnt4d_">
+            <w:hyperlink w:history="1" r:id="rId-1aga3hoxaq6zuvo9dl3a">
               <w:r>
                 <w:rPr>
                   <w:rFonts w:ascii="Arial" w:cs="Arial" w:eastAsia="Arial" w:hAnsi="Arial"/>
@@ -32073,7 +32073,7 @@
               <w:spacing w:after="10" w:before="0"/>
               <w:ind w:left="120"/>
             </w:pPr>
-            <w:hyperlink w:history="1" r:id="rId_5ynvhkcs9prj0kl2lllt">
+            <w:hyperlink w:history="1" r:id="rIdft8k1xfwjdcgvkc9qhoxi">
               <w:r>
                 <w:rPr>
                   <w:rFonts w:ascii="Arial" w:cs="Arial" w:eastAsia="Arial" w:hAnsi="Arial"/>
@@ -32813,7 +32813,7 @@
         </w:rPr>
         <w:t xml:space="preserve">© 2026 SeaVuria and ARES. Aligned with KICD objectives. Developed by SeaVuria; technical implementation by ARES (with AI assistance from Claude). Licensed under </w:t>
       </w:r>
-      <w:hyperlink w:history="1" r:id="rIdaf4hchjfrgi88e8tp5z3s">
+      <w:hyperlink w:history="1" r:id="rIdhor97muivszqy5lyjmz3w">
         <w:r>
           <w:rPr>
             <w:rFonts w:ascii="Arial" w:cs="Arial" w:eastAsia="Arial" w:hAnsi="Arial"/>
@@ -32834,7 +32834,7 @@
         </w:rPr>
         <w:t xml:space="preserve"> (</w:t>
       </w:r>
-      <w:hyperlink w:history="1" r:id="rIdj1tfavrm255cerhqvzelu">
+      <w:hyperlink w:history="1" r:id="rIdoq4bwul8gyurq76olldt2">
         <w:r>
           <w:rPr>
             <w:rFonts w:ascii="Arial" w:cs="Arial" w:eastAsia="Arial" w:hAnsi="Arial"/>

--- a/data/outputs/v2/Chemistry/SS3.1_Acids_and_Bases/Chemistry_Acids_and_Bases_CBE_LessonSequence.docx
+++ b/data/outputs/v2/Chemistry/SS3.1_Acids_and_Bases/Chemistry_Acids_and_Bases_CBE_LessonSequence.docx
@@ -2617,7 +2617,7 @@
         </w:rPr>
         <w:t xml:space="preserve">© 2026 SeaVuria and ARES. This work is licensed under a </w:t>
       </w:r>
-      <w:hyperlink w:history="1" r:id="rIdap4pyvfem5pdbjqqc6sul">
+      <w:hyperlink w:history="1" r:id="rIdsxlsj5manhl3tk802ciir">
         <w:r>
           <w:rPr>
             <w:rFonts w:ascii="Arial" w:cs="Arial" w:eastAsia="Arial" w:hAnsi="Arial"/>
@@ -2637,7 +2637,7 @@
         </w:rPr>
         <w:t xml:space="preserve"> (</w:t>
       </w:r>
-      <w:hyperlink w:history="1" r:id="rIdupfrcytwptxi-gcm0ofpr">
+      <w:hyperlink w:history="1" r:id="rId9_wh8yobfnokoz9seuwqt">
         <w:r>
           <w:rPr>
             <w:rFonts w:ascii="Arial" w:cs="Arial" w:eastAsia="Arial" w:hAnsi="Arial"/>
@@ -2657,7 +2657,7 @@
         </w:rPr>
         <w:t xml:space="preserve">). To view a copy of this license, visit </w:t>
       </w:r>
-      <w:hyperlink w:history="1" r:id="rIdcrktsxsuvmtw5moazyw6q">
+      <w:hyperlink w:history="1" r:id="rIda47vqi_n-pqkmk6h2lrb3">
         <w:r>
           <w:rPr>
             <w:rFonts w:ascii="Arial" w:cs="Arial" w:eastAsia="Arial" w:hAnsi="Arial"/>
@@ -3669,7 +3669,7 @@
             <w:pPr>
               <w:spacing w:after="20" w:before="0"/>
             </w:pPr>
-            <w:hyperlink w:history="1" r:id="rIdeytv3cee5ulpterokb5et">
+            <w:hyperlink w:history="1" r:id="rId_zqikdvtsphzk3reuub6m">
               <w:r>
                 <w:rPr>
                   <w:rFonts w:ascii="Arial" w:cs="Arial" w:eastAsia="Arial" w:hAnsi="Arial"/>
@@ -3718,7 +3718,7 @@
               <w:spacing w:after="10" w:before="0"/>
               <w:ind w:left="120"/>
             </w:pPr>
-            <w:hyperlink w:history="1" r:id="rIdbxap9f6neh05hjng-wb6k">
+            <w:hyperlink w:history="1" r:id="rIdbkty0cahuharbgwq8v_mj">
               <w:r>
                 <w:rPr>
                   <w:rFonts w:ascii="Arial" w:cs="Arial" w:eastAsia="Arial" w:hAnsi="Arial"/>
@@ -3780,7 +3780,7 @@
               <w:spacing w:after="10" w:before="0"/>
               <w:ind w:left="120"/>
             </w:pPr>
-            <w:hyperlink w:history="1" r:id="rId_upqnv8vy9sl-niz07voz">
+            <w:hyperlink w:history="1" r:id="rId-pykf9odblaxdlp3lqssf">
               <w:r>
                 <w:rPr>
                   <w:rFonts w:ascii="Arial" w:cs="Arial" w:eastAsia="Arial" w:hAnsi="Arial"/>
@@ -3990,7 +3990,7 @@
             <w:pPr>
               <w:spacing w:after="20" w:before="0"/>
             </w:pPr>
-            <w:hyperlink w:history="1" r:id="rIdijuyv3lxsalmfymrypsek">
+            <w:hyperlink w:history="1" r:id="rIdzxfzqrdmod7llcyembysk">
               <w:r>
                 <w:rPr>
                   <w:rFonts w:ascii="Arial" w:cs="Arial" w:eastAsia="Arial" w:hAnsi="Arial"/>
@@ -4039,7 +4039,7 @@
               <w:spacing w:after="10" w:before="0"/>
               <w:ind w:left="120"/>
             </w:pPr>
-            <w:hyperlink w:history="1" r:id="rIdwcmbyqiw_oqo1ykupizs6">
+            <w:hyperlink w:history="1" r:id="rIdppqef8rwhypjewex3bkgn">
               <w:r>
                 <w:rPr>
                   <w:rFonts w:ascii="Arial" w:cs="Arial" w:eastAsia="Arial" w:hAnsi="Arial"/>
@@ -4101,7 +4101,7 @@
               <w:spacing w:after="10" w:before="0"/>
               <w:ind w:left="120"/>
             </w:pPr>
-            <w:hyperlink w:history="1" r:id="rIdszpss_sgpshuay8yjb7gi">
+            <w:hyperlink w:history="1" r:id="rId1i625trdeexf8ikti4oxt">
               <w:r>
                 <w:rPr>
                   <w:rFonts w:ascii="Arial" w:cs="Arial" w:eastAsia="Arial" w:hAnsi="Arial"/>
@@ -4311,7 +4311,7 @@
             <w:pPr>
               <w:spacing w:after="20" w:before="0"/>
             </w:pPr>
-            <w:hyperlink w:history="1" r:id="rIdgfhp5qg13znsdt2ha2h87">
+            <w:hyperlink w:history="1" r:id="rId1woffwjerraptlbghseyv">
               <w:r>
                 <w:rPr>
                   <w:rFonts w:ascii="Arial" w:cs="Arial" w:eastAsia="Arial" w:hAnsi="Arial"/>
@@ -4360,7 +4360,7 @@
               <w:spacing w:after="10" w:before="0"/>
               <w:ind w:left="120"/>
             </w:pPr>
-            <w:hyperlink w:history="1" r:id="rIdyw_80tmyucac_aktv3rb-">
+            <w:hyperlink w:history="1" r:id="rIdjv4vd2_j7slydtarltof8">
               <w:r>
                 <w:rPr>
                   <w:rFonts w:ascii="Arial" w:cs="Arial" w:eastAsia="Arial" w:hAnsi="Arial"/>
@@ -4422,7 +4422,7 @@
               <w:spacing w:after="10" w:before="0"/>
               <w:ind w:left="120"/>
             </w:pPr>
-            <w:hyperlink w:history="1" r:id="rIdx9tocejqfbk-rdfpklac9">
+            <w:hyperlink w:history="1" r:id="rIdti0piuxhedgjmrumxkfx4">
               <w:r>
                 <w:rPr>
                   <w:rFonts w:ascii="Arial" w:cs="Arial" w:eastAsia="Arial" w:hAnsi="Arial"/>
@@ -4632,7 +4632,7 @@
             <w:pPr>
               <w:spacing w:after="20" w:before="0"/>
             </w:pPr>
-            <w:hyperlink w:history="1" r:id="rIdx4xon3m5iyd9tgmedjep0">
+            <w:hyperlink w:history="1" r:id="rIdlmtwx1fq_ffoufzqhzw7c">
               <w:r>
                 <w:rPr>
                   <w:rFonts w:ascii="Arial" w:cs="Arial" w:eastAsia="Arial" w:hAnsi="Arial"/>
@@ -4681,7 +4681,7 @@
               <w:spacing w:after="10" w:before="0"/>
               <w:ind w:left="120"/>
             </w:pPr>
-            <w:hyperlink w:history="1" r:id="rIdn443a8nvyuzz4q53hwmbe">
+            <w:hyperlink w:history="1" r:id="rId_c8dd8qzeeknicskpbcg3">
               <w:r>
                 <w:rPr>
                   <w:rFonts w:ascii="Arial" w:cs="Arial" w:eastAsia="Arial" w:hAnsi="Arial"/>
@@ -4743,7 +4743,7 @@
               <w:spacing w:after="10" w:before="0"/>
               <w:ind w:left="120"/>
             </w:pPr>
-            <w:hyperlink w:history="1" r:id="rIdntjyijc5xjf8_qlj60g3c">
+            <w:hyperlink w:history="1" r:id="rIdvkvureuvdlra3b8kiazvx">
               <w:r>
                 <w:rPr>
                   <w:rFonts w:ascii="Arial" w:cs="Arial" w:eastAsia="Arial" w:hAnsi="Arial"/>
@@ -4953,7 +4953,7 @@
             <w:pPr>
               <w:spacing w:after="20" w:before="0"/>
             </w:pPr>
-            <w:hyperlink w:history="1" r:id="rId06htopgszw2w-muqa9x1w">
+            <w:hyperlink w:history="1" r:id="rId3cu7xyd371vdtquj04czg">
               <w:r>
                 <w:rPr>
                   <w:rFonts w:ascii="Arial" w:cs="Arial" w:eastAsia="Arial" w:hAnsi="Arial"/>
@@ -5002,7 +5002,7 @@
               <w:spacing w:after="10" w:before="0"/>
               <w:ind w:left="120"/>
             </w:pPr>
-            <w:hyperlink w:history="1" r:id="rId9kuwvidgut1re0_p8qftc">
+            <w:hyperlink w:history="1" r:id="rId2xbk4xsaqrd2ltcqpn2cj">
               <w:r>
                 <w:rPr>
                   <w:rFonts w:ascii="Arial" w:cs="Arial" w:eastAsia="Arial" w:hAnsi="Arial"/>
@@ -5064,7 +5064,7 @@
               <w:spacing w:after="10" w:before="0"/>
               <w:ind w:left="120"/>
             </w:pPr>
-            <w:hyperlink w:history="1" r:id="rIdo-hjmejynp2plx-lwq85e">
+            <w:hyperlink w:history="1" r:id="rIdluq8qwgyf0z3-qkukjtrk">
               <w:r>
                 <w:rPr>
                   <w:rFonts w:ascii="Arial" w:cs="Arial" w:eastAsia="Arial" w:hAnsi="Arial"/>
@@ -5591,7 +5591,7 @@
         </w:rPr>
         <w:t xml:space="preserve">© 2026 SeaVuria and ARES. Aligned with KICD objectives. Developed by SeaVuria; technical implementation by ARES (with AI assistance from Claude). Licensed under </w:t>
       </w:r>
-      <w:hyperlink w:history="1" r:id="rId-8tc5fuifzf4r7o0zokpd">
+      <w:hyperlink w:history="1" r:id="rIdj8baearjicpkkejdejhi_">
         <w:r>
           <w:rPr>
             <w:rFonts w:ascii="Arial" w:cs="Arial" w:eastAsia="Arial" w:hAnsi="Arial"/>
@@ -5612,7 +5612,7 @@
         </w:rPr>
         <w:t xml:space="preserve"> (</w:t>
       </w:r>
-      <w:hyperlink w:history="1" r:id="rId5ur-ycgblvvywqf2nuozk">
+      <w:hyperlink w:history="1" r:id="rIdiokvyrbb873nlj8zui4e5">
         <w:r>
           <w:rPr>
             <w:rFonts w:ascii="Arial" w:cs="Arial" w:eastAsia="Arial" w:hAnsi="Arial"/>
@@ -6625,7 +6625,7 @@
             <w:pPr>
               <w:spacing w:after="20" w:before="0"/>
             </w:pPr>
-            <w:hyperlink w:history="1" r:id="rId8b3n_1o7uopzoiwlvcgt_">
+            <w:hyperlink w:history="1" r:id="rIdrrgxpiuhrp7n5p1cxzknd">
               <w:r>
                 <w:rPr>
                   <w:rFonts w:ascii="Arial" w:cs="Arial" w:eastAsia="Arial" w:hAnsi="Arial"/>
@@ -6658,7 +6658,7 @@
               <w:spacing w:after="10" w:before="0"/>
               <w:ind w:left="120"/>
             </w:pPr>
-            <w:hyperlink w:history="1" r:id="rIdsyhmimlufl3rmlmqrjqp3">
+            <w:hyperlink w:history="1" r:id="rIduf5_jz_ut_zo5-57zqvjy">
               <w:r>
                 <w:rPr>
                   <w:rFonts w:ascii="Arial" w:cs="Arial" w:eastAsia="Arial" w:hAnsi="Arial"/>
@@ -6703,7 +6703,7 @@
             <w:pPr>
               <w:spacing w:after="20" w:before="0"/>
             </w:pPr>
-            <w:hyperlink w:history="1" r:id="rId7glxmlytvtnr0tweqx-2d">
+            <w:hyperlink w:history="1" r:id="rIdsiyvvovp8sq90brxkdxcx">
               <w:r>
                 <w:rPr>
                   <w:rFonts w:ascii="Arial" w:cs="Arial" w:eastAsia="Arial" w:hAnsi="Arial"/>
@@ -6736,7 +6736,7 @@
               <w:spacing w:after="10" w:before="0"/>
               <w:ind w:left="120"/>
             </w:pPr>
-            <w:hyperlink w:history="1" r:id="rIdmizs5fxo_xhrq1v-nlonk">
+            <w:hyperlink w:history="1" r:id="rIdb2-qfwlat45zrlrpfn5b7">
               <w:r>
                 <w:rPr>
                   <w:rFonts w:ascii="Arial" w:cs="Arial" w:eastAsia="Arial" w:hAnsi="Arial"/>
@@ -6931,7 +6931,7 @@
             <w:pPr>
               <w:spacing w:after="20" w:before="0"/>
             </w:pPr>
-            <w:hyperlink w:history="1" r:id="rIdjag1rejl76awzaaoh-cvx">
+            <w:hyperlink w:history="1" r:id="rIdxremwytv4wiv9qplkw_ra">
               <w:r>
                 <w:rPr>
                   <w:rFonts w:ascii="Arial" w:cs="Arial" w:eastAsia="Arial" w:hAnsi="Arial"/>
@@ -6964,7 +6964,7 @@
               <w:spacing w:after="10" w:before="0"/>
               <w:ind w:left="120"/>
             </w:pPr>
-            <w:hyperlink w:history="1" r:id="rId5fpw_wao5eyuahsyocdfh">
+            <w:hyperlink w:history="1" r:id="rIdwvb3pt1g1q1jlzgcb9l-h">
               <w:r>
                 <w:rPr>
                   <w:rFonts w:ascii="Arial" w:cs="Arial" w:eastAsia="Arial" w:hAnsi="Arial"/>
@@ -7009,7 +7009,7 @@
             <w:pPr>
               <w:spacing w:after="20" w:before="0"/>
             </w:pPr>
-            <w:hyperlink w:history="1" r:id="rIdiiufwk7him8pm7zn6rjnr">
+            <w:hyperlink w:history="1" r:id="rIdu7l3p594gg4i3hcekhr3c">
               <w:r>
                 <w:rPr>
                   <w:rFonts w:ascii="Arial" w:cs="Arial" w:eastAsia="Arial" w:hAnsi="Arial"/>
@@ -7042,7 +7042,7 @@
               <w:spacing w:after="10" w:before="0"/>
               <w:ind w:left="120"/>
             </w:pPr>
-            <w:hyperlink w:history="1" r:id="rId5yvemig6ice4n6zloxngv">
+            <w:hyperlink w:history="1" r:id="rId4zgmmyk41qs8q2eehtxpg">
               <w:r>
                 <w:rPr>
                   <w:rFonts w:ascii="Arial" w:cs="Arial" w:eastAsia="Arial" w:hAnsi="Arial"/>
@@ -7237,7 +7237,7 @@
             <w:pPr>
               <w:spacing w:after="20" w:before="0"/>
             </w:pPr>
-            <w:hyperlink w:history="1" r:id="rId_ib9eyjs1hk9ce6wo1dvj">
+            <w:hyperlink w:history="1" r:id="rIdf5ffm0czw-pvqe0yyfjdv">
               <w:r>
                 <w:rPr>
                   <w:rFonts w:ascii="Arial" w:cs="Arial" w:eastAsia="Arial" w:hAnsi="Arial"/>
@@ -7270,7 +7270,7 @@
               <w:spacing w:after="10" w:before="0"/>
               <w:ind w:left="120"/>
             </w:pPr>
-            <w:hyperlink w:history="1" r:id="rIdhxoo_yq-eaivy678oa47j">
+            <w:hyperlink w:history="1" r:id="rIdtttqevicbt3stgscwnoen">
               <w:r>
                 <w:rPr>
                   <w:rFonts w:ascii="Arial" w:cs="Arial" w:eastAsia="Arial" w:hAnsi="Arial"/>
@@ -7315,7 +7315,7 @@
             <w:pPr>
               <w:spacing w:after="20" w:before="0"/>
             </w:pPr>
-            <w:hyperlink w:history="1" r:id="rIdqokqtrq-ua10h6s74mbb5">
+            <w:hyperlink w:history="1" r:id="rIdj3yrdyvbpoiwzghhqupcz">
               <w:r>
                 <w:rPr>
                   <w:rFonts w:ascii="Arial" w:cs="Arial" w:eastAsia="Arial" w:hAnsi="Arial"/>
@@ -7348,7 +7348,7 @@
               <w:spacing w:after="10" w:before="0"/>
               <w:ind w:left="120"/>
             </w:pPr>
-            <w:hyperlink w:history="1" r:id="rIdnuawly3wiite8l4yywnfr">
+            <w:hyperlink w:history="1" r:id="rIdxkes8gp_t2c8h22vw6xta">
               <w:r>
                 <w:rPr>
                   <w:rFonts w:ascii="Arial" w:cs="Arial" w:eastAsia="Arial" w:hAnsi="Arial"/>
@@ -7543,7 +7543,7 @@
             <w:pPr>
               <w:spacing w:after="20" w:before="0"/>
             </w:pPr>
-            <w:hyperlink w:history="1" r:id="rId__d6zhc5jaxplqega0zrf">
+            <w:hyperlink w:history="1" r:id="rIdxqrqy9rj-ttivlkhvhlzp">
               <w:r>
                 <w:rPr>
                   <w:rFonts w:ascii="Arial" w:cs="Arial" w:eastAsia="Arial" w:hAnsi="Arial"/>
@@ -7576,7 +7576,7 @@
               <w:spacing w:after="10" w:before="0"/>
               <w:ind w:left="120"/>
             </w:pPr>
-            <w:hyperlink w:history="1" r:id="rIdwa6mmbqyfwviulanihboy">
+            <w:hyperlink w:history="1" r:id="rId-mqjm1qgxnl_slgbikoei">
               <w:r>
                 <w:rPr>
                   <w:rFonts w:ascii="Arial" w:cs="Arial" w:eastAsia="Arial" w:hAnsi="Arial"/>
@@ -7621,7 +7621,7 @@
             <w:pPr>
               <w:spacing w:after="20" w:before="0"/>
             </w:pPr>
-            <w:hyperlink w:history="1" r:id="rIdlgz-owvqy9nukqm0a3wfu">
+            <w:hyperlink w:history="1" r:id="rId2lprudwjyngtq7i1eq6nq">
               <w:r>
                 <w:rPr>
                   <w:rFonts w:ascii="Arial" w:cs="Arial" w:eastAsia="Arial" w:hAnsi="Arial"/>
@@ -7654,7 +7654,7 @@
               <w:spacing w:after="10" w:before="0"/>
               <w:ind w:left="120"/>
             </w:pPr>
-            <w:hyperlink w:history="1" r:id="rIdh1qyypcdiwsedmbvnjcif">
+            <w:hyperlink w:history="1" r:id="rIdtbvqjtldormkchakovr_d">
               <w:r>
                 <w:rPr>
                   <w:rFonts w:ascii="Arial" w:cs="Arial" w:eastAsia="Arial" w:hAnsi="Arial"/>
@@ -7849,7 +7849,7 @@
             <w:pPr>
               <w:spacing w:after="20" w:before="0"/>
             </w:pPr>
-            <w:hyperlink w:history="1" r:id="rId5opyi4o6a-vy-dw_uupj6">
+            <w:hyperlink w:history="1" r:id="rIdbbq1kaffazxs08x6ckwaj">
               <w:r>
                 <w:rPr>
                   <w:rFonts w:ascii="Arial" w:cs="Arial" w:eastAsia="Arial" w:hAnsi="Arial"/>
@@ -7898,7 +7898,7 @@
               <w:spacing w:after="10" w:before="0"/>
               <w:ind w:left="120"/>
             </w:pPr>
-            <w:hyperlink w:history="1" r:id="rIdb63wajhcwwlwxhbvvzzz_">
+            <w:hyperlink w:history="1" r:id="rIdohhqmqi2zycn40yttwjt0">
               <w:r>
                 <w:rPr>
                   <w:rFonts w:ascii="Arial" w:cs="Arial" w:eastAsia="Arial" w:hAnsi="Arial"/>
@@ -7943,7 +7943,7 @@
             <w:pPr>
               <w:spacing w:after="20" w:before="0"/>
             </w:pPr>
-            <w:hyperlink w:history="1" r:id="rIdodwyi0qrmvgvanh5ddznr">
+            <w:hyperlink w:history="1" r:id="rIdkn5cpu9jktfyy7zjui7al">
               <w:r>
                 <w:rPr>
                   <w:rFonts w:ascii="Arial" w:cs="Arial" w:eastAsia="Arial" w:hAnsi="Arial"/>
@@ -7992,7 +7992,7 @@
               <w:spacing w:after="10" w:before="0"/>
               <w:ind w:left="120"/>
             </w:pPr>
-            <w:hyperlink w:history="1" r:id="rIdwysqggvr4edd3aczncqyl">
+            <w:hyperlink w:history="1" r:id="rIdmdeqjmwhdahbfatpgcvce">
               <w:r>
                 <w:rPr>
                   <w:rFonts w:ascii="Arial" w:cs="Arial" w:eastAsia="Arial" w:hAnsi="Arial"/>
@@ -8504,7 +8504,7 @@
         </w:rPr>
         <w:t xml:space="preserve">© 2026 SeaVuria and ARES. Aligned with KICD objectives. Developed by SeaVuria; technical implementation by ARES (with AI assistance from Claude). Licensed under </w:t>
       </w:r>
-      <w:hyperlink w:history="1" r:id="rIdkkc9_szetnaxvxjx8oz4y">
+      <w:hyperlink w:history="1" r:id="rIddppnvsescv_crlwlzkeo0">
         <w:r>
           <w:rPr>
             <w:rFonts w:ascii="Arial" w:cs="Arial" w:eastAsia="Arial" w:hAnsi="Arial"/>
@@ -8525,7 +8525,7 @@
         </w:rPr>
         <w:t xml:space="preserve"> (</w:t>
       </w:r>
-      <w:hyperlink w:history="1" r:id="rId17utynw_cghtkurwuta9b">
+      <w:hyperlink w:history="1" r:id="rId1h-ezdibhip_2gfalm04r">
         <w:r>
           <w:rPr>
             <w:rFonts w:ascii="Arial" w:cs="Arial" w:eastAsia="Arial" w:hAnsi="Arial"/>
@@ -9538,7 +9538,7 @@
             <w:pPr>
               <w:spacing w:after="20" w:before="0"/>
             </w:pPr>
-            <w:hyperlink w:history="1" r:id="rIdwuauxygfst2aizktobjbi">
+            <w:hyperlink w:history="1" r:id="rIdmxflegreihjeywfjsradc">
               <w:r>
                 <w:rPr>
                   <w:rFonts w:ascii="Arial" w:cs="Arial" w:eastAsia="Arial" w:hAnsi="Arial"/>
@@ -9571,7 +9571,7 @@
               <w:spacing w:after="10" w:before="0"/>
               <w:ind w:left="120"/>
             </w:pPr>
-            <w:hyperlink w:history="1" r:id="rIdqy1ooo6owu4_resgjiour">
+            <w:hyperlink w:history="1" r:id="rIdpwzk-htasw2iydwszw4mr">
               <w:r>
                 <w:rPr>
                   <w:rFonts w:ascii="Arial" w:cs="Arial" w:eastAsia="Arial" w:hAnsi="Arial"/>
@@ -9616,7 +9616,7 @@
             <w:pPr>
               <w:spacing w:after="20" w:before="0"/>
             </w:pPr>
-            <w:hyperlink w:history="1" r:id="rIdbyjgnx8oheiotce8hxmem">
+            <w:hyperlink w:history="1" r:id="rId7sblsogekvh4lnbsqdtj8">
               <w:r>
                 <w:rPr>
                   <w:rFonts w:ascii="Arial" w:cs="Arial" w:eastAsia="Arial" w:hAnsi="Arial"/>
@@ -9649,7 +9649,7 @@
               <w:spacing w:after="10" w:before="0"/>
               <w:ind w:left="120"/>
             </w:pPr>
-            <w:hyperlink w:history="1" r:id="rIdmwdejzdejhuuexddr4zil">
+            <w:hyperlink w:history="1" r:id="rIdbmkofcviuizqxyfwolxil">
               <w:r>
                 <w:rPr>
                   <w:rFonts w:ascii="Arial" w:cs="Arial" w:eastAsia="Arial" w:hAnsi="Arial"/>
@@ -9844,7 +9844,7 @@
             <w:pPr>
               <w:spacing w:after="20" w:before="0"/>
             </w:pPr>
-            <w:hyperlink w:history="1" r:id="rIdla9yyumk8fs3q5fbcb8zz">
+            <w:hyperlink w:history="1" r:id="rIdhop7trz4sgvatbzppuiob">
               <w:r>
                 <w:rPr>
                   <w:rFonts w:ascii="Arial" w:cs="Arial" w:eastAsia="Arial" w:hAnsi="Arial"/>
@@ -9877,7 +9877,7 @@
               <w:spacing w:after="10" w:before="0"/>
               <w:ind w:left="120"/>
             </w:pPr>
-            <w:hyperlink w:history="1" r:id="rIdk-nvjchuzqawcbzdawwsr">
+            <w:hyperlink w:history="1" r:id="rIdprlvjnbqxn-dkjxczgsb7">
               <w:r>
                 <w:rPr>
                   <w:rFonts w:ascii="Arial" w:cs="Arial" w:eastAsia="Arial" w:hAnsi="Arial"/>
@@ -9922,7 +9922,7 @@
             <w:pPr>
               <w:spacing w:after="20" w:before="0"/>
             </w:pPr>
-            <w:hyperlink w:history="1" r:id="rIdniwbrgemh0t-ontdymw9b">
+            <w:hyperlink w:history="1" r:id="rIdzhss2aiza1nkq6daalwgo">
               <w:r>
                 <w:rPr>
                   <w:rFonts w:ascii="Arial" w:cs="Arial" w:eastAsia="Arial" w:hAnsi="Arial"/>
@@ -9955,7 +9955,7 @@
               <w:spacing w:after="10" w:before="0"/>
               <w:ind w:left="120"/>
             </w:pPr>
-            <w:hyperlink w:history="1" r:id="rIdvgjbbybhhcwgcczbtjzkb">
+            <w:hyperlink w:history="1" r:id="rId93_88f3-sxfdvis1yiutx">
               <w:r>
                 <w:rPr>
                   <w:rFonts w:ascii="Arial" w:cs="Arial" w:eastAsia="Arial" w:hAnsi="Arial"/>
@@ -10150,7 +10150,7 @@
             <w:pPr>
               <w:spacing w:after="20" w:before="0"/>
             </w:pPr>
-            <w:hyperlink w:history="1" r:id="rIdl2xk2z2tqieqj2qb_rcge">
+            <w:hyperlink w:history="1" r:id="rIdjvoy1tva0fbgv6miicudd">
               <w:r>
                 <w:rPr>
                   <w:rFonts w:ascii="Arial" w:cs="Arial" w:eastAsia="Arial" w:hAnsi="Arial"/>
@@ -10183,7 +10183,7 @@
               <w:spacing w:after="10" w:before="0"/>
               <w:ind w:left="120"/>
             </w:pPr>
-            <w:hyperlink w:history="1" r:id="rId-jt70vzuoz2s8snmr1hbr">
+            <w:hyperlink w:history="1" r:id="rIdfomnbfkkhqwlgp_biytfx">
               <w:r>
                 <w:rPr>
                   <w:rFonts w:ascii="Arial" w:cs="Arial" w:eastAsia="Arial" w:hAnsi="Arial"/>
@@ -10228,7 +10228,7 @@
             <w:pPr>
               <w:spacing w:after="20" w:before="0"/>
             </w:pPr>
-            <w:hyperlink w:history="1" r:id="rIdaucedzllbs7mr6gjwdnt6">
+            <w:hyperlink w:history="1" r:id="rIdrridw9dbamrwnuo5ipibv">
               <w:r>
                 <w:rPr>
                   <w:rFonts w:ascii="Arial" w:cs="Arial" w:eastAsia="Arial" w:hAnsi="Arial"/>
@@ -10261,7 +10261,7 @@
               <w:spacing w:after="10" w:before="0"/>
               <w:ind w:left="120"/>
             </w:pPr>
-            <w:hyperlink w:history="1" r:id="rIdjog41mj7fbzjq_lkf39rw">
+            <w:hyperlink w:history="1" r:id="rIdj3mab-maofvvb4u0hiyh7">
               <w:r>
                 <w:rPr>
                   <w:rFonts w:ascii="Arial" w:cs="Arial" w:eastAsia="Arial" w:hAnsi="Arial"/>
@@ -10456,7 +10456,7 @@
             <w:pPr>
               <w:spacing w:after="20" w:before="0"/>
             </w:pPr>
-            <w:hyperlink w:history="1" r:id="rIdg7j72p6h8rkithhulrf8a">
+            <w:hyperlink w:history="1" r:id="rIdne0hzlhm3rvzxbg52gmkc">
               <w:r>
                 <w:rPr>
                   <w:rFonts w:ascii="Arial" w:cs="Arial" w:eastAsia="Arial" w:hAnsi="Arial"/>
@@ -10489,7 +10489,7 @@
               <w:spacing w:after="10" w:before="0"/>
               <w:ind w:left="120"/>
             </w:pPr>
-            <w:hyperlink w:history="1" r:id="rIdygxuifcqgqbtyfyw5dddh">
+            <w:hyperlink w:history="1" r:id="rId8elmxue6rfndhjjbvfy4b">
               <w:r>
                 <w:rPr>
                   <w:rFonts w:ascii="Arial" w:cs="Arial" w:eastAsia="Arial" w:hAnsi="Arial"/>
@@ -10534,7 +10534,7 @@
             <w:pPr>
               <w:spacing w:after="20" w:before="0"/>
             </w:pPr>
-            <w:hyperlink w:history="1" r:id="rIdsbpz4ia9wwfoopl0fbood">
+            <w:hyperlink w:history="1" r:id="rIdtfz1n8hljlacva2dvkuzw">
               <w:r>
                 <w:rPr>
                   <w:rFonts w:ascii="Arial" w:cs="Arial" w:eastAsia="Arial" w:hAnsi="Arial"/>
@@ -10567,7 +10567,7 @@
               <w:spacing w:after="10" w:before="0"/>
               <w:ind w:left="120"/>
             </w:pPr>
-            <w:hyperlink w:history="1" r:id="rIdvdbx56hyj7u27bp-rjtzr">
+            <w:hyperlink w:history="1" r:id="rIdorogzz1eybgjrappjpt_n">
               <w:r>
                 <w:rPr>
                   <w:rFonts w:ascii="Arial" w:cs="Arial" w:eastAsia="Arial" w:hAnsi="Arial"/>
@@ -10762,7 +10762,7 @@
             <w:pPr>
               <w:spacing w:after="20" w:before="0"/>
             </w:pPr>
-            <w:hyperlink w:history="1" r:id="rIdfwc0dvjrgpaixjzog2bir">
+            <w:hyperlink w:history="1" r:id="rId6gt0m-j-ijwu4jltg5zui">
               <w:r>
                 <w:rPr>
                   <w:rFonts w:ascii="Arial" w:cs="Arial" w:eastAsia="Arial" w:hAnsi="Arial"/>
@@ -10811,7 +10811,7 @@
               <w:spacing w:after="10" w:before="0"/>
               <w:ind w:left="120"/>
             </w:pPr>
-            <w:hyperlink w:history="1" r:id="rIdtcfdv0xbhzqgg_rrpgo_y">
+            <w:hyperlink w:history="1" r:id="rIdymf9upudmnnys62hmxfhx">
               <w:r>
                 <w:rPr>
                   <w:rFonts w:ascii="Arial" w:cs="Arial" w:eastAsia="Arial" w:hAnsi="Arial"/>
@@ -10856,7 +10856,7 @@
             <w:pPr>
               <w:spacing w:after="20" w:before="0"/>
             </w:pPr>
-            <w:hyperlink w:history="1" r:id="rIdoukm2szxi_22po8eduvir">
+            <w:hyperlink w:history="1" r:id="rIdm0xhotpbunkravoipfevw">
               <w:r>
                 <w:rPr>
                   <w:rFonts w:ascii="Arial" w:cs="Arial" w:eastAsia="Arial" w:hAnsi="Arial"/>
@@ -10889,7 +10889,7 @@
               <w:spacing w:after="10" w:before="0"/>
               <w:ind w:left="120"/>
             </w:pPr>
-            <w:hyperlink w:history="1" r:id="rIdc5qrfe98k7r1uferzmnu_">
+            <w:hyperlink w:history="1" r:id="rIdcrojheq_0pl4gmjzxhxpw">
               <w:r>
                 <w:rPr>
                   <w:rFonts w:ascii="Arial" w:cs="Arial" w:eastAsia="Arial" w:hAnsi="Arial"/>
@@ -11401,7 +11401,7 @@
         </w:rPr>
         <w:t xml:space="preserve">© 2026 SeaVuria and ARES. Aligned with KICD objectives. Developed by SeaVuria; technical implementation by ARES (with AI assistance from Claude). Licensed under </w:t>
       </w:r>
-      <w:hyperlink w:history="1" r:id="rIdhbzovgx0etakal7nvr_ux">
+      <w:hyperlink w:history="1" r:id="rIdqxx5sr38hoxt52jz2vyd9">
         <w:r>
           <w:rPr>
             <w:rFonts w:ascii="Arial" w:cs="Arial" w:eastAsia="Arial" w:hAnsi="Arial"/>
@@ -11422,7 +11422,7 @@
         </w:rPr>
         <w:t xml:space="preserve"> (</w:t>
       </w:r>
-      <w:hyperlink w:history="1" r:id="rIdrvb0zyja3bhozv-prcgbt">
+      <w:hyperlink w:history="1" r:id="rIdjq-ab_xxal3o-kuxveyhg">
         <w:r>
           <w:rPr>
             <w:rFonts w:ascii="Arial" w:cs="Arial" w:eastAsia="Arial" w:hAnsi="Arial"/>
@@ -12435,7 +12435,7 @@
             <w:pPr>
               <w:spacing w:after="20" w:before="0"/>
             </w:pPr>
-            <w:hyperlink w:history="1" r:id="rIdedi_soluqhn-cb20ninvi">
+            <w:hyperlink w:history="1" r:id="rIdeptc6jyzy2cwvateb9tde">
               <w:r>
                 <w:rPr>
                   <w:rFonts w:ascii="Arial" w:cs="Arial" w:eastAsia="Arial" w:hAnsi="Arial"/>
@@ -12484,7 +12484,7 @@
               <w:spacing w:after="10" w:before="0"/>
               <w:ind w:left="120"/>
             </w:pPr>
-            <w:hyperlink w:history="1" r:id="rIdmxci04t6fp_gyd8en6ujc">
+            <w:hyperlink w:history="1" r:id="rIdk3yiejg5i6hbhzfmsfeao">
               <w:r>
                 <w:rPr>
                   <w:rFonts w:ascii="Arial" w:cs="Arial" w:eastAsia="Arial" w:hAnsi="Arial"/>
@@ -12529,7 +12529,7 @@
             <w:pPr>
               <w:spacing w:after="20" w:before="0"/>
             </w:pPr>
-            <w:hyperlink w:history="1" r:id="rId2k0qmibxm44m8c2jp-hft">
+            <w:hyperlink w:history="1" r:id="rIdm3ky_xeppbydqvnm05c0e">
               <w:r>
                 <w:rPr>
                   <w:rFonts w:ascii="Arial" w:cs="Arial" w:eastAsia="Arial" w:hAnsi="Arial"/>
@@ -12562,7 +12562,7 @@
               <w:spacing w:after="10" w:before="0"/>
               <w:ind w:left="120"/>
             </w:pPr>
-            <w:hyperlink w:history="1" r:id="rIderqoy0hi7r6flk1tilrlf">
+            <w:hyperlink w:history="1" r:id="rIdxqxinwu1-mbde5fyxsyxu">
               <w:r>
                 <w:rPr>
                   <w:rFonts w:ascii="Arial" w:cs="Arial" w:eastAsia="Arial" w:hAnsi="Arial"/>
@@ -12604,7 +12604,7 @@
                 <w:sz w:val="18"/>
                 <w:szCs w:val="18"/>
               </w:rPr>
-              <w:t xml:space="preserve">Students individually complete a pre-lab prediction table in their science notebooks. For each of the seven test solutions (lemon juice, vinegar/siki, baking soda solution, liquid soap solution, tap water, black tea/chai, cow's milk), they predict: (a) whether the substance is acid, base, or neutral, and (b) what colour they expect each of the four indicators to turn. Students then share predictions with their table partner (Think-Pair) before the teacher takes a quick class poll. Students are encouraged to connect to prior lessons: 'In Lesson 3 we used universal indicator and saw a rainbow — today we use different tools. Will they tell us the same story?'</w:t>
+              <w:t xml:space="preserve">Students individually complete a pre-lab prediction table in their science notebooks. For each of the seven test solutions (lemon juice, vinegar/siki, baking soda solution, liquid soap solution, tap water, black tea/chai, cow's milk), they predict: (a) whether the substance is acid, base, or neutral, and (b) what colour they expect each of the four indicators to turn. Students then share predictions with their table partner (Think-Pair) before the teacher takes a quick class poll. Students are encouraged to connect to prior lessons: 'In Lesson 1 we saw universal indicator and saw a rainbow — today we use different tools. Will they tell us the same story?'</w:t>
             </w:r>
           </w:p>
         </w:tc>
@@ -12909,7 +12909,7 @@
             <w:pPr>
               <w:spacing w:after="20" w:before="0"/>
             </w:pPr>
-            <w:hyperlink w:history="1" r:id="rIdoe55_ltfyqaalcxysudn4">
+            <w:hyperlink w:history="1" r:id="rIdidfyccgl_d53cwzfnltbs">
               <w:r>
                 <w:rPr>
                   <w:rFonts w:ascii="Arial" w:cs="Arial" w:eastAsia="Arial" w:hAnsi="Arial"/>
@@ -12958,7 +12958,7 @@
               <w:spacing w:after="10" w:before="0"/>
               <w:ind w:left="120"/>
             </w:pPr>
-            <w:hyperlink w:history="1" r:id="rIdhzqam9srril3xpmvdffl4">
+            <w:hyperlink w:history="1" r:id="rId19gnzmxulwrmp_xkzxpg9">
               <w:r>
                 <w:rPr>
                   <w:rFonts w:ascii="Arial" w:cs="Arial" w:eastAsia="Arial" w:hAnsi="Arial"/>
@@ -13003,7 +13003,7 @@
             <w:pPr>
               <w:spacing w:after="20" w:before="0"/>
             </w:pPr>
-            <w:hyperlink w:history="1" r:id="rIdtovdqtlk23lafbe5hulmm">
+            <w:hyperlink w:history="1" r:id="rIdthb0wz0ynwviyynd1h9v4">
               <w:r>
                 <w:rPr>
                   <w:rFonts w:ascii="Arial" w:cs="Arial" w:eastAsia="Arial" w:hAnsi="Arial"/>
@@ -13036,7 +13036,7 @@
               <w:spacing w:after="10" w:before="0"/>
               <w:ind w:left="120"/>
             </w:pPr>
-            <w:hyperlink w:history="1" r:id="rIdkkqqylfphfja8motzaxtv">
+            <w:hyperlink w:history="1" r:id="rIddj9-ioaswuvn13u3nbc6l">
               <w:r>
                 <w:rPr>
                   <w:rFonts w:ascii="Arial" w:cs="Arial" w:eastAsia="Arial" w:hAnsi="Arial"/>
@@ -13497,7 +13497,7 @@
             <w:pPr>
               <w:spacing w:after="20" w:before="0"/>
             </w:pPr>
-            <w:hyperlink w:history="1" r:id="rIdwwmfvouzmthlhbav_wmo2">
+            <w:hyperlink w:history="1" r:id="rIdgrv32mydy9gcwnj05ezvd">
               <w:r>
                 <w:rPr>
                   <w:rFonts w:ascii="Arial" w:cs="Arial" w:eastAsia="Arial" w:hAnsi="Arial"/>
@@ -13546,7 +13546,7 @@
               <w:spacing w:after="10" w:before="0"/>
               <w:ind w:left="120"/>
             </w:pPr>
-            <w:hyperlink w:history="1" r:id="rIdnskrf7h1bhthfnkkuzknw">
+            <w:hyperlink w:history="1" r:id="rIdkcjlh1qxjo8sx5qzexztd">
               <w:r>
                 <w:rPr>
                   <w:rFonts w:ascii="Arial" w:cs="Arial" w:eastAsia="Arial" w:hAnsi="Arial"/>
@@ -13591,7 +13591,7 @@
             <w:pPr>
               <w:spacing w:after="20" w:before="0"/>
             </w:pPr>
-            <w:hyperlink w:history="1" r:id="rIdxodlcrk4k-cx4inizy5-q">
+            <w:hyperlink w:history="1" r:id="rId1tno0cdcietmbsfudxhac">
               <w:r>
                 <w:rPr>
                   <w:rFonts w:ascii="Arial" w:cs="Arial" w:eastAsia="Arial" w:hAnsi="Arial"/>
@@ -13640,7 +13640,7 @@
               <w:spacing w:after="10" w:before="0"/>
               <w:ind w:left="120"/>
             </w:pPr>
-            <w:hyperlink w:history="1" r:id="rIdonfapbjklqqpskhpbubss">
+            <w:hyperlink w:history="1" r:id="rIdi-f67gitjxwm5qvhx35qx">
               <w:r>
                 <w:rPr>
                   <w:rFonts w:ascii="Arial" w:cs="Arial" w:eastAsia="Arial" w:hAnsi="Arial"/>
@@ -13911,7 +13911,7 @@
             <w:pPr>
               <w:spacing w:after="20" w:before="0"/>
             </w:pPr>
-            <w:hyperlink w:history="1" r:id="rIdgaadi_om5lyh1uogqfj0t">
+            <w:hyperlink w:history="1" r:id="rId7n92_so52isahyiwvyduq">
               <w:r>
                 <w:rPr>
                   <w:rFonts w:ascii="Arial" w:cs="Arial" w:eastAsia="Arial" w:hAnsi="Arial"/>
@@ -13960,7 +13960,7 @@
               <w:spacing w:after="10" w:before="0"/>
               <w:ind w:left="120"/>
             </w:pPr>
-            <w:hyperlink w:history="1" r:id="rId86h_jws1yyyk_iuorhi3k">
+            <w:hyperlink w:history="1" r:id="rIdua_j4kcakm5ifregxkyc9">
               <w:r>
                 <w:rPr>
                   <w:rFonts w:ascii="Arial" w:cs="Arial" w:eastAsia="Arial" w:hAnsi="Arial"/>
@@ -14005,7 +14005,7 @@
             <w:pPr>
               <w:spacing w:after="20" w:before="0"/>
             </w:pPr>
-            <w:hyperlink w:history="1" r:id="rIdhcnrl99xwlvsteuyyyihs">
+            <w:hyperlink w:history="1" r:id="rIdzjovnx47vls1sgwzso4nv">
               <w:r>
                 <w:rPr>
                   <w:rFonts w:ascii="Arial" w:cs="Arial" w:eastAsia="Arial" w:hAnsi="Arial"/>
@@ -14054,7 +14054,7 @@
               <w:spacing w:after="10" w:before="0"/>
               <w:ind w:left="120"/>
             </w:pPr>
-            <w:hyperlink w:history="1" r:id="rId7fai4zywy30v1pw7ivwjh">
+            <w:hyperlink w:history="1" r:id="rIduwo4bb2wvzos4iuajacpk">
               <w:r>
                 <w:rPr>
                   <w:rFonts w:ascii="Arial" w:cs="Arial" w:eastAsia="Arial" w:hAnsi="Arial"/>
@@ -14325,7 +14325,7 @@
             <w:pPr>
               <w:spacing w:after="20" w:before="0"/>
             </w:pPr>
-            <w:hyperlink w:history="1" r:id="rIdnbhpra7hn2m1glnshzppr">
+            <w:hyperlink w:history="1" r:id="rIde5ev6rsl4jph0vajwwrew">
               <w:r>
                 <w:rPr>
                   <w:rFonts w:ascii="Arial" w:cs="Arial" w:eastAsia="Arial" w:hAnsi="Arial"/>
@@ -14374,7 +14374,7 @@
               <w:spacing w:after="10" w:before="0"/>
               <w:ind w:left="120"/>
             </w:pPr>
-            <w:hyperlink w:history="1" r:id="rIdbwj_6caqr4v60jy2l0pe8">
+            <w:hyperlink w:history="1" r:id="rIdoa535dzhpzte82l7ewcv2">
               <w:r>
                 <w:rPr>
                   <w:rFonts w:ascii="Arial" w:cs="Arial" w:eastAsia="Arial" w:hAnsi="Arial"/>
@@ -14419,7 +14419,7 @@
             <w:pPr>
               <w:spacing w:after="20" w:before="0"/>
             </w:pPr>
-            <w:hyperlink w:history="1" r:id="rIdrey4uuv7hf9tz1yf6-h0c">
+            <w:hyperlink w:history="1" r:id="rIdoghvochqccq971yqr-dwh">
               <w:r>
                 <w:rPr>
                   <w:rFonts w:ascii="Arial" w:cs="Arial" w:eastAsia="Arial" w:hAnsi="Arial"/>
@@ -14468,7 +14468,7 @@
               <w:spacing w:after="10" w:before="0"/>
               <w:ind w:left="120"/>
             </w:pPr>
-            <w:hyperlink w:history="1" r:id="rIdgg3vdt5ccos-szpcl7wkb">
+            <w:hyperlink w:history="1" r:id="rIdowd9vworzfwsg9djvzk3z">
               <w:r>
                 <w:rPr>
                   <w:rFonts w:ascii="Arial" w:cs="Arial" w:eastAsia="Arial" w:hAnsi="Arial"/>
@@ -15284,7 +15284,7 @@
         </w:rPr>
         <w:t xml:space="preserve">© 2026 SeaVuria and ARES. Aligned with KICD objectives. Developed by SeaVuria; technical implementation by ARES (with AI assistance from Claude). Licensed under </w:t>
       </w:r>
-      <w:hyperlink w:history="1" r:id="rIdwohsx7j-y-to79hbgwzcd">
+      <w:hyperlink w:history="1" r:id="rIdklnenimygs0i_cghfbvee">
         <w:r>
           <w:rPr>
             <w:rFonts w:ascii="Arial" w:cs="Arial" w:eastAsia="Arial" w:hAnsi="Arial"/>
@@ -15305,7 +15305,7 @@
         </w:rPr>
         <w:t xml:space="preserve"> (</w:t>
       </w:r>
-      <w:hyperlink w:history="1" r:id="rIdighjc2q1rbzv6srpvtekd">
+      <w:hyperlink w:history="1" r:id="rIdfyajmzjzk1qaxh6mpbh8y">
         <w:r>
           <w:rPr>
             <w:rFonts w:ascii="Arial" w:cs="Arial" w:eastAsia="Arial" w:hAnsi="Arial"/>
@@ -16318,7 +16318,7 @@
             <w:pPr>
               <w:spacing w:after="20" w:before="0"/>
             </w:pPr>
-            <w:hyperlink w:history="1" r:id="rIdbwvhh6mwheooejdta5plt">
+            <w:hyperlink w:history="1" r:id="rIdhsfrmynjhzhhacijoq7kh">
               <w:r>
                 <w:rPr>
                   <w:rFonts w:ascii="Arial" w:cs="Arial" w:eastAsia="Arial" w:hAnsi="Arial"/>
@@ -16351,7 +16351,7 @@
               <w:spacing w:after="10" w:before="0"/>
               <w:ind w:left="120"/>
             </w:pPr>
-            <w:hyperlink w:history="1" r:id="rIdcrvc6dnjuzonfwihvrnht">
+            <w:hyperlink w:history="1" r:id="rIdh77dgl6f9qikgef1ofvyy">
               <w:r>
                 <w:rPr>
                   <w:rFonts w:ascii="Arial" w:cs="Arial" w:eastAsia="Arial" w:hAnsi="Arial"/>
@@ -16396,7 +16396,7 @@
             <w:pPr>
               <w:spacing w:after="20" w:before="0"/>
             </w:pPr>
-            <w:hyperlink w:history="1" r:id="rIdham9w8musvw3phban47vh">
+            <w:hyperlink w:history="1" r:id="rId_6qvxszhkc_zg9xzymhhs">
               <w:r>
                 <w:rPr>
                   <w:rFonts w:ascii="Arial" w:cs="Arial" w:eastAsia="Arial" w:hAnsi="Arial"/>
@@ -16429,7 +16429,7 @@
               <w:spacing w:after="10" w:before="0"/>
               <w:ind w:left="120"/>
             </w:pPr>
-            <w:hyperlink w:history="1" r:id="rIdyeabi4pppljan0ujny_-1">
+            <w:hyperlink w:history="1" r:id="rIdj0dx2dsjn2c2d7ekvgxdg">
               <w:r>
                 <w:rPr>
                   <w:rFonts w:ascii="Arial" w:cs="Arial" w:eastAsia="Arial" w:hAnsi="Arial"/>
@@ -16624,7 +16624,7 @@
             <w:pPr>
               <w:spacing w:after="20" w:before="0"/>
             </w:pPr>
-            <w:hyperlink w:history="1" r:id="rIdew3htlbwxcfd2lrjcvqyr">
+            <w:hyperlink w:history="1" r:id="rIdtbp6-3ew_rzxl8_mt-gbn">
               <w:r>
                 <w:rPr>
                   <w:rFonts w:ascii="Arial" w:cs="Arial" w:eastAsia="Arial" w:hAnsi="Arial"/>
@@ -16657,7 +16657,7 @@
               <w:spacing w:after="10" w:before="0"/>
               <w:ind w:left="120"/>
             </w:pPr>
-            <w:hyperlink w:history="1" r:id="rId-6ouxciovjs2x7tqt5cx6">
+            <w:hyperlink w:history="1" r:id="rIdq8-hy-c6uxozyqwuxyqiv">
               <w:r>
                 <w:rPr>
                   <w:rFonts w:ascii="Arial" w:cs="Arial" w:eastAsia="Arial" w:hAnsi="Arial"/>
@@ -16702,7 +16702,7 @@
             <w:pPr>
               <w:spacing w:after="20" w:before="0"/>
             </w:pPr>
-            <w:hyperlink w:history="1" r:id="rIdnyoja3abmdfsuzjlbxm-e">
+            <w:hyperlink w:history="1" r:id="rIdculhexk0hjo7w2bgt1kqi">
               <w:r>
                 <w:rPr>
                   <w:rFonts w:ascii="Arial" w:cs="Arial" w:eastAsia="Arial" w:hAnsi="Arial"/>
@@ -16735,7 +16735,7 @@
               <w:spacing w:after="10" w:before="0"/>
               <w:ind w:left="120"/>
             </w:pPr>
-            <w:hyperlink w:history="1" r:id="rIdnay1xtwwgsq-y_ym-xleg">
+            <w:hyperlink w:history="1" r:id="rId31mamvood9qybb8h2sm5p">
               <w:r>
                 <w:rPr>
                   <w:rFonts w:ascii="Arial" w:cs="Arial" w:eastAsia="Arial" w:hAnsi="Arial"/>
@@ -16930,7 +16930,7 @@
             <w:pPr>
               <w:spacing w:after="20" w:before="0"/>
             </w:pPr>
-            <w:hyperlink w:history="1" r:id="rIdvcmxtbm6tklcc1wvnt8fp">
+            <w:hyperlink w:history="1" r:id="rId0tzn8_a4bqq82bt4mrs6t">
               <w:r>
                 <w:rPr>
                   <w:rFonts w:ascii="Arial" w:cs="Arial" w:eastAsia="Arial" w:hAnsi="Arial"/>
@@ -16979,7 +16979,7 @@
               <w:spacing w:after="10" w:before="0"/>
               <w:ind w:left="120"/>
             </w:pPr>
-            <w:hyperlink w:history="1" r:id="rIdmcocx9yjzpdlyasq4rghr">
+            <w:hyperlink w:history="1" r:id="rIdeksda1pi8qzgkat41k3wb">
               <w:r>
                 <w:rPr>
                   <w:rFonts w:ascii="Arial" w:cs="Arial" w:eastAsia="Arial" w:hAnsi="Arial"/>
@@ -17024,7 +17024,7 @@
             <w:pPr>
               <w:spacing w:after="20" w:before="0"/>
             </w:pPr>
-            <w:hyperlink w:history="1" r:id="rIdakzrly6vgldtno1nowwaj">
+            <w:hyperlink w:history="1" r:id="rIdfkmaaqtp_8iusxlys4v7p">
               <w:r>
                 <w:rPr>
                   <w:rFonts w:ascii="Arial" w:cs="Arial" w:eastAsia="Arial" w:hAnsi="Arial"/>
@@ -17057,7 +17057,7 @@
               <w:spacing w:after="10" w:before="0"/>
               <w:ind w:left="120"/>
             </w:pPr>
-            <w:hyperlink w:history="1" r:id="rIdzxho8gun6ikndrqjvft-j">
+            <w:hyperlink w:history="1" r:id="rIdkees5rvf1xzl5x6xao66g">
               <w:r>
                 <w:rPr>
                   <w:rFonts w:ascii="Arial" w:cs="Arial" w:eastAsia="Arial" w:hAnsi="Arial"/>
@@ -17252,7 +17252,7 @@
             <w:pPr>
               <w:spacing w:after="20" w:before="0"/>
             </w:pPr>
-            <w:hyperlink w:history="1" r:id="rIdnskaouo26krpfau--etm7">
+            <w:hyperlink w:history="1" r:id="rIdofbemiubv1ziabxj7gtuj">
               <w:r>
                 <w:rPr>
                   <w:rFonts w:ascii="Arial" w:cs="Arial" w:eastAsia="Arial" w:hAnsi="Arial"/>
@@ -17301,7 +17301,7 @@
               <w:spacing w:after="10" w:before="0"/>
               <w:ind w:left="120"/>
             </w:pPr>
-            <w:hyperlink w:history="1" r:id="rId5oz74dfotrzy6ugestnk8">
+            <w:hyperlink w:history="1" r:id="rIdkwiyhnggqwyswohshhvrg">
               <w:r>
                 <w:rPr>
                   <w:rFonts w:ascii="Arial" w:cs="Arial" w:eastAsia="Arial" w:hAnsi="Arial"/>
@@ -17346,7 +17346,7 @@
             <w:pPr>
               <w:spacing w:after="20" w:before="0"/>
             </w:pPr>
-            <w:hyperlink w:history="1" r:id="rIdgcql8o6wamp1k_8prqemn">
+            <w:hyperlink w:history="1" r:id="rIda2gml0lf3cvi8djvvcz8s">
               <w:r>
                 <w:rPr>
                   <w:rFonts w:ascii="Arial" w:cs="Arial" w:eastAsia="Arial" w:hAnsi="Arial"/>
@@ -17379,7 +17379,7 @@
               <w:spacing w:after="10" w:before="0"/>
               <w:ind w:left="120"/>
             </w:pPr>
-            <w:hyperlink w:history="1" r:id="rId_fxncdwzzh70wxj7e6veb">
+            <w:hyperlink w:history="1" r:id="rId2df0urkxawao9gt_r2rmq">
               <w:r>
                 <w:rPr>
                   <w:rFonts w:ascii="Arial" w:cs="Arial" w:eastAsia="Arial" w:hAnsi="Arial"/>
@@ -17574,7 +17574,7 @@
             <w:pPr>
               <w:spacing w:after="20" w:before="0"/>
             </w:pPr>
-            <w:hyperlink w:history="1" r:id="rIddcljvb37ilbpv7lsqtfjj">
+            <w:hyperlink w:history="1" r:id="rIdcgr3tpz6ik9zwfqbd4vsp">
               <w:r>
                 <w:rPr>
                   <w:rFonts w:ascii="Arial" w:cs="Arial" w:eastAsia="Arial" w:hAnsi="Arial"/>
@@ -17623,7 +17623,7 @@
               <w:spacing w:after="10" w:before="0"/>
               <w:ind w:left="120"/>
             </w:pPr>
-            <w:hyperlink w:history="1" r:id="rIdrjt1r-zbh-c8chuswbgk9">
+            <w:hyperlink w:history="1" r:id="rIdscjsxot3ecwllfnze7taz">
               <w:r>
                 <w:rPr>
                   <w:rFonts w:ascii="Arial" w:cs="Arial" w:eastAsia="Arial" w:hAnsi="Arial"/>
@@ -17668,7 +17668,7 @@
             <w:pPr>
               <w:spacing w:after="20" w:before="0"/>
             </w:pPr>
-            <w:hyperlink w:history="1" r:id="rIdzof5ihdrw3j6y8aqlj8zt">
+            <w:hyperlink w:history="1" r:id="rIdug1qcexvuog9zzcafko7y">
               <w:r>
                 <w:rPr>
                   <w:rFonts w:ascii="Arial" w:cs="Arial" w:eastAsia="Arial" w:hAnsi="Arial"/>
@@ -17717,7 +17717,7 @@
               <w:spacing w:after="10" w:before="0"/>
               <w:ind w:left="120"/>
             </w:pPr>
-            <w:hyperlink w:history="1" r:id="rIdmwv55tzmt1r-kbl0ig33x">
+            <w:hyperlink w:history="1" r:id="rIdxaw9abgsxg41jif6jvbhs">
               <w:r>
                 <w:rPr>
                   <w:rFonts w:ascii="Arial" w:cs="Arial" w:eastAsia="Arial" w:hAnsi="Arial"/>
@@ -18229,7 +18229,7 @@
         </w:rPr>
         <w:t xml:space="preserve">© 2026 SeaVuria and ARES. Aligned with KICD objectives. Developed by SeaVuria; technical implementation by ARES (with AI assistance from Claude). Licensed under </w:t>
       </w:r>
-      <w:hyperlink w:history="1" r:id="rIdybbks82ci_tc1m5_lj8j0">
+      <w:hyperlink w:history="1" r:id="rIdna4juzygm47zv0dott4bl">
         <w:r>
           <w:rPr>
             <w:rFonts w:ascii="Arial" w:cs="Arial" w:eastAsia="Arial" w:hAnsi="Arial"/>
@@ -18250,7 +18250,7 @@
         </w:rPr>
         <w:t xml:space="preserve"> (</w:t>
       </w:r>
-      <w:hyperlink w:history="1" r:id="rIdcn1vioq7-lnssuywvh0kv">
+      <w:hyperlink w:history="1" r:id="rId1zxi-qhbawm7kc1zfng5v">
         <w:r>
           <w:rPr>
             <w:rFonts w:ascii="Arial" w:cs="Arial" w:eastAsia="Arial" w:hAnsi="Arial"/>
@@ -19263,7 +19263,7 @@
             <w:pPr>
               <w:spacing w:after="20" w:before="0"/>
             </w:pPr>
-            <w:hyperlink w:history="1" r:id="rIdxhcdivl6j-odtajom1fn2">
+            <w:hyperlink w:history="1" r:id="rIdpae-d63ntx-fwm-ppvv3i">
               <w:r>
                 <w:rPr>
                   <w:rFonts w:ascii="Arial" w:cs="Arial" w:eastAsia="Arial" w:hAnsi="Arial"/>
@@ -19296,7 +19296,7 @@
               <w:spacing w:after="10" w:before="0"/>
               <w:ind w:left="120"/>
             </w:pPr>
-            <w:hyperlink w:history="1" r:id="rIds11ezx5hzdh_wirqgvhxl">
+            <w:hyperlink w:history="1" r:id="rIdkrolkrrlxbpf_7bkyqbij">
               <w:r>
                 <w:rPr>
                   <w:rFonts w:ascii="Arial" w:cs="Arial" w:eastAsia="Arial" w:hAnsi="Arial"/>
@@ -19341,7 +19341,7 @@
             <w:pPr>
               <w:spacing w:after="20" w:before="0"/>
             </w:pPr>
-            <w:hyperlink w:history="1" r:id="rIdndgx1ccklqqeu-cwvmyqj">
+            <w:hyperlink w:history="1" r:id="rIdo-fua1vhbyqll_hepuw1k">
               <w:r>
                 <w:rPr>
                   <w:rFonts w:ascii="Arial" w:cs="Arial" w:eastAsia="Arial" w:hAnsi="Arial"/>
@@ -19390,7 +19390,7 @@
               <w:spacing w:after="10" w:before="0"/>
               <w:ind w:left="120"/>
             </w:pPr>
-            <w:hyperlink w:history="1" r:id="rIdis-walezelmsqm-pxmcxj">
+            <w:hyperlink w:history="1" r:id="rIdvetp4lnphqoqe-22xghc_">
               <w:r>
                 <w:rPr>
                   <w:rFonts w:ascii="Arial" w:cs="Arial" w:eastAsia="Arial" w:hAnsi="Arial"/>
@@ -19585,7 +19585,7 @@
             <w:pPr>
               <w:spacing w:after="20" w:before="0"/>
             </w:pPr>
-            <w:hyperlink w:history="1" r:id="rIdcq4miq8uzagexnuragd9g">
+            <w:hyperlink w:history="1" r:id="rIdk2l86a-5f3l_2j7txouqz">
               <w:r>
                 <w:rPr>
                   <w:rFonts w:ascii="Arial" w:cs="Arial" w:eastAsia="Arial" w:hAnsi="Arial"/>
@@ -19618,7 +19618,7 @@
               <w:spacing w:after="10" w:before="0"/>
               <w:ind w:left="120"/>
             </w:pPr>
-            <w:hyperlink w:history="1" r:id="rIdelsm1a4heacvpqtmuqp4g">
+            <w:hyperlink w:history="1" r:id="rId0gdie9wdmafgvp-wtmmef">
               <w:r>
                 <w:rPr>
                   <w:rFonts w:ascii="Arial" w:cs="Arial" w:eastAsia="Arial" w:hAnsi="Arial"/>
@@ -19663,7 +19663,7 @@
             <w:pPr>
               <w:spacing w:after="20" w:before="0"/>
             </w:pPr>
-            <w:hyperlink w:history="1" r:id="rIdks-ue3cstw_ajuugfcol0">
+            <w:hyperlink w:history="1" r:id="rIdbrheebc_mj7g_1y-ezml5">
               <w:r>
                 <w:rPr>
                   <w:rFonts w:ascii="Arial" w:cs="Arial" w:eastAsia="Arial" w:hAnsi="Arial"/>
@@ -19712,7 +19712,7 @@
               <w:spacing w:after="10" w:before="0"/>
               <w:ind w:left="120"/>
             </w:pPr>
-            <w:hyperlink w:history="1" r:id="rId-atxomk7ecl32pim3raq0">
+            <w:hyperlink w:history="1" r:id="rId6h2wy5q0xcdo__dmuzl14">
               <w:r>
                 <w:rPr>
                   <w:rFonts w:ascii="Arial" w:cs="Arial" w:eastAsia="Arial" w:hAnsi="Arial"/>
@@ -19907,7 +19907,7 @@
             <w:pPr>
               <w:spacing w:after="20" w:before="0"/>
             </w:pPr>
-            <w:hyperlink w:history="1" r:id="rIdvttwxxs1fcwagmozbn_u5">
+            <w:hyperlink w:history="1" r:id="rIdqjxmp1brkw-astzyuy1ft">
               <w:r>
                 <w:rPr>
                   <w:rFonts w:ascii="Arial" w:cs="Arial" w:eastAsia="Arial" w:hAnsi="Arial"/>
@@ -19956,7 +19956,7 @@
               <w:spacing w:after="10" w:before="0"/>
               <w:ind w:left="120"/>
             </w:pPr>
-            <w:hyperlink w:history="1" r:id="rIdqppdremg5xc5qflyccwwv">
+            <w:hyperlink w:history="1" r:id="rIdptt6y1unczvef8bibdujl">
               <w:r>
                 <w:rPr>
                   <w:rFonts w:ascii="Arial" w:cs="Arial" w:eastAsia="Arial" w:hAnsi="Arial"/>
@@ -20001,7 +20001,7 @@
             <w:pPr>
               <w:spacing w:after="20" w:before="0"/>
             </w:pPr>
-            <w:hyperlink w:history="1" r:id="rIdco6uqlr92ynus_fzdr4uf">
+            <w:hyperlink w:history="1" r:id="rId9tr6om6vfksjm7ii9qhxd">
               <w:r>
                 <w:rPr>
                   <w:rFonts w:ascii="Arial" w:cs="Arial" w:eastAsia="Arial" w:hAnsi="Arial"/>
@@ -20050,7 +20050,7 @@
               <w:spacing w:after="10" w:before="0"/>
               <w:ind w:left="120"/>
             </w:pPr>
-            <w:hyperlink w:history="1" r:id="rId6obpzbds0s1rh2hsmghem">
+            <w:hyperlink w:history="1" r:id="rIdt0qdf-onnwyvzg-b84cr9">
               <w:r>
                 <w:rPr>
                   <w:rFonts w:ascii="Arial" w:cs="Arial" w:eastAsia="Arial" w:hAnsi="Arial"/>
@@ -20245,7 +20245,7 @@
             <w:pPr>
               <w:spacing w:after="20" w:before="0"/>
             </w:pPr>
-            <w:hyperlink w:history="1" r:id="rIdlsqez2ioqrqq8t9n4b_7q">
+            <w:hyperlink w:history="1" r:id="rIdeg-a-3dr8kwjibg2snk1t">
               <w:r>
                 <w:rPr>
                   <w:rFonts w:ascii="Arial" w:cs="Arial" w:eastAsia="Arial" w:hAnsi="Arial"/>
@@ -20294,7 +20294,7 @@
               <w:spacing w:after="10" w:before="0"/>
               <w:ind w:left="120"/>
             </w:pPr>
-            <w:hyperlink w:history="1" r:id="rIdprtb12iifufh4ocejx24s">
+            <w:hyperlink w:history="1" r:id="rIdlaf97avbjdmwcv7dbuftv">
               <w:r>
                 <w:rPr>
                   <w:rFonts w:ascii="Arial" w:cs="Arial" w:eastAsia="Arial" w:hAnsi="Arial"/>
@@ -20339,7 +20339,7 @@
             <w:pPr>
               <w:spacing w:after="20" w:before="0"/>
             </w:pPr>
-            <w:hyperlink w:history="1" r:id="rIdd7lcm93ve4_-8f1wjye5d">
+            <w:hyperlink w:history="1" r:id="rIdils85oornrdfgfdqmeh1j">
               <w:r>
                 <w:rPr>
                   <w:rFonts w:ascii="Arial" w:cs="Arial" w:eastAsia="Arial" w:hAnsi="Arial"/>
@@ -20388,7 +20388,7 @@
               <w:spacing w:after="10" w:before="0"/>
               <w:ind w:left="120"/>
             </w:pPr>
-            <w:hyperlink w:history="1" r:id="rIdcebybizsdohzpresylf5d">
+            <w:hyperlink w:history="1" r:id="rIdik7e6frsowuhihp8mehmi">
               <w:r>
                 <w:rPr>
                   <w:rFonts w:ascii="Arial" w:cs="Arial" w:eastAsia="Arial" w:hAnsi="Arial"/>
@@ -20583,7 +20583,7 @@
             <w:pPr>
               <w:spacing w:after="20" w:before="0"/>
             </w:pPr>
-            <w:hyperlink w:history="1" r:id="rIdz6fmn4cagu89_kiygeiny">
+            <w:hyperlink w:history="1" r:id="rIdvkzg5yy5ngodakqxpskqh">
               <w:r>
                 <w:rPr>
                   <w:rFonts w:ascii="Arial" w:cs="Arial" w:eastAsia="Arial" w:hAnsi="Arial"/>
@@ -20632,7 +20632,7 @@
               <w:spacing w:after="10" w:before="0"/>
               <w:ind w:left="120"/>
             </w:pPr>
-            <w:hyperlink w:history="1" r:id="rIdapt0lbsx3dvzmd0w4tuny">
+            <w:hyperlink w:history="1" r:id="rId2vrllxn3dmtk_oqi-sdgw">
               <w:r>
                 <w:rPr>
                   <w:rFonts w:ascii="Arial" w:cs="Arial" w:eastAsia="Arial" w:hAnsi="Arial"/>
@@ -20677,7 +20677,7 @@
             <w:pPr>
               <w:spacing w:after="20" w:before="0"/>
             </w:pPr>
-            <w:hyperlink w:history="1" r:id="rIda1_07ntlxtod0mn16y157">
+            <w:hyperlink w:history="1" r:id="rIdgbf0alhnuhnsdv9cmjayb">
               <w:r>
                 <w:rPr>
                   <w:rFonts w:ascii="Arial" w:cs="Arial" w:eastAsia="Arial" w:hAnsi="Arial"/>
@@ -20726,7 +20726,7 @@
               <w:spacing w:after="10" w:before="0"/>
               <w:ind w:left="120"/>
             </w:pPr>
-            <w:hyperlink w:history="1" r:id="rIdqbhf2facwdkeyjhsmlxvw">
+            <w:hyperlink w:history="1" r:id="rIdpruednh4amwgjf_cyv1f6">
               <w:r>
                 <w:rPr>
                   <w:rFonts w:ascii="Arial" w:cs="Arial" w:eastAsia="Arial" w:hAnsi="Arial"/>
@@ -20768,7 +20768,7 @@
                 <w:sz w:val="18"/>
                 <w:szCs w:val="18"/>
               </w:rPr>
-              <w:t xml:space="preserve">Students retrieve their running particle/molecular model drawings from previous lessons (begun in Lesson 2 and updated each lesson). Today they add a new panel labelled 'Acid + Carbonate / Hydrogen Carbonate'. In this panel, students draw: (a) H⁺ ions (from HCl) approaching a CaCO₃ formula unit; (b) the CO₃²⁻ ion reacting with two H⁺ ions to form H₂CO₃, which immediately decomposes into H₂O and CO₂ (shown as bubbles leaving the solution); (c) Ca²⁺ and Cl⁻ ions remaining in solution as the salt (CaCl₂). Students annotate their model with the balanced equation below the diagram. They then write a 'MODEL STATEMENT': 'When an acid reacts with a carbonate, the H⁺ ions attack the carbonate ion (CO₃²⁻), forming unstable carbonic acid which breaks down into water and carbon dioxide gas. The metal ion and the negative ion from the acid stay in solution as a dissolved salt.' Finally, students annotate their earlier Lesson 1 canteen-cup drawing, adding a speech bubble to the Stoney Tangawizi cup: 'Contains H₂CO₃ (carbonic acid) — if a base (like baking soda) is added, CO₂ will fizz out.' This connects the model back to the phenomenon.</w:t>
+              <w:t xml:space="preserve">Students retrieve their running particle/molecular model drawings from previous lessons (begun in Lesson 3 and updated each lesson). Today they add a new panel labelled 'Acid + Carbonate / Hydrogen Carbonate'. In this panel, students draw: (a) H⁺ ions (from HCl) approaching a CaCO₃ formula unit; (b) the CO₃²⁻ ion reacting with two H⁺ ions to form H₂CO₃, which immediately decomposes into H₂O and CO₂ (shown as bubbles leaving the solution); (c) Ca²⁺ and Cl⁻ ions remaining in solution as the salt (CaCl₂). Students annotate their model with the balanced equation below the diagram. They then write a 'MODEL STATEMENT': 'When an acid reacts with a carbonate, the H⁺ ions attack the carbonate ion (CO₃²⁻), forming unstable carbonic acid which breaks down into water and carbon dioxide gas. The metal ion and the negative ion from the acid stay in solution as a dissolved salt.' Finally, students annotate their earlier Lesson 1 canteen-cup drawing, adding a speech bubble to the Stoney Tangawizi cup: 'Contains H₂CO₃ (carbonic acid) — if a base (like baking soda) is added, CO₂ will fizz out.' This connects the model back to the phenomenon.</w:t>
             </w:r>
           </w:p>
         </w:tc>
@@ -21238,7 +21238,7 @@
         </w:rPr>
         <w:t xml:space="preserve">© 2026 SeaVuria and ARES. Aligned with KICD objectives. Developed by SeaVuria; technical implementation by ARES (with AI assistance from Claude). Licensed under </w:t>
       </w:r>
-      <w:hyperlink w:history="1" r:id="rIdygg4hf4sanrke0bavkgwr">
+      <w:hyperlink w:history="1" r:id="rId2r_vubgikc1fl9x1b9vma">
         <w:r>
           <w:rPr>
             <w:rFonts w:ascii="Arial" w:cs="Arial" w:eastAsia="Arial" w:hAnsi="Arial"/>
@@ -21259,7 +21259,7 @@
         </w:rPr>
         <w:t xml:space="preserve"> (</w:t>
       </w:r>
-      <w:hyperlink w:history="1" r:id="rIdoqs8kflzdppuv8o_q6vcb">
+      <w:hyperlink w:history="1" r:id="rId11qrdcbusq3etdtmvnrsd">
         <w:r>
           <w:rPr>
             <w:rFonts w:ascii="Arial" w:cs="Arial" w:eastAsia="Arial" w:hAnsi="Arial"/>
@@ -22272,7 +22272,7 @@
             <w:pPr>
               <w:spacing w:after="20" w:before="0"/>
             </w:pPr>
-            <w:hyperlink w:history="1" r:id="rId1bwc3adykbikvrnixnddc">
+            <w:hyperlink w:history="1" r:id="rIde7gv0grj2ppb3vmciwr9z">
               <w:r>
                 <w:rPr>
                   <w:rFonts w:ascii="Arial" w:cs="Arial" w:eastAsia="Arial" w:hAnsi="Arial"/>
@@ -22305,7 +22305,7 @@
               <w:spacing w:after="10" w:before="0"/>
               <w:ind w:left="120"/>
             </w:pPr>
-            <w:hyperlink w:history="1" r:id="rIdzhoapeyszgccxu-gpjyba">
+            <w:hyperlink w:history="1" r:id="rIdssyvvn-khg2i4gjotph6h">
               <w:r>
                 <w:rPr>
                   <w:rFonts w:ascii="Arial" w:cs="Arial" w:eastAsia="Arial" w:hAnsi="Arial"/>
@@ -22350,7 +22350,7 @@
             <w:pPr>
               <w:spacing w:after="20" w:before="0"/>
             </w:pPr>
-            <w:hyperlink w:history="1" r:id="rIdj_wl0ks_kkyasa3q1bkiz">
+            <w:hyperlink w:history="1" r:id="rIdvqmrzi5kcbew7fi-g6j00">
               <w:r>
                 <w:rPr>
                   <w:rFonts w:ascii="Arial" w:cs="Arial" w:eastAsia="Arial" w:hAnsi="Arial"/>
@@ -22383,7 +22383,7 @@
               <w:spacing w:after="10" w:before="0"/>
               <w:ind w:left="120"/>
             </w:pPr>
-            <w:hyperlink w:history="1" r:id="rId57k-12q34ko5qfrjai0mn">
+            <w:hyperlink w:history="1" r:id="rIdnxz64ypjvi89vavtz8cux">
               <w:r>
                 <w:rPr>
                   <w:rFonts w:ascii="Arial" w:cs="Arial" w:eastAsia="Arial" w:hAnsi="Arial"/>
@@ -22578,7 +22578,7 @@
             <w:pPr>
               <w:spacing w:after="20" w:before="0"/>
             </w:pPr>
-            <w:hyperlink w:history="1" r:id="rIdy8bk11uybnjyarzmafwy4">
+            <w:hyperlink w:history="1" r:id="rId_zdaj50y9o2oqu6dfgywj">
               <w:r>
                 <w:rPr>
                   <w:rFonts w:ascii="Arial" w:cs="Arial" w:eastAsia="Arial" w:hAnsi="Arial"/>
@@ -22611,7 +22611,7 @@
               <w:spacing w:after="10" w:before="0"/>
               <w:ind w:left="120"/>
             </w:pPr>
-            <w:hyperlink w:history="1" r:id="rIdc40b1xvq4jrx9ljyhun3y">
+            <w:hyperlink w:history="1" r:id="rIdmzvt2kveu1pkbpdzhpo9v">
               <w:r>
                 <w:rPr>
                   <w:rFonts w:ascii="Arial" w:cs="Arial" w:eastAsia="Arial" w:hAnsi="Arial"/>
@@ -22656,7 +22656,7 @@
             <w:pPr>
               <w:spacing w:after="20" w:before="0"/>
             </w:pPr>
-            <w:hyperlink w:history="1" r:id="rId6d1rikr9nzz9l27dvnp4q">
+            <w:hyperlink w:history="1" r:id="rIdslvtyili1pfekckpe6hn-">
               <w:r>
                 <w:rPr>
                   <w:rFonts w:ascii="Arial" w:cs="Arial" w:eastAsia="Arial" w:hAnsi="Arial"/>
@@ -22689,7 +22689,7 @@
               <w:spacing w:after="10" w:before="0"/>
               <w:ind w:left="120"/>
             </w:pPr>
-            <w:hyperlink w:history="1" r:id="rIdtooswlrcuje5c5s-dy531">
+            <w:hyperlink w:history="1" r:id="rId5vwvh8qzemgdv2pe51bie">
               <w:r>
                 <w:rPr>
                   <w:rFonts w:ascii="Arial" w:cs="Arial" w:eastAsia="Arial" w:hAnsi="Arial"/>
@@ -22884,7 +22884,7 @@
             <w:pPr>
               <w:spacing w:after="20" w:before="0"/>
             </w:pPr>
-            <w:hyperlink w:history="1" r:id="rIdv_wqjmvlc3hznplaiylot">
+            <w:hyperlink w:history="1" r:id="rIdntc97fzwrtovgcolkfedg">
               <w:r>
                 <w:rPr>
                   <w:rFonts w:ascii="Arial" w:cs="Arial" w:eastAsia="Arial" w:hAnsi="Arial"/>
@@ -22933,7 +22933,7 @@
               <w:spacing w:after="10" w:before="0"/>
               <w:ind w:left="120"/>
             </w:pPr>
-            <w:hyperlink w:history="1" r:id="rIdcaz4hpkrmehggqmjzm8sz">
+            <w:hyperlink w:history="1" r:id="rIdno5_rjcgvnyspeyctn9lz">
               <w:r>
                 <w:rPr>
                   <w:rFonts w:ascii="Arial" w:cs="Arial" w:eastAsia="Arial" w:hAnsi="Arial"/>
@@ -22978,7 +22978,7 @@
             <w:pPr>
               <w:spacing w:after="20" w:before="0"/>
             </w:pPr>
-            <w:hyperlink w:history="1" r:id="rId-1zzinghnt-kwykhei-xu">
+            <w:hyperlink w:history="1" r:id="rIdfmwjxn9fhr7b1grwnic8g">
               <w:r>
                 <w:rPr>
                   <w:rFonts w:ascii="Arial" w:cs="Arial" w:eastAsia="Arial" w:hAnsi="Arial"/>
@@ -23011,7 +23011,7 @@
               <w:spacing w:after="10" w:before="0"/>
               <w:ind w:left="120"/>
             </w:pPr>
-            <w:hyperlink w:history="1" r:id="rIdtjxz2utkzigj3gzwouo84">
+            <w:hyperlink w:history="1" r:id="rIde1ellwfvolz27dsbog0qx">
               <w:r>
                 <w:rPr>
                   <w:rFonts w:ascii="Arial" w:cs="Arial" w:eastAsia="Arial" w:hAnsi="Arial"/>
@@ -23206,7 +23206,7 @@
             <w:pPr>
               <w:spacing w:after="20" w:before="0"/>
             </w:pPr>
-            <w:hyperlink w:history="1" r:id="rIdutrnqragel7wvnboxpjod">
+            <w:hyperlink w:history="1" r:id="rIdsqi2ofugiwh_3yneenixk">
               <w:r>
                 <w:rPr>
                   <w:rFonts w:ascii="Arial" w:cs="Arial" w:eastAsia="Arial" w:hAnsi="Arial"/>
@@ -23255,7 +23255,7 @@
               <w:spacing w:after="10" w:before="0"/>
               <w:ind w:left="120"/>
             </w:pPr>
-            <w:hyperlink w:history="1" r:id="rIdim44reoaedhyiav8e3fgm">
+            <w:hyperlink w:history="1" r:id="rIda8s1kmhsxhg0lwopqfksg">
               <w:r>
                 <w:rPr>
                   <w:rFonts w:ascii="Arial" w:cs="Arial" w:eastAsia="Arial" w:hAnsi="Arial"/>
@@ -23300,7 +23300,7 @@
             <w:pPr>
               <w:spacing w:after="20" w:before="0"/>
             </w:pPr>
-            <w:hyperlink w:history="1" r:id="rIdflrslqo5ch3j2ub1akshc">
+            <w:hyperlink w:history="1" r:id="rIduuoupqxhcojtit57q0l1k">
               <w:r>
                 <w:rPr>
                   <w:rFonts w:ascii="Arial" w:cs="Arial" w:eastAsia="Arial" w:hAnsi="Arial"/>
@@ -23333,7 +23333,7 @@
               <w:spacing w:after="10" w:before="0"/>
               <w:ind w:left="120"/>
             </w:pPr>
-            <w:hyperlink w:history="1" r:id="rIdcm29-nyps3-nupb5qxutg">
+            <w:hyperlink w:history="1" r:id="rIdbdvjhuftlkk53c46ssn26">
               <w:r>
                 <w:rPr>
                   <w:rFonts w:ascii="Arial" w:cs="Arial" w:eastAsia="Arial" w:hAnsi="Arial"/>
@@ -23528,7 +23528,7 @@
             <w:pPr>
               <w:spacing w:after="20" w:before="0"/>
             </w:pPr>
-            <w:hyperlink w:history="1" r:id="rIdsviw_6waeuw-hnuld54_a">
+            <w:hyperlink w:history="1" r:id="rIdez0w-worrhw_n2jd8huqi">
               <w:r>
                 <w:rPr>
                   <w:rFonts w:ascii="Arial" w:cs="Arial" w:eastAsia="Arial" w:hAnsi="Arial"/>
@@ -23577,7 +23577,7 @@
               <w:spacing w:after="10" w:before="0"/>
               <w:ind w:left="120"/>
             </w:pPr>
-            <w:hyperlink w:history="1" r:id="rIdy_x_w-f_wpzpfdub33ypm">
+            <w:hyperlink w:history="1" r:id="rIdfo-uiqsb3rhiri55qy_c7">
               <w:r>
                 <w:rPr>
                   <w:rFonts w:ascii="Arial" w:cs="Arial" w:eastAsia="Arial" w:hAnsi="Arial"/>
@@ -23622,7 +23622,7 @@
             <w:pPr>
               <w:spacing w:after="20" w:before="0"/>
             </w:pPr>
-            <w:hyperlink w:history="1" r:id="rIdv1ynes7a0af9bii3dwo-s">
+            <w:hyperlink w:history="1" r:id="rIdkpln5etgnklteo1fvpmio">
               <w:r>
                 <w:rPr>
                   <w:rFonts w:ascii="Arial" w:cs="Arial" w:eastAsia="Arial" w:hAnsi="Arial"/>
@@ -23655,7 +23655,7 @@
               <w:spacing w:after="10" w:before="0"/>
               <w:ind w:left="120"/>
             </w:pPr>
-            <w:hyperlink w:history="1" r:id="rIdgy9cb0twopt1j9mrzwpeo">
+            <w:hyperlink w:history="1" r:id="rIdb4d8z-raeec4prrubaf89">
               <w:r>
                 <w:rPr>
                   <w:rFonts w:ascii="Arial" w:cs="Arial" w:eastAsia="Arial" w:hAnsi="Arial"/>
@@ -24433,7 +24433,7 @@
         </w:rPr>
         <w:t xml:space="preserve">© 2026 SeaVuria and ARES. Aligned with KICD objectives. Developed by SeaVuria; technical implementation by ARES (with AI assistance from Claude). Licensed under </w:t>
       </w:r>
-      <w:hyperlink w:history="1" r:id="rIdix3ic8yedxiyxyllyaysi">
+      <w:hyperlink w:history="1" r:id="rId23q_xkvvhaffphk_m01pf">
         <w:r>
           <w:rPr>
             <w:rFonts w:ascii="Arial" w:cs="Arial" w:eastAsia="Arial" w:hAnsi="Arial"/>
@@ -24454,7 +24454,7 @@
         </w:rPr>
         <w:t xml:space="preserve"> (</w:t>
       </w:r>
-      <w:hyperlink w:history="1" r:id="rIddzs9o529q4ffbev8cmnkh">
+      <w:hyperlink w:history="1" r:id="rIdz2rxvs9eqwkpvzp2owghm">
         <w:r>
           <w:rPr>
             <w:rFonts w:ascii="Arial" w:cs="Arial" w:eastAsia="Arial" w:hAnsi="Arial"/>
@@ -25467,7 +25467,7 @@
             <w:pPr>
               <w:spacing w:after="20" w:before="0"/>
             </w:pPr>
-            <w:hyperlink w:history="1" r:id="rIdm9vqb48zgr0euuy6bgjeq">
+            <w:hyperlink w:history="1" r:id="rIdlnddhwiueozazxuq47rnx">
               <w:r>
                 <w:rPr>
                   <w:rFonts w:ascii="Arial" w:cs="Arial" w:eastAsia="Arial" w:hAnsi="Arial"/>
@@ -25516,7 +25516,7 @@
               <w:spacing w:after="10" w:before="0"/>
               <w:ind w:left="120"/>
             </w:pPr>
-            <w:hyperlink w:history="1" r:id="rIdwkeens0c1tnp0kn0eib3_">
+            <w:hyperlink w:history="1" r:id="rIdphs7x7fm8tdva1shxsvr1">
               <w:r>
                 <w:rPr>
                   <w:rFonts w:ascii="Arial" w:cs="Arial" w:eastAsia="Arial" w:hAnsi="Arial"/>
@@ -25561,7 +25561,7 @@
             <w:pPr>
               <w:spacing w:after="20" w:before="0"/>
             </w:pPr>
-            <w:hyperlink w:history="1" r:id="rId0yk0ond4jo47jepvhly7j">
+            <w:hyperlink w:history="1" r:id="rIdcwpgh7kuswbirjbqdyiye">
               <w:r>
                 <w:rPr>
                   <w:rFonts w:ascii="Arial" w:cs="Arial" w:eastAsia="Arial" w:hAnsi="Arial"/>
@@ -25594,7 +25594,7 @@
               <w:spacing w:after="10" w:before="0"/>
               <w:ind w:left="120"/>
             </w:pPr>
-            <w:hyperlink w:history="1" r:id="rIdf-pefw0qsv3de3p_54b_m">
+            <w:hyperlink w:history="1" r:id="rIddyugqarbcunoid2dpgh_-">
               <w:r>
                 <w:rPr>
                   <w:rFonts w:ascii="Arial" w:cs="Arial" w:eastAsia="Arial" w:hAnsi="Arial"/>
@@ -25789,7 +25789,7 @@
             <w:pPr>
               <w:spacing w:after="20" w:before="0"/>
             </w:pPr>
-            <w:hyperlink w:history="1" r:id="rIdrhro52cqgjljcsdfhts0n">
+            <w:hyperlink w:history="1" r:id="rId6zy_ajo5or_pyojwi2zo8">
               <w:r>
                 <w:rPr>
                   <w:rFonts w:ascii="Arial" w:cs="Arial" w:eastAsia="Arial" w:hAnsi="Arial"/>
@@ -25838,7 +25838,7 @@
               <w:spacing w:after="10" w:before="0"/>
               <w:ind w:left="120"/>
             </w:pPr>
-            <w:hyperlink w:history="1" r:id="rIdducb_pdyrg_dlalvnberu">
+            <w:hyperlink w:history="1" r:id="rId6u4vuswfmy_nlhbpjjscx">
               <w:r>
                 <w:rPr>
                   <w:rFonts w:ascii="Arial" w:cs="Arial" w:eastAsia="Arial" w:hAnsi="Arial"/>
@@ -25883,7 +25883,7 @@
             <w:pPr>
               <w:spacing w:after="20" w:before="0"/>
             </w:pPr>
-            <w:hyperlink w:history="1" r:id="rIdemhaj5z3e45lxeef4ehor">
+            <w:hyperlink w:history="1" r:id="rId6bjf-wyncuakmpq5ykbaj">
               <w:r>
                 <w:rPr>
                   <w:rFonts w:ascii="Arial" w:cs="Arial" w:eastAsia="Arial" w:hAnsi="Arial"/>
@@ -25916,7 +25916,7 @@
               <w:spacing w:after="10" w:before="0"/>
               <w:ind w:left="120"/>
             </w:pPr>
-            <w:hyperlink w:history="1" r:id="rIddyd8zdcpokvqttpj9lmmw">
+            <w:hyperlink w:history="1" r:id="rId7iycktguacfjzyi0q0zjy">
               <w:r>
                 <w:rPr>
                   <w:rFonts w:ascii="Arial" w:cs="Arial" w:eastAsia="Arial" w:hAnsi="Arial"/>
@@ -26111,7 +26111,7 @@
             <w:pPr>
               <w:spacing w:after="20" w:before="0"/>
             </w:pPr>
-            <w:hyperlink w:history="1" r:id="rIdu0qlp80nnhyum4jef4v2w">
+            <w:hyperlink w:history="1" r:id="rIdijjlxjmb6z0bwp2y7yiqq">
               <w:r>
                 <w:rPr>
                   <w:rFonts w:ascii="Arial" w:cs="Arial" w:eastAsia="Arial" w:hAnsi="Arial"/>
@@ -26160,7 +26160,7 @@
               <w:spacing w:after="10" w:before="0"/>
               <w:ind w:left="120"/>
             </w:pPr>
-            <w:hyperlink w:history="1" r:id="rIdhqng-1davgwq-x6nvf0xa">
+            <w:hyperlink w:history="1" r:id="rId0nhpffvb63nhyalm0nuzh">
               <w:r>
                 <w:rPr>
                   <w:rFonts w:ascii="Arial" w:cs="Arial" w:eastAsia="Arial" w:hAnsi="Arial"/>
@@ -26205,7 +26205,7 @@
             <w:pPr>
               <w:spacing w:after="20" w:before="0"/>
             </w:pPr>
-            <w:hyperlink w:history="1" r:id="rIdzummdatlgneteqr0aujsv">
+            <w:hyperlink w:history="1" r:id="rIdvqpc_ud-guccojlgusa9r">
               <w:r>
                 <w:rPr>
                   <w:rFonts w:ascii="Arial" w:cs="Arial" w:eastAsia="Arial" w:hAnsi="Arial"/>
@@ -26238,7 +26238,7 @@
               <w:spacing w:after="10" w:before="0"/>
               <w:ind w:left="120"/>
             </w:pPr>
-            <w:hyperlink w:history="1" r:id="rIdieadmnbin4dxm-yx_lpbg">
+            <w:hyperlink w:history="1" r:id="rIdfm24z7o0bmigry10wruzf">
               <w:r>
                 <w:rPr>
                   <w:rFonts w:ascii="Arial" w:cs="Arial" w:eastAsia="Arial" w:hAnsi="Arial"/>
@@ -26433,7 +26433,7 @@
             <w:pPr>
               <w:spacing w:after="20" w:before="0"/>
             </w:pPr>
-            <w:hyperlink w:history="1" r:id="rIdojokxv2cdgzxu9apktdp2">
+            <w:hyperlink w:history="1" r:id="rIdub9oxj1bjhf7jwnr1kquh">
               <w:r>
                 <w:rPr>
                   <w:rFonts w:ascii="Arial" w:cs="Arial" w:eastAsia="Arial" w:hAnsi="Arial"/>
@@ -26482,7 +26482,7 @@
               <w:spacing w:after="10" w:before="0"/>
               <w:ind w:left="120"/>
             </w:pPr>
-            <w:hyperlink w:history="1" r:id="rIdt0tnaogj26w7rshi6ozrh">
+            <w:hyperlink w:history="1" r:id="rIdspxbkucmxg-cixn0mts_a">
               <w:r>
                 <w:rPr>
                   <w:rFonts w:ascii="Arial" w:cs="Arial" w:eastAsia="Arial" w:hAnsi="Arial"/>
@@ -26527,7 +26527,7 @@
             <w:pPr>
               <w:spacing w:after="20" w:before="0"/>
             </w:pPr>
-            <w:hyperlink w:history="1" r:id="rIdmnnjpdzao8lkcx7ge3r_b">
+            <w:hyperlink w:history="1" r:id="rIds6lti2qv2b79s-vk-f2us">
               <w:r>
                 <w:rPr>
                   <w:rFonts w:ascii="Arial" w:cs="Arial" w:eastAsia="Arial" w:hAnsi="Arial"/>
@@ -26560,7 +26560,7 @@
               <w:spacing w:after="10" w:before="0"/>
               <w:ind w:left="120"/>
             </w:pPr>
-            <w:hyperlink w:history="1" r:id="rIddkt7wlinpcs33n1v63gyv">
+            <w:hyperlink w:history="1" r:id="rIddu-t4t5s5msyyusy62db_">
               <w:r>
                 <w:rPr>
                   <w:rFonts w:ascii="Arial" w:cs="Arial" w:eastAsia="Arial" w:hAnsi="Arial"/>
@@ -26755,7 +26755,7 @@
             <w:pPr>
               <w:spacing w:after="20" w:before="0"/>
             </w:pPr>
-            <w:hyperlink w:history="1" r:id="rId6xsgk4mhv_w6ilh88hc2_">
+            <w:hyperlink w:history="1" r:id="rIdilixnftureuthech0gscl">
               <w:r>
                 <w:rPr>
                   <w:rFonts w:ascii="Arial" w:cs="Arial" w:eastAsia="Arial" w:hAnsi="Arial"/>
@@ -26804,7 +26804,7 @@
               <w:spacing w:after="10" w:before="0"/>
               <w:ind w:left="120"/>
             </w:pPr>
-            <w:hyperlink w:history="1" r:id="rIde9xmghnyv2tkp5kxdiuct">
+            <w:hyperlink w:history="1" r:id="rIdbxmdpqs5f6ysmz-d1golk">
               <w:r>
                 <w:rPr>
                   <w:rFonts w:ascii="Arial" w:cs="Arial" w:eastAsia="Arial" w:hAnsi="Arial"/>
@@ -26849,7 +26849,7 @@
             <w:pPr>
               <w:spacing w:after="20" w:before="0"/>
             </w:pPr>
-            <w:hyperlink w:history="1" r:id="rId0vtha1iautnvhmgq20ya7">
+            <w:hyperlink w:history="1" r:id="rIdzt5oddu8w4zg8llpt4bur">
               <w:r>
                 <w:rPr>
                   <w:rFonts w:ascii="Arial" w:cs="Arial" w:eastAsia="Arial" w:hAnsi="Arial"/>
@@ -26882,7 +26882,7 @@
               <w:spacing w:after="10" w:before="0"/>
               <w:ind w:left="120"/>
             </w:pPr>
-            <w:hyperlink w:history="1" r:id="rIdr2dt9uelfk2fhouhofgpn">
+            <w:hyperlink w:history="1" r:id="rIdjso7namzyxlqqwh1lnmfk">
               <w:r>
                 <w:rPr>
                   <w:rFonts w:ascii="Arial" w:cs="Arial" w:eastAsia="Arial" w:hAnsi="Arial"/>
@@ -27394,7 +27394,7 @@
         </w:rPr>
         <w:t xml:space="preserve">© 2026 SeaVuria and ARES. Aligned with KICD objectives. Developed by SeaVuria; technical implementation by ARES (with AI assistance from Claude). Licensed under </w:t>
       </w:r>
-      <w:hyperlink w:history="1" r:id="rIdeerbe5m21-hobrccigsac">
+      <w:hyperlink w:history="1" r:id="rIdvv2hygaqonuxzk82jh4-s">
         <w:r>
           <w:rPr>
             <w:rFonts w:ascii="Arial" w:cs="Arial" w:eastAsia="Arial" w:hAnsi="Arial"/>
@@ -27415,7 +27415,7 @@
         </w:rPr>
         <w:t xml:space="preserve"> (</w:t>
       </w:r>
-      <w:hyperlink w:history="1" r:id="rId9_ohgysrvyojkf2wlfufw">
+      <w:hyperlink w:history="1" r:id="rId998wbbfszaqvbpcjllbo4">
         <w:r>
           <w:rPr>
             <w:rFonts w:ascii="Arial" w:cs="Arial" w:eastAsia="Arial" w:hAnsi="Arial"/>
@@ -28428,7 +28428,7 @@
             <w:pPr>
               <w:spacing w:after="20" w:before="0"/>
             </w:pPr>
-            <w:hyperlink w:history="1" r:id="rIdhwseich8lzekdaqxwdxrq">
+            <w:hyperlink w:history="1" r:id="rIdblpfbmfwm-a5nyjbiwj6b">
               <w:r>
                 <w:rPr>
                   <w:rFonts w:ascii="Arial" w:cs="Arial" w:eastAsia="Arial" w:hAnsi="Arial"/>
@@ -28461,7 +28461,7 @@
               <w:spacing w:after="10" w:before="0"/>
               <w:ind w:left="120"/>
             </w:pPr>
-            <w:hyperlink w:history="1" r:id="rIdwvzx2ujkkopymmrij0qdm">
+            <w:hyperlink w:history="1" r:id="rIdrn15cr31vyhc1yvzoik6p">
               <w:r>
                 <w:rPr>
                   <w:rFonts w:ascii="Arial" w:cs="Arial" w:eastAsia="Arial" w:hAnsi="Arial"/>
@@ -28506,7 +28506,7 @@
             <w:pPr>
               <w:spacing w:after="20" w:before="0"/>
             </w:pPr>
-            <w:hyperlink w:history="1" r:id="rId_dzpogteat4lqnpft64al">
+            <w:hyperlink w:history="1" r:id="rIdclf6zsxmtopx-zij45xif">
               <w:r>
                 <w:rPr>
                   <w:rFonts w:ascii="Arial" w:cs="Arial" w:eastAsia="Arial" w:hAnsi="Arial"/>
@@ -28539,7 +28539,7 @@
               <w:spacing w:after="10" w:before="0"/>
               <w:ind w:left="120"/>
             </w:pPr>
-            <w:hyperlink w:history="1" r:id="rIdhg-9koso3c4dejawf4pzz">
+            <w:hyperlink w:history="1" r:id="rIdi5cw0tlvpcfwi3zx68w-k">
               <w:r>
                 <w:rPr>
                   <w:rFonts w:ascii="Arial" w:cs="Arial" w:eastAsia="Arial" w:hAnsi="Arial"/>
@@ -28734,7 +28734,7 @@
             <w:pPr>
               <w:spacing w:after="20" w:before="0"/>
             </w:pPr>
-            <w:hyperlink w:history="1" r:id="rIdgzattigzxuvrmiohutlyv">
+            <w:hyperlink w:history="1" r:id="rIdyk6abio4lnxt0dw31mr8v">
               <w:r>
                 <w:rPr>
                   <w:rFonts w:ascii="Arial" w:cs="Arial" w:eastAsia="Arial" w:hAnsi="Arial"/>
@@ -28767,7 +28767,7 @@
               <w:spacing w:after="10" w:before="0"/>
               <w:ind w:left="120"/>
             </w:pPr>
-            <w:hyperlink w:history="1" r:id="rIdb9lyyryvwta0nvmflptwf">
+            <w:hyperlink w:history="1" r:id="rIdmp9-hamlzdz10dfxkntkj">
               <w:r>
                 <w:rPr>
                   <w:rFonts w:ascii="Arial" w:cs="Arial" w:eastAsia="Arial" w:hAnsi="Arial"/>
@@ -28812,7 +28812,7 @@
             <w:pPr>
               <w:spacing w:after="20" w:before="0"/>
             </w:pPr>
-            <w:hyperlink w:history="1" r:id="rIdbu00ft9opgqab9zgzu9ms">
+            <w:hyperlink w:history="1" r:id="rIdxqolrlhlunjsi7fbalc4i">
               <w:r>
                 <w:rPr>
                   <w:rFonts w:ascii="Arial" w:cs="Arial" w:eastAsia="Arial" w:hAnsi="Arial"/>
@@ -28845,7 +28845,7 @@
               <w:spacing w:after="10" w:before="0"/>
               <w:ind w:left="120"/>
             </w:pPr>
-            <w:hyperlink w:history="1" r:id="rIdgfdqijyddpioqkzlz-czp">
+            <w:hyperlink w:history="1" r:id="rIdrovkgoyll24x5fhehhesp">
               <w:r>
                 <w:rPr>
                   <w:rFonts w:ascii="Arial" w:cs="Arial" w:eastAsia="Arial" w:hAnsi="Arial"/>
@@ -29040,7 +29040,7 @@
             <w:pPr>
               <w:spacing w:after="20" w:before="0"/>
             </w:pPr>
-            <w:hyperlink w:history="1" r:id="rIdgvsg3ya706up0kpex-8-f">
+            <w:hyperlink w:history="1" r:id="rIdzm445mjwoqv7h2vj27k--">
               <w:r>
                 <w:rPr>
                   <w:rFonts w:ascii="Arial" w:cs="Arial" w:eastAsia="Arial" w:hAnsi="Arial"/>
@@ -29073,7 +29073,7 @@
               <w:spacing w:after="10" w:before="0"/>
               <w:ind w:left="120"/>
             </w:pPr>
-            <w:hyperlink w:history="1" r:id="rIdkjmtersi0d_emov0m-h61">
+            <w:hyperlink w:history="1" r:id="rIdfdmn6to7eunoexftzro0m">
               <w:r>
                 <w:rPr>
                   <w:rFonts w:ascii="Arial" w:cs="Arial" w:eastAsia="Arial" w:hAnsi="Arial"/>
@@ -29118,7 +29118,7 @@
             <w:pPr>
               <w:spacing w:after="20" w:before="0"/>
             </w:pPr>
-            <w:hyperlink w:history="1" r:id="rIdqa_jjoat50_6amerwseds">
+            <w:hyperlink w:history="1" r:id="rIdji3rkez81hghxeqe0awzu">
               <w:r>
                 <w:rPr>
                   <w:rFonts w:ascii="Arial" w:cs="Arial" w:eastAsia="Arial" w:hAnsi="Arial"/>
@@ -29151,7 +29151,7 @@
               <w:spacing w:after="10" w:before="0"/>
               <w:ind w:left="120"/>
             </w:pPr>
-            <w:hyperlink w:history="1" r:id="rIdhljljzxiqsoifc26srboz">
+            <w:hyperlink w:history="1" r:id="rIdf2p3cekfeofjtrkq8bf-o">
               <w:r>
                 <w:rPr>
                   <w:rFonts w:ascii="Arial" w:cs="Arial" w:eastAsia="Arial" w:hAnsi="Arial"/>
@@ -29346,7 +29346,7 @@
             <w:pPr>
               <w:spacing w:after="20" w:before="0"/>
             </w:pPr>
-            <w:hyperlink w:history="1" r:id="rIdihlhdjjqls_6sgpffaokn">
+            <w:hyperlink w:history="1" r:id="rIdcttiqhur-n6dztffgf0ij">
               <w:r>
                 <w:rPr>
                   <w:rFonts w:ascii="Arial" w:cs="Arial" w:eastAsia="Arial" w:hAnsi="Arial"/>
@@ -29379,7 +29379,7 @@
               <w:spacing w:after="10" w:before="0"/>
               <w:ind w:left="120"/>
             </w:pPr>
-            <w:hyperlink w:history="1" r:id="rIdxsikexfkftb-6rtbjgyly">
+            <w:hyperlink w:history="1" r:id="rId8iohj6buyavm5p5tktr6r">
               <w:r>
                 <w:rPr>
                   <w:rFonts w:ascii="Arial" w:cs="Arial" w:eastAsia="Arial" w:hAnsi="Arial"/>
@@ -29424,7 +29424,7 @@
             <w:pPr>
               <w:spacing w:after="20" w:before="0"/>
             </w:pPr>
-            <w:hyperlink w:history="1" r:id="rIdmp9hclsank61g_qyepxc5">
+            <w:hyperlink w:history="1" r:id="rIdxkwy-bzjyavwdvec-qdyf">
               <w:r>
                 <w:rPr>
                   <w:rFonts w:ascii="Arial" w:cs="Arial" w:eastAsia="Arial" w:hAnsi="Arial"/>
@@ -29457,7 +29457,7 @@
               <w:spacing w:after="10" w:before="0"/>
               <w:ind w:left="120"/>
             </w:pPr>
-            <w:hyperlink w:history="1" r:id="rIdotskbxhw_jtilrsrww7fo">
+            <w:hyperlink w:history="1" r:id="rId16cdanjl_vfl0hs5vuhyw">
               <w:r>
                 <w:rPr>
                   <w:rFonts w:ascii="Arial" w:cs="Arial" w:eastAsia="Arial" w:hAnsi="Arial"/>
@@ -29652,7 +29652,7 @@
             <w:pPr>
               <w:spacing w:after="20" w:before="0"/>
             </w:pPr>
-            <w:hyperlink w:history="1" r:id="rIdgui_f_osqvisamyqsaop8">
+            <w:hyperlink w:history="1" r:id="rIdoxztoqvzddgrquk-hb2e-">
               <w:r>
                 <w:rPr>
                   <w:rFonts w:ascii="Arial" w:cs="Arial" w:eastAsia="Arial" w:hAnsi="Arial"/>
@@ -29685,7 +29685,7 @@
               <w:spacing w:after="10" w:before="0"/>
               <w:ind w:left="120"/>
             </w:pPr>
-            <w:hyperlink w:history="1" r:id="rId_xqyl2pc1cs_pjinwlxyx">
+            <w:hyperlink w:history="1" r:id="rId5hzda2e8r3lvepu2v9pbm">
               <w:r>
                 <w:rPr>
                   <w:rFonts w:ascii="Arial" w:cs="Arial" w:eastAsia="Arial" w:hAnsi="Arial"/>
@@ -29730,7 +29730,7 @@
             <w:pPr>
               <w:spacing w:after="20" w:before="0"/>
             </w:pPr>
-            <w:hyperlink w:history="1" r:id="rIdn2l0tgirifk-fi4lzdpxc">
+            <w:hyperlink w:history="1" r:id="rIddi8wbker7fflltcwrpvoq">
               <w:r>
                 <w:rPr>
                   <w:rFonts w:ascii="Arial" w:cs="Arial" w:eastAsia="Arial" w:hAnsi="Arial"/>
@@ -29763,7 +29763,7 @@
               <w:spacing w:after="10" w:before="0"/>
               <w:ind w:left="120"/>
             </w:pPr>
-            <w:hyperlink w:history="1" r:id="rIdabumixq87hgcwgnmv43lk">
+            <w:hyperlink w:history="1" r:id="rIdenpyhdk99gi3r5fyhrzmc">
               <w:r>
                 <w:rPr>
                   <w:rFonts w:ascii="Arial" w:cs="Arial" w:eastAsia="Arial" w:hAnsi="Arial"/>
@@ -30275,7 +30275,7 @@
         </w:rPr>
         <w:t xml:space="preserve">© 2026 SeaVuria and ARES. Aligned with KICD objectives. Developed by SeaVuria; technical implementation by ARES (with AI assistance from Claude). Licensed under </w:t>
       </w:r>
-      <w:hyperlink w:history="1" r:id="rIdgd9at1yjcyos45bpwybqu">
+      <w:hyperlink w:history="1" r:id="rIdbstdynp4mszgkqdpwmh7y">
         <w:r>
           <w:rPr>
             <w:rFonts w:ascii="Arial" w:cs="Arial" w:eastAsia="Arial" w:hAnsi="Arial"/>
@@ -30296,7 +30296,7 @@
         </w:rPr>
         <w:t xml:space="preserve"> (</w:t>
       </w:r>
-      <w:hyperlink w:history="1" r:id="rIditzaxsmmncymtgbgtjgg7">
+      <w:hyperlink w:history="1" r:id="rId0dfmkbxfuszwo0rcaoaul">
         <w:r>
           <w:rPr>
             <w:rFonts w:ascii="Arial" w:cs="Arial" w:eastAsia="Arial" w:hAnsi="Arial"/>
@@ -31309,7 +31309,7 @@
             <w:pPr>
               <w:spacing w:after="20" w:before="0"/>
             </w:pPr>
-            <w:hyperlink w:history="1" r:id="rIdnfdinfyxi1tpokd8bebdt">
+            <w:hyperlink w:history="1" r:id="rIdqopjj9urwmp7lyjibbej8">
               <w:r>
                 <w:rPr>
                   <w:rFonts w:ascii="Arial" w:cs="Arial" w:eastAsia="Arial" w:hAnsi="Arial"/>
@@ -31342,7 +31342,7 @@
               <w:spacing w:after="10" w:before="0"/>
               <w:ind w:left="120"/>
             </w:pPr>
-            <w:hyperlink w:history="1" r:id="rIdlevdqh2uxc029um1rljmo">
+            <w:hyperlink w:history="1" r:id="rIdzarp9twpgfupo1vurvj4k">
               <w:r>
                 <w:rPr>
                   <w:rFonts w:ascii="Arial" w:cs="Arial" w:eastAsia="Arial" w:hAnsi="Arial"/>
@@ -31387,7 +31387,7 @@
             <w:pPr>
               <w:spacing w:after="20" w:before="0"/>
             </w:pPr>
-            <w:hyperlink w:history="1" r:id="rIdpzk9fo1omzvtqh3owcwkk">
+            <w:hyperlink w:history="1" r:id="rIdzzviijrjhimtejeujbzfj">
               <w:r>
                 <w:rPr>
                   <w:rFonts w:ascii="Arial" w:cs="Arial" w:eastAsia="Arial" w:hAnsi="Arial"/>
@@ -31420,7 +31420,7 @@
               <w:spacing w:after="10" w:before="0"/>
               <w:ind w:left="120"/>
             </w:pPr>
-            <w:hyperlink w:history="1" r:id="rIdtobex4ndpklbfedpyk-tt">
+            <w:hyperlink w:history="1" r:id="rIdfjo6hgunuguhbhyukzrxn">
               <w:r>
                 <w:rPr>
                   <w:rFonts w:ascii="Arial" w:cs="Arial" w:eastAsia="Arial" w:hAnsi="Arial"/>
@@ -31615,7 +31615,7 @@
             <w:pPr>
               <w:spacing w:after="20" w:before="0"/>
             </w:pPr>
-            <w:hyperlink w:history="1" r:id="rIdcajemeqf-9gfqkviiwbfl">
+            <w:hyperlink w:history="1" r:id="rIdz3wdns8k_eir4ylv5ckof">
               <w:r>
                 <w:rPr>
                   <w:rFonts w:ascii="Arial" w:cs="Arial" w:eastAsia="Arial" w:hAnsi="Arial"/>
@@ -31648,7 +31648,7 @@
               <w:spacing w:after="10" w:before="0"/>
               <w:ind w:left="120"/>
             </w:pPr>
-            <w:hyperlink w:history="1" r:id="rId9_sfikoyaoeag7hfhiyow">
+            <w:hyperlink w:history="1" r:id="rIdorm4ye1nm0jlazdgfsi-d">
               <w:r>
                 <w:rPr>
                   <w:rFonts w:ascii="Arial" w:cs="Arial" w:eastAsia="Arial" w:hAnsi="Arial"/>
@@ -31693,7 +31693,7 @@
             <w:pPr>
               <w:spacing w:after="20" w:before="0"/>
             </w:pPr>
-            <w:hyperlink w:history="1" r:id="rIdnveafvgly9bp_ayl9wuse">
+            <w:hyperlink w:history="1" r:id="rIdair0w6pghffkiwq_lkots">
               <w:r>
                 <w:rPr>
                   <w:rFonts w:ascii="Arial" w:cs="Arial" w:eastAsia="Arial" w:hAnsi="Arial"/>
@@ -31726,7 +31726,7 @@
               <w:spacing w:after="10" w:before="0"/>
               <w:ind w:left="120"/>
             </w:pPr>
-            <w:hyperlink w:history="1" r:id="rIdzvpcq9xm--k3veewcb9ws">
+            <w:hyperlink w:history="1" r:id="rIddrqflvskkksal4gittkgx">
               <w:r>
                 <w:rPr>
                   <w:rFonts w:ascii="Arial" w:cs="Arial" w:eastAsia="Arial" w:hAnsi="Arial"/>
@@ -31921,7 +31921,7 @@
             <w:pPr>
               <w:spacing w:after="20" w:before="0"/>
             </w:pPr>
-            <w:hyperlink w:history="1" r:id="rIdlix0j4uzv2289ea99yntm">
+            <w:hyperlink w:history="1" r:id="rIdrqidvclucarsdjhtxbrsd">
               <w:r>
                 <w:rPr>
                   <w:rFonts w:ascii="Arial" w:cs="Arial" w:eastAsia="Arial" w:hAnsi="Arial"/>
@@ -31970,7 +31970,7 @@
               <w:spacing w:after="10" w:before="0"/>
               <w:ind w:left="120"/>
             </w:pPr>
-            <w:hyperlink w:history="1" r:id="rIdkt9wa9envfyl7ycc4eu6l">
+            <w:hyperlink w:history="1" r:id="rIdzuji1hadmuaifjso94cuw">
               <w:r>
                 <w:rPr>
                   <w:rFonts w:ascii="Arial" w:cs="Arial" w:eastAsia="Arial" w:hAnsi="Arial"/>
@@ -32015,7 +32015,7 @@
             <w:pPr>
               <w:spacing w:after="20" w:before="0"/>
             </w:pPr>
-            <w:hyperlink w:history="1" r:id="rIdwj7reojz3i1tivh-i00qu">
+            <w:hyperlink w:history="1" r:id="rIdmnrx0sn3klxcoujj2zoge">
               <w:r>
                 <w:rPr>
                   <w:rFonts w:ascii="Arial" w:cs="Arial" w:eastAsia="Arial" w:hAnsi="Arial"/>
@@ -32048,7 +32048,7 @@
               <w:spacing w:after="10" w:before="0"/>
               <w:ind w:left="120"/>
             </w:pPr>
-            <w:hyperlink w:history="1" r:id="rId8qglpiparf036ki2uxk3i">
+            <w:hyperlink w:history="1" r:id="rIdyuay8favr6rdix8duy99s">
               <w:r>
                 <w:rPr>
                   <w:rFonts w:ascii="Arial" w:cs="Arial" w:eastAsia="Arial" w:hAnsi="Arial"/>
@@ -32243,7 +32243,7 @@
             <w:pPr>
               <w:spacing w:after="20" w:before="0"/>
             </w:pPr>
-            <w:hyperlink w:history="1" r:id="rIdo4zxdexqexmdudku4813o">
+            <w:hyperlink w:history="1" r:id="rIdmfc1t6pi-3tgpmp9e4lmt">
               <w:r>
                 <w:rPr>
                   <w:rFonts w:ascii="Arial" w:cs="Arial" w:eastAsia="Arial" w:hAnsi="Arial"/>
@@ -32292,7 +32292,7 @@
               <w:spacing w:after="10" w:before="0"/>
               <w:ind w:left="120"/>
             </w:pPr>
-            <w:hyperlink w:history="1" r:id="rIdi_nurgpukpbcudsyftha5">
+            <w:hyperlink w:history="1" r:id="rIds9fd7ttpcmenzdsud1h8h">
               <w:r>
                 <w:rPr>
                   <w:rFonts w:ascii="Arial" w:cs="Arial" w:eastAsia="Arial" w:hAnsi="Arial"/>
@@ -32337,7 +32337,7 @@
             <w:pPr>
               <w:spacing w:after="20" w:before="0"/>
             </w:pPr>
-            <w:hyperlink w:history="1" r:id="rIdbemiczx9uicsjnix744uz">
+            <w:hyperlink w:history="1" r:id="rIdtkpztmenzn8yat39lgoj7">
               <w:r>
                 <w:rPr>
                   <w:rFonts w:ascii="Arial" w:cs="Arial" w:eastAsia="Arial" w:hAnsi="Arial"/>
@@ -32370,7 +32370,7 @@
               <w:spacing w:after="10" w:before="0"/>
               <w:ind w:left="120"/>
             </w:pPr>
-            <w:hyperlink w:history="1" r:id="rId1edoyiitucqub081qje33">
+            <w:hyperlink w:history="1" r:id="rIdse55niyitsszf1arehvw-">
               <w:r>
                 <w:rPr>
                   <w:rFonts w:ascii="Arial" w:cs="Arial" w:eastAsia="Arial" w:hAnsi="Arial"/>
@@ -32565,7 +32565,7 @@
             <w:pPr>
               <w:spacing w:after="20" w:before="0"/>
             </w:pPr>
-            <w:hyperlink w:history="1" r:id="rIdka2uombcvzt6zi0t5qv9l">
+            <w:hyperlink w:history="1" r:id="rIdywn_ncv0swrs10zt9ctl6">
               <w:r>
                 <w:rPr>
                   <w:rFonts w:ascii="Arial" w:cs="Arial" w:eastAsia="Arial" w:hAnsi="Arial"/>
@@ -32614,7 +32614,7 @@
               <w:spacing w:after="10" w:before="0"/>
               <w:ind w:left="120"/>
             </w:pPr>
-            <w:hyperlink w:history="1" r:id="rIdtbjeg5rowvgaanpzqqhvx">
+            <w:hyperlink w:history="1" r:id="rIdmlqs1w9jcufktczs6zrrp">
               <w:r>
                 <w:rPr>
                   <w:rFonts w:ascii="Arial" w:cs="Arial" w:eastAsia="Arial" w:hAnsi="Arial"/>
@@ -32659,7 +32659,7 @@
             <w:pPr>
               <w:spacing w:after="20" w:before="0"/>
             </w:pPr>
-            <w:hyperlink w:history="1" r:id="rIdvvufcvfly_mpspkbhaqq_">
+            <w:hyperlink w:history="1" r:id="rIdsmhnpdlqihtd1eg40cckz">
               <w:r>
                 <w:rPr>
                   <w:rFonts w:ascii="Arial" w:cs="Arial" w:eastAsia="Arial" w:hAnsi="Arial"/>
@@ -32708,7 +32708,7 @@
               <w:spacing w:after="10" w:before="0"/>
               <w:ind w:left="120"/>
             </w:pPr>
-            <w:hyperlink w:history="1" r:id="rIdoornesmhmvbfyjsnluijg">
+            <w:hyperlink w:history="1" r:id="rIdzdsit8z2n8vauqcpxpots">
               <w:r>
                 <w:rPr>
                   <w:rFonts w:ascii="Arial" w:cs="Arial" w:eastAsia="Arial" w:hAnsi="Arial"/>
@@ -33448,7 +33448,7 @@
         </w:rPr>
         <w:t xml:space="preserve">© 2026 SeaVuria and ARES. Aligned with KICD objectives. Developed by SeaVuria; technical implementation by ARES (with AI assistance from Claude). Licensed under </w:t>
       </w:r>
-      <w:hyperlink w:history="1" r:id="rIdtyoglea8_zim6dyntfg9v">
+      <w:hyperlink w:history="1" r:id="rIdwxejrlhgwjvgl2ssekexf">
         <w:r>
           <w:rPr>
             <w:rFonts w:ascii="Arial" w:cs="Arial" w:eastAsia="Arial" w:hAnsi="Arial"/>
@@ -33469,7 +33469,7 @@
         </w:rPr>
         <w:t xml:space="preserve"> (</w:t>
       </w:r>
-      <w:hyperlink w:history="1" r:id="rId0ldidjqickrrrn8uqytcc">
+      <w:hyperlink w:history="1" r:id="rIdbrcnp6z4q_7heilaqplzn">
         <w:r>
           <w:rPr>
             <w:rFonts w:ascii="Arial" w:cs="Arial" w:eastAsia="Arial" w:hAnsi="Arial"/>

--- a/data/outputs/v2/Chemistry/SS3.1_Acids_and_Bases/Chemistry_Acids_and_Bases_CBE_LessonSequence.docx
+++ b/data/outputs/v2/Chemistry/SS3.1_Acids_and_Bases/Chemistry_Acids_and_Bases_CBE_LessonSequence.docx
@@ -2617,7 +2617,7 @@
         </w:rPr>
         <w:t xml:space="preserve">© 2026 SeaVuria and ARES. This work is licensed under a </w:t>
       </w:r>
-      <w:hyperlink w:history="1" r:id="rIdsxlsj5manhl3tk802ciir">
+      <w:hyperlink w:history="1" r:id="rIdlnbvzimmpt-y9zrsd-410">
         <w:r>
           <w:rPr>
             <w:rFonts w:ascii="Arial" w:cs="Arial" w:eastAsia="Arial" w:hAnsi="Arial"/>
@@ -2637,7 +2637,7 @@
         </w:rPr>
         <w:t xml:space="preserve"> (</w:t>
       </w:r>
-      <w:hyperlink w:history="1" r:id="rId9_wh8yobfnokoz9seuwqt">
+      <w:hyperlink w:history="1" r:id="rIdqkujfxmqpk_ovbaf1wxz-">
         <w:r>
           <w:rPr>
             <w:rFonts w:ascii="Arial" w:cs="Arial" w:eastAsia="Arial" w:hAnsi="Arial"/>
@@ -2657,7 +2657,7 @@
         </w:rPr>
         <w:t xml:space="preserve">). To view a copy of this license, visit </w:t>
       </w:r>
-      <w:hyperlink w:history="1" r:id="rIda47vqi_n-pqkmk6h2lrb3">
+      <w:hyperlink w:history="1" r:id="rId7iofin4mrmfmwpay2rh6k">
         <w:r>
           <w:rPr>
             <w:rFonts w:ascii="Arial" w:cs="Arial" w:eastAsia="Arial" w:hAnsi="Arial"/>
@@ -3669,7 +3669,7 @@
             <w:pPr>
               <w:spacing w:after="20" w:before="0"/>
             </w:pPr>
-            <w:hyperlink w:history="1" r:id="rId_zqikdvtsphzk3reuub6m">
+            <w:hyperlink w:history="1" r:id="rIdp2_raaiug_eac0mvdux9_">
               <w:r>
                 <w:rPr>
                   <w:rFonts w:ascii="Arial" w:cs="Arial" w:eastAsia="Arial" w:hAnsi="Arial"/>
@@ -3718,7 +3718,7 @@
               <w:spacing w:after="10" w:before="0"/>
               <w:ind w:left="120"/>
             </w:pPr>
-            <w:hyperlink w:history="1" r:id="rIdbkty0cahuharbgwq8v_mj">
+            <w:hyperlink w:history="1" r:id="rIdeuxkckbsqkanfj4i_whpv">
               <w:r>
                 <w:rPr>
                   <w:rFonts w:ascii="Arial" w:cs="Arial" w:eastAsia="Arial" w:hAnsi="Arial"/>
@@ -3780,7 +3780,7 @@
               <w:spacing w:after="10" w:before="0"/>
               <w:ind w:left="120"/>
             </w:pPr>
-            <w:hyperlink w:history="1" r:id="rId-pykf9odblaxdlp3lqssf">
+            <w:hyperlink w:history="1" r:id="rIdtycxquv3f2om2kbmbnrxs">
               <w:r>
                 <w:rPr>
                   <w:rFonts w:ascii="Arial" w:cs="Arial" w:eastAsia="Arial" w:hAnsi="Arial"/>
@@ -3990,7 +3990,7 @@
             <w:pPr>
               <w:spacing w:after="20" w:before="0"/>
             </w:pPr>
-            <w:hyperlink w:history="1" r:id="rIdzxfzqrdmod7llcyembysk">
+            <w:hyperlink w:history="1" r:id="rIdhwqw7tl08lksfp8he2dwi">
               <w:r>
                 <w:rPr>
                   <w:rFonts w:ascii="Arial" w:cs="Arial" w:eastAsia="Arial" w:hAnsi="Arial"/>
@@ -4039,7 +4039,7 @@
               <w:spacing w:after="10" w:before="0"/>
               <w:ind w:left="120"/>
             </w:pPr>
-            <w:hyperlink w:history="1" r:id="rIdppqef8rwhypjewex3bkgn">
+            <w:hyperlink w:history="1" r:id="rIdfm9jxl-h_xtgyciivu-p8">
               <w:r>
                 <w:rPr>
                   <w:rFonts w:ascii="Arial" w:cs="Arial" w:eastAsia="Arial" w:hAnsi="Arial"/>
@@ -4101,7 +4101,7 @@
               <w:spacing w:after="10" w:before="0"/>
               <w:ind w:left="120"/>
             </w:pPr>
-            <w:hyperlink w:history="1" r:id="rId1i625trdeexf8ikti4oxt">
+            <w:hyperlink w:history="1" r:id="rIdb5a9flpeahw_5uzjwqx0k">
               <w:r>
                 <w:rPr>
                   <w:rFonts w:ascii="Arial" w:cs="Arial" w:eastAsia="Arial" w:hAnsi="Arial"/>
@@ -4311,7 +4311,7 @@
             <w:pPr>
               <w:spacing w:after="20" w:before="0"/>
             </w:pPr>
-            <w:hyperlink w:history="1" r:id="rId1woffwjerraptlbghseyv">
+            <w:hyperlink w:history="1" r:id="rIdnptxsjk0zuamzeyd6ok5s">
               <w:r>
                 <w:rPr>
                   <w:rFonts w:ascii="Arial" w:cs="Arial" w:eastAsia="Arial" w:hAnsi="Arial"/>
@@ -4360,7 +4360,7 @@
               <w:spacing w:after="10" w:before="0"/>
               <w:ind w:left="120"/>
             </w:pPr>
-            <w:hyperlink w:history="1" r:id="rIdjv4vd2_j7slydtarltof8">
+            <w:hyperlink w:history="1" r:id="rIdsaaa5ruuqvviwokgscege">
               <w:r>
                 <w:rPr>
                   <w:rFonts w:ascii="Arial" w:cs="Arial" w:eastAsia="Arial" w:hAnsi="Arial"/>
@@ -4422,7 +4422,7 @@
               <w:spacing w:after="10" w:before="0"/>
               <w:ind w:left="120"/>
             </w:pPr>
-            <w:hyperlink w:history="1" r:id="rIdti0piuxhedgjmrumxkfx4">
+            <w:hyperlink w:history="1" r:id="rId6ysabnwp0pe3tl0ohiedm">
               <w:r>
                 <w:rPr>
                   <w:rFonts w:ascii="Arial" w:cs="Arial" w:eastAsia="Arial" w:hAnsi="Arial"/>
@@ -4632,7 +4632,7 @@
             <w:pPr>
               <w:spacing w:after="20" w:before="0"/>
             </w:pPr>
-            <w:hyperlink w:history="1" r:id="rIdlmtwx1fq_ffoufzqhzw7c">
+            <w:hyperlink w:history="1" r:id="rIdcml2k1a4uafmlgy6saymg">
               <w:r>
                 <w:rPr>
                   <w:rFonts w:ascii="Arial" w:cs="Arial" w:eastAsia="Arial" w:hAnsi="Arial"/>
@@ -4681,7 +4681,7 @@
               <w:spacing w:after="10" w:before="0"/>
               <w:ind w:left="120"/>
             </w:pPr>
-            <w:hyperlink w:history="1" r:id="rId_c8dd8qzeeknicskpbcg3">
+            <w:hyperlink w:history="1" r:id="rIdz_18yqja_5pvdzckbnsfj">
               <w:r>
                 <w:rPr>
                   <w:rFonts w:ascii="Arial" w:cs="Arial" w:eastAsia="Arial" w:hAnsi="Arial"/>
@@ -4743,7 +4743,7 @@
               <w:spacing w:after="10" w:before="0"/>
               <w:ind w:left="120"/>
             </w:pPr>
-            <w:hyperlink w:history="1" r:id="rIdvkvureuvdlra3b8kiazvx">
+            <w:hyperlink w:history="1" r:id="rIdmtrlapx9x9tepz4ndj8er">
               <w:r>
                 <w:rPr>
                   <w:rFonts w:ascii="Arial" w:cs="Arial" w:eastAsia="Arial" w:hAnsi="Arial"/>
@@ -4953,7 +4953,7 @@
             <w:pPr>
               <w:spacing w:after="20" w:before="0"/>
             </w:pPr>
-            <w:hyperlink w:history="1" r:id="rId3cu7xyd371vdtquj04czg">
+            <w:hyperlink w:history="1" r:id="rIdwnbzdh_giu3uai1zybfea">
               <w:r>
                 <w:rPr>
                   <w:rFonts w:ascii="Arial" w:cs="Arial" w:eastAsia="Arial" w:hAnsi="Arial"/>
@@ -5002,7 +5002,7 @@
               <w:spacing w:after="10" w:before="0"/>
               <w:ind w:left="120"/>
             </w:pPr>
-            <w:hyperlink w:history="1" r:id="rId2xbk4xsaqrd2ltcqpn2cj">
+            <w:hyperlink w:history="1" r:id="rIdgqtqfe1p1d_2nokd9qk3k">
               <w:r>
                 <w:rPr>
                   <w:rFonts w:ascii="Arial" w:cs="Arial" w:eastAsia="Arial" w:hAnsi="Arial"/>
@@ -5064,7 +5064,7 @@
               <w:spacing w:after="10" w:before="0"/>
               <w:ind w:left="120"/>
             </w:pPr>
-            <w:hyperlink w:history="1" r:id="rIdluq8qwgyf0z3-qkukjtrk">
+            <w:hyperlink w:history="1" r:id="rIdotzwcx1mer8kdy6ffinpf">
               <w:r>
                 <w:rPr>
                   <w:rFonts w:ascii="Arial" w:cs="Arial" w:eastAsia="Arial" w:hAnsi="Arial"/>
@@ -5591,7 +5591,7 @@
         </w:rPr>
         <w:t xml:space="preserve">© 2026 SeaVuria and ARES. Aligned with KICD objectives. Developed by SeaVuria; technical implementation by ARES (with AI assistance from Claude). Licensed under </w:t>
       </w:r>
-      <w:hyperlink w:history="1" r:id="rIdj8baearjicpkkejdejhi_">
+      <w:hyperlink w:history="1" r:id="rId9zbkrrrwvvsek_swjlcpk">
         <w:r>
           <w:rPr>
             <w:rFonts w:ascii="Arial" w:cs="Arial" w:eastAsia="Arial" w:hAnsi="Arial"/>
@@ -5612,7 +5612,7 @@
         </w:rPr>
         <w:t xml:space="preserve"> (</w:t>
       </w:r>
-      <w:hyperlink w:history="1" r:id="rIdiokvyrbb873nlj8zui4e5">
+      <w:hyperlink w:history="1" r:id="rId07vcaxbtrqica1-afvj91">
         <w:r>
           <w:rPr>
             <w:rFonts w:ascii="Arial" w:cs="Arial" w:eastAsia="Arial" w:hAnsi="Arial"/>
@@ -6625,7 +6625,7 @@
             <w:pPr>
               <w:spacing w:after="20" w:before="0"/>
             </w:pPr>
-            <w:hyperlink w:history="1" r:id="rIdrrgxpiuhrp7n5p1cxzknd">
+            <w:hyperlink w:history="1" r:id="rIdacmvqxdufre3hinidwrwx">
               <w:r>
                 <w:rPr>
                   <w:rFonts w:ascii="Arial" w:cs="Arial" w:eastAsia="Arial" w:hAnsi="Arial"/>
@@ -6658,7 +6658,7 @@
               <w:spacing w:after="10" w:before="0"/>
               <w:ind w:left="120"/>
             </w:pPr>
-            <w:hyperlink w:history="1" r:id="rIduf5_jz_ut_zo5-57zqvjy">
+            <w:hyperlink w:history="1" r:id="rIdlm5nudvp8gyiszgz3ucjh">
               <w:r>
                 <w:rPr>
                   <w:rFonts w:ascii="Arial" w:cs="Arial" w:eastAsia="Arial" w:hAnsi="Arial"/>
@@ -6703,7 +6703,7 @@
             <w:pPr>
               <w:spacing w:after="20" w:before="0"/>
             </w:pPr>
-            <w:hyperlink w:history="1" r:id="rIdsiyvvovp8sq90brxkdxcx">
+            <w:hyperlink w:history="1" r:id="rIdczetm5enngejpv3uioi3u">
               <w:r>
                 <w:rPr>
                   <w:rFonts w:ascii="Arial" w:cs="Arial" w:eastAsia="Arial" w:hAnsi="Arial"/>
@@ -6736,7 +6736,7 @@
               <w:spacing w:after="10" w:before="0"/>
               <w:ind w:left="120"/>
             </w:pPr>
-            <w:hyperlink w:history="1" r:id="rIdb2-qfwlat45zrlrpfn5b7">
+            <w:hyperlink w:history="1" r:id="rId47fwa21ixnlkp068sipbc">
               <w:r>
                 <w:rPr>
                   <w:rFonts w:ascii="Arial" w:cs="Arial" w:eastAsia="Arial" w:hAnsi="Arial"/>
@@ -6931,7 +6931,7 @@
             <w:pPr>
               <w:spacing w:after="20" w:before="0"/>
             </w:pPr>
-            <w:hyperlink w:history="1" r:id="rIdxremwytv4wiv9qplkw_ra">
+            <w:hyperlink w:history="1" r:id="rIdw9_uxqi1qntrdmlpg2ya8">
               <w:r>
                 <w:rPr>
                   <w:rFonts w:ascii="Arial" w:cs="Arial" w:eastAsia="Arial" w:hAnsi="Arial"/>
@@ -6964,7 +6964,7 @@
               <w:spacing w:after="10" w:before="0"/>
               <w:ind w:left="120"/>
             </w:pPr>
-            <w:hyperlink w:history="1" r:id="rIdwvb3pt1g1q1jlzgcb9l-h">
+            <w:hyperlink w:history="1" r:id="rIdb0dmsea213lizvsi3nwzx">
               <w:r>
                 <w:rPr>
                   <w:rFonts w:ascii="Arial" w:cs="Arial" w:eastAsia="Arial" w:hAnsi="Arial"/>
@@ -7009,7 +7009,7 @@
             <w:pPr>
               <w:spacing w:after="20" w:before="0"/>
             </w:pPr>
-            <w:hyperlink w:history="1" r:id="rIdu7l3p594gg4i3hcekhr3c">
+            <w:hyperlink w:history="1" r:id="rIdtr6vyl_g6c0yrwplcnktq">
               <w:r>
                 <w:rPr>
                   <w:rFonts w:ascii="Arial" w:cs="Arial" w:eastAsia="Arial" w:hAnsi="Arial"/>
@@ -7042,7 +7042,7 @@
               <w:spacing w:after="10" w:before="0"/>
               <w:ind w:left="120"/>
             </w:pPr>
-            <w:hyperlink w:history="1" r:id="rId4zgmmyk41qs8q2eehtxpg">
+            <w:hyperlink w:history="1" r:id="rIdtu2o2x3zc0m1ofj83et_z">
               <w:r>
                 <w:rPr>
                   <w:rFonts w:ascii="Arial" w:cs="Arial" w:eastAsia="Arial" w:hAnsi="Arial"/>
@@ -7237,7 +7237,7 @@
             <w:pPr>
               <w:spacing w:after="20" w:before="0"/>
             </w:pPr>
-            <w:hyperlink w:history="1" r:id="rIdf5ffm0czw-pvqe0yyfjdv">
+            <w:hyperlink w:history="1" r:id="rId08ex9qkmmpwbgjtb7uyjh">
               <w:r>
                 <w:rPr>
                   <w:rFonts w:ascii="Arial" w:cs="Arial" w:eastAsia="Arial" w:hAnsi="Arial"/>
@@ -7270,7 +7270,7 @@
               <w:spacing w:after="10" w:before="0"/>
               <w:ind w:left="120"/>
             </w:pPr>
-            <w:hyperlink w:history="1" r:id="rIdtttqevicbt3stgscwnoen">
+            <w:hyperlink w:history="1" r:id="rIdoiylpmesos_fg9v-t_e8_">
               <w:r>
                 <w:rPr>
                   <w:rFonts w:ascii="Arial" w:cs="Arial" w:eastAsia="Arial" w:hAnsi="Arial"/>
@@ -7315,7 +7315,7 @@
             <w:pPr>
               <w:spacing w:after="20" w:before="0"/>
             </w:pPr>
-            <w:hyperlink w:history="1" r:id="rIdj3yrdyvbpoiwzghhqupcz">
+            <w:hyperlink w:history="1" r:id="rIdivfp6q_dbupd4wiupw7op">
               <w:r>
                 <w:rPr>
                   <w:rFonts w:ascii="Arial" w:cs="Arial" w:eastAsia="Arial" w:hAnsi="Arial"/>
@@ -7348,7 +7348,7 @@
               <w:spacing w:after="10" w:before="0"/>
               <w:ind w:left="120"/>
             </w:pPr>
-            <w:hyperlink w:history="1" r:id="rIdxkes8gp_t2c8h22vw6xta">
+            <w:hyperlink w:history="1" r:id="rIduhf25pucjytkboj900ula">
               <w:r>
                 <w:rPr>
                   <w:rFonts w:ascii="Arial" w:cs="Arial" w:eastAsia="Arial" w:hAnsi="Arial"/>
@@ -7543,7 +7543,7 @@
             <w:pPr>
               <w:spacing w:after="20" w:before="0"/>
             </w:pPr>
-            <w:hyperlink w:history="1" r:id="rIdxqrqy9rj-ttivlkhvhlzp">
+            <w:hyperlink w:history="1" r:id="rIdl7birn8ixk-zujgw9mm2y">
               <w:r>
                 <w:rPr>
                   <w:rFonts w:ascii="Arial" w:cs="Arial" w:eastAsia="Arial" w:hAnsi="Arial"/>
@@ -7576,7 +7576,7 @@
               <w:spacing w:after="10" w:before="0"/>
               <w:ind w:left="120"/>
             </w:pPr>
-            <w:hyperlink w:history="1" r:id="rId-mqjm1qgxnl_slgbikoei">
+            <w:hyperlink w:history="1" r:id="rIdsavyzs3c2i_zc5tw7zngh">
               <w:r>
                 <w:rPr>
                   <w:rFonts w:ascii="Arial" w:cs="Arial" w:eastAsia="Arial" w:hAnsi="Arial"/>
@@ -7621,7 +7621,7 @@
             <w:pPr>
               <w:spacing w:after="20" w:before="0"/>
             </w:pPr>
-            <w:hyperlink w:history="1" r:id="rId2lprudwjyngtq7i1eq6nq">
+            <w:hyperlink w:history="1" r:id="rIdp4yg6dt6bupg-q6vk28dt">
               <w:r>
                 <w:rPr>
                   <w:rFonts w:ascii="Arial" w:cs="Arial" w:eastAsia="Arial" w:hAnsi="Arial"/>
@@ -7654,7 +7654,7 @@
               <w:spacing w:after="10" w:before="0"/>
               <w:ind w:left="120"/>
             </w:pPr>
-            <w:hyperlink w:history="1" r:id="rIdtbvqjtldormkchakovr_d">
+            <w:hyperlink w:history="1" r:id="rId8zvxamxctbiorcto7p8xg">
               <w:r>
                 <w:rPr>
                   <w:rFonts w:ascii="Arial" w:cs="Arial" w:eastAsia="Arial" w:hAnsi="Arial"/>
@@ -7849,7 +7849,7 @@
             <w:pPr>
               <w:spacing w:after="20" w:before="0"/>
             </w:pPr>
-            <w:hyperlink w:history="1" r:id="rIdbbq1kaffazxs08x6ckwaj">
+            <w:hyperlink w:history="1" r:id="rIdbev1bcwjhz3wbunysiqyu">
               <w:r>
                 <w:rPr>
                   <w:rFonts w:ascii="Arial" w:cs="Arial" w:eastAsia="Arial" w:hAnsi="Arial"/>
@@ -7898,7 +7898,7 @@
               <w:spacing w:after="10" w:before="0"/>
               <w:ind w:left="120"/>
             </w:pPr>
-            <w:hyperlink w:history="1" r:id="rIdohhqmqi2zycn40yttwjt0">
+            <w:hyperlink w:history="1" r:id="rIdetynl7xisoibspvn3evd-">
               <w:r>
                 <w:rPr>
                   <w:rFonts w:ascii="Arial" w:cs="Arial" w:eastAsia="Arial" w:hAnsi="Arial"/>
@@ -7943,7 +7943,7 @@
             <w:pPr>
               <w:spacing w:after="20" w:before="0"/>
             </w:pPr>
-            <w:hyperlink w:history="1" r:id="rIdkn5cpu9jktfyy7zjui7al">
+            <w:hyperlink w:history="1" r:id="rIdv8hhsilutyhclmtllumfb">
               <w:r>
                 <w:rPr>
                   <w:rFonts w:ascii="Arial" w:cs="Arial" w:eastAsia="Arial" w:hAnsi="Arial"/>
@@ -7992,7 +7992,7 @@
               <w:spacing w:after="10" w:before="0"/>
               <w:ind w:left="120"/>
             </w:pPr>
-            <w:hyperlink w:history="1" r:id="rIdmdeqjmwhdahbfatpgcvce">
+            <w:hyperlink w:history="1" r:id="rId6zzkxniklo3_1ch_taz5k">
               <w:r>
                 <w:rPr>
                   <w:rFonts w:ascii="Arial" w:cs="Arial" w:eastAsia="Arial" w:hAnsi="Arial"/>
@@ -8504,7 +8504,7 @@
         </w:rPr>
         <w:t xml:space="preserve">© 2026 SeaVuria and ARES. Aligned with KICD objectives. Developed by SeaVuria; technical implementation by ARES (with AI assistance from Claude). Licensed under </w:t>
       </w:r>
-      <w:hyperlink w:history="1" r:id="rIddppnvsescv_crlwlzkeo0">
+      <w:hyperlink w:history="1" r:id="rIdgqwanlq1adb5g4fk1mact">
         <w:r>
           <w:rPr>
             <w:rFonts w:ascii="Arial" w:cs="Arial" w:eastAsia="Arial" w:hAnsi="Arial"/>
@@ -8525,7 +8525,7 @@
         </w:rPr>
         <w:t xml:space="preserve"> (</w:t>
       </w:r>
-      <w:hyperlink w:history="1" r:id="rId1h-ezdibhip_2gfalm04r">
+      <w:hyperlink w:history="1" r:id="rId9rxjzjgflihbbvnasnf_a">
         <w:r>
           <w:rPr>
             <w:rFonts w:ascii="Arial" w:cs="Arial" w:eastAsia="Arial" w:hAnsi="Arial"/>
@@ -9538,7 +9538,7 @@
             <w:pPr>
               <w:spacing w:after="20" w:before="0"/>
             </w:pPr>
-            <w:hyperlink w:history="1" r:id="rIdmxflegreihjeywfjsradc">
+            <w:hyperlink w:history="1" r:id="rIduute9pn-opyrhspdu7bja">
               <w:r>
                 <w:rPr>
                   <w:rFonts w:ascii="Arial" w:cs="Arial" w:eastAsia="Arial" w:hAnsi="Arial"/>
@@ -9571,7 +9571,7 @@
               <w:spacing w:after="10" w:before="0"/>
               <w:ind w:left="120"/>
             </w:pPr>
-            <w:hyperlink w:history="1" r:id="rIdpwzk-htasw2iydwszw4mr">
+            <w:hyperlink w:history="1" r:id="rIdprdi3rd_qgmvnwtmmbanh">
               <w:r>
                 <w:rPr>
                   <w:rFonts w:ascii="Arial" w:cs="Arial" w:eastAsia="Arial" w:hAnsi="Arial"/>
@@ -9616,7 +9616,7 @@
             <w:pPr>
               <w:spacing w:after="20" w:before="0"/>
             </w:pPr>
-            <w:hyperlink w:history="1" r:id="rId7sblsogekvh4lnbsqdtj8">
+            <w:hyperlink w:history="1" r:id="rIdj7cl65vxuye6rnukpompy">
               <w:r>
                 <w:rPr>
                   <w:rFonts w:ascii="Arial" w:cs="Arial" w:eastAsia="Arial" w:hAnsi="Arial"/>
@@ -9649,7 +9649,7 @@
               <w:spacing w:after="10" w:before="0"/>
               <w:ind w:left="120"/>
             </w:pPr>
-            <w:hyperlink w:history="1" r:id="rIdbmkofcviuizqxyfwolxil">
+            <w:hyperlink w:history="1" r:id="rId76vdop3ng1ofmx0ngnv8x">
               <w:r>
                 <w:rPr>
                   <w:rFonts w:ascii="Arial" w:cs="Arial" w:eastAsia="Arial" w:hAnsi="Arial"/>
@@ -9844,7 +9844,7 @@
             <w:pPr>
               <w:spacing w:after="20" w:before="0"/>
             </w:pPr>
-            <w:hyperlink w:history="1" r:id="rIdhop7trz4sgvatbzppuiob">
+            <w:hyperlink w:history="1" r:id="rIdk6uavy8gccoeukxln7c5z">
               <w:r>
                 <w:rPr>
                   <w:rFonts w:ascii="Arial" w:cs="Arial" w:eastAsia="Arial" w:hAnsi="Arial"/>
@@ -9877,7 +9877,7 @@
               <w:spacing w:after="10" w:before="0"/>
               <w:ind w:left="120"/>
             </w:pPr>
-            <w:hyperlink w:history="1" r:id="rIdprlvjnbqxn-dkjxczgsb7">
+            <w:hyperlink w:history="1" r:id="rIdx7wlg3s5xiyyrmhzl-fto">
               <w:r>
                 <w:rPr>
                   <w:rFonts w:ascii="Arial" w:cs="Arial" w:eastAsia="Arial" w:hAnsi="Arial"/>
@@ -9922,7 +9922,7 @@
             <w:pPr>
               <w:spacing w:after="20" w:before="0"/>
             </w:pPr>
-            <w:hyperlink w:history="1" r:id="rIdzhss2aiza1nkq6daalwgo">
+            <w:hyperlink w:history="1" r:id="rIdp6bl3074aqfwln7by4qbv">
               <w:r>
                 <w:rPr>
                   <w:rFonts w:ascii="Arial" w:cs="Arial" w:eastAsia="Arial" w:hAnsi="Arial"/>
@@ -9955,7 +9955,7 @@
               <w:spacing w:after="10" w:before="0"/>
               <w:ind w:left="120"/>
             </w:pPr>
-            <w:hyperlink w:history="1" r:id="rId93_88f3-sxfdvis1yiutx">
+            <w:hyperlink w:history="1" r:id="rIdfymesckv8znsjkjzhqw1o">
               <w:r>
                 <w:rPr>
                   <w:rFonts w:ascii="Arial" w:cs="Arial" w:eastAsia="Arial" w:hAnsi="Arial"/>
@@ -10150,7 +10150,7 @@
             <w:pPr>
               <w:spacing w:after="20" w:before="0"/>
             </w:pPr>
-            <w:hyperlink w:history="1" r:id="rIdjvoy1tva0fbgv6miicudd">
+            <w:hyperlink w:history="1" r:id="rIdqxjy8xpg0kx1fbae3khzh">
               <w:r>
                 <w:rPr>
                   <w:rFonts w:ascii="Arial" w:cs="Arial" w:eastAsia="Arial" w:hAnsi="Arial"/>
@@ -10183,7 +10183,7 @@
               <w:spacing w:after="10" w:before="0"/>
               <w:ind w:left="120"/>
             </w:pPr>
-            <w:hyperlink w:history="1" r:id="rIdfomnbfkkhqwlgp_biytfx">
+            <w:hyperlink w:history="1" r:id="rId1xz3_n_rem3qay-rjox8k">
               <w:r>
                 <w:rPr>
                   <w:rFonts w:ascii="Arial" w:cs="Arial" w:eastAsia="Arial" w:hAnsi="Arial"/>
@@ -10228,7 +10228,7 @@
             <w:pPr>
               <w:spacing w:after="20" w:before="0"/>
             </w:pPr>
-            <w:hyperlink w:history="1" r:id="rIdrridw9dbamrwnuo5ipibv">
+            <w:hyperlink w:history="1" r:id="rIdolwlca60lydxlx_z3mczq">
               <w:r>
                 <w:rPr>
                   <w:rFonts w:ascii="Arial" w:cs="Arial" w:eastAsia="Arial" w:hAnsi="Arial"/>
@@ -10261,7 +10261,7 @@
               <w:spacing w:after="10" w:before="0"/>
               <w:ind w:left="120"/>
             </w:pPr>
-            <w:hyperlink w:history="1" r:id="rIdj3mab-maofvvb4u0hiyh7">
+            <w:hyperlink w:history="1" r:id="rId3702yyzwlgv4baxrwmklh">
               <w:r>
                 <w:rPr>
                   <w:rFonts w:ascii="Arial" w:cs="Arial" w:eastAsia="Arial" w:hAnsi="Arial"/>
@@ -10456,7 +10456,7 @@
             <w:pPr>
               <w:spacing w:after="20" w:before="0"/>
             </w:pPr>
-            <w:hyperlink w:history="1" r:id="rIdne0hzlhm3rvzxbg52gmkc">
+            <w:hyperlink w:history="1" r:id="rIdfucrqg7tv17jyok9rr6xo">
               <w:r>
                 <w:rPr>
                   <w:rFonts w:ascii="Arial" w:cs="Arial" w:eastAsia="Arial" w:hAnsi="Arial"/>
@@ -10489,7 +10489,7 @@
               <w:spacing w:after="10" w:before="0"/>
               <w:ind w:left="120"/>
             </w:pPr>
-            <w:hyperlink w:history="1" r:id="rId8elmxue6rfndhjjbvfy4b">
+            <w:hyperlink w:history="1" r:id="rIdhfyzp3drlq7annwmrapqr">
               <w:r>
                 <w:rPr>
                   <w:rFonts w:ascii="Arial" w:cs="Arial" w:eastAsia="Arial" w:hAnsi="Arial"/>
@@ -10534,7 +10534,7 @@
             <w:pPr>
               <w:spacing w:after="20" w:before="0"/>
             </w:pPr>
-            <w:hyperlink w:history="1" r:id="rIdtfz1n8hljlacva2dvkuzw">
+            <w:hyperlink w:history="1" r:id="rIddzielzusxzaph5tsjwlyx">
               <w:r>
                 <w:rPr>
                   <w:rFonts w:ascii="Arial" w:cs="Arial" w:eastAsia="Arial" w:hAnsi="Arial"/>
@@ -10567,7 +10567,7 @@
               <w:spacing w:after="10" w:before="0"/>
               <w:ind w:left="120"/>
             </w:pPr>
-            <w:hyperlink w:history="1" r:id="rIdorogzz1eybgjrappjpt_n">
+            <w:hyperlink w:history="1" r:id="rId4ilbvgea_quqqkn_ypobg">
               <w:r>
                 <w:rPr>
                   <w:rFonts w:ascii="Arial" w:cs="Arial" w:eastAsia="Arial" w:hAnsi="Arial"/>
@@ -10762,7 +10762,7 @@
             <w:pPr>
               <w:spacing w:after="20" w:before="0"/>
             </w:pPr>
-            <w:hyperlink w:history="1" r:id="rId6gt0m-j-ijwu4jltg5zui">
+            <w:hyperlink w:history="1" r:id="rIdd9c_-m8rmhg4v-awx0ejs">
               <w:r>
                 <w:rPr>
                   <w:rFonts w:ascii="Arial" w:cs="Arial" w:eastAsia="Arial" w:hAnsi="Arial"/>
@@ -10811,7 +10811,7 @@
               <w:spacing w:after="10" w:before="0"/>
               <w:ind w:left="120"/>
             </w:pPr>
-            <w:hyperlink w:history="1" r:id="rIdymf9upudmnnys62hmxfhx">
+            <w:hyperlink w:history="1" r:id="rIdtrpqqnfewrcbcilsv7xlo">
               <w:r>
                 <w:rPr>
                   <w:rFonts w:ascii="Arial" w:cs="Arial" w:eastAsia="Arial" w:hAnsi="Arial"/>
@@ -10856,7 +10856,7 @@
             <w:pPr>
               <w:spacing w:after="20" w:before="0"/>
             </w:pPr>
-            <w:hyperlink w:history="1" r:id="rIdm0xhotpbunkravoipfevw">
+            <w:hyperlink w:history="1" r:id="rIdg2sgvbtbdroza9iqgynr_">
               <w:r>
                 <w:rPr>
                   <w:rFonts w:ascii="Arial" w:cs="Arial" w:eastAsia="Arial" w:hAnsi="Arial"/>
@@ -10889,7 +10889,7 @@
               <w:spacing w:after="10" w:before="0"/>
               <w:ind w:left="120"/>
             </w:pPr>
-            <w:hyperlink w:history="1" r:id="rIdcrojheq_0pl4gmjzxhxpw">
+            <w:hyperlink w:history="1" r:id="rIdzs8k3syopkjd-xl1wwqjj">
               <w:r>
                 <w:rPr>
                   <w:rFonts w:ascii="Arial" w:cs="Arial" w:eastAsia="Arial" w:hAnsi="Arial"/>
@@ -11401,7 +11401,7 @@
         </w:rPr>
         <w:t xml:space="preserve">© 2026 SeaVuria and ARES. Aligned with KICD objectives. Developed by SeaVuria; technical implementation by ARES (with AI assistance from Claude). Licensed under </w:t>
       </w:r>
-      <w:hyperlink w:history="1" r:id="rIdqxx5sr38hoxt52jz2vyd9">
+      <w:hyperlink w:history="1" r:id="rIdsweerftokp128rncrz9ar">
         <w:r>
           <w:rPr>
             <w:rFonts w:ascii="Arial" w:cs="Arial" w:eastAsia="Arial" w:hAnsi="Arial"/>
@@ -11422,7 +11422,7 @@
         </w:rPr>
         <w:t xml:space="preserve"> (</w:t>
       </w:r>
-      <w:hyperlink w:history="1" r:id="rIdjq-ab_xxal3o-kuxveyhg">
+      <w:hyperlink w:history="1" r:id="rIdbsqalpzcqujzkbxuydikr">
         <w:r>
           <w:rPr>
             <w:rFonts w:ascii="Arial" w:cs="Arial" w:eastAsia="Arial" w:hAnsi="Arial"/>
@@ -12435,7 +12435,7 @@
             <w:pPr>
               <w:spacing w:after="20" w:before="0"/>
             </w:pPr>
-            <w:hyperlink w:history="1" r:id="rIdeptc6jyzy2cwvateb9tde">
+            <w:hyperlink w:history="1" r:id="rIdusvtqjxtppgm0ruczfx26">
               <w:r>
                 <w:rPr>
                   <w:rFonts w:ascii="Arial" w:cs="Arial" w:eastAsia="Arial" w:hAnsi="Arial"/>
@@ -12484,7 +12484,7 @@
               <w:spacing w:after="10" w:before="0"/>
               <w:ind w:left="120"/>
             </w:pPr>
-            <w:hyperlink w:history="1" r:id="rIdk3yiejg5i6hbhzfmsfeao">
+            <w:hyperlink w:history="1" r:id="rIdahsp6m-g5ea3gnylvk42j">
               <w:r>
                 <w:rPr>
                   <w:rFonts w:ascii="Arial" w:cs="Arial" w:eastAsia="Arial" w:hAnsi="Arial"/>
@@ -12529,7 +12529,7 @@
             <w:pPr>
               <w:spacing w:after="20" w:before="0"/>
             </w:pPr>
-            <w:hyperlink w:history="1" r:id="rIdm3ky_xeppbydqvnm05c0e">
+            <w:hyperlink w:history="1" r:id="rId4b0cnulscmz7w8rdhu7kd">
               <w:r>
                 <w:rPr>
                   <w:rFonts w:ascii="Arial" w:cs="Arial" w:eastAsia="Arial" w:hAnsi="Arial"/>
@@ -12562,7 +12562,7 @@
               <w:spacing w:after="10" w:before="0"/>
               <w:ind w:left="120"/>
             </w:pPr>
-            <w:hyperlink w:history="1" r:id="rIdxqxinwu1-mbde5fyxsyxu">
+            <w:hyperlink w:history="1" r:id="rIdz7vfqaxngde3xycvvk7y_">
               <w:r>
                 <w:rPr>
                   <w:rFonts w:ascii="Arial" w:cs="Arial" w:eastAsia="Arial" w:hAnsi="Arial"/>
@@ -12909,7 +12909,7 @@
             <w:pPr>
               <w:spacing w:after="20" w:before="0"/>
             </w:pPr>
-            <w:hyperlink w:history="1" r:id="rIdidfyccgl_d53cwzfnltbs">
+            <w:hyperlink w:history="1" r:id="rIdjcz5a_ojmjtww85faqziw">
               <w:r>
                 <w:rPr>
                   <w:rFonts w:ascii="Arial" w:cs="Arial" w:eastAsia="Arial" w:hAnsi="Arial"/>
@@ -12958,7 +12958,7 @@
               <w:spacing w:after="10" w:before="0"/>
               <w:ind w:left="120"/>
             </w:pPr>
-            <w:hyperlink w:history="1" r:id="rId19gnzmxulwrmp_xkzxpg9">
+            <w:hyperlink w:history="1" r:id="rIdiwhxtodrwkphv1ia9dsxg">
               <w:r>
                 <w:rPr>
                   <w:rFonts w:ascii="Arial" w:cs="Arial" w:eastAsia="Arial" w:hAnsi="Arial"/>
@@ -13003,7 +13003,7 @@
             <w:pPr>
               <w:spacing w:after="20" w:before="0"/>
             </w:pPr>
-            <w:hyperlink w:history="1" r:id="rIdthb0wz0ynwviyynd1h9v4">
+            <w:hyperlink w:history="1" r:id="rIdccmatflaq1if1gje6uysj">
               <w:r>
                 <w:rPr>
                   <w:rFonts w:ascii="Arial" w:cs="Arial" w:eastAsia="Arial" w:hAnsi="Arial"/>
@@ -13036,7 +13036,7 @@
               <w:spacing w:after="10" w:before="0"/>
               <w:ind w:left="120"/>
             </w:pPr>
-            <w:hyperlink w:history="1" r:id="rIddj9-ioaswuvn13u3nbc6l">
+            <w:hyperlink w:history="1" r:id="rId90byyyd5wtlwkyzlmb9vm">
               <w:r>
                 <w:rPr>
                   <w:rFonts w:ascii="Arial" w:cs="Arial" w:eastAsia="Arial" w:hAnsi="Arial"/>
@@ -13497,7 +13497,7 @@
             <w:pPr>
               <w:spacing w:after="20" w:before="0"/>
             </w:pPr>
-            <w:hyperlink w:history="1" r:id="rIdgrv32mydy9gcwnj05ezvd">
+            <w:hyperlink w:history="1" r:id="rId07lq6uklheh6w6oq-wvuf">
               <w:r>
                 <w:rPr>
                   <w:rFonts w:ascii="Arial" w:cs="Arial" w:eastAsia="Arial" w:hAnsi="Arial"/>
@@ -13546,7 +13546,7 @@
               <w:spacing w:after="10" w:before="0"/>
               <w:ind w:left="120"/>
             </w:pPr>
-            <w:hyperlink w:history="1" r:id="rIdkcjlh1qxjo8sx5qzexztd">
+            <w:hyperlink w:history="1" r:id="rIdpemec6f1gjq2ucxgcz5uw">
               <w:r>
                 <w:rPr>
                   <w:rFonts w:ascii="Arial" w:cs="Arial" w:eastAsia="Arial" w:hAnsi="Arial"/>
@@ -13591,7 +13591,7 @@
             <w:pPr>
               <w:spacing w:after="20" w:before="0"/>
             </w:pPr>
-            <w:hyperlink w:history="1" r:id="rId1tno0cdcietmbsfudxhac">
+            <w:hyperlink w:history="1" r:id="rId3t5o7bq3khpq69hr_kxoo">
               <w:r>
                 <w:rPr>
                   <w:rFonts w:ascii="Arial" w:cs="Arial" w:eastAsia="Arial" w:hAnsi="Arial"/>
@@ -13640,7 +13640,7 @@
               <w:spacing w:after="10" w:before="0"/>
               <w:ind w:left="120"/>
             </w:pPr>
-            <w:hyperlink w:history="1" r:id="rIdi-f67gitjxwm5qvhx35qx">
+            <w:hyperlink w:history="1" r:id="rIdkl5bzkidrujdqnwxu5tdh">
               <w:r>
                 <w:rPr>
                   <w:rFonts w:ascii="Arial" w:cs="Arial" w:eastAsia="Arial" w:hAnsi="Arial"/>
@@ -13911,7 +13911,7 @@
             <w:pPr>
               <w:spacing w:after="20" w:before="0"/>
             </w:pPr>
-            <w:hyperlink w:history="1" r:id="rId7n92_so52isahyiwvyduq">
+            <w:hyperlink w:history="1" r:id="rId9szww-k2ebktof1vnaulp">
               <w:r>
                 <w:rPr>
                   <w:rFonts w:ascii="Arial" w:cs="Arial" w:eastAsia="Arial" w:hAnsi="Arial"/>
@@ -13960,7 +13960,7 @@
               <w:spacing w:after="10" w:before="0"/>
               <w:ind w:left="120"/>
             </w:pPr>
-            <w:hyperlink w:history="1" r:id="rIdua_j4kcakm5ifregxkyc9">
+            <w:hyperlink w:history="1" r:id="rIdhwwaksbwdtfcxlvqfg1wx">
               <w:r>
                 <w:rPr>
                   <w:rFonts w:ascii="Arial" w:cs="Arial" w:eastAsia="Arial" w:hAnsi="Arial"/>
@@ -14005,7 +14005,7 @@
             <w:pPr>
               <w:spacing w:after="20" w:before="0"/>
             </w:pPr>
-            <w:hyperlink w:history="1" r:id="rIdzjovnx47vls1sgwzso4nv">
+            <w:hyperlink w:history="1" r:id="rIdk3rc59tfuopfhtskyew9c">
               <w:r>
                 <w:rPr>
                   <w:rFonts w:ascii="Arial" w:cs="Arial" w:eastAsia="Arial" w:hAnsi="Arial"/>
@@ -14054,7 +14054,7 @@
               <w:spacing w:after="10" w:before="0"/>
               <w:ind w:left="120"/>
             </w:pPr>
-            <w:hyperlink w:history="1" r:id="rIduwo4bb2wvzos4iuajacpk">
+            <w:hyperlink w:history="1" r:id="rIdzordwoiysaz_sspt1bfvq">
               <w:r>
                 <w:rPr>
                   <w:rFonts w:ascii="Arial" w:cs="Arial" w:eastAsia="Arial" w:hAnsi="Arial"/>
@@ -14325,7 +14325,7 @@
             <w:pPr>
               <w:spacing w:after="20" w:before="0"/>
             </w:pPr>
-            <w:hyperlink w:history="1" r:id="rIde5ev6rsl4jph0vajwwrew">
+            <w:hyperlink w:history="1" r:id="rId1itwznqs1qdwi2ciu_gin">
               <w:r>
                 <w:rPr>
                   <w:rFonts w:ascii="Arial" w:cs="Arial" w:eastAsia="Arial" w:hAnsi="Arial"/>
@@ -14374,7 +14374,7 @@
               <w:spacing w:after="10" w:before="0"/>
               <w:ind w:left="120"/>
             </w:pPr>
-            <w:hyperlink w:history="1" r:id="rIdoa535dzhpzte82l7ewcv2">
+            <w:hyperlink w:history="1" r:id="rIdbexmuyq0iqkmighxf6ssf">
               <w:r>
                 <w:rPr>
                   <w:rFonts w:ascii="Arial" w:cs="Arial" w:eastAsia="Arial" w:hAnsi="Arial"/>
@@ -14419,7 +14419,7 @@
             <w:pPr>
               <w:spacing w:after="20" w:before="0"/>
             </w:pPr>
-            <w:hyperlink w:history="1" r:id="rIdoghvochqccq971yqr-dwh">
+            <w:hyperlink w:history="1" r:id="rIdz5odonfsobf_-l8ruxvde">
               <w:r>
                 <w:rPr>
                   <w:rFonts w:ascii="Arial" w:cs="Arial" w:eastAsia="Arial" w:hAnsi="Arial"/>
@@ -14468,7 +14468,7 @@
               <w:spacing w:after="10" w:before="0"/>
               <w:ind w:left="120"/>
             </w:pPr>
-            <w:hyperlink w:history="1" r:id="rIdowd9vworzfwsg9djvzk3z">
+            <w:hyperlink w:history="1" r:id="rId16h0ysz1dghwdptagzwqs">
               <w:r>
                 <w:rPr>
                   <w:rFonts w:ascii="Arial" w:cs="Arial" w:eastAsia="Arial" w:hAnsi="Arial"/>
@@ -15284,7 +15284,7 @@
         </w:rPr>
         <w:t xml:space="preserve">© 2026 SeaVuria and ARES. Aligned with KICD objectives. Developed by SeaVuria; technical implementation by ARES (with AI assistance from Claude). Licensed under </w:t>
       </w:r>
-      <w:hyperlink w:history="1" r:id="rIdklnenimygs0i_cghfbvee">
+      <w:hyperlink w:history="1" r:id="rId1qmn-qqmueriiwo9lmfdf">
         <w:r>
           <w:rPr>
             <w:rFonts w:ascii="Arial" w:cs="Arial" w:eastAsia="Arial" w:hAnsi="Arial"/>
@@ -15305,7 +15305,7 @@
         </w:rPr>
         <w:t xml:space="preserve"> (</w:t>
       </w:r>
-      <w:hyperlink w:history="1" r:id="rIdfyajmzjzk1qaxh6mpbh8y">
+      <w:hyperlink w:history="1" r:id="rIdbegtlq1fjmui5kofznkse">
         <w:r>
           <w:rPr>
             <w:rFonts w:ascii="Arial" w:cs="Arial" w:eastAsia="Arial" w:hAnsi="Arial"/>
@@ -16318,7 +16318,7 @@
             <w:pPr>
               <w:spacing w:after="20" w:before="0"/>
             </w:pPr>
-            <w:hyperlink w:history="1" r:id="rIdhsfrmynjhzhhacijoq7kh">
+            <w:hyperlink w:history="1" r:id="rId2p-vwl8a3k3or6dnxrf9k">
               <w:r>
                 <w:rPr>
                   <w:rFonts w:ascii="Arial" w:cs="Arial" w:eastAsia="Arial" w:hAnsi="Arial"/>
@@ -16351,7 +16351,7 @@
               <w:spacing w:after="10" w:before="0"/>
               <w:ind w:left="120"/>
             </w:pPr>
-            <w:hyperlink w:history="1" r:id="rIdh77dgl6f9qikgef1ofvyy">
+            <w:hyperlink w:history="1" r:id="rIdk8u4n1h-rjxn5x9y6enso">
               <w:r>
                 <w:rPr>
                   <w:rFonts w:ascii="Arial" w:cs="Arial" w:eastAsia="Arial" w:hAnsi="Arial"/>
@@ -16396,7 +16396,7 @@
             <w:pPr>
               <w:spacing w:after="20" w:before="0"/>
             </w:pPr>
-            <w:hyperlink w:history="1" r:id="rId_6qvxszhkc_zg9xzymhhs">
+            <w:hyperlink w:history="1" r:id="rIdzgc3awpquokueymyopmtk">
               <w:r>
                 <w:rPr>
                   <w:rFonts w:ascii="Arial" w:cs="Arial" w:eastAsia="Arial" w:hAnsi="Arial"/>
@@ -16429,7 +16429,7 @@
               <w:spacing w:after="10" w:before="0"/>
               <w:ind w:left="120"/>
             </w:pPr>
-            <w:hyperlink w:history="1" r:id="rIdj0dx2dsjn2c2d7ekvgxdg">
+            <w:hyperlink w:history="1" r:id="rId4trmhqtk9zegvfchoz9_3">
               <w:r>
                 <w:rPr>
                   <w:rFonts w:ascii="Arial" w:cs="Arial" w:eastAsia="Arial" w:hAnsi="Arial"/>
@@ -16624,7 +16624,7 @@
             <w:pPr>
               <w:spacing w:after="20" w:before="0"/>
             </w:pPr>
-            <w:hyperlink w:history="1" r:id="rIdtbp6-3ew_rzxl8_mt-gbn">
+            <w:hyperlink w:history="1" r:id="rIdnf3ry38wpsj3plmcae49f">
               <w:r>
                 <w:rPr>
                   <w:rFonts w:ascii="Arial" w:cs="Arial" w:eastAsia="Arial" w:hAnsi="Arial"/>
@@ -16657,7 +16657,7 @@
               <w:spacing w:after="10" w:before="0"/>
               <w:ind w:left="120"/>
             </w:pPr>
-            <w:hyperlink w:history="1" r:id="rIdq8-hy-c6uxozyqwuxyqiv">
+            <w:hyperlink w:history="1" r:id="rIdjnocqd-uvd3op0mtgqeak">
               <w:r>
                 <w:rPr>
                   <w:rFonts w:ascii="Arial" w:cs="Arial" w:eastAsia="Arial" w:hAnsi="Arial"/>
@@ -16702,7 +16702,7 @@
             <w:pPr>
               <w:spacing w:after="20" w:before="0"/>
             </w:pPr>
-            <w:hyperlink w:history="1" r:id="rIdculhexk0hjo7w2bgt1kqi">
+            <w:hyperlink w:history="1" r:id="rId1zubkmnu462du7bzgxafu">
               <w:r>
                 <w:rPr>
                   <w:rFonts w:ascii="Arial" w:cs="Arial" w:eastAsia="Arial" w:hAnsi="Arial"/>
@@ -16735,7 +16735,7 @@
               <w:spacing w:after="10" w:before="0"/>
               <w:ind w:left="120"/>
             </w:pPr>
-            <w:hyperlink w:history="1" r:id="rId31mamvood9qybb8h2sm5p">
+            <w:hyperlink w:history="1" r:id="rId95kq_mxgihkruwg0nb1pz">
               <w:r>
                 <w:rPr>
                   <w:rFonts w:ascii="Arial" w:cs="Arial" w:eastAsia="Arial" w:hAnsi="Arial"/>
@@ -16930,7 +16930,7 @@
             <w:pPr>
               <w:spacing w:after="20" w:before="0"/>
             </w:pPr>
-            <w:hyperlink w:history="1" r:id="rId0tzn8_a4bqq82bt4mrs6t">
+            <w:hyperlink w:history="1" r:id="rIdkigjzbt4ic82zx9ndnwpd">
               <w:r>
                 <w:rPr>
                   <w:rFonts w:ascii="Arial" w:cs="Arial" w:eastAsia="Arial" w:hAnsi="Arial"/>
@@ -16979,7 +16979,7 @@
               <w:spacing w:after="10" w:before="0"/>
               <w:ind w:left="120"/>
             </w:pPr>
-            <w:hyperlink w:history="1" r:id="rIdeksda1pi8qzgkat41k3wb">
+            <w:hyperlink w:history="1" r:id="rIdctz8c0gldconfwqabuzpd">
               <w:r>
                 <w:rPr>
                   <w:rFonts w:ascii="Arial" w:cs="Arial" w:eastAsia="Arial" w:hAnsi="Arial"/>
@@ -17024,7 +17024,7 @@
             <w:pPr>
               <w:spacing w:after="20" w:before="0"/>
             </w:pPr>
-            <w:hyperlink w:history="1" r:id="rIdfkmaaqtp_8iusxlys4v7p">
+            <w:hyperlink w:history="1" r:id="rId_7wqusbs4fcg4gyt0kult">
               <w:r>
                 <w:rPr>
                   <w:rFonts w:ascii="Arial" w:cs="Arial" w:eastAsia="Arial" w:hAnsi="Arial"/>
@@ -17057,7 +17057,7 @@
               <w:spacing w:after="10" w:before="0"/>
               <w:ind w:left="120"/>
             </w:pPr>
-            <w:hyperlink w:history="1" r:id="rIdkees5rvf1xzl5x6xao66g">
+            <w:hyperlink w:history="1" r:id="rIdtkhrxwtmmwug-92vjdyuf">
               <w:r>
                 <w:rPr>
                   <w:rFonts w:ascii="Arial" w:cs="Arial" w:eastAsia="Arial" w:hAnsi="Arial"/>
@@ -17252,7 +17252,7 @@
             <w:pPr>
               <w:spacing w:after="20" w:before="0"/>
             </w:pPr>
-            <w:hyperlink w:history="1" r:id="rIdofbemiubv1ziabxj7gtuj">
+            <w:hyperlink w:history="1" r:id="rIdpktspg-bt7eknkpz66eos">
               <w:r>
                 <w:rPr>
                   <w:rFonts w:ascii="Arial" w:cs="Arial" w:eastAsia="Arial" w:hAnsi="Arial"/>
@@ -17301,7 +17301,7 @@
               <w:spacing w:after="10" w:before="0"/>
               <w:ind w:left="120"/>
             </w:pPr>
-            <w:hyperlink w:history="1" r:id="rIdkwiyhnggqwyswohshhvrg">
+            <w:hyperlink w:history="1" r:id="rIdxufkwbml29ebriymvkfnd">
               <w:r>
                 <w:rPr>
                   <w:rFonts w:ascii="Arial" w:cs="Arial" w:eastAsia="Arial" w:hAnsi="Arial"/>
@@ -17346,7 +17346,7 @@
             <w:pPr>
               <w:spacing w:after="20" w:before="0"/>
             </w:pPr>
-            <w:hyperlink w:history="1" r:id="rIda2gml0lf3cvi8djvvcz8s">
+            <w:hyperlink w:history="1" r:id="rIdmw4mj24ozwrxyjzdm_pqi">
               <w:r>
                 <w:rPr>
                   <w:rFonts w:ascii="Arial" w:cs="Arial" w:eastAsia="Arial" w:hAnsi="Arial"/>
@@ -17379,7 +17379,7 @@
               <w:spacing w:after="10" w:before="0"/>
               <w:ind w:left="120"/>
             </w:pPr>
-            <w:hyperlink w:history="1" r:id="rId2df0urkxawao9gt_r2rmq">
+            <w:hyperlink w:history="1" r:id="rIdgkavvppvfsf_r1n7cjhcn">
               <w:r>
                 <w:rPr>
                   <w:rFonts w:ascii="Arial" w:cs="Arial" w:eastAsia="Arial" w:hAnsi="Arial"/>
@@ -17574,7 +17574,7 @@
             <w:pPr>
               <w:spacing w:after="20" w:before="0"/>
             </w:pPr>
-            <w:hyperlink w:history="1" r:id="rIdcgr3tpz6ik9zwfqbd4vsp">
+            <w:hyperlink w:history="1" r:id="rIdur-htw94e1nezdgtxegs5">
               <w:r>
                 <w:rPr>
                   <w:rFonts w:ascii="Arial" w:cs="Arial" w:eastAsia="Arial" w:hAnsi="Arial"/>
@@ -17623,7 +17623,7 @@
               <w:spacing w:after="10" w:before="0"/>
               <w:ind w:left="120"/>
             </w:pPr>
-            <w:hyperlink w:history="1" r:id="rIdscjsxot3ecwllfnze7taz">
+            <w:hyperlink w:history="1" r:id="rIdnvcov85qkswr2qkfwemls">
               <w:r>
                 <w:rPr>
                   <w:rFonts w:ascii="Arial" w:cs="Arial" w:eastAsia="Arial" w:hAnsi="Arial"/>
@@ -17668,7 +17668,7 @@
             <w:pPr>
               <w:spacing w:after="20" w:before="0"/>
             </w:pPr>
-            <w:hyperlink w:history="1" r:id="rIdug1qcexvuog9zzcafko7y">
+            <w:hyperlink w:history="1" r:id="rId9r77xmrtxhfzhyfhuz3sr">
               <w:r>
                 <w:rPr>
                   <w:rFonts w:ascii="Arial" w:cs="Arial" w:eastAsia="Arial" w:hAnsi="Arial"/>
@@ -17717,7 +17717,7 @@
               <w:spacing w:after="10" w:before="0"/>
               <w:ind w:left="120"/>
             </w:pPr>
-            <w:hyperlink w:history="1" r:id="rIdxaw9abgsxg41jif6jvbhs">
+            <w:hyperlink w:history="1" r:id="rIdeoitxlnihyfmspwv_vajh">
               <w:r>
                 <w:rPr>
                   <w:rFonts w:ascii="Arial" w:cs="Arial" w:eastAsia="Arial" w:hAnsi="Arial"/>
@@ -18229,7 +18229,7 @@
         </w:rPr>
         <w:t xml:space="preserve">© 2026 SeaVuria and ARES. Aligned with KICD objectives. Developed by SeaVuria; technical implementation by ARES (with AI assistance from Claude). Licensed under </w:t>
       </w:r>
-      <w:hyperlink w:history="1" r:id="rIdna4juzygm47zv0dott4bl">
+      <w:hyperlink w:history="1" r:id="rIdevmygmsjp4ew98u3ben0-">
         <w:r>
           <w:rPr>
             <w:rFonts w:ascii="Arial" w:cs="Arial" w:eastAsia="Arial" w:hAnsi="Arial"/>
@@ -18250,7 +18250,7 @@
         </w:rPr>
         <w:t xml:space="preserve"> (</w:t>
       </w:r>
-      <w:hyperlink w:history="1" r:id="rId1zxi-qhbawm7kc1zfng5v">
+      <w:hyperlink w:history="1" r:id="rIdw-l3fkpwtz4jhwn3qj3zo">
         <w:r>
           <w:rPr>
             <w:rFonts w:ascii="Arial" w:cs="Arial" w:eastAsia="Arial" w:hAnsi="Arial"/>
@@ -19263,7 +19263,7 @@
             <w:pPr>
               <w:spacing w:after="20" w:before="0"/>
             </w:pPr>
-            <w:hyperlink w:history="1" r:id="rIdpae-d63ntx-fwm-ppvv3i">
+            <w:hyperlink w:history="1" r:id="rIda1fqc7prwz5xchs6bdec1">
               <w:r>
                 <w:rPr>
                   <w:rFonts w:ascii="Arial" w:cs="Arial" w:eastAsia="Arial" w:hAnsi="Arial"/>
@@ -19296,7 +19296,7 @@
               <w:spacing w:after="10" w:before="0"/>
               <w:ind w:left="120"/>
             </w:pPr>
-            <w:hyperlink w:history="1" r:id="rIdkrolkrrlxbpf_7bkyqbij">
+            <w:hyperlink w:history="1" r:id="rIdjgcgynmpo62spv85xiv2c">
               <w:r>
                 <w:rPr>
                   <w:rFonts w:ascii="Arial" w:cs="Arial" w:eastAsia="Arial" w:hAnsi="Arial"/>
@@ -19341,7 +19341,7 @@
             <w:pPr>
               <w:spacing w:after="20" w:before="0"/>
             </w:pPr>
-            <w:hyperlink w:history="1" r:id="rIdo-fua1vhbyqll_hepuw1k">
+            <w:hyperlink w:history="1" r:id="rId4qjdx494n8nhgjgz8n1fz">
               <w:r>
                 <w:rPr>
                   <w:rFonts w:ascii="Arial" w:cs="Arial" w:eastAsia="Arial" w:hAnsi="Arial"/>
@@ -19390,7 +19390,7 @@
               <w:spacing w:after="10" w:before="0"/>
               <w:ind w:left="120"/>
             </w:pPr>
-            <w:hyperlink w:history="1" r:id="rIdvetp4lnphqoqe-22xghc_">
+            <w:hyperlink w:history="1" r:id="rId2lje9gt8mqwapdvuevlpp">
               <w:r>
                 <w:rPr>
                   <w:rFonts w:ascii="Arial" w:cs="Arial" w:eastAsia="Arial" w:hAnsi="Arial"/>
@@ -19585,7 +19585,7 @@
             <w:pPr>
               <w:spacing w:after="20" w:before="0"/>
             </w:pPr>
-            <w:hyperlink w:history="1" r:id="rIdk2l86a-5f3l_2j7txouqz">
+            <w:hyperlink w:history="1" r:id="rIdwtguitqtg1wgjxesrtcj3">
               <w:r>
                 <w:rPr>
                   <w:rFonts w:ascii="Arial" w:cs="Arial" w:eastAsia="Arial" w:hAnsi="Arial"/>
@@ -19618,7 +19618,7 @@
               <w:spacing w:after="10" w:before="0"/>
               <w:ind w:left="120"/>
             </w:pPr>
-            <w:hyperlink w:history="1" r:id="rId0gdie9wdmafgvp-wtmmef">
+            <w:hyperlink w:history="1" r:id="rIddc8zdbdadzq_xt6jnnm42">
               <w:r>
                 <w:rPr>
                   <w:rFonts w:ascii="Arial" w:cs="Arial" w:eastAsia="Arial" w:hAnsi="Arial"/>
@@ -19663,7 +19663,7 @@
             <w:pPr>
               <w:spacing w:after="20" w:before="0"/>
             </w:pPr>
-            <w:hyperlink w:history="1" r:id="rIdbrheebc_mj7g_1y-ezml5">
+            <w:hyperlink w:history="1" r:id="rId-wbbvr5zrtb_hz-zqczru">
               <w:r>
                 <w:rPr>
                   <w:rFonts w:ascii="Arial" w:cs="Arial" w:eastAsia="Arial" w:hAnsi="Arial"/>
@@ -19712,7 +19712,7 @@
               <w:spacing w:after="10" w:before="0"/>
               <w:ind w:left="120"/>
             </w:pPr>
-            <w:hyperlink w:history="1" r:id="rId6h2wy5q0xcdo__dmuzl14">
+            <w:hyperlink w:history="1" r:id="rIddorlnb1_cx85zmygf5ndp">
               <w:r>
                 <w:rPr>
                   <w:rFonts w:ascii="Arial" w:cs="Arial" w:eastAsia="Arial" w:hAnsi="Arial"/>
@@ -19907,7 +19907,7 @@
             <w:pPr>
               <w:spacing w:after="20" w:before="0"/>
             </w:pPr>
-            <w:hyperlink w:history="1" r:id="rIdqjxmp1brkw-astzyuy1ft">
+            <w:hyperlink w:history="1" r:id="rIdxjz7ak5btd4fztsugwg7q">
               <w:r>
                 <w:rPr>
                   <w:rFonts w:ascii="Arial" w:cs="Arial" w:eastAsia="Arial" w:hAnsi="Arial"/>
@@ -19956,7 +19956,7 @@
               <w:spacing w:after="10" w:before="0"/>
               <w:ind w:left="120"/>
             </w:pPr>
-            <w:hyperlink w:history="1" r:id="rIdptt6y1unczvef8bibdujl">
+            <w:hyperlink w:history="1" r:id="rIdzlrwap5qo7kiqzcbb3fx5">
               <w:r>
                 <w:rPr>
                   <w:rFonts w:ascii="Arial" w:cs="Arial" w:eastAsia="Arial" w:hAnsi="Arial"/>
@@ -20001,7 +20001,7 @@
             <w:pPr>
               <w:spacing w:after="20" w:before="0"/>
             </w:pPr>
-            <w:hyperlink w:history="1" r:id="rId9tr6om6vfksjm7ii9qhxd">
+            <w:hyperlink w:history="1" r:id="rIdpy7n86yamlp9osp2ylior">
               <w:r>
                 <w:rPr>
                   <w:rFonts w:ascii="Arial" w:cs="Arial" w:eastAsia="Arial" w:hAnsi="Arial"/>
@@ -20050,7 +20050,7 @@
               <w:spacing w:after="10" w:before="0"/>
               <w:ind w:left="120"/>
             </w:pPr>
-            <w:hyperlink w:history="1" r:id="rIdt0qdf-onnwyvzg-b84cr9">
+            <w:hyperlink w:history="1" r:id="rIde9gedq2fz6ahvxhkqewan">
               <w:r>
                 <w:rPr>
                   <w:rFonts w:ascii="Arial" w:cs="Arial" w:eastAsia="Arial" w:hAnsi="Arial"/>
@@ -20245,7 +20245,7 @@
             <w:pPr>
               <w:spacing w:after="20" w:before="0"/>
             </w:pPr>
-            <w:hyperlink w:history="1" r:id="rIdeg-a-3dr8kwjibg2snk1t">
+            <w:hyperlink w:history="1" r:id="rIdrzbnnswakudubzt_6ejmn">
               <w:r>
                 <w:rPr>
                   <w:rFonts w:ascii="Arial" w:cs="Arial" w:eastAsia="Arial" w:hAnsi="Arial"/>
@@ -20294,7 +20294,7 @@
               <w:spacing w:after="10" w:before="0"/>
               <w:ind w:left="120"/>
             </w:pPr>
-            <w:hyperlink w:history="1" r:id="rIdlaf97avbjdmwcv7dbuftv">
+            <w:hyperlink w:history="1" r:id="rIdvhzmnhdmic9dcuygtupyz">
               <w:r>
                 <w:rPr>
                   <w:rFonts w:ascii="Arial" w:cs="Arial" w:eastAsia="Arial" w:hAnsi="Arial"/>
@@ -20339,7 +20339,7 @@
             <w:pPr>
               <w:spacing w:after="20" w:before="0"/>
             </w:pPr>
-            <w:hyperlink w:history="1" r:id="rIdils85oornrdfgfdqmeh1j">
+            <w:hyperlink w:history="1" r:id="rIdunnftlhfb6yiah2iwbzrq">
               <w:r>
                 <w:rPr>
                   <w:rFonts w:ascii="Arial" w:cs="Arial" w:eastAsia="Arial" w:hAnsi="Arial"/>
@@ -20388,7 +20388,7 @@
               <w:spacing w:after="10" w:before="0"/>
               <w:ind w:left="120"/>
             </w:pPr>
-            <w:hyperlink w:history="1" r:id="rIdik7e6frsowuhihp8mehmi">
+            <w:hyperlink w:history="1" r:id="rIdjr8as0001sf6one6r2bmt">
               <w:r>
                 <w:rPr>
                   <w:rFonts w:ascii="Arial" w:cs="Arial" w:eastAsia="Arial" w:hAnsi="Arial"/>
@@ -20583,7 +20583,7 @@
             <w:pPr>
               <w:spacing w:after="20" w:before="0"/>
             </w:pPr>
-            <w:hyperlink w:history="1" r:id="rIdvkzg5yy5ngodakqxpskqh">
+            <w:hyperlink w:history="1" r:id="rIdloiwaydsvmeh4y5yuvfi-">
               <w:r>
                 <w:rPr>
                   <w:rFonts w:ascii="Arial" w:cs="Arial" w:eastAsia="Arial" w:hAnsi="Arial"/>
@@ -20632,7 +20632,7 @@
               <w:spacing w:after="10" w:before="0"/>
               <w:ind w:left="120"/>
             </w:pPr>
-            <w:hyperlink w:history="1" r:id="rId2vrllxn3dmtk_oqi-sdgw">
+            <w:hyperlink w:history="1" r:id="rIdp70dspt3xciv-rpgq5fzp">
               <w:r>
                 <w:rPr>
                   <w:rFonts w:ascii="Arial" w:cs="Arial" w:eastAsia="Arial" w:hAnsi="Arial"/>
@@ -20677,7 +20677,7 @@
             <w:pPr>
               <w:spacing w:after="20" w:before="0"/>
             </w:pPr>
-            <w:hyperlink w:history="1" r:id="rIdgbf0alhnuhnsdv9cmjayb">
+            <w:hyperlink w:history="1" r:id="rId5oyex8zfpq3lrzppfnyky">
               <w:r>
                 <w:rPr>
                   <w:rFonts w:ascii="Arial" w:cs="Arial" w:eastAsia="Arial" w:hAnsi="Arial"/>
@@ -20726,7 +20726,7 @@
               <w:spacing w:after="10" w:before="0"/>
               <w:ind w:left="120"/>
             </w:pPr>
-            <w:hyperlink w:history="1" r:id="rIdpruednh4amwgjf_cyv1f6">
+            <w:hyperlink w:history="1" r:id="rIdhyo9yzjj70toew0del6jb">
               <w:r>
                 <w:rPr>
                   <w:rFonts w:ascii="Arial" w:cs="Arial" w:eastAsia="Arial" w:hAnsi="Arial"/>
@@ -21238,7 +21238,7 @@
         </w:rPr>
         <w:t xml:space="preserve">© 2026 SeaVuria and ARES. Aligned with KICD objectives. Developed by SeaVuria; technical implementation by ARES (with AI assistance from Claude). Licensed under </w:t>
       </w:r>
-      <w:hyperlink w:history="1" r:id="rId2r_vubgikc1fl9x1b9vma">
+      <w:hyperlink w:history="1" r:id="rIdz0-oyk_sdxgkieulkvvdx">
         <w:r>
           <w:rPr>
             <w:rFonts w:ascii="Arial" w:cs="Arial" w:eastAsia="Arial" w:hAnsi="Arial"/>
@@ -21259,7 +21259,7 @@
         </w:rPr>
         <w:t xml:space="preserve"> (</w:t>
       </w:r>
-      <w:hyperlink w:history="1" r:id="rId11qrdcbusq3etdtmvnrsd">
+      <w:hyperlink w:history="1" r:id="rIddwiybn0axluiokwzg5sa2">
         <w:r>
           <w:rPr>
             <w:rFonts w:ascii="Arial" w:cs="Arial" w:eastAsia="Arial" w:hAnsi="Arial"/>
@@ -22272,7 +22272,7 @@
             <w:pPr>
               <w:spacing w:after="20" w:before="0"/>
             </w:pPr>
-            <w:hyperlink w:history="1" r:id="rIde7gv0grj2ppb3vmciwr9z">
+            <w:hyperlink w:history="1" r:id="rIdxi-g7teh8omxc5z7rg2pd">
               <w:r>
                 <w:rPr>
                   <w:rFonts w:ascii="Arial" w:cs="Arial" w:eastAsia="Arial" w:hAnsi="Arial"/>
@@ -22305,7 +22305,7 @@
               <w:spacing w:after="10" w:before="0"/>
               <w:ind w:left="120"/>
             </w:pPr>
-            <w:hyperlink w:history="1" r:id="rIdssyvvn-khg2i4gjotph6h">
+            <w:hyperlink w:history="1" r:id="rIdtwdxa2aiuvd-xcadtdzyo">
               <w:r>
                 <w:rPr>
                   <w:rFonts w:ascii="Arial" w:cs="Arial" w:eastAsia="Arial" w:hAnsi="Arial"/>
@@ -22350,7 +22350,7 @@
             <w:pPr>
               <w:spacing w:after="20" w:before="0"/>
             </w:pPr>
-            <w:hyperlink w:history="1" r:id="rIdvqmrzi5kcbew7fi-g6j00">
+            <w:hyperlink w:history="1" r:id="rId1t2idf68rvsfmkhef3kv4">
               <w:r>
                 <w:rPr>
                   <w:rFonts w:ascii="Arial" w:cs="Arial" w:eastAsia="Arial" w:hAnsi="Arial"/>
@@ -22383,7 +22383,7 @@
               <w:spacing w:after="10" w:before="0"/>
               <w:ind w:left="120"/>
             </w:pPr>
-            <w:hyperlink w:history="1" r:id="rIdnxz64ypjvi89vavtz8cux">
+            <w:hyperlink w:history="1" r:id="rId-s8mnzkacusqdzpneebma">
               <w:r>
                 <w:rPr>
                   <w:rFonts w:ascii="Arial" w:cs="Arial" w:eastAsia="Arial" w:hAnsi="Arial"/>
@@ -22578,7 +22578,7 @@
             <w:pPr>
               <w:spacing w:after="20" w:before="0"/>
             </w:pPr>
-            <w:hyperlink w:history="1" r:id="rId_zdaj50y9o2oqu6dfgywj">
+            <w:hyperlink w:history="1" r:id="rIdhtzdeloce_tgcdeib66ec">
               <w:r>
                 <w:rPr>
                   <w:rFonts w:ascii="Arial" w:cs="Arial" w:eastAsia="Arial" w:hAnsi="Arial"/>
@@ -22611,7 +22611,7 @@
               <w:spacing w:after="10" w:before="0"/>
               <w:ind w:left="120"/>
             </w:pPr>
-            <w:hyperlink w:history="1" r:id="rIdmzvt2kveu1pkbpdzhpo9v">
+            <w:hyperlink w:history="1" r:id="rId0aqeyhr0lkolqrab0lvv4">
               <w:r>
                 <w:rPr>
                   <w:rFonts w:ascii="Arial" w:cs="Arial" w:eastAsia="Arial" w:hAnsi="Arial"/>
@@ -22656,7 +22656,7 @@
             <w:pPr>
               <w:spacing w:after="20" w:before="0"/>
             </w:pPr>
-            <w:hyperlink w:history="1" r:id="rIdslvtyili1pfekckpe6hn-">
+            <w:hyperlink w:history="1" r:id="rIdvj7lye7wgqpg1awt0tlni">
               <w:r>
                 <w:rPr>
                   <w:rFonts w:ascii="Arial" w:cs="Arial" w:eastAsia="Arial" w:hAnsi="Arial"/>
@@ -22689,7 +22689,7 @@
               <w:spacing w:after="10" w:before="0"/>
               <w:ind w:left="120"/>
             </w:pPr>
-            <w:hyperlink w:history="1" r:id="rId5vwvh8qzemgdv2pe51bie">
+            <w:hyperlink w:history="1" r:id="rIdhkwgyih918vkzzqmt7sts">
               <w:r>
                 <w:rPr>
                   <w:rFonts w:ascii="Arial" w:cs="Arial" w:eastAsia="Arial" w:hAnsi="Arial"/>
@@ -22884,7 +22884,7 @@
             <w:pPr>
               <w:spacing w:after="20" w:before="0"/>
             </w:pPr>
-            <w:hyperlink w:history="1" r:id="rIdntc97fzwrtovgcolkfedg">
+            <w:hyperlink w:history="1" r:id="rIda6phzah6duer4umnlmnmh">
               <w:r>
                 <w:rPr>
                   <w:rFonts w:ascii="Arial" w:cs="Arial" w:eastAsia="Arial" w:hAnsi="Arial"/>
@@ -22933,7 +22933,7 @@
               <w:spacing w:after="10" w:before="0"/>
               <w:ind w:left="120"/>
             </w:pPr>
-            <w:hyperlink w:history="1" r:id="rIdno5_rjcgvnyspeyctn9lz">
+            <w:hyperlink w:history="1" r:id="rIdfbktwl3wv_xqse_w9iz5t">
               <w:r>
                 <w:rPr>
                   <w:rFonts w:ascii="Arial" w:cs="Arial" w:eastAsia="Arial" w:hAnsi="Arial"/>
@@ -22978,7 +22978,7 @@
             <w:pPr>
               <w:spacing w:after="20" w:before="0"/>
             </w:pPr>
-            <w:hyperlink w:history="1" r:id="rIdfmwjxn9fhr7b1grwnic8g">
+            <w:hyperlink w:history="1" r:id="rIdmoejzqnc5dtswiycoap3t">
               <w:r>
                 <w:rPr>
                   <w:rFonts w:ascii="Arial" w:cs="Arial" w:eastAsia="Arial" w:hAnsi="Arial"/>
@@ -23011,7 +23011,7 @@
               <w:spacing w:after="10" w:before="0"/>
               <w:ind w:left="120"/>
             </w:pPr>
-            <w:hyperlink w:history="1" r:id="rIde1ellwfvolz27dsbog0qx">
+            <w:hyperlink w:history="1" r:id="rIdtgu1pxbie0b9-y26rju0u">
               <w:r>
                 <w:rPr>
                   <w:rFonts w:ascii="Arial" w:cs="Arial" w:eastAsia="Arial" w:hAnsi="Arial"/>
@@ -23206,7 +23206,7 @@
             <w:pPr>
               <w:spacing w:after="20" w:before="0"/>
             </w:pPr>
-            <w:hyperlink w:history="1" r:id="rIdsqi2ofugiwh_3yneenixk">
+            <w:hyperlink w:history="1" r:id="rIdu6vymiwdyk1xjuebehwlh">
               <w:r>
                 <w:rPr>
                   <w:rFonts w:ascii="Arial" w:cs="Arial" w:eastAsia="Arial" w:hAnsi="Arial"/>
@@ -23255,7 +23255,7 @@
               <w:spacing w:after="10" w:before="0"/>
               <w:ind w:left="120"/>
             </w:pPr>
-            <w:hyperlink w:history="1" r:id="rIda8s1kmhsxhg0lwopqfksg">
+            <w:hyperlink w:history="1" r:id="rIdln7f2_jt9ywttbfchgmk0">
               <w:r>
                 <w:rPr>
                   <w:rFonts w:ascii="Arial" w:cs="Arial" w:eastAsia="Arial" w:hAnsi="Arial"/>
@@ -23300,7 +23300,7 @@
             <w:pPr>
               <w:spacing w:after="20" w:before="0"/>
             </w:pPr>
-            <w:hyperlink w:history="1" r:id="rIduuoupqxhcojtit57q0l1k">
+            <w:hyperlink w:history="1" r:id="rId6wd9kaiteljd-xgboe3xh">
               <w:r>
                 <w:rPr>
                   <w:rFonts w:ascii="Arial" w:cs="Arial" w:eastAsia="Arial" w:hAnsi="Arial"/>
@@ -23333,7 +23333,7 @@
               <w:spacing w:after="10" w:before="0"/>
               <w:ind w:left="120"/>
             </w:pPr>
-            <w:hyperlink w:history="1" r:id="rIdbdvjhuftlkk53c46ssn26">
+            <w:hyperlink w:history="1" r:id="rIdliprmllxile9nesc7ex8b">
               <w:r>
                 <w:rPr>
                   <w:rFonts w:ascii="Arial" w:cs="Arial" w:eastAsia="Arial" w:hAnsi="Arial"/>
@@ -23528,7 +23528,7 @@
             <w:pPr>
               <w:spacing w:after="20" w:before="0"/>
             </w:pPr>
-            <w:hyperlink w:history="1" r:id="rIdez0w-worrhw_n2jd8huqi">
+            <w:hyperlink w:history="1" r:id="rIdxm6mp09cotf18ii0kzd4z">
               <w:r>
                 <w:rPr>
                   <w:rFonts w:ascii="Arial" w:cs="Arial" w:eastAsia="Arial" w:hAnsi="Arial"/>
@@ -23577,7 +23577,7 @@
               <w:spacing w:after="10" w:before="0"/>
               <w:ind w:left="120"/>
             </w:pPr>
-            <w:hyperlink w:history="1" r:id="rIdfo-uiqsb3rhiri55qy_c7">
+            <w:hyperlink w:history="1" r:id="rId1ipvbxggwds-6xpmjh9jh">
               <w:r>
                 <w:rPr>
                   <w:rFonts w:ascii="Arial" w:cs="Arial" w:eastAsia="Arial" w:hAnsi="Arial"/>
@@ -23622,7 +23622,7 @@
             <w:pPr>
               <w:spacing w:after="20" w:before="0"/>
             </w:pPr>
-            <w:hyperlink w:history="1" r:id="rIdkpln5etgnklteo1fvpmio">
+            <w:hyperlink w:history="1" r:id="rIdlmfbbsuhq71q6yuphcum3">
               <w:r>
                 <w:rPr>
                   <w:rFonts w:ascii="Arial" w:cs="Arial" w:eastAsia="Arial" w:hAnsi="Arial"/>
@@ -23655,7 +23655,7 @@
               <w:spacing w:after="10" w:before="0"/>
               <w:ind w:left="120"/>
             </w:pPr>
-            <w:hyperlink w:history="1" r:id="rIdb4d8z-raeec4prrubaf89">
+            <w:hyperlink w:history="1" r:id="rIdimpatkrwtgs-tei6eb1yj">
               <w:r>
                 <w:rPr>
                   <w:rFonts w:ascii="Arial" w:cs="Arial" w:eastAsia="Arial" w:hAnsi="Arial"/>
@@ -24433,7 +24433,7 @@
         </w:rPr>
         <w:t xml:space="preserve">© 2026 SeaVuria and ARES. Aligned with KICD objectives. Developed by SeaVuria; technical implementation by ARES (with AI assistance from Claude). Licensed under </w:t>
       </w:r>
-      <w:hyperlink w:history="1" r:id="rId23q_xkvvhaffphk_m01pf">
+      <w:hyperlink w:history="1" r:id="rId3yn3guwb8abiyekjpvq9u">
         <w:r>
           <w:rPr>
             <w:rFonts w:ascii="Arial" w:cs="Arial" w:eastAsia="Arial" w:hAnsi="Arial"/>
@@ -24454,7 +24454,7 @@
         </w:rPr>
         <w:t xml:space="preserve"> (</w:t>
       </w:r>
-      <w:hyperlink w:history="1" r:id="rIdz2rxvs9eqwkpvzp2owghm">
+      <w:hyperlink w:history="1" r:id="rId06wpyi8icwhg86tru-wfj">
         <w:r>
           <w:rPr>
             <w:rFonts w:ascii="Arial" w:cs="Arial" w:eastAsia="Arial" w:hAnsi="Arial"/>
@@ -25467,7 +25467,7 @@
             <w:pPr>
               <w:spacing w:after="20" w:before="0"/>
             </w:pPr>
-            <w:hyperlink w:history="1" r:id="rIdlnddhwiueozazxuq47rnx">
+            <w:hyperlink w:history="1" r:id="rIdz2l9n-kxs3askii_cb7dd">
               <w:r>
                 <w:rPr>
                   <w:rFonts w:ascii="Arial" w:cs="Arial" w:eastAsia="Arial" w:hAnsi="Arial"/>
@@ -25516,7 +25516,7 @@
               <w:spacing w:after="10" w:before="0"/>
               <w:ind w:left="120"/>
             </w:pPr>
-            <w:hyperlink w:history="1" r:id="rIdphs7x7fm8tdva1shxsvr1">
+            <w:hyperlink w:history="1" r:id="rIdb87krhvjlcr1oqndqkj_z">
               <w:r>
                 <w:rPr>
                   <w:rFonts w:ascii="Arial" w:cs="Arial" w:eastAsia="Arial" w:hAnsi="Arial"/>
@@ -25561,7 +25561,7 @@
             <w:pPr>
               <w:spacing w:after="20" w:before="0"/>
             </w:pPr>
-            <w:hyperlink w:history="1" r:id="rIdcwpgh7kuswbirjbqdyiye">
+            <w:hyperlink w:history="1" r:id="rIdlo_bs1sn2fabx33qdegwe">
               <w:r>
                 <w:rPr>
                   <w:rFonts w:ascii="Arial" w:cs="Arial" w:eastAsia="Arial" w:hAnsi="Arial"/>
@@ -25594,7 +25594,7 @@
               <w:spacing w:after="10" w:before="0"/>
               <w:ind w:left="120"/>
             </w:pPr>
-            <w:hyperlink w:history="1" r:id="rIddyugqarbcunoid2dpgh_-">
+            <w:hyperlink w:history="1" r:id="rIdhhzpucgwgxzg4bcbfk8eh">
               <w:r>
                 <w:rPr>
                   <w:rFonts w:ascii="Arial" w:cs="Arial" w:eastAsia="Arial" w:hAnsi="Arial"/>
@@ -25789,7 +25789,7 @@
             <w:pPr>
               <w:spacing w:after="20" w:before="0"/>
             </w:pPr>
-            <w:hyperlink w:history="1" r:id="rId6zy_ajo5or_pyojwi2zo8">
+            <w:hyperlink w:history="1" r:id="rIdaov3wo6a5ir9otvc4yx7e">
               <w:r>
                 <w:rPr>
                   <w:rFonts w:ascii="Arial" w:cs="Arial" w:eastAsia="Arial" w:hAnsi="Arial"/>
@@ -25838,7 +25838,7 @@
               <w:spacing w:after="10" w:before="0"/>
               <w:ind w:left="120"/>
             </w:pPr>
-            <w:hyperlink w:history="1" r:id="rId6u4vuswfmy_nlhbpjjscx">
+            <w:hyperlink w:history="1" r:id="rIdmud4amdidliosxivvl5jr">
               <w:r>
                 <w:rPr>
                   <w:rFonts w:ascii="Arial" w:cs="Arial" w:eastAsia="Arial" w:hAnsi="Arial"/>
@@ -25883,7 +25883,7 @@
             <w:pPr>
               <w:spacing w:after="20" w:before="0"/>
             </w:pPr>
-            <w:hyperlink w:history="1" r:id="rId6bjf-wyncuakmpq5ykbaj">
+            <w:hyperlink w:history="1" r:id="rIdcljqmacyr2eo21ykkl6wo">
               <w:r>
                 <w:rPr>
                   <w:rFonts w:ascii="Arial" w:cs="Arial" w:eastAsia="Arial" w:hAnsi="Arial"/>
@@ -25916,7 +25916,7 @@
               <w:spacing w:after="10" w:before="0"/>
               <w:ind w:left="120"/>
             </w:pPr>
-            <w:hyperlink w:history="1" r:id="rId7iycktguacfjzyi0q0zjy">
+            <w:hyperlink w:history="1" r:id="rIdvt8kuhhr8tymnaqrffucx">
               <w:r>
                 <w:rPr>
                   <w:rFonts w:ascii="Arial" w:cs="Arial" w:eastAsia="Arial" w:hAnsi="Arial"/>
@@ -26111,7 +26111,7 @@
             <w:pPr>
               <w:spacing w:after="20" w:before="0"/>
             </w:pPr>
-            <w:hyperlink w:history="1" r:id="rIdijjlxjmb6z0bwp2y7yiqq">
+            <w:hyperlink w:history="1" r:id="rIdqly1uere-tcugiaom26oo">
               <w:r>
                 <w:rPr>
                   <w:rFonts w:ascii="Arial" w:cs="Arial" w:eastAsia="Arial" w:hAnsi="Arial"/>
@@ -26160,7 +26160,7 @@
               <w:spacing w:after="10" w:before="0"/>
               <w:ind w:left="120"/>
             </w:pPr>
-            <w:hyperlink w:history="1" r:id="rId0nhpffvb63nhyalm0nuzh">
+            <w:hyperlink w:history="1" r:id="rIdwaulrkor57iceaatgpxxs">
               <w:r>
                 <w:rPr>
                   <w:rFonts w:ascii="Arial" w:cs="Arial" w:eastAsia="Arial" w:hAnsi="Arial"/>
@@ -26205,7 +26205,7 @@
             <w:pPr>
               <w:spacing w:after="20" w:before="0"/>
             </w:pPr>
-            <w:hyperlink w:history="1" r:id="rIdvqpc_ud-guccojlgusa9r">
+            <w:hyperlink w:history="1" r:id="rIdfsddyzmcwg1uubvt3yaoi">
               <w:r>
                 <w:rPr>
                   <w:rFonts w:ascii="Arial" w:cs="Arial" w:eastAsia="Arial" w:hAnsi="Arial"/>
@@ -26238,7 +26238,7 @@
               <w:spacing w:after="10" w:before="0"/>
               <w:ind w:left="120"/>
             </w:pPr>
-            <w:hyperlink w:history="1" r:id="rIdfm24z7o0bmigry10wruzf">
+            <w:hyperlink w:history="1" r:id="rIddbrzcmyfmtj56ouaduj3u">
               <w:r>
                 <w:rPr>
                   <w:rFonts w:ascii="Arial" w:cs="Arial" w:eastAsia="Arial" w:hAnsi="Arial"/>
@@ -26433,7 +26433,7 @@
             <w:pPr>
               <w:spacing w:after="20" w:before="0"/>
             </w:pPr>
-            <w:hyperlink w:history="1" r:id="rIdub9oxj1bjhf7jwnr1kquh">
+            <w:hyperlink w:history="1" r:id="rIdf_denyva3nlvpxeczfqdx">
               <w:r>
                 <w:rPr>
                   <w:rFonts w:ascii="Arial" w:cs="Arial" w:eastAsia="Arial" w:hAnsi="Arial"/>
@@ -26482,7 +26482,7 @@
               <w:spacing w:after="10" w:before="0"/>
               <w:ind w:left="120"/>
             </w:pPr>
-            <w:hyperlink w:history="1" r:id="rIdspxbkucmxg-cixn0mts_a">
+            <w:hyperlink w:history="1" r:id="rIdzqoo1-fd2mrzrxmbp0ycr">
               <w:r>
                 <w:rPr>
                   <w:rFonts w:ascii="Arial" w:cs="Arial" w:eastAsia="Arial" w:hAnsi="Arial"/>
@@ -26527,7 +26527,7 @@
             <w:pPr>
               <w:spacing w:after="20" w:before="0"/>
             </w:pPr>
-            <w:hyperlink w:history="1" r:id="rIds6lti2qv2b79s-vk-f2us">
+            <w:hyperlink w:history="1" r:id="rIdpl-5gmizpzqreiye9o8ep">
               <w:r>
                 <w:rPr>
                   <w:rFonts w:ascii="Arial" w:cs="Arial" w:eastAsia="Arial" w:hAnsi="Arial"/>
@@ -26560,7 +26560,7 @@
               <w:spacing w:after="10" w:before="0"/>
               <w:ind w:left="120"/>
             </w:pPr>
-            <w:hyperlink w:history="1" r:id="rIddu-t4t5s5msyyusy62db_">
+            <w:hyperlink w:history="1" r:id="rIdwuh3qngzdqztoz-b9u_h0">
               <w:r>
                 <w:rPr>
                   <w:rFonts w:ascii="Arial" w:cs="Arial" w:eastAsia="Arial" w:hAnsi="Arial"/>
@@ -26755,7 +26755,7 @@
             <w:pPr>
               <w:spacing w:after="20" w:before="0"/>
             </w:pPr>
-            <w:hyperlink w:history="1" r:id="rIdilixnftureuthech0gscl">
+            <w:hyperlink w:history="1" r:id="rIdhj4_hdegubnja4tddxhjs">
               <w:r>
                 <w:rPr>
                   <w:rFonts w:ascii="Arial" w:cs="Arial" w:eastAsia="Arial" w:hAnsi="Arial"/>
@@ -26804,7 +26804,7 @@
               <w:spacing w:after="10" w:before="0"/>
               <w:ind w:left="120"/>
             </w:pPr>
-            <w:hyperlink w:history="1" r:id="rIdbxmdpqs5f6ysmz-d1golk">
+            <w:hyperlink w:history="1" r:id="rIduarfbtlp6_orekvffsvm0">
               <w:r>
                 <w:rPr>
                   <w:rFonts w:ascii="Arial" w:cs="Arial" w:eastAsia="Arial" w:hAnsi="Arial"/>
@@ -26849,7 +26849,7 @@
             <w:pPr>
               <w:spacing w:after="20" w:before="0"/>
             </w:pPr>
-            <w:hyperlink w:history="1" r:id="rIdzt5oddu8w4zg8llpt4bur">
+            <w:hyperlink w:history="1" r:id="rIdfljthqsdznkz_z2j01me6">
               <w:r>
                 <w:rPr>
                   <w:rFonts w:ascii="Arial" w:cs="Arial" w:eastAsia="Arial" w:hAnsi="Arial"/>
@@ -26882,7 +26882,7 @@
               <w:spacing w:after="10" w:before="0"/>
               <w:ind w:left="120"/>
             </w:pPr>
-            <w:hyperlink w:history="1" r:id="rIdjso7namzyxlqqwh1lnmfk">
+            <w:hyperlink w:history="1" r:id="rId_2fpan3a8bxwz0bcyvtoc">
               <w:r>
                 <w:rPr>
                   <w:rFonts w:ascii="Arial" w:cs="Arial" w:eastAsia="Arial" w:hAnsi="Arial"/>
@@ -27394,7 +27394,7 @@
         </w:rPr>
         <w:t xml:space="preserve">© 2026 SeaVuria and ARES. Aligned with KICD objectives. Developed by SeaVuria; technical implementation by ARES (with AI assistance from Claude). Licensed under </w:t>
       </w:r>
-      <w:hyperlink w:history="1" r:id="rIdvv2hygaqonuxzk82jh4-s">
+      <w:hyperlink w:history="1" r:id="rId0syj3tq-fbpnugeccgfg7">
         <w:r>
           <w:rPr>
             <w:rFonts w:ascii="Arial" w:cs="Arial" w:eastAsia="Arial" w:hAnsi="Arial"/>
@@ -27415,7 +27415,7 @@
         </w:rPr>
         <w:t xml:space="preserve"> (</w:t>
       </w:r>
-      <w:hyperlink w:history="1" r:id="rId998wbbfszaqvbpcjllbo4">
+      <w:hyperlink w:history="1" r:id="rIdwd6_fnr0hjlouzemzia9w">
         <w:r>
           <w:rPr>
             <w:rFonts w:ascii="Arial" w:cs="Arial" w:eastAsia="Arial" w:hAnsi="Arial"/>
@@ -28428,7 +28428,7 @@
             <w:pPr>
               <w:spacing w:after="20" w:before="0"/>
             </w:pPr>
-            <w:hyperlink w:history="1" r:id="rIdblpfbmfwm-a5nyjbiwj6b">
+            <w:hyperlink w:history="1" r:id="rIdrmhfi7r8jhcpj_ffq49dy">
               <w:r>
                 <w:rPr>
                   <w:rFonts w:ascii="Arial" w:cs="Arial" w:eastAsia="Arial" w:hAnsi="Arial"/>
@@ -28461,7 +28461,7 @@
               <w:spacing w:after="10" w:before="0"/>
               <w:ind w:left="120"/>
             </w:pPr>
-            <w:hyperlink w:history="1" r:id="rIdrn15cr31vyhc1yvzoik6p">
+            <w:hyperlink w:history="1" r:id="rIdrlbgr6a--eeeauuhcg-ni">
               <w:r>
                 <w:rPr>
                   <w:rFonts w:ascii="Arial" w:cs="Arial" w:eastAsia="Arial" w:hAnsi="Arial"/>
@@ -28506,7 +28506,7 @@
             <w:pPr>
               <w:spacing w:after="20" w:before="0"/>
             </w:pPr>
-            <w:hyperlink w:history="1" r:id="rIdclf6zsxmtopx-zij45xif">
+            <w:hyperlink w:history="1" r:id="rIdvpq93g4lldlygp6hruehq">
               <w:r>
                 <w:rPr>
                   <w:rFonts w:ascii="Arial" w:cs="Arial" w:eastAsia="Arial" w:hAnsi="Arial"/>
@@ -28539,7 +28539,7 @@
               <w:spacing w:after="10" w:before="0"/>
               <w:ind w:left="120"/>
             </w:pPr>
-            <w:hyperlink w:history="1" r:id="rIdi5cw0tlvpcfwi3zx68w-k">
+            <w:hyperlink w:history="1" r:id="rId3vy5vj02mc1q_3ijxxyva">
               <w:r>
                 <w:rPr>
                   <w:rFonts w:ascii="Arial" w:cs="Arial" w:eastAsia="Arial" w:hAnsi="Arial"/>
@@ -28734,7 +28734,7 @@
             <w:pPr>
               <w:spacing w:after="20" w:before="0"/>
             </w:pPr>
-            <w:hyperlink w:history="1" r:id="rIdyk6abio4lnxt0dw31mr8v">
+            <w:hyperlink w:history="1" r:id="rId_i9gv6rhdswcn4oy5dg7u">
               <w:r>
                 <w:rPr>
                   <w:rFonts w:ascii="Arial" w:cs="Arial" w:eastAsia="Arial" w:hAnsi="Arial"/>
@@ -28767,7 +28767,7 @@
               <w:spacing w:after="10" w:before="0"/>
               <w:ind w:left="120"/>
             </w:pPr>
-            <w:hyperlink w:history="1" r:id="rIdmp9-hamlzdz10dfxkntkj">
+            <w:hyperlink w:history="1" r:id="rIdcnug8gxu9zfntctdk6vzz">
               <w:r>
                 <w:rPr>
                   <w:rFonts w:ascii="Arial" w:cs="Arial" w:eastAsia="Arial" w:hAnsi="Arial"/>
@@ -28812,7 +28812,7 @@
             <w:pPr>
               <w:spacing w:after="20" w:before="0"/>
             </w:pPr>
-            <w:hyperlink w:history="1" r:id="rIdxqolrlhlunjsi7fbalc4i">
+            <w:hyperlink w:history="1" r:id="rId78owiky4lu4wit-wxsjvd">
               <w:r>
                 <w:rPr>
                   <w:rFonts w:ascii="Arial" w:cs="Arial" w:eastAsia="Arial" w:hAnsi="Arial"/>
@@ -28845,7 +28845,7 @@
               <w:spacing w:after="10" w:before="0"/>
               <w:ind w:left="120"/>
             </w:pPr>
-            <w:hyperlink w:history="1" r:id="rIdrovkgoyll24x5fhehhesp">
+            <w:hyperlink w:history="1" r:id="rId-zj2xwwcufyatptiqbcoq">
               <w:r>
                 <w:rPr>
                   <w:rFonts w:ascii="Arial" w:cs="Arial" w:eastAsia="Arial" w:hAnsi="Arial"/>
@@ -29040,7 +29040,7 @@
             <w:pPr>
               <w:spacing w:after="20" w:before="0"/>
             </w:pPr>
-            <w:hyperlink w:history="1" r:id="rIdzm445mjwoqv7h2vj27k--">
+            <w:hyperlink w:history="1" r:id="rIdfllz0coefhj045bwn0qzu">
               <w:r>
                 <w:rPr>
                   <w:rFonts w:ascii="Arial" w:cs="Arial" w:eastAsia="Arial" w:hAnsi="Arial"/>
@@ -29073,7 +29073,7 @@
               <w:spacing w:after="10" w:before="0"/>
               <w:ind w:left="120"/>
             </w:pPr>
-            <w:hyperlink w:history="1" r:id="rIdfdmn6to7eunoexftzro0m">
+            <w:hyperlink w:history="1" r:id="rIdr-m-m1qs46giggnbrop_x">
               <w:r>
                 <w:rPr>
                   <w:rFonts w:ascii="Arial" w:cs="Arial" w:eastAsia="Arial" w:hAnsi="Arial"/>
@@ -29118,7 +29118,7 @@
             <w:pPr>
               <w:spacing w:after="20" w:before="0"/>
             </w:pPr>
-            <w:hyperlink w:history="1" r:id="rIdji3rkez81hghxeqe0awzu">
+            <w:hyperlink w:history="1" r:id="rIdpa3aka_f48coibgvwb7mv">
               <w:r>
                 <w:rPr>
                   <w:rFonts w:ascii="Arial" w:cs="Arial" w:eastAsia="Arial" w:hAnsi="Arial"/>
@@ -29151,7 +29151,7 @@
               <w:spacing w:after="10" w:before="0"/>
               <w:ind w:left="120"/>
             </w:pPr>
-            <w:hyperlink w:history="1" r:id="rIdf2p3cekfeofjtrkq8bf-o">
+            <w:hyperlink w:history="1" r:id="rIdioroednwtbqbiqqf6byts">
               <w:r>
                 <w:rPr>
                   <w:rFonts w:ascii="Arial" w:cs="Arial" w:eastAsia="Arial" w:hAnsi="Arial"/>
@@ -29346,7 +29346,7 @@
             <w:pPr>
               <w:spacing w:after="20" w:before="0"/>
             </w:pPr>
-            <w:hyperlink w:history="1" r:id="rIdcttiqhur-n6dztffgf0ij">
+            <w:hyperlink w:history="1" r:id="rIdol0e4esioedcadrr6sylh">
               <w:r>
                 <w:rPr>
                   <w:rFonts w:ascii="Arial" w:cs="Arial" w:eastAsia="Arial" w:hAnsi="Arial"/>
@@ -29379,7 +29379,7 @@
               <w:spacing w:after="10" w:before="0"/>
               <w:ind w:left="120"/>
             </w:pPr>
-            <w:hyperlink w:history="1" r:id="rId8iohj6buyavm5p5tktr6r">
+            <w:hyperlink w:history="1" r:id="rId_8snufe5v5qcm4gzohd5n">
               <w:r>
                 <w:rPr>
                   <w:rFonts w:ascii="Arial" w:cs="Arial" w:eastAsia="Arial" w:hAnsi="Arial"/>
@@ -29424,7 +29424,7 @@
             <w:pPr>
               <w:spacing w:after="20" w:before="0"/>
             </w:pPr>
-            <w:hyperlink w:history="1" r:id="rIdxkwy-bzjyavwdvec-qdyf">
+            <w:hyperlink w:history="1" r:id="rIduk6ymf8pdvx0xee-lbfkq">
               <w:r>
                 <w:rPr>
                   <w:rFonts w:ascii="Arial" w:cs="Arial" w:eastAsia="Arial" w:hAnsi="Arial"/>
@@ -29457,7 +29457,7 @@
               <w:spacing w:after="10" w:before="0"/>
               <w:ind w:left="120"/>
             </w:pPr>
-            <w:hyperlink w:history="1" r:id="rId16cdanjl_vfl0hs5vuhyw">
+            <w:hyperlink w:history="1" r:id="rIdbexhf35ckeu0imnnn9ui0">
               <w:r>
                 <w:rPr>
                   <w:rFonts w:ascii="Arial" w:cs="Arial" w:eastAsia="Arial" w:hAnsi="Arial"/>
@@ -29652,7 +29652,7 @@
             <w:pPr>
               <w:spacing w:after="20" w:before="0"/>
             </w:pPr>
-            <w:hyperlink w:history="1" r:id="rIdoxztoqvzddgrquk-hb2e-">
+            <w:hyperlink w:history="1" r:id="rIdrd6f1j1awd6uiovo6t9bb">
               <w:r>
                 <w:rPr>
                   <w:rFonts w:ascii="Arial" w:cs="Arial" w:eastAsia="Arial" w:hAnsi="Arial"/>
@@ -29685,7 +29685,7 @@
               <w:spacing w:after="10" w:before="0"/>
               <w:ind w:left="120"/>
             </w:pPr>
-            <w:hyperlink w:history="1" r:id="rId5hzda2e8r3lvepu2v9pbm">
+            <w:hyperlink w:history="1" r:id="rId5ubutwmj5vrf2wyxp0my8">
               <w:r>
                 <w:rPr>
                   <w:rFonts w:ascii="Arial" w:cs="Arial" w:eastAsia="Arial" w:hAnsi="Arial"/>
@@ -29730,7 +29730,7 @@
             <w:pPr>
               <w:spacing w:after="20" w:before="0"/>
             </w:pPr>
-            <w:hyperlink w:history="1" r:id="rIddi8wbker7fflltcwrpvoq">
+            <w:hyperlink w:history="1" r:id="rIdik3fqvvsdl86o6_crslcw">
               <w:r>
                 <w:rPr>
                   <w:rFonts w:ascii="Arial" w:cs="Arial" w:eastAsia="Arial" w:hAnsi="Arial"/>
@@ -29763,7 +29763,7 @@
               <w:spacing w:after="10" w:before="0"/>
               <w:ind w:left="120"/>
             </w:pPr>
-            <w:hyperlink w:history="1" r:id="rIdenpyhdk99gi3r5fyhrzmc">
+            <w:hyperlink w:history="1" r:id="rIdilir05kn2vfhungjiyr69">
               <w:r>
                 <w:rPr>
                   <w:rFonts w:ascii="Arial" w:cs="Arial" w:eastAsia="Arial" w:hAnsi="Arial"/>
@@ -30275,7 +30275,7 @@
         </w:rPr>
         <w:t xml:space="preserve">© 2026 SeaVuria and ARES. Aligned with KICD objectives. Developed by SeaVuria; technical implementation by ARES (with AI assistance from Claude). Licensed under </w:t>
       </w:r>
-      <w:hyperlink w:history="1" r:id="rIdbstdynp4mszgkqdpwmh7y">
+      <w:hyperlink w:history="1" r:id="rIdyhyiu5tdikqkx6o58x_bl">
         <w:r>
           <w:rPr>
             <w:rFonts w:ascii="Arial" w:cs="Arial" w:eastAsia="Arial" w:hAnsi="Arial"/>
@@ -30296,7 +30296,7 @@
         </w:rPr>
         <w:t xml:space="preserve"> (</w:t>
       </w:r>
-      <w:hyperlink w:history="1" r:id="rId0dfmkbxfuszwo0rcaoaul">
+      <w:hyperlink w:history="1" r:id="rId_dn0le3x6fts3tjyyk-ms">
         <w:r>
           <w:rPr>
             <w:rFonts w:ascii="Arial" w:cs="Arial" w:eastAsia="Arial" w:hAnsi="Arial"/>
@@ -31309,7 +31309,7 @@
             <w:pPr>
               <w:spacing w:after="20" w:before="0"/>
             </w:pPr>
-            <w:hyperlink w:history="1" r:id="rIdqopjj9urwmp7lyjibbej8">
+            <w:hyperlink w:history="1" r:id="rIdlzfegz1sbet4cvjiun8ab">
               <w:r>
                 <w:rPr>
                   <w:rFonts w:ascii="Arial" w:cs="Arial" w:eastAsia="Arial" w:hAnsi="Arial"/>
@@ -31342,7 +31342,7 @@
               <w:spacing w:after="10" w:before="0"/>
               <w:ind w:left="120"/>
             </w:pPr>
-            <w:hyperlink w:history="1" r:id="rIdzarp9twpgfupo1vurvj4k">
+            <w:hyperlink w:history="1" r:id="rIdiiz7vnyph7k1ocavyiiok">
               <w:r>
                 <w:rPr>
                   <w:rFonts w:ascii="Arial" w:cs="Arial" w:eastAsia="Arial" w:hAnsi="Arial"/>
@@ -31387,7 +31387,7 @@
             <w:pPr>
               <w:spacing w:after="20" w:before="0"/>
             </w:pPr>
-            <w:hyperlink w:history="1" r:id="rIdzzviijrjhimtejeujbzfj">
+            <w:hyperlink w:history="1" r:id="rId7-chh8g_lc6m0xicdoo9p">
               <w:r>
                 <w:rPr>
                   <w:rFonts w:ascii="Arial" w:cs="Arial" w:eastAsia="Arial" w:hAnsi="Arial"/>
@@ -31420,7 +31420,7 @@
               <w:spacing w:after="10" w:before="0"/>
               <w:ind w:left="120"/>
             </w:pPr>
-            <w:hyperlink w:history="1" r:id="rIdfjo6hgunuguhbhyukzrxn">
+            <w:hyperlink w:history="1" r:id="rIdflfvdfpcwwiq-tyqymzk_">
               <w:r>
                 <w:rPr>
                   <w:rFonts w:ascii="Arial" w:cs="Arial" w:eastAsia="Arial" w:hAnsi="Arial"/>
@@ -31615,7 +31615,7 @@
             <w:pPr>
               <w:spacing w:after="20" w:before="0"/>
             </w:pPr>
-            <w:hyperlink w:history="1" r:id="rIdz3wdns8k_eir4ylv5ckof">
+            <w:hyperlink w:history="1" r:id="rIdcywltjd3wfvs1hujzceos">
               <w:r>
                 <w:rPr>
                   <w:rFonts w:ascii="Arial" w:cs="Arial" w:eastAsia="Arial" w:hAnsi="Arial"/>
@@ -31648,7 +31648,7 @@
               <w:spacing w:after="10" w:before="0"/>
               <w:ind w:left="120"/>
             </w:pPr>
-            <w:hyperlink w:history="1" r:id="rIdorm4ye1nm0jlazdgfsi-d">
+            <w:hyperlink w:history="1" r:id="rIdnrjaqqg46ly1loxptldyd">
               <w:r>
                 <w:rPr>
                   <w:rFonts w:ascii="Arial" w:cs="Arial" w:eastAsia="Arial" w:hAnsi="Arial"/>
@@ -31693,7 +31693,7 @@
             <w:pPr>
               <w:spacing w:after="20" w:before="0"/>
             </w:pPr>
-            <w:hyperlink w:history="1" r:id="rIdair0w6pghffkiwq_lkots">
+            <w:hyperlink w:history="1" r:id="rIdxsw8xackw92vungt5grmz">
               <w:r>
                 <w:rPr>
                   <w:rFonts w:ascii="Arial" w:cs="Arial" w:eastAsia="Arial" w:hAnsi="Arial"/>
@@ -31726,7 +31726,7 @@
               <w:spacing w:after="10" w:before="0"/>
               <w:ind w:left="120"/>
             </w:pPr>
-            <w:hyperlink w:history="1" r:id="rIddrqflvskkksal4gittkgx">
+            <w:hyperlink w:history="1" r:id="rIdrlcabvzrhygw2h19_tyep">
               <w:r>
                 <w:rPr>
                   <w:rFonts w:ascii="Arial" w:cs="Arial" w:eastAsia="Arial" w:hAnsi="Arial"/>
@@ -31921,7 +31921,7 @@
             <w:pPr>
               <w:spacing w:after="20" w:before="0"/>
             </w:pPr>
-            <w:hyperlink w:history="1" r:id="rIdrqidvclucarsdjhtxbrsd">
+            <w:hyperlink w:history="1" r:id="rIdihfiskigttowr5gwb2njf">
               <w:r>
                 <w:rPr>
                   <w:rFonts w:ascii="Arial" w:cs="Arial" w:eastAsia="Arial" w:hAnsi="Arial"/>
@@ -31970,7 +31970,7 @@
               <w:spacing w:after="10" w:before="0"/>
               <w:ind w:left="120"/>
             </w:pPr>
-            <w:hyperlink w:history="1" r:id="rIdzuji1hadmuaifjso94cuw">
+            <w:hyperlink w:history="1" r:id="rIdhzbgd78ldpkoramxduept">
               <w:r>
                 <w:rPr>
                   <w:rFonts w:ascii="Arial" w:cs="Arial" w:eastAsia="Arial" w:hAnsi="Arial"/>
@@ -32015,7 +32015,7 @@
             <w:pPr>
               <w:spacing w:after="20" w:before="0"/>
             </w:pPr>
-            <w:hyperlink w:history="1" r:id="rIdmnrx0sn3klxcoujj2zoge">
+            <w:hyperlink w:history="1" r:id="rIdzpcceiejeuzwkhuc6jpa1">
               <w:r>
                 <w:rPr>
                   <w:rFonts w:ascii="Arial" w:cs="Arial" w:eastAsia="Arial" w:hAnsi="Arial"/>
@@ -32048,7 +32048,7 @@
               <w:spacing w:after="10" w:before="0"/>
               <w:ind w:left="120"/>
             </w:pPr>
-            <w:hyperlink w:history="1" r:id="rIdyuay8favr6rdix8duy99s">
+            <w:hyperlink w:history="1" r:id="rIda8vjahrc501w-q5elxeom">
               <w:r>
                 <w:rPr>
                   <w:rFonts w:ascii="Arial" w:cs="Arial" w:eastAsia="Arial" w:hAnsi="Arial"/>
@@ -32243,7 +32243,7 @@
             <w:pPr>
               <w:spacing w:after="20" w:before="0"/>
             </w:pPr>
-            <w:hyperlink w:history="1" r:id="rIdmfc1t6pi-3tgpmp9e4lmt">
+            <w:hyperlink w:history="1" r:id="rIdqlidw-1i5zmqiinor1zyu">
               <w:r>
                 <w:rPr>
                   <w:rFonts w:ascii="Arial" w:cs="Arial" w:eastAsia="Arial" w:hAnsi="Arial"/>
@@ -32292,7 +32292,7 @@
               <w:spacing w:after="10" w:before="0"/>
               <w:ind w:left="120"/>
             </w:pPr>
-            <w:hyperlink w:history="1" r:id="rIds9fd7ttpcmenzdsud1h8h">
+            <w:hyperlink w:history="1" r:id="rId6plvrffuqa3c23jy2pbft">
               <w:r>
                 <w:rPr>
                   <w:rFonts w:ascii="Arial" w:cs="Arial" w:eastAsia="Arial" w:hAnsi="Arial"/>
@@ -32337,7 +32337,7 @@
             <w:pPr>
               <w:spacing w:after="20" w:before="0"/>
             </w:pPr>
-            <w:hyperlink w:history="1" r:id="rIdtkpztmenzn8yat39lgoj7">
+            <w:hyperlink w:history="1" r:id="rId4yxdmlotnwakchg2zlbii">
               <w:r>
                 <w:rPr>
                   <w:rFonts w:ascii="Arial" w:cs="Arial" w:eastAsia="Arial" w:hAnsi="Arial"/>
@@ -32370,7 +32370,7 @@
               <w:spacing w:after="10" w:before="0"/>
               <w:ind w:left="120"/>
             </w:pPr>
-            <w:hyperlink w:history="1" r:id="rIdse55niyitsszf1arehvw-">
+            <w:hyperlink w:history="1" r:id="rIdujnb3ri1lbeswighlgkra">
               <w:r>
                 <w:rPr>
                   <w:rFonts w:ascii="Arial" w:cs="Arial" w:eastAsia="Arial" w:hAnsi="Arial"/>
@@ -32565,7 +32565,7 @@
             <w:pPr>
               <w:spacing w:after="20" w:before="0"/>
             </w:pPr>
-            <w:hyperlink w:history="1" r:id="rIdywn_ncv0swrs10zt9ctl6">
+            <w:hyperlink w:history="1" r:id="rIdqlvxbbdwtan3pjoh7bu4i">
               <w:r>
                 <w:rPr>
                   <w:rFonts w:ascii="Arial" w:cs="Arial" w:eastAsia="Arial" w:hAnsi="Arial"/>
@@ -32614,7 +32614,7 @@
               <w:spacing w:after="10" w:before="0"/>
               <w:ind w:left="120"/>
             </w:pPr>
-            <w:hyperlink w:history="1" r:id="rIdmlqs1w9jcufktczs6zrrp">
+            <w:hyperlink w:history="1" r:id="rIdzzygyhoidgxt3brmjruxr">
               <w:r>
                 <w:rPr>
                   <w:rFonts w:ascii="Arial" w:cs="Arial" w:eastAsia="Arial" w:hAnsi="Arial"/>
@@ -32659,7 +32659,7 @@
             <w:pPr>
               <w:spacing w:after="20" w:before="0"/>
             </w:pPr>
-            <w:hyperlink w:history="1" r:id="rIdsmhnpdlqihtd1eg40cckz">
+            <w:hyperlink w:history="1" r:id="rIdokrbw6vzprbgriccaoxe7">
               <w:r>
                 <w:rPr>
                   <w:rFonts w:ascii="Arial" w:cs="Arial" w:eastAsia="Arial" w:hAnsi="Arial"/>
@@ -32708,7 +32708,7 @@
               <w:spacing w:after="10" w:before="0"/>
               <w:ind w:left="120"/>
             </w:pPr>
-            <w:hyperlink w:history="1" r:id="rIdzdsit8z2n8vauqcpxpots">
+            <w:hyperlink w:history="1" r:id="rId1gedvtzfhxthsjefae4p5">
               <w:r>
                 <w:rPr>
                   <w:rFonts w:ascii="Arial" w:cs="Arial" w:eastAsia="Arial" w:hAnsi="Arial"/>
@@ -33448,7 +33448,7 @@
         </w:rPr>
         <w:t xml:space="preserve">© 2026 SeaVuria and ARES. Aligned with KICD objectives. Developed by SeaVuria; technical implementation by ARES (with AI assistance from Claude). Licensed under </w:t>
       </w:r>
-      <w:hyperlink w:history="1" r:id="rIdwxejrlhgwjvgl2ssekexf">
+      <w:hyperlink w:history="1" r:id="rId_la-male4ewmvfz9zhskd">
         <w:r>
           <w:rPr>
             <w:rFonts w:ascii="Arial" w:cs="Arial" w:eastAsia="Arial" w:hAnsi="Arial"/>
@@ -33469,7 +33469,7 @@
         </w:rPr>
         <w:t xml:space="preserve"> (</w:t>
       </w:r>
-      <w:hyperlink w:history="1" r:id="rIdbrcnp6z4q_7heilaqplzn">
+      <w:hyperlink w:history="1" r:id="rIdsjw4c9djwhztuzdm98rr9">
         <w:r>
           <w:rPr>
             <w:rFonts w:ascii="Arial" w:cs="Arial" w:eastAsia="Arial" w:hAnsi="Arial"/>

--- a/data/outputs/v2/Chemistry/SS3.1_Acids_and_Bases/Chemistry_Acids_and_Bases_CBE_LessonSequence.docx
+++ b/data/outputs/v2/Chemistry/SS3.1_Acids_and_Bases/Chemistry_Acids_and_Bases_CBE_LessonSequence.docx
@@ -2617,7 +2617,7 @@
         </w:rPr>
         <w:t xml:space="preserve">© 2026 SeaVuria and ARES. This work is licensed under a </w:t>
       </w:r>
-      <w:hyperlink w:history="1" r:id="rIdlnbvzimmpt-y9zrsd-410">
+      <w:hyperlink w:history="1" r:id="rIdzfmf_-siab3w3tzryg3nf">
         <w:r>
           <w:rPr>
             <w:rFonts w:ascii="Arial" w:cs="Arial" w:eastAsia="Arial" w:hAnsi="Arial"/>
@@ -2637,7 +2637,7 @@
         </w:rPr>
         <w:t xml:space="preserve"> (</w:t>
       </w:r>
-      <w:hyperlink w:history="1" r:id="rIdqkujfxmqpk_ovbaf1wxz-">
+      <w:hyperlink w:history="1" r:id="rId2t4tnkvqwao7ttl_mt24g">
         <w:r>
           <w:rPr>
             <w:rFonts w:ascii="Arial" w:cs="Arial" w:eastAsia="Arial" w:hAnsi="Arial"/>
@@ -2657,7 +2657,7 @@
         </w:rPr>
         <w:t xml:space="preserve">). To view a copy of this license, visit </w:t>
       </w:r>
-      <w:hyperlink w:history="1" r:id="rId7iofin4mrmfmwpay2rh6k">
+      <w:hyperlink w:history="1" r:id="rIdlbe4acuej6bof-zhhgb0q">
         <w:r>
           <w:rPr>
             <w:rFonts w:ascii="Arial" w:cs="Arial" w:eastAsia="Arial" w:hAnsi="Arial"/>
@@ -3669,7 +3669,7 @@
             <w:pPr>
               <w:spacing w:after="20" w:before="0"/>
             </w:pPr>
-            <w:hyperlink w:history="1" r:id="rIdp2_raaiug_eac0mvdux9_">
+            <w:hyperlink w:history="1" r:id="rIdodwrzu-suhei8iccp7erc">
               <w:r>
                 <w:rPr>
                   <w:rFonts w:ascii="Arial" w:cs="Arial" w:eastAsia="Arial" w:hAnsi="Arial"/>
@@ -3718,7 +3718,7 @@
               <w:spacing w:after="10" w:before="0"/>
               <w:ind w:left="120"/>
             </w:pPr>
-            <w:hyperlink w:history="1" r:id="rIdeuxkckbsqkanfj4i_whpv">
+            <w:hyperlink w:history="1" r:id="rIdrvxd99e9ny5hog-wcyjiz">
               <w:r>
                 <w:rPr>
                   <w:rFonts w:ascii="Arial" w:cs="Arial" w:eastAsia="Arial" w:hAnsi="Arial"/>
@@ -3780,7 +3780,7 @@
               <w:spacing w:after="10" w:before="0"/>
               <w:ind w:left="120"/>
             </w:pPr>
-            <w:hyperlink w:history="1" r:id="rIdtycxquv3f2om2kbmbnrxs">
+            <w:hyperlink w:history="1" r:id="rIdd3rz9ceuxiwaftu0zfkyd">
               <w:r>
                 <w:rPr>
                   <w:rFonts w:ascii="Arial" w:cs="Arial" w:eastAsia="Arial" w:hAnsi="Arial"/>
@@ -3990,7 +3990,7 @@
             <w:pPr>
               <w:spacing w:after="20" w:before="0"/>
             </w:pPr>
-            <w:hyperlink w:history="1" r:id="rIdhwqw7tl08lksfp8he2dwi">
+            <w:hyperlink w:history="1" r:id="rId-tkqauuzbrlzw_r_ksqvl">
               <w:r>
                 <w:rPr>
                   <w:rFonts w:ascii="Arial" w:cs="Arial" w:eastAsia="Arial" w:hAnsi="Arial"/>
@@ -4039,7 +4039,7 @@
               <w:spacing w:after="10" w:before="0"/>
               <w:ind w:left="120"/>
             </w:pPr>
-            <w:hyperlink w:history="1" r:id="rIdfm9jxl-h_xtgyciivu-p8">
+            <w:hyperlink w:history="1" r:id="rIdzigcgy88wmk05u4znm_9m">
               <w:r>
                 <w:rPr>
                   <w:rFonts w:ascii="Arial" w:cs="Arial" w:eastAsia="Arial" w:hAnsi="Arial"/>
@@ -4101,7 +4101,7 @@
               <w:spacing w:after="10" w:before="0"/>
               <w:ind w:left="120"/>
             </w:pPr>
-            <w:hyperlink w:history="1" r:id="rIdb5a9flpeahw_5uzjwqx0k">
+            <w:hyperlink w:history="1" r:id="rId4md4qen1qxhmqlsjhgjou">
               <w:r>
                 <w:rPr>
                   <w:rFonts w:ascii="Arial" w:cs="Arial" w:eastAsia="Arial" w:hAnsi="Arial"/>
@@ -4311,7 +4311,7 @@
             <w:pPr>
               <w:spacing w:after="20" w:before="0"/>
             </w:pPr>
-            <w:hyperlink w:history="1" r:id="rIdnptxsjk0zuamzeyd6ok5s">
+            <w:hyperlink w:history="1" r:id="rId8dtrdoxfn_-czcshhaybb">
               <w:r>
                 <w:rPr>
                   <w:rFonts w:ascii="Arial" w:cs="Arial" w:eastAsia="Arial" w:hAnsi="Arial"/>
@@ -4360,7 +4360,7 @@
               <w:spacing w:after="10" w:before="0"/>
               <w:ind w:left="120"/>
             </w:pPr>
-            <w:hyperlink w:history="1" r:id="rIdsaaa5ruuqvviwokgscege">
+            <w:hyperlink w:history="1" r:id="rIdnneexwo9omeipac8vf_a1">
               <w:r>
                 <w:rPr>
                   <w:rFonts w:ascii="Arial" w:cs="Arial" w:eastAsia="Arial" w:hAnsi="Arial"/>
@@ -4422,7 +4422,7 @@
               <w:spacing w:after="10" w:before="0"/>
               <w:ind w:left="120"/>
             </w:pPr>
-            <w:hyperlink w:history="1" r:id="rId6ysabnwp0pe3tl0ohiedm">
+            <w:hyperlink w:history="1" r:id="rIdhedf1bgmb4zpb62bfizyi">
               <w:r>
                 <w:rPr>
                   <w:rFonts w:ascii="Arial" w:cs="Arial" w:eastAsia="Arial" w:hAnsi="Arial"/>
@@ -4632,7 +4632,7 @@
             <w:pPr>
               <w:spacing w:after="20" w:before="0"/>
             </w:pPr>
-            <w:hyperlink w:history="1" r:id="rIdcml2k1a4uafmlgy6saymg">
+            <w:hyperlink w:history="1" r:id="rIdoctqnrsjdzezmtetxgphk">
               <w:r>
                 <w:rPr>
                   <w:rFonts w:ascii="Arial" w:cs="Arial" w:eastAsia="Arial" w:hAnsi="Arial"/>
@@ -4681,7 +4681,7 @@
               <w:spacing w:after="10" w:before="0"/>
               <w:ind w:left="120"/>
             </w:pPr>
-            <w:hyperlink w:history="1" r:id="rIdz_18yqja_5pvdzckbnsfj">
+            <w:hyperlink w:history="1" r:id="rIdcvp4-ex61yqolst99rfqp">
               <w:r>
                 <w:rPr>
                   <w:rFonts w:ascii="Arial" w:cs="Arial" w:eastAsia="Arial" w:hAnsi="Arial"/>
@@ -4743,7 +4743,7 @@
               <w:spacing w:after="10" w:before="0"/>
               <w:ind w:left="120"/>
             </w:pPr>
-            <w:hyperlink w:history="1" r:id="rIdmtrlapx9x9tepz4ndj8er">
+            <w:hyperlink w:history="1" r:id="rIdanlhmvb9xdogqbqrmjdoz">
               <w:r>
                 <w:rPr>
                   <w:rFonts w:ascii="Arial" w:cs="Arial" w:eastAsia="Arial" w:hAnsi="Arial"/>
@@ -4953,7 +4953,7 @@
             <w:pPr>
               <w:spacing w:after="20" w:before="0"/>
             </w:pPr>
-            <w:hyperlink w:history="1" r:id="rIdwnbzdh_giu3uai1zybfea">
+            <w:hyperlink w:history="1" r:id="rIduppbnokadzqutzlo68c-s">
               <w:r>
                 <w:rPr>
                   <w:rFonts w:ascii="Arial" w:cs="Arial" w:eastAsia="Arial" w:hAnsi="Arial"/>
@@ -5002,7 +5002,7 @@
               <w:spacing w:after="10" w:before="0"/>
               <w:ind w:left="120"/>
             </w:pPr>
-            <w:hyperlink w:history="1" r:id="rIdgqtqfe1p1d_2nokd9qk3k">
+            <w:hyperlink w:history="1" r:id="rIdfspzxfltxbdxevaq4b1aq">
               <w:r>
                 <w:rPr>
                   <w:rFonts w:ascii="Arial" w:cs="Arial" w:eastAsia="Arial" w:hAnsi="Arial"/>
@@ -5064,7 +5064,7 @@
               <w:spacing w:after="10" w:before="0"/>
               <w:ind w:left="120"/>
             </w:pPr>
-            <w:hyperlink w:history="1" r:id="rIdotzwcx1mer8kdy6ffinpf">
+            <w:hyperlink w:history="1" r:id="rIdeacyqgbqn_cxp9bjyv4zn">
               <w:r>
                 <w:rPr>
                   <w:rFonts w:ascii="Arial" w:cs="Arial" w:eastAsia="Arial" w:hAnsi="Arial"/>
@@ -5591,7 +5591,7 @@
         </w:rPr>
         <w:t xml:space="preserve">© 2026 SeaVuria and ARES. Aligned with KICD objectives. Developed by SeaVuria; technical implementation by ARES (with AI assistance from Claude). Licensed under </w:t>
       </w:r>
-      <w:hyperlink w:history="1" r:id="rId9zbkrrrwvvsek_swjlcpk">
+      <w:hyperlink w:history="1" r:id="rIdidke3isorwvhrggxqpmxe">
         <w:r>
           <w:rPr>
             <w:rFonts w:ascii="Arial" w:cs="Arial" w:eastAsia="Arial" w:hAnsi="Arial"/>
@@ -5612,7 +5612,7 @@
         </w:rPr>
         <w:t xml:space="preserve"> (</w:t>
       </w:r>
-      <w:hyperlink w:history="1" r:id="rId07vcaxbtrqica1-afvj91">
+      <w:hyperlink w:history="1" r:id="rIdsan71ahq4amvq0ptlp1ij">
         <w:r>
           <w:rPr>
             <w:rFonts w:ascii="Arial" w:cs="Arial" w:eastAsia="Arial" w:hAnsi="Arial"/>
@@ -6625,7 +6625,7 @@
             <w:pPr>
               <w:spacing w:after="20" w:before="0"/>
             </w:pPr>
-            <w:hyperlink w:history="1" r:id="rIdacmvqxdufre3hinidwrwx">
+            <w:hyperlink w:history="1" r:id="rIdmsc56ubhuoda47vqslnto">
               <w:r>
                 <w:rPr>
                   <w:rFonts w:ascii="Arial" w:cs="Arial" w:eastAsia="Arial" w:hAnsi="Arial"/>
@@ -6658,7 +6658,7 @@
               <w:spacing w:after="10" w:before="0"/>
               <w:ind w:left="120"/>
             </w:pPr>
-            <w:hyperlink w:history="1" r:id="rIdlm5nudvp8gyiszgz3ucjh">
+            <w:hyperlink w:history="1" r:id="rIdk-iuyc1gygl5-heafnsej">
               <w:r>
                 <w:rPr>
                   <w:rFonts w:ascii="Arial" w:cs="Arial" w:eastAsia="Arial" w:hAnsi="Arial"/>
@@ -6703,7 +6703,7 @@
             <w:pPr>
               <w:spacing w:after="20" w:before="0"/>
             </w:pPr>
-            <w:hyperlink w:history="1" r:id="rIdczetm5enngejpv3uioi3u">
+            <w:hyperlink w:history="1" r:id="rId4fnf5fqcveypyu7gbldzr">
               <w:r>
                 <w:rPr>
                   <w:rFonts w:ascii="Arial" w:cs="Arial" w:eastAsia="Arial" w:hAnsi="Arial"/>
@@ -6736,7 +6736,7 @@
               <w:spacing w:after="10" w:before="0"/>
               <w:ind w:left="120"/>
             </w:pPr>
-            <w:hyperlink w:history="1" r:id="rId47fwa21ixnlkp068sipbc">
+            <w:hyperlink w:history="1" r:id="rId5rxnlwzaiiapoa5ecqbmd">
               <w:r>
                 <w:rPr>
                   <w:rFonts w:ascii="Arial" w:cs="Arial" w:eastAsia="Arial" w:hAnsi="Arial"/>
@@ -6931,7 +6931,7 @@
             <w:pPr>
               <w:spacing w:after="20" w:before="0"/>
             </w:pPr>
-            <w:hyperlink w:history="1" r:id="rIdw9_uxqi1qntrdmlpg2ya8">
+            <w:hyperlink w:history="1" r:id="rIdkbcsncvfj9vfj_exmoegb">
               <w:r>
                 <w:rPr>
                   <w:rFonts w:ascii="Arial" w:cs="Arial" w:eastAsia="Arial" w:hAnsi="Arial"/>
@@ -6964,7 +6964,7 @@
               <w:spacing w:after="10" w:before="0"/>
               <w:ind w:left="120"/>
             </w:pPr>
-            <w:hyperlink w:history="1" r:id="rIdb0dmsea213lizvsi3nwzx">
+            <w:hyperlink w:history="1" r:id="rIdcupy1gicrmyyncjamt2ot">
               <w:r>
                 <w:rPr>
                   <w:rFonts w:ascii="Arial" w:cs="Arial" w:eastAsia="Arial" w:hAnsi="Arial"/>
@@ -7009,7 +7009,7 @@
             <w:pPr>
               <w:spacing w:after="20" w:before="0"/>
             </w:pPr>
-            <w:hyperlink w:history="1" r:id="rIdtr6vyl_g6c0yrwplcnktq">
+            <w:hyperlink w:history="1" r:id="rIdm7asexhwsdc3rogg8q4il">
               <w:r>
                 <w:rPr>
                   <w:rFonts w:ascii="Arial" w:cs="Arial" w:eastAsia="Arial" w:hAnsi="Arial"/>
@@ -7042,7 +7042,7 @@
               <w:spacing w:after="10" w:before="0"/>
               <w:ind w:left="120"/>
             </w:pPr>
-            <w:hyperlink w:history="1" r:id="rIdtu2o2x3zc0m1ofj83et_z">
+            <w:hyperlink w:history="1" r:id="rId4jb-93xr_tmuyldruytrk">
               <w:r>
                 <w:rPr>
                   <w:rFonts w:ascii="Arial" w:cs="Arial" w:eastAsia="Arial" w:hAnsi="Arial"/>
@@ -7237,7 +7237,7 @@
             <w:pPr>
               <w:spacing w:after="20" w:before="0"/>
             </w:pPr>
-            <w:hyperlink w:history="1" r:id="rId08ex9qkmmpwbgjtb7uyjh">
+            <w:hyperlink w:history="1" r:id="rIdhec4l3b7uew_yipxsjkuu">
               <w:r>
                 <w:rPr>
                   <w:rFonts w:ascii="Arial" w:cs="Arial" w:eastAsia="Arial" w:hAnsi="Arial"/>
@@ -7270,7 +7270,7 @@
               <w:spacing w:after="10" w:before="0"/>
               <w:ind w:left="120"/>
             </w:pPr>
-            <w:hyperlink w:history="1" r:id="rIdoiylpmesos_fg9v-t_e8_">
+            <w:hyperlink w:history="1" r:id="rId5tmnu4qxw7jchaqgxahn8">
               <w:r>
                 <w:rPr>
                   <w:rFonts w:ascii="Arial" w:cs="Arial" w:eastAsia="Arial" w:hAnsi="Arial"/>
@@ -7315,7 +7315,7 @@
             <w:pPr>
               <w:spacing w:after="20" w:before="0"/>
             </w:pPr>
-            <w:hyperlink w:history="1" r:id="rIdivfp6q_dbupd4wiupw7op">
+            <w:hyperlink w:history="1" r:id="rIdiy5lrk-0_g-mk7tjd50f2">
               <w:r>
                 <w:rPr>
                   <w:rFonts w:ascii="Arial" w:cs="Arial" w:eastAsia="Arial" w:hAnsi="Arial"/>
@@ -7348,7 +7348,7 @@
               <w:spacing w:after="10" w:before="0"/>
               <w:ind w:left="120"/>
             </w:pPr>
-            <w:hyperlink w:history="1" r:id="rIduhf25pucjytkboj900ula">
+            <w:hyperlink w:history="1" r:id="rId0luvgoy8j9qrpvn0oaavc">
               <w:r>
                 <w:rPr>
                   <w:rFonts w:ascii="Arial" w:cs="Arial" w:eastAsia="Arial" w:hAnsi="Arial"/>
@@ -7543,7 +7543,7 @@
             <w:pPr>
               <w:spacing w:after="20" w:before="0"/>
             </w:pPr>
-            <w:hyperlink w:history="1" r:id="rIdl7birn8ixk-zujgw9mm2y">
+            <w:hyperlink w:history="1" r:id="rIdntoxzizhrpyogrr-qmpfv">
               <w:r>
                 <w:rPr>
                   <w:rFonts w:ascii="Arial" w:cs="Arial" w:eastAsia="Arial" w:hAnsi="Arial"/>
@@ -7576,7 +7576,7 @@
               <w:spacing w:after="10" w:before="0"/>
               <w:ind w:left="120"/>
             </w:pPr>
-            <w:hyperlink w:history="1" r:id="rIdsavyzs3c2i_zc5tw7zngh">
+            <w:hyperlink w:history="1" r:id="rIdd0fz2oexp7d2tf41kqu93">
               <w:r>
                 <w:rPr>
                   <w:rFonts w:ascii="Arial" w:cs="Arial" w:eastAsia="Arial" w:hAnsi="Arial"/>
@@ -7621,7 +7621,7 @@
             <w:pPr>
               <w:spacing w:after="20" w:before="0"/>
             </w:pPr>
-            <w:hyperlink w:history="1" r:id="rIdp4yg6dt6bupg-q6vk28dt">
+            <w:hyperlink w:history="1" r:id="rIdqsqn2e1zu5qll9sjrcckb">
               <w:r>
                 <w:rPr>
                   <w:rFonts w:ascii="Arial" w:cs="Arial" w:eastAsia="Arial" w:hAnsi="Arial"/>
@@ -7654,7 +7654,7 @@
               <w:spacing w:after="10" w:before="0"/>
               <w:ind w:left="120"/>
             </w:pPr>
-            <w:hyperlink w:history="1" r:id="rId8zvxamxctbiorcto7p8xg">
+            <w:hyperlink w:history="1" r:id="rIdmsqx3agthtjrbfynfeltt">
               <w:r>
                 <w:rPr>
                   <w:rFonts w:ascii="Arial" w:cs="Arial" w:eastAsia="Arial" w:hAnsi="Arial"/>
@@ -7849,7 +7849,7 @@
             <w:pPr>
               <w:spacing w:after="20" w:before="0"/>
             </w:pPr>
-            <w:hyperlink w:history="1" r:id="rIdbev1bcwjhz3wbunysiqyu">
+            <w:hyperlink w:history="1" r:id="rId3wuglxzfhiml5rsuqgafk">
               <w:r>
                 <w:rPr>
                   <w:rFonts w:ascii="Arial" w:cs="Arial" w:eastAsia="Arial" w:hAnsi="Arial"/>
@@ -7898,7 +7898,7 @@
               <w:spacing w:after="10" w:before="0"/>
               <w:ind w:left="120"/>
             </w:pPr>
-            <w:hyperlink w:history="1" r:id="rIdetynl7xisoibspvn3evd-">
+            <w:hyperlink w:history="1" r:id="rIdtsgrvs3xqt0r_mpmttd1g">
               <w:r>
                 <w:rPr>
                   <w:rFonts w:ascii="Arial" w:cs="Arial" w:eastAsia="Arial" w:hAnsi="Arial"/>
@@ -7943,7 +7943,7 @@
             <w:pPr>
               <w:spacing w:after="20" w:before="0"/>
             </w:pPr>
-            <w:hyperlink w:history="1" r:id="rIdv8hhsilutyhclmtllumfb">
+            <w:hyperlink w:history="1" r:id="rIdeisxxuqskwthqogxzvqch">
               <w:r>
                 <w:rPr>
                   <w:rFonts w:ascii="Arial" w:cs="Arial" w:eastAsia="Arial" w:hAnsi="Arial"/>
@@ -7992,7 +7992,7 @@
               <w:spacing w:after="10" w:before="0"/>
               <w:ind w:left="120"/>
             </w:pPr>
-            <w:hyperlink w:history="1" r:id="rId6zzkxniklo3_1ch_taz5k">
+            <w:hyperlink w:history="1" r:id="rIdzw0b-imdq0e3wwcvxdpzl">
               <w:r>
                 <w:rPr>
                   <w:rFonts w:ascii="Arial" w:cs="Arial" w:eastAsia="Arial" w:hAnsi="Arial"/>
@@ -8504,7 +8504,7 @@
         </w:rPr>
         <w:t xml:space="preserve">© 2026 SeaVuria and ARES. Aligned with KICD objectives. Developed by SeaVuria; technical implementation by ARES (with AI assistance from Claude). Licensed under </w:t>
       </w:r>
-      <w:hyperlink w:history="1" r:id="rIdgqwanlq1adb5g4fk1mact">
+      <w:hyperlink w:history="1" r:id="rId3wcoiqprtxlunc1seitip">
         <w:r>
           <w:rPr>
             <w:rFonts w:ascii="Arial" w:cs="Arial" w:eastAsia="Arial" w:hAnsi="Arial"/>
@@ -8525,7 +8525,7 @@
         </w:rPr>
         <w:t xml:space="preserve"> (</w:t>
       </w:r>
-      <w:hyperlink w:history="1" r:id="rId9rxjzjgflihbbvnasnf_a">
+      <w:hyperlink w:history="1" r:id="rIdvf9bmf2gc3gkzijyk0qbk">
         <w:r>
           <w:rPr>
             <w:rFonts w:ascii="Arial" w:cs="Arial" w:eastAsia="Arial" w:hAnsi="Arial"/>
@@ -9538,7 +9538,7 @@
             <w:pPr>
               <w:spacing w:after="20" w:before="0"/>
             </w:pPr>
-            <w:hyperlink w:history="1" r:id="rIduute9pn-opyrhspdu7bja">
+            <w:hyperlink w:history="1" r:id="rIdokzdm5twipwdixj3u0pis">
               <w:r>
                 <w:rPr>
                   <w:rFonts w:ascii="Arial" w:cs="Arial" w:eastAsia="Arial" w:hAnsi="Arial"/>
@@ -9571,7 +9571,7 @@
               <w:spacing w:after="10" w:before="0"/>
               <w:ind w:left="120"/>
             </w:pPr>
-            <w:hyperlink w:history="1" r:id="rIdprdi3rd_qgmvnwtmmbanh">
+            <w:hyperlink w:history="1" r:id="rIddp1vmjxlg34odiulmjt9b">
               <w:r>
                 <w:rPr>
                   <w:rFonts w:ascii="Arial" w:cs="Arial" w:eastAsia="Arial" w:hAnsi="Arial"/>
@@ -9616,7 +9616,7 @@
             <w:pPr>
               <w:spacing w:after="20" w:before="0"/>
             </w:pPr>
-            <w:hyperlink w:history="1" r:id="rIdj7cl65vxuye6rnukpompy">
+            <w:hyperlink w:history="1" r:id="rId7zqyc8uif74sskfjsilwp">
               <w:r>
                 <w:rPr>
                   <w:rFonts w:ascii="Arial" w:cs="Arial" w:eastAsia="Arial" w:hAnsi="Arial"/>
@@ -9649,7 +9649,7 @@
               <w:spacing w:after="10" w:before="0"/>
               <w:ind w:left="120"/>
             </w:pPr>
-            <w:hyperlink w:history="1" r:id="rId76vdop3ng1ofmx0ngnv8x">
+            <w:hyperlink w:history="1" r:id="rIdswj2chjvakevg5nd_nque">
               <w:r>
                 <w:rPr>
                   <w:rFonts w:ascii="Arial" w:cs="Arial" w:eastAsia="Arial" w:hAnsi="Arial"/>
@@ -9844,7 +9844,7 @@
             <w:pPr>
               <w:spacing w:after="20" w:before="0"/>
             </w:pPr>
-            <w:hyperlink w:history="1" r:id="rIdk6uavy8gccoeukxln7c5z">
+            <w:hyperlink w:history="1" r:id="rId9n92aaq779o2t_bsmgefi">
               <w:r>
                 <w:rPr>
                   <w:rFonts w:ascii="Arial" w:cs="Arial" w:eastAsia="Arial" w:hAnsi="Arial"/>
@@ -9877,7 +9877,7 @@
               <w:spacing w:after="10" w:before="0"/>
               <w:ind w:left="120"/>
             </w:pPr>
-            <w:hyperlink w:history="1" r:id="rIdx7wlg3s5xiyyrmhzl-fto">
+            <w:hyperlink w:history="1" r:id="rIdmxj4cxhn369k5lk8ndinn">
               <w:r>
                 <w:rPr>
                   <w:rFonts w:ascii="Arial" w:cs="Arial" w:eastAsia="Arial" w:hAnsi="Arial"/>
@@ -9922,7 +9922,7 @@
             <w:pPr>
               <w:spacing w:after="20" w:before="0"/>
             </w:pPr>
-            <w:hyperlink w:history="1" r:id="rIdp6bl3074aqfwln7by4qbv">
+            <w:hyperlink w:history="1" r:id="rIdzfj3pvaxrqienimshni9t">
               <w:r>
                 <w:rPr>
                   <w:rFonts w:ascii="Arial" w:cs="Arial" w:eastAsia="Arial" w:hAnsi="Arial"/>
@@ -9955,7 +9955,7 @@
               <w:spacing w:after="10" w:before="0"/>
               <w:ind w:left="120"/>
             </w:pPr>
-            <w:hyperlink w:history="1" r:id="rIdfymesckv8znsjkjzhqw1o">
+            <w:hyperlink w:history="1" r:id="rId0jx_vekquqpqv_wuzbu60">
               <w:r>
                 <w:rPr>
                   <w:rFonts w:ascii="Arial" w:cs="Arial" w:eastAsia="Arial" w:hAnsi="Arial"/>
@@ -10150,7 +10150,7 @@
             <w:pPr>
               <w:spacing w:after="20" w:before="0"/>
             </w:pPr>
-            <w:hyperlink w:history="1" r:id="rIdqxjy8xpg0kx1fbae3khzh">
+            <w:hyperlink w:history="1" r:id="rIdiqnqrcoo8fli_sj9t0uwl">
               <w:r>
                 <w:rPr>
                   <w:rFonts w:ascii="Arial" w:cs="Arial" w:eastAsia="Arial" w:hAnsi="Arial"/>
@@ -10183,7 +10183,7 @@
               <w:spacing w:after="10" w:before="0"/>
               <w:ind w:left="120"/>
             </w:pPr>
-            <w:hyperlink w:history="1" r:id="rId1xz3_n_rem3qay-rjox8k">
+            <w:hyperlink w:history="1" r:id="rId0u9tvnrjxs3t58x5kmk5g">
               <w:r>
                 <w:rPr>
                   <w:rFonts w:ascii="Arial" w:cs="Arial" w:eastAsia="Arial" w:hAnsi="Arial"/>
@@ -10228,7 +10228,7 @@
             <w:pPr>
               <w:spacing w:after="20" w:before="0"/>
             </w:pPr>
-            <w:hyperlink w:history="1" r:id="rIdolwlca60lydxlx_z3mczq">
+            <w:hyperlink w:history="1" r:id="rIdhem5i4qlk1jnsfadfcwsd">
               <w:r>
                 <w:rPr>
                   <w:rFonts w:ascii="Arial" w:cs="Arial" w:eastAsia="Arial" w:hAnsi="Arial"/>
@@ -10261,7 +10261,7 @@
               <w:spacing w:after="10" w:before="0"/>
               <w:ind w:left="120"/>
             </w:pPr>
-            <w:hyperlink w:history="1" r:id="rId3702yyzwlgv4baxrwmklh">
+            <w:hyperlink w:history="1" r:id="rId7w-jbo97zdvukfipbqcq7">
               <w:r>
                 <w:rPr>
                   <w:rFonts w:ascii="Arial" w:cs="Arial" w:eastAsia="Arial" w:hAnsi="Arial"/>
@@ -10456,7 +10456,7 @@
             <w:pPr>
               <w:spacing w:after="20" w:before="0"/>
             </w:pPr>
-            <w:hyperlink w:history="1" r:id="rIdfucrqg7tv17jyok9rr6xo">
+            <w:hyperlink w:history="1" r:id="rIdfwbt_hbf_0pjt76qfceah">
               <w:r>
                 <w:rPr>
                   <w:rFonts w:ascii="Arial" w:cs="Arial" w:eastAsia="Arial" w:hAnsi="Arial"/>
@@ -10489,7 +10489,7 @@
               <w:spacing w:after="10" w:before="0"/>
               <w:ind w:left="120"/>
             </w:pPr>
-            <w:hyperlink w:history="1" r:id="rIdhfyzp3drlq7annwmrapqr">
+            <w:hyperlink w:history="1" r:id="rIdkbunib-iqgjjs4wpdxdro">
               <w:r>
                 <w:rPr>
                   <w:rFonts w:ascii="Arial" w:cs="Arial" w:eastAsia="Arial" w:hAnsi="Arial"/>
@@ -10534,7 +10534,7 @@
             <w:pPr>
               <w:spacing w:after="20" w:before="0"/>
             </w:pPr>
-            <w:hyperlink w:history="1" r:id="rIddzielzusxzaph5tsjwlyx">
+            <w:hyperlink w:history="1" r:id="rIdy2et1m_gkwjkjqb34myr3">
               <w:r>
                 <w:rPr>
                   <w:rFonts w:ascii="Arial" w:cs="Arial" w:eastAsia="Arial" w:hAnsi="Arial"/>
@@ -10567,7 +10567,7 @@
               <w:spacing w:after="10" w:before="0"/>
               <w:ind w:left="120"/>
             </w:pPr>
-            <w:hyperlink w:history="1" r:id="rId4ilbvgea_quqqkn_ypobg">
+            <w:hyperlink w:history="1" r:id="rId2dcl_p74acedhaq3zokbe">
               <w:r>
                 <w:rPr>
                   <w:rFonts w:ascii="Arial" w:cs="Arial" w:eastAsia="Arial" w:hAnsi="Arial"/>
@@ -10762,7 +10762,7 @@
             <w:pPr>
               <w:spacing w:after="20" w:before="0"/>
             </w:pPr>
-            <w:hyperlink w:history="1" r:id="rIdd9c_-m8rmhg4v-awx0ejs">
+            <w:hyperlink w:history="1" r:id="rIdagzvebx0si4j-ts2bylav">
               <w:r>
                 <w:rPr>
                   <w:rFonts w:ascii="Arial" w:cs="Arial" w:eastAsia="Arial" w:hAnsi="Arial"/>
@@ -10811,7 +10811,7 @@
               <w:spacing w:after="10" w:before="0"/>
               <w:ind w:left="120"/>
             </w:pPr>
-            <w:hyperlink w:history="1" r:id="rIdtrpqqnfewrcbcilsv7xlo">
+            <w:hyperlink w:history="1" r:id="rIdipf7afdjdb13nkhf5j65x">
               <w:r>
                 <w:rPr>
                   <w:rFonts w:ascii="Arial" w:cs="Arial" w:eastAsia="Arial" w:hAnsi="Arial"/>
@@ -10856,7 +10856,7 @@
             <w:pPr>
               <w:spacing w:after="20" w:before="0"/>
             </w:pPr>
-            <w:hyperlink w:history="1" r:id="rIdg2sgvbtbdroza9iqgynr_">
+            <w:hyperlink w:history="1" r:id="rIdnty271x9ox99jfxjvdpfc">
               <w:r>
                 <w:rPr>
                   <w:rFonts w:ascii="Arial" w:cs="Arial" w:eastAsia="Arial" w:hAnsi="Arial"/>
@@ -10889,7 +10889,7 @@
               <w:spacing w:after="10" w:before="0"/>
               <w:ind w:left="120"/>
             </w:pPr>
-            <w:hyperlink w:history="1" r:id="rIdzs8k3syopkjd-xl1wwqjj">
+            <w:hyperlink w:history="1" r:id="rId1fwjm2we8y0myof3el0uk">
               <w:r>
                 <w:rPr>
                   <w:rFonts w:ascii="Arial" w:cs="Arial" w:eastAsia="Arial" w:hAnsi="Arial"/>
@@ -11401,7 +11401,7 @@
         </w:rPr>
         <w:t xml:space="preserve">© 2026 SeaVuria and ARES. Aligned with KICD objectives. Developed by SeaVuria; technical implementation by ARES (with AI assistance from Claude). Licensed under </w:t>
       </w:r>
-      <w:hyperlink w:history="1" r:id="rIdsweerftokp128rncrz9ar">
+      <w:hyperlink w:history="1" r:id="rId3tkhhcwm9aw6d4njqy5xg">
         <w:r>
           <w:rPr>
             <w:rFonts w:ascii="Arial" w:cs="Arial" w:eastAsia="Arial" w:hAnsi="Arial"/>
@@ -11422,7 +11422,7 @@
         </w:rPr>
         <w:t xml:space="preserve"> (</w:t>
       </w:r>
-      <w:hyperlink w:history="1" r:id="rIdbsqalpzcqujzkbxuydikr">
+      <w:hyperlink w:history="1" r:id="rIdgdj_f2kgemkwtxmewjfk8">
         <w:r>
           <w:rPr>
             <w:rFonts w:ascii="Arial" w:cs="Arial" w:eastAsia="Arial" w:hAnsi="Arial"/>
@@ -12435,7 +12435,7 @@
             <w:pPr>
               <w:spacing w:after="20" w:before="0"/>
             </w:pPr>
-            <w:hyperlink w:history="1" r:id="rIdusvtqjxtppgm0ruczfx26">
+            <w:hyperlink w:history="1" r:id="rIdqwafg4nig2b1xsceziwip">
               <w:r>
                 <w:rPr>
                   <w:rFonts w:ascii="Arial" w:cs="Arial" w:eastAsia="Arial" w:hAnsi="Arial"/>
@@ -12484,7 +12484,7 @@
               <w:spacing w:after="10" w:before="0"/>
               <w:ind w:left="120"/>
             </w:pPr>
-            <w:hyperlink w:history="1" r:id="rIdahsp6m-g5ea3gnylvk42j">
+            <w:hyperlink w:history="1" r:id="rIdrj2uz-fxk_9k8aggm7zi8">
               <w:r>
                 <w:rPr>
                   <w:rFonts w:ascii="Arial" w:cs="Arial" w:eastAsia="Arial" w:hAnsi="Arial"/>
@@ -12529,7 +12529,7 @@
             <w:pPr>
               <w:spacing w:after="20" w:before="0"/>
             </w:pPr>
-            <w:hyperlink w:history="1" r:id="rId4b0cnulscmz7w8rdhu7kd">
+            <w:hyperlink w:history="1" r:id="rId6ywecfeto77r4qybfnx0j">
               <w:r>
                 <w:rPr>
                   <w:rFonts w:ascii="Arial" w:cs="Arial" w:eastAsia="Arial" w:hAnsi="Arial"/>
@@ -12562,7 +12562,7 @@
               <w:spacing w:after="10" w:before="0"/>
               <w:ind w:left="120"/>
             </w:pPr>
-            <w:hyperlink w:history="1" r:id="rIdz7vfqaxngde3xycvvk7y_">
+            <w:hyperlink w:history="1" r:id="rIdk9_lrglnsnmhyb5bytgxw">
               <w:r>
                 <w:rPr>
                   <w:rFonts w:ascii="Arial" w:cs="Arial" w:eastAsia="Arial" w:hAnsi="Arial"/>
@@ -12909,7 +12909,7 @@
             <w:pPr>
               <w:spacing w:after="20" w:before="0"/>
             </w:pPr>
-            <w:hyperlink w:history="1" r:id="rIdjcz5a_ojmjtww85faqziw">
+            <w:hyperlink w:history="1" r:id="rIdekyzngjuvxthcuy9bsi1e">
               <w:r>
                 <w:rPr>
                   <w:rFonts w:ascii="Arial" w:cs="Arial" w:eastAsia="Arial" w:hAnsi="Arial"/>
@@ -12958,7 +12958,7 @@
               <w:spacing w:after="10" w:before="0"/>
               <w:ind w:left="120"/>
             </w:pPr>
-            <w:hyperlink w:history="1" r:id="rIdiwhxtodrwkphv1ia9dsxg">
+            <w:hyperlink w:history="1" r:id="rIdzxa8lcf1chi5dfppti7-1">
               <w:r>
                 <w:rPr>
                   <w:rFonts w:ascii="Arial" w:cs="Arial" w:eastAsia="Arial" w:hAnsi="Arial"/>
@@ -13003,7 +13003,7 @@
             <w:pPr>
               <w:spacing w:after="20" w:before="0"/>
             </w:pPr>
-            <w:hyperlink w:history="1" r:id="rIdccmatflaq1if1gje6uysj">
+            <w:hyperlink w:history="1" r:id="rIdmkmvrufvbje6sekxu2fpa">
               <w:r>
                 <w:rPr>
                   <w:rFonts w:ascii="Arial" w:cs="Arial" w:eastAsia="Arial" w:hAnsi="Arial"/>
@@ -13036,7 +13036,7 @@
               <w:spacing w:after="10" w:before="0"/>
               <w:ind w:left="120"/>
             </w:pPr>
-            <w:hyperlink w:history="1" r:id="rId90byyyd5wtlwkyzlmb9vm">
+            <w:hyperlink w:history="1" r:id="rIdzszuedziel2cgm1tghddy">
               <w:r>
                 <w:rPr>
                   <w:rFonts w:ascii="Arial" w:cs="Arial" w:eastAsia="Arial" w:hAnsi="Arial"/>
@@ -13497,7 +13497,7 @@
             <w:pPr>
               <w:spacing w:after="20" w:before="0"/>
             </w:pPr>
-            <w:hyperlink w:history="1" r:id="rId07lq6uklheh6w6oq-wvuf">
+            <w:hyperlink w:history="1" r:id="rId7txshukphal4paregztyn">
               <w:r>
                 <w:rPr>
                   <w:rFonts w:ascii="Arial" w:cs="Arial" w:eastAsia="Arial" w:hAnsi="Arial"/>
@@ -13546,7 +13546,7 @@
               <w:spacing w:after="10" w:before="0"/>
               <w:ind w:left="120"/>
             </w:pPr>
-            <w:hyperlink w:history="1" r:id="rIdpemec6f1gjq2ucxgcz5uw">
+            <w:hyperlink w:history="1" r:id="rIdca6ow5by9d-ylz1e3oalu">
               <w:r>
                 <w:rPr>
                   <w:rFonts w:ascii="Arial" w:cs="Arial" w:eastAsia="Arial" w:hAnsi="Arial"/>
@@ -13591,7 +13591,7 @@
             <w:pPr>
               <w:spacing w:after="20" w:before="0"/>
             </w:pPr>
-            <w:hyperlink w:history="1" r:id="rId3t5o7bq3khpq69hr_kxoo">
+            <w:hyperlink w:history="1" r:id="rId7wt4edf1pke9svogzlumf">
               <w:r>
                 <w:rPr>
                   <w:rFonts w:ascii="Arial" w:cs="Arial" w:eastAsia="Arial" w:hAnsi="Arial"/>
@@ -13640,7 +13640,7 @@
               <w:spacing w:after="10" w:before="0"/>
               <w:ind w:left="120"/>
             </w:pPr>
-            <w:hyperlink w:history="1" r:id="rIdkl5bzkidrujdqnwxu5tdh">
+            <w:hyperlink w:history="1" r:id="rId6w5nmm_j_ibklm6-xuiiu">
               <w:r>
                 <w:rPr>
                   <w:rFonts w:ascii="Arial" w:cs="Arial" w:eastAsia="Arial" w:hAnsi="Arial"/>
@@ -13911,7 +13911,7 @@
             <w:pPr>
               <w:spacing w:after="20" w:before="0"/>
             </w:pPr>
-            <w:hyperlink w:history="1" r:id="rId9szww-k2ebktof1vnaulp">
+            <w:hyperlink w:history="1" r:id="rIdcavkgzapithw-m7klkh8b">
               <w:r>
                 <w:rPr>
                   <w:rFonts w:ascii="Arial" w:cs="Arial" w:eastAsia="Arial" w:hAnsi="Arial"/>
@@ -13960,7 +13960,7 @@
               <w:spacing w:after="10" w:before="0"/>
               <w:ind w:left="120"/>
             </w:pPr>
-            <w:hyperlink w:history="1" r:id="rIdhwwaksbwdtfcxlvqfg1wx">
+            <w:hyperlink w:history="1" r:id="rId6ykkf8rn4tirlo_00wpq5">
               <w:r>
                 <w:rPr>
                   <w:rFonts w:ascii="Arial" w:cs="Arial" w:eastAsia="Arial" w:hAnsi="Arial"/>
@@ -14005,7 +14005,7 @@
             <w:pPr>
               <w:spacing w:after="20" w:before="0"/>
             </w:pPr>
-            <w:hyperlink w:history="1" r:id="rIdk3rc59tfuopfhtskyew9c">
+            <w:hyperlink w:history="1" r:id="rIdov8xxhgk5a-g9kopyd98i">
               <w:r>
                 <w:rPr>
                   <w:rFonts w:ascii="Arial" w:cs="Arial" w:eastAsia="Arial" w:hAnsi="Arial"/>
@@ -14054,7 +14054,7 @@
               <w:spacing w:after="10" w:before="0"/>
               <w:ind w:left="120"/>
             </w:pPr>
-            <w:hyperlink w:history="1" r:id="rIdzordwoiysaz_sspt1bfvq">
+            <w:hyperlink w:history="1" r:id="rIduofzcfymizvl3alrjf7c0">
               <w:r>
                 <w:rPr>
                   <w:rFonts w:ascii="Arial" w:cs="Arial" w:eastAsia="Arial" w:hAnsi="Arial"/>
@@ -14325,7 +14325,7 @@
             <w:pPr>
               <w:spacing w:after="20" w:before="0"/>
             </w:pPr>
-            <w:hyperlink w:history="1" r:id="rId1itwznqs1qdwi2ciu_gin">
+            <w:hyperlink w:history="1" r:id="rIdzkpx2cfbst0nguxcayio_">
               <w:r>
                 <w:rPr>
                   <w:rFonts w:ascii="Arial" w:cs="Arial" w:eastAsia="Arial" w:hAnsi="Arial"/>
@@ -14374,7 +14374,7 @@
               <w:spacing w:after="10" w:before="0"/>
               <w:ind w:left="120"/>
             </w:pPr>
-            <w:hyperlink w:history="1" r:id="rIdbexmuyq0iqkmighxf6ssf">
+            <w:hyperlink w:history="1" r:id="rIdx1dzwm0fdgd2l3ruf_hlo">
               <w:r>
                 <w:rPr>
                   <w:rFonts w:ascii="Arial" w:cs="Arial" w:eastAsia="Arial" w:hAnsi="Arial"/>
@@ -14419,7 +14419,7 @@
             <w:pPr>
               <w:spacing w:after="20" w:before="0"/>
             </w:pPr>
-            <w:hyperlink w:history="1" r:id="rIdz5odonfsobf_-l8ruxvde">
+            <w:hyperlink w:history="1" r:id="rIdxdbilzvh0r1_ygotupy-u">
               <w:r>
                 <w:rPr>
                   <w:rFonts w:ascii="Arial" w:cs="Arial" w:eastAsia="Arial" w:hAnsi="Arial"/>
@@ -14468,7 +14468,7 @@
               <w:spacing w:after="10" w:before="0"/>
               <w:ind w:left="120"/>
             </w:pPr>
-            <w:hyperlink w:history="1" r:id="rId16h0ysz1dghwdptagzwqs">
+            <w:hyperlink w:history="1" r:id="rIdoncxrpj9ghmnhcm8lufq3">
               <w:r>
                 <w:rPr>
                   <w:rFonts w:ascii="Arial" w:cs="Arial" w:eastAsia="Arial" w:hAnsi="Arial"/>
@@ -15284,7 +15284,7 @@
         </w:rPr>
         <w:t xml:space="preserve">© 2026 SeaVuria and ARES. Aligned with KICD objectives. Developed by SeaVuria; technical implementation by ARES (with AI assistance from Claude). Licensed under </w:t>
       </w:r>
-      <w:hyperlink w:history="1" r:id="rId1qmn-qqmueriiwo9lmfdf">
+      <w:hyperlink w:history="1" r:id="rIdn4_1rgxvyfwtejzru6_fq">
         <w:r>
           <w:rPr>
             <w:rFonts w:ascii="Arial" w:cs="Arial" w:eastAsia="Arial" w:hAnsi="Arial"/>
@@ -15305,7 +15305,7 @@
         </w:rPr>
         <w:t xml:space="preserve"> (</w:t>
       </w:r>
-      <w:hyperlink w:history="1" r:id="rIdbegtlq1fjmui5kofznkse">
+      <w:hyperlink w:history="1" r:id="rIds5pvdwzbnyhn4xatsbmzn">
         <w:r>
           <w:rPr>
             <w:rFonts w:ascii="Arial" w:cs="Arial" w:eastAsia="Arial" w:hAnsi="Arial"/>
@@ -16318,7 +16318,7 @@
             <w:pPr>
               <w:spacing w:after="20" w:before="0"/>
             </w:pPr>
-            <w:hyperlink w:history="1" r:id="rId2p-vwl8a3k3or6dnxrf9k">
+            <w:hyperlink w:history="1" r:id="rIdt_djztb10wzhq6r3atwsb">
               <w:r>
                 <w:rPr>
                   <w:rFonts w:ascii="Arial" w:cs="Arial" w:eastAsia="Arial" w:hAnsi="Arial"/>
@@ -16351,7 +16351,7 @@
               <w:spacing w:after="10" w:before="0"/>
               <w:ind w:left="120"/>
             </w:pPr>
-            <w:hyperlink w:history="1" r:id="rIdk8u4n1h-rjxn5x9y6enso">
+            <w:hyperlink w:history="1" r:id="rIdklycldy6zwzsrwcbl1u9n">
               <w:r>
                 <w:rPr>
                   <w:rFonts w:ascii="Arial" w:cs="Arial" w:eastAsia="Arial" w:hAnsi="Arial"/>
@@ -16396,7 +16396,7 @@
             <w:pPr>
               <w:spacing w:after="20" w:before="0"/>
             </w:pPr>
-            <w:hyperlink w:history="1" r:id="rIdzgc3awpquokueymyopmtk">
+            <w:hyperlink w:history="1" r:id="rIdjucawwvzba6o3s70ulkxq">
               <w:r>
                 <w:rPr>
                   <w:rFonts w:ascii="Arial" w:cs="Arial" w:eastAsia="Arial" w:hAnsi="Arial"/>
@@ -16429,7 +16429,7 @@
               <w:spacing w:after="10" w:before="0"/>
               <w:ind w:left="120"/>
             </w:pPr>
-            <w:hyperlink w:history="1" r:id="rId4trmhqtk9zegvfchoz9_3">
+            <w:hyperlink w:history="1" r:id="rIdqela-ed_igqc1ygafkyxr">
               <w:r>
                 <w:rPr>
                   <w:rFonts w:ascii="Arial" w:cs="Arial" w:eastAsia="Arial" w:hAnsi="Arial"/>
@@ -16624,7 +16624,7 @@
             <w:pPr>
               <w:spacing w:after="20" w:before="0"/>
             </w:pPr>
-            <w:hyperlink w:history="1" r:id="rIdnf3ry38wpsj3plmcae49f">
+            <w:hyperlink w:history="1" r:id="rIdbyep24lxjgn5vls44dqdz">
               <w:r>
                 <w:rPr>
                   <w:rFonts w:ascii="Arial" w:cs="Arial" w:eastAsia="Arial" w:hAnsi="Arial"/>
@@ -16657,7 +16657,7 @@
               <w:spacing w:after="10" w:before="0"/>
               <w:ind w:left="120"/>
             </w:pPr>
-            <w:hyperlink w:history="1" r:id="rIdjnocqd-uvd3op0mtgqeak">
+            <w:hyperlink w:history="1" r:id="rIdcvcob7ao5zpi4upw08ir6">
               <w:r>
                 <w:rPr>
                   <w:rFonts w:ascii="Arial" w:cs="Arial" w:eastAsia="Arial" w:hAnsi="Arial"/>
@@ -16702,7 +16702,7 @@
             <w:pPr>
               <w:spacing w:after="20" w:before="0"/>
             </w:pPr>
-            <w:hyperlink w:history="1" r:id="rId1zubkmnu462du7bzgxafu">
+            <w:hyperlink w:history="1" r:id="rIdhqsb77angqbrpjm6dza0h">
               <w:r>
                 <w:rPr>
                   <w:rFonts w:ascii="Arial" w:cs="Arial" w:eastAsia="Arial" w:hAnsi="Arial"/>
@@ -16735,7 +16735,7 @@
               <w:spacing w:after="10" w:before="0"/>
               <w:ind w:left="120"/>
             </w:pPr>
-            <w:hyperlink w:history="1" r:id="rId95kq_mxgihkruwg0nb1pz">
+            <w:hyperlink w:history="1" r:id="rId-kuhr3xlecl0lhowcevfy">
               <w:r>
                 <w:rPr>
                   <w:rFonts w:ascii="Arial" w:cs="Arial" w:eastAsia="Arial" w:hAnsi="Arial"/>
@@ -16930,7 +16930,7 @@
             <w:pPr>
               <w:spacing w:after="20" w:before="0"/>
             </w:pPr>
-            <w:hyperlink w:history="1" r:id="rIdkigjzbt4ic82zx9ndnwpd">
+            <w:hyperlink w:history="1" r:id="rId27sbh05np03js2acxxcy5">
               <w:r>
                 <w:rPr>
                   <w:rFonts w:ascii="Arial" w:cs="Arial" w:eastAsia="Arial" w:hAnsi="Arial"/>
@@ -16979,7 +16979,7 @@
               <w:spacing w:after="10" w:before="0"/>
               <w:ind w:left="120"/>
             </w:pPr>
-            <w:hyperlink w:history="1" r:id="rIdctz8c0gldconfwqabuzpd">
+            <w:hyperlink w:history="1" r:id="rIdjtcjxyopzcru7ypdzhev4">
               <w:r>
                 <w:rPr>
                   <w:rFonts w:ascii="Arial" w:cs="Arial" w:eastAsia="Arial" w:hAnsi="Arial"/>
@@ -17024,7 +17024,7 @@
             <w:pPr>
               <w:spacing w:after="20" w:before="0"/>
             </w:pPr>
-            <w:hyperlink w:history="1" r:id="rId_7wqusbs4fcg4gyt0kult">
+            <w:hyperlink w:history="1" r:id="rIdetnommakv6ziqtyqzvixu">
               <w:r>
                 <w:rPr>
                   <w:rFonts w:ascii="Arial" w:cs="Arial" w:eastAsia="Arial" w:hAnsi="Arial"/>
@@ -17057,7 +17057,7 @@
               <w:spacing w:after="10" w:before="0"/>
               <w:ind w:left="120"/>
             </w:pPr>
-            <w:hyperlink w:history="1" r:id="rIdtkhrxwtmmwug-92vjdyuf">
+            <w:hyperlink w:history="1" r:id="rIdaywno2vielogwzromfvht">
               <w:r>
                 <w:rPr>
                   <w:rFonts w:ascii="Arial" w:cs="Arial" w:eastAsia="Arial" w:hAnsi="Arial"/>
@@ -17252,7 +17252,7 @@
             <w:pPr>
               <w:spacing w:after="20" w:before="0"/>
             </w:pPr>
-            <w:hyperlink w:history="1" r:id="rIdpktspg-bt7eknkpz66eos">
+            <w:hyperlink w:history="1" r:id="rId4ubbbu4ohaafznwd-ktug">
               <w:r>
                 <w:rPr>
                   <w:rFonts w:ascii="Arial" w:cs="Arial" w:eastAsia="Arial" w:hAnsi="Arial"/>
@@ -17301,7 +17301,7 @@
               <w:spacing w:after="10" w:before="0"/>
               <w:ind w:left="120"/>
             </w:pPr>
-            <w:hyperlink w:history="1" r:id="rIdxufkwbml29ebriymvkfnd">
+            <w:hyperlink w:history="1" r:id="rIddzhzkvoal5h9jebnnvnkr">
               <w:r>
                 <w:rPr>
                   <w:rFonts w:ascii="Arial" w:cs="Arial" w:eastAsia="Arial" w:hAnsi="Arial"/>
@@ -17346,7 +17346,7 @@
             <w:pPr>
               <w:spacing w:after="20" w:before="0"/>
             </w:pPr>
-            <w:hyperlink w:history="1" r:id="rIdmw4mj24ozwrxyjzdm_pqi">
+            <w:hyperlink w:history="1" r:id="rIdsn1or8qcfw8ssf-o3gs9n">
               <w:r>
                 <w:rPr>
                   <w:rFonts w:ascii="Arial" w:cs="Arial" w:eastAsia="Arial" w:hAnsi="Arial"/>
@@ -17379,7 +17379,7 @@
               <w:spacing w:after="10" w:before="0"/>
               <w:ind w:left="120"/>
             </w:pPr>
-            <w:hyperlink w:history="1" r:id="rIdgkavvppvfsf_r1n7cjhcn">
+            <w:hyperlink w:history="1" r:id="rIdgwvgyvy9dg1kosp6tfzjm">
               <w:r>
                 <w:rPr>
                   <w:rFonts w:ascii="Arial" w:cs="Arial" w:eastAsia="Arial" w:hAnsi="Arial"/>
@@ -17574,7 +17574,7 @@
             <w:pPr>
               <w:spacing w:after="20" w:before="0"/>
             </w:pPr>
-            <w:hyperlink w:history="1" r:id="rIdur-htw94e1nezdgtxegs5">
+            <w:hyperlink w:history="1" r:id="rId_icbworzpjfcllsa1lyh2">
               <w:r>
                 <w:rPr>
                   <w:rFonts w:ascii="Arial" w:cs="Arial" w:eastAsia="Arial" w:hAnsi="Arial"/>
@@ -17623,7 +17623,7 @@
               <w:spacing w:after="10" w:before="0"/>
               <w:ind w:left="120"/>
             </w:pPr>
-            <w:hyperlink w:history="1" r:id="rIdnvcov85qkswr2qkfwemls">
+            <w:hyperlink w:history="1" r:id="rIdtjsjhn_elva3cvu0ngazu">
               <w:r>
                 <w:rPr>
                   <w:rFonts w:ascii="Arial" w:cs="Arial" w:eastAsia="Arial" w:hAnsi="Arial"/>
@@ -17668,7 +17668,7 @@
             <w:pPr>
               <w:spacing w:after="20" w:before="0"/>
             </w:pPr>
-            <w:hyperlink w:history="1" r:id="rId9r77xmrtxhfzhyfhuz3sr">
+            <w:hyperlink w:history="1" r:id="rIdfm7onqo9twz924cbtp7ne">
               <w:r>
                 <w:rPr>
                   <w:rFonts w:ascii="Arial" w:cs="Arial" w:eastAsia="Arial" w:hAnsi="Arial"/>
@@ -17717,7 +17717,7 @@
               <w:spacing w:after="10" w:before="0"/>
               <w:ind w:left="120"/>
             </w:pPr>
-            <w:hyperlink w:history="1" r:id="rIdeoitxlnihyfmspwv_vajh">
+            <w:hyperlink w:history="1" r:id="rIda4hu4kmuyfqitpfriirrs">
               <w:r>
                 <w:rPr>
                   <w:rFonts w:ascii="Arial" w:cs="Arial" w:eastAsia="Arial" w:hAnsi="Arial"/>
@@ -18229,7 +18229,7 @@
         </w:rPr>
         <w:t xml:space="preserve">© 2026 SeaVuria and ARES. Aligned with KICD objectives. Developed by SeaVuria; technical implementation by ARES (with AI assistance from Claude). Licensed under </w:t>
       </w:r>
-      <w:hyperlink w:history="1" r:id="rIdevmygmsjp4ew98u3ben0-">
+      <w:hyperlink w:history="1" r:id="rId4ygkdbxa-pln7y_sk1arm">
         <w:r>
           <w:rPr>
             <w:rFonts w:ascii="Arial" w:cs="Arial" w:eastAsia="Arial" w:hAnsi="Arial"/>
@@ -18250,7 +18250,7 @@
         </w:rPr>
         <w:t xml:space="preserve"> (</w:t>
       </w:r>
-      <w:hyperlink w:history="1" r:id="rIdw-l3fkpwtz4jhwn3qj3zo">
+      <w:hyperlink w:history="1" r:id="rIdl-sjl7hamszcztslsq-zp">
         <w:r>
           <w:rPr>
             <w:rFonts w:ascii="Arial" w:cs="Arial" w:eastAsia="Arial" w:hAnsi="Arial"/>
@@ -19263,7 +19263,7 @@
             <w:pPr>
               <w:spacing w:after="20" w:before="0"/>
             </w:pPr>
-            <w:hyperlink w:history="1" r:id="rIda1fqc7prwz5xchs6bdec1">
+            <w:hyperlink w:history="1" r:id="rIdu8e2y7181-ra8cdyp5oq_">
               <w:r>
                 <w:rPr>
                   <w:rFonts w:ascii="Arial" w:cs="Arial" w:eastAsia="Arial" w:hAnsi="Arial"/>
@@ -19296,7 +19296,7 @@
               <w:spacing w:after="10" w:before="0"/>
               <w:ind w:left="120"/>
             </w:pPr>
-            <w:hyperlink w:history="1" r:id="rIdjgcgynmpo62spv85xiv2c">
+            <w:hyperlink w:history="1" r:id="rId7vm7hjemhwremzrp3b6eq">
               <w:r>
                 <w:rPr>
                   <w:rFonts w:ascii="Arial" w:cs="Arial" w:eastAsia="Arial" w:hAnsi="Arial"/>
@@ -19341,7 +19341,7 @@
             <w:pPr>
               <w:spacing w:after="20" w:before="0"/>
             </w:pPr>
-            <w:hyperlink w:history="1" r:id="rId4qjdx494n8nhgjgz8n1fz">
+            <w:hyperlink w:history="1" r:id="rId-mxubhqzzxws4hahmgsfq">
               <w:r>
                 <w:rPr>
                   <w:rFonts w:ascii="Arial" w:cs="Arial" w:eastAsia="Arial" w:hAnsi="Arial"/>
@@ -19390,7 +19390,7 @@
               <w:spacing w:after="10" w:before="0"/>
               <w:ind w:left="120"/>
             </w:pPr>
-            <w:hyperlink w:history="1" r:id="rId2lje9gt8mqwapdvuevlpp">
+            <w:hyperlink w:history="1" r:id="rId4scybeocgco1iabfwn0fn">
               <w:r>
                 <w:rPr>
                   <w:rFonts w:ascii="Arial" w:cs="Arial" w:eastAsia="Arial" w:hAnsi="Arial"/>
@@ -19585,7 +19585,7 @@
             <w:pPr>
               <w:spacing w:after="20" w:before="0"/>
             </w:pPr>
-            <w:hyperlink w:history="1" r:id="rIdwtguitqtg1wgjxesrtcj3">
+            <w:hyperlink w:history="1" r:id="rIdqmmqsyt7e8yptckcmnpqo">
               <w:r>
                 <w:rPr>
                   <w:rFonts w:ascii="Arial" w:cs="Arial" w:eastAsia="Arial" w:hAnsi="Arial"/>
@@ -19618,7 +19618,7 @@
               <w:spacing w:after="10" w:before="0"/>
               <w:ind w:left="120"/>
             </w:pPr>
-            <w:hyperlink w:history="1" r:id="rIddc8zdbdadzq_xt6jnnm42">
+            <w:hyperlink w:history="1" r:id="rIdj9uwiukaawa16sy-5c3zj">
               <w:r>
                 <w:rPr>
                   <w:rFonts w:ascii="Arial" w:cs="Arial" w:eastAsia="Arial" w:hAnsi="Arial"/>
@@ -19663,7 +19663,7 @@
             <w:pPr>
               <w:spacing w:after="20" w:before="0"/>
             </w:pPr>
-            <w:hyperlink w:history="1" r:id="rId-wbbvr5zrtb_hz-zqczru">
+            <w:hyperlink w:history="1" r:id="rId6rupau4fn2sonesxe0qsh">
               <w:r>
                 <w:rPr>
                   <w:rFonts w:ascii="Arial" w:cs="Arial" w:eastAsia="Arial" w:hAnsi="Arial"/>
@@ -19712,7 +19712,7 @@
               <w:spacing w:after="10" w:before="0"/>
               <w:ind w:left="120"/>
             </w:pPr>
-            <w:hyperlink w:history="1" r:id="rIddorlnb1_cx85zmygf5ndp">
+            <w:hyperlink w:history="1" r:id="rIdxtjfkbq1bl9ptwl6pzsjg">
               <w:r>
                 <w:rPr>
                   <w:rFonts w:ascii="Arial" w:cs="Arial" w:eastAsia="Arial" w:hAnsi="Arial"/>
@@ -19907,7 +19907,7 @@
             <w:pPr>
               <w:spacing w:after="20" w:before="0"/>
             </w:pPr>
-            <w:hyperlink w:history="1" r:id="rIdxjz7ak5btd4fztsugwg7q">
+            <w:hyperlink w:history="1" r:id="rIdk5jco2c1ysy9kiomi9dmi">
               <w:r>
                 <w:rPr>
                   <w:rFonts w:ascii="Arial" w:cs="Arial" w:eastAsia="Arial" w:hAnsi="Arial"/>
@@ -19956,7 +19956,7 @@
               <w:spacing w:after="10" w:before="0"/>
               <w:ind w:left="120"/>
             </w:pPr>
-            <w:hyperlink w:history="1" r:id="rIdzlrwap5qo7kiqzcbb3fx5">
+            <w:hyperlink w:history="1" r:id="rIdwifyzfk9oskhz3i-5inyb">
               <w:r>
                 <w:rPr>
                   <w:rFonts w:ascii="Arial" w:cs="Arial" w:eastAsia="Arial" w:hAnsi="Arial"/>
@@ -20001,7 +20001,7 @@
             <w:pPr>
               <w:spacing w:after="20" w:before="0"/>
             </w:pPr>
-            <w:hyperlink w:history="1" r:id="rIdpy7n86yamlp9osp2ylior">
+            <w:hyperlink w:history="1" r:id="rIdeykvxhtawlfgzf1wasuj6">
               <w:r>
                 <w:rPr>
                   <w:rFonts w:ascii="Arial" w:cs="Arial" w:eastAsia="Arial" w:hAnsi="Arial"/>
@@ -20050,7 +20050,7 @@
               <w:spacing w:after="10" w:before="0"/>
               <w:ind w:left="120"/>
             </w:pPr>
-            <w:hyperlink w:history="1" r:id="rIde9gedq2fz6ahvxhkqewan">
+            <w:hyperlink w:history="1" r:id="rIdxbtdyng12dp5petxt2qmo">
               <w:r>
                 <w:rPr>
                   <w:rFonts w:ascii="Arial" w:cs="Arial" w:eastAsia="Arial" w:hAnsi="Arial"/>
@@ -20245,7 +20245,7 @@
             <w:pPr>
               <w:spacing w:after="20" w:before="0"/>
             </w:pPr>
-            <w:hyperlink w:history="1" r:id="rIdrzbnnswakudubzt_6ejmn">
+            <w:hyperlink w:history="1" r:id="rIdfl_hnexbhnk7sdla4gaxy">
               <w:r>
                 <w:rPr>
                   <w:rFonts w:ascii="Arial" w:cs="Arial" w:eastAsia="Arial" w:hAnsi="Arial"/>
@@ -20294,7 +20294,7 @@
               <w:spacing w:after="10" w:before="0"/>
               <w:ind w:left="120"/>
             </w:pPr>
-            <w:hyperlink w:history="1" r:id="rIdvhzmnhdmic9dcuygtupyz">
+            <w:hyperlink w:history="1" r:id="rIdxkbsbmkujpxxqom4fmfol">
               <w:r>
                 <w:rPr>
                   <w:rFonts w:ascii="Arial" w:cs="Arial" w:eastAsia="Arial" w:hAnsi="Arial"/>
@@ -20339,7 +20339,7 @@
             <w:pPr>
               <w:spacing w:after="20" w:before="0"/>
             </w:pPr>
-            <w:hyperlink w:history="1" r:id="rIdunnftlhfb6yiah2iwbzrq">
+            <w:hyperlink w:history="1" r:id="rIdqoq_mlvoejsrlr95h-1rg">
               <w:r>
                 <w:rPr>
                   <w:rFonts w:ascii="Arial" w:cs="Arial" w:eastAsia="Arial" w:hAnsi="Arial"/>
@@ -20388,7 +20388,7 @@
               <w:spacing w:after="10" w:before="0"/>
               <w:ind w:left="120"/>
             </w:pPr>
-            <w:hyperlink w:history="1" r:id="rIdjr8as0001sf6one6r2bmt">
+            <w:hyperlink w:history="1" r:id="rIdp10flmzwbqxjododyxtrp">
               <w:r>
                 <w:rPr>
                   <w:rFonts w:ascii="Arial" w:cs="Arial" w:eastAsia="Arial" w:hAnsi="Arial"/>
@@ -20583,7 +20583,7 @@
             <w:pPr>
               <w:spacing w:after="20" w:before="0"/>
             </w:pPr>
-            <w:hyperlink w:history="1" r:id="rIdloiwaydsvmeh4y5yuvfi-">
+            <w:hyperlink w:history="1" r:id="rId2o4p9esbvyggwtlrbosdh">
               <w:r>
                 <w:rPr>
                   <w:rFonts w:ascii="Arial" w:cs="Arial" w:eastAsia="Arial" w:hAnsi="Arial"/>
@@ -20632,7 +20632,7 @@
               <w:spacing w:after="10" w:before="0"/>
               <w:ind w:left="120"/>
             </w:pPr>
-            <w:hyperlink w:history="1" r:id="rIdp70dspt3xciv-rpgq5fzp">
+            <w:hyperlink w:history="1" r:id="rIdoqg2cqo7tdca4rgwi9hqz">
               <w:r>
                 <w:rPr>
                   <w:rFonts w:ascii="Arial" w:cs="Arial" w:eastAsia="Arial" w:hAnsi="Arial"/>
@@ -20677,7 +20677,7 @@
             <w:pPr>
               <w:spacing w:after="20" w:before="0"/>
             </w:pPr>
-            <w:hyperlink w:history="1" r:id="rId5oyex8zfpq3lrzppfnyky">
+            <w:hyperlink w:history="1" r:id="rIdwkhfs57zybazyyjbsrgqa">
               <w:r>
                 <w:rPr>
                   <w:rFonts w:ascii="Arial" w:cs="Arial" w:eastAsia="Arial" w:hAnsi="Arial"/>
@@ -20726,7 +20726,7 @@
               <w:spacing w:after="10" w:before="0"/>
               <w:ind w:left="120"/>
             </w:pPr>
-            <w:hyperlink w:history="1" r:id="rIdhyo9yzjj70toew0del6jb">
+            <w:hyperlink w:history="1" r:id="rIdm79djfgtv_oietmsrcte0">
               <w:r>
                 <w:rPr>
                   <w:rFonts w:ascii="Arial" w:cs="Arial" w:eastAsia="Arial" w:hAnsi="Arial"/>
@@ -21238,7 +21238,7 @@
         </w:rPr>
         <w:t xml:space="preserve">© 2026 SeaVuria and ARES. Aligned with KICD objectives. Developed by SeaVuria; technical implementation by ARES (with AI assistance from Claude). Licensed under </w:t>
       </w:r>
-      <w:hyperlink w:history="1" r:id="rIdz0-oyk_sdxgkieulkvvdx">
+      <w:hyperlink w:history="1" r:id="rId4ppob8a5lfa8d-lssguax">
         <w:r>
           <w:rPr>
             <w:rFonts w:ascii="Arial" w:cs="Arial" w:eastAsia="Arial" w:hAnsi="Arial"/>
@@ -21259,7 +21259,7 @@
         </w:rPr>
         <w:t xml:space="preserve"> (</w:t>
       </w:r>
-      <w:hyperlink w:history="1" r:id="rIddwiybn0axluiokwzg5sa2">
+      <w:hyperlink w:history="1" r:id="rIdruuarkzlf-dudfy4oultb">
         <w:r>
           <w:rPr>
             <w:rFonts w:ascii="Arial" w:cs="Arial" w:eastAsia="Arial" w:hAnsi="Arial"/>
@@ -22272,7 +22272,7 @@
             <w:pPr>
               <w:spacing w:after="20" w:before="0"/>
             </w:pPr>
-            <w:hyperlink w:history="1" r:id="rIdxi-g7teh8omxc5z7rg2pd">
+            <w:hyperlink w:history="1" r:id="rIdwdso7jmqxd4r6porp7mxr">
               <w:r>
                 <w:rPr>
                   <w:rFonts w:ascii="Arial" w:cs="Arial" w:eastAsia="Arial" w:hAnsi="Arial"/>
@@ -22305,7 +22305,7 @@
               <w:spacing w:after="10" w:before="0"/>
               <w:ind w:left="120"/>
             </w:pPr>
-            <w:hyperlink w:history="1" r:id="rIdtwdxa2aiuvd-xcadtdzyo">
+            <w:hyperlink w:history="1" r:id="rIdicvvv7xh1tnhimysjcfk6">
               <w:r>
                 <w:rPr>
                   <w:rFonts w:ascii="Arial" w:cs="Arial" w:eastAsia="Arial" w:hAnsi="Arial"/>
@@ -22350,7 +22350,7 @@
             <w:pPr>
               <w:spacing w:after="20" w:before="0"/>
             </w:pPr>
-            <w:hyperlink w:history="1" r:id="rId1t2idf68rvsfmkhef3kv4">
+            <w:hyperlink w:history="1" r:id="rId6kk48y3siqomn8afuwsma">
               <w:r>
                 <w:rPr>
                   <w:rFonts w:ascii="Arial" w:cs="Arial" w:eastAsia="Arial" w:hAnsi="Arial"/>
@@ -22383,7 +22383,7 @@
               <w:spacing w:after="10" w:before="0"/>
               <w:ind w:left="120"/>
             </w:pPr>
-            <w:hyperlink w:history="1" r:id="rId-s8mnzkacusqdzpneebma">
+            <w:hyperlink w:history="1" r:id="rIdu2hkliderbusamakrcl3i">
               <w:r>
                 <w:rPr>
                   <w:rFonts w:ascii="Arial" w:cs="Arial" w:eastAsia="Arial" w:hAnsi="Arial"/>
@@ -22578,7 +22578,7 @@
             <w:pPr>
               <w:spacing w:after="20" w:before="0"/>
             </w:pPr>
-            <w:hyperlink w:history="1" r:id="rIdhtzdeloce_tgcdeib66ec">
+            <w:hyperlink w:history="1" r:id="rIda0mtd2whjan14p7vrxmrh">
               <w:r>
                 <w:rPr>
                   <w:rFonts w:ascii="Arial" w:cs="Arial" w:eastAsia="Arial" w:hAnsi="Arial"/>
@@ -22611,7 +22611,7 @@
               <w:spacing w:after="10" w:before="0"/>
               <w:ind w:left="120"/>
             </w:pPr>
-            <w:hyperlink w:history="1" r:id="rId0aqeyhr0lkolqrab0lvv4">
+            <w:hyperlink w:history="1" r:id="rIdxkn6pv0nwwfondq4zixxi">
               <w:r>
                 <w:rPr>
                   <w:rFonts w:ascii="Arial" w:cs="Arial" w:eastAsia="Arial" w:hAnsi="Arial"/>
@@ -22656,7 +22656,7 @@
             <w:pPr>
               <w:spacing w:after="20" w:before="0"/>
             </w:pPr>
-            <w:hyperlink w:history="1" r:id="rIdvj7lye7wgqpg1awt0tlni">
+            <w:hyperlink w:history="1" r:id="rIdqwakiqwmaxf7it4rx2cv3">
               <w:r>
                 <w:rPr>
                   <w:rFonts w:ascii="Arial" w:cs="Arial" w:eastAsia="Arial" w:hAnsi="Arial"/>
@@ -22689,7 +22689,7 @@
               <w:spacing w:after="10" w:before="0"/>
               <w:ind w:left="120"/>
             </w:pPr>
-            <w:hyperlink w:history="1" r:id="rIdhkwgyih918vkzzqmt7sts">
+            <w:hyperlink w:history="1" r:id="rIdblhcweouecb0mfqgvfhmv">
               <w:r>
                 <w:rPr>
                   <w:rFonts w:ascii="Arial" w:cs="Arial" w:eastAsia="Arial" w:hAnsi="Arial"/>
@@ -22884,7 +22884,7 @@
             <w:pPr>
               <w:spacing w:after="20" w:before="0"/>
             </w:pPr>
-            <w:hyperlink w:history="1" r:id="rIda6phzah6duer4umnlmnmh">
+            <w:hyperlink w:history="1" r:id="rIdntqrtlvkte7nsed89w0si">
               <w:r>
                 <w:rPr>
                   <w:rFonts w:ascii="Arial" w:cs="Arial" w:eastAsia="Arial" w:hAnsi="Arial"/>
@@ -22933,7 +22933,7 @@
               <w:spacing w:after="10" w:before="0"/>
               <w:ind w:left="120"/>
             </w:pPr>
-            <w:hyperlink w:history="1" r:id="rIdfbktwl3wv_xqse_w9iz5t">
+            <w:hyperlink w:history="1" r:id="rIdvt9anxuoz7pgdh8syhcke">
               <w:r>
                 <w:rPr>
                   <w:rFonts w:ascii="Arial" w:cs="Arial" w:eastAsia="Arial" w:hAnsi="Arial"/>
@@ -22978,7 +22978,7 @@
             <w:pPr>
               <w:spacing w:after="20" w:before="0"/>
             </w:pPr>
-            <w:hyperlink w:history="1" r:id="rIdmoejzqnc5dtswiycoap3t">
+            <w:hyperlink w:history="1" r:id="rIds4ljiulelydgyxjdewzfi">
               <w:r>
                 <w:rPr>
                   <w:rFonts w:ascii="Arial" w:cs="Arial" w:eastAsia="Arial" w:hAnsi="Arial"/>
@@ -23011,7 +23011,7 @@
               <w:spacing w:after="10" w:before="0"/>
               <w:ind w:left="120"/>
             </w:pPr>
-            <w:hyperlink w:history="1" r:id="rIdtgu1pxbie0b9-y26rju0u">
+            <w:hyperlink w:history="1" r:id="rIdynhihwcjv8a98tyeledba">
               <w:r>
                 <w:rPr>
                   <w:rFonts w:ascii="Arial" w:cs="Arial" w:eastAsia="Arial" w:hAnsi="Arial"/>
@@ -23206,7 +23206,7 @@
             <w:pPr>
               <w:spacing w:after="20" w:before="0"/>
             </w:pPr>
-            <w:hyperlink w:history="1" r:id="rIdu6vymiwdyk1xjuebehwlh">
+            <w:hyperlink w:history="1" r:id="rIdyebllcnqztdmfshhm0d-6">
               <w:r>
                 <w:rPr>
                   <w:rFonts w:ascii="Arial" w:cs="Arial" w:eastAsia="Arial" w:hAnsi="Arial"/>
@@ -23255,7 +23255,7 @@
               <w:spacing w:after="10" w:before="0"/>
               <w:ind w:left="120"/>
             </w:pPr>
-            <w:hyperlink w:history="1" r:id="rIdln7f2_jt9ywttbfchgmk0">
+            <w:hyperlink w:history="1" r:id="rId96szoxav7xt3ovdkj9cki">
               <w:r>
                 <w:rPr>
                   <w:rFonts w:ascii="Arial" w:cs="Arial" w:eastAsia="Arial" w:hAnsi="Arial"/>
@@ -23300,7 +23300,7 @@
             <w:pPr>
               <w:spacing w:after="20" w:before="0"/>
             </w:pPr>
-            <w:hyperlink w:history="1" r:id="rId6wd9kaiteljd-xgboe3xh">
+            <w:hyperlink w:history="1" r:id="rIdthmfo_7tjb8yphndawg28">
               <w:r>
                 <w:rPr>
                   <w:rFonts w:ascii="Arial" w:cs="Arial" w:eastAsia="Arial" w:hAnsi="Arial"/>
@@ -23333,7 +23333,7 @@
               <w:spacing w:after="10" w:before="0"/>
               <w:ind w:left="120"/>
             </w:pPr>
-            <w:hyperlink w:history="1" r:id="rIdliprmllxile9nesc7ex8b">
+            <w:hyperlink w:history="1" r:id="rId8munnfa8zvexqrgwps-sw">
               <w:r>
                 <w:rPr>
                   <w:rFonts w:ascii="Arial" w:cs="Arial" w:eastAsia="Arial" w:hAnsi="Arial"/>
@@ -23528,7 +23528,7 @@
             <w:pPr>
               <w:spacing w:after="20" w:before="0"/>
             </w:pPr>
-            <w:hyperlink w:history="1" r:id="rIdxm6mp09cotf18ii0kzd4z">
+            <w:hyperlink w:history="1" r:id="rIdfn09syec71akqzbbb0575">
               <w:r>
                 <w:rPr>
                   <w:rFonts w:ascii="Arial" w:cs="Arial" w:eastAsia="Arial" w:hAnsi="Arial"/>
@@ -23577,7 +23577,7 @@
               <w:spacing w:after="10" w:before="0"/>
               <w:ind w:left="120"/>
             </w:pPr>
-            <w:hyperlink w:history="1" r:id="rId1ipvbxggwds-6xpmjh9jh">
+            <w:hyperlink w:history="1" r:id="rId7igpjfzngm7m8vzflftwf">
               <w:r>
                 <w:rPr>
                   <w:rFonts w:ascii="Arial" w:cs="Arial" w:eastAsia="Arial" w:hAnsi="Arial"/>
@@ -23622,7 +23622,7 @@
             <w:pPr>
               <w:spacing w:after="20" w:before="0"/>
             </w:pPr>
-            <w:hyperlink w:history="1" r:id="rIdlmfbbsuhq71q6yuphcum3">
+            <w:hyperlink w:history="1" r:id="rId3kliztg_dz6vnos3q_56v">
               <w:r>
                 <w:rPr>
                   <w:rFonts w:ascii="Arial" w:cs="Arial" w:eastAsia="Arial" w:hAnsi="Arial"/>
@@ -23655,7 +23655,7 @@
               <w:spacing w:after="10" w:before="0"/>
               <w:ind w:left="120"/>
             </w:pPr>
-            <w:hyperlink w:history="1" r:id="rIdimpatkrwtgs-tei6eb1yj">
+            <w:hyperlink w:history="1" r:id="rId9to48wn_vcfhvmduwdz0j">
               <w:r>
                 <w:rPr>
                   <w:rFonts w:ascii="Arial" w:cs="Arial" w:eastAsia="Arial" w:hAnsi="Arial"/>
@@ -24433,7 +24433,7 @@
         </w:rPr>
         <w:t xml:space="preserve">© 2026 SeaVuria and ARES. Aligned with KICD objectives. Developed by SeaVuria; technical implementation by ARES (with AI assistance from Claude). Licensed under </w:t>
       </w:r>
-      <w:hyperlink w:history="1" r:id="rId3yn3guwb8abiyekjpvq9u">
+      <w:hyperlink w:history="1" r:id="rIdisgogo8nqdwnz9oqtficy">
         <w:r>
           <w:rPr>
             <w:rFonts w:ascii="Arial" w:cs="Arial" w:eastAsia="Arial" w:hAnsi="Arial"/>
@@ -24454,7 +24454,7 @@
         </w:rPr>
         <w:t xml:space="preserve"> (</w:t>
       </w:r>
-      <w:hyperlink w:history="1" r:id="rId06wpyi8icwhg86tru-wfj">
+      <w:hyperlink w:history="1" r:id="rId2z2ioyoqqctli7qeumvx2">
         <w:r>
           <w:rPr>
             <w:rFonts w:ascii="Arial" w:cs="Arial" w:eastAsia="Arial" w:hAnsi="Arial"/>
@@ -25467,7 +25467,7 @@
             <w:pPr>
               <w:spacing w:after="20" w:before="0"/>
             </w:pPr>
-            <w:hyperlink w:history="1" r:id="rIdz2l9n-kxs3askii_cb7dd">
+            <w:hyperlink w:history="1" r:id="rIdqoz3lnvszidgfuennxz9r">
               <w:r>
                 <w:rPr>
                   <w:rFonts w:ascii="Arial" w:cs="Arial" w:eastAsia="Arial" w:hAnsi="Arial"/>
@@ -25516,7 +25516,7 @@
               <w:spacing w:after="10" w:before="0"/>
               <w:ind w:left="120"/>
             </w:pPr>
-            <w:hyperlink w:history="1" r:id="rIdb87krhvjlcr1oqndqkj_z">
+            <w:hyperlink w:history="1" r:id="rId0pm6onlme2wsidj3rn7qp">
               <w:r>
                 <w:rPr>
                   <w:rFonts w:ascii="Arial" w:cs="Arial" w:eastAsia="Arial" w:hAnsi="Arial"/>
@@ -25561,7 +25561,7 @@
             <w:pPr>
               <w:spacing w:after="20" w:before="0"/>
             </w:pPr>
-            <w:hyperlink w:history="1" r:id="rIdlo_bs1sn2fabx33qdegwe">
+            <w:hyperlink w:history="1" r:id="rIdkygcd3mxy6obbh53iq1m0">
               <w:r>
                 <w:rPr>
                   <w:rFonts w:ascii="Arial" w:cs="Arial" w:eastAsia="Arial" w:hAnsi="Arial"/>
@@ -25594,7 +25594,7 @@
               <w:spacing w:after="10" w:before="0"/>
               <w:ind w:left="120"/>
             </w:pPr>
-            <w:hyperlink w:history="1" r:id="rIdhhzpucgwgxzg4bcbfk8eh">
+            <w:hyperlink w:history="1" r:id="rIdtz5ouvzh2x8fk6ocvcw71">
               <w:r>
                 <w:rPr>
                   <w:rFonts w:ascii="Arial" w:cs="Arial" w:eastAsia="Arial" w:hAnsi="Arial"/>
@@ -25789,7 +25789,7 @@
             <w:pPr>
               <w:spacing w:after="20" w:before="0"/>
             </w:pPr>
-            <w:hyperlink w:history="1" r:id="rIdaov3wo6a5ir9otvc4yx7e">
+            <w:hyperlink w:history="1" r:id="rIdt6fjzgpjhyytqcniiqqwy">
               <w:r>
                 <w:rPr>
                   <w:rFonts w:ascii="Arial" w:cs="Arial" w:eastAsia="Arial" w:hAnsi="Arial"/>
@@ -25838,7 +25838,7 @@
               <w:spacing w:after="10" w:before="0"/>
               <w:ind w:left="120"/>
             </w:pPr>
-            <w:hyperlink w:history="1" r:id="rIdmud4amdidliosxivvl5jr">
+            <w:hyperlink w:history="1" r:id="rIdc58xadfcvlrixiu7tnzgf">
               <w:r>
                 <w:rPr>
                   <w:rFonts w:ascii="Arial" w:cs="Arial" w:eastAsia="Arial" w:hAnsi="Arial"/>
@@ -25883,7 +25883,7 @@
             <w:pPr>
               <w:spacing w:after="20" w:before="0"/>
             </w:pPr>
-            <w:hyperlink w:history="1" r:id="rIdcljqmacyr2eo21ykkl6wo">
+            <w:hyperlink w:history="1" r:id="rIds6w6o2l20ts2x6hm2t2ea">
               <w:r>
                 <w:rPr>
                   <w:rFonts w:ascii="Arial" w:cs="Arial" w:eastAsia="Arial" w:hAnsi="Arial"/>
@@ -25916,7 +25916,7 @@
               <w:spacing w:after="10" w:before="0"/>
               <w:ind w:left="120"/>
             </w:pPr>
-            <w:hyperlink w:history="1" r:id="rIdvt8kuhhr8tymnaqrffucx">
+            <w:hyperlink w:history="1" r:id="rIdkv9zoak8npbkhonkgytai">
               <w:r>
                 <w:rPr>
                   <w:rFonts w:ascii="Arial" w:cs="Arial" w:eastAsia="Arial" w:hAnsi="Arial"/>
@@ -26111,7 +26111,7 @@
             <w:pPr>
               <w:spacing w:after="20" w:before="0"/>
             </w:pPr>
-            <w:hyperlink w:history="1" r:id="rIdqly1uere-tcugiaom26oo">
+            <w:hyperlink w:history="1" r:id="rIdamer8w8b0te2dg0c8gc3l">
               <w:r>
                 <w:rPr>
                   <w:rFonts w:ascii="Arial" w:cs="Arial" w:eastAsia="Arial" w:hAnsi="Arial"/>
@@ -26160,7 +26160,7 @@
               <w:spacing w:after="10" w:before="0"/>
               <w:ind w:left="120"/>
             </w:pPr>
-            <w:hyperlink w:history="1" r:id="rIdwaulrkor57iceaatgpxxs">
+            <w:hyperlink w:history="1" r:id="rIdp-h8insubgj_pda4o39pz">
               <w:r>
                 <w:rPr>
                   <w:rFonts w:ascii="Arial" w:cs="Arial" w:eastAsia="Arial" w:hAnsi="Arial"/>
@@ -26205,7 +26205,7 @@
             <w:pPr>
               <w:spacing w:after="20" w:before="0"/>
             </w:pPr>
-            <w:hyperlink w:history="1" r:id="rIdfsddyzmcwg1uubvt3yaoi">
+            <w:hyperlink w:history="1" r:id="rId6tvrsqayuokabntfk1u2z">
               <w:r>
                 <w:rPr>
                   <w:rFonts w:ascii="Arial" w:cs="Arial" w:eastAsia="Arial" w:hAnsi="Arial"/>
@@ -26238,7 +26238,7 @@
               <w:spacing w:after="10" w:before="0"/>
               <w:ind w:left="120"/>
             </w:pPr>
-            <w:hyperlink w:history="1" r:id="rIddbrzcmyfmtj56ouaduj3u">
+            <w:hyperlink w:history="1" r:id="rId80loacdg0bsx-rv2wewjl">
               <w:r>
                 <w:rPr>
                   <w:rFonts w:ascii="Arial" w:cs="Arial" w:eastAsia="Arial" w:hAnsi="Arial"/>
@@ -26433,7 +26433,7 @@
             <w:pPr>
               <w:spacing w:after="20" w:before="0"/>
             </w:pPr>
-            <w:hyperlink w:history="1" r:id="rIdf_denyva3nlvpxeczfqdx">
+            <w:hyperlink w:history="1" r:id="rIdyyd_ihkk0ffzjrfxcppkb">
               <w:r>
                 <w:rPr>
                   <w:rFonts w:ascii="Arial" w:cs="Arial" w:eastAsia="Arial" w:hAnsi="Arial"/>
@@ -26482,7 +26482,7 @@
               <w:spacing w:after="10" w:before="0"/>
               <w:ind w:left="120"/>
             </w:pPr>
-            <w:hyperlink w:history="1" r:id="rIdzqoo1-fd2mrzrxmbp0ycr">
+            <w:hyperlink w:history="1" r:id="rIdoufcrmlowssjefbedkyy1">
               <w:r>
                 <w:rPr>
                   <w:rFonts w:ascii="Arial" w:cs="Arial" w:eastAsia="Arial" w:hAnsi="Arial"/>
@@ -26527,7 +26527,7 @@
             <w:pPr>
               <w:spacing w:after="20" w:before="0"/>
             </w:pPr>
-            <w:hyperlink w:history="1" r:id="rIdpl-5gmizpzqreiye9o8ep">
+            <w:hyperlink w:history="1" r:id="rIdm12cd9ytrhhgwspejou-0">
               <w:r>
                 <w:rPr>
                   <w:rFonts w:ascii="Arial" w:cs="Arial" w:eastAsia="Arial" w:hAnsi="Arial"/>
@@ -26560,7 +26560,7 @@
               <w:spacing w:after="10" w:before="0"/>
               <w:ind w:left="120"/>
             </w:pPr>
-            <w:hyperlink w:history="1" r:id="rIdwuh3qngzdqztoz-b9u_h0">
+            <w:hyperlink w:history="1" r:id="rIdrl8e4wzaxbau0bpmxn1om">
               <w:r>
                 <w:rPr>
                   <w:rFonts w:ascii="Arial" w:cs="Arial" w:eastAsia="Arial" w:hAnsi="Arial"/>
@@ -26755,7 +26755,7 @@
             <w:pPr>
               <w:spacing w:after="20" w:before="0"/>
             </w:pPr>
-            <w:hyperlink w:history="1" r:id="rIdhj4_hdegubnja4tddxhjs">
+            <w:hyperlink w:history="1" r:id="rIdn3uropgh9rvxpcsyl7p5i">
               <w:r>
                 <w:rPr>
                   <w:rFonts w:ascii="Arial" w:cs="Arial" w:eastAsia="Arial" w:hAnsi="Arial"/>
@@ -26804,7 +26804,7 @@
               <w:spacing w:after="10" w:before="0"/>
               <w:ind w:left="120"/>
             </w:pPr>
-            <w:hyperlink w:history="1" r:id="rIduarfbtlp6_orekvffsvm0">
+            <w:hyperlink w:history="1" r:id="rId_fsnl3ecsyooevhzgumdt">
               <w:r>
                 <w:rPr>
                   <w:rFonts w:ascii="Arial" w:cs="Arial" w:eastAsia="Arial" w:hAnsi="Arial"/>
@@ -26849,7 +26849,7 @@
             <w:pPr>
               <w:spacing w:after="20" w:before="0"/>
             </w:pPr>
-            <w:hyperlink w:history="1" r:id="rIdfljthqsdznkz_z2j01me6">
+            <w:hyperlink w:history="1" r:id="rIdpzz7p4e0wrlhvpngluuoq">
               <w:r>
                 <w:rPr>
                   <w:rFonts w:ascii="Arial" w:cs="Arial" w:eastAsia="Arial" w:hAnsi="Arial"/>
@@ -26882,7 +26882,7 @@
               <w:spacing w:after="10" w:before="0"/>
               <w:ind w:left="120"/>
             </w:pPr>
-            <w:hyperlink w:history="1" r:id="rId_2fpan3a8bxwz0bcyvtoc">
+            <w:hyperlink w:history="1" r:id="rIdlnjzdrepf8x5xgdvqoqhp">
               <w:r>
                 <w:rPr>
                   <w:rFonts w:ascii="Arial" w:cs="Arial" w:eastAsia="Arial" w:hAnsi="Arial"/>
@@ -27394,7 +27394,7 @@
         </w:rPr>
         <w:t xml:space="preserve">© 2026 SeaVuria and ARES. Aligned with KICD objectives. Developed by SeaVuria; technical implementation by ARES (with AI assistance from Claude). Licensed under </w:t>
       </w:r>
-      <w:hyperlink w:history="1" r:id="rId0syj3tq-fbpnugeccgfg7">
+      <w:hyperlink w:history="1" r:id="rIdtgqg4dm4xvoycl5r8kk_z">
         <w:r>
           <w:rPr>
             <w:rFonts w:ascii="Arial" w:cs="Arial" w:eastAsia="Arial" w:hAnsi="Arial"/>
@@ -27415,7 +27415,7 @@
         </w:rPr>
         <w:t xml:space="preserve"> (</w:t>
       </w:r>
-      <w:hyperlink w:history="1" r:id="rIdwd6_fnr0hjlouzemzia9w">
+      <w:hyperlink w:history="1" r:id="rId-iyk8zakqrbmzhnamlrlh">
         <w:r>
           <w:rPr>
             <w:rFonts w:ascii="Arial" w:cs="Arial" w:eastAsia="Arial" w:hAnsi="Arial"/>
@@ -28428,7 +28428,7 @@
             <w:pPr>
               <w:spacing w:after="20" w:before="0"/>
             </w:pPr>
-            <w:hyperlink w:history="1" r:id="rIdrmhfi7r8jhcpj_ffq49dy">
+            <w:hyperlink w:history="1" r:id="rId_jjzubk4uainrgfuzg5pc">
               <w:r>
                 <w:rPr>
                   <w:rFonts w:ascii="Arial" w:cs="Arial" w:eastAsia="Arial" w:hAnsi="Arial"/>
@@ -28461,7 +28461,7 @@
               <w:spacing w:after="10" w:before="0"/>
               <w:ind w:left="120"/>
             </w:pPr>
-            <w:hyperlink w:history="1" r:id="rIdrlbgr6a--eeeauuhcg-ni">
+            <w:hyperlink w:history="1" r:id="rIdc7puekdbh3ltmxkaf-mth">
               <w:r>
                 <w:rPr>
                   <w:rFonts w:ascii="Arial" w:cs="Arial" w:eastAsia="Arial" w:hAnsi="Arial"/>
@@ -28506,7 +28506,7 @@
             <w:pPr>
               <w:spacing w:after="20" w:before="0"/>
             </w:pPr>
-            <w:hyperlink w:history="1" r:id="rIdvpq93g4lldlygp6hruehq">
+            <w:hyperlink w:history="1" r:id="rIdlx7oe6rvkb9nfwp8ykrba">
               <w:r>
                 <w:rPr>
                   <w:rFonts w:ascii="Arial" w:cs="Arial" w:eastAsia="Arial" w:hAnsi="Arial"/>
@@ -28539,7 +28539,7 @@
               <w:spacing w:after="10" w:before="0"/>
               <w:ind w:left="120"/>
             </w:pPr>
-            <w:hyperlink w:history="1" r:id="rId3vy5vj02mc1q_3ijxxyva">
+            <w:hyperlink w:history="1" r:id="rIdkr2xrvibgmdyglmliw66f">
               <w:r>
                 <w:rPr>
                   <w:rFonts w:ascii="Arial" w:cs="Arial" w:eastAsia="Arial" w:hAnsi="Arial"/>
@@ -28734,7 +28734,7 @@
             <w:pPr>
               <w:spacing w:after="20" w:before="0"/>
             </w:pPr>
-            <w:hyperlink w:history="1" r:id="rId_i9gv6rhdswcn4oy5dg7u">
+            <w:hyperlink w:history="1" r:id="rIdcwzpj48uw1mvj0ifnxvxp">
               <w:r>
                 <w:rPr>
                   <w:rFonts w:ascii="Arial" w:cs="Arial" w:eastAsia="Arial" w:hAnsi="Arial"/>
@@ -28767,7 +28767,7 @@
               <w:spacing w:after="10" w:before="0"/>
               <w:ind w:left="120"/>
             </w:pPr>
-            <w:hyperlink w:history="1" r:id="rIdcnug8gxu9zfntctdk6vzz">
+            <w:hyperlink w:history="1" r:id="rId_4cs67qhyppwbsqwczwty">
               <w:r>
                 <w:rPr>
                   <w:rFonts w:ascii="Arial" w:cs="Arial" w:eastAsia="Arial" w:hAnsi="Arial"/>
@@ -28812,7 +28812,7 @@
             <w:pPr>
               <w:spacing w:after="20" w:before="0"/>
             </w:pPr>
-            <w:hyperlink w:history="1" r:id="rId78owiky4lu4wit-wxsjvd">
+            <w:hyperlink w:history="1" r:id="rIdt2ms2m8ojdwcvd6rkwfer">
               <w:r>
                 <w:rPr>
                   <w:rFonts w:ascii="Arial" w:cs="Arial" w:eastAsia="Arial" w:hAnsi="Arial"/>
@@ -28845,7 +28845,7 @@
               <w:spacing w:after="10" w:before="0"/>
               <w:ind w:left="120"/>
             </w:pPr>
-            <w:hyperlink w:history="1" r:id="rId-zj2xwwcufyatptiqbcoq">
+            <w:hyperlink w:history="1" r:id="rIdrien0trh4p0b29e23cywk">
               <w:r>
                 <w:rPr>
                   <w:rFonts w:ascii="Arial" w:cs="Arial" w:eastAsia="Arial" w:hAnsi="Arial"/>
@@ -29040,7 +29040,7 @@
             <w:pPr>
               <w:spacing w:after="20" w:before="0"/>
             </w:pPr>
-            <w:hyperlink w:history="1" r:id="rIdfllz0coefhj045bwn0qzu">
+            <w:hyperlink w:history="1" r:id="rIdfmjt84hooeod2gapr7eyf">
               <w:r>
                 <w:rPr>
                   <w:rFonts w:ascii="Arial" w:cs="Arial" w:eastAsia="Arial" w:hAnsi="Arial"/>
@@ -29073,7 +29073,7 @@
               <w:spacing w:after="10" w:before="0"/>
               <w:ind w:left="120"/>
             </w:pPr>
-            <w:hyperlink w:history="1" r:id="rIdr-m-m1qs46giggnbrop_x">
+            <w:hyperlink w:history="1" r:id="rIdbfooxip5wgr0ocsc2nusx">
               <w:r>
                 <w:rPr>
                   <w:rFonts w:ascii="Arial" w:cs="Arial" w:eastAsia="Arial" w:hAnsi="Arial"/>
@@ -29118,7 +29118,7 @@
             <w:pPr>
               <w:spacing w:after="20" w:before="0"/>
             </w:pPr>
-            <w:hyperlink w:history="1" r:id="rIdpa3aka_f48coibgvwb7mv">
+            <w:hyperlink w:history="1" r:id="rIdnfc7pskv9yfydwmjfxqzp">
               <w:r>
                 <w:rPr>
                   <w:rFonts w:ascii="Arial" w:cs="Arial" w:eastAsia="Arial" w:hAnsi="Arial"/>
@@ -29151,7 +29151,7 @@
               <w:spacing w:after="10" w:before="0"/>
               <w:ind w:left="120"/>
             </w:pPr>
-            <w:hyperlink w:history="1" r:id="rIdioroednwtbqbiqqf6byts">
+            <w:hyperlink w:history="1" r:id="rIdyrq0-12yhpizisns5zu0a">
               <w:r>
                 <w:rPr>
                   <w:rFonts w:ascii="Arial" w:cs="Arial" w:eastAsia="Arial" w:hAnsi="Arial"/>
@@ -29346,7 +29346,7 @@
             <w:pPr>
               <w:spacing w:after="20" w:before="0"/>
             </w:pPr>
-            <w:hyperlink w:history="1" r:id="rIdol0e4esioedcadrr6sylh">
+            <w:hyperlink w:history="1" r:id="rIdt6r09obru-hx3fppe8kd8">
               <w:r>
                 <w:rPr>
                   <w:rFonts w:ascii="Arial" w:cs="Arial" w:eastAsia="Arial" w:hAnsi="Arial"/>
@@ -29379,7 +29379,7 @@
               <w:spacing w:after="10" w:before="0"/>
               <w:ind w:left="120"/>
             </w:pPr>
-            <w:hyperlink w:history="1" r:id="rId_8snufe5v5qcm4gzohd5n">
+            <w:hyperlink w:history="1" r:id="rIdtpbibdehrsewltpmbvr5u">
               <w:r>
                 <w:rPr>
                   <w:rFonts w:ascii="Arial" w:cs="Arial" w:eastAsia="Arial" w:hAnsi="Arial"/>
@@ -29424,7 +29424,7 @@
             <w:pPr>
               <w:spacing w:after="20" w:before="0"/>
             </w:pPr>
-            <w:hyperlink w:history="1" r:id="rIduk6ymf8pdvx0xee-lbfkq">
+            <w:hyperlink w:history="1" r:id="rIdff3lojzvh2aieqzq8ugx3">
               <w:r>
                 <w:rPr>
                   <w:rFonts w:ascii="Arial" w:cs="Arial" w:eastAsia="Arial" w:hAnsi="Arial"/>
@@ -29457,7 +29457,7 @@
               <w:spacing w:after="10" w:before="0"/>
               <w:ind w:left="120"/>
             </w:pPr>
-            <w:hyperlink w:history="1" r:id="rIdbexhf35ckeu0imnnn9ui0">
+            <w:hyperlink w:history="1" r:id="rIdly6ziyvybbyijiktmdji2">
               <w:r>
                 <w:rPr>
                   <w:rFonts w:ascii="Arial" w:cs="Arial" w:eastAsia="Arial" w:hAnsi="Arial"/>
@@ -29652,7 +29652,7 @@
             <w:pPr>
               <w:spacing w:after="20" w:before="0"/>
             </w:pPr>
-            <w:hyperlink w:history="1" r:id="rIdrd6f1j1awd6uiovo6t9bb">
+            <w:hyperlink w:history="1" r:id="rIdf74nbnii3mibbnyeytuur">
               <w:r>
                 <w:rPr>
                   <w:rFonts w:ascii="Arial" w:cs="Arial" w:eastAsia="Arial" w:hAnsi="Arial"/>
@@ -29685,7 +29685,7 @@
               <w:spacing w:after="10" w:before="0"/>
               <w:ind w:left="120"/>
             </w:pPr>
-            <w:hyperlink w:history="1" r:id="rId5ubutwmj5vrf2wyxp0my8">
+            <w:hyperlink w:history="1" r:id="rId4oxxfsdzzwkpzoqnw7zmm">
               <w:r>
                 <w:rPr>
                   <w:rFonts w:ascii="Arial" w:cs="Arial" w:eastAsia="Arial" w:hAnsi="Arial"/>
@@ -29730,7 +29730,7 @@
             <w:pPr>
               <w:spacing w:after="20" w:before="0"/>
             </w:pPr>
-            <w:hyperlink w:history="1" r:id="rIdik3fqvvsdl86o6_crslcw">
+            <w:hyperlink w:history="1" r:id="rIdnp3-f2lo9smwpl3lgbvdn">
               <w:r>
                 <w:rPr>
                   <w:rFonts w:ascii="Arial" w:cs="Arial" w:eastAsia="Arial" w:hAnsi="Arial"/>
@@ -29763,7 +29763,7 @@
               <w:spacing w:after="10" w:before="0"/>
               <w:ind w:left="120"/>
             </w:pPr>
-            <w:hyperlink w:history="1" r:id="rIdilir05kn2vfhungjiyr69">
+            <w:hyperlink w:history="1" r:id="rIdovs0i6zkb4ddnwlf__n1d">
               <w:r>
                 <w:rPr>
                   <w:rFonts w:ascii="Arial" w:cs="Arial" w:eastAsia="Arial" w:hAnsi="Arial"/>
@@ -29805,7 +29805,7 @@
                 <w:sz w:val="18"/>
                 <w:szCs w:val="18"/>
               </w:rPr>
-              <w:t xml:space="preserve">In the final 7 minutes of the lesson, students open their cumulative model — the graphic organiser or concept diagram they have been building since Lesson 3 and expanding each lesson. Today they add a new section labelled LESSON 9: STRONG AND WEAK ACIDS AND BASES. In this section they: (1) draw or paste two small particle diagrams side by side — one showing a strong acid (fully ionised) and one showing a weak acid (partially ionised) at equal concentration, labelling H+ ions, intact molecules, and the type of arrow; (2) write a rule box: Strong acid or base = complete ionisation = more H+/OH- ions = lower/higher pH. Weak acid or base = partial ionisation = fewer H+/OH- ions = pH closer to 7; (3) add a Kenyan examples row: strong acids — HCl (lab use), H2SO4 (car battery acid, Lesson 5 supporting phenomenon); weak acids — citric acid (lemon juice, lemon juice cup from Lesson 1), ethanoic acid (white vinegar, Kenyan supermarkets), carbonic acid (Stoney Tangawizi, the soft drink from Lesson 1), organic acids in Kericho tea-farm soil; strong bases — NaOH (caustic soda / Jik bleach, the bleach cup from Lesson 1), Ca(OH)2 (agricultural lime, Kericho scenario); weak bases — ammonia solution (household cleaners), soap solution (Lesson 1 cup); (4) draw one arrow from the new section back to the ANCHORING PHENOMENON section of their model, labelling it: degree of ionisation explains different pH values in the eight cups. Students who finish early are challenged to annotate which of the eight original cups were strong acids, weak acids, strong bases, or weak bases and to estimate whether the farmer in Kericho is dealing with a strong or weak acid problem in the soil and why. Teacher circulates, asks targeted questions: Show me on your model where the bleach (Jik) fits. Is it strong or weak? How do you know from its pH? This directly reconnects to the anchoring phenomenon and previews Lesson 10.</w:t>
+              <w:t xml:space="preserve">In the final 7 minutes of the lesson, students open their cumulative model — the graphic organiser or concept diagram they have been building since Lesson 3 and expanding each lesson. Today they add a new section labelled LESSON 9: STRONG AND WEAK ACIDS AND BASES. In this section they: (1) draw or paste two small particle diagrams side by side — one showing a strong acid (fully ionised) and one showing a weak acid (partially ionised) at equal concentration, labelling H+ ions, intact molecules, and the type of arrow; (2) write a rule box: Strong acid or base = complete ionisation = more H+/OH- ions = lower/higher pH. Weak acid or base = partial ionisation = fewer H+/OH- ions = pH closer to 7; (3) add a Kenyan examples row: strong acids — HCl (lab use), H2SO4 (car battery acid, Lesson 5 supporting phenomenon); weak acids — citric acid (lemon juice, lemon juice cup from Lesson 1), ethanoic acid (white vinegar, Kenyan supermarkets), carbonic acid (Stoney Tangawizi, the soft drink from Lesson 1), organic acids in Kericho tea-farm soil; strong bases — NaOH (caustic soda; Jik bleach, the bleach cup from Lesson 1, is sodium hypochlorite solution made strongly alkaline with a little NaOH), Ca(OH)2 (agricultural lime, Kericho scenario); weak bases — ammonia solution (household cleaners), soap solution (Lesson 1 cup); (4) draw one arrow from the new section back to the ANCHORING PHENOMENON section of their model, labelling it: degree of ionisation explains different pH values in the eight cups. Students who finish early are challenged to annotate which of the eight original cups were strong acids, weak acids, strong bases, or weak bases and to estimate whether the farmer in Kericho is dealing with a strong or weak acid problem in the soil and why. Teacher circulates, asks targeted questions: Show me on your model where the bleach (Jik) fits. Is it strong or weak? How do you know from its pH? This directly reconnects to the anchoring phenomenon and previews Lesson 10.</w:t>
             </w:r>
           </w:p>
         </w:tc>
@@ -29994,7 +29994,7 @@
                 <w:sz w:val="18"/>
                 <w:szCs w:val="18"/>
               </w:rPr>
-              <w:t xml:space="preserve">After the lesson, consider: (1) Did the 100-times H+ concentration difference framing (pH 1 vs pH 3) create genuine cognitive need for the ionisation explanation, or did some students remain confused about the distinction between concentration and strength? If the misconception persists, prepare a short remediation prompt for the opening of Lesson 10: same concentration, different pH — what must differ? (2) Were students able to correctly apply the strong vs. weak distinction to the original eight cups in the model-building phase? If the bleach (Jik, NaOH-based) and baking soda (NaHCO3, weak base) classification was uncertain, this signals a gap to address in the Lesson 10 DQB closure. (3) Did the Kericho agricultural scenario create meaningful engagement and systems-level thinking (both over-acidification and over-liming as problems), or did students treat it as a detail to copy rather than a reasoning task? If the latter, consider posing it as a structured problem in the Lesson 10 review: a farmer has soil pH 4.2 — how much lime is needed, and what is the risk of overdoing it? (4) Are cumulative models sufficiently detailed and coherent to support the Lesson 10 final explanation task? Scan five models at random after the lesson and identify one strength and one gap in each.</w:t>
+              <w:t xml:space="preserve">After the lesson, consider: (1) Did the 100-times H+ concentration difference framing (pH 1 vs pH 3) create genuine cognitive need for the ionisation explanation, or did some students remain confused about the distinction between concentration and strength? If the misconception persists, prepare a short remediation prompt for the opening of Lesson 10: same concentration, different pH — what must differ? (2) Were students able to correctly apply the strong vs. weak distinction to the original eight cups in the model-building phase? If the bleach (Jik, sodium hypochlorite, strongly alkaline) and baking soda (NaHCO3, weak base) classification was uncertain, this signals a gap to address in the Lesson 10 DQB closure. (3) Did the Kericho agricultural scenario create meaningful engagement and systems-level thinking (both over-acidification and over-liming as problems), or did students treat it as a detail to copy rather than a reasoning task? If the latter, consider posing it as a structured problem in the Lesson 10 review: a farmer has soil pH 4.2 — how much lime is needed, and what is the risk of overdoing it? (4) Are cumulative models sufficiently detailed and coherent to support the Lesson 10 final explanation task? Scan five models at random after the lesson and identify one strength and one gap in each.</w:t>
             </w:r>
           </w:p>
         </w:tc>
@@ -30253,7 +30253,7 @@
                 <w:sz w:val="18"/>
                 <w:szCs w:val="18"/>
               </w:rPr>
-              <w:t xml:space="preserve">The different colours produced in the eight cups of the anchoring phenomenon reflect not only whether a substance is an acid or base, but also how strongly it ionises. The lemon juice turned orange-red rather than deep red because citric acid is a weak acid that ionises partially, producing fewer H+ ions and a higher pH than a strong acid at similar concentration. The Jik bleach turned deep purple-blue because NaOH is a strong base that ionises completely, producing a very high OH- concentration and a pH well above 7. In Kericho, soil acidity caused by weak organic acids is still damaging at pH 4.2 because even partial ionisation of many acid molecules accumulates enough H+ ions to harm tea plant roots, and farmers apply calcium hydroxide (a strong base) to neutralise this acidity through the neutralisation reaction studied in Lesson 5.</w:t>
+              <w:t xml:space="preserve">The different colours produced in the eight cups of the anchoring phenomenon reflect not only whether a substance is an acid or base, but also how strongly it ionises. The lemon juice turned orange-red rather than deep red because citric acid is a weak acid that ionises partially, producing fewer H+ ions and a higher pH than a strong acid at similar concentration. The Jik bleach (sodium hypochlorite solution containing a little NaOH) turned deep purple-blue because NaOH is a strong base that ionises completely, producing a very high OH- concentration and a pH well above 7. In Kericho, soil acidity caused by weak organic acids is still damaging at pH 4.2 because even partial ionisation of many acid molecules accumulates enough H+ ions to harm tea plant roots, and farmers apply calcium hydroxide (a strong base) to neutralise this acidity through the neutralisation reaction studied in Lesson 5.</w:t>
             </w:r>
           </w:p>
         </w:tc>
@@ -30275,7 +30275,7 @@
         </w:rPr>
         <w:t xml:space="preserve">© 2026 SeaVuria and ARES. Aligned with KICD objectives. Developed by SeaVuria; technical implementation by ARES (with AI assistance from Claude). Licensed under </w:t>
       </w:r>
-      <w:hyperlink w:history="1" r:id="rIdyhyiu5tdikqkx6o58x_bl">
+      <w:hyperlink w:history="1" r:id="rIdr_uvxzhnnbdgdnmkds4f7">
         <w:r>
           <w:rPr>
             <w:rFonts w:ascii="Arial" w:cs="Arial" w:eastAsia="Arial" w:hAnsi="Arial"/>
@@ -30296,7 +30296,7 @@
         </w:rPr>
         <w:t xml:space="preserve"> (</w:t>
       </w:r>
-      <w:hyperlink w:history="1" r:id="rId_dn0le3x6fts3tjyyk-ms">
+      <w:hyperlink w:history="1" r:id="rIdtroqadkecdao0b_ofpk9d">
         <w:r>
           <w:rPr>
             <w:rFonts w:ascii="Arial" w:cs="Arial" w:eastAsia="Arial" w:hAnsi="Arial"/>
@@ -31309,7 +31309,7 @@
             <w:pPr>
               <w:spacing w:after="20" w:before="0"/>
             </w:pPr>
-            <w:hyperlink w:history="1" r:id="rIdlzfegz1sbet4cvjiun8ab">
+            <w:hyperlink w:history="1" r:id="rIdv8q-f5jelmdneea2gm9yf">
               <w:r>
                 <w:rPr>
                   <w:rFonts w:ascii="Arial" w:cs="Arial" w:eastAsia="Arial" w:hAnsi="Arial"/>
@@ -31342,7 +31342,7 @@
               <w:spacing w:after="10" w:before="0"/>
               <w:ind w:left="120"/>
             </w:pPr>
-            <w:hyperlink w:history="1" r:id="rIdiiz7vnyph7k1ocavyiiok">
+            <w:hyperlink w:history="1" r:id="rIdxkmavua4tvwkpdf4qxvs2">
               <w:r>
                 <w:rPr>
                   <w:rFonts w:ascii="Arial" w:cs="Arial" w:eastAsia="Arial" w:hAnsi="Arial"/>
@@ -31387,7 +31387,7 @@
             <w:pPr>
               <w:spacing w:after="20" w:before="0"/>
             </w:pPr>
-            <w:hyperlink w:history="1" r:id="rId7-chh8g_lc6m0xicdoo9p">
+            <w:hyperlink w:history="1" r:id="rId5ipvlgwuyq6ised_vxifp">
               <w:r>
                 <w:rPr>
                   <w:rFonts w:ascii="Arial" w:cs="Arial" w:eastAsia="Arial" w:hAnsi="Arial"/>
@@ -31420,7 +31420,7 @@
               <w:spacing w:after="10" w:before="0"/>
               <w:ind w:left="120"/>
             </w:pPr>
-            <w:hyperlink w:history="1" r:id="rIdflfvdfpcwwiq-tyqymzk_">
+            <w:hyperlink w:history="1" r:id="rIdpsbslip4ida4leyweow8f">
               <w:r>
                 <w:rPr>
                   <w:rFonts w:ascii="Arial" w:cs="Arial" w:eastAsia="Arial" w:hAnsi="Arial"/>
@@ -31615,7 +31615,7 @@
             <w:pPr>
               <w:spacing w:after="20" w:before="0"/>
             </w:pPr>
-            <w:hyperlink w:history="1" r:id="rIdcywltjd3wfvs1hujzceos">
+            <w:hyperlink w:history="1" r:id="rIdy2igosscsdifdymxtkl0e">
               <w:r>
                 <w:rPr>
                   <w:rFonts w:ascii="Arial" w:cs="Arial" w:eastAsia="Arial" w:hAnsi="Arial"/>
@@ -31648,7 +31648,7 @@
               <w:spacing w:after="10" w:before="0"/>
               <w:ind w:left="120"/>
             </w:pPr>
-            <w:hyperlink w:history="1" r:id="rIdnrjaqqg46ly1loxptldyd">
+            <w:hyperlink w:history="1" r:id="rIdb3krjup6wq9qx8swkh7bw">
               <w:r>
                 <w:rPr>
                   <w:rFonts w:ascii="Arial" w:cs="Arial" w:eastAsia="Arial" w:hAnsi="Arial"/>
@@ -31693,7 +31693,7 @@
             <w:pPr>
               <w:spacing w:after="20" w:before="0"/>
             </w:pPr>
-            <w:hyperlink w:history="1" r:id="rIdxsw8xackw92vungt5grmz">
+            <w:hyperlink w:history="1" r:id="rIdvkkkgk-yemmugi05t-kv9">
               <w:r>
                 <w:rPr>
                   <w:rFonts w:ascii="Arial" w:cs="Arial" w:eastAsia="Arial" w:hAnsi="Arial"/>
@@ -31726,7 +31726,7 @@
               <w:spacing w:after="10" w:before="0"/>
               <w:ind w:left="120"/>
             </w:pPr>
-            <w:hyperlink w:history="1" r:id="rIdrlcabvzrhygw2h19_tyep">
+            <w:hyperlink w:history="1" r:id="rIdlr7kgeea8qsmhobtcqke9">
               <w:r>
                 <w:rPr>
                   <w:rFonts w:ascii="Arial" w:cs="Arial" w:eastAsia="Arial" w:hAnsi="Arial"/>
@@ -31921,7 +31921,7 @@
             <w:pPr>
               <w:spacing w:after="20" w:before="0"/>
             </w:pPr>
-            <w:hyperlink w:history="1" r:id="rIdihfiskigttowr5gwb2njf">
+            <w:hyperlink w:history="1" r:id="rIdpvse550f3hmk3pyrrlr-t">
               <w:r>
                 <w:rPr>
                   <w:rFonts w:ascii="Arial" w:cs="Arial" w:eastAsia="Arial" w:hAnsi="Arial"/>
@@ -31970,7 +31970,7 @@
               <w:spacing w:after="10" w:before="0"/>
               <w:ind w:left="120"/>
             </w:pPr>
-            <w:hyperlink w:history="1" r:id="rIdhzbgd78ldpkoramxduept">
+            <w:hyperlink w:history="1" r:id="rIdypp3fukj8m_oiclcxjrak">
               <w:r>
                 <w:rPr>
                   <w:rFonts w:ascii="Arial" w:cs="Arial" w:eastAsia="Arial" w:hAnsi="Arial"/>
@@ -32015,7 +32015,7 @@
             <w:pPr>
               <w:spacing w:after="20" w:before="0"/>
             </w:pPr>
-            <w:hyperlink w:history="1" r:id="rIdzpcceiejeuzwkhuc6jpa1">
+            <w:hyperlink w:history="1" r:id="rIdbgxrj4bdgpm836ooh016j">
               <w:r>
                 <w:rPr>
                   <w:rFonts w:ascii="Arial" w:cs="Arial" w:eastAsia="Arial" w:hAnsi="Arial"/>
@@ -32048,7 +32048,7 @@
               <w:spacing w:after="10" w:before="0"/>
               <w:ind w:left="120"/>
             </w:pPr>
-            <w:hyperlink w:history="1" r:id="rIda8vjahrc501w-q5elxeom">
+            <w:hyperlink w:history="1" r:id="rIdiehvjdntframnbh-ek6qt">
               <w:r>
                 <w:rPr>
                   <w:rFonts w:ascii="Arial" w:cs="Arial" w:eastAsia="Arial" w:hAnsi="Arial"/>
@@ -32243,7 +32243,7 @@
             <w:pPr>
               <w:spacing w:after="20" w:before="0"/>
             </w:pPr>
-            <w:hyperlink w:history="1" r:id="rIdqlidw-1i5zmqiinor1zyu">
+            <w:hyperlink w:history="1" r:id="rIdco6jorlo0pxfyut6lerep">
               <w:r>
                 <w:rPr>
                   <w:rFonts w:ascii="Arial" w:cs="Arial" w:eastAsia="Arial" w:hAnsi="Arial"/>
@@ -32292,7 +32292,7 @@
               <w:spacing w:after="10" w:before="0"/>
               <w:ind w:left="120"/>
             </w:pPr>
-            <w:hyperlink w:history="1" r:id="rId6plvrffuqa3c23jy2pbft">
+            <w:hyperlink w:history="1" r:id="rIdytxvhs9zvjhyedtt70q86">
               <w:r>
                 <w:rPr>
                   <w:rFonts w:ascii="Arial" w:cs="Arial" w:eastAsia="Arial" w:hAnsi="Arial"/>
@@ -32337,7 +32337,7 @@
             <w:pPr>
               <w:spacing w:after="20" w:before="0"/>
             </w:pPr>
-            <w:hyperlink w:history="1" r:id="rId4yxdmlotnwakchg2zlbii">
+            <w:hyperlink w:history="1" r:id="rIdoxothlhr6qmigna7r1g-j">
               <w:r>
                 <w:rPr>
                   <w:rFonts w:ascii="Arial" w:cs="Arial" w:eastAsia="Arial" w:hAnsi="Arial"/>
@@ -32370,7 +32370,7 @@
               <w:spacing w:after="10" w:before="0"/>
               <w:ind w:left="120"/>
             </w:pPr>
-            <w:hyperlink w:history="1" r:id="rIdujnb3ri1lbeswighlgkra">
+            <w:hyperlink w:history="1" r:id="rId4jzei9cdnwchdg00ru3lm">
               <w:r>
                 <w:rPr>
                   <w:rFonts w:ascii="Arial" w:cs="Arial" w:eastAsia="Arial" w:hAnsi="Arial"/>
@@ -32565,7 +32565,7 @@
             <w:pPr>
               <w:spacing w:after="20" w:before="0"/>
             </w:pPr>
-            <w:hyperlink w:history="1" r:id="rIdqlvxbbdwtan3pjoh7bu4i">
+            <w:hyperlink w:history="1" r:id="rIdfvzgivixve4bsxmkwlybk">
               <w:r>
                 <w:rPr>
                   <w:rFonts w:ascii="Arial" w:cs="Arial" w:eastAsia="Arial" w:hAnsi="Arial"/>
@@ -32614,7 +32614,7 @@
               <w:spacing w:after="10" w:before="0"/>
               <w:ind w:left="120"/>
             </w:pPr>
-            <w:hyperlink w:history="1" r:id="rIdzzygyhoidgxt3brmjruxr">
+            <w:hyperlink w:history="1" r:id="rId85ife5wt5lcbxfurmizs2">
               <w:r>
                 <w:rPr>
                   <w:rFonts w:ascii="Arial" w:cs="Arial" w:eastAsia="Arial" w:hAnsi="Arial"/>
@@ -32659,7 +32659,7 @@
             <w:pPr>
               <w:spacing w:after="20" w:before="0"/>
             </w:pPr>
-            <w:hyperlink w:history="1" r:id="rIdokrbw6vzprbgriccaoxe7">
+            <w:hyperlink w:history="1" r:id="rIdjfu_pju8mj_ii-wvaf6ll">
               <w:r>
                 <w:rPr>
                   <w:rFonts w:ascii="Arial" w:cs="Arial" w:eastAsia="Arial" w:hAnsi="Arial"/>
@@ -32708,7 +32708,7 @@
               <w:spacing w:after="10" w:before="0"/>
               <w:ind w:left="120"/>
             </w:pPr>
-            <w:hyperlink w:history="1" r:id="rId1gedvtzfhxthsjefae4p5">
+            <w:hyperlink w:history="1" r:id="rIdudcj_alcjgnhlnk-9gbkq">
               <w:r>
                 <w:rPr>
                   <w:rFonts w:ascii="Arial" w:cs="Arial" w:eastAsia="Arial" w:hAnsi="Arial"/>
@@ -33448,7 +33448,7 @@
         </w:rPr>
         <w:t xml:space="preserve">© 2026 SeaVuria and ARES. Aligned with KICD objectives. Developed by SeaVuria; technical implementation by ARES (with AI assistance from Claude). Licensed under </w:t>
       </w:r>
-      <w:hyperlink w:history="1" r:id="rId_la-male4ewmvfz9zhskd">
+      <w:hyperlink w:history="1" r:id="rIdcvyxfvby7cnusqhudvpzz">
         <w:r>
           <w:rPr>
             <w:rFonts w:ascii="Arial" w:cs="Arial" w:eastAsia="Arial" w:hAnsi="Arial"/>
@@ -33469,7 +33469,7 @@
         </w:rPr>
         <w:t xml:space="preserve"> (</w:t>
       </w:r>
-      <w:hyperlink w:history="1" r:id="rIdsjw4c9djwhztuzdm98rr9">
+      <w:hyperlink w:history="1" r:id="rIdzsm8gytoavoikgdtley-y">
         <w:r>
           <w:rPr>
             <w:rFonts w:ascii="Arial" w:cs="Arial" w:eastAsia="Arial" w:hAnsi="Arial"/>

--- a/data/outputs/v2/Chemistry/SS3.1_Acids_and_Bases/Chemistry_Acids_and_Bases_CBE_LessonSequence.docx
+++ b/data/outputs/v2/Chemistry/SS3.1_Acids_and_Bases/Chemistry_Acids_and_Bases_CBE_LessonSequence.docx
@@ -4,6 +4,7 @@
   <w:body>
     <w:p>
       <w:pPr>
+        <w:keepNext w:val="false"/>
         <w:spacing w:after="30" w:before="0"/>
         <w:jc w:val="center"/>
       </w:pPr>
@@ -23,6 +24,7 @@
     </w:p>
     <w:p>
       <w:pPr>
+        <w:keepNext w:val="false"/>
         <w:spacing w:after="60" w:before="0"/>
         <w:jc w:val="center"/>
       </w:pPr>
@@ -81,6 +83,7 @@
           </w:tcPr>
           <w:p>
             <w:pPr>
+              <w:keepNext w:val="false"/>
               <w:spacing w:after="40" w:before="0"/>
               <w:jc w:val="center"/>
             </w:pPr>
@@ -115,6 +118,7 @@
           </w:tcPr>
           <w:p>
             <w:pPr>
+              <w:keepNext w:val="false"/>
               <w:spacing w:after="40" w:before="0"/>
               <w:jc w:val="left"/>
             </w:pPr>
@@ -147,6 +151,7 @@
           </w:tcPr>
           <w:p>
             <w:pPr>
+              <w:keepNext w:val="false"/>
               <w:spacing w:after="40" w:before="0"/>
               <w:jc w:val="left"/>
             </w:pPr>
@@ -181,6 +186,7 @@
           </w:tcPr>
           <w:p>
             <w:pPr>
+              <w:keepNext w:val="false"/>
               <w:spacing w:after="40" w:before="0"/>
               <w:jc w:val="left"/>
             </w:pPr>
@@ -213,6 +219,7 @@
           </w:tcPr>
           <w:p>
             <w:pPr>
+              <w:keepNext w:val="false"/>
               <w:spacing w:after="40" w:before="0"/>
               <w:jc w:val="left"/>
             </w:pPr>
@@ -247,6 +254,7 @@
           </w:tcPr>
           <w:p>
             <w:pPr>
+              <w:keepNext w:val="false"/>
               <w:spacing w:after="40" w:before="0"/>
               <w:jc w:val="left"/>
             </w:pPr>
@@ -279,6 +287,7 @@
           </w:tcPr>
           <w:p>
             <w:pPr>
+              <w:keepNext w:val="false"/>
               <w:spacing w:after="40" w:before="0"/>
               <w:jc w:val="left"/>
             </w:pPr>
@@ -313,6 +322,7 @@
           </w:tcPr>
           <w:p>
             <w:pPr>
+              <w:keepNext w:val="false"/>
               <w:spacing w:after="40" w:before="0"/>
               <w:jc w:val="left"/>
             </w:pPr>
@@ -345,6 +355,7 @@
           </w:tcPr>
           <w:p>
             <w:pPr>
+              <w:keepNext w:val="false"/>
               <w:spacing w:after="40" w:before="0"/>
               <w:jc w:val="left"/>
             </w:pPr>
@@ -379,6 +390,7 @@
           </w:tcPr>
           <w:p>
             <w:pPr>
+              <w:keepNext w:val="false"/>
               <w:spacing w:after="40" w:before="0"/>
               <w:jc w:val="left"/>
             </w:pPr>
@@ -411,6 +423,7 @@
           </w:tcPr>
           <w:p>
             <w:pPr>
+              <w:keepNext w:val="false"/>
               <w:spacing w:after="40" w:before="0"/>
               <w:jc w:val="left"/>
             </w:pPr>
@@ -445,6 +458,7 @@
           </w:tcPr>
           <w:p>
             <w:pPr>
+              <w:keepNext w:val="false"/>
               <w:spacing w:after="40" w:before="0"/>
               <w:jc w:val="left"/>
             </w:pPr>
@@ -592,6 +606,7 @@
           </w:tcPr>
           <w:p>
             <w:pPr>
+              <w:keepNext w:val="false"/>
               <w:spacing w:after="40" w:before="0"/>
               <w:jc w:val="left"/>
             </w:pPr>
@@ -624,6 +639,7 @@
           </w:tcPr>
           <w:p>
             <w:pPr>
+              <w:keepNext w:val="false"/>
               <w:spacing w:after="40" w:before="0"/>
               <w:jc w:val="left"/>
             </w:pPr>
@@ -643,6 +659,7 @@
           </w:p>
           <w:p>
             <w:pPr>
+              <w:keepNext w:val="false"/>
               <w:spacing w:after="40" w:before="0"/>
               <w:jc w:val="left"/>
             </w:pPr>
@@ -662,6 +679,7 @@
           </w:p>
           <w:p>
             <w:pPr>
+              <w:keepNext w:val="false"/>
               <w:spacing w:after="40" w:before="0"/>
               <w:jc w:val="left"/>
             </w:pPr>
@@ -681,6 +699,7 @@
           </w:p>
           <w:p>
             <w:pPr>
+              <w:keepNext w:val="false"/>
               <w:spacing w:after="40" w:before="0"/>
               <w:jc w:val="left"/>
             </w:pPr>
@@ -700,6 +719,7 @@
           </w:p>
           <w:p>
             <w:pPr>
+              <w:keepNext w:val="false"/>
               <w:spacing w:after="40" w:before="0"/>
               <w:jc w:val="left"/>
             </w:pPr>
@@ -719,6 +739,7 @@
           </w:p>
           <w:p>
             <w:pPr>
+              <w:keepNext w:val="false"/>
               <w:spacing w:after="40" w:before="0"/>
               <w:jc w:val="left"/>
             </w:pPr>
@@ -753,6 +774,7 @@
           </w:tcPr>
           <w:p>
             <w:pPr>
+              <w:keepNext w:val="false"/>
               <w:spacing w:after="40" w:before="0"/>
               <w:jc w:val="left"/>
             </w:pPr>
@@ -900,6 +922,7 @@
           </w:tcPr>
           <w:p>
             <w:pPr>
+              <w:keepNext w:val="false"/>
               <w:spacing w:after="40" w:before="0"/>
               <w:jc w:val="left"/>
             </w:pPr>
@@ -1027,6 +1050,7 @@
           </w:tcPr>
           <w:p>
             <w:pPr>
+              <w:keepNext w:val="false"/>
               <w:spacing w:after="40" w:before="0"/>
               <w:jc w:val="left"/>
             </w:pPr>
@@ -1194,6 +1218,7 @@
           </w:tcPr>
           <w:p>
             <w:pPr>
+              <w:keepNext w:val="false"/>
               <w:spacing w:after="40" w:before="0"/>
               <w:jc w:val="left"/>
             </w:pPr>
@@ -1321,6 +1346,7 @@
           </w:tcPr>
           <w:p>
             <w:pPr>
+              <w:keepNext w:val="false"/>
               <w:spacing w:after="40" w:before="0"/>
               <w:jc w:val="left"/>
             </w:pPr>
@@ -1468,6 +1494,7 @@
           </w:tcPr>
           <w:p>
             <w:pPr>
+              <w:keepNext w:val="false"/>
               <w:spacing w:after="40" w:before="0"/>
               <w:jc w:val="left"/>
             </w:pPr>
@@ -1500,6 +1527,7 @@
           </w:tcPr>
           <w:p>
             <w:pPr>
+              <w:keepNext w:val="false"/>
               <w:spacing w:after="40" w:before="0"/>
               <w:jc w:val="left"/>
             </w:pPr>
@@ -1534,6 +1562,7 @@
           </w:tcPr>
           <w:p>
             <w:pPr>
+              <w:keepNext w:val="false"/>
               <w:spacing w:after="40" w:before="0"/>
               <w:jc w:val="left"/>
             </w:pPr>
@@ -1566,6 +1595,7 @@
           </w:tcPr>
           <w:p>
             <w:pPr>
+              <w:keepNext w:val="false"/>
               <w:spacing w:after="40" w:before="0"/>
               <w:jc w:val="left"/>
             </w:pPr>
@@ -1585,6 +1615,7 @@
           </w:p>
           <w:p>
             <w:pPr>
+              <w:keepNext w:val="false"/>
               <w:spacing w:after="40" w:before="0"/>
               <w:jc w:val="left"/>
             </w:pPr>
@@ -1604,6 +1635,7 @@
           </w:p>
           <w:p>
             <w:pPr>
+              <w:keepNext w:val="false"/>
               <w:spacing w:after="40" w:before="0"/>
               <w:jc w:val="left"/>
             </w:pPr>
@@ -1623,6 +1655,7 @@
           </w:p>
           <w:p>
             <w:pPr>
+              <w:keepNext w:val="false"/>
               <w:spacing w:after="40" w:before="0"/>
               <w:jc w:val="left"/>
             </w:pPr>
@@ -1642,6 +1675,7 @@
           </w:p>
           <w:p>
             <w:pPr>
+              <w:keepNext w:val="false"/>
               <w:spacing w:after="40" w:before="0"/>
               <w:jc w:val="left"/>
             </w:pPr>
@@ -1676,6 +1710,7 @@
           </w:tcPr>
           <w:p>
             <w:pPr>
+              <w:keepNext w:val="false"/>
               <w:spacing w:after="40" w:before="0"/>
               <w:jc w:val="left"/>
             </w:pPr>
@@ -1708,6 +1743,7 @@
           </w:tcPr>
           <w:p>
             <w:pPr>
+              <w:keepNext w:val="false"/>
               <w:spacing w:after="40" w:before="0"/>
               <w:jc w:val="left"/>
             </w:pPr>
@@ -1742,6 +1778,7 @@
           </w:tcPr>
           <w:p>
             <w:pPr>
+              <w:keepNext w:val="false"/>
               <w:spacing w:after="40" w:before="0"/>
               <w:jc w:val="left"/>
             </w:pPr>
@@ -1774,6 +1811,7 @@
           </w:tcPr>
           <w:p>
             <w:pPr>
+              <w:keepNext w:val="false"/>
               <w:spacing w:after="40" w:before="0"/>
               <w:jc w:val="left"/>
             </w:pPr>
@@ -1793,6 +1831,7 @@
           </w:p>
           <w:p>
             <w:pPr>
+              <w:keepNext w:val="false"/>
               <w:spacing w:after="40" w:before="0"/>
               <w:jc w:val="left"/>
             </w:pPr>
@@ -1812,6 +1851,7 @@
           </w:p>
           <w:p>
             <w:pPr>
+              <w:keepNext w:val="false"/>
               <w:spacing w:after="40" w:before="0"/>
               <w:jc w:val="left"/>
             </w:pPr>
@@ -1831,6 +1871,7 @@
           </w:p>
           <w:p>
             <w:pPr>
+              <w:keepNext w:val="false"/>
               <w:spacing w:after="40" w:before="0"/>
               <w:jc w:val="left"/>
             </w:pPr>
@@ -1850,6 +1891,7 @@
           </w:p>
           <w:p>
             <w:pPr>
+              <w:keepNext w:val="false"/>
               <w:spacing w:after="40" w:before="0"/>
               <w:jc w:val="left"/>
             </w:pPr>
@@ -1869,6 +1911,7 @@
           </w:p>
           <w:p>
             <w:pPr>
+              <w:keepNext w:val="false"/>
               <w:spacing w:after="40" w:before="0"/>
               <w:jc w:val="left"/>
             </w:pPr>
@@ -1888,6 +1931,7 @@
           </w:p>
           <w:p>
             <w:pPr>
+              <w:keepNext w:val="false"/>
               <w:spacing w:after="40" w:before="0"/>
               <w:jc w:val="left"/>
             </w:pPr>
@@ -1907,6 +1951,7 @@
           </w:p>
           <w:p>
             <w:pPr>
+              <w:keepNext w:val="false"/>
               <w:spacing w:after="40" w:before="0"/>
               <w:jc w:val="left"/>
             </w:pPr>
@@ -1926,6 +1971,7 @@
           </w:p>
           <w:p>
             <w:pPr>
+              <w:keepNext w:val="false"/>
               <w:spacing w:after="40" w:before="0"/>
               <w:jc w:val="left"/>
             </w:pPr>
@@ -1945,6 +1991,7 @@
           </w:p>
           <w:p>
             <w:pPr>
+              <w:keepNext w:val="false"/>
               <w:spacing w:after="40" w:before="0"/>
               <w:jc w:val="left"/>
             </w:pPr>
@@ -1979,6 +2026,7 @@
           </w:tcPr>
           <w:p>
             <w:pPr>
+              <w:keepNext w:val="false"/>
               <w:spacing w:after="40" w:before="0"/>
               <w:jc w:val="left"/>
             </w:pPr>
@@ -2210,7 +2258,7 @@
         </w:rPr>
         <w:t xml:space="preserve">© 2026 SeaVuria and ARES. This work is licensed under a </w:t>
       </w:r>
-      <w:hyperlink w:history="1" r:id="rIdlomtjg0zyrsrh7j9pkitg">
+      <w:hyperlink w:history="1" r:id="rIdnjob1kzeasdh5_bjo4kg-">
         <w:r>
           <w:rPr>
             <w:rFonts w:ascii="Arial" w:cs="Arial" w:eastAsia="Arial" w:hAnsi="Arial"/>
@@ -2230,7 +2278,7 @@
         </w:rPr>
         <w:t xml:space="preserve"> (</w:t>
       </w:r>
-      <w:hyperlink w:history="1" r:id="rIdie34lk36qw-aauoncp6d3">
+      <w:hyperlink w:history="1" r:id="rIdkrauob_qwhytkwbffkfws">
         <w:r>
           <w:rPr>
             <w:rFonts w:ascii="Arial" w:cs="Arial" w:eastAsia="Arial" w:hAnsi="Arial"/>
@@ -2250,7 +2298,7 @@
         </w:rPr>
         <w:t xml:space="preserve">). To view a copy of this license, visit </w:t>
       </w:r>
-      <w:hyperlink w:history="1" r:id="rIdghjm39kx_baxd37x8fcpu">
+      <w:hyperlink w:history="1" r:id="rIdccspp6paqtjam9pi7mdre">
         <w:r>
           <w:rPr>
             <w:rFonts w:ascii="Arial" w:cs="Arial" w:eastAsia="Arial" w:hAnsi="Arial"/>
@@ -2309,6 +2357,7 @@
           </w:tcPr>
           <w:p>
             <w:pPr>
+              <w:keepNext w:val="false"/>
               <w:spacing w:after="40" w:before="0"/>
               <w:jc w:val="center"/>
             </w:pPr>
@@ -2344,6 +2393,7 @@
           </w:tcPr>
           <w:p>
             <w:pPr>
+              <w:keepNext w:val="false"/>
               <w:spacing w:after="40" w:before="0"/>
               <w:jc w:val="center"/>
             </w:pPr>
@@ -2378,6 +2428,7 @@
           </w:tcPr>
           <w:p>
             <w:pPr>
+              <w:keepNext w:val="false"/>
               <w:spacing w:after="40" w:before="0"/>
               <w:jc w:val="left"/>
             </w:pPr>
@@ -2410,6 +2461,7 @@
           </w:tcPr>
           <w:p>
             <w:pPr>
+              <w:keepNext w:val="false"/>
               <w:spacing w:after="40" w:before="0"/>
               <w:jc w:val="left"/>
             </w:pPr>
@@ -2444,6 +2496,7 @@
           </w:tcPr>
           <w:p>
             <w:pPr>
+              <w:keepNext w:val="false"/>
               <w:spacing w:after="40" w:before="0"/>
               <w:jc w:val="left"/>
             </w:pPr>
@@ -2476,6 +2529,7 @@
           </w:tcPr>
           <w:p>
             <w:pPr>
+              <w:keepNext w:val="false"/>
               <w:spacing w:after="40" w:before="0"/>
               <w:jc w:val="left"/>
             </w:pPr>
@@ -2510,6 +2564,7 @@
           </w:tcPr>
           <w:p>
             <w:pPr>
+              <w:keepNext w:val="false"/>
               <w:spacing w:after="40" w:before="0"/>
               <w:jc w:val="left"/>
             </w:pPr>
@@ -2542,6 +2597,7 @@
           </w:tcPr>
           <w:p>
             <w:pPr>
+              <w:keepNext w:val="false"/>
               <w:spacing w:after="40" w:before="0"/>
               <w:jc w:val="left"/>
             </w:pPr>
@@ -2576,6 +2632,7 @@
           </w:tcPr>
           <w:p>
             <w:pPr>
+              <w:keepNext w:val="false"/>
               <w:spacing w:after="40" w:before="0"/>
               <w:jc w:val="left"/>
             </w:pPr>
@@ -2608,6 +2665,7 @@
           </w:tcPr>
           <w:p>
             <w:pPr>
+              <w:keepNext w:val="false"/>
               <w:spacing w:after="40" w:before="0"/>
               <w:jc w:val="left"/>
             </w:pPr>
@@ -2642,6 +2700,7 @@
           </w:tcPr>
           <w:p>
             <w:pPr>
+              <w:keepNext w:val="false"/>
               <w:spacing w:after="40" w:before="0"/>
               <w:jc w:val="left"/>
             </w:pPr>
@@ -2674,6 +2733,7 @@
           </w:tcPr>
           <w:p>
             <w:pPr>
+              <w:keepNext w:val="false"/>
               <w:spacing w:after="40" w:before="0"/>
               <w:jc w:val="left"/>
             </w:pPr>
@@ -2708,6 +2768,7 @@
           </w:tcPr>
           <w:p>
             <w:pPr>
+              <w:keepNext w:val="false"/>
               <w:spacing w:after="40" w:before="0"/>
               <w:jc w:val="left"/>
             </w:pPr>
@@ -2740,6 +2801,7 @@
           </w:tcPr>
           <w:p>
             <w:pPr>
+              <w:keepNext w:val="false"/>
               <w:spacing w:after="40" w:before="0"/>
               <w:jc w:val="left"/>
             </w:pPr>
@@ -2774,6 +2836,7 @@
           </w:tcPr>
           <w:p>
             <w:pPr>
+              <w:keepNext w:val="false"/>
               <w:spacing w:after="40" w:before="0"/>
               <w:jc w:val="left"/>
             </w:pPr>
@@ -2806,6 +2869,7 @@
           </w:tcPr>
           <w:p>
             <w:pPr>
+              <w:keepNext w:val="false"/>
               <w:spacing w:after="40" w:before="0"/>
               <w:jc w:val="left"/>
             </w:pPr>
@@ -2840,6 +2904,7 @@
           </w:tcPr>
           <w:p>
             <w:pPr>
+              <w:keepNext w:val="false"/>
               <w:spacing w:after="40" w:before="0"/>
               <w:jc w:val="left"/>
             </w:pPr>
@@ -2872,6 +2937,7 @@
           </w:tcPr>
           <w:p>
             <w:pPr>
+              <w:keepNext w:val="false"/>
               <w:spacing w:after="40" w:before="0"/>
               <w:jc w:val="left"/>
             </w:pPr>
@@ -2931,6 +2997,7 @@
           </w:tcPr>
           <w:p>
             <w:pPr>
+              <w:keepNext w:val="false"/>
               <w:spacing w:after="40" w:before="0"/>
               <w:jc w:val="center"/>
             </w:pPr>
@@ -2965,6 +3032,7 @@
           </w:tcPr>
           <w:p>
             <w:pPr>
+              <w:keepNext w:val="false"/>
               <w:spacing w:after="40" w:before="0"/>
               <w:jc w:val="left"/>
             </w:pPr>
@@ -3029,6 +3097,7 @@
           </w:tcPr>
           <w:p>
             <w:pPr>
+              <w:keepNext w:val="false"/>
               <w:spacing w:after="40" w:before="0"/>
               <w:jc w:val="center"/>
             </w:pPr>
@@ -3063,6 +3132,7 @@
           </w:tcPr>
           <w:p>
             <w:pPr>
+              <w:keepNext w:val="false"/>
               <w:spacing w:after="40" w:before="0"/>
               <w:jc w:val="left"/>
             </w:pPr>
@@ -3095,6 +3165,7 @@
           </w:tcPr>
           <w:p>
             <w:pPr>
+              <w:keepNext w:val="false"/>
               <w:spacing w:after="40" w:before="0"/>
               <w:jc w:val="left"/>
             </w:pPr>
@@ -3127,6 +3198,7 @@
           </w:tcPr>
           <w:p>
             <w:pPr>
+              <w:keepNext w:val="false"/>
               <w:spacing w:after="40" w:before="0"/>
               <w:jc w:val="left"/>
             </w:pPr>
@@ -3159,6 +3231,7 @@
           </w:tcPr>
           <w:p>
             <w:pPr>
+              <w:keepNext w:val="false"/>
               <w:spacing w:after="40" w:before="0"/>
               <w:jc w:val="left"/>
             </w:pPr>
@@ -3191,6 +3264,7 @@
           </w:tcPr>
           <w:p>
             <w:pPr>
+              <w:keepNext w:val="false"/>
               <w:spacing w:after="40" w:before="0"/>
               <w:jc w:val="left"/>
             </w:pPr>
@@ -3225,6 +3299,7 @@
           </w:tcPr>
           <w:p>
             <w:pPr>
+              <w:keepNext w:val="false"/>
               <w:spacing w:after="40" w:before="0"/>
               <w:jc w:val="left"/>
             </w:pPr>
@@ -3262,7 +3337,7 @@
             <w:pPr>
               <w:spacing w:after="20" w:before="0"/>
             </w:pPr>
-            <w:hyperlink w:history="1" r:id="rIdv7-gianoztf4yseka4vsc">
+            <w:hyperlink w:history="1" r:id="rIdri2tw21cnn5z0wbao7lln">
               <w:r>
                 <w:rPr>
                   <w:rFonts w:ascii="Arial" w:cs="Arial" w:eastAsia="Arial" w:hAnsi="Arial"/>
@@ -3295,7 +3370,7 @@
               <w:spacing w:after="10" w:before="0"/>
               <w:ind w:left="120"/>
             </w:pPr>
-            <w:hyperlink w:history="1" r:id="rIdqvdambqjefo5fhadn3_jy">
+            <w:hyperlink w:history="1" r:id="rId19bz3vv_shvxpr6tlz5da">
               <w:r>
                 <w:rPr>
                   <w:rFonts w:ascii="Arial" w:cs="Arial" w:eastAsia="Arial" w:hAnsi="Arial"/>
@@ -3340,7 +3415,7 @@
             <w:pPr>
               <w:spacing w:after="20" w:before="0"/>
             </w:pPr>
-            <w:hyperlink w:history="1" r:id="rId_xiblplymkdi-dbd9jv-n">
+            <w:hyperlink w:history="1" r:id="rIdlagih8ythrzytttgjztvg">
               <w:r>
                 <w:rPr>
                   <w:rFonts w:ascii="Arial" w:cs="Arial" w:eastAsia="Arial" w:hAnsi="Arial"/>
@@ -3373,7 +3448,7 @@
               <w:spacing w:after="10" w:before="0"/>
               <w:ind w:left="120"/>
             </w:pPr>
-            <w:hyperlink w:history="1" r:id="rIdw2t_oeigyy0lywtiguyqk">
+            <w:hyperlink w:history="1" r:id="rIdniierks2pb4l_oo3hkkgs">
               <w:r>
                 <w:rPr>
                   <w:rFonts w:ascii="Arial" w:cs="Arial" w:eastAsia="Arial" w:hAnsi="Arial"/>
@@ -3401,6 +3476,7 @@
           </w:tcPr>
           <w:p>
             <w:pPr>
+              <w:keepNext w:val="false"/>
               <w:spacing w:after="40" w:before="0"/>
               <w:jc w:val="left"/>
             </w:pPr>
@@ -3433,6 +3509,7 @@
           </w:tcPr>
           <w:p>
             <w:pPr>
+              <w:keepNext w:val="false"/>
               <w:spacing w:after="40" w:before="0"/>
               <w:jc w:val="left"/>
             </w:pPr>
@@ -3465,6 +3542,7 @@
           </w:tcPr>
           <w:p>
             <w:pPr>
+              <w:keepNext w:val="false"/>
               <w:spacing w:after="40" w:before="0"/>
               <w:jc w:val="left"/>
             </w:pPr>
@@ -3497,6 +3575,7 @@
           </w:tcPr>
           <w:p>
             <w:pPr>
+              <w:keepNext w:val="false"/>
               <w:spacing w:after="40" w:before="0"/>
               <w:jc w:val="left"/>
             </w:pPr>
@@ -3531,6 +3610,7 @@
           </w:tcPr>
           <w:p>
             <w:pPr>
+              <w:keepNext w:val="false"/>
               <w:spacing w:after="40" w:before="0"/>
               <w:jc w:val="left"/>
             </w:pPr>
@@ -3568,7 +3648,7 @@
             <w:pPr>
               <w:spacing w:after="20" w:before="0"/>
             </w:pPr>
-            <w:hyperlink w:history="1" r:id="rIdycdufxv1nrxjbd9o3k_xn">
+            <w:hyperlink w:history="1" r:id="rIdwqjm_tjrlntpkengkboal">
               <w:r>
                 <w:rPr>
                   <w:rFonts w:ascii="Arial" w:cs="Arial" w:eastAsia="Arial" w:hAnsi="Arial"/>
@@ -3601,7 +3681,7 @@
               <w:spacing w:after="10" w:before="0"/>
               <w:ind w:left="120"/>
             </w:pPr>
-            <w:hyperlink w:history="1" r:id="rIdcj9puu4wcc8fzrfbn1eva">
+            <w:hyperlink w:history="1" r:id="rIdzmwcuinq9cwdifcnzhcux">
               <w:r>
                 <w:rPr>
                   <w:rFonts w:ascii="Arial" w:cs="Arial" w:eastAsia="Arial" w:hAnsi="Arial"/>
@@ -3646,7 +3726,7 @@
             <w:pPr>
               <w:spacing w:after="20" w:before="0"/>
             </w:pPr>
-            <w:hyperlink w:history="1" r:id="rId2gnwuosrte-ofw1t59f7c">
+            <w:hyperlink w:history="1" r:id="rIddjluuo3b8ms6gb2ohwrpp">
               <w:r>
                 <w:rPr>
                   <w:rFonts w:ascii="Arial" w:cs="Arial" w:eastAsia="Arial" w:hAnsi="Arial"/>
@@ -3679,7 +3759,7 @@
               <w:spacing w:after="10" w:before="0"/>
               <w:ind w:left="120"/>
             </w:pPr>
-            <w:hyperlink w:history="1" r:id="rIdzv60t1jehz0x550j4ac4s">
+            <w:hyperlink w:history="1" r:id="rIdorpk_kgmkolgnnc-ctvsw">
               <w:r>
                 <w:rPr>
                   <w:rFonts w:ascii="Arial" w:cs="Arial" w:eastAsia="Arial" w:hAnsi="Arial"/>
@@ -3707,6 +3787,7 @@
           </w:tcPr>
           <w:p>
             <w:pPr>
+              <w:keepNext w:val="false"/>
               <w:spacing w:after="40" w:before="0"/>
               <w:jc w:val="left"/>
             </w:pPr>
@@ -3739,6 +3820,7 @@
           </w:tcPr>
           <w:p>
             <w:pPr>
+              <w:keepNext w:val="false"/>
               <w:spacing w:after="40" w:before="0"/>
               <w:jc w:val="left"/>
             </w:pPr>
@@ -3771,6 +3853,7 @@
           </w:tcPr>
           <w:p>
             <w:pPr>
+              <w:keepNext w:val="false"/>
               <w:spacing w:after="40" w:before="0"/>
               <w:jc w:val="left"/>
             </w:pPr>
@@ -3803,6 +3886,7 @@
           </w:tcPr>
           <w:p>
             <w:pPr>
+              <w:keepNext w:val="false"/>
               <w:spacing w:after="40" w:before="0"/>
               <w:jc w:val="left"/>
             </w:pPr>
@@ -3837,6 +3921,7 @@
           </w:tcPr>
           <w:p>
             <w:pPr>
+              <w:keepNext w:val="false"/>
               <w:spacing w:after="40" w:before="0"/>
               <w:jc w:val="left"/>
             </w:pPr>
@@ -3874,7 +3959,7 @@
             <w:pPr>
               <w:spacing w:after="20" w:before="0"/>
             </w:pPr>
-            <w:hyperlink w:history="1" r:id="rIdh3jl9hxoubl6abjwfz7zo">
+            <w:hyperlink w:history="1" r:id="rIde4zjtpfyf73forsz3oxri">
               <w:r>
                 <w:rPr>
                   <w:rFonts w:ascii="Arial" w:cs="Arial" w:eastAsia="Arial" w:hAnsi="Arial"/>
@@ -3907,7 +3992,7 @@
               <w:spacing w:after="10" w:before="0"/>
               <w:ind w:left="120"/>
             </w:pPr>
-            <w:hyperlink w:history="1" r:id="rIdf5qgekpcwzh-qqbwsmy8x">
+            <w:hyperlink w:history="1" r:id="rIdictksjxkjwdmba3t3or-r">
               <w:r>
                 <w:rPr>
                   <w:rFonts w:ascii="Arial" w:cs="Arial" w:eastAsia="Arial" w:hAnsi="Arial"/>
@@ -3952,7 +4037,7 @@
             <w:pPr>
               <w:spacing w:after="20" w:before="0"/>
             </w:pPr>
-            <w:hyperlink w:history="1" r:id="rIdmgjfxhihe96xrg79lx2is">
+            <w:hyperlink w:history="1" r:id="rIdwmy6fk2t-xlkjz4cfcmmg">
               <w:r>
                 <w:rPr>
                   <w:rFonts w:ascii="Arial" w:cs="Arial" w:eastAsia="Arial" w:hAnsi="Arial"/>
@@ -4001,7 +4086,7 @@
               <w:spacing w:after="10" w:before="0"/>
               <w:ind w:left="120"/>
             </w:pPr>
-            <w:hyperlink w:history="1" r:id="rId8g1-xvja1vwl0k6ozdkm4">
+            <w:hyperlink w:history="1" r:id="rIdugfrh0h9ndpraon3-ti40">
               <w:r>
                 <w:rPr>
                   <w:rFonts w:ascii="Arial" w:cs="Arial" w:eastAsia="Arial" w:hAnsi="Arial"/>
@@ -4029,6 +4114,7 @@
           </w:tcPr>
           <w:p>
             <w:pPr>
+              <w:keepNext w:val="false"/>
               <w:spacing w:after="40" w:before="0"/>
               <w:jc w:val="left"/>
             </w:pPr>
@@ -4061,6 +4147,7 @@
           </w:tcPr>
           <w:p>
             <w:pPr>
+              <w:keepNext w:val="false"/>
               <w:spacing w:after="40" w:before="0"/>
               <w:jc w:val="left"/>
             </w:pPr>
@@ -4093,6 +4180,7 @@
           </w:tcPr>
           <w:p>
             <w:pPr>
+              <w:keepNext w:val="false"/>
               <w:spacing w:after="40" w:before="0"/>
               <w:jc w:val="left"/>
             </w:pPr>
@@ -4125,6 +4213,7 @@
           </w:tcPr>
           <w:p>
             <w:pPr>
+              <w:keepNext w:val="false"/>
               <w:spacing w:after="40" w:before="0"/>
               <w:jc w:val="left"/>
             </w:pPr>
@@ -4159,6 +4248,7 @@
           </w:tcPr>
           <w:p>
             <w:pPr>
+              <w:keepNext w:val="false"/>
               <w:spacing w:after="40" w:before="0"/>
               <w:jc w:val="left"/>
             </w:pPr>
@@ -4196,7 +4286,7 @@
             <w:pPr>
               <w:spacing w:after="20" w:before="0"/>
             </w:pPr>
-            <w:hyperlink w:history="1" r:id="rIdx8tux6empc6szrdv2cy5q">
+            <w:hyperlink w:history="1" r:id="rIdsrquvebt2s4uykippzpj4">
               <w:r>
                 <w:rPr>
                   <w:rFonts w:ascii="Arial" w:cs="Arial" w:eastAsia="Arial" w:hAnsi="Arial"/>
@@ -4229,7 +4319,7 @@
               <w:spacing w:after="10" w:before="0"/>
               <w:ind w:left="120"/>
             </w:pPr>
-            <w:hyperlink w:history="1" r:id="rId6hr8yulywtbljjjlm1_sc">
+            <w:hyperlink w:history="1" r:id="rIdrqg-f3m-dk5skwktcrnxn">
               <w:r>
                 <w:rPr>
                   <w:rFonts w:ascii="Arial" w:cs="Arial" w:eastAsia="Arial" w:hAnsi="Arial"/>
@@ -4274,7 +4364,7 @@
             <w:pPr>
               <w:spacing w:after="20" w:before="0"/>
             </w:pPr>
-            <w:hyperlink w:history="1" r:id="rIdljo4eg1mp4faebbytpy0e">
+            <w:hyperlink w:history="1" r:id="rIdulrxsaqfawdplfvzmgbup">
               <w:r>
                 <w:rPr>
                   <w:rFonts w:ascii="Arial" w:cs="Arial" w:eastAsia="Arial" w:hAnsi="Arial"/>
@@ -4323,7 +4413,7 @@
               <w:spacing w:after="10" w:before="0"/>
               <w:ind w:left="120"/>
             </w:pPr>
-            <w:hyperlink w:history="1" r:id="rIdmjwaqdxtlmdeq_zvlhlm3">
+            <w:hyperlink w:history="1" r:id="rIdpe9y7ygpz21iq0ta0xxhb">
               <w:r>
                 <w:rPr>
                   <w:rFonts w:ascii="Arial" w:cs="Arial" w:eastAsia="Arial" w:hAnsi="Arial"/>
@@ -4351,6 +4441,7 @@
           </w:tcPr>
           <w:p>
             <w:pPr>
+              <w:keepNext w:val="false"/>
               <w:spacing w:after="40" w:before="0"/>
               <w:jc w:val="left"/>
             </w:pPr>
@@ -4383,6 +4474,7 @@
           </w:tcPr>
           <w:p>
             <w:pPr>
+              <w:keepNext w:val="false"/>
               <w:spacing w:after="40" w:before="0"/>
               <w:jc w:val="left"/>
             </w:pPr>
@@ -4415,6 +4507,7 @@
           </w:tcPr>
           <w:p>
             <w:pPr>
+              <w:keepNext w:val="false"/>
               <w:spacing w:after="40" w:before="0"/>
               <w:jc w:val="left"/>
             </w:pPr>
@@ -4447,6 +4540,7 @@
           </w:tcPr>
           <w:p>
             <w:pPr>
+              <w:keepNext w:val="false"/>
               <w:spacing w:after="40" w:before="0"/>
               <w:jc w:val="left"/>
             </w:pPr>
@@ -4481,6 +4575,7 @@
           </w:tcPr>
           <w:p>
             <w:pPr>
+              <w:keepNext w:val="false"/>
               <w:spacing w:after="40" w:before="0"/>
               <w:jc w:val="left"/>
             </w:pPr>
@@ -4518,7 +4613,7 @@
             <w:pPr>
               <w:spacing w:after="20" w:before="0"/>
             </w:pPr>
-            <w:hyperlink w:history="1" r:id="rId9oq5wybnaife2xlkisom_">
+            <w:hyperlink w:history="1" r:id="rId7bzhrcpdkr46p-c__hkfs">
               <w:r>
                 <w:rPr>
                   <w:rFonts w:ascii="Arial" w:cs="Arial" w:eastAsia="Arial" w:hAnsi="Arial"/>
@@ -4551,7 +4646,7 @@
               <w:spacing w:after="10" w:before="0"/>
               <w:ind w:left="120"/>
             </w:pPr>
-            <w:hyperlink w:history="1" r:id="rIdfka7kqv32irexefzhjkp1">
+            <w:hyperlink w:history="1" r:id="rIdw-sn63csp17b4wjsmohrb">
               <w:r>
                 <w:rPr>
                   <w:rFonts w:ascii="Arial" w:cs="Arial" w:eastAsia="Arial" w:hAnsi="Arial"/>
@@ -4596,7 +4691,7 @@
             <w:pPr>
               <w:spacing w:after="20" w:before="0"/>
             </w:pPr>
-            <w:hyperlink w:history="1" r:id="rIdwhgvuql9mygxjyfudkia2">
+            <w:hyperlink w:history="1" r:id="rIdvzx6jihnd28zcsw_itvqf">
               <w:r>
                 <w:rPr>
                   <w:rFonts w:ascii="Arial" w:cs="Arial" w:eastAsia="Arial" w:hAnsi="Arial"/>
@@ -4645,7 +4740,7 @@
               <w:spacing w:after="10" w:before="0"/>
               <w:ind w:left="120"/>
             </w:pPr>
-            <w:hyperlink w:history="1" r:id="rId9sbfnsvvbmebuzyvxwtyb">
+            <w:hyperlink w:history="1" r:id="rIdehtxggpbhllcqmnczvlop">
               <w:r>
                 <w:rPr>
                   <w:rFonts w:ascii="Arial" w:cs="Arial" w:eastAsia="Arial" w:hAnsi="Arial"/>
@@ -4673,6 +4768,7 @@
           </w:tcPr>
           <w:p>
             <w:pPr>
+              <w:keepNext w:val="false"/>
               <w:spacing w:after="40" w:before="0"/>
               <w:jc w:val="left"/>
             </w:pPr>
@@ -4705,6 +4801,7 @@
           </w:tcPr>
           <w:p>
             <w:pPr>
+              <w:keepNext w:val="false"/>
               <w:spacing w:after="40" w:before="0"/>
               <w:jc w:val="left"/>
             </w:pPr>
@@ -4737,6 +4834,7 @@
           </w:tcPr>
           <w:p>
             <w:pPr>
+              <w:keepNext w:val="false"/>
               <w:spacing w:after="40" w:before="0"/>
               <w:jc w:val="left"/>
             </w:pPr>
@@ -4769,6 +4867,7 @@
           </w:tcPr>
           <w:p>
             <w:pPr>
+              <w:keepNext w:val="false"/>
               <w:spacing w:after="40" w:before="0"/>
               <w:jc w:val="left"/>
             </w:pPr>
@@ -4828,6 +4927,7 @@
           </w:tcPr>
           <w:p>
             <w:pPr>
+              <w:keepNext w:val="false"/>
               <w:spacing w:after="40" w:before="0"/>
               <w:jc w:val="center"/>
             </w:pPr>
@@ -4862,6 +4962,7 @@
           </w:tcPr>
           <w:p>
             <w:pPr>
+              <w:keepNext w:val="false"/>
               <w:spacing w:after="40" w:before="0"/>
               <w:jc w:val="left"/>
             </w:pPr>
@@ -4923,6 +5024,7 @@
           </w:tcPr>
           <w:p>
             <w:pPr>
+              <w:keepNext w:val="false"/>
               <w:spacing w:after="40" w:before="0"/>
               <w:jc w:val="center"/>
             </w:pPr>
@@ -4957,6 +5059,7 @@
           </w:tcPr>
           <w:p>
             <w:pPr>
+              <w:keepNext w:val="false"/>
               <w:spacing w:after="40" w:before="0"/>
               <w:jc w:val="left"/>
             </w:pPr>
@@ -4989,6 +5092,7 @@
           </w:tcPr>
           <w:p>
             <w:pPr>
+              <w:keepNext w:val="false"/>
               <w:spacing w:after="40" w:before="0"/>
               <w:jc w:val="left"/>
             </w:pPr>
@@ -5023,6 +5127,7 @@
           </w:tcPr>
           <w:p>
             <w:pPr>
+              <w:keepNext w:val="false"/>
               <w:spacing w:after="40" w:before="0"/>
               <w:jc w:val="left"/>
             </w:pPr>
@@ -5055,6 +5160,7 @@
           </w:tcPr>
           <w:p>
             <w:pPr>
+              <w:keepNext w:val="false"/>
               <w:spacing w:after="40" w:before="0"/>
               <w:jc w:val="left"/>
             </w:pPr>
@@ -5089,6 +5195,7 @@
           </w:tcPr>
           <w:p>
             <w:pPr>
+              <w:keepNext w:val="false"/>
               <w:spacing w:after="40" w:before="0"/>
               <w:jc w:val="left"/>
             </w:pPr>
@@ -5121,6 +5228,7 @@
           </w:tcPr>
           <w:p>
             <w:pPr>
+              <w:keepNext w:val="false"/>
               <w:spacing w:after="40" w:before="0"/>
               <w:jc w:val="left"/>
             </w:pPr>
@@ -5157,7 +5265,7 @@
         </w:rPr>
         <w:t xml:space="preserve">© 2026 SeaVuria and ARES. Aligned with KICD objectives. Developed by SeaVuria; technical implementation by ARES (with AI assistance from Claude). Licensed under </w:t>
       </w:r>
-      <w:hyperlink w:history="1" r:id="rId-igncljibaxelotnnqhvv">
+      <w:hyperlink w:history="1" r:id="rIdgt78dvxqxrtcyirbrytar">
         <w:r>
           <w:rPr>
             <w:rFonts w:ascii="Arial" w:cs="Arial" w:eastAsia="Arial" w:hAnsi="Arial"/>
@@ -5178,7 +5286,7 @@
         </w:rPr>
         <w:t xml:space="preserve"> (</w:t>
       </w:r>
-      <w:hyperlink w:history="1" r:id="rId_a9pivnzxvbi4zxayv0hu">
+      <w:hyperlink w:history="1" r:id="rId_mh5jb5kfai0oamvbm1fs">
         <w:r>
           <w:rPr>
             <w:rFonts w:ascii="Arial" w:cs="Arial" w:eastAsia="Arial" w:hAnsi="Arial"/>
@@ -5238,6 +5346,7 @@
           </w:tcPr>
           <w:p>
             <w:pPr>
+              <w:keepNext w:val="false"/>
               <w:spacing w:after="40" w:before="0"/>
               <w:jc w:val="center"/>
             </w:pPr>
@@ -5273,6 +5382,7 @@
           </w:tcPr>
           <w:p>
             <w:pPr>
+              <w:keepNext w:val="false"/>
               <w:spacing w:after="40" w:before="0"/>
               <w:jc w:val="center"/>
             </w:pPr>
@@ -5307,6 +5417,7 @@
           </w:tcPr>
           <w:p>
             <w:pPr>
+              <w:keepNext w:val="false"/>
               <w:spacing w:after="40" w:before="0"/>
               <w:jc w:val="left"/>
             </w:pPr>
@@ -5339,6 +5450,7 @@
           </w:tcPr>
           <w:p>
             <w:pPr>
+              <w:keepNext w:val="false"/>
               <w:spacing w:after="40" w:before="0"/>
               <w:jc w:val="left"/>
             </w:pPr>
@@ -5373,6 +5485,7 @@
           </w:tcPr>
           <w:p>
             <w:pPr>
+              <w:keepNext w:val="false"/>
               <w:spacing w:after="40" w:before="0"/>
               <w:jc w:val="left"/>
             </w:pPr>
@@ -5405,6 +5518,7 @@
           </w:tcPr>
           <w:p>
             <w:pPr>
+              <w:keepNext w:val="false"/>
               <w:spacing w:after="40" w:before="0"/>
               <w:jc w:val="left"/>
             </w:pPr>
@@ -5439,6 +5553,7 @@
           </w:tcPr>
           <w:p>
             <w:pPr>
+              <w:keepNext w:val="false"/>
               <w:spacing w:after="40" w:before="0"/>
               <w:jc w:val="left"/>
             </w:pPr>
@@ -5471,6 +5586,7 @@
           </w:tcPr>
           <w:p>
             <w:pPr>
+              <w:keepNext w:val="false"/>
               <w:spacing w:after="40" w:before="0"/>
               <w:jc w:val="left"/>
             </w:pPr>
@@ -5505,6 +5621,7 @@
           </w:tcPr>
           <w:p>
             <w:pPr>
+              <w:keepNext w:val="false"/>
               <w:spacing w:after="40" w:before="0"/>
               <w:jc w:val="left"/>
             </w:pPr>
@@ -5537,6 +5654,7 @@
           </w:tcPr>
           <w:p>
             <w:pPr>
+              <w:keepNext w:val="false"/>
               <w:spacing w:after="40" w:before="0"/>
               <w:jc w:val="left"/>
             </w:pPr>
@@ -5571,6 +5689,7 @@
           </w:tcPr>
           <w:p>
             <w:pPr>
+              <w:keepNext w:val="false"/>
               <w:spacing w:after="40" w:before="0"/>
               <w:jc w:val="left"/>
             </w:pPr>
@@ -5603,6 +5722,7 @@
           </w:tcPr>
           <w:p>
             <w:pPr>
+              <w:keepNext w:val="false"/>
               <w:spacing w:after="40" w:before="0"/>
               <w:jc w:val="left"/>
             </w:pPr>
@@ -5637,6 +5757,7 @@
           </w:tcPr>
           <w:p>
             <w:pPr>
+              <w:keepNext w:val="false"/>
               <w:spacing w:after="40" w:before="0"/>
               <w:jc w:val="left"/>
             </w:pPr>
@@ -5669,6 +5790,7 @@
           </w:tcPr>
           <w:p>
             <w:pPr>
+              <w:keepNext w:val="false"/>
               <w:spacing w:after="40" w:before="0"/>
               <w:jc w:val="left"/>
             </w:pPr>
@@ -5703,6 +5825,7 @@
           </w:tcPr>
           <w:p>
             <w:pPr>
+              <w:keepNext w:val="false"/>
               <w:spacing w:after="40" w:before="0"/>
               <w:jc w:val="left"/>
             </w:pPr>
@@ -5735,6 +5858,7 @@
           </w:tcPr>
           <w:p>
             <w:pPr>
+              <w:keepNext w:val="false"/>
               <w:spacing w:after="40" w:before="0"/>
               <w:jc w:val="left"/>
             </w:pPr>
@@ -5769,6 +5893,7 @@
           </w:tcPr>
           <w:p>
             <w:pPr>
+              <w:keepNext w:val="false"/>
               <w:spacing w:after="40" w:before="0"/>
               <w:jc w:val="left"/>
             </w:pPr>
@@ -5801,6 +5926,7 @@
           </w:tcPr>
           <w:p>
             <w:pPr>
+              <w:keepNext w:val="false"/>
               <w:spacing w:after="40" w:before="0"/>
               <w:jc w:val="left"/>
             </w:pPr>
@@ -5860,6 +5986,7 @@
           </w:tcPr>
           <w:p>
             <w:pPr>
+              <w:keepNext w:val="false"/>
               <w:spacing w:after="40" w:before="0"/>
               <w:jc w:val="center"/>
             </w:pPr>
@@ -5894,6 +6021,7 @@
           </w:tcPr>
           <w:p>
             <w:pPr>
+              <w:keepNext w:val="false"/>
               <w:spacing w:after="40" w:before="0"/>
               <w:jc w:val="left"/>
             </w:pPr>
@@ -5958,6 +6086,7 @@
           </w:tcPr>
           <w:p>
             <w:pPr>
+              <w:keepNext w:val="false"/>
               <w:spacing w:after="40" w:before="0"/>
               <w:jc w:val="center"/>
             </w:pPr>
@@ -5992,6 +6121,7 @@
           </w:tcPr>
           <w:p>
             <w:pPr>
+              <w:keepNext w:val="false"/>
               <w:spacing w:after="40" w:before="0"/>
               <w:jc w:val="left"/>
             </w:pPr>
@@ -6024,6 +6154,7 @@
           </w:tcPr>
           <w:p>
             <w:pPr>
+              <w:keepNext w:val="false"/>
               <w:spacing w:after="40" w:before="0"/>
               <w:jc w:val="left"/>
             </w:pPr>
@@ -6056,6 +6187,7 @@
           </w:tcPr>
           <w:p>
             <w:pPr>
+              <w:keepNext w:val="false"/>
               <w:spacing w:after="40" w:before="0"/>
               <w:jc w:val="left"/>
             </w:pPr>
@@ -6088,6 +6220,7 @@
           </w:tcPr>
           <w:p>
             <w:pPr>
+              <w:keepNext w:val="false"/>
               <w:spacing w:after="40" w:before="0"/>
               <w:jc w:val="left"/>
             </w:pPr>
@@ -6120,6 +6253,7 @@
           </w:tcPr>
           <w:p>
             <w:pPr>
+              <w:keepNext w:val="false"/>
               <w:spacing w:after="40" w:before="0"/>
               <w:jc w:val="left"/>
             </w:pPr>
@@ -6154,6 +6288,7 @@
           </w:tcPr>
           <w:p>
             <w:pPr>
+              <w:keepNext w:val="false"/>
               <w:spacing w:after="40" w:before="0"/>
               <w:jc w:val="left"/>
             </w:pPr>
@@ -6191,7 +6326,7 @@
             <w:pPr>
               <w:spacing w:after="20" w:before="0"/>
             </w:pPr>
-            <w:hyperlink w:history="1" r:id="rIdc3knfl10b1cua3w2zmsw1">
+            <w:hyperlink w:history="1" r:id="rIdxz6et5f2t--qqzhcxzviu">
               <w:r>
                 <w:rPr>
                   <w:rFonts w:ascii="Arial" w:cs="Arial" w:eastAsia="Arial" w:hAnsi="Arial"/>
@@ -6240,7 +6375,7 @@
               <w:spacing w:after="10" w:before="0"/>
               <w:ind w:left="120"/>
             </w:pPr>
-            <w:hyperlink w:history="1" r:id="rIdzrznybnlvuhjwqozqawxk">
+            <w:hyperlink w:history="1" r:id="rIds2famuvxjoth0_4iusskh">
               <w:r>
                 <w:rPr>
                   <w:rFonts w:ascii="Arial" w:cs="Arial" w:eastAsia="Arial" w:hAnsi="Arial"/>
@@ -6285,7 +6420,7 @@
             <w:pPr>
               <w:spacing w:after="20" w:before="0"/>
             </w:pPr>
-            <w:hyperlink w:history="1" r:id="rIdlf4fzjy5r7w9ril0yio7z">
+            <w:hyperlink w:history="1" r:id="rIdky7gt-w_o0-gvsh7wz1pb">
               <w:r>
                 <w:rPr>
                   <w:rFonts w:ascii="Arial" w:cs="Arial" w:eastAsia="Arial" w:hAnsi="Arial"/>
@@ -6318,7 +6453,7 @@
               <w:spacing w:after="10" w:before="0"/>
               <w:ind w:left="120"/>
             </w:pPr>
-            <w:hyperlink w:history="1" r:id="rIdzvdjsl5ylpu94d7ctaqlz">
+            <w:hyperlink w:history="1" r:id="rIdpnqtnxb2b08kq-djuhoaf">
               <w:r>
                 <w:rPr>
                   <w:rFonts w:ascii="Arial" w:cs="Arial" w:eastAsia="Arial" w:hAnsi="Arial"/>
@@ -6346,6 +6481,7 @@
           </w:tcPr>
           <w:p>
             <w:pPr>
+              <w:keepNext w:val="false"/>
               <w:spacing w:after="40" w:before="0"/>
               <w:jc w:val="left"/>
             </w:pPr>
@@ -6378,6 +6514,7 @@
           </w:tcPr>
           <w:p>
             <w:pPr>
+              <w:keepNext w:val="false"/>
               <w:spacing w:after="40" w:before="0"/>
               <w:jc w:val="left"/>
             </w:pPr>
@@ -6410,6 +6547,7 @@
           </w:tcPr>
           <w:p>
             <w:pPr>
+              <w:keepNext w:val="false"/>
               <w:spacing w:after="40" w:before="0"/>
               <w:jc w:val="left"/>
             </w:pPr>
@@ -6442,6 +6580,7 @@
           </w:tcPr>
           <w:p>
             <w:pPr>
+              <w:keepNext w:val="false"/>
               <w:spacing w:after="40" w:before="0"/>
               <w:jc w:val="left"/>
             </w:pPr>
@@ -6476,6 +6615,7 @@
           </w:tcPr>
           <w:p>
             <w:pPr>
+              <w:keepNext w:val="false"/>
               <w:spacing w:after="40" w:before="0"/>
               <w:jc w:val="left"/>
             </w:pPr>
@@ -6513,7 +6653,7 @@
             <w:pPr>
               <w:spacing w:after="20" w:before="0"/>
             </w:pPr>
-            <w:hyperlink w:history="1" r:id="rId5vng3rb8lh5semk43r4ge">
+            <w:hyperlink w:history="1" r:id="rId3f5fxdpbs1g5zziwhvqow">
               <w:r>
                 <w:rPr>
                   <w:rFonts w:ascii="Arial" w:cs="Arial" w:eastAsia="Arial" w:hAnsi="Arial"/>
@@ -6562,7 +6702,7 @@
               <w:spacing w:after="10" w:before="0"/>
               <w:ind w:left="120"/>
             </w:pPr>
-            <w:hyperlink w:history="1" r:id="rIdq3uoajunl1xgnzlpnzflf">
+            <w:hyperlink w:history="1" r:id="rId-ntpuxfd8vo3-7w6ovr7k">
               <w:r>
                 <w:rPr>
                   <w:rFonts w:ascii="Arial" w:cs="Arial" w:eastAsia="Arial" w:hAnsi="Arial"/>
@@ -6607,7 +6747,7 @@
             <w:pPr>
               <w:spacing w:after="20" w:before="0"/>
             </w:pPr>
-            <w:hyperlink w:history="1" r:id="rIdjyjej5n_v7c0hsgxs7uko">
+            <w:hyperlink w:history="1" r:id="rIdwcskgiljcevzf0wf9da5u">
               <w:r>
                 <w:rPr>
                   <w:rFonts w:ascii="Arial" w:cs="Arial" w:eastAsia="Arial" w:hAnsi="Arial"/>
@@ -6640,7 +6780,7 @@
               <w:spacing w:after="10" w:before="0"/>
               <w:ind w:left="120"/>
             </w:pPr>
-            <w:hyperlink w:history="1" r:id="rIdmqlshb1kpyzfiunqlcgbz">
+            <w:hyperlink w:history="1" r:id="rId7y-iryt7arrlikggkm_oq">
               <w:r>
                 <w:rPr>
                   <w:rFonts w:ascii="Arial" w:cs="Arial" w:eastAsia="Arial" w:hAnsi="Arial"/>
@@ -6668,6 +6808,7 @@
           </w:tcPr>
           <w:p>
             <w:pPr>
+              <w:keepNext w:val="false"/>
               <w:spacing w:after="40" w:before="0"/>
               <w:jc w:val="left"/>
             </w:pPr>
@@ -6700,6 +6841,7 @@
           </w:tcPr>
           <w:p>
             <w:pPr>
+              <w:keepNext w:val="false"/>
               <w:spacing w:after="40" w:before="0"/>
               <w:jc w:val="left"/>
             </w:pPr>
@@ -6732,6 +6874,7 @@
           </w:tcPr>
           <w:p>
             <w:pPr>
+              <w:keepNext w:val="false"/>
               <w:spacing w:after="40" w:before="0"/>
               <w:jc w:val="left"/>
             </w:pPr>
@@ -6764,6 +6907,7 @@
           </w:tcPr>
           <w:p>
             <w:pPr>
+              <w:keepNext w:val="false"/>
               <w:spacing w:after="40" w:before="0"/>
               <w:jc w:val="left"/>
             </w:pPr>
@@ -6798,6 +6942,7 @@
           </w:tcPr>
           <w:p>
             <w:pPr>
+              <w:keepNext w:val="false"/>
               <w:spacing w:after="40" w:before="0"/>
               <w:jc w:val="left"/>
             </w:pPr>
@@ -6835,7 +6980,7 @@
             <w:pPr>
               <w:spacing w:after="20" w:before="0"/>
             </w:pPr>
-            <w:hyperlink w:history="1" r:id="rIdhg9q7gpgw2xajnrdun7ef">
+            <w:hyperlink w:history="1" r:id="rIdjs4hmd9pq1zybhuxdie1i">
               <w:r>
                 <w:rPr>
                   <w:rFonts w:ascii="Arial" w:cs="Arial" w:eastAsia="Arial" w:hAnsi="Arial"/>
@@ -6884,7 +7029,7 @@
               <w:spacing w:after="10" w:before="0"/>
               <w:ind w:left="120"/>
             </w:pPr>
-            <w:hyperlink w:history="1" r:id="rIdksex1igi4c5vrvo8qdces">
+            <w:hyperlink w:history="1" r:id="rId_itpfupwcwf0vh1tibz2l">
               <w:r>
                 <w:rPr>
                   <w:rFonts w:ascii="Arial" w:cs="Arial" w:eastAsia="Arial" w:hAnsi="Arial"/>
@@ -6929,7 +7074,7 @@
             <w:pPr>
               <w:spacing w:after="20" w:before="0"/>
             </w:pPr>
-            <w:hyperlink w:history="1" r:id="rIdqlpevdechj3mrsbut9rih">
+            <w:hyperlink w:history="1" r:id="rIddvj50xbqhjz3kmuj3zxlz">
               <w:r>
                 <w:rPr>
                   <w:rFonts w:ascii="Arial" w:cs="Arial" w:eastAsia="Arial" w:hAnsi="Arial"/>
@@ -6962,7 +7107,7 @@
               <w:spacing w:after="10" w:before="0"/>
               <w:ind w:left="120"/>
             </w:pPr>
-            <w:hyperlink w:history="1" r:id="rId0vk0i7xtvs1zit7vkvl73">
+            <w:hyperlink w:history="1" r:id="rIdlxspwedsdkrumx9kyr5h9">
               <w:r>
                 <w:rPr>
                   <w:rFonts w:ascii="Arial" w:cs="Arial" w:eastAsia="Arial" w:hAnsi="Arial"/>
@@ -6990,6 +7135,7 @@
           </w:tcPr>
           <w:p>
             <w:pPr>
+              <w:keepNext w:val="false"/>
               <w:spacing w:after="40" w:before="0"/>
               <w:jc w:val="left"/>
             </w:pPr>
@@ -7022,6 +7168,7 @@
           </w:tcPr>
           <w:p>
             <w:pPr>
+              <w:keepNext w:val="false"/>
               <w:spacing w:after="40" w:before="0"/>
               <w:jc w:val="left"/>
             </w:pPr>
@@ -7054,6 +7201,7 @@
           </w:tcPr>
           <w:p>
             <w:pPr>
+              <w:keepNext w:val="false"/>
               <w:spacing w:after="40" w:before="0"/>
               <w:jc w:val="left"/>
             </w:pPr>
@@ -7086,6 +7234,7 @@
           </w:tcPr>
           <w:p>
             <w:pPr>
+              <w:keepNext w:val="false"/>
               <w:spacing w:after="40" w:before="0"/>
               <w:jc w:val="left"/>
             </w:pPr>
@@ -7120,6 +7269,7 @@
           </w:tcPr>
           <w:p>
             <w:pPr>
+              <w:keepNext w:val="false"/>
               <w:spacing w:after="40" w:before="0"/>
               <w:jc w:val="left"/>
             </w:pPr>
@@ -7157,7 +7307,7 @@
             <w:pPr>
               <w:spacing w:after="20" w:before="0"/>
             </w:pPr>
-            <w:hyperlink w:history="1" r:id="rIdu7v1pig4vgnxktpxuyoro">
+            <w:hyperlink w:history="1" r:id="rIdtpgslelh3abcfhcnnc4dk">
               <w:r>
                 <w:rPr>
                   <w:rFonts w:ascii="Arial" w:cs="Arial" w:eastAsia="Arial" w:hAnsi="Arial"/>
@@ -7206,7 +7356,7 @@
               <w:spacing w:after="10" w:before="0"/>
               <w:ind w:left="120"/>
             </w:pPr>
-            <w:hyperlink w:history="1" r:id="rIdh2d1h-qdn27k19d2cke2l">
+            <w:hyperlink w:history="1" r:id="rIdztc63z_fcbaj_f84b2php">
               <w:r>
                 <w:rPr>
                   <w:rFonts w:ascii="Arial" w:cs="Arial" w:eastAsia="Arial" w:hAnsi="Arial"/>
@@ -7251,7 +7401,7 @@
             <w:pPr>
               <w:spacing w:after="20" w:before="0"/>
             </w:pPr>
-            <w:hyperlink w:history="1" r:id="rIdp_1-98rpv6ts8ye3v7mdr">
+            <w:hyperlink w:history="1" r:id="rIdcayjm7u15zvrm6o9z1wy-">
               <w:r>
                 <w:rPr>
                   <w:rFonts w:ascii="Arial" w:cs="Arial" w:eastAsia="Arial" w:hAnsi="Arial"/>
@@ -7284,7 +7434,7 @@
               <w:spacing w:after="10" w:before="0"/>
               <w:ind w:left="120"/>
             </w:pPr>
-            <w:hyperlink w:history="1" r:id="rIdzqhax_y2jotiaxjvrjfdt">
+            <w:hyperlink w:history="1" r:id="rIdy-xw5iegkrzhzz-swbhtk">
               <w:r>
                 <w:rPr>
                   <w:rFonts w:ascii="Arial" w:cs="Arial" w:eastAsia="Arial" w:hAnsi="Arial"/>
@@ -7312,6 +7462,7 @@
           </w:tcPr>
           <w:p>
             <w:pPr>
+              <w:keepNext w:val="false"/>
               <w:spacing w:after="40" w:before="0"/>
               <w:jc w:val="left"/>
             </w:pPr>
@@ -7344,6 +7495,7 @@
           </w:tcPr>
           <w:p>
             <w:pPr>
+              <w:keepNext w:val="false"/>
               <w:spacing w:after="40" w:before="0"/>
               <w:jc w:val="left"/>
             </w:pPr>
@@ -7376,6 +7528,7 @@
           </w:tcPr>
           <w:p>
             <w:pPr>
+              <w:keepNext w:val="false"/>
               <w:spacing w:after="40" w:before="0"/>
               <w:jc w:val="left"/>
             </w:pPr>
@@ -7408,6 +7561,7 @@
           </w:tcPr>
           <w:p>
             <w:pPr>
+              <w:keepNext w:val="false"/>
               <w:spacing w:after="40" w:before="0"/>
               <w:jc w:val="left"/>
             </w:pPr>
@@ -7442,6 +7596,7 @@
           </w:tcPr>
           <w:p>
             <w:pPr>
+              <w:keepNext w:val="false"/>
               <w:spacing w:after="40" w:before="0"/>
               <w:jc w:val="left"/>
             </w:pPr>
@@ -7479,7 +7634,7 @@
             <w:pPr>
               <w:spacing w:after="20" w:before="0"/>
             </w:pPr>
-            <w:hyperlink w:history="1" r:id="rIdzcpojmuc44dajlccygu1v">
+            <w:hyperlink w:history="1" r:id="rIdzdn4rap2_rlcgrqo9eulg">
               <w:r>
                 <w:rPr>
                   <w:rFonts w:ascii="Arial" w:cs="Arial" w:eastAsia="Arial" w:hAnsi="Arial"/>
@@ -7528,7 +7683,7 @@
               <w:spacing w:after="10" w:before="0"/>
               <w:ind w:left="120"/>
             </w:pPr>
-            <w:hyperlink w:history="1" r:id="rIdirpniuue-8zyib8puj85h">
+            <w:hyperlink w:history="1" r:id="rId8df4jlm2f1nsnlmrileud">
               <w:r>
                 <w:rPr>
                   <w:rFonts w:ascii="Arial" w:cs="Arial" w:eastAsia="Arial" w:hAnsi="Arial"/>
@@ -7573,7 +7728,7 @@
             <w:pPr>
               <w:spacing w:after="20" w:before="0"/>
             </w:pPr>
-            <w:hyperlink w:history="1" r:id="rIdgnvlklljp2g9nd3utu8yp">
+            <w:hyperlink w:history="1" r:id="rIdf5i_qlqk0wlaos28fb888">
               <w:r>
                 <w:rPr>
                   <w:rFonts w:ascii="Arial" w:cs="Arial" w:eastAsia="Arial" w:hAnsi="Arial"/>
@@ -7606,7 +7761,7 @@
               <w:spacing w:after="10" w:before="0"/>
               <w:ind w:left="120"/>
             </w:pPr>
-            <w:hyperlink w:history="1" r:id="rIdx4farbxvvjbvqnpbykxsi">
+            <w:hyperlink w:history="1" r:id="rId6oeoknnbx022z5riaxb8y">
               <w:r>
                 <w:rPr>
                   <w:rFonts w:ascii="Arial" w:cs="Arial" w:eastAsia="Arial" w:hAnsi="Arial"/>
@@ -7634,6 +7789,7 @@
           </w:tcPr>
           <w:p>
             <w:pPr>
+              <w:keepNext w:val="false"/>
               <w:spacing w:after="40" w:before="0"/>
               <w:jc w:val="left"/>
             </w:pPr>
@@ -7666,6 +7822,7 @@
           </w:tcPr>
           <w:p>
             <w:pPr>
+              <w:keepNext w:val="false"/>
               <w:spacing w:after="40" w:before="0"/>
               <w:jc w:val="left"/>
             </w:pPr>
@@ -7698,6 +7855,7 @@
           </w:tcPr>
           <w:p>
             <w:pPr>
+              <w:keepNext w:val="false"/>
               <w:spacing w:after="40" w:before="0"/>
               <w:jc w:val="left"/>
             </w:pPr>
@@ -7730,6 +7888,7 @@
           </w:tcPr>
           <w:p>
             <w:pPr>
+              <w:keepNext w:val="false"/>
               <w:spacing w:after="40" w:before="0"/>
               <w:jc w:val="left"/>
             </w:pPr>
@@ -7789,6 +7948,7 @@
           </w:tcPr>
           <w:p>
             <w:pPr>
+              <w:keepNext w:val="false"/>
               <w:spacing w:after="40" w:before="0"/>
               <w:jc w:val="center"/>
             </w:pPr>
@@ -7823,6 +7983,7 @@
           </w:tcPr>
           <w:p>
             <w:pPr>
+              <w:keepNext w:val="false"/>
               <w:spacing w:after="40" w:before="0"/>
               <w:jc w:val="left"/>
             </w:pPr>
@@ -7884,6 +8045,7 @@
           </w:tcPr>
           <w:p>
             <w:pPr>
+              <w:keepNext w:val="false"/>
               <w:spacing w:after="40" w:before="0"/>
               <w:jc w:val="center"/>
             </w:pPr>
@@ -7918,6 +8080,7 @@
           </w:tcPr>
           <w:p>
             <w:pPr>
+              <w:keepNext w:val="false"/>
               <w:spacing w:after="40" w:before="0"/>
               <w:jc w:val="left"/>
             </w:pPr>
@@ -7950,6 +8113,7 @@
           </w:tcPr>
           <w:p>
             <w:pPr>
+              <w:keepNext w:val="false"/>
               <w:spacing w:after="40" w:before="0"/>
               <w:jc w:val="left"/>
             </w:pPr>
@@ -7984,6 +8148,7 @@
           </w:tcPr>
           <w:p>
             <w:pPr>
+              <w:keepNext w:val="false"/>
               <w:spacing w:after="40" w:before="0"/>
               <w:jc w:val="left"/>
             </w:pPr>
@@ -8016,6 +8181,7 @@
           </w:tcPr>
           <w:p>
             <w:pPr>
+              <w:keepNext w:val="false"/>
               <w:spacing w:after="40" w:before="0"/>
               <w:jc w:val="left"/>
             </w:pPr>
@@ -8050,6 +8216,7 @@
           </w:tcPr>
           <w:p>
             <w:pPr>
+              <w:keepNext w:val="false"/>
               <w:spacing w:after="40" w:before="0"/>
               <w:jc w:val="left"/>
             </w:pPr>
@@ -8082,6 +8249,7 @@
           </w:tcPr>
           <w:p>
             <w:pPr>
+              <w:keepNext w:val="false"/>
               <w:spacing w:after="40" w:before="0"/>
               <w:jc w:val="left"/>
             </w:pPr>
@@ -8118,7 +8286,7 @@
         </w:rPr>
         <w:t xml:space="preserve">© 2026 SeaVuria and ARES. Aligned with KICD objectives. Developed by SeaVuria; technical implementation by ARES (with AI assistance from Claude). Licensed under </w:t>
       </w:r>
-      <w:hyperlink w:history="1" r:id="rIdo3hiyzq50w3gmuzrzb3_d">
+      <w:hyperlink w:history="1" r:id="rIdjwyonp7cqlrwumzni4rmd">
         <w:r>
           <w:rPr>
             <w:rFonts w:ascii="Arial" w:cs="Arial" w:eastAsia="Arial" w:hAnsi="Arial"/>
@@ -8139,7 +8307,7 @@
         </w:rPr>
         <w:t xml:space="preserve"> (</w:t>
       </w:r>
-      <w:hyperlink w:history="1" r:id="rIdmm6pp7rzwvxbosvvdb7sc">
+      <w:hyperlink w:history="1" r:id="rId50wsklsyzvjoiqqakjny3">
         <w:r>
           <w:rPr>
             <w:rFonts w:ascii="Arial" w:cs="Arial" w:eastAsia="Arial" w:hAnsi="Arial"/>
@@ -8199,6 +8367,7 @@
           </w:tcPr>
           <w:p>
             <w:pPr>
+              <w:keepNext w:val="false"/>
               <w:spacing w:after="40" w:before="0"/>
               <w:jc w:val="center"/>
             </w:pPr>
@@ -8234,6 +8403,7 @@
           </w:tcPr>
           <w:p>
             <w:pPr>
+              <w:keepNext w:val="false"/>
               <w:spacing w:after="40" w:before="0"/>
               <w:jc w:val="center"/>
             </w:pPr>
@@ -8268,6 +8438,7 @@
           </w:tcPr>
           <w:p>
             <w:pPr>
+              <w:keepNext w:val="false"/>
               <w:spacing w:after="40" w:before="0"/>
               <w:jc w:val="left"/>
             </w:pPr>
@@ -8300,6 +8471,7 @@
           </w:tcPr>
           <w:p>
             <w:pPr>
+              <w:keepNext w:val="false"/>
               <w:spacing w:after="40" w:before="0"/>
               <w:jc w:val="left"/>
             </w:pPr>
@@ -8334,6 +8506,7 @@
           </w:tcPr>
           <w:p>
             <w:pPr>
+              <w:keepNext w:val="false"/>
               <w:spacing w:after="40" w:before="0"/>
               <w:jc w:val="left"/>
             </w:pPr>
@@ -8366,6 +8539,7 @@
           </w:tcPr>
           <w:p>
             <w:pPr>
+              <w:keepNext w:val="false"/>
               <w:spacing w:after="40" w:before="0"/>
               <w:jc w:val="left"/>
             </w:pPr>
@@ -8400,6 +8574,7 @@
           </w:tcPr>
           <w:p>
             <w:pPr>
+              <w:keepNext w:val="false"/>
               <w:spacing w:after="40" w:before="0"/>
               <w:jc w:val="left"/>
             </w:pPr>
@@ -8432,6 +8607,7 @@
           </w:tcPr>
           <w:p>
             <w:pPr>
+              <w:keepNext w:val="false"/>
               <w:spacing w:after="40" w:before="0"/>
               <w:jc w:val="left"/>
             </w:pPr>
@@ -8466,6 +8642,7 @@
           </w:tcPr>
           <w:p>
             <w:pPr>
+              <w:keepNext w:val="false"/>
               <w:spacing w:after="40" w:before="0"/>
               <w:jc w:val="left"/>
             </w:pPr>
@@ -8498,6 +8675,7 @@
           </w:tcPr>
           <w:p>
             <w:pPr>
+              <w:keepNext w:val="false"/>
               <w:spacing w:after="40" w:before="0"/>
               <w:jc w:val="left"/>
             </w:pPr>
@@ -8532,6 +8710,7 @@
           </w:tcPr>
           <w:p>
             <w:pPr>
+              <w:keepNext w:val="false"/>
               <w:spacing w:after="40" w:before="0"/>
               <w:jc w:val="left"/>
             </w:pPr>
@@ -8564,6 +8743,7 @@
           </w:tcPr>
           <w:p>
             <w:pPr>
+              <w:keepNext w:val="false"/>
               <w:spacing w:after="40" w:before="0"/>
               <w:jc w:val="left"/>
             </w:pPr>
@@ -8598,6 +8778,7 @@
           </w:tcPr>
           <w:p>
             <w:pPr>
+              <w:keepNext w:val="false"/>
               <w:spacing w:after="40" w:before="0"/>
               <w:jc w:val="left"/>
             </w:pPr>
@@ -8630,6 +8811,7 @@
           </w:tcPr>
           <w:p>
             <w:pPr>
+              <w:keepNext w:val="false"/>
               <w:spacing w:after="40" w:before="0"/>
               <w:jc w:val="left"/>
             </w:pPr>
@@ -8664,6 +8846,7 @@
           </w:tcPr>
           <w:p>
             <w:pPr>
+              <w:keepNext w:val="false"/>
               <w:spacing w:after="40" w:before="0"/>
               <w:jc w:val="left"/>
             </w:pPr>
@@ -8696,6 +8879,7 @@
           </w:tcPr>
           <w:p>
             <w:pPr>
+              <w:keepNext w:val="false"/>
               <w:spacing w:after="40" w:before="0"/>
               <w:jc w:val="left"/>
             </w:pPr>
@@ -8730,6 +8914,7 @@
           </w:tcPr>
           <w:p>
             <w:pPr>
+              <w:keepNext w:val="false"/>
               <w:spacing w:after="40" w:before="0"/>
               <w:jc w:val="left"/>
             </w:pPr>
@@ -8762,6 +8947,7 @@
           </w:tcPr>
           <w:p>
             <w:pPr>
+              <w:keepNext w:val="false"/>
               <w:spacing w:after="40" w:before="0"/>
               <w:jc w:val="left"/>
             </w:pPr>
@@ -8821,6 +9007,7 @@
           </w:tcPr>
           <w:p>
             <w:pPr>
+              <w:keepNext w:val="false"/>
               <w:spacing w:after="40" w:before="0"/>
               <w:jc w:val="center"/>
             </w:pPr>
@@ -8855,6 +9042,7 @@
           </w:tcPr>
           <w:p>
             <w:pPr>
+              <w:keepNext w:val="false"/>
               <w:spacing w:after="40" w:before="0"/>
               <w:jc w:val="left"/>
             </w:pPr>
@@ -8919,6 +9107,7 @@
           </w:tcPr>
           <w:p>
             <w:pPr>
+              <w:keepNext w:val="false"/>
               <w:spacing w:after="40" w:before="0"/>
               <w:jc w:val="center"/>
             </w:pPr>
@@ -8953,6 +9142,7 @@
           </w:tcPr>
           <w:p>
             <w:pPr>
+              <w:keepNext w:val="false"/>
               <w:spacing w:after="40" w:before="0"/>
               <w:jc w:val="left"/>
             </w:pPr>
@@ -8985,6 +9175,7 @@
           </w:tcPr>
           <w:p>
             <w:pPr>
+              <w:keepNext w:val="false"/>
               <w:spacing w:after="40" w:before="0"/>
               <w:jc w:val="left"/>
             </w:pPr>
@@ -9017,6 +9208,7 @@
           </w:tcPr>
           <w:p>
             <w:pPr>
+              <w:keepNext w:val="false"/>
               <w:spacing w:after="40" w:before="0"/>
               <w:jc w:val="left"/>
             </w:pPr>
@@ -9049,6 +9241,7 @@
           </w:tcPr>
           <w:p>
             <w:pPr>
+              <w:keepNext w:val="false"/>
               <w:spacing w:after="40" w:before="0"/>
               <w:jc w:val="left"/>
             </w:pPr>
@@ -9081,6 +9274,7 @@
           </w:tcPr>
           <w:p>
             <w:pPr>
+              <w:keepNext w:val="false"/>
               <w:spacing w:after="40" w:before="0"/>
               <w:jc w:val="left"/>
             </w:pPr>
@@ -9115,6 +9309,7 @@
           </w:tcPr>
           <w:p>
             <w:pPr>
+              <w:keepNext w:val="false"/>
               <w:spacing w:after="40" w:before="0"/>
               <w:jc w:val="left"/>
             </w:pPr>
@@ -9152,7 +9347,7 @@
             <w:pPr>
               <w:spacing w:after="20" w:before="0"/>
             </w:pPr>
-            <w:hyperlink w:history="1" r:id="rIdhkw3ju37rwlm2l3lostt1">
+            <w:hyperlink w:history="1" r:id="rId-8vwrpfavoxt_y5rx5xoy">
               <w:r>
                 <w:rPr>
                   <w:rFonts w:ascii="Arial" w:cs="Arial" w:eastAsia="Arial" w:hAnsi="Arial"/>
@@ -9185,7 +9380,7 @@
               <w:spacing w:after="10" w:before="0"/>
               <w:ind w:left="120"/>
             </w:pPr>
-            <w:hyperlink w:history="1" r:id="rIdxbnijqgdy8tywl1lvxsuy">
+            <w:hyperlink w:history="1" r:id="rIdjrl8bqgtqacrqbp8cryp_">
               <w:r>
                 <w:rPr>
                   <w:rFonts w:ascii="Arial" w:cs="Arial" w:eastAsia="Arial" w:hAnsi="Arial"/>
@@ -9230,7 +9425,7 @@
             <w:pPr>
               <w:spacing w:after="20" w:before="0"/>
             </w:pPr>
-            <w:hyperlink w:history="1" r:id="rIdy4hvzz8fenvm1drjcti1y">
+            <w:hyperlink w:history="1" r:id="rIde5utza3ymt8ekokylj19f">
               <w:r>
                 <w:rPr>
                   <w:rFonts w:ascii="Arial" w:cs="Arial" w:eastAsia="Arial" w:hAnsi="Arial"/>
@@ -9263,7 +9458,7 @@
               <w:spacing w:after="10" w:before="0"/>
               <w:ind w:left="120"/>
             </w:pPr>
-            <w:hyperlink w:history="1" r:id="rIdxacog9gbfmzxpzqnc6slv">
+            <w:hyperlink w:history="1" r:id="rIdkixjzfn1a98zj7q5qjl-6">
               <w:r>
                 <w:rPr>
                   <w:rFonts w:ascii="Arial" w:cs="Arial" w:eastAsia="Arial" w:hAnsi="Arial"/>
@@ -9291,6 +9486,7 @@
           </w:tcPr>
           <w:p>
             <w:pPr>
+              <w:keepNext w:val="false"/>
               <w:spacing w:after="40" w:before="0"/>
               <w:jc w:val="left"/>
             </w:pPr>
@@ -9323,6 +9519,7 @@
           </w:tcPr>
           <w:p>
             <w:pPr>
+              <w:keepNext w:val="false"/>
               <w:spacing w:after="40" w:before="0"/>
               <w:jc w:val="left"/>
             </w:pPr>
@@ -9355,6 +9552,7 @@
           </w:tcPr>
           <w:p>
             <w:pPr>
+              <w:keepNext w:val="false"/>
               <w:spacing w:after="40" w:before="0"/>
               <w:jc w:val="left"/>
             </w:pPr>
@@ -9387,6 +9585,7 @@
           </w:tcPr>
           <w:p>
             <w:pPr>
+              <w:keepNext w:val="false"/>
               <w:spacing w:after="40" w:before="0"/>
               <w:jc w:val="left"/>
             </w:pPr>
@@ -9421,6 +9620,7 @@
           </w:tcPr>
           <w:p>
             <w:pPr>
+              <w:keepNext w:val="false"/>
               <w:spacing w:after="40" w:before="0"/>
               <w:jc w:val="left"/>
             </w:pPr>
@@ -9458,7 +9658,7 @@
             <w:pPr>
               <w:spacing w:after="20" w:before="0"/>
             </w:pPr>
-            <w:hyperlink w:history="1" r:id="rId9pb99antspgqavp5f_hq-">
+            <w:hyperlink w:history="1" r:id="rIdzeiijq95axmophrr17qzj">
               <w:r>
                 <w:rPr>
                   <w:rFonts w:ascii="Arial" w:cs="Arial" w:eastAsia="Arial" w:hAnsi="Arial"/>
@@ -9491,7 +9691,7 @@
               <w:spacing w:after="10" w:before="0"/>
               <w:ind w:left="120"/>
             </w:pPr>
-            <w:hyperlink w:history="1" r:id="rIduiw5fbbx6vvjibflb60vp">
+            <w:hyperlink w:history="1" r:id="rIdirnexhx1rbkqn8axzkvr_">
               <w:r>
                 <w:rPr>
                   <w:rFonts w:ascii="Arial" w:cs="Arial" w:eastAsia="Arial" w:hAnsi="Arial"/>
@@ -9536,7 +9736,7 @@
             <w:pPr>
               <w:spacing w:after="20" w:before="0"/>
             </w:pPr>
-            <w:hyperlink w:history="1" r:id="rIdj921asi0pcxtckosbhmua">
+            <w:hyperlink w:history="1" r:id="rIdk2yzouvod2zp0zndepk26">
               <w:r>
                 <w:rPr>
                   <w:rFonts w:ascii="Arial" w:cs="Arial" w:eastAsia="Arial" w:hAnsi="Arial"/>
@@ -9569,7 +9769,7 @@
               <w:spacing w:after="10" w:before="0"/>
               <w:ind w:left="120"/>
             </w:pPr>
-            <w:hyperlink w:history="1" r:id="rIdpllxm2bwacflpfzogowm0">
+            <w:hyperlink w:history="1" r:id="rIduyfnjrd_-hc763vyayvk_">
               <w:r>
                 <w:rPr>
                   <w:rFonts w:ascii="Arial" w:cs="Arial" w:eastAsia="Arial" w:hAnsi="Arial"/>
@@ -9597,6 +9797,7 @@
           </w:tcPr>
           <w:p>
             <w:pPr>
+              <w:keepNext w:val="false"/>
               <w:spacing w:after="40" w:before="0"/>
               <w:jc w:val="left"/>
             </w:pPr>
@@ -9629,6 +9830,7 @@
           </w:tcPr>
           <w:p>
             <w:pPr>
+              <w:keepNext w:val="false"/>
               <w:spacing w:after="40" w:before="0"/>
               <w:jc w:val="left"/>
             </w:pPr>
@@ -9661,6 +9863,7 @@
           </w:tcPr>
           <w:p>
             <w:pPr>
+              <w:keepNext w:val="false"/>
               <w:spacing w:after="40" w:before="0"/>
               <w:jc w:val="left"/>
             </w:pPr>
@@ -9693,6 +9896,7 @@
           </w:tcPr>
           <w:p>
             <w:pPr>
+              <w:keepNext w:val="false"/>
               <w:spacing w:after="40" w:before="0"/>
               <w:jc w:val="left"/>
             </w:pPr>
@@ -9727,6 +9931,7 @@
           </w:tcPr>
           <w:p>
             <w:pPr>
+              <w:keepNext w:val="false"/>
               <w:spacing w:after="40" w:before="0"/>
               <w:jc w:val="left"/>
             </w:pPr>
@@ -9764,7 +9969,7 @@
             <w:pPr>
               <w:spacing w:after="20" w:before="0"/>
             </w:pPr>
-            <w:hyperlink w:history="1" r:id="rIdxq_fkkywc7vianwhl7gy0">
+            <w:hyperlink w:history="1" r:id="rIdeg1fcvanxj4qo5vbxsfzg">
               <w:r>
                 <w:rPr>
                   <w:rFonts w:ascii="Arial" w:cs="Arial" w:eastAsia="Arial" w:hAnsi="Arial"/>
@@ -9813,7 +10018,7 @@
               <w:spacing w:after="10" w:before="0"/>
               <w:ind w:left="120"/>
             </w:pPr>
-            <w:hyperlink w:history="1" r:id="rIdg3zhkzcnps8hujtphiou_">
+            <w:hyperlink w:history="1" r:id="rIdi6s1ytaevgb-asmoo_aae">
               <w:r>
                 <w:rPr>
                   <w:rFonts w:ascii="Arial" w:cs="Arial" w:eastAsia="Arial" w:hAnsi="Arial"/>
@@ -9858,7 +10063,7 @@
             <w:pPr>
               <w:spacing w:after="20" w:before="0"/>
             </w:pPr>
-            <w:hyperlink w:history="1" r:id="rId9z6prv4zpb2p0fubeycmk">
+            <w:hyperlink w:history="1" r:id="rIdgwqij6jl2jzacfsso4jxm">
               <w:r>
                 <w:rPr>
                   <w:rFonts w:ascii="Arial" w:cs="Arial" w:eastAsia="Arial" w:hAnsi="Arial"/>
@@ -9891,7 +10096,7 @@
               <w:spacing w:after="10" w:before="0"/>
               <w:ind w:left="120"/>
             </w:pPr>
-            <w:hyperlink w:history="1" r:id="rIdxn2icndezpk9fgutrym1f">
+            <w:hyperlink w:history="1" r:id="rId27r2euegf3jz51aqnzxco">
               <w:r>
                 <w:rPr>
                   <w:rFonts w:ascii="Arial" w:cs="Arial" w:eastAsia="Arial" w:hAnsi="Arial"/>
@@ -9919,6 +10124,7 @@
           </w:tcPr>
           <w:p>
             <w:pPr>
+              <w:keepNext w:val="false"/>
               <w:spacing w:after="40" w:before="0"/>
               <w:jc w:val="left"/>
             </w:pPr>
@@ -9951,6 +10157,7 @@
           </w:tcPr>
           <w:p>
             <w:pPr>
+              <w:keepNext w:val="false"/>
               <w:spacing w:after="40" w:before="0"/>
               <w:jc w:val="left"/>
             </w:pPr>
@@ -9983,6 +10190,7 @@
           </w:tcPr>
           <w:p>
             <w:pPr>
+              <w:keepNext w:val="false"/>
               <w:spacing w:after="40" w:before="0"/>
               <w:jc w:val="left"/>
             </w:pPr>
@@ -10015,6 +10223,7 @@
           </w:tcPr>
           <w:p>
             <w:pPr>
+              <w:keepNext w:val="false"/>
               <w:spacing w:after="40" w:before="0"/>
               <w:jc w:val="left"/>
             </w:pPr>
@@ -10049,6 +10258,7 @@
           </w:tcPr>
           <w:p>
             <w:pPr>
+              <w:keepNext w:val="false"/>
               <w:spacing w:after="40" w:before="0"/>
               <w:jc w:val="left"/>
             </w:pPr>
@@ -10086,7 +10296,7 @@
             <w:pPr>
               <w:spacing w:after="20" w:before="0"/>
             </w:pPr>
-            <w:hyperlink w:history="1" r:id="rIdoh-vgnj-dkz-u6_wpbrgq">
+            <w:hyperlink w:history="1" r:id="rIdi8-o1ozkpuaemk9g3ai4m">
               <w:r>
                 <w:rPr>
                   <w:rFonts w:ascii="Arial" w:cs="Arial" w:eastAsia="Arial" w:hAnsi="Arial"/>
@@ -10135,7 +10345,7 @@
               <w:spacing w:after="10" w:before="0"/>
               <w:ind w:left="120"/>
             </w:pPr>
-            <w:hyperlink w:history="1" r:id="rIdnrxpixi0gz2gtqcchjg27">
+            <w:hyperlink w:history="1" r:id="rIdhajf_9tudadmw9ryip7f-">
               <w:r>
                 <w:rPr>
                   <w:rFonts w:ascii="Arial" w:cs="Arial" w:eastAsia="Arial" w:hAnsi="Arial"/>
@@ -10180,7 +10390,7 @@
             <w:pPr>
               <w:spacing w:after="20" w:before="0"/>
             </w:pPr>
-            <w:hyperlink w:history="1" r:id="rIdat7mujiga7tboa8snbnst">
+            <w:hyperlink w:history="1" r:id="rIdlnbngiiuf3x5mlhqspvwu">
               <w:r>
                 <w:rPr>
                   <w:rFonts w:ascii="Arial" w:cs="Arial" w:eastAsia="Arial" w:hAnsi="Arial"/>
@@ -10213,7 +10423,7 @@
               <w:spacing w:after="10" w:before="0"/>
               <w:ind w:left="120"/>
             </w:pPr>
-            <w:hyperlink w:history="1" r:id="rIdayf7p9kqg6cnw8heie5l5">
+            <w:hyperlink w:history="1" r:id="rIdq2b2c23fot8tnrrei6yce">
               <w:r>
                 <w:rPr>
                   <w:rFonts w:ascii="Arial" w:cs="Arial" w:eastAsia="Arial" w:hAnsi="Arial"/>
@@ -10241,6 +10451,7 @@
           </w:tcPr>
           <w:p>
             <w:pPr>
+              <w:keepNext w:val="false"/>
               <w:spacing w:after="40" w:before="0"/>
               <w:jc w:val="left"/>
             </w:pPr>
@@ -10273,6 +10484,7 @@
           </w:tcPr>
           <w:p>
             <w:pPr>
+              <w:keepNext w:val="false"/>
               <w:spacing w:after="40" w:before="0"/>
               <w:jc w:val="left"/>
             </w:pPr>
@@ -10305,6 +10517,7 @@
           </w:tcPr>
           <w:p>
             <w:pPr>
+              <w:keepNext w:val="false"/>
               <w:spacing w:after="40" w:before="0"/>
               <w:jc w:val="left"/>
             </w:pPr>
@@ -10337,6 +10550,7 @@
           </w:tcPr>
           <w:p>
             <w:pPr>
+              <w:keepNext w:val="false"/>
               <w:spacing w:after="40" w:before="0"/>
               <w:jc w:val="left"/>
             </w:pPr>
@@ -10371,6 +10585,7 @@
           </w:tcPr>
           <w:p>
             <w:pPr>
+              <w:keepNext w:val="false"/>
               <w:spacing w:after="40" w:before="0"/>
               <w:jc w:val="left"/>
             </w:pPr>
@@ -10408,7 +10623,7 @@
             <w:pPr>
               <w:spacing w:after="20" w:before="0"/>
             </w:pPr>
-            <w:hyperlink w:history="1" r:id="rIdx7bsdcvrdoazg17shnnj_">
+            <w:hyperlink w:history="1" r:id="rIdrbahh4rfus3cy2hksjgec">
               <w:r>
                 <w:rPr>
                   <w:rFonts w:ascii="Arial" w:cs="Arial" w:eastAsia="Arial" w:hAnsi="Arial"/>
@@ -10457,7 +10672,7 @@
               <w:spacing w:after="10" w:before="0"/>
               <w:ind w:left="120"/>
             </w:pPr>
-            <w:hyperlink w:history="1" r:id="rIdml1wmboe7j3zdzj1lm7yd">
+            <w:hyperlink w:history="1" r:id="rIdixd61mvdc3jrytorh2rhn">
               <w:r>
                 <w:rPr>
                   <w:rFonts w:ascii="Arial" w:cs="Arial" w:eastAsia="Arial" w:hAnsi="Arial"/>
@@ -10502,7 +10717,7 @@
             <w:pPr>
               <w:spacing w:after="20" w:before="0"/>
             </w:pPr>
-            <w:hyperlink w:history="1" r:id="rIdw-taqumgqkk3nsvl4zsns">
+            <w:hyperlink w:history="1" r:id="rIdhvrfhp-6pgsth2drza6dj">
               <w:r>
                 <w:rPr>
                   <w:rFonts w:ascii="Arial" w:cs="Arial" w:eastAsia="Arial" w:hAnsi="Arial"/>
@@ -10535,7 +10750,7 @@
               <w:spacing w:after="10" w:before="0"/>
               <w:ind w:left="120"/>
             </w:pPr>
-            <w:hyperlink w:history="1" r:id="rId5ezy1nd5vddi5qaiv-n49">
+            <w:hyperlink w:history="1" r:id="rIdr_o55suxygdi630wrc70-">
               <w:r>
                 <w:rPr>
                   <w:rFonts w:ascii="Arial" w:cs="Arial" w:eastAsia="Arial" w:hAnsi="Arial"/>
@@ -10563,6 +10778,7 @@
           </w:tcPr>
           <w:p>
             <w:pPr>
+              <w:keepNext w:val="false"/>
               <w:spacing w:after="40" w:before="0"/>
               <w:jc w:val="left"/>
             </w:pPr>
@@ -10595,6 +10811,7 @@
           </w:tcPr>
           <w:p>
             <w:pPr>
+              <w:keepNext w:val="false"/>
               <w:spacing w:after="40" w:before="0"/>
               <w:jc w:val="left"/>
             </w:pPr>
@@ -10627,6 +10844,7 @@
           </w:tcPr>
           <w:p>
             <w:pPr>
+              <w:keepNext w:val="false"/>
               <w:spacing w:after="40" w:before="0"/>
               <w:jc w:val="left"/>
             </w:pPr>
@@ -10659,6 +10877,7 @@
           </w:tcPr>
           <w:p>
             <w:pPr>
+              <w:keepNext w:val="false"/>
               <w:spacing w:after="40" w:before="0"/>
               <w:jc w:val="left"/>
             </w:pPr>
@@ -10718,6 +10937,7 @@
           </w:tcPr>
           <w:p>
             <w:pPr>
+              <w:keepNext w:val="false"/>
               <w:spacing w:after="40" w:before="0"/>
               <w:jc w:val="center"/>
             </w:pPr>
@@ -10752,6 +10972,7 @@
           </w:tcPr>
           <w:p>
             <w:pPr>
+              <w:keepNext w:val="false"/>
               <w:spacing w:after="40" w:before="0"/>
               <w:jc w:val="left"/>
             </w:pPr>
@@ -10813,6 +11034,7 @@
           </w:tcPr>
           <w:p>
             <w:pPr>
+              <w:keepNext w:val="false"/>
               <w:spacing w:after="40" w:before="0"/>
               <w:jc w:val="center"/>
             </w:pPr>
@@ -10847,6 +11069,7 @@
           </w:tcPr>
           <w:p>
             <w:pPr>
+              <w:keepNext w:val="false"/>
               <w:spacing w:after="40" w:before="0"/>
               <w:jc w:val="left"/>
             </w:pPr>
@@ -10879,6 +11102,7 @@
           </w:tcPr>
           <w:p>
             <w:pPr>
+              <w:keepNext w:val="false"/>
               <w:spacing w:after="40" w:before="0"/>
               <w:jc w:val="left"/>
             </w:pPr>
@@ -10913,6 +11137,7 @@
           </w:tcPr>
           <w:p>
             <w:pPr>
+              <w:keepNext w:val="false"/>
               <w:spacing w:after="40" w:before="0"/>
               <w:jc w:val="left"/>
             </w:pPr>
@@ -10945,6 +11170,7 @@
           </w:tcPr>
           <w:p>
             <w:pPr>
+              <w:keepNext w:val="false"/>
               <w:spacing w:after="40" w:before="0"/>
               <w:jc w:val="left"/>
             </w:pPr>
@@ -10979,6 +11205,7 @@
           </w:tcPr>
           <w:p>
             <w:pPr>
+              <w:keepNext w:val="false"/>
               <w:spacing w:after="40" w:before="0"/>
               <w:jc w:val="left"/>
             </w:pPr>
@@ -11011,6 +11238,7 @@
           </w:tcPr>
           <w:p>
             <w:pPr>
+              <w:keepNext w:val="false"/>
               <w:spacing w:after="40" w:before="0"/>
               <w:jc w:val="left"/>
             </w:pPr>
@@ -11047,7 +11275,7 @@
         </w:rPr>
         <w:t xml:space="preserve">© 2026 SeaVuria and ARES. Aligned with KICD objectives. Developed by SeaVuria; technical implementation by ARES (with AI assistance from Claude). Licensed under </w:t>
       </w:r>
-      <w:hyperlink w:history="1" r:id="rIdy_tpeytgfqfvxwckb-vsi">
+      <w:hyperlink w:history="1" r:id="rIdd0ui9lwmqyodlk5_banyu">
         <w:r>
           <w:rPr>
             <w:rFonts w:ascii="Arial" w:cs="Arial" w:eastAsia="Arial" w:hAnsi="Arial"/>
@@ -11068,7 +11296,7 @@
         </w:rPr>
         <w:t xml:space="preserve"> (</w:t>
       </w:r>
-      <w:hyperlink w:history="1" r:id="rId5gukj1x0feyjsazaaw3nr">
+      <w:hyperlink w:history="1" r:id="rIdi6mwiipv-dgseiql5ldoy">
         <w:r>
           <w:rPr>
             <w:rFonts w:ascii="Arial" w:cs="Arial" w:eastAsia="Arial" w:hAnsi="Arial"/>
@@ -11128,6 +11356,7 @@
           </w:tcPr>
           <w:p>
             <w:pPr>
+              <w:keepNext w:val="false"/>
               <w:spacing w:after="40" w:before="0"/>
               <w:jc w:val="center"/>
             </w:pPr>
@@ -11163,6 +11392,7 @@
           </w:tcPr>
           <w:p>
             <w:pPr>
+              <w:keepNext w:val="false"/>
               <w:spacing w:after="40" w:before="0"/>
               <w:jc w:val="center"/>
             </w:pPr>
@@ -11197,6 +11427,7 @@
           </w:tcPr>
           <w:p>
             <w:pPr>
+              <w:keepNext w:val="false"/>
               <w:spacing w:after="40" w:before="0"/>
               <w:jc w:val="left"/>
             </w:pPr>
@@ -11229,6 +11460,7 @@
           </w:tcPr>
           <w:p>
             <w:pPr>
+              <w:keepNext w:val="false"/>
               <w:spacing w:after="40" w:before="0"/>
               <w:jc w:val="left"/>
             </w:pPr>
@@ -11263,6 +11495,7 @@
           </w:tcPr>
           <w:p>
             <w:pPr>
+              <w:keepNext w:val="false"/>
               <w:spacing w:after="40" w:before="0"/>
               <w:jc w:val="left"/>
             </w:pPr>
@@ -11295,6 +11528,7 @@
           </w:tcPr>
           <w:p>
             <w:pPr>
+              <w:keepNext w:val="false"/>
               <w:spacing w:after="40" w:before="0"/>
               <w:jc w:val="left"/>
             </w:pPr>
@@ -11329,6 +11563,7 @@
           </w:tcPr>
           <w:p>
             <w:pPr>
+              <w:keepNext w:val="false"/>
               <w:spacing w:after="40" w:before="0"/>
               <w:jc w:val="left"/>
             </w:pPr>
@@ -11361,6 +11596,7 @@
           </w:tcPr>
           <w:p>
             <w:pPr>
+              <w:keepNext w:val="false"/>
               <w:spacing w:after="40" w:before="0"/>
               <w:jc w:val="left"/>
             </w:pPr>
@@ -11395,6 +11631,7 @@
           </w:tcPr>
           <w:p>
             <w:pPr>
+              <w:keepNext w:val="false"/>
               <w:spacing w:after="40" w:before="0"/>
               <w:jc w:val="left"/>
             </w:pPr>
@@ -11427,6 +11664,7 @@
           </w:tcPr>
           <w:p>
             <w:pPr>
+              <w:keepNext w:val="false"/>
               <w:spacing w:after="40" w:before="0"/>
               <w:jc w:val="left"/>
             </w:pPr>
@@ -11461,6 +11699,7 @@
           </w:tcPr>
           <w:p>
             <w:pPr>
+              <w:keepNext w:val="false"/>
               <w:spacing w:after="40" w:before="0"/>
               <w:jc w:val="left"/>
             </w:pPr>
@@ -11493,6 +11732,7 @@
           </w:tcPr>
           <w:p>
             <w:pPr>
+              <w:keepNext w:val="false"/>
               <w:spacing w:after="40" w:before="0"/>
               <w:jc w:val="left"/>
             </w:pPr>
@@ -11527,6 +11767,7 @@
           </w:tcPr>
           <w:p>
             <w:pPr>
+              <w:keepNext w:val="false"/>
               <w:spacing w:after="40" w:before="0"/>
               <w:jc w:val="left"/>
             </w:pPr>
@@ -11559,6 +11800,7 @@
           </w:tcPr>
           <w:p>
             <w:pPr>
+              <w:keepNext w:val="false"/>
               <w:spacing w:after="40" w:before="0"/>
               <w:jc w:val="left"/>
             </w:pPr>
@@ -11593,6 +11835,7 @@
           </w:tcPr>
           <w:p>
             <w:pPr>
+              <w:keepNext w:val="false"/>
               <w:spacing w:after="40" w:before="0"/>
               <w:jc w:val="left"/>
             </w:pPr>
@@ -11625,6 +11868,7 @@
           </w:tcPr>
           <w:p>
             <w:pPr>
+              <w:keepNext w:val="false"/>
               <w:spacing w:after="40" w:before="0"/>
               <w:jc w:val="left"/>
             </w:pPr>
@@ -11659,6 +11903,7 @@
           </w:tcPr>
           <w:p>
             <w:pPr>
+              <w:keepNext w:val="false"/>
               <w:spacing w:after="40" w:before="0"/>
               <w:jc w:val="left"/>
             </w:pPr>
@@ -11691,6 +11936,7 @@
           </w:tcPr>
           <w:p>
             <w:pPr>
+              <w:keepNext w:val="false"/>
               <w:spacing w:after="40" w:before="0"/>
               <w:jc w:val="left"/>
             </w:pPr>
@@ -11750,6 +11996,7 @@
           </w:tcPr>
           <w:p>
             <w:pPr>
+              <w:keepNext w:val="false"/>
               <w:spacing w:after="40" w:before="0"/>
               <w:jc w:val="center"/>
             </w:pPr>
@@ -11784,6 +12031,7 @@
           </w:tcPr>
           <w:p>
             <w:pPr>
+              <w:keepNext w:val="false"/>
               <w:spacing w:after="40" w:before="0"/>
               <w:jc w:val="left"/>
             </w:pPr>
@@ -11848,6 +12096,7 @@
           </w:tcPr>
           <w:p>
             <w:pPr>
+              <w:keepNext w:val="false"/>
               <w:spacing w:after="40" w:before="0"/>
               <w:jc w:val="center"/>
             </w:pPr>
@@ -11882,6 +12131,7 @@
           </w:tcPr>
           <w:p>
             <w:pPr>
+              <w:keepNext w:val="false"/>
               <w:spacing w:after="40" w:before="0"/>
               <w:jc w:val="left"/>
             </w:pPr>
@@ -11914,6 +12164,7 @@
           </w:tcPr>
           <w:p>
             <w:pPr>
+              <w:keepNext w:val="false"/>
               <w:spacing w:after="40" w:before="0"/>
               <w:jc w:val="left"/>
             </w:pPr>
@@ -11946,6 +12197,7 @@
           </w:tcPr>
           <w:p>
             <w:pPr>
+              <w:keepNext w:val="false"/>
               <w:spacing w:after="40" w:before="0"/>
               <w:jc w:val="left"/>
             </w:pPr>
@@ -11978,6 +12230,7 @@
           </w:tcPr>
           <w:p>
             <w:pPr>
+              <w:keepNext w:val="false"/>
               <w:spacing w:after="40" w:before="0"/>
               <w:jc w:val="left"/>
             </w:pPr>
@@ -12010,6 +12263,7 @@
           </w:tcPr>
           <w:p>
             <w:pPr>
+              <w:keepNext w:val="false"/>
               <w:spacing w:after="40" w:before="0"/>
               <w:jc w:val="left"/>
             </w:pPr>
@@ -12044,6 +12298,7 @@
           </w:tcPr>
           <w:p>
             <w:pPr>
+              <w:keepNext w:val="false"/>
               <w:spacing w:after="40" w:before="0"/>
               <w:jc w:val="left"/>
             </w:pPr>
@@ -12081,7 +12336,7 @@
             <w:pPr>
               <w:spacing w:after="20" w:before="0"/>
             </w:pPr>
-            <w:hyperlink w:history="1" r:id="rIdi1f_fe9hqqcgbuqzgl6zx">
+            <w:hyperlink w:history="1" r:id="rIdothzapqxv0_qeg7rol0lo">
               <w:r>
                 <w:rPr>
                   <w:rFonts w:ascii="Arial" w:cs="Arial" w:eastAsia="Arial" w:hAnsi="Arial"/>
@@ -12114,7 +12369,7 @@
               <w:spacing w:after="10" w:before="0"/>
               <w:ind w:left="120"/>
             </w:pPr>
-            <w:hyperlink w:history="1" r:id="rIdj2jpmfmva-k1w0jzwbkvm">
+            <w:hyperlink w:history="1" r:id="rIdkm4eoxcwusx3kflkbzll4">
               <w:r>
                 <w:rPr>
                   <w:rFonts w:ascii="Arial" w:cs="Arial" w:eastAsia="Arial" w:hAnsi="Arial"/>
@@ -12159,7 +12414,7 @@
             <w:pPr>
               <w:spacing w:after="20" w:before="0"/>
             </w:pPr>
-            <w:hyperlink w:history="1" r:id="rIdnc2mzybvdhn6iilwsvugo">
+            <w:hyperlink w:history="1" r:id="rIdet1cysi8v28nzm0zyagdl">
               <w:r>
                 <w:rPr>
                   <w:rFonts w:ascii="Arial" w:cs="Arial" w:eastAsia="Arial" w:hAnsi="Arial"/>
@@ -12192,7 +12447,7 @@
               <w:spacing w:after="10" w:before="0"/>
               <w:ind w:left="120"/>
             </w:pPr>
-            <w:hyperlink w:history="1" r:id="rIdz_momtdsdjpwk8hqjwt4n">
+            <w:hyperlink w:history="1" r:id="rIdv1aevkz_9k4hgv1bamih2">
               <w:r>
                 <w:rPr>
                   <w:rFonts w:ascii="Arial" w:cs="Arial" w:eastAsia="Arial" w:hAnsi="Arial"/>
@@ -12220,6 +12475,7 @@
           </w:tcPr>
           <w:p>
             <w:pPr>
+              <w:keepNext w:val="false"/>
               <w:spacing w:after="40" w:before="0"/>
               <w:jc w:val="left"/>
             </w:pPr>
@@ -12252,6 +12508,7 @@
           </w:tcPr>
           <w:p>
             <w:pPr>
+              <w:keepNext w:val="false"/>
               <w:spacing w:after="40" w:before="0"/>
               <w:jc w:val="left"/>
             </w:pPr>
@@ -12284,6 +12541,7 @@
           </w:tcPr>
           <w:p>
             <w:pPr>
+              <w:keepNext w:val="false"/>
               <w:spacing w:after="40" w:before="0"/>
               <w:jc w:val="left"/>
             </w:pPr>
@@ -12316,6 +12574,7 @@
           </w:tcPr>
           <w:p>
             <w:pPr>
+              <w:keepNext w:val="false"/>
               <w:spacing w:after="40" w:before="0"/>
               <w:jc w:val="left"/>
             </w:pPr>
@@ -12350,6 +12609,7 @@
           </w:tcPr>
           <w:p>
             <w:pPr>
+              <w:keepNext w:val="false"/>
               <w:spacing w:after="40" w:before="0"/>
               <w:jc w:val="left"/>
             </w:pPr>
@@ -12387,7 +12647,7 @@
             <w:pPr>
               <w:spacing w:after="20" w:before="0"/>
             </w:pPr>
-            <w:hyperlink w:history="1" r:id="rId_iurxq6gdox2_ldl7f5kv">
+            <w:hyperlink w:history="1" r:id="rIdybzajlrbcgw0j6keyk8t8">
               <w:r>
                 <w:rPr>
                   <w:rFonts w:ascii="Arial" w:cs="Arial" w:eastAsia="Arial" w:hAnsi="Arial"/>
@@ -12420,7 +12680,7 @@
               <w:spacing w:after="10" w:before="0"/>
               <w:ind w:left="120"/>
             </w:pPr>
-            <w:hyperlink w:history="1" r:id="rIdmx8mzfunabkk9jq_aplss">
+            <w:hyperlink w:history="1" r:id="rIdtumgfweuqlzkglcvyuku3">
               <w:r>
                 <w:rPr>
                   <w:rFonts w:ascii="Arial" w:cs="Arial" w:eastAsia="Arial" w:hAnsi="Arial"/>
@@ -12465,7 +12725,7 @@
             <w:pPr>
               <w:spacing w:after="20" w:before="0"/>
             </w:pPr>
-            <w:hyperlink w:history="1" r:id="rId4anvtj4j2-c76bb3lzi6p">
+            <w:hyperlink w:history="1" r:id="rIdywqaneoybfelhnbrks6a-">
               <w:r>
                 <w:rPr>
                   <w:rFonts w:ascii="Arial" w:cs="Arial" w:eastAsia="Arial" w:hAnsi="Arial"/>
@@ -12498,7 +12758,7 @@
               <w:spacing w:after="10" w:before="0"/>
               <w:ind w:left="120"/>
             </w:pPr>
-            <w:hyperlink w:history="1" r:id="rIdopbu4eli3uskgwdczpf_2">
+            <w:hyperlink w:history="1" r:id="rId7tukwyqqhbwnuxhase6nf">
               <w:r>
                 <w:rPr>
                   <w:rFonts w:ascii="Arial" w:cs="Arial" w:eastAsia="Arial" w:hAnsi="Arial"/>
@@ -12526,6 +12786,7 @@
           </w:tcPr>
           <w:p>
             <w:pPr>
+              <w:keepNext w:val="false"/>
               <w:spacing w:after="40" w:before="0"/>
               <w:jc w:val="left"/>
             </w:pPr>
@@ -12558,6 +12819,7 @@
           </w:tcPr>
           <w:p>
             <w:pPr>
+              <w:keepNext w:val="false"/>
               <w:spacing w:after="40" w:before="0"/>
               <w:jc w:val="left"/>
             </w:pPr>
@@ -12590,6 +12852,7 @@
           </w:tcPr>
           <w:p>
             <w:pPr>
+              <w:keepNext w:val="false"/>
               <w:spacing w:after="40" w:before="0"/>
               <w:jc w:val="left"/>
             </w:pPr>
@@ -12622,6 +12885,7 @@
           </w:tcPr>
           <w:p>
             <w:pPr>
+              <w:keepNext w:val="false"/>
               <w:spacing w:after="40" w:before="0"/>
               <w:jc w:val="left"/>
             </w:pPr>
@@ -12656,6 +12920,7 @@
           </w:tcPr>
           <w:p>
             <w:pPr>
+              <w:keepNext w:val="false"/>
               <w:spacing w:after="40" w:before="0"/>
               <w:jc w:val="left"/>
             </w:pPr>
@@ -12693,7 +12958,7 @@
             <w:pPr>
               <w:spacing w:after="20" w:before="0"/>
             </w:pPr>
-            <w:hyperlink w:history="1" r:id="rIdt9fr4q123mj13jldaotsr">
+            <w:hyperlink w:history="1" r:id="rId09271bqtfebx618q4vkcp">
               <w:r>
                 <w:rPr>
                   <w:rFonts w:ascii="Arial" w:cs="Arial" w:eastAsia="Arial" w:hAnsi="Arial"/>
@@ -12726,7 +12991,7 @@
               <w:spacing w:after="10" w:before="0"/>
               <w:ind w:left="120"/>
             </w:pPr>
-            <w:hyperlink w:history="1" r:id="rIdtbyiqad0hmcdna477uzob">
+            <w:hyperlink w:history="1" r:id="rId9dafqu4r_kl2mt8obhgdb">
               <w:r>
                 <w:rPr>
                   <w:rFonts w:ascii="Arial" w:cs="Arial" w:eastAsia="Arial" w:hAnsi="Arial"/>
@@ -12771,7 +13036,7 @@
             <w:pPr>
               <w:spacing w:after="20" w:before="0"/>
             </w:pPr>
-            <w:hyperlink w:history="1" r:id="rIdjrxbpyaavestywg1mli2j">
+            <w:hyperlink w:history="1" r:id="rIdtadmynponug3onzsj9zqm">
               <w:r>
                 <w:rPr>
                   <w:rFonts w:ascii="Arial" w:cs="Arial" w:eastAsia="Arial" w:hAnsi="Arial"/>
@@ -12804,7 +13069,7 @@
               <w:spacing w:after="10" w:before="0"/>
               <w:ind w:left="120"/>
             </w:pPr>
-            <w:hyperlink w:history="1" r:id="rIdcab-uu46rzrpqzpvr61sy">
+            <w:hyperlink w:history="1" r:id="rIdz0kodluua5ngvninrecjl">
               <w:r>
                 <w:rPr>
                   <w:rFonts w:ascii="Arial" w:cs="Arial" w:eastAsia="Arial" w:hAnsi="Arial"/>
@@ -12832,6 +13097,7 @@
           </w:tcPr>
           <w:p>
             <w:pPr>
+              <w:keepNext w:val="false"/>
               <w:spacing w:after="40" w:before="0"/>
               <w:jc w:val="left"/>
             </w:pPr>
@@ -12864,6 +13130,7 @@
           </w:tcPr>
           <w:p>
             <w:pPr>
+              <w:keepNext w:val="false"/>
               <w:spacing w:after="40" w:before="0"/>
               <w:jc w:val="left"/>
             </w:pPr>
@@ -12896,6 +13163,7 @@
           </w:tcPr>
           <w:p>
             <w:pPr>
+              <w:keepNext w:val="false"/>
               <w:spacing w:after="40" w:before="0"/>
               <w:jc w:val="left"/>
             </w:pPr>
@@ -12928,6 +13196,7 @@
           </w:tcPr>
           <w:p>
             <w:pPr>
+              <w:keepNext w:val="false"/>
               <w:spacing w:after="40" w:before="0"/>
               <w:jc w:val="left"/>
             </w:pPr>
@@ -12962,6 +13231,7 @@
           </w:tcPr>
           <w:p>
             <w:pPr>
+              <w:keepNext w:val="false"/>
               <w:spacing w:after="40" w:before="0"/>
               <w:jc w:val="left"/>
             </w:pPr>
@@ -12999,7 +13269,7 @@
             <w:pPr>
               <w:spacing w:after="20" w:before="0"/>
             </w:pPr>
-            <w:hyperlink w:history="1" r:id="rIdk21e6nftpjo9lmvenmqpz">
+            <w:hyperlink w:history="1" r:id="rId4u3vuzdvjnnzwibq1z6n-">
               <w:r>
                 <w:rPr>
                   <w:rFonts w:ascii="Arial" w:cs="Arial" w:eastAsia="Arial" w:hAnsi="Arial"/>
@@ -13032,7 +13302,7 @@
               <w:spacing w:after="10" w:before="0"/>
               <w:ind w:left="120"/>
             </w:pPr>
-            <w:hyperlink w:history="1" r:id="rId9f9ukudlcb4i0pnesnh-m">
+            <w:hyperlink w:history="1" r:id="rId-a3g7gybciyr9nrubp-ha">
               <w:r>
                 <w:rPr>
                   <w:rFonts w:ascii="Arial" w:cs="Arial" w:eastAsia="Arial" w:hAnsi="Arial"/>
@@ -13077,7 +13347,7 @@
             <w:pPr>
               <w:spacing w:after="20" w:before="0"/>
             </w:pPr>
-            <w:hyperlink w:history="1" r:id="rId7wt0jjs3nars4cejpla1l">
+            <w:hyperlink w:history="1" r:id="rIdw-xfppcdahpg-tc0m5dfc">
               <w:r>
                 <w:rPr>
                   <w:rFonts w:ascii="Arial" w:cs="Arial" w:eastAsia="Arial" w:hAnsi="Arial"/>
@@ -13110,7 +13380,7 @@
               <w:spacing w:after="10" w:before="0"/>
               <w:ind w:left="120"/>
             </w:pPr>
-            <w:hyperlink w:history="1" r:id="rIdjd_38ebixv34hnklmbg2w">
+            <w:hyperlink w:history="1" r:id="rIdwmgbilpzaggrephdwxoyu">
               <w:r>
                 <w:rPr>
                   <w:rFonts w:ascii="Arial" w:cs="Arial" w:eastAsia="Arial" w:hAnsi="Arial"/>
@@ -13138,6 +13408,7 @@
           </w:tcPr>
           <w:p>
             <w:pPr>
+              <w:keepNext w:val="false"/>
               <w:spacing w:after="40" w:before="0"/>
               <w:jc w:val="left"/>
             </w:pPr>
@@ -13170,6 +13441,7 @@
           </w:tcPr>
           <w:p>
             <w:pPr>
+              <w:keepNext w:val="false"/>
               <w:spacing w:after="40" w:before="0"/>
               <w:jc w:val="left"/>
             </w:pPr>
@@ -13202,6 +13474,7 @@
           </w:tcPr>
           <w:p>
             <w:pPr>
+              <w:keepNext w:val="false"/>
               <w:spacing w:after="40" w:before="0"/>
               <w:jc w:val="left"/>
             </w:pPr>
@@ -13234,6 +13507,7 @@
           </w:tcPr>
           <w:p>
             <w:pPr>
+              <w:keepNext w:val="false"/>
               <w:spacing w:after="40" w:before="0"/>
               <w:jc w:val="left"/>
             </w:pPr>
@@ -13268,6 +13542,7 @@
           </w:tcPr>
           <w:p>
             <w:pPr>
+              <w:keepNext w:val="false"/>
               <w:spacing w:after="40" w:before="0"/>
               <w:jc w:val="left"/>
             </w:pPr>
@@ -13305,7 +13580,7 @@
             <w:pPr>
               <w:spacing w:after="20" w:before="0"/>
             </w:pPr>
-            <w:hyperlink w:history="1" r:id="rId4dxoirsywed5jvmpw69d9">
+            <w:hyperlink w:history="1" r:id="rId94dm01dd3ositn5yp9i7v">
               <w:r>
                 <w:rPr>
                   <w:rFonts w:ascii="Arial" w:cs="Arial" w:eastAsia="Arial" w:hAnsi="Arial"/>
@@ -13354,7 +13629,7 @@
               <w:spacing w:after="10" w:before="0"/>
               <w:ind w:left="120"/>
             </w:pPr>
-            <w:hyperlink w:history="1" r:id="rIdsazme2ki7betkuckkryck">
+            <w:hyperlink w:history="1" r:id="rIdtxbvg9qerg6j_eawncuro">
               <w:r>
                 <w:rPr>
                   <w:rFonts w:ascii="Arial" w:cs="Arial" w:eastAsia="Arial" w:hAnsi="Arial"/>
@@ -13399,7 +13674,7 @@
             <w:pPr>
               <w:spacing w:after="20" w:before="0"/>
             </w:pPr>
-            <w:hyperlink w:history="1" r:id="rIdzvzweo_gl4vec5cacuxaz">
+            <w:hyperlink w:history="1" r:id="rIdoev5j6uz11cvdynuw-sko">
               <w:r>
                 <w:rPr>
                   <w:rFonts w:ascii="Arial" w:cs="Arial" w:eastAsia="Arial" w:hAnsi="Arial"/>
@@ -13432,7 +13707,7 @@
               <w:spacing w:after="10" w:before="0"/>
               <w:ind w:left="120"/>
             </w:pPr>
-            <w:hyperlink w:history="1" r:id="rIdopjticewdmw6dcs-lqmn6">
+            <w:hyperlink w:history="1" r:id="rIdlkag9xcmd4fboab2bqsbr">
               <w:r>
                 <w:rPr>
                   <w:rFonts w:ascii="Arial" w:cs="Arial" w:eastAsia="Arial" w:hAnsi="Arial"/>
@@ -13460,6 +13735,7 @@
           </w:tcPr>
           <w:p>
             <w:pPr>
+              <w:keepNext w:val="false"/>
               <w:spacing w:after="40" w:before="0"/>
               <w:jc w:val="left"/>
             </w:pPr>
@@ -13492,6 +13768,7 @@
           </w:tcPr>
           <w:p>
             <w:pPr>
+              <w:keepNext w:val="false"/>
               <w:spacing w:after="40" w:before="0"/>
               <w:jc w:val="left"/>
             </w:pPr>
@@ -13524,6 +13801,7 @@
           </w:tcPr>
           <w:p>
             <w:pPr>
+              <w:keepNext w:val="false"/>
               <w:spacing w:after="40" w:before="0"/>
               <w:jc w:val="left"/>
             </w:pPr>
@@ -13556,6 +13834,7 @@
           </w:tcPr>
           <w:p>
             <w:pPr>
+              <w:keepNext w:val="false"/>
               <w:spacing w:after="40" w:before="0"/>
               <w:jc w:val="left"/>
             </w:pPr>
@@ -13615,6 +13894,7 @@
           </w:tcPr>
           <w:p>
             <w:pPr>
+              <w:keepNext w:val="false"/>
               <w:spacing w:after="40" w:before="0"/>
               <w:jc w:val="center"/>
             </w:pPr>
@@ -13649,6 +13929,7 @@
           </w:tcPr>
           <w:p>
             <w:pPr>
+              <w:keepNext w:val="false"/>
               <w:spacing w:after="40" w:before="0"/>
               <w:jc w:val="left"/>
             </w:pPr>
@@ -13710,6 +13991,7 @@
           </w:tcPr>
           <w:p>
             <w:pPr>
+              <w:keepNext w:val="false"/>
               <w:spacing w:after="40" w:before="0"/>
               <w:jc w:val="center"/>
             </w:pPr>
@@ -13744,6 +14026,7 @@
           </w:tcPr>
           <w:p>
             <w:pPr>
+              <w:keepNext w:val="false"/>
               <w:spacing w:after="40" w:before="0"/>
               <w:jc w:val="left"/>
             </w:pPr>
@@ -13776,6 +14059,7 @@
           </w:tcPr>
           <w:p>
             <w:pPr>
+              <w:keepNext w:val="false"/>
               <w:spacing w:after="40" w:before="0"/>
               <w:jc w:val="left"/>
             </w:pPr>
@@ -13810,6 +14094,7 @@
           </w:tcPr>
           <w:p>
             <w:pPr>
+              <w:keepNext w:val="false"/>
               <w:spacing w:after="40" w:before="0"/>
               <w:jc w:val="left"/>
             </w:pPr>
@@ -13842,6 +14127,7 @@
           </w:tcPr>
           <w:p>
             <w:pPr>
+              <w:keepNext w:val="false"/>
               <w:spacing w:after="40" w:before="0"/>
               <w:jc w:val="left"/>
             </w:pPr>
@@ -13876,6 +14162,7 @@
           </w:tcPr>
           <w:p>
             <w:pPr>
+              <w:keepNext w:val="false"/>
               <w:spacing w:after="40" w:before="0"/>
               <w:jc w:val="left"/>
             </w:pPr>
@@ -13908,6 +14195,7 @@
           </w:tcPr>
           <w:p>
             <w:pPr>
+              <w:keepNext w:val="false"/>
               <w:spacing w:after="40" w:before="0"/>
               <w:jc w:val="left"/>
             </w:pPr>
@@ -13944,7 +14232,7 @@
         </w:rPr>
         <w:t xml:space="preserve">© 2026 SeaVuria and ARES. Aligned with KICD objectives. Developed by SeaVuria; technical implementation by ARES (with AI assistance from Claude). Licensed under </w:t>
       </w:r>
-      <w:hyperlink w:history="1" r:id="rId-y4yydixp5ctlnyxgirvv">
+      <w:hyperlink w:history="1" r:id="rIdtic7phnomyxzjrlgogv3j">
         <w:r>
           <w:rPr>
             <w:rFonts w:ascii="Arial" w:cs="Arial" w:eastAsia="Arial" w:hAnsi="Arial"/>
@@ -13965,7 +14253,7 @@
         </w:rPr>
         <w:t xml:space="preserve"> (</w:t>
       </w:r>
-      <w:hyperlink w:history="1" r:id="rId3usgt6xeo4ah4ldmfmf5h">
+      <w:hyperlink w:history="1" r:id="rIdbzibgnm03rjezvxsbcu3g">
         <w:r>
           <w:rPr>
             <w:rFonts w:ascii="Arial" w:cs="Arial" w:eastAsia="Arial" w:hAnsi="Arial"/>
@@ -14025,6 +14313,7 @@
           </w:tcPr>
           <w:p>
             <w:pPr>
+              <w:keepNext w:val="false"/>
               <w:spacing w:after="40" w:before="0"/>
               <w:jc w:val="center"/>
             </w:pPr>
@@ -14060,6 +14349,7 @@
           </w:tcPr>
           <w:p>
             <w:pPr>
+              <w:keepNext w:val="false"/>
               <w:spacing w:after="40" w:before="0"/>
               <w:jc w:val="center"/>
             </w:pPr>
@@ -14094,6 +14384,7 @@
           </w:tcPr>
           <w:p>
             <w:pPr>
+              <w:keepNext w:val="false"/>
               <w:spacing w:after="40" w:before="0"/>
               <w:jc w:val="left"/>
             </w:pPr>
@@ -14126,6 +14417,7 @@
           </w:tcPr>
           <w:p>
             <w:pPr>
+              <w:keepNext w:val="false"/>
               <w:spacing w:after="40" w:before="0"/>
               <w:jc w:val="left"/>
             </w:pPr>
@@ -14160,6 +14452,7 @@
           </w:tcPr>
           <w:p>
             <w:pPr>
+              <w:keepNext w:val="false"/>
               <w:spacing w:after="40" w:before="0"/>
               <w:jc w:val="left"/>
             </w:pPr>
@@ -14192,6 +14485,7 @@
           </w:tcPr>
           <w:p>
             <w:pPr>
+              <w:keepNext w:val="false"/>
               <w:spacing w:after="40" w:before="0"/>
               <w:jc w:val="left"/>
             </w:pPr>
@@ -14226,6 +14520,7 @@
           </w:tcPr>
           <w:p>
             <w:pPr>
+              <w:keepNext w:val="false"/>
               <w:spacing w:after="40" w:before="0"/>
               <w:jc w:val="left"/>
             </w:pPr>
@@ -14258,6 +14553,7 @@
           </w:tcPr>
           <w:p>
             <w:pPr>
+              <w:keepNext w:val="false"/>
               <w:spacing w:after="40" w:before="0"/>
               <w:jc w:val="left"/>
             </w:pPr>
@@ -14292,6 +14588,7 @@
           </w:tcPr>
           <w:p>
             <w:pPr>
+              <w:keepNext w:val="false"/>
               <w:spacing w:after="40" w:before="0"/>
               <w:jc w:val="left"/>
             </w:pPr>
@@ -14324,6 +14621,7 @@
           </w:tcPr>
           <w:p>
             <w:pPr>
+              <w:keepNext w:val="false"/>
               <w:spacing w:after="40" w:before="0"/>
               <w:jc w:val="left"/>
             </w:pPr>
@@ -14358,6 +14656,7 @@
           </w:tcPr>
           <w:p>
             <w:pPr>
+              <w:keepNext w:val="false"/>
               <w:spacing w:after="40" w:before="0"/>
               <w:jc w:val="left"/>
             </w:pPr>
@@ -14390,6 +14689,7 @@
           </w:tcPr>
           <w:p>
             <w:pPr>
+              <w:keepNext w:val="false"/>
               <w:spacing w:after="40" w:before="0"/>
               <w:jc w:val="left"/>
             </w:pPr>
@@ -14424,6 +14724,7 @@
           </w:tcPr>
           <w:p>
             <w:pPr>
+              <w:keepNext w:val="false"/>
               <w:spacing w:after="40" w:before="0"/>
               <w:jc w:val="left"/>
             </w:pPr>
@@ -14456,6 +14757,7 @@
           </w:tcPr>
           <w:p>
             <w:pPr>
+              <w:keepNext w:val="false"/>
               <w:spacing w:after="40" w:before="0"/>
               <w:jc w:val="left"/>
             </w:pPr>
@@ -14490,6 +14792,7 @@
           </w:tcPr>
           <w:p>
             <w:pPr>
+              <w:keepNext w:val="false"/>
               <w:spacing w:after="40" w:before="0"/>
               <w:jc w:val="left"/>
             </w:pPr>
@@ -14522,6 +14825,7 @@
           </w:tcPr>
           <w:p>
             <w:pPr>
+              <w:keepNext w:val="false"/>
               <w:spacing w:after="40" w:before="0"/>
               <w:jc w:val="left"/>
             </w:pPr>
@@ -14556,6 +14860,7 @@
           </w:tcPr>
           <w:p>
             <w:pPr>
+              <w:keepNext w:val="false"/>
               <w:spacing w:after="40" w:before="0"/>
               <w:jc w:val="left"/>
             </w:pPr>
@@ -14588,6 +14893,7 @@
           </w:tcPr>
           <w:p>
             <w:pPr>
+              <w:keepNext w:val="false"/>
               <w:spacing w:after="40" w:before="0"/>
               <w:jc w:val="left"/>
             </w:pPr>
@@ -14647,6 +14953,7 @@
           </w:tcPr>
           <w:p>
             <w:pPr>
+              <w:keepNext w:val="false"/>
               <w:spacing w:after="40" w:before="0"/>
               <w:jc w:val="center"/>
             </w:pPr>
@@ -14681,6 +14988,7 @@
           </w:tcPr>
           <w:p>
             <w:pPr>
+              <w:keepNext w:val="false"/>
               <w:spacing w:after="40" w:before="0"/>
               <w:jc w:val="left"/>
             </w:pPr>
@@ -14745,6 +15053,7 @@
           </w:tcPr>
           <w:p>
             <w:pPr>
+              <w:keepNext w:val="false"/>
               <w:spacing w:after="40" w:before="0"/>
               <w:jc w:val="center"/>
             </w:pPr>
@@ -14779,6 +15088,7 @@
           </w:tcPr>
           <w:p>
             <w:pPr>
+              <w:keepNext w:val="false"/>
               <w:spacing w:after="40" w:before="0"/>
               <w:jc w:val="left"/>
             </w:pPr>
@@ -14811,6 +15121,7 @@
           </w:tcPr>
           <w:p>
             <w:pPr>
+              <w:keepNext w:val="false"/>
               <w:spacing w:after="40" w:before="0"/>
               <w:jc w:val="left"/>
             </w:pPr>
@@ -14843,6 +15154,7 @@
           </w:tcPr>
           <w:p>
             <w:pPr>
+              <w:keepNext w:val="false"/>
               <w:spacing w:after="40" w:before="0"/>
               <w:jc w:val="left"/>
             </w:pPr>
@@ -14875,6 +15187,7 @@
           </w:tcPr>
           <w:p>
             <w:pPr>
+              <w:keepNext w:val="false"/>
               <w:spacing w:after="40" w:before="0"/>
               <w:jc w:val="left"/>
             </w:pPr>
@@ -14907,6 +15220,7 @@
           </w:tcPr>
           <w:p>
             <w:pPr>
+              <w:keepNext w:val="false"/>
               <w:spacing w:after="40" w:before="0"/>
               <w:jc w:val="left"/>
             </w:pPr>
@@ -14941,6 +15255,7 @@
           </w:tcPr>
           <w:p>
             <w:pPr>
+              <w:keepNext w:val="false"/>
               <w:spacing w:after="40" w:before="0"/>
               <w:jc w:val="left"/>
             </w:pPr>
@@ -14978,7 +15293,7 @@
             <w:pPr>
               <w:spacing w:after="20" w:before="0"/>
             </w:pPr>
-            <w:hyperlink w:history="1" r:id="rId9n7tbqphnpf2hwj7tduqw">
+            <w:hyperlink w:history="1" r:id="rIdmkoue4vzkerfql2bemy-s">
               <w:r>
                 <w:rPr>
                   <w:rFonts w:ascii="Arial" w:cs="Arial" w:eastAsia="Arial" w:hAnsi="Arial"/>
@@ -15011,7 +15326,7 @@
               <w:spacing w:after="10" w:before="0"/>
               <w:ind w:left="120"/>
             </w:pPr>
-            <w:hyperlink w:history="1" r:id="rIdrxtakfvhch1j_ugvuebob">
+            <w:hyperlink w:history="1" r:id="rIdlr_rfvlzjrcok5nmecpxz">
               <w:r>
                 <w:rPr>
                   <w:rFonts w:ascii="Arial" w:cs="Arial" w:eastAsia="Arial" w:hAnsi="Arial"/>
@@ -15056,7 +15371,7 @@
             <w:pPr>
               <w:spacing w:after="20" w:before="0"/>
             </w:pPr>
-            <w:hyperlink w:history="1" r:id="rIdkotvvilvvvxlohedtk6al">
+            <w:hyperlink w:history="1" r:id="rIdclfaa_otgra8pnpae8mh5">
               <w:r>
                 <w:rPr>
                   <w:rFonts w:ascii="Arial" w:cs="Arial" w:eastAsia="Arial" w:hAnsi="Arial"/>
@@ -15089,7 +15404,7 @@
               <w:spacing w:after="10" w:before="0"/>
               <w:ind w:left="120"/>
             </w:pPr>
-            <w:hyperlink w:history="1" r:id="rIdzkl6qb-j_ihotv18aycxw">
+            <w:hyperlink w:history="1" r:id="rIdhlrvmrmbgq1t2gkust2tu">
               <w:r>
                 <w:rPr>
                   <w:rFonts w:ascii="Arial" w:cs="Arial" w:eastAsia="Arial" w:hAnsi="Arial"/>
@@ -15117,6 +15432,7 @@
           </w:tcPr>
           <w:p>
             <w:pPr>
+              <w:keepNext w:val="false"/>
               <w:spacing w:after="40" w:before="0"/>
               <w:jc w:val="left"/>
             </w:pPr>
@@ -15149,6 +15465,7 @@
           </w:tcPr>
           <w:p>
             <w:pPr>
+              <w:keepNext w:val="false"/>
               <w:spacing w:after="40" w:before="0"/>
               <w:jc w:val="left"/>
             </w:pPr>
@@ -15181,6 +15498,7 @@
           </w:tcPr>
           <w:p>
             <w:pPr>
+              <w:keepNext w:val="false"/>
               <w:spacing w:after="40" w:before="0"/>
               <w:jc w:val="left"/>
             </w:pPr>
@@ -15213,6 +15531,7 @@
           </w:tcPr>
           <w:p>
             <w:pPr>
+              <w:keepNext w:val="false"/>
               <w:spacing w:after="40" w:before="0"/>
               <w:jc w:val="left"/>
             </w:pPr>
@@ -15247,6 +15566,7 @@
           </w:tcPr>
           <w:p>
             <w:pPr>
+              <w:keepNext w:val="false"/>
               <w:spacing w:after="40" w:before="0"/>
               <w:jc w:val="left"/>
             </w:pPr>
@@ -15284,7 +15604,7 @@
             <w:pPr>
               <w:spacing w:after="20" w:before="0"/>
             </w:pPr>
-            <w:hyperlink w:history="1" r:id="rIdboma-bijfude0wn8ds1iu">
+            <w:hyperlink w:history="1" r:id="rIdihsd-ozg9cafw6rxpffdu">
               <w:r>
                 <w:rPr>
                   <w:rFonts w:ascii="Arial" w:cs="Arial" w:eastAsia="Arial" w:hAnsi="Arial"/>
@@ -15317,7 +15637,7 @@
               <w:spacing w:after="10" w:before="0"/>
               <w:ind w:left="120"/>
             </w:pPr>
-            <w:hyperlink w:history="1" r:id="rIdlhwo73x0hs8fjx9b_pxb5">
+            <w:hyperlink w:history="1" r:id="rIdfvdumnlqg_ufqayh5i0dy">
               <w:r>
                 <w:rPr>
                   <w:rFonts w:ascii="Arial" w:cs="Arial" w:eastAsia="Arial" w:hAnsi="Arial"/>
@@ -15362,7 +15682,7 @@
             <w:pPr>
               <w:spacing w:after="20" w:before="0"/>
             </w:pPr>
-            <w:hyperlink w:history="1" r:id="rIdpio1giaybh7chgajxip5n">
+            <w:hyperlink w:history="1" r:id="rIdvbvjzkufdv-huklkn6lt1">
               <w:r>
                 <w:rPr>
                   <w:rFonts w:ascii="Arial" w:cs="Arial" w:eastAsia="Arial" w:hAnsi="Arial"/>
@@ -15395,7 +15715,7 @@
               <w:spacing w:after="10" w:before="0"/>
               <w:ind w:left="120"/>
             </w:pPr>
-            <w:hyperlink w:history="1" r:id="rId9pktx4us-ez0axe9bps6g">
+            <w:hyperlink w:history="1" r:id="rIdhxalw23v7qe2x_mft4sae">
               <w:r>
                 <w:rPr>
                   <w:rFonts w:ascii="Arial" w:cs="Arial" w:eastAsia="Arial" w:hAnsi="Arial"/>
@@ -15423,6 +15743,7 @@
           </w:tcPr>
           <w:p>
             <w:pPr>
+              <w:keepNext w:val="false"/>
               <w:spacing w:after="40" w:before="0"/>
               <w:jc w:val="left"/>
             </w:pPr>
@@ -15455,6 +15776,7 @@
           </w:tcPr>
           <w:p>
             <w:pPr>
+              <w:keepNext w:val="false"/>
               <w:spacing w:after="40" w:before="0"/>
               <w:jc w:val="left"/>
             </w:pPr>
@@ -15487,6 +15809,7 @@
           </w:tcPr>
           <w:p>
             <w:pPr>
+              <w:keepNext w:val="false"/>
               <w:spacing w:after="40" w:before="0"/>
               <w:jc w:val="left"/>
             </w:pPr>
@@ -15519,6 +15842,7 @@
           </w:tcPr>
           <w:p>
             <w:pPr>
+              <w:keepNext w:val="false"/>
               <w:spacing w:after="40" w:before="0"/>
               <w:jc w:val="left"/>
             </w:pPr>
@@ -15553,6 +15877,7 @@
           </w:tcPr>
           <w:p>
             <w:pPr>
+              <w:keepNext w:val="false"/>
               <w:spacing w:after="40" w:before="0"/>
               <w:jc w:val="left"/>
             </w:pPr>
@@ -15590,7 +15915,7 @@
             <w:pPr>
               <w:spacing w:after="20" w:before="0"/>
             </w:pPr>
-            <w:hyperlink w:history="1" r:id="rIdrglfmzf1odw2tvcfe9ax2">
+            <w:hyperlink w:history="1" r:id="rIdkjjgwoprjti09paossox4">
               <w:r>
                 <w:rPr>
                   <w:rFonts w:ascii="Arial" w:cs="Arial" w:eastAsia="Arial" w:hAnsi="Arial"/>
@@ -15623,7 +15948,7 @@
               <w:spacing w:after="10" w:before="0"/>
               <w:ind w:left="120"/>
             </w:pPr>
-            <w:hyperlink w:history="1" r:id="rIdxls24gvyiashkignkykjr">
+            <w:hyperlink w:history="1" r:id="rIdllj92qcnxqf8bynirnnze">
               <w:r>
                 <w:rPr>
                   <w:rFonts w:ascii="Arial" w:cs="Arial" w:eastAsia="Arial" w:hAnsi="Arial"/>
@@ -15668,7 +15993,7 @@
             <w:pPr>
               <w:spacing w:after="20" w:before="0"/>
             </w:pPr>
-            <w:hyperlink w:history="1" r:id="rIdal_bjhknrfw7vhowklhgv">
+            <w:hyperlink w:history="1" r:id="rIde71g8zuswjfi9prdq9wqr">
               <w:r>
                 <w:rPr>
                   <w:rFonts w:ascii="Arial" w:cs="Arial" w:eastAsia="Arial" w:hAnsi="Arial"/>
@@ -15701,7 +16026,7 @@
               <w:spacing w:after="10" w:before="0"/>
               <w:ind w:left="120"/>
             </w:pPr>
-            <w:hyperlink w:history="1" r:id="rIdny7otko0ryvgjtaeugfty">
+            <w:hyperlink w:history="1" r:id="rIdxulelypybkyrtvruyc0sn">
               <w:r>
                 <w:rPr>
                   <w:rFonts w:ascii="Arial" w:cs="Arial" w:eastAsia="Arial" w:hAnsi="Arial"/>
@@ -15729,6 +16054,7 @@
           </w:tcPr>
           <w:p>
             <w:pPr>
+              <w:keepNext w:val="false"/>
               <w:spacing w:after="40" w:before="0"/>
               <w:jc w:val="left"/>
             </w:pPr>
@@ -15761,6 +16087,7 @@
           </w:tcPr>
           <w:p>
             <w:pPr>
+              <w:keepNext w:val="false"/>
               <w:spacing w:after="40" w:before="0"/>
               <w:jc w:val="left"/>
             </w:pPr>
@@ -15793,6 +16120,7 @@
           </w:tcPr>
           <w:p>
             <w:pPr>
+              <w:keepNext w:val="false"/>
               <w:spacing w:after="40" w:before="0"/>
               <w:jc w:val="left"/>
             </w:pPr>
@@ -15825,6 +16153,7 @@
           </w:tcPr>
           <w:p>
             <w:pPr>
+              <w:keepNext w:val="false"/>
               <w:spacing w:after="40" w:before="0"/>
               <w:jc w:val="left"/>
             </w:pPr>
@@ -15859,6 +16188,7 @@
           </w:tcPr>
           <w:p>
             <w:pPr>
+              <w:keepNext w:val="false"/>
               <w:spacing w:after="40" w:before="0"/>
               <w:jc w:val="left"/>
             </w:pPr>
@@ -15896,7 +16226,7 @@
             <w:pPr>
               <w:spacing w:after="20" w:before="0"/>
             </w:pPr>
-            <w:hyperlink w:history="1" r:id="rIdndav2r068w0rxizae8p93">
+            <w:hyperlink w:history="1" r:id="rIddfaj8xrxe1tvksztdh1n4">
               <w:r>
                 <w:rPr>
                   <w:rFonts w:ascii="Arial" w:cs="Arial" w:eastAsia="Arial" w:hAnsi="Arial"/>
@@ -15929,7 +16259,7 @@
               <w:spacing w:after="10" w:before="0"/>
               <w:ind w:left="120"/>
             </w:pPr>
-            <w:hyperlink w:history="1" r:id="rIdzdgzbgehyot_qc4lyvjei">
+            <w:hyperlink w:history="1" r:id="rIdfikemrajezez8udouxuda">
               <w:r>
                 <w:rPr>
                   <w:rFonts w:ascii="Arial" w:cs="Arial" w:eastAsia="Arial" w:hAnsi="Arial"/>
@@ -15974,7 +16304,7 @@
             <w:pPr>
               <w:spacing w:after="20" w:before="0"/>
             </w:pPr>
-            <w:hyperlink w:history="1" r:id="rIdxezlxesk7ndb2eyrxhiy0">
+            <w:hyperlink w:history="1" r:id="rIdcj5z7grjw3dbh-w7advws">
               <w:r>
                 <w:rPr>
                   <w:rFonts w:ascii="Arial" w:cs="Arial" w:eastAsia="Arial" w:hAnsi="Arial"/>
@@ -16007,7 +16337,7 @@
               <w:spacing w:after="10" w:before="0"/>
               <w:ind w:left="120"/>
             </w:pPr>
-            <w:hyperlink w:history="1" r:id="rIdo1gaplfsuhpnzg6xs8qm2">
+            <w:hyperlink w:history="1" r:id="rIdst0iilazqd-48qqmvwwjw">
               <w:r>
                 <w:rPr>
                   <w:rFonts w:ascii="Arial" w:cs="Arial" w:eastAsia="Arial" w:hAnsi="Arial"/>
@@ -16035,6 +16365,7 @@
           </w:tcPr>
           <w:p>
             <w:pPr>
+              <w:keepNext w:val="false"/>
               <w:spacing w:after="40" w:before="0"/>
               <w:jc w:val="left"/>
             </w:pPr>
@@ -16067,6 +16398,7 @@
           </w:tcPr>
           <w:p>
             <w:pPr>
+              <w:keepNext w:val="false"/>
               <w:spacing w:after="40" w:before="0"/>
               <w:jc w:val="left"/>
             </w:pPr>
@@ -16099,6 +16431,7 @@
           </w:tcPr>
           <w:p>
             <w:pPr>
+              <w:keepNext w:val="false"/>
               <w:spacing w:after="40" w:before="0"/>
               <w:jc w:val="left"/>
             </w:pPr>
@@ -16131,6 +16464,7 @@
           </w:tcPr>
           <w:p>
             <w:pPr>
+              <w:keepNext w:val="false"/>
               <w:spacing w:after="40" w:before="0"/>
               <w:jc w:val="left"/>
             </w:pPr>
@@ -16165,6 +16499,7 @@
           </w:tcPr>
           <w:p>
             <w:pPr>
+              <w:keepNext w:val="false"/>
               <w:spacing w:after="40" w:before="0"/>
               <w:jc w:val="left"/>
             </w:pPr>
@@ -16202,7 +16537,7 @@
             <w:pPr>
               <w:spacing w:after="20" w:before="0"/>
             </w:pPr>
-            <w:hyperlink w:history="1" r:id="rIdfhgjbghinlt6xq2wpfjvn">
+            <w:hyperlink w:history="1" r:id="rIdj85vekd4ofnvhs-pqm8mh">
               <w:r>
                 <w:rPr>
                   <w:rFonts w:ascii="Arial" w:cs="Arial" w:eastAsia="Arial" w:hAnsi="Arial"/>
@@ -16251,7 +16586,7 @@
               <w:spacing w:after="10" w:before="0"/>
               <w:ind w:left="120"/>
             </w:pPr>
-            <w:hyperlink w:history="1" r:id="rIdcgc7xbcohz1wo_teje3gk">
+            <w:hyperlink w:history="1" r:id="rId0nz7vzhm8s92czccddnkp">
               <w:r>
                 <w:rPr>
                   <w:rFonts w:ascii="Arial" w:cs="Arial" w:eastAsia="Arial" w:hAnsi="Arial"/>
@@ -16296,7 +16631,7 @@
             <w:pPr>
               <w:spacing w:after="20" w:before="0"/>
             </w:pPr>
-            <w:hyperlink w:history="1" r:id="rIdrnpk9qnoj1muw_uf8wf_u">
+            <w:hyperlink w:history="1" r:id="rIdwoul5qs1cuo5nqa2uq_33">
               <w:r>
                 <w:rPr>
                   <w:rFonts w:ascii="Arial" w:cs="Arial" w:eastAsia="Arial" w:hAnsi="Arial"/>
@@ -16329,7 +16664,7 @@
               <w:spacing w:after="10" w:before="0"/>
               <w:ind w:left="120"/>
             </w:pPr>
-            <w:hyperlink w:history="1" r:id="rId8hsu-3ac-ctkvdqojen6q">
+            <w:hyperlink w:history="1" r:id="rIdgif2u4o6lmhllpzxuq4wn">
               <w:r>
                 <w:rPr>
                   <w:rFonts w:ascii="Arial" w:cs="Arial" w:eastAsia="Arial" w:hAnsi="Arial"/>
@@ -16357,6 +16692,7 @@
           </w:tcPr>
           <w:p>
             <w:pPr>
+              <w:keepNext w:val="false"/>
               <w:spacing w:after="40" w:before="0"/>
               <w:jc w:val="left"/>
             </w:pPr>
@@ -16389,6 +16725,7 @@
           </w:tcPr>
           <w:p>
             <w:pPr>
+              <w:keepNext w:val="false"/>
               <w:spacing w:after="40" w:before="0"/>
               <w:jc w:val="left"/>
             </w:pPr>
@@ -16421,6 +16758,7 @@
           </w:tcPr>
           <w:p>
             <w:pPr>
+              <w:keepNext w:val="false"/>
               <w:spacing w:after="40" w:before="0"/>
               <w:jc w:val="left"/>
             </w:pPr>
@@ -16453,6 +16791,7 @@
           </w:tcPr>
           <w:p>
             <w:pPr>
+              <w:keepNext w:val="false"/>
               <w:spacing w:after="40" w:before="0"/>
               <w:jc w:val="left"/>
             </w:pPr>
@@ -16512,6 +16851,7 @@
           </w:tcPr>
           <w:p>
             <w:pPr>
+              <w:keepNext w:val="false"/>
               <w:spacing w:after="40" w:before="0"/>
               <w:jc w:val="center"/>
             </w:pPr>
@@ -16546,6 +16886,7 @@
           </w:tcPr>
           <w:p>
             <w:pPr>
+              <w:keepNext w:val="false"/>
               <w:spacing w:after="40" w:before="0"/>
               <w:jc w:val="left"/>
             </w:pPr>
@@ -16607,6 +16948,7 @@
           </w:tcPr>
           <w:p>
             <w:pPr>
+              <w:keepNext w:val="false"/>
               <w:spacing w:after="40" w:before="0"/>
               <w:jc w:val="center"/>
             </w:pPr>
@@ -16641,6 +16983,7 @@
           </w:tcPr>
           <w:p>
             <w:pPr>
+              <w:keepNext w:val="false"/>
               <w:spacing w:after="40" w:before="0"/>
               <w:jc w:val="left"/>
             </w:pPr>
@@ -16673,6 +17016,7 @@
           </w:tcPr>
           <w:p>
             <w:pPr>
+              <w:keepNext w:val="false"/>
               <w:spacing w:after="40" w:before="0"/>
               <w:jc w:val="left"/>
             </w:pPr>
@@ -16707,6 +17051,7 @@
           </w:tcPr>
           <w:p>
             <w:pPr>
+              <w:keepNext w:val="false"/>
               <w:spacing w:after="40" w:before="0"/>
               <w:jc w:val="left"/>
             </w:pPr>
@@ -16739,6 +17084,7 @@
           </w:tcPr>
           <w:p>
             <w:pPr>
+              <w:keepNext w:val="false"/>
               <w:spacing w:after="40" w:before="0"/>
               <w:jc w:val="left"/>
             </w:pPr>
@@ -16773,6 +17119,7 @@
           </w:tcPr>
           <w:p>
             <w:pPr>
+              <w:keepNext w:val="false"/>
               <w:spacing w:after="40" w:before="0"/>
               <w:jc w:val="left"/>
             </w:pPr>
@@ -16805,6 +17152,7 @@
           </w:tcPr>
           <w:p>
             <w:pPr>
+              <w:keepNext w:val="false"/>
               <w:spacing w:after="40" w:before="0"/>
               <w:jc w:val="left"/>
             </w:pPr>
@@ -16841,7 +17189,7 @@
         </w:rPr>
         <w:t xml:space="preserve">© 2026 SeaVuria and ARES. Aligned with KICD objectives. Developed by SeaVuria; technical implementation by ARES (with AI assistance from Claude). Licensed under </w:t>
       </w:r>
-      <w:hyperlink w:history="1" r:id="rIdxhaj13ner2vtr-ggr2xro">
+      <w:hyperlink w:history="1" r:id="rIdiebajszz8qakv5-wxbhe3">
         <w:r>
           <w:rPr>
             <w:rFonts w:ascii="Arial" w:cs="Arial" w:eastAsia="Arial" w:hAnsi="Arial"/>
@@ -16862,7 +17210,7 @@
         </w:rPr>
         <w:t xml:space="preserve"> (</w:t>
       </w:r>
-      <w:hyperlink w:history="1" r:id="rIdehjcirm40sa2yznsns-ww">
+      <w:hyperlink w:history="1" r:id="rIdvgi9ekixz_mw6d3ts_lrs">
         <w:r>
           <w:rPr>
             <w:rFonts w:ascii="Arial" w:cs="Arial" w:eastAsia="Arial" w:hAnsi="Arial"/>
@@ -16922,6 +17270,7 @@
           </w:tcPr>
           <w:p>
             <w:pPr>
+              <w:keepNext w:val="false"/>
               <w:spacing w:after="40" w:before="0"/>
               <w:jc w:val="center"/>
             </w:pPr>
@@ -16957,6 +17306,7 @@
           </w:tcPr>
           <w:p>
             <w:pPr>
+              <w:keepNext w:val="false"/>
               <w:spacing w:after="40" w:before="0"/>
               <w:jc w:val="center"/>
             </w:pPr>
@@ -16991,6 +17341,7 @@
           </w:tcPr>
           <w:p>
             <w:pPr>
+              <w:keepNext w:val="false"/>
               <w:spacing w:after="40" w:before="0"/>
               <w:jc w:val="left"/>
             </w:pPr>
@@ -17023,6 +17374,7 @@
           </w:tcPr>
           <w:p>
             <w:pPr>
+              <w:keepNext w:val="false"/>
               <w:spacing w:after="40" w:before="0"/>
               <w:jc w:val="left"/>
             </w:pPr>
@@ -17057,6 +17409,7 @@
           </w:tcPr>
           <w:p>
             <w:pPr>
+              <w:keepNext w:val="false"/>
               <w:spacing w:after="40" w:before="0"/>
               <w:jc w:val="left"/>
             </w:pPr>
@@ -17089,6 +17442,7 @@
           </w:tcPr>
           <w:p>
             <w:pPr>
+              <w:keepNext w:val="false"/>
               <w:spacing w:after="40" w:before="0"/>
               <w:jc w:val="left"/>
             </w:pPr>
@@ -17123,6 +17477,7 @@
           </w:tcPr>
           <w:p>
             <w:pPr>
+              <w:keepNext w:val="false"/>
               <w:spacing w:after="40" w:before="0"/>
               <w:jc w:val="left"/>
             </w:pPr>
@@ -17155,6 +17510,7 @@
           </w:tcPr>
           <w:p>
             <w:pPr>
+              <w:keepNext w:val="false"/>
               <w:spacing w:after="40" w:before="0"/>
               <w:jc w:val="left"/>
             </w:pPr>
@@ -17189,6 +17545,7 @@
           </w:tcPr>
           <w:p>
             <w:pPr>
+              <w:keepNext w:val="false"/>
               <w:spacing w:after="40" w:before="0"/>
               <w:jc w:val="left"/>
             </w:pPr>
@@ -17221,6 +17578,7 @@
           </w:tcPr>
           <w:p>
             <w:pPr>
+              <w:keepNext w:val="false"/>
               <w:spacing w:after="40" w:before="0"/>
               <w:jc w:val="left"/>
             </w:pPr>
@@ -17255,6 +17613,7 @@
           </w:tcPr>
           <w:p>
             <w:pPr>
+              <w:keepNext w:val="false"/>
               <w:spacing w:after="40" w:before="0"/>
               <w:jc w:val="left"/>
             </w:pPr>
@@ -17287,6 +17646,7 @@
           </w:tcPr>
           <w:p>
             <w:pPr>
+              <w:keepNext w:val="false"/>
               <w:spacing w:after="40" w:before="0"/>
               <w:jc w:val="left"/>
             </w:pPr>
@@ -17321,6 +17681,7 @@
           </w:tcPr>
           <w:p>
             <w:pPr>
+              <w:keepNext w:val="false"/>
               <w:spacing w:after="40" w:before="0"/>
               <w:jc w:val="left"/>
             </w:pPr>
@@ -17353,6 +17714,7 @@
           </w:tcPr>
           <w:p>
             <w:pPr>
+              <w:keepNext w:val="false"/>
               <w:spacing w:after="40" w:before="0"/>
               <w:jc w:val="left"/>
             </w:pPr>
@@ -17387,6 +17749,7 @@
           </w:tcPr>
           <w:p>
             <w:pPr>
+              <w:keepNext w:val="false"/>
               <w:spacing w:after="40" w:before="0"/>
               <w:jc w:val="left"/>
             </w:pPr>
@@ -17419,6 +17782,7 @@
           </w:tcPr>
           <w:p>
             <w:pPr>
+              <w:keepNext w:val="false"/>
               <w:spacing w:after="40" w:before="0"/>
               <w:jc w:val="left"/>
             </w:pPr>
@@ -17453,6 +17817,7 @@
           </w:tcPr>
           <w:p>
             <w:pPr>
+              <w:keepNext w:val="false"/>
               <w:spacing w:after="40" w:before="0"/>
               <w:jc w:val="left"/>
             </w:pPr>
@@ -17485,6 +17850,7 @@
           </w:tcPr>
           <w:p>
             <w:pPr>
+              <w:keepNext w:val="false"/>
               <w:spacing w:after="40" w:before="0"/>
               <w:jc w:val="left"/>
             </w:pPr>
@@ -17544,6 +17910,7 @@
           </w:tcPr>
           <w:p>
             <w:pPr>
+              <w:keepNext w:val="false"/>
               <w:spacing w:after="40" w:before="0"/>
               <w:jc w:val="center"/>
             </w:pPr>
@@ -17578,6 +17945,7 @@
           </w:tcPr>
           <w:p>
             <w:pPr>
+              <w:keepNext w:val="false"/>
               <w:spacing w:after="40" w:before="0"/>
               <w:jc w:val="left"/>
             </w:pPr>
@@ -17642,6 +18010,7 @@
           </w:tcPr>
           <w:p>
             <w:pPr>
+              <w:keepNext w:val="false"/>
               <w:spacing w:after="40" w:before="0"/>
               <w:jc w:val="center"/>
             </w:pPr>
@@ -17676,6 +18045,7 @@
           </w:tcPr>
           <w:p>
             <w:pPr>
+              <w:keepNext w:val="false"/>
               <w:spacing w:after="40" w:before="0"/>
               <w:jc w:val="left"/>
             </w:pPr>
@@ -17708,6 +18078,7 @@
           </w:tcPr>
           <w:p>
             <w:pPr>
+              <w:keepNext w:val="false"/>
               <w:spacing w:after="40" w:before="0"/>
               <w:jc w:val="left"/>
             </w:pPr>
@@ -17740,6 +18111,7 @@
           </w:tcPr>
           <w:p>
             <w:pPr>
+              <w:keepNext w:val="false"/>
               <w:spacing w:after="40" w:before="0"/>
               <w:jc w:val="left"/>
             </w:pPr>
@@ -17772,6 +18144,7 @@
           </w:tcPr>
           <w:p>
             <w:pPr>
+              <w:keepNext w:val="false"/>
               <w:spacing w:after="40" w:before="0"/>
               <w:jc w:val="left"/>
             </w:pPr>
@@ -17804,6 +18177,7 @@
           </w:tcPr>
           <w:p>
             <w:pPr>
+              <w:keepNext w:val="false"/>
               <w:spacing w:after="40" w:before="0"/>
               <w:jc w:val="left"/>
             </w:pPr>
@@ -17838,6 +18212,7 @@
           </w:tcPr>
           <w:p>
             <w:pPr>
+              <w:keepNext w:val="false"/>
               <w:spacing w:after="40" w:before="0"/>
               <w:jc w:val="left"/>
             </w:pPr>
@@ -17875,7 +18250,7 @@
             <w:pPr>
               <w:spacing w:after="20" w:before="0"/>
             </w:pPr>
-            <w:hyperlink w:history="1" r:id="rIdph3oz0pk3vmahws79ld4l">
+            <w:hyperlink w:history="1" r:id="rIdlnjhs0dyuh21dy6d-oynk">
               <w:r>
                 <w:rPr>
                   <w:rFonts w:ascii="Arial" w:cs="Arial" w:eastAsia="Arial" w:hAnsi="Arial"/>
@@ -17908,7 +18283,7 @@
               <w:spacing w:after="10" w:before="0"/>
               <w:ind w:left="120"/>
             </w:pPr>
-            <w:hyperlink w:history="1" r:id="rIdc3mmwhsf_fznjgimuekdl">
+            <w:hyperlink w:history="1" r:id="rIdj_ussu0dco6ykrugqr722">
               <w:r>
                 <w:rPr>
                   <w:rFonts w:ascii="Arial" w:cs="Arial" w:eastAsia="Arial" w:hAnsi="Arial"/>
@@ -17970,7 +18345,7 @@
               <w:spacing w:after="10" w:before="0"/>
               <w:ind w:left="120"/>
             </w:pPr>
-            <w:hyperlink w:history="1" r:id="rIdwmfkmgdufocjc7qpzq9sr">
+            <w:hyperlink w:history="1" r:id="rIdxigvrugclmweyqphgxt10">
               <w:r>
                 <w:rPr>
                   <w:rFonts w:ascii="Arial" w:cs="Arial" w:eastAsia="Arial" w:hAnsi="Arial"/>
@@ -18013,6 +18388,7 @@
           </w:tcPr>
           <w:p>
             <w:pPr>
+              <w:keepNext w:val="false"/>
               <w:spacing w:after="40" w:before="0"/>
               <w:jc w:val="left"/>
             </w:pPr>
@@ -18045,6 +18421,7 @@
           </w:tcPr>
           <w:p>
             <w:pPr>
+              <w:keepNext w:val="false"/>
               <w:spacing w:after="40" w:before="0"/>
               <w:jc w:val="left"/>
             </w:pPr>
@@ -18077,6 +18454,7 @@
           </w:tcPr>
           <w:p>
             <w:pPr>
+              <w:keepNext w:val="false"/>
               <w:spacing w:after="40" w:before="0"/>
               <w:jc w:val="left"/>
             </w:pPr>
@@ -18109,6 +18487,7 @@
           </w:tcPr>
           <w:p>
             <w:pPr>
+              <w:keepNext w:val="false"/>
               <w:spacing w:after="40" w:before="0"/>
               <w:jc w:val="left"/>
             </w:pPr>
@@ -18143,6 +18522,7 @@
           </w:tcPr>
           <w:p>
             <w:pPr>
+              <w:keepNext w:val="false"/>
               <w:spacing w:after="40" w:before="0"/>
               <w:jc w:val="left"/>
             </w:pPr>
@@ -18180,7 +18560,7 @@
             <w:pPr>
               <w:spacing w:after="20" w:before="0"/>
             </w:pPr>
-            <w:hyperlink w:history="1" r:id="rIdfwqtrqpre8a2vf48fu5hj">
+            <w:hyperlink w:history="1" r:id="rIdc_ytch1wtsk_a6b2an2od">
               <w:r>
                 <w:rPr>
                   <w:rFonts w:ascii="Arial" w:cs="Arial" w:eastAsia="Arial" w:hAnsi="Arial"/>
@@ -18213,7 +18593,7 @@
               <w:spacing w:after="10" w:before="0"/>
               <w:ind w:left="120"/>
             </w:pPr>
-            <w:hyperlink w:history="1" r:id="rIdposppwdakwi8qke17tgan">
+            <w:hyperlink w:history="1" r:id="rIdxjhf1t_xmwqeulndomchm">
               <w:r>
                 <w:rPr>
                   <w:rFonts w:ascii="Arial" w:cs="Arial" w:eastAsia="Arial" w:hAnsi="Arial"/>
@@ -18275,7 +18655,7 @@
               <w:spacing w:after="10" w:before="0"/>
               <w:ind w:left="120"/>
             </w:pPr>
-            <w:hyperlink w:history="1" r:id="rId1wenuutflzdbwbc7mven8">
+            <w:hyperlink w:history="1" r:id="rId9r_3_kzqmntpky519uiac">
               <w:r>
                 <w:rPr>
                   <w:rFonts w:ascii="Arial" w:cs="Arial" w:eastAsia="Arial" w:hAnsi="Arial"/>
@@ -18318,6 +18698,7 @@
           </w:tcPr>
           <w:p>
             <w:pPr>
+              <w:keepNext w:val="false"/>
               <w:spacing w:after="40" w:before="0"/>
               <w:jc w:val="left"/>
             </w:pPr>
@@ -18350,6 +18731,7 @@
           </w:tcPr>
           <w:p>
             <w:pPr>
+              <w:keepNext w:val="false"/>
               <w:spacing w:after="40" w:before="0"/>
               <w:jc w:val="left"/>
             </w:pPr>
@@ -18382,6 +18764,7 @@
           </w:tcPr>
           <w:p>
             <w:pPr>
+              <w:keepNext w:val="false"/>
               <w:spacing w:after="40" w:before="0"/>
               <w:jc w:val="left"/>
             </w:pPr>
@@ -18414,6 +18797,7 @@
           </w:tcPr>
           <w:p>
             <w:pPr>
+              <w:keepNext w:val="false"/>
               <w:spacing w:after="40" w:before="0"/>
               <w:jc w:val="left"/>
             </w:pPr>
@@ -18448,6 +18832,7 @@
           </w:tcPr>
           <w:p>
             <w:pPr>
+              <w:keepNext w:val="false"/>
               <w:spacing w:after="40" w:before="0"/>
               <w:jc w:val="left"/>
             </w:pPr>
@@ -18485,7 +18870,7 @@
             <w:pPr>
               <w:spacing w:after="20" w:before="0"/>
             </w:pPr>
-            <w:hyperlink w:history="1" r:id="rIdmc--p-ez8ew56uha1ctkm">
+            <w:hyperlink w:history="1" r:id="rIdtq-nlhg0qaict9wj3wqke">
               <w:r>
                 <w:rPr>
                   <w:rFonts w:ascii="Arial" w:cs="Arial" w:eastAsia="Arial" w:hAnsi="Arial"/>
@@ -18518,7 +18903,7 @@
               <w:spacing w:after="10" w:before="0"/>
               <w:ind w:left="120"/>
             </w:pPr>
-            <w:hyperlink w:history="1" r:id="rIdbeiqnpf7_uvnp53er8289">
+            <w:hyperlink w:history="1" r:id="rIdjr9giwt5tpdtz522wlx0l">
               <w:r>
                 <w:rPr>
                   <w:rFonts w:ascii="Arial" w:cs="Arial" w:eastAsia="Arial" w:hAnsi="Arial"/>
@@ -18580,7 +18965,7 @@
               <w:spacing w:after="10" w:before="0"/>
               <w:ind w:left="120"/>
             </w:pPr>
-            <w:hyperlink w:history="1" r:id="rIdcq548bmpnwyadboe_mhbr">
+            <w:hyperlink w:history="1" r:id="rId8f4_ydinxh12oiolrmrou">
               <w:r>
                 <w:rPr>
                   <w:rFonts w:ascii="Arial" w:cs="Arial" w:eastAsia="Arial" w:hAnsi="Arial"/>
@@ -18623,6 +19008,7 @@
           </w:tcPr>
           <w:p>
             <w:pPr>
+              <w:keepNext w:val="false"/>
               <w:spacing w:after="40" w:before="0"/>
               <w:jc w:val="left"/>
             </w:pPr>
@@ -18655,6 +19041,7 @@
           </w:tcPr>
           <w:p>
             <w:pPr>
+              <w:keepNext w:val="false"/>
               <w:spacing w:after="40" w:before="0"/>
               <w:jc w:val="left"/>
             </w:pPr>
@@ -18687,6 +19074,7 @@
           </w:tcPr>
           <w:p>
             <w:pPr>
+              <w:keepNext w:val="false"/>
               <w:spacing w:after="40" w:before="0"/>
               <w:jc w:val="left"/>
             </w:pPr>
@@ -18719,6 +19107,7 @@
           </w:tcPr>
           <w:p>
             <w:pPr>
+              <w:keepNext w:val="false"/>
               <w:spacing w:after="40" w:before="0"/>
               <w:jc w:val="left"/>
             </w:pPr>
@@ -18753,6 +19142,7 @@
           </w:tcPr>
           <w:p>
             <w:pPr>
+              <w:keepNext w:val="false"/>
               <w:spacing w:after="40" w:before="0"/>
               <w:jc w:val="left"/>
             </w:pPr>
@@ -18790,7 +19180,7 @@
             <w:pPr>
               <w:spacing w:after="20" w:before="0"/>
             </w:pPr>
-            <w:hyperlink w:history="1" r:id="rIdhvuwippsvkt8mv5nkqivk">
+            <w:hyperlink w:history="1" r:id="rIdggan4rvl5o-uldifvfzoi">
               <w:r>
                 <w:rPr>
                   <w:rFonts w:ascii="Arial" w:cs="Arial" w:eastAsia="Arial" w:hAnsi="Arial"/>
@@ -18823,7 +19213,7 @@
               <w:spacing w:after="10" w:before="0"/>
               <w:ind w:left="120"/>
             </w:pPr>
-            <w:hyperlink w:history="1" r:id="rIdkpfdhrwqeepateto-d7kq">
+            <w:hyperlink w:history="1" r:id="rId4cked6pg3-gnbh211fdth">
               <w:r>
                 <w:rPr>
                   <w:rFonts w:ascii="Arial" w:cs="Arial" w:eastAsia="Arial" w:hAnsi="Arial"/>
@@ -18885,7 +19275,7 @@
               <w:spacing w:after="10" w:before="0"/>
               <w:ind w:left="120"/>
             </w:pPr>
-            <w:hyperlink w:history="1" r:id="rIdmdhjrbd_lwqkyo71agp-z">
+            <w:hyperlink w:history="1" r:id="rIdyhz0wytww5gzq6m_c4mix">
               <w:r>
                 <w:rPr>
                   <w:rFonts w:ascii="Arial" w:cs="Arial" w:eastAsia="Arial" w:hAnsi="Arial"/>
@@ -18928,6 +19318,7 @@
           </w:tcPr>
           <w:p>
             <w:pPr>
+              <w:keepNext w:val="false"/>
               <w:spacing w:after="40" w:before="0"/>
               <w:jc w:val="left"/>
             </w:pPr>
@@ -18960,6 +19351,7 @@
           </w:tcPr>
           <w:p>
             <w:pPr>
+              <w:keepNext w:val="false"/>
               <w:spacing w:after="40" w:before="0"/>
               <w:jc w:val="left"/>
             </w:pPr>
@@ -18992,6 +19384,7 @@
           </w:tcPr>
           <w:p>
             <w:pPr>
+              <w:keepNext w:val="false"/>
               <w:spacing w:after="40" w:before="0"/>
               <w:jc w:val="left"/>
             </w:pPr>
@@ -19024,6 +19417,7 @@
           </w:tcPr>
           <w:p>
             <w:pPr>
+              <w:keepNext w:val="false"/>
               <w:spacing w:after="40" w:before="0"/>
               <w:jc w:val="left"/>
             </w:pPr>
@@ -19058,6 +19452,7 @@
           </w:tcPr>
           <w:p>
             <w:pPr>
+              <w:keepNext w:val="false"/>
               <w:spacing w:after="40" w:before="0"/>
               <w:jc w:val="left"/>
             </w:pPr>
@@ -19095,7 +19490,7 @@
             <w:pPr>
               <w:spacing w:after="20" w:before="0"/>
             </w:pPr>
-            <w:hyperlink w:history="1" r:id="rId2ooxnfekd9ru_ntrt-ddy">
+            <w:hyperlink w:history="1" r:id="rIdrz-scyoprrv7p5idxd9b9">
               <w:r>
                 <w:rPr>
                   <w:rFonts w:ascii="Arial" w:cs="Arial" w:eastAsia="Arial" w:hAnsi="Arial"/>
@@ -19144,7 +19539,7 @@
               <w:spacing w:after="10" w:before="0"/>
               <w:ind w:left="120"/>
             </w:pPr>
-            <w:hyperlink w:history="1" r:id="rIdvpfgexmb8ceftnxvgm42e">
+            <w:hyperlink w:history="1" r:id="rIdhbjegv2ybtr8vqr_6yjs2">
               <w:r>
                 <w:rPr>
                   <w:rFonts w:ascii="Arial" w:cs="Arial" w:eastAsia="Arial" w:hAnsi="Arial"/>
@@ -19206,7 +19601,7 @@
               <w:spacing w:after="10" w:before="0"/>
               <w:ind w:left="120"/>
             </w:pPr>
-            <w:hyperlink w:history="1" r:id="rIdyp52tmxtmat66vzqti-hq">
+            <w:hyperlink w:history="1" r:id="rIdageauxulfg61dw-vobayn">
               <w:r>
                 <w:rPr>
                   <w:rFonts w:ascii="Arial" w:cs="Arial" w:eastAsia="Arial" w:hAnsi="Arial"/>
@@ -19249,6 +19644,7 @@
           </w:tcPr>
           <w:p>
             <w:pPr>
+              <w:keepNext w:val="false"/>
               <w:spacing w:after="40" w:before="0"/>
               <w:jc w:val="left"/>
             </w:pPr>
@@ -19281,6 +19677,7 @@
           </w:tcPr>
           <w:p>
             <w:pPr>
+              <w:keepNext w:val="false"/>
               <w:spacing w:after="40" w:before="0"/>
               <w:jc w:val="left"/>
             </w:pPr>
@@ -19313,6 +19710,7 @@
           </w:tcPr>
           <w:p>
             <w:pPr>
+              <w:keepNext w:val="false"/>
               <w:spacing w:after="40" w:before="0"/>
               <w:jc w:val="left"/>
             </w:pPr>
@@ -19345,6 +19743,7 @@
           </w:tcPr>
           <w:p>
             <w:pPr>
+              <w:keepNext w:val="false"/>
               <w:spacing w:after="40" w:before="0"/>
               <w:jc w:val="left"/>
             </w:pPr>
@@ -19404,6 +19803,7 @@
           </w:tcPr>
           <w:p>
             <w:pPr>
+              <w:keepNext w:val="false"/>
               <w:spacing w:after="40" w:before="0"/>
               <w:jc w:val="center"/>
             </w:pPr>
@@ -19438,6 +19838,7 @@
           </w:tcPr>
           <w:p>
             <w:pPr>
+              <w:keepNext w:val="false"/>
               <w:spacing w:after="40" w:before="0"/>
               <w:jc w:val="left"/>
             </w:pPr>
@@ -19499,6 +19900,7 @@
           </w:tcPr>
           <w:p>
             <w:pPr>
+              <w:keepNext w:val="false"/>
               <w:spacing w:after="40" w:before="0"/>
               <w:jc w:val="center"/>
             </w:pPr>
@@ -19533,6 +19935,7 @@
           </w:tcPr>
           <w:p>
             <w:pPr>
+              <w:keepNext w:val="false"/>
               <w:spacing w:after="40" w:before="0"/>
               <w:jc w:val="left"/>
             </w:pPr>
@@ -19565,6 +19968,7 @@
           </w:tcPr>
           <w:p>
             <w:pPr>
+              <w:keepNext w:val="false"/>
               <w:spacing w:after="40" w:before="0"/>
               <w:jc w:val="left"/>
             </w:pPr>
@@ -19599,6 +20003,7 @@
           </w:tcPr>
           <w:p>
             <w:pPr>
+              <w:keepNext w:val="false"/>
               <w:spacing w:after="40" w:before="0"/>
               <w:jc w:val="left"/>
             </w:pPr>
@@ -19631,6 +20036,7 @@
           </w:tcPr>
           <w:p>
             <w:pPr>
+              <w:keepNext w:val="false"/>
               <w:spacing w:after="40" w:before="0"/>
               <w:jc w:val="left"/>
             </w:pPr>
@@ -19665,6 +20071,7 @@
           </w:tcPr>
           <w:p>
             <w:pPr>
+              <w:keepNext w:val="false"/>
               <w:spacing w:after="40" w:before="0"/>
               <w:jc w:val="left"/>
             </w:pPr>
@@ -19697,6 +20104,7 @@
           </w:tcPr>
           <w:p>
             <w:pPr>
+              <w:keepNext w:val="false"/>
               <w:spacing w:after="40" w:before="0"/>
               <w:jc w:val="left"/>
             </w:pPr>
@@ -19733,7 +20141,7 @@
         </w:rPr>
         <w:t xml:space="preserve">© 2026 SeaVuria and ARES. Aligned with KICD objectives. Developed by SeaVuria; technical implementation by ARES (with AI assistance from Claude). Licensed under </w:t>
       </w:r>
-      <w:hyperlink w:history="1" r:id="rIdrymk4qk5jrrr8pjwpa_h3">
+      <w:hyperlink w:history="1" r:id="rIdgl4m_zzycvtcreo7uclf1">
         <w:r>
           <w:rPr>
             <w:rFonts w:ascii="Arial" w:cs="Arial" w:eastAsia="Arial" w:hAnsi="Arial"/>
@@ -19754,7 +20162,7 @@
         </w:rPr>
         <w:t xml:space="preserve"> (</w:t>
       </w:r>
-      <w:hyperlink w:history="1" r:id="rId7qz8yvvnoel-koypdn9dy">
+      <w:hyperlink w:history="1" r:id="rIdlz_5unwg783799aydnlhb">
         <w:r>
           <w:rPr>
             <w:rFonts w:ascii="Arial" w:cs="Arial" w:eastAsia="Arial" w:hAnsi="Arial"/>
@@ -19814,6 +20222,7 @@
           </w:tcPr>
           <w:p>
             <w:pPr>
+              <w:keepNext w:val="false"/>
               <w:spacing w:after="40" w:before="0"/>
               <w:jc w:val="center"/>
             </w:pPr>
@@ -19849,6 +20258,7 @@
           </w:tcPr>
           <w:p>
             <w:pPr>
+              <w:keepNext w:val="false"/>
               <w:spacing w:after="40" w:before="0"/>
               <w:jc w:val="center"/>
             </w:pPr>
@@ -19883,6 +20293,7 @@
           </w:tcPr>
           <w:p>
             <w:pPr>
+              <w:keepNext w:val="false"/>
               <w:spacing w:after="40" w:before="0"/>
               <w:jc w:val="left"/>
             </w:pPr>
@@ -19915,6 +20326,7 @@
           </w:tcPr>
           <w:p>
             <w:pPr>
+              <w:keepNext w:val="false"/>
               <w:spacing w:after="40" w:before="0"/>
               <w:jc w:val="left"/>
             </w:pPr>
@@ -19949,6 +20361,7 @@
           </w:tcPr>
           <w:p>
             <w:pPr>
+              <w:keepNext w:val="false"/>
               <w:spacing w:after="40" w:before="0"/>
               <w:jc w:val="left"/>
             </w:pPr>
@@ -19981,6 +20394,7 @@
           </w:tcPr>
           <w:p>
             <w:pPr>
+              <w:keepNext w:val="false"/>
               <w:spacing w:after="40" w:before="0"/>
               <w:jc w:val="left"/>
             </w:pPr>
@@ -20015,6 +20429,7 @@
           </w:tcPr>
           <w:p>
             <w:pPr>
+              <w:keepNext w:val="false"/>
               <w:spacing w:after="40" w:before="0"/>
               <w:jc w:val="left"/>
             </w:pPr>
@@ -20047,6 +20462,7 @@
           </w:tcPr>
           <w:p>
             <w:pPr>
+              <w:keepNext w:val="false"/>
               <w:spacing w:after="40" w:before="0"/>
               <w:jc w:val="left"/>
             </w:pPr>
@@ -20081,6 +20497,7 @@
           </w:tcPr>
           <w:p>
             <w:pPr>
+              <w:keepNext w:val="false"/>
               <w:spacing w:after="40" w:before="0"/>
               <w:jc w:val="left"/>
             </w:pPr>
@@ -20113,6 +20530,7 @@
           </w:tcPr>
           <w:p>
             <w:pPr>
+              <w:keepNext w:val="false"/>
               <w:spacing w:after="40" w:before="0"/>
               <w:jc w:val="left"/>
             </w:pPr>
@@ -20147,6 +20565,7 @@
           </w:tcPr>
           <w:p>
             <w:pPr>
+              <w:keepNext w:val="false"/>
               <w:spacing w:after="40" w:before="0"/>
               <w:jc w:val="left"/>
             </w:pPr>
@@ -20179,6 +20598,7 @@
           </w:tcPr>
           <w:p>
             <w:pPr>
+              <w:keepNext w:val="false"/>
               <w:spacing w:after="40" w:before="0"/>
               <w:jc w:val="left"/>
             </w:pPr>
@@ -20213,6 +20633,7 @@
           </w:tcPr>
           <w:p>
             <w:pPr>
+              <w:keepNext w:val="false"/>
               <w:spacing w:after="40" w:before="0"/>
               <w:jc w:val="left"/>
             </w:pPr>
@@ -20245,6 +20666,7 @@
           </w:tcPr>
           <w:p>
             <w:pPr>
+              <w:keepNext w:val="false"/>
               <w:spacing w:after="40" w:before="0"/>
               <w:jc w:val="left"/>
             </w:pPr>
@@ -20279,6 +20701,7 @@
           </w:tcPr>
           <w:p>
             <w:pPr>
+              <w:keepNext w:val="false"/>
               <w:spacing w:after="40" w:before="0"/>
               <w:jc w:val="left"/>
             </w:pPr>
@@ -20311,6 +20734,7 @@
           </w:tcPr>
           <w:p>
             <w:pPr>
+              <w:keepNext w:val="false"/>
               <w:spacing w:after="40" w:before="0"/>
               <w:jc w:val="left"/>
             </w:pPr>
@@ -20345,6 +20769,7 @@
           </w:tcPr>
           <w:p>
             <w:pPr>
+              <w:keepNext w:val="false"/>
               <w:spacing w:after="40" w:before="0"/>
               <w:jc w:val="left"/>
             </w:pPr>
@@ -20377,6 +20802,7 @@
           </w:tcPr>
           <w:p>
             <w:pPr>
+              <w:keepNext w:val="false"/>
               <w:spacing w:after="40" w:before="0"/>
               <w:jc w:val="left"/>
             </w:pPr>
@@ -20436,6 +20862,7 @@
           </w:tcPr>
           <w:p>
             <w:pPr>
+              <w:keepNext w:val="false"/>
               <w:spacing w:after="40" w:before="0"/>
               <w:jc w:val="center"/>
             </w:pPr>
@@ -20470,6 +20897,7 @@
           </w:tcPr>
           <w:p>
             <w:pPr>
+              <w:keepNext w:val="false"/>
               <w:spacing w:after="40" w:before="0"/>
               <w:jc w:val="left"/>
             </w:pPr>
@@ -20534,6 +20962,7 @@
           </w:tcPr>
           <w:p>
             <w:pPr>
+              <w:keepNext w:val="false"/>
               <w:spacing w:after="40" w:before="0"/>
               <w:jc w:val="center"/>
             </w:pPr>
@@ -20568,6 +20997,7 @@
           </w:tcPr>
           <w:p>
             <w:pPr>
+              <w:keepNext w:val="false"/>
               <w:spacing w:after="40" w:before="0"/>
               <w:jc w:val="left"/>
             </w:pPr>
@@ -20600,6 +21030,7 @@
           </w:tcPr>
           <w:p>
             <w:pPr>
+              <w:keepNext w:val="false"/>
               <w:spacing w:after="40" w:before="0"/>
               <w:jc w:val="left"/>
             </w:pPr>
@@ -20632,6 +21063,7 @@
           </w:tcPr>
           <w:p>
             <w:pPr>
+              <w:keepNext w:val="false"/>
               <w:spacing w:after="40" w:before="0"/>
               <w:jc w:val="left"/>
             </w:pPr>
@@ -20664,6 +21096,7 @@
           </w:tcPr>
           <w:p>
             <w:pPr>
+              <w:keepNext w:val="false"/>
               <w:spacing w:after="40" w:before="0"/>
               <w:jc w:val="left"/>
             </w:pPr>
@@ -20696,6 +21129,7 @@
           </w:tcPr>
           <w:p>
             <w:pPr>
+              <w:keepNext w:val="false"/>
               <w:spacing w:after="40" w:before="0"/>
               <w:jc w:val="left"/>
             </w:pPr>
@@ -20730,6 +21164,7 @@
           </w:tcPr>
           <w:p>
             <w:pPr>
+              <w:keepNext w:val="false"/>
               <w:spacing w:after="40" w:before="0"/>
               <w:jc w:val="left"/>
             </w:pPr>
@@ -20767,7 +21202,7 @@
             <w:pPr>
               <w:spacing w:after="20" w:before="0"/>
             </w:pPr>
-            <w:hyperlink w:history="1" r:id="rIdo8oli5wm8nl5thku7npyi">
+            <w:hyperlink w:history="1" r:id="rIdg6_jgpq5qdnvpd2xtfecl">
               <w:r>
                 <w:rPr>
                   <w:rFonts w:ascii="Arial" w:cs="Arial" w:eastAsia="Arial" w:hAnsi="Arial"/>
@@ -20800,7 +21235,7 @@
               <w:spacing w:after="10" w:before="0"/>
               <w:ind w:left="120"/>
             </w:pPr>
-            <w:hyperlink w:history="1" r:id="rIdeigwc4lcmq0oc2y-5kufk">
+            <w:hyperlink w:history="1" r:id="rIdjrtk30yo9quu1ri0eg5qx">
               <w:r>
                 <w:rPr>
                   <w:rFonts w:ascii="Arial" w:cs="Arial" w:eastAsia="Arial" w:hAnsi="Arial"/>
@@ -20845,7 +21280,7 @@
             <w:pPr>
               <w:spacing w:after="20" w:before="0"/>
             </w:pPr>
-            <w:hyperlink w:history="1" r:id="rIdfkkmxvd93f572ad8d_ax9">
+            <w:hyperlink w:history="1" r:id="rIdsn70trhawqeejgncdyy0n">
               <w:r>
                 <w:rPr>
                   <w:rFonts w:ascii="Arial" w:cs="Arial" w:eastAsia="Arial" w:hAnsi="Arial"/>
@@ -20878,7 +21313,7 @@
               <w:spacing w:after="10" w:before="0"/>
               <w:ind w:left="120"/>
             </w:pPr>
-            <w:hyperlink w:history="1" r:id="rIdxkpdnjba6gu9f7otwlbac">
+            <w:hyperlink w:history="1" r:id="rIdmztveee3x6d_jg9ipb81f">
               <w:r>
                 <w:rPr>
                   <w:rFonts w:ascii="Arial" w:cs="Arial" w:eastAsia="Arial" w:hAnsi="Arial"/>
@@ -20906,6 +21341,7 @@
           </w:tcPr>
           <w:p>
             <w:pPr>
+              <w:keepNext w:val="false"/>
               <w:spacing w:after="40" w:before="0"/>
               <w:jc w:val="left"/>
             </w:pPr>
@@ -20938,6 +21374,7 @@
           </w:tcPr>
           <w:p>
             <w:pPr>
+              <w:keepNext w:val="false"/>
               <w:spacing w:after="40" w:before="0"/>
               <w:jc w:val="left"/>
             </w:pPr>
@@ -20970,6 +21407,7 @@
           </w:tcPr>
           <w:p>
             <w:pPr>
+              <w:keepNext w:val="false"/>
               <w:spacing w:after="40" w:before="0"/>
               <w:jc w:val="left"/>
             </w:pPr>
@@ -21002,6 +21440,7 @@
           </w:tcPr>
           <w:p>
             <w:pPr>
+              <w:keepNext w:val="false"/>
               <w:spacing w:after="40" w:before="0"/>
               <w:jc w:val="left"/>
             </w:pPr>
@@ -21036,6 +21475,7 @@
           </w:tcPr>
           <w:p>
             <w:pPr>
+              <w:keepNext w:val="false"/>
               <w:spacing w:after="40" w:before="0"/>
               <w:jc w:val="left"/>
             </w:pPr>
@@ -21073,7 +21513,7 @@
             <w:pPr>
               <w:spacing w:after="20" w:before="0"/>
             </w:pPr>
-            <w:hyperlink w:history="1" r:id="rId2rsd-jbos_ky8_b0ec9qw">
+            <w:hyperlink w:history="1" r:id="rIde8is9qs5u8k8zrqhj1dqp">
               <w:r>
                 <w:rPr>
                   <w:rFonts w:ascii="Arial" w:cs="Arial" w:eastAsia="Arial" w:hAnsi="Arial"/>
@@ -21106,7 +21546,7 @@
               <w:spacing w:after="10" w:before="0"/>
               <w:ind w:left="120"/>
             </w:pPr>
-            <w:hyperlink w:history="1" r:id="rIdsvceckxirvu0veo1ijgm0">
+            <w:hyperlink w:history="1" r:id="rIdbuyrpbtbjxx8qqsgwdjv1">
               <w:r>
                 <w:rPr>
                   <w:rFonts w:ascii="Arial" w:cs="Arial" w:eastAsia="Arial" w:hAnsi="Arial"/>
@@ -21151,7 +21591,7 @@
             <w:pPr>
               <w:spacing w:after="20" w:before="0"/>
             </w:pPr>
-            <w:hyperlink w:history="1" r:id="rIdf5mdfujbofnworicztwpx">
+            <w:hyperlink w:history="1" r:id="rIdrkbbtx1ynfuohklrhqnzo">
               <w:r>
                 <w:rPr>
                   <w:rFonts w:ascii="Arial" w:cs="Arial" w:eastAsia="Arial" w:hAnsi="Arial"/>
@@ -21184,7 +21624,7 @@
               <w:spacing w:after="10" w:before="0"/>
               <w:ind w:left="120"/>
             </w:pPr>
-            <w:hyperlink w:history="1" r:id="rIdgbk-ja-l79xctnhr30p17">
+            <w:hyperlink w:history="1" r:id="rIdap6c9wxxbriz2kiepgnsh">
               <w:r>
                 <w:rPr>
                   <w:rFonts w:ascii="Arial" w:cs="Arial" w:eastAsia="Arial" w:hAnsi="Arial"/>
@@ -21212,6 +21652,7 @@
           </w:tcPr>
           <w:p>
             <w:pPr>
+              <w:keepNext w:val="false"/>
               <w:spacing w:after="40" w:before="0"/>
               <w:jc w:val="left"/>
             </w:pPr>
@@ -21244,6 +21685,7 @@
           </w:tcPr>
           <w:p>
             <w:pPr>
+              <w:keepNext w:val="false"/>
               <w:spacing w:after="40" w:before="0"/>
               <w:jc w:val="left"/>
             </w:pPr>
@@ -21276,6 +21718,7 @@
           </w:tcPr>
           <w:p>
             <w:pPr>
+              <w:keepNext w:val="false"/>
               <w:spacing w:after="40" w:before="0"/>
               <w:jc w:val="left"/>
             </w:pPr>
@@ -21308,6 +21751,7 @@
           </w:tcPr>
           <w:p>
             <w:pPr>
+              <w:keepNext w:val="false"/>
               <w:spacing w:after="40" w:before="0"/>
               <w:jc w:val="left"/>
             </w:pPr>
@@ -21342,6 +21786,7 @@
           </w:tcPr>
           <w:p>
             <w:pPr>
+              <w:keepNext w:val="false"/>
               <w:spacing w:after="40" w:before="0"/>
               <w:jc w:val="left"/>
             </w:pPr>
@@ -21379,7 +21824,7 @@
             <w:pPr>
               <w:spacing w:after="20" w:before="0"/>
             </w:pPr>
-            <w:hyperlink w:history="1" r:id="rIdtmwu-bqxqtgqapmma52w4">
+            <w:hyperlink w:history="1" r:id="rIdsginsdqz8cp61xgevzhzl">
               <w:r>
                 <w:rPr>
                   <w:rFonts w:ascii="Arial" w:cs="Arial" w:eastAsia="Arial" w:hAnsi="Arial"/>
@@ -21428,7 +21873,7 @@
               <w:spacing w:after="10" w:before="0"/>
               <w:ind w:left="120"/>
             </w:pPr>
-            <w:hyperlink w:history="1" r:id="rId5xpbgrl3duqxfotdrdg1u">
+            <w:hyperlink w:history="1" r:id="rIdbxjr2meayaw8nm5z8ljei">
               <w:r>
                 <w:rPr>
                   <w:rFonts w:ascii="Arial" w:cs="Arial" w:eastAsia="Arial" w:hAnsi="Arial"/>
@@ -21473,7 +21918,7 @@
             <w:pPr>
               <w:spacing w:after="20" w:before="0"/>
             </w:pPr>
-            <w:hyperlink w:history="1" r:id="rIdfirfxq7w9wgq9cyeir0z2">
+            <w:hyperlink w:history="1" r:id="rIdyyyk59xtaugf3cth7q7wh">
               <w:r>
                 <w:rPr>
                   <w:rFonts w:ascii="Arial" w:cs="Arial" w:eastAsia="Arial" w:hAnsi="Arial"/>
@@ -21506,7 +21951,7 @@
               <w:spacing w:after="10" w:before="0"/>
               <w:ind w:left="120"/>
             </w:pPr>
-            <w:hyperlink w:history="1" r:id="rId09k-aens8bw2_en3twnb6">
+            <w:hyperlink w:history="1" r:id="rIdynvg0dsvwhihtmakf0zkc">
               <w:r>
                 <w:rPr>
                   <w:rFonts w:ascii="Arial" w:cs="Arial" w:eastAsia="Arial" w:hAnsi="Arial"/>
@@ -21534,6 +21979,7 @@
           </w:tcPr>
           <w:p>
             <w:pPr>
+              <w:keepNext w:val="false"/>
               <w:spacing w:after="40" w:before="0"/>
               <w:jc w:val="left"/>
             </w:pPr>
@@ -21566,6 +22012,7 @@
           </w:tcPr>
           <w:p>
             <w:pPr>
+              <w:keepNext w:val="false"/>
               <w:spacing w:after="40" w:before="0"/>
               <w:jc w:val="left"/>
             </w:pPr>
@@ -21598,6 +22045,7 @@
           </w:tcPr>
           <w:p>
             <w:pPr>
+              <w:keepNext w:val="false"/>
               <w:spacing w:after="40" w:before="0"/>
               <w:jc w:val="left"/>
             </w:pPr>
@@ -21630,6 +22078,7 @@
           </w:tcPr>
           <w:p>
             <w:pPr>
+              <w:keepNext w:val="false"/>
               <w:spacing w:after="40" w:before="0"/>
               <w:jc w:val="left"/>
             </w:pPr>
@@ -21664,6 +22113,7 @@
           </w:tcPr>
           <w:p>
             <w:pPr>
+              <w:keepNext w:val="false"/>
               <w:spacing w:after="40" w:before="0"/>
               <w:jc w:val="left"/>
             </w:pPr>
@@ -21701,7 +22151,7 @@
             <w:pPr>
               <w:spacing w:after="20" w:before="0"/>
             </w:pPr>
-            <w:hyperlink w:history="1" r:id="rIdgd6zentcv0m4petzopp43">
+            <w:hyperlink w:history="1" r:id="rIdvh670xtaeuyc8at6urxwh">
               <w:r>
                 <w:rPr>
                   <w:rFonts w:ascii="Arial" w:cs="Arial" w:eastAsia="Arial" w:hAnsi="Arial"/>
@@ -21750,7 +22200,7 @@
               <w:spacing w:after="10" w:before="0"/>
               <w:ind w:left="120"/>
             </w:pPr>
-            <w:hyperlink w:history="1" r:id="rIdhs6qhtbcofi1ntwnogg0j">
+            <w:hyperlink w:history="1" r:id="rIdzvaorolu6cpbxzhfwvqr8">
               <w:r>
                 <w:rPr>
                   <w:rFonts w:ascii="Arial" w:cs="Arial" w:eastAsia="Arial" w:hAnsi="Arial"/>
@@ -21795,7 +22245,7 @@
             <w:pPr>
               <w:spacing w:after="20" w:before="0"/>
             </w:pPr>
-            <w:hyperlink w:history="1" r:id="rIdhyohw8t4cxxcppxwlppoo">
+            <w:hyperlink w:history="1" r:id="rIdgepr-va7b1fz-rltwxdq4">
               <w:r>
                 <w:rPr>
                   <w:rFonts w:ascii="Arial" w:cs="Arial" w:eastAsia="Arial" w:hAnsi="Arial"/>
@@ -21828,7 +22278,7 @@
               <w:spacing w:after="10" w:before="0"/>
               <w:ind w:left="120"/>
             </w:pPr>
-            <w:hyperlink w:history="1" r:id="rIdbltnolxztkthid3ebqxn5">
+            <w:hyperlink w:history="1" r:id="rIdqvw_grpadpzb-yqazoqqv">
               <w:r>
                 <w:rPr>
                   <w:rFonts w:ascii="Arial" w:cs="Arial" w:eastAsia="Arial" w:hAnsi="Arial"/>
@@ -21856,6 +22306,7 @@
           </w:tcPr>
           <w:p>
             <w:pPr>
+              <w:keepNext w:val="false"/>
               <w:spacing w:after="40" w:before="0"/>
               <w:jc w:val="left"/>
             </w:pPr>
@@ -21888,6 +22339,7 @@
           </w:tcPr>
           <w:p>
             <w:pPr>
+              <w:keepNext w:val="false"/>
               <w:spacing w:after="40" w:before="0"/>
               <w:jc w:val="left"/>
             </w:pPr>
@@ -21920,6 +22372,7 @@
           </w:tcPr>
           <w:p>
             <w:pPr>
+              <w:keepNext w:val="false"/>
               <w:spacing w:after="40" w:before="0"/>
               <w:jc w:val="left"/>
             </w:pPr>
@@ -21952,6 +22405,7 @@
           </w:tcPr>
           <w:p>
             <w:pPr>
+              <w:keepNext w:val="false"/>
               <w:spacing w:after="40" w:before="0"/>
               <w:jc w:val="left"/>
             </w:pPr>
@@ -21986,6 +22440,7 @@
           </w:tcPr>
           <w:p>
             <w:pPr>
+              <w:keepNext w:val="false"/>
               <w:spacing w:after="40" w:before="0"/>
               <w:jc w:val="left"/>
             </w:pPr>
@@ -22023,7 +22478,7 @@
             <w:pPr>
               <w:spacing w:after="20" w:before="0"/>
             </w:pPr>
-            <w:hyperlink w:history="1" r:id="rIdgjka-p7ifojjbcivpvnqq">
+            <w:hyperlink w:history="1" r:id="rIdprotbcw5ubecwvb5sugry">
               <w:r>
                 <w:rPr>
                   <w:rFonts w:ascii="Arial" w:cs="Arial" w:eastAsia="Arial" w:hAnsi="Arial"/>
@@ -22056,7 +22511,7 @@
               <w:spacing w:after="10" w:before="0"/>
               <w:ind w:left="120"/>
             </w:pPr>
-            <w:hyperlink w:history="1" r:id="rIddi5zdr7_zo0felztmq9xw">
+            <w:hyperlink w:history="1" r:id="rIduijfkhur41zqd3azi9zxz">
               <w:r>
                 <w:rPr>
                   <w:rFonts w:ascii="Arial" w:cs="Arial" w:eastAsia="Arial" w:hAnsi="Arial"/>
@@ -22101,7 +22556,7 @@
             <w:pPr>
               <w:spacing w:after="20" w:before="0"/>
             </w:pPr>
-            <w:hyperlink w:history="1" r:id="rIdibdovwqqzndg3ppvq4jzz">
+            <w:hyperlink w:history="1" r:id="rIdwlhiofxqmt9hhr_g_fgyv">
               <w:r>
                 <w:rPr>
                   <w:rFonts w:ascii="Arial" w:cs="Arial" w:eastAsia="Arial" w:hAnsi="Arial"/>
@@ -22134,7 +22589,7 @@
               <w:spacing w:after="10" w:before="0"/>
               <w:ind w:left="120"/>
             </w:pPr>
-            <w:hyperlink w:history="1" r:id="rIdu1ys1q9wrm4xynylgtgff">
+            <w:hyperlink w:history="1" r:id="rIdxayworrsag-ehmvrmxh1m">
               <w:r>
                 <w:rPr>
                   <w:rFonts w:ascii="Arial" w:cs="Arial" w:eastAsia="Arial" w:hAnsi="Arial"/>
@@ -22162,6 +22617,7 @@
           </w:tcPr>
           <w:p>
             <w:pPr>
+              <w:keepNext w:val="false"/>
               <w:spacing w:after="40" w:before="0"/>
               <w:jc w:val="left"/>
             </w:pPr>
@@ -22194,6 +22650,7 @@
           </w:tcPr>
           <w:p>
             <w:pPr>
+              <w:keepNext w:val="false"/>
               <w:spacing w:after="40" w:before="0"/>
               <w:jc w:val="left"/>
             </w:pPr>
@@ -22226,6 +22683,7 @@
           </w:tcPr>
           <w:p>
             <w:pPr>
+              <w:keepNext w:val="false"/>
               <w:spacing w:after="40" w:before="0"/>
               <w:jc w:val="left"/>
             </w:pPr>
@@ -22258,6 +22716,7 @@
           </w:tcPr>
           <w:p>
             <w:pPr>
+              <w:keepNext w:val="false"/>
               <w:spacing w:after="40" w:before="0"/>
               <w:jc w:val="left"/>
             </w:pPr>
@@ -22317,6 +22776,7 @@
           </w:tcPr>
           <w:p>
             <w:pPr>
+              <w:keepNext w:val="false"/>
               <w:spacing w:after="40" w:before="0"/>
               <w:jc w:val="center"/>
             </w:pPr>
@@ -22351,6 +22811,7 @@
           </w:tcPr>
           <w:p>
             <w:pPr>
+              <w:keepNext w:val="false"/>
               <w:spacing w:after="40" w:before="0"/>
               <w:jc w:val="left"/>
             </w:pPr>
@@ -22412,6 +22873,7 @@
           </w:tcPr>
           <w:p>
             <w:pPr>
+              <w:keepNext w:val="false"/>
               <w:spacing w:after="40" w:before="0"/>
               <w:jc w:val="center"/>
             </w:pPr>
@@ -22446,6 +22908,7 @@
           </w:tcPr>
           <w:p>
             <w:pPr>
+              <w:keepNext w:val="false"/>
               <w:spacing w:after="40" w:before="0"/>
               <w:jc w:val="left"/>
             </w:pPr>
@@ -22478,6 +22941,7 @@
           </w:tcPr>
           <w:p>
             <w:pPr>
+              <w:keepNext w:val="false"/>
               <w:spacing w:after="40" w:before="0"/>
               <w:jc w:val="left"/>
             </w:pPr>
@@ -22512,6 +22976,7 @@
           </w:tcPr>
           <w:p>
             <w:pPr>
+              <w:keepNext w:val="false"/>
               <w:spacing w:after="40" w:before="0"/>
               <w:jc w:val="left"/>
             </w:pPr>
@@ -22544,6 +23009,7 @@
           </w:tcPr>
           <w:p>
             <w:pPr>
+              <w:keepNext w:val="false"/>
               <w:spacing w:after="40" w:before="0"/>
               <w:jc w:val="left"/>
             </w:pPr>
@@ -22578,6 +23044,7 @@
           </w:tcPr>
           <w:p>
             <w:pPr>
+              <w:keepNext w:val="false"/>
               <w:spacing w:after="40" w:before="0"/>
               <w:jc w:val="left"/>
             </w:pPr>
@@ -22610,6 +23077,7 @@
           </w:tcPr>
           <w:p>
             <w:pPr>
+              <w:keepNext w:val="false"/>
               <w:spacing w:after="40" w:before="0"/>
               <w:jc w:val="left"/>
             </w:pPr>
@@ -22646,7 +23114,7 @@
         </w:rPr>
         <w:t xml:space="preserve">© 2026 SeaVuria and ARES. Aligned with KICD objectives. Developed by SeaVuria; technical implementation by ARES (with AI assistance from Claude). Licensed under </w:t>
       </w:r>
-      <w:hyperlink w:history="1" r:id="rId7uwzfhve7tlos5lurhnyz">
+      <w:hyperlink w:history="1" r:id="rIduexszk6xyvffivtoydtso">
         <w:r>
           <w:rPr>
             <w:rFonts w:ascii="Arial" w:cs="Arial" w:eastAsia="Arial" w:hAnsi="Arial"/>
@@ -22667,7 +23135,7 @@
         </w:rPr>
         <w:t xml:space="preserve"> (</w:t>
       </w:r>
-      <w:hyperlink w:history="1" r:id="rIdsuz4vraerkddqsyfk9sat">
+      <w:hyperlink w:history="1" r:id="rIdekohbbifxhg9h3fwcwbqw">
         <w:r>
           <w:rPr>
             <w:rFonts w:ascii="Arial" w:cs="Arial" w:eastAsia="Arial" w:hAnsi="Arial"/>
@@ -22727,6 +23195,7 @@
           </w:tcPr>
           <w:p>
             <w:pPr>
+              <w:keepNext w:val="false"/>
               <w:spacing w:after="40" w:before="0"/>
               <w:jc w:val="center"/>
             </w:pPr>
@@ -22762,6 +23231,7 @@
           </w:tcPr>
           <w:p>
             <w:pPr>
+              <w:keepNext w:val="false"/>
               <w:spacing w:after="40" w:before="0"/>
               <w:jc w:val="center"/>
             </w:pPr>
@@ -22796,6 +23266,7 @@
           </w:tcPr>
           <w:p>
             <w:pPr>
+              <w:keepNext w:val="false"/>
               <w:spacing w:after="40" w:before="0"/>
               <w:jc w:val="left"/>
             </w:pPr>
@@ -22828,6 +23299,7 @@
           </w:tcPr>
           <w:p>
             <w:pPr>
+              <w:keepNext w:val="false"/>
               <w:spacing w:after="40" w:before="0"/>
               <w:jc w:val="left"/>
             </w:pPr>
@@ -22862,6 +23334,7 @@
           </w:tcPr>
           <w:p>
             <w:pPr>
+              <w:keepNext w:val="false"/>
               <w:spacing w:after="40" w:before="0"/>
               <w:jc w:val="left"/>
             </w:pPr>
@@ -22894,6 +23367,7 @@
           </w:tcPr>
           <w:p>
             <w:pPr>
+              <w:keepNext w:val="false"/>
               <w:spacing w:after="40" w:before="0"/>
               <w:jc w:val="left"/>
             </w:pPr>
@@ -22928,6 +23402,7 @@
           </w:tcPr>
           <w:p>
             <w:pPr>
+              <w:keepNext w:val="false"/>
               <w:spacing w:after="40" w:before="0"/>
               <w:jc w:val="left"/>
             </w:pPr>
@@ -22960,6 +23435,7 @@
           </w:tcPr>
           <w:p>
             <w:pPr>
+              <w:keepNext w:val="false"/>
               <w:spacing w:after="40" w:before="0"/>
               <w:jc w:val="left"/>
             </w:pPr>
@@ -22994,6 +23470,7 @@
           </w:tcPr>
           <w:p>
             <w:pPr>
+              <w:keepNext w:val="false"/>
               <w:spacing w:after="40" w:before="0"/>
               <w:jc w:val="left"/>
             </w:pPr>
@@ -23026,6 +23503,7 @@
           </w:tcPr>
           <w:p>
             <w:pPr>
+              <w:keepNext w:val="false"/>
               <w:spacing w:after="40" w:before="0"/>
               <w:jc w:val="left"/>
             </w:pPr>
@@ -23060,6 +23538,7 @@
           </w:tcPr>
           <w:p>
             <w:pPr>
+              <w:keepNext w:val="false"/>
               <w:spacing w:after="40" w:before="0"/>
               <w:jc w:val="left"/>
             </w:pPr>
@@ -23092,6 +23571,7 @@
           </w:tcPr>
           <w:p>
             <w:pPr>
+              <w:keepNext w:val="false"/>
               <w:spacing w:after="40" w:before="0"/>
               <w:jc w:val="left"/>
             </w:pPr>
@@ -23126,6 +23606,7 @@
           </w:tcPr>
           <w:p>
             <w:pPr>
+              <w:keepNext w:val="false"/>
               <w:spacing w:after="40" w:before="0"/>
               <w:jc w:val="left"/>
             </w:pPr>
@@ -23158,6 +23639,7 @@
           </w:tcPr>
           <w:p>
             <w:pPr>
+              <w:keepNext w:val="false"/>
               <w:spacing w:after="40" w:before="0"/>
               <w:jc w:val="left"/>
             </w:pPr>
@@ -23192,6 +23674,7 @@
           </w:tcPr>
           <w:p>
             <w:pPr>
+              <w:keepNext w:val="false"/>
               <w:spacing w:after="40" w:before="0"/>
               <w:jc w:val="left"/>
             </w:pPr>
@@ -23224,6 +23707,7 @@
           </w:tcPr>
           <w:p>
             <w:pPr>
+              <w:keepNext w:val="false"/>
               <w:spacing w:after="40" w:before="0"/>
               <w:jc w:val="left"/>
             </w:pPr>
@@ -23258,6 +23742,7 @@
           </w:tcPr>
           <w:p>
             <w:pPr>
+              <w:keepNext w:val="false"/>
               <w:spacing w:after="40" w:before="0"/>
               <w:jc w:val="left"/>
             </w:pPr>
@@ -23290,6 +23775,7 @@
           </w:tcPr>
           <w:p>
             <w:pPr>
+              <w:keepNext w:val="false"/>
               <w:spacing w:after="40" w:before="0"/>
               <w:jc w:val="left"/>
             </w:pPr>
@@ -23349,6 +23835,7 @@
           </w:tcPr>
           <w:p>
             <w:pPr>
+              <w:keepNext w:val="false"/>
               <w:spacing w:after="40" w:before="0"/>
               <w:jc w:val="center"/>
             </w:pPr>
@@ -23383,6 +23870,7 @@
           </w:tcPr>
           <w:p>
             <w:pPr>
+              <w:keepNext w:val="false"/>
               <w:spacing w:after="40" w:before="0"/>
               <w:jc w:val="left"/>
             </w:pPr>
@@ -23447,6 +23935,7 @@
           </w:tcPr>
           <w:p>
             <w:pPr>
+              <w:keepNext w:val="false"/>
               <w:spacing w:after="40" w:before="0"/>
               <w:jc w:val="center"/>
             </w:pPr>
@@ -23481,6 +23970,7 @@
           </w:tcPr>
           <w:p>
             <w:pPr>
+              <w:keepNext w:val="false"/>
               <w:spacing w:after="40" w:before="0"/>
               <w:jc w:val="left"/>
             </w:pPr>
@@ -23513,6 +24003,7 @@
           </w:tcPr>
           <w:p>
             <w:pPr>
+              <w:keepNext w:val="false"/>
               <w:spacing w:after="40" w:before="0"/>
               <w:jc w:val="left"/>
             </w:pPr>
@@ -23545,6 +24036,7 @@
           </w:tcPr>
           <w:p>
             <w:pPr>
+              <w:keepNext w:val="false"/>
               <w:spacing w:after="40" w:before="0"/>
               <w:jc w:val="left"/>
             </w:pPr>
@@ -23577,6 +24069,7 @@
           </w:tcPr>
           <w:p>
             <w:pPr>
+              <w:keepNext w:val="false"/>
               <w:spacing w:after="40" w:before="0"/>
               <w:jc w:val="left"/>
             </w:pPr>
@@ -23609,6 +24102,7 @@
           </w:tcPr>
           <w:p>
             <w:pPr>
+              <w:keepNext w:val="false"/>
               <w:spacing w:after="40" w:before="0"/>
               <w:jc w:val="left"/>
             </w:pPr>
@@ -23643,6 +24137,7 @@
           </w:tcPr>
           <w:p>
             <w:pPr>
+              <w:keepNext w:val="false"/>
               <w:spacing w:after="40" w:before="0"/>
               <w:jc w:val="left"/>
             </w:pPr>
@@ -23680,7 +24175,7 @@
             <w:pPr>
               <w:spacing w:after="20" w:before="0"/>
             </w:pPr>
-            <w:hyperlink w:history="1" r:id="rIdbgrj3xngyclqfxhm5lcpv">
+            <w:hyperlink w:history="1" r:id="rIddxevbdnpee09pyljjt8jp">
               <w:r>
                 <w:rPr>
                   <w:rFonts w:ascii="Arial" w:cs="Arial" w:eastAsia="Arial" w:hAnsi="Arial"/>
@@ -23713,7 +24208,7 @@
               <w:spacing w:after="10" w:before="0"/>
               <w:ind w:left="120"/>
             </w:pPr>
-            <w:hyperlink w:history="1" r:id="rIdfwnfg5hlrlllnvsnobvz7">
+            <w:hyperlink w:history="1" r:id="rIdann05djin6t74nwdzjyzp">
               <w:r>
                 <w:rPr>
                   <w:rFonts w:ascii="Arial" w:cs="Arial" w:eastAsia="Arial" w:hAnsi="Arial"/>
@@ -23758,7 +24253,7 @@
             <w:pPr>
               <w:spacing w:after="20" w:before="0"/>
             </w:pPr>
-            <w:hyperlink w:history="1" r:id="rId4ssjp87m_v6whzwnx0e2-">
+            <w:hyperlink w:history="1" r:id="rIdfjcnso9hqdkzcgp7b15yb">
               <w:r>
                 <w:rPr>
                   <w:rFonts w:ascii="Arial" w:cs="Arial" w:eastAsia="Arial" w:hAnsi="Arial"/>
@@ -23791,7 +24286,7 @@
               <w:spacing w:after="10" w:before="0"/>
               <w:ind w:left="120"/>
             </w:pPr>
-            <w:hyperlink w:history="1" r:id="rIdq-ga-luz003-giqevt23s">
+            <w:hyperlink w:history="1" r:id="rIdc15eiwpqmfwijdisrh59h">
               <w:r>
                 <w:rPr>
                   <w:rFonts w:ascii="Arial" w:cs="Arial" w:eastAsia="Arial" w:hAnsi="Arial"/>
@@ -23819,6 +24314,7 @@
           </w:tcPr>
           <w:p>
             <w:pPr>
+              <w:keepNext w:val="false"/>
               <w:spacing w:after="40" w:before="0"/>
               <w:jc w:val="left"/>
             </w:pPr>
@@ -23851,6 +24347,7 @@
           </w:tcPr>
           <w:p>
             <w:pPr>
+              <w:keepNext w:val="false"/>
               <w:spacing w:after="40" w:before="0"/>
               <w:jc w:val="left"/>
             </w:pPr>
@@ -23883,6 +24380,7 @@
           </w:tcPr>
           <w:p>
             <w:pPr>
+              <w:keepNext w:val="false"/>
               <w:spacing w:after="40" w:before="0"/>
               <w:jc w:val="left"/>
             </w:pPr>
@@ -23915,6 +24413,7 @@
           </w:tcPr>
           <w:p>
             <w:pPr>
+              <w:keepNext w:val="false"/>
               <w:spacing w:after="40" w:before="0"/>
               <w:jc w:val="left"/>
             </w:pPr>
@@ -23949,6 +24448,7 @@
           </w:tcPr>
           <w:p>
             <w:pPr>
+              <w:keepNext w:val="false"/>
               <w:spacing w:after="40" w:before="0"/>
               <w:jc w:val="left"/>
             </w:pPr>
@@ -23986,7 +24486,7 @@
             <w:pPr>
               <w:spacing w:after="20" w:before="0"/>
             </w:pPr>
-            <w:hyperlink w:history="1" r:id="rIdkz3-azerfflvsarhar5p0">
+            <w:hyperlink w:history="1" r:id="rIduqxjwb2xqdwlfq30gfn3n">
               <w:r>
                 <w:rPr>
                   <w:rFonts w:ascii="Arial" w:cs="Arial" w:eastAsia="Arial" w:hAnsi="Arial"/>
@@ -24019,7 +24519,7 @@
               <w:spacing w:after="10" w:before="0"/>
               <w:ind w:left="120"/>
             </w:pPr>
-            <w:hyperlink w:history="1" r:id="rId9-ihhlfi9nnosuqlaqak5">
+            <w:hyperlink w:history="1" r:id="rIdcztg2jnmdm7-vrgawcxi1">
               <w:r>
                 <w:rPr>
                   <w:rFonts w:ascii="Arial" w:cs="Arial" w:eastAsia="Arial" w:hAnsi="Arial"/>
@@ -24064,7 +24564,7 @@
             <w:pPr>
               <w:spacing w:after="20" w:before="0"/>
             </w:pPr>
-            <w:hyperlink w:history="1" r:id="rIdyhfp1l69an0uv9s-hblsi">
+            <w:hyperlink w:history="1" r:id="rIdntfrtdwnhqbzwrxse8ruh">
               <w:r>
                 <w:rPr>
                   <w:rFonts w:ascii="Arial" w:cs="Arial" w:eastAsia="Arial" w:hAnsi="Arial"/>
@@ -24097,7 +24597,7 @@
               <w:spacing w:after="10" w:before="0"/>
               <w:ind w:left="120"/>
             </w:pPr>
-            <w:hyperlink w:history="1" r:id="rId5tgkluuyj89a9rcw6cz0z">
+            <w:hyperlink w:history="1" r:id="rId_ltf75j5ytjiaeq1lfuvb">
               <w:r>
                 <w:rPr>
                   <w:rFonts w:ascii="Arial" w:cs="Arial" w:eastAsia="Arial" w:hAnsi="Arial"/>
@@ -24125,6 +24625,7 @@
           </w:tcPr>
           <w:p>
             <w:pPr>
+              <w:keepNext w:val="false"/>
               <w:spacing w:after="40" w:before="0"/>
               <w:jc w:val="left"/>
             </w:pPr>
@@ -24157,6 +24658,7 @@
           </w:tcPr>
           <w:p>
             <w:pPr>
+              <w:keepNext w:val="false"/>
               <w:spacing w:after="40" w:before="0"/>
               <w:jc w:val="left"/>
             </w:pPr>
@@ -24189,6 +24691,7 @@
           </w:tcPr>
           <w:p>
             <w:pPr>
+              <w:keepNext w:val="false"/>
               <w:spacing w:after="40" w:before="0"/>
               <w:jc w:val="left"/>
             </w:pPr>
@@ -24221,6 +24724,7 @@
           </w:tcPr>
           <w:p>
             <w:pPr>
+              <w:keepNext w:val="false"/>
               <w:spacing w:after="40" w:before="0"/>
               <w:jc w:val="left"/>
             </w:pPr>
@@ -24255,6 +24759,7 @@
           </w:tcPr>
           <w:p>
             <w:pPr>
+              <w:keepNext w:val="false"/>
               <w:spacing w:after="40" w:before="0"/>
               <w:jc w:val="left"/>
             </w:pPr>
@@ -24292,7 +24797,7 @@
             <w:pPr>
               <w:spacing w:after="20" w:before="0"/>
             </w:pPr>
-            <w:hyperlink w:history="1" r:id="rId1ki8qe9oewdvd_5ycvgps">
+            <w:hyperlink w:history="1" r:id="rIdstzqpcggldnrh7dcw5v8y">
               <w:r>
                 <w:rPr>
                   <w:rFonts w:ascii="Arial" w:cs="Arial" w:eastAsia="Arial" w:hAnsi="Arial"/>
@@ -24325,7 +24830,7 @@
               <w:spacing w:after="10" w:before="0"/>
               <w:ind w:left="120"/>
             </w:pPr>
-            <w:hyperlink w:history="1" r:id="rIdzj2zkqzb43nlf-chxkwel">
+            <w:hyperlink w:history="1" r:id="rId8tded_nxwyr0xqfwc11jz">
               <w:r>
                 <w:rPr>
                   <w:rFonts w:ascii="Arial" w:cs="Arial" w:eastAsia="Arial" w:hAnsi="Arial"/>
@@ -24370,7 +24875,7 @@
             <w:pPr>
               <w:spacing w:after="20" w:before="0"/>
             </w:pPr>
-            <w:hyperlink w:history="1" r:id="rId6husjb7l_ss7siaxxofck">
+            <w:hyperlink w:history="1" r:id="rId9xuszn2mzdexxr3qnxwl3">
               <w:r>
                 <w:rPr>
                   <w:rFonts w:ascii="Arial" w:cs="Arial" w:eastAsia="Arial" w:hAnsi="Arial"/>
@@ -24403,7 +24908,7 @@
               <w:spacing w:after="10" w:before="0"/>
               <w:ind w:left="120"/>
             </w:pPr>
-            <w:hyperlink w:history="1" r:id="rIdxw7c6oa1nqyiofzoqst-k">
+            <w:hyperlink w:history="1" r:id="rId9etnkiu7tenrnag8b-scv">
               <w:r>
                 <w:rPr>
                   <w:rFonts w:ascii="Arial" w:cs="Arial" w:eastAsia="Arial" w:hAnsi="Arial"/>
@@ -24431,6 +24936,7 @@
           </w:tcPr>
           <w:p>
             <w:pPr>
+              <w:keepNext w:val="false"/>
               <w:spacing w:after="40" w:before="0"/>
               <w:jc w:val="left"/>
             </w:pPr>
@@ -24463,6 +24969,7 @@
           </w:tcPr>
           <w:p>
             <w:pPr>
+              <w:keepNext w:val="false"/>
               <w:spacing w:after="40" w:before="0"/>
               <w:jc w:val="left"/>
             </w:pPr>
@@ -24495,6 +25002,7 @@
           </w:tcPr>
           <w:p>
             <w:pPr>
+              <w:keepNext w:val="false"/>
               <w:spacing w:after="40" w:before="0"/>
               <w:jc w:val="left"/>
             </w:pPr>
@@ -24527,6 +25035,7 @@
           </w:tcPr>
           <w:p>
             <w:pPr>
+              <w:keepNext w:val="false"/>
               <w:spacing w:after="40" w:before="0"/>
               <w:jc w:val="left"/>
             </w:pPr>
@@ -24561,6 +25070,7 @@
           </w:tcPr>
           <w:p>
             <w:pPr>
+              <w:keepNext w:val="false"/>
               <w:spacing w:after="40" w:before="0"/>
               <w:jc w:val="left"/>
             </w:pPr>
@@ -24598,7 +25108,7 @@
             <w:pPr>
               <w:spacing w:after="20" w:before="0"/>
             </w:pPr>
-            <w:hyperlink w:history="1" r:id="rIdc7-7d35mb0yxuzielkqpr">
+            <w:hyperlink w:history="1" r:id="rIdghqdisuqgjlxteovwea0d">
               <w:r>
                 <w:rPr>
                   <w:rFonts w:ascii="Arial" w:cs="Arial" w:eastAsia="Arial" w:hAnsi="Arial"/>
@@ -24631,7 +25141,7 @@
               <w:spacing w:after="10" w:before="0"/>
               <w:ind w:left="120"/>
             </w:pPr>
-            <w:hyperlink w:history="1" r:id="rIdlpymx2edymya4xpusrot9">
+            <w:hyperlink w:history="1" r:id="rIdr6exymsrguilmekkbvldo">
               <w:r>
                 <w:rPr>
                   <w:rFonts w:ascii="Arial" w:cs="Arial" w:eastAsia="Arial" w:hAnsi="Arial"/>
@@ -24676,7 +25186,7 @@
             <w:pPr>
               <w:spacing w:after="20" w:before="0"/>
             </w:pPr>
-            <w:hyperlink w:history="1" r:id="rId_qn8oul7iszoflrwkvjvz">
+            <w:hyperlink w:history="1" r:id="rIdff0_oseyjdhammenwe2kx">
               <w:r>
                 <w:rPr>
                   <w:rFonts w:ascii="Arial" w:cs="Arial" w:eastAsia="Arial" w:hAnsi="Arial"/>
@@ -24709,7 +25219,7 @@
               <w:spacing w:after="10" w:before="0"/>
               <w:ind w:left="120"/>
             </w:pPr>
-            <w:hyperlink w:history="1" r:id="rIdpx3fljgghzjpxr9d8t4wr">
+            <w:hyperlink w:history="1" r:id="rIdkrumogdtrz_riximbvejh">
               <w:r>
                 <w:rPr>
                   <w:rFonts w:ascii="Arial" w:cs="Arial" w:eastAsia="Arial" w:hAnsi="Arial"/>
@@ -24737,6 +25247,7 @@
           </w:tcPr>
           <w:p>
             <w:pPr>
+              <w:keepNext w:val="false"/>
               <w:spacing w:after="40" w:before="0"/>
               <w:jc w:val="left"/>
             </w:pPr>
@@ -24769,6 +25280,7 @@
           </w:tcPr>
           <w:p>
             <w:pPr>
+              <w:keepNext w:val="false"/>
               <w:spacing w:after="40" w:before="0"/>
               <w:jc w:val="left"/>
             </w:pPr>
@@ -24801,6 +25313,7 @@
           </w:tcPr>
           <w:p>
             <w:pPr>
+              <w:keepNext w:val="false"/>
               <w:spacing w:after="40" w:before="0"/>
               <w:jc w:val="left"/>
             </w:pPr>
@@ -24833,6 +25346,7 @@
           </w:tcPr>
           <w:p>
             <w:pPr>
+              <w:keepNext w:val="false"/>
               <w:spacing w:after="40" w:before="0"/>
               <w:jc w:val="left"/>
             </w:pPr>
@@ -24867,6 +25381,7 @@
           </w:tcPr>
           <w:p>
             <w:pPr>
+              <w:keepNext w:val="false"/>
               <w:spacing w:after="40" w:before="0"/>
               <w:jc w:val="left"/>
             </w:pPr>
@@ -24904,7 +25419,7 @@
             <w:pPr>
               <w:spacing w:after="20" w:before="0"/>
             </w:pPr>
-            <w:hyperlink w:history="1" r:id="rIdxgxq58bwsr_-yqq3dvtyv">
+            <w:hyperlink w:history="1" r:id="rIdolzg0jrfgcalitneedbs1">
               <w:r>
                 <w:rPr>
                   <w:rFonts w:ascii="Arial" w:cs="Arial" w:eastAsia="Arial" w:hAnsi="Arial"/>
@@ -24937,7 +25452,7 @@
               <w:spacing w:after="10" w:before="0"/>
               <w:ind w:left="120"/>
             </w:pPr>
-            <w:hyperlink w:history="1" r:id="rIdrcri0_zdliflwbwgtceyx">
+            <w:hyperlink w:history="1" r:id="rIdifqajvh2cys6bn-we1ezk">
               <w:r>
                 <w:rPr>
                   <w:rFonts w:ascii="Arial" w:cs="Arial" w:eastAsia="Arial" w:hAnsi="Arial"/>
@@ -24982,7 +25497,7 @@
             <w:pPr>
               <w:spacing w:after="20" w:before="0"/>
             </w:pPr>
-            <w:hyperlink w:history="1" r:id="rIdwxzyyuvdcylilielflcwn">
+            <w:hyperlink w:history="1" r:id="rIduemcrlbmkkvboqgnqhcxb">
               <w:r>
                 <w:rPr>
                   <w:rFonts w:ascii="Arial" w:cs="Arial" w:eastAsia="Arial" w:hAnsi="Arial"/>
@@ -25015,7 +25530,7 @@
               <w:spacing w:after="10" w:before="0"/>
               <w:ind w:left="120"/>
             </w:pPr>
-            <w:hyperlink w:history="1" r:id="rId4o3z7ybu7ultlfftlg1-c">
+            <w:hyperlink w:history="1" r:id="rIdx6iryy-9xxox9gkqrnmdc">
               <w:r>
                 <w:rPr>
                   <w:rFonts w:ascii="Arial" w:cs="Arial" w:eastAsia="Arial" w:hAnsi="Arial"/>
@@ -25043,6 +25558,7 @@
           </w:tcPr>
           <w:p>
             <w:pPr>
+              <w:keepNext w:val="false"/>
               <w:spacing w:after="40" w:before="0"/>
               <w:jc w:val="left"/>
             </w:pPr>
@@ -25075,6 +25591,7 @@
           </w:tcPr>
           <w:p>
             <w:pPr>
+              <w:keepNext w:val="false"/>
               <w:spacing w:after="40" w:before="0"/>
               <w:jc w:val="left"/>
             </w:pPr>
@@ -25107,6 +25624,7 @@
           </w:tcPr>
           <w:p>
             <w:pPr>
+              <w:keepNext w:val="false"/>
               <w:spacing w:after="40" w:before="0"/>
               <w:jc w:val="left"/>
             </w:pPr>
@@ -25139,6 +25657,7 @@
           </w:tcPr>
           <w:p>
             <w:pPr>
+              <w:keepNext w:val="false"/>
               <w:spacing w:after="40" w:before="0"/>
               <w:jc w:val="left"/>
             </w:pPr>
@@ -25198,6 +25717,7 @@
           </w:tcPr>
           <w:p>
             <w:pPr>
+              <w:keepNext w:val="false"/>
               <w:spacing w:after="40" w:before="0"/>
               <w:jc w:val="center"/>
             </w:pPr>
@@ -25232,6 +25752,7 @@
           </w:tcPr>
           <w:p>
             <w:pPr>
+              <w:keepNext w:val="false"/>
               <w:spacing w:after="40" w:before="0"/>
               <w:jc w:val="left"/>
             </w:pPr>
@@ -25293,6 +25814,7 @@
           </w:tcPr>
           <w:p>
             <w:pPr>
+              <w:keepNext w:val="false"/>
               <w:spacing w:after="40" w:before="0"/>
               <w:jc w:val="center"/>
             </w:pPr>
@@ -25327,6 +25849,7 @@
           </w:tcPr>
           <w:p>
             <w:pPr>
+              <w:keepNext w:val="false"/>
               <w:spacing w:after="40" w:before="0"/>
               <w:jc w:val="left"/>
             </w:pPr>
@@ -25359,6 +25882,7 @@
           </w:tcPr>
           <w:p>
             <w:pPr>
+              <w:keepNext w:val="false"/>
               <w:spacing w:after="40" w:before="0"/>
               <w:jc w:val="left"/>
             </w:pPr>
@@ -25393,6 +25917,7 @@
           </w:tcPr>
           <w:p>
             <w:pPr>
+              <w:keepNext w:val="false"/>
               <w:spacing w:after="40" w:before="0"/>
               <w:jc w:val="left"/>
             </w:pPr>
@@ -25425,6 +25950,7 @@
           </w:tcPr>
           <w:p>
             <w:pPr>
+              <w:keepNext w:val="false"/>
               <w:spacing w:after="40" w:before="0"/>
               <w:jc w:val="left"/>
             </w:pPr>
@@ -25459,6 +25985,7 @@
           </w:tcPr>
           <w:p>
             <w:pPr>
+              <w:keepNext w:val="false"/>
               <w:spacing w:after="40" w:before="0"/>
               <w:jc w:val="left"/>
             </w:pPr>
@@ -25491,6 +26018,7 @@
           </w:tcPr>
           <w:p>
             <w:pPr>
+              <w:keepNext w:val="false"/>
               <w:spacing w:after="40" w:before="0"/>
               <w:jc w:val="left"/>
             </w:pPr>
@@ -25527,7 +26055,7 @@
         </w:rPr>
         <w:t xml:space="preserve">© 2026 SeaVuria and ARES. Aligned with KICD objectives. Developed by SeaVuria; technical implementation by ARES (with AI assistance from Claude). Licensed under </w:t>
       </w:r>
-      <w:hyperlink w:history="1" r:id="rIdrtklafjpkzxos03waszqz">
+      <w:hyperlink w:history="1" r:id="rIdhnslgg1fpb6obw7xiej7r">
         <w:r>
           <w:rPr>
             <w:rFonts w:ascii="Arial" w:cs="Arial" w:eastAsia="Arial" w:hAnsi="Arial"/>
@@ -25548,7 +26076,7 @@
         </w:rPr>
         <w:t xml:space="preserve"> (</w:t>
       </w:r>
-      <w:hyperlink w:history="1" r:id="rIdswo6le3cnqn8ngpicoupv">
+      <w:hyperlink w:history="1" r:id="rIdnsta8pkyamscounrrpwap">
         <w:r>
           <w:rPr>
             <w:rFonts w:ascii="Arial" w:cs="Arial" w:eastAsia="Arial" w:hAnsi="Arial"/>
@@ -25608,6 +26136,7 @@
           </w:tcPr>
           <w:p>
             <w:pPr>
+              <w:keepNext w:val="false"/>
               <w:spacing w:after="40" w:before="0"/>
               <w:jc w:val="center"/>
             </w:pPr>
@@ -25643,6 +26172,7 @@
           </w:tcPr>
           <w:p>
             <w:pPr>
+              <w:keepNext w:val="false"/>
               <w:spacing w:after="40" w:before="0"/>
               <w:jc w:val="center"/>
             </w:pPr>
@@ -25677,6 +26207,7 @@
           </w:tcPr>
           <w:p>
             <w:pPr>
+              <w:keepNext w:val="false"/>
               <w:spacing w:after="40" w:before="0"/>
               <w:jc w:val="left"/>
             </w:pPr>
@@ -25709,6 +26240,7 @@
           </w:tcPr>
           <w:p>
             <w:pPr>
+              <w:keepNext w:val="false"/>
               <w:spacing w:after="40" w:before="0"/>
               <w:jc w:val="left"/>
             </w:pPr>
@@ -25743,6 +26275,7 @@
           </w:tcPr>
           <w:p>
             <w:pPr>
+              <w:keepNext w:val="false"/>
               <w:spacing w:after="40" w:before="0"/>
               <w:jc w:val="left"/>
             </w:pPr>
@@ -25775,6 +26308,7 @@
           </w:tcPr>
           <w:p>
             <w:pPr>
+              <w:keepNext w:val="false"/>
               <w:spacing w:after="40" w:before="0"/>
               <w:jc w:val="left"/>
             </w:pPr>
@@ -25809,6 +26343,7 @@
           </w:tcPr>
           <w:p>
             <w:pPr>
+              <w:keepNext w:val="false"/>
               <w:spacing w:after="40" w:before="0"/>
               <w:jc w:val="left"/>
             </w:pPr>
@@ -25841,6 +26376,7 @@
           </w:tcPr>
           <w:p>
             <w:pPr>
+              <w:keepNext w:val="false"/>
               <w:spacing w:after="40" w:before="0"/>
               <w:jc w:val="left"/>
             </w:pPr>
@@ -25875,6 +26411,7 @@
           </w:tcPr>
           <w:p>
             <w:pPr>
+              <w:keepNext w:val="false"/>
               <w:spacing w:after="40" w:before="0"/>
               <w:jc w:val="left"/>
             </w:pPr>
@@ -25907,6 +26444,7 @@
           </w:tcPr>
           <w:p>
             <w:pPr>
+              <w:keepNext w:val="false"/>
               <w:spacing w:after="40" w:before="0"/>
               <w:jc w:val="left"/>
             </w:pPr>
@@ -25941,6 +26479,7 @@
           </w:tcPr>
           <w:p>
             <w:pPr>
+              <w:keepNext w:val="false"/>
               <w:spacing w:after="40" w:before="0"/>
               <w:jc w:val="left"/>
             </w:pPr>
@@ -25973,6 +26512,7 @@
           </w:tcPr>
           <w:p>
             <w:pPr>
+              <w:keepNext w:val="false"/>
               <w:spacing w:after="40" w:before="0"/>
               <w:jc w:val="left"/>
             </w:pPr>
@@ -26007,6 +26547,7 @@
           </w:tcPr>
           <w:p>
             <w:pPr>
+              <w:keepNext w:val="false"/>
               <w:spacing w:after="40" w:before="0"/>
               <w:jc w:val="left"/>
             </w:pPr>
@@ -26039,6 +26580,7 @@
           </w:tcPr>
           <w:p>
             <w:pPr>
+              <w:keepNext w:val="false"/>
               <w:spacing w:after="40" w:before="0"/>
               <w:jc w:val="left"/>
             </w:pPr>
@@ -26073,6 +26615,7 @@
           </w:tcPr>
           <w:p>
             <w:pPr>
+              <w:keepNext w:val="false"/>
               <w:spacing w:after="40" w:before="0"/>
               <w:jc w:val="left"/>
             </w:pPr>
@@ -26105,6 +26648,7 @@
           </w:tcPr>
           <w:p>
             <w:pPr>
+              <w:keepNext w:val="false"/>
               <w:spacing w:after="40" w:before="0"/>
               <w:jc w:val="left"/>
             </w:pPr>
@@ -26139,6 +26683,7 @@
           </w:tcPr>
           <w:p>
             <w:pPr>
+              <w:keepNext w:val="false"/>
               <w:spacing w:after="40" w:before="0"/>
               <w:jc w:val="left"/>
             </w:pPr>
@@ -26171,6 +26716,7 @@
           </w:tcPr>
           <w:p>
             <w:pPr>
+              <w:keepNext w:val="false"/>
               <w:spacing w:after="40" w:before="0"/>
               <w:jc w:val="left"/>
             </w:pPr>
@@ -26230,6 +26776,7 @@
           </w:tcPr>
           <w:p>
             <w:pPr>
+              <w:keepNext w:val="false"/>
               <w:spacing w:after="40" w:before="0"/>
               <w:jc w:val="center"/>
             </w:pPr>
@@ -26264,6 +26811,7 @@
           </w:tcPr>
           <w:p>
             <w:pPr>
+              <w:keepNext w:val="false"/>
               <w:spacing w:after="40" w:before="0"/>
               <w:jc w:val="left"/>
             </w:pPr>
@@ -26328,6 +26876,7 @@
           </w:tcPr>
           <w:p>
             <w:pPr>
+              <w:keepNext w:val="false"/>
               <w:spacing w:after="40" w:before="0"/>
               <w:jc w:val="center"/>
             </w:pPr>
@@ -26362,6 +26911,7 @@
           </w:tcPr>
           <w:p>
             <w:pPr>
+              <w:keepNext w:val="false"/>
               <w:spacing w:after="40" w:before="0"/>
               <w:jc w:val="left"/>
             </w:pPr>
@@ -26394,6 +26944,7 @@
           </w:tcPr>
           <w:p>
             <w:pPr>
+              <w:keepNext w:val="false"/>
               <w:spacing w:after="40" w:before="0"/>
               <w:jc w:val="left"/>
             </w:pPr>
@@ -26426,6 +26977,7 @@
           </w:tcPr>
           <w:p>
             <w:pPr>
+              <w:keepNext w:val="false"/>
               <w:spacing w:after="40" w:before="0"/>
               <w:jc w:val="left"/>
             </w:pPr>
@@ -26458,6 +27010,7 @@
           </w:tcPr>
           <w:p>
             <w:pPr>
+              <w:keepNext w:val="false"/>
               <w:spacing w:after="40" w:before="0"/>
               <w:jc w:val="left"/>
             </w:pPr>
@@ -26490,6 +27043,7 @@
           </w:tcPr>
           <w:p>
             <w:pPr>
+              <w:keepNext w:val="false"/>
               <w:spacing w:after="40" w:before="0"/>
               <w:jc w:val="left"/>
             </w:pPr>
@@ -26524,6 +27078,7 @@
           </w:tcPr>
           <w:p>
             <w:pPr>
+              <w:keepNext w:val="false"/>
               <w:spacing w:after="40" w:before="0"/>
               <w:jc w:val="left"/>
             </w:pPr>
@@ -26578,7 +27133,7 @@
               <w:spacing w:after="10" w:before="0"/>
               <w:ind w:left="120"/>
             </w:pPr>
-            <w:hyperlink w:history="1" r:id="rIdg21_okwbn-ibjojjv5ghw">
+            <w:hyperlink w:history="1" r:id="rIdi8ws6jespplhafzgd5ryj">
               <w:r>
                 <w:rPr>
                   <w:rFonts w:ascii="Arial" w:cs="Arial" w:eastAsia="Arial" w:hAnsi="Arial"/>
@@ -26638,7 +27193,7 @@
             <w:pPr>
               <w:spacing w:after="20" w:before="0"/>
             </w:pPr>
-            <w:hyperlink w:history="1" r:id="rIdfitystre4viuvkoa6n99-">
+            <w:hyperlink w:history="1" r:id="rIdw57khfggorsk5tabkftu2">
               <w:r>
                 <w:rPr>
                   <w:rFonts w:ascii="Arial" w:cs="Arial" w:eastAsia="Arial" w:hAnsi="Arial"/>
@@ -26687,7 +27242,7 @@
               <w:spacing w:after="10" w:before="0"/>
               <w:ind w:left="120"/>
             </w:pPr>
-            <w:hyperlink w:history="1" r:id="rIdd2-rhnik19kpvgdw-jvbl">
+            <w:hyperlink w:history="1" r:id="rIdffqabdnvdnaxroyfq66gp">
               <w:r>
                 <w:rPr>
                   <w:rFonts w:ascii="Arial" w:cs="Arial" w:eastAsia="Arial" w:hAnsi="Arial"/>
@@ -26715,6 +27270,7 @@
           </w:tcPr>
           <w:p>
             <w:pPr>
+              <w:keepNext w:val="false"/>
               <w:spacing w:after="40" w:before="0"/>
               <w:jc w:val="left"/>
             </w:pPr>
@@ -26747,6 +27303,7 @@
           </w:tcPr>
           <w:p>
             <w:pPr>
+              <w:keepNext w:val="false"/>
               <w:spacing w:after="40" w:before="0"/>
               <w:jc w:val="left"/>
             </w:pPr>
@@ -26779,6 +27336,7 @@
           </w:tcPr>
           <w:p>
             <w:pPr>
+              <w:keepNext w:val="false"/>
               <w:spacing w:after="40" w:before="0"/>
               <w:jc w:val="left"/>
             </w:pPr>
@@ -26811,6 +27369,7 @@
           </w:tcPr>
           <w:p>
             <w:pPr>
+              <w:keepNext w:val="false"/>
               <w:spacing w:after="40" w:before="0"/>
               <w:jc w:val="left"/>
             </w:pPr>
@@ -26845,6 +27404,7 @@
           </w:tcPr>
           <w:p>
             <w:pPr>
+              <w:keepNext w:val="false"/>
               <w:spacing w:after="40" w:before="0"/>
               <w:jc w:val="left"/>
             </w:pPr>
@@ -26899,7 +27459,7 @@
               <w:spacing w:after="10" w:before="0"/>
               <w:ind w:left="120"/>
             </w:pPr>
-            <w:hyperlink w:history="1" r:id="rIdkst3l4bspiave76bbtrgn">
+            <w:hyperlink w:history="1" r:id="rIdckqbeca94yflayt7orbij">
               <w:r>
                 <w:rPr>
                   <w:rFonts w:ascii="Arial" w:cs="Arial" w:eastAsia="Arial" w:hAnsi="Arial"/>
@@ -26959,7 +27519,7 @@
             <w:pPr>
               <w:spacing w:after="20" w:before="0"/>
             </w:pPr>
-            <w:hyperlink w:history="1" r:id="rIdu5ltcfrvykvlymsudwzy0">
+            <w:hyperlink w:history="1" r:id="rIdkysy7wggkt1x1po93goav">
               <w:r>
                 <w:rPr>
                   <w:rFonts w:ascii="Arial" w:cs="Arial" w:eastAsia="Arial" w:hAnsi="Arial"/>
@@ -27008,7 +27568,7 @@
               <w:spacing w:after="10" w:before="0"/>
               <w:ind w:left="120"/>
             </w:pPr>
-            <w:hyperlink w:history="1" r:id="rIdl6ped-pxdbvjs5jqpznuf">
+            <w:hyperlink w:history="1" r:id="rId5vvv8vv0rbyt1lfwejjqr">
               <w:r>
                 <w:rPr>
                   <w:rFonts w:ascii="Arial" w:cs="Arial" w:eastAsia="Arial" w:hAnsi="Arial"/>
@@ -27036,6 +27596,7 @@
           </w:tcPr>
           <w:p>
             <w:pPr>
+              <w:keepNext w:val="false"/>
               <w:spacing w:after="40" w:before="0"/>
               <w:jc w:val="left"/>
             </w:pPr>
@@ -27068,6 +27629,7 @@
           </w:tcPr>
           <w:p>
             <w:pPr>
+              <w:keepNext w:val="false"/>
               <w:spacing w:after="40" w:before="0"/>
               <w:jc w:val="left"/>
             </w:pPr>
@@ -27100,6 +27662,7 @@
           </w:tcPr>
           <w:p>
             <w:pPr>
+              <w:keepNext w:val="false"/>
               <w:spacing w:after="40" w:before="0"/>
               <w:jc w:val="left"/>
             </w:pPr>
@@ -27132,6 +27695,7 @@
           </w:tcPr>
           <w:p>
             <w:pPr>
+              <w:keepNext w:val="false"/>
               <w:spacing w:after="40" w:before="0"/>
               <w:jc w:val="left"/>
             </w:pPr>
@@ -27166,6 +27730,7 @@
           </w:tcPr>
           <w:p>
             <w:pPr>
+              <w:keepNext w:val="false"/>
               <w:spacing w:after="40" w:before="0"/>
               <w:jc w:val="left"/>
             </w:pPr>
@@ -27220,7 +27785,7 @@
               <w:spacing w:after="10" w:before="0"/>
               <w:ind w:left="120"/>
             </w:pPr>
-            <w:hyperlink w:history="1" r:id="rIdgvfsehxvfd7bvnn-vvurh">
+            <w:hyperlink w:history="1" r:id="rIdzfeuik2pujsnz09p1anpw">
               <w:r>
                 <w:rPr>
                   <w:rFonts w:ascii="Arial" w:cs="Arial" w:eastAsia="Arial" w:hAnsi="Arial"/>
@@ -27280,7 +27845,7 @@
             <w:pPr>
               <w:spacing w:after="20" w:before="0"/>
             </w:pPr>
-            <w:hyperlink w:history="1" r:id="rIdcozih3b3qoanwq4dispia">
+            <w:hyperlink w:history="1" r:id="rIdiumqpic7yxpiz7qe5gdbk">
               <w:r>
                 <w:rPr>
                   <w:rFonts w:ascii="Arial" w:cs="Arial" w:eastAsia="Arial" w:hAnsi="Arial"/>
@@ -27329,7 +27894,7 @@
               <w:spacing w:after="10" w:before="0"/>
               <w:ind w:left="120"/>
             </w:pPr>
-            <w:hyperlink w:history="1" r:id="rIdhi9djnxgo5tm69s2pexzt">
+            <w:hyperlink w:history="1" r:id="rIdxbjaeb5pb5dftzcfwl5ay">
               <w:r>
                 <w:rPr>
                   <w:rFonts w:ascii="Arial" w:cs="Arial" w:eastAsia="Arial" w:hAnsi="Arial"/>
@@ -27357,6 +27922,7 @@
           </w:tcPr>
           <w:p>
             <w:pPr>
+              <w:keepNext w:val="false"/>
               <w:spacing w:after="40" w:before="0"/>
               <w:jc w:val="left"/>
             </w:pPr>
@@ -27389,6 +27955,7 @@
           </w:tcPr>
           <w:p>
             <w:pPr>
+              <w:keepNext w:val="false"/>
               <w:spacing w:after="40" w:before="0"/>
               <w:jc w:val="left"/>
             </w:pPr>
@@ -27421,6 +27988,7 @@
           </w:tcPr>
           <w:p>
             <w:pPr>
+              <w:keepNext w:val="false"/>
               <w:spacing w:after="40" w:before="0"/>
               <w:jc w:val="left"/>
             </w:pPr>
@@ -27453,6 +28021,7 @@
           </w:tcPr>
           <w:p>
             <w:pPr>
+              <w:keepNext w:val="false"/>
               <w:spacing w:after="40" w:before="0"/>
               <w:jc w:val="left"/>
             </w:pPr>
@@ -27487,6 +28056,7 @@
           </w:tcPr>
           <w:p>
             <w:pPr>
+              <w:keepNext w:val="false"/>
               <w:spacing w:after="40" w:before="0"/>
               <w:jc w:val="left"/>
             </w:pPr>
@@ -27541,7 +28111,7 @@
               <w:spacing w:after="10" w:before="0"/>
               <w:ind w:left="120"/>
             </w:pPr>
-            <w:hyperlink w:history="1" r:id="rIddb7bur4bavyglylp_wu0y">
+            <w:hyperlink w:history="1" r:id="rIdp0g4xsduduofotzcsxxmy">
               <w:r>
                 <w:rPr>
                   <w:rFonts w:ascii="Arial" w:cs="Arial" w:eastAsia="Arial" w:hAnsi="Arial"/>
@@ -27601,7 +28171,7 @@
             <w:pPr>
               <w:spacing w:after="20" w:before="0"/>
             </w:pPr>
-            <w:hyperlink w:history="1" r:id="rIdt77ejaibllwyoe8-pu02y">
+            <w:hyperlink w:history="1" r:id="rId6vkqcue5yrjhnuqs3oihj">
               <w:r>
                 <w:rPr>
                   <w:rFonts w:ascii="Arial" w:cs="Arial" w:eastAsia="Arial" w:hAnsi="Arial"/>
@@ -27650,7 +28220,7 @@
               <w:spacing w:after="10" w:before="0"/>
               <w:ind w:left="120"/>
             </w:pPr>
-            <w:hyperlink w:history="1" r:id="rIdhaqmim7okq7mqcqe7uhkw">
+            <w:hyperlink w:history="1" r:id="rIdabpby3y16kppackvveewh">
               <w:r>
                 <w:rPr>
                   <w:rFonts w:ascii="Arial" w:cs="Arial" w:eastAsia="Arial" w:hAnsi="Arial"/>
@@ -27678,6 +28248,7 @@
           </w:tcPr>
           <w:p>
             <w:pPr>
+              <w:keepNext w:val="false"/>
               <w:spacing w:after="40" w:before="0"/>
               <w:jc w:val="left"/>
             </w:pPr>
@@ -27710,6 +28281,7 @@
           </w:tcPr>
           <w:p>
             <w:pPr>
+              <w:keepNext w:val="false"/>
               <w:spacing w:after="40" w:before="0"/>
               <w:jc w:val="left"/>
             </w:pPr>
@@ -27742,6 +28314,7 @@
           </w:tcPr>
           <w:p>
             <w:pPr>
+              <w:keepNext w:val="false"/>
               <w:spacing w:after="40" w:before="0"/>
               <w:jc w:val="left"/>
             </w:pPr>
@@ -27774,6 +28347,7 @@
           </w:tcPr>
           <w:p>
             <w:pPr>
+              <w:keepNext w:val="false"/>
               <w:spacing w:after="40" w:before="0"/>
               <w:jc w:val="left"/>
             </w:pPr>
@@ -27808,6 +28382,7 @@
           </w:tcPr>
           <w:p>
             <w:pPr>
+              <w:keepNext w:val="false"/>
               <w:spacing w:after="40" w:before="0"/>
               <w:jc w:val="left"/>
             </w:pPr>
@@ -27862,7 +28437,7 @@
               <w:spacing w:after="10" w:before="0"/>
               <w:ind w:left="120"/>
             </w:pPr>
-            <w:hyperlink w:history="1" r:id="rIdb43hf0dszurwi511kdzlu">
+            <w:hyperlink w:history="1" r:id="rIdecaoxgx5lniklhwygfkw0">
               <w:r>
                 <w:rPr>
                   <w:rFonts w:ascii="Arial" w:cs="Arial" w:eastAsia="Arial" w:hAnsi="Arial"/>
@@ -27922,7 +28497,7 @@
             <w:pPr>
               <w:spacing w:after="20" w:before="0"/>
             </w:pPr>
-            <w:hyperlink w:history="1" r:id="rIdfdyz6lsu8iw1e1mx-gy3j">
+            <w:hyperlink w:history="1" r:id="rId1d6za1de95brhubd8yhuh">
               <w:r>
                 <w:rPr>
                   <w:rFonts w:ascii="Arial" w:cs="Arial" w:eastAsia="Arial" w:hAnsi="Arial"/>
@@ -27971,7 +28546,7 @@
               <w:spacing w:after="10" w:before="0"/>
               <w:ind w:left="120"/>
             </w:pPr>
-            <w:hyperlink w:history="1" r:id="rIdi5xrrdb8mxdf8ytwafn3a">
+            <w:hyperlink w:history="1" r:id="rIdeybgt3wywfjuatehy1tzh">
               <w:r>
                 <w:rPr>
                   <w:rFonts w:ascii="Arial" w:cs="Arial" w:eastAsia="Arial" w:hAnsi="Arial"/>
@@ -27999,6 +28574,7 @@
           </w:tcPr>
           <w:p>
             <w:pPr>
+              <w:keepNext w:val="false"/>
               <w:spacing w:after="40" w:before="0"/>
               <w:jc w:val="left"/>
             </w:pPr>
@@ -28031,6 +28607,7 @@
           </w:tcPr>
           <w:p>
             <w:pPr>
+              <w:keepNext w:val="false"/>
               <w:spacing w:after="40" w:before="0"/>
               <w:jc w:val="left"/>
             </w:pPr>
@@ -28063,6 +28640,7 @@
           </w:tcPr>
           <w:p>
             <w:pPr>
+              <w:keepNext w:val="false"/>
               <w:spacing w:after="40" w:before="0"/>
               <w:jc w:val="left"/>
             </w:pPr>
@@ -28095,6 +28673,7 @@
           </w:tcPr>
           <w:p>
             <w:pPr>
+              <w:keepNext w:val="false"/>
               <w:spacing w:after="40" w:before="0"/>
               <w:jc w:val="left"/>
             </w:pPr>
@@ -28154,6 +28733,7 @@
           </w:tcPr>
           <w:p>
             <w:pPr>
+              <w:keepNext w:val="false"/>
               <w:spacing w:after="40" w:before="0"/>
               <w:jc w:val="center"/>
             </w:pPr>
@@ -28188,6 +28768,7 @@
           </w:tcPr>
           <w:p>
             <w:pPr>
+              <w:keepNext w:val="false"/>
               <w:spacing w:after="40" w:before="0"/>
               <w:jc w:val="left"/>
             </w:pPr>
@@ -28249,6 +28830,7 @@
           </w:tcPr>
           <w:p>
             <w:pPr>
+              <w:keepNext w:val="false"/>
               <w:spacing w:after="40" w:before="0"/>
               <w:jc w:val="center"/>
             </w:pPr>
@@ -28283,6 +28865,7 @@
           </w:tcPr>
           <w:p>
             <w:pPr>
+              <w:keepNext w:val="false"/>
               <w:spacing w:after="40" w:before="0"/>
               <w:jc w:val="left"/>
             </w:pPr>
@@ -28315,6 +28898,7 @@
           </w:tcPr>
           <w:p>
             <w:pPr>
+              <w:keepNext w:val="false"/>
               <w:spacing w:after="40" w:before="0"/>
               <w:jc w:val="left"/>
             </w:pPr>
@@ -28349,6 +28933,7 @@
           </w:tcPr>
           <w:p>
             <w:pPr>
+              <w:keepNext w:val="false"/>
               <w:spacing w:after="40" w:before="0"/>
               <w:jc w:val="left"/>
             </w:pPr>
@@ -28381,6 +28966,7 @@
           </w:tcPr>
           <w:p>
             <w:pPr>
+              <w:keepNext w:val="false"/>
               <w:spacing w:after="40" w:before="0"/>
               <w:jc w:val="left"/>
             </w:pPr>
@@ -28415,6 +29001,7 @@
           </w:tcPr>
           <w:p>
             <w:pPr>
+              <w:keepNext w:val="false"/>
               <w:spacing w:after="40" w:before="0"/>
               <w:jc w:val="left"/>
             </w:pPr>
@@ -28447,6 +29034,7 @@
           </w:tcPr>
           <w:p>
             <w:pPr>
+              <w:keepNext w:val="false"/>
               <w:spacing w:after="40" w:before="0"/>
               <w:jc w:val="left"/>
             </w:pPr>
@@ -28483,7 +29071,7 @@
         </w:rPr>
         <w:t xml:space="preserve">© 2026 SeaVuria and ARES. Aligned with KICD objectives. Developed by SeaVuria; technical implementation by ARES (with AI assistance from Claude). Licensed under </w:t>
       </w:r>
-      <w:hyperlink w:history="1" r:id="rIdebc265keyq7un9tu6zyxz">
+      <w:hyperlink w:history="1" r:id="rId73jkxhfvt30hignbryppi">
         <w:r>
           <w:rPr>
             <w:rFonts w:ascii="Arial" w:cs="Arial" w:eastAsia="Arial" w:hAnsi="Arial"/>
@@ -28504,7 +29092,7 @@
         </w:rPr>
         <w:t xml:space="preserve"> (</w:t>
       </w:r>
-      <w:hyperlink w:history="1" r:id="rIdq6ekxkwhk8vmzgldawvca">
+      <w:hyperlink w:history="1" r:id="rId80fxyo1htl9wqbbu-mjkv">
         <w:r>
           <w:rPr>
             <w:rFonts w:ascii="Arial" w:cs="Arial" w:eastAsia="Arial" w:hAnsi="Arial"/>
@@ -28564,6 +29152,7 @@
           </w:tcPr>
           <w:p>
             <w:pPr>
+              <w:keepNext w:val="false"/>
               <w:spacing w:after="40" w:before="0"/>
               <w:jc w:val="center"/>
             </w:pPr>
@@ -28599,6 +29188,7 @@
           </w:tcPr>
           <w:p>
             <w:pPr>
+              <w:keepNext w:val="false"/>
               <w:spacing w:after="40" w:before="0"/>
               <w:jc w:val="center"/>
             </w:pPr>
@@ -28633,6 +29223,7 @@
           </w:tcPr>
           <w:p>
             <w:pPr>
+              <w:keepNext w:val="false"/>
               <w:spacing w:after="40" w:before="0"/>
               <w:jc w:val="left"/>
             </w:pPr>
@@ -28665,6 +29256,7 @@
           </w:tcPr>
           <w:p>
             <w:pPr>
+              <w:keepNext w:val="false"/>
               <w:spacing w:after="40" w:before="0"/>
               <w:jc w:val="left"/>
             </w:pPr>
@@ -28699,6 +29291,7 @@
           </w:tcPr>
           <w:p>
             <w:pPr>
+              <w:keepNext w:val="false"/>
               <w:spacing w:after="40" w:before="0"/>
               <w:jc w:val="left"/>
             </w:pPr>
@@ -28731,6 +29324,7 @@
           </w:tcPr>
           <w:p>
             <w:pPr>
+              <w:keepNext w:val="false"/>
               <w:spacing w:after="40" w:before="0"/>
               <w:jc w:val="left"/>
             </w:pPr>
@@ -28765,6 +29359,7 @@
           </w:tcPr>
           <w:p>
             <w:pPr>
+              <w:keepNext w:val="false"/>
               <w:spacing w:after="40" w:before="0"/>
               <w:jc w:val="left"/>
             </w:pPr>
@@ -28797,6 +29392,7 @@
           </w:tcPr>
           <w:p>
             <w:pPr>
+              <w:keepNext w:val="false"/>
               <w:spacing w:after="40" w:before="0"/>
               <w:jc w:val="left"/>
             </w:pPr>
@@ -28831,6 +29427,7 @@
           </w:tcPr>
           <w:p>
             <w:pPr>
+              <w:keepNext w:val="false"/>
               <w:spacing w:after="40" w:before="0"/>
               <w:jc w:val="left"/>
             </w:pPr>
@@ -28863,6 +29460,7 @@
           </w:tcPr>
           <w:p>
             <w:pPr>
+              <w:keepNext w:val="false"/>
               <w:spacing w:after="40" w:before="0"/>
               <w:jc w:val="left"/>
             </w:pPr>
@@ -28897,6 +29495,7 @@
           </w:tcPr>
           <w:p>
             <w:pPr>
+              <w:keepNext w:val="false"/>
               <w:spacing w:after="40" w:before="0"/>
               <w:jc w:val="left"/>
             </w:pPr>
@@ -28929,6 +29528,7 @@
           </w:tcPr>
           <w:p>
             <w:pPr>
+              <w:keepNext w:val="false"/>
               <w:spacing w:after="40" w:before="0"/>
               <w:jc w:val="left"/>
             </w:pPr>
@@ -28963,6 +29563,7 @@
           </w:tcPr>
           <w:p>
             <w:pPr>
+              <w:keepNext w:val="false"/>
               <w:spacing w:after="40" w:before="0"/>
               <w:jc w:val="left"/>
             </w:pPr>
@@ -28995,6 +29596,7 @@
           </w:tcPr>
           <w:p>
             <w:pPr>
+              <w:keepNext w:val="false"/>
               <w:spacing w:after="40" w:before="0"/>
               <w:jc w:val="left"/>
             </w:pPr>
@@ -29029,6 +29631,7 @@
           </w:tcPr>
           <w:p>
             <w:pPr>
+              <w:keepNext w:val="false"/>
               <w:spacing w:after="40" w:before="0"/>
               <w:jc w:val="left"/>
             </w:pPr>
@@ -29061,6 +29664,7 @@
           </w:tcPr>
           <w:p>
             <w:pPr>
+              <w:keepNext w:val="false"/>
               <w:spacing w:after="40" w:before="0"/>
               <w:jc w:val="left"/>
             </w:pPr>
@@ -29095,6 +29699,7 @@
           </w:tcPr>
           <w:p>
             <w:pPr>
+              <w:keepNext w:val="false"/>
               <w:spacing w:after="40" w:before="0"/>
               <w:jc w:val="left"/>
             </w:pPr>
@@ -29127,6 +29732,7 @@
           </w:tcPr>
           <w:p>
             <w:pPr>
+              <w:keepNext w:val="false"/>
               <w:spacing w:after="40" w:before="0"/>
               <w:jc w:val="left"/>
             </w:pPr>
@@ -29186,6 +29792,7 @@
           </w:tcPr>
           <w:p>
             <w:pPr>
+              <w:keepNext w:val="false"/>
               <w:spacing w:after="40" w:before="0"/>
               <w:jc w:val="center"/>
             </w:pPr>
@@ -29220,6 +29827,7 @@
           </w:tcPr>
           <w:p>
             <w:pPr>
+              <w:keepNext w:val="false"/>
               <w:spacing w:after="40" w:before="0"/>
               <w:jc w:val="left"/>
             </w:pPr>
@@ -29284,6 +29892,7 @@
           </w:tcPr>
           <w:p>
             <w:pPr>
+              <w:keepNext w:val="false"/>
               <w:spacing w:after="40" w:before="0"/>
               <w:jc w:val="center"/>
             </w:pPr>
@@ -29318,6 +29927,7 @@
           </w:tcPr>
           <w:p>
             <w:pPr>
+              <w:keepNext w:val="false"/>
               <w:spacing w:after="40" w:before="0"/>
               <w:jc w:val="left"/>
             </w:pPr>
@@ -29350,6 +29960,7 @@
           </w:tcPr>
           <w:p>
             <w:pPr>
+              <w:keepNext w:val="false"/>
               <w:spacing w:after="40" w:before="0"/>
               <w:jc w:val="left"/>
             </w:pPr>
@@ -29382,6 +29993,7 @@
           </w:tcPr>
           <w:p>
             <w:pPr>
+              <w:keepNext w:val="false"/>
               <w:spacing w:after="40" w:before="0"/>
               <w:jc w:val="left"/>
             </w:pPr>
@@ -29414,6 +30026,7 @@
           </w:tcPr>
           <w:p>
             <w:pPr>
+              <w:keepNext w:val="false"/>
               <w:spacing w:after="40" w:before="0"/>
               <w:jc w:val="left"/>
             </w:pPr>
@@ -29446,6 +30059,7 @@
           </w:tcPr>
           <w:p>
             <w:pPr>
+              <w:keepNext w:val="false"/>
               <w:spacing w:after="40" w:before="0"/>
               <w:jc w:val="left"/>
             </w:pPr>
@@ -29480,6 +30094,7 @@
           </w:tcPr>
           <w:p>
             <w:pPr>
+              <w:keepNext w:val="false"/>
               <w:spacing w:after="40" w:before="0"/>
               <w:jc w:val="left"/>
             </w:pPr>
@@ -29517,7 +30132,7 @@
             <w:pPr>
               <w:spacing w:after="20" w:before="0"/>
             </w:pPr>
-            <w:hyperlink w:history="1" r:id="rId9tm5aggusdwnvpgwgjugv">
+            <w:hyperlink w:history="1" r:id="rIdefmnwsblp5k1asq7ltjtq">
               <w:r>
                 <w:rPr>
                   <w:rFonts w:ascii="Arial" w:cs="Arial" w:eastAsia="Arial" w:hAnsi="Arial"/>
@@ -29550,7 +30165,7 @@
               <w:spacing w:after="10" w:before="0"/>
               <w:ind w:left="120"/>
             </w:pPr>
-            <w:hyperlink w:history="1" r:id="rId5nenhqufcgajj_42c5mni">
+            <w:hyperlink w:history="1" r:id="rId4_vtniwsxu2c_lodcfcrl">
               <w:r>
                 <w:rPr>
                   <w:rFonts w:ascii="Arial" w:cs="Arial" w:eastAsia="Arial" w:hAnsi="Arial"/>
@@ -29595,7 +30210,7 @@
             <w:pPr>
               <w:spacing w:after="20" w:before="0"/>
             </w:pPr>
-            <w:hyperlink w:history="1" r:id="rIdgjp0fefhy6gtcg63pi9d1">
+            <w:hyperlink w:history="1" r:id="rIdtmff_mifhuzyrzvv7uiqt">
               <w:r>
                 <w:rPr>
                   <w:rFonts w:ascii="Arial" w:cs="Arial" w:eastAsia="Arial" w:hAnsi="Arial"/>
@@ -29644,7 +30259,7 @@
               <w:spacing w:after="10" w:before="0"/>
               <w:ind w:left="120"/>
             </w:pPr>
-            <w:hyperlink w:history="1" r:id="rIdbfpo20xlfe78ifftjbarh">
+            <w:hyperlink w:history="1" r:id="rIdea2fwu7p-nwip0fj7a8tc">
               <w:r>
                 <w:rPr>
                   <w:rFonts w:ascii="Arial" w:cs="Arial" w:eastAsia="Arial" w:hAnsi="Arial"/>
@@ -29672,6 +30287,7 @@
           </w:tcPr>
           <w:p>
             <w:pPr>
+              <w:keepNext w:val="false"/>
               <w:spacing w:after="40" w:before="0"/>
               <w:jc w:val="left"/>
             </w:pPr>
@@ -29704,6 +30320,7 @@
           </w:tcPr>
           <w:p>
             <w:pPr>
+              <w:keepNext w:val="false"/>
               <w:spacing w:after="40" w:before="0"/>
               <w:jc w:val="left"/>
             </w:pPr>
@@ -29736,6 +30353,7 @@
           </w:tcPr>
           <w:p>
             <w:pPr>
+              <w:keepNext w:val="false"/>
               <w:spacing w:after="40" w:before="0"/>
               <w:jc w:val="left"/>
             </w:pPr>
@@ -29768,6 +30386,7 @@
           </w:tcPr>
           <w:p>
             <w:pPr>
+              <w:keepNext w:val="false"/>
               <w:spacing w:after="40" w:before="0"/>
               <w:jc w:val="left"/>
             </w:pPr>
@@ -29802,6 +30421,7 @@
           </w:tcPr>
           <w:p>
             <w:pPr>
+              <w:keepNext w:val="false"/>
               <w:spacing w:after="40" w:before="0"/>
               <w:jc w:val="left"/>
             </w:pPr>
@@ -29839,7 +30459,7 @@
             <w:pPr>
               <w:spacing w:after="20" w:before="0"/>
             </w:pPr>
-            <w:hyperlink w:history="1" r:id="rIdtn5djr090qtyhummoy-hz">
+            <w:hyperlink w:history="1" r:id="rIdxv2kmflqf-kspidxggg2l">
               <w:r>
                 <w:rPr>
                   <w:rFonts w:ascii="Arial" w:cs="Arial" w:eastAsia="Arial" w:hAnsi="Arial"/>
@@ -29872,7 +30492,7 @@
               <w:spacing w:after="10" w:before="0"/>
               <w:ind w:left="120"/>
             </w:pPr>
-            <w:hyperlink w:history="1" r:id="rId6cdv5r0qsaivbcustfa7r">
+            <w:hyperlink w:history="1" r:id="rId4iixdakobs7cfprpf4fdm">
               <w:r>
                 <w:rPr>
                   <w:rFonts w:ascii="Arial" w:cs="Arial" w:eastAsia="Arial" w:hAnsi="Arial"/>
@@ -29917,7 +30537,7 @@
             <w:pPr>
               <w:spacing w:after="20" w:before="0"/>
             </w:pPr>
-            <w:hyperlink w:history="1" r:id="rIdirg913zacy4dh-fstf1sz">
+            <w:hyperlink w:history="1" r:id="rIdvswhbtnpapmhmwtfdj2in">
               <w:r>
                 <w:rPr>
                   <w:rFonts w:ascii="Arial" w:cs="Arial" w:eastAsia="Arial" w:hAnsi="Arial"/>
@@ -29966,7 +30586,7 @@
               <w:spacing w:after="10" w:before="0"/>
               <w:ind w:left="120"/>
             </w:pPr>
-            <w:hyperlink w:history="1" r:id="rIdserlnxhyfcuyzf_p_clut">
+            <w:hyperlink w:history="1" r:id="rIdmuypeb7duklmhtb22om9u">
               <w:r>
                 <w:rPr>
                   <w:rFonts w:ascii="Arial" w:cs="Arial" w:eastAsia="Arial" w:hAnsi="Arial"/>
@@ -29994,6 +30614,7 @@
           </w:tcPr>
           <w:p>
             <w:pPr>
+              <w:keepNext w:val="false"/>
               <w:spacing w:after="40" w:before="0"/>
               <w:jc w:val="left"/>
             </w:pPr>
@@ -30026,6 +30647,7 @@
           </w:tcPr>
           <w:p>
             <w:pPr>
+              <w:keepNext w:val="false"/>
               <w:spacing w:after="40" w:before="0"/>
               <w:jc w:val="left"/>
             </w:pPr>
@@ -30058,6 +30680,7 @@
           </w:tcPr>
           <w:p>
             <w:pPr>
+              <w:keepNext w:val="false"/>
               <w:spacing w:after="40" w:before="0"/>
               <w:jc w:val="left"/>
             </w:pPr>
@@ -30090,6 +30713,7 @@
           </w:tcPr>
           <w:p>
             <w:pPr>
+              <w:keepNext w:val="false"/>
               <w:spacing w:after="40" w:before="0"/>
               <w:jc w:val="left"/>
             </w:pPr>
@@ -30124,6 +30748,7 @@
           </w:tcPr>
           <w:p>
             <w:pPr>
+              <w:keepNext w:val="false"/>
               <w:spacing w:after="40" w:before="0"/>
               <w:jc w:val="left"/>
             </w:pPr>
@@ -30161,7 +30786,7 @@
             <w:pPr>
               <w:spacing w:after="20" w:before="0"/>
             </w:pPr>
-            <w:hyperlink w:history="1" r:id="rId6iporbp3evodlswvwyzov">
+            <w:hyperlink w:history="1" r:id="rId4vcoz9z6lverwfitlmqvi">
               <w:r>
                 <w:rPr>
                   <w:rFonts w:ascii="Arial" w:cs="Arial" w:eastAsia="Arial" w:hAnsi="Arial"/>
@@ -30210,7 +30835,7 @@
               <w:spacing w:after="10" w:before="0"/>
               <w:ind w:left="120"/>
             </w:pPr>
-            <w:hyperlink w:history="1" r:id="rIddomih-_dpo4oa9zvxlr5u">
+            <w:hyperlink w:history="1" r:id="rIdbjnvdbelbm-5sm5byb8fo">
               <w:r>
                 <w:rPr>
                   <w:rFonts w:ascii="Arial" w:cs="Arial" w:eastAsia="Arial" w:hAnsi="Arial"/>
@@ -30255,7 +30880,7 @@
             <w:pPr>
               <w:spacing w:after="20" w:before="0"/>
             </w:pPr>
-            <w:hyperlink w:history="1" r:id="rIdv0ycgast6qy3rs5ij9crq">
+            <w:hyperlink w:history="1" r:id="rIdtba8tguxqgaufidddjtko">
               <w:r>
                 <w:rPr>
                   <w:rFonts w:ascii="Arial" w:cs="Arial" w:eastAsia="Arial" w:hAnsi="Arial"/>
@@ -30304,7 +30929,7 @@
               <w:spacing w:after="10" w:before="0"/>
               <w:ind w:left="120"/>
             </w:pPr>
-            <w:hyperlink w:history="1" r:id="rIdehbhode6svw2o-ljbmq5s">
+            <w:hyperlink w:history="1" r:id="rIdf0iv4ksg_bbfxlgj8ejdg">
               <w:r>
                 <w:rPr>
                   <w:rFonts w:ascii="Arial" w:cs="Arial" w:eastAsia="Arial" w:hAnsi="Arial"/>
@@ -30332,6 +30957,7 @@
           </w:tcPr>
           <w:p>
             <w:pPr>
+              <w:keepNext w:val="false"/>
               <w:spacing w:after="40" w:before="0"/>
               <w:jc w:val="left"/>
             </w:pPr>
@@ -30364,6 +30990,7 @@
           </w:tcPr>
           <w:p>
             <w:pPr>
+              <w:keepNext w:val="false"/>
               <w:spacing w:after="40" w:before="0"/>
               <w:jc w:val="left"/>
             </w:pPr>
@@ -30396,6 +31023,7 @@
           </w:tcPr>
           <w:p>
             <w:pPr>
+              <w:keepNext w:val="false"/>
               <w:spacing w:after="40" w:before="0"/>
               <w:jc w:val="left"/>
             </w:pPr>
@@ -30428,6 +31056,7 @@
           </w:tcPr>
           <w:p>
             <w:pPr>
+              <w:keepNext w:val="false"/>
               <w:spacing w:after="40" w:before="0"/>
               <w:jc w:val="left"/>
             </w:pPr>
@@ -30462,6 +31091,7 @@
           </w:tcPr>
           <w:p>
             <w:pPr>
+              <w:keepNext w:val="false"/>
               <w:spacing w:after="40" w:before="0"/>
               <w:jc w:val="left"/>
             </w:pPr>
@@ -30499,7 +31129,7 @@
             <w:pPr>
               <w:spacing w:after="20" w:before="0"/>
             </w:pPr>
-            <w:hyperlink w:history="1" r:id="rIdyzbp9dywcgml6ic2k00vu">
+            <w:hyperlink w:history="1" r:id="rIdwb0eg_jwqwdglt_8hdipo">
               <w:r>
                 <w:rPr>
                   <w:rFonts w:ascii="Arial" w:cs="Arial" w:eastAsia="Arial" w:hAnsi="Arial"/>
@@ -30548,7 +31178,7 @@
               <w:spacing w:after="10" w:before="0"/>
               <w:ind w:left="120"/>
             </w:pPr>
-            <w:hyperlink w:history="1" r:id="rIdcufjn8zpmmumeqwkfuqvz">
+            <w:hyperlink w:history="1" r:id="rIdgcixbeq3c6o7yby_biel_">
               <w:r>
                 <w:rPr>
                   <w:rFonts w:ascii="Arial" w:cs="Arial" w:eastAsia="Arial" w:hAnsi="Arial"/>
@@ -30593,7 +31223,7 @@
             <w:pPr>
               <w:spacing w:after="20" w:before="0"/>
             </w:pPr>
-            <w:hyperlink w:history="1" r:id="rIdlinz7ir0ducvbnqgwopfv">
+            <w:hyperlink w:history="1" r:id="rIdkwsnqnrkeolz4ukbh8uw0">
               <w:r>
                 <w:rPr>
                   <w:rFonts w:ascii="Arial" w:cs="Arial" w:eastAsia="Arial" w:hAnsi="Arial"/>
@@ -30642,7 +31272,7 @@
               <w:spacing w:after="10" w:before="0"/>
               <w:ind w:left="120"/>
             </w:pPr>
-            <w:hyperlink w:history="1" r:id="rId6ozal9haaskp9hjtiebqr">
+            <w:hyperlink w:history="1" r:id="rIdnkwxmihuxsubtjw39stob">
               <w:r>
                 <w:rPr>
                   <w:rFonts w:ascii="Arial" w:cs="Arial" w:eastAsia="Arial" w:hAnsi="Arial"/>
@@ -30670,6 +31300,7 @@
           </w:tcPr>
           <w:p>
             <w:pPr>
+              <w:keepNext w:val="false"/>
               <w:spacing w:after="40" w:before="0"/>
               <w:jc w:val="left"/>
             </w:pPr>
@@ -30702,6 +31333,7 @@
           </w:tcPr>
           <w:p>
             <w:pPr>
+              <w:keepNext w:val="false"/>
               <w:spacing w:after="40" w:before="0"/>
               <w:jc w:val="left"/>
             </w:pPr>
@@ -30734,6 +31366,7 @@
           </w:tcPr>
           <w:p>
             <w:pPr>
+              <w:keepNext w:val="false"/>
               <w:spacing w:after="40" w:before="0"/>
               <w:jc w:val="left"/>
             </w:pPr>
@@ -30766,6 +31399,7 @@
           </w:tcPr>
           <w:p>
             <w:pPr>
+              <w:keepNext w:val="false"/>
               <w:spacing w:after="40" w:before="0"/>
               <w:jc w:val="left"/>
             </w:pPr>
@@ -30800,6 +31434,7 @@
           </w:tcPr>
           <w:p>
             <w:pPr>
+              <w:keepNext w:val="false"/>
               <w:spacing w:after="40" w:before="0"/>
               <w:jc w:val="left"/>
             </w:pPr>
@@ -30837,7 +31472,7 @@
             <w:pPr>
               <w:spacing w:after="20" w:before="0"/>
             </w:pPr>
-            <w:hyperlink w:history="1" r:id="rIdwhlti7dm44xu9n0ufejfb">
+            <w:hyperlink w:history="1" r:id="rIdmijr_gw0tkbqc4sw03jd6">
               <w:r>
                 <w:rPr>
                   <w:rFonts w:ascii="Arial" w:cs="Arial" w:eastAsia="Arial" w:hAnsi="Arial"/>
@@ -30886,7 +31521,7 @@
               <w:spacing w:after="10" w:before="0"/>
               <w:ind w:left="120"/>
             </w:pPr>
-            <w:hyperlink w:history="1" r:id="rIdwolrzjsyy5fcvrqb9mcy3">
+            <w:hyperlink w:history="1" r:id="rIdjx2_ohkgnc7hhllayekxe">
               <w:r>
                 <w:rPr>
                   <w:rFonts w:ascii="Arial" w:cs="Arial" w:eastAsia="Arial" w:hAnsi="Arial"/>
@@ -30931,7 +31566,7 @@
             <w:pPr>
               <w:spacing w:after="20" w:before="0"/>
             </w:pPr>
-            <w:hyperlink w:history="1" r:id="rIdyums9uxyxr6tggqvhpzc6">
+            <w:hyperlink w:history="1" r:id="rIdqnilq-h4awk_bjcwwvpgk">
               <w:r>
                 <w:rPr>
                   <w:rFonts w:ascii="Arial" w:cs="Arial" w:eastAsia="Arial" w:hAnsi="Arial"/>
@@ -30980,7 +31615,7 @@
               <w:spacing w:after="10" w:before="0"/>
               <w:ind w:left="120"/>
             </w:pPr>
-            <w:hyperlink w:history="1" r:id="rIdgb_tgtlpyy9fj5qhv2v0w">
+            <w:hyperlink w:history="1" r:id="rIdajmxhqphyr-bbctpbhmkh">
               <w:r>
                 <w:rPr>
                   <w:rFonts w:ascii="Arial" w:cs="Arial" w:eastAsia="Arial" w:hAnsi="Arial"/>
@@ -31008,6 +31643,7 @@
           </w:tcPr>
           <w:p>
             <w:pPr>
+              <w:keepNext w:val="false"/>
               <w:spacing w:after="40" w:before="0"/>
               <w:jc w:val="left"/>
             </w:pPr>
@@ -31040,6 +31676,7 @@
           </w:tcPr>
           <w:p>
             <w:pPr>
+              <w:keepNext w:val="false"/>
               <w:spacing w:after="40" w:before="0"/>
               <w:jc w:val="left"/>
             </w:pPr>
@@ -31072,6 +31709,7 @@
           </w:tcPr>
           <w:p>
             <w:pPr>
+              <w:keepNext w:val="false"/>
               <w:spacing w:after="40" w:before="0"/>
               <w:jc w:val="left"/>
             </w:pPr>
@@ -31104,6 +31742,7 @@
           </w:tcPr>
           <w:p>
             <w:pPr>
+              <w:keepNext w:val="false"/>
               <w:spacing w:after="40" w:before="0"/>
               <w:jc w:val="left"/>
             </w:pPr>
@@ -31163,6 +31802,7 @@
           </w:tcPr>
           <w:p>
             <w:pPr>
+              <w:keepNext w:val="false"/>
               <w:spacing w:after="40" w:before="0"/>
               <w:jc w:val="center"/>
             </w:pPr>
@@ -31197,6 +31837,7 @@
           </w:tcPr>
           <w:p>
             <w:pPr>
+              <w:keepNext w:val="false"/>
               <w:spacing w:after="40" w:before="0"/>
               <w:jc w:val="left"/>
             </w:pPr>
@@ -31258,6 +31899,7 @@
           </w:tcPr>
           <w:p>
             <w:pPr>
+              <w:keepNext w:val="false"/>
               <w:spacing w:after="40" w:before="0"/>
               <w:jc w:val="center"/>
             </w:pPr>
@@ -31292,6 +31934,7 @@
           </w:tcPr>
           <w:p>
             <w:pPr>
+              <w:keepNext w:val="false"/>
               <w:spacing w:after="40" w:before="0"/>
               <w:jc w:val="left"/>
             </w:pPr>
@@ -31324,6 +31967,7 @@
           </w:tcPr>
           <w:p>
             <w:pPr>
+              <w:keepNext w:val="false"/>
               <w:spacing w:after="40" w:before="0"/>
               <w:jc w:val="left"/>
             </w:pPr>
@@ -31358,6 +32002,7 @@
           </w:tcPr>
           <w:p>
             <w:pPr>
+              <w:keepNext w:val="false"/>
               <w:spacing w:after="40" w:before="0"/>
               <w:jc w:val="left"/>
             </w:pPr>
@@ -31390,6 +32035,7 @@
           </w:tcPr>
           <w:p>
             <w:pPr>
+              <w:keepNext w:val="false"/>
               <w:spacing w:after="40" w:before="0"/>
               <w:jc w:val="left"/>
             </w:pPr>
@@ -31424,6 +32070,7 @@
           </w:tcPr>
           <w:p>
             <w:pPr>
+              <w:keepNext w:val="false"/>
               <w:spacing w:after="40" w:before="0"/>
               <w:jc w:val="left"/>
             </w:pPr>
@@ -31456,6 +32103,7 @@
           </w:tcPr>
           <w:p>
             <w:pPr>
+              <w:keepNext w:val="false"/>
               <w:spacing w:after="40" w:before="0"/>
               <w:jc w:val="left"/>
             </w:pPr>
@@ -31492,7 +32140,7 @@
         </w:rPr>
         <w:t xml:space="preserve">© 2026 SeaVuria and ARES. Aligned with KICD objectives. Developed by SeaVuria; technical implementation by ARES (with AI assistance from Claude). Licensed under </w:t>
       </w:r>
-      <w:hyperlink w:history="1" r:id="rId8_ffkin1-ip94nsiphkbk">
+      <w:hyperlink w:history="1" r:id="rIdbt_8tgfvwu92kdmmchrec">
         <w:r>
           <w:rPr>
             <w:rFonts w:ascii="Arial" w:cs="Arial" w:eastAsia="Arial" w:hAnsi="Arial"/>
@@ -31513,7 +32161,7 @@
         </w:rPr>
         <w:t xml:space="preserve"> (</w:t>
       </w:r>
-      <w:hyperlink w:history="1" r:id="rIdwbzrqcme-h3ut4ck6yzqr">
+      <w:hyperlink w:history="1" r:id="rIdx3awhh2xfkgtd3fa_dkzb">
         <w:r>
           <w:rPr>
             <w:rFonts w:ascii="Arial" w:cs="Arial" w:eastAsia="Arial" w:hAnsi="Arial"/>
@@ -31574,6 +32222,7 @@
           </w:tcPr>
           <w:p>
             <w:pPr>
+              <w:keepNext w:val="false"/>
               <w:spacing w:after="40" w:before="0"/>
               <w:jc w:val="center"/>
             </w:pPr>
@@ -31608,6 +32257,7 @@
           </w:tcPr>
           <w:p>
             <w:pPr>
+              <w:keepNext w:val="false"/>
               <w:spacing w:after="40" w:before="0"/>
               <w:jc w:val="left"/>
             </w:pPr>
@@ -31640,6 +32290,7 @@
           </w:tcPr>
           <w:p>
             <w:pPr>
+              <w:keepNext w:val="false"/>
               <w:spacing w:after="40" w:before="0"/>
               <w:jc w:val="left"/>
             </w:pPr>
@@ -31672,6 +32323,7 @@
           </w:tcPr>
           <w:p>
             <w:pPr>
+              <w:keepNext w:val="false"/>
               <w:spacing w:after="40" w:before="0"/>
               <w:jc w:val="left"/>
             </w:pPr>
@@ -31706,6 +32358,7 @@
           </w:tcPr>
           <w:p>
             <w:pPr>
+              <w:keepNext w:val="false"/>
               <w:spacing w:after="40" w:before="0"/>
               <w:jc w:val="left"/>
             </w:pPr>
@@ -31738,6 +32391,7 @@
           </w:tcPr>
           <w:p>
             <w:pPr>
+              <w:keepNext w:val="false"/>
               <w:spacing w:after="40" w:before="0"/>
               <w:jc w:val="left"/>
             </w:pPr>
@@ -31770,6 +32424,7 @@
           </w:tcPr>
           <w:p>
             <w:pPr>
+              <w:keepNext w:val="false"/>
               <w:spacing w:after="40" w:before="0"/>
               <w:jc w:val="left"/>
             </w:pPr>
@@ -31804,6 +32459,7 @@
           </w:tcPr>
           <w:p>
             <w:pPr>
+              <w:keepNext w:val="false"/>
               <w:spacing w:after="40" w:before="0"/>
               <w:jc w:val="left"/>
             </w:pPr>
@@ -31836,6 +32492,7 @@
           </w:tcPr>
           <w:p>
             <w:pPr>
+              <w:keepNext w:val="false"/>
               <w:spacing w:after="40" w:before="0"/>
               <w:jc w:val="left"/>
             </w:pPr>
@@ -31868,6 +32525,7 @@
           </w:tcPr>
           <w:p>
             <w:pPr>
+              <w:keepNext w:val="false"/>
               <w:spacing w:after="40" w:before="0"/>
               <w:jc w:val="left"/>
             </w:pPr>
@@ -31902,6 +32560,7 @@
           </w:tcPr>
           <w:p>
             <w:pPr>
+              <w:keepNext w:val="false"/>
               <w:spacing w:after="40" w:before="0"/>
               <w:jc w:val="left"/>
             </w:pPr>
@@ -31934,6 +32593,7 @@
           </w:tcPr>
           <w:p>
             <w:pPr>
+              <w:keepNext w:val="false"/>
               <w:spacing w:after="40" w:before="0"/>
               <w:jc w:val="left"/>
             </w:pPr>
@@ -31966,6 +32626,7 @@
           </w:tcPr>
           <w:p>
             <w:pPr>
+              <w:keepNext w:val="false"/>
               <w:spacing w:after="40" w:before="0"/>
               <w:jc w:val="left"/>
             </w:pPr>

--- a/data/outputs/v2/Chemistry/SS3.1_Acids_and_Bases/Chemistry_Acids_and_Bases_CBE_LessonSequence.docx
+++ b/data/outputs/v2/Chemistry/SS3.1_Acids_and_Bases/Chemistry_Acids_and_Bases_CBE_LessonSequence.docx
@@ -2258,7 +2258,7 @@
         </w:rPr>
         <w:t xml:space="preserve">© 2026 SeaVuria and ARES. This work is licensed under a </w:t>
       </w:r>
-      <w:hyperlink w:history="1" r:id="rIdnjob1kzeasdh5_bjo4kg-">
+      <w:hyperlink w:history="1" r:id="rIdyxfj1vvtow2zgfojz8iom">
         <w:r>
           <w:rPr>
             <w:rFonts w:ascii="Arial" w:cs="Arial" w:eastAsia="Arial" w:hAnsi="Arial"/>
@@ -2278,7 +2278,7 @@
         </w:rPr>
         <w:t xml:space="preserve"> (</w:t>
       </w:r>
-      <w:hyperlink w:history="1" r:id="rIdkrauob_qwhytkwbffkfws">
+      <w:hyperlink w:history="1" r:id="rIdlgurbwqcjyegbdnoffpzx">
         <w:r>
           <w:rPr>
             <w:rFonts w:ascii="Arial" w:cs="Arial" w:eastAsia="Arial" w:hAnsi="Arial"/>
@@ -2298,7 +2298,7 @@
         </w:rPr>
         <w:t xml:space="preserve">). To view a copy of this license, visit </w:t>
       </w:r>
-      <w:hyperlink w:history="1" r:id="rIdccspp6paqtjam9pi7mdre">
+      <w:hyperlink w:history="1" r:id="rIdarymbtbiueh2rjuh3ozna">
         <w:r>
           <w:rPr>
             <w:rFonts w:ascii="Arial" w:cs="Arial" w:eastAsia="Arial" w:hAnsi="Arial"/>
@@ -3337,7 +3337,7 @@
             <w:pPr>
               <w:spacing w:after="20" w:before="0"/>
             </w:pPr>
-            <w:hyperlink w:history="1" r:id="rIdri2tw21cnn5z0wbao7lln">
+            <w:hyperlink w:history="1" r:id="rIdnpqq-wcjib3twoqtoacb-">
               <w:r>
                 <w:rPr>
                   <w:rFonts w:ascii="Arial" w:cs="Arial" w:eastAsia="Arial" w:hAnsi="Arial"/>
@@ -3370,7 +3370,7 @@
               <w:spacing w:after="10" w:before="0"/>
               <w:ind w:left="120"/>
             </w:pPr>
-            <w:hyperlink w:history="1" r:id="rId19bz3vv_shvxpr6tlz5da">
+            <w:hyperlink w:history="1" r:id="rIddfept3h7vc4z6h4yd1jlh">
               <w:r>
                 <w:rPr>
                   <w:rFonts w:ascii="Arial" w:cs="Arial" w:eastAsia="Arial" w:hAnsi="Arial"/>
@@ -3415,7 +3415,7 @@
             <w:pPr>
               <w:spacing w:after="20" w:before="0"/>
             </w:pPr>
-            <w:hyperlink w:history="1" r:id="rIdlagih8ythrzytttgjztvg">
+            <w:hyperlink w:history="1" r:id="rIdfzdej9uibnya7c2ue9rbz">
               <w:r>
                 <w:rPr>
                   <w:rFonts w:ascii="Arial" w:cs="Arial" w:eastAsia="Arial" w:hAnsi="Arial"/>
@@ -3448,7 +3448,7 @@
               <w:spacing w:after="10" w:before="0"/>
               <w:ind w:left="120"/>
             </w:pPr>
-            <w:hyperlink w:history="1" r:id="rIdniierks2pb4l_oo3hkkgs">
+            <w:hyperlink w:history="1" r:id="rId_wo8kdwprykq0e-4spkll">
               <w:r>
                 <w:rPr>
                   <w:rFonts w:ascii="Arial" w:cs="Arial" w:eastAsia="Arial" w:hAnsi="Arial"/>
@@ -3648,7 +3648,7 @@
             <w:pPr>
               <w:spacing w:after="20" w:before="0"/>
             </w:pPr>
-            <w:hyperlink w:history="1" r:id="rIdwqjm_tjrlntpkengkboal">
+            <w:hyperlink w:history="1" r:id="rIdob-do99skvgu9_oviub-d">
               <w:r>
                 <w:rPr>
                   <w:rFonts w:ascii="Arial" w:cs="Arial" w:eastAsia="Arial" w:hAnsi="Arial"/>
@@ -3681,7 +3681,7 @@
               <w:spacing w:after="10" w:before="0"/>
               <w:ind w:left="120"/>
             </w:pPr>
-            <w:hyperlink w:history="1" r:id="rIdzmwcuinq9cwdifcnzhcux">
+            <w:hyperlink w:history="1" r:id="rIdtdiju7un0f0tmzoi3ysnx">
               <w:r>
                 <w:rPr>
                   <w:rFonts w:ascii="Arial" w:cs="Arial" w:eastAsia="Arial" w:hAnsi="Arial"/>
@@ -3726,7 +3726,7 @@
             <w:pPr>
               <w:spacing w:after="20" w:before="0"/>
             </w:pPr>
-            <w:hyperlink w:history="1" r:id="rIddjluuo3b8ms6gb2ohwrpp">
+            <w:hyperlink w:history="1" r:id="rIdzbuevlb314qs5pmyxaxz-">
               <w:r>
                 <w:rPr>
                   <w:rFonts w:ascii="Arial" w:cs="Arial" w:eastAsia="Arial" w:hAnsi="Arial"/>
@@ -3759,7 +3759,7 @@
               <w:spacing w:after="10" w:before="0"/>
               <w:ind w:left="120"/>
             </w:pPr>
-            <w:hyperlink w:history="1" r:id="rIdorpk_kgmkolgnnc-ctvsw">
+            <w:hyperlink w:history="1" r:id="rIdhrjslnwx0dunjndn13kzs">
               <w:r>
                 <w:rPr>
                   <w:rFonts w:ascii="Arial" w:cs="Arial" w:eastAsia="Arial" w:hAnsi="Arial"/>
@@ -3959,7 +3959,7 @@
             <w:pPr>
               <w:spacing w:after="20" w:before="0"/>
             </w:pPr>
-            <w:hyperlink w:history="1" r:id="rIde4zjtpfyf73forsz3oxri">
+            <w:hyperlink w:history="1" r:id="rIdznuyzzpd1ebbprjdjb5vl">
               <w:r>
                 <w:rPr>
                   <w:rFonts w:ascii="Arial" w:cs="Arial" w:eastAsia="Arial" w:hAnsi="Arial"/>
@@ -3992,7 +3992,7 @@
               <w:spacing w:after="10" w:before="0"/>
               <w:ind w:left="120"/>
             </w:pPr>
-            <w:hyperlink w:history="1" r:id="rIdictksjxkjwdmba3t3or-r">
+            <w:hyperlink w:history="1" r:id="rId08stk7gfdfe-6unckbrx9">
               <w:r>
                 <w:rPr>
                   <w:rFonts w:ascii="Arial" w:cs="Arial" w:eastAsia="Arial" w:hAnsi="Arial"/>
@@ -4037,7 +4037,7 @@
             <w:pPr>
               <w:spacing w:after="20" w:before="0"/>
             </w:pPr>
-            <w:hyperlink w:history="1" r:id="rIdwmy6fk2t-xlkjz4cfcmmg">
+            <w:hyperlink w:history="1" r:id="rId1-qbjfxfuf9ktkbskrru4">
               <w:r>
                 <w:rPr>
                   <w:rFonts w:ascii="Arial" w:cs="Arial" w:eastAsia="Arial" w:hAnsi="Arial"/>
@@ -4086,7 +4086,7 @@
               <w:spacing w:after="10" w:before="0"/>
               <w:ind w:left="120"/>
             </w:pPr>
-            <w:hyperlink w:history="1" r:id="rIdugfrh0h9ndpraon3-ti40">
+            <w:hyperlink w:history="1" r:id="rIdr1siajjrwi1oxftkfij32">
               <w:r>
                 <w:rPr>
                   <w:rFonts w:ascii="Arial" w:cs="Arial" w:eastAsia="Arial" w:hAnsi="Arial"/>
@@ -4286,7 +4286,7 @@
             <w:pPr>
               <w:spacing w:after="20" w:before="0"/>
             </w:pPr>
-            <w:hyperlink w:history="1" r:id="rIdsrquvebt2s4uykippzpj4">
+            <w:hyperlink w:history="1" r:id="rIdqviqtqjhw8_x26qrs6q3x">
               <w:r>
                 <w:rPr>
                   <w:rFonts w:ascii="Arial" w:cs="Arial" w:eastAsia="Arial" w:hAnsi="Arial"/>
@@ -4319,7 +4319,7 @@
               <w:spacing w:after="10" w:before="0"/>
               <w:ind w:left="120"/>
             </w:pPr>
-            <w:hyperlink w:history="1" r:id="rIdrqg-f3m-dk5skwktcrnxn">
+            <w:hyperlink w:history="1" r:id="rIdk3ahrjk1ckr_6cef-elii">
               <w:r>
                 <w:rPr>
                   <w:rFonts w:ascii="Arial" w:cs="Arial" w:eastAsia="Arial" w:hAnsi="Arial"/>
@@ -4364,7 +4364,7 @@
             <w:pPr>
               <w:spacing w:after="20" w:before="0"/>
             </w:pPr>
-            <w:hyperlink w:history="1" r:id="rIdulrxsaqfawdplfvzmgbup">
+            <w:hyperlink w:history="1" r:id="rIdudv-hsx4vc8ktx_tw_a1d">
               <w:r>
                 <w:rPr>
                   <w:rFonts w:ascii="Arial" w:cs="Arial" w:eastAsia="Arial" w:hAnsi="Arial"/>
@@ -4413,7 +4413,7 @@
               <w:spacing w:after="10" w:before="0"/>
               <w:ind w:left="120"/>
             </w:pPr>
-            <w:hyperlink w:history="1" r:id="rIdpe9y7ygpz21iq0ta0xxhb">
+            <w:hyperlink w:history="1" r:id="rIda26nyrvhwr76egpuc-7kn">
               <w:r>
                 <w:rPr>
                   <w:rFonts w:ascii="Arial" w:cs="Arial" w:eastAsia="Arial" w:hAnsi="Arial"/>
@@ -4613,7 +4613,7 @@
             <w:pPr>
               <w:spacing w:after="20" w:before="0"/>
             </w:pPr>
-            <w:hyperlink w:history="1" r:id="rId7bzhrcpdkr46p-c__hkfs">
+            <w:hyperlink w:history="1" r:id="rId2lqwrnhgne7wfsqh6769k">
               <w:r>
                 <w:rPr>
                   <w:rFonts w:ascii="Arial" w:cs="Arial" w:eastAsia="Arial" w:hAnsi="Arial"/>
@@ -4646,7 +4646,7 @@
               <w:spacing w:after="10" w:before="0"/>
               <w:ind w:left="120"/>
             </w:pPr>
-            <w:hyperlink w:history="1" r:id="rIdw-sn63csp17b4wjsmohrb">
+            <w:hyperlink w:history="1" r:id="rIddi0zyzg06vdpdzxw2vqyp">
               <w:r>
                 <w:rPr>
                   <w:rFonts w:ascii="Arial" w:cs="Arial" w:eastAsia="Arial" w:hAnsi="Arial"/>
@@ -4691,7 +4691,7 @@
             <w:pPr>
               <w:spacing w:after="20" w:before="0"/>
             </w:pPr>
-            <w:hyperlink w:history="1" r:id="rIdvzx6jihnd28zcsw_itvqf">
+            <w:hyperlink w:history="1" r:id="rIddzxihorssf4hijwvr2xec">
               <w:r>
                 <w:rPr>
                   <w:rFonts w:ascii="Arial" w:cs="Arial" w:eastAsia="Arial" w:hAnsi="Arial"/>
@@ -4740,7 +4740,7 @@
               <w:spacing w:after="10" w:before="0"/>
               <w:ind w:left="120"/>
             </w:pPr>
-            <w:hyperlink w:history="1" r:id="rIdehtxggpbhllcqmnczvlop">
+            <w:hyperlink w:history="1" r:id="rId5relxkmft3qfjvndzwphe">
               <w:r>
                 <w:rPr>
                   <w:rFonts w:ascii="Arial" w:cs="Arial" w:eastAsia="Arial" w:hAnsi="Arial"/>
@@ -5265,7 +5265,7 @@
         </w:rPr>
         <w:t xml:space="preserve">© 2026 SeaVuria and ARES. Aligned with KICD objectives. Developed by SeaVuria; technical implementation by ARES (with AI assistance from Claude). Licensed under </w:t>
       </w:r>
-      <w:hyperlink w:history="1" r:id="rIdgt78dvxqxrtcyirbrytar">
+      <w:hyperlink w:history="1" r:id="rIde_aeb0cz5ode7notw8p4p">
         <w:r>
           <w:rPr>
             <w:rFonts w:ascii="Arial" w:cs="Arial" w:eastAsia="Arial" w:hAnsi="Arial"/>
@@ -5286,7 +5286,7 @@
         </w:rPr>
         <w:t xml:space="preserve"> (</w:t>
       </w:r>
-      <w:hyperlink w:history="1" r:id="rId_mh5jb5kfai0oamvbm1fs">
+      <w:hyperlink w:history="1" r:id="rIdqz2ytcvlwcp_yw8ithxpt">
         <w:r>
           <w:rPr>
             <w:rFonts w:ascii="Arial" w:cs="Arial" w:eastAsia="Arial" w:hAnsi="Arial"/>
@@ -6326,7 +6326,7 @@
             <w:pPr>
               <w:spacing w:after="20" w:before="0"/>
             </w:pPr>
-            <w:hyperlink w:history="1" r:id="rIdxz6et5f2t--qqzhcxzviu">
+            <w:hyperlink w:history="1" r:id="rIdmmjbrva8zenyynqbckdy7">
               <w:r>
                 <w:rPr>
                   <w:rFonts w:ascii="Arial" w:cs="Arial" w:eastAsia="Arial" w:hAnsi="Arial"/>
@@ -6375,7 +6375,7 @@
               <w:spacing w:after="10" w:before="0"/>
               <w:ind w:left="120"/>
             </w:pPr>
-            <w:hyperlink w:history="1" r:id="rIds2famuvxjoth0_4iusskh">
+            <w:hyperlink w:history="1" r:id="rIdhr8xxmcrp56iz0y-fyheh">
               <w:r>
                 <w:rPr>
                   <w:rFonts w:ascii="Arial" w:cs="Arial" w:eastAsia="Arial" w:hAnsi="Arial"/>
@@ -6420,7 +6420,7 @@
             <w:pPr>
               <w:spacing w:after="20" w:before="0"/>
             </w:pPr>
-            <w:hyperlink w:history="1" r:id="rIdky7gt-w_o0-gvsh7wz1pb">
+            <w:hyperlink w:history="1" r:id="rIdpdy_ddjxeqbbkiu19nscu">
               <w:r>
                 <w:rPr>
                   <w:rFonts w:ascii="Arial" w:cs="Arial" w:eastAsia="Arial" w:hAnsi="Arial"/>
@@ -6453,7 +6453,7 @@
               <w:spacing w:after="10" w:before="0"/>
               <w:ind w:left="120"/>
             </w:pPr>
-            <w:hyperlink w:history="1" r:id="rIdpnqtnxb2b08kq-djuhoaf">
+            <w:hyperlink w:history="1" r:id="rIdvf8cgjz5njvnqwxqsqo9f">
               <w:r>
                 <w:rPr>
                   <w:rFonts w:ascii="Arial" w:cs="Arial" w:eastAsia="Arial" w:hAnsi="Arial"/>
@@ -6653,7 +6653,7 @@
             <w:pPr>
               <w:spacing w:after="20" w:before="0"/>
             </w:pPr>
-            <w:hyperlink w:history="1" r:id="rId3f5fxdpbs1g5zziwhvqow">
+            <w:hyperlink w:history="1" r:id="rIdmu66jq9twbra9m7j_2umn">
               <w:r>
                 <w:rPr>
                   <w:rFonts w:ascii="Arial" w:cs="Arial" w:eastAsia="Arial" w:hAnsi="Arial"/>
@@ -6702,7 +6702,7 @@
               <w:spacing w:after="10" w:before="0"/>
               <w:ind w:left="120"/>
             </w:pPr>
-            <w:hyperlink w:history="1" r:id="rId-ntpuxfd8vo3-7w6ovr7k">
+            <w:hyperlink w:history="1" r:id="rIdbvlsf1zqpcxpvoinrmmaa">
               <w:r>
                 <w:rPr>
                   <w:rFonts w:ascii="Arial" w:cs="Arial" w:eastAsia="Arial" w:hAnsi="Arial"/>
@@ -6747,7 +6747,7 @@
             <w:pPr>
               <w:spacing w:after="20" w:before="0"/>
             </w:pPr>
-            <w:hyperlink w:history="1" r:id="rIdwcskgiljcevzf0wf9da5u">
+            <w:hyperlink w:history="1" r:id="rId6tqzla8ii9e8xtcphqva_">
               <w:r>
                 <w:rPr>
                   <w:rFonts w:ascii="Arial" w:cs="Arial" w:eastAsia="Arial" w:hAnsi="Arial"/>
@@ -6780,7 +6780,7 @@
               <w:spacing w:after="10" w:before="0"/>
               <w:ind w:left="120"/>
             </w:pPr>
-            <w:hyperlink w:history="1" r:id="rId7y-iryt7arrlikggkm_oq">
+            <w:hyperlink w:history="1" r:id="rIdfslzh9z5akybzcfjchdjv">
               <w:r>
                 <w:rPr>
                   <w:rFonts w:ascii="Arial" w:cs="Arial" w:eastAsia="Arial" w:hAnsi="Arial"/>
@@ -6980,7 +6980,7 @@
             <w:pPr>
               <w:spacing w:after="20" w:before="0"/>
             </w:pPr>
-            <w:hyperlink w:history="1" r:id="rIdjs4hmd9pq1zybhuxdie1i">
+            <w:hyperlink w:history="1" r:id="rIdczdnkynhxnbovfrzbrlw7">
               <w:r>
                 <w:rPr>
                   <w:rFonts w:ascii="Arial" w:cs="Arial" w:eastAsia="Arial" w:hAnsi="Arial"/>
@@ -7029,7 +7029,7 @@
               <w:spacing w:after="10" w:before="0"/>
               <w:ind w:left="120"/>
             </w:pPr>
-            <w:hyperlink w:history="1" r:id="rId_itpfupwcwf0vh1tibz2l">
+            <w:hyperlink w:history="1" r:id="rIdhz288zwchvbddptfuolcc">
               <w:r>
                 <w:rPr>
                   <w:rFonts w:ascii="Arial" w:cs="Arial" w:eastAsia="Arial" w:hAnsi="Arial"/>
@@ -7074,7 +7074,7 @@
             <w:pPr>
               <w:spacing w:after="20" w:before="0"/>
             </w:pPr>
-            <w:hyperlink w:history="1" r:id="rIddvj50xbqhjz3kmuj3zxlz">
+            <w:hyperlink w:history="1" r:id="rIdf5fplj8kxlc8i8xyxzx7u">
               <w:r>
                 <w:rPr>
                   <w:rFonts w:ascii="Arial" w:cs="Arial" w:eastAsia="Arial" w:hAnsi="Arial"/>
@@ -7107,7 +7107,7 @@
               <w:spacing w:after="10" w:before="0"/>
               <w:ind w:left="120"/>
             </w:pPr>
-            <w:hyperlink w:history="1" r:id="rIdlxspwedsdkrumx9kyr5h9">
+            <w:hyperlink w:history="1" r:id="rIdgeosdploxj0kgbftjmsnz">
               <w:r>
                 <w:rPr>
                   <w:rFonts w:ascii="Arial" w:cs="Arial" w:eastAsia="Arial" w:hAnsi="Arial"/>
@@ -7307,7 +7307,7 @@
             <w:pPr>
               <w:spacing w:after="20" w:before="0"/>
             </w:pPr>
-            <w:hyperlink w:history="1" r:id="rIdtpgslelh3abcfhcnnc4dk">
+            <w:hyperlink w:history="1" r:id="rIdrnudlvijwb1dsw1ujmhfj">
               <w:r>
                 <w:rPr>
                   <w:rFonts w:ascii="Arial" w:cs="Arial" w:eastAsia="Arial" w:hAnsi="Arial"/>
@@ -7356,7 +7356,7 @@
               <w:spacing w:after="10" w:before="0"/>
               <w:ind w:left="120"/>
             </w:pPr>
-            <w:hyperlink w:history="1" r:id="rIdztc63z_fcbaj_f84b2php">
+            <w:hyperlink w:history="1" r:id="rIdc80pldylx9507ja6wee7v">
               <w:r>
                 <w:rPr>
                   <w:rFonts w:ascii="Arial" w:cs="Arial" w:eastAsia="Arial" w:hAnsi="Arial"/>
@@ -7401,7 +7401,7 @@
             <w:pPr>
               <w:spacing w:after="20" w:before="0"/>
             </w:pPr>
-            <w:hyperlink w:history="1" r:id="rIdcayjm7u15zvrm6o9z1wy-">
+            <w:hyperlink w:history="1" r:id="rIdwzwwe_z7kqzmpfdrzhmtr">
               <w:r>
                 <w:rPr>
                   <w:rFonts w:ascii="Arial" w:cs="Arial" w:eastAsia="Arial" w:hAnsi="Arial"/>
@@ -7434,7 +7434,7 @@
               <w:spacing w:after="10" w:before="0"/>
               <w:ind w:left="120"/>
             </w:pPr>
-            <w:hyperlink w:history="1" r:id="rIdy-xw5iegkrzhzz-swbhtk">
+            <w:hyperlink w:history="1" r:id="rIdtej2i7jcv9soj52pt2fic">
               <w:r>
                 <w:rPr>
                   <w:rFonts w:ascii="Arial" w:cs="Arial" w:eastAsia="Arial" w:hAnsi="Arial"/>
@@ -7634,7 +7634,7 @@
             <w:pPr>
               <w:spacing w:after="20" w:before="0"/>
             </w:pPr>
-            <w:hyperlink w:history="1" r:id="rIdzdn4rap2_rlcgrqo9eulg">
+            <w:hyperlink w:history="1" r:id="rIded_tv-2mzd3d6ze0ka5mr">
               <w:r>
                 <w:rPr>
                   <w:rFonts w:ascii="Arial" w:cs="Arial" w:eastAsia="Arial" w:hAnsi="Arial"/>
@@ -7683,7 +7683,7 @@
               <w:spacing w:after="10" w:before="0"/>
               <w:ind w:left="120"/>
             </w:pPr>
-            <w:hyperlink w:history="1" r:id="rId8df4jlm2f1nsnlmrileud">
+            <w:hyperlink w:history="1" r:id="rIdbonigbp7ahsoavsecnvqu">
               <w:r>
                 <w:rPr>
                   <w:rFonts w:ascii="Arial" w:cs="Arial" w:eastAsia="Arial" w:hAnsi="Arial"/>
@@ -7728,7 +7728,7 @@
             <w:pPr>
               <w:spacing w:after="20" w:before="0"/>
             </w:pPr>
-            <w:hyperlink w:history="1" r:id="rIdf5i_qlqk0wlaos28fb888">
+            <w:hyperlink w:history="1" r:id="rIdnvktayipitjpbne4m-erc">
               <w:r>
                 <w:rPr>
                   <w:rFonts w:ascii="Arial" w:cs="Arial" w:eastAsia="Arial" w:hAnsi="Arial"/>
@@ -7761,7 +7761,7 @@
               <w:spacing w:after="10" w:before="0"/>
               <w:ind w:left="120"/>
             </w:pPr>
-            <w:hyperlink w:history="1" r:id="rId6oeoknnbx022z5riaxb8y">
+            <w:hyperlink w:history="1" r:id="rIdx4oyf3jfnxhfswbd46mkv">
               <w:r>
                 <w:rPr>
                   <w:rFonts w:ascii="Arial" w:cs="Arial" w:eastAsia="Arial" w:hAnsi="Arial"/>
@@ -8286,7 +8286,7 @@
         </w:rPr>
         <w:t xml:space="preserve">© 2026 SeaVuria and ARES. Aligned with KICD objectives. Developed by SeaVuria; technical implementation by ARES (with AI assistance from Claude). Licensed under </w:t>
       </w:r>
-      <w:hyperlink w:history="1" r:id="rIdjwyonp7cqlrwumzni4rmd">
+      <w:hyperlink w:history="1" r:id="rId7aohpx_i99lec9vo4-ppt">
         <w:r>
           <w:rPr>
             <w:rFonts w:ascii="Arial" w:cs="Arial" w:eastAsia="Arial" w:hAnsi="Arial"/>
@@ -8307,7 +8307,7 @@
         </w:rPr>
         <w:t xml:space="preserve"> (</w:t>
       </w:r>
-      <w:hyperlink w:history="1" r:id="rId50wsklsyzvjoiqqakjny3">
+      <w:hyperlink w:history="1" r:id="rIdg5kzepmisbjxxzhul27wk">
         <w:r>
           <w:rPr>
             <w:rFonts w:ascii="Arial" w:cs="Arial" w:eastAsia="Arial" w:hAnsi="Arial"/>
@@ -9347,7 +9347,7 @@
             <w:pPr>
               <w:spacing w:after="20" w:before="0"/>
             </w:pPr>
-            <w:hyperlink w:history="1" r:id="rId-8vwrpfavoxt_y5rx5xoy">
+            <w:hyperlink w:history="1" r:id="rIdk17sz2quk_a4ho2-d7mzj">
               <w:r>
                 <w:rPr>
                   <w:rFonts w:ascii="Arial" w:cs="Arial" w:eastAsia="Arial" w:hAnsi="Arial"/>
@@ -9380,7 +9380,7 @@
               <w:spacing w:after="10" w:before="0"/>
               <w:ind w:left="120"/>
             </w:pPr>
-            <w:hyperlink w:history="1" r:id="rIdjrl8bqgtqacrqbp8cryp_">
+            <w:hyperlink w:history="1" r:id="rIdypw9q17h-lwa48ozxoruu">
               <w:r>
                 <w:rPr>
                   <w:rFonts w:ascii="Arial" w:cs="Arial" w:eastAsia="Arial" w:hAnsi="Arial"/>
@@ -9425,7 +9425,7 @@
             <w:pPr>
               <w:spacing w:after="20" w:before="0"/>
             </w:pPr>
-            <w:hyperlink w:history="1" r:id="rIde5utza3ymt8ekokylj19f">
+            <w:hyperlink w:history="1" r:id="rIdnibdeu5lo274bn5q4aryt">
               <w:r>
                 <w:rPr>
                   <w:rFonts w:ascii="Arial" w:cs="Arial" w:eastAsia="Arial" w:hAnsi="Arial"/>
@@ -9458,7 +9458,7 @@
               <w:spacing w:after="10" w:before="0"/>
               <w:ind w:left="120"/>
             </w:pPr>
-            <w:hyperlink w:history="1" r:id="rIdkixjzfn1a98zj7q5qjl-6">
+            <w:hyperlink w:history="1" r:id="rId9tdzhsvy67rxlsx6xj_we">
               <w:r>
                 <w:rPr>
                   <w:rFonts w:ascii="Arial" w:cs="Arial" w:eastAsia="Arial" w:hAnsi="Arial"/>
@@ -9658,7 +9658,7 @@
             <w:pPr>
               <w:spacing w:after="20" w:before="0"/>
             </w:pPr>
-            <w:hyperlink w:history="1" r:id="rIdzeiijq95axmophrr17qzj">
+            <w:hyperlink w:history="1" r:id="rIdoddknidsjvzgur2vyyg80">
               <w:r>
                 <w:rPr>
                   <w:rFonts w:ascii="Arial" w:cs="Arial" w:eastAsia="Arial" w:hAnsi="Arial"/>
@@ -9691,7 +9691,7 @@
               <w:spacing w:after="10" w:before="0"/>
               <w:ind w:left="120"/>
             </w:pPr>
-            <w:hyperlink w:history="1" r:id="rIdirnexhx1rbkqn8axzkvr_">
+            <w:hyperlink w:history="1" r:id="rIdidbhkfx54iiboim3ngkdl">
               <w:r>
                 <w:rPr>
                   <w:rFonts w:ascii="Arial" w:cs="Arial" w:eastAsia="Arial" w:hAnsi="Arial"/>
@@ -9736,7 +9736,7 @@
             <w:pPr>
               <w:spacing w:after="20" w:before="0"/>
             </w:pPr>
-            <w:hyperlink w:history="1" r:id="rIdk2yzouvod2zp0zndepk26">
+            <w:hyperlink w:history="1" r:id="rIdoln7_ld7oqiwjvafuxdcv">
               <w:r>
                 <w:rPr>
                   <w:rFonts w:ascii="Arial" w:cs="Arial" w:eastAsia="Arial" w:hAnsi="Arial"/>
@@ -9769,7 +9769,7 @@
               <w:spacing w:after="10" w:before="0"/>
               <w:ind w:left="120"/>
             </w:pPr>
-            <w:hyperlink w:history="1" r:id="rIduyfnjrd_-hc763vyayvk_">
+            <w:hyperlink w:history="1" r:id="rId0xaacs1rohsaq-_u1ddmy">
               <w:r>
                 <w:rPr>
                   <w:rFonts w:ascii="Arial" w:cs="Arial" w:eastAsia="Arial" w:hAnsi="Arial"/>
@@ -9969,7 +9969,7 @@
             <w:pPr>
               <w:spacing w:after="20" w:before="0"/>
             </w:pPr>
-            <w:hyperlink w:history="1" r:id="rIdeg1fcvanxj4qo5vbxsfzg">
+            <w:hyperlink w:history="1" r:id="rIdpadimr1ufpewefwooarjd">
               <w:r>
                 <w:rPr>
                   <w:rFonts w:ascii="Arial" w:cs="Arial" w:eastAsia="Arial" w:hAnsi="Arial"/>
@@ -10018,7 +10018,7 @@
               <w:spacing w:after="10" w:before="0"/>
               <w:ind w:left="120"/>
             </w:pPr>
-            <w:hyperlink w:history="1" r:id="rIdi6s1ytaevgb-asmoo_aae">
+            <w:hyperlink w:history="1" r:id="rIdcynxvvhlwyvdydk4checf">
               <w:r>
                 <w:rPr>
                   <w:rFonts w:ascii="Arial" w:cs="Arial" w:eastAsia="Arial" w:hAnsi="Arial"/>
@@ -10063,7 +10063,7 @@
             <w:pPr>
               <w:spacing w:after="20" w:before="0"/>
             </w:pPr>
-            <w:hyperlink w:history="1" r:id="rIdgwqij6jl2jzacfsso4jxm">
+            <w:hyperlink w:history="1" r:id="rIdyxpxakodznsdutssno67w">
               <w:r>
                 <w:rPr>
                   <w:rFonts w:ascii="Arial" w:cs="Arial" w:eastAsia="Arial" w:hAnsi="Arial"/>
@@ -10096,7 +10096,7 @@
               <w:spacing w:after="10" w:before="0"/>
               <w:ind w:left="120"/>
             </w:pPr>
-            <w:hyperlink w:history="1" r:id="rId27r2euegf3jz51aqnzxco">
+            <w:hyperlink w:history="1" r:id="rId9cbtvcwtf3dvmwblqxnkd">
               <w:r>
                 <w:rPr>
                   <w:rFonts w:ascii="Arial" w:cs="Arial" w:eastAsia="Arial" w:hAnsi="Arial"/>
@@ -10296,7 +10296,7 @@
             <w:pPr>
               <w:spacing w:after="20" w:before="0"/>
             </w:pPr>
-            <w:hyperlink w:history="1" r:id="rIdi8-o1ozkpuaemk9g3ai4m">
+            <w:hyperlink w:history="1" r:id="rIdcd6egpq1jrgzmgm06z0ng">
               <w:r>
                 <w:rPr>
                   <w:rFonts w:ascii="Arial" w:cs="Arial" w:eastAsia="Arial" w:hAnsi="Arial"/>
@@ -10345,7 +10345,7 @@
               <w:spacing w:after="10" w:before="0"/>
               <w:ind w:left="120"/>
             </w:pPr>
-            <w:hyperlink w:history="1" r:id="rIdhajf_9tudadmw9ryip7f-">
+            <w:hyperlink w:history="1" r:id="rIdnar-_pikox0zpgv1crfl-">
               <w:r>
                 <w:rPr>
                   <w:rFonts w:ascii="Arial" w:cs="Arial" w:eastAsia="Arial" w:hAnsi="Arial"/>
@@ -10390,7 +10390,7 @@
             <w:pPr>
               <w:spacing w:after="20" w:before="0"/>
             </w:pPr>
-            <w:hyperlink w:history="1" r:id="rIdlnbngiiuf3x5mlhqspvwu">
+            <w:hyperlink w:history="1" r:id="rId1n5zcuqbrnv_ryil5ay3m">
               <w:r>
                 <w:rPr>
                   <w:rFonts w:ascii="Arial" w:cs="Arial" w:eastAsia="Arial" w:hAnsi="Arial"/>
@@ -10423,7 +10423,7 @@
               <w:spacing w:after="10" w:before="0"/>
               <w:ind w:left="120"/>
             </w:pPr>
-            <w:hyperlink w:history="1" r:id="rIdq2b2c23fot8tnrrei6yce">
+            <w:hyperlink w:history="1" r:id="rIdpd-ul450ghwn90tpyjuz_">
               <w:r>
                 <w:rPr>
                   <w:rFonts w:ascii="Arial" w:cs="Arial" w:eastAsia="Arial" w:hAnsi="Arial"/>
@@ -10623,7 +10623,7 @@
             <w:pPr>
               <w:spacing w:after="20" w:before="0"/>
             </w:pPr>
-            <w:hyperlink w:history="1" r:id="rIdrbahh4rfus3cy2hksjgec">
+            <w:hyperlink w:history="1" r:id="rIdyrm0yvdva6-dgw8l3et4h">
               <w:r>
                 <w:rPr>
                   <w:rFonts w:ascii="Arial" w:cs="Arial" w:eastAsia="Arial" w:hAnsi="Arial"/>
@@ -10672,7 +10672,7 @@
               <w:spacing w:after="10" w:before="0"/>
               <w:ind w:left="120"/>
             </w:pPr>
-            <w:hyperlink w:history="1" r:id="rIdixd61mvdc3jrytorh2rhn">
+            <w:hyperlink w:history="1" r:id="rIdwjlyon5h18as-u1m1qeqg">
               <w:r>
                 <w:rPr>
                   <w:rFonts w:ascii="Arial" w:cs="Arial" w:eastAsia="Arial" w:hAnsi="Arial"/>
@@ -10717,7 +10717,7 @@
             <w:pPr>
               <w:spacing w:after="20" w:before="0"/>
             </w:pPr>
-            <w:hyperlink w:history="1" r:id="rIdhvrfhp-6pgsth2drza6dj">
+            <w:hyperlink w:history="1" r:id="rId_gbmwcc9xqkmywt1qlv8w">
               <w:r>
                 <w:rPr>
                   <w:rFonts w:ascii="Arial" w:cs="Arial" w:eastAsia="Arial" w:hAnsi="Arial"/>
@@ -10750,7 +10750,7 @@
               <w:spacing w:after="10" w:before="0"/>
               <w:ind w:left="120"/>
             </w:pPr>
-            <w:hyperlink w:history="1" r:id="rIdr_o55suxygdi630wrc70-">
+            <w:hyperlink w:history="1" r:id="rIdparrn4x_6lmjmki_k4xjx">
               <w:r>
                 <w:rPr>
                   <w:rFonts w:ascii="Arial" w:cs="Arial" w:eastAsia="Arial" w:hAnsi="Arial"/>
@@ -11275,7 +11275,7 @@
         </w:rPr>
         <w:t xml:space="preserve">© 2026 SeaVuria and ARES. Aligned with KICD objectives. Developed by SeaVuria; technical implementation by ARES (with AI assistance from Claude). Licensed under </w:t>
       </w:r>
-      <w:hyperlink w:history="1" r:id="rIdd0ui9lwmqyodlk5_banyu">
+      <w:hyperlink w:history="1" r:id="rIdtqemaogcaif4jzaipdwzc">
         <w:r>
           <w:rPr>
             <w:rFonts w:ascii="Arial" w:cs="Arial" w:eastAsia="Arial" w:hAnsi="Arial"/>
@@ -11296,7 +11296,7 @@
         </w:rPr>
         <w:t xml:space="preserve"> (</w:t>
       </w:r>
-      <w:hyperlink w:history="1" r:id="rIdi6mwiipv-dgseiql5ldoy">
+      <w:hyperlink w:history="1" r:id="rIdvcapijkfho4q3fxjdngwg">
         <w:r>
           <w:rPr>
             <w:rFonts w:ascii="Arial" w:cs="Arial" w:eastAsia="Arial" w:hAnsi="Arial"/>
@@ -12336,7 +12336,7 @@
             <w:pPr>
               <w:spacing w:after="20" w:before="0"/>
             </w:pPr>
-            <w:hyperlink w:history="1" r:id="rIdothzapqxv0_qeg7rol0lo">
+            <w:hyperlink w:history="1" r:id="rIdbzwoo8_yz_r8niydb0chj">
               <w:r>
                 <w:rPr>
                   <w:rFonts w:ascii="Arial" w:cs="Arial" w:eastAsia="Arial" w:hAnsi="Arial"/>
@@ -12369,7 +12369,7 @@
               <w:spacing w:after="10" w:before="0"/>
               <w:ind w:left="120"/>
             </w:pPr>
-            <w:hyperlink w:history="1" r:id="rIdkm4eoxcwusx3kflkbzll4">
+            <w:hyperlink w:history="1" r:id="rIdf9i77ei6tikds-o3oxbyx">
               <w:r>
                 <w:rPr>
                   <w:rFonts w:ascii="Arial" w:cs="Arial" w:eastAsia="Arial" w:hAnsi="Arial"/>
@@ -12414,7 +12414,7 @@
             <w:pPr>
               <w:spacing w:after="20" w:before="0"/>
             </w:pPr>
-            <w:hyperlink w:history="1" r:id="rIdet1cysi8v28nzm0zyagdl">
+            <w:hyperlink w:history="1" r:id="rIdh1dlhabhklwagqbtt2zfv">
               <w:r>
                 <w:rPr>
                   <w:rFonts w:ascii="Arial" w:cs="Arial" w:eastAsia="Arial" w:hAnsi="Arial"/>
@@ -12447,7 +12447,7 @@
               <w:spacing w:after="10" w:before="0"/>
               <w:ind w:left="120"/>
             </w:pPr>
-            <w:hyperlink w:history="1" r:id="rIdv1aevkz_9k4hgv1bamih2">
+            <w:hyperlink w:history="1" r:id="rId_ib8jvx6dzuzm0wmpnl6d">
               <w:r>
                 <w:rPr>
                   <w:rFonts w:ascii="Arial" w:cs="Arial" w:eastAsia="Arial" w:hAnsi="Arial"/>
@@ -12647,7 +12647,7 @@
             <w:pPr>
               <w:spacing w:after="20" w:before="0"/>
             </w:pPr>
-            <w:hyperlink w:history="1" r:id="rIdybzajlrbcgw0j6keyk8t8">
+            <w:hyperlink w:history="1" r:id="rIdwytpwujxolgv5spireb1y">
               <w:r>
                 <w:rPr>
                   <w:rFonts w:ascii="Arial" w:cs="Arial" w:eastAsia="Arial" w:hAnsi="Arial"/>
@@ -12680,7 +12680,7 @@
               <w:spacing w:after="10" w:before="0"/>
               <w:ind w:left="120"/>
             </w:pPr>
-            <w:hyperlink w:history="1" r:id="rIdtumgfweuqlzkglcvyuku3">
+            <w:hyperlink w:history="1" r:id="rId7dsuwuadddf4jnoou5u7w">
               <w:r>
                 <w:rPr>
                   <w:rFonts w:ascii="Arial" w:cs="Arial" w:eastAsia="Arial" w:hAnsi="Arial"/>
@@ -12725,7 +12725,7 @@
             <w:pPr>
               <w:spacing w:after="20" w:before="0"/>
             </w:pPr>
-            <w:hyperlink w:history="1" r:id="rIdywqaneoybfelhnbrks6a-">
+            <w:hyperlink w:history="1" r:id="rIdzl_ywhlzi60jxuviwbkhw">
               <w:r>
                 <w:rPr>
                   <w:rFonts w:ascii="Arial" w:cs="Arial" w:eastAsia="Arial" w:hAnsi="Arial"/>
@@ -12758,7 +12758,7 @@
               <w:spacing w:after="10" w:before="0"/>
               <w:ind w:left="120"/>
             </w:pPr>
-            <w:hyperlink w:history="1" r:id="rId7tukwyqqhbwnuxhase6nf">
+            <w:hyperlink w:history="1" r:id="rIdirxsu7zrsxgyhmdwrrwdb">
               <w:r>
                 <w:rPr>
                   <w:rFonts w:ascii="Arial" w:cs="Arial" w:eastAsia="Arial" w:hAnsi="Arial"/>
@@ -12958,7 +12958,7 @@
             <w:pPr>
               <w:spacing w:after="20" w:before="0"/>
             </w:pPr>
-            <w:hyperlink w:history="1" r:id="rId09271bqtfebx618q4vkcp">
+            <w:hyperlink w:history="1" r:id="rIdcj97lzltjj3crqujhs2dm">
               <w:r>
                 <w:rPr>
                   <w:rFonts w:ascii="Arial" w:cs="Arial" w:eastAsia="Arial" w:hAnsi="Arial"/>
@@ -12991,7 +12991,7 @@
               <w:spacing w:after="10" w:before="0"/>
               <w:ind w:left="120"/>
             </w:pPr>
-            <w:hyperlink w:history="1" r:id="rId9dafqu4r_kl2mt8obhgdb">
+            <w:hyperlink w:history="1" r:id="rIdk30vkenfxqda6qemzjspj">
               <w:r>
                 <w:rPr>
                   <w:rFonts w:ascii="Arial" w:cs="Arial" w:eastAsia="Arial" w:hAnsi="Arial"/>
@@ -13036,7 +13036,7 @@
             <w:pPr>
               <w:spacing w:after="20" w:before="0"/>
             </w:pPr>
-            <w:hyperlink w:history="1" r:id="rIdtadmynponug3onzsj9zqm">
+            <w:hyperlink w:history="1" r:id="rIdarvyiixzzp6mpzjedww0v">
               <w:r>
                 <w:rPr>
                   <w:rFonts w:ascii="Arial" w:cs="Arial" w:eastAsia="Arial" w:hAnsi="Arial"/>
@@ -13069,7 +13069,7 @@
               <w:spacing w:after="10" w:before="0"/>
               <w:ind w:left="120"/>
             </w:pPr>
-            <w:hyperlink w:history="1" r:id="rIdz0kodluua5ngvninrecjl">
+            <w:hyperlink w:history="1" r:id="rId2vhfzjngfaiq9iirgosuu">
               <w:r>
                 <w:rPr>
                   <w:rFonts w:ascii="Arial" w:cs="Arial" w:eastAsia="Arial" w:hAnsi="Arial"/>
@@ -13269,7 +13269,7 @@
             <w:pPr>
               <w:spacing w:after="20" w:before="0"/>
             </w:pPr>
-            <w:hyperlink w:history="1" r:id="rId4u3vuzdvjnnzwibq1z6n-">
+            <w:hyperlink w:history="1" r:id="rIdgop5ouew3b7xycsvta018">
               <w:r>
                 <w:rPr>
                   <w:rFonts w:ascii="Arial" w:cs="Arial" w:eastAsia="Arial" w:hAnsi="Arial"/>
@@ -13302,7 +13302,7 @@
               <w:spacing w:after="10" w:before="0"/>
               <w:ind w:left="120"/>
             </w:pPr>
-            <w:hyperlink w:history="1" r:id="rId-a3g7gybciyr9nrubp-ha">
+            <w:hyperlink w:history="1" r:id="rId4vqqdaps7rkeul_fmpsno">
               <w:r>
                 <w:rPr>
                   <w:rFonts w:ascii="Arial" w:cs="Arial" w:eastAsia="Arial" w:hAnsi="Arial"/>
@@ -13347,7 +13347,7 @@
             <w:pPr>
               <w:spacing w:after="20" w:before="0"/>
             </w:pPr>
-            <w:hyperlink w:history="1" r:id="rIdw-xfppcdahpg-tc0m5dfc">
+            <w:hyperlink w:history="1" r:id="rIdtuokc04sew8so56i3ctba">
               <w:r>
                 <w:rPr>
                   <w:rFonts w:ascii="Arial" w:cs="Arial" w:eastAsia="Arial" w:hAnsi="Arial"/>
@@ -13380,7 +13380,7 @@
               <w:spacing w:after="10" w:before="0"/>
               <w:ind w:left="120"/>
             </w:pPr>
-            <w:hyperlink w:history="1" r:id="rIdwmgbilpzaggrephdwxoyu">
+            <w:hyperlink w:history="1" r:id="rIdoa1uicmzv365dtwkeidg2">
               <w:r>
                 <w:rPr>
                   <w:rFonts w:ascii="Arial" w:cs="Arial" w:eastAsia="Arial" w:hAnsi="Arial"/>
@@ -13580,7 +13580,7 @@
             <w:pPr>
               <w:spacing w:after="20" w:before="0"/>
             </w:pPr>
-            <w:hyperlink w:history="1" r:id="rId94dm01dd3ositn5yp9i7v">
+            <w:hyperlink w:history="1" r:id="rIdfuyz3z_8t727layeo5dkq">
               <w:r>
                 <w:rPr>
                   <w:rFonts w:ascii="Arial" w:cs="Arial" w:eastAsia="Arial" w:hAnsi="Arial"/>
@@ -13629,7 +13629,7 @@
               <w:spacing w:after="10" w:before="0"/>
               <w:ind w:left="120"/>
             </w:pPr>
-            <w:hyperlink w:history="1" r:id="rIdtxbvg9qerg6j_eawncuro">
+            <w:hyperlink w:history="1" r:id="rIdstwtc46-aqh2bivjwz-wq">
               <w:r>
                 <w:rPr>
                   <w:rFonts w:ascii="Arial" w:cs="Arial" w:eastAsia="Arial" w:hAnsi="Arial"/>
@@ -13674,7 +13674,7 @@
             <w:pPr>
               <w:spacing w:after="20" w:before="0"/>
             </w:pPr>
-            <w:hyperlink w:history="1" r:id="rIdoev5j6uz11cvdynuw-sko">
+            <w:hyperlink w:history="1" r:id="rIdtd6ozbiqj4epzutnzlvke">
               <w:r>
                 <w:rPr>
                   <w:rFonts w:ascii="Arial" w:cs="Arial" w:eastAsia="Arial" w:hAnsi="Arial"/>
@@ -13707,7 +13707,7 @@
               <w:spacing w:after="10" w:before="0"/>
               <w:ind w:left="120"/>
             </w:pPr>
-            <w:hyperlink w:history="1" r:id="rIdlkag9xcmd4fboab2bqsbr">
+            <w:hyperlink w:history="1" r:id="rId6d4mra-wldr_0vbu16ood">
               <w:r>
                 <w:rPr>
                   <w:rFonts w:ascii="Arial" w:cs="Arial" w:eastAsia="Arial" w:hAnsi="Arial"/>
@@ -14232,7 +14232,7 @@
         </w:rPr>
         <w:t xml:space="preserve">© 2026 SeaVuria and ARES. Aligned with KICD objectives. Developed by SeaVuria; technical implementation by ARES (with AI assistance from Claude). Licensed under </w:t>
       </w:r>
-      <w:hyperlink w:history="1" r:id="rIdtic7phnomyxzjrlgogv3j">
+      <w:hyperlink w:history="1" r:id="rIdzoizf_si1_rekmitaa-u4">
         <w:r>
           <w:rPr>
             <w:rFonts w:ascii="Arial" w:cs="Arial" w:eastAsia="Arial" w:hAnsi="Arial"/>
@@ -14253,7 +14253,7 @@
         </w:rPr>
         <w:t xml:space="preserve"> (</w:t>
       </w:r>
-      <w:hyperlink w:history="1" r:id="rIdbzibgnm03rjezvxsbcu3g">
+      <w:hyperlink w:history="1" r:id="rIdljjja9vrqdaxd_kd8ukus">
         <w:r>
           <w:rPr>
             <w:rFonts w:ascii="Arial" w:cs="Arial" w:eastAsia="Arial" w:hAnsi="Arial"/>
@@ -15293,7 +15293,7 @@
             <w:pPr>
               <w:spacing w:after="20" w:before="0"/>
             </w:pPr>
-            <w:hyperlink w:history="1" r:id="rIdmkoue4vzkerfql2bemy-s">
+            <w:hyperlink w:history="1" r:id="rIdvuvkzlqujyhkjy_wvmugq">
               <w:r>
                 <w:rPr>
                   <w:rFonts w:ascii="Arial" w:cs="Arial" w:eastAsia="Arial" w:hAnsi="Arial"/>
@@ -15326,7 +15326,7 @@
               <w:spacing w:after="10" w:before="0"/>
               <w:ind w:left="120"/>
             </w:pPr>
-            <w:hyperlink w:history="1" r:id="rIdlr_rfvlzjrcok5nmecpxz">
+            <w:hyperlink w:history="1" r:id="rId3dcdhx8y3omejzk1hspza">
               <w:r>
                 <w:rPr>
                   <w:rFonts w:ascii="Arial" w:cs="Arial" w:eastAsia="Arial" w:hAnsi="Arial"/>
@@ -15371,7 +15371,7 @@
             <w:pPr>
               <w:spacing w:after="20" w:before="0"/>
             </w:pPr>
-            <w:hyperlink w:history="1" r:id="rIdclfaa_otgra8pnpae8mh5">
+            <w:hyperlink w:history="1" r:id="rIdkvgyphpyzz6qlehieae9t">
               <w:r>
                 <w:rPr>
                   <w:rFonts w:ascii="Arial" w:cs="Arial" w:eastAsia="Arial" w:hAnsi="Arial"/>
@@ -15404,7 +15404,7 @@
               <w:spacing w:after="10" w:before="0"/>
               <w:ind w:left="120"/>
             </w:pPr>
-            <w:hyperlink w:history="1" r:id="rIdhlrvmrmbgq1t2gkust2tu">
+            <w:hyperlink w:history="1" r:id="rIdtcuqlsvzcnkt62xx6umrh">
               <w:r>
                 <w:rPr>
                   <w:rFonts w:ascii="Arial" w:cs="Arial" w:eastAsia="Arial" w:hAnsi="Arial"/>
@@ -15604,7 +15604,7 @@
             <w:pPr>
               <w:spacing w:after="20" w:before="0"/>
             </w:pPr>
-            <w:hyperlink w:history="1" r:id="rIdihsd-ozg9cafw6rxpffdu">
+            <w:hyperlink w:history="1" r:id="rIdd3wiryvpq61cqzashspfy">
               <w:r>
                 <w:rPr>
                   <w:rFonts w:ascii="Arial" w:cs="Arial" w:eastAsia="Arial" w:hAnsi="Arial"/>
@@ -15637,7 +15637,7 @@
               <w:spacing w:after="10" w:before="0"/>
               <w:ind w:left="120"/>
             </w:pPr>
-            <w:hyperlink w:history="1" r:id="rIdfvdumnlqg_ufqayh5i0dy">
+            <w:hyperlink w:history="1" r:id="rIdpptlihrohlraottoxfvvf">
               <w:r>
                 <w:rPr>
                   <w:rFonts w:ascii="Arial" w:cs="Arial" w:eastAsia="Arial" w:hAnsi="Arial"/>
@@ -15682,7 +15682,7 @@
             <w:pPr>
               <w:spacing w:after="20" w:before="0"/>
             </w:pPr>
-            <w:hyperlink w:history="1" r:id="rIdvbvjzkufdv-huklkn6lt1">
+            <w:hyperlink w:history="1" r:id="rIdluwhg8lxunzuck8pe0_gm">
               <w:r>
                 <w:rPr>
                   <w:rFonts w:ascii="Arial" w:cs="Arial" w:eastAsia="Arial" w:hAnsi="Arial"/>
@@ -15715,7 +15715,7 @@
               <w:spacing w:after="10" w:before="0"/>
               <w:ind w:left="120"/>
             </w:pPr>
-            <w:hyperlink w:history="1" r:id="rIdhxalw23v7qe2x_mft4sae">
+            <w:hyperlink w:history="1" r:id="rIdhd9s7uiub1uonsb4oapxz">
               <w:r>
                 <w:rPr>
                   <w:rFonts w:ascii="Arial" w:cs="Arial" w:eastAsia="Arial" w:hAnsi="Arial"/>
@@ -15915,7 +15915,7 @@
             <w:pPr>
               <w:spacing w:after="20" w:before="0"/>
             </w:pPr>
-            <w:hyperlink w:history="1" r:id="rIdkjjgwoprjti09paossox4">
+            <w:hyperlink w:history="1" r:id="rId5ft81ywtpbkb4d70xs1nl">
               <w:r>
                 <w:rPr>
                   <w:rFonts w:ascii="Arial" w:cs="Arial" w:eastAsia="Arial" w:hAnsi="Arial"/>
@@ -15948,7 +15948,7 @@
               <w:spacing w:after="10" w:before="0"/>
               <w:ind w:left="120"/>
             </w:pPr>
-            <w:hyperlink w:history="1" r:id="rIdllj92qcnxqf8bynirnnze">
+            <w:hyperlink w:history="1" r:id="rId5vtz8yb7ep0ruzzfxo188">
               <w:r>
                 <w:rPr>
                   <w:rFonts w:ascii="Arial" w:cs="Arial" w:eastAsia="Arial" w:hAnsi="Arial"/>
@@ -15993,7 +15993,7 @@
             <w:pPr>
               <w:spacing w:after="20" w:before="0"/>
             </w:pPr>
-            <w:hyperlink w:history="1" r:id="rIde71g8zuswjfi9prdq9wqr">
+            <w:hyperlink w:history="1" r:id="rIdk6belzw2i-owm0t1vhszl">
               <w:r>
                 <w:rPr>
                   <w:rFonts w:ascii="Arial" w:cs="Arial" w:eastAsia="Arial" w:hAnsi="Arial"/>
@@ -16026,7 +16026,7 @@
               <w:spacing w:after="10" w:before="0"/>
               <w:ind w:left="120"/>
             </w:pPr>
-            <w:hyperlink w:history="1" r:id="rIdxulelypybkyrtvruyc0sn">
+            <w:hyperlink w:history="1" r:id="rIdilcczpz9-lpqoe3geul9u">
               <w:r>
                 <w:rPr>
                   <w:rFonts w:ascii="Arial" w:cs="Arial" w:eastAsia="Arial" w:hAnsi="Arial"/>
@@ -16226,7 +16226,7 @@
             <w:pPr>
               <w:spacing w:after="20" w:before="0"/>
             </w:pPr>
-            <w:hyperlink w:history="1" r:id="rIddfaj8xrxe1tvksztdh1n4">
+            <w:hyperlink w:history="1" r:id="rId9jno036jqgweukvlico66">
               <w:r>
                 <w:rPr>
                   <w:rFonts w:ascii="Arial" w:cs="Arial" w:eastAsia="Arial" w:hAnsi="Arial"/>
@@ -16259,7 +16259,7 @@
               <w:spacing w:after="10" w:before="0"/>
               <w:ind w:left="120"/>
             </w:pPr>
-            <w:hyperlink w:history="1" r:id="rIdfikemrajezez8udouxuda">
+            <w:hyperlink w:history="1" r:id="rIdlws3k0jqzltw8y5txiwf2">
               <w:r>
                 <w:rPr>
                   <w:rFonts w:ascii="Arial" w:cs="Arial" w:eastAsia="Arial" w:hAnsi="Arial"/>
@@ -16304,7 +16304,7 @@
             <w:pPr>
               <w:spacing w:after="20" w:before="0"/>
             </w:pPr>
-            <w:hyperlink w:history="1" r:id="rIdcj5z7grjw3dbh-w7advws">
+            <w:hyperlink w:history="1" r:id="rIdqka4eefw6i1us0ai6ltkp">
               <w:r>
                 <w:rPr>
                   <w:rFonts w:ascii="Arial" w:cs="Arial" w:eastAsia="Arial" w:hAnsi="Arial"/>
@@ -16337,7 +16337,7 @@
               <w:spacing w:after="10" w:before="0"/>
               <w:ind w:left="120"/>
             </w:pPr>
-            <w:hyperlink w:history="1" r:id="rIdst0iilazqd-48qqmvwwjw">
+            <w:hyperlink w:history="1" r:id="rIdwn5ams3zuaylpbnolhvq7">
               <w:r>
                 <w:rPr>
                   <w:rFonts w:ascii="Arial" w:cs="Arial" w:eastAsia="Arial" w:hAnsi="Arial"/>
@@ -16537,7 +16537,7 @@
             <w:pPr>
               <w:spacing w:after="20" w:before="0"/>
             </w:pPr>
-            <w:hyperlink w:history="1" r:id="rIdj85vekd4ofnvhs-pqm8mh">
+            <w:hyperlink w:history="1" r:id="rIdgithj0-vflt6w2lzkvxwb">
               <w:r>
                 <w:rPr>
                   <w:rFonts w:ascii="Arial" w:cs="Arial" w:eastAsia="Arial" w:hAnsi="Arial"/>
@@ -16586,7 +16586,7 @@
               <w:spacing w:after="10" w:before="0"/>
               <w:ind w:left="120"/>
             </w:pPr>
-            <w:hyperlink w:history="1" r:id="rId0nz7vzhm8s92czccddnkp">
+            <w:hyperlink w:history="1" r:id="rIdqonglvysuexjn0lkkkqjo">
               <w:r>
                 <w:rPr>
                   <w:rFonts w:ascii="Arial" w:cs="Arial" w:eastAsia="Arial" w:hAnsi="Arial"/>
@@ -16631,7 +16631,7 @@
             <w:pPr>
               <w:spacing w:after="20" w:before="0"/>
             </w:pPr>
-            <w:hyperlink w:history="1" r:id="rIdwoul5qs1cuo5nqa2uq_33">
+            <w:hyperlink w:history="1" r:id="rIdriggxocpkjnaeedzkp8uy">
               <w:r>
                 <w:rPr>
                   <w:rFonts w:ascii="Arial" w:cs="Arial" w:eastAsia="Arial" w:hAnsi="Arial"/>
@@ -16664,7 +16664,7 @@
               <w:spacing w:after="10" w:before="0"/>
               <w:ind w:left="120"/>
             </w:pPr>
-            <w:hyperlink w:history="1" r:id="rIdgif2u4o6lmhllpzxuq4wn">
+            <w:hyperlink w:history="1" r:id="rIdhdjk2e7hiownu0fqt1tl3">
               <w:r>
                 <w:rPr>
                   <w:rFonts w:ascii="Arial" w:cs="Arial" w:eastAsia="Arial" w:hAnsi="Arial"/>
@@ -17189,7 +17189,7 @@
         </w:rPr>
         <w:t xml:space="preserve">© 2026 SeaVuria and ARES. Aligned with KICD objectives. Developed by SeaVuria; technical implementation by ARES (with AI assistance from Claude). Licensed under </w:t>
       </w:r>
-      <w:hyperlink w:history="1" r:id="rIdiebajszz8qakv5-wxbhe3">
+      <w:hyperlink w:history="1" r:id="rIdvouxlkwms6tsscukof6wd">
         <w:r>
           <w:rPr>
             <w:rFonts w:ascii="Arial" w:cs="Arial" w:eastAsia="Arial" w:hAnsi="Arial"/>
@@ -17210,7 +17210,7 @@
         </w:rPr>
         <w:t xml:space="preserve"> (</w:t>
       </w:r>
-      <w:hyperlink w:history="1" r:id="rIdvgi9ekixz_mw6d3ts_lrs">
+      <w:hyperlink w:history="1" r:id="rId9gd56kylhrgbcvsnd0mib">
         <w:r>
           <w:rPr>
             <w:rFonts w:ascii="Arial" w:cs="Arial" w:eastAsia="Arial" w:hAnsi="Arial"/>
@@ -18250,7 +18250,7 @@
             <w:pPr>
               <w:spacing w:after="20" w:before="0"/>
             </w:pPr>
-            <w:hyperlink w:history="1" r:id="rIdlnjhs0dyuh21dy6d-oynk">
+            <w:hyperlink w:history="1" r:id="rIdyxaoczvbeqbhp5mkvwzun">
               <w:r>
                 <w:rPr>
                   <w:rFonts w:ascii="Arial" w:cs="Arial" w:eastAsia="Arial" w:hAnsi="Arial"/>
@@ -18283,7 +18283,7 @@
               <w:spacing w:after="10" w:before="0"/>
               <w:ind w:left="120"/>
             </w:pPr>
-            <w:hyperlink w:history="1" r:id="rIdj_ussu0dco6ykrugqr722">
+            <w:hyperlink w:history="1" r:id="rIdcuu5vgbbififcjc5ksxee">
               <w:r>
                 <w:rPr>
                   <w:rFonts w:ascii="Arial" w:cs="Arial" w:eastAsia="Arial" w:hAnsi="Arial"/>
@@ -18345,7 +18345,7 @@
               <w:spacing w:after="10" w:before="0"/>
               <w:ind w:left="120"/>
             </w:pPr>
-            <w:hyperlink w:history="1" r:id="rIdxigvrugclmweyqphgxt10">
+            <w:hyperlink w:history="1" r:id="rIdlb9xdkit9hh5ihtgo09qp">
               <w:r>
                 <w:rPr>
                   <w:rFonts w:ascii="Arial" w:cs="Arial" w:eastAsia="Arial" w:hAnsi="Arial"/>
@@ -18560,7 +18560,7 @@
             <w:pPr>
               <w:spacing w:after="20" w:before="0"/>
             </w:pPr>
-            <w:hyperlink w:history="1" r:id="rIdc_ytch1wtsk_a6b2an2od">
+            <w:hyperlink w:history="1" r:id="rIdt_04-opo5jivrz_161fln">
               <w:r>
                 <w:rPr>
                   <w:rFonts w:ascii="Arial" w:cs="Arial" w:eastAsia="Arial" w:hAnsi="Arial"/>
@@ -18593,7 +18593,7 @@
               <w:spacing w:after="10" w:before="0"/>
               <w:ind w:left="120"/>
             </w:pPr>
-            <w:hyperlink w:history="1" r:id="rIdxjhf1t_xmwqeulndomchm">
+            <w:hyperlink w:history="1" r:id="rIdyxbf9pe2ja2s4rk4cwx_n">
               <w:r>
                 <w:rPr>
                   <w:rFonts w:ascii="Arial" w:cs="Arial" w:eastAsia="Arial" w:hAnsi="Arial"/>
@@ -18655,7 +18655,7 @@
               <w:spacing w:after="10" w:before="0"/>
               <w:ind w:left="120"/>
             </w:pPr>
-            <w:hyperlink w:history="1" r:id="rId9r_3_kzqmntpky519uiac">
+            <w:hyperlink w:history="1" r:id="rIdiwmaeo_qprb_8ph1rjl5p">
               <w:r>
                 <w:rPr>
                   <w:rFonts w:ascii="Arial" w:cs="Arial" w:eastAsia="Arial" w:hAnsi="Arial"/>
@@ -18870,7 +18870,7 @@
             <w:pPr>
               <w:spacing w:after="20" w:before="0"/>
             </w:pPr>
-            <w:hyperlink w:history="1" r:id="rIdtq-nlhg0qaict9wj3wqke">
+            <w:hyperlink w:history="1" r:id="rIdlxocf14s3-t9ybvfihnlh">
               <w:r>
                 <w:rPr>
                   <w:rFonts w:ascii="Arial" w:cs="Arial" w:eastAsia="Arial" w:hAnsi="Arial"/>
@@ -18903,7 +18903,7 @@
               <w:spacing w:after="10" w:before="0"/>
               <w:ind w:left="120"/>
             </w:pPr>
-            <w:hyperlink w:history="1" r:id="rIdjr9giwt5tpdtz522wlx0l">
+            <w:hyperlink w:history="1" r:id="rIdw2xdwjdozjuxglyvhma4s">
               <w:r>
                 <w:rPr>
                   <w:rFonts w:ascii="Arial" w:cs="Arial" w:eastAsia="Arial" w:hAnsi="Arial"/>
@@ -18965,7 +18965,7 @@
               <w:spacing w:after="10" w:before="0"/>
               <w:ind w:left="120"/>
             </w:pPr>
-            <w:hyperlink w:history="1" r:id="rId8f4_ydinxh12oiolrmrou">
+            <w:hyperlink w:history="1" r:id="rIdvnh97g8jhnh1o5rww_5pr">
               <w:r>
                 <w:rPr>
                   <w:rFonts w:ascii="Arial" w:cs="Arial" w:eastAsia="Arial" w:hAnsi="Arial"/>
@@ -19180,7 +19180,7 @@
             <w:pPr>
               <w:spacing w:after="20" w:before="0"/>
             </w:pPr>
-            <w:hyperlink w:history="1" r:id="rIdggan4rvl5o-uldifvfzoi">
+            <w:hyperlink w:history="1" r:id="rIdy6la00wwlustk0gt03xjj">
               <w:r>
                 <w:rPr>
                   <w:rFonts w:ascii="Arial" w:cs="Arial" w:eastAsia="Arial" w:hAnsi="Arial"/>
@@ -19213,7 +19213,7 @@
               <w:spacing w:after="10" w:before="0"/>
               <w:ind w:left="120"/>
             </w:pPr>
-            <w:hyperlink w:history="1" r:id="rId4cked6pg3-gnbh211fdth">
+            <w:hyperlink w:history="1" r:id="rIdeqxem4e1uraw37y79ozet">
               <w:r>
                 <w:rPr>
                   <w:rFonts w:ascii="Arial" w:cs="Arial" w:eastAsia="Arial" w:hAnsi="Arial"/>
@@ -19275,7 +19275,7 @@
               <w:spacing w:after="10" w:before="0"/>
               <w:ind w:left="120"/>
             </w:pPr>
-            <w:hyperlink w:history="1" r:id="rIdyhz0wytww5gzq6m_c4mix">
+            <w:hyperlink w:history="1" r:id="rIdhyznxcf7tedkilymh8qu7">
               <w:r>
                 <w:rPr>
                   <w:rFonts w:ascii="Arial" w:cs="Arial" w:eastAsia="Arial" w:hAnsi="Arial"/>
@@ -19490,7 +19490,7 @@
             <w:pPr>
               <w:spacing w:after="20" w:before="0"/>
             </w:pPr>
-            <w:hyperlink w:history="1" r:id="rIdrz-scyoprrv7p5idxd9b9">
+            <w:hyperlink w:history="1" r:id="rIdfcym28lwlyxjirhlxsku2">
               <w:r>
                 <w:rPr>
                   <w:rFonts w:ascii="Arial" w:cs="Arial" w:eastAsia="Arial" w:hAnsi="Arial"/>
@@ -19539,7 +19539,7 @@
               <w:spacing w:after="10" w:before="0"/>
               <w:ind w:left="120"/>
             </w:pPr>
-            <w:hyperlink w:history="1" r:id="rIdhbjegv2ybtr8vqr_6yjs2">
+            <w:hyperlink w:history="1" r:id="rIdlouvgkqbs774gs_jd7a-k">
               <w:r>
                 <w:rPr>
                   <w:rFonts w:ascii="Arial" w:cs="Arial" w:eastAsia="Arial" w:hAnsi="Arial"/>
@@ -19601,7 +19601,7 @@
               <w:spacing w:after="10" w:before="0"/>
               <w:ind w:left="120"/>
             </w:pPr>
-            <w:hyperlink w:history="1" r:id="rIdageauxulfg61dw-vobayn">
+            <w:hyperlink w:history="1" r:id="rIdkhyfmqqajqv-mvufoe2sa">
               <w:r>
                 <w:rPr>
                   <w:rFonts w:ascii="Arial" w:cs="Arial" w:eastAsia="Arial" w:hAnsi="Arial"/>
@@ -20141,7 +20141,7 @@
         </w:rPr>
         <w:t xml:space="preserve">© 2026 SeaVuria and ARES. Aligned with KICD objectives. Developed by SeaVuria; technical implementation by ARES (with AI assistance from Claude). Licensed under </w:t>
       </w:r>
-      <w:hyperlink w:history="1" r:id="rIdgl4m_zzycvtcreo7uclf1">
+      <w:hyperlink w:history="1" r:id="rIdbwgnif5spjzc5da5xghxx">
         <w:r>
           <w:rPr>
             <w:rFonts w:ascii="Arial" w:cs="Arial" w:eastAsia="Arial" w:hAnsi="Arial"/>
@@ -20162,7 +20162,7 @@
         </w:rPr>
         <w:t xml:space="preserve"> (</w:t>
       </w:r>
-      <w:hyperlink w:history="1" r:id="rIdlz_5unwg783799aydnlhb">
+      <w:hyperlink w:history="1" r:id="rId1qizhwpkjr98v3ygtkqsz">
         <w:r>
           <w:rPr>
             <w:rFonts w:ascii="Arial" w:cs="Arial" w:eastAsia="Arial" w:hAnsi="Arial"/>
@@ -21202,7 +21202,7 @@
             <w:pPr>
               <w:spacing w:after="20" w:before="0"/>
             </w:pPr>
-            <w:hyperlink w:history="1" r:id="rIdg6_jgpq5qdnvpd2xtfecl">
+            <w:hyperlink w:history="1" r:id="rId8iqjdeffuwnc3ahm4pokf">
               <w:r>
                 <w:rPr>
                   <w:rFonts w:ascii="Arial" w:cs="Arial" w:eastAsia="Arial" w:hAnsi="Arial"/>
@@ -21235,7 +21235,7 @@
               <w:spacing w:after="10" w:before="0"/>
               <w:ind w:left="120"/>
             </w:pPr>
-            <w:hyperlink w:history="1" r:id="rIdjrtk30yo9quu1ri0eg5qx">
+            <w:hyperlink w:history="1" r:id="rIdnwgbk-ansdxfl8f6om0xy">
               <w:r>
                 <w:rPr>
                   <w:rFonts w:ascii="Arial" w:cs="Arial" w:eastAsia="Arial" w:hAnsi="Arial"/>
@@ -21280,7 +21280,7 @@
             <w:pPr>
               <w:spacing w:after="20" w:before="0"/>
             </w:pPr>
-            <w:hyperlink w:history="1" r:id="rIdsn70trhawqeejgncdyy0n">
+            <w:hyperlink w:history="1" r:id="rIdbdehxoapflryi0b79b5yd">
               <w:r>
                 <w:rPr>
                   <w:rFonts w:ascii="Arial" w:cs="Arial" w:eastAsia="Arial" w:hAnsi="Arial"/>
@@ -21313,7 +21313,7 @@
               <w:spacing w:after="10" w:before="0"/>
               <w:ind w:left="120"/>
             </w:pPr>
-            <w:hyperlink w:history="1" r:id="rIdmztveee3x6d_jg9ipb81f">
+            <w:hyperlink w:history="1" r:id="rId6isqjbtej9uzqnhmb9qvd">
               <w:r>
                 <w:rPr>
                   <w:rFonts w:ascii="Arial" w:cs="Arial" w:eastAsia="Arial" w:hAnsi="Arial"/>
@@ -21513,7 +21513,7 @@
             <w:pPr>
               <w:spacing w:after="20" w:before="0"/>
             </w:pPr>
-            <w:hyperlink w:history="1" r:id="rIde8is9qs5u8k8zrqhj1dqp">
+            <w:hyperlink w:history="1" r:id="rIdes_rultu2eo_yekyqk6cs">
               <w:r>
                 <w:rPr>
                   <w:rFonts w:ascii="Arial" w:cs="Arial" w:eastAsia="Arial" w:hAnsi="Arial"/>
@@ -21546,7 +21546,7 @@
               <w:spacing w:after="10" w:before="0"/>
               <w:ind w:left="120"/>
             </w:pPr>
-            <w:hyperlink w:history="1" r:id="rIdbuyrpbtbjxx8qqsgwdjv1">
+            <w:hyperlink w:history="1" r:id="rIdehd1jt5f9bmlc8ccbyuw9">
               <w:r>
                 <w:rPr>
                   <w:rFonts w:ascii="Arial" w:cs="Arial" w:eastAsia="Arial" w:hAnsi="Arial"/>
@@ -21591,7 +21591,7 @@
             <w:pPr>
               <w:spacing w:after="20" w:before="0"/>
             </w:pPr>
-            <w:hyperlink w:history="1" r:id="rIdrkbbtx1ynfuohklrhqnzo">
+            <w:hyperlink w:history="1" r:id="rIdgnuhk918ezu8dt_neneda">
               <w:r>
                 <w:rPr>
                   <w:rFonts w:ascii="Arial" w:cs="Arial" w:eastAsia="Arial" w:hAnsi="Arial"/>
@@ -21624,7 +21624,7 @@
               <w:spacing w:after="10" w:before="0"/>
               <w:ind w:left="120"/>
             </w:pPr>
-            <w:hyperlink w:history="1" r:id="rIdap6c9wxxbriz2kiepgnsh">
+            <w:hyperlink w:history="1" r:id="rId081ks6f5t0nl2qjwwd56v">
               <w:r>
                 <w:rPr>
                   <w:rFonts w:ascii="Arial" w:cs="Arial" w:eastAsia="Arial" w:hAnsi="Arial"/>
@@ -21824,7 +21824,7 @@
             <w:pPr>
               <w:spacing w:after="20" w:before="0"/>
             </w:pPr>
-            <w:hyperlink w:history="1" r:id="rIdsginsdqz8cp61xgevzhzl">
+            <w:hyperlink w:history="1" r:id="rIddo7my5r0gdrzhasv_esz-">
               <w:r>
                 <w:rPr>
                   <w:rFonts w:ascii="Arial" w:cs="Arial" w:eastAsia="Arial" w:hAnsi="Arial"/>
@@ -21873,7 +21873,7 @@
               <w:spacing w:after="10" w:before="0"/>
               <w:ind w:left="120"/>
             </w:pPr>
-            <w:hyperlink w:history="1" r:id="rIdbxjr2meayaw8nm5z8ljei">
+            <w:hyperlink w:history="1" r:id="rIdvpkzikiu5ijollg6a9jyh">
               <w:r>
                 <w:rPr>
                   <w:rFonts w:ascii="Arial" w:cs="Arial" w:eastAsia="Arial" w:hAnsi="Arial"/>
@@ -21918,7 +21918,7 @@
             <w:pPr>
               <w:spacing w:after="20" w:before="0"/>
             </w:pPr>
-            <w:hyperlink w:history="1" r:id="rIdyyyk59xtaugf3cth7q7wh">
+            <w:hyperlink w:history="1" r:id="rIdg5sccocgwmxalttpwdsgx">
               <w:r>
                 <w:rPr>
                   <w:rFonts w:ascii="Arial" w:cs="Arial" w:eastAsia="Arial" w:hAnsi="Arial"/>
@@ -21951,7 +21951,7 @@
               <w:spacing w:after="10" w:before="0"/>
               <w:ind w:left="120"/>
             </w:pPr>
-            <w:hyperlink w:history="1" r:id="rIdynvg0dsvwhihtmakf0zkc">
+            <w:hyperlink w:history="1" r:id="rId35lrkhhsdsgpxju0cs7yb">
               <w:r>
                 <w:rPr>
                   <w:rFonts w:ascii="Arial" w:cs="Arial" w:eastAsia="Arial" w:hAnsi="Arial"/>
@@ -22151,7 +22151,7 @@
             <w:pPr>
               <w:spacing w:after="20" w:before="0"/>
             </w:pPr>
-            <w:hyperlink w:history="1" r:id="rIdvh670xtaeuyc8at6urxwh">
+            <w:hyperlink w:history="1" r:id="rId47qoqpsgto51c-y2icetu">
               <w:r>
                 <w:rPr>
                   <w:rFonts w:ascii="Arial" w:cs="Arial" w:eastAsia="Arial" w:hAnsi="Arial"/>
@@ -22200,7 +22200,7 @@
               <w:spacing w:after="10" w:before="0"/>
               <w:ind w:left="120"/>
             </w:pPr>
-            <w:hyperlink w:history="1" r:id="rIdzvaorolu6cpbxzhfwvqr8">
+            <w:hyperlink w:history="1" r:id="rId8cpd1k6p_jvmemfxaq7lo">
               <w:r>
                 <w:rPr>
                   <w:rFonts w:ascii="Arial" w:cs="Arial" w:eastAsia="Arial" w:hAnsi="Arial"/>
@@ -22245,7 +22245,7 @@
             <w:pPr>
               <w:spacing w:after="20" w:before="0"/>
             </w:pPr>
-            <w:hyperlink w:history="1" r:id="rIdgepr-va7b1fz-rltwxdq4">
+            <w:hyperlink w:history="1" r:id="rIdqcfbh9u0focr9eawjmajj">
               <w:r>
                 <w:rPr>
                   <w:rFonts w:ascii="Arial" w:cs="Arial" w:eastAsia="Arial" w:hAnsi="Arial"/>
@@ -22278,7 +22278,7 @@
               <w:spacing w:after="10" w:before="0"/>
               <w:ind w:left="120"/>
             </w:pPr>
-            <w:hyperlink w:history="1" r:id="rIdqvw_grpadpzb-yqazoqqv">
+            <w:hyperlink w:history="1" r:id="rIdm1tlvz4u4mtjmwjxfuspa">
               <w:r>
                 <w:rPr>
                   <w:rFonts w:ascii="Arial" w:cs="Arial" w:eastAsia="Arial" w:hAnsi="Arial"/>
@@ -22478,7 +22478,7 @@
             <w:pPr>
               <w:spacing w:after="20" w:before="0"/>
             </w:pPr>
-            <w:hyperlink w:history="1" r:id="rIdprotbcw5ubecwvb5sugry">
+            <w:hyperlink w:history="1" r:id="rIdtsd6xuhektim5mah3cgh1">
               <w:r>
                 <w:rPr>
                   <w:rFonts w:ascii="Arial" w:cs="Arial" w:eastAsia="Arial" w:hAnsi="Arial"/>
@@ -22511,7 +22511,7 @@
               <w:spacing w:after="10" w:before="0"/>
               <w:ind w:left="120"/>
             </w:pPr>
-            <w:hyperlink w:history="1" r:id="rIduijfkhur41zqd3azi9zxz">
+            <w:hyperlink w:history="1" r:id="rIdoybrmrx6wcupn6n7g_ina">
               <w:r>
                 <w:rPr>
                   <w:rFonts w:ascii="Arial" w:cs="Arial" w:eastAsia="Arial" w:hAnsi="Arial"/>
@@ -22556,7 +22556,7 @@
             <w:pPr>
               <w:spacing w:after="20" w:before="0"/>
             </w:pPr>
-            <w:hyperlink w:history="1" r:id="rIdwlhiofxqmt9hhr_g_fgyv">
+            <w:hyperlink w:history="1" r:id="rIdgl9qvmj9wl-towr615wqe">
               <w:r>
                 <w:rPr>
                   <w:rFonts w:ascii="Arial" w:cs="Arial" w:eastAsia="Arial" w:hAnsi="Arial"/>
@@ -22589,7 +22589,7 @@
               <w:spacing w:after="10" w:before="0"/>
               <w:ind w:left="120"/>
             </w:pPr>
-            <w:hyperlink w:history="1" r:id="rIdxayworrsag-ehmvrmxh1m">
+            <w:hyperlink w:history="1" r:id="rIdh-b_znwtkkiun0wcdkpzp">
               <w:r>
                 <w:rPr>
                   <w:rFonts w:ascii="Arial" w:cs="Arial" w:eastAsia="Arial" w:hAnsi="Arial"/>
@@ -23114,7 +23114,7 @@
         </w:rPr>
         <w:t xml:space="preserve">© 2026 SeaVuria and ARES. Aligned with KICD objectives. Developed by SeaVuria; technical implementation by ARES (with AI assistance from Claude). Licensed under </w:t>
       </w:r>
-      <w:hyperlink w:history="1" r:id="rIduexszk6xyvffivtoydtso">
+      <w:hyperlink w:history="1" r:id="rIduet6_kbcydyok7th8rxgg">
         <w:r>
           <w:rPr>
             <w:rFonts w:ascii="Arial" w:cs="Arial" w:eastAsia="Arial" w:hAnsi="Arial"/>
@@ -23135,7 +23135,7 @@
         </w:rPr>
         <w:t xml:space="preserve"> (</w:t>
       </w:r>
-      <w:hyperlink w:history="1" r:id="rIdekohbbifxhg9h3fwcwbqw">
+      <w:hyperlink w:history="1" r:id="rIdpcq6j-nwrlxt41hawwrac">
         <w:r>
           <w:rPr>
             <w:rFonts w:ascii="Arial" w:cs="Arial" w:eastAsia="Arial" w:hAnsi="Arial"/>
@@ -24175,7 +24175,7 @@
             <w:pPr>
               <w:spacing w:after="20" w:before="0"/>
             </w:pPr>
-            <w:hyperlink w:history="1" r:id="rIddxevbdnpee09pyljjt8jp">
+            <w:hyperlink w:history="1" r:id="rId-t4jlap0hhat6l_w6l2au">
               <w:r>
                 <w:rPr>
                   <w:rFonts w:ascii="Arial" w:cs="Arial" w:eastAsia="Arial" w:hAnsi="Arial"/>
@@ -24208,7 +24208,7 @@
               <w:spacing w:after="10" w:before="0"/>
               <w:ind w:left="120"/>
             </w:pPr>
-            <w:hyperlink w:history="1" r:id="rIdann05djin6t74nwdzjyzp">
+            <w:hyperlink w:history="1" r:id="rIdpwctn9pres0yu-ngyiudl">
               <w:r>
                 <w:rPr>
                   <w:rFonts w:ascii="Arial" w:cs="Arial" w:eastAsia="Arial" w:hAnsi="Arial"/>
@@ -24253,7 +24253,7 @@
             <w:pPr>
               <w:spacing w:after="20" w:before="0"/>
             </w:pPr>
-            <w:hyperlink w:history="1" r:id="rIdfjcnso9hqdkzcgp7b15yb">
+            <w:hyperlink w:history="1" r:id="rId_athnyh-oaakqb8om87d4">
               <w:r>
                 <w:rPr>
                   <w:rFonts w:ascii="Arial" w:cs="Arial" w:eastAsia="Arial" w:hAnsi="Arial"/>
@@ -24286,7 +24286,7 @@
               <w:spacing w:after="10" w:before="0"/>
               <w:ind w:left="120"/>
             </w:pPr>
-            <w:hyperlink w:history="1" r:id="rIdc15eiwpqmfwijdisrh59h">
+            <w:hyperlink w:history="1" r:id="rIdvrnrc0bhvjkbiwoyuavgt">
               <w:r>
                 <w:rPr>
                   <w:rFonts w:ascii="Arial" w:cs="Arial" w:eastAsia="Arial" w:hAnsi="Arial"/>
@@ -24486,7 +24486,7 @@
             <w:pPr>
               <w:spacing w:after="20" w:before="0"/>
             </w:pPr>
-            <w:hyperlink w:history="1" r:id="rIduqxjwb2xqdwlfq30gfn3n">
+            <w:hyperlink w:history="1" r:id="rIdvjrcvixfb39qhdqwslbgl">
               <w:r>
                 <w:rPr>
                   <w:rFonts w:ascii="Arial" w:cs="Arial" w:eastAsia="Arial" w:hAnsi="Arial"/>
@@ -24519,7 +24519,7 @@
               <w:spacing w:after="10" w:before="0"/>
               <w:ind w:left="120"/>
             </w:pPr>
-            <w:hyperlink w:history="1" r:id="rIdcztg2jnmdm7-vrgawcxi1">
+            <w:hyperlink w:history="1" r:id="rIdkyp_6-9x2j4bvuy4bwcab">
               <w:r>
                 <w:rPr>
                   <w:rFonts w:ascii="Arial" w:cs="Arial" w:eastAsia="Arial" w:hAnsi="Arial"/>
@@ -24564,7 +24564,7 @@
             <w:pPr>
               <w:spacing w:after="20" w:before="0"/>
             </w:pPr>
-            <w:hyperlink w:history="1" r:id="rIdntfrtdwnhqbzwrxse8ruh">
+            <w:hyperlink w:history="1" r:id="rIddr6emj_uaoqdq6ipmfszo">
               <w:r>
                 <w:rPr>
                   <w:rFonts w:ascii="Arial" w:cs="Arial" w:eastAsia="Arial" w:hAnsi="Arial"/>
@@ -24597,7 +24597,7 @@
               <w:spacing w:after="10" w:before="0"/>
               <w:ind w:left="120"/>
             </w:pPr>
-            <w:hyperlink w:history="1" r:id="rId_ltf75j5ytjiaeq1lfuvb">
+            <w:hyperlink w:history="1" r:id="rIdrwa6gfht7voxjtaucdwwl">
               <w:r>
                 <w:rPr>
                   <w:rFonts w:ascii="Arial" w:cs="Arial" w:eastAsia="Arial" w:hAnsi="Arial"/>
@@ -24797,7 +24797,7 @@
             <w:pPr>
               <w:spacing w:after="20" w:before="0"/>
             </w:pPr>
-            <w:hyperlink w:history="1" r:id="rIdstzqpcggldnrh7dcw5v8y">
+            <w:hyperlink w:history="1" r:id="rIdanewgbj-lt9_agjjrutg4">
               <w:r>
                 <w:rPr>
                   <w:rFonts w:ascii="Arial" w:cs="Arial" w:eastAsia="Arial" w:hAnsi="Arial"/>
@@ -24830,7 +24830,7 @@
               <w:spacing w:after="10" w:before="0"/>
               <w:ind w:left="120"/>
             </w:pPr>
-            <w:hyperlink w:history="1" r:id="rId8tded_nxwyr0xqfwc11jz">
+            <w:hyperlink w:history="1" r:id="rIddeubjiecsr9wj6o8ry7h6">
               <w:r>
                 <w:rPr>
                   <w:rFonts w:ascii="Arial" w:cs="Arial" w:eastAsia="Arial" w:hAnsi="Arial"/>
@@ -24875,7 +24875,7 @@
             <w:pPr>
               <w:spacing w:after="20" w:before="0"/>
             </w:pPr>
-            <w:hyperlink w:history="1" r:id="rId9xuszn2mzdexxr3qnxwl3">
+            <w:hyperlink w:history="1" r:id="rIdqvp7ohsrr0jqsaaocmfzh">
               <w:r>
                 <w:rPr>
                   <w:rFonts w:ascii="Arial" w:cs="Arial" w:eastAsia="Arial" w:hAnsi="Arial"/>
@@ -24908,7 +24908,7 @@
               <w:spacing w:after="10" w:before="0"/>
               <w:ind w:left="120"/>
             </w:pPr>
-            <w:hyperlink w:history="1" r:id="rId9etnkiu7tenrnag8b-scv">
+            <w:hyperlink w:history="1" r:id="rIdiiudyeyh5luwf3fnveued">
               <w:r>
                 <w:rPr>
                   <w:rFonts w:ascii="Arial" w:cs="Arial" w:eastAsia="Arial" w:hAnsi="Arial"/>
@@ -25108,7 +25108,7 @@
             <w:pPr>
               <w:spacing w:after="20" w:before="0"/>
             </w:pPr>
-            <w:hyperlink w:history="1" r:id="rIdghqdisuqgjlxteovwea0d">
+            <w:hyperlink w:history="1" r:id="rIddv1a8vbeflluxfk_al03m">
               <w:r>
                 <w:rPr>
                   <w:rFonts w:ascii="Arial" w:cs="Arial" w:eastAsia="Arial" w:hAnsi="Arial"/>
@@ -25141,7 +25141,7 @@
               <w:spacing w:after="10" w:before="0"/>
               <w:ind w:left="120"/>
             </w:pPr>
-            <w:hyperlink w:history="1" r:id="rIdr6exymsrguilmekkbvldo">
+            <w:hyperlink w:history="1" r:id="rIdiipoakt1cutkvt34owca9">
               <w:r>
                 <w:rPr>
                   <w:rFonts w:ascii="Arial" w:cs="Arial" w:eastAsia="Arial" w:hAnsi="Arial"/>
@@ -25186,7 +25186,7 @@
             <w:pPr>
               <w:spacing w:after="20" w:before="0"/>
             </w:pPr>
-            <w:hyperlink w:history="1" r:id="rIdff0_oseyjdhammenwe2kx">
+            <w:hyperlink w:history="1" r:id="rIdf_3ryno2xxw4jag7wtarr">
               <w:r>
                 <w:rPr>
                   <w:rFonts w:ascii="Arial" w:cs="Arial" w:eastAsia="Arial" w:hAnsi="Arial"/>
@@ -25219,7 +25219,7 @@
               <w:spacing w:after="10" w:before="0"/>
               <w:ind w:left="120"/>
             </w:pPr>
-            <w:hyperlink w:history="1" r:id="rIdkrumogdtrz_riximbvejh">
+            <w:hyperlink w:history="1" r:id="rIdb9tuqmtshl-x3zwkmw6nq">
               <w:r>
                 <w:rPr>
                   <w:rFonts w:ascii="Arial" w:cs="Arial" w:eastAsia="Arial" w:hAnsi="Arial"/>
@@ -25419,7 +25419,7 @@
             <w:pPr>
               <w:spacing w:after="20" w:before="0"/>
             </w:pPr>
-            <w:hyperlink w:history="1" r:id="rIdolzg0jrfgcalitneedbs1">
+            <w:hyperlink w:history="1" r:id="rIdlalkbfohug2aoezhhwvud">
               <w:r>
                 <w:rPr>
                   <w:rFonts w:ascii="Arial" w:cs="Arial" w:eastAsia="Arial" w:hAnsi="Arial"/>
@@ -25452,7 +25452,7 @@
               <w:spacing w:after="10" w:before="0"/>
               <w:ind w:left="120"/>
             </w:pPr>
-            <w:hyperlink w:history="1" r:id="rIdifqajvh2cys6bn-we1ezk">
+            <w:hyperlink w:history="1" r:id="rIdyy6l9c6ctlir2dnk6wp8j">
               <w:r>
                 <w:rPr>
                   <w:rFonts w:ascii="Arial" w:cs="Arial" w:eastAsia="Arial" w:hAnsi="Arial"/>
@@ -25497,7 +25497,7 @@
             <w:pPr>
               <w:spacing w:after="20" w:before="0"/>
             </w:pPr>
-            <w:hyperlink w:history="1" r:id="rIduemcrlbmkkvboqgnqhcxb">
+            <w:hyperlink w:history="1" r:id="rIdxxurze2oe1cl51bhfud-m">
               <w:r>
                 <w:rPr>
                   <w:rFonts w:ascii="Arial" w:cs="Arial" w:eastAsia="Arial" w:hAnsi="Arial"/>
@@ -25530,7 +25530,7 @@
               <w:spacing w:after="10" w:before="0"/>
               <w:ind w:left="120"/>
             </w:pPr>
-            <w:hyperlink w:history="1" r:id="rIdx6iryy-9xxox9gkqrnmdc">
+            <w:hyperlink w:history="1" r:id="rIdb3dv7ffj9_nfqy1r1vxxi">
               <w:r>
                 <w:rPr>
                   <w:rFonts w:ascii="Arial" w:cs="Arial" w:eastAsia="Arial" w:hAnsi="Arial"/>
@@ -26055,7 +26055,7 @@
         </w:rPr>
         <w:t xml:space="preserve">© 2026 SeaVuria and ARES. Aligned with KICD objectives. Developed by SeaVuria; technical implementation by ARES (with AI assistance from Claude). Licensed under </w:t>
       </w:r>
-      <w:hyperlink w:history="1" r:id="rIdhnslgg1fpb6obw7xiej7r">
+      <w:hyperlink w:history="1" r:id="rIdoh0brc8xodyqslhvxdgm2">
         <w:r>
           <w:rPr>
             <w:rFonts w:ascii="Arial" w:cs="Arial" w:eastAsia="Arial" w:hAnsi="Arial"/>
@@ -26076,7 +26076,7 @@
         </w:rPr>
         <w:t xml:space="preserve"> (</w:t>
       </w:r>
-      <w:hyperlink w:history="1" r:id="rIdnsta8pkyamscounrrpwap">
+      <w:hyperlink w:history="1" r:id="rIdlwnw28lnjxrmjh4-3vdn2">
         <w:r>
           <w:rPr>
             <w:rFonts w:ascii="Arial" w:cs="Arial" w:eastAsia="Arial" w:hAnsi="Arial"/>
@@ -27133,7 +27133,7 @@
               <w:spacing w:after="10" w:before="0"/>
               <w:ind w:left="120"/>
             </w:pPr>
-            <w:hyperlink w:history="1" r:id="rIdi8ws6jespplhafzgd5ryj">
+            <w:hyperlink w:history="1" r:id="rIdcr-lcr7fkiefrlln3m0wu">
               <w:r>
                 <w:rPr>
                   <w:rFonts w:ascii="Arial" w:cs="Arial" w:eastAsia="Arial" w:hAnsi="Arial"/>
@@ -27193,7 +27193,7 @@
             <w:pPr>
               <w:spacing w:after="20" w:before="0"/>
             </w:pPr>
-            <w:hyperlink w:history="1" r:id="rIdw57khfggorsk5tabkftu2">
+            <w:hyperlink w:history="1" r:id="rIdgcc6yw6ea8s1bbqy4hz3j">
               <w:r>
                 <w:rPr>
                   <w:rFonts w:ascii="Arial" w:cs="Arial" w:eastAsia="Arial" w:hAnsi="Arial"/>
@@ -27242,7 +27242,7 @@
               <w:spacing w:after="10" w:before="0"/>
               <w:ind w:left="120"/>
             </w:pPr>
-            <w:hyperlink w:history="1" r:id="rIdffqabdnvdnaxroyfq66gp">
+            <w:hyperlink w:history="1" r:id="rId7rbp7ciuaiwpu56adhpxb">
               <w:r>
                 <w:rPr>
                   <w:rFonts w:ascii="Arial" w:cs="Arial" w:eastAsia="Arial" w:hAnsi="Arial"/>
@@ -27459,7 +27459,7 @@
               <w:spacing w:after="10" w:before="0"/>
               <w:ind w:left="120"/>
             </w:pPr>
-            <w:hyperlink w:history="1" r:id="rIdckqbeca94yflayt7orbij">
+            <w:hyperlink w:history="1" r:id="rIdzupaslgtr1pbvwguxy2qg">
               <w:r>
                 <w:rPr>
                   <w:rFonts w:ascii="Arial" w:cs="Arial" w:eastAsia="Arial" w:hAnsi="Arial"/>
@@ -27519,7 +27519,7 @@
             <w:pPr>
               <w:spacing w:after="20" w:before="0"/>
             </w:pPr>
-            <w:hyperlink w:history="1" r:id="rIdkysy7wggkt1x1po93goav">
+            <w:hyperlink w:history="1" r:id="rIdkxsg483srmo-sycq4icbm">
               <w:r>
                 <w:rPr>
                   <w:rFonts w:ascii="Arial" w:cs="Arial" w:eastAsia="Arial" w:hAnsi="Arial"/>
@@ -27568,7 +27568,7 @@
               <w:spacing w:after="10" w:before="0"/>
               <w:ind w:left="120"/>
             </w:pPr>
-            <w:hyperlink w:history="1" r:id="rId5vvv8vv0rbyt1lfwejjqr">
+            <w:hyperlink w:history="1" r:id="rIdljgcweh71lutv0gry5te1">
               <w:r>
                 <w:rPr>
                   <w:rFonts w:ascii="Arial" w:cs="Arial" w:eastAsia="Arial" w:hAnsi="Arial"/>
@@ -27785,7 +27785,7 @@
               <w:spacing w:after="10" w:before="0"/>
               <w:ind w:left="120"/>
             </w:pPr>
-            <w:hyperlink w:history="1" r:id="rIdzfeuik2pujsnz09p1anpw">
+            <w:hyperlink w:history="1" r:id="rIdb3nxo65q9nneuxvedq4de">
               <w:r>
                 <w:rPr>
                   <w:rFonts w:ascii="Arial" w:cs="Arial" w:eastAsia="Arial" w:hAnsi="Arial"/>
@@ -27845,7 +27845,7 @@
             <w:pPr>
               <w:spacing w:after="20" w:before="0"/>
             </w:pPr>
-            <w:hyperlink w:history="1" r:id="rIdiumqpic7yxpiz7qe5gdbk">
+            <w:hyperlink w:history="1" r:id="rIdkyjl-eqzr8yjadt95jjnv">
               <w:r>
                 <w:rPr>
                   <w:rFonts w:ascii="Arial" w:cs="Arial" w:eastAsia="Arial" w:hAnsi="Arial"/>
@@ -27894,7 +27894,7 @@
               <w:spacing w:after="10" w:before="0"/>
               <w:ind w:left="120"/>
             </w:pPr>
-            <w:hyperlink w:history="1" r:id="rIdxbjaeb5pb5dftzcfwl5ay">
+            <w:hyperlink w:history="1" r:id="rId4kllhy5gkrusryhyj368n">
               <w:r>
                 <w:rPr>
                   <w:rFonts w:ascii="Arial" w:cs="Arial" w:eastAsia="Arial" w:hAnsi="Arial"/>
@@ -28111,7 +28111,7 @@
               <w:spacing w:after="10" w:before="0"/>
               <w:ind w:left="120"/>
             </w:pPr>
-            <w:hyperlink w:history="1" r:id="rIdp0g4xsduduofotzcsxxmy">
+            <w:hyperlink w:history="1" r:id="rId1jam0yeaftnoeow7emc2w">
               <w:r>
                 <w:rPr>
                   <w:rFonts w:ascii="Arial" w:cs="Arial" w:eastAsia="Arial" w:hAnsi="Arial"/>
@@ -28171,7 +28171,7 @@
             <w:pPr>
               <w:spacing w:after="20" w:before="0"/>
             </w:pPr>
-            <w:hyperlink w:history="1" r:id="rId6vkqcue5yrjhnuqs3oihj">
+            <w:hyperlink w:history="1" r:id="rId75c1arepc8nzpcv-r7fbo">
               <w:r>
                 <w:rPr>
                   <w:rFonts w:ascii="Arial" w:cs="Arial" w:eastAsia="Arial" w:hAnsi="Arial"/>
@@ -28220,7 +28220,7 @@
               <w:spacing w:after="10" w:before="0"/>
               <w:ind w:left="120"/>
             </w:pPr>
-            <w:hyperlink w:history="1" r:id="rIdabpby3y16kppackvveewh">
+            <w:hyperlink w:history="1" r:id="rIdn_m9jnaotbhaes0ftw-z0">
               <w:r>
                 <w:rPr>
                   <w:rFonts w:ascii="Arial" w:cs="Arial" w:eastAsia="Arial" w:hAnsi="Arial"/>
@@ -28437,7 +28437,7 @@
               <w:spacing w:after="10" w:before="0"/>
               <w:ind w:left="120"/>
             </w:pPr>
-            <w:hyperlink w:history="1" r:id="rIdecaoxgx5lniklhwygfkw0">
+            <w:hyperlink w:history="1" r:id="rIdfw5pj6-_v9gwa-mce-nlk">
               <w:r>
                 <w:rPr>
                   <w:rFonts w:ascii="Arial" w:cs="Arial" w:eastAsia="Arial" w:hAnsi="Arial"/>
@@ -28497,7 +28497,7 @@
             <w:pPr>
               <w:spacing w:after="20" w:before="0"/>
             </w:pPr>
-            <w:hyperlink w:history="1" r:id="rId1d6za1de95brhubd8yhuh">
+            <w:hyperlink w:history="1" r:id="rIdlmmboa2ljamfyqy3gjtqm">
               <w:r>
                 <w:rPr>
                   <w:rFonts w:ascii="Arial" w:cs="Arial" w:eastAsia="Arial" w:hAnsi="Arial"/>
@@ -28546,7 +28546,7 @@
               <w:spacing w:after="10" w:before="0"/>
               <w:ind w:left="120"/>
             </w:pPr>
-            <w:hyperlink w:history="1" r:id="rIdeybgt3wywfjuatehy1tzh">
+            <w:hyperlink w:history="1" r:id="rIdpaw-ezn6i3imyahbfsy3j">
               <w:r>
                 <w:rPr>
                   <w:rFonts w:ascii="Arial" w:cs="Arial" w:eastAsia="Arial" w:hAnsi="Arial"/>
@@ -29071,7 +29071,7 @@
         </w:rPr>
         <w:t xml:space="preserve">© 2026 SeaVuria and ARES. Aligned with KICD objectives. Developed by SeaVuria; technical implementation by ARES (with AI assistance from Claude). Licensed under </w:t>
       </w:r>
-      <w:hyperlink w:history="1" r:id="rId73jkxhfvt30hignbryppi">
+      <w:hyperlink w:history="1" r:id="rIdtyj9m2dx0esquh0w051v0">
         <w:r>
           <w:rPr>
             <w:rFonts w:ascii="Arial" w:cs="Arial" w:eastAsia="Arial" w:hAnsi="Arial"/>
@@ -29092,7 +29092,7 @@
         </w:rPr>
         <w:t xml:space="preserve"> (</w:t>
       </w:r>
-      <w:hyperlink w:history="1" r:id="rId80fxyo1htl9wqbbu-mjkv">
+      <w:hyperlink w:history="1" r:id="rIds7hajchkupnrejqg1rvdw">
         <w:r>
           <w:rPr>
             <w:rFonts w:ascii="Arial" w:cs="Arial" w:eastAsia="Arial" w:hAnsi="Arial"/>
@@ -30132,7 +30132,7 @@
             <w:pPr>
               <w:spacing w:after="20" w:before="0"/>
             </w:pPr>
-            <w:hyperlink w:history="1" r:id="rIdefmnwsblp5k1asq7ltjtq">
+            <w:hyperlink w:history="1" r:id="rIdaqz9ers7xczyjn1iuxeyn">
               <w:r>
                 <w:rPr>
                   <w:rFonts w:ascii="Arial" w:cs="Arial" w:eastAsia="Arial" w:hAnsi="Arial"/>
@@ -30165,7 +30165,7 @@
               <w:spacing w:after="10" w:before="0"/>
               <w:ind w:left="120"/>
             </w:pPr>
-            <w:hyperlink w:history="1" r:id="rId4_vtniwsxu2c_lodcfcrl">
+            <w:hyperlink w:history="1" r:id="rId2ukh58r3lbz2_ei4bcz3l">
               <w:r>
                 <w:rPr>
                   <w:rFonts w:ascii="Arial" w:cs="Arial" w:eastAsia="Arial" w:hAnsi="Arial"/>
@@ -30210,7 +30210,7 @@
             <w:pPr>
               <w:spacing w:after="20" w:before="0"/>
             </w:pPr>
-            <w:hyperlink w:history="1" r:id="rIdtmff_mifhuzyrzvv7uiqt">
+            <w:hyperlink w:history="1" r:id="rIdn8t6nikibk-6snh6oappo">
               <w:r>
                 <w:rPr>
                   <w:rFonts w:ascii="Arial" w:cs="Arial" w:eastAsia="Arial" w:hAnsi="Arial"/>
@@ -30259,7 +30259,7 @@
               <w:spacing w:after="10" w:before="0"/>
               <w:ind w:left="120"/>
             </w:pPr>
-            <w:hyperlink w:history="1" r:id="rIdea2fwu7p-nwip0fj7a8tc">
+            <w:hyperlink w:history="1" r:id="rIdjjis3m0wjo98lqndhcwe3">
               <w:r>
                 <w:rPr>
                   <w:rFonts w:ascii="Arial" w:cs="Arial" w:eastAsia="Arial" w:hAnsi="Arial"/>
@@ -30459,7 +30459,7 @@
             <w:pPr>
               <w:spacing w:after="20" w:before="0"/>
             </w:pPr>
-            <w:hyperlink w:history="1" r:id="rIdxv2kmflqf-kspidxggg2l">
+            <w:hyperlink w:history="1" r:id="rIdm8p9cfayigjnxlpm3y2ko">
               <w:r>
                 <w:rPr>
                   <w:rFonts w:ascii="Arial" w:cs="Arial" w:eastAsia="Arial" w:hAnsi="Arial"/>
@@ -30492,7 +30492,7 @@
               <w:spacing w:after="10" w:before="0"/>
               <w:ind w:left="120"/>
             </w:pPr>
-            <w:hyperlink w:history="1" r:id="rId4iixdakobs7cfprpf4fdm">
+            <w:hyperlink w:history="1" r:id="rIdunrv8tsdhdnbln7elk_pq">
               <w:r>
                 <w:rPr>
                   <w:rFonts w:ascii="Arial" w:cs="Arial" w:eastAsia="Arial" w:hAnsi="Arial"/>
@@ -30537,7 +30537,7 @@
             <w:pPr>
               <w:spacing w:after="20" w:before="0"/>
             </w:pPr>
-            <w:hyperlink w:history="1" r:id="rIdvswhbtnpapmhmwtfdj2in">
+            <w:hyperlink w:history="1" r:id="rIdvxh_rnzrf9njkt5uvgk3p">
               <w:r>
                 <w:rPr>
                   <w:rFonts w:ascii="Arial" w:cs="Arial" w:eastAsia="Arial" w:hAnsi="Arial"/>
@@ -30586,7 +30586,7 @@
               <w:spacing w:after="10" w:before="0"/>
               <w:ind w:left="120"/>
             </w:pPr>
-            <w:hyperlink w:history="1" r:id="rIdmuypeb7duklmhtb22om9u">
+            <w:hyperlink w:history="1" r:id="rId85exerc2vppwvogs8uanr">
               <w:r>
                 <w:rPr>
                   <w:rFonts w:ascii="Arial" w:cs="Arial" w:eastAsia="Arial" w:hAnsi="Arial"/>
@@ -30786,7 +30786,7 @@
             <w:pPr>
               <w:spacing w:after="20" w:before="0"/>
             </w:pPr>
-            <w:hyperlink w:history="1" r:id="rId4vcoz9z6lverwfitlmqvi">
+            <w:hyperlink w:history="1" r:id="rIdy3jlq41j2socv0o0ucsbh">
               <w:r>
                 <w:rPr>
                   <w:rFonts w:ascii="Arial" w:cs="Arial" w:eastAsia="Arial" w:hAnsi="Arial"/>
@@ -30835,7 +30835,7 @@
               <w:spacing w:after="10" w:before="0"/>
               <w:ind w:left="120"/>
             </w:pPr>
-            <w:hyperlink w:history="1" r:id="rIdbjnvdbelbm-5sm5byb8fo">
+            <w:hyperlink w:history="1" r:id="rIdi2mau-vtd8il6wetxrpxh">
               <w:r>
                 <w:rPr>
                   <w:rFonts w:ascii="Arial" w:cs="Arial" w:eastAsia="Arial" w:hAnsi="Arial"/>
@@ -30880,7 +30880,7 @@
             <w:pPr>
               <w:spacing w:after="20" w:before="0"/>
             </w:pPr>
-            <w:hyperlink w:history="1" r:id="rIdtba8tguxqgaufidddjtko">
+            <w:hyperlink w:history="1" r:id="rIddbqhe6csyrslu8xbnviyv">
               <w:r>
                 <w:rPr>
                   <w:rFonts w:ascii="Arial" w:cs="Arial" w:eastAsia="Arial" w:hAnsi="Arial"/>
@@ -30929,7 +30929,7 @@
               <w:spacing w:after="10" w:before="0"/>
               <w:ind w:left="120"/>
             </w:pPr>
-            <w:hyperlink w:history="1" r:id="rIdf0iv4ksg_bbfxlgj8ejdg">
+            <w:hyperlink w:history="1" r:id="rIdnl2jt4hidsvrqh7ehxydy">
               <w:r>
                 <w:rPr>
                   <w:rFonts w:ascii="Arial" w:cs="Arial" w:eastAsia="Arial" w:hAnsi="Arial"/>
@@ -31129,7 +31129,7 @@
             <w:pPr>
               <w:spacing w:after="20" w:before="0"/>
             </w:pPr>
-            <w:hyperlink w:history="1" r:id="rIdwb0eg_jwqwdglt_8hdipo">
+            <w:hyperlink w:history="1" r:id="rIdvyypketsfvlrx5wi3uvu_">
               <w:r>
                 <w:rPr>
                   <w:rFonts w:ascii="Arial" w:cs="Arial" w:eastAsia="Arial" w:hAnsi="Arial"/>
@@ -31178,7 +31178,7 @@
               <w:spacing w:after="10" w:before="0"/>
               <w:ind w:left="120"/>
             </w:pPr>
-            <w:hyperlink w:history="1" r:id="rIdgcixbeq3c6o7yby_biel_">
+            <w:hyperlink w:history="1" r:id="rId8w4ke1fmsczndcetvl79d">
               <w:r>
                 <w:rPr>
                   <w:rFonts w:ascii="Arial" w:cs="Arial" w:eastAsia="Arial" w:hAnsi="Arial"/>
@@ -31223,7 +31223,7 @@
             <w:pPr>
               <w:spacing w:after="20" w:before="0"/>
             </w:pPr>
-            <w:hyperlink w:history="1" r:id="rIdkwsnqnrkeolz4ukbh8uw0">
+            <w:hyperlink w:history="1" r:id="rIdzwg07txtcae9xwtsrcqrs">
               <w:r>
                 <w:rPr>
                   <w:rFonts w:ascii="Arial" w:cs="Arial" w:eastAsia="Arial" w:hAnsi="Arial"/>
@@ -31272,7 +31272,7 @@
               <w:spacing w:after="10" w:before="0"/>
               <w:ind w:left="120"/>
             </w:pPr>
-            <w:hyperlink w:history="1" r:id="rIdnkwxmihuxsubtjw39stob">
+            <w:hyperlink w:history="1" r:id="rIdbeed4ybolb1v-_hx_8yxm">
               <w:r>
                 <w:rPr>
                   <w:rFonts w:ascii="Arial" w:cs="Arial" w:eastAsia="Arial" w:hAnsi="Arial"/>
@@ -31472,7 +31472,7 @@
             <w:pPr>
               <w:spacing w:after="20" w:before="0"/>
             </w:pPr>
-            <w:hyperlink w:history="1" r:id="rIdmijr_gw0tkbqc4sw03jd6">
+            <w:hyperlink w:history="1" r:id="rIdqibyv5eult67bcul1munp">
               <w:r>
                 <w:rPr>
                   <w:rFonts w:ascii="Arial" w:cs="Arial" w:eastAsia="Arial" w:hAnsi="Arial"/>
@@ -31521,7 +31521,7 @@
               <w:spacing w:after="10" w:before="0"/>
               <w:ind w:left="120"/>
             </w:pPr>
-            <w:hyperlink w:history="1" r:id="rIdjx2_ohkgnc7hhllayekxe">
+            <w:hyperlink w:history="1" r:id="rIdutejfrgze4ydqoyy99h0d">
               <w:r>
                 <w:rPr>
                   <w:rFonts w:ascii="Arial" w:cs="Arial" w:eastAsia="Arial" w:hAnsi="Arial"/>
@@ -31566,7 +31566,7 @@
             <w:pPr>
               <w:spacing w:after="20" w:before="0"/>
             </w:pPr>
-            <w:hyperlink w:history="1" r:id="rIdqnilq-h4awk_bjcwwvpgk">
+            <w:hyperlink w:history="1" r:id="rIdrzo2mdceufksf7xuuorgd">
               <w:r>
                 <w:rPr>
                   <w:rFonts w:ascii="Arial" w:cs="Arial" w:eastAsia="Arial" w:hAnsi="Arial"/>
@@ -31615,7 +31615,7 @@
               <w:spacing w:after="10" w:before="0"/>
               <w:ind w:left="120"/>
             </w:pPr>
-            <w:hyperlink w:history="1" r:id="rIdajmxhqphyr-bbctpbhmkh">
+            <w:hyperlink w:history="1" r:id="rIdwceorao8qz7eln9nzhe0i">
               <w:r>
                 <w:rPr>
                   <w:rFonts w:ascii="Arial" w:cs="Arial" w:eastAsia="Arial" w:hAnsi="Arial"/>
@@ -32140,7 +32140,7 @@
         </w:rPr>
         <w:t xml:space="preserve">© 2026 SeaVuria and ARES. Aligned with KICD objectives. Developed by SeaVuria; technical implementation by ARES (with AI assistance from Claude). Licensed under </w:t>
       </w:r>
-      <w:hyperlink w:history="1" r:id="rIdbt_8tgfvwu92kdmmchrec">
+      <w:hyperlink w:history="1" r:id="rIda_1hmuqwxkdd4gn8w_5cr">
         <w:r>
           <w:rPr>
             <w:rFonts w:ascii="Arial" w:cs="Arial" w:eastAsia="Arial" w:hAnsi="Arial"/>
@@ -32161,7 +32161,7 @@
         </w:rPr>
         <w:t xml:space="preserve"> (</w:t>
       </w:r>
-      <w:hyperlink w:history="1" r:id="rIdx3awhh2xfkgtd3fa_dkzb">
+      <w:hyperlink w:history="1" r:id="rIdpea-bqcbh32xaziqjlbrm">
         <w:r>
           <w:rPr>
             <w:rFonts w:ascii="Arial" w:cs="Arial" w:eastAsia="Arial" w:hAnsi="Arial"/>
